--- a/Programming Lab/أوامر محرر الذكاء الإصطناعي لتطوير نظام إدارو التمارين.docx
+++ b/Programming Lab/أوامر محرر الذكاء الإصطناعي لتطوير نظام إدارو التمارين.docx
@@ -6064,23 +6064,42 @@
               </w:rPr>
               <w:t>الفقرة (</w:t>
             </w:r>
-            <w:hyperlink r:id="rId6" w:tgtFrame="_blank" w:history="1">
-              <w:proofErr w:type="spellStart"/>
-              <w:proofErr w:type="gramStart"/>
-              <w:r>
-                <w:rPr>
-                  <w:rStyle w:val="Hyperlink"/>
-                  <w:rFonts w:ascii="Arial" w:hAnsi="Arial" w:cs="Arial"/>
-                  <w:color w:val="auto"/>
-                  <w:sz w:val="24"/>
-                  <w:szCs w:val="24"/>
-                  <w:shd w:val="clear" w:color="auto" w:fill="FFFFFF"/>
-                </w:rPr>
-                <w:t>manifest.json</w:t>
-              </w:r>
-              <w:proofErr w:type="spellEnd"/>
-              <w:proofErr w:type="gramEnd"/>
-            </w:hyperlink>
+            <w:r>
+              <w:fldChar w:fldCharType="begin"/>
+            </w:r>
+            <w:r>
+              <w:instrText xml:space="preserve"> HYPERLINK "http://127.0.0.1:8005/admin/information-bank/mani</w:instrText>
+            </w:r>
+            <w:r>
+              <w:instrText xml:space="preserve">fest.json" \t "_blank" </w:instrText>
+            </w:r>
+            <w:r>
+              <w:fldChar w:fldCharType="separate"/>
+            </w:r>
+            <w:proofErr w:type="spellStart"/>
+            <w:r>
+              <w:rPr>
+                <w:rStyle w:val="Hyperlink"/>
+                <w:rFonts w:ascii="Arial" w:hAnsi="Arial" w:cs="Arial"/>
+                <w:color w:val="auto"/>
+                <w:sz w:val="24"/>
+                <w:szCs w:val="24"/>
+                <w:shd w:val="clear" w:color="auto" w:fill="FFFFFF"/>
+              </w:rPr>
+              <w:t>manifest.json</w:t>
+            </w:r>
+            <w:proofErr w:type="spellEnd"/>
+            <w:r>
+              <w:rPr>
+                <w:rStyle w:val="Hyperlink"/>
+                <w:rFonts w:ascii="Arial" w:hAnsi="Arial" w:cs="Arial"/>
+                <w:color w:val="auto"/>
+                <w:sz w:val="24"/>
+                <w:szCs w:val="24"/>
+                <w:shd w:val="clear" w:color="auto" w:fill="FFFFFF"/>
+              </w:rPr>
+              <w:fldChar w:fldCharType="end"/>
+            </w:r>
             <w:r>
               <w:rPr>
                 <w:rFonts w:ascii="Arial" w:hAnsi="Arial" w:cs="Arial"/>
@@ -7206,6 +7225,7 @@
               <w:shd w:val="clear" w:color="auto" w:fill="FFFFFF"/>
               <w:bidi/>
               <w:spacing w:before="0" w:beforeAutospacing="0" w:after="120" w:afterAutospacing="0"/>
+              <w:outlineLvl w:val="0"/>
               <w:rPr>
                 <w:b w:val="0"/>
                 <w:bCs w:val="0"/>
@@ -7246,7 +7266,6 @@
               <w:spacing w:before="0" w:beforeAutospacing="0" w:after="120" w:afterAutospacing="0"/>
               <w:outlineLvl w:val="0"/>
               <w:rPr>
-                <w:rFonts w:hint="cs"/>
                 <w:b w:val="0"/>
                 <w:bCs w:val="0"/>
                 <w:sz w:val="24"/>
@@ -7280,11 +7299,369 @@
                 <w:rtl/>
                 <w:lang w:bidi="ar-AE"/>
               </w:rPr>
-              <w:t xml:space="preserve">في صفحة </w:t>
-            </w:r>
-            <w:r>
-              <w:rPr>
-                <w:rFonts w:ascii="Arial" w:hAnsi="Arial" w:cs="Arial"/>
+              <w:t>في صفحة تخصيص وربط قوائم تقييم الإجراءات بمجرى الأحداث والمعاضل نريد الآتي:</w:t>
+            </w:r>
+          </w:p>
+          <w:p>
+            <w:pPr>
+              <w:bidi/>
+              <w:rPr>
+                <w:rFonts w:ascii="Arial" w:hAnsi="Arial" w:cs="Arial"/>
+                <w:sz w:val="24"/>
+                <w:szCs w:val="24"/>
+                <w:lang w:bidi="ar-AE"/>
+              </w:rPr>
+            </w:pPr>
+            <w:r>
+              <w:rPr>
+                <w:rFonts w:ascii="Arial" w:hAnsi="Arial" w:cs="Arial"/>
+                <w:sz w:val="24"/>
+                <w:szCs w:val="24"/>
+                <w:rtl/>
+                <w:lang w:bidi="ar-AE"/>
+              </w:rPr>
+              <w:t>1. في المربع العلوي حذف زر "تطبيق" وأريد تغير وتحديث البيانات بناءا تغيير مرحلة التمرين ومستوى الوحدة</w:t>
+            </w:r>
+            <w:r>
+              <w:rPr>
+                <w:rFonts w:ascii="Arial" w:hAnsi="Arial" w:cs="Arial"/>
+                <w:sz w:val="24"/>
+                <w:szCs w:val="24"/>
+                <w:rtl/>
+                <w:lang w:bidi="ar-AE"/>
+              </w:rPr>
+              <w:t>، وتغيير موقع القائمة المنسدلة "مستوى الوحدة" إلى جانب مرحلة التمرين.</w:t>
+            </w:r>
+          </w:p>
+          <w:p>
+            <w:pPr>
+              <w:bidi/>
+              <w:rPr>
+                <w:rFonts w:ascii="Arial" w:hAnsi="Arial" w:cs="Arial"/>
+                <w:sz w:val="24"/>
+                <w:szCs w:val="24"/>
+                <w:rtl/>
+                <w:lang w:bidi="ar-AE"/>
+              </w:rPr>
+            </w:pPr>
+            <w:r>
+              <w:rPr>
+                <w:rFonts w:ascii="Arial" w:hAnsi="Arial" w:cs="Arial"/>
+                <w:sz w:val="24"/>
+                <w:szCs w:val="24"/>
+                <w:rtl/>
+                <w:lang w:bidi="ar-AE"/>
+              </w:rPr>
+              <w:t xml:space="preserve">2. حذف مربع عدد المعاضل </w:t>
+            </w:r>
+            <w:r>
+              <w:rPr>
+                <w:rFonts w:ascii="Arial" w:hAnsi="Arial" w:cs="Arial"/>
+                <w:sz w:val="24"/>
+                <w:szCs w:val="24"/>
+                <w:rtl/>
+                <w:lang w:bidi="ar-AE"/>
+              </w:rPr>
+              <w:t xml:space="preserve">في مجرى الأحداث وزر حفظ عدد القوائم، وأريد إدراج ملفات قوائم تقييم الإجراءات دون تحديد عدد القوائم والضغط على الزر </w:t>
+            </w:r>
+            <w:r>
+              <w:rPr>
+                <w:rFonts w:ascii="Arial" w:hAnsi="Arial" w:cs="Arial"/>
+                <w:sz w:val="24"/>
+                <w:szCs w:val="24"/>
+                <w:rtl/>
+                <w:lang w:bidi="ar-AE"/>
+              </w:rPr>
+              <w:t>للحفظ.</w:t>
+            </w:r>
+          </w:p>
+          <w:p>
+            <w:pPr>
+              <w:bidi/>
+              <w:rPr>
+                <w:rFonts w:ascii="Arial" w:hAnsi="Arial" w:cs="Arial"/>
+                <w:sz w:val="24"/>
+                <w:szCs w:val="24"/>
+                <w:rtl/>
+                <w:lang w:bidi="ar-AE"/>
+              </w:rPr>
+            </w:pPr>
+            <w:r>
+              <w:rPr>
+                <w:rFonts w:ascii="Arial" w:hAnsi="Arial" w:cs="Arial"/>
+                <w:sz w:val="24"/>
+                <w:szCs w:val="24"/>
+                <w:rtl/>
+                <w:lang w:bidi="ar-AE"/>
+              </w:rPr>
+              <w:t xml:space="preserve">3. أريد إدراج قوائم التقييم مباشرة في جدول قوائم تقييم الإجراءات من خلال زر "إدراج" وفتح مجلد لاختيار عدد غير محدود من ملفات التقييم </w:t>
+            </w:r>
+            <w:r>
+              <w:rPr>
+                <w:rFonts w:ascii="Arial" w:hAnsi="Arial" w:cs="Arial"/>
+                <w:sz w:val="24"/>
+                <w:szCs w:val="24"/>
+                <w:lang w:bidi="ar-AE"/>
+              </w:rPr>
+              <w:t>excel</w:t>
+            </w:r>
+            <w:r>
+              <w:rPr>
+                <w:rFonts w:ascii="Arial" w:hAnsi="Arial" w:cs="Arial"/>
+                <w:sz w:val="24"/>
+                <w:szCs w:val="24"/>
+                <w:rtl/>
+                <w:lang w:bidi="ar-AE"/>
+              </w:rPr>
+              <w:t>.</w:t>
+            </w:r>
+          </w:p>
+          <w:p>
+            <w:pPr>
+              <w:bidi/>
+              <w:rPr>
+                <w:rFonts w:ascii="Arial" w:hAnsi="Arial" w:cs="Arial"/>
+                <w:sz w:val="24"/>
+                <w:szCs w:val="24"/>
+                <w:rtl/>
+                <w:lang w:bidi="ar-AE"/>
+              </w:rPr>
+            </w:pPr>
+            <w:r>
+              <w:rPr>
+                <w:rFonts w:ascii="Arial" w:hAnsi="Arial" w:cs="Arial"/>
+                <w:sz w:val="24"/>
+                <w:szCs w:val="24"/>
+                <w:rtl/>
+                <w:lang w:bidi="ar-AE"/>
+              </w:rPr>
+              <w:t>4. بعد إدراج ملف مجرى الأحداث والمعاضل وملفات قوائم تقييم الإجراءات نضغط على زر "تخصيص وربط" لربطها مع بعض.</w:t>
+            </w:r>
+          </w:p>
+          <w:p>
+            <w:pPr>
+              <w:bidi/>
+              <w:rPr>
+                <w:rFonts w:ascii="Arial" w:hAnsi="Arial" w:cs="Arial"/>
+                <w:sz w:val="24"/>
+                <w:szCs w:val="24"/>
+                <w:rtl/>
+                <w:lang w:bidi="ar-AE"/>
+              </w:rPr>
+            </w:pPr>
+            <w:r>
+              <w:rPr>
+                <w:rFonts w:ascii="Arial" w:hAnsi="Arial" w:cs="Arial"/>
+                <w:sz w:val="24"/>
+                <w:szCs w:val="24"/>
+                <w:rtl/>
+                <w:lang w:bidi="ar-AE"/>
+              </w:rPr>
+              <w:t>5. حذف الفقرات التالية:</w:t>
+            </w:r>
+          </w:p>
+          <w:p>
+            <w:pPr>
+              <w:bidi/>
+              <w:rPr>
+                <w:rFonts w:ascii="Arial" w:hAnsi="Arial" w:cs="Arial"/>
+                <w:sz w:val="24"/>
+                <w:szCs w:val="24"/>
+                <w:rtl/>
+                <w:lang w:bidi="ar-AE"/>
+              </w:rPr>
+            </w:pPr>
+            <w:r>
+              <w:rPr>
+                <w:rFonts w:ascii="Arial" w:hAnsi="Arial" w:cs="Arial"/>
+                <w:sz w:val="24"/>
+                <w:szCs w:val="24"/>
+                <w:rtl/>
+                <w:lang w:bidi="ar-AE"/>
+              </w:rPr>
+              <w:t>(</w:t>
+            </w:r>
+            <w:r>
+              <w:rPr>
+                <w:rFonts w:ascii="Arial" w:hAnsi="Arial" w:cs="Arial"/>
+                <w:color w:val="7D7167"/>
+                <w:sz w:val="24"/>
+                <w:szCs w:val="24"/>
+                <w:shd w:val="clear" w:color="auto" w:fill="FFFFFF"/>
+                <w:rtl/>
+              </w:rPr>
+              <w:t>لمستوى وحدة محدد ومرحلة تمرين: يُرفع ملف واحد لمجرى الأحداث، وعدد ملفات</w:t>
+            </w:r>
+            <w:r>
+              <w:rPr>
+                <w:rFonts w:ascii="Arial" w:hAnsi="Arial" w:cs="Arial"/>
+                <w:color w:val="7D7167"/>
+                <w:sz w:val="24"/>
+                <w:szCs w:val="24"/>
+                <w:shd w:val="clear" w:color="auto" w:fill="FFFFFF"/>
+              </w:rPr>
+              <w:t xml:space="preserve"> Excel </w:t>
+            </w:r>
+            <w:r>
+              <w:rPr>
+                <w:rFonts w:ascii="Arial" w:hAnsi="Arial" w:cs="Arial"/>
+                <w:color w:val="7D7167"/>
+                <w:sz w:val="24"/>
+                <w:szCs w:val="24"/>
+                <w:shd w:val="clear" w:color="auto" w:fill="FFFFFF"/>
+                <w:rtl/>
+              </w:rPr>
+              <w:t>مساوٍ لعدد المعاضل في ذلك المجرى، ثم تخصيص الربط وتوجيه الحزمة للمحكم المناسب</w:t>
+            </w:r>
+            <w:r>
+              <w:rPr>
+                <w:rFonts w:ascii="Arial" w:hAnsi="Arial" w:cs="Arial"/>
+                <w:color w:val="7D7167"/>
+                <w:sz w:val="24"/>
+                <w:szCs w:val="24"/>
+                <w:shd w:val="clear" w:color="auto" w:fill="FFFFFF"/>
+              </w:rPr>
+              <w:t>.</w:t>
+            </w:r>
+            <w:r>
+              <w:rPr>
+                <w:rFonts w:ascii="Arial" w:hAnsi="Arial" w:cs="Arial"/>
+                <w:sz w:val="24"/>
+                <w:szCs w:val="24"/>
+                <w:rtl/>
+                <w:lang w:bidi="ar-AE"/>
+              </w:rPr>
+              <w:t>)</w:t>
+            </w:r>
+          </w:p>
+          <w:p>
+            <w:pPr>
+              <w:bidi/>
+              <w:rPr>
+                <w:rFonts w:ascii="Arial" w:hAnsi="Arial" w:cs="Arial"/>
+                <w:sz w:val="24"/>
+                <w:szCs w:val="24"/>
+                <w:rtl/>
+                <w:lang w:bidi="ar-AE"/>
+              </w:rPr>
+            </w:pPr>
+            <w:r>
+              <w:rPr>
+                <w:rFonts w:ascii="Arial" w:hAnsi="Arial" w:cs="Arial"/>
+                <w:sz w:val="24"/>
+                <w:szCs w:val="24"/>
+                <w:rtl/>
+                <w:lang w:bidi="ar-AE"/>
+              </w:rPr>
+              <w:t>(</w:t>
+            </w:r>
+            <w:r>
+              <w:rPr>
+                <w:rFonts w:ascii="Arial" w:hAnsi="Arial" w:cs="Arial"/>
+                <w:color w:val="7D7167"/>
+                <w:sz w:val="24"/>
+                <w:szCs w:val="24"/>
+                <w:shd w:val="clear" w:color="auto" w:fill="FFFFFF"/>
+                <w:rtl/>
+              </w:rPr>
+              <w:t>عدد المعاضل في مجرى الأحداث (= عدد قوائم تقييم الإجراءات)</w:t>
+            </w:r>
+            <w:r>
+              <w:rPr>
+                <w:rFonts w:ascii="Arial" w:hAnsi="Arial" w:cs="Arial"/>
+                <w:sz w:val="24"/>
+                <w:szCs w:val="24"/>
+                <w:rtl/>
+                <w:lang w:bidi="ar-AE"/>
+              </w:rPr>
+              <w:t>)</w:t>
+            </w:r>
+          </w:p>
+          <w:p>
+            <w:pPr>
+              <w:bidi/>
+              <w:rPr>
+                <w:rFonts w:ascii="Arial" w:hAnsi="Arial" w:cs="Arial"/>
+                <w:sz w:val="24"/>
+                <w:szCs w:val="24"/>
+                <w:rtl/>
+                <w:lang w:bidi="ar-AE"/>
+              </w:rPr>
+            </w:pPr>
+            <w:r>
+              <w:rPr>
+                <w:rFonts w:ascii="Arial" w:hAnsi="Arial" w:cs="Arial"/>
+                <w:sz w:val="24"/>
+                <w:szCs w:val="24"/>
+                <w:rtl/>
+                <w:lang w:bidi="ar-AE"/>
+              </w:rPr>
+              <w:t>(</w:t>
+            </w:r>
+            <w:r>
+              <w:rPr>
+                <w:rFonts w:ascii="Arial" w:hAnsi="Arial" w:cs="Arial"/>
+                <w:color w:val="7D7167"/>
+                <w:sz w:val="24"/>
+                <w:szCs w:val="24"/>
+                <w:shd w:val="clear" w:color="auto" w:fill="FFFFFF"/>
+                <w:rtl/>
+              </w:rPr>
+              <w:t>القائمة المعروضة مخصّصة لـ </w:t>
+            </w:r>
+            <w:r>
+              <w:rPr>
+                <w:rFonts w:ascii="Arial" w:hAnsi="Arial" w:cs="Arial"/>
+                <w:sz w:val="24"/>
+                <w:szCs w:val="24"/>
+                <w:rtl/>
+                <w:lang w:bidi="ar-AE"/>
+              </w:rPr>
+              <w:t>)</w:t>
+            </w:r>
+          </w:p>
+        </w:tc>
+      </w:tr>
+      <w:tr>
+        <w:trPr>
+          <w:trHeight w:val="3248"/>
+        </w:trPr>
+        <w:tc>
+          <w:tcPr>
+            <w:tcW w:w="1984" w:type="dxa"/>
+          </w:tcPr>
+          <w:p>
+            <w:pPr>
+              <w:pStyle w:val="Heading1"/>
+              <w:shd w:val="clear" w:color="auto" w:fill="FFFFFF"/>
+              <w:bidi/>
+              <w:spacing w:before="0" w:beforeAutospacing="0" w:after="120" w:afterAutospacing="0"/>
+              <w:outlineLvl w:val="0"/>
+              <w:rPr>
+                <w:b w:val="0"/>
+                <w:bCs w:val="0"/>
+                <w:sz w:val="24"/>
+                <w:szCs w:val="24"/>
+                <w:lang w:bidi="ar-AE"/>
+              </w:rPr>
+            </w:pPr>
+            <w:r>
+              <w:rPr>
+                <w:rFonts w:hint="cs"/>
+                <w:b w:val="0"/>
+                <w:bCs w:val="0"/>
+                <w:sz w:val="24"/>
+                <w:szCs w:val="24"/>
+                <w:rtl/>
+                <w:lang w:bidi="ar-AE"/>
+              </w:rPr>
+              <w:lastRenderedPageBreak/>
+              <w:t xml:space="preserve">مساحة التخطيط / </w:t>
+            </w:r>
+            <w:r>
+              <w:rPr>
+                <w:b w:val="0"/>
+                <w:bCs w:val="0"/>
                 <w:sz w:val="24"/>
                 <w:szCs w:val="24"/>
                 <w:rtl/>
@@ -7292,149 +7669,2235 @@
               </w:rPr>
               <w:t>تخصيص وربط قوائم تقييم الإجراءات بمجرى الأحداث والمعاضل</w:t>
             </w:r>
-            <w:r>
-              <w:rPr>
-                <w:rFonts w:ascii="Arial" w:hAnsi="Arial" w:cs="Arial"/>
-                <w:sz w:val="24"/>
-                <w:szCs w:val="24"/>
-                <w:rtl/>
-                <w:lang w:bidi="ar-AE"/>
-              </w:rPr>
-              <w:t xml:space="preserve"> نريد الآتي:</w:t>
-            </w:r>
-          </w:p>
-          <w:p>
-            <w:pPr>
-              <w:bidi/>
-              <w:rPr>
-                <w:rFonts w:ascii="Arial" w:hAnsi="Arial" w:cs="Arial"/>
-                <w:sz w:val="24"/>
-                <w:szCs w:val="24"/>
-                <w:lang w:bidi="ar-AE"/>
-              </w:rPr>
-            </w:pPr>
-            <w:r>
-              <w:rPr>
-                <w:rFonts w:ascii="Arial" w:hAnsi="Arial" w:cs="Arial"/>
-                <w:sz w:val="24"/>
-                <w:szCs w:val="24"/>
-                <w:rtl/>
-                <w:lang w:bidi="ar-AE"/>
-              </w:rPr>
-              <w:t xml:space="preserve">1. في المربع العلوي حذف زر "تطبيق" وأريد تغير وتحديث البيانات </w:t>
+          </w:p>
+          <w:p>
+            <w:pPr>
+              <w:pStyle w:val="Heading1"/>
+              <w:shd w:val="clear" w:color="auto" w:fill="FFFFFF"/>
+              <w:bidi/>
+              <w:spacing w:before="0" w:beforeAutospacing="0" w:after="120" w:afterAutospacing="0"/>
+              <w:outlineLvl w:val="0"/>
+              <w:rPr>
+                <w:b w:val="0"/>
+                <w:bCs w:val="0"/>
+                <w:sz w:val="24"/>
+                <w:szCs w:val="24"/>
+                <w:rtl/>
+                <w:lang w:bidi="ar-AE"/>
+              </w:rPr>
+            </w:pPr>
+          </w:p>
+        </w:tc>
+        <w:tc>
+          <w:tcPr>
+            <w:tcW w:w="11625" w:type="dxa"/>
+          </w:tcPr>
+          <w:p>
+            <w:pPr>
+              <w:bidi/>
+              <w:rPr>
+                <w:rFonts w:ascii="Arial" w:hAnsi="Arial" w:cs="Arial"/>
+                <w:sz w:val="24"/>
+                <w:szCs w:val="24"/>
+                <w:lang w:bidi="ar-AE"/>
+              </w:rPr>
+            </w:pPr>
+            <w:r>
+              <w:rPr>
+                <w:rFonts w:ascii="Arial" w:hAnsi="Arial" w:cs="Arial"/>
+                <w:sz w:val="24"/>
+                <w:szCs w:val="24"/>
+                <w:rtl/>
+                <w:lang w:bidi="ar-AE"/>
+              </w:rPr>
+              <w:t>في صفحة تخصيص وربط قوائم تقييم الإجراءات بمجرى الأحداث والمعاضل نريد الآتي:</w:t>
+            </w:r>
+          </w:p>
+          <w:p>
+            <w:pPr>
+              <w:bidi/>
+              <w:rPr>
+                <w:rFonts w:ascii="Arial" w:hAnsi="Arial" w:cs="Arial"/>
+                <w:sz w:val="24"/>
+                <w:szCs w:val="24"/>
+                <w:rtl/>
+                <w:lang w:bidi="ar-AE"/>
+              </w:rPr>
+            </w:pPr>
+            <w:r>
+              <w:rPr>
+                <w:rFonts w:ascii="Arial" w:hAnsi="Arial" w:cs="Arial" w:hint="cs"/>
+                <w:sz w:val="24"/>
+                <w:szCs w:val="24"/>
+                <w:rtl/>
+                <w:lang w:bidi="ar-AE"/>
+              </w:rPr>
+              <w:t>1. تقليل المسافة بين زر مساحة التخطيط والخط الذي اسفله.</w:t>
+            </w:r>
+          </w:p>
+          <w:p>
+            <w:pPr>
+              <w:bidi/>
+              <w:rPr>
+                <w:rFonts w:ascii="Arial" w:hAnsi="Arial" w:cs="Arial"/>
+                <w:sz w:val="24"/>
+                <w:szCs w:val="24"/>
+                <w:rtl/>
+                <w:lang w:bidi="ar-AE"/>
+              </w:rPr>
+            </w:pPr>
+            <w:r>
+              <w:rPr>
+                <w:rFonts w:ascii="Arial" w:hAnsi="Arial" w:cs="Arial" w:hint="cs"/>
+                <w:sz w:val="24"/>
+                <w:szCs w:val="24"/>
+                <w:rtl/>
+                <w:lang w:bidi="ar-AE"/>
+              </w:rPr>
+              <w:t>2. تغيير موقع زر مستوى الوحدة ووضعه بجانب زر مرحلة التمرين وتقليل ارتفاع تلك الازرار.</w:t>
+            </w:r>
+          </w:p>
+          <w:p>
+            <w:pPr>
+              <w:bidi/>
+              <w:rPr>
+                <w:rFonts w:ascii="Arial" w:hAnsi="Arial" w:cs="Arial"/>
+                <w:sz w:val="24"/>
+                <w:szCs w:val="24"/>
+                <w:rtl/>
+                <w:lang w:bidi="ar-AE"/>
+              </w:rPr>
+            </w:pPr>
+            <w:r>
+              <w:rPr>
+                <w:rFonts w:ascii="Arial" w:hAnsi="Arial" w:cs="Arial" w:hint="cs"/>
+                <w:sz w:val="24"/>
+                <w:szCs w:val="24"/>
+                <w:rtl/>
+                <w:lang w:bidi="ar-AE"/>
+              </w:rPr>
+              <w:t xml:space="preserve">3. تنسيق محتويات مربعات (مجرى الاحداث وقوائم تقييم الاجراءات) لتكون متشابهة وتحتوي على قائمة إسماء الملفات المدرجة فيها ونريد التنويه بأن الجدوال تحتوي على أسماء الملفات المرفقة لأن في الوضع الحالي الأسماء </w:t>
+            </w:r>
+            <w:r>
+              <w:rPr>
+                <w:rFonts w:ascii="Arial" w:hAnsi="Arial" w:cs="Arial" w:hint="cs"/>
+                <w:sz w:val="24"/>
+                <w:szCs w:val="24"/>
+                <w:rtl/>
+                <w:lang w:bidi="ar-AE"/>
+              </w:rPr>
+              <w:t xml:space="preserve">الموجودة في الجدول عبارة عن </w:t>
+            </w:r>
+            <w:r>
+              <w:rPr>
+                <w:rFonts w:ascii="Arial" w:hAnsi="Arial" w:cs="Arial"/>
+                <w:sz w:val="24"/>
+                <w:szCs w:val="24"/>
+                <w:lang w:bidi="ar-AE"/>
+              </w:rPr>
+              <w:t xml:space="preserve">extension </w:t>
+            </w:r>
+            <w:r>
+              <w:rPr>
+                <w:rFonts w:ascii="Arial" w:hAnsi="Arial" w:cs="Arial" w:hint="cs"/>
+                <w:sz w:val="24"/>
+                <w:szCs w:val="24"/>
+                <w:rtl/>
+                <w:lang w:bidi="ar-AE"/>
+              </w:rPr>
+              <w:t xml:space="preserve"> لنوع الملف فقط.</w:t>
+            </w:r>
+          </w:p>
+          <w:p>
+            <w:pPr>
+              <w:bidi/>
+              <w:rPr>
+                <w:rFonts w:ascii="Arial" w:hAnsi="Arial" w:cs="Arial"/>
+                <w:sz w:val="24"/>
+                <w:szCs w:val="24"/>
+                <w:rtl/>
+                <w:lang w:bidi="ar-AE"/>
+              </w:rPr>
+            </w:pPr>
+            <w:r>
+              <w:rPr>
+                <w:rFonts w:ascii="Arial" w:hAnsi="Arial" w:cs="Arial" w:hint="cs"/>
+                <w:sz w:val="24"/>
+                <w:szCs w:val="24"/>
+                <w:rtl/>
+                <w:lang w:bidi="ar-AE"/>
+              </w:rPr>
+              <w:t>4. تغيير موقع أزرار الإدراج إلى خارج المربع في الاعلى ويكون زر واحد فقط لفتح مجلد وإرفاق الملفات (عدة ملفات في آن واحد) وأيضا إضافة زر للحذف لكلا القوائم.</w:t>
+            </w:r>
+          </w:p>
+          <w:p>
+            <w:pPr>
+              <w:bidi/>
+              <w:rPr>
+                <w:rFonts w:ascii="Arial" w:hAnsi="Arial" w:cs="Arial"/>
+                <w:sz w:val="24"/>
+                <w:szCs w:val="24"/>
+                <w:rtl/>
+                <w:lang w:bidi="ar-AE"/>
+              </w:rPr>
+            </w:pPr>
+            <w:r>
+              <w:rPr>
+                <w:rFonts w:ascii="Arial" w:hAnsi="Arial" w:cs="Arial" w:hint="cs"/>
+                <w:sz w:val="24"/>
+                <w:szCs w:val="24"/>
+                <w:rtl/>
+                <w:lang w:bidi="ar-AE"/>
+              </w:rPr>
+              <w:t>5. لا تغيير على موقع زر التخصيص والربط.</w:t>
+            </w:r>
+          </w:p>
+          <w:p>
+            <w:pPr>
+              <w:bidi/>
+              <w:rPr>
+                <w:rFonts w:ascii="Arial" w:hAnsi="Arial" w:cs="Arial"/>
+                <w:sz w:val="24"/>
+                <w:szCs w:val="24"/>
+                <w:rtl/>
+                <w:lang w:bidi="ar-AE"/>
+              </w:rPr>
+            </w:pPr>
+            <w:r>
+              <w:rPr>
+                <w:rFonts w:ascii="Arial" w:hAnsi="Arial" w:cs="Arial" w:hint="cs"/>
+                <w:sz w:val="24"/>
+                <w:szCs w:val="24"/>
+                <w:rtl/>
+                <w:lang w:bidi="ar-AE"/>
+              </w:rPr>
+              <w:t>6. إضافة أعمدة في القوائم توضح عملية الإدراج والربط .</w:t>
+            </w:r>
+          </w:p>
+          <w:p>
+            <w:pPr>
+              <w:bidi/>
+              <w:rPr>
+                <w:rFonts w:ascii="Arial" w:hAnsi="Arial" w:cs="Arial"/>
+                <w:sz w:val="24"/>
+                <w:szCs w:val="24"/>
+                <w:rtl/>
+                <w:lang w:bidi="ar-AE"/>
+              </w:rPr>
+            </w:pPr>
+            <w:r>
+              <w:rPr>
+                <w:rFonts w:ascii="Arial" w:hAnsi="Arial" w:cs="Arial" w:hint="cs"/>
+                <w:sz w:val="24"/>
+                <w:szCs w:val="24"/>
+                <w:rtl/>
+                <w:lang w:bidi="ar-AE"/>
+              </w:rPr>
+              <w:t xml:space="preserve">7. في جدول مجرى الأحداث نريد السماح بإدراج اكثر من ملف .. وعندما يتم اختيار الملف من </w:t>
+            </w:r>
+            <w:r>
+              <w:rPr>
+                <w:rFonts w:ascii="Arial" w:hAnsi="Arial" w:cs="Arial" w:hint="cs"/>
+                <w:sz w:val="24"/>
+                <w:szCs w:val="24"/>
+                <w:rtl/>
+                <w:lang w:bidi="ar-AE"/>
+              </w:rPr>
+              <w:t xml:space="preserve">مجرى الأحداث يتم اظهار ملفات قوائم تقييم الاجراءات المخصصة والمرتبطة لهذا الملف </w:t>
+            </w:r>
+          </w:p>
+        </w:tc>
+      </w:tr>
+      <w:tr>
+        <w:trPr>
+          <w:trHeight w:val="3248"/>
+        </w:trPr>
+        <w:tc>
+          <w:tcPr>
+            <w:tcW w:w="1984" w:type="dxa"/>
+          </w:tcPr>
+          <w:p>
+            <w:pPr>
+              <w:pStyle w:val="Heading1"/>
+              <w:shd w:val="clear" w:color="auto" w:fill="FFFFFF"/>
+              <w:bidi/>
+              <w:spacing w:before="0" w:beforeAutospacing="0" w:after="120" w:afterAutospacing="0"/>
+              <w:outlineLvl w:val="0"/>
+              <w:rPr>
+                <w:b w:val="0"/>
+                <w:bCs w:val="0"/>
+                <w:sz w:val="24"/>
+                <w:szCs w:val="24"/>
+                <w:rtl/>
+                <w:lang w:bidi="ar-AE"/>
+              </w:rPr>
+            </w:pPr>
+            <w:r>
+              <w:rPr>
+                <w:rFonts w:hint="cs"/>
+                <w:b w:val="0"/>
+                <w:bCs w:val="0"/>
+                <w:sz w:val="24"/>
+                <w:szCs w:val="24"/>
+                <w:rtl/>
+                <w:lang w:bidi="ar-AE"/>
+              </w:rPr>
+              <w:t>بنك المعلومات</w:t>
+            </w:r>
+          </w:p>
+        </w:tc>
+        <w:tc>
+          <w:tcPr>
+            <w:tcW w:w="11625" w:type="dxa"/>
+          </w:tcPr>
+          <w:p>
+            <w:pPr>
+              <w:bidi/>
+              <w:rPr>
+                <w:rFonts w:ascii="Arial" w:hAnsi="Arial" w:cs="Arial"/>
+                <w:sz w:val="24"/>
+                <w:szCs w:val="24"/>
+                <w:rtl/>
+                <w:lang w:bidi="ar-AE"/>
+              </w:rPr>
+            </w:pPr>
+            <w:r>
+              <w:rPr>
+                <w:rFonts w:ascii="Arial" w:hAnsi="Arial" w:cs="Arial" w:hint="cs"/>
+                <w:sz w:val="24"/>
+                <w:szCs w:val="24"/>
+                <w:rtl/>
+                <w:lang w:bidi="ar-AE"/>
+              </w:rPr>
+              <w:t xml:space="preserve">1. نريد تغيير طريقة عرض الصفحات التالية (مجرى الأحداث والمعاضل </w:t>
+            </w:r>
+            <w:r>
+              <w:rPr>
+                <w:rFonts w:ascii="Arial" w:hAnsi="Arial" w:cs="Arial"/>
+                <w:sz w:val="24"/>
+                <w:szCs w:val="24"/>
+                <w:rtl/>
+                <w:lang w:bidi="ar-AE"/>
+              </w:rPr>
+              <w:t>–</w:t>
+            </w:r>
+            <w:r>
+              <w:rPr>
+                <w:rFonts w:ascii="Arial" w:hAnsi="Arial" w:cs="Arial" w:hint="cs"/>
+                <w:sz w:val="24"/>
+                <w:szCs w:val="24"/>
+                <w:rtl/>
+                <w:lang w:bidi="ar-AE"/>
+              </w:rPr>
+              <w:t xml:space="preserve"> تقييم الاجراءات </w:t>
+            </w:r>
+            <w:r>
+              <w:rPr>
+                <w:rFonts w:ascii="Arial" w:hAnsi="Arial" w:cs="Arial"/>
+                <w:sz w:val="24"/>
+                <w:szCs w:val="24"/>
+                <w:rtl/>
+                <w:lang w:bidi="ar-AE"/>
+              </w:rPr>
+              <w:t>–</w:t>
+            </w:r>
+            <w:r>
+              <w:rPr>
+                <w:rFonts w:ascii="Arial" w:hAnsi="Arial" w:cs="Arial" w:hint="cs"/>
+                <w:sz w:val="24"/>
+                <w:szCs w:val="24"/>
+                <w:rtl/>
+                <w:lang w:bidi="ar-AE"/>
+              </w:rPr>
+              <w:t xml:space="preserve"> قوائم تقييم المعاضل) ليكون على شكل بنية شجرية بسيطة، نريد أن يكون لدينا ثلاث مجلدات رئيسية (مجلد لمرحلة التحضير ومجلد لمرحلة الإنفتاح ومجلد لمرحلة العمليات التعرضية) وأيضا امكانية إضافة مجلدات جديدة يدويا</w:t>
+            </w:r>
+            <w:r>
+              <w:rPr>
+                <w:rFonts w:ascii="Arial" w:hAnsi="Arial" w:cs="Arial" w:hint="cs"/>
+                <w:sz w:val="24"/>
+                <w:szCs w:val="24"/>
+                <w:rtl/>
+                <w:lang w:bidi="ar-AE"/>
+              </w:rPr>
+              <w:t xml:space="preserve"> وأيضا امكانية حذف المجلدات</w:t>
+            </w:r>
+            <w:r>
+              <w:rPr>
+                <w:rFonts w:ascii="Arial" w:hAnsi="Arial" w:cs="Arial" w:hint="cs"/>
+                <w:sz w:val="24"/>
+                <w:szCs w:val="24"/>
+                <w:rtl/>
+                <w:lang w:bidi="ar-AE"/>
+              </w:rPr>
+              <w:t xml:space="preserve"> وأيضا إمكانية إدراج مجلدات أو ملفات بصيغة (</w:t>
+            </w:r>
+            <w:r>
+              <w:rPr>
+                <w:rFonts w:ascii="Arial" w:hAnsi="Arial" w:cs="Arial"/>
+                <w:sz w:val="24"/>
+                <w:szCs w:val="24"/>
+                <w:lang w:bidi="ar-AE"/>
+              </w:rPr>
+              <w:t>pdf – word – excel</w:t>
+            </w:r>
+            <w:r>
+              <w:rPr>
+                <w:rFonts w:ascii="Arial" w:hAnsi="Arial" w:cs="Arial" w:hint="cs"/>
+                <w:sz w:val="24"/>
+                <w:szCs w:val="24"/>
+                <w:rtl/>
+                <w:lang w:bidi="ar-AE"/>
+              </w:rPr>
+              <w:t>) وتكون متعدد في آن واحد .. تنويه مهم للغاية: في يتم إدراج مجلد نريد جميع محتويات المجلد تكون مضافة دون تغيير الإسم أو صيغة الملف.</w:t>
+            </w:r>
+          </w:p>
+          <w:p>
+            <w:pPr>
+              <w:bidi/>
+              <w:rPr>
+                <w:rFonts w:ascii="Arial" w:hAnsi="Arial" w:cs="Arial"/>
+                <w:sz w:val="24"/>
+                <w:szCs w:val="24"/>
+                <w:rtl/>
+                <w:lang w:bidi="ar-AE"/>
+              </w:rPr>
+            </w:pPr>
+            <w:r>
+              <w:rPr>
+                <w:rFonts w:ascii="Arial" w:hAnsi="Arial" w:cs="Arial" w:hint="cs"/>
+                <w:sz w:val="24"/>
+                <w:szCs w:val="24"/>
+                <w:rtl/>
+                <w:lang w:bidi="ar-AE"/>
+              </w:rPr>
+              <w:t>2. داخل كل مجلد يحتوي على عدد ال</w:t>
+            </w:r>
+            <w:r>
+              <w:rPr>
+                <w:rFonts w:ascii="Arial" w:hAnsi="Arial" w:cs="Arial" w:hint="cs"/>
+                <w:sz w:val="24"/>
+                <w:szCs w:val="24"/>
+                <w:rtl/>
+                <w:lang w:bidi="ar-AE"/>
+              </w:rPr>
+              <w:t>مجلدات الفرعية</w:t>
+            </w:r>
+            <w:r>
+              <w:rPr>
+                <w:rFonts w:ascii="Arial" w:hAnsi="Arial" w:cs="Arial" w:hint="cs"/>
+                <w:sz w:val="24"/>
+                <w:szCs w:val="24"/>
+                <w:rtl/>
+                <w:lang w:bidi="ar-AE"/>
+              </w:rPr>
+              <w:t xml:space="preserve"> وملفات</w:t>
+            </w:r>
+            <w:r>
+              <w:rPr>
+                <w:rFonts w:ascii="Arial" w:hAnsi="Arial" w:cs="Arial" w:hint="cs"/>
+                <w:sz w:val="24"/>
+                <w:szCs w:val="24"/>
+                <w:rtl/>
+                <w:lang w:bidi="ar-AE"/>
+              </w:rPr>
+              <w:t xml:space="preserve">: </w:t>
+            </w:r>
+            <w:r>
+              <w:rPr>
+                <w:rFonts w:ascii="Arial" w:hAnsi="Arial" w:cs="Arial" w:hint="cs"/>
+                <w:sz w:val="24"/>
+                <w:szCs w:val="24"/>
+                <w:rtl/>
+                <w:lang w:bidi="ar-AE"/>
+              </w:rPr>
+              <w:t xml:space="preserve">والمجلدات الفرعية </w:t>
+            </w:r>
+            <w:r>
+              <w:rPr>
+                <w:rFonts w:ascii="Arial" w:hAnsi="Arial" w:cs="Arial" w:hint="cs"/>
+                <w:sz w:val="24"/>
+                <w:szCs w:val="24"/>
+                <w:rtl/>
+                <w:lang w:bidi="ar-AE"/>
+              </w:rPr>
+              <w:t>هي كالآتي:</w:t>
+            </w:r>
+          </w:p>
+          <w:p>
+            <w:pPr>
+              <w:bidi/>
+              <w:rPr>
+                <w:rFonts w:ascii="Arial" w:eastAsia="Times New Roman" w:hAnsi="Arial" w:cs="Arial"/>
+                <w:color w:val="000000"/>
+                <w:sz w:val="24"/>
+                <w:szCs w:val="24"/>
+              </w:rPr>
+            </w:pPr>
+            <w:r>
+              <w:rPr>
+                <w:rFonts w:ascii="Arial" w:eastAsia="Times New Roman" w:hAnsi="Arial" w:cs="Arial"/>
+                <w:color w:val="000000"/>
+                <w:sz w:val="24"/>
+                <w:szCs w:val="24"/>
+                <w:rtl/>
+              </w:rPr>
+              <w:t>قيادة مجموعة اللواء</w:t>
+            </w:r>
+          </w:p>
+          <w:p>
+            <w:pPr>
+              <w:bidi/>
+              <w:rPr>
+                <w:rFonts w:ascii="Arial" w:eastAsia="Times New Roman" w:hAnsi="Arial" w:cs="Arial"/>
+                <w:color w:val="000000"/>
+                <w:sz w:val="24"/>
+                <w:szCs w:val="24"/>
+                <w:rtl/>
+              </w:rPr>
+            </w:pPr>
+            <w:r>
+              <w:rPr>
+                <w:rFonts w:ascii="Arial" w:eastAsia="Times New Roman" w:hAnsi="Arial" w:cs="Arial"/>
+                <w:color w:val="000000"/>
+                <w:sz w:val="24"/>
+                <w:szCs w:val="24"/>
+                <w:rtl/>
+              </w:rPr>
+              <w:t>هيئة ركن مجموعة اللواء</w:t>
+            </w:r>
+          </w:p>
+          <w:p>
+            <w:pPr>
+              <w:bidi/>
+              <w:rPr>
+                <w:rFonts w:ascii="Arial" w:eastAsia="Times New Roman" w:hAnsi="Arial" w:cs="Arial"/>
+                <w:color w:val="000000"/>
+                <w:sz w:val="24"/>
+                <w:szCs w:val="24"/>
+                <w:rtl/>
+              </w:rPr>
+            </w:pPr>
+            <w:r>
+              <w:rPr>
+                <w:rFonts w:ascii="Arial" w:eastAsia="Times New Roman" w:hAnsi="Arial" w:cs="Arial"/>
+                <w:color w:val="000000"/>
+                <w:sz w:val="24"/>
+                <w:szCs w:val="24"/>
+                <w:rtl/>
+              </w:rPr>
+              <w:t>قيادة كتيبة المشاة الآلية/2</w:t>
+            </w:r>
+          </w:p>
+          <w:p>
+            <w:pPr>
+              <w:bidi/>
+              <w:rPr>
+                <w:rFonts w:ascii="Arial" w:eastAsia="Times New Roman" w:hAnsi="Arial" w:cs="Arial"/>
+                <w:color w:val="000000"/>
+                <w:sz w:val="24"/>
+                <w:szCs w:val="24"/>
+                <w:rtl/>
+              </w:rPr>
+            </w:pPr>
+            <w:r>
+              <w:rPr>
+                <w:rFonts w:ascii="Arial" w:eastAsia="Times New Roman" w:hAnsi="Arial" w:cs="Arial"/>
+                <w:color w:val="000000"/>
+                <w:sz w:val="24"/>
+                <w:szCs w:val="24"/>
+                <w:rtl/>
+              </w:rPr>
+              <w:t>كتيبة المشاة الآلية/2- السرية/1</w:t>
+            </w:r>
+          </w:p>
+          <w:p>
+            <w:pPr>
+              <w:bidi/>
+              <w:rPr>
+                <w:rFonts w:ascii="Arial" w:eastAsia="Times New Roman" w:hAnsi="Arial" w:cs="Arial"/>
+                <w:color w:val="000000"/>
+                <w:sz w:val="24"/>
+                <w:szCs w:val="24"/>
+                <w:rtl/>
+              </w:rPr>
+            </w:pPr>
+            <w:r>
+              <w:rPr>
+                <w:rFonts w:ascii="Arial" w:eastAsia="Times New Roman" w:hAnsi="Arial" w:cs="Arial"/>
+                <w:color w:val="000000"/>
+                <w:sz w:val="24"/>
+                <w:szCs w:val="24"/>
+                <w:rtl/>
+              </w:rPr>
+              <w:t>كتيبة المشاة الآلية/2 - السرية/2</w:t>
+            </w:r>
+          </w:p>
+          <w:p>
+            <w:pPr>
+              <w:bidi/>
+              <w:rPr>
+                <w:rFonts w:ascii="Arial" w:eastAsia="Times New Roman" w:hAnsi="Arial" w:cs="Arial"/>
+                <w:color w:val="000000"/>
+                <w:sz w:val="24"/>
+                <w:szCs w:val="24"/>
+                <w:rtl/>
+              </w:rPr>
+            </w:pPr>
+            <w:r>
+              <w:rPr>
+                <w:rFonts w:ascii="Arial" w:eastAsia="Times New Roman" w:hAnsi="Arial" w:cs="Arial"/>
+                <w:color w:val="000000"/>
+                <w:sz w:val="24"/>
+                <w:szCs w:val="24"/>
+                <w:rtl/>
+              </w:rPr>
+              <w:t>كتيبة المشاة الآلية/2- السرية/3</w:t>
+            </w:r>
+          </w:p>
+          <w:p>
+            <w:pPr>
+              <w:bidi/>
+              <w:rPr>
+                <w:rFonts w:ascii="Arial" w:eastAsia="Times New Roman" w:hAnsi="Arial" w:cs="Arial"/>
+                <w:color w:val="000000"/>
+                <w:sz w:val="24"/>
+                <w:szCs w:val="24"/>
+                <w:rtl/>
+              </w:rPr>
+            </w:pPr>
+            <w:r>
+              <w:rPr>
+                <w:rFonts w:ascii="Arial" w:eastAsia="Times New Roman" w:hAnsi="Arial" w:cs="Arial"/>
+                <w:color w:val="000000"/>
+                <w:sz w:val="24"/>
+                <w:szCs w:val="24"/>
+                <w:rtl/>
+              </w:rPr>
+              <w:t>قيادة كتيبة المشاة الآلية/13</w:t>
+            </w:r>
+          </w:p>
+          <w:p>
+            <w:pPr>
+              <w:bidi/>
+              <w:rPr>
+                <w:rFonts w:ascii="Arial" w:eastAsia="Times New Roman" w:hAnsi="Arial" w:cs="Arial"/>
+                <w:color w:val="000000"/>
+                <w:sz w:val="24"/>
+                <w:szCs w:val="24"/>
+                <w:rtl/>
+              </w:rPr>
+            </w:pPr>
+            <w:r>
+              <w:rPr>
+                <w:rFonts w:ascii="Arial" w:eastAsia="Times New Roman" w:hAnsi="Arial" w:cs="Arial"/>
+                <w:color w:val="000000"/>
+                <w:sz w:val="24"/>
+                <w:szCs w:val="24"/>
+                <w:rtl/>
+              </w:rPr>
+              <w:t>كتيبة المشاة الآلية/3 - السرية/1</w:t>
+            </w:r>
+          </w:p>
+          <w:p>
+            <w:pPr>
+              <w:bidi/>
+              <w:rPr>
+                <w:rFonts w:ascii="Arial" w:eastAsia="Times New Roman" w:hAnsi="Arial" w:cs="Arial"/>
+                <w:color w:val="000000"/>
+                <w:sz w:val="24"/>
+                <w:szCs w:val="24"/>
+                <w:rtl/>
+              </w:rPr>
+            </w:pPr>
+            <w:r>
+              <w:rPr>
+                <w:rFonts w:ascii="Arial" w:eastAsia="Times New Roman" w:hAnsi="Arial" w:cs="Arial"/>
+                <w:color w:val="000000"/>
+                <w:sz w:val="24"/>
+                <w:szCs w:val="24"/>
+                <w:rtl/>
+              </w:rPr>
+              <w:t>كتيبة المشاة الآلية/3 - السرية/2</w:t>
+            </w:r>
+          </w:p>
+          <w:p>
+            <w:pPr>
+              <w:bidi/>
+              <w:rPr>
+                <w:rFonts w:ascii="Arial" w:eastAsia="Times New Roman" w:hAnsi="Arial" w:cs="Arial"/>
+                <w:color w:val="000000"/>
+                <w:sz w:val="24"/>
+                <w:szCs w:val="24"/>
+                <w:rtl/>
+              </w:rPr>
+            </w:pPr>
+            <w:r>
+              <w:rPr>
+                <w:rFonts w:ascii="Arial" w:eastAsia="Times New Roman" w:hAnsi="Arial" w:cs="Arial"/>
+                <w:color w:val="000000"/>
+                <w:sz w:val="24"/>
+                <w:szCs w:val="24"/>
+                <w:rtl/>
+              </w:rPr>
+              <w:t>كتيبة المشاة الآلية/3 - السرية/3</w:t>
+            </w:r>
+          </w:p>
+          <w:p>
+            <w:pPr>
+              <w:bidi/>
+              <w:rPr>
+                <w:rFonts w:ascii="Arial" w:eastAsia="Times New Roman" w:hAnsi="Arial" w:cs="Arial"/>
+                <w:color w:val="000000"/>
+                <w:sz w:val="24"/>
+                <w:szCs w:val="24"/>
+                <w:rtl/>
+              </w:rPr>
+            </w:pPr>
+            <w:r>
+              <w:rPr>
+                <w:rFonts w:ascii="Arial" w:eastAsia="Times New Roman" w:hAnsi="Arial" w:cs="Arial"/>
+                <w:color w:val="000000"/>
+                <w:sz w:val="24"/>
+                <w:szCs w:val="24"/>
+                <w:rtl/>
+              </w:rPr>
+              <w:t>قيادة كتيبة الدبابات/14</w:t>
+            </w:r>
+          </w:p>
+          <w:p>
+            <w:pPr>
+              <w:bidi/>
+              <w:rPr>
+                <w:rFonts w:ascii="Arial" w:eastAsia="Times New Roman" w:hAnsi="Arial" w:cs="Arial"/>
+                <w:color w:val="000000"/>
+                <w:sz w:val="24"/>
+                <w:szCs w:val="24"/>
+                <w:rtl/>
+              </w:rPr>
+            </w:pPr>
+            <w:r>
+              <w:rPr>
+                <w:rFonts w:ascii="Arial" w:eastAsia="Times New Roman" w:hAnsi="Arial" w:cs="Arial"/>
+                <w:color w:val="000000"/>
+                <w:sz w:val="24"/>
+                <w:szCs w:val="24"/>
+                <w:rtl/>
+              </w:rPr>
+              <w:t>كتيبة الدبابات/4 - السرية/1</w:t>
+            </w:r>
+          </w:p>
+          <w:p>
+            <w:pPr>
+              <w:bidi/>
+              <w:rPr>
+                <w:rFonts w:ascii="Arial" w:eastAsia="Times New Roman" w:hAnsi="Arial" w:cs="Arial"/>
+                <w:color w:val="000000"/>
+                <w:sz w:val="24"/>
+                <w:szCs w:val="24"/>
+                <w:rtl/>
+              </w:rPr>
+            </w:pPr>
+            <w:r>
+              <w:rPr>
+                <w:rFonts w:ascii="Arial" w:eastAsia="Times New Roman" w:hAnsi="Arial" w:cs="Arial"/>
+                <w:color w:val="000000"/>
+                <w:sz w:val="24"/>
+                <w:szCs w:val="24"/>
+                <w:rtl/>
+              </w:rPr>
+              <w:t>كتيبة الدبابات/4 - السرية/2</w:t>
+            </w:r>
+          </w:p>
+          <w:p>
+            <w:pPr>
+              <w:bidi/>
+              <w:rPr>
+                <w:rFonts w:ascii="Arial" w:eastAsia="Times New Roman" w:hAnsi="Arial" w:cs="Arial"/>
+                <w:color w:val="000000"/>
+                <w:sz w:val="24"/>
+                <w:szCs w:val="24"/>
+                <w:rtl/>
+              </w:rPr>
+            </w:pPr>
+            <w:r>
+              <w:rPr>
+                <w:rFonts w:ascii="Arial" w:eastAsia="Times New Roman" w:hAnsi="Arial" w:cs="Arial"/>
+                <w:color w:val="000000"/>
+                <w:sz w:val="24"/>
+                <w:szCs w:val="24"/>
+                <w:rtl/>
+              </w:rPr>
+              <w:t>كتيبة الدبابات/4 - السرية/3</w:t>
+            </w:r>
+          </w:p>
+          <w:p>
+            <w:pPr>
+              <w:bidi/>
+              <w:rPr>
+                <w:rFonts w:ascii="Arial" w:eastAsia="Times New Roman" w:hAnsi="Arial" w:cs="Arial"/>
+                <w:color w:val="000000"/>
+                <w:sz w:val="24"/>
+                <w:szCs w:val="24"/>
+                <w:rtl/>
+              </w:rPr>
+            </w:pPr>
+            <w:r>
+              <w:rPr>
+                <w:rFonts w:ascii="Arial" w:eastAsia="Times New Roman" w:hAnsi="Arial" w:cs="Arial"/>
+                <w:color w:val="000000"/>
+                <w:sz w:val="24"/>
+                <w:szCs w:val="24"/>
+                <w:rtl/>
+              </w:rPr>
+              <w:t>سرية الاستطلاع</w:t>
+            </w:r>
+          </w:p>
+          <w:p>
+            <w:pPr>
+              <w:bidi/>
+              <w:rPr>
+                <w:rFonts w:ascii="Arial" w:eastAsia="Times New Roman" w:hAnsi="Arial" w:cs="Arial"/>
+                <w:color w:val="000000"/>
+                <w:sz w:val="24"/>
+                <w:szCs w:val="24"/>
+                <w:rtl/>
+              </w:rPr>
+            </w:pPr>
+            <w:r>
+              <w:rPr>
+                <w:rFonts w:ascii="Arial" w:eastAsia="Times New Roman" w:hAnsi="Arial" w:cs="Arial"/>
+                <w:color w:val="000000"/>
+                <w:sz w:val="24"/>
+                <w:szCs w:val="24"/>
+                <w:rtl/>
+              </w:rPr>
+              <w:t>سرية الـ م/د</w:t>
+            </w:r>
+          </w:p>
+          <w:p>
+            <w:pPr>
+              <w:bidi/>
+              <w:rPr>
+                <w:rFonts w:ascii="Arial" w:eastAsia="Times New Roman" w:hAnsi="Arial" w:cs="Arial"/>
+                <w:color w:val="000000"/>
+                <w:sz w:val="24"/>
+                <w:szCs w:val="24"/>
+                <w:rtl/>
+              </w:rPr>
+            </w:pPr>
+            <w:r>
+              <w:rPr>
+                <w:rFonts w:ascii="Arial" w:eastAsia="Times New Roman" w:hAnsi="Arial" w:cs="Arial"/>
+                <w:color w:val="000000"/>
+                <w:sz w:val="24"/>
+                <w:szCs w:val="24"/>
+                <w:rtl/>
+              </w:rPr>
+              <w:t>قيادة كتيبة المدفعية</w:t>
+            </w:r>
+          </w:p>
+          <w:p>
+            <w:pPr>
+              <w:bidi/>
+              <w:rPr>
+                <w:rFonts w:ascii="Arial" w:eastAsia="Times New Roman" w:hAnsi="Arial" w:cs="Arial"/>
+                <w:color w:val="000000"/>
+                <w:sz w:val="24"/>
+                <w:szCs w:val="24"/>
+                <w:rtl/>
+              </w:rPr>
+            </w:pPr>
+            <w:r>
+              <w:rPr>
+                <w:rFonts w:ascii="Arial" w:eastAsia="Times New Roman" w:hAnsi="Arial" w:cs="Arial"/>
+                <w:color w:val="000000"/>
+                <w:sz w:val="24"/>
+                <w:szCs w:val="24"/>
+                <w:rtl/>
+              </w:rPr>
+              <w:lastRenderedPageBreak/>
+              <w:t>قيادة كتيبة المدفعية - السرية/1</w:t>
+            </w:r>
+          </w:p>
+          <w:p>
+            <w:pPr>
+              <w:bidi/>
+              <w:rPr>
+                <w:rFonts w:ascii="Arial" w:eastAsia="Times New Roman" w:hAnsi="Arial" w:cs="Arial"/>
+                <w:color w:val="000000"/>
+                <w:sz w:val="24"/>
+                <w:szCs w:val="24"/>
+                <w:rtl/>
+              </w:rPr>
+            </w:pPr>
+            <w:r>
+              <w:rPr>
+                <w:rFonts w:ascii="Arial" w:eastAsia="Times New Roman" w:hAnsi="Arial" w:cs="Arial"/>
+                <w:color w:val="000000"/>
+                <w:sz w:val="24"/>
+                <w:szCs w:val="24"/>
+                <w:rtl/>
+              </w:rPr>
+              <w:t>قيادة كتيبة المدفعية - السرية/2</w:t>
+            </w:r>
+          </w:p>
+          <w:p>
+            <w:pPr>
+              <w:bidi/>
+              <w:rPr>
+                <w:rFonts w:ascii="Arial" w:eastAsia="Times New Roman" w:hAnsi="Arial" w:cs="Arial"/>
+                <w:color w:val="000000"/>
+                <w:sz w:val="24"/>
+                <w:szCs w:val="24"/>
+                <w:rtl/>
+              </w:rPr>
+            </w:pPr>
+            <w:r>
+              <w:rPr>
+                <w:rFonts w:ascii="Arial" w:eastAsia="Times New Roman" w:hAnsi="Arial" w:cs="Arial"/>
+                <w:color w:val="000000"/>
+                <w:sz w:val="24"/>
+                <w:szCs w:val="24"/>
+                <w:rtl/>
+              </w:rPr>
+              <w:t>قيادة كتيبة المدفعية - السرية/3</w:t>
+            </w:r>
+          </w:p>
+          <w:p>
+            <w:pPr>
+              <w:bidi/>
+              <w:rPr>
+                <w:rFonts w:ascii="Arial" w:eastAsia="Times New Roman" w:hAnsi="Arial" w:cs="Arial"/>
+                <w:color w:val="000000"/>
+                <w:sz w:val="24"/>
+                <w:szCs w:val="24"/>
+                <w:rtl/>
+              </w:rPr>
+            </w:pPr>
+            <w:r>
+              <w:rPr>
+                <w:rFonts w:ascii="Arial" w:eastAsia="Times New Roman" w:hAnsi="Arial" w:cs="Arial"/>
+                <w:color w:val="000000"/>
+                <w:sz w:val="24"/>
+                <w:szCs w:val="24"/>
+                <w:rtl/>
+              </w:rPr>
+              <w:t>سرية الهاون</w:t>
+            </w:r>
+          </w:p>
+          <w:p>
+            <w:pPr>
+              <w:bidi/>
+              <w:rPr>
+                <w:rFonts w:ascii="Arial" w:eastAsia="Times New Roman" w:hAnsi="Arial" w:cs="Arial"/>
+                <w:color w:val="000000"/>
+                <w:sz w:val="24"/>
+                <w:szCs w:val="24"/>
+                <w:rtl/>
+              </w:rPr>
+            </w:pPr>
+            <w:r>
+              <w:rPr>
+                <w:rFonts w:ascii="Arial" w:eastAsia="Times New Roman" w:hAnsi="Arial" w:cs="Arial"/>
+                <w:color w:val="000000"/>
+                <w:sz w:val="24"/>
+                <w:szCs w:val="24"/>
+                <w:rtl/>
+              </w:rPr>
+              <w:t>سرية الهندسة</w:t>
+            </w:r>
+          </w:p>
+          <w:p>
+            <w:pPr>
+              <w:bidi/>
+              <w:rPr>
+                <w:rFonts w:ascii="Arial" w:eastAsia="Times New Roman" w:hAnsi="Arial" w:cs="Arial"/>
+                <w:color w:val="000000"/>
+                <w:sz w:val="24"/>
+                <w:szCs w:val="24"/>
+                <w:rtl/>
+              </w:rPr>
+            </w:pPr>
+            <w:r>
+              <w:rPr>
+                <w:rFonts w:ascii="Arial" w:eastAsia="Times New Roman" w:hAnsi="Arial" w:cs="Arial"/>
+                <w:color w:val="000000"/>
+                <w:sz w:val="24"/>
+                <w:szCs w:val="24"/>
+                <w:rtl/>
+              </w:rPr>
+              <w:t>سرية الإشارة</w:t>
+            </w:r>
+          </w:p>
+          <w:p>
+            <w:pPr>
+              <w:bidi/>
+              <w:rPr>
+                <w:rFonts w:ascii="Arial" w:eastAsia="Times New Roman" w:hAnsi="Arial" w:cs="Arial"/>
+                <w:color w:val="000000"/>
+                <w:sz w:val="24"/>
+                <w:szCs w:val="24"/>
+                <w:rtl/>
+              </w:rPr>
+            </w:pPr>
+            <w:r>
+              <w:rPr>
+                <w:rFonts w:ascii="Arial" w:eastAsia="Times New Roman" w:hAnsi="Arial" w:cs="Arial"/>
+                <w:color w:val="000000"/>
+                <w:sz w:val="24"/>
+                <w:szCs w:val="24"/>
+                <w:rtl/>
+              </w:rPr>
+              <w:t>القيادة والسيطرة</w:t>
+            </w:r>
+          </w:p>
+          <w:p>
+            <w:pPr>
+              <w:bidi/>
+              <w:rPr>
+                <w:rFonts w:ascii="Arial" w:eastAsia="Times New Roman" w:hAnsi="Arial" w:cs="Arial"/>
+                <w:color w:val="000000"/>
+                <w:sz w:val="24"/>
+                <w:szCs w:val="24"/>
+                <w:rtl/>
+              </w:rPr>
+            </w:pPr>
+            <w:r>
+              <w:rPr>
+                <w:rFonts w:ascii="Arial" w:eastAsia="Times New Roman" w:hAnsi="Arial" w:cs="Arial"/>
+                <w:color w:val="000000"/>
+                <w:sz w:val="24"/>
+                <w:szCs w:val="24"/>
+                <w:rtl/>
+              </w:rPr>
+              <w:t>سرية الدفاع الجوي</w:t>
+            </w:r>
+          </w:p>
+          <w:p>
+            <w:pPr>
+              <w:bidi/>
+              <w:rPr>
+                <w:rFonts w:ascii="Arial" w:eastAsia="Times New Roman" w:hAnsi="Arial" w:cs="Arial"/>
+                <w:color w:val="000000"/>
+                <w:sz w:val="24"/>
+                <w:szCs w:val="24"/>
+                <w:rtl/>
+              </w:rPr>
+            </w:pPr>
+            <w:r>
+              <w:rPr>
+                <w:rFonts w:ascii="Arial" w:eastAsia="Times New Roman" w:hAnsi="Arial" w:cs="Arial"/>
+                <w:color w:val="000000"/>
+                <w:sz w:val="24"/>
+                <w:szCs w:val="24"/>
+                <w:rtl/>
+              </w:rPr>
+              <w:t>سرية الدفاع الكيميائي</w:t>
+            </w:r>
+          </w:p>
+          <w:p>
+            <w:pPr>
+              <w:bidi/>
+              <w:rPr>
+                <w:rFonts w:ascii="Arial" w:eastAsia="Times New Roman" w:hAnsi="Arial" w:cs="Arial"/>
+                <w:color w:val="000000"/>
+                <w:sz w:val="24"/>
+                <w:szCs w:val="24"/>
+                <w:rtl/>
+              </w:rPr>
+            </w:pPr>
+            <w:r>
+              <w:rPr>
+                <w:rFonts w:ascii="Arial" w:eastAsia="Times New Roman" w:hAnsi="Arial" w:cs="Arial"/>
+                <w:color w:val="000000"/>
+                <w:sz w:val="24"/>
+                <w:szCs w:val="24"/>
+                <w:rtl/>
+              </w:rPr>
+              <w:t>كتيبة الإسناد الإداري</w:t>
+            </w:r>
+          </w:p>
+          <w:p>
+            <w:pPr>
+              <w:bidi/>
+              <w:rPr>
+                <w:rFonts w:ascii="Arial" w:eastAsia="Times New Roman" w:hAnsi="Arial" w:cs="Arial"/>
+                <w:color w:val="000000"/>
+                <w:sz w:val="24"/>
+                <w:szCs w:val="24"/>
+                <w:rtl/>
+              </w:rPr>
+            </w:pPr>
+            <w:r>
+              <w:rPr>
+                <w:rFonts w:ascii="Arial" w:eastAsia="Times New Roman" w:hAnsi="Arial" w:cs="Arial"/>
+                <w:color w:val="000000"/>
+                <w:sz w:val="24"/>
+                <w:szCs w:val="24"/>
+                <w:rtl/>
+              </w:rPr>
+              <w:t>السرية الطبية</w:t>
+            </w:r>
+          </w:p>
+          <w:p>
+            <w:pPr>
+              <w:bidi/>
+              <w:rPr>
+                <w:rFonts w:ascii="Arial" w:eastAsia="Times New Roman" w:hAnsi="Arial" w:cs="Arial"/>
+                <w:color w:val="000000"/>
+                <w:sz w:val="24"/>
+                <w:szCs w:val="24"/>
+                <w:rtl/>
+              </w:rPr>
+            </w:pPr>
+            <w:r>
+              <w:rPr>
+                <w:rFonts w:ascii="Arial" w:eastAsia="Times New Roman" w:hAnsi="Arial" w:cs="Arial"/>
+                <w:color w:val="000000"/>
+                <w:sz w:val="24"/>
+                <w:szCs w:val="24"/>
+                <w:rtl/>
+              </w:rPr>
+              <w:t>سرية الصيانة</w:t>
+            </w:r>
+          </w:p>
+          <w:p>
+            <w:pPr>
+              <w:bidi/>
+              <w:rPr>
+                <w:rFonts w:ascii="Arial" w:eastAsia="Times New Roman" w:hAnsi="Arial" w:cs="Arial"/>
+                <w:color w:val="000000"/>
+                <w:sz w:val="24"/>
+                <w:szCs w:val="24"/>
+                <w:rtl/>
+              </w:rPr>
+            </w:pPr>
+            <w:r>
+              <w:rPr>
+                <w:rFonts w:ascii="Arial" w:eastAsia="Times New Roman" w:hAnsi="Arial" w:cs="Arial"/>
+                <w:color w:val="000000"/>
+                <w:sz w:val="24"/>
+                <w:szCs w:val="24"/>
+                <w:rtl/>
+              </w:rPr>
+              <w:t>سرية التزويد والنقل</w:t>
+            </w:r>
+          </w:p>
+          <w:p>
+            <w:pPr>
+              <w:bidi/>
+              <w:rPr>
+                <w:rFonts w:ascii="Arial" w:eastAsia="Times New Roman" w:hAnsi="Arial" w:cs="Arial"/>
+                <w:color w:val="000000"/>
+                <w:sz w:val="24"/>
+                <w:szCs w:val="24"/>
+                <w:rtl/>
+              </w:rPr>
+            </w:pPr>
+            <w:r>
+              <w:rPr>
+                <w:rFonts w:ascii="Arial" w:eastAsia="Times New Roman" w:hAnsi="Arial" w:cs="Arial"/>
+                <w:color w:val="000000"/>
+                <w:sz w:val="24"/>
+                <w:szCs w:val="24"/>
+                <w:rtl/>
+              </w:rPr>
+              <w:t>فصيل الشرطة العسكرية</w:t>
+            </w:r>
+          </w:p>
+          <w:p>
+            <w:pPr>
+              <w:bidi/>
+              <w:rPr>
+                <w:rFonts w:ascii="Arial" w:eastAsia="Times New Roman" w:hAnsi="Arial" w:cs="Arial"/>
+                <w:color w:val="000000"/>
+                <w:sz w:val="24"/>
+                <w:szCs w:val="24"/>
+                <w:rtl/>
+              </w:rPr>
+            </w:pPr>
+            <w:r>
+              <w:rPr>
+                <w:rFonts w:ascii="Arial" w:eastAsia="Times New Roman" w:hAnsi="Arial" w:cs="Arial"/>
+                <w:color w:val="000000"/>
+                <w:sz w:val="24"/>
+                <w:szCs w:val="24"/>
+                <w:rtl/>
+              </w:rPr>
+              <w:t>سرية الحرب الإلكترونية</w:t>
+            </w:r>
+          </w:p>
+          <w:p>
+            <w:pPr>
+              <w:bidi/>
+              <w:rPr>
+                <w:rFonts w:ascii="Arial" w:eastAsia="Times New Roman" w:hAnsi="Arial" w:cs="Arial"/>
+                <w:color w:val="000000"/>
+                <w:sz w:val="24"/>
+                <w:szCs w:val="24"/>
+                <w:rtl/>
+              </w:rPr>
+            </w:pPr>
+            <w:r>
+              <w:rPr>
+                <w:rFonts w:ascii="Arial" w:eastAsia="Times New Roman" w:hAnsi="Arial" w:cs="Arial"/>
+                <w:color w:val="000000"/>
+                <w:sz w:val="24"/>
+                <w:szCs w:val="24"/>
+                <w:rtl/>
+              </w:rPr>
+              <w:t>ضباط الصف</w:t>
+            </w:r>
+          </w:p>
+          <w:p>
+            <w:pPr>
+              <w:bidi/>
+              <w:rPr>
+                <w:rFonts w:ascii="Arial" w:hAnsi="Arial" w:cs="Arial"/>
+                <w:sz w:val="24"/>
+                <w:szCs w:val="24"/>
+                <w:rtl/>
+                <w:lang w:bidi="ar-AE"/>
+              </w:rPr>
+            </w:pPr>
+            <w:r>
+              <w:rPr>
+                <w:rFonts w:ascii="Arial" w:hAnsi="Arial" w:cs="Arial" w:hint="cs"/>
+                <w:sz w:val="24"/>
+                <w:szCs w:val="24"/>
+                <w:rtl/>
+                <w:lang w:bidi="ar-AE"/>
+              </w:rPr>
+              <w:t xml:space="preserve">3. داخل كل مجلد فرعي نريد امكانية </w:t>
+            </w:r>
+            <w:r>
+              <w:rPr>
+                <w:rFonts w:ascii="Arial" w:hAnsi="Arial" w:cs="Arial" w:hint="cs"/>
+                <w:sz w:val="24"/>
+                <w:szCs w:val="24"/>
+                <w:rtl/>
+                <w:lang w:bidi="ar-AE"/>
+              </w:rPr>
+              <w:t>إدراج مجلدات أو ملفات بصيغة (</w:t>
+            </w:r>
+            <w:r>
+              <w:rPr>
+                <w:rFonts w:ascii="Arial" w:hAnsi="Arial" w:cs="Arial"/>
+                <w:sz w:val="24"/>
+                <w:szCs w:val="24"/>
+                <w:lang w:bidi="ar-AE"/>
+              </w:rPr>
+              <w:t>pdf – word – excel</w:t>
+            </w:r>
+            <w:r>
+              <w:rPr>
+                <w:rFonts w:ascii="Arial" w:hAnsi="Arial" w:cs="Arial" w:hint="cs"/>
+                <w:sz w:val="24"/>
+                <w:szCs w:val="24"/>
+                <w:rtl/>
+                <w:lang w:bidi="ar-AE"/>
+              </w:rPr>
+              <w:t>) وتكون متعدد في آن واحد .. تنويه مهم للغاية: في يتم إدراج مجلد نريد جميع محتويات المجلد تكون مضافة دون تغيير الإسم أو صيغة الملف.</w:t>
+            </w:r>
+          </w:p>
+        </w:tc>
+      </w:tr>
+      <w:tr>
+        <w:trPr>
+          <w:trHeight w:val="3248"/>
+        </w:trPr>
+        <w:tc>
+          <w:tcPr>
+            <w:tcW w:w="1984" w:type="dxa"/>
+          </w:tcPr>
+          <w:p>
+            <w:pPr>
+              <w:pStyle w:val="Heading1"/>
+              <w:shd w:val="clear" w:color="auto" w:fill="FFFFFF"/>
+              <w:bidi/>
+              <w:spacing w:before="0" w:beforeAutospacing="0" w:after="120" w:afterAutospacing="0"/>
+              <w:outlineLvl w:val="0"/>
+              <w:rPr>
+                <w:b w:val="0"/>
+                <w:bCs w:val="0"/>
+                <w:sz w:val="24"/>
+                <w:szCs w:val="24"/>
+                <w:rtl/>
+                <w:lang w:bidi="ar-AE"/>
+              </w:rPr>
+            </w:pPr>
+            <w:r>
+              <w:rPr>
+                <w:rFonts w:hint="cs"/>
+                <w:b w:val="0"/>
+                <w:bCs w:val="0"/>
+                <w:sz w:val="24"/>
+                <w:szCs w:val="24"/>
+                <w:rtl/>
+                <w:lang w:bidi="ar-AE"/>
+              </w:rPr>
+              <w:lastRenderedPageBreak/>
+              <w:t>المحكمين / المجرى وتقييم الإجراءات</w:t>
+            </w:r>
+          </w:p>
+        </w:tc>
+        <w:tc>
+          <w:tcPr>
+            <w:tcW w:w="11625" w:type="dxa"/>
+          </w:tcPr>
+          <w:p>
+            <w:pPr>
+              <w:bidi/>
+              <w:rPr>
+                <w:rFonts w:asciiTheme="minorBidi" w:hAnsiTheme="minorBidi"/>
+                <w:color w:val="000000" w:themeColor="text1"/>
+                <w:sz w:val="24"/>
+                <w:szCs w:val="24"/>
+                <w:rtl/>
+                <w:lang w:bidi="ar-AE"/>
+              </w:rPr>
+            </w:pPr>
+            <w:r>
+              <w:rPr>
+                <w:rFonts w:ascii="Arial" w:hAnsi="Arial" w:cs="Arial" w:hint="cs"/>
+                <w:sz w:val="24"/>
+                <w:szCs w:val="24"/>
+                <w:rtl/>
+                <w:lang w:bidi="ar-AE"/>
+              </w:rPr>
+              <w:t>1</w:t>
+            </w:r>
+            <w:r>
+              <w:rPr>
+                <w:rFonts w:asciiTheme="minorBidi" w:hAnsiTheme="minorBidi"/>
+                <w:color w:val="000000" w:themeColor="text1"/>
+                <w:sz w:val="24"/>
+                <w:szCs w:val="24"/>
+                <w:rtl/>
+                <w:lang w:bidi="ar-AE"/>
+              </w:rPr>
+              <w:t>. في المحكمين لمستخدم فردي نريد تغيير طريق عرض الصفحة لتكون على شكل تبويبات (</w:t>
+            </w:r>
+            <w:r>
+              <w:rPr>
+                <w:rFonts w:asciiTheme="minorBidi" w:hAnsiTheme="minorBidi"/>
+                <w:color w:val="000000" w:themeColor="text1"/>
+                <w:sz w:val="24"/>
+                <w:szCs w:val="24"/>
+                <w:lang w:bidi="ar-AE"/>
+              </w:rPr>
+              <w:t>Tabs</w:t>
+            </w:r>
+            <w:r>
+              <w:rPr>
+                <w:rFonts w:asciiTheme="minorBidi" w:hAnsiTheme="minorBidi"/>
+                <w:color w:val="000000" w:themeColor="text1"/>
+                <w:sz w:val="24"/>
+                <w:szCs w:val="24"/>
+                <w:rtl/>
+                <w:lang w:bidi="ar-AE"/>
+              </w:rPr>
+              <w:t>) عدد 2 تبويبات واحدة لمجرى الأحداث وأخرى لقوائم تقييم الاجراءات.</w:t>
+            </w:r>
+          </w:p>
+          <w:p>
+            <w:pPr>
+              <w:bidi/>
+              <w:rPr>
+                <w:rFonts w:asciiTheme="minorBidi" w:hAnsiTheme="minorBidi"/>
+                <w:color w:val="000000" w:themeColor="text1"/>
+                <w:sz w:val="24"/>
+                <w:szCs w:val="24"/>
+                <w:rtl/>
+                <w:lang w:bidi="ar-AE"/>
+              </w:rPr>
+            </w:pPr>
+            <w:r>
+              <w:rPr>
+                <w:rFonts w:asciiTheme="minorBidi" w:hAnsiTheme="minorBidi"/>
+                <w:color w:val="000000" w:themeColor="text1"/>
+                <w:sz w:val="24"/>
+                <w:szCs w:val="24"/>
+                <w:rtl/>
+                <w:lang w:bidi="ar-AE"/>
+              </w:rPr>
+              <w:t>2. إزالة الفقرات التالية:</w:t>
+            </w:r>
+          </w:p>
+          <w:p>
+            <w:pPr>
+              <w:bidi/>
+              <w:rPr>
+                <w:rFonts w:asciiTheme="minorBidi" w:hAnsiTheme="minorBidi"/>
+                <w:color w:val="000000" w:themeColor="text1"/>
+                <w:sz w:val="24"/>
+                <w:szCs w:val="24"/>
+                <w:rtl/>
+                <w:lang w:bidi="ar-AE"/>
+              </w:rPr>
+            </w:pPr>
+            <w:r>
+              <w:rPr>
+                <w:rFonts w:asciiTheme="minorBidi" w:hAnsiTheme="minorBidi"/>
+                <w:color w:val="000000" w:themeColor="text1"/>
+                <w:sz w:val="24"/>
+                <w:szCs w:val="24"/>
+                <w:rtl/>
+                <w:lang w:bidi="ar-AE"/>
+              </w:rPr>
+              <w:t>(</w:t>
+            </w:r>
+            <w:r>
+              <w:rPr>
+                <w:rFonts w:asciiTheme="minorBidi" w:hAnsiTheme="minorBidi"/>
+                <w:color w:val="000000" w:themeColor="text1"/>
+                <w:sz w:val="24"/>
+                <w:szCs w:val="24"/>
+                <w:shd w:val="clear" w:color="auto" w:fill="FFFFFF"/>
+                <w:rtl/>
+              </w:rPr>
+              <w:t>المواد المخصّصة لك من فريق التخطيط لمستوى وحدتك في التمرين الحالي — التقييم داخل المتصفح مثل صفحة «قوائم التقييم</w:t>
+            </w:r>
+            <w:r>
+              <w:rPr>
+                <w:rFonts w:asciiTheme="minorBidi" w:hAnsiTheme="minorBidi"/>
+                <w:color w:val="000000" w:themeColor="text1"/>
+                <w:sz w:val="24"/>
+                <w:szCs w:val="24"/>
+                <w:shd w:val="clear" w:color="auto" w:fill="FFFFFF"/>
+              </w:rPr>
+              <w:t>».</w:t>
+            </w:r>
+            <w:r>
+              <w:rPr>
+                <w:rFonts w:asciiTheme="minorBidi" w:hAnsiTheme="minorBidi"/>
+                <w:color w:val="000000" w:themeColor="text1"/>
+                <w:sz w:val="24"/>
+                <w:szCs w:val="24"/>
+                <w:rtl/>
+                <w:lang w:bidi="ar-AE"/>
+              </w:rPr>
+              <w:t>)</w:t>
+            </w:r>
+          </w:p>
+          <w:p>
+            <w:pPr>
+              <w:bidi/>
+              <w:rPr>
+                <w:rFonts w:asciiTheme="minorBidi" w:hAnsiTheme="minorBidi"/>
+                <w:color w:val="000000" w:themeColor="text1"/>
+                <w:sz w:val="24"/>
+                <w:szCs w:val="24"/>
+                <w:rtl/>
+                <w:lang w:bidi="ar-AE"/>
+              </w:rPr>
+            </w:pPr>
+            <w:r>
+              <w:rPr>
+                <w:rFonts w:asciiTheme="minorBidi" w:hAnsiTheme="minorBidi"/>
+                <w:color w:val="000000" w:themeColor="text1"/>
+                <w:sz w:val="24"/>
+                <w:szCs w:val="24"/>
+                <w:rtl/>
+                <w:lang w:bidi="ar-AE"/>
+              </w:rPr>
+              <w:t>(</w:t>
+            </w:r>
+            <w:r>
+              <w:rPr>
+                <w:rFonts w:asciiTheme="minorBidi" w:hAnsiTheme="minorBidi"/>
+                <w:color w:val="000000" w:themeColor="text1"/>
+                <w:sz w:val="24"/>
+                <w:szCs w:val="24"/>
+                <w:shd w:val="clear" w:color="auto" w:fill="FFFFFF"/>
+              </w:rPr>
+              <w:t> </w:t>
+            </w:r>
+            <w:r>
+              <w:rPr>
+                <w:rFonts w:asciiTheme="minorBidi" w:hAnsiTheme="minorBidi"/>
+                <w:color w:val="000000" w:themeColor="text1"/>
+                <w:sz w:val="24"/>
+                <w:szCs w:val="24"/>
+                <w:shd w:val="clear" w:color="auto" w:fill="FFFFFF"/>
+                <w:rtl/>
+              </w:rPr>
+              <w:t>تم اعتماد الربط في التخطيط 2026-05-15 08:04</w:t>
+            </w:r>
+            <w:r>
+              <w:rPr>
+                <w:rFonts w:asciiTheme="minorBidi" w:hAnsiTheme="minorBidi"/>
+                <w:color w:val="000000" w:themeColor="text1"/>
+                <w:sz w:val="24"/>
+                <w:szCs w:val="24"/>
+                <w:rtl/>
+                <w:lang w:bidi="ar-AE"/>
+              </w:rPr>
+              <w:t>)</w:t>
+            </w:r>
+          </w:p>
+          <w:p>
+            <w:pPr>
+              <w:bidi/>
+              <w:rPr>
+                <w:rFonts w:asciiTheme="minorBidi" w:hAnsiTheme="minorBidi"/>
+                <w:color w:val="000000" w:themeColor="text1"/>
+                <w:sz w:val="24"/>
+                <w:szCs w:val="24"/>
+                <w:rtl/>
+                <w:lang w:bidi="ar-AE"/>
+              </w:rPr>
+            </w:pPr>
+            <w:r>
+              <w:rPr>
+                <w:rFonts w:asciiTheme="minorBidi" w:hAnsiTheme="minorBidi"/>
+                <w:color w:val="000000" w:themeColor="text1"/>
+                <w:sz w:val="24"/>
+                <w:szCs w:val="24"/>
+                <w:rtl/>
+                <w:lang w:bidi="ar-AE"/>
+              </w:rPr>
+              <w:t>(</w:t>
+            </w:r>
+            <w:r>
+              <w:rPr>
+                <w:rFonts w:asciiTheme="minorBidi" w:hAnsiTheme="minorBidi"/>
+                <w:color w:val="000000" w:themeColor="text1"/>
+                <w:sz w:val="24"/>
+                <w:szCs w:val="24"/>
+                <w:shd w:val="clear" w:color="auto" w:fill="FFFFFF"/>
+              </w:rPr>
+              <w:t> </w:t>
+            </w:r>
+            <w:r>
+              <w:rPr>
+                <w:rFonts w:asciiTheme="minorBidi" w:hAnsiTheme="minorBidi"/>
+                <w:color w:val="000000" w:themeColor="text1"/>
+                <w:sz w:val="24"/>
+                <w:szCs w:val="24"/>
+                <w:shd w:val="clear" w:color="auto" w:fill="FFFFFF"/>
+                <w:rtl/>
+              </w:rPr>
+              <w:t>إدراج ملفات</w:t>
+            </w:r>
+            <w:r>
+              <w:rPr>
+                <w:rFonts w:asciiTheme="minorBidi" w:hAnsiTheme="minorBidi"/>
+                <w:color w:val="000000" w:themeColor="text1"/>
+                <w:sz w:val="24"/>
+                <w:szCs w:val="24"/>
+                <w:shd w:val="clear" w:color="auto" w:fill="FFFFFF"/>
+              </w:rPr>
+              <w:t xml:space="preserve"> Excel </w:t>
+            </w:r>
+            <w:r>
+              <w:rPr>
+                <w:rFonts w:asciiTheme="minorBidi" w:hAnsiTheme="minorBidi"/>
+                <w:color w:val="000000" w:themeColor="text1"/>
+                <w:sz w:val="24"/>
+                <w:szCs w:val="24"/>
+                <w:shd w:val="clear" w:color="auto" w:fill="FFFFFF"/>
+                <w:rtl/>
+              </w:rPr>
+              <w:t>يكون من مساحة </w:t>
+            </w:r>
+            <w:r>
+              <w:rPr>
+                <w:rStyle w:val="Strong"/>
+                <w:rFonts w:asciiTheme="minorBidi" w:hAnsiTheme="minorBidi"/>
+                <w:color w:val="000000" w:themeColor="text1"/>
+                <w:sz w:val="24"/>
+                <w:szCs w:val="24"/>
+                <w:shd w:val="clear" w:color="auto" w:fill="FFFFFF"/>
+                <w:rtl/>
+              </w:rPr>
+              <w:t>التخطيط</w:t>
+            </w:r>
+            <w:r>
+              <w:rPr>
+                <w:rFonts w:asciiTheme="minorBidi" w:hAnsiTheme="minorBidi"/>
+                <w:color w:val="000000" w:themeColor="text1"/>
+                <w:sz w:val="24"/>
+                <w:szCs w:val="24"/>
+                <w:shd w:val="clear" w:color="auto" w:fill="FFFFFF"/>
+                <w:rtl/>
+              </w:rPr>
+              <w:t>؛ من هنا تفتح التقييم وحفظه واعتماده</w:t>
+            </w:r>
+            <w:r>
+              <w:rPr>
+                <w:rFonts w:asciiTheme="minorBidi" w:hAnsiTheme="minorBidi"/>
+                <w:color w:val="000000" w:themeColor="text1"/>
+                <w:sz w:val="24"/>
+                <w:szCs w:val="24"/>
+                <w:shd w:val="clear" w:color="auto" w:fill="FFFFFF"/>
+              </w:rPr>
+              <w:t>.</w:t>
+            </w:r>
+            <w:r>
+              <w:rPr>
+                <w:rFonts w:asciiTheme="minorBidi" w:hAnsiTheme="minorBidi"/>
+                <w:color w:val="000000" w:themeColor="text1"/>
+                <w:sz w:val="24"/>
+                <w:szCs w:val="24"/>
+                <w:rtl/>
+                <w:lang w:bidi="ar-AE"/>
+              </w:rPr>
+              <w:t>)</w:t>
+            </w:r>
+          </w:p>
+          <w:p>
+            <w:pPr>
+              <w:bidi/>
+              <w:rPr>
+                <w:rFonts w:asciiTheme="minorBidi" w:hAnsiTheme="minorBidi"/>
+                <w:color w:val="000000" w:themeColor="text1"/>
+                <w:sz w:val="24"/>
+                <w:szCs w:val="24"/>
+                <w:rtl/>
+                <w:lang w:bidi="ar-AE"/>
+              </w:rPr>
+            </w:pPr>
+            <w:r>
+              <w:rPr>
+                <w:rFonts w:asciiTheme="minorBidi" w:hAnsiTheme="minorBidi"/>
+                <w:color w:val="000000" w:themeColor="text1"/>
+                <w:sz w:val="24"/>
+                <w:szCs w:val="24"/>
+                <w:rtl/>
+                <w:lang w:bidi="ar-AE"/>
+              </w:rPr>
+              <w:t>(</w:t>
+            </w:r>
+            <w:r>
+              <w:rPr>
+                <w:rFonts w:asciiTheme="minorBidi" w:hAnsiTheme="minorBidi"/>
+                <w:color w:val="000000" w:themeColor="text1"/>
+                <w:sz w:val="24"/>
+                <w:szCs w:val="24"/>
+                <w:shd w:val="clear" w:color="auto" w:fill="FFFFFF"/>
+                <w:rtl/>
+              </w:rPr>
+              <w:t>مستوى الوحدة المعروض</w:t>
+            </w:r>
+            <w:r>
+              <w:rPr>
+                <w:rFonts w:asciiTheme="minorBidi" w:hAnsiTheme="minorBidi"/>
+                <w:color w:val="000000" w:themeColor="text1"/>
+                <w:sz w:val="24"/>
+                <w:szCs w:val="24"/>
+                <w:shd w:val="clear" w:color="auto" w:fill="FFFFFF"/>
+              </w:rPr>
+              <w:t>: </w:t>
+            </w:r>
+            <w:r>
+              <w:rPr>
+                <w:rStyle w:val="Strong"/>
+                <w:rFonts w:asciiTheme="minorBidi" w:hAnsiTheme="minorBidi"/>
+                <w:color w:val="000000" w:themeColor="text1"/>
+                <w:sz w:val="24"/>
+                <w:szCs w:val="24"/>
+                <w:shd w:val="clear" w:color="auto" w:fill="FFFFFF"/>
+                <w:rtl/>
+              </w:rPr>
+              <w:t>قيادة مجموعة اللواء</w:t>
+            </w:r>
+            <w:r>
+              <w:rPr>
+                <w:rFonts w:asciiTheme="minorBidi" w:hAnsiTheme="minorBidi"/>
+                <w:color w:val="000000" w:themeColor="text1"/>
+                <w:sz w:val="24"/>
+                <w:szCs w:val="24"/>
+                <w:rtl/>
+                <w:lang w:bidi="ar-AE"/>
+              </w:rPr>
+              <w:t>) وعرض مستوى الوحدة في أعلى الصفحة، أسفل عنوان الصفحة.</w:t>
+            </w:r>
+          </w:p>
+          <w:p>
+            <w:pPr>
+              <w:bidi/>
+              <w:rPr>
+                <w:rFonts w:asciiTheme="minorBidi" w:hAnsiTheme="minorBidi"/>
+                <w:color w:val="000000" w:themeColor="text1"/>
+                <w:sz w:val="24"/>
+                <w:szCs w:val="24"/>
+                <w:rtl/>
+                <w:lang w:bidi="ar-AE"/>
+              </w:rPr>
+            </w:pPr>
+            <w:r>
+              <w:rPr>
+                <w:rFonts w:asciiTheme="minorBidi" w:hAnsiTheme="minorBidi"/>
+                <w:color w:val="000000" w:themeColor="text1"/>
+                <w:sz w:val="24"/>
+                <w:szCs w:val="24"/>
+                <w:rtl/>
+                <w:lang w:bidi="ar-AE"/>
+              </w:rPr>
+              <w:t>3. إزالة زر قوائم المعاضل من صفحة مساحة المحكمين / أوامر المحكمين.</w:t>
+            </w:r>
+          </w:p>
+          <w:p>
+            <w:pPr>
+              <w:bidi/>
+              <w:rPr>
+                <w:rFonts w:asciiTheme="minorBidi" w:hAnsiTheme="minorBidi" w:hint="cs"/>
+                <w:color w:val="000000" w:themeColor="text1"/>
+                <w:sz w:val="24"/>
+                <w:szCs w:val="24"/>
+                <w:lang w:bidi="ar-AE"/>
+              </w:rPr>
+            </w:pPr>
+            <w:r>
+              <w:rPr>
+                <w:rFonts w:asciiTheme="minorBidi" w:hAnsiTheme="minorBidi"/>
+                <w:color w:val="000000" w:themeColor="text1"/>
+                <w:sz w:val="24"/>
+                <w:szCs w:val="24"/>
+                <w:rtl/>
+                <w:lang w:bidi="ar-AE"/>
+              </w:rPr>
+              <w:t>4. إعادة ترتيب الأزرار في أوامر المحكمين ليكون كالآتي: (المجرى وتقييم الإجراءات – قوائم التقييم – مهام غير مكتملة – غرفة المحاد</w:t>
+            </w:r>
+            <w:r>
+              <w:rPr>
+                <w:rFonts w:asciiTheme="minorBidi" w:hAnsiTheme="minorBidi"/>
+                <w:color w:val="000000" w:themeColor="text1"/>
+                <w:sz w:val="24"/>
+                <w:szCs w:val="24"/>
+                <w:rtl/>
+                <w:lang w:bidi="ar-AE"/>
+              </w:rPr>
+              <w:t>ثة)</w:t>
+            </w:r>
+          </w:p>
+        </w:tc>
+      </w:tr>
+      <w:tr>
+        <w:trPr>
+          <w:trHeight w:val="3248"/>
+        </w:trPr>
+        <w:tc>
+          <w:tcPr>
+            <w:tcW w:w="1984" w:type="dxa"/>
+          </w:tcPr>
+          <w:p>
+            <w:pPr>
+              <w:pStyle w:val="Heading1"/>
+              <w:shd w:val="clear" w:color="auto" w:fill="FFFFFF"/>
+              <w:bidi/>
+              <w:spacing w:before="0" w:beforeAutospacing="0" w:after="120" w:afterAutospacing="0"/>
+              <w:outlineLvl w:val="0"/>
+              <w:rPr>
+                <w:rFonts w:hint="cs"/>
+                <w:b w:val="0"/>
+                <w:bCs w:val="0"/>
+                <w:sz w:val="24"/>
+                <w:szCs w:val="24"/>
+                <w:rtl/>
+                <w:lang w:bidi="ar-AE"/>
+              </w:rPr>
+            </w:pPr>
+            <w:r>
+              <w:rPr>
+                <w:rFonts w:hint="cs"/>
+                <w:b w:val="0"/>
+                <w:bCs w:val="0"/>
+                <w:sz w:val="24"/>
+                <w:szCs w:val="24"/>
+                <w:rtl/>
+                <w:lang w:bidi="ar-AE"/>
+              </w:rPr>
+              <w:lastRenderedPageBreak/>
+              <w:t>إدارة المستخدمين / المحكمين</w:t>
+            </w:r>
+          </w:p>
+        </w:tc>
+        <w:tc>
+          <w:tcPr>
+            <w:tcW w:w="11625" w:type="dxa"/>
+          </w:tcPr>
+          <w:p>
+            <w:pPr>
+              <w:bidi/>
+              <w:rPr>
+                <w:rFonts w:asciiTheme="minorBidi" w:hAnsiTheme="minorBidi"/>
+                <w:color w:val="000000" w:themeColor="text1"/>
+                <w:sz w:val="24"/>
+                <w:szCs w:val="24"/>
+                <w:rtl/>
+                <w:lang w:bidi="ar-AE"/>
+              </w:rPr>
+            </w:pPr>
+            <w:r>
+              <w:rPr>
+                <w:rFonts w:asciiTheme="minorBidi" w:hAnsiTheme="minorBidi" w:hint="cs"/>
+                <w:color w:val="000000" w:themeColor="text1"/>
+                <w:sz w:val="24"/>
+                <w:szCs w:val="24"/>
+                <w:rtl/>
+                <w:lang w:bidi="ar-AE"/>
+              </w:rPr>
+              <w:t xml:space="preserve">1. </w:t>
+            </w:r>
+            <w:r>
+              <w:rPr>
+                <w:rFonts w:asciiTheme="minorBidi" w:hAnsiTheme="minorBidi" w:hint="cs"/>
+                <w:color w:val="000000" w:themeColor="text1"/>
+                <w:sz w:val="24"/>
+                <w:szCs w:val="24"/>
+                <w:rtl/>
+                <w:lang w:bidi="ar-AE"/>
+              </w:rPr>
+              <w:t xml:space="preserve">في صفحة إدارة المستخدين نريد إضافة مستخدم بإسم كبير المحكمين ومن صلاحياته إدارة قوائم التقييم .. بمعني عند قيام المحكمين بحفظ واعتماد قوائم التقييم لن يكون قادر على تعديل القوائم بعد الإعتماد .. لذلك نريد إضافة صلاحية جديدة مع امتيازات لكبير المحكمين.. بعد اعتماد التقييم من قبل المحكمين نريد هذه الإعتمادات تذهب إلى كبير المحكمين </w:t>
+            </w:r>
+            <w:r>
+              <w:rPr>
+                <w:rFonts w:asciiTheme="minorBidi" w:hAnsiTheme="minorBidi" w:hint="cs"/>
+                <w:color w:val="000000" w:themeColor="text1"/>
+                <w:sz w:val="24"/>
+                <w:szCs w:val="24"/>
+                <w:rtl/>
+                <w:lang w:bidi="ar-AE"/>
+              </w:rPr>
+              <w:t>للإعتماد الثاني قبل الإعتماد النهائي والذي سوف يكون من صلاحيات هيئة السيطرة .. لذا عندما يقوم كبير المحكمين بالدخول باستخدام اسم المستخدم وكلمة المرور الخاص به نريد إضافة خاصية الإعتماد بعد إعتماد المحكم العادي وأيضا إضافة خاصية إعادة الإعتماد للمحكم العادي في حال أراد إعادة التقييم بذلك سوف يكون المحكم العادي قادر على تعديل التقييم .. بمعمى آخر من صلاحية كبير المحكمين (الإعتماد الثاني وإعادة الإعتماد).</w:t>
+            </w:r>
+          </w:p>
+          <w:p>
+            <w:pPr>
+              <w:bidi/>
+              <w:rPr>
+                <w:rFonts w:asciiTheme="minorBidi" w:hAnsiTheme="minorBidi"/>
+                <w:color w:val="000000" w:themeColor="text1"/>
+                <w:sz w:val="24"/>
+                <w:szCs w:val="24"/>
+                <w:rtl/>
+                <w:lang w:bidi="ar-AE"/>
+              </w:rPr>
+            </w:pPr>
+            <w:r>
+              <w:rPr>
+                <w:rFonts w:asciiTheme="minorBidi" w:hAnsiTheme="minorBidi" w:hint="cs"/>
+                <w:color w:val="000000" w:themeColor="text1"/>
+                <w:sz w:val="24"/>
+                <w:szCs w:val="24"/>
+                <w:rtl/>
+                <w:lang w:bidi="ar-AE"/>
+              </w:rPr>
+              <w:t xml:space="preserve">2. نقطة مهمة (لا نريد تغيير حالة الموقف في صفحات قوائم التقييم (ينجز أو لم ينجز) .. بعد اعتماد المحكم العادي </w:t>
+            </w:r>
+            <w:r>
+              <w:rPr>
+                <w:rFonts w:asciiTheme="minorBidi" w:hAnsiTheme="minorBidi" w:hint="cs"/>
+                <w:color w:val="000000" w:themeColor="text1"/>
+                <w:sz w:val="24"/>
+                <w:szCs w:val="24"/>
+                <w:rtl/>
+                <w:lang w:bidi="ar-AE"/>
+              </w:rPr>
+              <w:t>يتغير الموقف من لم ينجز إلى ينجز .. يعني لا تغيير في هذه الصلاحية.</w:t>
+            </w:r>
+          </w:p>
+          <w:p>
+            <w:pPr>
+              <w:bidi/>
+              <w:rPr>
+                <w:rFonts w:asciiTheme="minorBidi" w:hAnsiTheme="minorBidi"/>
+                <w:color w:val="000000" w:themeColor="text1"/>
+                <w:sz w:val="24"/>
+                <w:szCs w:val="24"/>
+                <w:lang w:bidi="ar-AE"/>
+              </w:rPr>
+            </w:pPr>
+            <w:r>
+              <w:rPr>
+                <w:rFonts w:asciiTheme="minorBidi" w:hAnsiTheme="minorBidi" w:hint="cs"/>
+                <w:color w:val="000000" w:themeColor="text1"/>
+                <w:sz w:val="24"/>
+                <w:szCs w:val="24"/>
+                <w:rtl/>
+                <w:lang w:bidi="ar-AE"/>
+              </w:rPr>
+              <w:t>3</w:t>
+            </w:r>
+            <w:r>
+              <w:rPr>
+                <w:rFonts w:asciiTheme="minorBidi" w:hAnsiTheme="minorBidi"/>
+                <w:color w:val="000000" w:themeColor="text1"/>
+                <w:sz w:val="24"/>
+                <w:szCs w:val="24"/>
+                <w:rtl/>
+                <w:lang w:bidi="ar-AE"/>
+              </w:rPr>
+              <w:t>. في هذه الصفحة نريد إضافة عمود بين ارسال التقييم للإعتماد أو لم يرسل .. بعد الحفظ (بانتظار الإعتماد)، بعد الإعتماد (مرسل)، بعد إعادة الإعتماد من كبير المحكمين (معاد للتعديل) مع تغيير لون الصف.</w:t>
+            </w:r>
+          </w:p>
+          <w:p>
+            <w:pPr>
+              <w:bidi/>
+              <w:rPr>
+                <w:rFonts w:asciiTheme="minorBidi" w:hAnsiTheme="minorBidi"/>
+                <w:color w:val="000000" w:themeColor="text1"/>
+                <w:sz w:val="24"/>
+                <w:szCs w:val="24"/>
+                <w:rtl/>
+                <w:lang w:bidi="ar-AE"/>
+              </w:rPr>
+            </w:pPr>
+            <w:r>
+              <w:rPr>
+                <w:rFonts w:asciiTheme="minorBidi" w:hAnsiTheme="minorBidi" w:hint="cs"/>
+                <w:color w:val="000000" w:themeColor="text1"/>
+                <w:sz w:val="24"/>
+                <w:szCs w:val="24"/>
+                <w:rtl/>
+                <w:lang w:bidi="ar-AE"/>
+              </w:rPr>
+              <w:t>4</w:t>
+            </w:r>
+            <w:r>
+              <w:rPr>
+                <w:rFonts w:asciiTheme="minorBidi" w:hAnsiTheme="minorBidi"/>
+                <w:color w:val="000000" w:themeColor="text1"/>
+                <w:sz w:val="24"/>
+                <w:szCs w:val="24"/>
+                <w:rtl/>
+                <w:lang w:bidi="ar-AE"/>
+              </w:rPr>
+              <w:t xml:space="preserve">. تغيير ترتيب الأعمدة: التاريخ والوقت - نوع التمرين - الوحدة المقيمة - قائمة التقييم - التقدير العام - توقيت التسليم - الموقف - التقدير العام </w:t>
+            </w:r>
+            <w:r>
+              <w:rPr>
+                <w:rFonts w:asciiTheme="minorBidi" w:hAnsiTheme="minorBidi"/>
+                <w:color w:val="000000" w:themeColor="text1"/>
+                <w:sz w:val="24"/>
+                <w:szCs w:val="24"/>
+                <w:rtl/>
+                <w:lang w:bidi="ar-AE"/>
+              </w:rPr>
+              <w:t>–</w:t>
+            </w:r>
+            <w:r>
+              <w:rPr>
+                <w:rFonts w:asciiTheme="minorBidi" w:hAnsiTheme="minorBidi"/>
+                <w:color w:val="000000" w:themeColor="text1"/>
+                <w:sz w:val="24"/>
+                <w:szCs w:val="24"/>
+                <w:rtl/>
+                <w:lang w:bidi="ar-AE"/>
+              </w:rPr>
+              <w:t xml:space="preserve"> فتح</w:t>
+            </w:r>
+          </w:p>
+          <w:p>
+            <w:pPr>
+              <w:bidi/>
+              <w:rPr>
+                <w:rFonts w:asciiTheme="minorBidi" w:hAnsiTheme="minorBidi"/>
+                <w:color w:val="000000" w:themeColor="text1"/>
+                <w:sz w:val="24"/>
+                <w:szCs w:val="24"/>
+                <w:rtl/>
+                <w:lang w:bidi="ar-AE"/>
+              </w:rPr>
+            </w:pPr>
+            <w:r>
+              <w:rPr>
+                <w:rFonts w:asciiTheme="minorBidi" w:hAnsiTheme="minorBidi" w:hint="cs"/>
+                <w:color w:val="000000" w:themeColor="text1"/>
+                <w:sz w:val="24"/>
+                <w:szCs w:val="24"/>
+                <w:rtl/>
+                <w:lang w:bidi="ar-AE"/>
+              </w:rPr>
+              <w:t>5. في صفحة قائمة التقييم بعد حفظ واعتماد التقييم من قبل المحكم تصبح القائمة للقراءة فقط وتختفي بيانات عمود النسبة وعمود النتيجة .. لذا أريد الحفاظ على بيانات النسبة وبيانات النتيجة ظاهرة كما قبل الحفظ والاعتماد دون اخفاء وتكون بالالوان.</w:t>
+            </w:r>
+          </w:p>
+          <w:p>
+            <w:pPr>
+              <w:bidi/>
+              <w:rPr>
+                <w:rFonts w:asciiTheme="minorBidi" w:hAnsiTheme="minorBidi"/>
+                <w:color w:val="000000" w:themeColor="text1"/>
+                <w:sz w:val="24"/>
+                <w:szCs w:val="24"/>
+                <w:rtl/>
+                <w:lang w:bidi="ar-AE"/>
+              </w:rPr>
+            </w:pPr>
+            <w:r>
+              <w:rPr>
+                <w:rFonts w:asciiTheme="minorBidi" w:hAnsiTheme="minorBidi" w:hint="cs"/>
+                <w:color w:val="000000" w:themeColor="text1"/>
+                <w:sz w:val="24"/>
+                <w:szCs w:val="24"/>
+                <w:rtl/>
+                <w:lang w:bidi="ar-AE"/>
+              </w:rPr>
+              <w:t xml:space="preserve">6. في صفحة </w:t>
+            </w:r>
+            <w:r>
+              <w:rPr>
+                <w:rFonts w:asciiTheme="minorBidi" w:hAnsiTheme="minorBidi" w:hint="cs"/>
+                <w:color w:val="000000" w:themeColor="text1"/>
+                <w:sz w:val="24"/>
+                <w:szCs w:val="24"/>
+                <w:rtl/>
+                <w:lang w:bidi="ar-AE"/>
+              </w:rPr>
+              <w:t xml:space="preserve">المحكمين / </w:t>
+            </w:r>
+            <w:r>
+              <w:rPr>
+                <w:rFonts w:asciiTheme="minorBidi" w:hAnsiTheme="minorBidi" w:hint="cs"/>
+                <w:color w:val="000000" w:themeColor="text1"/>
+                <w:sz w:val="24"/>
+                <w:szCs w:val="24"/>
+                <w:rtl/>
+                <w:lang w:bidi="ar-AE"/>
+              </w:rPr>
+              <w:t xml:space="preserve">قوائم التقييم </w:t>
+            </w:r>
+            <w:r>
+              <w:rPr>
+                <w:rFonts w:asciiTheme="minorBidi" w:hAnsiTheme="minorBidi" w:hint="cs"/>
+                <w:color w:val="000000" w:themeColor="text1"/>
+                <w:sz w:val="24"/>
+                <w:szCs w:val="24"/>
+                <w:rtl/>
+                <w:lang w:bidi="ar-AE"/>
+              </w:rPr>
+              <w:t>نريد إضافة عمود يبين عدد قوائم التقييم المخصصة للوحدة وعمود يبين عدد قوائم التقييم الغير منجزة مع تغيير لون الخلية فقط للتقييم الغير منجز.</w:t>
+            </w:r>
+          </w:p>
+          <w:p>
+            <w:pPr>
+              <w:bidi/>
+              <w:rPr>
+                <w:rFonts w:asciiTheme="minorBidi" w:hAnsiTheme="minorBidi"/>
+                <w:color w:val="000000" w:themeColor="text1"/>
+                <w:sz w:val="24"/>
+                <w:szCs w:val="24"/>
+                <w:rtl/>
+                <w:lang w:bidi="ar-AE"/>
+              </w:rPr>
+            </w:pPr>
+          </w:p>
+          <w:p>
+            <w:pPr>
+              <w:bidi/>
+              <w:rPr>
+                <w:rFonts w:asciiTheme="minorBidi" w:hAnsiTheme="minorBidi"/>
+                <w:color w:val="000000" w:themeColor="text1"/>
+                <w:sz w:val="24"/>
+                <w:szCs w:val="24"/>
+                <w:rtl/>
+                <w:lang w:bidi="ar-AE"/>
+              </w:rPr>
+            </w:pPr>
+          </w:p>
+        </w:tc>
+      </w:tr>
+      <w:tr>
+        <w:trPr>
+          <w:trHeight w:val="3248"/>
+        </w:trPr>
+        <w:tc>
+          <w:tcPr>
+            <w:tcW w:w="1984" w:type="dxa"/>
+          </w:tcPr>
+          <w:p>
+            <w:pPr>
+              <w:pStyle w:val="Heading1"/>
+              <w:shd w:val="clear" w:color="auto" w:fill="FFFFFF"/>
+              <w:bidi/>
+              <w:spacing w:before="0" w:beforeAutospacing="0" w:after="120" w:afterAutospacing="0"/>
+              <w:outlineLvl w:val="0"/>
+              <w:rPr>
+                <w:rFonts w:hint="cs"/>
+                <w:b w:val="0"/>
+                <w:bCs w:val="0"/>
+                <w:sz w:val="24"/>
+                <w:szCs w:val="24"/>
+                <w:rtl/>
+                <w:lang w:bidi="ar-AE"/>
+              </w:rPr>
+            </w:pPr>
+            <w:r>
+              <w:rPr>
+                <w:rFonts w:hint="cs"/>
+                <w:b w:val="0"/>
+                <w:bCs w:val="0"/>
+                <w:sz w:val="24"/>
+                <w:szCs w:val="24"/>
+                <w:rtl/>
+                <w:lang w:bidi="ar-AE"/>
+              </w:rPr>
+              <w:t>بنك المعلومات</w:t>
+            </w:r>
+          </w:p>
+        </w:tc>
+        <w:tc>
+          <w:tcPr>
+            <w:tcW w:w="11625" w:type="dxa"/>
+          </w:tcPr>
+          <w:p>
+            <w:pPr>
+              <w:bidi/>
+              <w:rPr>
+                <w:highlight w:val="yellow"/>
+              </w:rPr>
+            </w:pPr>
+            <w:r>
+              <w:t>1</w:t>
+            </w:r>
+            <w:r>
+              <w:rPr>
+                <w:highlight w:val="yellow"/>
+              </w:rPr>
+              <w:t xml:space="preserve">. </w:t>
+            </w:r>
+            <w:r>
+              <w:rPr>
+                <w:highlight w:val="yellow"/>
+                <w:rtl/>
+              </w:rPr>
+              <w:t>إيقاف الطي والتوسيع</w:t>
+            </w:r>
+          </w:p>
+          <w:p>
+            <w:pPr>
+              <w:bidi/>
+              <w:rPr>
+                <w:sz w:val="20"/>
+                <w:szCs w:val="20"/>
+                <w:highlight w:val="yellow"/>
+              </w:rPr>
+            </w:pPr>
+            <w:r>
+              <w:rPr>
+                <w:sz w:val="20"/>
+                <w:szCs w:val="20"/>
+                <w:highlight w:val="yellow"/>
+                <w:rtl/>
+              </w:rPr>
+              <w:t>أُزيلت أزرار الطي/التوسيع؛ الشجرة تبقى </w:t>
+            </w:r>
+            <w:r>
+              <w:rPr>
+                <w:rStyle w:val="font-semibold"/>
+                <w:rFonts w:ascii="Segoe UI" w:hAnsi="Segoe UI" w:cs="Segoe UI"/>
+                <w:b/>
+                <w:bCs/>
+                <w:sz w:val="20"/>
+                <w:szCs w:val="20"/>
+                <w:highlight w:val="yellow"/>
+                <w:rtl/>
+              </w:rPr>
+              <w:t>موسّعة دائماً</w:t>
+            </w:r>
+            <w:r>
+              <w:rPr>
+                <w:sz w:val="20"/>
+                <w:szCs w:val="20"/>
+                <w:highlight w:val="yellow"/>
+              </w:rPr>
+              <w:t>.</w:t>
+            </w:r>
+          </w:p>
+          <w:p>
+            <w:pPr>
+              <w:bidi/>
+              <w:rPr>
+                <w:sz w:val="20"/>
+                <w:szCs w:val="20"/>
+                <w:highlight w:val="yellow"/>
+              </w:rPr>
+            </w:pPr>
+            <w:r>
+              <w:rPr>
+                <w:sz w:val="20"/>
+                <w:szCs w:val="20"/>
+                <w:highlight w:val="yellow"/>
+                <w:rtl/>
+              </w:rPr>
+              <w:t>أثناء </w:t>
+            </w:r>
+            <w:r>
+              <w:rPr>
+                <w:rStyle w:val="font-semibold"/>
+                <w:rFonts w:ascii="Segoe UI" w:hAnsi="Segoe UI" w:cs="Segoe UI"/>
+                <w:b/>
+                <w:bCs/>
+                <w:sz w:val="20"/>
+                <w:szCs w:val="20"/>
+                <w:highlight w:val="yellow"/>
+                <w:rtl/>
+              </w:rPr>
+              <w:t>الإدراج أو الحذف</w:t>
+            </w:r>
+            <w:r>
+              <w:rPr>
+                <w:sz w:val="20"/>
+                <w:szCs w:val="20"/>
+                <w:highlight w:val="yellow"/>
+                <w:rtl/>
+              </w:rPr>
+              <w:t> تُجمَّد الشجرة بصرياً</w:t>
+            </w:r>
+            <w:r>
+              <w:rPr>
+                <w:sz w:val="20"/>
+                <w:szCs w:val="20"/>
+                <w:highlight w:val="yellow"/>
+              </w:rPr>
+              <w:t xml:space="preserve"> (</w:t>
             </w:r>
             <w:proofErr w:type="spellStart"/>
             <w:r>
               <w:rPr>
-                <w:rFonts w:ascii="Arial" w:hAnsi="Arial" w:cs="Arial"/>
-                <w:sz w:val="24"/>
-                <w:szCs w:val="24"/>
-                <w:rtl/>
-                <w:lang w:bidi="ar-AE"/>
-              </w:rPr>
-              <w:t>بناءا</w:t>
+                <w:rStyle w:val="HTMLCode"/>
+                <w:rFonts w:ascii="Consolas" w:eastAsiaTheme="minorHAnsi" w:hAnsi="Consolas"/>
+                <w:sz w:val="18"/>
+                <w:szCs w:val="18"/>
+                <w:highlight w:val="yellow"/>
+              </w:rPr>
+              <w:t>ibank</w:t>
             </w:r>
             <w:proofErr w:type="spellEnd"/>
             <w:r>
               <w:rPr>
-                <w:rFonts w:ascii="Arial" w:hAnsi="Arial" w:cs="Arial"/>
-                <w:sz w:val="24"/>
-                <w:szCs w:val="24"/>
-                <w:rtl/>
-                <w:lang w:bidi="ar-AE"/>
-              </w:rPr>
-              <w:t xml:space="preserve"> تغيير مرحلة التمرين ومستوى الوحدة</w:t>
-            </w:r>
-            <w:r>
-              <w:rPr>
-                <w:rFonts w:ascii="Arial" w:hAnsi="Arial" w:cs="Arial"/>
-                <w:sz w:val="24"/>
-                <w:szCs w:val="24"/>
-                <w:rtl/>
-                <w:lang w:bidi="ar-AE"/>
-              </w:rPr>
-              <w:t>، وتغيير موقع القائمة المنسدلة "مستوى الوحدة" إلى جانب مرحلة التمرين.</w:t>
-            </w:r>
-          </w:p>
-          <w:p>
-            <w:pPr>
-              <w:bidi/>
-              <w:rPr>
-                <w:rFonts w:ascii="Arial" w:hAnsi="Arial" w:cs="Arial"/>
-                <w:sz w:val="24"/>
-                <w:szCs w:val="24"/>
-                <w:rtl/>
-                <w:lang w:bidi="ar-AE"/>
-              </w:rPr>
-            </w:pPr>
-            <w:r>
-              <w:rPr>
-                <w:rFonts w:ascii="Arial" w:hAnsi="Arial" w:cs="Arial"/>
-                <w:sz w:val="24"/>
-                <w:szCs w:val="24"/>
-                <w:rtl/>
-                <w:lang w:bidi="ar-AE"/>
-              </w:rPr>
-              <w:t xml:space="preserve">2. حذف مربع عدد المعاضل </w:t>
-            </w:r>
-            <w:r>
-              <w:rPr>
-                <w:rFonts w:ascii="Arial" w:hAnsi="Arial" w:cs="Arial"/>
-                <w:sz w:val="24"/>
-                <w:szCs w:val="24"/>
-                <w:rtl/>
-                <w:lang w:bidi="ar-AE"/>
-              </w:rPr>
-              <w:t xml:space="preserve">في مجرى الأحداث وزر حفظ عدد القوائم، وأريد إدراج ملفات قوائم تقييم الإجراءات دون تحديد عدد القوائم والضغط على الزر </w:t>
-            </w:r>
-            <w:r>
-              <w:rPr>
-                <w:rFonts w:ascii="Arial" w:hAnsi="Arial" w:cs="Arial"/>
-                <w:sz w:val="24"/>
-                <w:szCs w:val="24"/>
-                <w:rtl/>
-                <w:lang w:bidi="ar-AE"/>
-              </w:rPr>
-              <w:t>للحفظ.</w:t>
-            </w:r>
-          </w:p>
-          <w:p>
-            <w:pPr>
-              <w:bidi/>
-              <w:rPr>
-                <w:rFonts w:ascii="Arial" w:hAnsi="Arial" w:cs="Arial"/>
-                <w:sz w:val="24"/>
-                <w:szCs w:val="24"/>
-                <w:rtl/>
-                <w:lang w:bidi="ar-AE"/>
-              </w:rPr>
-            </w:pPr>
-            <w:r>
-              <w:rPr>
-                <w:rFonts w:ascii="Arial" w:hAnsi="Arial" w:cs="Arial"/>
-                <w:sz w:val="24"/>
-                <w:szCs w:val="24"/>
-                <w:rtl/>
-                <w:lang w:bidi="ar-AE"/>
-              </w:rPr>
-              <w:t xml:space="preserve">3. أريد إدراج قوائم التقييم مباشرة في جدول قوائم تقييم الإجراءات من خلال زر "إدراج" وفتح مجلد لاختيار عدد غير محدود من ملفات التقييم </w:t>
-            </w:r>
-            <w:r>
-              <w:rPr>
-                <w:rFonts w:ascii="Arial" w:hAnsi="Arial" w:cs="Arial"/>
-                <w:sz w:val="24"/>
-                <w:szCs w:val="24"/>
-                <w:lang w:bidi="ar-AE"/>
-              </w:rPr>
-              <w:t>excel</w:t>
-            </w:r>
-            <w:r>
-              <w:rPr>
-                <w:rFonts w:ascii="Arial" w:hAnsi="Arial" w:cs="Arial"/>
-                <w:sz w:val="24"/>
-                <w:szCs w:val="24"/>
-                <w:rtl/>
-                <w:lang w:bidi="ar-AE"/>
+                <w:rStyle w:val="HTMLCode"/>
+                <w:rFonts w:ascii="Consolas" w:eastAsiaTheme="minorHAnsi" w:hAnsi="Consolas"/>
+                <w:sz w:val="18"/>
+                <w:szCs w:val="18"/>
+                <w:highlight w:val="yellow"/>
+              </w:rPr>
+              <w:t>-tree-page--busy</w:t>
+            </w:r>
+            <w:r>
+              <w:rPr>
+                <w:sz w:val="20"/>
+                <w:szCs w:val="20"/>
+                <w:highlight w:val="yellow"/>
+              </w:rPr>
+              <w:t xml:space="preserve">) </w:t>
+            </w:r>
+            <w:r>
+              <w:rPr>
+                <w:sz w:val="20"/>
+                <w:szCs w:val="20"/>
+                <w:highlight w:val="yellow"/>
+                <w:rtl/>
+              </w:rPr>
+              <w:t>لمنع التفاعل حتى اكتمال العملية</w:t>
+            </w:r>
+            <w:r>
+              <w:rPr>
+                <w:sz w:val="20"/>
+                <w:szCs w:val="20"/>
+                <w:highlight w:val="yellow"/>
               </w:rPr>
               <w:t>.</w:t>
             </w:r>
@@ -7443,161 +9906,375 @@
             <w:pPr>
               <w:bidi/>
               <w:rPr>
-                <w:rFonts w:ascii="Arial" w:hAnsi="Arial" w:cs="Arial"/>
-                <w:sz w:val="24"/>
-                <w:szCs w:val="24"/>
-                <w:rtl/>
-                <w:lang w:bidi="ar-AE"/>
-              </w:rPr>
-            </w:pPr>
-            <w:r>
-              <w:rPr>
-                <w:rFonts w:ascii="Arial" w:hAnsi="Arial" w:cs="Arial"/>
-                <w:sz w:val="24"/>
-                <w:szCs w:val="24"/>
-                <w:rtl/>
-                <w:lang w:bidi="ar-AE"/>
-              </w:rPr>
-              <w:t>4. بعد إدراج ملف مجرى الأحداث والمعاضل وملفات قوائم تقييم الإجراءات نضغط على زر "تخصيص وربط" لربطها مع بعض.</w:t>
-            </w:r>
-          </w:p>
-          <w:p>
-            <w:pPr>
-              <w:bidi/>
-              <w:rPr>
-                <w:rFonts w:ascii="Arial" w:hAnsi="Arial" w:cs="Arial"/>
-                <w:sz w:val="24"/>
-                <w:szCs w:val="24"/>
-                <w:rtl/>
-                <w:lang w:bidi="ar-AE"/>
-              </w:rPr>
-            </w:pPr>
-            <w:r>
-              <w:rPr>
-                <w:rFonts w:ascii="Arial" w:hAnsi="Arial" w:cs="Arial"/>
-                <w:sz w:val="24"/>
-                <w:szCs w:val="24"/>
-                <w:rtl/>
-                <w:lang w:bidi="ar-AE"/>
-              </w:rPr>
-              <w:t>5. حذف الفقرات التالية:</w:t>
-            </w:r>
-          </w:p>
-          <w:p>
-            <w:pPr>
-              <w:bidi/>
-              <w:rPr>
-                <w:rFonts w:ascii="Arial" w:hAnsi="Arial" w:cs="Arial"/>
-                <w:sz w:val="24"/>
-                <w:szCs w:val="24"/>
-                <w:rtl/>
-                <w:lang w:bidi="ar-AE"/>
-              </w:rPr>
-            </w:pPr>
-            <w:r>
-              <w:rPr>
-                <w:rFonts w:ascii="Arial" w:hAnsi="Arial" w:cs="Arial"/>
-                <w:sz w:val="24"/>
-                <w:szCs w:val="24"/>
-                <w:rtl/>
-                <w:lang w:bidi="ar-AE"/>
-              </w:rPr>
-              <w:t>(</w:t>
-            </w:r>
-            <w:r>
-              <w:rPr>
-                <w:rFonts w:ascii="Arial" w:hAnsi="Arial" w:cs="Arial"/>
-                <w:color w:val="7D7167"/>
-                <w:sz w:val="24"/>
-                <w:szCs w:val="24"/>
-                <w:shd w:val="clear" w:color="auto" w:fill="FFFFFF"/>
-                <w:rtl/>
-              </w:rPr>
-              <w:t>لمستوى وحدة محدد ومرحلة تمرين: يُرفع ملف واحد لمجرى الأحداث، وعدد ملفات</w:t>
-            </w:r>
-            <w:r>
-              <w:rPr>
-                <w:rFonts w:ascii="Arial" w:hAnsi="Arial" w:cs="Arial"/>
-                <w:color w:val="7D7167"/>
-                <w:sz w:val="24"/>
-                <w:szCs w:val="24"/>
-                <w:shd w:val="clear" w:color="auto" w:fill="FFFFFF"/>
-              </w:rPr>
-              <w:t xml:space="preserve"> Excel </w:t>
-            </w:r>
-            <w:r>
-              <w:rPr>
-                <w:rFonts w:ascii="Arial" w:hAnsi="Arial" w:cs="Arial"/>
-                <w:color w:val="7D7167"/>
-                <w:sz w:val="24"/>
-                <w:szCs w:val="24"/>
-                <w:shd w:val="clear" w:color="auto" w:fill="FFFFFF"/>
-                <w:rtl/>
-              </w:rPr>
-              <w:t>مساوٍ لعدد المعاضل في ذلك المجرى، ثم تخصيص الربط وتوجيه الحزمة للمحكم المناسب</w:t>
-            </w:r>
-            <w:r>
-              <w:rPr>
-                <w:rFonts w:ascii="Arial" w:hAnsi="Arial" w:cs="Arial"/>
-                <w:color w:val="7D7167"/>
-                <w:sz w:val="24"/>
-                <w:szCs w:val="24"/>
-                <w:shd w:val="clear" w:color="auto" w:fill="FFFFFF"/>
+                <w:highlight w:val="yellow"/>
+              </w:rPr>
+            </w:pPr>
+            <w:r>
+              <w:rPr>
+                <w:highlight w:val="yellow"/>
+              </w:rPr>
+              <w:t xml:space="preserve">2. </w:t>
+            </w:r>
+            <w:r>
+              <w:rPr>
+                <w:highlight w:val="yellow"/>
+                <w:rtl/>
+              </w:rPr>
+              <w:t>حذف الفقرات التوضيحية</w:t>
+            </w:r>
+          </w:p>
+          <w:p>
+            <w:pPr>
+              <w:bidi/>
+              <w:rPr>
+                <w:sz w:val="20"/>
+                <w:szCs w:val="20"/>
+                <w:highlight w:val="yellow"/>
+              </w:rPr>
+            </w:pPr>
+            <w:r>
+              <w:rPr>
+                <w:sz w:val="20"/>
+                <w:szCs w:val="20"/>
+                <w:highlight w:val="yellow"/>
+                <w:rtl/>
+              </w:rPr>
+              <w:t>حُذف نص «بنية شجرية: مجلدات المراحل…» من القالب (كان يظهر في التبويبات الثلاثة)</w:t>
+            </w:r>
+            <w:r>
+              <w:rPr>
+                <w:sz w:val="20"/>
+                <w:szCs w:val="20"/>
+                <w:highlight w:val="yellow"/>
               </w:rPr>
               <w:t>.</w:t>
             </w:r>
-            <w:r>
-              <w:rPr>
-                <w:rFonts w:ascii="Arial" w:hAnsi="Arial" w:cs="Arial"/>
-                <w:sz w:val="24"/>
-                <w:szCs w:val="24"/>
-                <w:rtl/>
-                <w:lang w:bidi="ar-AE"/>
-              </w:rPr>
-              <w:t>)</w:t>
-            </w:r>
-          </w:p>
-          <w:p>
-            <w:pPr>
-              <w:bidi/>
-              <w:rPr>
-                <w:rFonts w:ascii="Arial" w:hAnsi="Arial" w:cs="Arial"/>
-                <w:sz w:val="24"/>
-                <w:szCs w:val="24"/>
-                <w:rtl/>
-                <w:lang w:bidi="ar-AE"/>
-              </w:rPr>
-            </w:pPr>
-            <w:r>
-              <w:rPr>
-                <w:rFonts w:ascii="Arial" w:hAnsi="Arial" w:cs="Arial"/>
-                <w:sz w:val="24"/>
-                <w:szCs w:val="24"/>
-                <w:rtl/>
-                <w:lang w:bidi="ar-AE"/>
-              </w:rPr>
-              <w:t>(</w:t>
-            </w:r>
-            <w:r>
-              <w:rPr>
-                <w:rFonts w:ascii="Arial" w:hAnsi="Arial" w:cs="Arial"/>
-                <w:color w:val="7D7167"/>
-                <w:sz w:val="24"/>
-                <w:szCs w:val="24"/>
-                <w:shd w:val="clear" w:color="auto" w:fill="FFFFFF"/>
-                <w:rtl/>
-              </w:rPr>
-              <w:t>عدد المعاضل في مجرى الأحداث (= عدد قوائم تقييم الإجراءات)</w:t>
-            </w:r>
-            <w:r>
-              <w:rPr>
-                <w:rFonts w:ascii="Arial" w:hAnsi="Arial" w:cs="Arial"/>
-                <w:sz w:val="24"/>
-                <w:szCs w:val="24"/>
-                <w:rtl/>
-                <w:lang w:bidi="ar-AE"/>
-              </w:rPr>
-              <w:t>)</w:t>
+          </w:p>
+          <w:p>
+            <w:pPr>
+              <w:bidi/>
+              <w:rPr>
+                <w:highlight w:val="yellow"/>
+              </w:rPr>
+            </w:pPr>
+            <w:r>
+              <w:rPr>
+                <w:highlight w:val="yellow"/>
+              </w:rPr>
+              <w:t xml:space="preserve">3. </w:t>
+            </w:r>
+            <w:r>
+              <w:rPr>
+                <w:highlight w:val="yellow"/>
+                <w:rtl/>
+              </w:rPr>
+              <w:t>إلغاء التحديد</w:t>
+            </w:r>
+          </w:p>
+          <w:p>
+            <w:pPr>
+              <w:bidi/>
+              <w:rPr>
+                <w:sz w:val="20"/>
+                <w:szCs w:val="20"/>
+                <w:highlight w:val="yellow"/>
+              </w:rPr>
+            </w:pPr>
+            <w:r>
+              <w:rPr>
+                <w:sz w:val="20"/>
+                <w:szCs w:val="20"/>
+                <w:highlight w:val="yellow"/>
+                <w:rtl/>
+              </w:rPr>
+              <w:t>الضغط مرة أخرى على </w:t>
+            </w:r>
+            <w:r>
+              <w:rPr>
+                <w:rStyle w:val="font-semibold"/>
+                <w:rFonts w:ascii="Segoe UI" w:hAnsi="Segoe UI" w:cs="Segoe UI"/>
+                <w:b/>
+                <w:bCs/>
+                <w:sz w:val="20"/>
+                <w:szCs w:val="20"/>
+                <w:highlight w:val="yellow"/>
+                <w:rtl/>
+              </w:rPr>
+              <w:t>تحديد</w:t>
+            </w:r>
+            <w:r>
+              <w:rPr>
+                <w:sz w:val="20"/>
+                <w:szCs w:val="20"/>
+                <w:highlight w:val="yellow"/>
+                <w:rtl/>
+              </w:rPr>
+              <w:t> لنفس المجلد </w:t>
+            </w:r>
+            <w:r>
+              <w:rPr>
+                <w:rStyle w:val="font-semibold"/>
+                <w:rFonts w:ascii="Segoe UI" w:hAnsi="Segoe UI" w:cs="Segoe UI"/>
+                <w:b/>
+                <w:bCs/>
+                <w:sz w:val="20"/>
+                <w:szCs w:val="20"/>
+                <w:highlight w:val="yellow"/>
+                <w:rtl/>
+              </w:rPr>
+              <w:t>يلغي التحديد</w:t>
+            </w:r>
+            <w:r>
+              <w:rPr>
+                <w:sz w:val="20"/>
+                <w:szCs w:val="20"/>
+                <w:highlight w:val="yellow"/>
+                <w:rtl/>
+              </w:rPr>
+              <w:t> إذا لم تُجرَ أي إضافة أو تعديل</w:t>
+            </w:r>
+            <w:r>
+              <w:rPr>
+                <w:sz w:val="20"/>
+                <w:szCs w:val="20"/>
+                <w:highlight w:val="yellow"/>
+              </w:rPr>
+              <w:t>.</w:t>
+            </w:r>
+          </w:p>
+          <w:p>
+            <w:pPr>
+              <w:bidi/>
+              <w:rPr>
+                <w:sz w:val="20"/>
+                <w:szCs w:val="20"/>
+                <w:highlight w:val="yellow"/>
+              </w:rPr>
+            </w:pPr>
+            <w:r>
+              <w:rPr>
+                <w:sz w:val="20"/>
+                <w:szCs w:val="20"/>
+                <w:highlight w:val="yellow"/>
+                <w:rtl/>
+              </w:rPr>
+              <w:t>زر </w:t>
+            </w:r>
+            <w:r>
+              <w:rPr>
+                <w:rStyle w:val="font-semibold"/>
+                <w:rFonts w:ascii="Segoe UI" w:hAnsi="Segoe UI" w:cs="Segoe UI"/>
+                <w:b/>
+                <w:bCs/>
+                <w:sz w:val="20"/>
+                <w:szCs w:val="20"/>
+                <w:highlight w:val="yellow"/>
+                <w:rtl/>
+              </w:rPr>
+              <w:t>إلغاء التحديد</w:t>
+            </w:r>
+            <w:r>
+              <w:rPr>
+                <w:sz w:val="20"/>
+                <w:szCs w:val="20"/>
+                <w:highlight w:val="yellow"/>
+                <w:rtl/>
+              </w:rPr>
+              <w:t> يظهر عند وجود مجلد محدد ويختفي بعد بدء إدراج ملف/مجلد أو كتابة اسم مجلد جديد</w:t>
+            </w:r>
+            <w:r>
+              <w:rPr>
+                <w:sz w:val="20"/>
+                <w:szCs w:val="20"/>
+                <w:highlight w:val="yellow"/>
+              </w:rPr>
+              <w:t>.</w:t>
+            </w:r>
+          </w:p>
+          <w:p>
+            <w:pPr>
+              <w:bidi/>
+              <w:rPr>
+                <w:sz w:val="20"/>
+                <w:szCs w:val="20"/>
+                <w:highlight w:val="yellow"/>
+              </w:rPr>
+            </w:pPr>
+            <w:r>
+              <w:rPr>
+                <w:sz w:val="20"/>
+                <w:szCs w:val="20"/>
+                <w:highlight w:val="yellow"/>
+                <w:rtl/>
+              </w:rPr>
+              <w:t>بعد بدء أي تعديل لا يمكن إلغاء التحديد إلا بإتمام العملية أو تحديث الصفحة</w:t>
+            </w:r>
+            <w:r>
+              <w:rPr>
+                <w:sz w:val="20"/>
+                <w:szCs w:val="20"/>
+                <w:highlight w:val="yellow"/>
+              </w:rPr>
+              <w:t>.</w:t>
+            </w:r>
+          </w:p>
+          <w:p>
+            <w:pPr>
+              <w:bidi/>
+              <w:rPr>
+                <w:highlight w:val="yellow"/>
+              </w:rPr>
+            </w:pPr>
+            <w:r>
+              <w:rPr>
+                <w:highlight w:val="yellow"/>
+              </w:rPr>
+              <w:t xml:space="preserve">4. </w:t>
+            </w:r>
+            <w:r>
+              <w:rPr>
+                <w:highlight w:val="yellow"/>
+                <w:rtl/>
+              </w:rPr>
+              <w:t>زر الحذف لجميع المجلدات</w:t>
+            </w:r>
+          </w:p>
+          <w:p>
+            <w:pPr>
+              <w:bidi/>
+              <w:rPr>
+                <w:sz w:val="20"/>
+                <w:szCs w:val="20"/>
+                <w:highlight w:val="yellow"/>
+              </w:rPr>
+            </w:pPr>
+            <w:r>
+              <w:rPr>
+                <w:sz w:val="20"/>
+                <w:szCs w:val="20"/>
+                <w:highlight w:val="yellow"/>
+                <w:rtl/>
+              </w:rPr>
+              <w:t>زر الحذف يظهر على </w:t>
+            </w:r>
+            <w:r>
+              <w:rPr>
+                <w:rStyle w:val="font-semibold"/>
+                <w:rFonts w:ascii="Segoe UI" w:hAnsi="Segoe UI" w:cs="Segoe UI"/>
+                <w:b/>
+                <w:bCs/>
+                <w:sz w:val="20"/>
+                <w:szCs w:val="20"/>
+                <w:highlight w:val="yellow"/>
+                <w:rtl/>
+              </w:rPr>
+              <w:t>كل المجلدات والملفات</w:t>
+            </w:r>
+            <w:r>
+              <w:rPr>
+                <w:sz w:val="20"/>
+                <w:szCs w:val="20"/>
+                <w:highlight w:val="yellow"/>
+                <w:rtl/>
+              </w:rPr>
+              <w:t> بلا استثناء (بما فيها مجلدات المراحل والوحدات)</w:t>
+            </w:r>
+            <w:r>
+              <w:rPr>
+                <w:sz w:val="20"/>
+                <w:szCs w:val="20"/>
+                <w:highlight w:val="yellow"/>
+              </w:rPr>
+              <w:t>.</w:t>
+            </w:r>
+          </w:p>
+          <w:p>
+            <w:pPr>
+              <w:bidi/>
+              <w:rPr>
+                <w:sz w:val="20"/>
+                <w:szCs w:val="20"/>
+                <w:highlight w:val="yellow"/>
+              </w:rPr>
+            </w:pPr>
+            <w:r>
+              <w:rPr>
+                <w:sz w:val="20"/>
+                <w:szCs w:val="20"/>
+                <w:highlight w:val="yellow"/>
+                <w:rtl/>
+              </w:rPr>
+              <w:t>أُزيل المنع في الخادم الذي كان يمنع حذف مجلدات النظام</w:t>
+            </w:r>
+            <w:r>
+              <w:rPr>
+                <w:sz w:val="20"/>
+                <w:szCs w:val="20"/>
+                <w:highlight w:val="yellow"/>
+              </w:rPr>
+              <w:t>.</w:t>
+            </w:r>
+          </w:p>
+          <w:p>
+            <w:pPr>
+              <w:bidi/>
+              <w:rPr>
+                <w:color w:val="000000" w:themeColor="text1"/>
+                <w:sz w:val="20"/>
+                <w:szCs w:val="20"/>
+              </w:rPr>
+            </w:pPr>
+            <w:r>
+              <w:rPr>
+                <w:sz w:val="20"/>
+                <w:szCs w:val="20"/>
+                <w:highlight w:val="yellow"/>
+                <w:rtl/>
+              </w:rPr>
+              <w:t>حدّث الصفحة</w:t>
+            </w:r>
+            <w:r>
+              <w:rPr>
+                <w:sz w:val="20"/>
+                <w:szCs w:val="20"/>
+                <w:highlight w:val="yellow"/>
+              </w:rPr>
+              <w:t xml:space="preserve"> (</w:t>
+            </w:r>
+            <w:r>
+              <w:rPr>
+                <w:rStyle w:val="HTMLCode"/>
+                <w:rFonts w:ascii="Consolas" w:eastAsiaTheme="minorHAnsi" w:hAnsi="Consolas"/>
+                <w:sz w:val="18"/>
+                <w:szCs w:val="18"/>
+                <w:highlight w:val="yellow"/>
+              </w:rPr>
+              <w:t>F5</w:t>
+            </w:r>
+            <w:r>
+              <w:rPr>
+                <w:sz w:val="20"/>
+                <w:szCs w:val="20"/>
+                <w:highlight w:val="yellow"/>
+              </w:rPr>
+              <w:t xml:space="preserve">) </w:t>
+            </w:r>
+            <w:r>
+              <w:rPr>
+                <w:sz w:val="20"/>
+                <w:szCs w:val="20"/>
+                <w:highlight w:val="yellow"/>
+                <w:rtl/>
+              </w:rPr>
+              <w:t>في بنك المعلومات وجرّب التبويبات الثلاثة</w:t>
+            </w:r>
+            <w:r>
+              <w:rPr>
+                <w:sz w:val="20"/>
+                <w:szCs w:val="20"/>
+                <w:highlight w:val="yellow"/>
+              </w:rPr>
+              <w:t>.</w:t>
             </w:r>
           </w:p>
           <w:p>
@@ -7611,50 +10288,876 @@
                 <w:lang w:bidi="ar-AE"/>
               </w:rPr>
             </w:pPr>
-            <w:r>
-              <w:rPr>
-                <w:rFonts w:ascii="Arial" w:hAnsi="Arial" w:cs="Arial"/>
-                <w:sz w:val="24"/>
-                <w:szCs w:val="24"/>
-                <w:rtl/>
-                <w:lang w:bidi="ar-AE"/>
-              </w:rPr>
-              <w:t>(</w:t>
-            </w:r>
-            <w:r>
-              <w:rPr>
-                <w:rFonts w:ascii="Arial" w:hAnsi="Arial" w:cs="Arial"/>
-                <w:color w:val="7D7167"/>
-                <w:sz w:val="24"/>
-                <w:szCs w:val="24"/>
-                <w:shd w:val="clear" w:color="auto" w:fill="FFFFFF"/>
-                <w:rtl/>
-              </w:rPr>
-              <w:t xml:space="preserve">القائمة المعروضة مخصّصة </w:t>
-            </w:r>
-            <w:proofErr w:type="gramStart"/>
-            <w:r>
-              <w:rPr>
-                <w:rFonts w:ascii="Arial" w:hAnsi="Arial" w:cs="Arial"/>
-                <w:color w:val="7D7167"/>
-                <w:sz w:val="24"/>
-                <w:szCs w:val="24"/>
-                <w:shd w:val="clear" w:color="auto" w:fill="FFFFFF"/>
-                <w:rtl/>
-              </w:rPr>
-              <w:t>لـ </w:t>
-            </w:r>
-            <w:r>
-              <w:rPr>
-                <w:rFonts w:ascii="Arial" w:hAnsi="Arial" w:cs="Arial"/>
-                <w:sz w:val="24"/>
-                <w:szCs w:val="24"/>
-                <w:rtl/>
-                <w:lang w:bidi="ar-AE"/>
-              </w:rPr>
-              <w:t>)</w:t>
-            </w:r>
-            <w:proofErr w:type="gramEnd"/>
+          </w:p>
+        </w:tc>
+      </w:tr>
+      <w:tr>
+        <w:trPr>
+          <w:trHeight w:val="3248"/>
+        </w:trPr>
+        <w:tc>
+          <w:tcPr>
+            <w:tcW w:w="1984" w:type="dxa"/>
+          </w:tcPr>
+          <w:p>
+            <w:pPr>
+              <w:pStyle w:val="Heading1"/>
+              <w:shd w:val="clear" w:color="auto" w:fill="FFFFFF"/>
+              <w:bidi/>
+              <w:spacing w:before="0" w:beforeAutospacing="0" w:after="120" w:afterAutospacing="0"/>
+              <w:outlineLvl w:val="0"/>
+              <w:rPr>
+                <w:rFonts w:hint="cs"/>
+                <w:b w:val="0"/>
+                <w:bCs w:val="0"/>
+                <w:color w:val="FF0000"/>
+                <w:sz w:val="24"/>
+                <w:szCs w:val="24"/>
+                <w:rtl/>
+                <w:lang w:bidi="ar-AE"/>
+              </w:rPr>
+            </w:pPr>
+            <w:r>
+              <w:rPr>
+                <w:rFonts w:hint="cs"/>
+                <w:b w:val="0"/>
+                <w:bCs w:val="0"/>
+                <w:color w:val="FF0000"/>
+                <w:sz w:val="24"/>
+                <w:szCs w:val="24"/>
+                <w:rtl/>
+                <w:lang w:bidi="ar-AE"/>
+              </w:rPr>
+              <w:lastRenderedPageBreak/>
+              <w:t>كبير المحكمين / المحكمين</w:t>
+            </w:r>
+          </w:p>
+        </w:tc>
+        <w:tc>
+          <w:tcPr>
+            <w:tcW w:w="11625" w:type="dxa"/>
+          </w:tcPr>
+          <w:p>
+            <w:pPr>
+              <w:bidi/>
+              <w:rPr>
+                <w:color w:val="FF0000"/>
+                <w:rtl/>
+              </w:rPr>
+            </w:pPr>
+            <w:r>
+              <w:rPr>
+                <w:noProof/>
+                <w:color w:val="FF0000"/>
+              </w:rPr>
+              <w:drawing>
+                <wp:inline distT="0" distB="0" distL="0" distR="0" wp14:anchorId="56AD5E71" wp14:editId="7E1BA303">
+                  <wp:extent cx="2196545" cy="946298"/>
+                  <wp:effectExtent l="0" t="0" r="0" b="6350"/>
+                  <wp:docPr id="1" name="Picture 1"/>
+                  <wp:cNvGraphicFramePr>
+                    <a:graphicFrameLocks xmlns:a="http://schemas.openxmlformats.org/drawingml/2006/main" noChangeAspect="1"/>
+                  </wp:cNvGraphicFramePr>
+                  <a:graphic xmlns:a="http://schemas.openxmlformats.org/drawingml/2006/main">
+                    <a:graphicData uri="http://schemas.openxmlformats.org/drawingml/2006/picture">
+                      <pic:pic xmlns:pic="http://schemas.openxmlformats.org/drawingml/2006/picture">
+                        <pic:nvPicPr>
+                          <pic:cNvPr id="0" name="Picture 1"/>
+                          <pic:cNvPicPr>
+                            <a:picLocks noChangeAspect="1" noChangeArrowheads="1"/>
+                          </pic:cNvPicPr>
+                        </pic:nvPicPr>
+                        <pic:blipFill>
+                          <a:blip r:embed="rId6" cstate="print">
+                            <a:extLst>
+                              <a:ext uri="{28A0092B-C50C-407E-A947-70E740481C1C}">
+                                <a14:useLocalDpi xmlns:a14="http://schemas.microsoft.com/office/drawing/2010/main" val="0"/>
+                              </a:ext>
+                            </a:extLst>
+                          </a:blip>
+                          <a:srcRect/>
+                          <a:stretch>
+                            <a:fillRect/>
+                          </a:stretch>
+                        </pic:blipFill>
+                        <pic:spPr bwMode="auto">
+                          <a:xfrm>
+                            <a:off x="0" y="0"/>
+                            <a:ext cx="2241490" cy="965661"/>
+                          </a:xfrm>
+                          <a:prstGeom prst="rect">
+                            <a:avLst/>
+                          </a:prstGeom>
+                          <a:noFill/>
+                          <a:ln>
+                            <a:noFill/>
+                          </a:ln>
+                        </pic:spPr>
+                      </pic:pic>
+                    </a:graphicData>
+                  </a:graphic>
+                </wp:inline>
+              </w:drawing>
+            </w:r>
+          </w:p>
+          <w:p>
+            <w:pPr>
+              <w:bidi/>
+              <w:rPr>
+                <w:color w:val="FF0000"/>
+                <w:rtl/>
+              </w:rPr>
+            </w:pPr>
+          </w:p>
+          <w:p>
+            <w:pPr>
+              <w:bidi/>
+              <w:rPr>
+                <w:color w:val="FF0000"/>
+                <w:rtl/>
+              </w:rPr>
+            </w:pPr>
+            <w:r>
+              <w:rPr>
+                <w:rFonts w:hint="cs"/>
+                <w:color w:val="FF0000"/>
+                <w:rtl/>
+              </w:rPr>
+              <w:t xml:space="preserve">1. </w:t>
+            </w:r>
+            <w:r>
+              <w:rPr>
+                <w:rFonts w:hint="cs"/>
+                <w:color w:val="FF0000"/>
+                <w:rtl/>
+              </w:rPr>
+              <w:t xml:space="preserve">في صفحة المحكمين / صفحة قائمة التقييم نريد إضافة خاصية توثيق </w:t>
+            </w:r>
+            <w:r>
+              <w:rPr>
+                <w:rFonts w:hint="cs"/>
+                <w:color w:val="FF0000"/>
+                <w:rtl/>
+              </w:rPr>
+              <w:t xml:space="preserve">عناصر المعايير من خلال (تصوير فوتوغرافي </w:t>
+            </w:r>
+            <w:r>
+              <w:rPr>
+                <w:color w:val="FF0000"/>
+                <w:rtl/>
+              </w:rPr>
+              <w:t>–</w:t>
+            </w:r>
+            <w:r>
+              <w:rPr>
+                <w:rFonts w:hint="cs"/>
+                <w:color w:val="FF0000"/>
+                <w:rtl/>
+              </w:rPr>
+              <w:t xml:space="preserve"> تصوير فيديو) </w:t>
+            </w:r>
+            <w:r>
+              <w:rPr>
+                <w:color w:val="FF0000"/>
+                <w:rtl/>
+              </w:rPr>
+              <w:t>–</w:t>
+            </w:r>
+            <w:r>
+              <w:rPr>
+                <w:rFonts w:hint="cs"/>
+                <w:color w:val="FF0000"/>
+                <w:rtl/>
+              </w:rPr>
+              <w:t xml:space="preserve"> اي نريد إضافة أزرار لل</w:t>
+            </w:r>
+            <w:r>
+              <w:rPr>
+                <w:rFonts w:hint="cs"/>
+                <w:color w:val="FF0000"/>
+                <w:rtl/>
+              </w:rPr>
+              <w:t xml:space="preserve">تصوير فوتوغرافي  </w:t>
+            </w:r>
+            <w:r>
+              <w:rPr>
+                <w:rFonts w:hint="cs"/>
+                <w:color w:val="FF0000"/>
+                <w:rtl/>
+              </w:rPr>
+              <w:t>و</w:t>
+            </w:r>
+            <w:r>
+              <w:rPr>
+                <w:rFonts w:hint="cs"/>
+                <w:color w:val="FF0000"/>
+                <w:rtl/>
+              </w:rPr>
+              <w:t>تصوير فيديو</w:t>
+            </w:r>
+            <w:r>
+              <w:rPr>
+                <w:rFonts w:hint="cs"/>
+                <w:color w:val="FF0000"/>
+                <w:rtl/>
+              </w:rPr>
+              <w:t xml:space="preserve"> في نهاية كل سطر وتخزن في مجلدات داخل النظام وأيضا اضافة خاصي التشغيل ) .. وتضاف خاصية الإطلاع على التوثيقات لإدارة النظام / هيئة السيطرة / التخطيط / كبير المحكمين / المحللين.</w:t>
+            </w:r>
+          </w:p>
+          <w:p>
+            <w:pPr>
+              <w:bidi/>
+              <w:rPr>
+                <w:color w:val="FF0000"/>
+                <w:rtl/>
+              </w:rPr>
+            </w:pPr>
+            <w:r>
+              <w:rPr>
+                <w:rFonts w:hint="cs"/>
+                <w:color w:val="FF0000"/>
+                <w:rtl/>
+              </w:rPr>
+              <w:t>2. اختيار افضل وأخف صيغة للصور والفيديو وذلك لتخفيف الحمل على النظام.</w:t>
+            </w:r>
+          </w:p>
+          <w:p>
+            <w:pPr>
+              <w:bidi/>
+              <w:rPr>
+                <w:color w:val="FF0000"/>
+              </w:rPr>
+            </w:pPr>
+            <w:r>
+              <w:rPr>
+                <w:rFonts w:hint="cs"/>
+                <w:color w:val="FF0000"/>
+                <w:rtl/>
+              </w:rPr>
+              <w:t>3. إضافة جميع امتيازات المحكمين إلى صفحة كبير المحكمين بالإضافة إلى امتيازاته الخاصة.</w:t>
+            </w:r>
+          </w:p>
+        </w:tc>
+      </w:tr>
+      <w:tr>
+        <w:trPr>
+          <w:trHeight w:val="3248"/>
+        </w:trPr>
+        <w:tc>
+          <w:tcPr>
+            <w:tcW w:w="1984" w:type="dxa"/>
+          </w:tcPr>
+          <w:p>
+            <w:pPr>
+              <w:pStyle w:val="Heading1"/>
+              <w:shd w:val="clear" w:color="auto" w:fill="FFFFFF"/>
+              <w:bidi/>
+              <w:spacing w:before="0" w:beforeAutospacing="0" w:after="120" w:afterAutospacing="0"/>
+              <w:outlineLvl w:val="0"/>
+              <w:rPr>
+                <w:rFonts w:hint="cs"/>
+                <w:b w:val="0"/>
+                <w:bCs w:val="0"/>
+                <w:color w:val="FF0000"/>
+                <w:sz w:val="24"/>
+                <w:szCs w:val="24"/>
+                <w:rtl/>
+                <w:lang w:bidi="ar-AE"/>
+              </w:rPr>
+            </w:pPr>
+            <w:r>
+              <w:rPr>
+                <w:rFonts w:hint="cs"/>
+                <w:b w:val="0"/>
+                <w:bCs w:val="0"/>
+                <w:color w:val="FF0000"/>
+                <w:sz w:val="24"/>
+                <w:szCs w:val="24"/>
+                <w:rtl/>
+                <w:lang w:bidi="ar-AE"/>
+              </w:rPr>
+              <w:t>بنك المعلومات</w:t>
+            </w:r>
+          </w:p>
+        </w:tc>
+        <w:tc>
+          <w:tcPr>
+            <w:tcW w:w="11625" w:type="dxa"/>
+          </w:tcPr>
+          <w:p>
+            <w:pPr>
+              <w:bidi/>
+              <w:rPr>
+                <w:rFonts w:ascii="Arial" w:hAnsi="Arial" w:cs="Arial"/>
+                <w:color w:val="FF0000"/>
+                <w:sz w:val="24"/>
+                <w:szCs w:val="24"/>
+                <w:lang w:bidi="ar-AE"/>
+              </w:rPr>
+            </w:pPr>
+            <w:r>
+              <w:rPr>
+                <w:rFonts w:ascii="Arial" w:hAnsi="Arial" w:cs="Arial"/>
+                <w:color w:val="FF0000"/>
+                <w:sz w:val="24"/>
+                <w:szCs w:val="24"/>
+                <w:rtl/>
+                <w:lang w:bidi="ar-AE"/>
+              </w:rPr>
+              <w:t>1. في الصفحات التالية (مجرى الأحداث والمعاضل – تقييم الاجراءات – قوائم تقييم المعاضل) امنع وأوقف خاصية</w:t>
+            </w:r>
+            <w:r>
+              <w:rPr>
+                <w:rFonts w:ascii="Arial" w:hAnsi="Arial" w:cs="Arial" w:hint="cs"/>
+                <w:color w:val="FF0000"/>
+                <w:sz w:val="24"/>
+                <w:szCs w:val="24"/>
+                <w:rtl/>
+                <w:lang w:bidi="ar-AE"/>
+              </w:rPr>
+              <w:t xml:space="preserve"> الطي والتوسع</w:t>
+            </w:r>
+            <w:r>
+              <w:rPr>
+                <w:rFonts w:ascii="Arial" w:hAnsi="Arial" w:cs="Arial"/>
+                <w:color w:val="FF0000"/>
+                <w:sz w:val="24"/>
+                <w:szCs w:val="24"/>
+                <w:rtl/>
+                <w:lang w:bidi="ar-AE"/>
+              </w:rPr>
+              <w:t xml:space="preserve"> </w:t>
+            </w:r>
+            <w:r>
+              <w:rPr>
+                <w:rFonts w:ascii="Arial" w:hAnsi="Arial" w:cs="Arial"/>
+                <w:color w:val="FF0000"/>
+                <w:sz w:val="24"/>
+                <w:szCs w:val="24"/>
+                <w:lang w:bidi="ar-AE"/>
+              </w:rPr>
+              <w:t>expand and collapse</w:t>
+            </w:r>
+            <w:r>
+              <w:rPr>
+                <w:rFonts w:ascii="Arial" w:hAnsi="Arial" w:cs="Arial"/>
+                <w:color w:val="FF0000"/>
+                <w:sz w:val="24"/>
+                <w:szCs w:val="24"/>
+                <w:rtl/>
+                <w:lang w:bidi="ar-AE"/>
+              </w:rPr>
+              <w:t xml:space="preserve"> </w:t>
+            </w:r>
+            <w:r>
+              <w:rPr>
+                <w:rFonts w:ascii="Arial" w:hAnsi="Arial" w:cs="Arial" w:hint="cs"/>
+                <w:color w:val="FF0000"/>
+                <w:sz w:val="24"/>
+                <w:szCs w:val="24"/>
+                <w:rtl/>
+                <w:lang w:bidi="ar-AE"/>
+              </w:rPr>
+              <w:t xml:space="preserve">التلقائي </w:t>
+            </w:r>
+            <w:r>
+              <w:rPr>
+                <w:rFonts w:ascii="Arial" w:hAnsi="Arial" w:cs="Arial"/>
+                <w:color w:val="FF0000"/>
+                <w:sz w:val="24"/>
+                <w:szCs w:val="24"/>
+                <w:rtl/>
+                <w:lang w:bidi="ar-AE"/>
+              </w:rPr>
+              <w:t>للبنية الشجرية (المجلدات) أثناء الإضافة أو الحذف</w:t>
+            </w:r>
+            <w:r>
+              <w:rPr>
+                <w:rFonts w:ascii="Arial" w:hAnsi="Arial" w:cs="Arial" w:hint="cs"/>
+                <w:color w:val="FF0000"/>
+                <w:sz w:val="24"/>
+                <w:szCs w:val="24"/>
+                <w:rtl/>
+                <w:lang w:bidi="ar-AE"/>
+              </w:rPr>
+              <w:t xml:space="preserve">.. أريد ان يكون الطي والتوسع من خلال المستخدم </w:t>
+            </w:r>
+          </w:p>
+          <w:p>
+            <w:pPr>
+              <w:bidi/>
+              <w:rPr>
+                <w:rFonts w:ascii="Arial" w:hAnsi="Arial" w:cs="Arial"/>
+                <w:color w:val="FF0000"/>
+                <w:sz w:val="24"/>
+                <w:szCs w:val="24"/>
+                <w:rtl/>
+                <w:lang w:bidi="ar-AE"/>
+              </w:rPr>
+            </w:pPr>
+            <w:r>
+              <w:rPr>
+                <w:rFonts w:ascii="Arial" w:hAnsi="Arial" w:cs="Arial"/>
+                <w:color w:val="FF0000"/>
+                <w:sz w:val="24"/>
+                <w:szCs w:val="24"/>
+                <w:rtl/>
+                <w:lang w:bidi="ar-AE"/>
+              </w:rPr>
+              <w:t xml:space="preserve">2. احذف الفقرات التالية: </w:t>
+            </w:r>
+          </w:p>
+          <w:p>
+            <w:pPr>
+              <w:bidi/>
+              <w:rPr>
+                <w:rFonts w:ascii="Arial" w:hAnsi="Arial" w:cs="Arial"/>
+                <w:color w:val="FF0000"/>
+                <w:sz w:val="24"/>
+                <w:szCs w:val="24"/>
+                <w:rtl/>
+                <w:lang w:bidi="ar-AE"/>
+              </w:rPr>
+            </w:pPr>
+            <w:r>
+              <w:rPr>
+                <w:rFonts w:ascii="Arial" w:hAnsi="Arial" w:cs="Arial"/>
+                <w:color w:val="FF0000"/>
+                <w:sz w:val="24"/>
+                <w:szCs w:val="24"/>
+                <w:rtl/>
+                <w:lang w:bidi="ar-AE"/>
+              </w:rPr>
+              <w:t xml:space="preserve">( بنية شجرية: مجلدات المراحل ← مجلدات الوحدات ← ملفات ومجلدات فرعية. عند إدراج مجلد تُضاف جميع محتوياته بأسمائها وصيغها الأصلية </w:t>
+            </w:r>
+            <w:r>
+              <w:rPr>
+                <w:rFonts w:ascii="Arial" w:hAnsi="Arial" w:cs="Arial"/>
+                <w:color w:val="FF0000"/>
+                <w:sz w:val="24"/>
+                <w:szCs w:val="24"/>
+                <w:lang w:bidi="ar-AE"/>
+              </w:rPr>
+              <w:t>(PDF · Word · Excel)</w:t>
+            </w:r>
+            <w:r>
+              <w:rPr>
+                <w:rFonts w:ascii="Arial" w:hAnsi="Arial" w:cs="Arial"/>
+                <w:color w:val="FF0000"/>
+                <w:sz w:val="24"/>
+                <w:szCs w:val="24"/>
+                <w:rtl/>
+                <w:lang w:bidi="ar-AE"/>
+              </w:rPr>
+              <w:t>.)</w:t>
+            </w:r>
+          </w:p>
+          <w:p>
+            <w:pPr>
+              <w:bidi/>
+              <w:rPr>
+                <w:rFonts w:ascii="Arial" w:hAnsi="Arial" w:cs="Arial"/>
+                <w:color w:val="FF0000"/>
+                <w:sz w:val="24"/>
+                <w:szCs w:val="24"/>
+                <w:rtl/>
+                <w:lang w:bidi="ar-AE"/>
+              </w:rPr>
+            </w:pPr>
+            <w:r>
+              <w:rPr>
+                <w:rFonts w:ascii="Arial" w:hAnsi="Arial" w:cs="Arial"/>
+                <w:color w:val="FF0000"/>
+                <w:sz w:val="24"/>
+                <w:szCs w:val="24"/>
+                <w:rtl/>
+                <w:lang w:bidi="ar-AE"/>
+              </w:rPr>
+              <w:t xml:space="preserve">( بنية شجرية: مجلدات المراحل ← مجلدات الوحدات ← ملفات ومجلدات فرعية. عند إدراج مجلد تُضاف جميع محتوياته بأسمائها وصيغها الأصلية </w:t>
+            </w:r>
+            <w:r>
+              <w:rPr>
+                <w:rFonts w:ascii="Arial" w:hAnsi="Arial" w:cs="Arial"/>
+                <w:color w:val="FF0000"/>
+                <w:sz w:val="24"/>
+                <w:szCs w:val="24"/>
+                <w:lang w:bidi="ar-AE"/>
+              </w:rPr>
+              <w:t>(PDF · Word · Excel)</w:t>
+            </w:r>
+            <w:r>
+              <w:rPr>
+                <w:rFonts w:ascii="Arial" w:hAnsi="Arial" w:cs="Arial"/>
+                <w:color w:val="FF0000"/>
+                <w:sz w:val="24"/>
+                <w:szCs w:val="24"/>
+                <w:rtl/>
+                <w:lang w:bidi="ar-AE"/>
+              </w:rPr>
+              <w:t>.)</w:t>
+            </w:r>
+          </w:p>
+          <w:p>
+            <w:pPr>
+              <w:bidi/>
+              <w:rPr>
+                <w:rFonts w:ascii="Arial" w:hAnsi="Arial" w:cs="Arial"/>
+                <w:color w:val="FF0000"/>
+                <w:sz w:val="24"/>
+                <w:szCs w:val="24"/>
+                <w:rtl/>
+                <w:lang w:bidi="ar-AE"/>
+              </w:rPr>
+            </w:pPr>
+            <w:r>
+              <w:rPr>
+                <w:rFonts w:ascii="Arial" w:hAnsi="Arial" w:cs="Arial"/>
+                <w:color w:val="FF0000"/>
+                <w:sz w:val="24"/>
+                <w:szCs w:val="24"/>
+                <w:rtl/>
+                <w:lang w:bidi="ar-AE"/>
+              </w:rPr>
+              <w:t xml:space="preserve">( بنية شجرية: مجلدات المراحل ← مجلدات الوحدات ← ملفات ومجلدات فرعية. عند إدراج مجلد تُضاف جميع محتوياته بأسمائها وصيغها الأصلية </w:t>
+            </w:r>
+            <w:r>
+              <w:rPr>
+                <w:rFonts w:ascii="Arial" w:hAnsi="Arial" w:cs="Arial"/>
+                <w:color w:val="FF0000"/>
+                <w:sz w:val="24"/>
+                <w:szCs w:val="24"/>
+                <w:lang w:bidi="ar-AE"/>
+              </w:rPr>
+              <w:t>(PDF · Word · Excel)</w:t>
+            </w:r>
+            <w:r>
+              <w:rPr>
+                <w:rFonts w:ascii="Arial" w:hAnsi="Arial" w:cs="Arial"/>
+                <w:color w:val="FF0000"/>
+                <w:sz w:val="24"/>
+                <w:szCs w:val="24"/>
+                <w:rtl/>
+                <w:lang w:bidi="ar-AE"/>
+              </w:rPr>
+              <w:t>.)</w:t>
+            </w:r>
+          </w:p>
+          <w:p>
+            <w:pPr>
+              <w:bidi/>
+              <w:rPr>
+                <w:rFonts w:ascii="Arial" w:hAnsi="Arial" w:cs="Arial"/>
+                <w:color w:val="FF0000"/>
+                <w:sz w:val="24"/>
+                <w:szCs w:val="24"/>
+                <w:rtl/>
+                <w:lang w:bidi="ar-AE"/>
+              </w:rPr>
+            </w:pPr>
+            <w:r>
+              <w:rPr>
+                <w:rFonts w:ascii="Arial" w:hAnsi="Arial" w:cs="Arial"/>
+                <w:color w:val="FF0000"/>
+                <w:sz w:val="24"/>
+                <w:szCs w:val="24"/>
+                <w:rtl/>
+                <w:lang w:bidi="ar-AE"/>
+              </w:rPr>
+              <w:t xml:space="preserve">3. في الصفحات التالية (مجرى الأحداث والمعاضل – تقييم الاجراءات – قوائم تقييم المعاضل) أثناء الضغط على زر (تحديد) بعد ذلك لا يمكن إزالة التحديد </w:t>
+            </w:r>
+            <w:r>
+              <w:rPr>
+                <w:rFonts w:ascii="Arial" w:hAnsi="Arial" w:cs="Arial"/>
+                <w:color w:val="FF0000"/>
+                <w:sz w:val="24"/>
+                <w:szCs w:val="24"/>
+                <w:lang w:bidi="ar-AE"/>
+              </w:rPr>
+              <w:t>unselect</w:t>
+            </w:r>
+            <w:r>
+              <w:rPr>
+                <w:rFonts w:ascii="Arial" w:hAnsi="Arial" w:cs="Arial"/>
+                <w:color w:val="FF0000"/>
+                <w:sz w:val="24"/>
+                <w:szCs w:val="24"/>
+                <w:rtl/>
+                <w:lang w:bidi="ar-AE"/>
+              </w:rPr>
+              <w:t xml:space="preserve"> .. اضف خاصية إلغاء التحديد في لم يتم اجراءات اي تعديل أو اضافة على المجلد.</w:t>
+            </w:r>
+          </w:p>
+          <w:p>
+            <w:pPr>
+              <w:bidi/>
+              <w:rPr>
+                <w:rFonts w:ascii="Arial" w:hAnsi="Arial" w:cs="Arial"/>
+                <w:color w:val="FF0000"/>
+                <w:sz w:val="24"/>
+                <w:szCs w:val="24"/>
+                <w:rtl/>
+                <w:lang w:bidi="ar-AE"/>
+              </w:rPr>
+            </w:pPr>
+            <w:r>
+              <w:rPr>
+                <w:rFonts w:ascii="Arial" w:hAnsi="Arial" w:cs="Arial"/>
+                <w:color w:val="FF0000"/>
+                <w:sz w:val="24"/>
+                <w:szCs w:val="24"/>
+                <w:rtl/>
+                <w:lang w:bidi="ar-AE"/>
+              </w:rPr>
+              <w:t>4. إضافة زر الحذف على جميع المجلدات دون استثناء</w:t>
+            </w:r>
+          </w:p>
+          <w:p>
+            <w:pPr>
+              <w:bidi/>
+              <w:rPr>
+                <w:noProof/>
+                <w:color w:val="FF0000"/>
+              </w:rPr>
+            </w:pPr>
+          </w:p>
+        </w:tc>
+      </w:tr>
+      <w:tr>
+        <w:trPr>
+          <w:trHeight w:val="692"/>
+        </w:trPr>
+        <w:tc>
+          <w:tcPr>
+            <w:tcW w:w="1984" w:type="dxa"/>
+          </w:tcPr>
+          <w:p>
+            <w:pPr>
+              <w:pStyle w:val="Heading1"/>
+              <w:shd w:val="clear" w:color="auto" w:fill="FFFFFF"/>
+              <w:bidi/>
+              <w:spacing w:before="0" w:beforeAutospacing="0" w:after="120" w:afterAutospacing="0"/>
+              <w:outlineLvl w:val="0"/>
+              <w:rPr>
+                <w:rFonts w:hint="cs"/>
+                <w:b w:val="0"/>
+                <w:bCs w:val="0"/>
+                <w:sz w:val="24"/>
+                <w:szCs w:val="24"/>
+                <w:rtl/>
+                <w:lang w:bidi="ar-AE"/>
+              </w:rPr>
+            </w:pPr>
+            <w:r>
+              <w:rPr>
+                <w:rFonts w:hint="cs"/>
+                <w:b w:val="0"/>
+                <w:bCs w:val="0"/>
+                <w:sz w:val="24"/>
+                <w:szCs w:val="24"/>
+                <w:rtl/>
+                <w:lang w:bidi="ar-AE"/>
+              </w:rPr>
+              <w:t>التخطيط / مجرى الاحداث والمعاضل</w:t>
+            </w:r>
+          </w:p>
+        </w:tc>
+        <w:tc>
+          <w:tcPr>
+            <w:tcW w:w="11625" w:type="dxa"/>
+          </w:tcPr>
+          <w:p>
+            <w:pPr>
+              <w:bidi/>
+              <w:rPr>
+                <w:rFonts w:ascii="Arial" w:hAnsi="Arial" w:cs="Arial"/>
+                <w:sz w:val="24"/>
+                <w:szCs w:val="24"/>
+                <w:rtl/>
+                <w:lang w:bidi="ar-AE"/>
+              </w:rPr>
+            </w:pPr>
+            <w:r>
+              <w:rPr>
+                <w:rFonts w:ascii="Arial" w:hAnsi="Arial" w:cs="Arial" w:hint="cs"/>
+                <w:sz w:val="24"/>
+                <w:szCs w:val="24"/>
+                <w:rtl/>
+                <w:lang w:bidi="ar-AE"/>
+              </w:rPr>
+              <w:t>عند تخصيص وربط مجرى الأحداث مع تقييم الاجراءات لمحكم فردي من خلال اسم المستخدم الخاص به، يجب ان تمنح هذه الصلاحية لإدارة النظام وكبير المحكمين أيضا للإطلاع.</w:t>
+            </w:r>
+          </w:p>
+        </w:tc>
+      </w:tr>
+      <w:tr>
+        <w:trPr>
+          <w:trHeight w:val="692"/>
+        </w:trPr>
+        <w:tc>
+          <w:tcPr>
+            <w:tcW w:w="1984" w:type="dxa"/>
+          </w:tcPr>
+          <w:p>
+            <w:pPr>
+              <w:pStyle w:val="Heading1"/>
+              <w:shd w:val="clear" w:color="auto" w:fill="FFFFFF"/>
+              <w:bidi/>
+              <w:spacing w:before="0" w:beforeAutospacing="0" w:after="120" w:afterAutospacing="0"/>
+              <w:outlineLvl w:val="0"/>
+              <w:rPr>
+                <w:rFonts w:hint="cs"/>
+                <w:b w:val="0"/>
+                <w:bCs w:val="0"/>
+                <w:sz w:val="24"/>
+                <w:szCs w:val="24"/>
+                <w:rtl/>
+                <w:lang w:bidi="ar-AE"/>
+              </w:rPr>
+            </w:pPr>
+            <w:r>
+              <w:rPr>
+                <w:rFonts w:hint="cs"/>
+                <w:b w:val="0"/>
+                <w:bCs w:val="0"/>
+                <w:sz w:val="24"/>
+                <w:szCs w:val="24"/>
+                <w:rtl/>
+                <w:lang w:bidi="ar-AE"/>
+              </w:rPr>
+              <w:t>كبير المحكمين / سجل الاشعارات</w:t>
+            </w:r>
+          </w:p>
+        </w:tc>
+        <w:tc>
+          <w:tcPr>
+            <w:tcW w:w="11625" w:type="dxa"/>
+          </w:tcPr>
+          <w:p>
+            <w:pPr>
+              <w:bidi/>
+              <w:rPr>
+                <w:rFonts w:ascii="Arial" w:hAnsi="Arial" w:cs="Arial" w:hint="cs"/>
+                <w:sz w:val="24"/>
+                <w:szCs w:val="24"/>
+                <w:rtl/>
+                <w:lang w:bidi="ar-AE"/>
+              </w:rPr>
+            </w:pPr>
+            <w:r>
+              <w:rPr>
+                <w:rFonts w:ascii="Arial" w:hAnsi="Arial" w:cs="Arial" w:hint="cs"/>
+                <w:sz w:val="24"/>
+                <w:szCs w:val="24"/>
+                <w:rtl/>
+                <w:lang w:bidi="ar-AE"/>
+              </w:rPr>
+              <w:t xml:space="preserve">1. </w:t>
+            </w:r>
+            <w:r>
+              <w:rPr>
+                <w:rFonts w:ascii="Arial" w:hAnsi="Arial" w:cs="Arial" w:hint="cs"/>
+                <w:sz w:val="24"/>
+                <w:szCs w:val="24"/>
+                <w:rtl/>
+                <w:lang w:bidi="ar-AE"/>
+              </w:rPr>
+              <w:t>عندما يقوم كبير المحكمين بإعادة التقييم إلى المحكم .. نريد النظام يرسل اشعار للمحكم للتنبيه</w:t>
+            </w:r>
+            <w:r>
+              <w:rPr>
+                <w:rFonts w:ascii="Arial" w:hAnsi="Arial" w:cs="Arial" w:hint="cs"/>
+                <w:sz w:val="24"/>
+                <w:szCs w:val="24"/>
+                <w:rtl/>
+                <w:lang w:bidi="ar-AE"/>
+              </w:rPr>
+              <w:t>.</w:t>
+            </w:r>
+            <w:r>
+              <w:rPr>
+                <w:rFonts w:ascii="Arial" w:hAnsi="Arial" w:cs="Arial"/>
+                <w:sz w:val="24"/>
+                <w:szCs w:val="24"/>
+                <w:rtl/>
+                <w:lang w:bidi="ar-AE"/>
+              </w:rPr>
+              <w:br/>
+            </w:r>
+            <w:r>
+              <w:rPr>
+                <w:rFonts w:ascii="Arial" w:hAnsi="Arial" w:cs="Arial" w:hint="cs"/>
+                <w:sz w:val="24"/>
+                <w:szCs w:val="24"/>
+                <w:rtl/>
+                <w:lang w:bidi="ar-AE"/>
+              </w:rPr>
+              <w:t xml:space="preserve">2. </w:t>
+            </w:r>
+            <w:r>
+              <w:rPr>
+                <w:rFonts w:ascii="Arial" w:hAnsi="Arial" w:cs="Arial" w:hint="cs"/>
+                <w:sz w:val="24"/>
+                <w:szCs w:val="24"/>
+                <w:rtl/>
+                <w:lang w:bidi="ar-AE"/>
+              </w:rPr>
+              <w:t>بعد إع</w:t>
+            </w:r>
+            <w:r>
+              <w:rPr>
+                <w:rFonts w:ascii="Arial" w:hAnsi="Arial" w:cs="Arial" w:hint="cs"/>
+                <w:sz w:val="24"/>
+                <w:szCs w:val="24"/>
+                <w:rtl/>
+                <w:lang w:bidi="ar-AE"/>
+              </w:rPr>
+              <w:t>ادة التقييم للمحكم يقوم المحكم بفتح التقييم والتعديل عليه .. وبعد التعديل والحفظ نريد نغير عمود الموقف إلى (لم ينجز) إلا بعد الحفظ وعمود إرسال الإعتماد إلى بانتظار الاعتماد.</w:t>
+            </w:r>
+          </w:p>
+        </w:tc>
+      </w:tr>
+      <w:tr>
+        <w:trPr>
+          <w:trHeight w:val="692"/>
+        </w:trPr>
+        <w:tc>
+          <w:tcPr>
+            <w:tcW w:w="1984" w:type="dxa"/>
+          </w:tcPr>
+          <w:p>
+            <w:pPr>
+              <w:pStyle w:val="Heading1"/>
+              <w:shd w:val="clear" w:color="auto" w:fill="FFFFFF"/>
+              <w:bidi/>
+              <w:spacing w:before="0" w:beforeAutospacing="0" w:after="120" w:afterAutospacing="0"/>
+              <w:outlineLvl w:val="0"/>
+              <w:rPr>
+                <w:rFonts w:hint="cs"/>
+                <w:b w:val="0"/>
+                <w:bCs w:val="0"/>
+                <w:sz w:val="24"/>
+                <w:szCs w:val="24"/>
+                <w:rtl/>
+                <w:lang w:bidi="ar-AE"/>
+              </w:rPr>
+            </w:pPr>
+          </w:p>
+        </w:tc>
+        <w:tc>
+          <w:tcPr>
+            <w:tcW w:w="11625" w:type="dxa"/>
+          </w:tcPr>
+          <w:p>
+            <w:pPr>
+              <w:bidi/>
+              <w:rPr>
+                <w:rFonts w:ascii="Arial" w:hAnsi="Arial" w:cs="Arial" w:hint="cs"/>
+                <w:sz w:val="24"/>
+                <w:szCs w:val="24"/>
+                <w:rtl/>
+                <w:lang w:bidi="ar-AE"/>
+              </w:rPr>
+            </w:pPr>
           </w:p>
         </w:tc>
       </w:tr>
@@ -7719,6 +11222,453 @@
 <file path=word/numbering.xml><?xml version="1.0" encoding="utf-8"?>
 <w:numbering xmlns:wpc="http://schemas.microsoft.com/office/word/2010/wordprocessingCanvas" xmlns:cx="http://schemas.microsoft.com/office/drawing/2014/chartex" xmlns:cx1="http://schemas.microsoft.com/office/drawing/2015/9/8/chartex" xmlns:cx2="http://schemas.microsoft.com/office/drawing/2015/10/21/chartex" xmlns:cx3="http://schemas.microsoft.com/office/drawing/2016/5/9/chartex" xmlns:cx4="http://schemas.microsoft.com/office/drawing/2016/5/10/chartex" xmlns:cx5="http://schemas.microsoft.com/office/drawing/2016/5/11/chartex" xmlns:cx6="http://schemas.microsoft.com/office/drawing/2016/5/12/chartex" xmlns:cx7="http://schemas.microsoft.com/office/drawing/2016/5/13/chartex" xmlns:cx8="http://schemas.microsoft.com/office/drawing/2016/5/14/chartex" xmlns:mc="http://schemas.openxmlformats.org/markup-compatibility/2006" xmlns:aink="http://schemas.microsoft.com/office/drawing/2016/ink" xmlns:am3d="http://schemas.microsoft.com/office/drawing/2017/model3d" xmlns:o="urn:schemas-microsoft-com:office:office" xmlns:r="http://schemas.openxmlformats.org/officeDocument/2006/relationships" xmlns:m="http://schemas.openxmlformats.org/officeDocument/2006/math" xmlns:v="urn:schemas-microsoft-com:vml" xmlns:wp14="http://schemas.microsoft.com/office/word/2010/wordprocessingDrawing" xmlns:wp="http://schemas.openxmlformats.org/drawingml/2006/wordprocessingDrawing" xmlns:w10="urn:schemas-microsoft-com:office:word" xmlns:w="http://schemas.openxmlformats.org/wordprocessingml/2006/main" xmlns:w14="http://schemas.microsoft.com/office/word/2010/wordml" xmlns:w15="http://schemas.microsoft.com/office/word/2012/wordml" xmlns:w16cex="http://schemas.microsoft.com/office/word/2018/wordml/cex" xmlns:w16cid="http://schemas.microsoft.com/office/word/2016/wordml/cid" xmlns:w16="http://schemas.microsoft.com/office/word/2018/wordml" xmlns:w16sdtdh="http://schemas.microsoft.com/office/word/2020/wordml/sdtdatahash" xmlns:w16se="http://schemas.microsoft.com/office/word/2015/wordml/symex" xmlns:wpg="http://schemas.microsoft.com/office/word/2010/wordprocessingGroup" xmlns:wpi="http://schemas.microsoft.com/office/word/2010/wordprocessingInk" xmlns:wne="http://schemas.microsoft.com/office/word/2006/wordml" xmlns:wps="http://schemas.microsoft.com/office/word/2010/wordprocessingShape" mc:Ignorable="w14 w15 w16se w16cid w16 w16cex w16sdtdh wp14">
   <w:abstractNum w:abstractNumId="0" w15:restartNumberingAfterBreak="0">
+    <w:nsid w:val="1FA94524"/>
+    <w:multiLevelType w:val="multilevel"/>
+    <w:tmpl w:val="5A18CE8E"/>
+    <w:lvl w:ilvl="0">
+      <w:start w:val="1"/>
+      <w:numFmt w:val="bullet"/>
+      <w:lvlText w:val=""/>
+      <w:lvlJc w:val="left"/>
+      <w:pPr>
+        <w:tabs>
+          <w:tab w:val="num" w:pos="720"/>
+        </w:tabs>
+        <w:ind w:left="720" w:hanging="360"/>
+      </w:pPr>
+      <w:rPr>
+        <w:rFonts w:ascii="Symbol" w:hAnsi="Symbol" w:hint="default"/>
+        <w:sz w:val="20"/>
+      </w:rPr>
+    </w:lvl>
+    <w:lvl w:ilvl="1" w:tentative="1">
+      <w:start w:val="1"/>
+      <w:numFmt w:val="bullet"/>
+      <w:lvlText w:val=""/>
+      <w:lvlJc w:val="left"/>
+      <w:pPr>
+        <w:tabs>
+          <w:tab w:val="num" w:pos="1440"/>
+        </w:tabs>
+        <w:ind w:left="1440" w:hanging="360"/>
+      </w:pPr>
+      <w:rPr>
+        <w:rFonts w:ascii="Symbol" w:hAnsi="Symbol" w:hint="default"/>
+        <w:sz w:val="20"/>
+      </w:rPr>
+    </w:lvl>
+    <w:lvl w:ilvl="2" w:tentative="1">
+      <w:start w:val="1"/>
+      <w:numFmt w:val="bullet"/>
+      <w:lvlText w:val=""/>
+      <w:lvlJc w:val="left"/>
+      <w:pPr>
+        <w:tabs>
+          <w:tab w:val="num" w:pos="2160"/>
+        </w:tabs>
+        <w:ind w:left="2160" w:hanging="360"/>
+      </w:pPr>
+      <w:rPr>
+        <w:rFonts w:ascii="Symbol" w:hAnsi="Symbol" w:hint="default"/>
+        <w:sz w:val="20"/>
+      </w:rPr>
+    </w:lvl>
+    <w:lvl w:ilvl="3" w:tentative="1">
+      <w:start w:val="1"/>
+      <w:numFmt w:val="bullet"/>
+      <w:lvlText w:val=""/>
+      <w:lvlJc w:val="left"/>
+      <w:pPr>
+        <w:tabs>
+          <w:tab w:val="num" w:pos="2880"/>
+        </w:tabs>
+        <w:ind w:left="2880" w:hanging="360"/>
+      </w:pPr>
+      <w:rPr>
+        <w:rFonts w:ascii="Symbol" w:hAnsi="Symbol" w:hint="default"/>
+        <w:sz w:val="20"/>
+      </w:rPr>
+    </w:lvl>
+    <w:lvl w:ilvl="4" w:tentative="1">
+      <w:start w:val="1"/>
+      <w:numFmt w:val="bullet"/>
+      <w:lvlText w:val=""/>
+      <w:lvlJc w:val="left"/>
+      <w:pPr>
+        <w:tabs>
+          <w:tab w:val="num" w:pos="3600"/>
+        </w:tabs>
+        <w:ind w:left="3600" w:hanging="360"/>
+      </w:pPr>
+      <w:rPr>
+        <w:rFonts w:ascii="Symbol" w:hAnsi="Symbol" w:hint="default"/>
+        <w:sz w:val="20"/>
+      </w:rPr>
+    </w:lvl>
+    <w:lvl w:ilvl="5" w:tentative="1">
+      <w:start w:val="1"/>
+      <w:numFmt w:val="bullet"/>
+      <w:lvlText w:val=""/>
+      <w:lvlJc w:val="left"/>
+      <w:pPr>
+        <w:tabs>
+          <w:tab w:val="num" w:pos="4320"/>
+        </w:tabs>
+        <w:ind w:left="4320" w:hanging="360"/>
+      </w:pPr>
+      <w:rPr>
+        <w:rFonts w:ascii="Symbol" w:hAnsi="Symbol" w:hint="default"/>
+        <w:sz w:val="20"/>
+      </w:rPr>
+    </w:lvl>
+    <w:lvl w:ilvl="6" w:tentative="1">
+      <w:start w:val="1"/>
+      <w:numFmt w:val="bullet"/>
+      <w:lvlText w:val=""/>
+      <w:lvlJc w:val="left"/>
+      <w:pPr>
+        <w:tabs>
+          <w:tab w:val="num" w:pos="5040"/>
+        </w:tabs>
+        <w:ind w:left="5040" w:hanging="360"/>
+      </w:pPr>
+      <w:rPr>
+        <w:rFonts w:ascii="Symbol" w:hAnsi="Symbol" w:hint="default"/>
+        <w:sz w:val="20"/>
+      </w:rPr>
+    </w:lvl>
+    <w:lvl w:ilvl="7" w:tentative="1">
+      <w:start w:val="1"/>
+      <w:numFmt w:val="bullet"/>
+      <w:lvlText w:val=""/>
+      <w:lvlJc w:val="left"/>
+      <w:pPr>
+        <w:tabs>
+          <w:tab w:val="num" w:pos="5760"/>
+        </w:tabs>
+        <w:ind w:left="5760" w:hanging="360"/>
+      </w:pPr>
+      <w:rPr>
+        <w:rFonts w:ascii="Symbol" w:hAnsi="Symbol" w:hint="default"/>
+        <w:sz w:val="20"/>
+      </w:rPr>
+    </w:lvl>
+    <w:lvl w:ilvl="8" w:tentative="1">
+      <w:start w:val="1"/>
+      <w:numFmt w:val="bullet"/>
+      <w:lvlText w:val=""/>
+      <w:lvlJc w:val="left"/>
+      <w:pPr>
+        <w:tabs>
+          <w:tab w:val="num" w:pos="6480"/>
+        </w:tabs>
+        <w:ind w:left="6480" w:hanging="360"/>
+      </w:pPr>
+      <w:rPr>
+        <w:rFonts w:ascii="Symbol" w:hAnsi="Symbol" w:hint="default"/>
+        <w:sz w:val="20"/>
+      </w:rPr>
+    </w:lvl>
+  </w:abstractNum>
+  <w:abstractNum w:abstractNumId="1" w15:restartNumberingAfterBreak="0">
+    <w:nsid w:val="28406609"/>
+    <w:multiLevelType w:val="multilevel"/>
+    <w:tmpl w:val="52C4A16A"/>
+    <w:lvl w:ilvl="0">
+      <w:start w:val="1"/>
+      <w:numFmt w:val="bullet"/>
+      <w:lvlText w:val=""/>
+      <w:lvlJc w:val="left"/>
+      <w:pPr>
+        <w:tabs>
+          <w:tab w:val="num" w:pos="720"/>
+        </w:tabs>
+        <w:ind w:left="720" w:hanging="360"/>
+      </w:pPr>
+      <w:rPr>
+        <w:rFonts w:ascii="Symbol" w:hAnsi="Symbol" w:hint="default"/>
+        <w:sz w:val="20"/>
+      </w:rPr>
+    </w:lvl>
+    <w:lvl w:ilvl="1" w:tentative="1">
+      <w:start w:val="1"/>
+      <w:numFmt w:val="bullet"/>
+      <w:lvlText w:val=""/>
+      <w:lvlJc w:val="left"/>
+      <w:pPr>
+        <w:tabs>
+          <w:tab w:val="num" w:pos="1440"/>
+        </w:tabs>
+        <w:ind w:left="1440" w:hanging="360"/>
+      </w:pPr>
+      <w:rPr>
+        <w:rFonts w:ascii="Symbol" w:hAnsi="Symbol" w:hint="default"/>
+        <w:sz w:val="20"/>
+      </w:rPr>
+    </w:lvl>
+    <w:lvl w:ilvl="2" w:tentative="1">
+      <w:start w:val="1"/>
+      <w:numFmt w:val="bullet"/>
+      <w:lvlText w:val=""/>
+      <w:lvlJc w:val="left"/>
+      <w:pPr>
+        <w:tabs>
+          <w:tab w:val="num" w:pos="2160"/>
+        </w:tabs>
+        <w:ind w:left="2160" w:hanging="360"/>
+      </w:pPr>
+      <w:rPr>
+        <w:rFonts w:ascii="Symbol" w:hAnsi="Symbol" w:hint="default"/>
+        <w:sz w:val="20"/>
+      </w:rPr>
+    </w:lvl>
+    <w:lvl w:ilvl="3" w:tentative="1">
+      <w:start w:val="1"/>
+      <w:numFmt w:val="bullet"/>
+      <w:lvlText w:val=""/>
+      <w:lvlJc w:val="left"/>
+      <w:pPr>
+        <w:tabs>
+          <w:tab w:val="num" w:pos="2880"/>
+        </w:tabs>
+        <w:ind w:left="2880" w:hanging="360"/>
+      </w:pPr>
+      <w:rPr>
+        <w:rFonts w:ascii="Symbol" w:hAnsi="Symbol" w:hint="default"/>
+        <w:sz w:val="20"/>
+      </w:rPr>
+    </w:lvl>
+    <w:lvl w:ilvl="4" w:tentative="1">
+      <w:start w:val="1"/>
+      <w:numFmt w:val="bullet"/>
+      <w:lvlText w:val=""/>
+      <w:lvlJc w:val="left"/>
+      <w:pPr>
+        <w:tabs>
+          <w:tab w:val="num" w:pos="3600"/>
+        </w:tabs>
+        <w:ind w:left="3600" w:hanging="360"/>
+      </w:pPr>
+      <w:rPr>
+        <w:rFonts w:ascii="Symbol" w:hAnsi="Symbol" w:hint="default"/>
+        <w:sz w:val="20"/>
+      </w:rPr>
+    </w:lvl>
+    <w:lvl w:ilvl="5" w:tentative="1">
+      <w:start w:val="1"/>
+      <w:numFmt w:val="bullet"/>
+      <w:lvlText w:val=""/>
+      <w:lvlJc w:val="left"/>
+      <w:pPr>
+        <w:tabs>
+          <w:tab w:val="num" w:pos="4320"/>
+        </w:tabs>
+        <w:ind w:left="4320" w:hanging="360"/>
+      </w:pPr>
+      <w:rPr>
+        <w:rFonts w:ascii="Symbol" w:hAnsi="Symbol" w:hint="default"/>
+        <w:sz w:val="20"/>
+      </w:rPr>
+    </w:lvl>
+    <w:lvl w:ilvl="6" w:tentative="1">
+      <w:start w:val="1"/>
+      <w:numFmt w:val="bullet"/>
+      <w:lvlText w:val=""/>
+      <w:lvlJc w:val="left"/>
+      <w:pPr>
+        <w:tabs>
+          <w:tab w:val="num" w:pos="5040"/>
+        </w:tabs>
+        <w:ind w:left="5040" w:hanging="360"/>
+      </w:pPr>
+      <w:rPr>
+        <w:rFonts w:ascii="Symbol" w:hAnsi="Symbol" w:hint="default"/>
+        <w:sz w:val="20"/>
+      </w:rPr>
+    </w:lvl>
+    <w:lvl w:ilvl="7" w:tentative="1">
+      <w:start w:val="1"/>
+      <w:numFmt w:val="bullet"/>
+      <w:lvlText w:val=""/>
+      <w:lvlJc w:val="left"/>
+      <w:pPr>
+        <w:tabs>
+          <w:tab w:val="num" w:pos="5760"/>
+        </w:tabs>
+        <w:ind w:left="5760" w:hanging="360"/>
+      </w:pPr>
+      <w:rPr>
+        <w:rFonts w:ascii="Symbol" w:hAnsi="Symbol" w:hint="default"/>
+        <w:sz w:val="20"/>
+      </w:rPr>
+    </w:lvl>
+    <w:lvl w:ilvl="8" w:tentative="1">
+      <w:start w:val="1"/>
+      <w:numFmt w:val="bullet"/>
+      <w:lvlText w:val=""/>
+      <w:lvlJc w:val="left"/>
+      <w:pPr>
+        <w:tabs>
+          <w:tab w:val="num" w:pos="6480"/>
+        </w:tabs>
+        <w:ind w:left="6480" w:hanging="360"/>
+      </w:pPr>
+      <w:rPr>
+        <w:rFonts w:ascii="Symbol" w:hAnsi="Symbol" w:hint="default"/>
+        <w:sz w:val="20"/>
+      </w:rPr>
+    </w:lvl>
+  </w:abstractNum>
+  <w:abstractNum w:abstractNumId="2" w15:restartNumberingAfterBreak="0">
+    <w:nsid w:val="2BF939B9"/>
+    <w:multiLevelType w:val="multilevel"/>
+    <w:tmpl w:val="78ACD496"/>
+    <w:lvl w:ilvl="0">
+      <w:start w:val="1"/>
+      <w:numFmt w:val="bullet"/>
+      <w:lvlText w:val=""/>
+      <w:lvlJc w:val="left"/>
+      <w:pPr>
+        <w:tabs>
+          <w:tab w:val="num" w:pos="720"/>
+        </w:tabs>
+        <w:ind w:left="720" w:hanging="360"/>
+      </w:pPr>
+      <w:rPr>
+        <w:rFonts w:ascii="Symbol" w:hAnsi="Symbol" w:hint="default"/>
+        <w:sz w:val="20"/>
+      </w:rPr>
+    </w:lvl>
+    <w:lvl w:ilvl="1" w:tentative="1">
+      <w:start w:val="1"/>
+      <w:numFmt w:val="bullet"/>
+      <w:lvlText w:val=""/>
+      <w:lvlJc w:val="left"/>
+      <w:pPr>
+        <w:tabs>
+          <w:tab w:val="num" w:pos="1440"/>
+        </w:tabs>
+        <w:ind w:left="1440" w:hanging="360"/>
+      </w:pPr>
+      <w:rPr>
+        <w:rFonts w:ascii="Symbol" w:hAnsi="Symbol" w:hint="default"/>
+        <w:sz w:val="20"/>
+      </w:rPr>
+    </w:lvl>
+    <w:lvl w:ilvl="2" w:tentative="1">
+      <w:start w:val="1"/>
+      <w:numFmt w:val="bullet"/>
+      <w:lvlText w:val=""/>
+      <w:lvlJc w:val="left"/>
+      <w:pPr>
+        <w:tabs>
+          <w:tab w:val="num" w:pos="2160"/>
+        </w:tabs>
+        <w:ind w:left="2160" w:hanging="360"/>
+      </w:pPr>
+      <w:rPr>
+        <w:rFonts w:ascii="Symbol" w:hAnsi="Symbol" w:hint="default"/>
+        <w:sz w:val="20"/>
+      </w:rPr>
+    </w:lvl>
+    <w:lvl w:ilvl="3" w:tentative="1">
+      <w:start w:val="1"/>
+      <w:numFmt w:val="bullet"/>
+      <w:lvlText w:val=""/>
+      <w:lvlJc w:val="left"/>
+      <w:pPr>
+        <w:tabs>
+          <w:tab w:val="num" w:pos="2880"/>
+        </w:tabs>
+        <w:ind w:left="2880" w:hanging="360"/>
+      </w:pPr>
+      <w:rPr>
+        <w:rFonts w:ascii="Symbol" w:hAnsi="Symbol" w:hint="default"/>
+        <w:sz w:val="20"/>
+      </w:rPr>
+    </w:lvl>
+    <w:lvl w:ilvl="4" w:tentative="1">
+      <w:start w:val="1"/>
+      <w:numFmt w:val="bullet"/>
+      <w:lvlText w:val=""/>
+      <w:lvlJc w:val="left"/>
+      <w:pPr>
+        <w:tabs>
+          <w:tab w:val="num" w:pos="3600"/>
+        </w:tabs>
+        <w:ind w:left="3600" w:hanging="360"/>
+      </w:pPr>
+      <w:rPr>
+        <w:rFonts w:ascii="Symbol" w:hAnsi="Symbol" w:hint="default"/>
+        <w:sz w:val="20"/>
+      </w:rPr>
+    </w:lvl>
+    <w:lvl w:ilvl="5" w:tentative="1">
+      <w:start w:val="1"/>
+      <w:numFmt w:val="bullet"/>
+      <w:lvlText w:val=""/>
+      <w:lvlJc w:val="left"/>
+      <w:pPr>
+        <w:tabs>
+          <w:tab w:val="num" w:pos="4320"/>
+        </w:tabs>
+        <w:ind w:left="4320" w:hanging="360"/>
+      </w:pPr>
+      <w:rPr>
+        <w:rFonts w:ascii="Symbol" w:hAnsi="Symbol" w:hint="default"/>
+        <w:sz w:val="20"/>
+      </w:rPr>
+    </w:lvl>
+    <w:lvl w:ilvl="6" w:tentative="1">
+      <w:start w:val="1"/>
+      <w:numFmt w:val="bullet"/>
+      <w:lvlText w:val=""/>
+      <w:lvlJc w:val="left"/>
+      <w:pPr>
+        <w:tabs>
+          <w:tab w:val="num" w:pos="5040"/>
+        </w:tabs>
+        <w:ind w:left="5040" w:hanging="360"/>
+      </w:pPr>
+      <w:rPr>
+        <w:rFonts w:ascii="Symbol" w:hAnsi="Symbol" w:hint="default"/>
+        <w:sz w:val="20"/>
+      </w:rPr>
+    </w:lvl>
+    <w:lvl w:ilvl="7" w:tentative="1">
+      <w:start w:val="1"/>
+      <w:numFmt w:val="bullet"/>
+      <w:lvlText w:val=""/>
+      <w:lvlJc w:val="left"/>
+      <w:pPr>
+        <w:tabs>
+          <w:tab w:val="num" w:pos="5760"/>
+        </w:tabs>
+        <w:ind w:left="5760" w:hanging="360"/>
+      </w:pPr>
+      <w:rPr>
+        <w:rFonts w:ascii="Symbol" w:hAnsi="Symbol" w:hint="default"/>
+        <w:sz w:val="20"/>
+      </w:rPr>
+    </w:lvl>
+    <w:lvl w:ilvl="8" w:tentative="1">
+      <w:start w:val="1"/>
+      <w:numFmt w:val="bullet"/>
+      <w:lvlText w:val=""/>
+      <w:lvlJc w:val="left"/>
+      <w:pPr>
+        <w:tabs>
+          <w:tab w:val="num" w:pos="6480"/>
+        </w:tabs>
+        <w:ind w:left="6480" w:hanging="360"/>
+      </w:pPr>
+      <w:rPr>
+        <w:rFonts w:ascii="Symbol" w:hAnsi="Symbol" w:hint="default"/>
+        <w:sz w:val="20"/>
+      </w:rPr>
+    </w:lvl>
+  </w:abstractNum>
+  <w:abstractNum w:abstractNumId="3" w15:restartNumberingAfterBreak="0">
     <w:nsid w:val="35972BF2"/>
     <w:multiLevelType w:val="hybridMultilevel"/>
     <w:tmpl w:val="19425EEE"/>
@@ -7807,7 +11757,7 @@
       </w:pPr>
     </w:lvl>
   </w:abstractNum>
-  <w:abstractNum w:abstractNumId="1" w15:restartNumberingAfterBreak="0">
+  <w:abstractNum w:abstractNumId="4" w15:restartNumberingAfterBreak="0">
     <w:nsid w:val="3D813FB4"/>
     <w:multiLevelType w:val="hybridMultilevel"/>
     <w:tmpl w:val="F162E772"/>
@@ -7896,7 +11846,7 @@
       </w:pPr>
     </w:lvl>
   </w:abstractNum>
-  <w:abstractNum w:abstractNumId="2" w15:restartNumberingAfterBreak="0">
+  <w:abstractNum w:abstractNumId="5" w15:restartNumberingAfterBreak="0">
     <w:nsid w:val="511B33CA"/>
     <w:multiLevelType w:val="hybridMultilevel"/>
     <w:tmpl w:val="354C021C"/>
@@ -7985,7 +11935,156 @@
       </w:pPr>
     </w:lvl>
   </w:abstractNum>
-  <w:abstractNum w:abstractNumId="3" w15:restartNumberingAfterBreak="0">
+  <w:abstractNum w:abstractNumId="6" w15:restartNumberingAfterBreak="0">
+    <w:nsid w:val="72FB5932"/>
+    <w:multiLevelType w:val="multilevel"/>
+    <w:tmpl w:val="21B81686"/>
+    <w:lvl w:ilvl="0">
+      <w:start w:val="1"/>
+      <w:numFmt w:val="bullet"/>
+      <w:lvlText w:val=""/>
+      <w:lvlJc w:val="left"/>
+      <w:pPr>
+        <w:tabs>
+          <w:tab w:val="num" w:pos="720"/>
+        </w:tabs>
+        <w:ind w:left="720" w:hanging="360"/>
+      </w:pPr>
+      <w:rPr>
+        <w:rFonts w:ascii="Symbol" w:hAnsi="Symbol" w:hint="default"/>
+        <w:sz w:val="20"/>
+      </w:rPr>
+    </w:lvl>
+    <w:lvl w:ilvl="1" w:tentative="1">
+      <w:start w:val="1"/>
+      <w:numFmt w:val="bullet"/>
+      <w:lvlText w:val=""/>
+      <w:lvlJc w:val="left"/>
+      <w:pPr>
+        <w:tabs>
+          <w:tab w:val="num" w:pos="1440"/>
+        </w:tabs>
+        <w:ind w:left="1440" w:hanging="360"/>
+      </w:pPr>
+      <w:rPr>
+        <w:rFonts w:ascii="Symbol" w:hAnsi="Symbol" w:hint="default"/>
+        <w:sz w:val="20"/>
+      </w:rPr>
+    </w:lvl>
+    <w:lvl w:ilvl="2" w:tentative="1">
+      <w:start w:val="1"/>
+      <w:numFmt w:val="bullet"/>
+      <w:lvlText w:val=""/>
+      <w:lvlJc w:val="left"/>
+      <w:pPr>
+        <w:tabs>
+          <w:tab w:val="num" w:pos="2160"/>
+        </w:tabs>
+        <w:ind w:left="2160" w:hanging="360"/>
+      </w:pPr>
+      <w:rPr>
+        <w:rFonts w:ascii="Symbol" w:hAnsi="Symbol" w:hint="default"/>
+        <w:sz w:val="20"/>
+      </w:rPr>
+    </w:lvl>
+    <w:lvl w:ilvl="3" w:tentative="1">
+      <w:start w:val="1"/>
+      <w:numFmt w:val="bullet"/>
+      <w:lvlText w:val=""/>
+      <w:lvlJc w:val="left"/>
+      <w:pPr>
+        <w:tabs>
+          <w:tab w:val="num" w:pos="2880"/>
+        </w:tabs>
+        <w:ind w:left="2880" w:hanging="360"/>
+      </w:pPr>
+      <w:rPr>
+        <w:rFonts w:ascii="Symbol" w:hAnsi="Symbol" w:hint="default"/>
+        <w:sz w:val="20"/>
+      </w:rPr>
+    </w:lvl>
+    <w:lvl w:ilvl="4" w:tentative="1">
+      <w:start w:val="1"/>
+      <w:numFmt w:val="bullet"/>
+      <w:lvlText w:val=""/>
+      <w:lvlJc w:val="left"/>
+      <w:pPr>
+        <w:tabs>
+          <w:tab w:val="num" w:pos="3600"/>
+        </w:tabs>
+        <w:ind w:left="3600" w:hanging="360"/>
+      </w:pPr>
+      <w:rPr>
+        <w:rFonts w:ascii="Symbol" w:hAnsi="Symbol" w:hint="default"/>
+        <w:sz w:val="20"/>
+      </w:rPr>
+    </w:lvl>
+    <w:lvl w:ilvl="5" w:tentative="1">
+      <w:start w:val="1"/>
+      <w:numFmt w:val="bullet"/>
+      <w:lvlText w:val=""/>
+      <w:lvlJc w:val="left"/>
+      <w:pPr>
+        <w:tabs>
+          <w:tab w:val="num" w:pos="4320"/>
+        </w:tabs>
+        <w:ind w:left="4320" w:hanging="360"/>
+      </w:pPr>
+      <w:rPr>
+        <w:rFonts w:ascii="Symbol" w:hAnsi="Symbol" w:hint="default"/>
+        <w:sz w:val="20"/>
+      </w:rPr>
+    </w:lvl>
+    <w:lvl w:ilvl="6" w:tentative="1">
+      <w:start w:val="1"/>
+      <w:numFmt w:val="bullet"/>
+      <w:lvlText w:val=""/>
+      <w:lvlJc w:val="left"/>
+      <w:pPr>
+        <w:tabs>
+          <w:tab w:val="num" w:pos="5040"/>
+        </w:tabs>
+        <w:ind w:left="5040" w:hanging="360"/>
+      </w:pPr>
+      <w:rPr>
+        <w:rFonts w:ascii="Symbol" w:hAnsi="Symbol" w:hint="default"/>
+        <w:sz w:val="20"/>
+      </w:rPr>
+    </w:lvl>
+    <w:lvl w:ilvl="7" w:tentative="1">
+      <w:start w:val="1"/>
+      <w:numFmt w:val="bullet"/>
+      <w:lvlText w:val=""/>
+      <w:lvlJc w:val="left"/>
+      <w:pPr>
+        <w:tabs>
+          <w:tab w:val="num" w:pos="5760"/>
+        </w:tabs>
+        <w:ind w:left="5760" w:hanging="360"/>
+      </w:pPr>
+      <w:rPr>
+        <w:rFonts w:ascii="Symbol" w:hAnsi="Symbol" w:hint="default"/>
+        <w:sz w:val="20"/>
+      </w:rPr>
+    </w:lvl>
+    <w:lvl w:ilvl="8" w:tentative="1">
+      <w:start w:val="1"/>
+      <w:numFmt w:val="bullet"/>
+      <w:lvlText w:val=""/>
+      <w:lvlJc w:val="left"/>
+      <w:pPr>
+        <w:tabs>
+          <w:tab w:val="num" w:pos="6480"/>
+        </w:tabs>
+        <w:ind w:left="6480" w:hanging="360"/>
+      </w:pPr>
+      <w:rPr>
+        <w:rFonts w:ascii="Symbol" w:hAnsi="Symbol" w:hint="default"/>
+        <w:sz w:val="20"/>
+      </w:rPr>
+    </w:lvl>
+  </w:abstractNum>
+  <w:abstractNum w:abstractNumId="7" w15:restartNumberingAfterBreak="0">
     <w:nsid w:val="7AD34048"/>
     <w:multiLevelType w:val="hybridMultilevel"/>
     <w:tmpl w:val="57F85C82"/>
@@ -8075,16 +12174,28 @@
     </w:lvl>
   </w:abstractNum>
   <w:num w:numId="1">
+    <w:abstractNumId w:val="4"/>
+  </w:num>
+  <w:num w:numId="2">
+    <w:abstractNumId w:val="5"/>
+  </w:num>
+  <w:num w:numId="3">
+    <w:abstractNumId w:val="3"/>
+  </w:num>
+  <w:num w:numId="4">
+    <w:abstractNumId w:val="7"/>
+  </w:num>
+  <w:num w:numId="5">
     <w:abstractNumId w:val="1"/>
   </w:num>
-  <w:num w:numId="2">
+  <w:num w:numId="6">
+    <w:abstractNumId w:val="6"/>
+  </w:num>
+  <w:num w:numId="7">
     <w:abstractNumId w:val="2"/>
   </w:num>
-  <w:num w:numId="3">
+  <w:num w:numId="8">
     <w:abstractNumId w:val="0"/>
-  </w:num>
-  <w:num w:numId="4">
-    <w:abstractNumId w:val="3"/>
   </w:num>
 </w:numbering>
 </file>
@@ -8212,6 +12323,7 @@
     <w:lsdException w:name="HTML Sample" w:semiHidden="1" w:unhideWhenUsed="1"/>
     <w:lsdException w:name="HTML Typewriter" w:semiHidden="1" w:unhideWhenUsed="1"/>
     <w:lsdException w:name="HTML Variable" w:semiHidden="1" w:unhideWhenUsed="1"/>
+    <w:lsdException w:name="Normal Table" w:semiHidden="1" w:unhideWhenUsed="1"/>
     <w:lsdException w:name="annotation subject" w:semiHidden="1" w:unhideWhenUsed="1"/>
     <w:lsdException w:name="No List" w:semiHidden="1" w:unhideWhenUsed="1"/>
     <w:lsdException w:name="Outline List 1" w:semiHidden="1" w:unhideWhenUsed="1"/>
@@ -8254,8 +12366,11 @@
     <w:lsdException w:name="Table Contemporary" w:semiHidden="1" w:unhideWhenUsed="1"/>
     <w:lsdException w:name="Table Elegant" w:semiHidden="1" w:unhideWhenUsed="1"/>
     <w:lsdException w:name="Table Professional" w:semiHidden="1" w:unhideWhenUsed="1"/>
+    <w:lsdException w:name="Table Subtle 1" w:semiHidden="1" w:unhideWhenUsed="1"/>
     <w:lsdException w:name="Table Subtle 2" w:semiHidden="1" w:unhideWhenUsed="1"/>
     <w:lsdException w:name="Table Web 1" w:semiHidden="1" w:unhideWhenUsed="1"/>
+    <w:lsdException w:name="Table Web 2" w:semiHidden="1" w:unhideWhenUsed="1"/>
+    <w:lsdException w:name="Table Web 3" w:semiHidden="1" w:unhideWhenUsed="1"/>
     <w:lsdException w:name="Balloon Text" w:semiHidden="1" w:unhideWhenUsed="1"/>
     <w:lsdException w:name="Table Grid" w:uiPriority="39"/>
     <w:lsdException w:name="Table Theme" w:semiHidden="1" w:unhideWhenUsed="1"/>
@@ -8527,6 +12642,29 @@
       <w:szCs w:val="26"/>
     </w:rPr>
   </w:style>
+  <w:style w:type="paragraph" w:styleId="Heading3">
+    <w:name w:val="heading 3"/>
+    <w:basedOn w:val="Normal"/>
+    <w:next w:val="Normal"/>
+    <w:link w:val="Heading3Char"/>
+    <w:uiPriority w:val="9"/>
+    <w:semiHidden/>
+    <w:unhideWhenUsed/>
+    <w:qFormat/>
+    <w:rsid w:val="00C70ACF"/>
+    <w:pPr>
+      <w:keepNext/>
+      <w:keepLines/>
+      <w:spacing w:before="40" w:after="0"/>
+      <w:outlineLvl w:val="2"/>
+    </w:pPr>
+    <w:rPr>
+      <w:rFonts w:asciiTheme="majorHAnsi" w:eastAsiaTheme="majorEastAsia" w:hAnsiTheme="majorHAnsi" w:cstheme="majorBidi"/>
+      <w:color w:val="1F4D78" w:themeColor="accent1" w:themeShade="7F"/>
+      <w:sz w:val="24"/>
+      <w:szCs w:val="24"/>
+    </w:rPr>
+  </w:style>
   <w:style w:type="character" w:default="1" w:styleId="DefaultParagraphFont">
     <w:name w:val="Default Paragraph Font"/>
     <w:uiPriority w:val="1"/>
@@ -8676,6 +12814,38 @@
       <w:ind w:left="720"/>
       <w:contextualSpacing/>
     </w:pPr>
+  </w:style>
+  <w:style w:type="character" w:customStyle="1" w:styleId="Heading3Char">
+    <w:name w:val="Heading 3 Char"/>
+    <w:basedOn w:val="DefaultParagraphFont"/>
+    <w:link w:val="Heading3"/>
+    <w:uiPriority w:val="9"/>
+    <w:semiHidden/>
+    <w:rsid w:val="00C70ACF"/>
+    <w:rPr>
+      <w:rFonts w:asciiTheme="majorHAnsi" w:eastAsiaTheme="majorEastAsia" w:hAnsiTheme="majorHAnsi" w:cstheme="majorBidi"/>
+      <w:color w:val="1F4D78" w:themeColor="accent1" w:themeShade="7F"/>
+      <w:sz w:val="24"/>
+      <w:szCs w:val="24"/>
+    </w:rPr>
+  </w:style>
+  <w:style w:type="paragraph" w:customStyle="1" w:styleId="py-1">
+    <w:name w:val="py-1"/>
+    <w:basedOn w:val="Normal"/>
+    <w:rsid w:val="00C70ACF"/>
+    <w:pPr>
+      <w:spacing w:before="100" w:beforeAutospacing="1" w:after="100" w:afterAutospacing="1" w:line="240" w:lineRule="auto"/>
+    </w:pPr>
+    <w:rPr>
+      <w:rFonts w:ascii="Times New Roman" w:eastAsia="Times New Roman" w:hAnsi="Times New Roman" w:cs="Times New Roman"/>
+      <w:sz w:val="24"/>
+      <w:szCs w:val="24"/>
+    </w:rPr>
+  </w:style>
+  <w:style w:type="character" w:customStyle="1" w:styleId="font-semibold">
+    <w:name w:val="font-semibold"/>
+    <w:basedOn w:val="DefaultParagraphFont"/>
+    <w:rsid w:val="00C70ACF"/>
   </w:style>
 </w:styles>
 </file>

--- a/Programming Lab/أوامر محرر الذكاء الإصطناعي لتطوير نظام إدارو التمارين.docx
+++ b/Programming Lab/أوامر محرر الذكاء الإصطناعي لتطوير نظام إدارو التمارين.docx
@@ -6068,10 +6068,7 @@
               <w:fldChar w:fldCharType="begin"/>
             </w:r>
             <w:r>
-              <w:instrText xml:space="preserve"> HYPERLINK "http://127.0.0.1:8005/admin/information-bank/mani</w:instrText>
-            </w:r>
-            <w:r>
-              <w:instrText xml:space="preserve">fest.json" \t "_blank" </w:instrText>
+              <w:instrText xml:space="preserve"> HYPERLINK "http://127.0.0.1:8005/admin/information-bank/manifest.json" \t "_blank" </w:instrText>
             </w:r>
             <w:r>
               <w:fldChar w:fldCharType="separate"/>
@@ -8868,17 +8865,7 @@
                 <w:rtl/>
                 <w:lang w:bidi="ar-AE"/>
               </w:rPr>
-              <w:t xml:space="preserve">3. داخل كل مجلد فرعي نريد امكانية </w:t>
-            </w:r>
-            <w:r>
-              <w:rPr>
-                <w:rFonts w:ascii="Arial" w:hAnsi="Arial" w:cs="Arial" w:hint="cs"/>
-                <w:sz w:val="24"/>
-                <w:szCs w:val="24"/>
-                <w:rtl/>
-                <w:lang w:bidi="ar-AE"/>
-              </w:rPr>
-              <w:t>إدراج مجلدات أو ملفات بصيغة (</w:t>
+              <w:t>3. داخل كل مجلد فرعي نريد امكانية إدراج مجلدات أو ملفات بصيغة (</w:t>
             </w:r>
             <w:r>
               <w:rPr>
@@ -9342,7 +9329,7 @@
             <w:pPr>
               <w:bidi/>
               <w:rPr>
-                <w:rFonts w:asciiTheme="minorBidi" w:hAnsiTheme="minorBidi" w:hint="cs"/>
+                <w:rFonts w:asciiTheme="minorBidi" w:hAnsiTheme="minorBidi"/>
                 <w:color w:val="000000" w:themeColor="text1"/>
                 <w:sz w:val="24"/>
                 <w:szCs w:val="24"/>
@@ -9390,7 +9377,6 @@
               <w:spacing w:before="0" w:beforeAutospacing="0" w:after="120" w:afterAutospacing="0"/>
               <w:outlineLvl w:val="0"/>
               <w:rPr>
-                <w:rFonts w:hint="cs"/>
                 <w:b w:val="0"/>
                 <w:bCs w:val="0"/>
                 <w:sz w:val="24"/>
@@ -9715,597 +9701,16 @@
               <w:spacing w:before="0" w:beforeAutospacing="0" w:after="120" w:afterAutospacing="0"/>
               <w:outlineLvl w:val="0"/>
               <w:rPr>
-                <w:rFonts w:hint="cs"/>
                 <w:b w:val="0"/>
                 <w:bCs w:val="0"/>
-                <w:sz w:val="24"/>
-                <w:szCs w:val="24"/>
-                <w:rtl/>
-                <w:lang w:bidi="ar-AE"/>
-              </w:rPr>
-            </w:pPr>
-            <w:r>
-              <w:rPr>
-                <w:rFonts w:hint="cs"/>
-                <w:b w:val="0"/>
-                <w:bCs w:val="0"/>
-                <w:sz w:val="24"/>
-                <w:szCs w:val="24"/>
-                <w:rtl/>
-                <w:lang w:bidi="ar-AE"/>
-              </w:rPr>
-              <w:t>بنك المعلومات</w:t>
-            </w:r>
-          </w:p>
-        </w:tc>
-        <w:tc>
-          <w:tcPr>
-            <w:tcW w:w="11625" w:type="dxa"/>
-          </w:tcPr>
-          <w:p>
-            <w:pPr>
-              <w:bidi/>
-              <w:rPr>
-                <w:highlight w:val="yellow"/>
-              </w:rPr>
-            </w:pPr>
-            <w:r>
-              <w:t>1</w:t>
-            </w:r>
-            <w:r>
-              <w:rPr>
-                <w:highlight w:val="yellow"/>
-              </w:rPr>
-              <w:t xml:space="preserve">. </w:t>
-            </w:r>
-            <w:r>
-              <w:rPr>
-                <w:highlight w:val="yellow"/>
-                <w:rtl/>
-              </w:rPr>
-              <w:t>إيقاف الطي والتوسيع</w:t>
-            </w:r>
-          </w:p>
-          <w:p>
-            <w:pPr>
-              <w:bidi/>
-              <w:rPr>
-                <w:sz w:val="20"/>
-                <w:szCs w:val="20"/>
-                <w:highlight w:val="yellow"/>
-              </w:rPr>
-            </w:pPr>
-            <w:r>
-              <w:rPr>
-                <w:sz w:val="20"/>
-                <w:szCs w:val="20"/>
-                <w:highlight w:val="yellow"/>
-                <w:rtl/>
-              </w:rPr>
-              <w:t>أُزيلت أزرار الطي/التوسيع؛ الشجرة تبقى </w:t>
-            </w:r>
-            <w:r>
-              <w:rPr>
-                <w:rStyle w:val="font-semibold"/>
-                <w:rFonts w:ascii="Segoe UI" w:hAnsi="Segoe UI" w:cs="Segoe UI"/>
-                <w:b/>
-                <w:bCs/>
-                <w:sz w:val="20"/>
-                <w:szCs w:val="20"/>
-                <w:highlight w:val="yellow"/>
-                <w:rtl/>
-              </w:rPr>
-              <w:t>موسّعة دائماً</w:t>
-            </w:r>
-            <w:r>
-              <w:rPr>
-                <w:sz w:val="20"/>
-                <w:szCs w:val="20"/>
-                <w:highlight w:val="yellow"/>
-              </w:rPr>
-              <w:t>.</w:t>
-            </w:r>
-          </w:p>
-          <w:p>
-            <w:pPr>
-              <w:bidi/>
-              <w:rPr>
-                <w:sz w:val="20"/>
-                <w:szCs w:val="20"/>
-                <w:highlight w:val="yellow"/>
-              </w:rPr>
-            </w:pPr>
-            <w:r>
-              <w:rPr>
-                <w:sz w:val="20"/>
-                <w:szCs w:val="20"/>
-                <w:highlight w:val="yellow"/>
-                <w:rtl/>
-              </w:rPr>
-              <w:t>أثناء </w:t>
-            </w:r>
-            <w:r>
-              <w:rPr>
-                <w:rStyle w:val="font-semibold"/>
-                <w:rFonts w:ascii="Segoe UI" w:hAnsi="Segoe UI" w:cs="Segoe UI"/>
-                <w:b/>
-                <w:bCs/>
-                <w:sz w:val="20"/>
-                <w:szCs w:val="20"/>
-                <w:highlight w:val="yellow"/>
-                <w:rtl/>
-              </w:rPr>
-              <w:t>الإدراج أو الحذف</w:t>
-            </w:r>
-            <w:r>
-              <w:rPr>
-                <w:sz w:val="20"/>
-                <w:szCs w:val="20"/>
-                <w:highlight w:val="yellow"/>
-                <w:rtl/>
-              </w:rPr>
-              <w:t> تُجمَّد الشجرة بصرياً</w:t>
-            </w:r>
-            <w:r>
-              <w:rPr>
-                <w:sz w:val="20"/>
-                <w:szCs w:val="20"/>
-                <w:highlight w:val="yellow"/>
-              </w:rPr>
-              <w:t xml:space="preserve"> (</w:t>
-            </w:r>
-            <w:proofErr w:type="spellStart"/>
-            <w:r>
-              <w:rPr>
-                <w:rStyle w:val="HTMLCode"/>
-                <w:rFonts w:ascii="Consolas" w:eastAsiaTheme="minorHAnsi" w:hAnsi="Consolas"/>
-                <w:sz w:val="18"/>
-                <w:szCs w:val="18"/>
-                <w:highlight w:val="yellow"/>
-              </w:rPr>
-              <w:t>ibank</w:t>
-            </w:r>
-            <w:proofErr w:type="spellEnd"/>
-            <w:r>
-              <w:rPr>
-                <w:rStyle w:val="HTMLCode"/>
-                <w:rFonts w:ascii="Consolas" w:eastAsiaTheme="minorHAnsi" w:hAnsi="Consolas"/>
-                <w:sz w:val="18"/>
-                <w:szCs w:val="18"/>
-                <w:highlight w:val="yellow"/>
-              </w:rPr>
-              <w:t>-tree-page--busy</w:t>
-            </w:r>
-            <w:r>
-              <w:rPr>
-                <w:sz w:val="20"/>
-                <w:szCs w:val="20"/>
-                <w:highlight w:val="yellow"/>
-              </w:rPr>
-              <w:t xml:space="preserve">) </w:t>
-            </w:r>
-            <w:r>
-              <w:rPr>
-                <w:sz w:val="20"/>
-                <w:szCs w:val="20"/>
-                <w:highlight w:val="yellow"/>
-                <w:rtl/>
-              </w:rPr>
-              <w:t>لمنع التفاعل حتى اكتمال العملية</w:t>
-            </w:r>
-            <w:r>
-              <w:rPr>
-                <w:sz w:val="20"/>
-                <w:szCs w:val="20"/>
-                <w:highlight w:val="yellow"/>
-              </w:rPr>
-              <w:t>.</w:t>
-            </w:r>
-          </w:p>
-          <w:p>
-            <w:pPr>
-              <w:bidi/>
-              <w:rPr>
-                <w:highlight w:val="yellow"/>
-              </w:rPr>
-            </w:pPr>
-            <w:r>
-              <w:rPr>
-                <w:highlight w:val="yellow"/>
-              </w:rPr>
-              <w:t xml:space="preserve">2. </w:t>
-            </w:r>
-            <w:r>
-              <w:rPr>
-                <w:highlight w:val="yellow"/>
-                <w:rtl/>
-              </w:rPr>
-              <w:t>حذف الفقرات التوضيحية</w:t>
-            </w:r>
-          </w:p>
-          <w:p>
-            <w:pPr>
-              <w:bidi/>
-              <w:rPr>
-                <w:sz w:val="20"/>
-                <w:szCs w:val="20"/>
-                <w:highlight w:val="yellow"/>
-              </w:rPr>
-            </w:pPr>
-            <w:r>
-              <w:rPr>
-                <w:sz w:val="20"/>
-                <w:szCs w:val="20"/>
-                <w:highlight w:val="yellow"/>
-                <w:rtl/>
-              </w:rPr>
-              <w:t>حُذف نص «بنية شجرية: مجلدات المراحل…» من القالب (كان يظهر في التبويبات الثلاثة)</w:t>
-            </w:r>
-            <w:r>
-              <w:rPr>
-                <w:sz w:val="20"/>
-                <w:szCs w:val="20"/>
-                <w:highlight w:val="yellow"/>
-              </w:rPr>
-              <w:t>.</w:t>
-            </w:r>
-          </w:p>
-          <w:p>
-            <w:pPr>
-              <w:bidi/>
-              <w:rPr>
-                <w:highlight w:val="yellow"/>
-              </w:rPr>
-            </w:pPr>
-            <w:r>
-              <w:rPr>
-                <w:highlight w:val="yellow"/>
-              </w:rPr>
-              <w:t xml:space="preserve">3. </w:t>
-            </w:r>
-            <w:r>
-              <w:rPr>
-                <w:highlight w:val="yellow"/>
-                <w:rtl/>
-              </w:rPr>
-              <w:t>إلغاء التحديد</w:t>
-            </w:r>
-          </w:p>
-          <w:p>
-            <w:pPr>
-              <w:bidi/>
-              <w:rPr>
-                <w:sz w:val="20"/>
-                <w:szCs w:val="20"/>
-                <w:highlight w:val="yellow"/>
-              </w:rPr>
-            </w:pPr>
-            <w:r>
-              <w:rPr>
-                <w:sz w:val="20"/>
-                <w:szCs w:val="20"/>
-                <w:highlight w:val="yellow"/>
-                <w:rtl/>
-              </w:rPr>
-              <w:t>الضغط مرة أخرى على </w:t>
-            </w:r>
-            <w:r>
-              <w:rPr>
-                <w:rStyle w:val="font-semibold"/>
-                <w:rFonts w:ascii="Segoe UI" w:hAnsi="Segoe UI" w:cs="Segoe UI"/>
-                <w:b/>
-                <w:bCs/>
-                <w:sz w:val="20"/>
-                <w:szCs w:val="20"/>
-                <w:highlight w:val="yellow"/>
-                <w:rtl/>
-              </w:rPr>
-              <w:t>تحديد</w:t>
-            </w:r>
-            <w:r>
-              <w:rPr>
-                <w:sz w:val="20"/>
-                <w:szCs w:val="20"/>
-                <w:highlight w:val="yellow"/>
-                <w:rtl/>
-              </w:rPr>
-              <w:t> لنفس المجلد </w:t>
-            </w:r>
-            <w:r>
-              <w:rPr>
-                <w:rStyle w:val="font-semibold"/>
-                <w:rFonts w:ascii="Segoe UI" w:hAnsi="Segoe UI" w:cs="Segoe UI"/>
-                <w:b/>
-                <w:bCs/>
-                <w:sz w:val="20"/>
-                <w:szCs w:val="20"/>
-                <w:highlight w:val="yellow"/>
-                <w:rtl/>
-              </w:rPr>
-              <w:t>يلغي التحديد</w:t>
-            </w:r>
-            <w:r>
-              <w:rPr>
-                <w:sz w:val="20"/>
-                <w:szCs w:val="20"/>
-                <w:highlight w:val="yellow"/>
-                <w:rtl/>
-              </w:rPr>
-              <w:t> إذا لم تُجرَ أي إضافة أو تعديل</w:t>
-            </w:r>
-            <w:r>
-              <w:rPr>
-                <w:sz w:val="20"/>
-                <w:szCs w:val="20"/>
-                <w:highlight w:val="yellow"/>
-              </w:rPr>
-              <w:t>.</w:t>
-            </w:r>
-          </w:p>
-          <w:p>
-            <w:pPr>
-              <w:bidi/>
-              <w:rPr>
-                <w:sz w:val="20"/>
-                <w:szCs w:val="20"/>
-                <w:highlight w:val="yellow"/>
-              </w:rPr>
-            </w:pPr>
-            <w:r>
-              <w:rPr>
-                <w:sz w:val="20"/>
-                <w:szCs w:val="20"/>
-                <w:highlight w:val="yellow"/>
-                <w:rtl/>
-              </w:rPr>
-              <w:t>زر </w:t>
-            </w:r>
-            <w:r>
-              <w:rPr>
-                <w:rStyle w:val="font-semibold"/>
-                <w:rFonts w:ascii="Segoe UI" w:hAnsi="Segoe UI" w:cs="Segoe UI"/>
-                <w:b/>
-                <w:bCs/>
-                <w:sz w:val="20"/>
-                <w:szCs w:val="20"/>
-                <w:highlight w:val="yellow"/>
-                <w:rtl/>
-              </w:rPr>
-              <w:t>إلغاء التحديد</w:t>
-            </w:r>
-            <w:r>
-              <w:rPr>
-                <w:sz w:val="20"/>
-                <w:szCs w:val="20"/>
-                <w:highlight w:val="yellow"/>
-                <w:rtl/>
-              </w:rPr>
-              <w:t> يظهر عند وجود مجلد محدد ويختفي بعد بدء إدراج ملف/مجلد أو كتابة اسم مجلد جديد</w:t>
-            </w:r>
-            <w:r>
-              <w:rPr>
-                <w:sz w:val="20"/>
-                <w:szCs w:val="20"/>
-                <w:highlight w:val="yellow"/>
-              </w:rPr>
-              <w:t>.</w:t>
-            </w:r>
-          </w:p>
-          <w:p>
-            <w:pPr>
-              <w:bidi/>
-              <w:rPr>
-                <w:sz w:val="20"/>
-                <w:szCs w:val="20"/>
-                <w:highlight w:val="yellow"/>
-              </w:rPr>
-            </w:pPr>
-            <w:r>
-              <w:rPr>
-                <w:sz w:val="20"/>
-                <w:szCs w:val="20"/>
-                <w:highlight w:val="yellow"/>
-                <w:rtl/>
-              </w:rPr>
-              <w:t>بعد بدء أي تعديل لا يمكن إلغاء التحديد إلا بإتمام العملية أو تحديث الصفحة</w:t>
-            </w:r>
-            <w:r>
-              <w:rPr>
-                <w:sz w:val="20"/>
-                <w:szCs w:val="20"/>
-                <w:highlight w:val="yellow"/>
-              </w:rPr>
-              <w:t>.</w:t>
-            </w:r>
-          </w:p>
-          <w:p>
-            <w:pPr>
-              <w:bidi/>
-              <w:rPr>
-                <w:highlight w:val="yellow"/>
-              </w:rPr>
-            </w:pPr>
-            <w:r>
-              <w:rPr>
-                <w:highlight w:val="yellow"/>
-              </w:rPr>
-              <w:t xml:space="preserve">4. </w:t>
-            </w:r>
-            <w:r>
-              <w:rPr>
-                <w:highlight w:val="yellow"/>
-                <w:rtl/>
-              </w:rPr>
-              <w:t>زر الحذف لجميع المجلدات</w:t>
-            </w:r>
-          </w:p>
-          <w:p>
-            <w:pPr>
-              <w:bidi/>
-              <w:rPr>
-                <w:sz w:val="20"/>
-                <w:szCs w:val="20"/>
-                <w:highlight w:val="yellow"/>
-              </w:rPr>
-            </w:pPr>
-            <w:r>
-              <w:rPr>
-                <w:sz w:val="20"/>
-                <w:szCs w:val="20"/>
-                <w:highlight w:val="yellow"/>
-                <w:rtl/>
-              </w:rPr>
-              <w:t>زر الحذف يظهر على </w:t>
-            </w:r>
-            <w:r>
-              <w:rPr>
-                <w:rStyle w:val="font-semibold"/>
-                <w:rFonts w:ascii="Segoe UI" w:hAnsi="Segoe UI" w:cs="Segoe UI"/>
-                <w:b/>
-                <w:bCs/>
-                <w:sz w:val="20"/>
-                <w:szCs w:val="20"/>
-                <w:highlight w:val="yellow"/>
-                <w:rtl/>
-              </w:rPr>
-              <w:t>كل المجلدات والملفات</w:t>
-            </w:r>
-            <w:r>
-              <w:rPr>
-                <w:sz w:val="20"/>
-                <w:szCs w:val="20"/>
-                <w:highlight w:val="yellow"/>
-                <w:rtl/>
-              </w:rPr>
-              <w:t> بلا استثناء (بما فيها مجلدات المراحل والوحدات)</w:t>
-            </w:r>
-            <w:r>
-              <w:rPr>
-                <w:sz w:val="20"/>
-                <w:szCs w:val="20"/>
-                <w:highlight w:val="yellow"/>
-              </w:rPr>
-              <w:t>.</w:t>
-            </w:r>
-          </w:p>
-          <w:p>
-            <w:pPr>
-              <w:bidi/>
-              <w:rPr>
-                <w:sz w:val="20"/>
-                <w:szCs w:val="20"/>
-                <w:highlight w:val="yellow"/>
-              </w:rPr>
-            </w:pPr>
-            <w:r>
-              <w:rPr>
-                <w:sz w:val="20"/>
-                <w:szCs w:val="20"/>
-                <w:highlight w:val="yellow"/>
-                <w:rtl/>
-              </w:rPr>
-              <w:t>أُزيل المنع في الخادم الذي كان يمنع حذف مجلدات النظام</w:t>
-            </w:r>
-            <w:r>
-              <w:rPr>
-                <w:sz w:val="20"/>
-                <w:szCs w:val="20"/>
-                <w:highlight w:val="yellow"/>
-              </w:rPr>
-              <w:t>.</w:t>
-            </w:r>
-          </w:p>
-          <w:p>
-            <w:pPr>
-              <w:bidi/>
-              <w:rPr>
-                <w:color w:val="000000" w:themeColor="text1"/>
-                <w:sz w:val="20"/>
-                <w:szCs w:val="20"/>
-              </w:rPr>
-            </w:pPr>
-            <w:r>
-              <w:rPr>
-                <w:sz w:val="20"/>
-                <w:szCs w:val="20"/>
-                <w:highlight w:val="yellow"/>
-                <w:rtl/>
-              </w:rPr>
-              <w:t>حدّث الصفحة</w:t>
-            </w:r>
-            <w:r>
-              <w:rPr>
-                <w:sz w:val="20"/>
-                <w:szCs w:val="20"/>
-                <w:highlight w:val="yellow"/>
-              </w:rPr>
-              <w:t xml:space="preserve"> (</w:t>
-            </w:r>
-            <w:r>
-              <w:rPr>
-                <w:rStyle w:val="HTMLCode"/>
-                <w:rFonts w:ascii="Consolas" w:eastAsiaTheme="minorHAnsi" w:hAnsi="Consolas"/>
-                <w:sz w:val="18"/>
-                <w:szCs w:val="18"/>
-                <w:highlight w:val="yellow"/>
-              </w:rPr>
-              <w:t>F5</w:t>
-            </w:r>
-            <w:r>
-              <w:rPr>
-                <w:sz w:val="20"/>
-                <w:szCs w:val="20"/>
-                <w:highlight w:val="yellow"/>
-              </w:rPr>
-              <w:t xml:space="preserve">) </w:t>
-            </w:r>
-            <w:r>
-              <w:rPr>
-                <w:sz w:val="20"/>
-                <w:szCs w:val="20"/>
-                <w:highlight w:val="yellow"/>
-                <w:rtl/>
-              </w:rPr>
-              <w:t>في بنك المعلومات وجرّب التبويبات الثلاثة</w:t>
-            </w:r>
-            <w:r>
-              <w:rPr>
-                <w:sz w:val="20"/>
-                <w:szCs w:val="20"/>
-                <w:highlight w:val="yellow"/>
-              </w:rPr>
-              <w:t>.</w:t>
-            </w:r>
-          </w:p>
-          <w:p>
-            <w:pPr>
-              <w:bidi/>
-              <w:rPr>
-                <w:rFonts w:ascii="Arial" w:hAnsi="Arial" w:cs="Arial" w:hint="cs"/>
-                <w:sz w:val="24"/>
-                <w:szCs w:val="24"/>
-                <w:rtl/>
-                <w:lang w:bidi="ar-AE"/>
-              </w:rPr>
-            </w:pPr>
-          </w:p>
-        </w:tc>
-      </w:tr>
-      <w:tr>
-        <w:trPr>
-          <w:trHeight w:val="3248"/>
-        </w:trPr>
-        <w:tc>
-          <w:tcPr>
-            <w:tcW w:w="1984" w:type="dxa"/>
-          </w:tcPr>
-          <w:p>
-            <w:pPr>
-              <w:pStyle w:val="Heading1"/>
-              <w:shd w:val="clear" w:color="auto" w:fill="FFFFFF"/>
-              <w:bidi/>
-              <w:spacing w:before="0" w:beforeAutospacing="0" w:after="120" w:afterAutospacing="0"/>
-              <w:outlineLvl w:val="0"/>
+                <w:color w:val="FF0000"/>
+                <w:sz w:val="24"/>
+                <w:szCs w:val="24"/>
+                <w:rtl/>
+                <w:lang w:bidi="ar-AE"/>
+              </w:rPr>
+            </w:pPr>
+            <w:r>
               <w:rPr>
                 <w:rFonts w:hint="cs"/>
                 <w:b w:val="0"/>
@@ -10316,19 +9721,6 @@
                 <w:rtl/>
                 <w:lang w:bidi="ar-AE"/>
               </w:rPr>
-            </w:pPr>
-            <w:r>
-              <w:rPr>
-                <w:rFonts w:hint="cs"/>
-                <w:b w:val="0"/>
-                <w:bCs w:val="0"/>
-                <w:color w:val="FF0000"/>
-                <w:sz w:val="24"/>
-                <w:szCs w:val="24"/>
-                <w:rtl/>
-                <w:lang w:bidi="ar-AE"/>
-              </w:rPr>
-              <w:lastRenderedPageBreak/>
               <w:t>كبير المحكمين / المحكمين</w:t>
             </w:r>
           </w:p>
@@ -10413,125 +9805,132 @@
             <w:pPr>
               <w:bidi/>
               <w:rPr>
+                <w:color w:val="000000" w:themeColor="text1"/>
+                <w:rtl/>
+              </w:rPr>
+            </w:pPr>
+            <w:r>
+              <w:rPr>
+                <w:rFonts w:hint="cs"/>
+                <w:color w:val="000000" w:themeColor="text1"/>
+                <w:rtl/>
+              </w:rPr>
+              <w:t xml:space="preserve">1. </w:t>
+            </w:r>
+            <w:r>
+              <w:rPr>
+                <w:rFonts w:hint="cs"/>
+                <w:color w:val="000000" w:themeColor="text1"/>
+                <w:rtl/>
+              </w:rPr>
+              <w:t xml:space="preserve">في صفحة المحكمين / صفحة قائمة التقييم نريد إضافة خاصية توثيق </w:t>
+            </w:r>
+            <w:r>
+              <w:rPr>
+                <w:rFonts w:hint="cs"/>
+                <w:color w:val="000000" w:themeColor="text1"/>
+                <w:rtl/>
+              </w:rPr>
+              <w:t xml:space="preserve">عناصر المعايير من خلال (تصوير فوتوغرافي </w:t>
+            </w:r>
+            <w:r>
+              <w:rPr>
+                <w:color w:val="000000" w:themeColor="text1"/>
+                <w:rtl/>
+              </w:rPr>
+              <w:t>–</w:t>
+            </w:r>
+            <w:r>
+              <w:rPr>
+                <w:rFonts w:hint="cs"/>
+                <w:color w:val="000000" w:themeColor="text1"/>
+                <w:rtl/>
+              </w:rPr>
+              <w:t xml:space="preserve"> تصوير فيديو) </w:t>
+            </w:r>
+            <w:r>
+              <w:rPr>
+                <w:color w:val="000000" w:themeColor="text1"/>
+                <w:rtl/>
+              </w:rPr>
+              <w:t>–</w:t>
+            </w:r>
+            <w:r>
+              <w:rPr>
+                <w:rFonts w:hint="cs"/>
+                <w:color w:val="000000" w:themeColor="text1"/>
+                <w:rtl/>
+              </w:rPr>
+              <w:t xml:space="preserve"> اي نريد إضافة أزرار </w:t>
+            </w:r>
+            <w:r>
+              <w:rPr>
+                <w:rFonts w:hint="cs"/>
+                <w:color w:val="000000" w:themeColor="text1"/>
+                <w:rtl/>
+                <w:lang w:bidi="ar-AE"/>
+              </w:rPr>
+              <w:t>ل</w:t>
+            </w:r>
+            <w:r>
+              <w:rPr>
+                <w:rFonts w:hint="cs"/>
+                <w:color w:val="000000" w:themeColor="text1"/>
+                <w:rtl/>
+              </w:rPr>
+              <w:t>فتح الكاميرا في أجهزة الكمبيوتر أو أجهزة التابليت (</w:t>
+            </w:r>
+            <w:r>
+              <w:rPr>
+                <w:color w:val="000000" w:themeColor="text1"/>
+              </w:rPr>
+              <w:t>Tablets</w:t>
+            </w:r>
+            <w:r>
+              <w:rPr>
+                <w:rFonts w:hint="cs"/>
+                <w:color w:val="000000" w:themeColor="text1"/>
+                <w:rtl/>
+              </w:rPr>
+              <w:t xml:space="preserve">) </w:t>
+            </w:r>
+            <w:r>
+              <w:rPr>
+                <w:rFonts w:hint="cs"/>
+                <w:color w:val="000000" w:themeColor="text1"/>
+                <w:rtl/>
+              </w:rPr>
+              <w:t>للتصوير فوتوغرافي  وتصوير فيديو في نهاية كل سطر وتخزن في مجلدات داخل النظام وأيضا اضافة خاصي التشغيل ) .. وتضاف خاصية الإطلاع على التوثيقات لإدارة النظام / هيئة السيطرة / التخطيط / كبير المحكمين / المحللين.</w:t>
+            </w:r>
+          </w:p>
+          <w:p>
+            <w:pPr>
+              <w:bidi/>
+              <w:rPr>
+                <w:color w:val="000000" w:themeColor="text1"/>
+                <w:rtl/>
+              </w:rPr>
+            </w:pPr>
+            <w:r>
+              <w:rPr>
+                <w:rFonts w:hint="cs"/>
+                <w:color w:val="000000" w:themeColor="text1"/>
+                <w:rtl/>
+              </w:rPr>
+              <w:t>2. اختيار افضل وأخف صيغة للصور والفيديو وذلك لتخفيف الحمل على النظام.</w:t>
+            </w:r>
+          </w:p>
+          <w:p>
+            <w:pPr>
+              <w:bidi/>
+              <w:rPr>
                 <w:color w:val="FF0000"/>
-                <w:rtl/>
               </w:rPr>
             </w:pPr>
             <w:r>
               <w:rPr>
                 <w:rFonts w:hint="cs"/>
-                <w:color w:val="FF0000"/>
-                <w:rtl/>
-              </w:rPr>
-              <w:t xml:space="preserve">1. </w:t>
-            </w:r>
-            <w:r>
-              <w:rPr>
-                <w:rFonts w:hint="cs"/>
-                <w:color w:val="FF0000"/>
-                <w:rtl/>
-              </w:rPr>
-              <w:t xml:space="preserve">في صفحة المحكمين / صفحة قائمة التقييم نريد إضافة خاصية توثيق </w:t>
-            </w:r>
-            <w:r>
-              <w:rPr>
-                <w:rFonts w:hint="cs"/>
-                <w:color w:val="FF0000"/>
-                <w:rtl/>
-              </w:rPr>
-              <w:t xml:space="preserve">عناصر المعايير من خلال (تصوير فوتوغرافي </w:t>
-            </w:r>
-            <w:r>
-              <w:rPr>
-                <w:color w:val="FF0000"/>
-                <w:rtl/>
-              </w:rPr>
-              <w:t>–</w:t>
-            </w:r>
-            <w:r>
-              <w:rPr>
-                <w:rFonts w:hint="cs"/>
-                <w:color w:val="FF0000"/>
-                <w:rtl/>
-              </w:rPr>
-              <w:t xml:space="preserve"> تصوير فيديو) </w:t>
-            </w:r>
-            <w:r>
-              <w:rPr>
-                <w:color w:val="FF0000"/>
-                <w:rtl/>
-              </w:rPr>
-              <w:t>–</w:t>
-            </w:r>
-            <w:r>
-              <w:rPr>
-                <w:rFonts w:hint="cs"/>
-                <w:color w:val="FF0000"/>
-                <w:rtl/>
-              </w:rPr>
-              <w:t xml:space="preserve"> اي نريد إضافة أزرار لل</w:t>
-            </w:r>
-            <w:r>
-              <w:rPr>
-                <w:rFonts w:hint="cs"/>
-                <w:color w:val="FF0000"/>
-                <w:rtl/>
-              </w:rPr>
-              <w:t xml:space="preserve">تصوير فوتوغرافي  </w:t>
-            </w:r>
-            <w:r>
-              <w:rPr>
-                <w:rFonts w:hint="cs"/>
-                <w:color w:val="FF0000"/>
-                <w:rtl/>
-              </w:rPr>
-              <w:t>و</w:t>
-            </w:r>
-            <w:r>
-              <w:rPr>
-                <w:rFonts w:hint="cs"/>
-                <w:color w:val="FF0000"/>
-                <w:rtl/>
-              </w:rPr>
-              <w:t>تصوير فيديو</w:t>
-            </w:r>
-            <w:r>
-              <w:rPr>
-                <w:rFonts w:hint="cs"/>
-                <w:color w:val="FF0000"/>
-                <w:rtl/>
-              </w:rPr>
-              <w:t xml:space="preserve"> في نهاية كل سطر وتخزن في مجلدات داخل النظام وأيضا اضافة خاصي التشغيل ) .. وتضاف خاصية الإطلاع على التوثيقات لإدارة النظام / هيئة السيطرة / التخطيط / كبير المحكمين / المحللين.</w:t>
-            </w:r>
-          </w:p>
-          <w:p>
-            <w:pPr>
-              <w:bidi/>
-              <w:rPr>
-                <w:color w:val="FF0000"/>
-                <w:rtl/>
-              </w:rPr>
-            </w:pPr>
-            <w:r>
-              <w:rPr>
-                <w:rFonts w:hint="cs"/>
-                <w:color w:val="FF0000"/>
-                <w:rtl/>
-              </w:rPr>
-              <w:t>2. اختيار افضل وأخف صيغة للصور والفيديو وذلك لتخفيف الحمل على النظام.</w:t>
-            </w:r>
-          </w:p>
-          <w:p>
-            <w:pPr>
-              <w:bidi/>
-              <w:rPr>
-                <w:color w:val="FF0000"/>
-              </w:rPr>
-            </w:pPr>
-            <w:r>
-              <w:rPr>
-                <w:rFonts w:hint="cs"/>
-                <w:color w:val="FF0000"/>
+                <w:color w:val="000000" w:themeColor="text1"/>
                 <w:rtl/>
               </w:rPr>
               <w:t>3. إضافة جميع امتيازات المحكمين إلى صفحة كبير المحكمين بالإضافة إلى امتيازاته الخاصة.</w:t>
@@ -10555,6 +9954,17 @@
               <w:spacing w:before="0" w:beforeAutospacing="0" w:after="120" w:afterAutospacing="0"/>
               <w:outlineLvl w:val="0"/>
               <w:rPr>
+                <w:b w:val="0"/>
+                <w:bCs w:val="0"/>
+                <w:color w:val="FF0000"/>
+                <w:sz w:val="24"/>
+                <w:szCs w:val="24"/>
+                <w:rtl/>
+                <w:lang w:bidi="ar-AE"/>
+              </w:rPr>
+            </w:pPr>
+            <w:r>
+              <w:rPr>
                 <w:rFonts w:hint="cs"/>
                 <w:b w:val="0"/>
                 <w:bCs w:val="0"/>
@@ -10564,18 +9974,7 @@
                 <w:rtl/>
                 <w:lang w:bidi="ar-AE"/>
               </w:rPr>
-            </w:pPr>
-            <w:r>
-              <w:rPr>
-                <w:rFonts w:hint="cs"/>
-                <w:b w:val="0"/>
-                <w:bCs w:val="0"/>
-                <w:color w:val="FF0000"/>
-                <w:sz w:val="24"/>
-                <w:szCs w:val="24"/>
-                <w:rtl/>
-                <w:lang w:bidi="ar-AE"/>
-              </w:rPr>
+              <w:lastRenderedPageBreak/>
               <w:t>بنك المعلومات</w:t>
             </w:r>
           </w:p>
@@ -10589,16 +9988,16 @@
               <w:bidi/>
               <w:rPr>
                 <w:rFonts w:ascii="Arial" w:hAnsi="Arial" w:cs="Arial"/>
-                <w:color w:val="FF0000"/>
-                <w:sz w:val="24"/>
-                <w:szCs w:val="24"/>
-                <w:lang w:bidi="ar-AE"/>
-              </w:rPr>
-            </w:pPr>
-            <w:r>
-              <w:rPr>
-                <w:rFonts w:ascii="Arial" w:hAnsi="Arial" w:cs="Arial"/>
-                <w:color w:val="FF0000"/>
+                <w:color w:val="000000" w:themeColor="text1"/>
+                <w:sz w:val="24"/>
+                <w:szCs w:val="24"/>
+                <w:lang w:bidi="ar-AE"/>
+              </w:rPr>
+            </w:pPr>
+            <w:r>
+              <w:rPr>
+                <w:rFonts w:ascii="Arial" w:hAnsi="Arial" w:cs="Arial"/>
+                <w:color w:val="000000" w:themeColor="text1"/>
                 <w:sz w:val="24"/>
                 <w:szCs w:val="24"/>
                 <w:rtl/>
@@ -10609,7 +10008,7 @@
             <w:r>
               <w:rPr>
                 <w:rFonts w:ascii="Arial" w:hAnsi="Arial" w:cs="Arial" w:hint="cs"/>
-                <w:color w:val="FF0000"/>
+                <w:color w:val="000000" w:themeColor="text1"/>
                 <w:sz w:val="24"/>
                 <w:szCs w:val="24"/>
                 <w:rtl/>
@@ -10620,7 +10019,7 @@
             <w:r>
               <w:rPr>
                 <w:rFonts w:ascii="Arial" w:hAnsi="Arial" w:cs="Arial"/>
-                <w:color w:val="FF0000"/>
+                <w:color w:val="000000" w:themeColor="text1"/>
                 <w:sz w:val="24"/>
                 <w:szCs w:val="24"/>
                 <w:rtl/>
@@ -10631,7 +10030,7 @@
             <w:r>
               <w:rPr>
                 <w:rFonts w:ascii="Arial" w:hAnsi="Arial" w:cs="Arial"/>
-                <w:color w:val="FF0000"/>
+                <w:color w:val="000000" w:themeColor="text1"/>
                 <w:sz w:val="24"/>
                 <w:szCs w:val="24"/>
                 <w:lang w:bidi="ar-AE"/>
@@ -10641,7 +10040,7 @@
             <w:r>
               <w:rPr>
                 <w:rFonts w:ascii="Arial" w:hAnsi="Arial" w:cs="Arial"/>
-                <w:color w:val="FF0000"/>
+                <w:color w:val="000000" w:themeColor="text1"/>
                 <w:sz w:val="24"/>
                 <w:szCs w:val="24"/>
                 <w:rtl/>
@@ -10652,7 +10051,7 @@
             <w:r>
               <w:rPr>
                 <w:rFonts w:ascii="Arial" w:hAnsi="Arial" w:cs="Arial" w:hint="cs"/>
-                <w:color w:val="FF0000"/>
+                <w:color w:val="000000" w:themeColor="text1"/>
                 <w:sz w:val="24"/>
                 <w:szCs w:val="24"/>
                 <w:rtl/>
@@ -10663,7 +10062,7 @@
             <w:r>
               <w:rPr>
                 <w:rFonts w:ascii="Arial" w:hAnsi="Arial" w:cs="Arial"/>
-                <w:color w:val="FF0000"/>
+                <w:color w:val="000000" w:themeColor="text1"/>
                 <w:sz w:val="24"/>
                 <w:szCs w:val="24"/>
                 <w:rtl/>
@@ -10674,7 +10073,7 @@
             <w:r>
               <w:rPr>
                 <w:rFonts w:ascii="Arial" w:hAnsi="Arial" w:cs="Arial" w:hint="cs"/>
-                <w:color w:val="FF0000"/>
+                <w:color w:val="000000" w:themeColor="text1"/>
                 <w:sz w:val="24"/>
                 <w:szCs w:val="24"/>
                 <w:rtl/>
@@ -10688,17 +10087,17 @@
               <w:bidi/>
               <w:rPr>
                 <w:rFonts w:ascii="Arial" w:hAnsi="Arial" w:cs="Arial"/>
-                <w:color w:val="FF0000"/>
-                <w:sz w:val="24"/>
-                <w:szCs w:val="24"/>
-                <w:rtl/>
-                <w:lang w:bidi="ar-AE"/>
-              </w:rPr>
-            </w:pPr>
-            <w:r>
-              <w:rPr>
-                <w:rFonts w:ascii="Arial" w:hAnsi="Arial" w:cs="Arial"/>
-                <w:color w:val="FF0000"/>
+                <w:color w:val="000000" w:themeColor="text1"/>
+                <w:sz w:val="24"/>
+                <w:szCs w:val="24"/>
+                <w:rtl/>
+                <w:lang w:bidi="ar-AE"/>
+              </w:rPr>
+            </w:pPr>
+            <w:r>
+              <w:rPr>
+                <w:rFonts w:ascii="Arial" w:hAnsi="Arial" w:cs="Arial"/>
+                <w:color w:val="000000" w:themeColor="text1"/>
                 <w:sz w:val="24"/>
                 <w:szCs w:val="24"/>
                 <w:rtl/>
@@ -10712,17 +10111,17 @@
               <w:bidi/>
               <w:rPr>
                 <w:rFonts w:ascii="Arial" w:hAnsi="Arial" w:cs="Arial"/>
-                <w:color w:val="FF0000"/>
-                <w:sz w:val="24"/>
-                <w:szCs w:val="24"/>
-                <w:rtl/>
-                <w:lang w:bidi="ar-AE"/>
-              </w:rPr>
-            </w:pPr>
-            <w:r>
-              <w:rPr>
-                <w:rFonts w:ascii="Arial" w:hAnsi="Arial" w:cs="Arial"/>
-                <w:color w:val="FF0000"/>
+                <w:color w:val="000000" w:themeColor="text1"/>
+                <w:sz w:val="24"/>
+                <w:szCs w:val="24"/>
+                <w:rtl/>
+                <w:lang w:bidi="ar-AE"/>
+              </w:rPr>
+            </w:pPr>
+            <w:r>
+              <w:rPr>
+                <w:rFonts w:ascii="Arial" w:hAnsi="Arial" w:cs="Arial"/>
+                <w:color w:val="000000" w:themeColor="text1"/>
                 <w:sz w:val="24"/>
                 <w:szCs w:val="24"/>
                 <w:rtl/>
@@ -10733,7 +10132,7 @@
             <w:r>
               <w:rPr>
                 <w:rFonts w:ascii="Arial" w:hAnsi="Arial" w:cs="Arial"/>
-                <w:color w:val="FF0000"/>
+                <w:color w:val="000000" w:themeColor="text1"/>
                 <w:sz w:val="24"/>
                 <w:szCs w:val="24"/>
                 <w:lang w:bidi="ar-AE"/>
@@ -10743,7 +10142,7 @@
             <w:r>
               <w:rPr>
                 <w:rFonts w:ascii="Arial" w:hAnsi="Arial" w:cs="Arial"/>
-                <w:color w:val="FF0000"/>
+                <w:color w:val="000000" w:themeColor="text1"/>
                 <w:sz w:val="24"/>
                 <w:szCs w:val="24"/>
                 <w:rtl/>
@@ -10757,17 +10156,17 @@
               <w:bidi/>
               <w:rPr>
                 <w:rFonts w:ascii="Arial" w:hAnsi="Arial" w:cs="Arial"/>
-                <w:color w:val="FF0000"/>
-                <w:sz w:val="24"/>
-                <w:szCs w:val="24"/>
-                <w:rtl/>
-                <w:lang w:bidi="ar-AE"/>
-              </w:rPr>
-            </w:pPr>
-            <w:r>
-              <w:rPr>
-                <w:rFonts w:ascii="Arial" w:hAnsi="Arial" w:cs="Arial"/>
-                <w:color w:val="FF0000"/>
+                <w:color w:val="000000" w:themeColor="text1"/>
+                <w:sz w:val="24"/>
+                <w:szCs w:val="24"/>
+                <w:rtl/>
+                <w:lang w:bidi="ar-AE"/>
+              </w:rPr>
+            </w:pPr>
+            <w:r>
+              <w:rPr>
+                <w:rFonts w:ascii="Arial" w:hAnsi="Arial" w:cs="Arial"/>
+                <w:color w:val="000000" w:themeColor="text1"/>
                 <w:sz w:val="24"/>
                 <w:szCs w:val="24"/>
                 <w:rtl/>
@@ -10778,7 +10177,7 @@
             <w:r>
               <w:rPr>
                 <w:rFonts w:ascii="Arial" w:hAnsi="Arial" w:cs="Arial"/>
-                <w:color w:val="FF0000"/>
+                <w:color w:val="000000" w:themeColor="text1"/>
                 <w:sz w:val="24"/>
                 <w:szCs w:val="24"/>
                 <w:lang w:bidi="ar-AE"/>
@@ -10788,7 +10187,7 @@
             <w:r>
               <w:rPr>
                 <w:rFonts w:ascii="Arial" w:hAnsi="Arial" w:cs="Arial"/>
-                <w:color w:val="FF0000"/>
+                <w:color w:val="000000" w:themeColor="text1"/>
                 <w:sz w:val="24"/>
                 <w:szCs w:val="24"/>
                 <w:rtl/>
@@ -10802,17 +10201,17 @@
               <w:bidi/>
               <w:rPr>
                 <w:rFonts w:ascii="Arial" w:hAnsi="Arial" w:cs="Arial"/>
-                <w:color w:val="FF0000"/>
-                <w:sz w:val="24"/>
-                <w:szCs w:val="24"/>
-                <w:rtl/>
-                <w:lang w:bidi="ar-AE"/>
-              </w:rPr>
-            </w:pPr>
-            <w:r>
-              <w:rPr>
-                <w:rFonts w:ascii="Arial" w:hAnsi="Arial" w:cs="Arial"/>
-                <w:color w:val="FF0000"/>
+                <w:color w:val="000000" w:themeColor="text1"/>
+                <w:sz w:val="24"/>
+                <w:szCs w:val="24"/>
+                <w:rtl/>
+                <w:lang w:bidi="ar-AE"/>
+              </w:rPr>
+            </w:pPr>
+            <w:r>
+              <w:rPr>
+                <w:rFonts w:ascii="Arial" w:hAnsi="Arial" w:cs="Arial"/>
+                <w:color w:val="000000" w:themeColor="text1"/>
                 <w:sz w:val="24"/>
                 <w:szCs w:val="24"/>
                 <w:rtl/>
@@ -10823,7 +10222,7 @@
             <w:r>
               <w:rPr>
                 <w:rFonts w:ascii="Arial" w:hAnsi="Arial" w:cs="Arial"/>
-                <w:color w:val="FF0000"/>
+                <w:color w:val="000000" w:themeColor="text1"/>
                 <w:sz w:val="24"/>
                 <w:szCs w:val="24"/>
                 <w:lang w:bidi="ar-AE"/>
@@ -10833,7 +10232,7 @@
             <w:r>
               <w:rPr>
                 <w:rFonts w:ascii="Arial" w:hAnsi="Arial" w:cs="Arial"/>
-                <w:color w:val="FF0000"/>
+                <w:color w:val="000000" w:themeColor="text1"/>
                 <w:sz w:val="24"/>
                 <w:szCs w:val="24"/>
                 <w:rtl/>
@@ -10847,17 +10246,17 @@
               <w:bidi/>
               <w:rPr>
                 <w:rFonts w:ascii="Arial" w:hAnsi="Arial" w:cs="Arial"/>
-                <w:color w:val="FF0000"/>
-                <w:sz w:val="24"/>
-                <w:szCs w:val="24"/>
-                <w:rtl/>
-                <w:lang w:bidi="ar-AE"/>
-              </w:rPr>
-            </w:pPr>
-            <w:r>
-              <w:rPr>
-                <w:rFonts w:ascii="Arial" w:hAnsi="Arial" w:cs="Arial"/>
-                <w:color w:val="FF0000"/>
+                <w:color w:val="000000" w:themeColor="text1"/>
+                <w:sz w:val="24"/>
+                <w:szCs w:val="24"/>
+                <w:rtl/>
+                <w:lang w:bidi="ar-AE"/>
+              </w:rPr>
+            </w:pPr>
+            <w:r>
+              <w:rPr>
+                <w:rFonts w:ascii="Arial" w:hAnsi="Arial" w:cs="Arial"/>
+                <w:color w:val="000000" w:themeColor="text1"/>
                 <w:sz w:val="24"/>
                 <w:szCs w:val="24"/>
                 <w:rtl/>
@@ -10868,7 +10267,7 @@
             <w:r>
               <w:rPr>
                 <w:rFonts w:ascii="Arial" w:hAnsi="Arial" w:cs="Arial"/>
-                <w:color w:val="FF0000"/>
+                <w:color w:val="000000" w:themeColor="text1"/>
                 <w:sz w:val="24"/>
                 <w:szCs w:val="24"/>
                 <w:lang w:bidi="ar-AE"/>
@@ -10878,7 +10277,7 @@
             <w:r>
               <w:rPr>
                 <w:rFonts w:ascii="Arial" w:hAnsi="Arial" w:cs="Arial"/>
-                <w:color w:val="FF0000"/>
+                <w:color w:val="000000" w:themeColor="text1"/>
                 <w:sz w:val="24"/>
                 <w:szCs w:val="24"/>
                 <w:rtl/>
@@ -10892,23 +10291,203 @@
               <w:bidi/>
               <w:rPr>
                 <w:rFonts w:ascii="Arial" w:hAnsi="Arial" w:cs="Arial"/>
-                <w:color w:val="FF0000"/>
-                <w:sz w:val="24"/>
-                <w:szCs w:val="24"/>
-                <w:rtl/>
-                <w:lang w:bidi="ar-AE"/>
-              </w:rPr>
-            </w:pPr>
-            <w:r>
-              <w:rPr>
-                <w:rFonts w:ascii="Arial" w:hAnsi="Arial" w:cs="Arial"/>
-                <w:color w:val="FF0000"/>
+                <w:color w:val="000000" w:themeColor="text1"/>
+                <w:sz w:val="24"/>
+                <w:szCs w:val="24"/>
+                <w:rtl/>
+                <w:lang w:bidi="ar-AE"/>
+              </w:rPr>
+            </w:pPr>
+            <w:r>
+              <w:rPr>
+                <w:rFonts w:ascii="Arial" w:hAnsi="Arial" w:cs="Arial"/>
+                <w:color w:val="000000" w:themeColor="text1"/>
                 <w:sz w:val="24"/>
                 <w:szCs w:val="24"/>
                 <w:rtl/>
                 <w:lang w:bidi="ar-AE"/>
               </w:rPr>
               <w:t>4. إضافة زر الحذف على جميع المجلدات دون استثناء</w:t>
+            </w:r>
+          </w:p>
+          <w:p>
+            <w:pPr>
+              <w:bidi/>
+              <w:rPr>
+                <w:rFonts w:ascii="Arial" w:hAnsi="Arial" w:cs="Arial"/>
+                <w:color w:val="000000" w:themeColor="text1"/>
+                <w:sz w:val="24"/>
+                <w:szCs w:val="24"/>
+                <w:rtl/>
+                <w:lang w:bidi="ar-AE"/>
+              </w:rPr>
+            </w:pPr>
+            <w:r>
+              <w:rPr>
+                <w:rFonts w:ascii="Arial" w:hAnsi="Arial" w:cs="Arial" w:hint="cs"/>
+                <w:color w:val="000000" w:themeColor="text1"/>
+                <w:sz w:val="24"/>
+                <w:szCs w:val="24"/>
+                <w:rtl/>
+                <w:lang w:bidi="ar-AE"/>
+              </w:rPr>
+              <w:t>5. إضافة خاصية سحب المجلدات والملفات (</w:t>
+            </w:r>
+            <w:r>
+              <w:rPr>
+                <w:rFonts w:ascii="Arial" w:hAnsi="Arial" w:cs="Arial"/>
+                <w:color w:val="000000" w:themeColor="text1"/>
+                <w:sz w:val="24"/>
+                <w:szCs w:val="24"/>
+                <w:lang w:bidi="ar-AE"/>
+              </w:rPr>
+              <w:t>Drag and drop</w:t>
+            </w:r>
+            <w:r>
+              <w:rPr>
+                <w:rFonts w:ascii="Arial" w:hAnsi="Arial" w:cs="Arial" w:hint="cs"/>
+                <w:color w:val="000000" w:themeColor="text1"/>
+                <w:sz w:val="24"/>
+                <w:szCs w:val="24"/>
+                <w:rtl/>
+                <w:lang w:bidi="ar-AE"/>
+              </w:rPr>
+              <w:t>)</w:t>
+            </w:r>
+            <w:r>
+              <w:rPr>
+                <w:rFonts w:ascii="Arial" w:hAnsi="Arial" w:cs="Arial"/>
+                <w:color w:val="000000" w:themeColor="text1"/>
+                <w:sz w:val="24"/>
+                <w:szCs w:val="24"/>
+                <w:lang w:bidi="ar-AE"/>
+              </w:rPr>
+              <w:t xml:space="preserve">  </w:t>
+            </w:r>
+            <w:r>
+              <w:rPr>
+                <w:rFonts w:ascii="Arial" w:hAnsi="Arial" w:cs="Arial" w:hint="cs"/>
+                <w:color w:val="000000" w:themeColor="text1"/>
+                <w:sz w:val="24"/>
+                <w:szCs w:val="24"/>
+                <w:rtl/>
+                <w:lang w:bidi="ar-AE"/>
+              </w:rPr>
+              <w:t xml:space="preserve">.. وامكانية تغيير موقعه وامكانية ادراجه في مجلد آخر </w:t>
+            </w:r>
+          </w:p>
+          <w:p>
+            <w:pPr>
+              <w:bidi/>
+              <w:rPr>
+                <w:rFonts w:ascii="Arial" w:hAnsi="Arial" w:cs="Arial"/>
+                <w:color w:val="000000" w:themeColor="text1"/>
+                <w:sz w:val="24"/>
+                <w:szCs w:val="24"/>
+                <w:rtl/>
+                <w:lang w:bidi="ar-AE"/>
+              </w:rPr>
+            </w:pPr>
+            <w:r>
+              <w:rPr>
+                <w:rFonts w:ascii="Arial" w:hAnsi="Arial" w:cs="Arial" w:hint="cs"/>
+                <w:color w:val="000000" w:themeColor="text1"/>
+                <w:sz w:val="24"/>
+                <w:szCs w:val="24"/>
+                <w:rtl/>
+                <w:lang w:bidi="ar-AE"/>
+              </w:rPr>
+              <w:t xml:space="preserve">6. </w:t>
+            </w:r>
+            <w:r>
+              <w:rPr>
+                <w:rFonts w:ascii="Arial" w:hAnsi="Arial" w:cs="Arial"/>
+                <w:color w:val="000000" w:themeColor="text1"/>
+                <w:sz w:val="24"/>
+                <w:szCs w:val="24"/>
+                <w:rtl/>
+                <w:lang w:bidi="ar-AE"/>
+              </w:rPr>
+              <w:t>في الصفحات التالية (مجرى الأحداث والمعاضل – تقييم الاجراءات – قوائم تقييم المعاضل)</w:t>
+            </w:r>
+            <w:r>
+              <w:rPr>
+                <w:rFonts w:ascii="Arial" w:hAnsi="Arial" w:cs="Arial" w:hint="cs"/>
+                <w:color w:val="000000" w:themeColor="text1"/>
+                <w:sz w:val="24"/>
+                <w:szCs w:val="24"/>
+                <w:rtl/>
+                <w:lang w:bidi="ar-AE"/>
+              </w:rPr>
+              <w:t xml:space="preserve"> غير مواقع الأزرار (إضافة مجلد </w:t>
+            </w:r>
+            <w:r>
+              <w:rPr>
+                <w:rFonts w:ascii="Arial" w:hAnsi="Arial" w:cs="Arial"/>
+                <w:color w:val="000000" w:themeColor="text1"/>
+                <w:sz w:val="24"/>
+                <w:szCs w:val="24"/>
+                <w:rtl/>
+                <w:lang w:bidi="ar-AE"/>
+              </w:rPr>
+              <w:t>–</w:t>
+            </w:r>
+            <w:r>
+              <w:rPr>
+                <w:rFonts w:ascii="Arial" w:hAnsi="Arial" w:cs="Arial" w:hint="cs"/>
+                <w:color w:val="000000" w:themeColor="text1"/>
+                <w:sz w:val="24"/>
+                <w:szCs w:val="24"/>
+                <w:rtl/>
+                <w:lang w:bidi="ar-AE"/>
+              </w:rPr>
+              <w:t xml:space="preserve"> إرفاق ملفات -إرفاق مجلد </w:t>
+            </w:r>
+            <w:r>
+              <w:rPr>
+                <w:rFonts w:ascii="Arial" w:hAnsi="Arial" w:cs="Arial"/>
+                <w:color w:val="000000" w:themeColor="text1"/>
+                <w:sz w:val="24"/>
+                <w:szCs w:val="24"/>
+                <w:rtl/>
+                <w:lang w:bidi="ar-AE"/>
+              </w:rPr>
+              <w:t>–</w:t>
+            </w:r>
+            <w:r>
+              <w:rPr>
+                <w:rFonts w:ascii="Arial" w:hAnsi="Arial" w:cs="Arial" w:hint="cs"/>
+                <w:color w:val="000000" w:themeColor="text1"/>
+                <w:sz w:val="24"/>
+                <w:szCs w:val="24"/>
+                <w:rtl/>
+                <w:lang w:bidi="ar-AE"/>
+              </w:rPr>
+              <w:t xml:space="preserve"> إلغاء التحديد) لتكون بجانب مربع النص (اسم مجلد جديد).</w:t>
+            </w:r>
+          </w:p>
+          <w:p>
+            <w:pPr>
+              <w:bidi/>
+              <w:rPr>
+                <w:rFonts w:ascii="Arial" w:hAnsi="Arial" w:cs="Arial"/>
+                <w:color w:val="000000" w:themeColor="text1"/>
+                <w:sz w:val="24"/>
+                <w:szCs w:val="24"/>
+                <w:rtl/>
+                <w:lang w:bidi="ar-AE"/>
+              </w:rPr>
+            </w:pPr>
+            <w:r>
+              <w:rPr>
+                <w:rFonts w:ascii="Arial" w:hAnsi="Arial" w:cs="Arial" w:hint="cs"/>
+                <w:color w:val="000000" w:themeColor="text1"/>
+                <w:sz w:val="24"/>
+                <w:szCs w:val="24"/>
+                <w:rtl/>
+                <w:lang w:bidi="ar-AE"/>
+              </w:rPr>
+              <w:t>7. حذف زر الصيانة</w:t>
             </w:r>
           </w:p>
           <w:p>
@@ -10938,7 +10517,6 @@
               <w:spacing w:before="0" w:beforeAutospacing="0" w:after="120" w:afterAutospacing="0"/>
               <w:outlineLvl w:val="0"/>
               <w:rPr>
-                <w:rFonts w:hint="cs"/>
                 <w:b w:val="0"/>
                 <w:bCs w:val="0"/>
                 <w:sz w:val="24"/>
@@ -11005,7 +10583,6 @@
               <w:spacing w:before="0" w:beforeAutospacing="0" w:after="120" w:afterAutospacing="0"/>
               <w:outlineLvl w:val="0"/>
               <w:rPr>
-                <w:rFonts w:hint="cs"/>
                 <w:b w:val="0"/>
                 <w:bCs w:val="0"/>
                 <w:sz w:val="24"/>
@@ -11036,7 +10613,7 @@
             <w:pPr>
               <w:bidi/>
               <w:rPr>
-                <w:rFonts w:ascii="Arial" w:hAnsi="Arial" w:cs="Arial" w:hint="cs"/>
+                <w:rFonts w:ascii="Arial" w:hAnsi="Arial" w:cs="Arial"/>
                 <w:sz w:val="24"/>
                 <w:szCs w:val="24"/>
                 <w:rtl/>
@@ -11091,27 +10668,7 @@
                 <w:rtl/>
                 <w:lang w:bidi="ar-AE"/>
               </w:rPr>
-              <w:t xml:space="preserve">2. </w:t>
-            </w:r>
-            <w:r>
-              <w:rPr>
-                <w:rFonts w:ascii="Arial" w:hAnsi="Arial" w:cs="Arial" w:hint="cs"/>
-                <w:sz w:val="24"/>
-                <w:szCs w:val="24"/>
-                <w:rtl/>
-                <w:lang w:bidi="ar-AE"/>
-              </w:rPr>
-              <w:t>بعد إع</w:t>
-            </w:r>
-            <w:r>
-              <w:rPr>
-                <w:rFonts w:ascii="Arial" w:hAnsi="Arial" w:cs="Arial" w:hint="cs"/>
-                <w:sz w:val="24"/>
-                <w:szCs w:val="24"/>
-                <w:rtl/>
-                <w:lang w:bidi="ar-AE"/>
-              </w:rPr>
-              <w:t>ادة التقييم للمحكم يقوم المحكم بفتح التقييم والتعديل عليه .. وبعد التعديل والحفظ نريد نغير عمود الموقف إلى (لم ينجز) إلا بعد الحفظ وعمود إرسال الإعتماد إلى بانتظار الاعتماد.</w:t>
+              <w:t>2. بعد إعادة التقييم للمحكم يقوم المحكم بفتح التقييم والتعديل عليه .. وبعد التعديل والحفظ نريد نغير عمود الموقف إلى (لم ينجز) إلا بعد الحفظ وعمود إرسال الإعتماد إلى بانتظار الاعتماد.</w:t>
             </w:r>
           </w:p>
         </w:tc>
@@ -11132,6 +10689,16 @@
               <w:spacing w:before="0" w:beforeAutospacing="0" w:after="120" w:afterAutospacing="0"/>
               <w:outlineLvl w:val="0"/>
               <w:rPr>
+                <w:b w:val="0"/>
+                <w:bCs w:val="0"/>
+                <w:sz w:val="24"/>
+                <w:szCs w:val="24"/>
+                <w:rtl/>
+                <w:lang w:bidi="ar-AE"/>
+              </w:rPr>
+            </w:pPr>
+            <w:r>
+              <w:rPr>
                 <w:rFonts w:hint="cs"/>
                 <w:b w:val="0"/>
                 <w:bCs w:val="0"/>
@@ -11140,7 +10707,8 @@
                 <w:rtl/>
                 <w:lang w:bidi="ar-AE"/>
               </w:rPr>
-            </w:pPr>
+              <w:t>ترويسة الصفحة الرئيسية</w:t>
+            </w:r>
           </w:p>
         </w:tc>
         <w:tc>
@@ -11151,9 +10719,2213 @@
             <w:pPr>
               <w:bidi/>
               <w:rPr>
-                <w:rFonts w:ascii="Arial" w:hAnsi="Arial" w:cs="Arial" w:hint="cs"/>
-                <w:sz w:val="24"/>
-                <w:szCs w:val="24"/>
+                <w:rFonts w:ascii="Arial" w:hAnsi="Arial" w:cs="Arial"/>
+                <w:sz w:val="24"/>
+                <w:szCs w:val="24"/>
+                <w:rtl/>
+                <w:lang w:bidi="ar-AE"/>
+              </w:rPr>
+            </w:pPr>
+            <w:r>
+              <w:rPr>
+                <w:rFonts w:ascii="Arial" w:hAnsi="Arial" w:cs="Arial" w:hint="cs"/>
+                <w:sz w:val="24"/>
+                <w:szCs w:val="24"/>
+                <w:rtl/>
+                <w:lang w:bidi="ar-AE"/>
+              </w:rPr>
+              <w:t>إزالة زر بنك المعلومات من الترويسة في الاعلى</w:t>
+            </w:r>
+          </w:p>
+        </w:tc>
+      </w:tr>
+      <w:tr>
+        <w:trPr>
+          <w:trHeight w:val="692"/>
+        </w:trPr>
+        <w:tc>
+          <w:tcPr>
+            <w:tcW w:w="1984" w:type="dxa"/>
+          </w:tcPr>
+          <w:p>
+            <w:pPr>
+              <w:pStyle w:val="Heading1"/>
+              <w:shd w:val="clear" w:color="auto" w:fill="FFFFFF"/>
+              <w:bidi/>
+              <w:spacing w:before="0" w:beforeAutospacing="0" w:after="120" w:afterAutospacing="0"/>
+              <w:outlineLvl w:val="0"/>
+              <w:rPr>
+                <w:b w:val="0"/>
+                <w:bCs w:val="0"/>
+                <w:sz w:val="24"/>
+                <w:szCs w:val="24"/>
+                <w:rtl/>
+                <w:lang w:bidi="ar-AE"/>
+              </w:rPr>
+            </w:pPr>
+            <w:r>
+              <w:rPr>
+                <w:rFonts w:hint="cs"/>
+                <w:b w:val="0"/>
+                <w:bCs w:val="0"/>
+                <w:sz w:val="24"/>
+                <w:szCs w:val="24"/>
+                <w:rtl/>
+                <w:lang w:bidi="ar-AE"/>
+              </w:rPr>
+              <w:t>إدارة النظام</w:t>
+            </w:r>
+          </w:p>
+        </w:tc>
+        <w:tc>
+          <w:tcPr>
+            <w:tcW w:w="11625" w:type="dxa"/>
+          </w:tcPr>
+          <w:p>
+            <w:pPr>
+              <w:bidi/>
+              <w:rPr>
+                <w:rFonts w:ascii="Arial" w:hAnsi="Arial" w:cs="Arial"/>
+                <w:color w:val="FF0000"/>
+                <w:sz w:val="24"/>
+                <w:szCs w:val="24"/>
+                <w:rtl/>
+                <w:lang w:bidi="ar-AE"/>
+              </w:rPr>
+            </w:pPr>
+            <w:r>
+              <w:rPr>
+                <w:rFonts w:ascii="Arial" w:hAnsi="Arial" w:cs="Arial" w:hint="cs"/>
+                <w:color w:val="FF0000"/>
+                <w:sz w:val="24"/>
+                <w:szCs w:val="24"/>
+                <w:rtl/>
+                <w:lang w:bidi="ar-AE"/>
+              </w:rPr>
+              <w:t xml:space="preserve">1. </w:t>
+            </w:r>
+            <w:r>
+              <w:rPr>
+                <w:rFonts w:ascii="Arial" w:hAnsi="Arial" w:cs="Arial" w:hint="cs"/>
+                <w:color w:val="FF0000"/>
+                <w:sz w:val="24"/>
+                <w:szCs w:val="24"/>
+                <w:rtl/>
+                <w:lang w:bidi="ar-AE"/>
+              </w:rPr>
+              <w:t xml:space="preserve">في صفحة إنشاء تمرين جديد نريد من النظام حفظ التمرين وجميع المعلومات المتعلقة به في ملف التمرين (البيانات </w:t>
+            </w:r>
+            <w:r>
+              <w:rPr>
+                <w:rFonts w:ascii="Arial" w:hAnsi="Arial" w:cs="Arial"/>
+                <w:color w:val="FF0000"/>
+                <w:sz w:val="24"/>
+                <w:szCs w:val="24"/>
+                <w:rtl/>
+                <w:lang w:bidi="ar-AE"/>
+              </w:rPr>
+              <w:t>–</w:t>
+            </w:r>
+            <w:r>
+              <w:rPr>
+                <w:rFonts w:ascii="Arial" w:hAnsi="Arial" w:cs="Arial" w:hint="cs"/>
+                <w:color w:val="FF0000"/>
+                <w:sz w:val="24"/>
+                <w:szCs w:val="24"/>
+                <w:rtl/>
+                <w:lang w:bidi="ar-AE"/>
+              </w:rPr>
+              <w:t xml:space="preserve"> قائمة الوحدة المتدربة </w:t>
+            </w:r>
+            <w:r>
+              <w:rPr>
+                <w:rFonts w:ascii="Arial" w:hAnsi="Arial" w:cs="Arial"/>
+                <w:color w:val="FF0000"/>
+                <w:sz w:val="24"/>
+                <w:szCs w:val="24"/>
+                <w:rtl/>
+                <w:lang w:bidi="ar-AE"/>
+              </w:rPr>
+              <w:t>–</w:t>
+            </w:r>
+            <w:r>
+              <w:rPr>
+                <w:rFonts w:ascii="Arial" w:hAnsi="Arial" w:cs="Arial" w:hint="cs"/>
+                <w:color w:val="FF0000"/>
+                <w:sz w:val="24"/>
+                <w:szCs w:val="24"/>
+                <w:rtl/>
+                <w:lang w:bidi="ar-AE"/>
+              </w:rPr>
+              <w:t xml:space="preserve"> قائمة المحكمين </w:t>
+            </w:r>
+            <w:r>
+              <w:rPr>
+                <w:rFonts w:ascii="Arial" w:hAnsi="Arial" w:cs="Arial"/>
+                <w:color w:val="FF0000"/>
+                <w:sz w:val="24"/>
+                <w:szCs w:val="24"/>
+                <w:rtl/>
+                <w:lang w:bidi="ar-AE"/>
+              </w:rPr>
+              <w:t>–</w:t>
+            </w:r>
+            <w:r>
+              <w:rPr>
+                <w:rFonts w:ascii="Arial" w:hAnsi="Arial" w:cs="Arial" w:hint="cs"/>
+                <w:color w:val="FF0000"/>
+                <w:sz w:val="24"/>
+                <w:szCs w:val="24"/>
+                <w:rtl/>
+                <w:lang w:bidi="ar-AE"/>
+              </w:rPr>
+              <w:t xml:space="preserve"> النتائج (الأرقام والرسومات البيانية) </w:t>
+            </w:r>
+            <w:r>
+              <w:rPr>
+                <w:rFonts w:ascii="Arial" w:hAnsi="Arial" w:cs="Arial"/>
+                <w:color w:val="FF0000"/>
+                <w:sz w:val="24"/>
+                <w:szCs w:val="24"/>
+                <w:rtl/>
+                <w:lang w:bidi="ar-AE"/>
+              </w:rPr>
+              <w:t>–</w:t>
+            </w:r>
+            <w:r>
+              <w:rPr>
+                <w:rFonts w:ascii="Arial" w:hAnsi="Arial" w:cs="Arial" w:hint="cs"/>
+                <w:color w:val="FF0000"/>
+                <w:sz w:val="24"/>
+                <w:szCs w:val="24"/>
+                <w:rtl/>
+                <w:lang w:bidi="ar-AE"/>
+              </w:rPr>
+              <w:t xml:space="preserve"> قوائم مجرى الأحداث والمعاضل </w:t>
+            </w:r>
+            <w:r>
+              <w:rPr>
+                <w:rFonts w:ascii="Arial" w:hAnsi="Arial" w:cs="Arial"/>
+                <w:color w:val="FF0000"/>
+                <w:sz w:val="24"/>
+                <w:szCs w:val="24"/>
+                <w:rtl/>
+                <w:lang w:bidi="ar-AE"/>
+              </w:rPr>
+              <w:t>–</w:t>
+            </w:r>
+            <w:r>
+              <w:rPr>
+                <w:rFonts w:ascii="Arial" w:hAnsi="Arial" w:cs="Arial" w:hint="cs"/>
+                <w:color w:val="FF0000"/>
+                <w:sz w:val="24"/>
+                <w:szCs w:val="24"/>
+                <w:rtl/>
+                <w:lang w:bidi="ar-AE"/>
+              </w:rPr>
+              <w:t xml:space="preserve"> قوائم تقييم الإجراءات </w:t>
+            </w:r>
+            <w:r>
+              <w:rPr>
+                <w:rFonts w:ascii="Arial" w:hAnsi="Arial" w:cs="Arial"/>
+                <w:color w:val="FF0000"/>
+                <w:sz w:val="24"/>
+                <w:szCs w:val="24"/>
+                <w:rtl/>
+                <w:lang w:bidi="ar-AE"/>
+              </w:rPr>
+              <w:t>–</w:t>
+            </w:r>
+            <w:r>
+              <w:rPr>
+                <w:rFonts w:ascii="Arial" w:hAnsi="Arial" w:cs="Arial" w:hint="cs"/>
+                <w:color w:val="FF0000"/>
+                <w:sz w:val="24"/>
+                <w:szCs w:val="24"/>
+                <w:rtl/>
+                <w:lang w:bidi="ar-AE"/>
+              </w:rPr>
+              <w:t xml:space="preserve"> قوائم التقييم </w:t>
+            </w:r>
+            <w:r>
+              <w:rPr>
+                <w:rFonts w:ascii="Arial" w:hAnsi="Arial" w:cs="Arial"/>
+                <w:color w:val="FF0000"/>
+                <w:sz w:val="24"/>
+                <w:szCs w:val="24"/>
+                <w:rtl/>
+                <w:lang w:bidi="ar-AE"/>
+              </w:rPr>
+              <w:t>–</w:t>
+            </w:r>
+            <w:r>
+              <w:rPr>
+                <w:rFonts w:ascii="Arial" w:hAnsi="Arial" w:cs="Arial" w:hint="cs"/>
+                <w:color w:val="FF0000"/>
+                <w:sz w:val="24"/>
+                <w:szCs w:val="24"/>
+                <w:rtl/>
+                <w:lang w:bidi="ar-AE"/>
+              </w:rPr>
+              <w:t xml:space="preserve"> الأهداف التدريبية </w:t>
+            </w:r>
+            <w:r>
+              <w:rPr>
+                <w:rFonts w:ascii="Arial" w:hAnsi="Arial" w:cs="Arial"/>
+                <w:color w:val="FF0000"/>
+                <w:sz w:val="24"/>
+                <w:szCs w:val="24"/>
+                <w:rtl/>
+                <w:lang w:bidi="ar-AE"/>
+              </w:rPr>
+              <w:t>–</w:t>
+            </w:r>
+            <w:r>
+              <w:rPr>
+                <w:rFonts w:ascii="Arial" w:hAnsi="Arial" w:cs="Arial" w:hint="cs"/>
+                <w:color w:val="FF0000"/>
+                <w:sz w:val="24"/>
+                <w:szCs w:val="24"/>
+                <w:rtl/>
+                <w:lang w:bidi="ar-AE"/>
+              </w:rPr>
+              <w:t xml:space="preserve"> محادثات غرف المحادثة </w:t>
+            </w:r>
+            <w:r>
+              <w:rPr>
+                <w:rFonts w:ascii="Arial" w:hAnsi="Arial" w:cs="Arial"/>
+                <w:color w:val="FF0000"/>
+                <w:sz w:val="24"/>
+                <w:szCs w:val="24"/>
+                <w:rtl/>
+                <w:lang w:bidi="ar-AE"/>
+              </w:rPr>
+              <w:t>–</w:t>
+            </w:r>
+            <w:r>
+              <w:rPr>
+                <w:rFonts w:ascii="Arial" w:hAnsi="Arial" w:cs="Arial" w:hint="cs"/>
+                <w:color w:val="FF0000"/>
+                <w:sz w:val="24"/>
+                <w:szCs w:val="24"/>
+                <w:rtl/>
+                <w:lang w:bidi="ar-AE"/>
+              </w:rPr>
+              <w:t xml:space="preserve"> الإشعارات )</w:t>
+            </w:r>
+            <w:r>
+              <w:rPr>
+                <w:rFonts w:ascii="Arial" w:hAnsi="Arial" w:cs="Arial" w:hint="cs"/>
+                <w:color w:val="FF0000"/>
+                <w:sz w:val="24"/>
+                <w:szCs w:val="24"/>
+                <w:rtl/>
+                <w:lang w:bidi="ar-AE"/>
+              </w:rPr>
+              <w:t>.</w:t>
+            </w:r>
+          </w:p>
+          <w:p>
+            <w:pPr>
+              <w:bidi/>
+              <w:rPr>
+                <w:rFonts w:ascii="Arial" w:hAnsi="Arial" w:cs="Arial"/>
+                <w:color w:val="FF0000"/>
+                <w:sz w:val="24"/>
+                <w:szCs w:val="24"/>
+                <w:rtl/>
+                <w:lang w:bidi="ar-AE"/>
+              </w:rPr>
+            </w:pPr>
+            <w:r>
+              <w:rPr>
+                <w:rFonts w:ascii="Arial" w:hAnsi="Arial" w:cs="Arial" w:hint="cs"/>
+                <w:color w:val="FF0000"/>
+                <w:sz w:val="24"/>
+                <w:szCs w:val="24"/>
+                <w:rtl/>
+                <w:lang w:bidi="ar-AE"/>
+              </w:rPr>
+              <w:t xml:space="preserve">2. </w:t>
+            </w:r>
+            <w:r>
+              <w:rPr>
+                <w:rFonts w:ascii="Arial" w:hAnsi="Arial" w:cs="Arial" w:hint="cs"/>
+                <w:color w:val="FF0000"/>
+                <w:sz w:val="24"/>
+                <w:szCs w:val="24"/>
+                <w:rtl/>
+                <w:lang w:bidi="ar-AE"/>
+              </w:rPr>
+              <w:t xml:space="preserve">في قائمة أوامر العمل نريد إنشاء زر لإنهاء التمرين ورسالة تأكيد لإنهاء التمرين وبعد ذلك طلب كلمة المرور للإنهاء .. وبعد الضغط على زر الإنهاء نريد نريد من النظام حفظ التمرين وجميع المعلومات المتعلقة به في ملف التمرين (البيانات </w:t>
+            </w:r>
+            <w:r>
+              <w:rPr>
+                <w:rFonts w:ascii="Arial" w:hAnsi="Arial" w:cs="Arial"/>
+                <w:color w:val="FF0000"/>
+                <w:sz w:val="24"/>
+                <w:szCs w:val="24"/>
+                <w:rtl/>
+                <w:lang w:bidi="ar-AE"/>
+              </w:rPr>
+              <w:t>–</w:t>
+            </w:r>
+            <w:r>
+              <w:rPr>
+                <w:rFonts w:ascii="Arial" w:hAnsi="Arial" w:cs="Arial" w:hint="cs"/>
+                <w:color w:val="FF0000"/>
+                <w:sz w:val="24"/>
+                <w:szCs w:val="24"/>
+                <w:rtl/>
+                <w:lang w:bidi="ar-AE"/>
+              </w:rPr>
+              <w:t xml:space="preserve"> قائمة الوحدة المتدربة </w:t>
+            </w:r>
+            <w:r>
+              <w:rPr>
+                <w:rFonts w:ascii="Arial" w:hAnsi="Arial" w:cs="Arial"/>
+                <w:color w:val="FF0000"/>
+                <w:sz w:val="24"/>
+                <w:szCs w:val="24"/>
+                <w:rtl/>
+                <w:lang w:bidi="ar-AE"/>
+              </w:rPr>
+              <w:t>–</w:t>
+            </w:r>
+            <w:r>
+              <w:rPr>
+                <w:rFonts w:ascii="Arial" w:hAnsi="Arial" w:cs="Arial" w:hint="cs"/>
+                <w:color w:val="FF0000"/>
+                <w:sz w:val="24"/>
+                <w:szCs w:val="24"/>
+                <w:rtl/>
+                <w:lang w:bidi="ar-AE"/>
+              </w:rPr>
+              <w:t xml:space="preserve"> قائمة المحكمين </w:t>
+            </w:r>
+            <w:r>
+              <w:rPr>
+                <w:rFonts w:ascii="Arial" w:hAnsi="Arial" w:cs="Arial"/>
+                <w:color w:val="FF0000"/>
+                <w:sz w:val="24"/>
+                <w:szCs w:val="24"/>
+                <w:rtl/>
+                <w:lang w:bidi="ar-AE"/>
+              </w:rPr>
+              <w:t>–</w:t>
+            </w:r>
+            <w:r>
+              <w:rPr>
+                <w:rFonts w:ascii="Arial" w:hAnsi="Arial" w:cs="Arial" w:hint="cs"/>
+                <w:color w:val="FF0000"/>
+                <w:sz w:val="24"/>
+                <w:szCs w:val="24"/>
+                <w:rtl/>
+                <w:lang w:bidi="ar-AE"/>
+              </w:rPr>
+              <w:t xml:space="preserve"> النتائج (الأرقام والرسومات البيانية) </w:t>
+            </w:r>
+            <w:r>
+              <w:rPr>
+                <w:rFonts w:ascii="Arial" w:hAnsi="Arial" w:cs="Arial"/>
+                <w:color w:val="FF0000"/>
+                <w:sz w:val="24"/>
+                <w:szCs w:val="24"/>
+                <w:rtl/>
+                <w:lang w:bidi="ar-AE"/>
+              </w:rPr>
+              <w:t>–</w:t>
+            </w:r>
+            <w:r>
+              <w:rPr>
+                <w:rFonts w:ascii="Arial" w:hAnsi="Arial" w:cs="Arial" w:hint="cs"/>
+                <w:color w:val="FF0000"/>
+                <w:sz w:val="24"/>
+                <w:szCs w:val="24"/>
+                <w:rtl/>
+                <w:lang w:bidi="ar-AE"/>
+              </w:rPr>
+              <w:t xml:space="preserve"> قوائم مجرى الأحداث والمعاضل </w:t>
+            </w:r>
+            <w:r>
+              <w:rPr>
+                <w:rFonts w:ascii="Arial" w:hAnsi="Arial" w:cs="Arial"/>
+                <w:color w:val="FF0000"/>
+                <w:sz w:val="24"/>
+                <w:szCs w:val="24"/>
+                <w:rtl/>
+                <w:lang w:bidi="ar-AE"/>
+              </w:rPr>
+              <w:t>–</w:t>
+            </w:r>
+            <w:r>
+              <w:rPr>
+                <w:rFonts w:ascii="Arial" w:hAnsi="Arial" w:cs="Arial" w:hint="cs"/>
+                <w:color w:val="FF0000"/>
+                <w:sz w:val="24"/>
+                <w:szCs w:val="24"/>
+                <w:rtl/>
+                <w:lang w:bidi="ar-AE"/>
+              </w:rPr>
+              <w:t xml:space="preserve"> قوائم تقييم الإجراءات </w:t>
+            </w:r>
+            <w:r>
+              <w:rPr>
+                <w:rFonts w:ascii="Arial" w:hAnsi="Arial" w:cs="Arial"/>
+                <w:color w:val="FF0000"/>
+                <w:sz w:val="24"/>
+                <w:szCs w:val="24"/>
+                <w:rtl/>
+                <w:lang w:bidi="ar-AE"/>
+              </w:rPr>
+              <w:t>–</w:t>
+            </w:r>
+            <w:r>
+              <w:rPr>
+                <w:rFonts w:ascii="Arial" w:hAnsi="Arial" w:cs="Arial" w:hint="cs"/>
+                <w:color w:val="FF0000"/>
+                <w:sz w:val="24"/>
+                <w:szCs w:val="24"/>
+                <w:rtl/>
+                <w:lang w:bidi="ar-AE"/>
+              </w:rPr>
+              <w:t xml:space="preserve"> قوائم التقييم </w:t>
+            </w:r>
+            <w:r>
+              <w:rPr>
+                <w:rFonts w:ascii="Arial" w:hAnsi="Arial" w:cs="Arial"/>
+                <w:color w:val="FF0000"/>
+                <w:sz w:val="24"/>
+                <w:szCs w:val="24"/>
+                <w:rtl/>
+                <w:lang w:bidi="ar-AE"/>
+              </w:rPr>
+              <w:t>–</w:t>
+            </w:r>
+            <w:r>
+              <w:rPr>
+                <w:rFonts w:ascii="Arial" w:hAnsi="Arial" w:cs="Arial" w:hint="cs"/>
+                <w:color w:val="FF0000"/>
+                <w:sz w:val="24"/>
+                <w:szCs w:val="24"/>
+                <w:rtl/>
+                <w:lang w:bidi="ar-AE"/>
+              </w:rPr>
+              <w:t xml:space="preserve"> الأهداف التدريبية </w:t>
+            </w:r>
+            <w:r>
+              <w:rPr>
+                <w:rFonts w:ascii="Arial" w:hAnsi="Arial" w:cs="Arial"/>
+                <w:color w:val="FF0000"/>
+                <w:sz w:val="24"/>
+                <w:szCs w:val="24"/>
+                <w:rtl/>
+                <w:lang w:bidi="ar-AE"/>
+              </w:rPr>
+              <w:t>–</w:t>
+            </w:r>
+            <w:r>
+              <w:rPr>
+                <w:rFonts w:ascii="Arial" w:hAnsi="Arial" w:cs="Arial" w:hint="cs"/>
+                <w:color w:val="FF0000"/>
+                <w:sz w:val="24"/>
+                <w:szCs w:val="24"/>
+                <w:rtl/>
+                <w:lang w:bidi="ar-AE"/>
+              </w:rPr>
+              <w:t xml:space="preserve"> محادثات غرف المحادثة </w:t>
+            </w:r>
+            <w:r>
+              <w:rPr>
+                <w:rFonts w:ascii="Arial" w:hAnsi="Arial" w:cs="Arial"/>
+                <w:color w:val="FF0000"/>
+                <w:sz w:val="24"/>
+                <w:szCs w:val="24"/>
+                <w:rtl/>
+                <w:lang w:bidi="ar-AE"/>
+              </w:rPr>
+              <w:t>–</w:t>
+            </w:r>
+            <w:r>
+              <w:rPr>
+                <w:rFonts w:ascii="Arial" w:hAnsi="Arial" w:cs="Arial" w:hint="cs"/>
+                <w:color w:val="FF0000"/>
+                <w:sz w:val="24"/>
+                <w:szCs w:val="24"/>
+                <w:rtl/>
+                <w:lang w:bidi="ar-AE"/>
+              </w:rPr>
+              <w:t xml:space="preserve"> الإشعارات ).</w:t>
+            </w:r>
+          </w:p>
+          <w:p>
+            <w:pPr>
+              <w:bidi/>
+              <w:rPr>
+                <w:rFonts w:ascii="Arial" w:hAnsi="Arial" w:cs="Arial"/>
+                <w:color w:val="FF0000"/>
+                <w:sz w:val="24"/>
+                <w:szCs w:val="24"/>
+                <w:rtl/>
+                <w:lang w:bidi="ar-AE"/>
+              </w:rPr>
+            </w:pPr>
+            <w:r>
+              <w:rPr>
+                <w:rFonts w:ascii="Arial" w:hAnsi="Arial" w:cs="Arial" w:hint="cs"/>
+                <w:color w:val="FF0000"/>
+                <w:sz w:val="24"/>
+                <w:szCs w:val="24"/>
+                <w:rtl/>
+                <w:lang w:bidi="ar-AE"/>
+              </w:rPr>
+              <w:lastRenderedPageBreak/>
+              <w:t xml:space="preserve">3. عند إنهاء التمرين نريد من النظام إفراغ جميع الصفحات المعلومات (البيانات </w:t>
+            </w:r>
+            <w:r>
+              <w:rPr>
+                <w:rFonts w:ascii="Arial" w:hAnsi="Arial" w:cs="Arial"/>
+                <w:color w:val="FF0000"/>
+                <w:sz w:val="24"/>
+                <w:szCs w:val="24"/>
+                <w:rtl/>
+                <w:lang w:bidi="ar-AE"/>
+              </w:rPr>
+              <w:t>–</w:t>
+            </w:r>
+            <w:r>
+              <w:rPr>
+                <w:rFonts w:ascii="Arial" w:hAnsi="Arial" w:cs="Arial" w:hint="cs"/>
+                <w:color w:val="FF0000"/>
+                <w:sz w:val="24"/>
+                <w:szCs w:val="24"/>
+                <w:rtl/>
+                <w:lang w:bidi="ar-AE"/>
+              </w:rPr>
+              <w:t xml:space="preserve"> قائمة الوحدة المتدربة </w:t>
+            </w:r>
+            <w:r>
+              <w:rPr>
+                <w:rFonts w:ascii="Arial" w:hAnsi="Arial" w:cs="Arial"/>
+                <w:color w:val="FF0000"/>
+                <w:sz w:val="24"/>
+                <w:szCs w:val="24"/>
+                <w:rtl/>
+                <w:lang w:bidi="ar-AE"/>
+              </w:rPr>
+              <w:t>–</w:t>
+            </w:r>
+            <w:r>
+              <w:rPr>
+                <w:rFonts w:ascii="Arial" w:hAnsi="Arial" w:cs="Arial" w:hint="cs"/>
+                <w:color w:val="FF0000"/>
+                <w:sz w:val="24"/>
+                <w:szCs w:val="24"/>
+                <w:rtl/>
+                <w:lang w:bidi="ar-AE"/>
+              </w:rPr>
+              <w:t xml:space="preserve"> قائمة المحكمين </w:t>
+            </w:r>
+            <w:r>
+              <w:rPr>
+                <w:rFonts w:ascii="Arial" w:hAnsi="Arial" w:cs="Arial"/>
+                <w:color w:val="FF0000"/>
+                <w:sz w:val="24"/>
+                <w:szCs w:val="24"/>
+                <w:rtl/>
+                <w:lang w:bidi="ar-AE"/>
+              </w:rPr>
+              <w:t>–</w:t>
+            </w:r>
+            <w:r>
+              <w:rPr>
+                <w:rFonts w:ascii="Arial" w:hAnsi="Arial" w:cs="Arial" w:hint="cs"/>
+                <w:color w:val="FF0000"/>
+                <w:sz w:val="24"/>
+                <w:szCs w:val="24"/>
+                <w:rtl/>
+                <w:lang w:bidi="ar-AE"/>
+              </w:rPr>
+              <w:t xml:space="preserve"> النتائج (الأرقام والرسومات البيانية) </w:t>
+            </w:r>
+            <w:r>
+              <w:rPr>
+                <w:rFonts w:ascii="Arial" w:hAnsi="Arial" w:cs="Arial"/>
+                <w:color w:val="FF0000"/>
+                <w:sz w:val="24"/>
+                <w:szCs w:val="24"/>
+                <w:rtl/>
+                <w:lang w:bidi="ar-AE"/>
+              </w:rPr>
+              <w:t>–</w:t>
+            </w:r>
+            <w:r>
+              <w:rPr>
+                <w:rFonts w:ascii="Arial" w:hAnsi="Arial" w:cs="Arial" w:hint="cs"/>
+                <w:color w:val="FF0000"/>
+                <w:sz w:val="24"/>
+                <w:szCs w:val="24"/>
+                <w:rtl/>
+                <w:lang w:bidi="ar-AE"/>
+              </w:rPr>
+              <w:t xml:space="preserve"> قوائم مجرى الأحداث والمعاضل </w:t>
+            </w:r>
+            <w:r>
+              <w:rPr>
+                <w:rFonts w:ascii="Arial" w:hAnsi="Arial" w:cs="Arial"/>
+                <w:color w:val="FF0000"/>
+                <w:sz w:val="24"/>
+                <w:szCs w:val="24"/>
+                <w:rtl/>
+                <w:lang w:bidi="ar-AE"/>
+              </w:rPr>
+              <w:t>–</w:t>
+            </w:r>
+            <w:r>
+              <w:rPr>
+                <w:rFonts w:ascii="Arial" w:hAnsi="Arial" w:cs="Arial" w:hint="cs"/>
+                <w:color w:val="FF0000"/>
+                <w:sz w:val="24"/>
+                <w:szCs w:val="24"/>
+                <w:rtl/>
+                <w:lang w:bidi="ar-AE"/>
+              </w:rPr>
+              <w:t xml:space="preserve"> قوائم تقييم الإجراءات </w:t>
+            </w:r>
+            <w:r>
+              <w:rPr>
+                <w:rFonts w:ascii="Arial" w:hAnsi="Arial" w:cs="Arial"/>
+                <w:color w:val="FF0000"/>
+                <w:sz w:val="24"/>
+                <w:szCs w:val="24"/>
+                <w:rtl/>
+                <w:lang w:bidi="ar-AE"/>
+              </w:rPr>
+              <w:t>–</w:t>
+            </w:r>
+            <w:r>
+              <w:rPr>
+                <w:rFonts w:ascii="Arial" w:hAnsi="Arial" w:cs="Arial" w:hint="cs"/>
+                <w:color w:val="FF0000"/>
+                <w:sz w:val="24"/>
+                <w:szCs w:val="24"/>
+                <w:rtl/>
+                <w:lang w:bidi="ar-AE"/>
+              </w:rPr>
+              <w:t xml:space="preserve"> قوائم التقييم </w:t>
+            </w:r>
+            <w:r>
+              <w:rPr>
+                <w:rFonts w:ascii="Arial" w:hAnsi="Arial" w:cs="Arial"/>
+                <w:color w:val="FF0000"/>
+                <w:sz w:val="24"/>
+                <w:szCs w:val="24"/>
+                <w:rtl/>
+                <w:lang w:bidi="ar-AE"/>
+              </w:rPr>
+              <w:t>–</w:t>
+            </w:r>
+            <w:r>
+              <w:rPr>
+                <w:rFonts w:ascii="Arial" w:hAnsi="Arial" w:cs="Arial" w:hint="cs"/>
+                <w:color w:val="FF0000"/>
+                <w:sz w:val="24"/>
+                <w:szCs w:val="24"/>
+                <w:rtl/>
+                <w:lang w:bidi="ar-AE"/>
+              </w:rPr>
+              <w:t xml:space="preserve"> الأهداف التدريبية </w:t>
+            </w:r>
+            <w:r>
+              <w:rPr>
+                <w:rFonts w:ascii="Arial" w:hAnsi="Arial" w:cs="Arial"/>
+                <w:color w:val="FF0000"/>
+                <w:sz w:val="24"/>
+                <w:szCs w:val="24"/>
+                <w:rtl/>
+                <w:lang w:bidi="ar-AE"/>
+              </w:rPr>
+              <w:t>–</w:t>
+            </w:r>
+            <w:r>
+              <w:rPr>
+                <w:rFonts w:ascii="Arial" w:hAnsi="Arial" w:cs="Arial" w:hint="cs"/>
+                <w:color w:val="FF0000"/>
+                <w:sz w:val="24"/>
+                <w:szCs w:val="24"/>
+                <w:rtl/>
+                <w:lang w:bidi="ar-AE"/>
+              </w:rPr>
+              <w:t xml:space="preserve"> محادثات غرف المحادثة </w:t>
+            </w:r>
+            <w:r>
+              <w:rPr>
+                <w:rFonts w:ascii="Arial" w:hAnsi="Arial" w:cs="Arial"/>
+                <w:color w:val="FF0000"/>
+                <w:sz w:val="24"/>
+                <w:szCs w:val="24"/>
+                <w:rtl/>
+                <w:lang w:bidi="ar-AE"/>
+              </w:rPr>
+              <w:t>–</w:t>
+            </w:r>
+            <w:r>
+              <w:rPr>
+                <w:rFonts w:ascii="Arial" w:hAnsi="Arial" w:cs="Arial" w:hint="cs"/>
+                <w:color w:val="FF0000"/>
+                <w:sz w:val="24"/>
+                <w:szCs w:val="24"/>
+                <w:rtl/>
+                <w:lang w:bidi="ar-AE"/>
+              </w:rPr>
+              <w:t xml:space="preserve"> الإشعارات ).</w:t>
+            </w:r>
+          </w:p>
+          <w:p>
+            <w:pPr>
+              <w:bidi/>
+              <w:rPr>
+                <w:rFonts w:ascii="Arial" w:hAnsi="Arial" w:cs="Arial"/>
+                <w:color w:val="FF0000"/>
+                <w:sz w:val="24"/>
+                <w:szCs w:val="24"/>
+                <w:rtl/>
+                <w:lang w:bidi="ar-AE"/>
+              </w:rPr>
+            </w:pPr>
+            <w:r>
+              <w:rPr>
+                <w:rFonts w:ascii="Arial" w:hAnsi="Arial" w:cs="Arial" w:hint="cs"/>
+                <w:color w:val="FF0000"/>
+                <w:sz w:val="24"/>
+                <w:szCs w:val="24"/>
+                <w:rtl/>
+                <w:lang w:bidi="ar-AE"/>
+              </w:rPr>
+              <w:t>4. عند إنهاء التمرين الصفحة الوحيدة التي يجب أن تب</w:t>
+            </w:r>
+            <w:r>
+              <w:rPr>
+                <w:rFonts w:ascii="Arial" w:hAnsi="Arial" w:cs="Arial" w:hint="cs"/>
+                <w:color w:val="FF0000"/>
+                <w:sz w:val="24"/>
+                <w:szCs w:val="24"/>
+                <w:rtl/>
+                <w:lang w:bidi="ar-AE"/>
+              </w:rPr>
+              <w:t>ق</w:t>
+            </w:r>
+            <w:r>
+              <w:rPr>
+                <w:rFonts w:ascii="Arial" w:hAnsi="Arial" w:cs="Arial" w:hint="cs"/>
+                <w:color w:val="FF0000"/>
+                <w:sz w:val="24"/>
+                <w:szCs w:val="24"/>
+                <w:rtl/>
+                <w:lang w:bidi="ar-AE"/>
+              </w:rPr>
+              <w:t>ى ولا تحذف في صفحة بنك المعلومات وهي غير مرتبطة بتمرين معين.</w:t>
+            </w:r>
+          </w:p>
+          <w:p>
+            <w:pPr>
+              <w:bidi/>
+              <w:rPr>
+                <w:rFonts w:ascii="Arial" w:hAnsi="Arial" w:cs="Arial"/>
+                <w:color w:val="FF0000"/>
+                <w:sz w:val="24"/>
+                <w:szCs w:val="24"/>
+                <w:rtl/>
+                <w:lang w:bidi="ar-AE"/>
+              </w:rPr>
+            </w:pPr>
+            <w:r>
+              <w:rPr>
+                <w:rFonts w:ascii="Arial" w:hAnsi="Arial" w:cs="Arial" w:hint="cs"/>
+                <w:color w:val="FF0000"/>
+                <w:sz w:val="24"/>
+                <w:szCs w:val="24"/>
+                <w:rtl/>
+                <w:lang w:bidi="ar-AE"/>
+              </w:rPr>
+              <w:t xml:space="preserve">5. كيف سيكون طريقة حفظ ملف التمرين وأين سوف تحفظ </w:t>
+            </w:r>
+            <w:r>
+              <w:rPr>
+                <w:rFonts w:ascii="Arial" w:hAnsi="Arial" w:cs="Arial" w:hint="cs"/>
+                <w:color w:val="FF0000"/>
+                <w:sz w:val="24"/>
+                <w:szCs w:val="24"/>
+                <w:rtl/>
+                <w:lang w:bidi="ar-AE"/>
+              </w:rPr>
+              <w:t xml:space="preserve">(البيانات </w:t>
+            </w:r>
+            <w:r>
+              <w:rPr>
+                <w:rFonts w:ascii="Arial" w:hAnsi="Arial" w:cs="Arial"/>
+                <w:color w:val="FF0000"/>
+                <w:sz w:val="24"/>
+                <w:szCs w:val="24"/>
+                <w:rtl/>
+                <w:lang w:bidi="ar-AE"/>
+              </w:rPr>
+              <w:t>–</w:t>
+            </w:r>
+            <w:r>
+              <w:rPr>
+                <w:rFonts w:ascii="Arial" w:hAnsi="Arial" w:cs="Arial" w:hint="cs"/>
+                <w:color w:val="FF0000"/>
+                <w:sz w:val="24"/>
+                <w:szCs w:val="24"/>
+                <w:rtl/>
+                <w:lang w:bidi="ar-AE"/>
+              </w:rPr>
+              <w:t xml:space="preserve"> قائمة الوحدة المتدربة </w:t>
+            </w:r>
+            <w:r>
+              <w:rPr>
+                <w:rFonts w:ascii="Arial" w:hAnsi="Arial" w:cs="Arial"/>
+                <w:color w:val="FF0000"/>
+                <w:sz w:val="24"/>
+                <w:szCs w:val="24"/>
+                <w:rtl/>
+                <w:lang w:bidi="ar-AE"/>
+              </w:rPr>
+              <w:t>–</w:t>
+            </w:r>
+            <w:r>
+              <w:rPr>
+                <w:rFonts w:ascii="Arial" w:hAnsi="Arial" w:cs="Arial" w:hint="cs"/>
+                <w:color w:val="FF0000"/>
+                <w:sz w:val="24"/>
+                <w:szCs w:val="24"/>
+                <w:rtl/>
+                <w:lang w:bidi="ar-AE"/>
+              </w:rPr>
+              <w:t xml:space="preserve"> قائمة المحكمين </w:t>
+            </w:r>
+            <w:r>
+              <w:rPr>
+                <w:rFonts w:ascii="Arial" w:hAnsi="Arial" w:cs="Arial"/>
+                <w:color w:val="FF0000"/>
+                <w:sz w:val="24"/>
+                <w:szCs w:val="24"/>
+                <w:rtl/>
+                <w:lang w:bidi="ar-AE"/>
+              </w:rPr>
+              <w:t>–</w:t>
+            </w:r>
+            <w:r>
+              <w:rPr>
+                <w:rFonts w:ascii="Arial" w:hAnsi="Arial" w:cs="Arial" w:hint="cs"/>
+                <w:color w:val="FF0000"/>
+                <w:sz w:val="24"/>
+                <w:szCs w:val="24"/>
+                <w:rtl/>
+                <w:lang w:bidi="ar-AE"/>
+              </w:rPr>
+              <w:t xml:space="preserve"> النتائج (الأرقام والرسومات البيانية) </w:t>
+            </w:r>
+            <w:r>
+              <w:rPr>
+                <w:rFonts w:ascii="Arial" w:hAnsi="Arial" w:cs="Arial"/>
+                <w:color w:val="FF0000"/>
+                <w:sz w:val="24"/>
+                <w:szCs w:val="24"/>
+                <w:rtl/>
+                <w:lang w:bidi="ar-AE"/>
+              </w:rPr>
+              <w:t>–</w:t>
+            </w:r>
+            <w:r>
+              <w:rPr>
+                <w:rFonts w:ascii="Arial" w:hAnsi="Arial" w:cs="Arial" w:hint="cs"/>
+                <w:color w:val="FF0000"/>
+                <w:sz w:val="24"/>
+                <w:szCs w:val="24"/>
+                <w:rtl/>
+                <w:lang w:bidi="ar-AE"/>
+              </w:rPr>
+              <w:t xml:space="preserve"> قوائم مجرى الأحداث والمعاضل </w:t>
+            </w:r>
+            <w:r>
+              <w:rPr>
+                <w:rFonts w:ascii="Arial" w:hAnsi="Arial" w:cs="Arial"/>
+                <w:color w:val="FF0000"/>
+                <w:sz w:val="24"/>
+                <w:szCs w:val="24"/>
+                <w:rtl/>
+                <w:lang w:bidi="ar-AE"/>
+              </w:rPr>
+              <w:t>–</w:t>
+            </w:r>
+            <w:r>
+              <w:rPr>
+                <w:rFonts w:ascii="Arial" w:hAnsi="Arial" w:cs="Arial" w:hint="cs"/>
+                <w:color w:val="FF0000"/>
+                <w:sz w:val="24"/>
+                <w:szCs w:val="24"/>
+                <w:rtl/>
+                <w:lang w:bidi="ar-AE"/>
+              </w:rPr>
+              <w:t xml:space="preserve"> قوائم تقييم الإجراءات </w:t>
+            </w:r>
+            <w:r>
+              <w:rPr>
+                <w:rFonts w:ascii="Arial" w:hAnsi="Arial" w:cs="Arial"/>
+                <w:color w:val="FF0000"/>
+                <w:sz w:val="24"/>
+                <w:szCs w:val="24"/>
+                <w:rtl/>
+                <w:lang w:bidi="ar-AE"/>
+              </w:rPr>
+              <w:t>–</w:t>
+            </w:r>
+            <w:r>
+              <w:rPr>
+                <w:rFonts w:ascii="Arial" w:hAnsi="Arial" w:cs="Arial" w:hint="cs"/>
+                <w:color w:val="FF0000"/>
+                <w:sz w:val="24"/>
+                <w:szCs w:val="24"/>
+                <w:rtl/>
+                <w:lang w:bidi="ar-AE"/>
+              </w:rPr>
+              <w:t xml:space="preserve"> قوائم التقييم </w:t>
+            </w:r>
+            <w:r>
+              <w:rPr>
+                <w:rFonts w:ascii="Arial" w:hAnsi="Arial" w:cs="Arial"/>
+                <w:color w:val="FF0000"/>
+                <w:sz w:val="24"/>
+                <w:szCs w:val="24"/>
+                <w:rtl/>
+                <w:lang w:bidi="ar-AE"/>
+              </w:rPr>
+              <w:t>–</w:t>
+            </w:r>
+            <w:r>
+              <w:rPr>
+                <w:rFonts w:ascii="Arial" w:hAnsi="Arial" w:cs="Arial" w:hint="cs"/>
+                <w:color w:val="FF0000"/>
+                <w:sz w:val="24"/>
+                <w:szCs w:val="24"/>
+                <w:rtl/>
+                <w:lang w:bidi="ar-AE"/>
+              </w:rPr>
+              <w:t xml:space="preserve"> الأهداف التدريبية </w:t>
+            </w:r>
+            <w:r>
+              <w:rPr>
+                <w:rFonts w:ascii="Arial" w:hAnsi="Arial" w:cs="Arial"/>
+                <w:color w:val="FF0000"/>
+                <w:sz w:val="24"/>
+                <w:szCs w:val="24"/>
+                <w:rtl/>
+                <w:lang w:bidi="ar-AE"/>
+              </w:rPr>
+              <w:t>–</w:t>
+            </w:r>
+            <w:r>
+              <w:rPr>
+                <w:rFonts w:ascii="Arial" w:hAnsi="Arial" w:cs="Arial" w:hint="cs"/>
+                <w:color w:val="FF0000"/>
+                <w:sz w:val="24"/>
+                <w:szCs w:val="24"/>
+                <w:rtl/>
+                <w:lang w:bidi="ar-AE"/>
+              </w:rPr>
+              <w:t xml:space="preserve"> محادثات غرف المحادثة </w:t>
+            </w:r>
+            <w:r>
+              <w:rPr>
+                <w:rFonts w:ascii="Arial" w:hAnsi="Arial" w:cs="Arial"/>
+                <w:color w:val="FF0000"/>
+                <w:sz w:val="24"/>
+                <w:szCs w:val="24"/>
+                <w:rtl/>
+                <w:lang w:bidi="ar-AE"/>
+              </w:rPr>
+              <w:t>–</w:t>
+            </w:r>
+            <w:r>
+              <w:rPr>
+                <w:rFonts w:ascii="Arial" w:hAnsi="Arial" w:cs="Arial" w:hint="cs"/>
+                <w:color w:val="FF0000"/>
+                <w:sz w:val="24"/>
+                <w:szCs w:val="24"/>
+                <w:rtl/>
+                <w:lang w:bidi="ar-AE"/>
+              </w:rPr>
+              <w:t xml:space="preserve"> الإشعارات ).</w:t>
+            </w:r>
+          </w:p>
+        </w:tc>
+      </w:tr>
+      <w:tr>
+        <w:trPr>
+          <w:trHeight w:val="692"/>
+        </w:trPr>
+        <w:tc>
+          <w:tcPr>
+            <w:tcW w:w="1984" w:type="dxa"/>
+          </w:tcPr>
+          <w:p>
+            <w:pPr>
+              <w:pStyle w:val="Heading1"/>
+              <w:shd w:val="clear" w:color="auto" w:fill="FFFFFF"/>
+              <w:bidi/>
+              <w:spacing w:before="0" w:beforeAutospacing="0" w:after="120" w:afterAutospacing="0"/>
+              <w:outlineLvl w:val="0"/>
+              <w:rPr>
+                <w:b w:val="0"/>
+                <w:bCs w:val="0"/>
+                <w:sz w:val="24"/>
+                <w:szCs w:val="24"/>
+                <w:rtl/>
+                <w:lang w:bidi="ar-AE"/>
+              </w:rPr>
+            </w:pPr>
+            <w:r>
+              <w:rPr>
+                <w:rFonts w:hint="cs"/>
+                <w:b w:val="0"/>
+                <w:bCs w:val="0"/>
+                <w:sz w:val="24"/>
+                <w:szCs w:val="24"/>
+                <w:rtl/>
+                <w:lang w:bidi="ar-AE"/>
+              </w:rPr>
+              <w:lastRenderedPageBreak/>
+              <w:t>المحكمين / قائمة التقييم</w:t>
+            </w:r>
+          </w:p>
+        </w:tc>
+        <w:tc>
+          <w:tcPr>
+            <w:tcW w:w="11625" w:type="dxa"/>
+          </w:tcPr>
+          <w:p>
+            <w:pPr>
+              <w:bidi/>
+              <w:rPr>
+                <w:rFonts w:ascii="Arial" w:hAnsi="Arial" w:cs="Arial"/>
+                <w:sz w:val="24"/>
+                <w:szCs w:val="24"/>
+                <w:rtl/>
+                <w:lang w:bidi="ar-AE"/>
+              </w:rPr>
+            </w:pPr>
+            <w:r>
+              <w:rPr>
+                <w:noProof/>
+              </w:rPr>
+              <w:drawing>
+                <wp:inline distT="0" distB="0" distL="0" distR="0" wp14:anchorId="70F607F3" wp14:editId="31942C07">
+                  <wp:extent cx="1314450" cy="709202"/>
+                  <wp:effectExtent l="0" t="0" r="0" b="0"/>
+                  <wp:docPr id="2" name="Picture 2"/>
+                  <wp:cNvGraphicFramePr>
+                    <a:graphicFrameLocks xmlns:a="http://schemas.openxmlformats.org/drawingml/2006/main" noChangeAspect="1"/>
+                  </wp:cNvGraphicFramePr>
+                  <a:graphic xmlns:a="http://schemas.openxmlformats.org/drawingml/2006/main">
+                    <a:graphicData uri="http://schemas.openxmlformats.org/drawingml/2006/picture">
+                      <pic:pic xmlns:pic="http://schemas.openxmlformats.org/drawingml/2006/picture">
+                        <pic:nvPicPr>
+                          <pic:cNvPr id="0" name="Picture 1"/>
+                          <pic:cNvPicPr>
+                            <a:picLocks noChangeAspect="1" noChangeArrowheads="1"/>
+                          </pic:cNvPicPr>
+                        </pic:nvPicPr>
+                        <pic:blipFill>
+                          <a:blip r:embed="rId7" cstate="print">
+                            <a:extLst>
+                              <a:ext uri="{28A0092B-C50C-407E-A947-70E740481C1C}">
+                                <a14:useLocalDpi xmlns:a14="http://schemas.microsoft.com/office/drawing/2010/main" val="0"/>
+                              </a:ext>
+                            </a:extLst>
+                          </a:blip>
+                          <a:srcRect/>
+                          <a:stretch>
+                            <a:fillRect/>
+                          </a:stretch>
+                        </pic:blipFill>
+                        <pic:spPr bwMode="auto">
+                          <a:xfrm>
+                            <a:off x="0" y="0"/>
+                            <a:ext cx="1323839" cy="714268"/>
+                          </a:xfrm>
+                          <a:prstGeom prst="rect">
+                            <a:avLst/>
+                          </a:prstGeom>
+                          <a:noFill/>
+                          <a:ln>
+                            <a:noFill/>
+                          </a:ln>
+                        </pic:spPr>
+                      </pic:pic>
+                    </a:graphicData>
+                  </a:graphic>
+                </wp:inline>
+              </w:drawing>
+            </w:r>
+          </w:p>
+          <w:p>
+            <w:pPr>
+              <w:bidi/>
+              <w:rPr>
+                <w:rFonts w:ascii="Arial" w:hAnsi="Arial" w:cs="Arial"/>
+                <w:sz w:val="24"/>
+                <w:szCs w:val="24"/>
+                <w:rtl/>
+                <w:lang w:bidi="ar-AE"/>
+              </w:rPr>
+            </w:pPr>
+            <w:r>
+              <w:rPr>
+                <w:rFonts w:ascii="Arial" w:hAnsi="Arial" w:cs="Arial" w:hint="cs"/>
+                <w:sz w:val="24"/>
+                <w:szCs w:val="24"/>
+                <w:rtl/>
+                <w:lang w:bidi="ar-AE"/>
+              </w:rPr>
+              <w:t>في صفحة المحكمين / قائمة التقييم نريد تغيير في طريقة غرض الترقيم في عمود عناصر التقييم:</w:t>
+            </w:r>
+          </w:p>
+          <w:p>
+            <w:pPr>
+              <w:bidi/>
+              <w:rPr>
+                <w:rFonts w:ascii="Arial" w:hAnsi="Arial" w:cs="Arial"/>
+                <w:sz w:val="24"/>
+                <w:szCs w:val="24"/>
+                <w:rtl/>
+                <w:lang w:bidi="ar-AE"/>
+              </w:rPr>
+            </w:pPr>
+            <w:r>
+              <w:rPr>
+                <w:rFonts w:ascii="Arial" w:hAnsi="Arial" w:cs="Arial" w:hint="cs"/>
+                <w:sz w:val="24"/>
+                <w:szCs w:val="24"/>
+                <w:rtl/>
+                <w:lang w:bidi="ar-AE"/>
+              </w:rPr>
+              <w:t xml:space="preserve">- إذا كان الترقيم عبارة عن أرقام (1 </w:t>
+            </w:r>
+            <w:r>
+              <w:rPr>
+                <w:rFonts w:ascii="Arial" w:hAnsi="Arial" w:cs="Arial"/>
+                <w:sz w:val="24"/>
+                <w:szCs w:val="24"/>
+                <w:rtl/>
+                <w:lang w:bidi="ar-AE"/>
+              </w:rPr>
+              <w:t>–</w:t>
+            </w:r>
+            <w:r>
+              <w:rPr>
+                <w:rFonts w:ascii="Arial" w:hAnsi="Arial" w:cs="Arial" w:hint="cs"/>
+                <w:sz w:val="24"/>
+                <w:szCs w:val="24"/>
+                <w:rtl/>
+                <w:lang w:bidi="ar-AE"/>
+              </w:rPr>
+              <w:t xml:space="preserve"> 2 </w:t>
+            </w:r>
+            <w:r>
+              <w:rPr>
+                <w:rFonts w:ascii="Arial" w:hAnsi="Arial" w:cs="Arial"/>
+                <w:sz w:val="24"/>
+                <w:szCs w:val="24"/>
+                <w:rtl/>
+                <w:lang w:bidi="ar-AE"/>
+              </w:rPr>
+              <w:t>–</w:t>
+            </w:r>
+            <w:r>
+              <w:rPr>
+                <w:rFonts w:ascii="Arial" w:hAnsi="Arial" w:cs="Arial" w:hint="cs"/>
+                <w:sz w:val="24"/>
+                <w:szCs w:val="24"/>
+                <w:rtl/>
+                <w:lang w:bidi="ar-AE"/>
+              </w:rPr>
+              <w:t xml:space="preserve"> 3 </w:t>
+            </w:r>
+            <w:r>
+              <w:rPr>
+                <w:rFonts w:ascii="Arial" w:hAnsi="Arial" w:cs="Arial"/>
+                <w:sz w:val="24"/>
+                <w:szCs w:val="24"/>
+                <w:rtl/>
+                <w:lang w:bidi="ar-AE"/>
+              </w:rPr>
+              <w:t>–</w:t>
+            </w:r>
+            <w:r>
+              <w:rPr>
+                <w:rFonts w:ascii="Arial" w:hAnsi="Arial" w:cs="Arial" w:hint="cs"/>
+                <w:sz w:val="24"/>
+                <w:szCs w:val="24"/>
+                <w:rtl/>
+                <w:lang w:bidi="ar-AE"/>
+              </w:rPr>
+              <w:t xml:space="preserve"> 4 </w:t>
+            </w:r>
+            <w:r>
+              <w:rPr>
+                <w:rFonts w:ascii="Arial" w:hAnsi="Arial" w:cs="Arial"/>
+                <w:sz w:val="24"/>
+                <w:szCs w:val="24"/>
+                <w:rtl/>
+                <w:lang w:bidi="ar-AE"/>
+              </w:rPr>
+              <w:t>–</w:t>
+            </w:r>
+            <w:r>
+              <w:rPr>
+                <w:rFonts w:ascii="Arial" w:hAnsi="Arial" w:cs="Arial" w:hint="cs"/>
+                <w:sz w:val="24"/>
+                <w:szCs w:val="24"/>
+                <w:rtl/>
+                <w:lang w:bidi="ar-AE"/>
+              </w:rPr>
+              <w:t xml:space="preserve"> وهكذا ) فنريده يبقى في نفس السطر دون تقديم أو تأخير</w:t>
+            </w:r>
+            <w:r>
+              <w:rPr>
+                <w:rFonts w:ascii="Arial" w:hAnsi="Arial" w:cs="Arial" w:hint="cs"/>
+                <w:sz w:val="24"/>
+                <w:szCs w:val="24"/>
+                <w:rtl/>
+                <w:lang w:bidi="ar-AE"/>
+              </w:rPr>
+              <w:t xml:space="preserve"> مع تغيير عرض الخط (</w:t>
+            </w:r>
+            <w:r>
+              <w:rPr>
+                <w:rFonts w:ascii="Arial" w:hAnsi="Arial" w:cs="Arial"/>
+                <w:sz w:val="24"/>
+                <w:szCs w:val="24"/>
+                <w:lang w:bidi="ar-AE"/>
+              </w:rPr>
+              <w:t>bold</w:t>
+            </w:r>
+            <w:r>
+              <w:rPr>
+                <w:rFonts w:ascii="Arial" w:hAnsi="Arial" w:cs="Arial" w:hint="cs"/>
+                <w:sz w:val="24"/>
+                <w:szCs w:val="24"/>
+                <w:rtl/>
+                <w:lang w:bidi="ar-AE"/>
+              </w:rPr>
+              <w:t>)</w:t>
+            </w:r>
+            <w:r>
+              <w:rPr>
+                <w:rFonts w:ascii="Arial" w:hAnsi="Arial" w:cs="Arial" w:hint="cs"/>
+                <w:sz w:val="24"/>
+                <w:szCs w:val="24"/>
+                <w:rtl/>
+                <w:lang w:bidi="ar-AE"/>
+              </w:rPr>
+              <w:t>.</w:t>
+            </w:r>
+            <w:r>
+              <w:rPr>
+                <w:rFonts w:ascii="Arial" w:hAnsi="Arial" w:cs="Arial" w:hint="cs"/>
+                <w:sz w:val="24"/>
+                <w:szCs w:val="24"/>
+                <w:rtl/>
+                <w:lang w:bidi="ar-AE"/>
+              </w:rPr>
+              <w:t xml:space="preserve"> </w:t>
+            </w:r>
+          </w:p>
+          <w:p>
+            <w:pPr>
+              <w:bidi/>
+              <w:rPr>
+                <w:rFonts w:ascii="Arial" w:hAnsi="Arial" w:cs="Arial"/>
+                <w:sz w:val="24"/>
+                <w:szCs w:val="24"/>
+                <w:rtl/>
+                <w:lang w:bidi="ar-AE"/>
+              </w:rPr>
+            </w:pPr>
+            <w:r>
+              <w:rPr>
+                <w:rFonts w:ascii="Arial" w:hAnsi="Arial" w:cs="Arial" w:hint="cs"/>
+                <w:sz w:val="24"/>
+                <w:szCs w:val="24"/>
+                <w:rtl/>
+                <w:lang w:bidi="ar-AE"/>
+              </w:rPr>
+              <w:t>- إذا كان الترقيم عبارة عن أحرف</w:t>
+            </w:r>
+            <w:r>
+              <w:rPr>
+                <w:rFonts w:ascii="Arial" w:hAnsi="Arial" w:cs="Arial" w:hint="cs"/>
+                <w:sz w:val="24"/>
+                <w:szCs w:val="24"/>
+                <w:rtl/>
+                <w:lang w:bidi="ar-AE"/>
+              </w:rPr>
+              <w:t xml:space="preserve"> الهجاء</w:t>
+            </w:r>
+            <w:r>
+              <w:rPr>
+                <w:rFonts w:ascii="Arial" w:hAnsi="Arial" w:cs="Arial" w:hint="cs"/>
+                <w:sz w:val="24"/>
+                <w:szCs w:val="24"/>
+                <w:rtl/>
+                <w:lang w:bidi="ar-AE"/>
+              </w:rPr>
+              <w:t xml:space="preserve"> ابجد هوز حطي كلمن (أ </w:t>
+            </w:r>
+            <w:r>
+              <w:rPr>
+                <w:rFonts w:ascii="Arial" w:hAnsi="Arial" w:cs="Arial"/>
+                <w:sz w:val="24"/>
+                <w:szCs w:val="24"/>
+                <w:rtl/>
+                <w:lang w:bidi="ar-AE"/>
+              </w:rPr>
+              <w:t>–</w:t>
+            </w:r>
+            <w:r>
+              <w:rPr>
+                <w:rFonts w:ascii="Arial" w:hAnsi="Arial" w:cs="Arial" w:hint="cs"/>
+                <w:sz w:val="24"/>
+                <w:szCs w:val="24"/>
+                <w:rtl/>
+                <w:lang w:bidi="ar-AE"/>
+              </w:rPr>
+              <w:t xml:space="preserve"> ب </w:t>
+            </w:r>
+            <w:r>
+              <w:rPr>
+                <w:rFonts w:ascii="Arial" w:hAnsi="Arial" w:cs="Arial"/>
+                <w:sz w:val="24"/>
+                <w:szCs w:val="24"/>
+                <w:rtl/>
+                <w:lang w:bidi="ar-AE"/>
+              </w:rPr>
+              <w:t>–</w:t>
+            </w:r>
+            <w:r>
+              <w:rPr>
+                <w:rFonts w:ascii="Arial" w:hAnsi="Arial" w:cs="Arial" w:hint="cs"/>
+                <w:sz w:val="24"/>
+                <w:szCs w:val="24"/>
+                <w:rtl/>
+                <w:lang w:bidi="ar-AE"/>
+              </w:rPr>
+              <w:t xml:space="preserve"> جـ - د وهكذا ) فنريده أن يتقدم في السطر عن أسطر الأرقام</w:t>
+            </w:r>
+            <w:r>
+              <w:rPr>
+                <w:rFonts w:ascii="Arial" w:hAnsi="Arial" w:cs="Arial" w:hint="cs"/>
+                <w:sz w:val="24"/>
+                <w:szCs w:val="24"/>
+                <w:rtl/>
+                <w:lang w:bidi="ar-AE"/>
+              </w:rPr>
+              <w:t xml:space="preserve"> بـ</w:t>
+            </w:r>
+            <w:r>
+              <w:rPr>
+                <w:rFonts w:ascii="Arial" w:hAnsi="Arial" w:cs="Arial" w:hint="cs"/>
+                <w:sz w:val="24"/>
+                <w:szCs w:val="24"/>
+                <w:rtl/>
+                <w:lang w:bidi="ar-AE"/>
+              </w:rPr>
+              <w:t xml:space="preserve"> 0.5 سم.</w:t>
+            </w:r>
+          </w:p>
+          <w:p>
+            <w:pPr>
+              <w:bidi/>
+              <w:rPr>
+                <w:rFonts w:ascii="Arial" w:hAnsi="Arial" w:cs="Arial"/>
+                <w:sz w:val="24"/>
+                <w:szCs w:val="24"/>
+                <w:lang w:bidi="ar-AE"/>
+              </w:rPr>
+            </w:pPr>
+            <w:r>
+              <w:rPr>
+                <w:rFonts w:ascii="Arial" w:hAnsi="Arial" w:cs="Arial" w:hint="cs"/>
+                <w:sz w:val="24"/>
+                <w:szCs w:val="24"/>
+                <w:rtl/>
+                <w:lang w:bidi="ar-AE"/>
+              </w:rPr>
+              <w:t xml:space="preserve">- إذا كان الترقيم عبارة عن أرقام بين قوسين ((1) </w:t>
+            </w:r>
+            <w:r>
+              <w:rPr>
+                <w:rFonts w:ascii="Arial" w:hAnsi="Arial" w:cs="Arial"/>
+                <w:sz w:val="24"/>
+                <w:szCs w:val="24"/>
+                <w:rtl/>
+                <w:lang w:bidi="ar-AE"/>
+              </w:rPr>
+              <w:t>–</w:t>
+            </w:r>
+            <w:r>
+              <w:rPr>
+                <w:rFonts w:ascii="Arial" w:hAnsi="Arial" w:cs="Arial" w:hint="cs"/>
+                <w:sz w:val="24"/>
+                <w:szCs w:val="24"/>
+                <w:rtl/>
+                <w:lang w:bidi="ar-AE"/>
+              </w:rPr>
+              <w:t xml:space="preserve"> (2) </w:t>
+            </w:r>
+            <w:r>
+              <w:rPr>
+                <w:rFonts w:ascii="Arial" w:hAnsi="Arial" w:cs="Arial"/>
+                <w:sz w:val="24"/>
+                <w:szCs w:val="24"/>
+                <w:rtl/>
+                <w:lang w:bidi="ar-AE"/>
+              </w:rPr>
+              <w:t>–</w:t>
+            </w:r>
+            <w:r>
+              <w:rPr>
+                <w:rFonts w:ascii="Arial" w:hAnsi="Arial" w:cs="Arial" w:hint="cs"/>
+                <w:sz w:val="24"/>
+                <w:szCs w:val="24"/>
+                <w:rtl/>
+                <w:lang w:bidi="ar-AE"/>
+              </w:rPr>
+              <w:t xml:space="preserve"> (3) </w:t>
+            </w:r>
+            <w:r>
+              <w:rPr>
+                <w:rFonts w:ascii="Arial" w:hAnsi="Arial" w:cs="Arial"/>
+                <w:sz w:val="24"/>
+                <w:szCs w:val="24"/>
+                <w:rtl/>
+                <w:lang w:bidi="ar-AE"/>
+              </w:rPr>
+              <w:t>–</w:t>
+            </w:r>
+            <w:r>
+              <w:rPr>
+                <w:rFonts w:ascii="Arial" w:hAnsi="Arial" w:cs="Arial" w:hint="cs"/>
+                <w:sz w:val="24"/>
+                <w:szCs w:val="24"/>
+                <w:rtl/>
+                <w:lang w:bidi="ar-AE"/>
+              </w:rPr>
+              <w:t xml:space="preserve"> (4) وهكذا ) فنريده أن يتقدم في السطر أحرف الهجاء ابجد هوز حطي كلمن بـ 0.5 سم.</w:t>
+            </w:r>
+          </w:p>
+          <w:p>
+            <w:pPr>
+              <w:bidi/>
+              <w:rPr>
+                <w:rFonts w:ascii="Arial" w:hAnsi="Arial" w:cs="Arial"/>
+                <w:sz w:val="24"/>
+                <w:szCs w:val="24"/>
+                <w:rtl/>
+                <w:lang w:bidi="ar-AE"/>
+              </w:rPr>
+            </w:pPr>
+            <w:r>
+              <w:rPr>
+                <w:rFonts w:ascii="Arial" w:hAnsi="Arial" w:cs="Arial" w:hint="cs"/>
+                <w:sz w:val="24"/>
+                <w:szCs w:val="24"/>
+                <w:rtl/>
+                <w:lang w:bidi="ar-AE"/>
+              </w:rPr>
+              <w:t xml:space="preserve">إذا كان الترقيم عبارة عن أحرف الهجاء ابجد هوز حطي كلمن ((أ) </w:t>
+            </w:r>
+            <w:r>
+              <w:rPr>
+                <w:rFonts w:ascii="Arial" w:hAnsi="Arial" w:cs="Arial"/>
+                <w:sz w:val="24"/>
+                <w:szCs w:val="24"/>
+                <w:rtl/>
+                <w:lang w:bidi="ar-AE"/>
+              </w:rPr>
+              <w:t>–</w:t>
+            </w:r>
+            <w:r>
+              <w:rPr>
+                <w:rFonts w:ascii="Arial" w:hAnsi="Arial" w:cs="Arial" w:hint="cs"/>
+                <w:sz w:val="24"/>
+                <w:szCs w:val="24"/>
+                <w:rtl/>
+                <w:lang w:bidi="ar-AE"/>
+              </w:rPr>
+              <w:t xml:space="preserve"> (ب) </w:t>
+            </w:r>
+            <w:r>
+              <w:rPr>
+                <w:rFonts w:ascii="Arial" w:hAnsi="Arial" w:cs="Arial"/>
+                <w:sz w:val="24"/>
+                <w:szCs w:val="24"/>
+                <w:rtl/>
+                <w:lang w:bidi="ar-AE"/>
+              </w:rPr>
+              <w:t>–</w:t>
+            </w:r>
+            <w:r>
+              <w:rPr>
+                <w:rFonts w:ascii="Arial" w:hAnsi="Arial" w:cs="Arial" w:hint="cs"/>
+                <w:sz w:val="24"/>
+                <w:szCs w:val="24"/>
+                <w:rtl/>
+                <w:lang w:bidi="ar-AE"/>
+              </w:rPr>
+              <w:t xml:space="preserve"> (جـ) </w:t>
+            </w:r>
+            <w:r>
+              <w:rPr>
+                <w:rFonts w:ascii="Arial" w:hAnsi="Arial" w:cs="Arial"/>
+                <w:sz w:val="24"/>
+                <w:szCs w:val="24"/>
+                <w:rtl/>
+                <w:lang w:bidi="ar-AE"/>
+              </w:rPr>
+              <w:t>–</w:t>
+            </w:r>
+            <w:r>
+              <w:rPr>
+                <w:rFonts w:ascii="Arial" w:hAnsi="Arial" w:cs="Arial" w:hint="cs"/>
+                <w:sz w:val="24"/>
+                <w:szCs w:val="24"/>
+                <w:rtl/>
+                <w:lang w:bidi="ar-AE"/>
+              </w:rPr>
+              <w:t xml:space="preserve"> (د) وهكذا ) فنريده أن يتقدم في السطر عن سطر أرقام بين قوسين بـ 0.5 سم.</w:t>
+            </w:r>
+          </w:p>
+          <w:p>
+            <w:pPr>
+              <w:bidi/>
+              <w:rPr>
+                <w:rFonts w:ascii="Arial" w:hAnsi="Arial" w:cs="Arial"/>
+                <w:sz w:val="24"/>
+                <w:szCs w:val="24"/>
+                <w:rtl/>
+                <w:lang w:bidi="ar-AE"/>
+              </w:rPr>
+            </w:pPr>
+            <w:r>
+              <w:rPr>
+                <w:rFonts w:ascii="Arial" w:hAnsi="Arial" w:cs="Arial" w:hint="cs"/>
+                <w:sz w:val="24"/>
+                <w:szCs w:val="24"/>
+                <w:rtl/>
+                <w:lang w:bidi="ar-AE"/>
+              </w:rPr>
+              <w:t>تخصيص لون معين لكل الأرقام والخطوط (حسب الترقيم</w:t>
+            </w:r>
+            <w:r>
+              <w:rPr>
+                <w:rFonts w:ascii="Arial" w:hAnsi="Arial" w:cs="Arial" w:hint="cs"/>
+                <w:sz w:val="24"/>
+                <w:szCs w:val="24"/>
+                <w:rtl/>
+                <w:lang w:bidi="ar-AE"/>
+              </w:rPr>
+              <w:t>)</w:t>
+            </w:r>
+          </w:p>
+        </w:tc>
+      </w:tr>
+      <w:tr>
+        <w:trPr>
+          <w:trHeight w:val="692"/>
+        </w:trPr>
+        <w:tc>
+          <w:tcPr>
+            <w:tcW w:w="1984" w:type="dxa"/>
+          </w:tcPr>
+          <w:p>
+            <w:pPr>
+              <w:pStyle w:val="Heading1"/>
+              <w:shd w:val="clear" w:color="auto" w:fill="FFFFFF"/>
+              <w:bidi/>
+              <w:spacing w:before="0" w:beforeAutospacing="0" w:after="120" w:afterAutospacing="0"/>
+              <w:outlineLvl w:val="0"/>
+              <w:rPr>
+                <w:b w:val="0"/>
+                <w:bCs w:val="0"/>
+                <w:sz w:val="24"/>
+                <w:szCs w:val="24"/>
+                <w:rtl/>
+                <w:lang w:bidi="ar-AE"/>
+              </w:rPr>
+            </w:pPr>
+            <w:r>
+              <w:rPr>
+                <w:rFonts w:hint="cs"/>
+                <w:b w:val="0"/>
+                <w:bCs w:val="0"/>
+                <w:sz w:val="24"/>
+                <w:szCs w:val="24"/>
+                <w:rtl/>
+                <w:lang w:bidi="ar-AE"/>
+              </w:rPr>
+              <w:t>السيطرة / عرض نتائج التقييم</w:t>
+            </w:r>
+          </w:p>
+        </w:tc>
+        <w:tc>
+          <w:tcPr>
+            <w:tcW w:w="11625" w:type="dxa"/>
+          </w:tcPr>
+          <w:p>
+            <w:pPr>
+              <w:bidi/>
+              <w:rPr>
+                <w:noProof/>
+                <w:rtl/>
+              </w:rPr>
+            </w:pPr>
+            <w:r>
+              <w:rPr>
+                <w:rFonts w:hint="cs"/>
+                <w:noProof/>
+                <w:rtl/>
+              </w:rPr>
+              <w:t xml:space="preserve">1. تغيير أداء الوحدات حسب محاور التقييم إلى أداء التمرين حسب المراحل (مرحلة التحضير </w:t>
+            </w:r>
+            <w:r>
+              <w:rPr>
+                <w:noProof/>
+                <w:rtl/>
+              </w:rPr>
+              <w:t>–</w:t>
+            </w:r>
+            <w:r>
+              <w:rPr>
+                <w:rFonts w:hint="cs"/>
+                <w:noProof/>
+                <w:rtl/>
+              </w:rPr>
+              <w:t xml:space="preserve"> مرحلة الانفتاح </w:t>
+            </w:r>
+            <w:r>
+              <w:rPr>
+                <w:noProof/>
+                <w:rtl/>
+              </w:rPr>
+              <w:t>–</w:t>
+            </w:r>
+            <w:r>
+              <w:rPr>
+                <w:rFonts w:hint="cs"/>
+                <w:noProof/>
+                <w:rtl/>
+              </w:rPr>
+              <w:t xml:space="preserve"> مرحلة العمليات التعرضية)</w:t>
+            </w:r>
+          </w:p>
+          <w:p>
+            <w:pPr>
+              <w:bidi/>
+              <w:rPr>
+                <w:noProof/>
+                <w:rtl/>
+              </w:rPr>
+            </w:pPr>
+            <w:r>
+              <w:rPr>
+                <w:rFonts w:hint="cs"/>
+                <w:noProof/>
+                <w:rtl/>
+              </w:rPr>
+              <w:t>2. حذف المتوسط العام حسب محاور التقييم.</w:t>
+            </w:r>
+          </w:p>
+          <w:p>
+            <w:pPr>
+              <w:bidi/>
+              <w:rPr>
+                <w:noProof/>
+                <w:rtl/>
+              </w:rPr>
+            </w:pPr>
+            <w:r>
+              <w:rPr>
+                <w:rFonts w:hint="cs"/>
+                <w:noProof/>
+                <w:rtl/>
+              </w:rPr>
+              <w:t xml:space="preserve">3. تغيير تدرج ألوان أداء المجموعات (متوسط النسبة العامة </w:t>
+            </w:r>
+            <w:r>
+              <w:rPr>
+                <w:noProof/>
+                <w:rtl/>
+              </w:rPr>
+              <w:t>–</w:t>
+            </w:r>
+            <w:r>
+              <w:rPr>
+                <w:rFonts w:hint="cs"/>
+                <w:noProof/>
+                <w:rtl/>
+              </w:rPr>
+              <w:t xml:space="preserve"> مستوى الوحدة) بالتدرج من الأحمر أدنى مستوى </w:t>
+            </w:r>
+            <w:r>
+              <w:rPr>
+                <w:noProof/>
+                <w:rtl/>
+              </w:rPr>
+              <w:t>–</w:t>
+            </w:r>
+            <w:r>
+              <w:rPr>
+                <w:rFonts w:hint="cs"/>
+                <w:noProof/>
+                <w:rtl/>
+              </w:rPr>
+              <w:t xml:space="preserve"> إلى الأخصر أعلى مستوى)</w:t>
+            </w:r>
+          </w:p>
+          <w:p>
+            <w:pPr>
+              <w:bidi/>
+              <w:rPr>
+                <w:noProof/>
+              </w:rPr>
+            </w:pPr>
+            <w:r>
+              <w:rPr>
+                <w:rFonts w:hint="cs"/>
+                <w:noProof/>
+                <w:rtl/>
+              </w:rPr>
+              <w:t xml:space="preserve">4. تغيير مواقع مربعات الرسم البياني كالآتي: في الأعلى يمين (توزيع نتائج التقييم) - في الأعلى وسط (أداء التمرين حسب المراحل) - في الأعلى يسار (أ أداء المجموعات (متوسط النسبة العامة </w:t>
+            </w:r>
+            <w:r>
+              <w:rPr>
+                <w:noProof/>
+                <w:rtl/>
+              </w:rPr>
+              <w:t>–</w:t>
+            </w:r>
+            <w:r>
+              <w:rPr>
+                <w:rFonts w:hint="cs"/>
+                <w:noProof/>
+                <w:rtl/>
+              </w:rPr>
+              <w:t xml:space="preserve"> مستوى الوحدة)) وفي الأسفل أداء الوحدات التفصيلي </w:t>
+            </w:r>
+            <w:r>
+              <w:rPr>
+                <w:rFonts w:hint="cs"/>
+                <w:noProof/>
+                <w:rtl/>
+              </w:rPr>
+              <w:t>(محاور التقييم)</w:t>
+            </w:r>
+          </w:p>
+        </w:tc>
+      </w:tr>
+      <w:tr>
+        <w:trPr>
+          <w:trHeight w:val="692"/>
+        </w:trPr>
+        <w:tc>
+          <w:tcPr>
+            <w:tcW w:w="1984" w:type="dxa"/>
+          </w:tcPr>
+          <w:p>
+            <w:pPr>
+              <w:pStyle w:val="Heading1"/>
+              <w:shd w:val="clear" w:color="auto" w:fill="FFFFFF"/>
+              <w:bidi/>
+              <w:spacing w:before="0" w:beforeAutospacing="0" w:after="120" w:afterAutospacing="0"/>
+              <w:outlineLvl w:val="0"/>
+              <w:rPr>
+                <w:b w:val="0"/>
+                <w:bCs w:val="0"/>
+                <w:sz w:val="24"/>
+                <w:szCs w:val="24"/>
+                <w:rtl/>
+                <w:lang w:bidi="ar-AE"/>
+              </w:rPr>
+            </w:pPr>
+            <w:r>
+              <w:rPr>
+                <w:rFonts w:hint="cs"/>
+                <w:b w:val="0"/>
+                <w:bCs w:val="0"/>
+                <w:sz w:val="24"/>
+                <w:szCs w:val="24"/>
+                <w:rtl/>
+                <w:lang w:bidi="ar-AE"/>
+              </w:rPr>
+              <w:t>المحللين / التقييم النهائي</w:t>
+            </w:r>
+          </w:p>
+        </w:tc>
+        <w:tc>
+          <w:tcPr>
+            <w:tcW w:w="11625" w:type="dxa"/>
+          </w:tcPr>
+          <w:p>
+            <w:pPr>
+              <w:bidi/>
+              <w:rPr>
+                <w:noProof/>
+              </w:rPr>
+            </w:pPr>
+            <w:r>
+              <w:rPr>
+                <w:noProof/>
+                <w:rtl/>
+                <w:lang w:bidi="ar-AE"/>
+              </w:rPr>
+              <w:t>في صفحة السيطرة / تقرير شامل لأداء التمرين نريد تغيير تفاصيل الرسم البياني (أداء الوحدة التفصيلي (محاور التقييم)) ليكون الآتي:</w:t>
+            </w:r>
+          </w:p>
+          <w:p>
+            <w:pPr>
+              <w:bidi/>
+              <w:rPr>
+                <w:noProof/>
+              </w:rPr>
+            </w:pPr>
+            <w:r>
+              <w:rPr>
+                <w:noProof/>
+                <w:rtl/>
+                <w:lang w:bidi="ar-AE"/>
+              </w:rPr>
+              <w:t>- صف العنوان يحتوي على الوحدة – مرحلة التحضير – مرحلة الإنفتاح – مرحلة العمليات التعرضية .. إذا ينقسم الرسم البياني إلى مراحل حسب بيانات التقرير النهائي من صفحة المحللين.</w:t>
+            </w:r>
+          </w:p>
+          <w:p>
+            <w:pPr>
+              <w:bidi/>
+              <w:rPr>
+                <w:noProof/>
+              </w:rPr>
+            </w:pPr>
+            <w:r>
+              <w:rPr>
+                <w:noProof/>
+                <w:rtl/>
+                <w:lang w:bidi="ar-AE"/>
+              </w:rPr>
+              <w:t>- الخلايا أو المربعات التي تحتوي على نقاط ملونة فهي عبارة عن نتائج ونسبة قوائم التقييم التي تم إدخالها وحفظها من قبل المحكمين (لا يلزم اعتماد المحكمين).</w:t>
+            </w:r>
+          </w:p>
+          <w:p>
+            <w:pPr>
+              <w:bidi/>
+              <w:rPr>
+                <w:noProof/>
+              </w:rPr>
+            </w:pPr>
+            <w:r>
+              <w:rPr>
+                <w:noProof/>
+                <w:rtl/>
+                <w:lang w:bidi="ar-AE"/>
+              </w:rPr>
+              <w:t xml:space="preserve">- كل صف في الرسم منفصل عن الآخر، بمعنى كل صف لديه أعمدته الخاصة (أعمدة مخفية </w:t>
+            </w:r>
+            <w:r>
+              <w:rPr>
+                <w:noProof/>
+              </w:rPr>
+              <w:t>hidden</w:t>
+            </w:r>
+            <w:r>
+              <w:rPr>
+                <w:noProof/>
+                <w:rtl/>
+                <w:lang w:bidi="ar-AE"/>
+              </w:rPr>
+              <w:t xml:space="preserve"> ) فيه ولا يلتزم بأعمدة الصفوف الأخرى، بمعنى آخر كل خلية في الصفوف عبارة أعمدة وجميع اعمدة الصفوف (الوحدات) تبدأ من أقصى اليمين ولا أريد يكون يبنهم تداخل.</w:t>
+            </w:r>
+            <w:r>
+              <w:rPr>
+                <w:noProof/>
+                <w:rtl/>
+                <w:lang w:bidi="ar-AE"/>
+              </w:rPr>
+              <w:br/>
+              <w:t>- النتائج الموجودة في خلايا الصفوف هي نتائج قوائم التقييم على حدة وتدرج الألوان ترمز النسبة المئوية لكل قائمة تقييم.</w:t>
+            </w:r>
+          </w:p>
+          <w:p>
+            <w:pPr>
+              <w:bidi/>
+              <w:rPr>
+                <w:noProof/>
+              </w:rPr>
+            </w:pPr>
+            <w:r>
+              <w:rPr>
+                <w:noProof/>
+                <w:rtl/>
+                <w:lang w:bidi="ar-AE"/>
+              </w:rPr>
+              <w:t>- أثناء تحريك الماوس على الخلايا أريد إظهار إسم قائمة التقييم وإسم المحكم المسؤول عن التقييم وموقع الإعتماد.</w:t>
+            </w:r>
+          </w:p>
+          <w:p>
+            <w:pPr>
+              <w:bidi/>
+              <w:rPr>
+                <w:noProof/>
+                <w:rtl/>
+                <w:lang w:bidi="ar-AE"/>
+              </w:rPr>
+            </w:pPr>
+            <w:r>
+              <w:rPr>
+                <w:noProof/>
+                <w:rtl/>
+                <w:lang w:bidi="ar-AE"/>
+              </w:rPr>
+              <w:t>- نريد أثنائ (</w:t>
+            </w:r>
+            <w:r>
+              <w:rPr>
+                <w:noProof/>
+              </w:rPr>
+              <w:t>Double click</w:t>
+            </w:r>
+            <w:r>
+              <w:rPr>
+                <w:noProof/>
+                <w:rtl/>
+                <w:lang w:bidi="ar-AE"/>
+              </w:rPr>
+              <w:t>)</w:t>
+            </w:r>
+            <w:r>
+              <w:rPr>
+                <w:noProof/>
+              </w:rPr>
+              <w:t xml:space="preserve"> </w:t>
+            </w:r>
+            <w:r>
+              <w:rPr>
+                <w:noProof/>
+                <w:rtl/>
+                <w:lang w:bidi="ar-AE"/>
+              </w:rPr>
+              <w:t>على الخلية يقوم النظام بفتح قائمة التقييم للإطلاع والقراءة فقط</w:t>
+            </w:r>
+          </w:p>
+          <w:p>
+            <w:pPr>
+              <w:bidi/>
+              <w:rPr>
+                <w:noProof/>
+                <w:rtl/>
+              </w:rPr>
+            </w:pPr>
+          </w:p>
+        </w:tc>
+      </w:tr>
+      <w:tr>
+        <w:trPr>
+          <w:trHeight w:val="692"/>
+        </w:trPr>
+        <w:tc>
+          <w:tcPr>
+            <w:tcW w:w="1984" w:type="dxa"/>
+          </w:tcPr>
+          <w:p>
+            <w:pPr>
+              <w:pStyle w:val="Heading1"/>
+              <w:shd w:val="clear" w:color="auto" w:fill="FFFFFF"/>
+              <w:bidi/>
+              <w:spacing w:before="0" w:beforeAutospacing="0" w:after="120" w:afterAutospacing="0"/>
+              <w:outlineLvl w:val="0"/>
+              <w:rPr>
+                <w:b w:val="0"/>
+                <w:bCs w:val="0"/>
+                <w:sz w:val="24"/>
+                <w:szCs w:val="24"/>
+                <w:rtl/>
+                <w:lang w:bidi="ar-AE"/>
+              </w:rPr>
+            </w:pPr>
+            <w:r>
+              <w:rPr>
+                <w:rFonts w:hint="cs"/>
+                <w:b w:val="0"/>
+                <w:bCs w:val="0"/>
+                <w:sz w:val="24"/>
+                <w:szCs w:val="24"/>
+                <w:rtl/>
+                <w:lang w:bidi="ar-AE"/>
+              </w:rPr>
+              <w:lastRenderedPageBreak/>
+              <w:t>السيطرة / موقف قوائم التقييم</w:t>
+            </w:r>
+          </w:p>
+        </w:tc>
+        <w:tc>
+          <w:tcPr>
+            <w:tcW w:w="11625" w:type="dxa"/>
+          </w:tcPr>
+          <w:p>
+            <w:pPr>
+              <w:bidi/>
+              <w:rPr>
+                <w:noProof/>
+                <w:lang w:bidi="ar-AE"/>
+              </w:rPr>
+            </w:pPr>
+            <w:r>
+              <w:rPr>
+                <w:noProof/>
+                <w:rtl/>
+                <w:lang w:bidi="ar-AE"/>
+              </w:rPr>
+              <w:t>1. حذف المتوسط العام حسب المحاور وأداء الوحدات حسب المحاور الرئيسية.</w:t>
+            </w:r>
+          </w:p>
+          <w:p>
+            <w:pPr>
+              <w:bidi/>
+              <w:rPr>
+                <w:noProof/>
+                <w:rtl/>
+                <w:lang w:bidi="ar-AE"/>
+              </w:rPr>
+            </w:pPr>
+            <w:r>
+              <w:rPr>
+                <w:noProof/>
+                <w:rtl/>
+                <w:lang w:bidi="ar-AE"/>
+              </w:rPr>
+              <w:t>2. تغيير موقع مربع الرسم البياني (أداء الوحدات التفصيلي (مراحل التمرين)) على اليمين من الأعلى إلى الأسفل.</w:t>
+            </w:r>
+          </w:p>
+          <w:p>
+            <w:pPr>
+              <w:bidi/>
+              <w:rPr>
+                <w:noProof/>
+                <w:rtl/>
+                <w:lang w:bidi="ar-AE"/>
+              </w:rPr>
+            </w:pPr>
+            <w:r>
+              <w:rPr>
+                <w:noProof/>
+                <w:rtl/>
+                <w:lang w:bidi="ar-AE"/>
+              </w:rPr>
+              <w:t>3. تقليل المسافة بين العنوان (تقرير شامل لأداء التمرين والخط العلوي</w:t>
+            </w:r>
+          </w:p>
+          <w:p>
+            <w:pPr>
+              <w:bidi/>
+              <w:rPr>
+                <w:noProof/>
+                <w:rtl/>
+                <w:lang w:bidi="ar-AE"/>
+              </w:rPr>
+            </w:pPr>
+            <w:r>
+              <w:rPr>
+                <w:noProof/>
+                <w:rtl/>
+                <w:lang w:bidi="ar-AE"/>
+              </w:rPr>
+              <w:t xml:space="preserve">4. حذف الفقرا ت التالية: (تمرين/2 - </w:t>
+            </w:r>
+            <w:r>
+              <w:rPr>
+                <w:noProof/>
+                <w:lang w:bidi="ar-AE"/>
+              </w:rPr>
+              <w:t>EX-E5F73205</w:t>
+            </w:r>
+            <w:r>
+              <w:rPr>
+                <w:noProof/>
+                <w:rtl/>
+                <w:lang w:bidi="ar-AE"/>
+              </w:rPr>
+              <w:t>)</w:t>
+            </w:r>
+          </w:p>
+          <w:p>
+            <w:pPr>
+              <w:bidi/>
+              <w:rPr>
+                <w:noProof/>
+                <w:rtl/>
+                <w:lang w:bidi="ar-AE"/>
+              </w:rPr>
+            </w:pPr>
+            <w:r>
+              <w:rPr>
+                <w:noProof/>
+                <w:rtl/>
+                <w:lang w:bidi="ar-AE"/>
+              </w:rPr>
+              <w:t>(كل نقطة ملونة = قائمة تقييم محفوظة (لا يشترط الاعتماد). مرّر المؤشر للتفاصيل، انقر مرتين للاطلاع. — محمّل للعرض: 32 من 32 قائمة.)</w:t>
+            </w:r>
+          </w:p>
+          <w:p>
+            <w:pPr>
+              <w:bidi/>
+              <w:rPr>
+                <w:noProof/>
+                <w:rtl/>
+                <w:lang w:bidi="ar-AE"/>
+              </w:rPr>
+            </w:pPr>
+            <w:r>
+              <w:rPr>
+                <w:noProof/>
+                <w:rtl/>
+                <w:lang w:bidi="ar-AE"/>
+              </w:rPr>
+              <w:t>5. تغيير لون صف العناوين في الرسم البياني (أداء الوحدات التفصيلي (مراحل التمرين)) واجعله باللون الفاتح حسب ألوان النظام.</w:t>
+            </w:r>
+          </w:p>
+          <w:p>
+            <w:pPr>
+              <w:bidi/>
+              <w:rPr>
+                <w:noProof/>
+                <w:rtl/>
+                <w:lang w:bidi="ar-AE"/>
+              </w:rPr>
+            </w:pPr>
+            <w:r>
+              <w:rPr>
+                <w:noProof/>
+                <w:rtl/>
+                <w:lang w:bidi="ar-AE"/>
+              </w:rPr>
+              <w:t>6. إضافة خطوط طولية بين نتائج قوائم التقييم في الرسم البياني .. وتغيير موقع النسبة المئوية إلى اسفل دائرة النتيجة</w:t>
+            </w:r>
+          </w:p>
+          <w:p>
+            <w:pPr>
+              <w:bidi/>
+              <w:rPr>
+                <w:noProof/>
                 <w:rtl/>
                 <w:lang w:bidi="ar-AE"/>
               </w:rPr>
@@ -11176,24 +12948,729 @@
     </w:p>
     <w:p>
       <w:pPr>
-        <w:pStyle w:val="NormalWeb"/>
         <w:bidi/>
-        <w:spacing w:after="0" w:afterAutospacing="0"/>
+        <w:spacing w:after="0"/>
         <w:rPr>
           <w:rFonts w:ascii="Arial" w:hAnsi="Arial" w:cs="Arial"/>
           <w:color w:val="000000" w:themeColor="text1"/>
+          <w:sz w:val="24"/>
+          <w:szCs w:val="24"/>
           <w:rtl/>
         </w:rPr>
       </w:pPr>
     </w:p>
+    <w:tbl>
+      <w:tblPr>
+        <w:tblStyle w:val="TableGrid"/>
+        <w:bidiVisual/>
+        <w:tblW w:w="0" w:type="auto"/>
+        <w:tblLook w:val="04A0" w:firstRow="1" w:lastRow="0" w:firstColumn="1" w:lastColumn="0" w:noHBand="0" w:noVBand="1"/>
+      </w:tblPr>
+      <w:tblGrid>
+        <w:gridCol w:w="4148"/>
+        <w:gridCol w:w="4148"/>
+      </w:tblGrid>
+      <w:tr>
+        <w:tc>
+          <w:tcPr>
+            <w:tcW w:w="4148" w:type="dxa"/>
+          </w:tcPr>
+          <w:p>
+            <w:pPr>
+              <w:bidi/>
+              <w:rPr>
+                <w:rFonts w:ascii="Arial" w:hAnsi="Arial" w:cs="Arial"/>
+                <w:color w:val="000000" w:themeColor="text1"/>
+                <w:sz w:val="24"/>
+                <w:szCs w:val="24"/>
+                <w:rtl/>
+              </w:rPr>
+            </w:pPr>
+            <w:r>
+              <w:rPr>
+                <w:rFonts w:ascii="Arial" w:hAnsi="Arial" w:cs="Arial" w:hint="cs"/>
+                <w:color w:val="000000" w:themeColor="text1"/>
+                <w:sz w:val="24"/>
+                <w:szCs w:val="24"/>
+                <w:rtl/>
+              </w:rPr>
+              <w:t>1.</w:t>
+            </w:r>
+          </w:p>
+        </w:tc>
+        <w:tc>
+          <w:tcPr>
+            <w:tcW w:w="4148" w:type="dxa"/>
+          </w:tcPr>
+          <w:p>
+            <w:pPr>
+              <w:bidi/>
+              <w:rPr>
+                <w:rFonts w:ascii="Arial" w:hAnsi="Arial" w:cs="Arial"/>
+                <w:color w:val="000000" w:themeColor="text1"/>
+                <w:sz w:val="24"/>
+                <w:szCs w:val="24"/>
+                <w:rtl/>
+              </w:rPr>
+            </w:pPr>
+          </w:p>
+        </w:tc>
+      </w:tr>
+      <w:tr>
+        <w:tc>
+          <w:tcPr>
+            <w:tcW w:w="4148" w:type="dxa"/>
+          </w:tcPr>
+          <w:p>
+            <w:pPr>
+              <w:bidi/>
+              <w:rPr>
+                <w:rFonts w:ascii="Arial" w:hAnsi="Arial" w:cs="Arial"/>
+                <w:color w:val="000000" w:themeColor="text1"/>
+                <w:sz w:val="24"/>
+                <w:szCs w:val="24"/>
+                <w:rtl/>
+              </w:rPr>
+            </w:pPr>
+            <w:r>
+              <w:rPr>
+                <w:rFonts w:ascii="Arial" w:hAnsi="Arial" w:cs="Arial" w:hint="cs"/>
+                <w:color w:val="000000" w:themeColor="text1"/>
+                <w:sz w:val="24"/>
+                <w:szCs w:val="24"/>
+                <w:rtl/>
+              </w:rPr>
+              <w:t>2.</w:t>
+            </w:r>
+          </w:p>
+        </w:tc>
+        <w:tc>
+          <w:tcPr>
+            <w:tcW w:w="4148" w:type="dxa"/>
+          </w:tcPr>
+          <w:p>
+            <w:pPr>
+              <w:bidi/>
+              <w:rPr>
+                <w:rFonts w:ascii="Arial" w:hAnsi="Arial" w:cs="Arial"/>
+                <w:color w:val="000000" w:themeColor="text1"/>
+                <w:sz w:val="24"/>
+                <w:szCs w:val="24"/>
+                <w:rtl/>
+              </w:rPr>
+            </w:pPr>
+          </w:p>
+        </w:tc>
+      </w:tr>
+      <w:tr>
+        <w:tc>
+          <w:tcPr>
+            <w:tcW w:w="4148" w:type="dxa"/>
+          </w:tcPr>
+          <w:p>
+            <w:pPr>
+              <w:bidi/>
+              <w:rPr>
+                <w:rFonts w:ascii="Arial" w:hAnsi="Arial" w:cs="Arial"/>
+                <w:color w:val="000000" w:themeColor="text1"/>
+                <w:sz w:val="24"/>
+                <w:szCs w:val="24"/>
+                <w:rtl/>
+              </w:rPr>
+            </w:pPr>
+            <w:r>
+              <w:rPr>
+                <w:rFonts w:ascii="Arial" w:hAnsi="Arial" w:cs="Arial" w:hint="cs"/>
+                <w:color w:val="000000" w:themeColor="text1"/>
+                <w:sz w:val="24"/>
+                <w:szCs w:val="24"/>
+                <w:rtl/>
+              </w:rPr>
+              <w:t xml:space="preserve">     أ.</w:t>
+            </w:r>
+          </w:p>
+        </w:tc>
+        <w:tc>
+          <w:tcPr>
+            <w:tcW w:w="4148" w:type="dxa"/>
+          </w:tcPr>
+          <w:p>
+            <w:pPr>
+              <w:bidi/>
+              <w:rPr>
+                <w:rFonts w:ascii="Arial" w:hAnsi="Arial" w:cs="Arial"/>
+                <w:color w:val="000000" w:themeColor="text1"/>
+                <w:sz w:val="24"/>
+                <w:szCs w:val="24"/>
+                <w:rtl/>
+              </w:rPr>
+            </w:pPr>
+          </w:p>
+        </w:tc>
+      </w:tr>
+      <w:tr>
+        <w:tc>
+          <w:tcPr>
+            <w:tcW w:w="4148" w:type="dxa"/>
+          </w:tcPr>
+          <w:p>
+            <w:pPr>
+              <w:bidi/>
+              <w:rPr>
+                <w:rFonts w:ascii="Arial" w:hAnsi="Arial" w:cs="Arial"/>
+                <w:color w:val="000000" w:themeColor="text1"/>
+                <w:sz w:val="24"/>
+                <w:szCs w:val="24"/>
+                <w:rtl/>
+              </w:rPr>
+            </w:pPr>
+            <w:r>
+              <w:rPr>
+                <w:rFonts w:ascii="Arial" w:hAnsi="Arial" w:cs="Arial" w:hint="cs"/>
+                <w:color w:val="000000" w:themeColor="text1"/>
+                <w:sz w:val="24"/>
+                <w:szCs w:val="24"/>
+                <w:rtl/>
+              </w:rPr>
+              <w:t xml:space="preserve">     ب.</w:t>
+            </w:r>
+          </w:p>
+        </w:tc>
+        <w:tc>
+          <w:tcPr>
+            <w:tcW w:w="4148" w:type="dxa"/>
+          </w:tcPr>
+          <w:p>
+            <w:pPr>
+              <w:bidi/>
+              <w:rPr>
+                <w:rFonts w:ascii="Arial" w:hAnsi="Arial" w:cs="Arial"/>
+                <w:color w:val="000000" w:themeColor="text1"/>
+                <w:sz w:val="24"/>
+                <w:szCs w:val="24"/>
+                <w:rtl/>
+              </w:rPr>
+            </w:pPr>
+          </w:p>
+        </w:tc>
+      </w:tr>
+      <w:tr>
+        <w:tc>
+          <w:tcPr>
+            <w:tcW w:w="4148" w:type="dxa"/>
+          </w:tcPr>
+          <w:p>
+            <w:pPr>
+              <w:bidi/>
+              <w:rPr>
+                <w:rFonts w:ascii="Arial" w:hAnsi="Arial" w:cs="Arial"/>
+                <w:color w:val="000000" w:themeColor="text1"/>
+                <w:sz w:val="24"/>
+                <w:szCs w:val="24"/>
+                <w:rtl/>
+              </w:rPr>
+            </w:pPr>
+            <w:r>
+              <w:rPr>
+                <w:rFonts w:ascii="Arial" w:hAnsi="Arial" w:cs="Arial" w:hint="cs"/>
+                <w:color w:val="000000" w:themeColor="text1"/>
+                <w:sz w:val="24"/>
+                <w:szCs w:val="24"/>
+                <w:rtl/>
+              </w:rPr>
+              <w:t xml:space="preserve">     جـ.</w:t>
+            </w:r>
+          </w:p>
+        </w:tc>
+        <w:tc>
+          <w:tcPr>
+            <w:tcW w:w="4148" w:type="dxa"/>
+          </w:tcPr>
+          <w:p>
+            <w:pPr>
+              <w:bidi/>
+              <w:rPr>
+                <w:rFonts w:ascii="Arial" w:hAnsi="Arial" w:cs="Arial"/>
+                <w:color w:val="000000" w:themeColor="text1"/>
+                <w:sz w:val="24"/>
+                <w:szCs w:val="24"/>
+                <w:rtl/>
+              </w:rPr>
+            </w:pPr>
+          </w:p>
+        </w:tc>
+      </w:tr>
+      <w:tr>
+        <w:tc>
+          <w:tcPr>
+            <w:tcW w:w="4148" w:type="dxa"/>
+          </w:tcPr>
+          <w:p>
+            <w:pPr>
+              <w:bidi/>
+              <w:rPr>
+                <w:rFonts w:ascii="Arial" w:hAnsi="Arial" w:cs="Arial"/>
+                <w:color w:val="000000" w:themeColor="text1"/>
+                <w:sz w:val="24"/>
+                <w:szCs w:val="24"/>
+                <w:rtl/>
+              </w:rPr>
+            </w:pPr>
+            <w:r>
+              <w:rPr>
+                <w:rFonts w:ascii="Arial" w:hAnsi="Arial" w:cs="Arial" w:hint="cs"/>
+                <w:color w:val="000000" w:themeColor="text1"/>
+                <w:sz w:val="24"/>
+                <w:szCs w:val="24"/>
+                <w:rtl/>
+              </w:rPr>
+              <w:t>3.</w:t>
+            </w:r>
+          </w:p>
+        </w:tc>
+        <w:tc>
+          <w:tcPr>
+            <w:tcW w:w="4148" w:type="dxa"/>
+          </w:tcPr>
+          <w:p>
+            <w:pPr>
+              <w:bidi/>
+              <w:rPr>
+                <w:rFonts w:ascii="Arial" w:hAnsi="Arial" w:cs="Arial"/>
+                <w:color w:val="000000" w:themeColor="text1"/>
+                <w:sz w:val="24"/>
+                <w:szCs w:val="24"/>
+                <w:rtl/>
+              </w:rPr>
+            </w:pPr>
+          </w:p>
+        </w:tc>
+      </w:tr>
+      <w:tr>
+        <w:tc>
+          <w:tcPr>
+            <w:tcW w:w="4148" w:type="dxa"/>
+          </w:tcPr>
+          <w:p>
+            <w:pPr>
+              <w:bidi/>
+              <w:rPr>
+                <w:rFonts w:ascii="Arial" w:hAnsi="Arial" w:cs="Arial"/>
+                <w:color w:val="000000" w:themeColor="text1"/>
+                <w:sz w:val="24"/>
+                <w:szCs w:val="24"/>
+                <w:rtl/>
+              </w:rPr>
+            </w:pPr>
+            <w:r>
+              <w:rPr>
+                <w:rFonts w:ascii="Arial" w:hAnsi="Arial" w:cs="Arial" w:hint="cs"/>
+                <w:color w:val="000000" w:themeColor="text1"/>
+                <w:sz w:val="24"/>
+                <w:szCs w:val="24"/>
+                <w:rtl/>
+              </w:rPr>
+              <w:t xml:space="preserve">     أ.</w:t>
+            </w:r>
+          </w:p>
+        </w:tc>
+        <w:tc>
+          <w:tcPr>
+            <w:tcW w:w="4148" w:type="dxa"/>
+          </w:tcPr>
+          <w:p>
+            <w:pPr>
+              <w:bidi/>
+              <w:rPr>
+                <w:rFonts w:ascii="Arial" w:hAnsi="Arial" w:cs="Arial"/>
+                <w:color w:val="000000" w:themeColor="text1"/>
+                <w:sz w:val="24"/>
+                <w:szCs w:val="24"/>
+                <w:rtl/>
+              </w:rPr>
+            </w:pPr>
+          </w:p>
+        </w:tc>
+      </w:tr>
+      <w:tr>
+        <w:tc>
+          <w:tcPr>
+            <w:tcW w:w="4148" w:type="dxa"/>
+          </w:tcPr>
+          <w:p>
+            <w:pPr>
+              <w:bidi/>
+              <w:rPr>
+                <w:rFonts w:ascii="Arial" w:hAnsi="Arial" w:cs="Arial"/>
+                <w:color w:val="000000" w:themeColor="text1"/>
+                <w:sz w:val="24"/>
+                <w:szCs w:val="24"/>
+                <w:rtl/>
+              </w:rPr>
+            </w:pPr>
+            <w:r>
+              <w:rPr>
+                <w:rFonts w:ascii="Arial" w:hAnsi="Arial" w:cs="Arial" w:hint="cs"/>
+                <w:color w:val="000000" w:themeColor="text1"/>
+                <w:sz w:val="24"/>
+                <w:szCs w:val="24"/>
+                <w:rtl/>
+              </w:rPr>
+              <w:t xml:space="preserve">     ب.</w:t>
+            </w:r>
+          </w:p>
+        </w:tc>
+        <w:tc>
+          <w:tcPr>
+            <w:tcW w:w="4148" w:type="dxa"/>
+          </w:tcPr>
+          <w:p>
+            <w:pPr>
+              <w:bidi/>
+              <w:rPr>
+                <w:rFonts w:ascii="Arial" w:hAnsi="Arial" w:cs="Arial"/>
+                <w:color w:val="000000" w:themeColor="text1"/>
+                <w:sz w:val="24"/>
+                <w:szCs w:val="24"/>
+                <w:rtl/>
+              </w:rPr>
+            </w:pPr>
+          </w:p>
+        </w:tc>
+      </w:tr>
+      <w:tr>
+        <w:tc>
+          <w:tcPr>
+            <w:tcW w:w="4148" w:type="dxa"/>
+          </w:tcPr>
+          <w:p>
+            <w:pPr>
+              <w:bidi/>
+              <w:rPr>
+                <w:rFonts w:ascii="Arial" w:hAnsi="Arial" w:cs="Arial"/>
+                <w:color w:val="000000" w:themeColor="text1"/>
+                <w:sz w:val="24"/>
+                <w:szCs w:val="24"/>
+                <w:rtl/>
+              </w:rPr>
+            </w:pPr>
+            <w:r>
+              <w:rPr>
+                <w:rFonts w:ascii="Arial" w:hAnsi="Arial" w:cs="Arial" w:hint="cs"/>
+                <w:color w:val="000000" w:themeColor="text1"/>
+                <w:sz w:val="24"/>
+                <w:szCs w:val="24"/>
+                <w:rtl/>
+              </w:rPr>
+              <w:t xml:space="preserve">     جـ.</w:t>
+            </w:r>
+          </w:p>
+        </w:tc>
+        <w:tc>
+          <w:tcPr>
+            <w:tcW w:w="4148" w:type="dxa"/>
+          </w:tcPr>
+          <w:p>
+            <w:pPr>
+              <w:bidi/>
+              <w:rPr>
+                <w:rFonts w:ascii="Arial" w:hAnsi="Arial" w:cs="Arial"/>
+                <w:color w:val="000000" w:themeColor="text1"/>
+                <w:sz w:val="24"/>
+                <w:szCs w:val="24"/>
+                <w:rtl/>
+              </w:rPr>
+            </w:pPr>
+          </w:p>
+        </w:tc>
+      </w:tr>
+      <w:tr>
+        <w:tc>
+          <w:tcPr>
+            <w:tcW w:w="4148" w:type="dxa"/>
+          </w:tcPr>
+          <w:p>
+            <w:pPr>
+              <w:bidi/>
+              <w:rPr>
+                <w:rFonts w:ascii="Arial" w:hAnsi="Arial" w:cs="Arial"/>
+                <w:color w:val="000000" w:themeColor="text1"/>
+                <w:sz w:val="24"/>
+                <w:szCs w:val="24"/>
+                <w:rtl/>
+              </w:rPr>
+            </w:pPr>
+            <w:r>
+              <w:rPr>
+                <w:rFonts w:ascii="Arial" w:hAnsi="Arial" w:cs="Arial" w:hint="cs"/>
+                <w:color w:val="000000" w:themeColor="text1"/>
+                <w:sz w:val="24"/>
+                <w:szCs w:val="24"/>
+                <w:rtl/>
+              </w:rPr>
+              <w:t xml:space="preserve">           (1)</w:t>
+            </w:r>
+          </w:p>
+        </w:tc>
+        <w:tc>
+          <w:tcPr>
+            <w:tcW w:w="4148" w:type="dxa"/>
+          </w:tcPr>
+          <w:p>
+            <w:pPr>
+              <w:bidi/>
+              <w:rPr>
+                <w:rFonts w:ascii="Arial" w:hAnsi="Arial" w:cs="Arial"/>
+                <w:color w:val="000000" w:themeColor="text1"/>
+                <w:sz w:val="24"/>
+                <w:szCs w:val="24"/>
+                <w:rtl/>
+              </w:rPr>
+            </w:pPr>
+          </w:p>
+        </w:tc>
+      </w:tr>
+      <w:tr>
+        <w:tc>
+          <w:tcPr>
+            <w:tcW w:w="4148" w:type="dxa"/>
+          </w:tcPr>
+          <w:p>
+            <w:pPr>
+              <w:bidi/>
+              <w:rPr>
+                <w:rFonts w:ascii="Arial" w:hAnsi="Arial" w:cs="Arial"/>
+                <w:color w:val="000000" w:themeColor="text1"/>
+                <w:sz w:val="24"/>
+                <w:szCs w:val="24"/>
+                <w:rtl/>
+              </w:rPr>
+            </w:pPr>
+            <w:r>
+              <w:rPr>
+                <w:rFonts w:ascii="Arial" w:hAnsi="Arial" w:cs="Arial" w:hint="cs"/>
+                <w:color w:val="000000" w:themeColor="text1"/>
+                <w:sz w:val="24"/>
+                <w:szCs w:val="24"/>
+                <w:rtl/>
+              </w:rPr>
+              <w:t xml:space="preserve">           (2)</w:t>
+            </w:r>
+          </w:p>
+        </w:tc>
+        <w:tc>
+          <w:tcPr>
+            <w:tcW w:w="4148" w:type="dxa"/>
+          </w:tcPr>
+          <w:p>
+            <w:pPr>
+              <w:bidi/>
+              <w:rPr>
+                <w:rFonts w:ascii="Arial" w:hAnsi="Arial" w:cs="Arial"/>
+                <w:color w:val="000000" w:themeColor="text1"/>
+                <w:sz w:val="24"/>
+                <w:szCs w:val="24"/>
+                <w:rtl/>
+              </w:rPr>
+            </w:pPr>
+          </w:p>
+        </w:tc>
+      </w:tr>
+      <w:tr>
+        <w:tc>
+          <w:tcPr>
+            <w:tcW w:w="4148" w:type="dxa"/>
+          </w:tcPr>
+          <w:p>
+            <w:pPr>
+              <w:bidi/>
+              <w:rPr>
+                <w:rFonts w:ascii="Arial" w:hAnsi="Arial" w:cs="Arial"/>
+                <w:color w:val="000000" w:themeColor="text1"/>
+                <w:sz w:val="24"/>
+                <w:szCs w:val="24"/>
+                <w:rtl/>
+              </w:rPr>
+            </w:pPr>
+            <w:r>
+              <w:rPr>
+                <w:rFonts w:ascii="Arial" w:hAnsi="Arial" w:cs="Arial" w:hint="cs"/>
+                <w:color w:val="000000" w:themeColor="text1"/>
+                <w:sz w:val="24"/>
+                <w:szCs w:val="24"/>
+                <w:rtl/>
+              </w:rPr>
+              <w:t xml:space="preserve">           (3)</w:t>
+            </w:r>
+          </w:p>
+        </w:tc>
+        <w:tc>
+          <w:tcPr>
+            <w:tcW w:w="4148" w:type="dxa"/>
+          </w:tcPr>
+          <w:p>
+            <w:pPr>
+              <w:bidi/>
+              <w:rPr>
+                <w:rFonts w:ascii="Arial" w:hAnsi="Arial" w:cs="Arial"/>
+                <w:color w:val="000000" w:themeColor="text1"/>
+                <w:sz w:val="24"/>
+                <w:szCs w:val="24"/>
+                <w:rtl/>
+              </w:rPr>
+            </w:pPr>
+          </w:p>
+        </w:tc>
+      </w:tr>
+      <w:tr>
+        <w:tc>
+          <w:tcPr>
+            <w:tcW w:w="4148" w:type="dxa"/>
+          </w:tcPr>
+          <w:p>
+            <w:pPr>
+              <w:bidi/>
+              <w:rPr>
+                <w:rFonts w:ascii="Arial" w:hAnsi="Arial" w:cs="Arial"/>
+                <w:color w:val="000000" w:themeColor="text1"/>
+                <w:sz w:val="24"/>
+                <w:szCs w:val="24"/>
+                <w:rtl/>
+              </w:rPr>
+            </w:pPr>
+            <w:r>
+              <w:rPr>
+                <w:rFonts w:ascii="Arial" w:hAnsi="Arial" w:cs="Arial" w:hint="cs"/>
+                <w:color w:val="000000" w:themeColor="text1"/>
+                <w:sz w:val="24"/>
+                <w:szCs w:val="24"/>
+                <w:rtl/>
+              </w:rPr>
+              <w:t xml:space="preserve">     د.</w:t>
+            </w:r>
+          </w:p>
+        </w:tc>
+        <w:tc>
+          <w:tcPr>
+            <w:tcW w:w="4148" w:type="dxa"/>
+          </w:tcPr>
+          <w:p>
+            <w:pPr>
+              <w:bidi/>
+              <w:rPr>
+                <w:rFonts w:ascii="Arial" w:hAnsi="Arial" w:cs="Arial"/>
+                <w:color w:val="000000" w:themeColor="text1"/>
+                <w:sz w:val="24"/>
+                <w:szCs w:val="24"/>
+                <w:rtl/>
+              </w:rPr>
+            </w:pPr>
+          </w:p>
+        </w:tc>
+      </w:tr>
+      <w:tr>
+        <w:tc>
+          <w:tcPr>
+            <w:tcW w:w="4148" w:type="dxa"/>
+          </w:tcPr>
+          <w:p>
+            <w:pPr>
+              <w:bidi/>
+              <w:rPr>
+                <w:rFonts w:ascii="Arial" w:hAnsi="Arial" w:cs="Arial"/>
+                <w:color w:val="000000" w:themeColor="text1"/>
+                <w:sz w:val="24"/>
+                <w:szCs w:val="24"/>
+                <w:rtl/>
+              </w:rPr>
+            </w:pPr>
+            <w:r>
+              <w:rPr>
+                <w:rFonts w:ascii="Arial" w:hAnsi="Arial" w:cs="Arial" w:hint="cs"/>
+                <w:color w:val="000000" w:themeColor="text1"/>
+                <w:sz w:val="24"/>
+                <w:szCs w:val="24"/>
+                <w:rtl/>
+              </w:rPr>
+              <w:t xml:space="preserve">     هـ.</w:t>
+            </w:r>
+          </w:p>
+        </w:tc>
+        <w:tc>
+          <w:tcPr>
+            <w:tcW w:w="4148" w:type="dxa"/>
+          </w:tcPr>
+          <w:p>
+            <w:pPr>
+              <w:bidi/>
+              <w:rPr>
+                <w:rFonts w:ascii="Arial" w:hAnsi="Arial" w:cs="Arial"/>
+                <w:color w:val="000000" w:themeColor="text1"/>
+                <w:sz w:val="24"/>
+                <w:szCs w:val="24"/>
+                <w:rtl/>
+              </w:rPr>
+            </w:pPr>
+          </w:p>
+        </w:tc>
+      </w:tr>
+      <w:tr>
+        <w:tc>
+          <w:tcPr>
+            <w:tcW w:w="4148" w:type="dxa"/>
+          </w:tcPr>
+          <w:p>
+            <w:pPr>
+              <w:bidi/>
+              <w:rPr>
+                <w:rFonts w:ascii="Arial" w:hAnsi="Arial" w:cs="Arial"/>
+                <w:color w:val="000000" w:themeColor="text1"/>
+                <w:sz w:val="24"/>
+                <w:szCs w:val="24"/>
+                <w:rtl/>
+              </w:rPr>
+            </w:pPr>
+            <w:r>
+              <w:rPr>
+                <w:rFonts w:ascii="Arial" w:hAnsi="Arial" w:cs="Arial" w:hint="cs"/>
+                <w:color w:val="000000" w:themeColor="text1"/>
+                <w:sz w:val="24"/>
+                <w:szCs w:val="24"/>
+                <w:rtl/>
+              </w:rPr>
+              <w:t>4.</w:t>
+            </w:r>
+          </w:p>
+        </w:tc>
+        <w:tc>
+          <w:tcPr>
+            <w:tcW w:w="4148" w:type="dxa"/>
+          </w:tcPr>
+          <w:p>
+            <w:pPr>
+              <w:bidi/>
+              <w:rPr>
+                <w:rFonts w:ascii="Arial" w:hAnsi="Arial" w:cs="Arial"/>
+                <w:color w:val="000000" w:themeColor="text1"/>
+                <w:sz w:val="24"/>
+                <w:szCs w:val="24"/>
+                <w:rtl/>
+              </w:rPr>
+            </w:pPr>
+          </w:p>
+        </w:tc>
+      </w:tr>
+    </w:tbl>
     <w:p>
       <w:pPr>
-        <w:pStyle w:val="NormalWeb"/>
         <w:bidi/>
-        <w:spacing w:after="0" w:afterAutospacing="0"/>
+        <w:spacing w:after="0"/>
         <w:rPr>
           <w:rFonts w:ascii="Arial" w:hAnsi="Arial" w:cs="Arial"/>
           <w:color w:val="000000" w:themeColor="text1"/>
+          <w:sz w:val="24"/>
+          <w:szCs w:val="24"/>
+          <w:rtl/>
         </w:rPr>
       </w:pPr>
     </w:p>

--- a/Programming Lab/أوامر محرر الذكاء الإصطناعي لتطوير نظام إدارو التمارين.docx
+++ b/Programming Lab/أوامر محرر الذكاء الإصطناعي لتطوير نظام إدارو التمارين.docx
@@ -2055,16 +2055,14 @@
               <w:rPr>
                 <w:rFonts w:ascii="Arial" w:hAnsi="Arial" w:cs="Arial"/>
                 <w:color w:val="000000" w:themeColor="text1"/>
-                <w:highlight w:val="yellow"/>
-                <w:rtl/>
-                <w:lang w:bidi="ar-AE"/>
-              </w:rPr>
-            </w:pPr>
-            <w:r>
-              <w:rPr>
-                <w:rFonts w:ascii="Arial" w:hAnsi="Arial" w:cs="Arial"/>
-                <w:color w:val="000000" w:themeColor="text1"/>
-                <w:highlight w:val="yellow"/>
+                <w:rtl/>
+                <w:lang w:bidi="ar-AE"/>
+              </w:rPr>
+            </w:pPr>
+            <w:r>
+              <w:rPr>
+                <w:rFonts w:ascii="Arial" w:hAnsi="Arial" w:cs="Arial"/>
+                <w:color w:val="000000" w:themeColor="text1"/>
                 <w:rtl/>
                 <w:lang w:bidi="ar-AE"/>
               </w:rPr>
@@ -2079,16 +2077,14 @@
               <w:rPr>
                 <w:rFonts w:ascii="Arial" w:hAnsi="Arial" w:cs="Arial"/>
                 <w:color w:val="000000" w:themeColor="text1"/>
-                <w:highlight w:val="yellow"/>
-                <w:rtl/>
-                <w:lang w:bidi="ar-AE"/>
-              </w:rPr>
-            </w:pPr>
-            <w:r>
-              <w:rPr>
-                <w:rFonts w:ascii="Arial" w:hAnsi="Arial" w:cs="Arial"/>
-                <w:color w:val="000000" w:themeColor="text1"/>
-                <w:highlight w:val="yellow"/>
+                <w:rtl/>
+                <w:lang w:bidi="ar-AE"/>
+              </w:rPr>
+            </w:pPr>
+            <w:r>
+              <w:rPr>
+                <w:rFonts w:ascii="Arial" w:hAnsi="Arial" w:cs="Arial"/>
+                <w:color w:val="000000" w:themeColor="text1"/>
                 <w:rtl/>
                 <w:lang w:bidi="ar-AE"/>
               </w:rPr>
@@ -2104,16 +2100,14 @@
               <w:rPr>
                 <w:rFonts w:ascii="Arial" w:hAnsi="Arial" w:cs="Arial"/>
                 <w:color w:val="000000" w:themeColor="text1"/>
-                <w:highlight w:val="yellow"/>
-                <w:rtl/>
-                <w:lang w:bidi="ar-AE"/>
-              </w:rPr>
-            </w:pPr>
-            <w:r>
-              <w:rPr>
-                <w:rFonts w:ascii="Arial" w:hAnsi="Arial" w:cs="Arial"/>
-                <w:color w:val="000000" w:themeColor="text1"/>
-                <w:highlight w:val="yellow"/>
+                <w:rtl/>
+                <w:lang w:bidi="ar-AE"/>
+              </w:rPr>
+            </w:pPr>
+            <w:r>
+              <w:rPr>
+                <w:rFonts w:ascii="Arial" w:hAnsi="Arial" w:cs="Arial"/>
+                <w:color w:val="000000" w:themeColor="text1"/>
                 <w:rtl/>
                 <w:lang w:bidi="ar-AE"/>
               </w:rPr>
@@ -2128,16 +2122,14 @@
               <w:rPr>
                 <w:rFonts w:ascii="Arial" w:hAnsi="Arial" w:cs="Arial"/>
                 <w:color w:val="000000" w:themeColor="text1"/>
-                <w:highlight w:val="yellow"/>
-                <w:rtl/>
-                <w:lang w:bidi="ar-AE"/>
-              </w:rPr>
-            </w:pPr>
-            <w:r>
-              <w:rPr>
-                <w:rFonts w:ascii="Arial" w:hAnsi="Arial" w:cs="Arial"/>
-                <w:color w:val="000000" w:themeColor="text1"/>
-                <w:highlight w:val="yellow"/>
+                <w:rtl/>
+                <w:lang w:bidi="ar-AE"/>
+              </w:rPr>
+            </w:pPr>
+            <w:r>
+              <w:rPr>
+                <w:rFonts w:ascii="Arial" w:hAnsi="Arial" w:cs="Arial"/>
+                <w:color w:val="000000" w:themeColor="text1"/>
                 <w:rtl/>
                 <w:lang w:bidi="ar-AE"/>
               </w:rPr>
@@ -2152,16 +2144,14 @@
               <w:rPr>
                 <w:rFonts w:ascii="Arial" w:hAnsi="Arial" w:cs="Arial"/>
                 <w:color w:val="000000" w:themeColor="text1"/>
-                <w:highlight w:val="yellow"/>
-                <w:rtl/>
-                <w:lang w:bidi="ar-AE"/>
-              </w:rPr>
-            </w:pPr>
-            <w:r>
-              <w:rPr>
-                <w:rFonts w:ascii="Arial" w:hAnsi="Arial" w:cs="Arial"/>
-                <w:color w:val="000000" w:themeColor="text1"/>
-                <w:highlight w:val="yellow"/>
+                <w:rtl/>
+                <w:lang w:bidi="ar-AE"/>
+              </w:rPr>
+            </w:pPr>
+            <w:r>
+              <w:rPr>
+                <w:rFonts w:ascii="Arial" w:hAnsi="Arial" w:cs="Arial"/>
+                <w:color w:val="000000" w:themeColor="text1"/>
                 <w:rtl/>
                 <w:lang w:bidi="ar-AE"/>
               </w:rPr>
@@ -2184,7 +2174,6 @@
               <w:rPr>
                 <w:rFonts w:ascii="Arial" w:hAnsi="Arial" w:cs="Arial"/>
                 <w:color w:val="000000" w:themeColor="text1"/>
-                <w:highlight w:val="yellow"/>
                 <w:rtl/>
                 <w:lang w:bidi="ar-AE"/>
               </w:rPr>
@@ -2860,18 +2849,8 @@
                 <w:color w:val="000000" w:themeColor="text1"/>
                 <w:lang w:bidi="ar-AE"/>
               </w:rPr>
-              <w:t>scroll up/</w:t>
-            </w:r>
-            <w:proofErr w:type="spellStart"/>
-            <w:r>
-              <w:rPr>
-                <w:rFonts w:ascii="Arial" w:hAnsi="Arial" w:cs="Arial"/>
-                <w:color w:val="000000" w:themeColor="text1"/>
-                <w:lang w:bidi="ar-AE"/>
-              </w:rPr>
-              <w:t>dwon</w:t>
-            </w:r>
-            <w:proofErr w:type="spellEnd"/>
+              <w:t>scroll up/dwon</w:t>
+            </w:r>
             <w:r>
               <w:rPr>
                 <w:rFonts w:ascii="Arial" w:hAnsi="Arial" w:cs="Arial"/>
@@ -2936,18 +2915,8 @@
                 <w:color w:val="000000" w:themeColor="text1"/>
                 <w:lang w:bidi="ar-AE"/>
               </w:rPr>
-              <w:t>scroll up/</w:t>
-            </w:r>
-            <w:proofErr w:type="spellStart"/>
-            <w:r>
-              <w:rPr>
-                <w:rFonts w:ascii="Arial" w:hAnsi="Arial" w:cs="Arial"/>
-                <w:color w:val="000000" w:themeColor="text1"/>
-                <w:lang w:bidi="ar-AE"/>
-              </w:rPr>
-              <w:t>dwon</w:t>
-            </w:r>
-            <w:proofErr w:type="spellEnd"/>
+              <w:t>scroll up/dwon</w:t>
+            </w:r>
             <w:r>
               <w:rPr>
                 <w:rFonts w:ascii="Arial" w:hAnsi="Arial" w:cs="Arial"/>
@@ -4147,12 +4116,10 @@
             </w:r>
             <w:r>
               <w:rPr>
-                <w:rFonts w:ascii="Segoe UI" w:hAnsi="Segoe UI" w:cs="Segoe UI"/>
-                <w:color w:val="9FB3CC"/>
-                <w:sz w:val="19"/>
-                <w:szCs w:val="19"/>
-                <w:shd w:val="clear" w:color="auto" w:fill="071A31"/>
-                <w:rtl/>
+                <w:sz w:val="24"/>
+                <w:szCs w:val="24"/>
+                <w:rtl/>
+                <w:lang w:bidi="ar-AE"/>
               </w:rPr>
               <w:t>التمرين الحالي / تمرين/2</w:t>
             </w:r>
@@ -6064,39 +6031,19 @@
               </w:rPr>
               <w:t>الفقرة (</w:t>
             </w:r>
-            <w:r>
-              <w:fldChar w:fldCharType="begin"/>
-            </w:r>
-            <w:r>
-              <w:instrText xml:space="preserve"> HYPERLINK "http://127.0.0.1:8005/admin/information-bank/manifest.json" \t "_blank" </w:instrText>
-            </w:r>
-            <w:r>
-              <w:fldChar w:fldCharType="separate"/>
-            </w:r>
-            <w:proofErr w:type="spellStart"/>
-            <w:r>
-              <w:rPr>
-                <w:rStyle w:val="Hyperlink"/>
-                <w:rFonts w:ascii="Arial" w:hAnsi="Arial" w:cs="Arial"/>
-                <w:color w:val="auto"/>
-                <w:sz w:val="24"/>
-                <w:szCs w:val="24"/>
-                <w:shd w:val="clear" w:color="auto" w:fill="FFFFFF"/>
-              </w:rPr>
-              <w:t>manifest.json</w:t>
-            </w:r>
-            <w:proofErr w:type="spellEnd"/>
-            <w:r>
-              <w:rPr>
-                <w:rStyle w:val="Hyperlink"/>
-                <w:rFonts w:ascii="Arial" w:hAnsi="Arial" w:cs="Arial"/>
-                <w:color w:val="auto"/>
-                <w:sz w:val="24"/>
-                <w:szCs w:val="24"/>
-                <w:shd w:val="clear" w:color="auto" w:fill="FFFFFF"/>
-              </w:rPr>
-              <w:fldChar w:fldCharType="end"/>
-            </w:r>
+            <w:hyperlink r:id="rId6" w:tgtFrame="_blank" w:history="1">
+              <w:r>
+                <w:rPr>
+                  <w:rStyle w:val="Hyperlink"/>
+                  <w:rFonts w:ascii="Arial" w:hAnsi="Arial" w:cs="Arial"/>
+                  <w:color w:val="auto"/>
+                  <w:sz w:val="24"/>
+                  <w:szCs w:val="24"/>
+                  <w:shd w:val="clear" w:color="auto" w:fill="FFFFFF"/>
+                </w:rPr>
+                <w:t>manifest.json</w:t>
+              </w:r>
+            </w:hyperlink>
             <w:r>
               <w:rPr>
                 <w:rFonts w:ascii="Arial" w:hAnsi="Arial" w:cs="Arial"/>
@@ -9760,7 +9707,7 @@
                           </pic:cNvPicPr>
                         </pic:nvPicPr>
                         <pic:blipFill>
-                          <a:blip r:embed="rId6" cstate="print">
+                          <a:blip r:embed="rId7" cstate="print">
                             <a:extLst>
                               <a:ext uri="{28A0092B-C50C-407E-A947-70E740481C1C}">
                                 <a14:useLocalDpi xmlns:a14="http://schemas.microsoft.com/office/drawing/2010/main" val="0"/>
@@ -9805,14 +9752,14 @@
             <w:pPr>
               <w:bidi/>
               <w:rPr>
-                <w:color w:val="000000" w:themeColor="text1"/>
+                <w:color w:val="FF0000"/>
                 <w:rtl/>
               </w:rPr>
             </w:pPr>
             <w:r>
               <w:rPr>
                 <w:rFonts w:hint="cs"/>
-                <w:color w:val="000000" w:themeColor="text1"/>
+                <w:color w:val="FF0000"/>
                 <w:rtl/>
               </w:rPr>
               <w:t xml:space="preserve">1. </w:t>
@@ -9820,7 +9767,7 @@
             <w:r>
               <w:rPr>
                 <w:rFonts w:hint="cs"/>
-                <w:color w:val="000000" w:themeColor="text1"/>
+                <w:color w:val="FF0000"/>
                 <w:rtl/>
               </w:rPr>
               <w:t xml:space="preserve">في صفحة المحكمين / صفحة قائمة التقييم نريد إضافة خاصية توثيق </w:t>
@@ -9828,14 +9775,14 @@
             <w:r>
               <w:rPr>
                 <w:rFonts w:hint="cs"/>
-                <w:color w:val="000000" w:themeColor="text1"/>
+                <w:color w:val="FF0000"/>
                 <w:rtl/>
               </w:rPr>
               <w:t xml:space="preserve">عناصر المعايير من خلال (تصوير فوتوغرافي </w:t>
             </w:r>
             <w:r>
               <w:rPr>
-                <w:color w:val="000000" w:themeColor="text1"/>
+                <w:color w:val="FF0000"/>
                 <w:rtl/>
               </w:rPr>
               <w:t>–</w:t>
@@ -9843,14 +9790,14 @@
             <w:r>
               <w:rPr>
                 <w:rFonts w:hint="cs"/>
-                <w:color w:val="000000" w:themeColor="text1"/>
+                <w:color w:val="FF0000"/>
                 <w:rtl/>
               </w:rPr>
               <w:t xml:space="preserve"> تصوير فيديو) </w:t>
             </w:r>
             <w:r>
               <w:rPr>
-                <w:color w:val="000000" w:themeColor="text1"/>
+                <w:color w:val="FF0000"/>
                 <w:rtl/>
               </w:rPr>
               <w:t>–</w:t>
@@ -9858,7 +9805,7 @@
             <w:r>
               <w:rPr>
                 <w:rFonts w:hint="cs"/>
-                <w:color w:val="000000" w:themeColor="text1"/>
+                <w:color w:val="FF0000"/>
                 <w:rtl/>
               </w:rPr>
               <w:t xml:space="preserve"> اي نريد إضافة أزرار </w:t>
@@ -9866,7 +9813,7 @@
             <w:r>
               <w:rPr>
                 <w:rFonts w:hint="cs"/>
-                <w:color w:val="000000" w:themeColor="text1"/>
+                <w:color w:val="FF0000"/>
                 <w:rtl/>
                 <w:lang w:bidi="ar-AE"/>
               </w:rPr>
@@ -9875,21 +9822,21 @@
             <w:r>
               <w:rPr>
                 <w:rFonts w:hint="cs"/>
-                <w:color w:val="000000" w:themeColor="text1"/>
+                <w:color w:val="FF0000"/>
                 <w:rtl/>
               </w:rPr>
               <w:t>فتح الكاميرا في أجهزة الكمبيوتر أو أجهزة التابليت (</w:t>
             </w:r>
             <w:r>
               <w:rPr>
-                <w:color w:val="000000" w:themeColor="text1"/>
+                <w:color w:val="FF0000"/>
               </w:rPr>
               <w:t>Tablets</w:t>
             </w:r>
             <w:r>
               <w:rPr>
                 <w:rFonts w:hint="cs"/>
-                <w:color w:val="000000" w:themeColor="text1"/>
+                <w:color w:val="FF0000"/>
                 <w:rtl/>
               </w:rPr>
               <w:t xml:space="preserve">) </w:t>
@@ -9897,7 +9844,7 @@
             <w:r>
               <w:rPr>
                 <w:rFonts w:hint="cs"/>
-                <w:color w:val="000000" w:themeColor="text1"/>
+                <w:color w:val="FF0000"/>
                 <w:rtl/>
               </w:rPr>
               <w:t>للتصوير فوتوغرافي  وتصوير فيديو في نهاية كل سطر وتخزن في مجلدات داخل النظام وأيضا اضافة خاصي التشغيل ) .. وتضاف خاصية الإطلاع على التوثيقات لإدارة النظام / هيئة السيطرة / التخطيط / كبير المحكمين / المحللين.</w:t>
@@ -9907,14 +9854,14 @@
             <w:pPr>
               <w:bidi/>
               <w:rPr>
-                <w:color w:val="000000" w:themeColor="text1"/>
+                <w:color w:val="FF0000"/>
                 <w:rtl/>
               </w:rPr>
             </w:pPr>
             <w:r>
               <w:rPr>
                 <w:rFonts w:hint="cs"/>
-                <w:color w:val="000000" w:themeColor="text1"/>
+                <w:color w:val="FF0000"/>
                 <w:rtl/>
               </w:rPr>
               <w:t>2. اختيار افضل وأخف صيغة للصور والفيديو وذلك لتخفيف الحمل على النظام.</w:t>
@@ -9930,7 +9877,7 @@
             <w:r>
               <w:rPr>
                 <w:rFonts w:hint="cs"/>
-                <w:color w:val="000000" w:themeColor="text1"/>
+                <w:color w:val="FF0000"/>
                 <w:rtl/>
               </w:rPr>
               <w:t>3. إضافة جميع امتيازات المحكمين إلى صفحة كبير المحكمين بالإضافة إلى امتيازاته الخاصة.</w:t>
@@ -9988,16 +9935,16 @@
               <w:bidi/>
               <w:rPr>
                 <w:rFonts w:ascii="Arial" w:hAnsi="Arial" w:cs="Arial"/>
-                <w:color w:val="000000" w:themeColor="text1"/>
-                <w:sz w:val="24"/>
-                <w:szCs w:val="24"/>
-                <w:lang w:bidi="ar-AE"/>
-              </w:rPr>
-            </w:pPr>
-            <w:r>
-              <w:rPr>
-                <w:rFonts w:ascii="Arial" w:hAnsi="Arial" w:cs="Arial"/>
-                <w:color w:val="000000" w:themeColor="text1"/>
+                <w:color w:val="FF0000"/>
+                <w:sz w:val="24"/>
+                <w:szCs w:val="24"/>
+                <w:lang w:bidi="ar-AE"/>
+              </w:rPr>
+            </w:pPr>
+            <w:r>
+              <w:rPr>
+                <w:rFonts w:ascii="Arial" w:hAnsi="Arial" w:cs="Arial"/>
+                <w:color w:val="FF0000"/>
                 <w:sz w:val="24"/>
                 <w:szCs w:val="24"/>
                 <w:rtl/>
@@ -10008,7 +9955,7 @@
             <w:r>
               <w:rPr>
                 <w:rFonts w:ascii="Arial" w:hAnsi="Arial" w:cs="Arial" w:hint="cs"/>
-                <w:color w:val="000000" w:themeColor="text1"/>
+                <w:color w:val="FF0000"/>
                 <w:sz w:val="24"/>
                 <w:szCs w:val="24"/>
                 <w:rtl/>
@@ -10019,7 +9966,7 @@
             <w:r>
               <w:rPr>
                 <w:rFonts w:ascii="Arial" w:hAnsi="Arial" w:cs="Arial"/>
-                <w:color w:val="000000" w:themeColor="text1"/>
+                <w:color w:val="FF0000"/>
                 <w:sz w:val="24"/>
                 <w:szCs w:val="24"/>
                 <w:rtl/>
@@ -10030,7 +9977,7 @@
             <w:r>
               <w:rPr>
                 <w:rFonts w:ascii="Arial" w:hAnsi="Arial" w:cs="Arial"/>
-                <w:color w:val="000000" w:themeColor="text1"/>
+                <w:color w:val="FF0000"/>
                 <w:sz w:val="24"/>
                 <w:szCs w:val="24"/>
                 <w:lang w:bidi="ar-AE"/>
@@ -10040,7 +9987,7 @@
             <w:r>
               <w:rPr>
                 <w:rFonts w:ascii="Arial" w:hAnsi="Arial" w:cs="Arial"/>
-                <w:color w:val="000000" w:themeColor="text1"/>
+                <w:color w:val="FF0000"/>
                 <w:sz w:val="24"/>
                 <w:szCs w:val="24"/>
                 <w:rtl/>
@@ -10051,7 +9998,7 @@
             <w:r>
               <w:rPr>
                 <w:rFonts w:ascii="Arial" w:hAnsi="Arial" w:cs="Arial" w:hint="cs"/>
-                <w:color w:val="000000" w:themeColor="text1"/>
+                <w:color w:val="FF0000"/>
                 <w:sz w:val="24"/>
                 <w:szCs w:val="24"/>
                 <w:rtl/>
@@ -10062,7 +10009,7 @@
             <w:r>
               <w:rPr>
                 <w:rFonts w:ascii="Arial" w:hAnsi="Arial" w:cs="Arial"/>
-                <w:color w:val="000000" w:themeColor="text1"/>
+                <w:color w:val="FF0000"/>
                 <w:sz w:val="24"/>
                 <w:szCs w:val="24"/>
                 <w:rtl/>
@@ -10073,7 +10020,7 @@
             <w:r>
               <w:rPr>
                 <w:rFonts w:ascii="Arial" w:hAnsi="Arial" w:cs="Arial" w:hint="cs"/>
-                <w:color w:val="000000" w:themeColor="text1"/>
+                <w:color w:val="FF0000"/>
                 <w:sz w:val="24"/>
                 <w:szCs w:val="24"/>
                 <w:rtl/>
@@ -10087,17 +10034,17 @@
               <w:bidi/>
               <w:rPr>
                 <w:rFonts w:ascii="Arial" w:hAnsi="Arial" w:cs="Arial"/>
-                <w:color w:val="000000" w:themeColor="text1"/>
-                <w:sz w:val="24"/>
-                <w:szCs w:val="24"/>
-                <w:rtl/>
-                <w:lang w:bidi="ar-AE"/>
-              </w:rPr>
-            </w:pPr>
-            <w:r>
-              <w:rPr>
-                <w:rFonts w:ascii="Arial" w:hAnsi="Arial" w:cs="Arial"/>
-                <w:color w:val="000000" w:themeColor="text1"/>
+                <w:color w:val="FF0000"/>
+                <w:sz w:val="24"/>
+                <w:szCs w:val="24"/>
+                <w:rtl/>
+                <w:lang w:bidi="ar-AE"/>
+              </w:rPr>
+            </w:pPr>
+            <w:r>
+              <w:rPr>
+                <w:rFonts w:ascii="Arial" w:hAnsi="Arial" w:cs="Arial"/>
+                <w:color w:val="FF0000"/>
                 <w:sz w:val="24"/>
                 <w:szCs w:val="24"/>
                 <w:rtl/>
@@ -10111,17 +10058,17 @@
               <w:bidi/>
               <w:rPr>
                 <w:rFonts w:ascii="Arial" w:hAnsi="Arial" w:cs="Arial"/>
-                <w:color w:val="000000" w:themeColor="text1"/>
-                <w:sz w:val="24"/>
-                <w:szCs w:val="24"/>
-                <w:rtl/>
-                <w:lang w:bidi="ar-AE"/>
-              </w:rPr>
-            </w:pPr>
-            <w:r>
-              <w:rPr>
-                <w:rFonts w:ascii="Arial" w:hAnsi="Arial" w:cs="Arial"/>
-                <w:color w:val="000000" w:themeColor="text1"/>
+                <w:color w:val="FF0000"/>
+                <w:sz w:val="24"/>
+                <w:szCs w:val="24"/>
+                <w:rtl/>
+                <w:lang w:bidi="ar-AE"/>
+              </w:rPr>
+            </w:pPr>
+            <w:r>
+              <w:rPr>
+                <w:rFonts w:ascii="Arial" w:hAnsi="Arial" w:cs="Arial"/>
+                <w:color w:val="FF0000"/>
                 <w:sz w:val="24"/>
                 <w:szCs w:val="24"/>
                 <w:rtl/>
@@ -10132,7 +10079,7 @@
             <w:r>
               <w:rPr>
                 <w:rFonts w:ascii="Arial" w:hAnsi="Arial" w:cs="Arial"/>
-                <w:color w:val="000000" w:themeColor="text1"/>
+                <w:color w:val="FF0000"/>
                 <w:sz w:val="24"/>
                 <w:szCs w:val="24"/>
                 <w:lang w:bidi="ar-AE"/>
@@ -10142,7 +10089,7 @@
             <w:r>
               <w:rPr>
                 <w:rFonts w:ascii="Arial" w:hAnsi="Arial" w:cs="Arial"/>
-                <w:color w:val="000000" w:themeColor="text1"/>
+                <w:color w:val="FF0000"/>
                 <w:sz w:val="24"/>
                 <w:szCs w:val="24"/>
                 <w:rtl/>
@@ -10156,17 +10103,17 @@
               <w:bidi/>
               <w:rPr>
                 <w:rFonts w:ascii="Arial" w:hAnsi="Arial" w:cs="Arial"/>
-                <w:color w:val="000000" w:themeColor="text1"/>
-                <w:sz w:val="24"/>
-                <w:szCs w:val="24"/>
-                <w:rtl/>
-                <w:lang w:bidi="ar-AE"/>
-              </w:rPr>
-            </w:pPr>
-            <w:r>
-              <w:rPr>
-                <w:rFonts w:ascii="Arial" w:hAnsi="Arial" w:cs="Arial"/>
-                <w:color w:val="000000" w:themeColor="text1"/>
+                <w:color w:val="FF0000"/>
+                <w:sz w:val="24"/>
+                <w:szCs w:val="24"/>
+                <w:rtl/>
+                <w:lang w:bidi="ar-AE"/>
+              </w:rPr>
+            </w:pPr>
+            <w:r>
+              <w:rPr>
+                <w:rFonts w:ascii="Arial" w:hAnsi="Arial" w:cs="Arial"/>
+                <w:color w:val="FF0000"/>
                 <w:sz w:val="24"/>
                 <w:szCs w:val="24"/>
                 <w:rtl/>
@@ -10177,7 +10124,7 @@
             <w:r>
               <w:rPr>
                 <w:rFonts w:ascii="Arial" w:hAnsi="Arial" w:cs="Arial"/>
-                <w:color w:val="000000" w:themeColor="text1"/>
+                <w:color w:val="FF0000"/>
                 <w:sz w:val="24"/>
                 <w:szCs w:val="24"/>
                 <w:lang w:bidi="ar-AE"/>
@@ -10187,7 +10134,7 @@
             <w:r>
               <w:rPr>
                 <w:rFonts w:ascii="Arial" w:hAnsi="Arial" w:cs="Arial"/>
-                <w:color w:val="000000" w:themeColor="text1"/>
+                <w:color w:val="FF0000"/>
                 <w:sz w:val="24"/>
                 <w:szCs w:val="24"/>
                 <w:rtl/>
@@ -10201,17 +10148,17 @@
               <w:bidi/>
               <w:rPr>
                 <w:rFonts w:ascii="Arial" w:hAnsi="Arial" w:cs="Arial"/>
-                <w:color w:val="000000" w:themeColor="text1"/>
-                <w:sz w:val="24"/>
-                <w:szCs w:val="24"/>
-                <w:rtl/>
-                <w:lang w:bidi="ar-AE"/>
-              </w:rPr>
-            </w:pPr>
-            <w:r>
-              <w:rPr>
-                <w:rFonts w:ascii="Arial" w:hAnsi="Arial" w:cs="Arial"/>
-                <w:color w:val="000000" w:themeColor="text1"/>
+                <w:color w:val="FF0000"/>
+                <w:sz w:val="24"/>
+                <w:szCs w:val="24"/>
+                <w:rtl/>
+                <w:lang w:bidi="ar-AE"/>
+              </w:rPr>
+            </w:pPr>
+            <w:r>
+              <w:rPr>
+                <w:rFonts w:ascii="Arial" w:hAnsi="Arial" w:cs="Arial"/>
+                <w:color w:val="FF0000"/>
                 <w:sz w:val="24"/>
                 <w:szCs w:val="24"/>
                 <w:rtl/>
@@ -10222,7 +10169,7 @@
             <w:r>
               <w:rPr>
                 <w:rFonts w:ascii="Arial" w:hAnsi="Arial" w:cs="Arial"/>
-                <w:color w:val="000000" w:themeColor="text1"/>
+                <w:color w:val="FF0000"/>
                 <w:sz w:val="24"/>
                 <w:szCs w:val="24"/>
                 <w:lang w:bidi="ar-AE"/>
@@ -10232,7 +10179,7 @@
             <w:r>
               <w:rPr>
                 <w:rFonts w:ascii="Arial" w:hAnsi="Arial" w:cs="Arial"/>
-                <w:color w:val="000000" w:themeColor="text1"/>
+                <w:color w:val="FF0000"/>
                 <w:sz w:val="24"/>
                 <w:szCs w:val="24"/>
                 <w:rtl/>
@@ -10246,17 +10193,17 @@
               <w:bidi/>
               <w:rPr>
                 <w:rFonts w:ascii="Arial" w:hAnsi="Arial" w:cs="Arial"/>
-                <w:color w:val="000000" w:themeColor="text1"/>
-                <w:sz w:val="24"/>
-                <w:szCs w:val="24"/>
-                <w:rtl/>
-                <w:lang w:bidi="ar-AE"/>
-              </w:rPr>
-            </w:pPr>
-            <w:r>
-              <w:rPr>
-                <w:rFonts w:ascii="Arial" w:hAnsi="Arial" w:cs="Arial"/>
-                <w:color w:val="000000" w:themeColor="text1"/>
+                <w:color w:val="FF0000"/>
+                <w:sz w:val="24"/>
+                <w:szCs w:val="24"/>
+                <w:rtl/>
+                <w:lang w:bidi="ar-AE"/>
+              </w:rPr>
+            </w:pPr>
+            <w:r>
+              <w:rPr>
+                <w:rFonts w:ascii="Arial" w:hAnsi="Arial" w:cs="Arial"/>
+                <w:color w:val="FF0000"/>
                 <w:sz w:val="24"/>
                 <w:szCs w:val="24"/>
                 <w:rtl/>
@@ -10267,7 +10214,7 @@
             <w:r>
               <w:rPr>
                 <w:rFonts w:ascii="Arial" w:hAnsi="Arial" w:cs="Arial"/>
-                <w:color w:val="000000" w:themeColor="text1"/>
+                <w:color w:val="FF0000"/>
                 <w:sz w:val="24"/>
                 <w:szCs w:val="24"/>
                 <w:lang w:bidi="ar-AE"/>
@@ -10277,7 +10224,7 @@
             <w:r>
               <w:rPr>
                 <w:rFonts w:ascii="Arial" w:hAnsi="Arial" w:cs="Arial"/>
-                <w:color w:val="000000" w:themeColor="text1"/>
+                <w:color w:val="FF0000"/>
                 <w:sz w:val="24"/>
                 <w:szCs w:val="24"/>
                 <w:rtl/>
@@ -10291,17 +10238,17 @@
               <w:bidi/>
               <w:rPr>
                 <w:rFonts w:ascii="Arial" w:hAnsi="Arial" w:cs="Arial"/>
-                <w:color w:val="000000" w:themeColor="text1"/>
-                <w:sz w:val="24"/>
-                <w:szCs w:val="24"/>
-                <w:rtl/>
-                <w:lang w:bidi="ar-AE"/>
-              </w:rPr>
-            </w:pPr>
-            <w:r>
-              <w:rPr>
-                <w:rFonts w:ascii="Arial" w:hAnsi="Arial" w:cs="Arial"/>
-                <w:color w:val="000000" w:themeColor="text1"/>
+                <w:color w:val="FF0000"/>
+                <w:sz w:val="24"/>
+                <w:szCs w:val="24"/>
+                <w:rtl/>
+                <w:lang w:bidi="ar-AE"/>
+              </w:rPr>
+            </w:pPr>
+            <w:r>
+              <w:rPr>
+                <w:rFonts w:ascii="Arial" w:hAnsi="Arial" w:cs="Arial"/>
+                <w:color w:val="FF0000"/>
                 <w:sz w:val="24"/>
                 <w:szCs w:val="24"/>
                 <w:rtl/>
@@ -10315,17 +10262,17 @@
               <w:bidi/>
               <w:rPr>
                 <w:rFonts w:ascii="Arial" w:hAnsi="Arial" w:cs="Arial"/>
-                <w:color w:val="000000" w:themeColor="text1"/>
-                <w:sz w:val="24"/>
-                <w:szCs w:val="24"/>
-                <w:rtl/>
-                <w:lang w:bidi="ar-AE"/>
-              </w:rPr>
-            </w:pPr>
-            <w:r>
-              <w:rPr>
-                <w:rFonts w:ascii="Arial" w:hAnsi="Arial" w:cs="Arial" w:hint="cs"/>
-                <w:color w:val="000000" w:themeColor="text1"/>
+                <w:color w:val="FF0000"/>
+                <w:sz w:val="24"/>
+                <w:szCs w:val="24"/>
+                <w:rtl/>
+                <w:lang w:bidi="ar-AE"/>
+              </w:rPr>
+            </w:pPr>
+            <w:r>
+              <w:rPr>
+                <w:rFonts w:ascii="Arial" w:hAnsi="Arial" w:cs="Arial" w:hint="cs"/>
+                <w:color w:val="FF0000"/>
                 <w:sz w:val="24"/>
                 <w:szCs w:val="24"/>
                 <w:rtl/>
@@ -10336,7 +10283,7 @@
             <w:r>
               <w:rPr>
                 <w:rFonts w:ascii="Arial" w:hAnsi="Arial" w:cs="Arial"/>
-                <w:color w:val="000000" w:themeColor="text1"/>
+                <w:color w:val="FF0000"/>
                 <w:sz w:val="24"/>
                 <w:szCs w:val="24"/>
                 <w:lang w:bidi="ar-AE"/>
@@ -10346,7 +10293,7 @@
             <w:r>
               <w:rPr>
                 <w:rFonts w:ascii="Arial" w:hAnsi="Arial" w:cs="Arial" w:hint="cs"/>
-                <w:color w:val="000000" w:themeColor="text1"/>
+                <w:color w:val="FF0000"/>
                 <w:sz w:val="24"/>
                 <w:szCs w:val="24"/>
                 <w:rtl/>
@@ -10357,7 +10304,7 @@
             <w:r>
               <w:rPr>
                 <w:rFonts w:ascii="Arial" w:hAnsi="Arial" w:cs="Arial"/>
-                <w:color w:val="000000" w:themeColor="text1"/>
+                <w:color w:val="FF0000"/>
                 <w:sz w:val="24"/>
                 <w:szCs w:val="24"/>
                 <w:lang w:bidi="ar-AE"/>
@@ -10367,7 +10314,7 @@
             <w:r>
               <w:rPr>
                 <w:rFonts w:ascii="Arial" w:hAnsi="Arial" w:cs="Arial" w:hint="cs"/>
-                <w:color w:val="000000" w:themeColor="text1"/>
+                <w:color w:val="FF0000"/>
                 <w:sz w:val="24"/>
                 <w:szCs w:val="24"/>
                 <w:rtl/>
@@ -10381,17 +10328,17 @@
               <w:bidi/>
               <w:rPr>
                 <w:rFonts w:ascii="Arial" w:hAnsi="Arial" w:cs="Arial"/>
-                <w:color w:val="000000" w:themeColor="text1"/>
-                <w:sz w:val="24"/>
-                <w:szCs w:val="24"/>
-                <w:rtl/>
-                <w:lang w:bidi="ar-AE"/>
-              </w:rPr>
-            </w:pPr>
-            <w:r>
-              <w:rPr>
-                <w:rFonts w:ascii="Arial" w:hAnsi="Arial" w:cs="Arial" w:hint="cs"/>
-                <w:color w:val="000000" w:themeColor="text1"/>
+                <w:color w:val="FF0000"/>
+                <w:sz w:val="24"/>
+                <w:szCs w:val="24"/>
+                <w:rtl/>
+                <w:lang w:bidi="ar-AE"/>
+              </w:rPr>
+            </w:pPr>
+            <w:r>
+              <w:rPr>
+                <w:rFonts w:ascii="Arial" w:hAnsi="Arial" w:cs="Arial" w:hint="cs"/>
+                <w:color w:val="FF0000"/>
                 <w:sz w:val="24"/>
                 <w:szCs w:val="24"/>
                 <w:rtl/>
@@ -10402,7 +10349,7 @@
             <w:r>
               <w:rPr>
                 <w:rFonts w:ascii="Arial" w:hAnsi="Arial" w:cs="Arial"/>
-                <w:color w:val="000000" w:themeColor="text1"/>
+                <w:color w:val="FF0000"/>
                 <w:sz w:val="24"/>
                 <w:szCs w:val="24"/>
                 <w:rtl/>
@@ -10413,7 +10360,7 @@
             <w:r>
               <w:rPr>
                 <w:rFonts w:ascii="Arial" w:hAnsi="Arial" w:cs="Arial" w:hint="cs"/>
-                <w:color w:val="000000" w:themeColor="text1"/>
+                <w:color w:val="FF0000"/>
                 <w:sz w:val="24"/>
                 <w:szCs w:val="24"/>
                 <w:rtl/>
@@ -10424,7 +10371,7 @@
             <w:r>
               <w:rPr>
                 <w:rFonts w:ascii="Arial" w:hAnsi="Arial" w:cs="Arial"/>
-                <w:color w:val="000000" w:themeColor="text1"/>
+                <w:color w:val="FF0000"/>
                 <w:sz w:val="24"/>
                 <w:szCs w:val="24"/>
                 <w:rtl/>
@@ -10435,7 +10382,7 @@
             <w:r>
               <w:rPr>
                 <w:rFonts w:ascii="Arial" w:hAnsi="Arial" w:cs="Arial" w:hint="cs"/>
-                <w:color w:val="000000" w:themeColor="text1"/>
+                <w:color w:val="FF0000"/>
                 <w:sz w:val="24"/>
                 <w:szCs w:val="24"/>
                 <w:rtl/>
@@ -10446,7 +10393,7 @@
             <w:r>
               <w:rPr>
                 <w:rFonts w:ascii="Arial" w:hAnsi="Arial" w:cs="Arial"/>
-                <w:color w:val="000000" w:themeColor="text1"/>
+                <w:color w:val="FF0000"/>
                 <w:sz w:val="24"/>
                 <w:szCs w:val="24"/>
                 <w:rtl/>
@@ -10457,7 +10404,7 @@
             <w:r>
               <w:rPr>
                 <w:rFonts w:ascii="Arial" w:hAnsi="Arial" w:cs="Arial" w:hint="cs"/>
-                <w:color w:val="000000" w:themeColor="text1"/>
+                <w:color w:val="FF0000"/>
                 <w:sz w:val="24"/>
                 <w:szCs w:val="24"/>
                 <w:rtl/>
@@ -10471,17 +10418,17 @@
               <w:bidi/>
               <w:rPr>
                 <w:rFonts w:ascii="Arial" w:hAnsi="Arial" w:cs="Arial"/>
-                <w:color w:val="000000" w:themeColor="text1"/>
-                <w:sz w:val="24"/>
-                <w:szCs w:val="24"/>
-                <w:rtl/>
-                <w:lang w:bidi="ar-AE"/>
-              </w:rPr>
-            </w:pPr>
-            <w:r>
-              <w:rPr>
-                <w:rFonts w:ascii="Arial" w:hAnsi="Arial" w:cs="Arial" w:hint="cs"/>
-                <w:color w:val="000000" w:themeColor="text1"/>
+                <w:color w:val="FF0000"/>
+                <w:sz w:val="24"/>
+                <w:szCs w:val="24"/>
+                <w:rtl/>
+                <w:lang w:bidi="ar-AE"/>
+              </w:rPr>
+            </w:pPr>
+            <w:r>
+              <w:rPr>
+                <w:rFonts w:ascii="Arial" w:hAnsi="Arial" w:cs="Arial" w:hint="cs"/>
+                <w:color w:val="FF0000"/>
                 <w:sz w:val="24"/>
                 <w:szCs w:val="24"/>
                 <w:rtl/>
@@ -10519,6 +10466,7 @@
               <w:rPr>
                 <w:b w:val="0"/>
                 <w:bCs w:val="0"/>
+                <w:color w:val="FF0000"/>
                 <w:sz w:val="24"/>
                 <w:szCs w:val="24"/>
                 <w:rtl/>
@@ -10530,6 +10478,7 @@
                 <w:rFonts w:hint="cs"/>
                 <w:b w:val="0"/>
                 <w:bCs w:val="0"/>
+                <w:color w:val="FF0000"/>
                 <w:sz w:val="24"/>
                 <w:szCs w:val="24"/>
                 <w:rtl/>
@@ -10548,21 +10497,120 @@
               <w:bidi/>
               <w:rPr>
                 <w:rFonts w:ascii="Arial" w:hAnsi="Arial" w:cs="Arial"/>
-                <w:sz w:val="24"/>
-                <w:szCs w:val="24"/>
-                <w:rtl/>
-                <w:lang w:bidi="ar-AE"/>
-              </w:rPr>
-            </w:pPr>
-            <w:r>
-              <w:rPr>
-                <w:rFonts w:ascii="Arial" w:hAnsi="Arial" w:cs="Arial" w:hint="cs"/>
+                <w:color w:val="FF0000"/>
+                <w:sz w:val="24"/>
+                <w:szCs w:val="24"/>
+                <w:rtl/>
+                <w:lang w:bidi="ar-AE"/>
+              </w:rPr>
+            </w:pPr>
+            <w:r>
+              <w:rPr>
+                <w:rFonts w:ascii="Arial" w:hAnsi="Arial" w:cs="Arial" w:hint="cs"/>
+                <w:color w:val="FF0000"/>
                 <w:sz w:val="24"/>
                 <w:szCs w:val="24"/>
                 <w:rtl/>
                 <w:lang w:bidi="ar-AE"/>
               </w:rPr>
               <w:t>عند تخصيص وربط مجرى الأحداث مع تقييم الاجراءات لمحكم فردي من خلال اسم المستخدم الخاص به، يجب ان تمنح هذه الصلاحية لإدارة النظام وكبير المحكمين أيضا للإطلاع.</w:t>
+            </w:r>
+          </w:p>
+        </w:tc>
+      </w:tr>
+      <w:tr>
+        <w:trPr>
+          <w:trHeight w:val="692"/>
+        </w:trPr>
+        <w:tc>
+          <w:tcPr>
+            <w:tcW w:w="1984" w:type="dxa"/>
+            <w:shd w:val="clear" w:color="auto" w:fill="A8D08D" w:themeFill="accent6" w:themeFillTint="99"/>
+          </w:tcPr>
+          <w:p>
+            <w:pPr>
+              <w:rPr>
+                <w:b/>
+                <w:bCs/>
+                <w:rtl/>
+                <w:lang w:bidi="ar-AE"/>
+              </w:rPr>
+            </w:pPr>
+            <w:r>
+              <w:rPr>
+                <w:rFonts w:hint="cs"/>
+                <w:rtl/>
+                <w:lang w:bidi="ar-AE"/>
+              </w:rPr>
+              <w:t>كبير المحكمين / سجل الاشعارات</w:t>
+            </w:r>
+          </w:p>
+        </w:tc>
+        <w:tc>
+          <w:tcPr>
+            <w:tcW w:w="11625" w:type="dxa"/>
+            <w:shd w:val="clear" w:color="auto" w:fill="A8D08D" w:themeFill="accent6" w:themeFillTint="99"/>
+          </w:tcPr>
+          <w:p>
+            <w:pPr>
+              <w:bidi/>
+              <w:rPr>
+                <w:rFonts w:ascii="Arial" w:hAnsi="Arial" w:cs="Arial"/>
+                <w:sz w:val="24"/>
+                <w:szCs w:val="24"/>
+                <w:rtl/>
+                <w:lang w:bidi="ar-AE"/>
+              </w:rPr>
+            </w:pPr>
+            <w:r>
+              <w:rPr>
+                <w:rFonts w:ascii="Arial" w:hAnsi="Arial" w:cs="Arial" w:hint="cs"/>
+                <w:sz w:val="24"/>
+                <w:szCs w:val="24"/>
+                <w:rtl/>
+                <w:lang w:bidi="ar-AE"/>
+              </w:rPr>
+              <w:t xml:space="preserve">1. </w:t>
+            </w:r>
+            <w:r>
+              <w:rPr>
+                <w:rFonts w:ascii="Arial" w:hAnsi="Arial" w:cs="Arial" w:hint="cs"/>
+                <w:sz w:val="24"/>
+                <w:szCs w:val="24"/>
+                <w:rtl/>
+                <w:lang w:bidi="ar-AE"/>
+              </w:rPr>
+              <w:t>عندما يقوم كبير المحكمين بإعادة التقييم إلى المحكم .. نريد النظام يرسل اشعار للمحكم للتنبيه</w:t>
+            </w:r>
+            <w:r>
+              <w:rPr>
+                <w:rFonts w:ascii="Arial" w:hAnsi="Arial" w:cs="Arial" w:hint="cs"/>
+                <w:sz w:val="24"/>
+                <w:szCs w:val="24"/>
+                <w:rtl/>
+                <w:lang w:bidi="ar-AE"/>
+              </w:rPr>
+              <w:t>.</w:t>
+            </w:r>
+            <w:r>
+              <w:rPr>
+                <w:rFonts w:ascii="Arial" w:hAnsi="Arial" w:cs="Arial"/>
+                <w:sz w:val="24"/>
+                <w:szCs w:val="24"/>
+                <w:rtl/>
+                <w:lang w:bidi="ar-AE"/>
+              </w:rPr>
+              <w:br/>
+            </w:r>
+            <w:r>
+              <w:rPr>
+                <w:rFonts w:ascii="Arial" w:hAnsi="Arial" w:cs="Arial" w:hint="cs"/>
+                <w:sz w:val="24"/>
+                <w:szCs w:val="24"/>
+                <w:rtl/>
+                <w:lang w:bidi="ar-AE"/>
+              </w:rPr>
+              <w:t>2. بعد إعادة التقييم للمحكم يقوم المحكم بفتح التقييم والتعديل عليه .. وبعد التعديل والحفظ نريد نغير عمود الموقف إلى (لم ينجز) إلا بعد الحفظ وعمود إرسال الإعتماد إلى بانتظار الاعتماد.</w:t>
             </w:r>
           </w:p>
         </w:tc>
@@ -10585,6 +10633,7 @@
               <w:rPr>
                 <w:b w:val="0"/>
                 <w:bCs w:val="0"/>
+                <w:color w:val="FF0000"/>
                 <w:sz w:val="24"/>
                 <w:szCs w:val="24"/>
                 <w:rtl/>
@@ -10596,12 +10645,13 @@
                 <w:rFonts w:hint="cs"/>
                 <w:b w:val="0"/>
                 <w:bCs w:val="0"/>
-                <w:sz w:val="24"/>
-                <w:szCs w:val="24"/>
-                <w:rtl/>
-                <w:lang w:bidi="ar-AE"/>
-              </w:rPr>
-              <w:t>كبير المحكمين / سجل الاشعارات</w:t>
+                <w:color w:val="FF0000"/>
+                <w:sz w:val="24"/>
+                <w:szCs w:val="24"/>
+                <w:rtl/>
+                <w:lang w:bidi="ar-AE"/>
+              </w:rPr>
+              <w:t>ترويسة الصفحة الرئيسية</w:t>
             </w:r>
           </w:p>
         </w:tc>
@@ -10614,121 +10664,17 @@
               <w:bidi/>
               <w:rPr>
                 <w:rFonts w:ascii="Arial" w:hAnsi="Arial" w:cs="Arial"/>
-                <w:sz w:val="24"/>
-                <w:szCs w:val="24"/>
-                <w:rtl/>
-                <w:lang w:bidi="ar-AE"/>
-              </w:rPr>
-            </w:pPr>
-            <w:r>
-              <w:rPr>
-                <w:rFonts w:ascii="Arial" w:hAnsi="Arial" w:cs="Arial" w:hint="cs"/>
-                <w:sz w:val="24"/>
-                <w:szCs w:val="24"/>
-                <w:rtl/>
-                <w:lang w:bidi="ar-AE"/>
-              </w:rPr>
-              <w:t xml:space="preserve">1. </w:t>
-            </w:r>
-            <w:r>
-              <w:rPr>
-                <w:rFonts w:ascii="Arial" w:hAnsi="Arial" w:cs="Arial" w:hint="cs"/>
-                <w:sz w:val="24"/>
-                <w:szCs w:val="24"/>
-                <w:rtl/>
-                <w:lang w:bidi="ar-AE"/>
-              </w:rPr>
-              <w:t>عندما يقوم كبير المحكمين بإعادة التقييم إلى المحكم .. نريد النظام يرسل اشعار للمحكم للتنبيه</w:t>
-            </w:r>
-            <w:r>
-              <w:rPr>
-                <w:rFonts w:ascii="Arial" w:hAnsi="Arial" w:cs="Arial" w:hint="cs"/>
-                <w:sz w:val="24"/>
-                <w:szCs w:val="24"/>
-                <w:rtl/>
-                <w:lang w:bidi="ar-AE"/>
-              </w:rPr>
-              <w:t>.</w:t>
-            </w:r>
-            <w:r>
-              <w:rPr>
-                <w:rFonts w:ascii="Arial" w:hAnsi="Arial" w:cs="Arial"/>
-                <w:sz w:val="24"/>
-                <w:szCs w:val="24"/>
-                <w:rtl/>
-                <w:lang w:bidi="ar-AE"/>
-              </w:rPr>
-              <w:br/>
-            </w:r>
-            <w:r>
-              <w:rPr>
-                <w:rFonts w:ascii="Arial" w:hAnsi="Arial" w:cs="Arial" w:hint="cs"/>
-                <w:sz w:val="24"/>
-                <w:szCs w:val="24"/>
-                <w:rtl/>
-                <w:lang w:bidi="ar-AE"/>
-              </w:rPr>
-              <w:t>2. بعد إعادة التقييم للمحكم يقوم المحكم بفتح التقييم والتعديل عليه .. وبعد التعديل والحفظ نريد نغير عمود الموقف إلى (لم ينجز) إلا بعد الحفظ وعمود إرسال الإعتماد إلى بانتظار الاعتماد.</w:t>
-            </w:r>
-          </w:p>
-        </w:tc>
-      </w:tr>
-      <w:tr>
-        <w:trPr>
-          <w:trHeight w:val="692"/>
-        </w:trPr>
-        <w:tc>
-          <w:tcPr>
-            <w:tcW w:w="1984" w:type="dxa"/>
-          </w:tcPr>
-          <w:p>
-            <w:pPr>
-              <w:pStyle w:val="Heading1"/>
-              <w:shd w:val="clear" w:color="auto" w:fill="FFFFFF"/>
-              <w:bidi/>
-              <w:spacing w:before="0" w:beforeAutospacing="0" w:after="120" w:afterAutospacing="0"/>
-              <w:outlineLvl w:val="0"/>
-              <w:rPr>
-                <w:b w:val="0"/>
-                <w:bCs w:val="0"/>
-                <w:sz w:val="24"/>
-                <w:szCs w:val="24"/>
-                <w:rtl/>
-                <w:lang w:bidi="ar-AE"/>
-              </w:rPr>
-            </w:pPr>
-            <w:r>
-              <w:rPr>
-                <w:rFonts w:hint="cs"/>
-                <w:b w:val="0"/>
-                <w:bCs w:val="0"/>
-                <w:sz w:val="24"/>
-                <w:szCs w:val="24"/>
-                <w:rtl/>
-                <w:lang w:bidi="ar-AE"/>
-              </w:rPr>
-              <w:t>ترويسة الصفحة الرئيسية</w:t>
-            </w:r>
-          </w:p>
-        </w:tc>
-        <w:tc>
-          <w:tcPr>
-            <w:tcW w:w="11625" w:type="dxa"/>
-          </w:tcPr>
-          <w:p>
-            <w:pPr>
-              <w:bidi/>
-              <w:rPr>
-                <w:rFonts w:ascii="Arial" w:hAnsi="Arial" w:cs="Arial"/>
-                <w:sz w:val="24"/>
-                <w:szCs w:val="24"/>
-                <w:rtl/>
-                <w:lang w:bidi="ar-AE"/>
-              </w:rPr>
-            </w:pPr>
-            <w:r>
-              <w:rPr>
-                <w:rFonts w:ascii="Arial" w:hAnsi="Arial" w:cs="Arial" w:hint="cs"/>
+                <w:color w:val="FF0000"/>
+                <w:sz w:val="24"/>
+                <w:szCs w:val="24"/>
+                <w:rtl/>
+                <w:lang w:bidi="ar-AE"/>
+              </w:rPr>
+            </w:pPr>
+            <w:r>
+              <w:rPr>
+                <w:rFonts w:ascii="Arial" w:hAnsi="Arial" w:cs="Arial" w:hint="cs"/>
+                <w:color w:val="FF0000"/>
                 <w:sz w:val="24"/>
                 <w:szCs w:val="24"/>
                 <w:rtl/>
@@ -11838,7 +11784,7 @@
                           </pic:cNvPicPr>
                         </pic:nvPicPr>
                         <pic:blipFill>
-                          <a:blip r:embed="rId7" cstate="print">
+                          <a:blip r:embed="rId8" cstate="print">
                             <a:extLst>
                               <a:ext uri="{28A0092B-C50C-407E-A947-70E740481C1C}">
                                 <a14:useLocalDpi xmlns:a14="http://schemas.microsoft.com/office/drawing/2010/main" val="0"/>
@@ -11875,15 +11821,28 @@
               <w:bidi/>
               <w:rPr>
                 <w:rFonts w:ascii="Arial" w:hAnsi="Arial" w:cs="Arial"/>
-                <w:sz w:val="24"/>
-                <w:szCs w:val="24"/>
-                <w:rtl/>
-                <w:lang w:bidi="ar-AE"/>
-              </w:rPr>
-            </w:pPr>
-            <w:r>
-              <w:rPr>
-                <w:rFonts w:ascii="Arial" w:hAnsi="Arial" w:cs="Arial" w:hint="cs"/>
+                <w:color w:val="FF0000"/>
+                <w:sz w:val="24"/>
+                <w:szCs w:val="24"/>
+                <w:rtl/>
+                <w:lang w:bidi="ar-AE"/>
+              </w:rPr>
+            </w:pPr>
+            <w:r>
+              <w:rPr>
+                <w:rFonts w:ascii="Arial" w:hAnsi="Arial" w:cs="Arial" w:hint="cs"/>
+                <w:color w:val="FF0000"/>
+                <w:sz w:val="24"/>
+                <w:szCs w:val="24"/>
+                <w:rtl/>
+                <w:lang w:bidi="ar-AE"/>
+              </w:rPr>
+              <w:t xml:space="preserve">1. </w:t>
+            </w:r>
+            <w:r>
+              <w:rPr>
+                <w:rFonts w:ascii="Arial" w:hAnsi="Arial" w:cs="Arial" w:hint="cs"/>
+                <w:color w:val="FF0000"/>
                 <w:sz w:val="24"/>
                 <w:szCs w:val="24"/>
                 <w:rtl/>
@@ -11897,15 +11856,17 @@
               <w:bidi/>
               <w:rPr>
                 <w:rFonts w:ascii="Arial" w:hAnsi="Arial" w:cs="Arial"/>
-                <w:sz w:val="24"/>
-                <w:szCs w:val="24"/>
-                <w:rtl/>
-                <w:lang w:bidi="ar-AE"/>
-              </w:rPr>
-            </w:pPr>
-            <w:r>
-              <w:rPr>
-                <w:rFonts w:ascii="Arial" w:hAnsi="Arial" w:cs="Arial" w:hint="cs"/>
+                <w:color w:val="FF0000"/>
+                <w:sz w:val="24"/>
+                <w:szCs w:val="24"/>
+                <w:rtl/>
+                <w:lang w:bidi="ar-AE"/>
+              </w:rPr>
+            </w:pPr>
+            <w:r>
+              <w:rPr>
+                <w:rFonts w:ascii="Arial" w:hAnsi="Arial" w:cs="Arial" w:hint="cs"/>
+                <w:color w:val="FF0000"/>
                 <w:sz w:val="24"/>
                 <w:szCs w:val="24"/>
                 <w:rtl/>
@@ -11916,6 +11877,7 @@
             <w:r>
               <w:rPr>
                 <w:rFonts w:ascii="Arial" w:hAnsi="Arial" w:cs="Arial"/>
+                <w:color w:val="FF0000"/>
                 <w:sz w:val="24"/>
                 <w:szCs w:val="24"/>
                 <w:rtl/>
@@ -11926,6 +11888,7 @@
             <w:r>
               <w:rPr>
                 <w:rFonts w:ascii="Arial" w:hAnsi="Arial" w:cs="Arial" w:hint="cs"/>
+                <w:color w:val="FF0000"/>
                 <w:sz w:val="24"/>
                 <w:szCs w:val="24"/>
                 <w:rtl/>
@@ -11936,6 +11899,7 @@
             <w:r>
               <w:rPr>
                 <w:rFonts w:ascii="Arial" w:hAnsi="Arial" w:cs="Arial"/>
+                <w:color w:val="FF0000"/>
                 <w:sz w:val="24"/>
                 <w:szCs w:val="24"/>
                 <w:rtl/>
@@ -11946,6 +11910,7 @@
             <w:r>
               <w:rPr>
                 <w:rFonts w:ascii="Arial" w:hAnsi="Arial" w:cs="Arial" w:hint="cs"/>
+                <w:color w:val="FF0000"/>
                 <w:sz w:val="24"/>
                 <w:szCs w:val="24"/>
                 <w:rtl/>
@@ -11956,6 +11921,7 @@
             <w:r>
               <w:rPr>
                 <w:rFonts w:ascii="Arial" w:hAnsi="Arial" w:cs="Arial"/>
+                <w:color w:val="FF0000"/>
                 <w:sz w:val="24"/>
                 <w:szCs w:val="24"/>
                 <w:rtl/>
@@ -11966,6 +11932,7 @@
             <w:r>
               <w:rPr>
                 <w:rFonts w:ascii="Arial" w:hAnsi="Arial" w:cs="Arial" w:hint="cs"/>
+                <w:color w:val="FF0000"/>
                 <w:sz w:val="24"/>
                 <w:szCs w:val="24"/>
                 <w:rtl/>
@@ -11976,6 +11943,7 @@
             <w:r>
               <w:rPr>
                 <w:rFonts w:ascii="Arial" w:hAnsi="Arial" w:cs="Arial"/>
+                <w:color w:val="FF0000"/>
                 <w:sz w:val="24"/>
                 <w:szCs w:val="24"/>
                 <w:rtl/>
@@ -11986,6 +11954,7 @@
             <w:r>
               <w:rPr>
                 <w:rFonts w:ascii="Arial" w:hAnsi="Arial" w:cs="Arial" w:hint="cs"/>
+                <w:color w:val="FF0000"/>
                 <w:sz w:val="24"/>
                 <w:szCs w:val="24"/>
                 <w:rtl/>
@@ -11996,6 +11965,7 @@
             <w:r>
               <w:rPr>
                 <w:rFonts w:ascii="Arial" w:hAnsi="Arial" w:cs="Arial" w:hint="cs"/>
+                <w:color w:val="FF0000"/>
                 <w:sz w:val="24"/>
                 <w:szCs w:val="24"/>
                 <w:rtl/>
@@ -12006,6 +11976,7 @@
             <w:r>
               <w:rPr>
                 <w:rFonts w:ascii="Arial" w:hAnsi="Arial" w:cs="Arial"/>
+                <w:color w:val="FF0000"/>
                 <w:sz w:val="24"/>
                 <w:szCs w:val="24"/>
                 <w:lang w:bidi="ar-AE"/>
@@ -12015,6 +11986,7 @@
             <w:r>
               <w:rPr>
                 <w:rFonts w:ascii="Arial" w:hAnsi="Arial" w:cs="Arial" w:hint="cs"/>
+                <w:color w:val="FF0000"/>
                 <w:sz w:val="24"/>
                 <w:szCs w:val="24"/>
                 <w:rtl/>
@@ -12025,6 +11997,7 @@
             <w:r>
               <w:rPr>
                 <w:rFonts w:ascii="Arial" w:hAnsi="Arial" w:cs="Arial" w:hint="cs"/>
+                <w:color w:val="FF0000"/>
                 <w:sz w:val="24"/>
                 <w:szCs w:val="24"/>
                 <w:rtl/>
@@ -12035,6 +12008,7 @@
             <w:r>
               <w:rPr>
                 <w:rFonts w:ascii="Arial" w:hAnsi="Arial" w:cs="Arial" w:hint="cs"/>
+                <w:color w:val="FF0000"/>
                 <w:sz w:val="24"/>
                 <w:szCs w:val="24"/>
                 <w:rtl/>
@@ -12048,15 +12022,17 @@
               <w:bidi/>
               <w:rPr>
                 <w:rFonts w:ascii="Arial" w:hAnsi="Arial" w:cs="Arial"/>
-                <w:sz w:val="24"/>
-                <w:szCs w:val="24"/>
-                <w:rtl/>
-                <w:lang w:bidi="ar-AE"/>
-              </w:rPr>
-            </w:pPr>
-            <w:r>
-              <w:rPr>
-                <w:rFonts w:ascii="Arial" w:hAnsi="Arial" w:cs="Arial" w:hint="cs"/>
+                <w:color w:val="FF0000"/>
+                <w:sz w:val="24"/>
+                <w:szCs w:val="24"/>
+                <w:rtl/>
+                <w:lang w:bidi="ar-AE"/>
+              </w:rPr>
+            </w:pPr>
+            <w:r>
+              <w:rPr>
+                <w:rFonts w:ascii="Arial" w:hAnsi="Arial" w:cs="Arial" w:hint="cs"/>
+                <w:color w:val="FF0000"/>
                 <w:sz w:val="24"/>
                 <w:szCs w:val="24"/>
                 <w:rtl/>
@@ -12067,6 +12043,7 @@
             <w:r>
               <w:rPr>
                 <w:rFonts w:ascii="Arial" w:hAnsi="Arial" w:cs="Arial" w:hint="cs"/>
+                <w:color w:val="FF0000"/>
                 <w:sz w:val="24"/>
                 <w:szCs w:val="24"/>
                 <w:rtl/>
@@ -12077,6 +12054,7 @@
             <w:r>
               <w:rPr>
                 <w:rFonts w:ascii="Arial" w:hAnsi="Arial" w:cs="Arial" w:hint="cs"/>
+                <w:color w:val="FF0000"/>
                 <w:sz w:val="24"/>
                 <w:szCs w:val="24"/>
                 <w:rtl/>
@@ -12087,6 +12065,7 @@
             <w:r>
               <w:rPr>
                 <w:rFonts w:ascii="Arial" w:hAnsi="Arial" w:cs="Arial"/>
+                <w:color w:val="FF0000"/>
                 <w:sz w:val="24"/>
                 <w:szCs w:val="24"/>
                 <w:rtl/>
@@ -12097,6 +12076,7 @@
             <w:r>
               <w:rPr>
                 <w:rFonts w:ascii="Arial" w:hAnsi="Arial" w:cs="Arial" w:hint="cs"/>
+                <w:color w:val="FF0000"/>
                 <w:sz w:val="24"/>
                 <w:szCs w:val="24"/>
                 <w:rtl/>
@@ -12107,6 +12087,7 @@
             <w:r>
               <w:rPr>
                 <w:rFonts w:ascii="Arial" w:hAnsi="Arial" w:cs="Arial"/>
+                <w:color w:val="FF0000"/>
                 <w:sz w:val="24"/>
                 <w:szCs w:val="24"/>
                 <w:rtl/>
@@ -12117,6 +12098,7 @@
             <w:r>
               <w:rPr>
                 <w:rFonts w:ascii="Arial" w:hAnsi="Arial" w:cs="Arial" w:hint="cs"/>
+                <w:color w:val="FF0000"/>
                 <w:sz w:val="24"/>
                 <w:szCs w:val="24"/>
                 <w:rtl/>
@@ -12127,6 +12109,7 @@
             <w:r>
               <w:rPr>
                 <w:rFonts w:ascii="Arial" w:hAnsi="Arial" w:cs="Arial" w:hint="cs"/>
+                <w:color w:val="FF0000"/>
                 <w:sz w:val="24"/>
                 <w:szCs w:val="24"/>
                 <w:rtl/>
@@ -12137,6 +12120,7 @@
             <w:r>
               <w:rPr>
                 <w:rFonts w:ascii="Arial" w:hAnsi="Arial" w:cs="Arial" w:hint="cs"/>
+                <w:color w:val="FF0000"/>
                 <w:sz w:val="24"/>
                 <w:szCs w:val="24"/>
                 <w:rtl/>
@@ -12150,14 +12134,16 @@
               <w:bidi/>
               <w:rPr>
                 <w:rFonts w:ascii="Arial" w:hAnsi="Arial" w:cs="Arial"/>
-                <w:sz w:val="24"/>
-                <w:szCs w:val="24"/>
-                <w:lang w:bidi="ar-AE"/>
-              </w:rPr>
-            </w:pPr>
-            <w:r>
-              <w:rPr>
-                <w:rFonts w:ascii="Arial" w:hAnsi="Arial" w:cs="Arial" w:hint="cs"/>
+                <w:color w:val="FF0000"/>
+                <w:sz w:val="24"/>
+                <w:szCs w:val="24"/>
+                <w:lang w:bidi="ar-AE"/>
+              </w:rPr>
+            </w:pPr>
+            <w:r>
+              <w:rPr>
+                <w:rFonts w:ascii="Arial" w:hAnsi="Arial" w:cs="Arial" w:hint="cs"/>
+                <w:color w:val="FF0000"/>
                 <w:sz w:val="24"/>
                 <w:szCs w:val="24"/>
                 <w:rtl/>
@@ -12168,6 +12154,7 @@
             <w:r>
               <w:rPr>
                 <w:rFonts w:ascii="Arial" w:hAnsi="Arial" w:cs="Arial"/>
+                <w:color w:val="FF0000"/>
                 <w:sz w:val="24"/>
                 <w:szCs w:val="24"/>
                 <w:rtl/>
@@ -12178,6 +12165,7 @@
             <w:r>
               <w:rPr>
                 <w:rFonts w:ascii="Arial" w:hAnsi="Arial" w:cs="Arial" w:hint="cs"/>
+                <w:color w:val="FF0000"/>
                 <w:sz w:val="24"/>
                 <w:szCs w:val="24"/>
                 <w:rtl/>
@@ -12188,6 +12176,7 @@
             <w:r>
               <w:rPr>
                 <w:rFonts w:ascii="Arial" w:hAnsi="Arial" w:cs="Arial"/>
+                <w:color w:val="FF0000"/>
                 <w:sz w:val="24"/>
                 <w:szCs w:val="24"/>
                 <w:rtl/>
@@ -12198,6 +12187,7 @@
             <w:r>
               <w:rPr>
                 <w:rFonts w:ascii="Arial" w:hAnsi="Arial" w:cs="Arial" w:hint="cs"/>
+                <w:color w:val="FF0000"/>
                 <w:sz w:val="24"/>
                 <w:szCs w:val="24"/>
                 <w:rtl/>
@@ -12208,6 +12198,7 @@
             <w:r>
               <w:rPr>
                 <w:rFonts w:ascii="Arial" w:hAnsi="Arial" w:cs="Arial"/>
+                <w:color w:val="FF0000"/>
                 <w:sz w:val="24"/>
                 <w:szCs w:val="24"/>
                 <w:rtl/>
@@ -12218,6 +12209,7 @@
             <w:r>
               <w:rPr>
                 <w:rFonts w:ascii="Arial" w:hAnsi="Arial" w:cs="Arial" w:hint="cs"/>
+                <w:color w:val="FF0000"/>
                 <w:sz w:val="24"/>
                 <w:szCs w:val="24"/>
                 <w:rtl/>
@@ -12231,25 +12223,61 @@
               <w:bidi/>
               <w:rPr>
                 <w:rFonts w:ascii="Arial" w:hAnsi="Arial" w:cs="Arial"/>
-                <w:sz w:val="24"/>
-                <w:szCs w:val="24"/>
-                <w:rtl/>
-                <w:lang w:bidi="ar-AE"/>
-              </w:rPr>
-            </w:pPr>
-            <w:r>
-              <w:rPr>
-                <w:rFonts w:ascii="Arial" w:hAnsi="Arial" w:cs="Arial" w:hint="cs"/>
-                <w:sz w:val="24"/>
-                <w:szCs w:val="24"/>
-                <w:rtl/>
-                <w:lang w:bidi="ar-AE"/>
-              </w:rPr>
-              <w:t xml:space="preserve">إذا كان الترقيم عبارة عن أحرف الهجاء ابجد هوز حطي كلمن ((أ) </w:t>
-            </w:r>
-            <w:r>
-              <w:rPr>
-                <w:rFonts w:ascii="Arial" w:hAnsi="Arial" w:cs="Arial"/>
+                <w:color w:val="FF0000"/>
+                <w:sz w:val="24"/>
+                <w:szCs w:val="24"/>
+                <w:rtl/>
+                <w:lang w:bidi="ar-AE"/>
+              </w:rPr>
+            </w:pPr>
+            <w:r>
+              <w:rPr>
+                <w:rFonts w:ascii="Arial" w:hAnsi="Arial" w:cs="Arial" w:hint="cs"/>
+                <w:color w:val="FF0000"/>
+                <w:sz w:val="24"/>
+                <w:szCs w:val="24"/>
+                <w:rtl/>
+                <w:lang w:bidi="ar-AE"/>
+              </w:rPr>
+              <w:t xml:space="preserve">- </w:t>
+            </w:r>
+            <w:r>
+              <w:rPr>
+                <w:rFonts w:ascii="Arial" w:hAnsi="Arial" w:cs="Arial" w:hint="cs"/>
+                <w:color w:val="FF0000"/>
+                <w:sz w:val="24"/>
+                <w:szCs w:val="24"/>
+                <w:rtl/>
+                <w:lang w:bidi="ar-AE"/>
+              </w:rPr>
+              <w:t>إذا كان الترقيم عبارة عن أحرف الهجاء ابجد هوز حطي كلمن</w:t>
+            </w:r>
+            <w:r>
+              <w:rPr>
+                <w:rFonts w:ascii="Arial" w:hAnsi="Arial" w:cs="Arial" w:hint="cs"/>
+                <w:color w:val="FF0000"/>
+                <w:sz w:val="24"/>
+                <w:szCs w:val="24"/>
+                <w:rtl/>
+                <w:lang w:bidi="ar-AE"/>
+              </w:rPr>
+              <w:t xml:space="preserve"> بين قوسين</w:t>
+            </w:r>
+            <w:r>
+              <w:rPr>
+                <w:rFonts w:ascii="Arial" w:hAnsi="Arial" w:cs="Arial" w:hint="cs"/>
+                <w:color w:val="FF0000"/>
+                <w:sz w:val="24"/>
+                <w:szCs w:val="24"/>
+                <w:rtl/>
+                <w:lang w:bidi="ar-AE"/>
+              </w:rPr>
+              <w:t xml:space="preserve"> ((أ) </w:t>
+            </w:r>
+            <w:r>
+              <w:rPr>
+                <w:rFonts w:ascii="Arial" w:hAnsi="Arial" w:cs="Arial"/>
+                <w:color w:val="FF0000"/>
                 <w:sz w:val="24"/>
                 <w:szCs w:val="24"/>
                 <w:rtl/>
@@ -12260,6 +12288,7 @@
             <w:r>
               <w:rPr>
                 <w:rFonts w:ascii="Arial" w:hAnsi="Arial" w:cs="Arial" w:hint="cs"/>
+                <w:color w:val="FF0000"/>
                 <w:sz w:val="24"/>
                 <w:szCs w:val="24"/>
                 <w:rtl/>
@@ -12270,6 +12299,7 @@
             <w:r>
               <w:rPr>
                 <w:rFonts w:ascii="Arial" w:hAnsi="Arial" w:cs="Arial"/>
+                <w:color w:val="FF0000"/>
                 <w:sz w:val="24"/>
                 <w:szCs w:val="24"/>
                 <w:rtl/>
@@ -12280,6 +12310,7 @@
             <w:r>
               <w:rPr>
                 <w:rFonts w:ascii="Arial" w:hAnsi="Arial" w:cs="Arial" w:hint="cs"/>
+                <w:color w:val="FF0000"/>
                 <w:sz w:val="24"/>
                 <w:szCs w:val="24"/>
                 <w:rtl/>
@@ -12290,6 +12321,7 @@
             <w:r>
               <w:rPr>
                 <w:rFonts w:ascii="Arial" w:hAnsi="Arial" w:cs="Arial"/>
+                <w:color w:val="FF0000"/>
                 <w:sz w:val="24"/>
                 <w:szCs w:val="24"/>
                 <w:rtl/>
@@ -12300,6 +12332,7 @@
             <w:r>
               <w:rPr>
                 <w:rFonts w:ascii="Arial" w:hAnsi="Arial" w:cs="Arial" w:hint="cs"/>
+                <w:color w:val="FF0000"/>
                 <w:sz w:val="24"/>
                 <w:szCs w:val="24"/>
                 <w:rtl/>
@@ -12313,31 +12346,527 @@
               <w:bidi/>
               <w:rPr>
                 <w:rFonts w:ascii="Arial" w:hAnsi="Arial" w:cs="Arial"/>
-                <w:sz w:val="24"/>
-                <w:szCs w:val="24"/>
-                <w:rtl/>
-                <w:lang w:bidi="ar-AE"/>
-              </w:rPr>
-            </w:pPr>
-            <w:r>
-              <w:rPr>
-                <w:rFonts w:ascii="Arial" w:hAnsi="Arial" w:cs="Arial" w:hint="cs"/>
-                <w:sz w:val="24"/>
-                <w:szCs w:val="24"/>
-                <w:rtl/>
-                <w:lang w:bidi="ar-AE"/>
-              </w:rPr>
-              <w:t>تخصيص لون معين لكل الأرقام والخطوط (حسب الترقيم</w:t>
-            </w:r>
-            <w:r>
-              <w:rPr>
-                <w:rFonts w:ascii="Arial" w:hAnsi="Arial" w:cs="Arial" w:hint="cs"/>
+                <w:color w:val="FF0000"/>
+                <w:sz w:val="24"/>
+                <w:szCs w:val="24"/>
+                <w:rtl/>
+                <w:lang w:bidi="ar-AE"/>
+              </w:rPr>
+            </w:pPr>
+            <w:r>
+              <w:rPr>
+                <w:rFonts w:ascii="Arial" w:hAnsi="Arial" w:cs="Arial" w:hint="cs"/>
+                <w:color w:val="FF0000"/>
+                <w:sz w:val="24"/>
+                <w:szCs w:val="24"/>
+                <w:rtl/>
+                <w:lang w:bidi="ar-AE"/>
+              </w:rPr>
+              <w:t xml:space="preserve">- </w:t>
+            </w:r>
+            <w:r>
+              <w:rPr>
+                <w:rFonts w:ascii="Arial" w:hAnsi="Arial" w:cs="Arial" w:hint="cs"/>
+                <w:color w:val="FF0000"/>
+                <w:sz w:val="24"/>
+                <w:szCs w:val="24"/>
+                <w:rtl/>
+                <w:lang w:bidi="ar-AE"/>
+              </w:rPr>
+              <w:t xml:space="preserve">إذا كان الترقيم عبارة عن أحرف الهجاء </w:t>
+            </w:r>
+            <w:r>
+              <w:rPr>
+                <w:rFonts w:ascii="Arial" w:hAnsi="Arial" w:cs="Arial" w:hint="cs"/>
+                <w:color w:val="FF0000"/>
+                <w:sz w:val="24"/>
+                <w:szCs w:val="24"/>
+                <w:rtl/>
+                <w:lang w:bidi="ar-AE"/>
+              </w:rPr>
+              <w:t xml:space="preserve">مزدوجة </w:t>
+            </w:r>
+            <w:r>
+              <w:rPr>
+                <w:rFonts w:ascii="Arial" w:hAnsi="Arial" w:cs="Arial" w:hint="cs"/>
+                <w:color w:val="FF0000"/>
+                <w:sz w:val="24"/>
+                <w:szCs w:val="24"/>
+                <w:rtl/>
+                <w:lang w:bidi="ar-AE"/>
+              </w:rPr>
+              <w:t>ابجد هوز حطي كلمن</w:t>
+            </w:r>
+            <w:r>
+              <w:rPr>
+                <w:rFonts w:ascii="Arial" w:hAnsi="Arial" w:cs="Arial" w:hint="cs"/>
+                <w:color w:val="FF0000"/>
+                <w:sz w:val="24"/>
+                <w:szCs w:val="24"/>
+                <w:rtl/>
+                <w:lang w:bidi="ar-AE"/>
+              </w:rPr>
+              <w:t xml:space="preserve"> بين قوسين</w:t>
+            </w:r>
+            <w:r>
+              <w:rPr>
+                <w:rFonts w:ascii="Arial" w:hAnsi="Arial" w:cs="Arial" w:hint="cs"/>
+                <w:color w:val="FF0000"/>
+                <w:sz w:val="24"/>
+                <w:szCs w:val="24"/>
+                <w:rtl/>
+                <w:lang w:bidi="ar-AE"/>
+              </w:rPr>
+              <w:t xml:space="preserve"> ((</w:t>
+            </w:r>
+            <w:r>
+              <w:rPr>
+                <w:rFonts w:ascii="Arial" w:hAnsi="Arial" w:cs="Arial" w:hint="cs"/>
+                <w:color w:val="FF0000"/>
+                <w:sz w:val="24"/>
+                <w:szCs w:val="24"/>
+                <w:rtl/>
+                <w:lang w:bidi="ar-AE"/>
+              </w:rPr>
+              <w:t>أ</w:t>
+            </w:r>
+            <w:r>
+              <w:rPr>
+                <w:rFonts w:ascii="Arial" w:hAnsi="Arial" w:cs="Arial" w:hint="cs"/>
+                <w:color w:val="FF0000"/>
+                <w:sz w:val="24"/>
+                <w:szCs w:val="24"/>
+                <w:rtl/>
+                <w:lang w:bidi="ar-AE"/>
+              </w:rPr>
+              <w:t xml:space="preserve">أ) </w:t>
+            </w:r>
+            <w:r>
+              <w:rPr>
+                <w:rFonts w:ascii="Arial" w:hAnsi="Arial" w:cs="Arial"/>
+                <w:color w:val="FF0000"/>
+                <w:sz w:val="24"/>
+                <w:szCs w:val="24"/>
+                <w:rtl/>
+                <w:lang w:bidi="ar-AE"/>
+              </w:rPr>
+              <w:t>–</w:t>
+            </w:r>
+            <w:r>
+              <w:rPr>
+                <w:rFonts w:ascii="Arial" w:hAnsi="Arial" w:cs="Arial" w:hint="cs"/>
+                <w:color w:val="FF0000"/>
+                <w:sz w:val="24"/>
+                <w:szCs w:val="24"/>
+                <w:rtl/>
+                <w:lang w:bidi="ar-AE"/>
+              </w:rPr>
+              <w:t xml:space="preserve"> (</w:t>
+            </w:r>
+            <w:r>
+              <w:rPr>
+                <w:rFonts w:ascii="Arial" w:hAnsi="Arial" w:cs="Arial" w:hint="cs"/>
+                <w:color w:val="FF0000"/>
+                <w:sz w:val="24"/>
+                <w:szCs w:val="24"/>
+                <w:rtl/>
+                <w:lang w:bidi="ar-AE"/>
+              </w:rPr>
+              <w:t xml:space="preserve">ب </w:t>
+            </w:r>
+            <w:r>
+              <w:rPr>
+                <w:rFonts w:ascii="Arial" w:hAnsi="Arial" w:cs="Arial" w:hint="cs"/>
+                <w:color w:val="FF0000"/>
+                <w:sz w:val="24"/>
+                <w:szCs w:val="24"/>
+                <w:rtl/>
+                <w:lang w:bidi="ar-AE"/>
+              </w:rPr>
+              <w:t xml:space="preserve">ب) </w:t>
+            </w:r>
+            <w:r>
+              <w:rPr>
+                <w:rFonts w:ascii="Arial" w:hAnsi="Arial" w:cs="Arial"/>
+                <w:color w:val="FF0000"/>
+                <w:sz w:val="24"/>
+                <w:szCs w:val="24"/>
+                <w:rtl/>
+                <w:lang w:bidi="ar-AE"/>
+              </w:rPr>
+              <w:t>–</w:t>
+            </w:r>
+            <w:r>
+              <w:rPr>
+                <w:rFonts w:ascii="Arial" w:hAnsi="Arial" w:cs="Arial" w:hint="cs"/>
+                <w:color w:val="FF0000"/>
+                <w:sz w:val="24"/>
+                <w:szCs w:val="24"/>
+                <w:rtl/>
+                <w:lang w:bidi="ar-AE"/>
+              </w:rPr>
+              <w:t xml:space="preserve"> (</w:t>
+            </w:r>
+            <w:r>
+              <w:rPr>
+                <w:rFonts w:ascii="Arial" w:hAnsi="Arial" w:cs="Arial" w:hint="cs"/>
+                <w:color w:val="FF0000"/>
+                <w:sz w:val="24"/>
+                <w:szCs w:val="24"/>
+                <w:rtl/>
+                <w:lang w:bidi="ar-AE"/>
+              </w:rPr>
+              <w:t xml:space="preserve">جـ </w:t>
+            </w:r>
+            <w:r>
+              <w:rPr>
+                <w:rFonts w:ascii="Arial" w:hAnsi="Arial" w:cs="Arial" w:hint="cs"/>
+                <w:color w:val="FF0000"/>
+                <w:sz w:val="24"/>
+                <w:szCs w:val="24"/>
+                <w:rtl/>
+                <w:lang w:bidi="ar-AE"/>
+              </w:rPr>
+              <w:t xml:space="preserve">جـ) </w:t>
+            </w:r>
+            <w:r>
+              <w:rPr>
+                <w:rFonts w:ascii="Arial" w:hAnsi="Arial" w:cs="Arial"/>
+                <w:color w:val="FF0000"/>
+                <w:sz w:val="24"/>
+                <w:szCs w:val="24"/>
+                <w:rtl/>
+                <w:lang w:bidi="ar-AE"/>
+              </w:rPr>
+              <w:t>–</w:t>
+            </w:r>
+            <w:r>
+              <w:rPr>
+                <w:rFonts w:ascii="Arial" w:hAnsi="Arial" w:cs="Arial" w:hint="cs"/>
+                <w:color w:val="FF0000"/>
+                <w:sz w:val="24"/>
+                <w:szCs w:val="24"/>
+                <w:rtl/>
+                <w:lang w:bidi="ar-AE"/>
+              </w:rPr>
+              <w:t xml:space="preserve"> (د</w:t>
+            </w:r>
+            <w:r>
+              <w:rPr>
+                <w:rFonts w:ascii="Arial" w:hAnsi="Arial" w:cs="Arial" w:hint="cs"/>
+                <w:color w:val="FF0000"/>
+                <w:sz w:val="24"/>
+                <w:szCs w:val="24"/>
+                <w:rtl/>
+                <w:lang w:bidi="ar-AE"/>
+              </w:rPr>
+              <w:t xml:space="preserve"> د</w:t>
+            </w:r>
+            <w:r>
+              <w:rPr>
+                <w:rFonts w:ascii="Arial" w:hAnsi="Arial" w:cs="Arial" w:hint="cs"/>
+                <w:color w:val="FF0000"/>
+                <w:sz w:val="24"/>
+                <w:szCs w:val="24"/>
+                <w:rtl/>
+                <w:lang w:bidi="ar-AE"/>
+              </w:rPr>
+              <w:t>) وهكذا ) فنريده أن يتقدم في السطر عن سطر أحرف الهجاء ابجد هوز حطي كلمن بين قوسين بـ 0.5 سم.</w:t>
+            </w:r>
+          </w:p>
+          <w:p>
+            <w:pPr>
+              <w:bidi/>
+              <w:rPr>
+                <w:rFonts w:ascii="Arial" w:hAnsi="Arial" w:cs="Arial"/>
+                <w:color w:val="FF0000"/>
+                <w:sz w:val="24"/>
+                <w:szCs w:val="24"/>
+                <w:rtl/>
+                <w:lang w:bidi="ar-AE"/>
+              </w:rPr>
+            </w:pPr>
+            <w:r>
+              <w:rPr>
+                <w:rFonts w:ascii="Arial" w:hAnsi="Arial" w:cs="Arial" w:hint="cs"/>
+                <w:color w:val="FF0000"/>
+                <w:sz w:val="24"/>
+                <w:szCs w:val="24"/>
+                <w:rtl/>
+                <w:lang w:bidi="ar-AE"/>
+              </w:rPr>
+              <w:t xml:space="preserve">2. </w:t>
+            </w:r>
+            <w:r>
+              <w:rPr>
+                <w:rFonts w:ascii="Arial" w:hAnsi="Arial" w:cs="Arial" w:hint="cs"/>
+                <w:color w:val="FF0000"/>
+                <w:sz w:val="24"/>
+                <w:szCs w:val="24"/>
+                <w:rtl/>
+                <w:lang w:bidi="ar-AE"/>
+              </w:rPr>
+              <w:t xml:space="preserve">تخصيص لون معين </w:t>
+            </w:r>
+            <w:r>
+              <w:rPr>
+                <w:rFonts w:ascii="Arial" w:hAnsi="Arial" w:cs="Arial" w:hint="cs"/>
+                <w:color w:val="FF0000"/>
+                <w:sz w:val="24"/>
+                <w:szCs w:val="24"/>
+                <w:rtl/>
+                <w:lang w:bidi="ar-AE"/>
+              </w:rPr>
+              <w:t>لمحتويات الصف من الأرقام والحروف</w:t>
+            </w:r>
+            <w:r>
+              <w:rPr>
+                <w:rFonts w:ascii="Arial" w:hAnsi="Arial" w:cs="Arial" w:hint="cs"/>
+                <w:color w:val="FF0000"/>
+                <w:sz w:val="24"/>
+                <w:szCs w:val="24"/>
+                <w:rtl/>
+                <w:lang w:bidi="ar-AE"/>
+              </w:rPr>
+              <w:t xml:space="preserve"> (حسب الترقيم</w:t>
+            </w:r>
+            <w:r>
+              <w:rPr>
+                <w:rFonts w:ascii="Arial" w:hAnsi="Arial" w:cs="Arial" w:hint="cs"/>
+                <w:color w:val="FF0000"/>
                 <w:sz w:val="24"/>
                 <w:szCs w:val="24"/>
                 <w:rtl/>
                 <w:lang w:bidi="ar-AE"/>
               </w:rPr>
               <w:t>)</w:t>
+            </w:r>
+            <w:r>
+              <w:rPr>
+                <w:rFonts w:ascii="Arial" w:hAnsi="Arial" w:cs="Arial" w:hint="cs"/>
+                <w:color w:val="FF0000"/>
+                <w:sz w:val="24"/>
+                <w:szCs w:val="24"/>
+                <w:rtl/>
+                <w:lang w:bidi="ar-AE"/>
+              </w:rPr>
+              <w:t>:</w:t>
+            </w:r>
+          </w:p>
+          <w:p>
+            <w:pPr>
+              <w:bidi/>
+              <w:rPr>
+                <w:rFonts w:ascii="Arial" w:hAnsi="Arial" w:cs="Arial"/>
+                <w:color w:val="FF0000"/>
+                <w:sz w:val="24"/>
+                <w:szCs w:val="24"/>
+                <w:lang w:bidi="ar-AE"/>
+              </w:rPr>
+            </w:pPr>
+            <w:r>
+              <w:rPr>
+                <w:rFonts w:ascii="Arial" w:hAnsi="Arial" w:cs="Arial" w:hint="cs"/>
+                <w:color w:val="FF0000"/>
+                <w:sz w:val="24"/>
+                <w:szCs w:val="24"/>
+                <w:rtl/>
+                <w:lang w:bidi="ar-AE"/>
+              </w:rPr>
+              <w:t xml:space="preserve">- أرقام 1 باللون الأسود </w:t>
+            </w:r>
+            <w:r>
+              <w:rPr>
+                <w:rFonts w:ascii="Arial" w:hAnsi="Arial" w:cs="Arial"/>
+                <w:color w:val="FF0000"/>
+                <w:sz w:val="24"/>
+                <w:szCs w:val="24"/>
+                <w:rtl/>
+                <w:lang w:bidi="ar-AE"/>
+              </w:rPr>
+              <w:t>–</w:t>
+            </w:r>
+            <w:r>
+              <w:rPr>
+                <w:rFonts w:ascii="Arial" w:hAnsi="Arial" w:cs="Arial" w:hint="cs"/>
+                <w:color w:val="FF0000"/>
+                <w:sz w:val="24"/>
+                <w:szCs w:val="24"/>
+                <w:rtl/>
+                <w:lang w:bidi="ar-AE"/>
+              </w:rPr>
+              <w:t xml:space="preserve"> عرض الخط </w:t>
+            </w:r>
+            <w:r>
+              <w:rPr>
+                <w:rFonts w:ascii="Arial" w:hAnsi="Arial" w:cs="Arial"/>
+                <w:color w:val="FF0000"/>
+                <w:sz w:val="24"/>
+                <w:szCs w:val="24"/>
+                <w:lang w:bidi="ar-AE"/>
+              </w:rPr>
+              <w:t>Bold</w:t>
+            </w:r>
+          </w:p>
+          <w:p>
+            <w:pPr>
+              <w:bidi/>
+              <w:rPr>
+                <w:rFonts w:ascii="Arial" w:hAnsi="Arial" w:cs="Arial"/>
+                <w:color w:val="FF0000"/>
+                <w:sz w:val="24"/>
+                <w:szCs w:val="24"/>
+                <w:rtl/>
+                <w:lang w:bidi="ar-AE"/>
+              </w:rPr>
+            </w:pPr>
+            <w:r>
+              <w:rPr>
+                <w:rFonts w:ascii="Arial" w:hAnsi="Arial" w:cs="Arial" w:hint="cs"/>
+                <w:color w:val="FF0000"/>
+                <w:sz w:val="24"/>
+                <w:szCs w:val="24"/>
+                <w:rtl/>
+                <w:lang w:bidi="ar-AE"/>
+              </w:rPr>
+              <w:t>- حروف أ باللون الأزرق</w:t>
+            </w:r>
+          </w:p>
+          <w:p>
+            <w:pPr>
+              <w:bidi/>
+              <w:rPr>
+                <w:rFonts w:ascii="Arial" w:hAnsi="Arial" w:cs="Arial"/>
+                <w:color w:val="FF0000"/>
+                <w:sz w:val="24"/>
+                <w:szCs w:val="24"/>
+                <w:rtl/>
+                <w:lang w:bidi="ar-AE"/>
+              </w:rPr>
+            </w:pPr>
+            <w:r>
+              <w:rPr>
+                <w:rFonts w:ascii="Arial" w:hAnsi="Arial" w:cs="Arial" w:hint="cs"/>
+                <w:color w:val="FF0000"/>
+                <w:sz w:val="24"/>
+                <w:szCs w:val="24"/>
+                <w:rtl/>
+                <w:lang w:bidi="ar-AE"/>
+              </w:rPr>
+              <w:t>- أرقام بين قوسين (1) باللون البرتقالي</w:t>
+            </w:r>
+          </w:p>
+          <w:p>
+            <w:pPr>
+              <w:bidi/>
+              <w:rPr>
+                <w:rFonts w:ascii="Arial" w:hAnsi="Arial" w:cs="Arial"/>
+                <w:color w:val="FF0000"/>
+                <w:sz w:val="24"/>
+                <w:szCs w:val="24"/>
+                <w:rtl/>
+                <w:lang w:bidi="ar-AE"/>
+              </w:rPr>
+            </w:pPr>
+            <w:r>
+              <w:rPr>
+                <w:rFonts w:ascii="Arial" w:hAnsi="Arial" w:cs="Arial" w:hint="cs"/>
+                <w:color w:val="FF0000"/>
+                <w:sz w:val="24"/>
+                <w:szCs w:val="24"/>
+                <w:rtl/>
+                <w:lang w:bidi="ar-AE"/>
+              </w:rPr>
+              <w:t>- حروف بين قوسين (أ) باللون البنفسجي</w:t>
+            </w:r>
+          </w:p>
+          <w:p>
+            <w:pPr>
+              <w:bidi/>
+              <w:rPr>
+                <w:rFonts w:ascii="Arial" w:hAnsi="Arial" w:cs="Arial"/>
+                <w:sz w:val="24"/>
+                <w:szCs w:val="24"/>
+                <w:rtl/>
+                <w:lang w:bidi="ar-AE"/>
+              </w:rPr>
+            </w:pPr>
+            <w:r>
+              <w:rPr>
+                <w:rFonts w:ascii="Arial" w:hAnsi="Arial" w:cs="Arial" w:hint="cs"/>
+                <w:color w:val="FF0000"/>
+                <w:sz w:val="24"/>
+                <w:szCs w:val="24"/>
+                <w:rtl/>
+                <w:lang w:bidi="ar-AE"/>
+              </w:rPr>
+              <w:t xml:space="preserve">- </w:t>
+            </w:r>
+            <w:r>
+              <w:rPr>
+                <w:rFonts w:ascii="Arial" w:hAnsi="Arial" w:cs="Arial" w:hint="cs"/>
+                <w:color w:val="FF0000"/>
+                <w:sz w:val="24"/>
+                <w:szCs w:val="24"/>
+                <w:rtl/>
+                <w:lang w:bidi="ar-AE"/>
+              </w:rPr>
+              <w:t xml:space="preserve">حروف </w:t>
+            </w:r>
+            <w:r>
+              <w:rPr>
+                <w:rFonts w:ascii="Arial" w:hAnsi="Arial" w:cs="Arial" w:hint="cs"/>
+                <w:color w:val="FF0000"/>
+                <w:sz w:val="24"/>
+                <w:szCs w:val="24"/>
+                <w:rtl/>
+                <w:lang w:bidi="ar-AE"/>
+              </w:rPr>
+              <w:t xml:space="preserve">مزدوجة </w:t>
+            </w:r>
+            <w:r>
+              <w:rPr>
+                <w:rFonts w:ascii="Arial" w:hAnsi="Arial" w:cs="Arial" w:hint="cs"/>
+                <w:color w:val="FF0000"/>
+                <w:sz w:val="24"/>
+                <w:szCs w:val="24"/>
+                <w:rtl/>
+                <w:lang w:bidi="ar-AE"/>
+              </w:rPr>
+              <w:t>بين قوسين (</w:t>
+            </w:r>
+            <w:r>
+              <w:rPr>
+                <w:rFonts w:ascii="Arial" w:hAnsi="Arial" w:cs="Arial" w:hint="cs"/>
+                <w:color w:val="FF0000"/>
+                <w:sz w:val="24"/>
+                <w:szCs w:val="24"/>
+                <w:rtl/>
+                <w:lang w:bidi="ar-AE"/>
+              </w:rPr>
+              <w:t>أ</w:t>
+            </w:r>
+            <w:r>
+              <w:rPr>
+                <w:rFonts w:ascii="Arial" w:hAnsi="Arial" w:cs="Arial" w:hint="cs"/>
+                <w:color w:val="FF0000"/>
+                <w:sz w:val="24"/>
+                <w:szCs w:val="24"/>
+                <w:rtl/>
+                <w:lang w:bidi="ar-AE"/>
+              </w:rPr>
+              <w:t>أ) باللون ال</w:t>
+            </w:r>
+            <w:r>
+              <w:rPr>
+                <w:rFonts w:ascii="Arial" w:hAnsi="Arial" w:cs="Arial" w:hint="cs"/>
+                <w:color w:val="FF0000"/>
+                <w:sz w:val="24"/>
+                <w:szCs w:val="24"/>
+                <w:rtl/>
+                <w:lang w:bidi="ar-AE"/>
+              </w:rPr>
+              <w:t>أخضر</w:t>
             </w:r>
           </w:p>
         </w:tc>
@@ -12349,19 +12878,13 @@
         <w:tc>
           <w:tcPr>
             <w:tcW w:w="1984" w:type="dxa"/>
+            <w:shd w:val="clear" w:color="auto" w:fill="A8D08D" w:themeFill="accent6" w:themeFillTint="99"/>
           </w:tcPr>
           <w:p>
             <w:pPr>
-              <w:pStyle w:val="Heading1"/>
-              <w:shd w:val="clear" w:color="auto" w:fill="FFFFFF"/>
-              <w:bidi/>
-              <w:spacing w:before="0" w:beforeAutospacing="0" w:after="120" w:afterAutospacing="0"/>
-              <w:outlineLvl w:val="0"/>
-              <w:rPr>
-                <w:b w:val="0"/>
-                <w:bCs w:val="0"/>
-                <w:sz w:val="24"/>
-                <w:szCs w:val="24"/>
+              <w:rPr>
+                <w:b/>
+                <w:bCs/>
                 <w:rtl/>
                 <w:lang w:bidi="ar-AE"/>
               </w:rPr>
@@ -12369,10 +12892,6 @@
             <w:r>
               <w:rPr>
                 <w:rFonts w:hint="cs"/>
-                <w:b w:val="0"/>
-                <w:bCs w:val="0"/>
-                <w:sz w:val="24"/>
-                <w:szCs w:val="24"/>
                 <w:rtl/>
                 <w:lang w:bidi="ar-AE"/>
               </w:rPr>
@@ -12383,6 +12902,7 @@
         <w:tc>
           <w:tcPr>
             <w:tcW w:w="11625" w:type="dxa"/>
+            <w:shd w:val="clear" w:color="auto" w:fill="A8D08D" w:themeFill="accent6" w:themeFillTint="99"/>
           </w:tcPr>
           <w:p>
             <w:pPr>
@@ -12543,19 +13063,13 @@
         <w:tc>
           <w:tcPr>
             <w:tcW w:w="1984" w:type="dxa"/>
+            <w:shd w:val="clear" w:color="auto" w:fill="A8D08D" w:themeFill="accent6" w:themeFillTint="99"/>
           </w:tcPr>
           <w:p>
             <w:pPr>
-              <w:pStyle w:val="Heading1"/>
-              <w:shd w:val="clear" w:color="auto" w:fill="FFFFFF"/>
-              <w:bidi/>
-              <w:spacing w:before="0" w:beforeAutospacing="0" w:after="120" w:afterAutospacing="0"/>
-              <w:outlineLvl w:val="0"/>
-              <w:rPr>
-                <w:b w:val="0"/>
-                <w:bCs w:val="0"/>
-                <w:sz w:val="24"/>
-                <w:szCs w:val="24"/>
+              <w:rPr>
+                <w:b/>
+                <w:bCs/>
                 <w:rtl/>
                 <w:lang w:bidi="ar-AE"/>
               </w:rPr>
@@ -12563,20 +13077,17 @@
             <w:r>
               <w:rPr>
                 <w:rFonts w:hint="cs"/>
-                <w:b w:val="0"/>
-                <w:bCs w:val="0"/>
-                <w:sz w:val="24"/>
-                <w:szCs w:val="24"/>
-                <w:rtl/>
-                <w:lang w:bidi="ar-AE"/>
-              </w:rPr>
-              <w:t>المحللين / التقييم النهائي</w:t>
+                <w:rtl/>
+                <w:lang w:bidi="ar-AE"/>
+              </w:rPr>
+              <w:t>السيطرة / عرض نتائج التقييم</w:t>
             </w:r>
           </w:p>
         </w:tc>
         <w:tc>
           <w:tcPr>
             <w:tcW w:w="11625" w:type="dxa"/>
+            <w:shd w:val="clear" w:color="auto" w:fill="A8D08D" w:themeFill="accent6" w:themeFillTint="99"/>
           </w:tcPr>
           <w:p>
             <w:pPr>
@@ -12639,6 +13150,7 @@
                 <w:rtl/>
                 <w:lang w:bidi="ar-AE"/>
               </w:rPr>
+              <w:lastRenderedPageBreak/>
               <w:t xml:space="preserve">- كل صف في الرسم منفصل عن الآخر، بمعنى كل صف لديه أعمدته الخاصة (أعمدة مخفية </w:t>
             </w:r>
             <w:r>
@@ -12745,19 +13257,13 @@
         <w:tc>
           <w:tcPr>
             <w:tcW w:w="1984" w:type="dxa"/>
+            <w:shd w:val="clear" w:color="auto" w:fill="A8D08D" w:themeFill="accent6" w:themeFillTint="99"/>
           </w:tcPr>
           <w:p>
             <w:pPr>
-              <w:pStyle w:val="Heading1"/>
-              <w:shd w:val="clear" w:color="auto" w:fill="FFFFFF"/>
-              <w:bidi/>
-              <w:spacing w:before="0" w:beforeAutospacing="0" w:after="120" w:afterAutospacing="0"/>
-              <w:outlineLvl w:val="0"/>
-              <w:rPr>
-                <w:b w:val="0"/>
-                <w:bCs w:val="0"/>
-                <w:sz w:val="24"/>
-                <w:szCs w:val="24"/>
+              <w:rPr>
+                <w:b/>
+                <w:bCs/>
                 <w:rtl/>
                 <w:lang w:bidi="ar-AE"/>
               </w:rPr>
@@ -12765,10 +13271,6 @@
             <w:r>
               <w:rPr>
                 <w:rFonts w:hint="cs"/>
-                <w:b w:val="0"/>
-                <w:bCs w:val="0"/>
-                <w:sz w:val="24"/>
-                <w:szCs w:val="24"/>
                 <w:rtl/>
                 <w:lang w:bidi="ar-AE"/>
               </w:rPr>
@@ -12780,6 +13282,7 @@
         <w:tc>
           <w:tcPr>
             <w:tcW w:w="11625" w:type="dxa"/>
+            <w:shd w:val="clear" w:color="auto" w:fill="A8D08D" w:themeFill="accent6" w:themeFillTint="99"/>
           </w:tcPr>
           <w:p>
             <w:pPr>
@@ -12920,16 +13423,243 @@
               </w:rPr>
               <w:t>6. إضافة خطوط طولية بين نتائج قوائم التقييم في الرسم البياني .. وتغيير موقع النسبة المئوية إلى اسفل دائرة النتيجة</w:t>
             </w:r>
-          </w:p>
-          <w:p>
-            <w:pPr>
-              <w:bidi/>
-              <w:rPr>
+            <w:r>
+              <w:rPr>
+                <w:rFonts w:hint="cs"/>
                 <w:noProof/>
                 <w:rtl/>
                 <w:lang w:bidi="ar-AE"/>
               </w:rPr>
-            </w:pPr>
+              <w:t>.</w:t>
+            </w:r>
+          </w:p>
+          <w:p>
+            <w:pPr>
+              <w:bidi/>
+              <w:rPr>
+                <w:noProof/>
+                <w:rtl/>
+                <w:lang w:bidi="ar-AE"/>
+              </w:rPr>
+            </w:pPr>
+            <w:r>
+              <w:rPr>
+                <w:rFonts w:hint="cs"/>
+                <w:noProof/>
+                <w:rtl/>
+                <w:lang w:bidi="ar-AE"/>
+              </w:rPr>
+              <w:t>7.</w:t>
+            </w:r>
+            <w:r>
+              <w:rPr>
+                <w:rtl/>
+              </w:rPr>
+              <w:t xml:space="preserve"> </w:t>
+            </w:r>
+            <w:r>
+              <w:rPr>
+                <w:rtl/>
+              </w:rPr>
+              <w:t>توس</w:t>
+            </w:r>
+            <w:r>
+              <w:rPr>
+                <w:rFonts w:hint="cs"/>
+                <w:rtl/>
+              </w:rPr>
+              <w:t>ي</w:t>
+            </w:r>
+            <w:r>
+              <w:rPr>
+                <w:rtl/>
+              </w:rPr>
+              <w:t>ع المسافات بين دوائر النتائج بالتساوي للعمود بأكمله (من بداية العمود حتى نهايته) تكونالمسافات متساوية بين الدوائر وخارج الدوائر .. ويتغير عرض العمود مع تزايد عدد دوائر النتائج</w:t>
+            </w:r>
+          </w:p>
+          <w:p>
+            <w:pPr>
+              <w:bidi/>
+              <w:rPr>
+                <w:noProof/>
+                <w:rtl/>
+                <w:lang w:bidi="ar-AE"/>
+              </w:rPr>
+            </w:pPr>
+          </w:p>
+        </w:tc>
+      </w:tr>
+      <w:tr>
+        <w:trPr>
+          <w:trHeight w:val="692"/>
+        </w:trPr>
+        <w:tc>
+          <w:tcPr>
+            <w:tcW w:w="1984" w:type="dxa"/>
+            <w:shd w:val="clear" w:color="auto" w:fill="auto"/>
+          </w:tcPr>
+          <w:p>
+            <w:pPr>
+              <w:pStyle w:val="Heading1"/>
+              <w:shd w:val="clear" w:color="auto" w:fill="FFFFFF"/>
+              <w:bidi/>
+              <w:spacing w:before="0" w:beforeAutospacing="0" w:after="120" w:afterAutospacing="0"/>
+              <w:outlineLvl w:val="0"/>
+              <w:rPr>
+                <w:rFonts w:hint="cs"/>
+                <w:b w:val="0"/>
+                <w:bCs w:val="0"/>
+                <w:sz w:val="24"/>
+                <w:szCs w:val="24"/>
+                <w:rtl/>
+                <w:lang w:bidi="ar-AE"/>
+              </w:rPr>
+            </w:pPr>
+            <w:r>
+              <w:rPr>
+                <w:rFonts w:hint="cs"/>
+                <w:b w:val="0"/>
+                <w:bCs w:val="0"/>
+                <w:sz w:val="24"/>
+                <w:szCs w:val="24"/>
+                <w:rtl/>
+                <w:lang w:bidi="ar-AE"/>
+              </w:rPr>
+              <w:t>المحللين / التقييم النهائي</w:t>
+            </w:r>
+          </w:p>
+        </w:tc>
+        <w:tc>
+          <w:tcPr>
+            <w:tcW w:w="11625" w:type="dxa"/>
+            <w:shd w:val="clear" w:color="auto" w:fill="auto"/>
+          </w:tcPr>
+          <w:p>
+            <w:pPr>
+              <w:bidi/>
+              <w:rPr>
+                <w:rtl/>
+              </w:rPr>
+            </w:pPr>
+            <w:r>
+              <w:rPr>
+                <w:rFonts w:hint="cs"/>
+                <w:rtl/>
+              </w:rPr>
+              <w:t xml:space="preserve">1. </w:t>
+            </w:r>
+            <w:r>
+              <w:rPr>
+                <w:rFonts w:hint="cs"/>
+                <w:rtl/>
+              </w:rPr>
+              <w:t xml:space="preserve">في صفحة المحللين التقييم النهائي إضافة صف في أسفل مربع التقرير النهائي يحتوي على </w:t>
+            </w:r>
+            <w:r>
+              <w:rPr>
+                <w:rFonts w:hint="cs"/>
+                <w:rtl/>
+              </w:rPr>
+              <w:t>مجموع نتائج المراحل لجميع الوحدات والمجموع العام في التمرين.</w:t>
+            </w:r>
+          </w:p>
+          <w:p>
+            <w:pPr>
+              <w:bidi/>
+              <w:rPr>
+                <w:rFonts w:hint="cs"/>
+              </w:rPr>
+            </w:pPr>
+            <w:r>
+              <w:rPr>
+                <w:rFonts w:hint="cs"/>
+                <w:rtl/>
+              </w:rPr>
+              <w:t xml:space="preserve">2. تكون جميع النتائج على صف واحد وأريد الصف ثابت لا يتحرك مع الجدول اثناء </w:t>
+            </w:r>
+            <w:r>
+              <w:t xml:space="preserve">scroll up and down </w:t>
+            </w:r>
+          </w:p>
+        </w:tc>
+      </w:tr>
+      <w:tr>
+        <w:trPr>
+          <w:trHeight w:val="692"/>
+        </w:trPr>
+        <w:tc>
+          <w:tcPr>
+            <w:tcW w:w="1984" w:type="dxa"/>
+            <w:shd w:val="clear" w:color="auto" w:fill="auto"/>
+          </w:tcPr>
+          <w:p>
+            <w:pPr>
+              <w:pStyle w:val="Heading1"/>
+              <w:shd w:val="clear" w:color="auto" w:fill="FFFFFF"/>
+              <w:bidi/>
+              <w:spacing w:before="0" w:beforeAutospacing="0" w:after="120" w:afterAutospacing="0"/>
+              <w:outlineLvl w:val="0"/>
+              <w:rPr>
+                <w:rFonts w:hint="cs"/>
+                <w:b w:val="0"/>
+                <w:bCs w:val="0"/>
+                <w:sz w:val="24"/>
+                <w:szCs w:val="24"/>
+                <w:rtl/>
+                <w:lang w:bidi="ar-AE"/>
+              </w:rPr>
+            </w:pPr>
+            <w:r>
+              <w:rPr>
+                <w:rFonts w:hint="cs"/>
+                <w:b w:val="0"/>
+                <w:bCs w:val="0"/>
+                <w:sz w:val="24"/>
+                <w:szCs w:val="24"/>
+                <w:rtl/>
+                <w:lang w:bidi="ar-AE"/>
+              </w:rPr>
+              <w:t>السيطرة / عرض نتائج التقييم</w:t>
+            </w:r>
+          </w:p>
+        </w:tc>
+        <w:tc>
+          <w:tcPr>
+            <w:tcW w:w="11625" w:type="dxa"/>
+            <w:shd w:val="clear" w:color="auto" w:fill="auto"/>
+          </w:tcPr>
+          <w:p>
+            <w:pPr>
+              <w:bidi/>
+              <w:rPr>
+                <w:noProof/>
+                <w:rtl/>
+                <w:lang w:bidi="ar-AE"/>
+              </w:rPr>
+            </w:pPr>
+            <w:r>
+              <w:rPr>
+                <w:rFonts w:hint="cs"/>
+                <w:rtl/>
+              </w:rPr>
+              <w:t>1.</w:t>
+            </w:r>
+            <w:r>
+              <w:t xml:space="preserve"> </w:t>
+            </w:r>
+            <w:r>
+              <w:rPr>
+                <w:rtl/>
+              </w:rPr>
+              <w:t>تغيير معلومات مربع الرسم البياني (توزيع نتائج التقييم) لتحتوي على النتيجة العامة لمراحل التمرين حسب صفحة</w:t>
+            </w:r>
+            <w:r>
+              <w:rPr>
+                <w:rFonts w:hint="cs"/>
+                <w:rtl/>
+              </w:rPr>
+              <w:t xml:space="preserve"> المحللين / التقرير النهائي</w:t>
+            </w:r>
           </w:p>
         </w:tc>
       </w:tr>
@@ -12941,6 +13671,8 @@
         <w:spacing w:after="0" w:afterAutospacing="0"/>
         <w:rPr>
           <w:rFonts w:ascii="Arial" w:hAnsi="Arial" w:cs="Arial"/>
+          <w:i/>
+          <w:iCs/>
           <w:color w:val="000000" w:themeColor="text1"/>
           <w:rtl/>
         </w:rPr>
@@ -12952,6 +13684,8 @@
         <w:spacing w:after="0"/>
         <w:rPr>
           <w:rFonts w:ascii="Arial" w:hAnsi="Arial" w:cs="Arial"/>
+          <w:i/>
+          <w:iCs/>
           <w:color w:val="000000" w:themeColor="text1"/>
           <w:sz w:val="24"/>
           <w:szCs w:val="24"/>
@@ -12959,708 +13693,6 @@
         </w:rPr>
       </w:pPr>
     </w:p>
-    <w:tbl>
-      <w:tblPr>
-        <w:tblStyle w:val="TableGrid"/>
-        <w:bidiVisual/>
-        <w:tblW w:w="0" w:type="auto"/>
-        <w:tblLook w:val="04A0" w:firstRow="1" w:lastRow="0" w:firstColumn="1" w:lastColumn="0" w:noHBand="0" w:noVBand="1"/>
-      </w:tblPr>
-      <w:tblGrid>
-        <w:gridCol w:w="4148"/>
-        <w:gridCol w:w="4148"/>
-      </w:tblGrid>
-      <w:tr>
-        <w:tc>
-          <w:tcPr>
-            <w:tcW w:w="4148" w:type="dxa"/>
-          </w:tcPr>
-          <w:p>
-            <w:pPr>
-              <w:bidi/>
-              <w:rPr>
-                <w:rFonts w:ascii="Arial" w:hAnsi="Arial" w:cs="Arial"/>
-                <w:color w:val="000000" w:themeColor="text1"/>
-                <w:sz w:val="24"/>
-                <w:szCs w:val="24"/>
-                <w:rtl/>
-              </w:rPr>
-            </w:pPr>
-            <w:r>
-              <w:rPr>
-                <w:rFonts w:ascii="Arial" w:hAnsi="Arial" w:cs="Arial" w:hint="cs"/>
-                <w:color w:val="000000" w:themeColor="text1"/>
-                <w:sz w:val="24"/>
-                <w:szCs w:val="24"/>
-                <w:rtl/>
-              </w:rPr>
-              <w:t>1.</w:t>
-            </w:r>
-          </w:p>
-        </w:tc>
-        <w:tc>
-          <w:tcPr>
-            <w:tcW w:w="4148" w:type="dxa"/>
-          </w:tcPr>
-          <w:p>
-            <w:pPr>
-              <w:bidi/>
-              <w:rPr>
-                <w:rFonts w:ascii="Arial" w:hAnsi="Arial" w:cs="Arial"/>
-                <w:color w:val="000000" w:themeColor="text1"/>
-                <w:sz w:val="24"/>
-                <w:szCs w:val="24"/>
-                <w:rtl/>
-              </w:rPr>
-            </w:pPr>
-          </w:p>
-        </w:tc>
-      </w:tr>
-      <w:tr>
-        <w:tc>
-          <w:tcPr>
-            <w:tcW w:w="4148" w:type="dxa"/>
-          </w:tcPr>
-          <w:p>
-            <w:pPr>
-              <w:bidi/>
-              <w:rPr>
-                <w:rFonts w:ascii="Arial" w:hAnsi="Arial" w:cs="Arial"/>
-                <w:color w:val="000000" w:themeColor="text1"/>
-                <w:sz w:val="24"/>
-                <w:szCs w:val="24"/>
-                <w:rtl/>
-              </w:rPr>
-            </w:pPr>
-            <w:r>
-              <w:rPr>
-                <w:rFonts w:ascii="Arial" w:hAnsi="Arial" w:cs="Arial" w:hint="cs"/>
-                <w:color w:val="000000" w:themeColor="text1"/>
-                <w:sz w:val="24"/>
-                <w:szCs w:val="24"/>
-                <w:rtl/>
-              </w:rPr>
-              <w:t>2.</w:t>
-            </w:r>
-          </w:p>
-        </w:tc>
-        <w:tc>
-          <w:tcPr>
-            <w:tcW w:w="4148" w:type="dxa"/>
-          </w:tcPr>
-          <w:p>
-            <w:pPr>
-              <w:bidi/>
-              <w:rPr>
-                <w:rFonts w:ascii="Arial" w:hAnsi="Arial" w:cs="Arial"/>
-                <w:color w:val="000000" w:themeColor="text1"/>
-                <w:sz w:val="24"/>
-                <w:szCs w:val="24"/>
-                <w:rtl/>
-              </w:rPr>
-            </w:pPr>
-          </w:p>
-        </w:tc>
-      </w:tr>
-      <w:tr>
-        <w:tc>
-          <w:tcPr>
-            <w:tcW w:w="4148" w:type="dxa"/>
-          </w:tcPr>
-          <w:p>
-            <w:pPr>
-              <w:bidi/>
-              <w:rPr>
-                <w:rFonts w:ascii="Arial" w:hAnsi="Arial" w:cs="Arial"/>
-                <w:color w:val="000000" w:themeColor="text1"/>
-                <w:sz w:val="24"/>
-                <w:szCs w:val="24"/>
-                <w:rtl/>
-              </w:rPr>
-            </w:pPr>
-            <w:r>
-              <w:rPr>
-                <w:rFonts w:ascii="Arial" w:hAnsi="Arial" w:cs="Arial" w:hint="cs"/>
-                <w:color w:val="000000" w:themeColor="text1"/>
-                <w:sz w:val="24"/>
-                <w:szCs w:val="24"/>
-                <w:rtl/>
-              </w:rPr>
-              <w:t xml:space="preserve">     أ.</w:t>
-            </w:r>
-          </w:p>
-        </w:tc>
-        <w:tc>
-          <w:tcPr>
-            <w:tcW w:w="4148" w:type="dxa"/>
-          </w:tcPr>
-          <w:p>
-            <w:pPr>
-              <w:bidi/>
-              <w:rPr>
-                <w:rFonts w:ascii="Arial" w:hAnsi="Arial" w:cs="Arial"/>
-                <w:color w:val="000000" w:themeColor="text1"/>
-                <w:sz w:val="24"/>
-                <w:szCs w:val="24"/>
-                <w:rtl/>
-              </w:rPr>
-            </w:pPr>
-          </w:p>
-        </w:tc>
-      </w:tr>
-      <w:tr>
-        <w:tc>
-          <w:tcPr>
-            <w:tcW w:w="4148" w:type="dxa"/>
-          </w:tcPr>
-          <w:p>
-            <w:pPr>
-              <w:bidi/>
-              <w:rPr>
-                <w:rFonts w:ascii="Arial" w:hAnsi="Arial" w:cs="Arial"/>
-                <w:color w:val="000000" w:themeColor="text1"/>
-                <w:sz w:val="24"/>
-                <w:szCs w:val="24"/>
-                <w:rtl/>
-              </w:rPr>
-            </w:pPr>
-            <w:r>
-              <w:rPr>
-                <w:rFonts w:ascii="Arial" w:hAnsi="Arial" w:cs="Arial" w:hint="cs"/>
-                <w:color w:val="000000" w:themeColor="text1"/>
-                <w:sz w:val="24"/>
-                <w:szCs w:val="24"/>
-                <w:rtl/>
-              </w:rPr>
-              <w:t xml:space="preserve">     ب.</w:t>
-            </w:r>
-          </w:p>
-        </w:tc>
-        <w:tc>
-          <w:tcPr>
-            <w:tcW w:w="4148" w:type="dxa"/>
-          </w:tcPr>
-          <w:p>
-            <w:pPr>
-              <w:bidi/>
-              <w:rPr>
-                <w:rFonts w:ascii="Arial" w:hAnsi="Arial" w:cs="Arial"/>
-                <w:color w:val="000000" w:themeColor="text1"/>
-                <w:sz w:val="24"/>
-                <w:szCs w:val="24"/>
-                <w:rtl/>
-              </w:rPr>
-            </w:pPr>
-          </w:p>
-        </w:tc>
-      </w:tr>
-      <w:tr>
-        <w:tc>
-          <w:tcPr>
-            <w:tcW w:w="4148" w:type="dxa"/>
-          </w:tcPr>
-          <w:p>
-            <w:pPr>
-              <w:bidi/>
-              <w:rPr>
-                <w:rFonts w:ascii="Arial" w:hAnsi="Arial" w:cs="Arial"/>
-                <w:color w:val="000000" w:themeColor="text1"/>
-                <w:sz w:val="24"/>
-                <w:szCs w:val="24"/>
-                <w:rtl/>
-              </w:rPr>
-            </w:pPr>
-            <w:r>
-              <w:rPr>
-                <w:rFonts w:ascii="Arial" w:hAnsi="Arial" w:cs="Arial" w:hint="cs"/>
-                <w:color w:val="000000" w:themeColor="text1"/>
-                <w:sz w:val="24"/>
-                <w:szCs w:val="24"/>
-                <w:rtl/>
-              </w:rPr>
-              <w:t xml:space="preserve">     جـ.</w:t>
-            </w:r>
-          </w:p>
-        </w:tc>
-        <w:tc>
-          <w:tcPr>
-            <w:tcW w:w="4148" w:type="dxa"/>
-          </w:tcPr>
-          <w:p>
-            <w:pPr>
-              <w:bidi/>
-              <w:rPr>
-                <w:rFonts w:ascii="Arial" w:hAnsi="Arial" w:cs="Arial"/>
-                <w:color w:val="000000" w:themeColor="text1"/>
-                <w:sz w:val="24"/>
-                <w:szCs w:val="24"/>
-                <w:rtl/>
-              </w:rPr>
-            </w:pPr>
-          </w:p>
-        </w:tc>
-      </w:tr>
-      <w:tr>
-        <w:tc>
-          <w:tcPr>
-            <w:tcW w:w="4148" w:type="dxa"/>
-          </w:tcPr>
-          <w:p>
-            <w:pPr>
-              <w:bidi/>
-              <w:rPr>
-                <w:rFonts w:ascii="Arial" w:hAnsi="Arial" w:cs="Arial"/>
-                <w:color w:val="000000" w:themeColor="text1"/>
-                <w:sz w:val="24"/>
-                <w:szCs w:val="24"/>
-                <w:rtl/>
-              </w:rPr>
-            </w:pPr>
-            <w:r>
-              <w:rPr>
-                <w:rFonts w:ascii="Arial" w:hAnsi="Arial" w:cs="Arial" w:hint="cs"/>
-                <w:color w:val="000000" w:themeColor="text1"/>
-                <w:sz w:val="24"/>
-                <w:szCs w:val="24"/>
-                <w:rtl/>
-              </w:rPr>
-              <w:t>3.</w:t>
-            </w:r>
-          </w:p>
-        </w:tc>
-        <w:tc>
-          <w:tcPr>
-            <w:tcW w:w="4148" w:type="dxa"/>
-          </w:tcPr>
-          <w:p>
-            <w:pPr>
-              <w:bidi/>
-              <w:rPr>
-                <w:rFonts w:ascii="Arial" w:hAnsi="Arial" w:cs="Arial"/>
-                <w:color w:val="000000" w:themeColor="text1"/>
-                <w:sz w:val="24"/>
-                <w:szCs w:val="24"/>
-                <w:rtl/>
-              </w:rPr>
-            </w:pPr>
-          </w:p>
-        </w:tc>
-      </w:tr>
-      <w:tr>
-        <w:tc>
-          <w:tcPr>
-            <w:tcW w:w="4148" w:type="dxa"/>
-          </w:tcPr>
-          <w:p>
-            <w:pPr>
-              <w:bidi/>
-              <w:rPr>
-                <w:rFonts w:ascii="Arial" w:hAnsi="Arial" w:cs="Arial"/>
-                <w:color w:val="000000" w:themeColor="text1"/>
-                <w:sz w:val="24"/>
-                <w:szCs w:val="24"/>
-                <w:rtl/>
-              </w:rPr>
-            </w:pPr>
-            <w:r>
-              <w:rPr>
-                <w:rFonts w:ascii="Arial" w:hAnsi="Arial" w:cs="Arial" w:hint="cs"/>
-                <w:color w:val="000000" w:themeColor="text1"/>
-                <w:sz w:val="24"/>
-                <w:szCs w:val="24"/>
-                <w:rtl/>
-              </w:rPr>
-              <w:t xml:space="preserve">     أ.</w:t>
-            </w:r>
-          </w:p>
-        </w:tc>
-        <w:tc>
-          <w:tcPr>
-            <w:tcW w:w="4148" w:type="dxa"/>
-          </w:tcPr>
-          <w:p>
-            <w:pPr>
-              <w:bidi/>
-              <w:rPr>
-                <w:rFonts w:ascii="Arial" w:hAnsi="Arial" w:cs="Arial"/>
-                <w:color w:val="000000" w:themeColor="text1"/>
-                <w:sz w:val="24"/>
-                <w:szCs w:val="24"/>
-                <w:rtl/>
-              </w:rPr>
-            </w:pPr>
-          </w:p>
-        </w:tc>
-      </w:tr>
-      <w:tr>
-        <w:tc>
-          <w:tcPr>
-            <w:tcW w:w="4148" w:type="dxa"/>
-          </w:tcPr>
-          <w:p>
-            <w:pPr>
-              <w:bidi/>
-              <w:rPr>
-                <w:rFonts w:ascii="Arial" w:hAnsi="Arial" w:cs="Arial"/>
-                <w:color w:val="000000" w:themeColor="text1"/>
-                <w:sz w:val="24"/>
-                <w:szCs w:val="24"/>
-                <w:rtl/>
-              </w:rPr>
-            </w:pPr>
-            <w:r>
-              <w:rPr>
-                <w:rFonts w:ascii="Arial" w:hAnsi="Arial" w:cs="Arial" w:hint="cs"/>
-                <w:color w:val="000000" w:themeColor="text1"/>
-                <w:sz w:val="24"/>
-                <w:szCs w:val="24"/>
-                <w:rtl/>
-              </w:rPr>
-              <w:t xml:space="preserve">     ب.</w:t>
-            </w:r>
-          </w:p>
-        </w:tc>
-        <w:tc>
-          <w:tcPr>
-            <w:tcW w:w="4148" w:type="dxa"/>
-          </w:tcPr>
-          <w:p>
-            <w:pPr>
-              <w:bidi/>
-              <w:rPr>
-                <w:rFonts w:ascii="Arial" w:hAnsi="Arial" w:cs="Arial"/>
-                <w:color w:val="000000" w:themeColor="text1"/>
-                <w:sz w:val="24"/>
-                <w:szCs w:val="24"/>
-                <w:rtl/>
-              </w:rPr>
-            </w:pPr>
-          </w:p>
-        </w:tc>
-      </w:tr>
-      <w:tr>
-        <w:tc>
-          <w:tcPr>
-            <w:tcW w:w="4148" w:type="dxa"/>
-          </w:tcPr>
-          <w:p>
-            <w:pPr>
-              <w:bidi/>
-              <w:rPr>
-                <w:rFonts w:ascii="Arial" w:hAnsi="Arial" w:cs="Arial"/>
-                <w:color w:val="000000" w:themeColor="text1"/>
-                <w:sz w:val="24"/>
-                <w:szCs w:val="24"/>
-                <w:rtl/>
-              </w:rPr>
-            </w:pPr>
-            <w:r>
-              <w:rPr>
-                <w:rFonts w:ascii="Arial" w:hAnsi="Arial" w:cs="Arial" w:hint="cs"/>
-                <w:color w:val="000000" w:themeColor="text1"/>
-                <w:sz w:val="24"/>
-                <w:szCs w:val="24"/>
-                <w:rtl/>
-              </w:rPr>
-              <w:t xml:space="preserve">     جـ.</w:t>
-            </w:r>
-          </w:p>
-        </w:tc>
-        <w:tc>
-          <w:tcPr>
-            <w:tcW w:w="4148" w:type="dxa"/>
-          </w:tcPr>
-          <w:p>
-            <w:pPr>
-              <w:bidi/>
-              <w:rPr>
-                <w:rFonts w:ascii="Arial" w:hAnsi="Arial" w:cs="Arial"/>
-                <w:color w:val="000000" w:themeColor="text1"/>
-                <w:sz w:val="24"/>
-                <w:szCs w:val="24"/>
-                <w:rtl/>
-              </w:rPr>
-            </w:pPr>
-          </w:p>
-        </w:tc>
-      </w:tr>
-      <w:tr>
-        <w:tc>
-          <w:tcPr>
-            <w:tcW w:w="4148" w:type="dxa"/>
-          </w:tcPr>
-          <w:p>
-            <w:pPr>
-              <w:bidi/>
-              <w:rPr>
-                <w:rFonts w:ascii="Arial" w:hAnsi="Arial" w:cs="Arial"/>
-                <w:color w:val="000000" w:themeColor="text1"/>
-                <w:sz w:val="24"/>
-                <w:szCs w:val="24"/>
-                <w:rtl/>
-              </w:rPr>
-            </w:pPr>
-            <w:r>
-              <w:rPr>
-                <w:rFonts w:ascii="Arial" w:hAnsi="Arial" w:cs="Arial" w:hint="cs"/>
-                <w:color w:val="000000" w:themeColor="text1"/>
-                <w:sz w:val="24"/>
-                <w:szCs w:val="24"/>
-                <w:rtl/>
-              </w:rPr>
-              <w:t xml:space="preserve">           (1)</w:t>
-            </w:r>
-          </w:p>
-        </w:tc>
-        <w:tc>
-          <w:tcPr>
-            <w:tcW w:w="4148" w:type="dxa"/>
-          </w:tcPr>
-          <w:p>
-            <w:pPr>
-              <w:bidi/>
-              <w:rPr>
-                <w:rFonts w:ascii="Arial" w:hAnsi="Arial" w:cs="Arial"/>
-                <w:color w:val="000000" w:themeColor="text1"/>
-                <w:sz w:val="24"/>
-                <w:szCs w:val="24"/>
-                <w:rtl/>
-              </w:rPr>
-            </w:pPr>
-          </w:p>
-        </w:tc>
-      </w:tr>
-      <w:tr>
-        <w:tc>
-          <w:tcPr>
-            <w:tcW w:w="4148" w:type="dxa"/>
-          </w:tcPr>
-          <w:p>
-            <w:pPr>
-              <w:bidi/>
-              <w:rPr>
-                <w:rFonts w:ascii="Arial" w:hAnsi="Arial" w:cs="Arial"/>
-                <w:color w:val="000000" w:themeColor="text1"/>
-                <w:sz w:val="24"/>
-                <w:szCs w:val="24"/>
-                <w:rtl/>
-              </w:rPr>
-            </w:pPr>
-            <w:r>
-              <w:rPr>
-                <w:rFonts w:ascii="Arial" w:hAnsi="Arial" w:cs="Arial" w:hint="cs"/>
-                <w:color w:val="000000" w:themeColor="text1"/>
-                <w:sz w:val="24"/>
-                <w:szCs w:val="24"/>
-                <w:rtl/>
-              </w:rPr>
-              <w:t xml:space="preserve">           (2)</w:t>
-            </w:r>
-          </w:p>
-        </w:tc>
-        <w:tc>
-          <w:tcPr>
-            <w:tcW w:w="4148" w:type="dxa"/>
-          </w:tcPr>
-          <w:p>
-            <w:pPr>
-              <w:bidi/>
-              <w:rPr>
-                <w:rFonts w:ascii="Arial" w:hAnsi="Arial" w:cs="Arial"/>
-                <w:color w:val="000000" w:themeColor="text1"/>
-                <w:sz w:val="24"/>
-                <w:szCs w:val="24"/>
-                <w:rtl/>
-              </w:rPr>
-            </w:pPr>
-          </w:p>
-        </w:tc>
-      </w:tr>
-      <w:tr>
-        <w:tc>
-          <w:tcPr>
-            <w:tcW w:w="4148" w:type="dxa"/>
-          </w:tcPr>
-          <w:p>
-            <w:pPr>
-              <w:bidi/>
-              <w:rPr>
-                <w:rFonts w:ascii="Arial" w:hAnsi="Arial" w:cs="Arial"/>
-                <w:color w:val="000000" w:themeColor="text1"/>
-                <w:sz w:val="24"/>
-                <w:szCs w:val="24"/>
-                <w:rtl/>
-              </w:rPr>
-            </w:pPr>
-            <w:r>
-              <w:rPr>
-                <w:rFonts w:ascii="Arial" w:hAnsi="Arial" w:cs="Arial" w:hint="cs"/>
-                <w:color w:val="000000" w:themeColor="text1"/>
-                <w:sz w:val="24"/>
-                <w:szCs w:val="24"/>
-                <w:rtl/>
-              </w:rPr>
-              <w:t xml:space="preserve">           (3)</w:t>
-            </w:r>
-          </w:p>
-        </w:tc>
-        <w:tc>
-          <w:tcPr>
-            <w:tcW w:w="4148" w:type="dxa"/>
-          </w:tcPr>
-          <w:p>
-            <w:pPr>
-              <w:bidi/>
-              <w:rPr>
-                <w:rFonts w:ascii="Arial" w:hAnsi="Arial" w:cs="Arial"/>
-                <w:color w:val="000000" w:themeColor="text1"/>
-                <w:sz w:val="24"/>
-                <w:szCs w:val="24"/>
-                <w:rtl/>
-              </w:rPr>
-            </w:pPr>
-          </w:p>
-        </w:tc>
-      </w:tr>
-      <w:tr>
-        <w:tc>
-          <w:tcPr>
-            <w:tcW w:w="4148" w:type="dxa"/>
-          </w:tcPr>
-          <w:p>
-            <w:pPr>
-              <w:bidi/>
-              <w:rPr>
-                <w:rFonts w:ascii="Arial" w:hAnsi="Arial" w:cs="Arial"/>
-                <w:color w:val="000000" w:themeColor="text1"/>
-                <w:sz w:val="24"/>
-                <w:szCs w:val="24"/>
-                <w:rtl/>
-              </w:rPr>
-            </w:pPr>
-            <w:r>
-              <w:rPr>
-                <w:rFonts w:ascii="Arial" w:hAnsi="Arial" w:cs="Arial" w:hint="cs"/>
-                <w:color w:val="000000" w:themeColor="text1"/>
-                <w:sz w:val="24"/>
-                <w:szCs w:val="24"/>
-                <w:rtl/>
-              </w:rPr>
-              <w:t xml:space="preserve">     د.</w:t>
-            </w:r>
-          </w:p>
-        </w:tc>
-        <w:tc>
-          <w:tcPr>
-            <w:tcW w:w="4148" w:type="dxa"/>
-          </w:tcPr>
-          <w:p>
-            <w:pPr>
-              <w:bidi/>
-              <w:rPr>
-                <w:rFonts w:ascii="Arial" w:hAnsi="Arial" w:cs="Arial"/>
-                <w:color w:val="000000" w:themeColor="text1"/>
-                <w:sz w:val="24"/>
-                <w:szCs w:val="24"/>
-                <w:rtl/>
-              </w:rPr>
-            </w:pPr>
-          </w:p>
-        </w:tc>
-      </w:tr>
-      <w:tr>
-        <w:tc>
-          <w:tcPr>
-            <w:tcW w:w="4148" w:type="dxa"/>
-          </w:tcPr>
-          <w:p>
-            <w:pPr>
-              <w:bidi/>
-              <w:rPr>
-                <w:rFonts w:ascii="Arial" w:hAnsi="Arial" w:cs="Arial"/>
-                <w:color w:val="000000" w:themeColor="text1"/>
-                <w:sz w:val="24"/>
-                <w:szCs w:val="24"/>
-                <w:rtl/>
-              </w:rPr>
-            </w:pPr>
-            <w:r>
-              <w:rPr>
-                <w:rFonts w:ascii="Arial" w:hAnsi="Arial" w:cs="Arial" w:hint="cs"/>
-                <w:color w:val="000000" w:themeColor="text1"/>
-                <w:sz w:val="24"/>
-                <w:szCs w:val="24"/>
-                <w:rtl/>
-              </w:rPr>
-              <w:t xml:space="preserve">     هـ.</w:t>
-            </w:r>
-          </w:p>
-        </w:tc>
-        <w:tc>
-          <w:tcPr>
-            <w:tcW w:w="4148" w:type="dxa"/>
-          </w:tcPr>
-          <w:p>
-            <w:pPr>
-              <w:bidi/>
-              <w:rPr>
-                <w:rFonts w:ascii="Arial" w:hAnsi="Arial" w:cs="Arial"/>
-                <w:color w:val="000000" w:themeColor="text1"/>
-                <w:sz w:val="24"/>
-                <w:szCs w:val="24"/>
-                <w:rtl/>
-              </w:rPr>
-            </w:pPr>
-          </w:p>
-        </w:tc>
-      </w:tr>
-      <w:tr>
-        <w:tc>
-          <w:tcPr>
-            <w:tcW w:w="4148" w:type="dxa"/>
-          </w:tcPr>
-          <w:p>
-            <w:pPr>
-              <w:bidi/>
-              <w:rPr>
-                <w:rFonts w:ascii="Arial" w:hAnsi="Arial" w:cs="Arial"/>
-                <w:color w:val="000000" w:themeColor="text1"/>
-                <w:sz w:val="24"/>
-                <w:szCs w:val="24"/>
-                <w:rtl/>
-              </w:rPr>
-            </w:pPr>
-            <w:r>
-              <w:rPr>
-                <w:rFonts w:ascii="Arial" w:hAnsi="Arial" w:cs="Arial" w:hint="cs"/>
-                <w:color w:val="000000" w:themeColor="text1"/>
-                <w:sz w:val="24"/>
-                <w:szCs w:val="24"/>
-                <w:rtl/>
-              </w:rPr>
-              <w:t>4.</w:t>
-            </w:r>
-          </w:p>
-        </w:tc>
-        <w:tc>
-          <w:tcPr>
-            <w:tcW w:w="4148" w:type="dxa"/>
-          </w:tcPr>
-          <w:p>
-            <w:pPr>
-              <w:bidi/>
-              <w:rPr>
-                <w:rFonts w:ascii="Arial" w:hAnsi="Arial" w:cs="Arial"/>
-                <w:color w:val="000000" w:themeColor="text1"/>
-                <w:sz w:val="24"/>
-                <w:szCs w:val="24"/>
-                <w:rtl/>
-              </w:rPr>
-            </w:pPr>
-          </w:p>
-        </w:tc>
-      </w:tr>
-    </w:tbl>
     <w:p>
       <w:pPr>
         <w:bidi/>

--- a/Programming Lab/أوامر محرر الذكاء الإصطناعي لتطوير نظام إدارو التمارين.docx
+++ b/Programming Lab/أوامر محرر الذكاء الإصطناعي لتطوير نظام إدارو التمارين.docx
@@ -12362,84 +12362,7 @@
                 <w:rtl/>
                 <w:lang w:bidi="ar-AE"/>
               </w:rPr>
-              <w:t xml:space="preserve">- </w:t>
-            </w:r>
-            <w:r>
-              <w:rPr>
-                <w:rFonts w:ascii="Arial" w:hAnsi="Arial" w:cs="Arial" w:hint="cs"/>
-                <w:color w:val="FF0000"/>
-                <w:sz w:val="24"/>
-                <w:szCs w:val="24"/>
-                <w:rtl/>
-                <w:lang w:bidi="ar-AE"/>
-              </w:rPr>
-              <w:t xml:space="preserve">إذا كان الترقيم عبارة عن أحرف الهجاء </w:t>
-            </w:r>
-            <w:r>
-              <w:rPr>
-                <w:rFonts w:ascii="Arial" w:hAnsi="Arial" w:cs="Arial" w:hint="cs"/>
-                <w:color w:val="FF0000"/>
-                <w:sz w:val="24"/>
-                <w:szCs w:val="24"/>
-                <w:rtl/>
-                <w:lang w:bidi="ar-AE"/>
-              </w:rPr>
-              <w:t xml:space="preserve">مزدوجة </w:t>
-            </w:r>
-            <w:r>
-              <w:rPr>
-                <w:rFonts w:ascii="Arial" w:hAnsi="Arial" w:cs="Arial" w:hint="cs"/>
-                <w:color w:val="FF0000"/>
-                <w:sz w:val="24"/>
-                <w:szCs w:val="24"/>
-                <w:rtl/>
-                <w:lang w:bidi="ar-AE"/>
-              </w:rPr>
-              <w:t>ابجد هوز حطي كلمن</w:t>
-            </w:r>
-            <w:r>
-              <w:rPr>
-                <w:rFonts w:ascii="Arial" w:hAnsi="Arial" w:cs="Arial" w:hint="cs"/>
-                <w:color w:val="FF0000"/>
-                <w:sz w:val="24"/>
-                <w:szCs w:val="24"/>
-                <w:rtl/>
-                <w:lang w:bidi="ar-AE"/>
-              </w:rPr>
-              <w:t xml:space="preserve"> بين قوسين</w:t>
-            </w:r>
-            <w:r>
-              <w:rPr>
-                <w:rFonts w:ascii="Arial" w:hAnsi="Arial" w:cs="Arial" w:hint="cs"/>
-                <w:color w:val="FF0000"/>
-                <w:sz w:val="24"/>
-                <w:szCs w:val="24"/>
-                <w:rtl/>
-                <w:lang w:bidi="ar-AE"/>
-              </w:rPr>
-              <w:t xml:space="preserve"> ((</w:t>
-            </w:r>
-            <w:r>
-              <w:rPr>
-                <w:rFonts w:ascii="Arial" w:hAnsi="Arial" w:cs="Arial" w:hint="cs"/>
-                <w:color w:val="FF0000"/>
-                <w:sz w:val="24"/>
-                <w:szCs w:val="24"/>
-                <w:rtl/>
-                <w:lang w:bidi="ar-AE"/>
-              </w:rPr>
-              <w:t>أ</w:t>
-            </w:r>
-            <w:r>
-              <w:rPr>
-                <w:rFonts w:ascii="Arial" w:hAnsi="Arial" w:cs="Arial" w:hint="cs"/>
-                <w:color w:val="FF0000"/>
-                <w:sz w:val="24"/>
-                <w:szCs w:val="24"/>
-                <w:rtl/>
-                <w:lang w:bidi="ar-AE"/>
-              </w:rPr>
-              <w:t xml:space="preserve">أ) </w:t>
+              <w:t xml:space="preserve">- إذا كان الترقيم عبارة عن أحرف الهجاء مزدوجة ابجد هوز حطي كلمن بين قوسين ((أأ) </w:t>
             </w:r>
             <w:r>
               <w:rPr>
@@ -12461,29 +12384,7 @@
                 <w:rtl/>
                 <w:lang w:bidi="ar-AE"/>
               </w:rPr>
-              <w:t xml:space="preserve"> (</w:t>
-            </w:r>
-            <w:r>
-              <w:rPr>
-                <w:rFonts w:ascii="Arial" w:hAnsi="Arial" w:cs="Arial" w:hint="cs"/>
-                <w:color w:val="FF0000"/>
-                <w:sz w:val="24"/>
-                <w:szCs w:val="24"/>
-                <w:rtl/>
-                <w:lang w:bidi="ar-AE"/>
-              </w:rPr>
-              <w:t xml:space="preserve">ب </w:t>
-            </w:r>
-            <w:r>
-              <w:rPr>
-                <w:rFonts w:ascii="Arial" w:hAnsi="Arial" w:cs="Arial" w:hint="cs"/>
-                <w:color w:val="FF0000"/>
-                <w:sz w:val="24"/>
-                <w:szCs w:val="24"/>
-                <w:rtl/>
-                <w:lang w:bidi="ar-AE"/>
-              </w:rPr>
-              <w:t xml:space="preserve">ب) </w:t>
+              <w:t xml:space="preserve"> (ب ب) </w:t>
             </w:r>
             <w:r>
               <w:rPr>
@@ -12505,29 +12406,7 @@
                 <w:rtl/>
                 <w:lang w:bidi="ar-AE"/>
               </w:rPr>
-              <w:t xml:space="preserve"> (</w:t>
-            </w:r>
-            <w:r>
-              <w:rPr>
-                <w:rFonts w:ascii="Arial" w:hAnsi="Arial" w:cs="Arial" w:hint="cs"/>
-                <w:color w:val="FF0000"/>
-                <w:sz w:val="24"/>
-                <w:szCs w:val="24"/>
-                <w:rtl/>
-                <w:lang w:bidi="ar-AE"/>
-              </w:rPr>
-              <w:t xml:space="preserve">جـ </w:t>
-            </w:r>
-            <w:r>
-              <w:rPr>
-                <w:rFonts w:ascii="Arial" w:hAnsi="Arial" w:cs="Arial" w:hint="cs"/>
-                <w:color w:val="FF0000"/>
-                <w:sz w:val="24"/>
-                <w:szCs w:val="24"/>
-                <w:rtl/>
-                <w:lang w:bidi="ar-AE"/>
-              </w:rPr>
-              <w:t xml:space="preserve">جـ) </w:t>
+              <w:t xml:space="preserve"> (جـ جـ) </w:t>
             </w:r>
             <w:r>
               <w:rPr>
@@ -12549,29 +12428,7 @@
                 <w:rtl/>
                 <w:lang w:bidi="ar-AE"/>
               </w:rPr>
-              <w:t xml:space="preserve"> (د</w:t>
-            </w:r>
-            <w:r>
-              <w:rPr>
-                <w:rFonts w:ascii="Arial" w:hAnsi="Arial" w:cs="Arial" w:hint="cs"/>
-                <w:color w:val="FF0000"/>
-                <w:sz w:val="24"/>
-                <w:szCs w:val="24"/>
-                <w:rtl/>
-                <w:lang w:bidi="ar-AE"/>
-              </w:rPr>
-              <w:t xml:space="preserve"> د</w:t>
-            </w:r>
-            <w:r>
-              <w:rPr>
-                <w:rFonts w:ascii="Arial" w:hAnsi="Arial" w:cs="Arial" w:hint="cs"/>
-                <w:color w:val="FF0000"/>
-                <w:sz w:val="24"/>
-                <w:szCs w:val="24"/>
-                <w:rtl/>
-                <w:lang w:bidi="ar-AE"/>
-              </w:rPr>
-              <w:t>) وهكذا ) فنريده أن يتقدم في السطر عن سطر أحرف الهجاء ابجد هوز حطي كلمن بين قوسين بـ 0.5 سم.</w:t>
+              <w:t xml:space="preserve"> (د د) وهكذا ) فنريده أن يتقدم في السطر عن سطر أحرف الهجاء ابجد هوز حطي كلمن بين قوسين بـ 0.5 سم.</w:t>
             </w:r>
           </w:p>
           <w:p>
@@ -12800,73 +12657,7 @@
                 <w:rtl/>
                 <w:lang w:bidi="ar-AE"/>
               </w:rPr>
-              <w:t xml:space="preserve">- </w:t>
-            </w:r>
-            <w:r>
-              <w:rPr>
-                <w:rFonts w:ascii="Arial" w:hAnsi="Arial" w:cs="Arial" w:hint="cs"/>
-                <w:color w:val="FF0000"/>
-                <w:sz w:val="24"/>
-                <w:szCs w:val="24"/>
-                <w:rtl/>
-                <w:lang w:bidi="ar-AE"/>
-              </w:rPr>
-              <w:t xml:space="preserve">حروف </w:t>
-            </w:r>
-            <w:r>
-              <w:rPr>
-                <w:rFonts w:ascii="Arial" w:hAnsi="Arial" w:cs="Arial" w:hint="cs"/>
-                <w:color w:val="FF0000"/>
-                <w:sz w:val="24"/>
-                <w:szCs w:val="24"/>
-                <w:rtl/>
-                <w:lang w:bidi="ar-AE"/>
-              </w:rPr>
-              <w:t xml:space="preserve">مزدوجة </w:t>
-            </w:r>
-            <w:r>
-              <w:rPr>
-                <w:rFonts w:ascii="Arial" w:hAnsi="Arial" w:cs="Arial" w:hint="cs"/>
-                <w:color w:val="FF0000"/>
-                <w:sz w:val="24"/>
-                <w:szCs w:val="24"/>
-                <w:rtl/>
-                <w:lang w:bidi="ar-AE"/>
-              </w:rPr>
-              <w:t>بين قوسين (</w:t>
-            </w:r>
-            <w:r>
-              <w:rPr>
-                <w:rFonts w:ascii="Arial" w:hAnsi="Arial" w:cs="Arial" w:hint="cs"/>
-                <w:color w:val="FF0000"/>
-                <w:sz w:val="24"/>
-                <w:szCs w:val="24"/>
-                <w:rtl/>
-                <w:lang w:bidi="ar-AE"/>
-              </w:rPr>
-              <w:t>أ</w:t>
-            </w:r>
-            <w:r>
-              <w:rPr>
-                <w:rFonts w:ascii="Arial" w:hAnsi="Arial" w:cs="Arial" w:hint="cs"/>
-                <w:color w:val="FF0000"/>
-                <w:sz w:val="24"/>
-                <w:szCs w:val="24"/>
-                <w:rtl/>
-                <w:lang w:bidi="ar-AE"/>
-              </w:rPr>
-              <w:t>أ) باللون ال</w:t>
-            </w:r>
-            <w:r>
-              <w:rPr>
-                <w:rFonts w:ascii="Arial" w:hAnsi="Arial" w:cs="Arial" w:hint="cs"/>
-                <w:color w:val="FF0000"/>
-                <w:sz w:val="24"/>
-                <w:szCs w:val="24"/>
-                <w:rtl/>
-                <w:lang w:bidi="ar-AE"/>
-              </w:rPr>
-              <w:t>أخضر</w:t>
+              <w:t>- حروف مزدوجة بين قوسين (أأ) باللون الأخضر</w:t>
             </w:r>
           </w:p>
         </w:tc>
@@ -13455,32 +13246,460 @@
               <w:rPr>
                 <w:rtl/>
               </w:rPr>
+              <w:t xml:space="preserve"> توس</w:t>
+            </w:r>
+            <w:r>
+              <w:rPr>
+                <w:rFonts w:hint="cs"/>
+                <w:rtl/>
+              </w:rPr>
+              <w:t>ي</w:t>
+            </w:r>
+            <w:r>
+              <w:rPr>
+                <w:rtl/>
+              </w:rPr>
+              <w:t>ع المسافات بين دوائر النتائج بالتساوي للعمود بأكمله (من بداية العمود حتى نهايته) تكونالمسافات متساوية بين الدوائر وخارج الدوائر .. ويتغير عرض العمود مع تزايد عدد دوائر النتائج</w:t>
+            </w:r>
+          </w:p>
+          <w:p>
+            <w:pPr>
+              <w:bidi/>
+              <w:rPr>
+                <w:noProof/>
+                <w:rtl/>
+                <w:lang w:bidi="ar-AE"/>
+              </w:rPr>
+            </w:pPr>
+          </w:p>
+        </w:tc>
+      </w:tr>
+      <w:tr>
+        <w:trPr>
+          <w:trHeight w:val="692"/>
+        </w:trPr>
+        <w:tc>
+          <w:tcPr>
+            <w:tcW w:w="1984" w:type="dxa"/>
+            <w:shd w:val="clear" w:color="auto" w:fill="A8D08D" w:themeFill="accent6" w:themeFillTint="99"/>
+          </w:tcPr>
+          <w:p>
+            <w:pPr>
+              <w:jc w:val="right"/>
+              <w:rPr>
+                <w:b/>
+                <w:bCs/>
+                <w:rtl/>
+                <w:lang w:bidi="ar-AE"/>
+              </w:rPr>
+            </w:pPr>
+            <w:r>
+              <w:rPr>
+                <w:rFonts w:hint="cs"/>
+                <w:rtl/>
+                <w:lang w:bidi="ar-AE"/>
+              </w:rPr>
+              <w:t>المحللين / التقييم النهائي</w:t>
+            </w:r>
+          </w:p>
+        </w:tc>
+        <w:tc>
+          <w:tcPr>
+            <w:tcW w:w="11625" w:type="dxa"/>
+            <w:shd w:val="clear" w:color="auto" w:fill="A8D08D" w:themeFill="accent6" w:themeFillTint="99"/>
+          </w:tcPr>
+          <w:p>
+            <w:pPr>
+              <w:jc w:val="right"/>
+            </w:pPr>
+            <w:r>
+              <w:rPr>
+                <w:rtl/>
+              </w:rPr>
+              <w:t>1. في صفحة المحللين التقييم النهائي إضافة صف في أعلى المربع بجانب العنوان (التقرير النهائي) ويحتوي على مجموع النسبة المئوية لجميع المراحل والمجموع العام في التمرين.</w:t>
+            </w:r>
+          </w:p>
+          <w:p>
+            <w:pPr>
+              <w:jc w:val="right"/>
+            </w:pPr>
+            <w:r>
+              <w:rPr>
+                <w:rtl/>
+              </w:rPr>
+              <w:t xml:space="preserve">2. تكون جميع النتائج على صف واحد وأريد ان يكون الصف ثابت لا يتحرك مع الجدول اثناء </w:t>
+            </w:r>
+            <w:r>
+              <w:t>scroll up and down</w:t>
+            </w:r>
+            <w:r>
+              <w:rPr>
+                <w:rtl/>
+              </w:rPr>
+              <w:t xml:space="preserve"> .</w:t>
+            </w:r>
+          </w:p>
+        </w:tc>
+      </w:tr>
+      <w:tr>
+        <w:trPr>
+          <w:trHeight w:val="692"/>
+        </w:trPr>
+        <w:tc>
+          <w:tcPr>
+            <w:tcW w:w="1984" w:type="dxa"/>
+            <w:shd w:val="clear" w:color="auto" w:fill="A8D08D" w:themeFill="accent6" w:themeFillTint="99"/>
+          </w:tcPr>
+          <w:p>
+            <w:pPr>
+              <w:rPr>
+                <w:b/>
+                <w:bCs/>
+                <w:rtl/>
+                <w:lang w:bidi="ar-AE"/>
+              </w:rPr>
+            </w:pPr>
+            <w:r>
+              <w:rPr>
+                <w:rFonts w:hint="cs"/>
+                <w:rtl/>
+                <w:lang w:bidi="ar-AE"/>
+              </w:rPr>
+              <w:t>السيطرة / عرض نتائج التقييم</w:t>
+            </w:r>
+          </w:p>
+        </w:tc>
+        <w:tc>
+          <w:tcPr>
+            <w:tcW w:w="11625" w:type="dxa"/>
+            <w:shd w:val="clear" w:color="auto" w:fill="A8D08D" w:themeFill="accent6" w:themeFillTint="99"/>
+          </w:tcPr>
+          <w:p>
+            <w:pPr>
+              <w:bidi/>
+              <w:rPr>
+                <w:noProof/>
+                <w:rtl/>
+                <w:lang w:bidi="ar-AE"/>
+              </w:rPr>
+            </w:pPr>
+            <w:r>
+              <w:rPr>
+                <w:rFonts w:hint="cs"/>
+                <w:rtl/>
+              </w:rPr>
+              <w:t>1.</w:t>
+            </w:r>
+            <w:r>
               <w:t xml:space="preserve"> </w:t>
             </w:r>
             <w:r>
               <w:rPr>
                 <w:rtl/>
               </w:rPr>
-              <w:t>توس</w:t>
-            </w:r>
-            <w:r>
-              <w:rPr>
-                <w:rFonts w:hint="cs"/>
-                <w:rtl/>
-              </w:rPr>
-              <w:t>ي</w:t>
-            </w:r>
-            <w:r>
-              <w:rPr>
-                <w:rtl/>
-              </w:rPr>
-              <w:t>ع المسافات بين دوائر النتائج بالتساوي للعمود بأكمله (من بداية العمود حتى نهايته) تكونالمسافات متساوية بين الدوائر وخارج الدوائر .. ويتغير عرض العمود مع تزايد عدد دوائر النتائج</w:t>
-            </w:r>
-          </w:p>
-          <w:p>
-            <w:pPr>
-              <w:bidi/>
-              <w:rPr>
+              <w:t xml:space="preserve">تغيير معلومات مربع الرسم البياني (توزيع نتائج التقييم) لتحتوي على </w:t>
+            </w:r>
+            <w:r>
+              <w:rPr>
+                <w:rFonts w:hint="cs"/>
+                <w:rtl/>
+              </w:rPr>
+              <w:t>نتائج النسبة المئوية ل</w:t>
+            </w:r>
+            <w:r>
+              <w:rPr>
+                <w:rtl/>
+              </w:rPr>
+              <w:t xml:space="preserve">لمراحل </w:t>
+            </w:r>
+            <w:r>
+              <w:rPr>
+                <w:rFonts w:hint="cs"/>
+                <w:rtl/>
+              </w:rPr>
+              <w:t>ومجموع النسبة العامة</w:t>
+            </w:r>
+            <w:r>
+              <w:rPr>
+                <w:rtl/>
+              </w:rPr>
+              <w:t>التمرين حسب صفحة</w:t>
+            </w:r>
+            <w:r>
+              <w:rPr>
+                <w:rFonts w:hint="cs"/>
+                <w:rtl/>
+              </w:rPr>
+              <w:t xml:space="preserve"> المحللين / التق</w:t>
+            </w:r>
+            <w:r>
+              <w:rPr>
+                <w:rFonts w:hint="cs"/>
+                <w:rtl/>
+              </w:rPr>
+              <w:t>ييم</w:t>
+            </w:r>
+            <w:r>
+              <w:rPr>
+                <w:rFonts w:hint="cs"/>
+                <w:rtl/>
+              </w:rPr>
+              <w:t xml:space="preserve"> النهائي</w:t>
+            </w:r>
+          </w:p>
+        </w:tc>
+      </w:tr>
+      <w:tr>
+        <w:trPr>
+          <w:trHeight w:val="692"/>
+        </w:trPr>
+        <w:tc>
+          <w:tcPr>
+            <w:tcW w:w="1984" w:type="dxa"/>
+            <w:shd w:val="clear" w:color="auto" w:fill="A8D08D" w:themeFill="accent6" w:themeFillTint="99"/>
+          </w:tcPr>
+          <w:p>
+            <w:pPr>
+              <w:bidi/>
+              <w:rPr>
+                <w:rFonts w:hint="cs"/>
+                <w:b/>
+                <w:bCs/>
+                <w:rtl/>
+                <w:lang w:bidi="ar-AE"/>
+              </w:rPr>
+            </w:pPr>
+            <w:r>
+              <w:rPr>
+                <w:rFonts w:hint="cs"/>
+                <w:rtl/>
+                <w:lang w:bidi="ar-AE"/>
+              </w:rPr>
+              <w:t>السيطرة / عرض نتائج التقييم</w:t>
+            </w:r>
+          </w:p>
+        </w:tc>
+        <w:tc>
+          <w:tcPr>
+            <w:tcW w:w="11625" w:type="dxa"/>
+            <w:shd w:val="clear" w:color="auto" w:fill="A8D08D" w:themeFill="accent6" w:themeFillTint="99"/>
+          </w:tcPr>
+          <w:p>
+            <w:pPr>
+              <w:bidi/>
+              <w:rPr>
+                <w:noProof/>
+                <w:lang w:bidi="ar-AE"/>
+              </w:rPr>
+            </w:pPr>
+            <w:r>
+              <w:rPr>
+                <w:noProof/>
+                <w:rtl/>
+                <w:lang w:bidi="ar-AE"/>
+              </w:rPr>
+              <w:t>1. في مربع الرسم البياني نريد:</w:t>
+            </w:r>
+          </w:p>
+          <w:p>
+            <w:pPr>
+              <w:bidi/>
+              <w:rPr>
+                <w:noProof/>
+                <w:rtl/>
+                <w:lang w:bidi="ar-AE"/>
+              </w:rPr>
+            </w:pPr>
+            <w:r>
+              <w:rPr>
+                <w:noProof/>
+                <w:rtl/>
+                <w:lang w:bidi="ar-AE"/>
+              </w:rPr>
+              <w:t>- تغيير إسم الرسم البياني من (توزيع نتائج التقييم) إلى (نسب مراحل التمرين).</w:t>
+            </w:r>
+          </w:p>
+          <w:p>
+            <w:pPr>
+              <w:bidi/>
+              <w:rPr>
+                <w:noProof/>
+                <w:rtl/>
+                <w:lang w:bidi="ar-AE"/>
+              </w:rPr>
+            </w:pPr>
+            <w:r>
+              <w:rPr>
+                <w:noProof/>
+                <w:rtl/>
+                <w:lang w:bidi="ar-AE"/>
+              </w:rPr>
+              <w:t>- تغيير إسم الرسم البياني من (أداء الوحدات التفصيلي (مراحل التمرين)) إلى (أداء الوحدات التفصيلي حسب قوائم التقييم (مراحل التمرين)).</w:t>
+            </w:r>
+          </w:p>
+          <w:p>
+            <w:pPr>
+              <w:bidi/>
+              <w:rPr>
+                <w:noProof/>
+                <w:rtl/>
+                <w:lang w:bidi="ar-AE"/>
+              </w:rPr>
+            </w:pPr>
+            <w:r>
+              <w:rPr>
+                <w:noProof/>
+                <w:rtl/>
+                <w:lang w:bidi="ar-AE"/>
+              </w:rPr>
+              <w:t>- حذف رسمة المجموع العام من الدائرة.</w:t>
+            </w:r>
+          </w:p>
+          <w:p>
+            <w:pPr>
+              <w:bidi/>
+              <w:rPr>
+                <w:noProof/>
+                <w:rtl/>
+                <w:lang w:bidi="ar-AE"/>
+              </w:rPr>
+            </w:pPr>
+            <w:r>
+              <w:rPr>
+                <w:noProof/>
+                <w:rtl/>
+                <w:lang w:bidi="ar-AE"/>
+              </w:rPr>
+              <w:t>- تكبير حجم خط المجموع العام وتوسيطه في الأسفل.</w:t>
+            </w:r>
+          </w:p>
+          <w:p>
+            <w:pPr>
+              <w:bidi/>
+              <w:rPr>
+                <w:noProof/>
+                <w:rtl/>
+                <w:lang w:bidi="ar-AE"/>
+              </w:rPr>
+            </w:pPr>
+            <w:r>
+              <w:rPr>
+                <w:noProof/>
+                <w:rtl/>
+                <w:lang w:bidi="ar-AE"/>
+              </w:rPr>
+              <w:t>- حذف الفقرة (نسب المراحل والمجموع العام — نفس منطق التقييم النهائي (المحللين))</w:t>
+            </w:r>
+          </w:p>
+          <w:p>
+            <w:pPr>
+              <w:bidi/>
+              <w:rPr>
+                <w:noProof/>
+                <w:rtl/>
+                <w:lang w:bidi="ar-AE"/>
+              </w:rPr>
+            </w:pPr>
+            <w:r>
+              <w:rPr>
+                <w:noProof/>
+                <w:rtl/>
+                <w:lang w:bidi="ar-AE"/>
+              </w:rPr>
+              <w:t>2. أثناء تحريك الماوس على الرسم البياني (أداء الوحدات التفصيلي (مراحل التمرين)) يظهر تلوين في بعض الصفوف (</w:t>
+            </w:r>
+            <w:r>
+              <w:rPr>
+                <w:noProof/>
+                <w:lang w:bidi="ar-AE"/>
+              </w:rPr>
+              <w:t>HIGH LIGHT</w:t>
+            </w:r>
+            <w:r>
+              <w:rPr>
+                <w:noProof/>
+                <w:rtl/>
+                <w:lang w:bidi="ar-AE"/>
+              </w:rPr>
+              <w:t>) .. نريد إزالة الـ (</w:t>
+            </w:r>
+            <w:r>
+              <w:rPr>
+                <w:noProof/>
+                <w:lang w:bidi="ar-AE"/>
+              </w:rPr>
+              <w:t>HIGH LIGHT</w:t>
+            </w:r>
+            <w:r>
+              <w:rPr>
+                <w:noProof/>
+                <w:rtl/>
+                <w:lang w:bidi="ar-AE"/>
+              </w:rPr>
+              <w:t xml:space="preserve">) </w:t>
+            </w:r>
+          </w:p>
+          <w:p>
+            <w:pPr>
+              <w:bidi/>
+              <w:spacing w:before="100" w:beforeAutospacing="1" w:after="100" w:afterAutospacing="1"/>
+              <w:rPr>
+                <w:noProof/>
+                <w:lang w:bidi="ar-AE"/>
+              </w:rPr>
+            </w:pPr>
+            <w:r>
+              <w:rPr>
+                <w:rFonts w:hint="cs"/>
+                <w:noProof/>
+                <w:rtl/>
+                <w:lang w:bidi="ar-AE"/>
+              </w:rPr>
+              <w:t>3</w:t>
+            </w:r>
+            <w:r>
+              <w:rPr>
+                <w:noProof/>
+                <w:rtl/>
+                <w:lang w:bidi="ar-AE"/>
+              </w:rPr>
+              <w:t>. في أسفل مربع (أداء الوحدات التفصيلي حسب قوائم التقييم (مراحل التمرين)) نريد إضافة مفتاح الألوان كنتيجة (راسب - مقبول- جيد - جيد جدا - ممتاز)</w:t>
+            </w:r>
+          </w:p>
+          <w:p>
+            <w:pPr>
+              <w:bidi/>
+              <w:spacing w:before="100" w:beforeAutospacing="1" w:after="100" w:afterAutospacing="1"/>
+              <w:rPr>
+                <w:noProof/>
+                <w:rtl/>
+                <w:lang w:bidi="ar-AE"/>
+              </w:rPr>
+            </w:pPr>
+            <w:r>
+              <w:rPr>
+                <w:rFonts w:hint="cs"/>
+                <w:noProof/>
+                <w:rtl/>
+                <w:lang w:bidi="ar-AE"/>
+              </w:rPr>
+              <w:lastRenderedPageBreak/>
+              <w:t>4</w:t>
+            </w:r>
+            <w:r>
+              <w:rPr>
+                <w:noProof/>
+                <w:rtl/>
+                <w:lang w:bidi="ar-AE"/>
+              </w:rPr>
+              <w:t>. في الرسم البياني نريد حذف المجموع العام من الدائرة وإبقاء المراحل الثلاثة فقط (مرحلة التحضير - مرحلة الإنفتاح - مرحلة المعركة التعرضية) مع إبقاء المجموع العام في أسفل المربع</w:t>
+            </w:r>
+          </w:p>
+          <w:p>
+            <w:pPr>
+              <w:bidi/>
+              <w:rPr>
+                <w:rFonts w:hint="cs"/>
                 <w:noProof/>
                 <w:rtl/>
                 <w:lang w:bidi="ar-AE"/>
@@ -13500,32 +13719,21 @@
           </w:tcPr>
           <w:p>
             <w:pPr>
-              <w:pStyle w:val="Heading1"/>
-              <w:shd w:val="clear" w:color="auto" w:fill="FFFFFF"/>
-              <w:bidi/>
-              <w:spacing w:before="0" w:beforeAutospacing="0" w:after="120" w:afterAutospacing="0"/>
-              <w:outlineLvl w:val="0"/>
-              <w:rPr>
-                <w:rFonts w:hint="cs"/>
-                <w:b w:val="0"/>
-                <w:bCs w:val="0"/>
-                <w:sz w:val="24"/>
-                <w:szCs w:val="24"/>
-                <w:rtl/>
-                <w:lang w:bidi="ar-AE"/>
-              </w:rPr>
-            </w:pPr>
-            <w:r>
-              <w:rPr>
-                <w:rFonts w:hint="cs"/>
-                <w:b w:val="0"/>
-                <w:bCs w:val="0"/>
-                <w:sz w:val="24"/>
-                <w:szCs w:val="24"/>
-                <w:rtl/>
-                <w:lang w:bidi="ar-AE"/>
-              </w:rPr>
-              <w:t>المحللين / التقييم النهائي</w:t>
+              <w:bidi/>
+              <w:rPr>
+                <w:rFonts w:hint="cs"/>
+                <w:rtl/>
+                <w:lang w:bidi="ar-AE"/>
+              </w:rPr>
+            </w:pPr>
+            <w:r>
+              <w:rPr>
+                <w:rFonts w:hint="cs"/>
+                <w:rtl/>
+                <w:lang w:bidi="ar-AE"/>
+              </w:rPr>
+              <w:lastRenderedPageBreak/>
+              <w:t xml:space="preserve">المحكمين / قائمة التقييم </w:t>
             </w:r>
           </w:p>
         </w:tc>
@@ -13538,47 +13746,310 @@
             <w:pPr>
               <w:bidi/>
               <w:rPr>
-                <w:rtl/>
-              </w:rPr>
-            </w:pPr>
-            <w:r>
-              <w:rPr>
-                <w:rFonts w:hint="cs"/>
-                <w:rtl/>
-              </w:rPr>
-              <w:t xml:space="preserve">1. </w:t>
-            </w:r>
-            <w:r>
-              <w:rPr>
-                <w:rFonts w:hint="cs"/>
-                <w:rtl/>
-              </w:rPr>
-              <w:t xml:space="preserve">في صفحة المحللين التقييم النهائي إضافة صف في أسفل مربع التقرير النهائي يحتوي على </w:t>
-            </w:r>
-            <w:r>
-              <w:rPr>
-                <w:rFonts w:hint="cs"/>
-                <w:rtl/>
-              </w:rPr>
-              <w:t>مجموع نتائج المراحل لجميع الوحدات والمجموع العام في التمرين.</w:t>
-            </w:r>
-          </w:p>
-          <w:p>
-            <w:pPr>
-              <w:bidi/>
-              <w:rPr>
-                <w:rFonts w:hint="cs"/>
-              </w:rPr>
-            </w:pPr>
-            <w:r>
-              <w:rPr>
-                <w:rFonts w:hint="cs"/>
-                <w:rtl/>
-              </w:rPr>
-              <w:t xml:space="preserve">2. تكون جميع النتائج على صف واحد وأريد الصف ثابت لا يتحرك مع الجدول اثناء </w:t>
-            </w:r>
-            <w:r>
-              <w:t xml:space="preserve">scroll up and down </w:t>
+                <w:noProof/>
+                <w:rtl/>
+                <w:lang w:bidi="ar-AE"/>
+              </w:rPr>
+            </w:pPr>
+            <w:r>
+              <w:rPr>
+                <w:rFonts w:hint="cs"/>
+                <w:noProof/>
+                <w:rtl/>
+                <w:lang w:bidi="ar-AE"/>
+              </w:rPr>
+              <w:t>في صفحة قائمة التقييم نريد تغيير حساب الدرجات (النتيجة بناءا على النسبة) ليكون كالآتي:</w:t>
+            </w:r>
+            <w:r>
+              <w:rPr>
+                <w:noProof/>
+                <w:rtl/>
+                <w:lang w:bidi="ar-AE"/>
+              </w:rPr>
+              <w:br/>
+            </w:r>
+            <w:r>
+              <w:rPr>
+                <w:rFonts w:hint="cs"/>
+                <w:noProof/>
+                <w:rtl/>
+                <w:lang w:bidi="ar-AE"/>
+              </w:rPr>
+              <w:t>- إذا كانت النسبة اقل من %60 تكون النتيجة راسب.</w:t>
+            </w:r>
+          </w:p>
+          <w:p>
+            <w:pPr>
+              <w:bidi/>
+              <w:rPr>
+                <w:noProof/>
+                <w:rtl/>
+                <w:lang w:bidi="ar-AE"/>
+              </w:rPr>
+            </w:pPr>
+            <w:r>
+              <w:rPr>
+                <w:rFonts w:hint="cs"/>
+                <w:noProof/>
+                <w:rtl/>
+                <w:lang w:bidi="ar-AE"/>
+              </w:rPr>
+              <w:t xml:space="preserve">- إذا كانت النسبة من %60 </w:t>
+            </w:r>
+            <w:r>
+              <w:rPr>
+                <w:rFonts w:hint="cs"/>
+                <w:noProof/>
+                <w:rtl/>
+                <w:lang w:bidi="ar-AE"/>
+              </w:rPr>
+              <w:t xml:space="preserve">الى %69 </w:t>
+            </w:r>
+            <w:r>
+              <w:rPr>
+                <w:rFonts w:hint="cs"/>
+                <w:noProof/>
+                <w:rtl/>
+                <w:lang w:bidi="ar-AE"/>
+              </w:rPr>
+              <w:t xml:space="preserve">تكون النتيجة </w:t>
+            </w:r>
+            <w:r>
+              <w:rPr>
+                <w:rFonts w:hint="cs"/>
+                <w:noProof/>
+                <w:rtl/>
+                <w:lang w:bidi="ar-AE"/>
+              </w:rPr>
+              <w:t>متوسط</w:t>
+            </w:r>
+            <w:r>
+              <w:rPr>
+                <w:rFonts w:hint="cs"/>
+                <w:noProof/>
+                <w:rtl/>
+                <w:lang w:bidi="ar-AE"/>
+              </w:rPr>
+              <w:t>.</w:t>
+            </w:r>
+          </w:p>
+          <w:p>
+            <w:pPr>
+              <w:bidi/>
+              <w:rPr>
+                <w:noProof/>
+                <w:rtl/>
+                <w:lang w:bidi="ar-AE"/>
+              </w:rPr>
+            </w:pPr>
+            <w:r>
+              <w:rPr>
+                <w:rFonts w:hint="cs"/>
+                <w:noProof/>
+                <w:rtl/>
+                <w:lang w:bidi="ar-AE"/>
+              </w:rPr>
+              <w:t>- إذا كانت النسبة من %</w:t>
+            </w:r>
+            <w:r>
+              <w:rPr>
+                <w:rFonts w:hint="cs"/>
+                <w:noProof/>
+                <w:rtl/>
+                <w:lang w:bidi="ar-AE"/>
+              </w:rPr>
+              <w:t>70</w:t>
+            </w:r>
+            <w:r>
+              <w:rPr>
+                <w:rFonts w:hint="cs"/>
+                <w:noProof/>
+                <w:rtl/>
+                <w:lang w:bidi="ar-AE"/>
+              </w:rPr>
+              <w:t xml:space="preserve"> الى %</w:t>
+            </w:r>
+            <w:r>
+              <w:rPr>
+                <w:rFonts w:hint="cs"/>
+                <w:noProof/>
+                <w:rtl/>
+                <w:lang w:bidi="ar-AE"/>
+              </w:rPr>
+              <w:t>79</w:t>
+            </w:r>
+            <w:r>
+              <w:rPr>
+                <w:rFonts w:hint="cs"/>
+                <w:noProof/>
+                <w:rtl/>
+                <w:lang w:bidi="ar-AE"/>
+              </w:rPr>
+              <w:t xml:space="preserve"> تكون النتيجة </w:t>
+            </w:r>
+            <w:r>
+              <w:rPr>
+                <w:rFonts w:hint="cs"/>
+                <w:noProof/>
+                <w:rtl/>
+                <w:lang w:bidi="ar-AE"/>
+              </w:rPr>
+              <w:t>جيد</w:t>
+            </w:r>
+            <w:r>
+              <w:rPr>
+                <w:rFonts w:hint="cs"/>
+                <w:noProof/>
+                <w:rtl/>
+                <w:lang w:bidi="ar-AE"/>
+              </w:rPr>
+              <w:t>.</w:t>
+            </w:r>
+          </w:p>
+          <w:p>
+            <w:pPr>
+              <w:bidi/>
+              <w:rPr>
+                <w:noProof/>
+                <w:rtl/>
+                <w:lang w:bidi="ar-AE"/>
+              </w:rPr>
+            </w:pPr>
+            <w:r>
+              <w:rPr>
+                <w:rFonts w:hint="cs"/>
+                <w:noProof/>
+                <w:rtl/>
+                <w:lang w:bidi="ar-AE"/>
+              </w:rPr>
+              <w:t>- إذا كانت النسبة من %</w:t>
+            </w:r>
+            <w:r>
+              <w:rPr>
+                <w:rFonts w:hint="cs"/>
+                <w:noProof/>
+                <w:rtl/>
+                <w:lang w:bidi="ar-AE"/>
+              </w:rPr>
+              <w:t>80</w:t>
+            </w:r>
+            <w:r>
+              <w:rPr>
+                <w:rFonts w:hint="cs"/>
+                <w:noProof/>
+                <w:rtl/>
+                <w:lang w:bidi="ar-AE"/>
+              </w:rPr>
+              <w:t xml:space="preserve"> الى %</w:t>
+            </w:r>
+            <w:r>
+              <w:rPr>
+                <w:rFonts w:hint="cs"/>
+                <w:noProof/>
+                <w:rtl/>
+                <w:lang w:bidi="ar-AE"/>
+              </w:rPr>
+              <w:t>89</w:t>
+            </w:r>
+            <w:r>
+              <w:rPr>
+                <w:rFonts w:hint="cs"/>
+                <w:noProof/>
+                <w:rtl/>
+                <w:lang w:bidi="ar-AE"/>
+              </w:rPr>
+              <w:t xml:space="preserve"> تكون النتيجة </w:t>
+            </w:r>
+            <w:r>
+              <w:rPr>
+                <w:rFonts w:hint="cs"/>
+                <w:noProof/>
+                <w:rtl/>
+                <w:lang w:bidi="ar-AE"/>
+              </w:rPr>
+              <w:t>جيد جدا</w:t>
+            </w:r>
+            <w:r>
+              <w:rPr>
+                <w:rFonts w:hint="cs"/>
+                <w:noProof/>
+                <w:rtl/>
+                <w:lang w:bidi="ar-AE"/>
+              </w:rPr>
+              <w:t>.</w:t>
+            </w:r>
+          </w:p>
+          <w:p>
+            <w:pPr>
+              <w:bidi/>
+              <w:rPr>
+                <w:noProof/>
+                <w:rtl/>
+                <w:lang w:bidi="ar-AE"/>
+              </w:rPr>
+            </w:pPr>
+            <w:r>
+              <w:rPr>
+                <w:rFonts w:hint="cs"/>
+                <w:noProof/>
+                <w:rtl/>
+                <w:lang w:bidi="ar-AE"/>
+              </w:rPr>
+              <w:t>- إذا كانت النسبة من %</w:t>
+            </w:r>
+            <w:r>
+              <w:rPr>
+                <w:rFonts w:hint="cs"/>
+                <w:noProof/>
+                <w:rtl/>
+                <w:lang w:bidi="ar-AE"/>
+              </w:rPr>
+              <w:t>90</w:t>
+            </w:r>
+            <w:r>
+              <w:rPr>
+                <w:rFonts w:hint="cs"/>
+                <w:noProof/>
+                <w:rtl/>
+                <w:lang w:bidi="ar-AE"/>
+              </w:rPr>
+              <w:t xml:space="preserve"> الى %</w:t>
+            </w:r>
+            <w:r>
+              <w:rPr>
+                <w:rFonts w:hint="cs"/>
+                <w:noProof/>
+                <w:rtl/>
+                <w:lang w:bidi="ar-AE"/>
+              </w:rPr>
+              <w:t>100</w:t>
+            </w:r>
+            <w:r>
+              <w:rPr>
+                <w:rFonts w:hint="cs"/>
+                <w:noProof/>
+                <w:rtl/>
+                <w:lang w:bidi="ar-AE"/>
+              </w:rPr>
+              <w:t xml:space="preserve"> تكون النتيجة </w:t>
+            </w:r>
+            <w:r>
+              <w:rPr>
+                <w:rFonts w:hint="cs"/>
+                <w:noProof/>
+                <w:rtl/>
+                <w:lang w:bidi="ar-AE"/>
+              </w:rPr>
+              <w:t>ممتاز</w:t>
+            </w:r>
+            <w:r>
+              <w:rPr>
+                <w:rFonts w:hint="cs"/>
+                <w:noProof/>
+                <w:rtl/>
+                <w:lang w:bidi="ar-AE"/>
+              </w:rPr>
+              <w:t>.</w:t>
             </w:r>
           </w:p>
         </w:tc>
@@ -13594,33 +14065,13 @@
           </w:tcPr>
           <w:p>
             <w:pPr>
-              <w:pStyle w:val="Heading1"/>
-              <w:shd w:val="clear" w:color="auto" w:fill="FFFFFF"/>
-              <w:bidi/>
-              <w:spacing w:before="0" w:beforeAutospacing="0" w:after="120" w:afterAutospacing="0"/>
-              <w:outlineLvl w:val="0"/>
-              <w:rPr>
-                <w:rFonts w:hint="cs"/>
-                <w:b w:val="0"/>
-                <w:bCs w:val="0"/>
-                <w:sz w:val="24"/>
-                <w:szCs w:val="24"/>
-                <w:rtl/>
-                <w:lang w:bidi="ar-AE"/>
-              </w:rPr>
-            </w:pPr>
-            <w:r>
-              <w:rPr>
-                <w:rFonts w:hint="cs"/>
-                <w:b w:val="0"/>
-                <w:bCs w:val="0"/>
-                <w:sz w:val="24"/>
-                <w:szCs w:val="24"/>
-                <w:rtl/>
-                <w:lang w:bidi="ar-AE"/>
-              </w:rPr>
-              <w:t>السيطرة / عرض نتائج التقييم</w:t>
-            </w:r>
+              <w:bidi/>
+              <w:rPr>
+                <w:rFonts w:hint="cs"/>
+                <w:rtl/>
+                <w:lang w:bidi="ar-AE"/>
+              </w:rPr>
+            </w:pPr>
           </w:p>
         </w:tc>
         <w:tc>
@@ -13637,29 +14088,6 @@
                 <w:lang w:bidi="ar-AE"/>
               </w:rPr>
             </w:pPr>
-            <w:r>
-              <w:rPr>
-                <w:rFonts w:hint="cs"/>
-                <w:rtl/>
-              </w:rPr>
-              <w:t>1.</w:t>
-            </w:r>
-            <w:r>
-              <w:t xml:space="preserve"> </w:t>
-            </w:r>
-            <w:r>
-              <w:rPr>
-                <w:rtl/>
-              </w:rPr>
-              <w:t>تغيير معلومات مربع الرسم البياني (توزيع نتائج التقييم) لتحتوي على النتيجة العامة لمراحل التمرين حسب صفحة</w:t>
-            </w:r>
-            <w:r>
-              <w:rPr>
-                <w:rFonts w:hint="cs"/>
-                <w:rtl/>
-              </w:rPr>
-              <w:t xml:space="preserve"> المحللين / التقرير النهائي</w:t>
-            </w:r>
           </w:p>
         </w:tc>
       </w:tr>

--- a/Programming Lab/أوامر محرر الذكاء الإصطناعي لتطوير نظام إدارو التمارين.docx
+++ b/Programming Lab/أوامر محرر الذكاء الإصطناعي لتطوير نظام إدارو التمارين.docx
@@ -2849,8 +2849,18 @@
                 <w:color w:val="000000" w:themeColor="text1"/>
                 <w:lang w:bidi="ar-AE"/>
               </w:rPr>
-              <w:t>scroll up/dwon</w:t>
-            </w:r>
+              <w:t>scroll up/</w:t>
+            </w:r>
+            <w:proofErr w:type="spellStart"/>
+            <w:r>
+              <w:rPr>
+                <w:rFonts w:ascii="Arial" w:hAnsi="Arial" w:cs="Arial"/>
+                <w:color w:val="000000" w:themeColor="text1"/>
+                <w:lang w:bidi="ar-AE"/>
+              </w:rPr>
+              <w:t>dwon</w:t>
+            </w:r>
+            <w:proofErr w:type="spellEnd"/>
             <w:r>
               <w:rPr>
                 <w:rFonts w:ascii="Arial" w:hAnsi="Arial" w:cs="Arial"/>
@@ -2915,8 +2925,18 @@
                 <w:color w:val="000000" w:themeColor="text1"/>
                 <w:lang w:bidi="ar-AE"/>
               </w:rPr>
-              <w:t>scroll up/dwon</w:t>
-            </w:r>
+              <w:t>scroll up/</w:t>
+            </w:r>
+            <w:proofErr w:type="spellStart"/>
+            <w:r>
+              <w:rPr>
+                <w:rFonts w:ascii="Arial" w:hAnsi="Arial" w:cs="Arial"/>
+                <w:color w:val="000000" w:themeColor="text1"/>
+                <w:lang w:bidi="ar-AE"/>
+              </w:rPr>
+              <w:t>dwon</w:t>
+            </w:r>
+            <w:proofErr w:type="spellEnd"/>
             <w:r>
               <w:rPr>
                 <w:rFonts w:ascii="Arial" w:hAnsi="Arial" w:cs="Arial"/>
@@ -6031,19 +6051,42 @@
               </w:rPr>
               <w:t>الفقرة (</w:t>
             </w:r>
-            <w:hyperlink r:id="rId6" w:tgtFrame="_blank" w:history="1">
-              <w:r>
-                <w:rPr>
-                  <w:rStyle w:val="Hyperlink"/>
-                  <w:rFonts w:ascii="Arial" w:hAnsi="Arial" w:cs="Arial"/>
-                  <w:color w:val="auto"/>
-                  <w:sz w:val="24"/>
-                  <w:szCs w:val="24"/>
-                  <w:shd w:val="clear" w:color="auto" w:fill="FFFFFF"/>
-                </w:rPr>
-                <w:t>manifest.json</w:t>
-              </w:r>
-            </w:hyperlink>
+            <w:r>
+              <w:fldChar w:fldCharType="begin"/>
+            </w:r>
+            <w:r>
+              <w:instrText xml:space="preserve"> HYPERLINK "http://127.0.0.1:8005/admin/information-bank/mani</w:instrText>
+            </w:r>
+            <w:r>
+              <w:instrText xml:space="preserve">fest.json" \t "_blank" </w:instrText>
+            </w:r>
+            <w:r>
+              <w:fldChar w:fldCharType="separate"/>
+            </w:r>
+            <w:proofErr w:type="spellStart"/>
+            <w:r>
+              <w:rPr>
+                <w:rStyle w:val="Hyperlink"/>
+                <w:rFonts w:ascii="Arial" w:hAnsi="Arial" w:cs="Arial"/>
+                <w:color w:val="auto"/>
+                <w:sz w:val="24"/>
+                <w:szCs w:val="24"/>
+                <w:shd w:val="clear" w:color="auto" w:fill="FFFFFF"/>
+              </w:rPr>
+              <w:t>manifest.json</w:t>
+            </w:r>
+            <w:proofErr w:type="spellEnd"/>
+            <w:r>
+              <w:rPr>
+                <w:rStyle w:val="Hyperlink"/>
+                <w:rFonts w:ascii="Arial" w:hAnsi="Arial" w:cs="Arial"/>
+                <w:color w:val="auto"/>
+                <w:sz w:val="24"/>
+                <w:szCs w:val="24"/>
+                <w:shd w:val="clear" w:color="auto" w:fill="FFFFFF"/>
+              </w:rPr>
+              <w:fldChar w:fldCharType="end"/>
+            </w:r>
             <w:r>
               <w:rPr>
                 <w:rFonts w:ascii="Arial" w:hAnsi="Arial" w:cs="Arial"/>
@@ -9707,7 +9750,7 @@
                           </pic:cNvPicPr>
                         </pic:nvPicPr>
                         <pic:blipFill>
-                          <a:blip r:embed="rId7" cstate="print">
+                          <a:blip r:embed="rId6" cstate="print">
                             <a:extLst>
                               <a:ext uri="{28A0092B-C50C-407E-A947-70E740481C1C}">
                                 <a14:useLocalDpi xmlns:a14="http://schemas.microsoft.com/office/drawing/2010/main" val="0"/>
@@ -11784,7 +11827,7 @@
                           </pic:cNvPicPr>
                         </pic:nvPicPr>
                         <pic:blipFill>
-                          <a:blip r:embed="rId8" cstate="print">
+                          <a:blip r:embed="rId7" cstate="print">
                             <a:extLst>
                               <a:ext uri="{28A0092B-C50C-407E-A947-70E740481C1C}">
                                 <a14:useLocalDpi xmlns:a14="http://schemas.microsoft.com/office/drawing/2010/main" val="0"/>
@@ -13262,16 +13305,6 @@
               <w:t>ع المسافات بين دوائر النتائج بالتساوي للعمود بأكمله (من بداية العمود حتى نهايته) تكونالمسافات متساوية بين الدوائر وخارج الدوائر .. ويتغير عرض العمود مع تزايد عدد دوائر النتائج</w:t>
             </w:r>
           </w:p>
-          <w:p>
-            <w:pPr>
-              <w:bidi/>
-              <w:rPr>
-                <w:noProof/>
-                <w:rtl/>
-                <w:lang w:bidi="ar-AE"/>
-              </w:rPr>
-            </w:pPr>
-          </w:p>
         </w:tc>
       </w:tr>
       <w:tr>
@@ -13462,7 +13495,6 @@
             <w:pPr>
               <w:bidi/>
               <w:rPr>
-                <w:rFonts w:hint="cs"/>
                 <w:b/>
                 <w:bCs/>
                 <w:rtl/>
@@ -13683,7 +13715,6 @@
                 <w:rtl/>
                 <w:lang w:bidi="ar-AE"/>
               </w:rPr>
-              <w:lastRenderedPageBreak/>
               <w:t>4</w:t>
             </w:r>
             <w:r>
@@ -13698,13 +13729,46 @@
           <w:p>
             <w:pPr>
               <w:bidi/>
+              <w:spacing w:before="100" w:beforeAutospacing="1" w:after="100" w:afterAutospacing="1"/>
+              <w:rPr>
+                <w:noProof/>
+                <w:rtl/>
+                <w:lang w:bidi="ar-AE"/>
+              </w:rPr>
+            </w:pPr>
+            <w:r>
               <w:rPr>
                 <w:rFonts w:hint="cs"/>
                 <w:noProof/>
                 <w:rtl/>
                 <w:lang w:bidi="ar-AE"/>
               </w:rPr>
-            </w:pPr>
+              <w:lastRenderedPageBreak/>
+              <w:t xml:space="preserve">5. </w:t>
+            </w:r>
+            <w:r>
+              <w:rPr>
+                <w:noProof/>
+                <w:rtl/>
+                <w:lang w:bidi="ar-AE"/>
+              </w:rPr>
+              <w:t>عند تزايد عدد قوائم تقييم الوحدات نريد من الرسم البياني (أداء المجموعات (متوسط النسبة العامة)) نريد تقليص المساحة وإضافة جميع الوحدات في الرسم البياني مع تغيير خطوط الوحدات</w:t>
+            </w:r>
+            <w:r>
+              <w:rPr>
+                <w:noProof/>
+                <w:lang w:bidi="ar-AE"/>
+              </w:rPr>
+              <w:t xml:space="preserve"> (Fonts) </w:t>
+            </w:r>
+            <w:r>
+              <w:rPr>
+                <w:noProof/>
+                <w:rtl/>
+                <w:lang w:bidi="ar-AE"/>
+              </w:rPr>
+              <w:t>إلى المائل من الأعلى إلى الاسفل</w:t>
+            </w:r>
           </w:p>
         </w:tc>
       </w:tr>
@@ -13721,7 +13785,6 @@
             <w:pPr>
               <w:bidi/>
               <w:rPr>
-                <w:rFonts w:hint="cs"/>
                 <w:rtl/>
                 <w:lang w:bidi="ar-AE"/>
               </w:rPr>
@@ -13794,8 +13857,18 @@
                 <w:rtl/>
                 <w:lang w:bidi="ar-AE"/>
               </w:rPr>
-              <w:t xml:space="preserve">- إذا كانت النسبة من %60 </w:t>
-            </w:r>
+              <w:t>- إذا كانت النسبة من %60 الى %69 تكون النتيجة متوسط.</w:t>
+            </w:r>
+          </w:p>
+          <w:p>
+            <w:pPr>
+              <w:bidi/>
+              <w:rPr>
+                <w:noProof/>
+                <w:rtl/>
+                <w:lang w:bidi="ar-AE"/>
+              </w:rPr>
+            </w:pPr>
             <w:r>
               <w:rPr>
                 <w:rFonts w:hint="cs"/>
@@ -13803,8 +13876,18 @@
                 <w:rtl/>
                 <w:lang w:bidi="ar-AE"/>
               </w:rPr>
-              <w:t xml:space="preserve">الى %69 </w:t>
-            </w:r>
+              <w:t>- إذا كانت النسبة من %70 الى %79 تكون النتيجة جيد.</w:t>
+            </w:r>
+          </w:p>
+          <w:p>
+            <w:pPr>
+              <w:bidi/>
+              <w:rPr>
+                <w:noProof/>
+                <w:rtl/>
+                <w:lang w:bidi="ar-AE"/>
+              </w:rPr>
+            </w:pPr>
             <w:r>
               <w:rPr>
                 <w:rFonts w:hint="cs"/>
@@ -13812,8 +13895,18 @@
                 <w:rtl/>
                 <w:lang w:bidi="ar-AE"/>
               </w:rPr>
-              <w:t xml:space="preserve">تكون النتيجة </w:t>
-            </w:r>
+              <w:t>- إذا كانت النسبة من %80 الى %89 تكون النتيجة جيد جدا.</w:t>
+            </w:r>
+          </w:p>
+          <w:p>
+            <w:pPr>
+              <w:bidi/>
+              <w:rPr>
+                <w:noProof/>
+                <w:rtl/>
+                <w:lang w:bidi="ar-AE"/>
+              </w:rPr>
+            </w:pPr>
             <w:r>
               <w:rPr>
                 <w:rFonts w:hint="cs"/>
@@ -13821,235 +13914,7 @@
                 <w:rtl/>
                 <w:lang w:bidi="ar-AE"/>
               </w:rPr>
-              <w:t>متوسط</w:t>
-            </w:r>
-            <w:r>
-              <w:rPr>
-                <w:rFonts w:hint="cs"/>
-                <w:noProof/>
-                <w:rtl/>
-                <w:lang w:bidi="ar-AE"/>
-              </w:rPr>
-              <w:t>.</w:t>
-            </w:r>
-          </w:p>
-          <w:p>
-            <w:pPr>
-              <w:bidi/>
-              <w:rPr>
-                <w:noProof/>
-                <w:rtl/>
-                <w:lang w:bidi="ar-AE"/>
-              </w:rPr>
-            </w:pPr>
-            <w:r>
-              <w:rPr>
-                <w:rFonts w:hint="cs"/>
-                <w:noProof/>
-                <w:rtl/>
-                <w:lang w:bidi="ar-AE"/>
-              </w:rPr>
-              <w:t>- إذا كانت النسبة من %</w:t>
-            </w:r>
-            <w:r>
-              <w:rPr>
-                <w:rFonts w:hint="cs"/>
-                <w:noProof/>
-                <w:rtl/>
-                <w:lang w:bidi="ar-AE"/>
-              </w:rPr>
-              <w:t>70</w:t>
-            </w:r>
-            <w:r>
-              <w:rPr>
-                <w:rFonts w:hint="cs"/>
-                <w:noProof/>
-                <w:rtl/>
-                <w:lang w:bidi="ar-AE"/>
-              </w:rPr>
-              <w:t xml:space="preserve"> الى %</w:t>
-            </w:r>
-            <w:r>
-              <w:rPr>
-                <w:rFonts w:hint="cs"/>
-                <w:noProof/>
-                <w:rtl/>
-                <w:lang w:bidi="ar-AE"/>
-              </w:rPr>
-              <w:t>79</w:t>
-            </w:r>
-            <w:r>
-              <w:rPr>
-                <w:rFonts w:hint="cs"/>
-                <w:noProof/>
-                <w:rtl/>
-                <w:lang w:bidi="ar-AE"/>
-              </w:rPr>
-              <w:t xml:space="preserve"> تكون النتيجة </w:t>
-            </w:r>
-            <w:r>
-              <w:rPr>
-                <w:rFonts w:hint="cs"/>
-                <w:noProof/>
-                <w:rtl/>
-                <w:lang w:bidi="ar-AE"/>
-              </w:rPr>
-              <w:t>جيد</w:t>
-            </w:r>
-            <w:r>
-              <w:rPr>
-                <w:rFonts w:hint="cs"/>
-                <w:noProof/>
-                <w:rtl/>
-                <w:lang w:bidi="ar-AE"/>
-              </w:rPr>
-              <w:t>.</w:t>
-            </w:r>
-          </w:p>
-          <w:p>
-            <w:pPr>
-              <w:bidi/>
-              <w:rPr>
-                <w:noProof/>
-                <w:rtl/>
-                <w:lang w:bidi="ar-AE"/>
-              </w:rPr>
-            </w:pPr>
-            <w:r>
-              <w:rPr>
-                <w:rFonts w:hint="cs"/>
-                <w:noProof/>
-                <w:rtl/>
-                <w:lang w:bidi="ar-AE"/>
-              </w:rPr>
-              <w:t>- إذا كانت النسبة من %</w:t>
-            </w:r>
-            <w:r>
-              <w:rPr>
-                <w:rFonts w:hint="cs"/>
-                <w:noProof/>
-                <w:rtl/>
-                <w:lang w:bidi="ar-AE"/>
-              </w:rPr>
-              <w:t>80</w:t>
-            </w:r>
-            <w:r>
-              <w:rPr>
-                <w:rFonts w:hint="cs"/>
-                <w:noProof/>
-                <w:rtl/>
-                <w:lang w:bidi="ar-AE"/>
-              </w:rPr>
-              <w:t xml:space="preserve"> الى %</w:t>
-            </w:r>
-            <w:r>
-              <w:rPr>
-                <w:rFonts w:hint="cs"/>
-                <w:noProof/>
-                <w:rtl/>
-                <w:lang w:bidi="ar-AE"/>
-              </w:rPr>
-              <w:t>89</w:t>
-            </w:r>
-            <w:r>
-              <w:rPr>
-                <w:rFonts w:hint="cs"/>
-                <w:noProof/>
-                <w:rtl/>
-                <w:lang w:bidi="ar-AE"/>
-              </w:rPr>
-              <w:t xml:space="preserve"> تكون النتيجة </w:t>
-            </w:r>
-            <w:r>
-              <w:rPr>
-                <w:rFonts w:hint="cs"/>
-                <w:noProof/>
-                <w:rtl/>
-                <w:lang w:bidi="ar-AE"/>
-              </w:rPr>
-              <w:t>جيد جدا</w:t>
-            </w:r>
-            <w:r>
-              <w:rPr>
-                <w:rFonts w:hint="cs"/>
-                <w:noProof/>
-                <w:rtl/>
-                <w:lang w:bidi="ar-AE"/>
-              </w:rPr>
-              <w:t>.</w:t>
-            </w:r>
-          </w:p>
-          <w:p>
-            <w:pPr>
-              <w:bidi/>
-              <w:rPr>
-                <w:noProof/>
-                <w:rtl/>
-                <w:lang w:bidi="ar-AE"/>
-              </w:rPr>
-            </w:pPr>
-            <w:r>
-              <w:rPr>
-                <w:rFonts w:hint="cs"/>
-                <w:noProof/>
-                <w:rtl/>
-                <w:lang w:bidi="ar-AE"/>
-              </w:rPr>
-              <w:t>- إذا كانت النسبة من %</w:t>
-            </w:r>
-            <w:r>
-              <w:rPr>
-                <w:rFonts w:hint="cs"/>
-                <w:noProof/>
-                <w:rtl/>
-                <w:lang w:bidi="ar-AE"/>
-              </w:rPr>
-              <w:t>90</w:t>
-            </w:r>
-            <w:r>
-              <w:rPr>
-                <w:rFonts w:hint="cs"/>
-                <w:noProof/>
-                <w:rtl/>
-                <w:lang w:bidi="ar-AE"/>
-              </w:rPr>
-              <w:t xml:space="preserve"> الى %</w:t>
-            </w:r>
-            <w:r>
-              <w:rPr>
-                <w:rFonts w:hint="cs"/>
-                <w:noProof/>
-                <w:rtl/>
-                <w:lang w:bidi="ar-AE"/>
-              </w:rPr>
-              <w:t>100</w:t>
-            </w:r>
-            <w:r>
-              <w:rPr>
-                <w:rFonts w:hint="cs"/>
-                <w:noProof/>
-                <w:rtl/>
-                <w:lang w:bidi="ar-AE"/>
-              </w:rPr>
-              <w:t xml:space="preserve"> تكون النتيجة </w:t>
-            </w:r>
-            <w:r>
-              <w:rPr>
-                <w:rFonts w:hint="cs"/>
-                <w:noProof/>
-                <w:rtl/>
-                <w:lang w:bidi="ar-AE"/>
-              </w:rPr>
-              <w:t>ممتاز</w:t>
-            </w:r>
-            <w:r>
-              <w:rPr>
-                <w:rFonts w:hint="cs"/>
-                <w:noProof/>
-                <w:rtl/>
-                <w:lang w:bidi="ar-AE"/>
-              </w:rPr>
-              <w:t>.</w:t>
+              <w:t>- إذا كانت النسبة من %90 الى %100 تكون النتيجة ممتاز.</w:t>
             </w:r>
           </w:p>
         </w:tc>
@@ -14067,7 +13932,6 @@
             <w:pPr>
               <w:bidi/>
               <w:rPr>
-                <w:rFonts w:hint="cs"/>
                 <w:rtl/>
                 <w:lang w:bidi="ar-AE"/>
               </w:rPr>

--- a/Programming Lab/أوامر محرر الذكاء الإصطناعي لتطوير نظام إدارو التمارين.docx
+++ b/Programming Lab/أوامر محرر الذكاء الإصطناعي لتطوير نظام إدارو التمارين.docx
@@ -169,25 +169,7 @@
                 <w:color w:val="000000" w:themeColor="text1"/>
                 <w:rtl/>
               </w:rPr>
-              <w:t xml:space="preserve">2. في جدول النتائج / عمود ملف/عنوان رابط فتح التقييم لا يعمل (ملف التقييم لا فتح) أصلح المشكلة مع تغيير استبدال كلمة فتح التقييم إلى </w:t>
-            </w:r>
-            <w:proofErr w:type="spellStart"/>
-            <w:r>
-              <w:rPr>
-                <w:rFonts w:ascii="Arial" w:hAnsi="Arial" w:cs="Arial"/>
-                <w:color w:val="000000" w:themeColor="text1"/>
-                <w:rtl/>
-              </w:rPr>
-              <w:t>إسم</w:t>
-            </w:r>
-            <w:proofErr w:type="spellEnd"/>
-            <w:r>
-              <w:rPr>
-                <w:rFonts w:ascii="Arial" w:hAnsi="Arial" w:cs="Arial"/>
-                <w:color w:val="000000" w:themeColor="text1"/>
-                <w:rtl/>
-              </w:rPr>
-              <w:t xml:space="preserve"> ملف التقييم الفعلي المدرج</w:t>
+              <w:t>2. في جدول النتائج / عمود ملف/عنوان رابط فتح التقييم لا يعمل (ملف التقييم لا فتح) أصلح المشكلة مع تغيير استبدال كلمة فتح التقييم إلى إسم ملف التقييم الفعلي المدرج</w:t>
             </w:r>
           </w:p>
           <w:p>
@@ -327,25 +309,7 @@
                 <w:color w:val="000000" w:themeColor="text1"/>
                 <w:rtl/>
               </w:rPr>
-              <w:t xml:space="preserve">- لا </w:t>
-            </w:r>
-            <w:proofErr w:type="spellStart"/>
-            <w:r>
-              <w:rPr>
-                <w:rFonts w:ascii="Arial" w:hAnsi="Arial" w:cs="Arial"/>
-                <w:color w:val="000000" w:themeColor="text1"/>
-                <w:rtl/>
-              </w:rPr>
-              <w:t>بنطبق</w:t>
-            </w:r>
-            <w:proofErr w:type="spellEnd"/>
-            <w:r>
-              <w:rPr>
-                <w:rFonts w:ascii="Arial" w:hAnsi="Arial" w:cs="Arial"/>
-                <w:color w:val="000000" w:themeColor="text1"/>
-                <w:rtl/>
-              </w:rPr>
-              <w:t xml:space="preserve"> = ابيض</w:t>
+              <w:t>- لا بنطبق = ابيض</w:t>
             </w:r>
           </w:p>
           <w:p>
@@ -518,27 +482,7 @@
                 <w:rtl/>
                 <w:lang w:bidi="ar-AE"/>
               </w:rPr>
-              <w:t xml:space="preserve"> على سطر واحد .. بمعنى </w:t>
-            </w:r>
-            <w:proofErr w:type="spellStart"/>
-            <w:r>
-              <w:rPr>
-                <w:rFonts w:ascii="Arial" w:hAnsi="Arial" w:cs="Arial"/>
-                <w:color w:val="000000" w:themeColor="text1"/>
-                <w:rtl/>
-                <w:lang w:bidi="ar-AE"/>
-              </w:rPr>
-              <w:t>إخر</w:t>
-            </w:r>
-            <w:proofErr w:type="spellEnd"/>
-            <w:r>
-              <w:rPr>
-                <w:rFonts w:ascii="Arial" w:hAnsi="Arial" w:cs="Arial"/>
-                <w:color w:val="000000" w:themeColor="text1"/>
-                <w:rtl/>
-                <w:lang w:bidi="ar-AE"/>
-              </w:rPr>
-              <w:t xml:space="preserve"> اسم القائمة + اسم مربع النص + القائمة المنسدلة + زر فتح المعضلة + زر الحذف كلهم يكونون على سطر واحد.</w:t>
+              <w:t xml:space="preserve"> على سطر واحد .. بمعنى إخر اسم القائمة + اسم مربع النص + القائمة المنسدلة + زر فتح المعضلة + زر الحذف كلهم يكونون على سطر واحد.</w:t>
             </w:r>
           </w:p>
           <w:p>
@@ -592,27 +536,7 @@
                 <w:rtl/>
                 <w:lang w:bidi="ar-AE"/>
               </w:rPr>
-              <w:t xml:space="preserve">4. في مربع إدراج ملفات المعاضل تغيير مواقع الازرار </w:t>
-            </w:r>
-            <w:proofErr w:type="spellStart"/>
-            <w:r>
-              <w:rPr>
-                <w:rFonts w:ascii="Arial" w:hAnsi="Arial" w:cs="Arial"/>
-                <w:color w:val="000000" w:themeColor="text1"/>
-                <w:rtl/>
-                <w:lang w:bidi="ar-AE"/>
-              </w:rPr>
-              <w:t>ليكونو</w:t>
-            </w:r>
-            <w:proofErr w:type="spellEnd"/>
-            <w:r>
-              <w:rPr>
-                <w:rFonts w:ascii="Arial" w:hAnsi="Arial" w:cs="Arial"/>
-                <w:color w:val="000000" w:themeColor="text1"/>
-                <w:rtl/>
-                <w:lang w:bidi="ar-AE"/>
-              </w:rPr>
-              <w:t xml:space="preserve"> </w:t>
+              <w:t xml:space="preserve">4. في مربع إدراج ملفات المعاضل تغيير مواقع الازرار ليكونو </w:t>
             </w:r>
             <w:r>
               <w:rPr>
@@ -1494,29 +1418,7 @@
                 <w:szCs w:val="24"/>
                 <w:rtl/>
               </w:rPr>
-              <w:t xml:space="preserve">- أسفل تقييم </w:t>
-            </w:r>
-            <w:proofErr w:type="spellStart"/>
-            <w:r>
-              <w:rPr>
-                <w:rFonts w:ascii="Arial" w:eastAsia="Times New Roman" w:hAnsi="Arial" w:cs="Arial"/>
-                <w:color w:val="000000" w:themeColor="text1"/>
-                <w:sz w:val="24"/>
-                <w:szCs w:val="24"/>
-                <w:rtl/>
-              </w:rPr>
-              <w:t>الووحدة</w:t>
-            </w:r>
-            <w:proofErr w:type="spellEnd"/>
-            <w:r>
-              <w:rPr>
-                <w:rFonts w:ascii="Arial" w:eastAsia="Times New Roman" w:hAnsi="Arial" w:cs="Arial"/>
-                <w:color w:val="000000" w:themeColor="text1"/>
-                <w:sz w:val="24"/>
-                <w:szCs w:val="24"/>
-                <w:rtl/>
-              </w:rPr>
-              <w:t xml:space="preserve"> نريد عرض رسم بياني لنتائج جميع قوائم التقييم كل على حدة عرض قوائم التقييم التي لم يتم تقييمها (لم تعبأ) حسب قوائم التقييم التي تم تخصيصها للوحدات في صفحة قوائم التقييم </w:t>
+              <w:t xml:space="preserve">- أسفل تقييم الووحدة نريد عرض رسم بياني لنتائج جميع قوائم التقييم كل على حدة عرض قوائم التقييم التي لم يتم تقييمها (لم تعبأ) حسب قوائم التقييم التي تم تخصيصها للوحدات في صفحة قوائم التقييم </w:t>
             </w:r>
           </w:p>
         </w:tc>
@@ -1647,27 +1549,7 @@
                 <w:rtl/>
                 <w:lang w:bidi="ar-AE"/>
               </w:rPr>
-              <w:t xml:space="preserve">خذ لي معلومات من نماذج التقييم /مستوى الوحدة ثم </w:t>
-            </w:r>
-            <w:proofErr w:type="spellStart"/>
-            <w:r>
-              <w:rPr>
-                <w:rFonts w:ascii="Arial" w:hAnsi="Arial" w:cs="Arial"/>
-                <w:color w:val="000000" w:themeColor="text1"/>
-                <w:rtl/>
-                <w:lang w:bidi="ar-AE"/>
-              </w:rPr>
-              <w:t>ضفها</w:t>
-            </w:r>
-            <w:proofErr w:type="spellEnd"/>
-            <w:r>
-              <w:rPr>
-                <w:rFonts w:ascii="Arial" w:hAnsi="Arial" w:cs="Arial"/>
-                <w:color w:val="000000" w:themeColor="text1"/>
-                <w:rtl/>
-                <w:lang w:bidi="ar-AE"/>
-              </w:rPr>
-              <w:t xml:space="preserve"> في صفحة المحكمين /قوائم التقييم ويكون قوائم كالتالي:</w:t>
+              <w:t>خذ لي معلومات من نماذج التقييم /مستوى الوحدة ثم ضفها في صفحة المحكمين /قوائم التقييم ويكون قوائم كالتالي:</w:t>
             </w:r>
           </w:p>
           <w:p>
@@ -2027,27 +1909,7 @@
                 <w:rtl/>
                 <w:lang w:bidi="ar-AE"/>
               </w:rPr>
-              <w:t xml:space="preserve">المكلفة </w:t>
-            </w:r>
-            <w:proofErr w:type="spellStart"/>
-            <w:r>
-              <w:rPr>
-                <w:rFonts w:ascii="Arial" w:hAnsi="Arial" w:cs="Arial"/>
-                <w:color w:val="000000" w:themeColor="text1"/>
-                <w:rtl/>
-                <w:lang w:bidi="ar-AE"/>
-              </w:rPr>
-              <w:t>بالاجراء</w:t>
-            </w:r>
-            <w:proofErr w:type="spellEnd"/>
-            <w:r>
-              <w:rPr>
-                <w:rFonts w:ascii="Arial" w:hAnsi="Arial" w:cs="Arial"/>
-                <w:color w:val="000000" w:themeColor="text1"/>
-                <w:rtl/>
-                <w:lang w:bidi="ar-AE"/>
-              </w:rPr>
-              <w:t xml:space="preserve"> (المحكم )</w:t>
+              <w:t>المكلفة بالاجراء (المحكم )</w:t>
             </w:r>
           </w:p>
           <w:p>
@@ -2097,67 +1959,7 @@
                 <w:rtl/>
                 <w:lang w:bidi="ar-AE"/>
               </w:rPr>
-              <w:t xml:space="preserve">درجة الاسبقية (عالية </w:t>
-            </w:r>
-            <w:proofErr w:type="spellStart"/>
-            <w:r>
-              <w:rPr>
-                <w:rFonts w:ascii="Arial" w:hAnsi="Arial" w:cs="Arial"/>
-                <w:color w:val="000000" w:themeColor="text1"/>
-                <w:rtl/>
-                <w:lang w:bidi="ar-AE"/>
-              </w:rPr>
-              <w:t>بالاحمر</w:t>
-            </w:r>
-            <w:proofErr w:type="spellEnd"/>
-            <w:r>
-              <w:rPr>
-                <w:rFonts w:ascii="Arial" w:hAnsi="Arial" w:cs="Arial"/>
-                <w:color w:val="000000" w:themeColor="text1"/>
-                <w:rtl/>
-                <w:lang w:bidi="ar-AE"/>
-              </w:rPr>
-              <w:t xml:space="preserve"> / متوسطة </w:t>
-            </w:r>
-            <w:proofErr w:type="spellStart"/>
-            <w:r>
-              <w:rPr>
-                <w:rFonts w:ascii="Arial" w:hAnsi="Arial" w:cs="Arial"/>
-                <w:color w:val="000000" w:themeColor="text1"/>
-                <w:rtl/>
-                <w:lang w:bidi="ar-AE"/>
-              </w:rPr>
-              <w:t>بالازرق</w:t>
-            </w:r>
-            <w:proofErr w:type="spellEnd"/>
-            <w:r>
-              <w:rPr>
-                <w:rFonts w:ascii="Arial" w:hAnsi="Arial" w:cs="Arial"/>
-                <w:color w:val="000000" w:themeColor="text1"/>
-                <w:rtl/>
-                <w:lang w:bidi="ar-AE"/>
-              </w:rPr>
-              <w:t xml:space="preserve"> /منخفضة </w:t>
-            </w:r>
-            <w:proofErr w:type="spellStart"/>
-            <w:r>
-              <w:rPr>
-                <w:rFonts w:ascii="Arial" w:hAnsi="Arial" w:cs="Arial"/>
-                <w:color w:val="000000" w:themeColor="text1"/>
-                <w:rtl/>
-                <w:lang w:bidi="ar-AE"/>
-              </w:rPr>
-              <w:t>بالاخضر</w:t>
-            </w:r>
-            <w:proofErr w:type="spellEnd"/>
-            <w:r>
-              <w:rPr>
-                <w:rFonts w:ascii="Arial" w:hAnsi="Arial" w:cs="Arial"/>
-                <w:color w:val="000000" w:themeColor="text1"/>
-                <w:rtl/>
-                <w:lang w:bidi="ar-AE"/>
-              </w:rPr>
-              <w:t>) يكون مرتبطاً مع المعضلة وتوقيتها</w:t>
+              <w:t>درجة الاسبقية (عالية بالاحمر / متوسطة بالازرق /منخفضة بالاخضر) يكون مرتبطاً مع المعضلة وتوقيتها</w:t>
             </w:r>
           </w:p>
           <w:p>
@@ -2182,67 +1984,7 @@
                 <w:rtl/>
                 <w:lang w:bidi="ar-AE"/>
               </w:rPr>
-              <w:t xml:space="preserve">مؤشر الحالة (إذا كانت عالية تكون متأخرة </w:t>
-            </w:r>
-            <w:proofErr w:type="spellStart"/>
-            <w:r>
-              <w:rPr>
-                <w:rFonts w:ascii="Arial" w:hAnsi="Arial" w:cs="Arial"/>
-                <w:color w:val="000000" w:themeColor="text1"/>
-                <w:rtl/>
-                <w:lang w:bidi="ar-AE"/>
-              </w:rPr>
-              <w:t>بالاحمر</w:t>
-            </w:r>
-            <w:proofErr w:type="spellEnd"/>
-            <w:r>
-              <w:rPr>
-                <w:rFonts w:ascii="Arial" w:hAnsi="Arial" w:cs="Arial"/>
-                <w:color w:val="000000" w:themeColor="text1"/>
-                <w:rtl/>
-                <w:lang w:bidi="ar-AE"/>
-              </w:rPr>
-              <w:t xml:space="preserve">/ متوسطة ضمن الوقت </w:t>
-            </w:r>
-            <w:proofErr w:type="spellStart"/>
-            <w:r>
-              <w:rPr>
-                <w:rFonts w:ascii="Arial" w:hAnsi="Arial" w:cs="Arial"/>
-                <w:color w:val="000000" w:themeColor="text1"/>
-                <w:rtl/>
-                <w:lang w:bidi="ar-AE"/>
-              </w:rPr>
-              <w:t>بالازرق</w:t>
-            </w:r>
-            <w:proofErr w:type="spellEnd"/>
-            <w:r>
-              <w:rPr>
-                <w:rFonts w:ascii="Arial" w:hAnsi="Arial" w:cs="Arial"/>
-                <w:color w:val="000000" w:themeColor="text1"/>
-                <w:rtl/>
-                <w:lang w:bidi="ar-AE"/>
-              </w:rPr>
-              <w:t xml:space="preserve">/ مكتملة ضمن منخفضة </w:t>
-            </w:r>
-            <w:proofErr w:type="spellStart"/>
-            <w:r>
-              <w:rPr>
-                <w:rFonts w:ascii="Arial" w:hAnsi="Arial" w:cs="Arial"/>
-                <w:color w:val="000000" w:themeColor="text1"/>
-                <w:rtl/>
-                <w:lang w:bidi="ar-AE"/>
-              </w:rPr>
-              <w:t>بالاخضر</w:t>
-            </w:r>
-            <w:proofErr w:type="spellEnd"/>
-            <w:r>
-              <w:rPr>
-                <w:rFonts w:ascii="Arial" w:hAnsi="Arial" w:cs="Arial"/>
-                <w:color w:val="000000" w:themeColor="text1"/>
-                <w:rtl/>
-                <w:lang w:bidi="ar-AE"/>
-              </w:rPr>
-              <w:t>)</w:t>
+              <w:t>مؤشر الحالة (إذا كانت عالية تكون متأخرة بالاحمر/ متوسطة ضمن الوقت بالازرق/ مكتملة ضمن منخفضة بالاخضر)</w:t>
             </w:r>
           </w:p>
           <w:p>
@@ -2457,27 +2199,7 @@
                 <w:rtl/>
                 <w:lang w:bidi="ar-AE"/>
               </w:rPr>
-              <w:t xml:space="preserve">في صفحة المحكمين /مهام غير مكتملة ربط المكلف </w:t>
-            </w:r>
-            <w:proofErr w:type="spellStart"/>
-            <w:r>
-              <w:rPr>
-                <w:rFonts w:ascii="Arial" w:hAnsi="Arial" w:cs="Arial"/>
-                <w:color w:val="000000" w:themeColor="text1"/>
-                <w:rtl/>
-                <w:lang w:bidi="ar-AE"/>
-              </w:rPr>
-              <w:t>بالاجراء</w:t>
-            </w:r>
-            <w:proofErr w:type="spellEnd"/>
-            <w:r>
-              <w:rPr>
-                <w:rFonts w:ascii="Arial" w:hAnsi="Arial" w:cs="Arial"/>
-                <w:color w:val="000000" w:themeColor="text1"/>
-                <w:rtl/>
-                <w:lang w:bidi="ar-AE"/>
-              </w:rPr>
-              <w:t>(المحكم) مع اسم المحكم من صفحة إدارة النظام/قوائم المحكمين ومخصصة لك متدرب</w:t>
+              <w:t>في صفحة المحكمين /مهام غير مكتملة ربط المكلف بالاجراء(المحكم) مع اسم المحكم من صفحة إدارة النظام/قوائم المحكمين ومخصصة لك متدرب</w:t>
             </w:r>
             <w:r>
               <w:rPr>
@@ -3424,19 +3146,8 @@
                 <w:rtl/>
                 <w:lang w:bidi="ar-AE"/>
               </w:rPr>
-              <w:t xml:space="preserve">خذ من صفحة قوائم التقييم من المحكمين بعد اعتماد النتيجة وقم بربطها مع صفحة المحللين وقم </w:t>
-            </w:r>
-            <w:proofErr w:type="spellStart"/>
-            <w:r>
-              <w:rPr>
-                <w:rFonts w:ascii="Arial" w:hAnsi="Arial" w:cs="Arial"/>
-                <w:color w:val="000000" w:themeColor="text1"/>
-                <w:rtl/>
-                <w:lang w:bidi="ar-AE"/>
-              </w:rPr>
-              <w:t>التاليك</w:t>
-            </w:r>
-            <w:proofErr w:type="spellEnd"/>
+              <w:t>خذ من صفحة قوائم التقييم من المحكمين بعد اعتماد النتيجة وقم بربطها مع صفحة المحللين وقم التاليك</w:t>
+            </w:r>
           </w:p>
           <w:p>
             <w:pPr>
@@ -3518,59 +3229,8 @@
                 <w:rtl/>
                 <w:lang w:bidi="ar-AE"/>
               </w:rPr>
-              <w:t xml:space="preserve">عدل على </w:t>
-            </w:r>
-            <w:proofErr w:type="spellStart"/>
-            <w:r>
-              <w:rPr>
-                <w:rFonts w:ascii="Arial" w:hAnsi="Arial" w:cs="Arial"/>
-                <w:color w:val="000000" w:themeColor="text1"/>
-                <w:rtl/>
-                <w:lang w:bidi="ar-AE"/>
-              </w:rPr>
-              <w:t>الصفحه</w:t>
-            </w:r>
-            <w:proofErr w:type="spellEnd"/>
-            <w:r>
-              <w:rPr>
-                <w:rFonts w:ascii="Arial" w:hAnsi="Arial" w:cs="Arial"/>
-                <w:color w:val="000000" w:themeColor="text1"/>
-                <w:rtl/>
-                <w:lang w:bidi="ar-AE"/>
-              </w:rPr>
-              <w:t xml:space="preserve"> عند الضغط على مستوى </w:t>
-            </w:r>
-            <w:proofErr w:type="spellStart"/>
-            <w:r>
-              <w:rPr>
-                <w:rFonts w:ascii="Arial" w:hAnsi="Arial" w:cs="Arial"/>
-                <w:color w:val="000000" w:themeColor="text1"/>
-                <w:rtl/>
-                <w:lang w:bidi="ar-AE"/>
-              </w:rPr>
-              <w:t>الوحده</w:t>
-            </w:r>
-            <w:proofErr w:type="spellEnd"/>
-            <w:r>
-              <w:rPr>
-                <w:rFonts w:ascii="Arial" w:hAnsi="Arial" w:cs="Arial"/>
-                <w:color w:val="000000" w:themeColor="text1"/>
-                <w:rtl/>
-                <w:lang w:bidi="ar-AE"/>
-              </w:rPr>
-              <w:t xml:space="preserve"> تظهر لي النقاط التي تحتاج إلى تطوير والنقاط التي تحتاج إلى الاستدامة دون الحاجه الي جدول مع مراعاة مساحات وقياسات </w:t>
-            </w:r>
-            <w:proofErr w:type="spellStart"/>
-            <w:r>
-              <w:rPr>
-                <w:rFonts w:ascii="Arial" w:hAnsi="Arial" w:cs="Arial"/>
-                <w:color w:val="000000" w:themeColor="text1"/>
-                <w:rtl/>
-                <w:lang w:bidi="ar-AE"/>
-              </w:rPr>
-              <w:t>الصفحه</w:t>
-            </w:r>
-            <w:proofErr w:type="spellEnd"/>
+              <w:t>عدل على الصفحه عند الضغط على مستوى الوحده تظهر لي النقاط التي تحتاج إلى تطوير والنقاط التي تحتاج إلى الاستدامة دون الحاجه الي جدول مع مراعاة مساحات وقياسات الصفحه</w:t>
+            </w:r>
           </w:p>
           <w:p>
             <w:pPr>
@@ -3876,29 +3536,7 @@
                 <w:rtl/>
                 <w:lang w:bidi="ar-AE"/>
               </w:rPr>
-              <w:t xml:space="preserve"> </w:t>
-            </w:r>
-            <w:proofErr w:type="spellStart"/>
-            <w:r>
-              <w:rPr>
-                <w:rFonts w:hint="cs"/>
-                <w:sz w:val="24"/>
-                <w:szCs w:val="24"/>
-                <w:rtl/>
-                <w:lang w:bidi="ar-AE"/>
-              </w:rPr>
-              <w:t>وبناءا</w:t>
-            </w:r>
-            <w:proofErr w:type="spellEnd"/>
-            <w:r>
-              <w:rPr>
-                <w:rFonts w:hint="cs"/>
-                <w:sz w:val="24"/>
-                <w:szCs w:val="24"/>
-                <w:rtl/>
-                <w:lang w:bidi="ar-AE"/>
-              </w:rPr>
-              <w:t xml:space="preserve"> على قائمة المحكم نريد النظام يتعرف على المحكم من خلال الرقم ونربطه بالتمرين الحالي </w:t>
+              <w:t xml:space="preserve"> وبناءا على قائمة المحكم نريد النظام يتعرف على المحكم من خلال الرقم ونربطه بالتمرين الحالي </w:t>
             </w:r>
           </w:p>
           <w:p>
@@ -4183,63 +3821,29 @@
                 <w:rtl/>
                 <w:lang w:bidi="ar-AE"/>
               </w:rPr>
-              <w:t xml:space="preserve">2. بالنسبة لصلاحيات الحفظ </w:t>
-            </w:r>
-            <w:proofErr w:type="spellStart"/>
-            <w:r>
-              <w:rPr>
-                <w:rFonts w:hint="cs"/>
-                <w:sz w:val="24"/>
-                <w:szCs w:val="24"/>
-                <w:rtl/>
-                <w:lang w:bidi="ar-AE"/>
-              </w:rPr>
-              <w:t>والإعتماد</w:t>
-            </w:r>
-            <w:proofErr w:type="spellEnd"/>
-            <w:r>
-              <w:rPr>
-                <w:rFonts w:hint="cs"/>
-                <w:sz w:val="24"/>
-                <w:szCs w:val="24"/>
-                <w:rtl/>
-                <w:lang w:bidi="ar-AE"/>
-              </w:rPr>
-              <w:t xml:space="preserve"> نفذ الآتي:</w:t>
-            </w:r>
-          </w:p>
-          <w:p>
-            <w:pPr>
-              <w:bidi/>
-              <w:rPr>
-                <w:sz w:val="24"/>
-                <w:szCs w:val="24"/>
-                <w:rtl/>
-                <w:lang w:bidi="ar-AE"/>
-              </w:rPr>
-            </w:pPr>
-            <w:r>
-              <w:rPr>
-                <w:rFonts w:hint="cs"/>
-                <w:sz w:val="24"/>
-                <w:szCs w:val="24"/>
-                <w:rtl/>
-                <w:lang w:bidi="ar-AE"/>
-              </w:rPr>
-              <w:t xml:space="preserve">إدارة النظام والمحكمين تكون لديهم صلاحية الحفظ </w:t>
-            </w:r>
-            <w:proofErr w:type="spellStart"/>
-            <w:r>
-              <w:rPr>
-                <w:rFonts w:hint="cs"/>
-                <w:sz w:val="24"/>
-                <w:szCs w:val="24"/>
-                <w:rtl/>
-                <w:lang w:bidi="ar-AE"/>
-              </w:rPr>
-              <w:t>والإعتماد</w:t>
-            </w:r>
-            <w:proofErr w:type="spellEnd"/>
+              <w:t>2. بالنسبة لصلاحيات الحفظ والإعتماد نفذ الآتي:</w:t>
+            </w:r>
+          </w:p>
+          <w:p>
+            <w:pPr>
+              <w:bidi/>
+              <w:rPr>
+                <w:sz w:val="24"/>
+                <w:szCs w:val="24"/>
+                <w:rtl/>
+                <w:lang w:bidi="ar-AE"/>
+              </w:rPr>
+            </w:pPr>
+            <w:r>
+              <w:rPr>
+                <w:rFonts w:hint="cs"/>
+                <w:sz w:val="24"/>
+                <w:szCs w:val="24"/>
+                <w:rtl/>
+                <w:lang w:bidi="ar-AE"/>
+              </w:rPr>
+              <w:t>إدارة النظام والمحكمين تكون لديهم صلاحية الحفظ والإعتماد</w:t>
+            </w:r>
           </w:p>
           <w:p>
             <w:pPr>
@@ -4280,51 +3884,7 @@
                 <w:rtl/>
                 <w:lang w:bidi="ar-AE"/>
               </w:rPr>
-              <w:t xml:space="preserve">4. عند الدخول </w:t>
-            </w:r>
-            <w:proofErr w:type="spellStart"/>
-            <w:r>
-              <w:rPr>
-                <w:rFonts w:hint="cs"/>
-                <w:sz w:val="24"/>
-                <w:szCs w:val="24"/>
-                <w:rtl/>
-                <w:lang w:bidi="ar-AE"/>
-              </w:rPr>
-              <w:t>بإسم</w:t>
-            </w:r>
-            <w:proofErr w:type="spellEnd"/>
-            <w:r>
-              <w:rPr>
-                <w:rFonts w:hint="cs"/>
-                <w:sz w:val="24"/>
-                <w:szCs w:val="24"/>
-                <w:rtl/>
-                <w:lang w:bidi="ar-AE"/>
-              </w:rPr>
-              <w:t xml:space="preserve"> المستخدم (محكمين) أريد أن يظهر </w:t>
-            </w:r>
-            <w:proofErr w:type="spellStart"/>
-            <w:r>
-              <w:rPr>
-                <w:rFonts w:hint="cs"/>
-                <w:sz w:val="24"/>
-                <w:szCs w:val="24"/>
-                <w:rtl/>
-                <w:lang w:bidi="ar-AE"/>
-              </w:rPr>
-              <w:t>إسم</w:t>
-            </w:r>
-            <w:proofErr w:type="spellEnd"/>
-            <w:r>
-              <w:rPr>
-                <w:rFonts w:hint="cs"/>
-                <w:sz w:val="24"/>
-                <w:szCs w:val="24"/>
-                <w:rtl/>
-                <w:lang w:bidi="ar-AE"/>
-              </w:rPr>
-              <w:t xml:space="preserve"> المحكم في أعلى الصفحة مع الترحيب.</w:t>
+              <w:t>4. عند الدخول بإسم المستخدم (محكمين) أريد أن يظهر إسم المحكم في أعلى الصفحة مع الترحيب.</w:t>
             </w:r>
           </w:p>
         </w:tc>
@@ -4389,29 +3949,7 @@
                 <w:rtl/>
                 <w:lang w:bidi="ar-AE"/>
               </w:rPr>
-              <w:t xml:space="preserve">1. إنشاء </w:t>
-            </w:r>
-            <w:proofErr w:type="spellStart"/>
-            <w:r>
-              <w:rPr>
-                <w:rFonts w:hint="cs"/>
-                <w:sz w:val="24"/>
-                <w:szCs w:val="24"/>
-                <w:rtl/>
-                <w:lang w:bidi="ar-AE"/>
-              </w:rPr>
-              <w:t>هالفكرة</w:t>
-            </w:r>
-            <w:proofErr w:type="spellEnd"/>
-            <w:r>
-              <w:rPr>
-                <w:rFonts w:hint="cs"/>
-                <w:sz w:val="24"/>
-                <w:szCs w:val="24"/>
-                <w:rtl/>
-                <w:lang w:bidi="ar-AE"/>
-              </w:rPr>
-              <w:t xml:space="preserve"> في صفحة المحللين/ عرض نتائج التقييم . نلتزم بربط النتائج من قوائم التقييم وعرض النتائج بنفس الأسلوب اللي في الصورة المرفقة وأيضا عرض قوائم التقييم التي لم تعبأ. للتأكيد نريد تنفيذ الفكرة التي في الصورة بنسبة 80% الى 90% على أن يتم التنفيذ باللغة العربية والواجهة تكون من اليمين. </w:t>
+              <w:t xml:space="preserve">1. إنشاء هالفكرة في صفحة المحللين/ عرض نتائج التقييم . نلتزم بربط النتائج من قوائم التقييم وعرض النتائج بنفس الأسلوب اللي في الصورة المرفقة وأيضا عرض قوائم التقييم التي لم تعبأ. للتأكيد نريد تنفيذ الفكرة التي في الصورة بنسبة 80% الى 90% على أن يتم التنفيذ باللغة العربية والواجهة تكون من اليمين. </w:t>
             </w:r>
           </w:p>
         </w:tc>
@@ -4473,29 +4011,7 @@
                 <w:rtl/>
                 <w:lang w:bidi="ar-AE"/>
               </w:rPr>
-              <w:t xml:space="preserve">1. إنشاء </w:t>
-            </w:r>
-            <w:proofErr w:type="spellStart"/>
-            <w:r>
-              <w:rPr>
-                <w:rFonts w:hint="cs"/>
-                <w:sz w:val="24"/>
-                <w:szCs w:val="24"/>
-                <w:rtl/>
-                <w:lang w:bidi="ar-AE"/>
-              </w:rPr>
-              <w:t>هالفكرة</w:t>
-            </w:r>
-            <w:proofErr w:type="spellEnd"/>
-            <w:r>
-              <w:rPr>
-                <w:rFonts w:hint="cs"/>
-                <w:sz w:val="24"/>
-                <w:szCs w:val="24"/>
-                <w:rtl/>
-                <w:lang w:bidi="ar-AE"/>
-              </w:rPr>
-              <w:t xml:space="preserve"> في صفحة </w:t>
+              <w:t xml:space="preserve">1. إنشاء هالفكرة في صفحة </w:t>
             </w:r>
             <w:r>
               <w:rPr>
@@ -4525,51 +4041,7 @@
                 <w:rtl/>
                 <w:lang w:bidi="ar-AE"/>
               </w:rPr>
-              <w:t xml:space="preserve">ذ الفكرة التي في الصورة بنسبة 100% - نفذ الفكرة بالضبط مثل ما هي في الصورة من دون أي تغيير ولا المعلومات الموجودة فيها تأخذ من نتائج التقييم </w:t>
-            </w:r>
-            <w:proofErr w:type="spellStart"/>
-            <w:r>
-              <w:rPr>
-                <w:rFonts w:hint="cs"/>
-                <w:sz w:val="24"/>
-                <w:szCs w:val="24"/>
-                <w:rtl/>
-                <w:lang w:bidi="ar-AE"/>
-              </w:rPr>
-              <w:t>والمكمين</w:t>
-            </w:r>
-            <w:proofErr w:type="spellEnd"/>
-            <w:r>
-              <w:rPr>
-                <w:rFonts w:hint="cs"/>
-                <w:sz w:val="24"/>
-                <w:szCs w:val="24"/>
-                <w:rtl/>
-                <w:lang w:bidi="ar-AE"/>
-              </w:rPr>
-              <w:t xml:space="preserve"> والمدربين مع حساب المعلومات اللي في الأعلى </w:t>
-            </w:r>
-            <w:proofErr w:type="spellStart"/>
-            <w:r>
-              <w:rPr>
-                <w:rFonts w:hint="cs"/>
-                <w:sz w:val="24"/>
-                <w:szCs w:val="24"/>
-                <w:rtl/>
-                <w:lang w:bidi="ar-AE"/>
-              </w:rPr>
-              <w:t>بناءا</w:t>
-            </w:r>
-            <w:proofErr w:type="spellEnd"/>
-            <w:r>
-              <w:rPr>
-                <w:rFonts w:hint="cs"/>
-                <w:sz w:val="24"/>
-                <w:szCs w:val="24"/>
-                <w:rtl/>
-                <w:lang w:bidi="ar-AE"/>
-              </w:rPr>
-              <w:t xml:space="preserve"> على نتائج التقييم</w:t>
+              <w:t>ذ الفكرة التي في الصورة بنسبة 100% - نفذ الفكرة بالضبط مثل ما هي في الصورة من دون أي تغيير ولا المعلومات الموجودة فيها تأخذ من نتائج التقييم والمكمين والمدربين مع حساب المعلومات اللي في الأعلى بناءا على نتائج التقييم</w:t>
             </w:r>
             <w:r>
               <w:rPr>
@@ -4700,29 +4172,7 @@
                 <w:rtl/>
                 <w:lang w:bidi="ar-AE"/>
               </w:rPr>
-              <w:t xml:space="preserve">3. </w:t>
-            </w:r>
-            <w:proofErr w:type="spellStart"/>
-            <w:r>
-              <w:rPr>
-                <w:rFonts w:hint="cs"/>
-                <w:sz w:val="24"/>
-                <w:szCs w:val="24"/>
-                <w:rtl/>
-                <w:lang w:bidi="ar-AE"/>
-              </w:rPr>
-              <w:t>تصغيير</w:t>
-            </w:r>
-            <w:proofErr w:type="spellEnd"/>
-            <w:r>
-              <w:rPr>
-                <w:rFonts w:hint="cs"/>
-                <w:sz w:val="24"/>
-                <w:szCs w:val="24"/>
-                <w:rtl/>
-                <w:lang w:bidi="ar-AE"/>
-              </w:rPr>
-              <w:t xml:space="preserve"> ارتفاع مربعات الملومات الموجودة في أعلى الرسومات البيانية</w:t>
+              <w:t>3. تصغيير ارتفاع مربعات الملومات الموجودة في أعلى الرسومات البيانية</w:t>
             </w:r>
           </w:p>
           <w:p>
@@ -4875,29 +4325,7 @@
                 <w:rtl/>
                 <w:lang w:bidi="ar-AE"/>
               </w:rPr>
-              <w:t xml:space="preserve">وتكون على شكل </w:t>
-            </w:r>
-            <w:proofErr w:type="spellStart"/>
-            <w:r>
-              <w:rPr>
-                <w:rFonts w:hint="cs"/>
-                <w:sz w:val="24"/>
-                <w:szCs w:val="24"/>
-                <w:rtl/>
-                <w:lang w:bidi="ar-AE"/>
-              </w:rPr>
-              <w:t>تبويبات</w:t>
-            </w:r>
-            <w:proofErr w:type="spellEnd"/>
-            <w:r>
-              <w:rPr>
-                <w:rFonts w:hint="cs"/>
-                <w:sz w:val="24"/>
-                <w:szCs w:val="24"/>
-                <w:rtl/>
-                <w:lang w:bidi="ar-AE"/>
-              </w:rPr>
-              <w:t xml:space="preserve"> </w:t>
+              <w:t xml:space="preserve">وتكون على شكل تبويبات </w:t>
             </w:r>
             <w:r>
               <w:rPr>
@@ -5343,10 +4771,12 @@
                 <w:szCs w:val="24"/>
                 <w:rtl/>
               </w:rPr>
-              <w:t xml:space="preserve">مرحلة </w:t>
-            </w:r>
-            <w:proofErr w:type="spellStart"/>
-            <w:r>
+              <w:t>مرحلة الإنفتاح</w:t>
+            </w:r>
+          </w:p>
+          <w:p>
+            <w:pPr>
+              <w:bidi/>
               <w:rPr>
                 <w:rFonts w:ascii="Arial" w:eastAsia="Times New Roman" w:hAnsi="Arial" w:cs="Arial"/>
                 <w:color w:val="000000"/>
@@ -5354,13 +4784,8 @@
                 <w:szCs w:val="24"/>
                 <w:rtl/>
               </w:rPr>
-              <w:t>الإنفتاح</w:t>
-            </w:r>
-            <w:proofErr w:type="spellEnd"/>
-          </w:p>
-          <w:p>
-            <w:pPr>
-              <w:bidi/>
+            </w:pPr>
+            <w:r>
               <w:rPr>
                 <w:rFonts w:ascii="Arial" w:eastAsia="Times New Roman" w:hAnsi="Arial" w:cs="Arial"/>
                 <w:color w:val="000000"/>
@@ -5368,8 +4793,12 @@
                 <w:szCs w:val="24"/>
                 <w:rtl/>
               </w:rPr>
-            </w:pPr>
-            <w:r>
+              <w:t>مرحلة المعركة التعرضية</w:t>
+            </w:r>
+          </w:p>
+          <w:p>
+            <w:pPr>
+              <w:bidi/>
               <w:rPr>
                 <w:rFonts w:ascii="Arial" w:eastAsia="Times New Roman" w:hAnsi="Arial" w:cs="Arial"/>
                 <w:color w:val="000000"/>
@@ -5377,9 +4806,7 @@
                 <w:szCs w:val="24"/>
                 <w:rtl/>
               </w:rPr>
-              <w:t xml:space="preserve">مرحلة المعركة </w:t>
-            </w:r>
-            <w:proofErr w:type="spellStart"/>
+            </w:pPr>
             <w:r>
               <w:rPr>
                 <w:rFonts w:ascii="Arial" w:eastAsia="Times New Roman" w:hAnsi="Arial" w:cs="Arial"/>
@@ -5388,9 +4815,39 @@
                 <w:szCs w:val="24"/>
                 <w:rtl/>
               </w:rPr>
-              <w:t>التعرضية</w:t>
-            </w:r>
-            <w:proofErr w:type="spellEnd"/>
+              <w:t>مرحلة إعادة التنظيم</w:t>
+            </w:r>
+          </w:p>
+          <w:p>
+            <w:pPr>
+              <w:bidi/>
+              <w:rPr>
+                <w:sz w:val="24"/>
+                <w:szCs w:val="24"/>
+                <w:rtl/>
+                <w:lang w:bidi="ar-AE"/>
+              </w:rPr>
+            </w:pPr>
+            <w:r>
+              <w:rPr>
+                <w:rFonts w:ascii="Arial" w:eastAsia="Times New Roman" w:hAnsi="Arial" w:cs="Arial" w:hint="cs"/>
+                <w:color w:val="000000"/>
+                <w:sz w:val="24"/>
+                <w:szCs w:val="24"/>
+                <w:rtl/>
+              </w:rPr>
+              <w:t>7.</w:t>
+            </w:r>
+            <w:r>
+              <w:rPr>
+                <w:rFonts w:hint="cs"/>
+                <w:sz w:val="24"/>
+                <w:szCs w:val="24"/>
+                <w:rtl/>
+                <w:lang w:bidi="ar-AE"/>
+              </w:rPr>
+              <w:t xml:space="preserve"> معلومات مستويات الوحدات هي كالآتي:</w:t>
+            </w:r>
           </w:p>
           <w:p>
             <w:pPr>
@@ -5400,7 +4857,6 @@
                 <w:color w:val="000000"/>
                 <w:sz w:val="24"/>
                 <w:szCs w:val="24"/>
-                <w:rtl/>
               </w:rPr>
             </w:pPr>
             <w:r>
@@ -5411,17 +4867,723 @@
                 <w:szCs w:val="24"/>
                 <w:rtl/>
               </w:rPr>
-              <w:t>مرحلة إعادة التنظيم</w:t>
-            </w:r>
-          </w:p>
-          <w:p>
-            <w:pPr>
-              <w:bidi/>
-              <w:rPr>
-                <w:sz w:val="24"/>
-                <w:szCs w:val="24"/>
-                <w:rtl/>
-                <w:lang w:bidi="ar-AE"/>
+              <w:t>قيادة مجموعة اللواء</w:t>
+            </w:r>
+          </w:p>
+          <w:p>
+            <w:pPr>
+              <w:bidi/>
+              <w:rPr>
+                <w:rFonts w:ascii="Arial" w:eastAsia="Times New Roman" w:hAnsi="Arial" w:cs="Arial"/>
+                <w:color w:val="000000"/>
+                <w:sz w:val="24"/>
+                <w:szCs w:val="24"/>
+                <w:rtl/>
+              </w:rPr>
+            </w:pPr>
+            <w:r>
+              <w:rPr>
+                <w:rFonts w:ascii="Arial" w:eastAsia="Times New Roman" w:hAnsi="Arial" w:cs="Arial"/>
+                <w:color w:val="000000"/>
+                <w:sz w:val="24"/>
+                <w:szCs w:val="24"/>
+                <w:rtl/>
+              </w:rPr>
+              <w:t>هيئة ركن مجموعة اللواء</w:t>
+            </w:r>
+          </w:p>
+          <w:p>
+            <w:pPr>
+              <w:bidi/>
+              <w:rPr>
+                <w:rFonts w:ascii="Arial" w:eastAsia="Times New Roman" w:hAnsi="Arial" w:cs="Arial"/>
+                <w:color w:val="000000"/>
+                <w:sz w:val="24"/>
+                <w:szCs w:val="24"/>
+                <w:rtl/>
+              </w:rPr>
+            </w:pPr>
+            <w:r>
+              <w:rPr>
+                <w:rFonts w:ascii="Arial" w:eastAsia="Times New Roman" w:hAnsi="Arial" w:cs="Arial"/>
+                <w:color w:val="000000"/>
+                <w:sz w:val="24"/>
+                <w:szCs w:val="24"/>
+                <w:rtl/>
+              </w:rPr>
+              <w:t>قيادة كتيبة المشاة الآلية/2</w:t>
+            </w:r>
+          </w:p>
+          <w:p>
+            <w:pPr>
+              <w:bidi/>
+              <w:rPr>
+                <w:rFonts w:ascii="Arial" w:eastAsia="Times New Roman" w:hAnsi="Arial" w:cs="Arial"/>
+                <w:color w:val="000000"/>
+                <w:sz w:val="24"/>
+                <w:szCs w:val="24"/>
+                <w:rtl/>
+              </w:rPr>
+            </w:pPr>
+            <w:r>
+              <w:rPr>
+                <w:rFonts w:ascii="Arial" w:eastAsia="Times New Roman" w:hAnsi="Arial" w:cs="Arial"/>
+                <w:color w:val="000000"/>
+                <w:sz w:val="24"/>
+                <w:szCs w:val="24"/>
+                <w:rtl/>
+              </w:rPr>
+              <w:t>كتيبة المشاة الآلية/2- السرية/1</w:t>
+            </w:r>
+          </w:p>
+          <w:p>
+            <w:pPr>
+              <w:bidi/>
+              <w:rPr>
+                <w:rFonts w:ascii="Arial" w:eastAsia="Times New Roman" w:hAnsi="Arial" w:cs="Arial"/>
+                <w:color w:val="000000"/>
+                <w:sz w:val="24"/>
+                <w:szCs w:val="24"/>
+                <w:rtl/>
+              </w:rPr>
+            </w:pPr>
+            <w:r>
+              <w:rPr>
+                <w:rFonts w:ascii="Arial" w:eastAsia="Times New Roman" w:hAnsi="Arial" w:cs="Arial"/>
+                <w:color w:val="000000"/>
+                <w:sz w:val="24"/>
+                <w:szCs w:val="24"/>
+                <w:rtl/>
+              </w:rPr>
+              <w:t>كتيبة المشاة الآلية/2 - السرية/2</w:t>
+            </w:r>
+          </w:p>
+          <w:p>
+            <w:pPr>
+              <w:bidi/>
+              <w:rPr>
+                <w:rFonts w:ascii="Arial" w:eastAsia="Times New Roman" w:hAnsi="Arial" w:cs="Arial"/>
+                <w:color w:val="000000"/>
+                <w:sz w:val="24"/>
+                <w:szCs w:val="24"/>
+                <w:rtl/>
+              </w:rPr>
+            </w:pPr>
+            <w:r>
+              <w:rPr>
+                <w:rFonts w:ascii="Arial" w:eastAsia="Times New Roman" w:hAnsi="Arial" w:cs="Arial"/>
+                <w:color w:val="000000"/>
+                <w:sz w:val="24"/>
+                <w:szCs w:val="24"/>
+                <w:rtl/>
+              </w:rPr>
+              <w:t>كتيبة المشاة الآلية/2- السرية/3</w:t>
+            </w:r>
+          </w:p>
+          <w:p>
+            <w:pPr>
+              <w:bidi/>
+              <w:rPr>
+                <w:rFonts w:ascii="Arial" w:eastAsia="Times New Roman" w:hAnsi="Arial" w:cs="Arial"/>
+                <w:color w:val="000000"/>
+                <w:sz w:val="24"/>
+                <w:szCs w:val="24"/>
+                <w:rtl/>
+              </w:rPr>
+            </w:pPr>
+            <w:r>
+              <w:rPr>
+                <w:rFonts w:ascii="Arial" w:eastAsia="Times New Roman" w:hAnsi="Arial" w:cs="Arial"/>
+                <w:color w:val="000000"/>
+                <w:sz w:val="24"/>
+                <w:szCs w:val="24"/>
+                <w:rtl/>
+              </w:rPr>
+              <w:t>قيادة كتيبة المشاة الآلية/13</w:t>
+            </w:r>
+          </w:p>
+          <w:p>
+            <w:pPr>
+              <w:bidi/>
+              <w:rPr>
+                <w:rFonts w:ascii="Arial" w:eastAsia="Times New Roman" w:hAnsi="Arial" w:cs="Arial"/>
+                <w:color w:val="000000"/>
+                <w:sz w:val="24"/>
+                <w:szCs w:val="24"/>
+                <w:rtl/>
+              </w:rPr>
+            </w:pPr>
+            <w:r>
+              <w:rPr>
+                <w:rFonts w:ascii="Arial" w:eastAsia="Times New Roman" w:hAnsi="Arial" w:cs="Arial"/>
+                <w:color w:val="000000"/>
+                <w:sz w:val="24"/>
+                <w:szCs w:val="24"/>
+                <w:rtl/>
+              </w:rPr>
+              <w:t>كتيبة المشاة الآلية/3 - السرية/1</w:t>
+            </w:r>
+          </w:p>
+          <w:p>
+            <w:pPr>
+              <w:bidi/>
+              <w:rPr>
+                <w:rFonts w:ascii="Arial" w:eastAsia="Times New Roman" w:hAnsi="Arial" w:cs="Arial"/>
+                <w:color w:val="000000"/>
+                <w:sz w:val="24"/>
+                <w:szCs w:val="24"/>
+                <w:rtl/>
+              </w:rPr>
+            </w:pPr>
+            <w:r>
+              <w:rPr>
+                <w:rFonts w:ascii="Arial" w:eastAsia="Times New Roman" w:hAnsi="Arial" w:cs="Arial"/>
+                <w:color w:val="000000"/>
+                <w:sz w:val="24"/>
+                <w:szCs w:val="24"/>
+                <w:rtl/>
+              </w:rPr>
+              <w:t>كتيبة المشاة الآلية/3 - السرية/2</w:t>
+            </w:r>
+          </w:p>
+          <w:p>
+            <w:pPr>
+              <w:bidi/>
+              <w:rPr>
+                <w:rFonts w:ascii="Arial" w:eastAsia="Times New Roman" w:hAnsi="Arial" w:cs="Arial"/>
+                <w:color w:val="000000"/>
+                <w:sz w:val="24"/>
+                <w:szCs w:val="24"/>
+                <w:rtl/>
+              </w:rPr>
+            </w:pPr>
+            <w:r>
+              <w:rPr>
+                <w:rFonts w:ascii="Arial" w:eastAsia="Times New Roman" w:hAnsi="Arial" w:cs="Arial"/>
+                <w:color w:val="000000"/>
+                <w:sz w:val="24"/>
+                <w:szCs w:val="24"/>
+                <w:rtl/>
+              </w:rPr>
+              <w:t>كتيبة المشاة الآلية/3 - السرية/3</w:t>
+            </w:r>
+          </w:p>
+          <w:p>
+            <w:pPr>
+              <w:bidi/>
+              <w:rPr>
+                <w:rFonts w:ascii="Arial" w:eastAsia="Times New Roman" w:hAnsi="Arial" w:cs="Arial"/>
+                <w:color w:val="000000"/>
+                <w:sz w:val="24"/>
+                <w:szCs w:val="24"/>
+                <w:rtl/>
+              </w:rPr>
+            </w:pPr>
+            <w:r>
+              <w:rPr>
+                <w:rFonts w:ascii="Arial" w:eastAsia="Times New Roman" w:hAnsi="Arial" w:cs="Arial"/>
+                <w:color w:val="000000"/>
+                <w:sz w:val="24"/>
+                <w:szCs w:val="24"/>
+                <w:rtl/>
+              </w:rPr>
+              <w:t>قيادة كتيبة الدبابات/14</w:t>
+            </w:r>
+          </w:p>
+          <w:p>
+            <w:pPr>
+              <w:bidi/>
+              <w:rPr>
+                <w:rFonts w:ascii="Arial" w:eastAsia="Times New Roman" w:hAnsi="Arial" w:cs="Arial"/>
+                <w:color w:val="000000"/>
+                <w:sz w:val="24"/>
+                <w:szCs w:val="24"/>
+                <w:rtl/>
+              </w:rPr>
+            </w:pPr>
+            <w:r>
+              <w:rPr>
+                <w:rFonts w:ascii="Arial" w:eastAsia="Times New Roman" w:hAnsi="Arial" w:cs="Arial"/>
+                <w:color w:val="000000"/>
+                <w:sz w:val="24"/>
+                <w:szCs w:val="24"/>
+                <w:rtl/>
+              </w:rPr>
+              <w:t>كتيبة الدبابات/4 - السرية/1</w:t>
+            </w:r>
+          </w:p>
+          <w:p>
+            <w:pPr>
+              <w:bidi/>
+              <w:rPr>
+                <w:rFonts w:ascii="Arial" w:eastAsia="Times New Roman" w:hAnsi="Arial" w:cs="Arial"/>
+                <w:color w:val="000000"/>
+                <w:sz w:val="24"/>
+                <w:szCs w:val="24"/>
+                <w:rtl/>
+              </w:rPr>
+            </w:pPr>
+            <w:r>
+              <w:rPr>
+                <w:rFonts w:ascii="Arial" w:eastAsia="Times New Roman" w:hAnsi="Arial" w:cs="Arial"/>
+                <w:color w:val="000000"/>
+                <w:sz w:val="24"/>
+                <w:szCs w:val="24"/>
+                <w:rtl/>
+              </w:rPr>
+              <w:t>كتيبة الدبابات/4 - السرية/2</w:t>
+            </w:r>
+          </w:p>
+          <w:p>
+            <w:pPr>
+              <w:bidi/>
+              <w:rPr>
+                <w:rFonts w:ascii="Arial" w:eastAsia="Times New Roman" w:hAnsi="Arial" w:cs="Arial"/>
+                <w:color w:val="000000"/>
+                <w:sz w:val="24"/>
+                <w:szCs w:val="24"/>
+                <w:rtl/>
+              </w:rPr>
+            </w:pPr>
+            <w:r>
+              <w:rPr>
+                <w:rFonts w:ascii="Arial" w:eastAsia="Times New Roman" w:hAnsi="Arial" w:cs="Arial"/>
+                <w:color w:val="000000"/>
+                <w:sz w:val="24"/>
+                <w:szCs w:val="24"/>
+                <w:rtl/>
+              </w:rPr>
+              <w:t>كتيبة الدبابات/4 - السرية/3</w:t>
+            </w:r>
+          </w:p>
+          <w:p>
+            <w:pPr>
+              <w:bidi/>
+              <w:rPr>
+                <w:rFonts w:ascii="Arial" w:eastAsia="Times New Roman" w:hAnsi="Arial" w:cs="Arial"/>
+                <w:color w:val="000000"/>
+                <w:sz w:val="24"/>
+                <w:szCs w:val="24"/>
+                <w:rtl/>
+              </w:rPr>
+            </w:pPr>
+            <w:r>
+              <w:rPr>
+                <w:rFonts w:ascii="Arial" w:eastAsia="Times New Roman" w:hAnsi="Arial" w:cs="Arial"/>
+                <w:color w:val="000000"/>
+                <w:sz w:val="24"/>
+                <w:szCs w:val="24"/>
+                <w:rtl/>
+              </w:rPr>
+              <w:t>سرية الاستطلاع</w:t>
+            </w:r>
+          </w:p>
+          <w:p>
+            <w:pPr>
+              <w:bidi/>
+              <w:rPr>
+                <w:rFonts w:ascii="Arial" w:eastAsia="Times New Roman" w:hAnsi="Arial" w:cs="Arial"/>
+                <w:color w:val="000000"/>
+                <w:sz w:val="24"/>
+                <w:szCs w:val="24"/>
+                <w:rtl/>
+              </w:rPr>
+            </w:pPr>
+            <w:r>
+              <w:rPr>
+                <w:rFonts w:ascii="Arial" w:eastAsia="Times New Roman" w:hAnsi="Arial" w:cs="Arial"/>
+                <w:color w:val="000000"/>
+                <w:sz w:val="24"/>
+                <w:szCs w:val="24"/>
+                <w:rtl/>
+              </w:rPr>
+              <w:t>سرية الـ م/د</w:t>
+            </w:r>
+          </w:p>
+          <w:p>
+            <w:pPr>
+              <w:bidi/>
+              <w:rPr>
+                <w:rFonts w:ascii="Arial" w:eastAsia="Times New Roman" w:hAnsi="Arial" w:cs="Arial"/>
+                <w:color w:val="000000"/>
+                <w:sz w:val="24"/>
+                <w:szCs w:val="24"/>
+                <w:rtl/>
+              </w:rPr>
+            </w:pPr>
+            <w:r>
+              <w:rPr>
+                <w:rFonts w:ascii="Arial" w:eastAsia="Times New Roman" w:hAnsi="Arial" w:cs="Arial"/>
+                <w:color w:val="000000"/>
+                <w:sz w:val="24"/>
+                <w:szCs w:val="24"/>
+                <w:rtl/>
+              </w:rPr>
+              <w:t>قيادة كتيبة المدفعية</w:t>
+            </w:r>
+          </w:p>
+          <w:p>
+            <w:pPr>
+              <w:bidi/>
+              <w:rPr>
+                <w:rFonts w:ascii="Arial" w:eastAsia="Times New Roman" w:hAnsi="Arial" w:cs="Arial"/>
+                <w:color w:val="000000"/>
+                <w:sz w:val="24"/>
+                <w:szCs w:val="24"/>
+                <w:rtl/>
+              </w:rPr>
+            </w:pPr>
+            <w:r>
+              <w:rPr>
+                <w:rFonts w:ascii="Arial" w:eastAsia="Times New Roman" w:hAnsi="Arial" w:cs="Arial"/>
+                <w:color w:val="000000"/>
+                <w:sz w:val="24"/>
+                <w:szCs w:val="24"/>
+                <w:rtl/>
+              </w:rPr>
+              <w:t>قيادة كتيبة المدفعية - السرية/1</w:t>
+            </w:r>
+          </w:p>
+          <w:p>
+            <w:pPr>
+              <w:bidi/>
+              <w:rPr>
+                <w:rFonts w:ascii="Arial" w:eastAsia="Times New Roman" w:hAnsi="Arial" w:cs="Arial"/>
+                <w:color w:val="000000"/>
+                <w:sz w:val="24"/>
+                <w:szCs w:val="24"/>
+                <w:rtl/>
+              </w:rPr>
+            </w:pPr>
+            <w:r>
+              <w:rPr>
+                <w:rFonts w:ascii="Arial" w:eastAsia="Times New Roman" w:hAnsi="Arial" w:cs="Arial"/>
+                <w:color w:val="000000"/>
+                <w:sz w:val="24"/>
+                <w:szCs w:val="24"/>
+                <w:rtl/>
+              </w:rPr>
+              <w:lastRenderedPageBreak/>
+              <w:t>قيادة كتيبة المدفعية - السرية/2</w:t>
+            </w:r>
+          </w:p>
+          <w:p>
+            <w:pPr>
+              <w:bidi/>
+              <w:rPr>
+                <w:rFonts w:ascii="Arial" w:eastAsia="Times New Roman" w:hAnsi="Arial" w:cs="Arial"/>
+                <w:color w:val="000000"/>
+                <w:sz w:val="24"/>
+                <w:szCs w:val="24"/>
+                <w:rtl/>
+              </w:rPr>
+            </w:pPr>
+            <w:r>
+              <w:rPr>
+                <w:rFonts w:ascii="Arial" w:eastAsia="Times New Roman" w:hAnsi="Arial" w:cs="Arial"/>
+                <w:color w:val="000000"/>
+                <w:sz w:val="24"/>
+                <w:szCs w:val="24"/>
+                <w:rtl/>
+              </w:rPr>
+              <w:t>قيادة كتيبة المدفعية - السرية/3</w:t>
+            </w:r>
+          </w:p>
+          <w:p>
+            <w:pPr>
+              <w:bidi/>
+              <w:rPr>
+                <w:rFonts w:ascii="Arial" w:eastAsia="Times New Roman" w:hAnsi="Arial" w:cs="Arial"/>
+                <w:color w:val="000000"/>
+                <w:sz w:val="24"/>
+                <w:szCs w:val="24"/>
+                <w:rtl/>
+              </w:rPr>
+            </w:pPr>
+            <w:r>
+              <w:rPr>
+                <w:rFonts w:ascii="Arial" w:eastAsia="Times New Roman" w:hAnsi="Arial" w:cs="Arial"/>
+                <w:color w:val="000000"/>
+                <w:sz w:val="24"/>
+                <w:szCs w:val="24"/>
+                <w:rtl/>
+              </w:rPr>
+              <w:t>سرية الهاون</w:t>
+            </w:r>
+          </w:p>
+          <w:p>
+            <w:pPr>
+              <w:bidi/>
+              <w:rPr>
+                <w:rFonts w:ascii="Arial" w:eastAsia="Times New Roman" w:hAnsi="Arial" w:cs="Arial"/>
+                <w:color w:val="000000"/>
+                <w:sz w:val="24"/>
+                <w:szCs w:val="24"/>
+                <w:rtl/>
+              </w:rPr>
+            </w:pPr>
+            <w:r>
+              <w:rPr>
+                <w:rFonts w:ascii="Arial" w:eastAsia="Times New Roman" w:hAnsi="Arial" w:cs="Arial"/>
+                <w:color w:val="000000"/>
+                <w:sz w:val="24"/>
+                <w:szCs w:val="24"/>
+                <w:rtl/>
+              </w:rPr>
+              <w:t>سرية الهندسة</w:t>
+            </w:r>
+          </w:p>
+          <w:p>
+            <w:pPr>
+              <w:bidi/>
+              <w:rPr>
+                <w:rFonts w:ascii="Arial" w:eastAsia="Times New Roman" w:hAnsi="Arial" w:cs="Arial"/>
+                <w:color w:val="000000"/>
+                <w:sz w:val="24"/>
+                <w:szCs w:val="24"/>
+                <w:rtl/>
+              </w:rPr>
+            </w:pPr>
+            <w:r>
+              <w:rPr>
+                <w:rFonts w:ascii="Arial" w:eastAsia="Times New Roman" w:hAnsi="Arial" w:cs="Arial"/>
+                <w:color w:val="000000"/>
+                <w:sz w:val="24"/>
+                <w:szCs w:val="24"/>
+                <w:rtl/>
+              </w:rPr>
+              <w:t>سرية الإشارة</w:t>
+            </w:r>
+          </w:p>
+          <w:p>
+            <w:pPr>
+              <w:bidi/>
+              <w:rPr>
+                <w:rFonts w:ascii="Arial" w:eastAsia="Times New Roman" w:hAnsi="Arial" w:cs="Arial"/>
+                <w:color w:val="000000"/>
+                <w:sz w:val="24"/>
+                <w:szCs w:val="24"/>
+                <w:rtl/>
+              </w:rPr>
+            </w:pPr>
+            <w:r>
+              <w:rPr>
+                <w:rFonts w:ascii="Arial" w:eastAsia="Times New Roman" w:hAnsi="Arial" w:cs="Arial"/>
+                <w:color w:val="000000"/>
+                <w:sz w:val="24"/>
+                <w:szCs w:val="24"/>
+                <w:rtl/>
+              </w:rPr>
+              <w:t>القيادة والسيطرة</w:t>
+            </w:r>
+          </w:p>
+          <w:p>
+            <w:pPr>
+              <w:bidi/>
+              <w:rPr>
+                <w:rFonts w:ascii="Arial" w:eastAsia="Times New Roman" w:hAnsi="Arial" w:cs="Arial"/>
+                <w:color w:val="000000"/>
+                <w:sz w:val="24"/>
+                <w:szCs w:val="24"/>
+                <w:rtl/>
+              </w:rPr>
+            </w:pPr>
+            <w:r>
+              <w:rPr>
+                <w:rFonts w:ascii="Arial" w:eastAsia="Times New Roman" w:hAnsi="Arial" w:cs="Arial"/>
+                <w:color w:val="000000"/>
+                <w:sz w:val="24"/>
+                <w:szCs w:val="24"/>
+                <w:rtl/>
+              </w:rPr>
+              <w:t>سرية الدفاع الجوي</w:t>
+            </w:r>
+          </w:p>
+          <w:p>
+            <w:pPr>
+              <w:bidi/>
+              <w:rPr>
+                <w:rFonts w:ascii="Arial" w:eastAsia="Times New Roman" w:hAnsi="Arial" w:cs="Arial"/>
+                <w:color w:val="000000"/>
+                <w:sz w:val="24"/>
+                <w:szCs w:val="24"/>
+                <w:rtl/>
+              </w:rPr>
+            </w:pPr>
+            <w:r>
+              <w:rPr>
+                <w:rFonts w:ascii="Arial" w:eastAsia="Times New Roman" w:hAnsi="Arial" w:cs="Arial"/>
+                <w:color w:val="000000"/>
+                <w:sz w:val="24"/>
+                <w:szCs w:val="24"/>
+                <w:rtl/>
+              </w:rPr>
+              <w:t>سرية الدفاع الكيميائي</w:t>
+            </w:r>
+          </w:p>
+          <w:p>
+            <w:pPr>
+              <w:bidi/>
+              <w:rPr>
+                <w:rFonts w:ascii="Arial" w:eastAsia="Times New Roman" w:hAnsi="Arial" w:cs="Arial"/>
+                <w:color w:val="000000"/>
+                <w:sz w:val="24"/>
+                <w:szCs w:val="24"/>
+                <w:rtl/>
+              </w:rPr>
+            </w:pPr>
+            <w:r>
+              <w:rPr>
+                <w:rFonts w:ascii="Arial" w:eastAsia="Times New Roman" w:hAnsi="Arial" w:cs="Arial"/>
+                <w:color w:val="000000"/>
+                <w:sz w:val="24"/>
+                <w:szCs w:val="24"/>
+                <w:rtl/>
+              </w:rPr>
+              <w:t>كتيبة الإسناد الإداري</w:t>
+            </w:r>
+          </w:p>
+          <w:p>
+            <w:pPr>
+              <w:bidi/>
+              <w:rPr>
+                <w:rFonts w:ascii="Arial" w:eastAsia="Times New Roman" w:hAnsi="Arial" w:cs="Arial"/>
+                <w:color w:val="000000"/>
+                <w:sz w:val="24"/>
+                <w:szCs w:val="24"/>
+                <w:rtl/>
+              </w:rPr>
+            </w:pPr>
+            <w:r>
+              <w:rPr>
+                <w:rFonts w:ascii="Arial" w:eastAsia="Times New Roman" w:hAnsi="Arial" w:cs="Arial"/>
+                <w:color w:val="000000"/>
+                <w:sz w:val="24"/>
+                <w:szCs w:val="24"/>
+                <w:rtl/>
+              </w:rPr>
+              <w:t>السرية الطبية</w:t>
+            </w:r>
+          </w:p>
+          <w:p>
+            <w:pPr>
+              <w:bidi/>
+              <w:rPr>
+                <w:rFonts w:ascii="Arial" w:eastAsia="Times New Roman" w:hAnsi="Arial" w:cs="Arial"/>
+                <w:color w:val="000000"/>
+                <w:sz w:val="24"/>
+                <w:szCs w:val="24"/>
+                <w:rtl/>
+              </w:rPr>
+            </w:pPr>
+            <w:r>
+              <w:rPr>
+                <w:rFonts w:ascii="Arial" w:eastAsia="Times New Roman" w:hAnsi="Arial" w:cs="Arial"/>
+                <w:color w:val="000000"/>
+                <w:sz w:val="24"/>
+                <w:szCs w:val="24"/>
+                <w:rtl/>
+              </w:rPr>
+              <w:t>سرية الصيانة</w:t>
+            </w:r>
+          </w:p>
+          <w:p>
+            <w:pPr>
+              <w:bidi/>
+              <w:rPr>
+                <w:rFonts w:ascii="Arial" w:eastAsia="Times New Roman" w:hAnsi="Arial" w:cs="Arial"/>
+                <w:color w:val="000000"/>
+                <w:sz w:val="24"/>
+                <w:szCs w:val="24"/>
+                <w:rtl/>
+              </w:rPr>
+            </w:pPr>
+            <w:r>
+              <w:rPr>
+                <w:rFonts w:ascii="Arial" w:eastAsia="Times New Roman" w:hAnsi="Arial" w:cs="Arial"/>
+                <w:color w:val="000000"/>
+                <w:sz w:val="24"/>
+                <w:szCs w:val="24"/>
+                <w:rtl/>
+              </w:rPr>
+              <w:t>سرية التزويد والنقل</w:t>
+            </w:r>
+          </w:p>
+          <w:p>
+            <w:pPr>
+              <w:bidi/>
+              <w:rPr>
+                <w:rFonts w:ascii="Arial" w:eastAsia="Times New Roman" w:hAnsi="Arial" w:cs="Arial"/>
+                <w:color w:val="000000"/>
+                <w:sz w:val="24"/>
+                <w:szCs w:val="24"/>
+                <w:rtl/>
+              </w:rPr>
+            </w:pPr>
+            <w:r>
+              <w:rPr>
+                <w:rFonts w:ascii="Arial" w:eastAsia="Times New Roman" w:hAnsi="Arial" w:cs="Arial"/>
+                <w:color w:val="000000"/>
+                <w:sz w:val="24"/>
+                <w:szCs w:val="24"/>
+                <w:rtl/>
+              </w:rPr>
+              <w:t>فصيل الشرطة العسكرية</w:t>
+            </w:r>
+          </w:p>
+          <w:p>
+            <w:pPr>
+              <w:bidi/>
+              <w:rPr>
+                <w:rFonts w:ascii="Arial" w:eastAsia="Times New Roman" w:hAnsi="Arial" w:cs="Arial"/>
+                <w:color w:val="000000"/>
+                <w:sz w:val="24"/>
+                <w:szCs w:val="24"/>
+                <w:rtl/>
+              </w:rPr>
+            </w:pPr>
+            <w:r>
+              <w:rPr>
+                <w:rFonts w:ascii="Arial" w:eastAsia="Times New Roman" w:hAnsi="Arial" w:cs="Arial"/>
+                <w:color w:val="000000"/>
+                <w:sz w:val="24"/>
+                <w:szCs w:val="24"/>
+                <w:rtl/>
+              </w:rPr>
+              <w:t>سرية الحرب الإلكترونية</w:t>
+            </w:r>
+          </w:p>
+          <w:p>
+            <w:pPr>
+              <w:bidi/>
+              <w:rPr>
+                <w:rFonts w:ascii="Arial" w:eastAsia="Times New Roman" w:hAnsi="Arial" w:cs="Arial"/>
+                <w:color w:val="000000"/>
+                <w:sz w:val="24"/>
+                <w:szCs w:val="24"/>
+                <w:rtl/>
+              </w:rPr>
+            </w:pPr>
+            <w:r>
+              <w:rPr>
+                <w:rFonts w:ascii="Arial" w:eastAsia="Times New Roman" w:hAnsi="Arial" w:cs="Arial"/>
+                <w:color w:val="000000"/>
+                <w:sz w:val="24"/>
+                <w:szCs w:val="24"/>
+                <w:rtl/>
+              </w:rPr>
+              <w:t>ضباط الصف</w:t>
+            </w:r>
+          </w:p>
+          <w:p>
+            <w:pPr>
+              <w:bidi/>
+              <w:rPr>
+                <w:rFonts w:ascii="Arial" w:eastAsia="Times New Roman" w:hAnsi="Arial" w:cs="Arial"/>
+                <w:color w:val="000000"/>
+                <w:sz w:val="24"/>
+                <w:szCs w:val="24"/>
+                <w:rtl/>
               </w:rPr>
             </w:pPr>
             <w:r>
@@ -5432,754 +5594,17 @@
                 <w:szCs w:val="24"/>
                 <w:rtl/>
               </w:rPr>
-              <w:t>7.</w:t>
-            </w:r>
-            <w:r>
-              <w:rPr>
-                <w:rFonts w:hint="cs"/>
-                <w:sz w:val="24"/>
-                <w:szCs w:val="24"/>
-                <w:rtl/>
-                <w:lang w:bidi="ar-AE"/>
-              </w:rPr>
-              <w:t xml:space="preserve"> معلومات مستويات الوحدات هي كالآتي:</w:t>
-            </w:r>
-          </w:p>
-          <w:p>
-            <w:pPr>
-              <w:bidi/>
-              <w:rPr>
-                <w:rFonts w:ascii="Arial" w:eastAsia="Times New Roman" w:hAnsi="Arial" w:cs="Arial"/>
-                <w:color w:val="000000"/>
-                <w:sz w:val="24"/>
-                <w:szCs w:val="24"/>
-              </w:rPr>
-            </w:pPr>
-            <w:r>
-              <w:rPr>
-                <w:rFonts w:ascii="Arial" w:eastAsia="Times New Roman" w:hAnsi="Arial" w:cs="Arial"/>
-                <w:color w:val="000000"/>
-                <w:sz w:val="24"/>
-                <w:szCs w:val="24"/>
-                <w:rtl/>
-              </w:rPr>
-              <w:t>قيادة مجموعة اللواء</w:t>
-            </w:r>
-          </w:p>
-          <w:p>
-            <w:pPr>
-              <w:bidi/>
-              <w:rPr>
-                <w:rFonts w:ascii="Arial" w:eastAsia="Times New Roman" w:hAnsi="Arial" w:cs="Arial"/>
-                <w:color w:val="000000"/>
-                <w:sz w:val="24"/>
-                <w:szCs w:val="24"/>
-                <w:rtl/>
-              </w:rPr>
-            </w:pPr>
-            <w:r>
-              <w:rPr>
-                <w:rFonts w:ascii="Arial" w:eastAsia="Times New Roman" w:hAnsi="Arial" w:cs="Arial"/>
-                <w:color w:val="000000"/>
-                <w:sz w:val="24"/>
-                <w:szCs w:val="24"/>
-                <w:rtl/>
-              </w:rPr>
-              <w:t>هيئة ركن مجموعة اللواء</w:t>
-            </w:r>
-          </w:p>
-          <w:p>
-            <w:pPr>
-              <w:bidi/>
-              <w:rPr>
-                <w:rFonts w:ascii="Arial" w:eastAsia="Times New Roman" w:hAnsi="Arial" w:cs="Arial"/>
-                <w:color w:val="000000"/>
-                <w:sz w:val="24"/>
-                <w:szCs w:val="24"/>
-                <w:rtl/>
-              </w:rPr>
-            </w:pPr>
-            <w:r>
-              <w:rPr>
-                <w:rFonts w:ascii="Arial" w:eastAsia="Times New Roman" w:hAnsi="Arial" w:cs="Arial"/>
-                <w:color w:val="000000"/>
-                <w:sz w:val="24"/>
-                <w:szCs w:val="24"/>
-                <w:rtl/>
-              </w:rPr>
-              <w:t>قيادة كتيبة المشاة الآلية/2</w:t>
-            </w:r>
-          </w:p>
-          <w:p>
-            <w:pPr>
-              <w:bidi/>
-              <w:rPr>
-                <w:rFonts w:ascii="Arial" w:eastAsia="Times New Roman" w:hAnsi="Arial" w:cs="Arial"/>
-                <w:color w:val="000000"/>
-                <w:sz w:val="24"/>
-                <w:szCs w:val="24"/>
-                <w:rtl/>
-              </w:rPr>
-            </w:pPr>
-            <w:r>
-              <w:rPr>
-                <w:rFonts w:ascii="Arial" w:eastAsia="Times New Roman" w:hAnsi="Arial" w:cs="Arial"/>
-                <w:color w:val="000000"/>
-                <w:sz w:val="24"/>
-                <w:szCs w:val="24"/>
-                <w:rtl/>
-              </w:rPr>
-              <w:t>كتيبة المشاة الآلية/2- السرية/1</w:t>
-            </w:r>
-          </w:p>
-          <w:p>
-            <w:pPr>
-              <w:bidi/>
-              <w:rPr>
-                <w:rFonts w:ascii="Arial" w:eastAsia="Times New Roman" w:hAnsi="Arial" w:cs="Arial"/>
-                <w:color w:val="000000"/>
-                <w:sz w:val="24"/>
-                <w:szCs w:val="24"/>
-                <w:rtl/>
-              </w:rPr>
-            </w:pPr>
-            <w:r>
-              <w:rPr>
-                <w:rFonts w:ascii="Arial" w:eastAsia="Times New Roman" w:hAnsi="Arial" w:cs="Arial"/>
-                <w:color w:val="000000"/>
-                <w:sz w:val="24"/>
-                <w:szCs w:val="24"/>
-                <w:rtl/>
-              </w:rPr>
-              <w:t>كتيبة المشاة الآلية/2 - السرية/2</w:t>
-            </w:r>
-          </w:p>
-          <w:p>
-            <w:pPr>
-              <w:bidi/>
-              <w:rPr>
-                <w:rFonts w:ascii="Arial" w:eastAsia="Times New Roman" w:hAnsi="Arial" w:cs="Arial"/>
-                <w:color w:val="000000"/>
-                <w:sz w:val="24"/>
-                <w:szCs w:val="24"/>
-                <w:rtl/>
-              </w:rPr>
-            </w:pPr>
-            <w:r>
-              <w:rPr>
-                <w:rFonts w:ascii="Arial" w:eastAsia="Times New Roman" w:hAnsi="Arial" w:cs="Arial"/>
-                <w:color w:val="000000"/>
-                <w:sz w:val="24"/>
-                <w:szCs w:val="24"/>
-                <w:rtl/>
-              </w:rPr>
-              <w:t>كتيبة المشاة الآلية/2- السرية/3</w:t>
-            </w:r>
-          </w:p>
-          <w:p>
-            <w:pPr>
-              <w:bidi/>
-              <w:rPr>
-                <w:rFonts w:ascii="Arial" w:eastAsia="Times New Roman" w:hAnsi="Arial" w:cs="Arial"/>
-                <w:color w:val="000000"/>
-                <w:sz w:val="24"/>
-                <w:szCs w:val="24"/>
-                <w:rtl/>
-              </w:rPr>
-            </w:pPr>
-            <w:r>
-              <w:rPr>
-                <w:rFonts w:ascii="Arial" w:eastAsia="Times New Roman" w:hAnsi="Arial" w:cs="Arial"/>
-                <w:color w:val="000000"/>
-                <w:sz w:val="24"/>
-                <w:szCs w:val="24"/>
-                <w:rtl/>
-              </w:rPr>
-              <w:t>قيادة كتيبة المشاة الآلية/13</w:t>
-            </w:r>
-          </w:p>
-          <w:p>
-            <w:pPr>
-              <w:bidi/>
-              <w:rPr>
-                <w:rFonts w:ascii="Arial" w:eastAsia="Times New Roman" w:hAnsi="Arial" w:cs="Arial"/>
-                <w:color w:val="000000"/>
-                <w:sz w:val="24"/>
-                <w:szCs w:val="24"/>
-                <w:rtl/>
-              </w:rPr>
-            </w:pPr>
-            <w:r>
-              <w:rPr>
-                <w:rFonts w:ascii="Arial" w:eastAsia="Times New Roman" w:hAnsi="Arial" w:cs="Arial"/>
-                <w:color w:val="000000"/>
-                <w:sz w:val="24"/>
-                <w:szCs w:val="24"/>
-                <w:rtl/>
-              </w:rPr>
-              <w:t>كتيبة المشاة الآلية/3 - السرية/1</w:t>
-            </w:r>
-          </w:p>
-          <w:p>
-            <w:pPr>
-              <w:bidi/>
-              <w:rPr>
-                <w:rFonts w:ascii="Arial" w:eastAsia="Times New Roman" w:hAnsi="Arial" w:cs="Arial"/>
-                <w:color w:val="000000"/>
-                <w:sz w:val="24"/>
-                <w:szCs w:val="24"/>
-                <w:rtl/>
-              </w:rPr>
-            </w:pPr>
-            <w:r>
-              <w:rPr>
-                <w:rFonts w:ascii="Arial" w:eastAsia="Times New Roman" w:hAnsi="Arial" w:cs="Arial"/>
-                <w:color w:val="000000"/>
-                <w:sz w:val="24"/>
-                <w:szCs w:val="24"/>
-                <w:rtl/>
-              </w:rPr>
-              <w:t>كتيبة المشاة الآلية/3 - السرية/2</w:t>
-            </w:r>
-          </w:p>
-          <w:p>
-            <w:pPr>
-              <w:bidi/>
-              <w:rPr>
-                <w:rFonts w:ascii="Arial" w:eastAsia="Times New Roman" w:hAnsi="Arial" w:cs="Arial"/>
-                <w:color w:val="000000"/>
-                <w:sz w:val="24"/>
-                <w:szCs w:val="24"/>
-                <w:rtl/>
-              </w:rPr>
-            </w:pPr>
-            <w:r>
-              <w:rPr>
-                <w:rFonts w:ascii="Arial" w:eastAsia="Times New Roman" w:hAnsi="Arial" w:cs="Arial"/>
-                <w:color w:val="000000"/>
-                <w:sz w:val="24"/>
-                <w:szCs w:val="24"/>
-                <w:rtl/>
-              </w:rPr>
-              <w:t>كتيبة المشاة الآلية/3 - السرية/3</w:t>
-            </w:r>
-          </w:p>
-          <w:p>
-            <w:pPr>
-              <w:bidi/>
-              <w:rPr>
-                <w:rFonts w:ascii="Arial" w:eastAsia="Times New Roman" w:hAnsi="Arial" w:cs="Arial"/>
-                <w:color w:val="000000"/>
-                <w:sz w:val="24"/>
-                <w:szCs w:val="24"/>
-                <w:rtl/>
-              </w:rPr>
-            </w:pPr>
-            <w:r>
-              <w:rPr>
-                <w:rFonts w:ascii="Arial" w:eastAsia="Times New Roman" w:hAnsi="Arial" w:cs="Arial"/>
-                <w:color w:val="000000"/>
-                <w:sz w:val="24"/>
-                <w:szCs w:val="24"/>
-                <w:rtl/>
-              </w:rPr>
-              <w:t>قيادة كتيبة الدبابات/14</w:t>
-            </w:r>
-          </w:p>
-          <w:p>
-            <w:pPr>
-              <w:bidi/>
-              <w:rPr>
-                <w:rFonts w:ascii="Arial" w:eastAsia="Times New Roman" w:hAnsi="Arial" w:cs="Arial"/>
-                <w:color w:val="000000"/>
-                <w:sz w:val="24"/>
-                <w:szCs w:val="24"/>
-                <w:rtl/>
-              </w:rPr>
-            </w:pPr>
-            <w:r>
-              <w:rPr>
-                <w:rFonts w:ascii="Arial" w:eastAsia="Times New Roman" w:hAnsi="Arial" w:cs="Arial"/>
-                <w:color w:val="000000"/>
-                <w:sz w:val="24"/>
-                <w:szCs w:val="24"/>
-                <w:rtl/>
-              </w:rPr>
-              <w:t>كتيبة الدبابات/4 - السرية/1</w:t>
-            </w:r>
-          </w:p>
-          <w:p>
-            <w:pPr>
-              <w:bidi/>
-              <w:rPr>
-                <w:rFonts w:ascii="Arial" w:eastAsia="Times New Roman" w:hAnsi="Arial" w:cs="Arial"/>
-                <w:color w:val="000000"/>
-                <w:sz w:val="24"/>
-                <w:szCs w:val="24"/>
-                <w:rtl/>
-              </w:rPr>
-            </w:pPr>
-            <w:r>
-              <w:rPr>
-                <w:rFonts w:ascii="Arial" w:eastAsia="Times New Roman" w:hAnsi="Arial" w:cs="Arial"/>
-                <w:color w:val="000000"/>
-                <w:sz w:val="24"/>
-                <w:szCs w:val="24"/>
-                <w:rtl/>
-              </w:rPr>
-              <w:t>كتيبة الدبابات/4 - السرية/2</w:t>
-            </w:r>
-          </w:p>
-          <w:p>
-            <w:pPr>
-              <w:bidi/>
-              <w:rPr>
-                <w:rFonts w:ascii="Arial" w:eastAsia="Times New Roman" w:hAnsi="Arial" w:cs="Arial"/>
-                <w:color w:val="000000"/>
-                <w:sz w:val="24"/>
-                <w:szCs w:val="24"/>
-                <w:rtl/>
-              </w:rPr>
-            </w:pPr>
-            <w:r>
-              <w:rPr>
-                <w:rFonts w:ascii="Arial" w:eastAsia="Times New Roman" w:hAnsi="Arial" w:cs="Arial"/>
-                <w:color w:val="000000"/>
-                <w:sz w:val="24"/>
-                <w:szCs w:val="24"/>
-                <w:rtl/>
-              </w:rPr>
-              <w:t>كتيبة الدبابات/4 - السرية/3</w:t>
-            </w:r>
-          </w:p>
-          <w:p>
-            <w:pPr>
-              <w:bidi/>
-              <w:rPr>
-                <w:rFonts w:ascii="Arial" w:eastAsia="Times New Roman" w:hAnsi="Arial" w:cs="Arial"/>
-                <w:color w:val="000000"/>
-                <w:sz w:val="24"/>
-                <w:szCs w:val="24"/>
-                <w:rtl/>
-              </w:rPr>
-            </w:pPr>
-            <w:r>
-              <w:rPr>
-                <w:rFonts w:ascii="Arial" w:eastAsia="Times New Roman" w:hAnsi="Arial" w:cs="Arial"/>
-                <w:color w:val="000000"/>
-                <w:sz w:val="24"/>
-                <w:szCs w:val="24"/>
-                <w:rtl/>
-              </w:rPr>
-              <w:t>سرية الاستطلاع</w:t>
-            </w:r>
-          </w:p>
-          <w:p>
-            <w:pPr>
-              <w:bidi/>
-              <w:rPr>
-                <w:rFonts w:ascii="Arial" w:eastAsia="Times New Roman" w:hAnsi="Arial" w:cs="Arial"/>
-                <w:color w:val="000000"/>
-                <w:sz w:val="24"/>
-                <w:szCs w:val="24"/>
-                <w:rtl/>
-              </w:rPr>
-            </w:pPr>
-            <w:r>
-              <w:rPr>
-                <w:rFonts w:ascii="Arial" w:eastAsia="Times New Roman" w:hAnsi="Arial" w:cs="Arial"/>
-                <w:color w:val="000000"/>
-                <w:sz w:val="24"/>
-                <w:szCs w:val="24"/>
-                <w:rtl/>
-              </w:rPr>
-              <w:t>سرية الـ م/د</w:t>
-            </w:r>
-          </w:p>
-          <w:p>
-            <w:pPr>
-              <w:bidi/>
-              <w:rPr>
-                <w:rFonts w:ascii="Arial" w:eastAsia="Times New Roman" w:hAnsi="Arial" w:cs="Arial"/>
-                <w:color w:val="000000"/>
-                <w:sz w:val="24"/>
-                <w:szCs w:val="24"/>
-                <w:rtl/>
-              </w:rPr>
-            </w:pPr>
-            <w:r>
-              <w:rPr>
-                <w:rFonts w:ascii="Arial" w:eastAsia="Times New Roman" w:hAnsi="Arial" w:cs="Arial"/>
-                <w:color w:val="000000"/>
-                <w:sz w:val="24"/>
-                <w:szCs w:val="24"/>
-                <w:rtl/>
-              </w:rPr>
-              <w:t>قيادة كتيبة المدفعية</w:t>
-            </w:r>
-          </w:p>
-          <w:p>
-            <w:pPr>
-              <w:bidi/>
-              <w:rPr>
-                <w:rFonts w:ascii="Arial" w:eastAsia="Times New Roman" w:hAnsi="Arial" w:cs="Arial"/>
-                <w:color w:val="000000"/>
-                <w:sz w:val="24"/>
-                <w:szCs w:val="24"/>
-                <w:rtl/>
-              </w:rPr>
-            </w:pPr>
-            <w:r>
-              <w:rPr>
-                <w:rFonts w:ascii="Arial" w:eastAsia="Times New Roman" w:hAnsi="Arial" w:cs="Arial"/>
-                <w:color w:val="000000"/>
-                <w:sz w:val="24"/>
-                <w:szCs w:val="24"/>
-                <w:rtl/>
-              </w:rPr>
-              <w:t>قيادة كتيبة المدفعية - السرية/1</w:t>
-            </w:r>
-          </w:p>
-          <w:p>
-            <w:pPr>
-              <w:bidi/>
-              <w:rPr>
-                <w:rFonts w:ascii="Arial" w:eastAsia="Times New Roman" w:hAnsi="Arial" w:cs="Arial"/>
-                <w:color w:val="000000"/>
-                <w:sz w:val="24"/>
-                <w:szCs w:val="24"/>
-                <w:rtl/>
-              </w:rPr>
-            </w:pPr>
-            <w:r>
-              <w:rPr>
-                <w:rFonts w:ascii="Arial" w:eastAsia="Times New Roman" w:hAnsi="Arial" w:cs="Arial"/>
-                <w:color w:val="000000"/>
-                <w:sz w:val="24"/>
-                <w:szCs w:val="24"/>
-                <w:rtl/>
-              </w:rPr>
-              <w:lastRenderedPageBreak/>
-              <w:t>قيادة كتيبة المدفعية - السرية/2</w:t>
-            </w:r>
-          </w:p>
-          <w:p>
-            <w:pPr>
-              <w:bidi/>
-              <w:rPr>
-                <w:rFonts w:ascii="Arial" w:eastAsia="Times New Roman" w:hAnsi="Arial" w:cs="Arial"/>
-                <w:color w:val="000000"/>
-                <w:sz w:val="24"/>
-                <w:szCs w:val="24"/>
-                <w:rtl/>
-              </w:rPr>
-            </w:pPr>
-            <w:r>
-              <w:rPr>
-                <w:rFonts w:ascii="Arial" w:eastAsia="Times New Roman" w:hAnsi="Arial" w:cs="Arial"/>
-                <w:color w:val="000000"/>
-                <w:sz w:val="24"/>
-                <w:szCs w:val="24"/>
-                <w:rtl/>
-              </w:rPr>
-              <w:t>قيادة كتيبة المدفعية - السرية/3</w:t>
-            </w:r>
-          </w:p>
-          <w:p>
-            <w:pPr>
-              <w:bidi/>
-              <w:rPr>
-                <w:rFonts w:ascii="Arial" w:eastAsia="Times New Roman" w:hAnsi="Arial" w:cs="Arial"/>
-                <w:color w:val="000000"/>
-                <w:sz w:val="24"/>
-                <w:szCs w:val="24"/>
-                <w:rtl/>
-              </w:rPr>
-            </w:pPr>
-            <w:r>
-              <w:rPr>
-                <w:rFonts w:ascii="Arial" w:eastAsia="Times New Roman" w:hAnsi="Arial" w:cs="Arial"/>
-                <w:color w:val="000000"/>
-                <w:sz w:val="24"/>
-                <w:szCs w:val="24"/>
-                <w:rtl/>
-              </w:rPr>
-              <w:t>سرية الهاون</w:t>
-            </w:r>
-          </w:p>
-          <w:p>
-            <w:pPr>
-              <w:bidi/>
-              <w:rPr>
-                <w:rFonts w:ascii="Arial" w:eastAsia="Times New Roman" w:hAnsi="Arial" w:cs="Arial"/>
-                <w:color w:val="000000"/>
-                <w:sz w:val="24"/>
-                <w:szCs w:val="24"/>
-                <w:rtl/>
-              </w:rPr>
-            </w:pPr>
-            <w:r>
-              <w:rPr>
-                <w:rFonts w:ascii="Arial" w:eastAsia="Times New Roman" w:hAnsi="Arial" w:cs="Arial"/>
-                <w:color w:val="000000"/>
-                <w:sz w:val="24"/>
-                <w:szCs w:val="24"/>
-                <w:rtl/>
-              </w:rPr>
-              <w:t>سرية الهندسة</w:t>
-            </w:r>
-          </w:p>
-          <w:p>
-            <w:pPr>
-              <w:bidi/>
-              <w:rPr>
-                <w:rFonts w:ascii="Arial" w:eastAsia="Times New Roman" w:hAnsi="Arial" w:cs="Arial"/>
-                <w:color w:val="000000"/>
-                <w:sz w:val="24"/>
-                <w:szCs w:val="24"/>
-                <w:rtl/>
-              </w:rPr>
-            </w:pPr>
-            <w:r>
-              <w:rPr>
-                <w:rFonts w:ascii="Arial" w:eastAsia="Times New Roman" w:hAnsi="Arial" w:cs="Arial"/>
-                <w:color w:val="000000"/>
-                <w:sz w:val="24"/>
-                <w:szCs w:val="24"/>
-                <w:rtl/>
-              </w:rPr>
-              <w:t>سرية الإشارة</w:t>
-            </w:r>
-          </w:p>
-          <w:p>
-            <w:pPr>
-              <w:bidi/>
-              <w:rPr>
-                <w:rFonts w:ascii="Arial" w:eastAsia="Times New Roman" w:hAnsi="Arial" w:cs="Arial"/>
-                <w:color w:val="000000"/>
-                <w:sz w:val="24"/>
-                <w:szCs w:val="24"/>
-                <w:rtl/>
-              </w:rPr>
-            </w:pPr>
-            <w:r>
-              <w:rPr>
-                <w:rFonts w:ascii="Arial" w:eastAsia="Times New Roman" w:hAnsi="Arial" w:cs="Arial"/>
-                <w:color w:val="000000"/>
-                <w:sz w:val="24"/>
-                <w:szCs w:val="24"/>
-                <w:rtl/>
-              </w:rPr>
-              <w:t>القيادة والسيطرة</w:t>
-            </w:r>
-          </w:p>
-          <w:p>
-            <w:pPr>
-              <w:bidi/>
-              <w:rPr>
-                <w:rFonts w:ascii="Arial" w:eastAsia="Times New Roman" w:hAnsi="Arial" w:cs="Arial"/>
-                <w:color w:val="000000"/>
-                <w:sz w:val="24"/>
-                <w:szCs w:val="24"/>
-                <w:rtl/>
-              </w:rPr>
-            </w:pPr>
-            <w:r>
-              <w:rPr>
-                <w:rFonts w:ascii="Arial" w:eastAsia="Times New Roman" w:hAnsi="Arial" w:cs="Arial"/>
-                <w:color w:val="000000"/>
-                <w:sz w:val="24"/>
-                <w:szCs w:val="24"/>
-                <w:rtl/>
-              </w:rPr>
-              <w:t>سرية الدفاع الجوي</w:t>
-            </w:r>
-          </w:p>
-          <w:p>
-            <w:pPr>
-              <w:bidi/>
-              <w:rPr>
-                <w:rFonts w:ascii="Arial" w:eastAsia="Times New Roman" w:hAnsi="Arial" w:cs="Arial"/>
-                <w:color w:val="000000"/>
-                <w:sz w:val="24"/>
-                <w:szCs w:val="24"/>
-                <w:rtl/>
-              </w:rPr>
-            </w:pPr>
-            <w:r>
-              <w:rPr>
-                <w:rFonts w:ascii="Arial" w:eastAsia="Times New Roman" w:hAnsi="Arial" w:cs="Arial"/>
-                <w:color w:val="000000"/>
-                <w:sz w:val="24"/>
-                <w:szCs w:val="24"/>
-                <w:rtl/>
-              </w:rPr>
-              <w:t>سرية الدفاع الكيميائي</w:t>
-            </w:r>
-          </w:p>
-          <w:p>
-            <w:pPr>
-              <w:bidi/>
-              <w:rPr>
-                <w:rFonts w:ascii="Arial" w:eastAsia="Times New Roman" w:hAnsi="Arial" w:cs="Arial"/>
-                <w:color w:val="000000"/>
-                <w:sz w:val="24"/>
-                <w:szCs w:val="24"/>
-                <w:rtl/>
-              </w:rPr>
-            </w:pPr>
-            <w:r>
-              <w:rPr>
-                <w:rFonts w:ascii="Arial" w:eastAsia="Times New Roman" w:hAnsi="Arial" w:cs="Arial"/>
-                <w:color w:val="000000"/>
-                <w:sz w:val="24"/>
-                <w:szCs w:val="24"/>
-                <w:rtl/>
-              </w:rPr>
-              <w:t>كتيبة الإسناد الإداري</w:t>
-            </w:r>
-          </w:p>
-          <w:p>
-            <w:pPr>
-              <w:bidi/>
-              <w:rPr>
-                <w:rFonts w:ascii="Arial" w:eastAsia="Times New Roman" w:hAnsi="Arial" w:cs="Arial"/>
-                <w:color w:val="000000"/>
-                <w:sz w:val="24"/>
-                <w:szCs w:val="24"/>
-                <w:rtl/>
-              </w:rPr>
-            </w:pPr>
-            <w:r>
-              <w:rPr>
-                <w:rFonts w:ascii="Arial" w:eastAsia="Times New Roman" w:hAnsi="Arial" w:cs="Arial"/>
-                <w:color w:val="000000"/>
-                <w:sz w:val="24"/>
-                <w:szCs w:val="24"/>
-                <w:rtl/>
-              </w:rPr>
-              <w:t>السرية الطبية</w:t>
-            </w:r>
-          </w:p>
-          <w:p>
-            <w:pPr>
-              <w:bidi/>
-              <w:rPr>
-                <w:rFonts w:ascii="Arial" w:eastAsia="Times New Roman" w:hAnsi="Arial" w:cs="Arial"/>
-                <w:color w:val="000000"/>
-                <w:sz w:val="24"/>
-                <w:szCs w:val="24"/>
-                <w:rtl/>
-              </w:rPr>
-            </w:pPr>
-            <w:r>
-              <w:rPr>
-                <w:rFonts w:ascii="Arial" w:eastAsia="Times New Roman" w:hAnsi="Arial" w:cs="Arial"/>
-                <w:color w:val="000000"/>
-                <w:sz w:val="24"/>
-                <w:szCs w:val="24"/>
-                <w:rtl/>
-              </w:rPr>
-              <w:t>سرية الصيانة</w:t>
-            </w:r>
-          </w:p>
-          <w:p>
-            <w:pPr>
-              <w:bidi/>
-              <w:rPr>
-                <w:rFonts w:ascii="Arial" w:eastAsia="Times New Roman" w:hAnsi="Arial" w:cs="Arial"/>
-                <w:color w:val="000000"/>
-                <w:sz w:val="24"/>
-                <w:szCs w:val="24"/>
-                <w:rtl/>
-              </w:rPr>
-            </w:pPr>
-            <w:r>
-              <w:rPr>
-                <w:rFonts w:ascii="Arial" w:eastAsia="Times New Roman" w:hAnsi="Arial" w:cs="Arial"/>
-                <w:color w:val="000000"/>
-                <w:sz w:val="24"/>
-                <w:szCs w:val="24"/>
-                <w:rtl/>
-              </w:rPr>
-              <w:t>سرية التزويد والنقل</w:t>
-            </w:r>
-          </w:p>
-          <w:p>
-            <w:pPr>
-              <w:bidi/>
-              <w:rPr>
-                <w:rFonts w:ascii="Arial" w:eastAsia="Times New Roman" w:hAnsi="Arial" w:cs="Arial"/>
-                <w:color w:val="000000"/>
-                <w:sz w:val="24"/>
-                <w:szCs w:val="24"/>
-                <w:rtl/>
-              </w:rPr>
-            </w:pPr>
-            <w:r>
-              <w:rPr>
-                <w:rFonts w:ascii="Arial" w:eastAsia="Times New Roman" w:hAnsi="Arial" w:cs="Arial"/>
-                <w:color w:val="000000"/>
-                <w:sz w:val="24"/>
-                <w:szCs w:val="24"/>
-                <w:rtl/>
-              </w:rPr>
-              <w:t>فصيل الشرطة العسكرية</w:t>
-            </w:r>
-          </w:p>
-          <w:p>
-            <w:pPr>
-              <w:bidi/>
-              <w:rPr>
-                <w:rFonts w:ascii="Arial" w:eastAsia="Times New Roman" w:hAnsi="Arial" w:cs="Arial"/>
-                <w:color w:val="000000"/>
-                <w:sz w:val="24"/>
-                <w:szCs w:val="24"/>
-                <w:rtl/>
-              </w:rPr>
-            </w:pPr>
-            <w:r>
-              <w:rPr>
-                <w:rFonts w:ascii="Arial" w:eastAsia="Times New Roman" w:hAnsi="Arial" w:cs="Arial"/>
-                <w:color w:val="000000"/>
-                <w:sz w:val="24"/>
-                <w:szCs w:val="24"/>
-                <w:rtl/>
-              </w:rPr>
-              <w:t>سرية الحرب الإلكترونية</w:t>
-            </w:r>
-          </w:p>
-          <w:p>
-            <w:pPr>
-              <w:bidi/>
-              <w:rPr>
-                <w:rFonts w:ascii="Arial" w:eastAsia="Times New Roman" w:hAnsi="Arial" w:cs="Arial"/>
-                <w:color w:val="000000"/>
-                <w:sz w:val="24"/>
-                <w:szCs w:val="24"/>
-                <w:rtl/>
-              </w:rPr>
-            </w:pPr>
-            <w:r>
-              <w:rPr>
-                <w:rFonts w:ascii="Arial" w:eastAsia="Times New Roman" w:hAnsi="Arial" w:cs="Arial"/>
-                <w:color w:val="000000"/>
-                <w:sz w:val="24"/>
-                <w:szCs w:val="24"/>
-                <w:rtl/>
-              </w:rPr>
-              <w:t>ضباط الصف</w:t>
-            </w:r>
-          </w:p>
-          <w:p>
-            <w:pPr>
-              <w:bidi/>
-              <w:rPr>
-                <w:rFonts w:ascii="Arial" w:eastAsia="Times New Roman" w:hAnsi="Arial" w:cs="Arial"/>
-                <w:color w:val="000000"/>
-                <w:sz w:val="24"/>
-                <w:szCs w:val="24"/>
-                <w:rtl/>
+              <w:t>8. معلومة مهمة للغاية (بنك المعلومات لن يكون مرتبطا بأي تمرين، سواءا قبل بدأ تمرين أو بعد الإنتهاء من أي تمرين بنك المعلومات يكون ثابتا في النظام، إضافة، تعديل، حذف المعلومات والملفات تكون فقط من صلاحية إدارة النظام.</w:t>
+            </w:r>
+          </w:p>
+          <w:p>
+            <w:pPr>
+              <w:bidi/>
+              <w:rPr>
+                <w:sz w:val="24"/>
+                <w:szCs w:val="24"/>
+                <w:rtl/>
+                <w:lang w:bidi="ar-AE"/>
               </w:rPr>
             </w:pPr>
             <w:r>
@@ -6190,94 +5615,7 @@
                 <w:szCs w:val="24"/>
                 <w:rtl/>
               </w:rPr>
-              <w:t xml:space="preserve">8. معلومة مهمة للغاية (بنك المعلومات لن يكون مرتبطا بأي تمرين، </w:t>
-            </w:r>
-            <w:proofErr w:type="spellStart"/>
-            <w:r>
-              <w:rPr>
-                <w:rFonts w:ascii="Arial" w:eastAsia="Times New Roman" w:hAnsi="Arial" w:cs="Arial" w:hint="cs"/>
-                <w:color w:val="000000"/>
-                <w:sz w:val="24"/>
-                <w:szCs w:val="24"/>
-                <w:rtl/>
-              </w:rPr>
-              <w:t>سواءا</w:t>
-            </w:r>
-            <w:proofErr w:type="spellEnd"/>
-            <w:r>
-              <w:rPr>
-                <w:rFonts w:ascii="Arial" w:eastAsia="Times New Roman" w:hAnsi="Arial" w:cs="Arial" w:hint="cs"/>
-                <w:color w:val="000000"/>
-                <w:sz w:val="24"/>
-                <w:szCs w:val="24"/>
-                <w:rtl/>
-              </w:rPr>
-              <w:t xml:space="preserve"> قبل بدأ تمرين أو بعد </w:t>
-            </w:r>
-            <w:proofErr w:type="spellStart"/>
-            <w:r>
-              <w:rPr>
-                <w:rFonts w:ascii="Arial" w:eastAsia="Times New Roman" w:hAnsi="Arial" w:cs="Arial" w:hint="cs"/>
-                <w:color w:val="000000"/>
-                <w:sz w:val="24"/>
-                <w:szCs w:val="24"/>
-                <w:rtl/>
-              </w:rPr>
-              <w:t>الإنتهاء</w:t>
-            </w:r>
-            <w:proofErr w:type="spellEnd"/>
-            <w:r>
-              <w:rPr>
-                <w:rFonts w:ascii="Arial" w:eastAsia="Times New Roman" w:hAnsi="Arial" w:cs="Arial" w:hint="cs"/>
-                <w:color w:val="000000"/>
-                <w:sz w:val="24"/>
-                <w:szCs w:val="24"/>
-                <w:rtl/>
-              </w:rPr>
-              <w:t xml:space="preserve"> من أي تمرين بنك المعلومات يكون ثابتا في النظام، إضافة، تعديل، حذف المعلومات والملفات تكون فقط من صلاحية إدارة النظام.</w:t>
-            </w:r>
-          </w:p>
-          <w:p>
-            <w:pPr>
-              <w:bidi/>
-              <w:rPr>
-                <w:sz w:val="24"/>
-                <w:szCs w:val="24"/>
-                <w:rtl/>
-                <w:lang w:bidi="ar-AE"/>
-              </w:rPr>
-            </w:pPr>
-            <w:r>
-              <w:rPr>
-                <w:rFonts w:ascii="Arial" w:eastAsia="Times New Roman" w:hAnsi="Arial" w:cs="Arial" w:hint="cs"/>
-                <w:color w:val="000000"/>
-                <w:sz w:val="24"/>
-                <w:szCs w:val="24"/>
-                <w:rtl/>
-              </w:rPr>
-              <w:t xml:space="preserve">9. بالنسبة </w:t>
-            </w:r>
-            <w:proofErr w:type="spellStart"/>
-            <w:r>
-              <w:rPr>
-                <w:rFonts w:ascii="Arial" w:eastAsia="Times New Roman" w:hAnsi="Arial" w:cs="Arial" w:hint="cs"/>
-                <w:color w:val="000000"/>
-                <w:sz w:val="24"/>
-                <w:szCs w:val="24"/>
-                <w:rtl/>
-              </w:rPr>
-              <w:t>لإستعمال</w:t>
-            </w:r>
-            <w:proofErr w:type="spellEnd"/>
-            <w:r>
-              <w:rPr>
-                <w:rFonts w:ascii="Arial" w:eastAsia="Times New Roman" w:hAnsi="Arial" w:cs="Arial" w:hint="cs"/>
-                <w:color w:val="000000"/>
-                <w:sz w:val="24"/>
-                <w:szCs w:val="24"/>
-                <w:rtl/>
-              </w:rPr>
-              <w:t xml:space="preserve"> واستخدام بنك المعلومات (مثل: تخصيص المحكمين للوحدات </w:t>
+              <w:t xml:space="preserve">9. بالنسبة لإستعمال واستخدام بنك المعلومات (مثل: تخصيص المحكمين للوحدات </w:t>
             </w:r>
             <w:r>
               <w:rPr>
@@ -6713,28 +6051,46 @@
               </w:rPr>
               <w:t>الفقرة (</w:t>
             </w:r>
-            <w:hyperlink r:id="rId6" w:tgtFrame="_blank" w:history="1">
-              <w:proofErr w:type="spellStart"/>
-              <w:r>
-                <w:rPr>
-                  <w:rStyle w:val="Hyperlink"/>
-                  <w:rFonts w:ascii="Arial" w:hAnsi="Arial" w:cs="Arial"/>
-                  <w:color w:val="auto"/>
-                  <w:sz w:val="24"/>
-                  <w:szCs w:val="24"/>
-                  <w:shd w:val="clear" w:color="auto" w:fill="FFFFFF"/>
-                </w:rPr>
-                <w:t>manifest.json</w:t>
-              </w:r>
-              <w:proofErr w:type="spellEnd"/>
-            </w:hyperlink>
-            <w:r>
-              <w:rPr>
-                <w:rFonts w:ascii="Arial" w:hAnsi="Arial" w:cs="Arial"/>
+            <w:r>
+              <w:fldChar w:fldCharType="begin"/>
+            </w:r>
+            <w:r>
+              <w:instrText xml:space="preserve"> HYPERLINK "http://127.0.0.1:8005/admin/information-bank/manifest.json" \t "_blank" </w:instrText>
+            </w:r>
+            <w:r>
+              <w:fldChar w:fldCharType="separate"/>
+            </w:r>
+            <w:proofErr w:type="spellStart"/>
+            <w:r>
+              <w:rPr>
+                <w:rStyle w:val="Hyperlink"/>
+                <w:rFonts w:ascii="Arial" w:hAnsi="Arial" w:cs="Arial"/>
+                <w:color w:val="auto"/>
                 <w:sz w:val="24"/>
                 <w:szCs w:val="24"/>
                 <w:shd w:val="clear" w:color="auto" w:fill="FFFFFF"/>
               </w:rPr>
+              <w:t>manifest.json</w:t>
+            </w:r>
+            <w:proofErr w:type="spellEnd"/>
+            <w:r>
+              <w:rPr>
+                <w:rStyle w:val="Hyperlink"/>
+                <w:rFonts w:ascii="Arial" w:hAnsi="Arial" w:cs="Arial"/>
+                <w:color w:val="auto"/>
+                <w:sz w:val="24"/>
+                <w:szCs w:val="24"/>
+                <w:shd w:val="clear" w:color="auto" w:fill="FFFFFF"/>
+              </w:rPr>
+              <w:fldChar w:fldCharType="end"/>
+            </w:r>
+            <w:r>
+              <w:rPr>
+                <w:rFonts w:ascii="Arial" w:hAnsi="Arial" w:cs="Arial"/>
+                <w:sz w:val="24"/>
+                <w:szCs w:val="24"/>
+                <w:shd w:val="clear" w:color="auto" w:fill="FFFFFF"/>
+              </w:rPr>
               <w:t xml:space="preserve"> — </w:t>
             </w:r>
             <w:r>
@@ -6898,29 +6254,7 @@
                 <w:rtl/>
                 <w:lang w:bidi="ar-AE"/>
               </w:rPr>
-              <w:t xml:space="preserve">. تقليل من ارتفاع جدول بيانات مراحل التمرين وجدول بيانات مستويات التمرين </w:t>
-            </w:r>
-            <w:proofErr w:type="spellStart"/>
-            <w:r>
-              <w:rPr>
-                <w:rFonts w:ascii="Arial" w:hAnsi="Arial" w:cs="Arial" w:hint="cs"/>
-                <w:sz w:val="24"/>
-                <w:szCs w:val="24"/>
-                <w:rtl/>
-                <w:lang w:bidi="ar-AE"/>
-              </w:rPr>
-              <w:t>لتتلائم</w:t>
-            </w:r>
-            <w:proofErr w:type="spellEnd"/>
-            <w:r>
-              <w:rPr>
-                <w:rFonts w:ascii="Arial" w:hAnsi="Arial" w:cs="Arial" w:hint="cs"/>
-                <w:sz w:val="24"/>
-                <w:szCs w:val="24"/>
-                <w:rtl/>
-                <w:lang w:bidi="ar-AE"/>
-              </w:rPr>
-              <w:t xml:space="preserve"> مع حجم الخط.</w:t>
+              <w:t>. تقليل من ارتفاع جدول بيانات مراحل التمرين وجدول بيانات مستويات التمرين لتتلائم مع حجم الخط.</w:t>
             </w:r>
           </w:p>
           <w:p>
@@ -6972,29 +6306,7 @@
                 <w:rtl/>
                 <w:lang w:bidi="ar-AE"/>
               </w:rPr>
-              <w:t xml:space="preserve">6. فصل تقييم الاجراءات في صفحة </w:t>
-            </w:r>
-            <w:proofErr w:type="spellStart"/>
-            <w:r>
-              <w:rPr>
-                <w:rFonts w:hint="cs"/>
-                <w:sz w:val="24"/>
-                <w:szCs w:val="24"/>
-                <w:rtl/>
-                <w:lang w:bidi="ar-AE"/>
-              </w:rPr>
-              <w:t>منفلة</w:t>
-            </w:r>
-            <w:proofErr w:type="spellEnd"/>
-            <w:r>
-              <w:rPr>
-                <w:rFonts w:hint="cs"/>
-                <w:sz w:val="24"/>
-                <w:szCs w:val="24"/>
-                <w:rtl/>
-                <w:lang w:bidi="ar-AE"/>
-              </w:rPr>
-              <w:t xml:space="preserve"> عن صفحة مجرى الأحداث.</w:t>
+              <w:t>6. فصل تقييم الاجراءات في صفحة منفلة عن صفحة مجرى الأحداث.</w:t>
             </w:r>
           </w:p>
           <w:p>
@@ -7518,20 +6830,38 @@
                 <w:rtl/>
                 <w:lang w:bidi="ar-AE"/>
               </w:rPr>
-              <w:t xml:space="preserve"> قوائم تقييم المعاضل إلغاء عملية تنزيل الملفات إلى مجلد التنزيلات، عوضا عن ذلك افتح ملف </w:t>
-            </w:r>
-            <w:proofErr w:type="spellStart"/>
-            <w:r>
-              <w:rPr>
-                <w:rFonts w:ascii="Arial" w:hAnsi="Arial" w:cs="Arial" w:hint="cs"/>
-                <w:sz w:val="24"/>
-                <w:szCs w:val="24"/>
-                <w:rtl/>
-                <w:lang w:bidi="ar-AE"/>
-              </w:rPr>
-              <w:t>الوود</w:t>
-            </w:r>
-            <w:proofErr w:type="spellEnd"/>
+              <w:t xml:space="preserve"> قوائم تقييم المعاضل إلغاء عملية تنزيل الملفات إلى مجلد التنزيلات، عوضا عن ذلك افتح ملف الوود </w:t>
+            </w:r>
+            <w:r>
+              <w:rPr>
+                <w:rFonts w:ascii="Arial" w:hAnsi="Arial" w:cs="Arial"/>
+                <w:sz w:val="24"/>
+                <w:szCs w:val="24"/>
+                <w:rtl/>
+                <w:lang w:bidi="ar-AE"/>
+              </w:rPr>
+              <w:t>–</w:t>
+            </w:r>
+            <w:r>
+              <w:rPr>
+                <w:rFonts w:ascii="Arial" w:hAnsi="Arial" w:cs="Arial" w:hint="cs"/>
+                <w:sz w:val="24"/>
+                <w:szCs w:val="24"/>
+                <w:rtl/>
+                <w:lang w:bidi="ar-AE"/>
+              </w:rPr>
+              <w:t xml:space="preserve"> الاكسل </w:t>
+            </w:r>
+            <w:r>
+              <w:rPr>
+                <w:rFonts w:ascii="Arial" w:hAnsi="Arial" w:cs="Arial"/>
+                <w:sz w:val="24"/>
+                <w:szCs w:val="24"/>
+                <w:rtl/>
+                <w:lang w:bidi="ar-AE"/>
+              </w:rPr>
+              <w:t>–</w:t>
+            </w:r>
             <w:r>
               <w:rPr>
                 <w:rFonts w:ascii="Arial" w:hAnsi="Arial" w:cs="Arial" w:hint="cs"/>
@@ -7547,6 +6877,57 @@
                 <w:rFonts w:ascii="Arial" w:hAnsi="Arial" w:cs="Arial"/>
                 <w:sz w:val="24"/>
                 <w:szCs w:val="24"/>
+                <w:lang w:bidi="ar-AE"/>
+              </w:rPr>
+              <w:t xml:space="preserve">pdf </w:t>
+            </w:r>
+            <w:r>
+              <w:rPr>
+                <w:rFonts w:ascii="Arial" w:hAnsi="Arial" w:cs="Arial" w:hint="cs"/>
+                <w:sz w:val="24"/>
+                <w:szCs w:val="24"/>
+                <w:rtl/>
+                <w:lang w:bidi="ar-AE"/>
+              </w:rPr>
+              <w:t xml:space="preserve"> مبارشرة دون تنزيل</w:t>
+            </w:r>
+            <w:r>
+              <w:rPr>
+                <w:rFonts w:ascii="Arial" w:hAnsi="Arial" w:cs="Arial" w:hint="cs"/>
+                <w:sz w:val="24"/>
+                <w:szCs w:val="24"/>
+                <w:rtl/>
+                <w:lang w:bidi="ar-AE"/>
+              </w:rPr>
+              <w:t>.</w:t>
+            </w:r>
+          </w:p>
+          <w:p>
+            <w:pPr>
+              <w:bidi/>
+              <w:rPr>
+                <w:rFonts w:ascii="Arial" w:hAnsi="Arial" w:cs="Arial"/>
+                <w:sz w:val="24"/>
+                <w:szCs w:val="24"/>
+                <w:rtl/>
+                <w:lang w:bidi="ar-AE"/>
+              </w:rPr>
+            </w:pPr>
+            <w:r>
+              <w:rPr>
+                <w:rFonts w:ascii="Arial" w:hAnsi="Arial" w:cs="Arial" w:hint="cs"/>
+                <w:sz w:val="24"/>
+                <w:szCs w:val="24"/>
+                <w:rtl/>
+                <w:lang w:bidi="ar-AE"/>
+              </w:rPr>
+              <w:t xml:space="preserve">3. في صفحة مجرى الأحداث والمعاضل </w:t>
+            </w:r>
+            <w:r>
+              <w:rPr>
+                <w:rFonts w:ascii="Arial" w:hAnsi="Arial" w:cs="Arial"/>
+                <w:sz w:val="24"/>
+                <w:szCs w:val="24"/>
                 <w:rtl/>
                 <w:lang w:bidi="ar-AE"/>
               </w:rPr>
@@ -7560,7 +6941,7 @@
                 <w:rtl/>
                 <w:lang w:bidi="ar-AE"/>
               </w:rPr>
-              <w:t xml:space="preserve"> الاكسل </w:t>
+              <w:t xml:space="preserve"> تقييم الإجراءات </w:t>
             </w:r>
             <w:r>
               <w:rPr>
@@ -7580,80 +6961,48 @@
                 <w:rtl/>
                 <w:lang w:bidi="ar-AE"/>
               </w:rPr>
-              <w:t xml:space="preserve"> </w:t>
-            </w:r>
-            <w:r>
-              <w:rPr>
-                <w:rFonts w:ascii="Arial" w:hAnsi="Arial" w:cs="Arial"/>
-                <w:sz w:val="24"/>
-                <w:szCs w:val="24"/>
-                <w:lang w:bidi="ar-AE"/>
-              </w:rPr>
-              <w:t xml:space="preserve">pdf </w:t>
-            </w:r>
-            <w:r>
-              <w:rPr>
-                <w:rFonts w:ascii="Arial" w:hAnsi="Arial" w:cs="Arial" w:hint="cs"/>
-                <w:sz w:val="24"/>
-                <w:szCs w:val="24"/>
-                <w:rtl/>
-                <w:lang w:bidi="ar-AE"/>
-              </w:rPr>
-              <w:t xml:space="preserve"> </w:t>
-            </w:r>
-            <w:proofErr w:type="spellStart"/>
-            <w:r>
-              <w:rPr>
-                <w:rFonts w:ascii="Arial" w:hAnsi="Arial" w:cs="Arial" w:hint="cs"/>
-                <w:sz w:val="24"/>
-                <w:szCs w:val="24"/>
-                <w:rtl/>
-                <w:lang w:bidi="ar-AE"/>
-              </w:rPr>
-              <w:t>مبارشرة</w:t>
-            </w:r>
-            <w:proofErr w:type="spellEnd"/>
-            <w:r>
-              <w:rPr>
-                <w:rFonts w:ascii="Arial" w:hAnsi="Arial" w:cs="Arial" w:hint="cs"/>
-                <w:sz w:val="24"/>
-                <w:szCs w:val="24"/>
-                <w:rtl/>
-                <w:lang w:bidi="ar-AE"/>
-              </w:rPr>
-              <w:t xml:space="preserve"> دون تنزيل</w:t>
-            </w:r>
-            <w:r>
-              <w:rPr>
-                <w:rFonts w:ascii="Arial" w:hAnsi="Arial" w:cs="Arial" w:hint="cs"/>
-                <w:sz w:val="24"/>
-                <w:szCs w:val="24"/>
-                <w:rtl/>
-                <w:lang w:bidi="ar-AE"/>
-              </w:rPr>
-              <w:t>.</w:t>
-            </w:r>
-          </w:p>
-          <w:p>
-            <w:pPr>
-              <w:bidi/>
-              <w:rPr>
-                <w:rFonts w:ascii="Arial" w:hAnsi="Arial" w:cs="Arial"/>
-                <w:sz w:val="24"/>
-                <w:szCs w:val="24"/>
-                <w:rtl/>
-                <w:lang w:bidi="ar-AE"/>
-              </w:rPr>
-            </w:pPr>
-            <w:r>
-              <w:rPr>
-                <w:rFonts w:ascii="Arial" w:hAnsi="Arial" w:cs="Arial" w:hint="cs"/>
-                <w:sz w:val="24"/>
-                <w:szCs w:val="24"/>
-                <w:rtl/>
-                <w:lang w:bidi="ar-AE"/>
-              </w:rPr>
-              <w:t xml:space="preserve">3. في صفحة مجرى الأحداث والمعاضل </w:t>
+              <w:t xml:space="preserve"> قوائم تقييم المعاضل في القائمة المنسدلة </w:t>
+            </w:r>
+            <w:r>
+              <w:rPr>
+                <w:rFonts w:ascii="Arial" w:hAnsi="Arial" w:cs="Arial"/>
+                <w:sz w:val="24"/>
+                <w:szCs w:val="24"/>
+                <w:lang w:bidi="ar-AE"/>
+              </w:rPr>
+              <w:t>drop down list</w:t>
+            </w:r>
+            <w:r>
+              <w:rPr>
+                <w:rFonts w:ascii="Arial" w:hAnsi="Arial" w:cs="Arial" w:hint="cs"/>
+                <w:sz w:val="24"/>
+                <w:szCs w:val="24"/>
+                <w:rtl/>
+                <w:lang w:bidi="ar-AE"/>
+              </w:rPr>
+              <w:t xml:space="preserve"> إضافة "الكل" إلى قائمة مرحلة التمرين ومستوى الوحدة</w:t>
+            </w:r>
+          </w:p>
+          <w:p>
+            <w:pPr>
+              <w:bidi/>
+              <w:rPr>
+                <w:rFonts w:ascii="Arial" w:hAnsi="Arial" w:cs="Arial"/>
+                <w:sz w:val="24"/>
+                <w:szCs w:val="24"/>
+                <w:rtl/>
+                <w:lang w:bidi="ar-AE"/>
+              </w:rPr>
+            </w:pPr>
+            <w:r>
+              <w:rPr>
+                <w:rFonts w:ascii="Arial" w:hAnsi="Arial" w:cs="Arial" w:hint="cs"/>
+                <w:sz w:val="24"/>
+                <w:szCs w:val="24"/>
+                <w:rtl/>
+                <w:lang w:bidi="ar-AE"/>
+              </w:rPr>
+              <w:t xml:space="preserve">4. في صفحة مجرى الأحداث والمعاضل </w:t>
             </w:r>
             <w:r>
               <w:rPr>
@@ -7693,87 +7042,6 @@
                 <w:rtl/>
                 <w:lang w:bidi="ar-AE"/>
               </w:rPr>
-              <w:t xml:space="preserve"> قوائم تقييم المعاضل في القائمة المنسدلة </w:t>
-            </w:r>
-            <w:r>
-              <w:rPr>
-                <w:rFonts w:ascii="Arial" w:hAnsi="Arial" w:cs="Arial"/>
-                <w:sz w:val="24"/>
-                <w:szCs w:val="24"/>
-                <w:lang w:bidi="ar-AE"/>
-              </w:rPr>
-              <w:t>drop down list</w:t>
-            </w:r>
-            <w:r>
-              <w:rPr>
-                <w:rFonts w:ascii="Arial" w:hAnsi="Arial" w:cs="Arial" w:hint="cs"/>
-                <w:sz w:val="24"/>
-                <w:szCs w:val="24"/>
-                <w:rtl/>
-                <w:lang w:bidi="ar-AE"/>
-              </w:rPr>
-              <w:t xml:space="preserve"> إضافة "الكل" إلى قائمة مرحلة التمرين ومستوى الوحدة</w:t>
-            </w:r>
-          </w:p>
-          <w:p>
-            <w:pPr>
-              <w:bidi/>
-              <w:rPr>
-                <w:rFonts w:ascii="Arial" w:hAnsi="Arial" w:cs="Arial"/>
-                <w:sz w:val="24"/>
-                <w:szCs w:val="24"/>
-                <w:rtl/>
-                <w:lang w:bidi="ar-AE"/>
-              </w:rPr>
-            </w:pPr>
-            <w:r>
-              <w:rPr>
-                <w:rFonts w:ascii="Arial" w:hAnsi="Arial" w:cs="Arial" w:hint="cs"/>
-                <w:sz w:val="24"/>
-                <w:szCs w:val="24"/>
-                <w:rtl/>
-                <w:lang w:bidi="ar-AE"/>
-              </w:rPr>
-              <w:t xml:space="preserve">4. في صفحة مجرى الأحداث والمعاضل </w:t>
-            </w:r>
-            <w:r>
-              <w:rPr>
-                <w:rFonts w:ascii="Arial" w:hAnsi="Arial" w:cs="Arial"/>
-                <w:sz w:val="24"/>
-                <w:szCs w:val="24"/>
-                <w:rtl/>
-                <w:lang w:bidi="ar-AE"/>
-              </w:rPr>
-              <w:t>–</w:t>
-            </w:r>
-            <w:r>
-              <w:rPr>
-                <w:rFonts w:ascii="Arial" w:hAnsi="Arial" w:cs="Arial" w:hint="cs"/>
-                <w:sz w:val="24"/>
-                <w:szCs w:val="24"/>
-                <w:rtl/>
-                <w:lang w:bidi="ar-AE"/>
-              </w:rPr>
-              <w:t xml:space="preserve"> تقييم الإجراءات </w:t>
-            </w:r>
-            <w:r>
-              <w:rPr>
-                <w:rFonts w:ascii="Arial" w:hAnsi="Arial" w:cs="Arial"/>
-                <w:sz w:val="24"/>
-                <w:szCs w:val="24"/>
-                <w:rtl/>
-                <w:lang w:bidi="ar-AE"/>
-              </w:rPr>
-              <w:t>–</w:t>
-            </w:r>
-            <w:r>
-              <w:rPr>
-                <w:rFonts w:ascii="Arial" w:hAnsi="Arial" w:cs="Arial" w:hint="cs"/>
-                <w:sz w:val="24"/>
-                <w:szCs w:val="24"/>
-                <w:rtl/>
-                <w:lang w:bidi="ar-AE"/>
-              </w:rPr>
               <w:t xml:space="preserve"> قوائم تقييم المعاضل مطابقة الملفات في القائمة مع الاختيار الصحيح من </w:t>
             </w:r>
             <w:r>
@@ -7815,29 +7083,7 @@
                 <w:rtl/>
                 <w:lang w:bidi="ar-AE"/>
               </w:rPr>
-              <w:t xml:space="preserve">5. </w:t>
-            </w:r>
-            <w:proofErr w:type="spellStart"/>
-            <w:r>
-              <w:rPr>
-                <w:rFonts w:ascii="Arial" w:hAnsi="Arial" w:cs="Arial" w:hint="cs"/>
-                <w:sz w:val="24"/>
-                <w:szCs w:val="24"/>
-                <w:rtl/>
-                <w:lang w:bidi="ar-AE"/>
-              </w:rPr>
-              <w:t>بانسبة</w:t>
-            </w:r>
-            <w:proofErr w:type="spellEnd"/>
-            <w:r>
-              <w:rPr>
-                <w:rFonts w:ascii="Arial" w:hAnsi="Arial" w:cs="Arial" w:hint="cs"/>
-                <w:sz w:val="24"/>
-                <w:szCs w:val="24"/>
-                <w:rtl/>
-                <w:lang w:bidi="ar-AE"/>
-              </w:rPr>
-              <w:t xml:space="preserve"> لرسالة الاضافة باللون الاخضر اريد اخفاءه بعد ثانيتين وتغيير موقعه إلى الأعلى يسار بجانب العنوان "بنك المعلومات"</w:t>
+              <w:t>5. بانسبة لرسالة الاضافة باللون الاخضر اريد اخفاءه بعد ثانيتين وتغيير موقعه إلى الأعلى يسار بجانب العنوان "بنك المعلومات"</w:t>
             </w:r>
           </w:p>
           <w:p>
@@ -7944,29 +7190,7 @@
                 <w:rtl/>
                 <w:lang w:bidi="ar-AE"/>
               </w:rPr>
-              <w:t xml:space="preserve">2. تعديل محتويات مستوى الوحدة مرحلة التمرين </w:t>
-            </w:r>
-            <w:proofErr w:type="spellStart"/>
-            <w:r>
-              <w:rPr>
-                <w:rFonts w:ascii="Arial" w:hAnsi="Arial" w:cs="Arial" w:hint="cs"/>
-                <w:sz w:val="24"/>
-                <w:szCs w:val="24"/>
-                <w:rtl/>
-                <w:lang w:bidi="ar-AE"/>
-              </w:rPr>
-              <w:t>بناءا</w:t>
-            </w:r>
-            <w:proofErr w:type="spellEnd"/>
-            <w:r>
-              <w:rPr>
-                <w:rFonts w:ascii="Arial" w:hAnsi="Arial" w:cs="Arial" w:hint="cs"/>
-                <w:sz w:val="24"/>
-                <w:szCs w:val="24"/>
-                <w:rtl/>
-                <w:lang w:bidi="ar-AE"/>
-              </w:rPr>
-              <w:t xml:space="preserve"> على معلومات بنك المعلومات</w:t>
+              <w:t>2. تعديل محتويات مستوى الوحدة مرحلة التمرين بناءا على معلومات بنك المعلومات</w:t>
             </w:r>
           </w:p>
         </w:tc>
@@ -8080,29 +7304,7 @@
                 <w:rtl/>
                 <w:lang w:bidi="ar-AE"/>
               </w:rPr>
-              <w:t xml:space="preserve">1. في المربع العلوي حذف زر "تطبيق" وأريد تغير وتحديث البيانات </w:t>
-            </w:r>
-            <w:proofErr w:type="spellStart"/>
-            <w:r>
-              <w:rPr>
-                <w:rFonts w:ascii="Arial" w:hAnsi="Arial" w:cs="Arial"/>
-                <w:sz w:val="24"/>
-                <w:szCs w:val="24"/>
-                <w:rtl/>
-                <w:lang w:bidi="ar-AE"/>
-              </w:rPr>
-              <w:t>بناءا</w:t>
-            </w:r>
-            <w:proofErr w:type="spellEnd"/>
-            <w:r>
-              <w:rPr>
-                <w:rFonts w:ascii="Arial" w:hAnsi="Arial" w:cs="Arial"/>
-                <w:sz w:val="24"/>
-                <w:szCs w:val="24"/>
-                <w:rtl/>
-                <w:lang w:bidi="ar-AE"/>
-              </w:rPr>
-              <w:t xml:space="preserve"> تغيير مرحلة التمرين ومستوى الوحدة</w:t>
+              <w:t>1. في المربع العلوي حذف زر "تطبيق" وأريد تغير وتحديث البيانات بناءا تغيير مرحلة التمرين ومستوى الوحدة</w:t>
             </w:r>
             <w:r>
               <w:rPr>
@@ -8558,29 +7760,7 @@
                 <w:rtl/>
                 <w:lang w:bidi="ar-AE"/>
               </w:rPr>
-              <w:t xml:space="preserve">3. تنسيق محتويات مربعات (مجرى الاحداث وقوائم تقييم الاجراءات) لتكون متشابهة وتحتوي على قائمة إسماء الملفات المدرجة فيها ونريد التنويه بأن </w:t>
-            </w:r>
-            <w:proofErr w:type="spellStart"/>
-            <w:r>
-              <w:rPr>
-                <w:rFonts w:ascii="Arial" w:hAnsi="Arial" w:cs="Arial" w:hint="cs"/>
-                <w:sz w:val="24"/>
-                <w:szCs w:val="24"/>
-                <w:rtl/>
-                <w:lang w:bidi="ar-AE"/>
-              </w:rPr>
-              <w:t>الجدوال</w:t>
-            </w:r>
-            <w:proofErr w:type="spellEnd"/>
-            <w:r>
-              <w:rPr>
-                <w:rFonts w:ascii="Arial" w:hAnsi="Arial" w:cs="Arial" w:hint="cs"/>
-                <w:sz w:val="24"/>
-                <w:szCs w:val="24"/>
-                <w:rtl/>
-                <w:lang w:bidi="ar-AE"/>
-              </w:rPr>
-              <w:t xml:space="preserve"> تحتوي على أسماء الملفات المرفقة لأن في الوضع الحالي الأسماء </w:t>
+              <w:t xml:space="preserve">3. تنسيق محتويات مربعات (مجرى الاحداث وقوائم تقييم الاجراءات) لتكون متشابهة وتحتوي على قائمة إسماء الملفات المدرجة فيها ونريد التنويه بأن الجدوال تحتوي على أسماء الملفات المرفقة لأن في الوضع الحالي الأسماء </w:t>
             </w:r>
             <w:r>
               <w:rPr>
@@ -8813,51 +7993,7 @@
                 <w:rtl/>
                 <w:lang w:bidi="ar-AE"/>
               </w:rPr>
-              <w:t xml:space="preserve"> قوائم تقييم المعاضل) ليكون على شكل بنية شجرية بسيطة، نريد أن يكون لدينا ثلاث مجلدات رئيسية (مجلد لمرحلة التحضير ومجلد لمرحلة </w:t>
-            </w:r>
-            <w:proofErr w:type="spellStart"/>
-            <w:r>
-              <w:rPr>
-                <w:rFonts w:ascii="Arial" w:hAnsi="Arial" w:cs="Arial" w:hint="cs"/>
-                <w:sz w:val="24"/>
-                <w:szCs w:val="24"/>
-                <w:rtl/>
-                <w:lang w:bidi="ar-AE"/>
-              </w:rPr>
-              <w:t>الإنفتاح</w:t>
-            </w:r>
-            <w:proofErr w:type="spellEnd"/>
-            <w:r>
-              <w:rPr>
-                <w:rFonts w:ascii="Arial" w:hAnsi="Arial" w:cs="Arial" w:hint="cs"/>
-                <w:sz w:val="24"/>
-                <w:szCs w:val="24"/>
-                <w:rtl/>
-                <w:lang w:bidi="ar-AE"/>
-              </w:rPr>
-              <w:t xml:space="preserve"> ومجلد لمرحلة العمليات </w:t>
-            </w:r>
-            <w:proofErr w:type="spellStart"/>
-            <w:r>
-              <w:rPr>
-                <w:rFonts w:ascii="Arial" w:hAnsi="Arial" w:cs="Arial" w:hint="cs"/>
-                <w:sz w:val="24"/>
-                <w:szCs w:val="24"/>
-                <w:rtl/>
-                <w:lang w:bidi="ar-AE"/>
-              </w:rPr>
-              <w:t>التعرضية</w:t>
-            </w:r>
-            <w:proofErr w:type="spellEnd"/>
-            <w:r>
-              <w:rPr>
-                <w:rFonts w:ascii="Arial" w:hAnsi="Arial" w:cs="Arial" w:hint="cs"/>
-                <w:sz w:val="24"/>
-                <w:szCs w:val="24"/>
-                <w:rtl/>
-                <w:lang w:bidi="ar-AE"/>
-              </w:rPr>
-              <w:t>) وأيضا امكانية إضافة مجلدات جديدة يدويا</w:t>
+              <w:t xml:space="preserve"> قوائم تقييم المعاضل) ليكون على شكل بنية شجرية بسيطة، نريد أن يكون لدينا ثلاث مجلدات رئيسية (مجلد لمرحلة التحضير ومجلد لمرحلة الإنفتاح ومجلد لمرحلة العمليات التعرضية) وأيضا امكانية إضافة مجلدات جديدة يدويا</w:t>
             </w:r>
             <w:r>
               <w:rPr>
@@ -8896,29 +8032,7 @@
                 <w:rtl/>
                 <w:lang w:bidi="ar-AE"/>
               </w:rPr>
-              <w:t xml:space="preserve">) وتكون متعدد في آن واحد .. تنويه مهم للغاية: في يتم إدراج مجلد نريد جميع محتويات المجلد تكون مضافة دون تغيير </w:t>
-            </w:r>
-            <w:proofErr w:type="spellStart"/>
-            <w:r>
-              <w:rPr>
-                <w:rFonts w:ascii="Arial" w:hAnsi="Arial" w:cs="Arial" w:hint="cs"/>
-                <w:sz w:val="24"/>
-                <w:szCs w:val="24"/>
-                <w:rtl/>
-                <w:lang w:bidi="ar-AE"/>
-              </w:rPr>
-              <w:t>الإسم</w:t>
-            </w:r>
-            <w:proofErr w:type="spellEnd"/>
-            <w:r>
-              <w:rPr>
-                <w:rFonts w:ascii="Arial" w:hAnsi="Arial" w:cs="Arial" w:hint="cs"/>
-                <w:sz w:val="24"/>
-                <w:szCs w:val="24"/>
-                <w:rtl/>
-                <w:lang w:bidi="ar-AE"/>
-              </w:rPr>
-              <w:t xml:space="preserve"> أو صيغة الملف.</w:t>
+              <w:t>) وتكون متعدد في آن واحد .. تنويه مهم للغاية: في يتم إدراج مجلد نريد جميع محتويات المجلد تكون مضافة دون تغيير الإسم أو صيغة الملف.</w:t>
             </w:r>
           </w:p>
           <w:p>
@@ -9757,29 +8871,7 @@
                 <w:rtl/>
                 <w:lang w:bidi="ar-AE"/>
               </w:rPr>
-              <w:t xml:space="preserve">) وتكون متعدد في آن واحد .. تنويه مهم للغاية: في يتم إدراج مجلد نريد جميع محتويات المجلد تكون مضافة دون تغيير </w:t>
-            </w:r>
-            <w:proofErr w:type="spellStart"/>
-            <w:r>
-              <w:rPr>
-                <w:rFonts w:ascii="Arial" w:hAnsi="Arial" w:cs="Arial" w:hint="cs"/>
-                <w:sz w:val="24"/>
-                <w:szCs w:val="24"/>
-                <w:rtl/>
-                <w:lang w:bidi="ar-AE"/>
-              </w:rPr>
-              <w:t>الإسم</w:t>
-            </w:r>
-            <w:proofErr w:type="spellEnd"/>
-            <w:r>
-              <w:rPr>
-                <w:rFonts w:ascii="Arial" w:hAnsi="Arial" w:cs="Arial" w:hint="cs"/>
-                <w:sz w:val="24"/>
-                <w:szCs w:val="24"/>
-                <w:rtl/>
-                <w:lang w:bidi="ar-AE"/>
-              </w:rPr>
-              <w:t xml:space="preserve"> أو صيغة الملف.</w:t>
+              <w:t>) وتكون متعدد في آن واحد .. تنويه مهم للغاية: في يتم إدراج مجلد نريد جميع محتويات المجلد تكون مضافة دون تغيير الإسم أو صيغة الملف.</w:t>
             </w:r>
           </w:p>
         </w:tc>
@@ -9851,21 +8943,18 @@
                 <w:rtl/>
                 <w:lang w:bidi="ar-AE"/>
               </w:rPr>
-              <w:t xml:space="preserve">. في المحكمين لمستخدم فردي نريد تغيير طريق عرض الصفحة لتكون على شكل </w:t>
-            </w:r>
-            <w:proofErr w:type="spellStart"/>
+              <w:t>. في المحكمين لمستخدم فردي نريد تغيير طريق عرض الصفحة لتكون على شكل تبويبات (</w:t>
+            </w:r>
             <w:r>
               <w:rPr>
                 <w:rFonts w:asciiTheme="minorBidi" w:hAnsiTheme="minorBidi"/>
                 <w:color w:val="000000" w:themeColor="text1"/>
                 <w:sz w:val="24"/>
                 <w:szCs w:val="24"/>
-                <w:rtl/>
-                <w:lang w:bidi="ar-AE"/>
-              </w:rPr>
-              <w:t>تبويبات</w:t>
-            </w:r>
-            <w:proofErr w:type="spellEnd"/>
+                <w:lang w:bidi="ar-AE"/>
+              </w:rPr>
+              <w:t>Tabs</w:t>
+            </w:r>
             <w:r>
               <w:rPr>
                 <w:rFonts w:asciiTheme="minorBidi" w:hAnsiTheme="minorBidi"/>
@@ -9875,52 +8964,7 @@
                 <w:rtl/>
                 <w:lang w:bidi="ar-AE"/>
               </w:rPr>
-              <w:t xml:space="preserve"> (</w:t>
-            </w:r>
-            <w:r>
-              <w:rPr>
-                <w:rFonts w:asciiTheme="minorBidi" w:hAnsiTheme="minorBidi"/>
-                <w:color w:val="000000" w:themeColor="text1"/>
-                <w:sz w:val="24"/>
-                <w:szCs w:val="24"/>
-                <w:lang w:bidi="ar-AE"/>
-              </w:rPr>
-              <w:t>Tabs</w:t>
-            </w:r>
-            <w:r>
-              <w:rPr>
-                <w:rFonts w:asciiTheme="minorBidi" w:hAnsiTheme="minorBidi"/>
-                <w:color w:val="000000" w:themeColor="text1"/>
-                <w:sz w:val="24"/>
-                <w:szCs w:val="24"/>
-                <w:rtl/>
-                <w:lang w:bidi="ar-AE"/>
-              </w:rPr>
-              <w:t xml:space="preserve">) عدد 2 </w:t>
-            </w:r>
-            <w:proofErr w:type="spellStart"/>
-            <w:r>
-              <w:rPr>
-                <w:rFonts w:asciiTheme="minorBidi" w:hAnsiTheme="minorBidi"/>
-                <w:color w:val="000000" w:themeColor="text1"/>
-                <w:sz w:val="24"/>
-                <w:szCs w:val="24"/>
-                <w:rtl/>
-                <w:lang w:bidi="ar-AE"/>
-              </w:rPr>
-              <w:t>تبويبات</w:t>
-            </w:r>
-            <w:proofErr w:type="spellEnd"/>
-            <w:r>
-              <w:rPr>
-                <w:rFonts w:asciiTheme="minorBidi" w:hAnsiTheme="minorBidi"/>
-                <w:color w:val="000000" w:themeColor="text1"/>
-                <w:sz w:val="24"/>
-                <w:szCs w:val="24"/>
-                <w:rtl/>
-                <w:lang w:bidi="ar-AE"/>
-              </w:rPr>
-              <w:t xml:space="preserve"> واحدة لمجرى الأحداث وأخرى لقوائم تقييم الاجراءات.</w:t>
+              <w:t>) عدد 2 تبويبات واحدة لمجرى الأحداث وأخرى لقوائم تقييم الاجراءات.</w:t>
             </w:r>
           </w:p>
           <w:p>
@@ -10325,9 +9369,8 @@
                 <w:rtl/>
                 <w:lang w:bidi="ar-AE"/>
               </w:rPr>
-              <w:t xml:space="preserve">في صفحة إدارة </w:t>
-            </w:r>
-            <w:proofErr w:type="spellStart"/>
+              <w:t xml:space="preserve">في صفحة إدارة المستخدين نريد إضافة مستخدم بإسم كبير المحكمين ومن صلاحياته إدارة قوائم التقييم .. بمعني عند قيام المحكمين بحفظ واعتماد قوائم التقييم لن يكون قادر على تعديل القوائم بعد الإعتماد .. لذلك نريد إضافة صلاحية جديدة مع امتيازات لكبير المحكمين.. بعد اعتماد التقييم من قبل المحكمين نريد هذه الإعتمادات تذهب إلى كبير المحكمين </w:t>
+            </w:r>
             <w:r>
               <w:rPr>
                 <w:rFonts w:asciiTheme="minorBidi" w:hAnsiTheme="minorBidi" w:hint="cs"/>
@@ -10337,9 +9380,21 @@
                 <w:rtl/>
                 <w:lang w:bidi="ar-AE"/>
               </w:rPr>
-              <w:t>المستخدين</w:t>
-            </w:r>
-            <w:proofErr w:type="spellEnd"/>
+              <w:t>للإعتماد الثاني قبل الإعتماد النهائي والذي سوف يكون من صلاحيات هيئة السيطرة .. لذا عندما يقوم كبير المحكمين بالدخول باستخدام اسم المستخدم وكلمة المرور الخاص به نريد إضافة خاصية الإعتماد بعد إعتماد المحكم العادي وأيضا إضافة خاصية إعادة الإعتماد للمحكم العادي في حال أراد إعادة التقييم بذلك سوف يكون المحكم العادي قادر على تعديل التقييم .. بمعمى آخر من صلاحية كبير المحكمين (الإعتماد الثاني وإعادة الإعتماد).</w:t>
+            </w:r>
+          </w:p>
+          <w:p>
+            <w:pPr>
+              <w:bidi/>
+              <w:rPr>
+                <w:rFonts w:asciiTheme="minorBidi" w:hAnsiTheme="minorBidi"/>
+                <w:color w:val="000000" w:themeColor="text1"/>
+                <w:sz w:val="24"/>
+                <w:szCs w:val="24"/>
+                <w:rtl/>
+                <w:lang w:bidi="ar-AE"/>
+              </w:rPr>
+            </w:pPr>
             <w:r>
               <w:rPr>
                 <w:rFonts w:asciiTheme="minorBidi" w:hAnsiTheme="minorBidi" w:hint="cs"/>
@@ -10349,9 +9404,8 @@
                 <w:rtl/>
                 <w:lang w:bidi="ar-AE"/>
               </w:rPr>
-              <w:t xml:space="preserve"> نريد إضافة مستخدم </w:t>
-            </w:r>
-            <w:proofErr w:type="spellStart"/>
+              <w:t xml:space="preserve">2. نقطة مهمة (لا نريد تغيير حالة الموقف في صفحات قوائم التقييم (ينجز أو لم ينجز) .. بعد اعتماد المحكم العادي </w:t>
+            </w:r>
             <w:r>
               <w:rPr>
                 <w:rFonts w:asciiTheme="minorBidi" w:hAnsiTheme="minorBidi" w:hint="cs"/>
@@ -10361,9 +9415,20 @@
                 <w:rtl/>
                 <w:lang w:bidi="ar-AE"/>
               </w:rPr>
-              <w:t>بإسم</w:t>
-            </w:r>
-            <w:proofErr w:type="spellEnd"/>
+              <w:t>يتغير الموقف من لم ينجز إلى ينجز .. يعني لا تغيير في هذه الصلاحية.</w:t>
+            </w:r>
+          </w:p>
+          <w:p>
+            <w:pPr>
+              <w:bidi/>
+              <w:rPr>
+                <w:rFonts w:asciiTheme="minorBidi" w:hAnsiTheme="minorBidi"/>
+                <w:color w:val="000000" w:themeColor="text1"/>
+                <w:sz w:val="24"/>
+                <w:szCs w:val="24"/>
+                <w:lang w:bidi="ar-AE"/>
+              </w:rPr>
+            </w:pPr>
             <w:r>
               <w:rPr>
                 <w:rFonts w:asciiTheme="minorBidi" w:hAnsiTheme="minorBidi" w:hint="cs"/>
@@ -10373,9 +9438,32 @@
                 <w:rtl/>
                 <w:lang w:bidi="ar-AE"/>
               </w:rPr>
-              <w:t xml:space="preserve"> كبير المحكمين ومن صلاحياته إدارة قوائم التقييم .. بمعني عند قيام المحكمين بحفظ واعتماد قوائم التقييم لن يكون قادر على تعديل القوائم بعد </w:t>
-            </w:r>
-            <w:proofErr w:type="spellStart"/>
+              <w:t>3</w:t>
+            </w:r>
+            <w:r>
+              <w:rPr>
+                <w:rFonts w:asciiTheme="minorBidi" w:hAnsiTheme="minorBidi"/>
+                <w:color w:val="000000" w:themeColor="text1"/>
+                <w:sz w:val="24"/>
+                <w:szCs w:val="24"/>
+                <w:rtl/>
+                <w:lang w:bidi="ar-AE"/>
+              </w:rPr>
+              <w:t>. في هذه الصفحة نريد إضافة عمود بين ارسال التقييم للإعتماد أو لم يرسل .. بعد الحفظ (بانتظار الإعتماد)، بعد الإعتماد (مرسل)، بعد إعادة الإعتماد من كبير المحكمين (معاد للتعديل) مع تغيير لون الصف.</w:t>
+            </w:r>
+          </w:p>
+          <w:p>
+            <w:pPr>
+              <w:bidi/>
+              <w:rPr>
+                <w:rFonts w:asciiTheme="minorBidi" w:hAnsiTheme="minorBidi"/>
+                <w:color w:val="000000" w:themeColor="text1"/>
+                <w:sz w:val="24"/>
+                <w:szCs w:val="24"/>
+                <w:rtl/>
+                <w:lang w:bidi="ar-AE"/>
+              </w:rPr>
+            </w:pPr>
             <w:r>
               <w:rPr>
                 <w:rFonts w:asciiTheme="minorBidi" w:hAnsiTheme="minorBidi" w:hint="cs"/>
@@ -10385,9 +9473,54 @@
                 <w:rtl/>
                 <w:lang w:bidi="ar-AE"/>
               </w:rPr>
-              <w:t>الإعتماد</w:t>
-            </w:r>
-            <w:proofErr w:type="spellEnd"/>
+              <w:t>4</w:t>
+            </w:r>
+            <w:r>
+              <w:rPr>
+                <w:rFonts w:asciiTheme="minorBidi" w:hAnsiTheme="minorBidi"/>
+                <w:color w:val="000000" w:themeColor="text1"/>
+                <w:sz w:val="24"/>
+                <w:szCs w:val="24"/>
+                <w:rtl/>
+                <w:lang w:bidi="ar-AE"/>
+              </w:rPr>
+              <w:t xml:space="preserve">. تغيير ترتيب الأعمدة: التاريخ والوقت - نوع التمرين - الوحدة المقيمة - قائمة التقييم - التقدير العام - توقيت التسليم - الموقف - التقدير العام </w:t>
+            </w:r>
+            <w:r>
+              <w:rPr>
+                <w:rFonts w:asciiTheme="minorBidi" w:hAnsiTheme="minorBidi"/>
+                <w:color w:val="000000" w:themeColor="text1"/>
+                <w:sz w:val="24"/>
+                <w:szCs w:val="24"/>
+                <w:rtl/>
+                <w:lang w:bidi="ar-AE"/>
+              </w:rPr>
+              <w:t>–</w:t>
+            </w:r>
+            <w:r>
+              <w:rPr>
+                <w:rFonts w:asciiTheme="minorBidi" w:hAnsiTheme="minorBidi"/>
+                <w:color w:val="000000" w:themeColor="text1"/>
+                <w:sz w:val="24"/>
+                <w:szCs w:val="24"/>
+                <w:rtl/>
+                <w:lang w:bidi="ar-AE"/>
+              </w:rPr>
+              <w:t xml:space="preserve"> فتح</w:t>
+            </w:r>
+          </w:p>
+          <w:p>
+            <w:pPr>
+              <w:bidi/>
+              <w:rPr>
+                <w:rFonts w:asciiTheme="minorBidi" w:hAnsiTheme="minorBidi"/>
+                <w:color w:val="000000" w:themeColor="text1"/>
+                <w:sz w:val="24"/>
+                <w:szCs w:val="24"/>
+                <w:rtl/>
+                <w:lang w:bidi="ar-AE"/>
+              </w:rPr>
+            </w:pPr>
             <w:r>
               <w:rPr>
                 <w:rFonts w:asciiTheme="minorBidi" w:hAnsiTheme="minorBidi" w:hint="cs"/>
@@ -10397,469 +9530,7 @@
                 <w:rtl/>
                 <w:lang w:bidi="ar-AE"/>
               </w:rPr>
-              <w:t xml:space="preserve"> .. لذلك نريد إضافة صلاحية جديدة مع امتيازات لكبير المحكمين.. بعد اعتماد التقييم من قبل المحكمين نريد هذه </w:t>
-            </w:r>
-            <w:proofErr w:type="spellStart"/>
-            <w:r>
-              <w:rPr>
-                <w:rFonts w:asciiTheme="minorBidi" w:hAnsiTheme="minorBidi" w:hint="cs"/>
-                <w:color w:val="000000" w:themeColor="text1"/>
-                <w:sz w:val="24"/>
-                <w:szCs w:val="24"/>
-                <w:rtl/>
-                <w:lang w:bidi="ar-AE"/>
-              </w:rPr>
-              <w:t>الإعتمادات</w:t>
-            </w:r>
-            <w:proofErr w:type="spellEnd"/>
-            <w:r>
-              <w:rPr>
-                <w:rFonts w:asciiTheme="minorBidi" w:hAnsiTheme="minorBidi" w:hint="cs"/>
-                <w:color w:val="000000" w:themeColor="text1"/>
-                <w:sz w:val="24"/>
-                <w:szCs w:val="24"/>
-                <w:rtl/>
-                <w:lang w:bidi="ar-AE"/>
-              </w:rPr>
-              <w:t xml:space="preserve"> تذهب إلى كبير المحكمين </w:t>
-            </w:r>
-            <w:proofErr w:type="spellStart"/>
-            <w:r>
-              <w:rPr>
-                <w:rFonts w:asciiTheme="minorBidi" w:hAnsiTheme="minorBidi" w:hint="cs"/>
-                <w:color w:val="000000" w:themeColor="text1"/>
-                <w:sz w:val="24"/>
-                <w:szCs w:val="24"/>
-                <w:rtl/>
-                <w:lang w:bidi="ar-AE"/>
-              </w:rPr>
-              <w:t>للإعتماد</w:t>
-            </w:r>
-            <w:proofErr w:type="spellEnd"/>
-            <w:r>
-              <w:rPr>
-                <w:rFonts w:asciiTheme="minorBidi" w:hAnsiTheme="minorBidi" w:hint="cs"/>
-                <w:color w:val="000000" w:themeColor="text1"/>
-                <w:sz w:val="24"/>
-                <w:szCs w:val="24"/>
-                <w:rtl/>
-                <w:lang w:bidi="ar-AE"/>
-              </w:rPr>
-              <w:t xml:space="preserve"> الثاني قبل </w:t>
-            </w:r>
-            <w:proofErr w:type="spellStart"/>
-            <w:r>
-              <w:rPr>
-                <w:rFonts w:asciiTheme="minorBidi" w:hAnsiTheme="minorBidi" w:hint="cs"/>
-                <w:color w:val="000000" w:themeColor="text1"/>
-                <w:sz w:val="24"/>
-                <w:szCs w:val="24"/>
-                <w:rtl/>
-                <w:lang w:bidi="ar-AE"/>
-              </w:rPr>
-              <w:t>الإعتماد</w:t>
-            </w:r>
-            <w:proofErr w:type="spellEnd"/>
-            <w:r>
-              <w:rPr>
-                <w:rFonts w:asciiTheme="minorBidi" w:hAnsiTheme="minorBidi" w:hint="cs"/>
-                <w:color w:val="000000" w:themeColor="text1"/>
-                <w:sz w:val="24"/>
-                <w:szCs w:val="24"/>
-                <w:rtl/>
-                <w:lang w:bidi="ar-AE"/>
-              </w:rPr>
-              <w:t xml:space="preserve"> النهائي والذي سوف يكون من صلاحيات هيئة السيطرة .. لذا عندما يقوم كبير المحكمين بالدخول باستخدام اسم المستخدم وكلمة المرور الخاص به نريد إضافة خاصية </w:t>
-            </w:r>
-            <w:proofErr w:type="spellStart"/>
-            <w:r>
-              <w:rPr>
-                <w:rFonts w:asciiTheme="minorBidi" w:hAnsiTheme="minorBidi" w:hint="cs"/>
-                <w:color w:val="000000" w:themeColor="text1"/>
-                <w:sz w:val="24"/>
-                <w:szCs w:val="24"/>
-                <w:rtl/>
-                <w:lang w:bidi="ar-AE"/>
-              </w:rPr>
-              <w:t>الإعتماد</w:t>
-            </w:r>
-            <w:proofErr w:type="spellEnd"/>
-            <w:r>
-              <w:rPr>
-                <w:rFonts w:asciiTheme="minorBidi" w:hAnsiTheme="minorBidi" w:hint="cs"/>
-                <w:color w:val="000000" w:themeColor="text1"/>
-                <w:sz w:val="24"/>
-                <w:szCs w:val="24"/>
-                <w:rtl/>
-                <w:lang w:bidi="ar-AE"/>
-              </w:rPr>
-              <w:t xml:space="preserve"> بعد </w:t>
-            </w:r>
-            <w:proofErr w:type="spellStart"/>
-            <w:r>
-              <w:rPr>
-                <w:rFonts w:asciiTheme="minorBidi" w:hAnsiTheme="minorBidi" w:hint="cs"/>
-                <w:color w:val="000000" w:themeColor="text1"/>
-                <w:sz w:val="24"/>
-                <w:szCs w:val="24"/>
-                <w:rtl/>
-                <w:lang w:bidi="ar-AE"/>
-              </w:rPr>
-              <w:t>إعتماد</w:t>
-            </w:r>
-            <w:proofErr w:type="spellEnd"/>
-            <w:r>
-              <w:rPr>
-                <w:rFonts w:asciiTheme="minorBidi" w:hAnsiTheme="minorBidi" w:hint="cs"/>
-                <w:color w:val="000000" w:themeColor="text1"/>
-                <w:sz w:val="24"/>
-                <w:szCs w:val="24"/>
-                <w:rtl/>
-                <w:lang w:bidi="ar-AE"/>
-              </w:rPr>
-              <w:t xml:space="preserve"> المحكم العادي وأيضا إضافة خاصية إعادة </w:t>
-            </w:r>
-            <w:proofErr w:type="spellStart"/>
-            <w:r>
-              <w:rPr>
-                <w:rFonts w:asciiTheme="minorBidi" w:hAnsiTheme="minorBidi" w:hint="cs"/>
-                <w:color w:val="000000" w:themeColor="text1"/>
-                <w:sz w:val="24"/>
-                <w:szCs w:val="24"/>
-                <w:rtl/>
-                <w:lang w:bidi="ar-AE"/>
-              </w:rPr>
-              <w:t>الإعتماد</w:t>
-            </w:r>
-            <w:proofErr w:type="spellEnd"/>
-            <w:r>
-              <w:rPr>
-                <w:rFonts w:asciiTheme="minorBidi" w:hAnsiTheme="minorBidi" w:hint="cs"/>
-                <w:color w:val="000000" w:themeColor="text1"/>
-                <w:sz w:val="24"/>
-                <w:szCs w:val="24"/>
-                <w:rtl/>
-                <w:lang w:bidi="ar-AE"/>
-              </w:rPr>
-              <w:t xml:space="preserve"> للمحكم العادي في حال أراد إعادة التقييم بذلك سوف يكون المحكم العادي قادر على تعديل التقييم .. بمعمى آخر من صلاحية كبير المحكمين (</w:t>
-            </w:r>
-            <w:proofErr w:type="spellStart"/>
-            <w:r>
-              <w:rPr>
-                <w:rFonts w:asciiTheme="minorBidi" w:hAnsiTheme="minorBidi" w:hint="cs"/>
-                <w:color w:val="000000" w:themeColor="text1"/>
-                <w:sz w:val="24"/>
-                <w:szCs w:val="24"/>
-                <w:rtl/>
-                <w:lang w:bidi="ar-AE"/>
-              </w:rPr>
-              <w:t>الإعتماد</w:t>
-            </w:r>
-            <w:proofErr w:type="spellEnd"/>
-            <w:r>
-              <w:rPr>
-                <w:rFonts w:asciiTheme="minorBidi" w:hAnsiTheme="minorBidi" w:hint="cs"/>
-                <w:color w:val="000000" w:themeColor="text1"/>
-                <w:sz w:val="24"/>
-                <w:szCs w:val="24"/>
-                <w:rtl/>
-                <w:lang w:bidi="ar-AE"/>
-              </w:rPr>
-              <w:t xml:space="preserve"> الثاني وإعادة </w:t>
-            </w:r>
-            <w:proofErr w:type="spellStart"/>
-            <w:r>
-              <w:rPr>
-                <w:rFonts w:asciiTheme="minorBidi" w:hAnsiTheme="minorBidi" w:hint="cs"/>
-                <w:color w:val="000000" w:themeColor="text1"/>
-                <w:sz w:val="24"/>
-                <w:szCs w:val="24"/>
-                <w:rtl/>
-                <w:lang w:bidi="ar-AE"/>
-              </w:rPr>
-              <w:t>الإعتماد</w:t>
-            </w:r>
-            <w:proofErr w:type="spellEnd"/>
-            <w:r>
-              <w:rPr>
-                <w:rFonts w:asciiTheme="minorBidi" w:hAnsiTheme="minorBidi" w:hint="cs"/>
-                <w:color w:val="000000" w:themeColor="text1"/>
-                <w:sz w:val="24"/>
-                <w:szCs w:val="24"/>
-                <w:rtl/>
-                <w:lang w:bidi="ar-AE"/>
-              </w:rPr>
-              <w:t>).</w:t>
-            </w:r>
-          </w:p>
-          <w:p>
-            <w:pPr>
-              <w:bidi/>
-              <w:rPr>
-                <w:rFonts w:asciiTheme="minorBidi" w:hAnsiTheme="minorBidi"/>
-                <w:color w:val="000000" w:themeColor="text1"/>
-                <w:sz w:val="24"/>
-                <w:szCs w:val="24"/>
-                <w:rtl/>
-                <w:lang w:bidi="ar-AE"/>
-              </w:rPr>
-            </w:pPr>
-            <w:r>
-              <w:rPr>
-                <w:rFonts w:asciiTheme="minorBidi" w:hAnsiTheme="minorBidi" w:hint="cs"/>
-                <w:color w:val="000000" w:themeColor="text1"/>
-                <w:sz w:val="24"/>
-                <w:szCs w:val="24"/>
-                <w:rtl/>
-                <w:lang w:bidi="ar-AE"/>
-              </w:rPr>
-              <w:t xml:space="preserve">2. نقطة مهمة (لا نريد تغيير حالة الموقف في صفحات قوائم التقييم (ينجز أو لم ينجز) .. بعد اعتماد المحكم العادي </w:t>
-            </w:r>
-            <w:r>
-              <w:rPr>
-                <w:rFonts w:asciiTheme="minorBidi" w:hAnsiTheme="minorBidi" w:hint="cs"/>
-                <w:color w:val="000000" w:themeColor="text1"/>
-                <w:sz w:val="24"/>
-                <w:szCs w:val="24"/>
-                <w:rtl/>
-                <w:lang w:bidi="ar-AE"/>
-              </w:rPr>
-              <w:t>يتغير الموقف من لم ينجز إلى ينجز .. يعني لا تغيير في هذه الصلاحية.</w:t>
-            </w:r>
-          </w:p>
-          <w:p>
-            <w:pPr>
-              <w:bidi/>
-              <w:rPr>
-                <w:rFonts w:asciiTheme="minorBidi" w:hAnsiTheme="minorBidi"/>
-                <w:color w:val="000000" w:themeColor="text1"/>
-                <w:sz w:val="24"/>
-                <w:szCs w:val="24"/>
-                <w:lang w:bidi="ar-AE"/>
-              </w:rPr>
-            </w:pPr>
-            <w:r>
-              <w:rPr>
-                <w:rFonts w:asciiTheme="minorBidi" w:hAnsiTheme="minorBidi" w:hint="cs"/>
-                <w:color w:val="000000" w:themeColor="text1"/>
-                <w:sz w:val="24"/>
-                <w:szCs w:val="24"/>
-                <w:rtl/>
-                <w:lang w:bidi="ar-AE"/>
-              </w:rPr>
-              <w:t>3</w:t>
-            </w:r>
-            <w:r>
-              <w:rPr>
-                <w:rFonts w:asciiTheme="minorBidi" w:hAnsiTheme="minorBidi"/>
-                <w:color w:val="000000" w:themeColor="text1"/>
-                <w:sz w:val="24"/>
-                <w:szCs w:val="24"/>
-                <w:rtl/>
-                <w:lang w:bidi="ar-AE"/>
-              </w:rPr>
-              <w:t xml:space="preserve">. في هذه الصفحة نريد إضافة عمود بين ارسال التقييم </w:t>
-            </w:r>
-            <w:proofErr w:type="spellStart"/>
-            <w:r>
-              <w:rPr>
-                <w:rFonts w:asciiTheme="minorBidi" w:hAnsiTheme="minorBidi"/>
-                <w:color w:val="000000" w:themeColor="text1"/>
-                <w:sz w:val="24"/>
-                <w:szCs w:val="24"/>
-                <w:rtl/>
-                <w:lang w:bidi="ar-AE"/>
-              </w:rPr>
-              <w:t>للإعتماد</w:t>
-            </w:r>
-            <w:proofErr w:type="spellEnd"/>
-            <w:r>
-              <w:rPr>
-                <w:rFonts w:asciiTheme="minorBidi" w:hAnsiTheme="minorBidi"/>
-                <w:color w:val="000000" w:themeColor="text1"/>
-                <w:sz w:val="24"/>
-                <w:szCs w:val="24"/>
-                <w:rtl/>
-                <w:lang w:bidi="ar-AE"/>
-              </w:rPr>
-              <w:t xml:space="preserve"> أو لم يرسل .. بعد الحفظ (بانتظار </w:t>
-            </w:r>
-            <w:proofErr w:type="spellStart"/>
-            <w:r>
-              <w:rPr>
-                <w:rFonts w:asciiTheme="minorBidi" w:hAnsiTheme="minorBidi"/>
-                <w:color w:val="000000" w:themeColor="text1"/>
-                <w:sz w:val="24"/>
-                <w:szCs w:val="24"/>
-                <w:rtl/>
-                <w:lang w:bidi="ar-AE"/>
-              </w:rPr>
-              <w:t>الإعتماد</w:t>
-            </w:r>
-            <w:proofErr w:type="spellEnd"/>
-            <w:r>
-              <w:rPr>
-                <w:rFonts w:asciiTheme="minorBidi" w:hAnsiTheme="minorBidi"/>
-                <w:color w:val="000000" w:themeColor="text1"/>
-                <w:sz w:val="24"/>
-                <w:szCs w:val="24"/>
-                <w:rtl/>
-                <w:lang w:bidi="ar-AE"/>
-              </w:rPr>
-              <w:t xml:space="preserve">)، بعد </w:t>
-            </w:r>
-            <w:proofErr w:type="spellStart"/>
-            <w:r>
-              <w:rPr>
-                <w:rFonts w:asciiTheme="minorBidi" w:hAnsiTheme="minorBidi"/>
-                <w:color w:val="000000" w:themeColor="text1"/>
-                <w:sz w:val="24"/>
-                <w:szCs w:val="24"/>
-                <w:rtl/>
-                <w:lang w:bidi="ar-AE"/>
-              </w:rPr>
-              <w:t>الإعتماد</w:t>
-            </w:r>
-            <w:proofErr w:type="spellEnd"/>
-            <w:r>
-              <w:rPr>
-                <w:rFonts w:asciiTheme="minorBidi" w:hAnsiTheme="minorBidi"/>
-                <w:color w:val="000000" w:themeColor="text1"/>
-                <w:sz w:val="24"/>
-                <w:szCs w:val="24"/>
-                <w:rtl/>
-                <w:lang w:bidi="ar-AE"/>
-              </w:rPr>
-              <w:t xml:space="preserve"> (مرسل)، بعد إعادة </w:t>
-            </w:r>
-            <w:proofErr w:type="spellStart"/>
-            <w:r>
-              <w:rPr>
-                <w:rFonts w:asciiTheme="minorBidi" w:hAnsiTheme="minorBidi"/>
-                <w:color w:val="000000" w:themeColor="text1"/>
-                <w:sz w:val="24"/>
-                <w:szCs w:val="24"/>
-                <w:rtl/>
-                <w:lang w:bidi="ar-AE"/>
-              </w:rPr>
-              <w:t>الإعتماد</w:t>
-            </w:r>
-            <w:proofErr w:type="spellEnd"/>
-            <w:r>
-              <w:rPr>
-                <w:rFonts w:asciiTheme="minorBidi" w:hAnsiTheme="minorBidi"/>
-                <w:color w:val="000000" w:themeColor="text1"/>
-                <w:sz w:val="24"/>
-                <w:szCs w:val="24"/>
-                <w:rtl/>
-                <w:lang w:bidi="ar-AE"/>
-              </w:rPr>
-              <w:t xml:space="preserve"> من كبير المحكمين (معاد للتعديل) مع تغيير لون الصف.</w:t>
-            </w:r>
-          </w:p>
-          <w:p>
-            <w:pPr>
-              <w:bidi/>
-              <w:rPr>
-                <w:rFonts w:asciiTheme="minorBidi" w:hAnsiTheme="minorBidi"/>
-                <w:color w:val="000000" w:themeColor="text1"/>
-                <w:sz w:val="24"/>
-                <w:szCs w:val="24"/>
-                <w:rtl/>
-                <w:lang w:bidi="ar-AE"/>
-              </w:rPr>
-            </w:pPr>
-            <w:r>
-              <w:rPr>
-                <w:rFonts w:asciiTheme="minorBidi" w:hAnsiTheme="minorBidi" w:hint="cs"/>
-                <w:color w:val="000000" w:themeColor="text1"/>
-                <w:sz w:val="24"/>
-                <w:szCs w:val="24"/>
-                <w:rtl/>
-                <w:lang w:bidi="ar-AE"/>
-              </w:rPr>
-              <w:t>4</w:t>
-            </w:r>
-            <w:r>
-              <w:rPr>
-                <w:rFonts w:asciiTheme="minorBidi" w:hAnsiTheme="minorBidi"/>
-                <w:color w:val="000000" w:themeColor="text1"/>
-                <w:sz w:val="24"/>
-                <w:szCs w:val="24"/>
-                <w:rtl/>
-                <w:lang w:bidi="ar-AE"/>
-              </w:rPr>
-              <w:t xml:space="preserve">. تغيير ترتيب الأعمدة: التاريخ والوقت - نوع التمرين - الوحدة المقيمة - قائمة التقييم - التقدير العام - توقيت التسليم - الموقف - التقدير العام </w:t>
-            </w:r>
-            <w:r>
-              <w:rPr>
-                <w:rFonts w:asciiTheme="minorBidi" w:hAnsiTheme="minorBidi"/>
-                <w:color w:val="000000" w:themeColor="text1"/>
-                <w:sz w:val="24"/>
-                <w:szCs w:val="24"/>
-                <w:rtl/>
-                <w:lang w:bidi="ar-AE"/>
-              </w:rPr>
-              <w:t>–</w:t>
-            </w:r>
-            <w:r>
-              <w:rPr>
-                <w:rFonts w:asciiTheme="minorBidi" w:hAnsiTheme="minorBidi"/>
-                <w:color w:val="000000" w:themeColor="text1"/>
-                <w:sz w:val="24"/>
-                <w:szCs w:val="24"/>
-                <w:rtl/>
-                <w:lang w:bidi="ar-AE"/>
-              </w:rPr>
-              <w:t xml:space="preserve"> فتح</w:t>
-            </w:r>
-          </w:p>
-          <w:p>
-            <w:pPr>
-              <w:bidi/>
-              <w:rPr>
-                <w:rFonts w:asciiTheme="minorBidi" w:hAnsiTheme="minorBidi"/>
-                <w:color w:val="000000" w:themeColor="text1"/>
-                <w:sz w:val="24"/>
-                <w:szCs w:val="24"/>
-                <w:rtl/>
-                <w:lang w:bidi="ar-AE"/>
-              </w:rPr>
-            </w:pPr>
-            <w:r>
-              <w:rPr>
-                <w:rFonts w:asciiTheme="minorBidi" w:hAnsiTheme="minorBidi" w:hint="cs"/>
-                <w:color w:val="000000" w:themeColor="text1"/>
-                <w:sz w:val="24"/>
-                <w:szCs w:val="24"/>
-                <w:rtl/>
-                <w:lang w:bidi="ar-AE"/>
-              </w:rPr>
-              <w:t xml:space="preserve">5. في صفحة قائمة التقييم بعد حفظ واعتماد التقييم من قبل المحكم تصبح القائمة للقراءة فقط وتختفي بيانات عمود النسبة وعمود النتيجة .. لذا أريد الحفاظ على بيانات النسبة وبيانات النتيجة ظاهرة كما قبل الحفظ والاعتماد دون اخفاء وتكون </w:t>
-            </w:r>
-            <w:proofErr w:type="spellStart"/>
-            <w:r>
-              <w:rPr>
-                <w:rFonts w:asciiTheme="minorBidi" w:hAnsiTheme="minorBidi" w:hint="cs"/>
-                <w:color w:val="000000" w:themeColor="text1"/>
-                <w:sz w:val="24"/>
-                <w:szCs w:val="24"/>
-                <w:rtl/>
-                <w:lang w:bidi="ar-AE"/>
-              </w:rPr>
-              <w:t>بالالوان</w:t>
-            </w:r>
-            <w:proofErr w:type="spellEnd"/>
-            <w:r>
-              <w:rPr>
-                <w:rFonts w:asciiTheme="minorBidi" w:hAnsiTheme="minorBidi" w:hint="cs"/>
-                <w:color w:val="000000" w:themeColor="text1"/>
-                <w:sz w:val="24"/>
-                <w:szCs w:val="24"/>
-                <w:rtl/>
-                <w:lang w:bidi="ar-AE"/>
-              </w:rPr>
-              <w:t>.</w:t>
+              <w:t>5. في صفحة قائمة التقييم بعد حفظ واعتماد التقييم من قبل المحكم تصبح القائمة للقراءة فقط وتختفي بيانات عمود النسبة وعمود النتيجة .. لذا أريد الحفاظ على بيانات النسبة وبيانات النتيجة ظاهرة كما قبل الحفظ والاعتماد دون اخفاء وتكون بالالوان.</w:t>
             </w:r>
           </w:p>
           <w:p>
@@ -11044,7 +9715,7 @@
                           </pic:cNvPicPr>
                         </pic:nvPicPr>
                         <pic:blipFill>
-                          <a:blip r:embed="rId7" cstate="print">
+                          <a:blip r:embed="rId6" cstate="print">
                             <a:extLst>
                               <a:ext uri="{28A0092B-C50C-407E-A947-70E740481C1C}">
                                 <a14:useLocalDpi xmlns:a14="http://schemas.microsoft.com/office/drawing/2010/main" val="0"/>
@@ -11105,29 +9776,7 @@
                 <w:rtl/>
                 <w:lang w:bidi="ar-AE"/>
               </w:rPr>
-              <w:t xml:space="preserve">1. في صفحة المحكمين / صفحة قائمة التقييم كما هو موضح في الصورة المرفقة نريد إضافة خاصية توثيق عناصر المعايير (لكل صف) من خلال (تصوير فوتوغرافي – تصوير فيديو) – اي نريد إضافة أزرار لفتح الكاميرا في أجهزة الكمبيوتر أو أجهزة </w:t>
-            </w:r>
-            <w:proofErr w:type="spellStart"/>
-            <w:r>
-              <w:rPr>
-                <w:rFonts w:ascii="Arial" w:hAnsi="Arial" w:cs="Arial"/>
-                <w:sz w:val="24"/>
-                <w:szCs w:val="24"/>
-                <w:rtl/>
-                <w:lang w:bidi="ar-AE"/>
-              </w:rPr>
-              <w:t>التابليت</w:t>
-            </w:r>
-            <w:proofErr w:type="spellEnd"/>
-            <w:r>
-              <w:rPr>
-                <w:rFonts w:ascii="Arial" w:hAnsi="Arial" w:cs="Arial"/>
-                <w:sz w:val="24"/>
-                <w:szCs w:val="24"/>
-                <w:rtl/>
-                <w:lang w:bidi="ar-AE"/>
-              </w:rPr>
-              <w:t xml:space="preserve"> (</w:t>
+              <w:t>1. في صفحة المحكمين / صفحة قائمة التقييم كما هو موضح في الصورة المرفقة نريد إضافة خاصية توثيق عناصر المعايير (لكل صف) من خلال (تصوير فوتوغرافي – تصوير فيديو) – اي نريد إضافة أزرار لفتح الكاميرا في أجهزة الكمبيوتر أو أجهزة التابليت (</w:t>
             </w:r>
             <w:r>
               <w:rPr>
@@ -11146,51 +9795,7 @@
                 <w:rtl/>
                 <w:lang w:bidi="ar-AE"/>
               </w:rPr>
-              <w:t xml:space="preserve">) للتصوير الفوتوغرافي وتصوير فيديو في نهاية كل سطر وتخزن في مجلدات داخل النظام وأيضا اضافة خاصي التشغيل ) .. وتضاف خاصية </w:t>
-            </w:r>
-            <w:proofErr w:type="spellStart"/>
-            <w:r>
-              <w:rPr>
-                <w:rFonts w:ascii="Arial" w:hAnsi="Arial" w:cs="Arial"/>
-                <w:sz w:val="24"/>
-                <w:szCs w:val="24"/>
-                <w:rtl/>
-                <w:lang w:bidi="ar-AE"/>
-              </w:rPr>
-              <w:t>الإطلاع</w:t>
-            </w:r>
-            <w:proofErr w:type="spellEnd"/>
-            <w:r>
-              <w:rPr>
-                <w:rFonts w:ascii="Arial" w:hAnsi="Arial" w:cs="Arial"/>
-                <w:sz w:val="24"/>
-                <w:szCs w:val="24"/>
-                <w:rtl/>
-                <w:lang w:bidi="ar-AE"/>
-              </w:rPr>
-              <w:t xml:space="preserve"> </w:t>
-            </w:r>
-            <w:proofErr w:type="spellStart"/>
-            <w:r>
-              <w:rPr>
-                <w:rFonts w:ascii="Arial" w:hAnsi="Arial" w:cs="Arial"/>
-                <w:sz w:val="24"/>
-                <w:szCs w:val="24"/>
-                <w:rtl/>
-                <w:lang w:bidi="ar-AE"/>
-              </w:rPr>
-              <w:t>ولاتشغيل</w:t>
-            </w:r>
-            <w:proofErr w:type="spellEnd"/>
-            <w:r>
-              <w:rPr>
-                <w:rFonts w:ascii="Arial" w:hAnsi="Arial" w:cs="Arial"/>
-                <w:sz w:val="24"/>
-                <w:szCs w:val="24"/>
-                <w:rtl/>
-                <w:lang w:bidi="ar-AE"/>
-              </w:rPr>
-              <w:t xml:space="preserve"> على التوثيقات لإدارة النظام / هيئة السيطرة / التخطيط / كبير المحكمين / المحللين.</w:t>
+              <w:t>) للتصوير الفوتوغرافي وتصوير فيديو في نهاية كل سطر وتخزن في مجلدات داخل النظام وأيضا اضافة خاصي التشغيل ) .. وتضاف خاصية الإطلاع ولاتشغيل على التوثيقات لإدارة النظام / هيئة السيطرة / التخطيط / كبير المحكمين / المحللين.</w:t>
             </w:r>
           </w:p>
           <w:p>
@@ -11841,30 +10446,23 @@
         <w:tc>
           <w:tcPr>
             <w:tcW w:w="1984" w:type="dxa"/>
+            <w:shd w:val="clear" w:color="auto" w:fill="A8D08D" w:themeFill="accent6" w:themeFillTint="99"/>
           </w:tcPr>
           <w:p>
             <w:pPr>
-              <w:pStyle w:val="Heading1"/>
-              <w:shd w:val="clear" w:color="auto" w:fill="FFFFFF"/>
-              <w:bidi/>
-              <w:spacing w:before="0" w:beforeAutospacing="0" w:after="120" w:afterAutospacing="0"/>
-              <w:outlineLvl w:val="0"/>
-              <w:rPr>
-                <w:b w:val="0"/>
-                <w:bCs w:val="0"/>
-                <w:color w:val="FF0000"/>
-                <w:sz w:val="24"/>
-                <w:szCs w:val="24"/>
-                <w:rtl/>
-                <w:lang w:bidi="ar-AE"/>
-              </w:rPr>
-            </w:pPr>
-            <w:r>
-              <w:rPr>
-                <w:rFonts w:hint="cs"/>
-                <w:b w:val="0"/>
-                <w:bCs w:val="0"/>
-                <w:color w:val="FF0000"/>
+              <w:bidi/>
+              <w:rPr>
+                <w:b/>
+                <w:bCs/>
+                <w:sz w:val="24"/>
+                <w:szCs w:val="24"/>
+                <w:rtl/>
+                <w:lang w:bidi="ar-AE"/>
+              </w:rPr>
+            </w:pPr>
+            <w:r>
+              <w:rPr>
+                <w:rFonts w:hint="cs"/>
                 <w:sz w:val="24"/>
                 <w:szCs w:val="24"/>
                 <w:rtl/>
@@ -11877,53 +10475,28 @@
         <w:tc>
           <w:tcPr>
             <w:tcW w:w="11625" w:type="dxa"/>
+            <w:shd w:val="clear" w:color="auto" w:fill="A8D08D" w:themeFill="accent6" w:themeFillTint="99"/>
           </w:tcPr>
           <w:p>
             <w:pPr>
               <w:bidi/>
               <w:rPr>
                 <w:rFonts w:ascii="Arial" w:hAnsi="Arial" w:cs="Arial"/>
-                <w:color w:val="FF0000"/>
-                <w:sz w:val="24"/>
-                <w:szCs w:val="24"/>
-                <w:rtl/>
-                <w:lang w:bidi="ar-AE"/>
-              </w:rPr>
-            </w:pPr>
-            <w:r>
-              <w:rPr>
-                <w:rFonts w:ascii="Arial" w:hAnsi="Arial" w:cs="Arial" w:hint="cs"/>
-                <w:color w:val="FF0000"/>
-                <w:sz w:val="24"/>
-                <w:szCs w:val="24"/>
-                <w:rtl/>
-                <w:lang w:bidi="ar-AE"/>
-              </w:rPr>
-              <w:t xml:space="preserve">عند تخصيص وربط مجرى الأحداث مع تقييم الاجراءات لمحكم فردي من خلال اسم المستخدم الخاص به، يجب ان تمنح هذه الصلاحية لإدارة النظام وكبير المحكمين أيضا </w:t>
-            </w:r>
-            <w:proofErr w:type="spellStart"/>
-            <w:r>
-              <w:rPr>
-                <w:rFonts w:ascii="Arial" w:hAnsi="Arial" w:cs="Arial" w:hint="cs"/>
-                <w:color w:val="FF0000"/>
-                <w:sz w:val="24"/>
-                <w:szCs w:val="24"/>
-                <w:rtl/>
-                <w:lang w:bidi="ar-AE"/>
-              </w:rPr>
-              <w:t>للإطلاع</w:t>
-            </w:r>
-            <w:proofErr w:type="spellEnd"/>
-            <w:r>
-              <w:rPr>
-                <w:rFonts w:ascii="Arial" w:hAnsi="Arial" w:cs="Arial" w:hint="cs"/>
-                <w:color w:val="FF0000"/>
-                <w:sz w:val="24"/>
-                <w:szCs w:val="24"/>
-                <w:rtl/>
-                <w:lang w:bidi="ar-AE"/>
-              </w:rPr>
-              <w:t>.</w:t>
+                <w:sz w:val="24"/>
+                <w:szCs w:val="24"/>
+                <w:rtl/>
+                <w:lang w:bidi="ar-AE"/>
+              </w:rPr>
+            </w:pPr>
+            <w:r>
+              <w:rPr>
+                <w:rFonts w:ascii="Arial" w:hAnsi="Arial" w:cs="Arial" w:hint="cs"/>
+                <w:sz w:val="24"/>
+                <w:szCs w:val="24"/>
+                <w:rtl/>
+                <w:lang w:bidi="ar-AE"/>
+              </w:rPr>
+              <w:t>عند تخصيص وربط مجرى الأحداث مع تقييم الاجراءات لمحكم فردي من خلال اسم المستخدم الخاص به، يجب ان تمنح هذه الصلاحية لإدارة النظام وكبير المحكمين أيضا للإطلاع.</w:t>
             </w:r>
           </w:p>
         </w:tc>
@@ -12020,29 +10593,7 @@
                 <w:rtl/>
                 <w:lang w:bidi="ar-AE"/>
               </w:rPr>
-              <w:t xml:space="preserve">2. بعد إعادة التقييم للمحكم يقوم المحكم بفتح التقييم والتعديل عليه .. وبعد التعديل والحفظ نريد نغير عمود الموقف إلى (لم ينجز) إلا بعد الحفظ وعمود إرسال </w:t>
-            </w:r>
-            <w:proofErr w:type="spellStart"/>
-            <w:r>
-              <w:rPr>
-                <w:rFonts w:ascii="Arial" w:hAnsi="Arial" w:cs="Arial" w:hint="cs"/>
-                <w:sz w:val="24"/>
-                <w:szCs w:val="24"/>
-                <w:rtl/>
-                <w:lang w:bidi="ar-AE"/>
-              </w:rPr>
-              <w:t>الإعتماد</w:t>
-            </w:r>
-            <w:proofErr w:type="spellEnd"/>
-            <w:r>
-              <w:rPr>
-                <w:rFonts w:ascii="Arial" w:hAnsi="Arial" w:cs="Arial" w:hint="cs"/>
-                <w:sz w:val="24"/>
-                <w:szCs w:val="24"/>
-                <w:rtl/>
-                <w:lang w:bidi="ar-AE"/>
-              </w:rPr>
-              <w:t xml:space="preserve"> إلى بانتظار الاعتماد.</w:t>
+              <w:t>2. بعد إعادة التقييم للمحكم يقوم المحكم بفتح التقييم والتعديل عليه .. وبعد التعديل والحفظ نريد نغير عمود الموقف إلى (لم ينجز) إلا بعد الحفظ وعمود إرسال الإعتماد إلى بانتظار الاعتماد.</w:t>
             </w:r>
           </w:p>
         </w:tc>
@@ -12062,13 +10613,17 @@
               <w:rPr>
                 <w:b/>
                 <w:bCs/>
-                <w:rtl/>
-                <w:lang w:bidi="ar-AE"/>
-              </w:rPr>
-            </w:pPr>
-            <w:r>
-              <w:rPr>
-                <w:rFonts w:hint="cs"/>
+                <w:sz w:val="24"/>
+                <w:szCs w:val="24"/>
+                <w:rtl/>
+                <w:lang w:bidi="ar-AE"/>
+              </w:rPr>
+            </w:pPr>
+            <w:r>
+              <w:rPr>
+                <w:rFonts w:hint="cs"/>
+                <w:sz w:val="24"/>
+                <w:szCs w:val="24"/>
                 <w:rtl/>
                 <w:lang w:bidi="ar-AE"/>
               </w:rPr>
@@ -12086,13 +10641,17 @@
               <w:bidi/>
               <w:rPr>
                 <w:rFonts w:ascii="Arial" w:hAnsi="Arial" w:cs="Arial"/>
-                <w:rtl/>
-                <w:lang w:bidi="ar-AE"/>
-              </w:rPr>
-            </w:pPr>
-            <w:r>
-              <w:rPr>
-                <w:rFonts w:ascii="Arial" w:hAnsi="Arial" w:cs="Arial" w:hint="cs"/>
+                <w:sz w:val="24"/>
+                <w:szCs w:val="24"/>
+                <w:rtl/>
+                <w:lang w:bidi="ar-AE"/>
+              </w:rPr>
+            </w:pPr>
+            <w:r>
+              <w:rPr>
+                <w:rFonts w:ascii="Arial" w:hAnsi="Arial" w:cs="Arial" w:hint="cs"/>
+                <w:sz w:val="24"/>
+                <w:szCs w:val="24"/>
                 <w:rtl/>
                 <w:lang w:bidi="ar-AE"/>
               </w:rPr>
@@ -12419,31 +10978,7 @@
                 <w:rtl/>
                 <w:lang w:bidi="ar-AE"/>
               </w:rPr>
-              <w:t xml:space="preserve">في قائمة أوامر العمل نريد إنشاء زر لإنهاء التمرين ورسالة تأكيد لإنهاء التمرين وبعد ذلك طلب كلمة المرور للإنهاء .. وبعد الضغط على زر الإنهاء نريد </w:t>
-            </w:r>
-            <w:proofErr w:type="spellStart"/>
-            <w:r>
-              <w:rPr>
-                <w:rFonts w:ascii="Arial" w:hAnsi="Arial" w:cs="Arial" w:hint="cs"/>
-                <w:color w:val="FF0000"/>
-                <w:sz w:val="24"/>
-                <w:szCs w:val="24"/>
-                <w:rtl/>
-                <w:lang w:bidi="ar-AE"/>
-              </w:rPr>
-              <w:t>نريد</w:t>
-            </w:r>
-            <w:proofErr w:type="spellEnd"/>
-            <w:r>
-              <w:rPr>
-                <w:rFonts w:ascii="Arial" w:hAnsi="Arial" w:cs="Arial" w:hint="cs"/>
-                <w:color w:val="FF0000"/>
-                <w:sz w:val="24"/>
-                <w:szCs w:val="24"/>
-                <w:rtl/>
-                <w:lang w:bidi="ar-AE"/>
-              </w:rPr>
-              <w:t xml:space="preserve"> من النظام حفظ التمرين وجميع المعلومات المتعلقة به في ملف التمرين (البيانات </w:t>
+              <w:t xml:space="preserve">في قائمة أوامر العمل نريد إنشاء زر لإنهاء التمرين ورسالة تأكيد لإنهاء التمرين وبعد ذلك طلب كلمة المرور للإنهاء .. وبعد الضغط على زر الإنهاء نريد نريد من النظام حفظ التمرين وجميع المعلومات المتعلقة به في ملف التمرين (البيانات </w:t>
             </w:r>
             <w:r>
               <w:rPr>
@@ -13216,7 +11751,7 @@
                           </pic:cNvPicPr>
                         </pic:nvPicPr>
                         <pic:blipFill>
-                          <a:blip r:embed="rId8" cstate="print">
+                          <a:blip r:embed="rId7" cstate="print">
                             <a:extLst>
                               <a:ext uri="{28A0092B-C50C-407E-A947-70E740481C1C}">
                                 <a14:useLocalDpi xmlns:a14="http://schemas.microsoft.com/office/drawing/2010/main" val="0"/>
@@ -13745,29 +12280,7 @@
                 <w:rtl/>
                 <w:lang w:bidi="ar-AE"/>
               </w:rPr>
-              <w:t>- إذا كان الترقيم عبارة عن أحرف الهجاء مزدوجة ابجد هوز حطي كلمن بين قوسين ((</w:t>
-            </w:r>
-            <w:proofErr w:type="spellStart"/>
-            <w:r>
-              <w:rPr>
-                <w:rFonts w:ascii="Arial" w:hAnsi="Arial" w:cs="Arial" w:hint="cs"/>
-                <w:sz w:val="24"/>
-                <w:szCs w:val="24"/>
-                <w:rtl/>
-                <w:lang w:bidi="ar-AE"/>
-              </w:rPr>
-              <w:t>أأ</w:t>
-            </w:r>
-            <w:proofErr w:type="spellEnd"/>
-            <w:r>
-              <w:rPr>
-                <w:rFonts w:ascii="Arial" w:hAnsi="Arial" w:cs="Arial" w:hint="cs"/>
-                <w:sz w:val="24"/>
-                <w:szCs w:val="24"/>
-                <w:rtl/>
-                <w:lang w:bidi="ar-AE"/>
-              </w:rPr>
-              <w:t xml:space="preserve">) </w:t>
+              <w:t xml:space="preserve">- إذا كان الترقيم عبارة عن أحرف الهجاء مزدوجة ابجد هوز حطي كلمن بين قوسين ((أأ) </w:t>
             </w:r>
             <w:r>
               <w:rPr>
@@ -14037,29 +12550,7 @@
                 <w:rtl/>
                 <w:lang w:bidi="ar-AE"/>
               </w:rPr>
-              <w:t>- حروف مزدوجة بين قوسين (</w:t>
-            </w:r>
-            <w:proofErr w:type="spellStart"/>
-            <w:r>
-              <w:rPr>
-                <w:rFonts w:ascii="Arial" w:hAnsi="Arial" w:cs="Arial" w:hint="cs"/>
-                <w:sz w:val="24"/>
-                <w:szCs w:val="24"/>
-                <w:rtl/>
-                <w:lang w:bidi="ar-AE"/>
-              </w:rPr>
-              <w:t>أأ</w:t>
-            </w:r>
-            <w:proofErr w:type="spellEnd"/>
-            <w:r>
-              <w:rPr>
-                <w:rFonts w:ascii="Arial" w:hAnsi="Arial" w:cs="Arial" w:hint="cs"/>
-                <w:sz w:val="24"/>
-                <w:szCs w:val="24"/>
-                <w:rtl/>
-                <w:lang w:bidi="ar-AE"/>
-              </w:rPr>
-              <w:t>) باللون الأخضر</w:t>
+              <w:t>- حروف مزدوجة بين قوسين (أأ) باللون الأخضر</w:t>
             </w:r>
           </w:p>
         </w:tc>
@@ -14661,21 +13152,7 @@
               <w:rPr>
                 <w:rtl/>
               </w:rPr>
-              <w:t xml:space="preserve">ع المسافات بين دوائر النتائج بالتساوي للعمود بأكمله (من بداية العمود حتى نهايته) </w:t>
-            </w:r>
-            <w:proofErr w:type="spellStart"/>
-            <w:r>
-              <w:rPr>
-                <w:rtl/>
-              </w:rPr>
-              <w:t>تكونالمسافات</w:t>
-            </w:r>
-            <w:proofErr w:type="spellEnd"/>
-            <w:r>
-              <w:rPr>
-                <w:rtl/>
-              </w:rPr>
-              <w:t xml:space="preserve"> متساوية بين الدوائر وخارج الدوائر .. ويتغير عرض العمود مع تزايد عدد دوائر النتائج</w:t>
+              <w:t>ع المسافات بين دوائر النتائج بالتساوي للعمود بأكمله (من بداية العمود حتى نهايته) تكونالمسافات متساوية بين الدوائر وخارج الدوائر .. ويتغير عرض العمود مع تزايد عدد دوائر النتائج</w:t>
             </w:r>
           </w:p>
         </w:tc>
@@ -14823,28 +13300,13 @@
                 <w:rFonts w:hint="cs"/>
                 <w:rtl/>
               </w:rPr>
-              <w:t xml:space="preserve">ومجموع النسبة </w:t>
-            </w:r>
-            <w:proofErr w:type="spellStart"/>
-            <w:r>
-              <w:rPr>
-                <w:rFonts w:hint="cs"/>
-                <w:rtl/>
-              </w:rPr>
-              <w:t>العامة</w:t>
-            </w:r>
-            <w:r>
-              <w:rPr>
-                <w:rtl/>
-              </w:rPr>
-              <w:t>التمرين</w:t>
-            </w:r>
-            <w:proofErr w:type="spellEnd"/>
-            <w:r>
-              <w:rPr>
-                <w:rtl/>
-              </w:rPr>
-              <w:t xml:space="preserve"> حسب صفحة</w:t>
+              <w:t>ومجموع النسبة العامة</w:t>
+            </w:r>
+            <w:r>
+              <w:rPr>
+                <w:rtl/>
+              </w:rPr>
+              <w:t>التمرين حسب صفحة</w:t>
             </w:r>
             <w:r>
               <w:rPr>
@@ -15347,7 +13809,61 @@
               <w:bidi/>
               <w:rPr>
                 <w:noProof/>
-                <w:color w:val="FF0000"/>
+                <w:rtl/>
+                <w:lang w:bidi="ar-AE"/>
+              </w:rPr>
+            </w:pPr>
+            <w:r>
+              <w:rPr>
+                <w:rFonts w:hint="cs"/>
+                <w:noProof/>
+                <w:rtl/>
+                <w:lang w:bidi="ar-AE"/>
+              </w:rPr>
+              <w:t>1. عملية حذف المجلد لا يعمل .. نريد الحذف يعمل على جميع المستويات دون استثناء</w:t>
+            </w:r>
+            <w:r>
+              <w:rPr>
+                <w:rFonts w:hint="cs"/>
+                <w:noProof/>
+                <w:rtl/>
+                <w:lang w:bidi="ar-AE"/>
+              </w:rPr>
+              <w:t xml:space="preserve"> ومن دون قيود</w:t>
+            </w:r>
+            <w:r>
+              <w:rPr>
+                <w:rFonts w:hint="cs"/>
+                <w:noProof/>
+                <w:rtl/>
+                <w:lang w:bidi="ar-AE"/>
+              </w:rPr>
+              <w:t xml:space="preserve"> و</w:t>
+            </w:r>
+            <w:r>
+              <w:rPr>
+                <w:rFonts w:hint="cs"/>
+                <w:noProof/>
+                <w:rtl/>
+                <w:lang w:bidi="ar-AE"/>
+              </w:rPr>
+              <w:t xml:space="preserve">من </w:t>
+            </w:r>
+            <w:r>
+              <w:rPr>
+                <w:rFonts w:hint="cs"/>
+                <w:noProof/>
+                <w:rtl/>
+                <w:lang w:bidi="ar-AE"/>
+              </w:rPr>
+              <w:t>دون طلب ادخال باسوورد للحذف.</w:t>
+            </w:r>
+          </w:p>
+          <w:p>
+            <w:pPr>
+              <w:bidi/>
+              <w:rPr>
+                <w:noProof/>
                 <w:rtl/>
                 <w:lang w:bidi="ar-AE"/>
               </w:rPr>
@@ -15360,18 +13876,8 @@
                 <w:rtl/>
                 <w:lang w:bidi="ar-AE"/>
               </w:rPr>
-              <w:t>1. عملية حذف المجلد لا يعمل .. راجع الإجراء ونريد الحذف يعمل على جميع المستويات دون استثناء.</w:t>
-            </w:r>
-          </w:p>
-          <w:p>
-            <w:pPr>
-              <w:bidi/>
-              <w:rPr>
-                <w:noProof/>
-                <w:rtl/>
-                <w:lang w:bidi="ar-AE"/>
-              </w:rPr>
-            </w:pPr>
+              <w:t xml:space="preserve">2. سحب وتغيير موقع مجلد إلى موقع آخر بين المجلدات لا يعمل .. نريد إضافة </w:t>
+            </w:r>
             <w:r>
               <w:rPr>
                 <w:rFonts w:hint="cs"/>
@@ -15380,16 +13886,17 @@
                 <w:rtl/>
                 <w:lang w:bidi="ar-AE"/>
               </w:rPr>
-              <w:t xml:space="preserve">2. سحب وتغيير موقع مجلد إلى موقع آخر بين المجلدات لا يعمل .. نريد إضافة هذه العملية </w:t>
-            </w:r>
-            <w:r>
-              <w:rPr>
+              <w:t xml:space="preserve">خاصية </w:t>
+            </w:r>
+            <w:r>
+              <w:rPr>
+                <w:rFonts w:hint="cs"/>
                 <w:noProof/>
                 <w:color w:val="FF0000"/>
                 <w:rtl/>
                 <w:lang w:bidi="ar-AE"/>
               </w:rPr>
-              <w:br/>
+              <w:t>سحب وتغيير موقع مجلد إلى موقع آخر بين المجلدات</w:t>
             </w:r>
             <w:r>
               <w:rPr>
@@ -15399,7 +13906,7 @@
                 <w:rtl/>
                 <w:lang w:bidi="ar-AE"/>
               </w:rPr>
-              <w:t xml:space="preserve">3. أثناء سحب ونقل مجلد داخل مجلد آخر فإن النظام يسخ المجلد ويبقي المجلد في موقعه </w:t>
+              <w:t xml:space="preserve"> من دون قيود</w:t>
             </w:r>
             <w:r>
               <w:rPr>
@@ -15409,7 +13916,7 @@
                 <w:rtl/>
                 <w:lang w:bidi="ar-AE"/>
               </w:rPr>
-              <w:t>الأصلي .. نريد حذف المجلد من موقعه أثناء النقل الى مجلد آخر.</w:t>
+              <w:t xml:space="preserve"> </w:t>
             </w:r>
             <w:r>
               <w:rPr>
@@ -15428,16 +13935,17 @@
                 <w:rtl/>
                 <w:lang w:bidi="ar-AE"/>
               </w:rPr>
-              <w:t xml:space="preserve">4. حذف الفقرات التالية: </w:t>
-            </w:r>
-            <w:r>
-              <w:rPr>
+              <w:t xml:space="preserve">3. أثناء سحب ونقل مجلد داخل مجلد آخر فإن النظام يسخ المجلد ويبقي المجلد في موقعه </w:t>
+            </w:r>
+            <w:r>
+              <w:rPr>
+                <w:rFonts w:hint="cs"/>
                 <w:noProof/>
                 <w:color w:val="FF0000"/>
                 <w:rtl/>
                 <w:lang w:bidi="ar-AE"/>
               </w:rPr>
-              <w:br/>
+              <w:t xml:space="preserve">الأصلي </w:t>
             </w:r>
             <w:r>
               <w:rPr>
@@ -15447,16 +13955,17 @@
                 <w:rtl/>
                 <w:lang w:bidi="ar-AE"/>
               </w:rPr>
-              <w:t>(</w:t>
-            </w:r>
-            <w:r>
-              <w:rPr>
+              <w:t>مع ظهور رسالة (استجابة غير متوقعة)</w:t>
+            </w:r>
+            <w:r>
+              <w:rPr>
+                <w:rFonts w:hint="cs"/>
                 <w:noProof/>
                 <w:color w:val="FF0000"/>
                 <w:rtl/>
                 <w:lang w:bidi="ar-AE"/>
               </w:rPr>
-              <w:t>المستهدف: الجذر (مجلدات رئيسية فقط — حدّد مجلداً فرعياً للملفات)</w:t>
+              <w:t xml:space="preserve">.. نريد </w:t>
             </w:r>
             <w:r>
               <w:rPr>
@@ -15466,7 +13975,57 @@
                 <w:rtl/>
                 <w:lang w:bidi="ar-AE"/>
               </w:rPr>
-              <w:t>) من جميع صفحات بنك المعلومات</w:t>
+              <w:t xml:space="preserve">إضافة خاصية </w:t>
+            </w:r>
+            <w:r>
+              <w:rPr>
+                <w:rFonts w:hint="cs"/>
+                <w:noProof/>
+                <w:color w:val="FF0000"/>
+                <w:rtl/>
+                <w:lang w:bidi="ar-AE"/>
+              </w:rPr>
+              <w:t xml:space="preserve">سحب ونقل مجلد داخل مجلد آخر </w:t>
+            </w:r>
+            <w:r>
+              <w:rPr>
+                <w:rFonts w:hint="cs"/>
+                <w:noProof/>
+                <w:color w:val="FF0000"/>
+                <w:rtl/>
+                <w:lang w:bidi="ar-AE"/>
+              </w:rPr>
+              <w:t>و</w:t>
+            </w:r>
+            <w:r>
+              <w:rPr>
+                <w:rFonts w:hint="cs"/>
+                <w:noProof/>
+                <w:color w:val="FF0000"/>
+                <w:rtl/>
+                <w:lang w:bidi="ar-AE"/>
+              </w:rPr>
+              <w:t>حذف المجلد من موقعه أثناء النقل الى مجلد آخر</w:t>
+            </w:r>
+            <w:r>
+              <w:rPr>
+                <w:rFonts w:hint="cs"/>
+                <w:noProof/>
+                <w:color w:val="FF0000"/>
+                <w:rtl/>
+                <w:lang w:bidi="ar-AE"/>
+              </w:rPr>
+              <w:t xml:space="preserve"> ومن دون قيود</w:t>
+            </w:r>
+            <w:r>
+              <w:rPr>
+                <w:rFonts w:hint="cs"/>
+                <w:noProof/>
+                <w:color w:val="FF0000"/>
+                <w:rtl/>
+                <w:lang w:bidi="ar-AE"/>
+              </w:rPr>
+              <w:t>.</w:t>
             </w:r>
           </w:p>
         </w:tc>
@@ -15899,25 +14458,7 @@
                 <w:rtl/>
                 <w:lang w:bidi="ar-AE"/>
               </w:rPr>
-              <w:t xml:space="preserve">) نريد إضافة عدد 2 </w:t>
-            </w:r>
-            <w:proofErr w:type="spellStart"/>
-            <w:r>
-              <w:rPr>
-                <w:rFonts w:ascii="Arial" w:hAnsi="Arial" w:cs="Arial"/>
-                <w:rtl/>
-                <w:lang w:bidi="ar-AE"/>
-              </w:rPr>
-              <w:t>تبويبات</w:t>
-            </w:r>
-            <w:proofErr w:type="spellEnd"/>
-            <w:r>
-              <w:rPr>
-                <w:rFonts w:ascii="Arial" w:hAnsi="Arial" w:cs="Arial"/>
-                <w:rtl/>
-                <w:lang w:bidi="ar-AE"/>
-              </w:rPr>
-              <w:t xml:space="preserve"> (</w:t>
+              <w:t>) نريد إضافة عدد 2 تبويبات (</w:t>
             </w:r>
             <w:r>
               <w:rPr>
@@ -16065,27 +14606,7 @@
                 <w:spacing w:val="-2"/>
                 <w:rtl/>
               </w:rPr>
-              <w:t xml:space="preserve">) وتغيير </w:t>
-            </w:r>
-            <w:proofErr w:type="spellStart"/>
-            <w:r>
-              <w:rPr>
-                <w:rFonts w:ascii="Arial" w:hAnsi="Arial" w:cs="Arial" w:hint="cs"/>
-                <w:color w:val="3D342E"/>
-                <w:spacing w:val="-2"/>
-                <w:rtl/>
-              </w:rPr>
-              <w:t>إسم</w:t>
-            </w:r>
-            <w:proofErr w:type="spellEnd"/>
-            <w:r>
-              <w:rPr>
-                <w:rFonts w:ascii="Arial" w:hAnsi="Arial" w:cs="Arial" w:hint="cs"/>
-                <w:color w:val="3D342E"/>
-                <w:spacing w:val="-2"/>
-                <w:rtl/>
-              </w:rPr>
-              <w:t xml:space="preserve"> </w:t>
+              <w:t xml:space="preserve">) وتغيير إسم </w:t>
             </w:r>
             <w:r>
               <w:rPr>
@@ -16302,25 +14823,22 @@
         <w:tc>
           <w:tcPr>
             <w:tcW w:w="1984" w:type="dxa"/>
-            <w:shd w:val="clear" w:color="auto" w:fill="auto"/>
+            <w:shd w:val="clear" w:color="auto" w:fill="A8D08D" w:themeFill="accent6" w:themeFillTint="99"/>
           </w:tcPr>
           <w:p>
             <w:pPr>
               <w:bidi/>
               <w:rPr>
-                <w:color w:val="FF0000"/>
-                <w:rtl/>
-                <w:lang w:bidi="ar-AE"/>
-              </w:rPr>
-            </w:pPr>
-            <w:r>
-              <w:rPr>
-                <w:rFonts w:hint="cs"/>
-                <w:color w:val="FF0000"/>
-                <w:rtl/>
-                <w:lang w:bidi="ar-AE"/>
-              </w:rPr>
-              <w:lastRenderedPageBreak/>
+                <w:rtl/>
+                <w:lang w:bidi="ar-AE"/>
+              </w:rPr>
+            </w:pPr>
+            <w:r>
+              <w:rPr>
+                <w:rFonts w:hint="cs"/>
+                <w:rtl/>
+                <w:lang w:bidi="ar-AE"/>
+              </w:rPr>
               <w:t xml:space="preserve">الصفحة الرئيسية </w:t>
             </w:r>
           </w:p>
@@ -16328,22 +14846,20 @@
         <w:tc>
           <w:tcPr>
             <w:tcW w:w="11625" w:type="dxa"/>
-            <w:shd w:val="clear" w:color="auto" w:fill="auto"/>
+            <w:shd w:val="clear" w:color="auto" w:fill="A8D08D" w:themeFill="accent6" w:themeFillTint="99"/>
           </w:tcPr>
           <w:p>
             <w:pPr>
               <w:bidi/>
               <w:rPr>
                 <w:rFonts w:ascii="Arial" w:hAnsi="Arial" w:cs="Arial"/>
-                <w:color w:val="FF0000"/>
-                <w:rtl/>
-                <w:lang w:bidi="ar-AE"/>
-              </w:rPr>
-            </w:pPr>
-            <w:r>
-              <w:rPr>
-                <w:rFonts w:ascii="Arial" w:hAnsi="Arial" w:cs="Arial" w:hint="cs"/>
-                <w:color w:val="FF0000"/>
+                <w:rtl/>
+                <w:lang w:bidi="ar-AE"/>
+              </w:rPr>
+            </w:pPr>
+            <w:r>
+              <w:rPr>
+                <w:rFonts w:ascii="Arial" w:hAnsi="Arial" w:cs="Arial" w:hint="cs"/>
                 <w:rtl/>
                 <w:lang w:bidi="ar-AE"/>
               </w:rPr>
@@ -16352,76 +14868,33 @@
             <w:r>
               <w:rPr>
                 <w:rFonts w:ascii="Arial" w:hAnsi="Arial" w:cs="Arial" w:hint="cs"/>
-                <w:color w:val="FF0000"/>
-                <w:rtl/>
-                <w:lang w:bidi="ar-AE"/>
-              </w:rPr>
-              <w:t xml:space="preserve">في الصفحة الرئيسية نريد تغيير طريقة عرض الأزرار لتحتوي على صورة الأيقونة </w:t>
-            </w:r>
-            <w:proofErr w:type="spellStart"/>
-            <w:r>
-              <w:rPr>
-                <w:rFonts w:ascii="Arial" w:hAnsi="Arial" w:cs="Arial" w:hint="cs"/>
-                <w:color w:val="FF0000"/>
-                <w:rtl/>
-                <w:lang w:bidi="ar-AE"/>
-              </w:rPr>
-              <w:t>وإسم</w:t>
-            </w:r>
-            <w:proofErr w:type="spellEnd"/>
-            <w:r>
-              <w:rPr>
-                <w:rFonts w:ascii="Arial" w:hAnsi="Arial" w:cs="Arial" w:hint="cs"/>
-                <w:color w:val="FF0000"/>
-                <w:rtl/>
-                <w:lang w:bidi="ar-AE"/>
-              </w:rPr>
-              <w:t xml:space="preserve"> الصفحة وكلمة </w:t>
-            </w:r>
-            <w:proofErr w:type="spellStart"/>
-            <w:r>
-              <w:rPr>
-                <w:rFonts w:ascii="Arial" w:hAnsi="Arial" w:cs="Arial" w:hint="cs"/>
-                <w:color w:val="FF0000"/>
-                <w:rtl/>
-                <w:lang w:bidi="ar-AE"/>
-              </w:rPr>
-              <w:t>إبدأ</w:t>
-            </w:r>
-            <w:proofErr w:type="spellEnd"/>
-            <w:r>
-              <w:rPr>
-                <w:rFonts w:ascii="Arial" w:hAnsi="Arial" w:cs="Arial" w:hint="cs"/>
-                <w:color w:val="FF0000"/>
-                <w:rtl/>
-                <w:lang w:bidi="ar-AE"/>
-              </w:rPr>
-              <w:t xml:space="preserve"> مع صورة الماوس </w:t>
-            </w:r>
-          </w:p>
-          <w:p>
-            <w:pPr>
-              <w:bidi/>
-              <w:rPr>
-                <w:rFonts w:ascii="Arial" w:hAnsi="Arial" w:cs="Arial"/>
-                <w:color w:val="FF0000"/>
-                <w:rtl/>
-                <w:lang w:bidi="ar-AE"/>
-              </w:rPr>
-            </w:pPr>
-            <w:r>
-              <w:rPr>
-                <w:rFonts w:ascii="Arial" w:hAnsi="Arial" w:cs="Arial" w:hint="cs"/>
-                <w:color w:val="FF0000"/>
-                <w:rtl/>
-                <w:lang w:bidi="ar-AE"/>
-              </w:rPr>
+                <w:rtl/>
+                <w:lang w:bidi="ar-AE"/>
+              </w:rPr>
+              <w:t xml:space="preserve">في الصفحة الرئيسية نريد تغيير طريقة عرض الأزرار لتحتوي على صورة الأيقونة وإسم الصفحة وكلمة إبدأ مع صورة الماوس </w:t>
+            </w:r>
+          </w:p>
+          <w:p>
+            <w:pPr>
+              <w:bidi/>
+              <w:rPr>
+                <w:rFonts w:ascii="Arial" w:hAnsi="Arial" w:cs="Arial"/>
+                <w:rtl/>
+                <w:lang w:bidi="ar-AE"/>
+              </w:rPr>
+            </w:pPr>
+            <w:r>
+              <w:rPr>
+                <w:rFonts w:ascii="Arial" w:hAnsi="Arial" w:cs="Arial" w:hint="cs"/>
+                <w:rtl/>
+                <w:lang w:bidi="ar-AE"/>
+              </w:rPr>
+              <w:lastRenderedPageBreak/>
               <w:t xml:space="preserve">2. يشرط أن يكون لا تغيير على شكل وتصميم الزر فقط تصغير حجم الزر </w:t>
             </w:r>
             <w:r>
               <w:rPr>
                 <w:rFonts w:ascii="Arial" w:hAnsi="Arial" w:cs="Arial" w:hint="cs"/>
-                <w:color w:val="FF0000"/>
                 <w:rtl/>
                 <w:lang w:bidi="ar-AE"/>
               </w:rPr>
@@ -16430,7 +14903,6 @@
             <w:r>
               <w:rPr>
                 <w:rFonts w:ascii="Arial" w:hAnsi="Arial" w:cs="Arial" w:hint="cs"/>
-                <w:color w:val="FF0000"/>
                 <w:rtl/>
                 <w:lang w:bidi="ar-AE"/>
               </w:rPr>
@@ -16439,7 +14911,6 @@
             <w:r>
               <w:rPr>
                 <w:rFonts w:ascii="Arial" w:hAnsi="Arial" w:cs="Arial" w:hint="cs"/>
-                <w:color w:val="FF0000"/>
                 <w:rtl/>
                 <w:lang w:bidi="ar-AE"/>
               </w:rPr>
@@ -16448,7 +14919,6 @@
             <w:r>
               <w:rPr>
                 <w:rFonts w:ascii="Arial" w:hAnsi="Arial" w:cs="Arial" w:hint="cs"/>
-                <w:color w:val="FF0000"/>
                 <w:rtl/>
                 <w:lang w:bidi="ar-AE"/>
               </w:rPr>
@@ -16457,7 +14927,6 @@
             <w:r>
               <w:rPr>
                 <w:rFonts w:ascii="Arial" w:hAnsi="Arial" w:cs="Arial" w:hint="cs"/>
-                <w:color w:val="FF0000"/>
                 <w:rtl/>
                 <w:lang w:bidi="ar-AE"/>
               </w:rPr>
@@ -16466,7 +14935,6 @@
             <w:r>
               <w:rPr>
                 <w:rFonts w:ascii="Arial" w:hAnsi="Arial" w:cs="Arial" w:hint="cs"/>
-                <w:color w:val="FF0000"/>
                 <w:rtl/>
                 <w:lang w:bidi="ar-AE"/>
               </w:rPr>
@@ -16478,15 +14946,13 @@
               <w:bidi/>
               <w:rPr>
                 <w:rFonts w:ascii="Arial" w:hAnsi="Arial" w:cs="Arial"/>
-                <w:color w:val="FF0000"/>
-                <w:rtl/>
-                <w:lang w:bidi="ar-AE"/>
-              </w:rPr>
-            </w:pPr>
-            <w:r>
-              <w:rPr>
-                <w:rFonts w:ascii="Arial" w:hAnsi="Arial" w:cs="Arial" w:hint="cs"/>
-                <w:color w:val="FF0000"/>
+                <w:rtl/>
+                <w:lang w:bidi="ar-AE"/>
+              </w:rPr>
+            </w:pPr>
+            <w:r>
+              <w:rPr>
+                <w:rFonts w:ascii="Arial" w:hAnsi="Arial" w:cs="Arial" w:hint="cs"/>
                 <w:rtl/>
                 <w:lang w:bidi="ar-AE"/>
               </w:rPr>
@@ -17087,15 +15553,7 @@
                 <w:rtl/>
                 <w:lang w:bidi="ar-AE"/>
               </w:rPr>
-              <w:t>4</w:t>
-            </w:r>
-            <w:r>
-              <w:rPr>
-                <w:rFonts w:hint="cs"/>
-                <w:rtl/>
-                <w:lang w:bidi="ar-AE"/>
-              </w:rPr>
-              <w:t>. نريد حذف وصفحة ربط المعاضل والتقييم</w:t>
+              <w:t>4. نريد حذف وصفحة ربط المعاضل والتقييم</w:t>
             </w:r>
           </w:p>
           <w:p>
@@ -17197,23 +15655,7 @@
                 <w:rtl/>
                 <w:lang w:bidi="ar-AE"/>
               </w:rPr>
-              <w:t xml:space="preserve">. </w:t>
-            </w:r>
-            <w:r>
-              <w:rPr>
-                <w:rFonts w:hint="cs"/>
-                <w:rtl/>
-                <w:lang w:bidi="ar-AE"/>
-              </w:rPr>
-              <w:t>في صفحة إدارة تقييمات الوحدات نريد</w:t>
-            </w:r>
-            <w:r>
-              <w:rPr>
-                <w:rFonts w:hint="cs"/>
-                <w:rtl/>
-                <w:lang w:bidi="ar-AE"/>
-              </w:rPr>
-              <w:t xml:space="preserve"> تصغير حجم ارتفاع صفوف </w:t>
+              <w:t xml:space="preserve">. في صفحة إدارة تقييمات الوحدات نريد تصغير حجم ارتفاع صفوف </w:t>
             </w:r>
             <w:r>
               <w:rPr>
@@ -17320,26 +15762,13 @@
                 <w:rtl/>
                 <w:lang w:bidi="ar-AE"/>
               </w:rPr>
-              <w:t>النسر الذهبي</w:t>
-            </w:r>
-            <w:r>
-              <w:rPr>
-                <w:rtl/>
-                <w:lang w:bidi="ar-AE"/>
-              </w:rPr>
-              <w:t> </w:t>
-            </w:r>
-            <w:r>
-              <w:rPr>
-                <w:lang w:bidi="ar-AE"/>
-              </w:rPr>
-              <w:t>— </w:t>
-            </w:r>
-            <w:r>
-              <w:rPr>
-                <w:lang w:bidi="ar-AE"/>
-              </w:rPr>
-              <w:t>EX-1F255C0B</w:t>
+              <w:t>النسر الذهبي </w:t>
+            </w:r>
+            <w:r>
+              <w:rPr>
+                <w:lang w:bidi="ar-AE"/>
+              </w:rPr>
+              <w:t>— EX-1F255C0B</w:t>
             </w:r>
             <w:r>
               <w:rPr>
@@ -17502,25 +15931,7 @@
                 <w:rtl/>
                 <w:lang w:bidi="ar-AE"/>
               </w:rPr>
-              <w:t xml:space="preserve">- تغيير موقع جدول المستخدمون الحاليون إلى اليسار أعلى بجانب مربع (مستخدم جديد) مع </w:t>
-            </w:r>
-            <w:proofErr w:type="spellStart"/>
-            <w:r>
-              <w:rPr>
-                <w:rFonts w:hint="cs"/>
-                <w:rtl/>
-                <w:lang w:bidi="ar-AE"/>
-              </w:rPr>
-              <w:t>تصغيير</w:t>
-            </w:r>
-            <w:proofErr w:type="spellEnd"/>
-            <w:r>
-              <w:rPr>
-                <w:rFonts w:hint="cs"/>
-                <w:rtl/>
-                <w:lang w:bidi="ar-AE"/>
-              </w:rPr>
-              <w:t xml:space="preserve"> حجم ارتفاع صفوف الجدول ومساواة احجام ازرار (تعدل وحف).</w:t>
+              <w:t>- تغيير موقع جدول المستخدمون الحاليون إلى اليسار أعلى بجانب مربع (مستخدم جديد) مع تصغيير حجم ارتفاع صفوف الجدول ومساواة احجام ازرار (تعدل وحف).</w:t>
             </w:r>
           </w:p>
           <w:p>
@@ -17570,31 +15981,7 @@
                 <w:rtl/>
                 <w:lang w:bidi="ar-AE"/>
               </w:rPr>
-              <w:t xml:space="preserve">11. </w:t>
-            </w:r>
-            <w:r>
-              <w:rPr>
-                <w:rFonts w:hint="cs"/>
-                <w:rtl/>
-                <w:lang w:bidi="ar-AE"/>
-              </w:rPr>
-              <w:t xml:space="preserve">نريد رفع موقع ازرار أوامر </w:t>
-            </w:r>
-            <w:r>
-              <w:rPr>
-                <w:rFonts w:hint="cs"/>
-                <w:rtl/>
-                <w:lang w:bidi="ar-AE"/>
-              </w:rPr>
-              <w:t>السيطرة</w:t>
-            </w:r>
-            <w:r>
-              <w:rPr>
-                <w:rFonts w:hint="cs"/>
-                <w:rtl/>
-                <w:lang w:bidi="ar-AE"/>
-              </w:rPr>
-              <w:t xml:space="preserve"> إلى الأعلى وترك مسافة </w:t>
+              <w:t xml:space="preserve">11. نريد رفع موقع ازرار أوامر السيطرة إلى الأعلى وترك مسافة </w:t>
             </w:r>
             <w:r>
               <w:rPr>
@@ -17627,31 +16014,7 @@
                 <w:rtl/>
                 <w:lang w:bidi="ar-AE"/>
               </w:rPr>
-              <w:t xml:space="preserve">12. </w:t>
-            </w:r>
-            <w:r>
-              <w:rPr>
-                <w:rFonts w:hint="cs"/>
-                <w:rtl/>
-                <w:lang w:bidi="ar-AE"/>
-              </w:rPr>
-              <w:t>نريد رفع موقع ازرار أوامر ا</w:t>
-            </w:r>
-            <w:r>
-              <w:rPr>
-                <w:rFonts w:hint="cs"/>
-                <w:rtl/>
-                <w:lang w:bidi="ar-AE"/>
-              </w:rPr>
-              <w:t>لمحكمين</w:t>
-            </w:r>
-            <w:r>
-              <w:rPr>
-                <w:rFonts w:hint="cs"/>
-                <w:rtl/>
-                <w:lang w:bidi="ar-AE"/>
-              </w:rPr>
-              <w:t xml:space="preserve"> إلى الأعلى وترك مسافة </w:t>
+              <w:t xml:space="preserve">12. نريد رفع موقع ازرار أوامر المحكمين إلى الأعلى وترك مسافة </w:t>
             </w:r>
             <w:r>
               <w:rPr>
@@ -17667,15 +16030,7 @@
                 <w:rtl/>
                 <w:lang w:bidi="ar-AE"/>
               </w:rPr>
-              <w:t xml:space="preserve"> سم بين المربع والخط العلوي وحذف الفقرة (</w:t>
-            </w:r>
-            <w:r>
-              <w:rPr>
-                <w:rFonts w:hint="cs"/>
-                <w:rtl/>
-                <w:lang w:bidi="ar-AE"/>
-              </w:rPr>
-              <w:t>ج</w:t>
+              <w:t xml:space="preserve"> سم بين المربع والخط العلوي وحذف الفقرة (ج</w:t>
             </w:r>
             <w:r>
               <w:rPr>
@@ -17690,23 +16045,7 @@
                 <w:rtl/>
                 <w:lang w:bidi="ar-AE"/>
               </w:rPr>
-              <w:t xml:space="preserve">يع أوامر مساحة المحكمين؛ وعند وجود دور كبير المحكمين تظهر أوامر الاعتماد الثاني </w:t>
-            </w:r>
-            <w:proofErr w:type="spellStart"/>
-            <w:r>
-              <w:rPr>
-                <w:rtl/>
-                <w:lang w:bidi="ar-AE"/>
-              </w:rPr>
-              <w:t>والإطلاع</w:t>
-            </w:r>
-            <w:proofErr w:type="spellEnd"/>
-            <w:r>
-              <w:rPr>
-                <w:rtl/>
-                <w:lang w:bidi="ar-AE"/>
-              </w:rPr>
-              <w:t xml:space="preserve"> على المخطط</w:t>
+              <w:t>يع أوامر مساحة المحكمين؛ وعند وجود دور كبير المحكمين تظهر أوامر الاعتماد الثاني والإطلاع على المخطط</w:t>
             </w:r>
             <w:r>
               <w:rPr>
@@ -17912,31 +16251,7 @@
                 <w:rtl/>
                 <w:lang w:bidi="ar-AE"/>
               </w:rPr>
-              <w:t xml:space="preserve">15. </w:t>
-            </w:r>
-            <w:r>
-              <w:rPr>
-                <w:rFonts w:hint="cs"/>
-                <w:rtl/>
-                <w:lang w:bidi="ar-AE"/>
-              </w:rPr>
-              <w:t xml:space="preserve">في صفحة </w:t>
-            </w:r>
-            <w:r>
-              <w:rPr>
-                <w:rFonts w:hint="cs"/>
-                <w:rtl/>
-                <w:lang w:bidi="ar-AE"/>
-              </w:rPr>
-              <w:t>المحللين</w:t>
-            </w:r>
-            <w:r>
-              <w:rPr>
-                <w:rFonts w:hint="cs"/>
-                <w:rtl/>
-                <w:lang w:bidi="ar-AE"/>
-              </w:rPr>
-              <w:t xml:space="preserve"> / عرض الإيجابيات والسلبيات حذف الفقرات التالية: (</w:t>
+              <w:t>15. في صفحة المحللين / عرض الإيجابيات والسلبيات حذف الفقرات التالية: (</w:t>
             </w:r>
             <w:r>
               <w:rPr>
@@ -18052,54 +16367,17 @@
             <w:pPr>
               <w:bidi/>
               <w:rPr>
-                <w:rFonts w:hint="cs"/>
-                <w:rtl/>
-                <w:lang w:bidi="ar-AE"/>
-              </w:rPr>
-            </w:pPr>
-            <w:r>
-              <w:rPr>
-                <w:rFonts w:hint="cs"/>
-                <w:rtl/>
-                <w:lang w:bidi="ar-AE"/>
-              </w:rPr>
-              <w:t xml:space="preserve">16. تكبير </w:t>
-            </w:r>
-            <w:proofErr w:type="spellStart"/>
-            <w:r>
-              <w:rPr>
-                <w:rFonts w:hint="cs"/>
-                <w:rtl/>
-                <w:lang w:bidi="ar-AE"/>
-              </w:rPr>
-              <w:t>حجدم</w:t>
-            </w:r>
-            <w:proofErr w:type="spellEnd"/>
-            <w:r>
-              <w:rPr>
-                <w:rFonts w:hint="cs"/>
-                <w:rtl/>
-                <w:lang w:bidi="ar-AE"/>
-              </w:rPr>
-              <w:t xml:space="preserve"> أزرار الصفحة الرئيسية وتغيير موقعه ليكون في الأعلى 5 سم </w:t>
-            </w:r>
-            <w:proofErr w:type="spellStart"/>
-            <w:r>
-              <w:rPr>
-                <w:rFonts w:hint="cs"/>
-                <w:rtl/>
-                <w:lang w:bidi="ar-AE"/>
-              </w:rPr>
-              <w:t>إسفل</w:t>
-            </w:r>
-            <w:proofErr w:type="spellEnd"/>
-            <w:r>
-              <w:rPr>
-                <w:rFonts w:hint="cs"/>
-                <w:rtl/>
-                <w:lang w:bidi="ar-AE"/>
-              </w:rPr>
-              <w:t xml:space="preserve"> الخط العلوي </w:t>
+                <w:rtl/>
+                <w:lang w:bidi="ar-AE"/>
+              </w:rPr>
+            </w:pPr>
+            <w:r>
+              <w:rPr>
+                <w:rFonts w:hint="cs"/>
+                <w:rtl/>
+                <w:lang w:bidi="ar-AE"/>
+              </w:rPr>
+              <w:t xml:space="preserve">16. تكبير حجدم أزرار الصفحة الرئيسية وتغيير موقعه ليكون في الأعلى 5 سم إسفل الخط العلوي </w:t>
             </w:r>
           </w:p>
         </w:tc>
@@ -18142,7 +16420,6 @@
             <w:pPr>
               <w:bidi/>
               <w:rPr>
-                <w:rFonts w:hint="cs"/>
                 <w:color w:val="FF0000"/>
                 <w:rtl/>
                 <w:lang w:bidi="ar-AE"/>
@@ -18182,7 +16459,6 @@
             <w:pPr>
               <w:bidi/>
               <w:rPr>
-                <w:rFonts w:hint="cs"/>
                 <w:color w:val="FF0000"/>
                 <w:rtl/>
                 <w:lang w:bidi="ar-AE"/>
@@ -18218,7 +16494,6 @@
             <w:pPr>
               <w:bidi/>
               <w:rPr>
-                <w:rFonts w:hint="cs"/>
                 <w:color w:val="FF0000"/>
                 <w:rtl/>
                 <w:lang w:bidi="ar-AE"/>
@@ -18258,16 +16533,13 @@
             <w:pPr>
               <w:bidi/>
               <w:rPr>
-                <w:rFonts w:hint="cs"/>
-                <w:color w:val="FF0000"/>
-                <w:rtl/>
-                <w:lang w:bidi="ar-AE"/>
-              </w:rPr>
-            </w:pPr>
-            <w:r>
-              <w:rPr>
-                <w:rFonts w:hint="cs"/>
-                <w:color w:val="FF0000"/>
+                <w:rtl/>
+                <w:lang w:bidi="ar-AE"/>
+              </w:rPr>
+            </w:pPr>
+            <w:r>
+              <w:rPr>
+                <w:rFonts w:hint="cs"/>
                 <w:rtl/>
                 <w:lang w:bidi="ar-AE"/>
               </w:rPr>
@@ -18284,40 +16556,17 @@
             <w:pPr>
               <w:bidi/>
               <w:rPr>
-                <w:rFonts w:hint="cs"/>
-                <w:color w:val="FF0000"/>
-                <w:rtl/>
-                <w:lang w:bidi="ar-AE"/>
-              </w:rPr>
-            </w:pPr>
-            <w:r>
-              <w:rPr>
-                <w:rFonts w:hint="cs"/>
-                <w:color w:val="FF0000"/>
-                <w:rtl/>
-                <w:lang w:bidi="ar-AE"/>
-              </w:rPr>
-              <w:t xml:space="preserve">- في صفحة الأهداف التدريبية نريد الجداول تكون قابلة التمدد طوليا عند تزايد الكلمات والفقرات فيها (للطريقتين </w:t>
-            </w:r>
-            <w:proofErr w:type="spellStart"/>
-            <w:r>
-              <w:rPr>
-                <w:rFonts w:hint="cs"/>
-                <w:color w:val="FF0000"/>
-                <w:rtl/>
-                <w:lang w:bidi="ar-AE"/>
-              </w:rPr>
-              <w:t>سواءا</w:t>
-            </w:r>
-            <w:proofErr w:type="spellEnd"/>
-            <w:r>
-              <w:rPr>
-                <w:rFonts w:hint="cs"/>
-                <w:color w:val="FF0000"/>
-                <w:rtl/>
-                <w:lang w:bidi="ar-AE"/>
-              </w:rPr>
-              <w:t xml:space="preserve"> كانت ادخال يدوي أو ادراج ملف خارجي)</w:t>
+                <w:rtl/>
+                <w:lang w:bidi="ar-AE"/>
+              </w:rPr>
+            </w:pPr>
+            <w:r>
+              <w:rPr>
+                <w:rFonts w:hint="cs"/>
+                <w:rtl/>
+                <w:lang w:bidi="ar-AE"/>
+              </w:rPr>
+              <w:t>- في صفحة الأهداف التدريبية نريد الجداول تكون قابلة التمدد طوليا عند تزايد الكلمات والفقرات فيها (للطريقتين سواءا كانت ادخال يدوي أو ادراج ملف خارجي)</w:t>
             </w:r>
           </w:p>
         </w:tc>
@@ -18335,16 +16584,13 @@
             <w:pPr>
               <w:bidi/>
               <w:rPr>
-                <w:rFonts w:hint="cs"/>
-                <w:color w:val="FF0000"/>
-                <w:rtl/>
-                <w:lang w:bidi="ar-AE"/>
-              </w:rPr>
-            </w:pPr>
-            <w:r>
-              <w:rPr>
-                <w:rFonts w:hint="cs"/>
-                <w:color w:val="FF0000"/>
+                <w:rtl/>
+                <w:lang w:bidi="ar-AE"/>
+              </w:rPr>
+            </w:pPr>
+            <w:r>
+              <w:rPr>
+                <w:rFonts w:hint="cs"/>
                 <w:rtl/>
                 <w:lang w:bidi="ar-AE"/>
               </w:rPr>
@@ -18361,16 +16607,13 @@
             <w:pPr>
               <w:bidi/>
               <w:rPr>
-                <w:rFonts w:hint="cs"/>
-                <w:color w:val="FF0000"/>
-                <w:rtl/>
-                <w:lang w:bidi="ar-AE"/>
-              </w:rPr>
-            </w:pPr>
-            <w:r>
-              <w:rPr>
-                <w:rFonts w:hint="cs"/>
-                <w:color w:val="FF0000"/>
+                <w:rtl/>
+                <w:lang w:bidi="ar-AE"/>
+              </w:rPr>
+            </w:pPr>
+            <w:r>
+              <w:rPr>
+                <w:rFonts w:hint="cs"/>
                 <w:rtl/>
                 <w:lang w:bidi="ar-AE"/>
               </w:rPr>
@@ -18378,7 +16621,6 @@
             </w:r>
             <w:r>
               <w:rPr>
-                <w:color w:val="FF0000"/>
                 <w:lang w:bidi="ar-AE"/>
               </w:rPr>
               <w:t>check list</w:t>
@@ -18386,7 +16628,6 @@
             <w:r>
               <w:rPr>
                 <w:rFonts w:hint="cs"/>
-                <w:color w:val="FF0000"/>
                 <w:rtl/>
                 <w:lang w:bidi="ar-AE"/>
               </w:rPr>
@@ -18408,7 +16649,6 @@
             <w:pPr>
               <w:bidi/>
               <w:rPr>
-                <w:rFonts w:hint="cs"/>
                 <w:rtl/>
                 <w:lang w:bidi="ar-AE"/>
               </w:rPr>
@@ -18521,7 +16761,6 @@
               </w:rPr>
               <w:t>عمود </w:t>
             </w:r>
-            <w:proofErr w:type="spellStart"/>
             <w:r>
               <w:rPr>
                 <w:rtl/>
@@ -18529,7 +16768,6 @@
               </w:rPr>
               <w:t>الوحده</w:t>
             </w:r>
-            <w:proofErr w:type="spellEnd"/>
             <w:r>
               <w:rPr>
                 <w:rtl/>
@@ -18601,23 +16839,7 @@
                 <w:rtl/>
                 <w:lang w:bidi="ar-AE"/>
               </w:rPr>
-              <w:t xml:space="preserve">2. </w:t>
-            </w:r>
-            <w:r>
-              <w:rPr>
-                <w:rFonts w:hint="cs"/>
-                <w:rtl/>
-                <w:lang w:bidi="ar-AE"/>
-              </w:rPr>
-              <w:t>في صفحة المحللين / معايير التقييم نريد حذف</w:t>
-            </w:r>
-            <w:r>
-              <w:rPr>
-                <w:rFonts w:hint="cs"/>
-                <w:rtl/>
-                <w:lang w:bidi="ar-AE"/>
-              </w:rPr>
-              <w:t xml:space="preserve"> القائمة المنسدلة (</w:t>
+              <w:t>2. في صفحة المحللين / معايير التقييم نريد حذف القائمة المنسدلة (</w:t>
             </w:r>
             <w:r>
               <w:rPr>
@@ -18664,23 +16886,7 @@
                 <w:rtl/>
                 <w:lang w:bidi="ar-AE"/>
               </w:rPr>
-              <w:t xml:space="preserve">توزيع النسبة المئوية </w:t>
-            </w:r>
-            <w:proofErr w:type="spellStart"/>
-            <w:r>
-              <w:rPr>
-                <w:rtl/>
-                <w:lang w:bidi="ar-AE"/>
-              </w:rPr>
-              <w:t>الاجماليه</w:t>
-            </w:r>
-            <w:proofErr w:type="spellEnd"/>
-            <w:r>
-              <w:rPr>
-                <w:rtl/>
-                <w:lang w:bidi="ar-AE"/>
-              </w:rPr>
-              <w:t xml:space="preserve"> للتقييم</w:t>
+              <w:t>توزيع النسبة المئوية الاجماليه للتقييم</w:t>
             </w:r>
             <w:r>
               <w:rPr>
@@ -18757,17 +16963,8 @@
                 <w:rtl/>
                 <w:lang w:bidi="ar-AE"/>
               </w:rPr>
-              <w:t xml:space="preserve">جدول مرحلة العمليات </w:t>
-            </w:r>
-            <w:proofErr w:type="spellStart"/>
-            <w:r>
-              <w:rPr>
-                <w:rtl/>
-                <w:lang w:bidi="ar-AE"/>
-              </w:rPr>
-              <w:t>التعرضية</w:t>
-            </w:r>
-            <w:proofErr w:type="spellEnd"/>
+              <w:t>جدول مرحلة العمليات التعرضية</w:t>
+            </w:r>
             <w:r>
               <w:rPr>
                 <w:rFonts w:hint="cs"/>
@@ -18846,7 +17043,6 @@
             <w:pPr>
               <w:bidi/>
               <w:rPr>
-                <w:rFonts w:hint="cs"/>
                 <w:rtl/>
                 <w:lang w:bidi="ar-AE"/>
               </w:rPr>
@@ -20464,29 +18660,7 @@
                 <w:szCs w:val="24"/>
                 <w:rtl/>
               </w:rPr>
-              <w:t xml:space="preserve">                       (</w:t>
-            </w:r>
-            <w:proofErr w:type="spellStart"/>
-            <w:r>
-              <w:rPr>
-                <w:rFonts w:ascii="Arial" w:hAnsi="Arial" w:cs="Arial" w:hint="cs"/>
-                <w:color w:val="000000" w:themeColor="text1"/>
-                <w:sz w:val="24"/>
-                <w:szCs w:val="24"/>
-                <w:rtl/>
-              </w:rPr>
-              <w:t>أأ</w:t>
-            </w:r>
-            <w:proofErr w:type="spellEnd"/>
-            <w:r>
-              <w:rPr>
-                <w:rFonts w:ascii="Arial" w:hAnsi="Arial" w:cs="Arial" w:hint="cs"/>
-                <w:color w:val="000000" w:themeColor="text1"/>
-                <w:sz w:val="24"/>
-                <w:szCs w:val="24"/>
-                <w:rtl/>
-              </w:rPr>
-              <w:t>)</w:t>
+              <w:t xml:space="preserve">                       (أأ)</w:t>
             </w:r>
           </w:p>
         </w:tc>
@@ -20754,7 +18928,6 @@
             <w:pPr>
               <w:bidi/>
               <w:rPr>
-                <w:rFonts w:hint="cs"/>
                 <w:rtl/>
                 <w:lang w:bidi="ar-AE"/>
               </w:rPr>
@@ -20778,7 +18951,6 @@
             <w:pPr>
               <w:bidi/>
               <w:rPr>
-                <w:rFonts w:hint="cs"/>
                 <w:rtl/>
                 <w:lang w:bidi="ar-AE"/>
               </w:rPr>
@@ -20853,25 +19025,7 @@
                 <w:rtl/>
                 <w:lang w:bidi="ar-AE"/>
               </w:rPr>
-              <w:t xml:space="preserve">- نريد عملية التحديث بين السيرفر </w:t>
-            </w:r>
-            <w:proofErr w:type="spellStart"/>
-            <w:r>
-              <w:rPr>
-                <w:rFonts w:hint="cs"/>
-                <w:rtl/>
-                <w:lang w:bidi="ar-AE"/>
-              </w:rPr>
-              <w:t>والكلاينت</w:t>
-            </w:r>
-            <w:proofErr w:type="spellEnd"/>
-            <w:r>
-              <w:rPr>
-                <w:rFonts w:hint="cs"/>
-                <w:rtl/>
-                <w:lang w:bidi="ar-AE"/>
-              </w:rPr>
-              <w:t xml:space="preserve"> يكون تلقائي دون تأخير (</w:t>
+              <w:t>- نريد عملية التحديث بين السيرفر والكلاينت يكون تلقائي دون تأخير (</w:t>
             </w:r>
             <w:r>
               <w:rPr>
@@ -20898,7 +19052,6 @@
             <w:pPr>
               <w:bidi/>
               <w:rPr>
-                <w:rFonts w:hint="cs"/>
                 <w:rtl/>
                 <w:lang w:bidi="ar-AE"/>
               </w:rPr>
@@ -21011,7 +19164,6 @@
             <w:pPr>
               <w:bidi/>
               <w:rPr>
-                <w:rFonts w:hint="cs"/>
                 <w:rtl/>
                 <w:lang w:bidi="ar-AE"/>
               </w:rPr>
@@ -21035,7 +19187,6 @@
             <w:pPr>
               <w:bidi/>
               <w:rPr>
-                <w:rFonts w:hint="cs"/>
                 <w:rtl/>
                 <w:lang w:bidi="ar-AE"/>
               </w:rPr>
@@ -21059,66 +19210,17 @@
             <w:pPr>
               <w:bidi/>
               <w:rPr>
-                <w:rFonts w:hint="cs"/>
-                <w:rtl/>
-                <w:lang w:bidi="ar-AE"/>
-              </w:rPr>
-            </w:pPr>
-            <w:r>
-              <w:rPr>
-                <w:rFonts w:hint="cs"/>
-                <w:rtl/>
-                <w:lang w:bidi="ar-AE"/>
-              </w:rPr>
-              <w:t xml:space="preserve">نريد </w:t>
-            </w:r>
-            <w:r>
-              <w:rPr>
-                <w:rFonts w:hint="cs"/>
-                <w:rtl/>
-                <w:lang w:bidi="ar-AE"/>
-              </w:rPr>
-              <w:t xml:space="preserve">واجهة النظام تتطابق </w:t>
-            </w:r>
-            <w:r>
-              <w:rPr>
-                <w:rFonts w:hint="cs"/>
-                <w:rtl/>
-                <w:lang w:bidi="ar-AE"/>
-              </w:rPr>
-              <w:t>و</w:t>
-            </w:r>
-            <w:r>
-              <w:rPr>
-                <w:rFonts w:hint="cs"/>
-                <w:rtl/>
-                <w:lang w:bidi="ar-AE"/>
-              </w:rPr>
-              <w:t xml:space="preserve">تتأقلم </w:t>
-            </w:r>
-            <w:r>
-              <w:rPr>
-                <w:rFonts w:hint="cs"/>
-                <w:rtl/>
-                <w:lang w:bidi="ar-AE"/>
-              </w:rPr>
-              <w:t xml:space="preserve">(تكبر وتصغر) </w:t>
-            </w:r>
-            <w:r>
-              <w:rPr>
-                <w:rFonts w:hint="cs"/>
-                <w:rtl/>
-                <w:lang w:bidi="ar-AE"/>
-              </w:rPr>
-              <w:t>مع مختلف احجام الشاشات</w:t>
-            </w:r>
-            <w:r>
-              <w:rPr>
-                <w:rFonts w:hint="cs"/>
-                <w:rtl/>
-                <w:lang w:bidi="ar-AE"/>
-              </w:rPr>
-              <w:t xml:space="preserve"> (</w:t>
+                <w:rtl/>
+                <w:lang w:bidi="ar-AE"/>
+              </w:rPr>
+            </w:pPr>
+            <w:r>
+              <w:rPr>
+                <w:rFonts w:hint="cs"/>
+                <w:rtl/>
+                <w:lang w:bidi="ar-AE"/>
+              </w:rPr>
+              <w:t>نريد واجهة النظام تتطابق وتتأقلم (تكبر وتصغر) مع مختلف احجام الشاشات (</w:t>
             </w:r>
             <w:r>
               <w:rPr>
@@ -21132,15 +19234,7 @@
                 <w:rtl/>
                 <w:lang w:bidi="ar-AE"/>
               </w:rPr>
-              <w:t xml:space="preserve">) </w:t>
-            </w:r>
-            <w:r>
-              <w:rPr>
-                <w:rFonts w:hint="cs"/>
-                <w:rtl/>
-                <w:lang w:bidi="ar-AE"/>
-              </w:rPr>
-              <w:t>.</w:t>
+              <w:t>) .</w:t>
             </w:r>
           </w:p>
         </w:tc>
@@ -21155,6 +19249,1975 @@
           <w:color w:val="000000" w:themeColor="text1"/>
           <w:sz w:val="24"/>
           <w:szCs w:val="24"/>
+          <w:lang w:bidi="ar-AE"/>
+        </w:rPr>
+      </w:pPr>
+    </w:p>
+    <w:p>
+      <w:pPr>
+        <w:bidi/>
+        <w:spacing w:after="0"/>
+        <w:rPr>
+          <w:rFonts w:ascii="Arial" w:hAnsi="Arial" w:cs="Arial"/>
+          <w:color w:val="000000" w:themeColor="text1"/>
+          <w:sz w:val="24"/>
+          <w:szCs w:val="24"/>
+          <w:lang w:bidi="ar-AE"/>
+        </w:rPr>
+      </w:pPr>
+    </w:p>
+    <w:p>
+      <w:pPr>
+        <w:bidi/>
+        <w:spacing w:after="0"/>
+        <w:rPr>
+          <w:rFonts w:ascii="Arial" w:hAnsi="Arial" w:cs="Arial"/>
+          <w:color w:val="000000" w:themeColor="text1"/>
+          <w:sz w:val="24"/>
+          <w:szCs w:val="24"/>
+          <w:lang w:bidi="ar-AE"/>
+        </w:rPr>
+      </w:pPr>
+    </w:p>
+    <w:p>
+      <w:pPr>
+        <w:bidi/>
+        <w:spacing w:after="0"/>
+        <w:rPr>
+          <w:rFonts w:ascii="Arial" w:hAnsi="Arial" w:cs="Arial"/>
+          <w:color w:val="000000" w:themeColor="text1"/>
+          <w:sz w:val="24"/>
+          <w:szCs w:val="24"/>
+          <w:lang w:bidi="ar-AE"/>
+        </w:rPr>
+      </w:pPr>
+    </w:p>
+    <w:p>
+      <w:pPr>
+        <w:bidi/>
+        <w:spacing w:after="0"/>
+        <w:jc w:val="center"/>
+        <w:rPr>
+          <w:rFonts w:ascii="Arial" w:hAnsi="Arial" w:cs="Arial"/>
+          <w:b/>
+          <w:bCs/>
+          <w:color w:val="000000" w:themeColor="text1"/>
+          <w:sz w:val="28"/>
+          <w:szCs w:val="28"/>
+          <w:rtl/>
+          <w:lang w:bidi="ar-AE"/>
+        </w:rPr>
+      </w:pPr>
+      <w:r>
+        <w:rPr>
+          <w:rFonts w:ascii="Arial" w:hAnsi="Arial" w:cs="Arial" w:hint="cs"/>
+          <w:b/>
+          <w:bCs/>
+          <w:color w:val="000000" w:themeColor="text1"/>
+          <w:sz w:val="28"/>
+          <w:szCs w:val="28"/>
+          <w:rtl/>
+          <w:lang w:bidi="ar-AE"/>
+        </w:rPr>
+        <w:t>الملاحظات والتعديلات المطلوبة</w:t>
+      </w:r>
+    </w:p>
+    <w:p>
+      <w:pPr>
+        <w:bidi/>
+        <w:spacing w:after="0"/>
+        <w:jc w:val="center"/>
+        <w:rPr>
+          <w:rFonts w:ascii="Arial" w:hAnsi="Arial" w:cs="Arial"/>
+          <w:b/>
+          <w:bCs/>
+          <w:color w:val="000000" w:themeColor="text1"/>
+          <w:sz w:val="28"/>
+          <w:szCs w:val="28"/>
+          <w:rtl/>
+          <w:lang w:bidi="ar-AE"/>
+        </w:rPr>
+      </w:pPr>
+    </w:p>
+    <w:tbl>
+      <w:tblPr>
+        <w:tblStyle w:val="TableGrid"/>
+        <w:bidiVisual/>
+        <w:tblW w:w="13609" w:type="dxa"/>
+        <w:tblInd w:w="-572" w:type="dxa"/>
+        <w:tblLook w:val="04A0" w:firstRow="1" w:lastRow="0" w:firstColumn="1" w:lastColumn="0" w:noHBand="0" w:noVBand="1"/>
+      </w:tblPr>
+      <w:tblGrid>
+        <w:gridCol w:w="1828"/>
+        <w:gridCol w:w="9175"/>
+        <w:gridCol w:w="2606"/>
+      </w:tblGrid>
+      <w:tr>
+        <w:trPr>
+          <w:trHeight w:val="485"/>
+        </w:trPr>
+        <w:tc>
+          <w:tcPr>
+            <w:tcW w:w="1828" w:type="dxa"/>
+            <w:shd w:val="clear" w:color="auto" w:fill="BFBFBF" w:themeFill="background1" w:themeFillShade="BF"/>
+            <w:vAlign w:val="center"/>
+          </w:tcPr>
+          <w:p>
+            <w:pPr>
+              <w:bidi/>
+              <w:jc w:val="center"/>
+              <w:rPr>
+                <w:rFonts w:ascii="Arial" w:hAnsi="Arial" w:cs="Arial"/>
+                <w:color w:val="000000" w:themeColor="text1"/>
+                <w:sz w:val="28"/>
+                <w:szCs w:val="28"/>
+                <w:rtl/>
+                <w:lang w:bidi="ar-AE"/>
+              </w:rPr>
+            </w:pPr>
+            <w:r>
+              <w:rPr>
+                <w:rFonts w:ascii="Arial" w:hAnsi="Arial" w:cs="Arial" w:hint="cs"/>
+                <w:color w:val="000000" w:themeColor="text1"/>
+                <w:sz w:val="28"/>
+                <w:szCs w:val="28"/>
+                <w:rtl/>
+                <w:lang w:bidi="ar-AE"/>
+              </w:rPr>
+              <w:t>القسم</w:t>
+            </w:r>
+          </w:p>
+        </w:tc>
+        <w:tc>
+          <w:tcPr>
+            <w:tcW w:w="9175" w:type="dxa"/>
+            <w:shd w:val="clear" w:color="auto" w:fill="BFBFBF" w:themeFill="background1" w:themeFillShade="BF"/>
+            <w:vAlign w:val="center"/>
+          </w:tcPr>
+          <w:p>
+            <w:pPr>
+              <w:bidi/>
+              <w:jc w:val="center"/>
+              <w:rPr>
+                <w:rFonts w:ascii="Arial" w:hAnsi="Arial" w:cs="Arial"/>
+                <w:color w:val="000000" w:themeColor="text1"/>
+                <w:sz w:val="28"/>
+                <w:szCs w:val="28"/>
+                <w:rtl/>
+                <w:lang w:bidi="ar-AE"/>
+              </w:rPr>
+            </w:pPr>
+            <w:r>
+              <w:rPr>
+                <w:rFonts w:ascii="Arial" w:hAnsi="Arial" w:cs="Arial" w:hint="cs"/>
+                <w:color w:val="000000" w:themeColor="text1"/>
+                <w:sz w:val="28"/>
+                <w:szCs w:val="28"/>
+                <w:rtl/>
+                <w:lang w:bidi="ar-AE"/>
+              </w:rPr>
+              <w:t>الملاحظات والتعديلات</w:t>
+            </w:r>
+          </w:p>
+        </w:tc>
+        <w:tc>
+          <w:tcPr>
+            <w:tcW w:w="2606" w:type="dxa"/>
+            <w:shd w:val="clear" w:color="auto" w:fill="BFBFBF" w:themeFill="background1" w:themeFillShade="BF"/>
+            <w:vAlign w:val="center"/>
+          </w:tcPr>
+          <w:p>
+            <w:pPr>
+              <w:bidi/>
+              <w:jc w:val="center"/>
+              <w:rPr>
+                <w:rFonts w:ascii="Arial" w:hAnsi="Arial" w:cs="Arial"/>
+                <w:color w:val="000000" w:themeColor="text1"/>
+                <w:sz w:val="28"/>
+                <w:szCs w:val="28"/>
+                <w:rtl/>
+                <w:lang w:bidi="ar-AE"/>
+              </w:rPr>
+            </w:pPr>
+            <w:r>
+              <w:rPr>
+                <w:rFonts w:ascii="Arial" w:hAnsi="Arial" w:cs="Arial" w:hint="cs"/>
+                <w:color w:val="000000" w:themeColor="text1"/>
+                <w:sz w:val="28"/>
+                <w:szCs w:val="28"/>
+                <w:rtl/>
+                <w:lang w:bidi="ar-AE"/>
+              </w:rPr>
+              <w:t>الإجراء</w:t>
+            </w:r>
+          </w:p>
+        </w:tc>
+      </w:tr>
+      <w:tr>
+        <w:trPr>
+          <w:trHeight w:val="305"/>
+        </w:trPr>
+        <w:tc>
+          <w:tcPr>
+            <w:tcW w:w="1828" w:type="dxa"/>
+            <w:shd w:val="clear" w:color="auto" w:fill="auto"/>
+          </w:tcPr>
+          <w:p>
+            <w:pPr>
+              <w:bidi/>
+              <w:jc w:val="center"/>
+              <w:rPr>
+                <w:rFonts w:ascii="Arial" w:hAnsi="Arial" w:cs="Arial"/>
+                <w:color w:val="FF0000"/>
+                <w:sz w:val="28"/>
+                <w:szCs w:val="28"/>
+                <w:rtl/>
+                <w:lang w:bidi="ar-AE"/>
+              </w:rPr>
+            </w:pPr>
+            <w:r>
+              <w:rPr>
+                <w:rFonts w:ascii="Arial" w:hAnsi="Arial" w:cs="Arial" w:hint="cs"/>
+                <w:color w:val="FF0000"/>
+                <w:sz w:val="28"/>
+                <w:szCs w:val="28"/>
+                <w:rtl/>
+                <w:lang w:bidi="ar-AE"/>
+              </w:rPr>
+              <w:t xml:space="preserve">كتيب معلومات </w:t>
+            </w:r>
+          </w:p>
+        </w:tc>
+        <w:tc>
+          <w:tcPr>
+            <w:tcW w:w="9175" w:type="dxa"/>
+            <w:shd w:val="clear" w:color="auto" w:fill="auto"/>
+          </w:tcPr>
+          <w:p>
+            <w:pPr>
+              <w:bidi/>
+              <w:rPr>
+                <w:color w:val="FF0000"/>
+                <w:rtl/>
+                <w:lang w:bidi="ar-AE"/>
+              </w:rPr>
+            </w:pPr>
+            <w:r>
+              <w:rPr>
+                <w:rFonts w:hint="cs"/>
+                <w:color w:val="FF0000"/>
+                <w:rtl/>
+                <w:lang w:bidi="ar-AE"/>
+              </w:rPr>
+              <w:t>إنشاء كتيب معلومات عن النظام</w:t>
+            </w:r>
+          </w:p>
+        </w:tc>
+        <w:tc>
+          <w:tcPr>
+            <w:tcW w:w="2606" w:type="dxa"/>
+            <w:shd w:val="clear" w:color="auto" w:fill="auto"/>
+          </w:tcPr>
+          <w:p>
+            <w:pPr>
+              <w:bidi/>
+              <w:jc w:val="center"/>
+              <w:rPr>
+                <w:rFonts w:ascii="Arial" w:hAnsi="Arial" w:cs="Arial"/>
+                <w:color w:val="000000" w:themeColor="text1"/>
+                <w:sz w:val="28"/>
+                <w:szCs w:val="28"/>
+                <w:rtl/>
+                <w:lang w:bidi="ar-AE"/>
+              </w:rPr>
+            </w:pPr>
+          </w:p>
+        </w:tc>
+      </w:tr>
+      <w:tr>
+        <w:trPr>
+          <w:trHeight w:val="305"/>
+        </w:trPr>
+        <w:tc>
+          <w:tcPr>
+            <w:tcW w:w="1828" w:type="dxa"/>
+            <w:shd w:val="clear" w:color="auto" w:fill="auto"/>
+          </w:tcPr>
+          <w:p>
+            <w:pPr>
+              <w:bidi/>
+              <w:jc w:val="center"/>
+              <w:rPr>
+                <w:rFonts w:ascii="Arial" w:hAnsi="Arial" w:cs="Arial"/>
+                <w:color w:val="000000" w:themeColor="text1"/>
+                <w:sz w:val="28"/>
+                <w:szCs w:val="28"/>
+                <w:rtl/>
+                <w:lang w:bidi="ar-AE"/>
+              </w:rPr>
+            </w:pPr>
+            <w:r>
+              <w:rPr>
+                <w:rFonts w:ascii="Arial" w:hAnsi="Arial" w:cs="Arial" w:hint="cs"/>
+                <w:color w:val="000000" w:themeColor="text1"/>
+                <w:sz w:val="28"/>
+                <w:szCs w:val="28"/>
+                <w:rtl/>
+                <w:lang w:bidi="ar-AE"/>
+              </w:rPr>
+              <w:t>بنك المعلومات</w:t>
+            </w:r>
+          </w:p>
+        </w:tc>
+        <w:tc>
+          <w:tcPr>
+            <w:tcW w:w="9175" w:type="dxa"/>
+            <w:shd w:val="clear" w:color="auto" w:fill="auto"/>
+          </w:tcPr>
+          <w:p>
+            <w:pPr>
+              <w:bidi/>
+              <w:rPr>
+                <w:rtl/>
+                <w:lang w:bidi="ar-AE"/>
+              </w:rPr>
+            </w:pPr>
+            <w:r>
+              <w:rPr>
+                <w:rFonts w:hint="cs"/>
+                <w:rtl/>
+                <w:lang w:bidi="ar-AE"/>
+              </w:rPr>
+              <w:t>1</w:t>
+            </w:r>
+            <w:r>
+              <w:rPr>
+                <w:rFonts w:hint="cs"/>
+                <w:rtl/>
+                <w:lang w:bidi="ar-AE"/>
+              </w:rPr>
+              <w:t>. إضافة باسوورد إدارة النظام لزر بنك المعلومات</w:t>
+            </w:r>
+          </w:p>
+          <w:p>
+            <w:pPr>
+              <w:bidi/>
+              <w:rPr>
+                <w:rtl/>
+                <w:lang w:bidi="ar-AE"/>
+              </w:rPr>
+            </w:pPr>
+            <w:r>
+              <w:rPr>
+                <w:rFonts w:hint="cs"/>
+                <w:rtl/>
+                <w:lang w:bidi="ar-AE"/>
+              </w:rPr>
+              <w:t>2</w:t>
+            </w:r>
+            <w:r>
+              <w:rPr>
+                <w:rFonts w:hint="cs"/>
+                <w:rtl/>
+                <w:lang w:bidi="ar-AE"/>
+              </w:rPr>
+              <w:t xml:space="preserve">. في صفحة بنك المعلومات </w:t>
+            </w:r>
+            <w:r>
+              <w:rPr>
+                <w:rFonts w:hint="cs"/>
+                <w:rtl/>
+                <w:lang w:bidi="ar-AE"/>
+              </w:rPr>
+              <w:t>نريد إضافة عمود</w:t>
+            </w:r>
+            <w:r>
+              <w:rPr>
+                <w:rFonts w:hint="cs"/>
+                <w:rtl/>
+                <w:lang w:bidi="ar-AE"/>
+              </w:rPr>
+              <w:t xml:space="preserve"> في جدول </w:t>
+            </w:r>
+            <w:r>
+              <w:rPr>
+                <w:rFonts w:hint="cs"/>
+                <w:rtl/>
+                <w:lang w:bidi="ar-AE"/>
+              </w:rPr>
+              <w:t>(مستويات الوحدات)</w:t>
+            </w:r>
+            <w:r>
+              <w:rPr>
+                <w:rFonts w:hint="cs"/>
+                <w:rtl/>
+                <w:lang w:bidi="ar-AE"/>
+              </w:rPr>
+              <w:t xml:space="preserve"> بإسم "مدرج في التمرين"</w:t>
+            </w:r>
+            <w:r>
+              <w:rPr>
+                <w:rFonts w:hint="cs"/>
+                <w:rtl/>
+                <w:lang w:bidi="ar-AE"/>
+              </w:rPr>
+              <w:t xml:space="preserve"> يحتوي على</w:t>
+            </w:r>
+            <w:r>
+              <w:rPr>
+                <w:lang w:bidi="ar-AE"/>
+              </w:rPr>
+              <w:t xml:space="preserve"> check box </w:t>
+            </w:r>
+            <w:r>
+              <w:rPr>
+                <w:rFonts w:hint="cs"/>
+                <w:rtl/>
+                <w:lang w:bidi="ar-AE"/>
+              </w:rPr>
+              <w:t xml:space="preserve"> ووظيفة العمود هو: حين يتم اختيار الصفوف من خلال </w:t>
+            </w:r>
+            <w:r>
+              <w:rPr>
+                <w:lang w:bidi="ar-AE"/>
+              </w:rPr>
+              <w:t>check box</w:t>
+            </w:r>
+            <w:r>
+              <w:rPr>
+                <w:rFonts w:hint="cs"/>
+                <w:rtl/>
+                <w:lang w:bidi="ar-AE"/>
+              </w:rPr>
+              <w:t xml:space="preserve"> نريد محتويات الصفوف تندرج في </w:t>
+            </w:r>
+            <w:r>
+              <w:rPr>
+                <w:rFonts w:hint="cs"/>
+                <w:rtl/>
+                <w:lang w:bidi="ar-AE"/>
+              </w:rPr>
+              <w:t>ال</w:t>
+            </w:r>
+            <w:r>
+              <w:rPr>
+                <w:rFonts w:hint="cs"/>
+                <w:rtl/>
+                <w:lang w:bidi="ar-AE"/>
+              </w:rPr>
+              <w:t>صفحات</w:t>
+            </w:r>
+            <w:r>
+              <w:rPr>
+                <w:rFonts w:hint="cs"/>
+                <w:rtl/>
+                <w:lang w:bidi="ar-AE"/>
+              </w:rPr>
+              <w:t xml:space="preserve"> التالية:</w:t>
+            </w:r>
+          </w:p>
+          <w:p>
+            <w:pPr>
+              <w:bidi/>
+              <w:rPr>
+                <w:rtl/>
+                <w:lang w:bidi="ar-AE"/>
+              </w:rPr>
+            </w:pPr>
+            <w:r>
+              <w:rPr>
+                <w:rFonts w:hint="cs"/>
+                <w:rtl/>
+                <w:lang w:bidi="ar-AE"/>
+              </w:rPr>
+              <w:t>- الصفحة الرئيسية (</w:t>
+            </w:r>
+            <w:r>
+              <w:rPr>
+                <w:rFonts w:hint="cs"/>
+                <w:rtl/>
+                <w:lang w:bidi="ar-AE"/>
+              </w:rPr>
+              <w:t xml:space="preserve">قائمة المحكمين وقائمة الوحدة المتدربة </w:t>
+            </w:r>
+            <w:r>
+              <w:rPr>
+                <w:rFonts w:hint="cs"/>
+                <w:rtl/>
+                <w:lang w:bidi="ar-AE"/>
+              </w:rPr>
+              <w:t>وصفحة المجرى وربط التقييم).</w:t>
+            </w:r>
+          </w:p>
+          <w:p>
+            <w:pPr>
+              <w:bidi/>
+              <w:rPr>
+                <w:rtl/>
+                <w:lang w:bidi="ar-AE"/>
+              </w:rPr>
+            </w:pPr>
+            <w:r>
+              <w:rPr>
+                <w:rFonts w:hint="cs"/>
+                <w:rtl/>
+                <w:lang w:bidi="ar-AE"/>
+              </w:rPr>
+              <w:t xml:space="preserve">- صفحة التخطيط ( المجرى وتقييم الاجراءات </w:t>
+            </w:r>
+            <w:r>
+              <w:rPr>
+                <w:rtl/>
+                <w:lang w:bidi="ar-AE"/>
+              </w:rPr>
+              <w:t>–</w:t>
+            </w:r>
+            <w:r>
+              <w:rPr>
+                <w:rFonts w:hint="cs"/>
+                <w:rtl/>
+                <w:lang w:bidi="ar-AE"/>
+              </w:rPr>
+              <w:t xml:space="preserve"> إنشاء قائمة تقييم)</w:t>
+            </w:r>
+          </w:p>
+          <w:p>
+            <w:pPr>
+              <w:bidi/>
+              <w:rPr>
+                <w:rtl/>
+                <w:lang w:bidi="ar-AE"/>
+              </w:rPr>
+            </w:pPr>
+            <w:r>
+              <w:rPr>
+                <w:rFonts w:hint="cs"/>
+                <w:rtl/>
+                <w:lang w:bidi="ar-AE"/>
+              </w:rPr>
+              <w:t>- يتم حفظ المعلومات من خلال زر للحفظ .. بدون الضغط على زر الحفظ لا يتم حفظ المعلومات.</w:t>
+            </w:r>
+          </w:p>
+          <w:p>
+            <w:pPr>
+              <w:bidi/>
+              <w:rPr>
+                <w:rtl/>
+                <w:lang w:bidi="ar-AE"/>
+              </w:rPr>
+            </w:pPr>
+            <w:r>
+              <w:rPr>
+                <w:rFonts w:hint="cs"/>
+                <w:rtl/>
+                <w:lang w:bidi="ar-AE"/>
+              </w:rPr>
+              <w:t xml:space="preserve">- في حال إلغاء الاختيار في </w:t>
+            </w:r>
+            <w:r>
+              <w:rPr>
+                <w:lang w:bidi="ar-AE"/>
+              </w:rPr>
+              <w:t>check box</w:t>
+            </w:r>
+            <w:r>
+              <w:rPr>
+                <w:rFonts w:hint="cs"/>
+                <w:rtl/>
+                <w:lang w:bidi="ar-AE"/>
+              </w:rPr>
+              <w:t xml:space="preserve"> يعني (</w:t>
+            </w:r>
+            <w:r>
+              <w:rPr>
+                <w:lang w:bidi="ar-AE"/>
+              </w:rPr>
+              <w:t>unchecked</w:t>
+            </w:r>
+            <w:r>
+              <w:rPr>
+                <w:rFonts w:hint="cs"/>
+                <w:rtl/>
+                <w:lang w:bidi="ar-AE"/>
+              </w:rPr>
+              <w:t>) يطلب باسوورد للإلغاء.</w:t>
+            </w:r>
+          </w:p>
+        </w:tc>
+        <w:tc>
+          <w:tcPr>
+            <w:tcW w:w="2606" w:type="dxa"/>
+            <w:shd w:val="clear" w:color="auto" w:fill="auto"/>
+          </w:tcPr>
+          <w:p>
+            <w:pPr>
+              <w:bidi/>
+              <w:jc w:val="center"/>
+              <w:rPr>
+                <w:rFonts w:ascii="Arial" w:hAnsi="Arial" w:cs="Arial"/>
+                <w:color w:val="000000" w:themeColor="text1"/>
+                <w:sz w:val="28"/>
+                <w:szCs w:val="28"/>
+                <w:rtl/>
+                <w:lang w:bidi="ar-AE"/>
+              </w:rPr>
+            </w:pPr>
+          </w:p>
+        </w:tc>
+      </w:tr>
+      <w:tr>
+        <w:trPr>
+          <w:trHeight w:val="305"/>
+        </w:trPr>
+        <w:tc>
+          <w:tcPr>
+            <w:tcW w:w="1828" w:type="dxa"/>
+            <w:shd w:val="clear" w:color="auto" w:fill="auto"/>
+          </w:tcPr>
+          <w:p>
+            <w:pPr>
+              <w:bidi/>
+              <w:jc w:val="center"/>
+              <w:rPr>
+                <w:rFonts w:ascii="Arial" w:hAnsi="Arial" w:cs="Arial"/>
+                <w:color w:val="000000" w:themeColor="text1"/>
+                <w:sz w:val="28"/>
+                <w:szCs w:val="28"/>
+                <w:rtl/>
+                <w:lang w:bidi="ar-AE"/>
+              </w:rPr>
+            </w:pPr>
+            <w:r>
+              <w:rPr>
+                <w:rFonts w:ascii="Arial" w:hAnsi="Arial" w:cs="Arial" w:hint="cs"/>
+                <w:color w:val="000000" w:themeColor="text1"/>
+                <w:sz w:val="28"/>
+                <w:szCs w:val="28"/>
+                <w:rtl/>
+                <w:lang w:bidi="ar-AE"/>
+              </w:rPr>
+              <w:t>بنك المعلومات</w:t>
+            </w:r>
+          </w:p>
+        </w:tc>
+        <w:tc>
+          <w:tcPr>
+            <w:tcW w:w="9175" w:type="dxa"/>
+            <w:shd w:val="clear" w:color="auto" w:fill="auto"/>
+          </w:tcPr>
+          <w:p>
+            <w:pPr>
+              <w:bidi/>
+              <w:rPr>
+                <w:rtl/>
+                <w:lang w:bidi="ar-AE"/>
+              </w:rPr>
+            </w:pPr>
+            <w:r>
+              <w:rPr>
+                <w:rFonts w:hint="cs"/>
+                <w:rtl/>
+                <w:lang w:bidi="ar-AE"/>
+              </w:rPr>
+              <w:t>1. حذف جميع مراحل التمرين من القوائم المنسدلة في جميع الصفحات .. ما عدا بنك المعلومات.</w:t>
+            </w:r>
+          </w:p>
+          <w:p>
+            <w:pPr>
+              <w:bidi/>
+              <w:rPr>
+                <w:rtl/>
+                <w:lang w:bidi="ar-AE"/>
+              </w:rPr>
+            </w:pPr>
+            <w:r>
+              <w:rPr>
+                <w:rFonts w:hint="cs"/>
+                <w:rtl/>
+                <w:lang w:bidi="ar-AE"/>
+              </w:rPr>
+              <w:lastRenderedPageBreak/>
+              <w:t>2. في صفحة بنك المعلومات نريد إضافة عمود في جدول (مراحا التمرين) بإسم "مدرج في التمرين" يحتوي على</w:t>
+            </w:r>
+            <w:r>
+              <w:rPr>
+                <w:lang w:bidi="ar-AE"/>
+              </w:rPr>
+              <w:t xml:space="preserve"> check box </w:t>
+            </w:r>
+            <w:r>
+              <w:rPr>
+                <w:rFonts w:hint="cs"/>
+                <w:rtl/>
+                <w:lang w:bidi="ar-AE"/>
+              </w:rPr>
+              <w:t xml:space="preserve"> ووظيفة العمود هو: حين يتم اختيار الصفوف من خلال </w:t>
+            </w:r>
+            <w:r>
+              <w:rPr>
+                <w:lang w:bidi="ar-AE"/>
+              </w:rPr>
+              <w:t>check box</w:t>
+            </w:r>
+            <w:r>
+              <w:rPr>
+                <w:rFonts w:hint="cs"/>
+                <w:rtl/>
+                <w:lang w:bidi="ar-AE"/>
+              </w:rPr>
+              <w:t xml:space="preserve"> نريد محتويات الصفوف تندرج في الصفحات التالية:</w:t>
+            </w:r>
+          </w:p>
+          <w:p>
+            <w:pPr>
+              <w:bidi/>
+              <w:rPr>
+                <w:rtl/>
+                <w:lang w:bidi="ar-AE"/>
+              </w:rPr>
+            </w:pPr>
+            <w:r>
+              <w:rPr>
+                <w:rFonts w:hint="cs"/>
+                <w:rtl/>
+                <w:lang w:bidi="ar-AE"/>
+              </w:rPr>
+              <w:t>- الصفحة الرئيسية (قائمة المحكمين وقائمة الوحدة المتدربة وصفحة المجرى وربط التقييم).</w:t>
+            </w:r>
+          </w:p>
+          <w:p>
+            <w:pPr>
+              <w:bidi/>
+              <w:rPr>
+                <w:rtl/>
+                <w:lang w:bidi="ar-AE"/>
+              </w:rPr>
+            </w:pPr>
+            <w:r>
+              <w:rPr>
+                <w:rFonts w:hint="cs"/>
+                <w:rtl/>
+                <w:lang w:bidi="ar-AE"/>
+              </w:rPr>
+              <w:t xml:space="preserve">- صفحة التخطيط ( المجرى وتقييم الاجراءات </w:t>
+            </w:r>
+            <w:r>
+              <w:rPr>
+                <w:rtl/>
+                <w:lang w:bidi="ar-AE"/>
+              </w:rPr>
+              <w:t>–</w:t>
+            </w:r>
+            <w:r>
+              <w:rPr>
+                <w:rFonts w:hint="cs"/>
+                <w:rtl/>
+                <w:lang w:bidi="ar-AE"/>
+              </w:rPr>
+              <w:t xml:space="preserve"> إنشاء قائمة تقييم)</w:t>
+            </w:r>
+          </w:p>
+          <w:p>
+            <w:pPr>
+              <w:bidi/>
+              <w:rPr>
+                <w:rtl/>
+                <w:lang w:bidi="ar-AE"/>
+              </w:rPr>
+            </w:pPr>
+            <w:r>
+              <w:rPr>
+                <w:rFonts w:hint="cs"/>
+                <w:rtl/>
+                <w:lang w:bidi="ar-AE"/>
+              </w:rPr>
+              <w:t>- يتم حفظ المعلومات من خلال زر للحفظ .. بدون الضغط على زر الحفظ لا يتم حفظ المعلومات.</w:t>
+            </w:r>
+          </w:p>
+          <w:p>
+            <w:pPr>
+              <w:bidi/>
+              <w:rPr>
+                <w:rFonts w:ascii="Arial" w:hAnsi="Arial" w:cs="Arial"/>
+                <w:color w:val="000000" w:themeColor="text1"/>
+                <w:sz w:val="28"/>
+                <w:szCs w:val="28"/>
+                <w:lang w:bidi="ar-AE"/>
+              </w:rPr>
+            </w:pPr>
+            <w:r>
+              <w:rPr>
+                <w:rFonts w:hint="cs"/>
+                <w:rtl/>
+                <w:lang w:bidi="ar-AE"/>
+              </w:rPr>
+              <w:t xml:space="preserve">- في حال إلغاء الاختيار في </w:t>
+            </w:r>
+            <w:r>
+              <w:rPr>
+                <w:lang w:bidi="ar-AE"/>
+              </w:rPr>
+              <w:t>check box</w:t>
+            </w:r>
+            <w:r>
+              <w:rPr>
+                <w:rFonts w:hint="cs"/>
+                <w:rtl/>
+                <w:lang w:bidi="ar-AE"/>
+              </w:rPr>
+              <w:t xml:space="preserve"> يعني (</w:t>
+            </w:r>
+            <w:r>
+              <w:rPr>
+                <w:lang w:bidi="ar-AE"/>
+              </w:rPr>
+              <w:t>unchecked</w:t>
+            </w:r>
+            <w:r>
+              <w:rPr>
+                <w:rFonts w:hint="cs"/>
+                <w:rtl/>
+                <w:lang w:bidi="ar-AE"/>
+              </w:rPr>
+              <w:t>) يطلب باسوورد للإلغاء</w:t>
+            </w:r>
+          </w:p>
+        </w:tc>
+        <w:tc>
+          <w:tcPr>
+            <w:tcW w:w="2606" w:type="dxa"/>
+            <w:shd w:val="clear" w:color="auto" w:fill="auto"/>
+          </w:tcPr>
+          <w:p>
+            <w:pPr>
+              <w:bidi/>
+              <w:jc w:val="center"/>
+              <w:rPr>
+                <w:rFonts w:ascii="Arial" w:hAnsi="Arial" w:cs="Arial"/>
+                <w:color w:val="000000" w:themeColor="text1"/>
+                <w:sz w:val="28"/>
+                <w:szCs w:val="28"/>
+                <w:rtl/>
+                <w:lang w:bidi="ar-AE"/>
+              </w:rPr>
+            </w:pPr>
+          </w:p>
+        </w:tc>
+      </w:tr>
+      <w:tr>
+        <w:trPr>
+          <w:trHeight w:val="305"/>
+        </w:trPr>
+        <w:tc>
+          <w:tcPr>
+            <w:tcW w:w="1828" w:type="dxa"/>
+            <w:shd w:val="clear" w:color="auto" w:fill="auto"/>
+          </w:tcPr>
+          <w:p>
+            <w:pPr>
+              <w:bidi/>
+              <w:jc w:val="center"/>
+              <w:rPr>
+                <w:rFonts w:ascii="Arial" w:hAnsi="Arial" w:cs="Arial"/>
+                <w:sz w:val="28"/>
+                <w:szCs w:val="28"/>
+                <w:rtl/>
+                <w:lang w:bidi="ar-AE"/>
+              </w:rPr>
+            </w:pPr>
+            <w:r>
+              <w:rPr>
+                <w:rFonts w:hint="cs"/>
+                <w:sz w:val="24"/>
+                <w:szCs w:val="24"/>
+                <w:rtl/>
+                <w:lang w:bidi="ar-AE"/>
+              </w:rPr>
+              <w:t xml:space="preserve">المحكمين / </w:t>
+            </w:r>
+            <w:r>
+              <w:rPr>
+                <w:rFonts w:hint="cs"/>
+                <w:sz w:val="24"/>
+                <w:szCs w:val="24"/>
+                <w:rtl/>
+                <w:lang w:bidi="ar-AE"/>
+              </w:rPr>
+              <w:t xml:space="preserve">محكم لمستخدم فردي </w:t>
+            </w:r>
+            <w:r>
+              <w:rPr>
+                <w:rFonts w:hint="cs"/>
+                <w:sz w:val="24"/>
+                <w:szCs w:val="24"/>
+                <w:rtl/>
+                <w:lang w:bidi="ar-AE"/>
+              </w:rPr>
+              <w:t>مجرى الاحداث والمعاضل</w:t>
+            </w:r>
+          </w:p>
+        </w:tc>
+        <w:tc>
+          <w:tcPr>
+            <w:tcW w:w="9175" w:type="dxa"/>
+            <w:shd w:val="clear" w:color="auto" w:fill="auto"/>
+          </w:tcPr>
+          <w:p>
+            <w:pPr>
+              <w:bidi/>
+              <w:rPr>
+                <w:rtl/>
+                <w:lang w:bidi="ar-AE"/>
+              </w:rPr>
+            </w:pPr>
+            <w:r>
+              <w:rPr>
+                <w:rFonts w:hint="cs"/>
+                <w:rtl/>
+                <w:lang w:bidi="ar-AE"/>
+              </w:rPr>
+              <w:t>في صفة المحكم لمستخدم فردي وأثناء قيام المحكم بتعبأة قائمة التقييم (المجرى وتقييم الاجراءات) وبعد الضغط على زر الحفظ والعودة للصفحة السابقة (قوائم تقييم الاجراءات) يقوم النظام بالقفز إلى صفحة مجرى الأحداث .. نريد من النظام بعد الضغط على زر إغلاق وعدودة أن يعود إلى صفحة قوائم التقييم وليس صفحة مجرى الأحداث.</w:t>
+            </w:r>
+          </w:p>
+        </w:tc>
+        <w:tc>
+          <w:tcPr>
+            <w:tcW w:w="2606" w:type="dxa"/>
+            <w:shd w:val="clear" w:color="auto" w:fill="auto"/>
+          </w:tcPr>
+          <w:p>
+            <w:pPr>
+              <w:bidi/>
+              <w:jc w:val="center"/>
+              <w:rPr>
+                <w:rFonts w:ascii="Arial" w:hAnsi="Arial" w:cs="Arial"/>
+                <w:color w:val="000000" w:themeColor="text1"/>
+                <w:sz w:val="28"/>
+                <w:szCs w:val="28"/>
+                <w:rtl/>
+                <w:lang w:bidi="ar-AE"/>
+              </w:rPr>
+            </w:pPr>
+          </w:p>
+        </w:tc>
+      </w:tr>
+      <w:tr>
+        <w:trPr>
+          <w:trHeight w:val="305"/>
+        </w:trPr>
+        <w:tc>
+          <w:tcPr>
+            <w:tcW w:w="1828" w:type="dxa"/>
+            <w:shd w:val="clear" w:color="auto" w:fill="auto"/>
+          </w:tcPr>
+          <w:p>
+            <w:pPr>
+              <w:bidi/>
+              <w:jc w:val="center"/>
+              <w:rPr>
+                <w:sz w:val="24"/>
+                <w:szCs w:val="24"/>
+                <w:rtl/>
+                <w:lang w:bidi="ar-AE"/>
+              </w:rPr>
+            </w:pPr>
+            <w:r>
+              <w:rPr>
+                <w:rFonts w:hint="cs"/>
+                <w:sz w:val="24"/>
+                <w:szCs w:val="24"/>
+                <w:rtl/>
+                <w:lang w:bidi="ar-AE"/>
+              </w:rPr>
+              <w:t>السيطرة / تقرير شامل لأداء التمرين</w:t>
+            </w:r>
+          </w:p>
+        </w:tc>
+        <w:tc>
+          <w:tcPr>
+            <w:tcW w:w="9175" w:type="dxa"/>
+            <w:shd w:val="clear" w:color="auto" w:fill="auto"/>
+          </w:tcPr>
+          <w:p>
+            <w:pPr>
+              <w:bidi/>
+              <w:rPr>
+                <w:sz w:val="24"/>
+                <w:szCs w:val="24"/>
+                <w:rtl/>
+                <w:lang w:bidi="ar-AE"/>
+              </w:rPr>
+            </w:pPr>
+            <w:r>
+              <w:rPr>
+                <w:rFonts w:hint="cs"/>
+                <w:rtl/>
+                <w:lang w:bidi="ar-AE"/>
+              </w:rPr>
+              <w:t xml:space="preserve">1. </w:t>
+            </w:r>
+            <w:r>
+              <w:rPr>
+                <w:rFonts w:hint="cs"/>
+                <w:rtl/>
+                <w:lang w:bidi="ar-AE"/>
+              </w:rPr>
+              <w:t>في صفحة السيطرة /</w:t>
+            </w:r>
+            <w:r>
+              <w:rPr>
+                <w:rFonts w:hint="cs"/>
+                <w:sz w:val="24"/>
+                <w:szCs w:val="24"/>
+                <w:rtl/>
+                <w:lang w:bidi="ar-AE"/>
+              </w:rPr>
+              <w:t xml:space="preserve"> تقرير شامل لأداء التمرين النت</w:t>
+            </w:r>
+            <w:r>
+              <w:rPr>
+                <w:rFonts w:hint="cs"/>
+                <w:sz w:val="24"/>
+                <w:szCs w:val="24"/>
+                <w:rtl/>
+                <w:lang w:bidi="ar-AE"/>
+              </w:rPr>
+              <w:t>ا</w:t>
+            </w:r>
+            <w:r>
+              <w:rPr>
+                <w:rFonts w:hint="cs"/>
+                <w:sz w:val="24"/>
+                <w:szCs w:val="24"/>
+                <w:rtl/>
+                <w:lang w:bidi="ar-AE"/>
+              </w:rPr>
+              <w:t xml:space="preserve">ئج المدخلة في صفحة الرسم البياني (أداءا الوحدات التفصيلي حسب </w:t>
+            </w:r>
+            <w:r>
+              <w:rPr>
+                <w:rFonts w:hint="cs"/>
+                <w:sz w:val="24"/>
+                <w:szCs w:val="24"/>
+                <w:rtl/>
+                <w:lang w:bidi="ar-AE"/>
+              </w:rPr>
+              <w:t xml:space="preserve">قوائم التقييم (مراحل التمرين) </w:t>
+            </w:r>
+            <w:r>
+              <w:rPr>
+                <w:sz w:val="24"/>
+                <w:szCs w:val="24"/>
+                <w:rtl/>
+                <w:lang w:bidi="ar-AE"/>
+              </w:rPr>
+              <w:t>–</w:t>
+            </w:r>
+            <w:r>
+              <w:rPr>
+                <w:rFonts w:hint="cs"/>
+                <w:sz w:val="24"/>
+                <w:szCs w:val="24"/>
+                <w:rtl/>
+                <w:lang w:bidi="ar-AE"/>
+              </w:rPr>
+              <w:t xml:space="preserve"> أداء المجموعات </w:t>
+            </w:r>
+            <w:r>
+              <w:rPr>
+                <w:rFonts w:hint="cs"/>
+                <w:sz w:val="24"/>
+                <w:szCs w:val="24"/>
+                <w:rtl/>
+                <w:lang w:bidi="ar-AE"/>
+              </w:rPr>
+              <w:t xml:space="preserve">(متوسط النسبة العامة)) تأتي من قوائم التقييم المخصصة للمحكم حسب المراحل ومستوى الوحدة. </w:t>
+            </w:r>
+          </w:p>
+          <w:p>
+            <w:pPr>
+              <w:bidi/>
+              <w:rPr>
+                <w:sz w:val="24"/>
+                <w:szCs w:val="24"/>
+                <w:rtl/>
+                <w:lang w:bidi="ar-AE"/>
+              </w:rPr>
+            </w:pPr>
+            <w:r>
+              <w:rPr>
+                <w:rFonts w:hint="cs"/>
+                <w:sz w:val="24"/>
+                <w:szCs w:val="24"/>
+                <w:rtl/>
+                <w:lang w:bidi="ar-AE"/>
+              </w:rPr>
+              <w:t xml:space="preserve">2. نريد أضافة تعديل في </w:t>
+            </w:r>
+            <w:r>
+              <w:rPr>
+                <w:rFonts w:hint="cs"/>
+                <w:rtl/>
+                <w:lang w:bidi="ar-AE"/>
+              </w:rPr>
+              <w:t>صفحة السيطرة /</w:t>
+            </w:r>
+            <w:r>
+              <w:rPr>
+                <w:rFonts w:hint="cs"/>
+                <w:sz w:val="24"/>
+                <w:szCs w:val="24"/>
+                <w:rtl/>
+                <w:lang w:bidi="ar-AE"/>
+              </w:rPr>
+              <w:t xml:space="preserve"> تقرير شامل لأداء التمرين النتائج المدخلة في صفحة الرسم البياني (أداءا الوحدات التفصيلي حسب قوائم التقييم (مراحل التمرين) </w:t>
+            </w:r>
+            <w:r>
+              <w:rPr>
+                <w:sz w:val="24"/>
+                <w:szCs w:val="24"/>
+                <w:rtl/>
+                <w:lang w:bidi="ar-AE"/>
+              </w:rPr>
+              <w:t>–</w:t>
+            </w:r>
+            <w:r>
+              <w:rPr>
+                <w:rFonts w:hint="cs"/>
+                <w:sz w:val="24"/>
+                <w:szCs w:val="24"/>
+                <w:rtl/>
+                <w:lang w:bidi="ar-AE"/>
+              </w:rPr>
+              <w:t xml:space="preserve"> أداء المجموعات (متوسط النسبة العامة)) حيث نريد أن تأتي وتدرج المعلومات والنتائج في هذه الصفحات من قوائم التقييم المخصصة للمحكم حسب المراحل ومستوى الوحدة ومن المجرى وتقييم الإجراءات / قوائم تقييم الإجراءات / قائمة التقييم .. بمعنى آخر نريد إبراز النتائج</w:t>
+            </w:r>
+            <w:r>
+              <w:rPr>
+                <w:rFonts w:hint="cs"/>
+                <w:sz w:val="24"/>
+                <w:szCs w:val="24"/>
+                <w:rtl/>
+                <w:lang w:bidi="ar-AE"/>
+              </w:rPr>
+              <w:t xml:space="preserve"> من قوائم التقييم المخصصة للمحكم والنتائج من المجرى وتقييم الإجراءات / قوائم تقييم الإجراءات / قائمة التقييم</w:t>
+            </w:r>
+            <w:r>
+              <w:rPr>
+                <w:rFonts w:hint="cs"/>
+                <w:sz w:val="24"/>
+                <w:szCs w:val="24"/>
+                <w:rtl/>
+                <w:lang w:bidi="ar-AE"/>
+              </w:rPr>
+              <w:t xml:space="preserve"> في صفحات الرسم البياني </w:t>
+            </w:r>
+            <w:r>
+              <w:rPr>
+                <w:rFonts w:hint="cs"/>
+                <w:sz w:val="24"/>
+                <w:szCs w:val="24"/>
+                <w:rtl/>
+                <w:lang w:bidi="ar-AE"/>
+              </w:rPr>
+              <w:t>في نفس الخانات ولكن تمييزها بشكل آخر</w:t>
+            </w:r>
+            <w:r>
+              <w:rPr>
+                <w:rFonts w:hint="cs"/>
+                <w:sz w:val="24"/>
+                <w:szCs w:val="24"/>
+                <w:rtl/>
+                <w:lang w:bidi="ar-AE"/>
+              </w:rPr>
+              <w:t xml:space="preserve">.. </w:t>
+            </w:r>
+          </w:p>
+          <w:p>
+            <w:pPr>
+              <w:bidi/>
+              <w:rPr>
+                <w:sz w:val="24"/>
+                <w:szCs w:val="24"/>
+                <w:rtl/>
+                <w:lang w:bidi="ar-AE"/>
+              </w:rPr>
+            </w:pPr>
+            <w:r>
+              <w:rPr>
+                <w:rFonts w:hint="cs"/>
+                <w:rtl/>
+                <w:lang w:bidi="ar-AE"/>
+              </w:rPr>
+              <w:t>3. طريقة عرض النتائج لقوا</w:t>
+            </w:r>
+            <w:r>
+              <w:rPr>
+                <w:rFonts w:hint="cs"/>
+                <w:sz w:val="24"/>
+                <w:szCs w:val="24"/>
+                <w:rtl/>
+                <w:lang w:bidi="ar-AE"/>
+              </w:rPr>
+              <w:t>ئم التقييم المخصصة للمحكم لا تغيير عليه (دائرة).</w:t>
+            </w:r>
+          </w:p>
+          <w:p>
+            <w:pPr>
+              <w:bidi/>
+              <w:rPr>
+                <w:sz w:val="24"/>
+                <w:szCs w:val="24"/>
+                <w:rtl/>
+                <w:lang w:bidi="ar-AE"/>
+              </w:rPr>
+            </w:pPr>
+            <w:r>
+              <w:rPr>
+                <w:rFonts w:hint="cs"/>
+                <w:sz w:val="24"/>
+                <w:szCs w:val="24"/>
+                <w:rtl/>
+                <w:lang w:bidi="ar-AE"/>
+              </w:rPr>
+              <w:t xml:space="preserve">4. </w:t>
+            </w:r>
+            <w:r>
+              <w:rPr>
+                <w:rFonts w:hint="cs"/>
+                <w:sz w:val="24"/>
+                <w:szCs w:val="24"/>
+                <w:rtl/>
+                <w:lang w:bidi="ar-AE"/>
+              </w:rPr>
+              <w:t xml:space="preserve">نريد تغيير </w:t>
+            </w:r>
+            <w:r>
+              <w:rPr>
+                <w:rFonts w:hint="cs"/>
+                <w:rtl/>
+                <w:lang w:bidi="ar-AE"/>
+              </w:rPr>
+              <w:t xml:space="preserve">طريقة عرض نتائج </w:t>
+            </w:r>
+            <w:r>
+              <w:rPr>
+                <w:rFonts w:hint="cs"/>
+                <w:sz w:val="24"/>
+                <w:szCs w:val="24"/>
+                <w:rtl/>
+                <w:lang w:bidi="ar-AE"/>
+              </w:rPr>
+              <w:t>المجرى وتقييم الإجراءات / قوائم تقييم الإجراءات / قائمة التقييم</w:t>
+            </w:r>
+            <w:r>
+              <w:rPr>
+                <w:rFonts w:hint="cs"/>
+                <w:sz w:val="24"/>
+                <w:szCs w:val="24"/>
+                <w:rtl/>
+                <w:lang w:bidi="ar-AE"/>
+              </w:rPr>
+              <w:t xml:space="preserve"> وتمييزه بشكل آخر </w:t>
+            </w:r>
+            <w:r>
+              <w:rPr>
+                <w:rFonts w:hint="cs"/>
+                <w:sz w:val="24"/>
+                <w:szCs w:val="24"/>
+                <w:rtl/>
+                <w:lang w:bidi="ar-AE"/>
+              </w:rPr>
+              <w:t xml:space="preserve"> </w:t>
+            </w:r>
+            <w:r>
+              <w:rPr>
+                <w:rFonts w:hint="cs"/>
+                <w:sz w:val="24"/>
+                <w:szCs w:val="24"/>
+                <w:rtl/>
+                <w:lang w:bidi="ar-AE"/>
+              </w:rPr>
+              <w:t xml:space="preserve">لتكون </w:t>
+            </w:r>
+            <w:r>
+              <w:rPr>
+                <w:rFonts w:hint="cs"/>
+                <w:sz w:val="24"/>
+                <w:szCs w:val="24"/>
+                <w:rtl/>
+                <w:lang w:bidi="ar-AE"/>
+              </w:rPr>
+              <w:t>(دائرة)</w:t>
+            </w:r>
+            <w:r>
+              <w:rPr>
+                <w:rFonts w:hint="cs"/>
+                <w:sz w:val="24"/>
+                <w:szCs w:val="24"/>
+                <w:rtl/>
+                <w:lang w:bidi="ar-AE"/>
+              </w:rPr>
+              <w:t xml:space="preserve"> وفوقها على (^)</w:t>
+            </w:r>
+          </w:p>
+          <w:p>
+            <w:pPr>
+              <w:bidi/>
+              <w:rPr>
+                <w:rtl/>
+                <w:lang w:bidi="ar-AE"/>
+              </w:rPr>
+            </w:pPr>
+          </w:p>
+        </w:tc>
+        <w:tc>
+          <w:tcPr>
+            <w:tcW w:w="2606" w:type="dxa"/>
+            <w:shd w:val="clear" w:color="auto" w:fill="auto"/>
+          </w:tcPr>
+          <w:p>
+            <w:pPr>
+              <w:bidi/>
+              <w:jc w:val="center"/>
+              <w:rPr>
+                <w:rFonts w:ascii="Arial" w:hAnsi="Arial" w:cs="Arial"/>
+                <w:color w:val="000000" w:themeColor="text1"/>
+                <w:sz w:val="28"/>
+                <w:szCs w:val="28"/>
+                <w:rtl/>
+                <w:lang w:bidi="ar-AE"/>
+              </w:rPr>
+            </w:pPr>
+          </w:p>
+        </w:tc>
+      </w:tr>
+      <w:tr>
+        <w:trPr>
+          <w:trHeight w:val="305"/>
+        </w:trPr>
+        <w:tc>
+          <w:tcPr>
+            <w:tcW w:w="1828" w:type="dxa"/>
+            <w:shd w:val="clear" w:color="auto" w:fill="auto"/>
+          </w:tcPr>
+          <w:p>
+            <w:pPr>
+              <w:bidi/>
+              <w:jc w:val="center"/>
+              <w:rPr>
+                <w:sz w:val="24"/>
+                <w:szCs w:val="24"/>
+                <w:rtl/>
+                <w:lang w:bidi="ar-AE"/>
+              </w:rPr>
+            </w:pPr>
+            <w:r>
+              <w:rPr>
+                <w:rFonts w:cs="Arial"/>
+                <w:sz w:val="24"/>
+                <w:szCs w:val="24"/>
+                <w:rtl/>
+                <w:lang w:bidi="ar-AE"/>
+              </w:rPr>
+              <w:t>إدارة تقييمات الوحدات</w:t>
+            </w:r>
+          </w:p>
+        </w:tc>
+        <w:tc>
+          <w:tcPr>
+            <w:tcW w:w="9175" w:type="dxa"/>
+            <w:shd w:val="clear" w:color="auto" w:fill="auto"/>
+          </w:tcPr>
+          <w:p>
+            <w:pPr>
+              <w:bidi/>
+              <w:rPr>
+                <w:rtl/>
+                <w:lang w:bidi="ar-AE"/>
+              </w:rPr>
+            </w:pPr>
+            <w:r>
+              <w:rPr>
+                <w:rFonts w:hint="cs"/>
+                <w:rtl/>
+                <w:lang w:bidi="ar-AE"/>
+              </w:rPr>
+              <w:t xml:space="preserve">في صفحة </w:t>
+            </w:r>
+            <w:r>
+              <w:rPr>
+                <w:rFonts w:cs="Arial"/>
+                <w:rtl/>
+                <w:lang w:bidi="ar-AE"/>
+              </w:rPr>
+              <w:t>إدارة تقييمات الوحدات</w:t>
+            </w:r>
+            <w:r>
+              <w:rPr>
+                <w:rFonts w:cs="Arial" w:hint="cs"/>
+                <w:rtl/>
+                <w:lang w:bidi="ar-AE"/>
+              </w:rPr>
+              <w:t xml:space="preserve"> نريد إدراج نتائج </w:t>
+            </w:r>
+            <w:r>
+              <w:rPr>
+                <w:rFonts w:hint="cs"/>
+                <w:sz w:val="24"/>
+                <w:szCs w:val="24"/>
+                <w:rtl/>
+                <w:lang w:bidi="ar-AE"/>
+              </w:rPr>
+              <w:t>المجرى وتقييم الإجراءات / قوائم تقييم الإجراءات / قائمة التقييم مع إضافة عمود يميز بين قوائم التقييم المخصصة للمحكم و المجرى وتقييم الإجراءات / قوائم تقييم الإجراءات / قائمة التقييم</w:t>
+            </w:r>
+          </w:p>
+        </w:tc>
+        <w:tc>
+          <w:tcPr>
+            <w:tcW w:w="2606" w:type="dxa"/>
+            <w:shd w:val="clear" w:color="auto" w:fill="auto"/>
+          </w:tcPr>
+          <w:p>
+            <w:pPr>
+              <w:bidi/>
+              <w:jc w:val="center"/>
+              <w:rPr>
+                <w:rFonts w:ascii="Arial" w:hAnsi="Arial" w:cs="Arial"/>
+                <w:color w:val="000000" w:themeColor="text1"/>
+                <w:sz w:val="28"/>
+                <w:szCs w:val="28"/>
+                <w:lang w:bidi="ar-AE"/>
+              </w:rPr>
+            </w:pPr>
+          </w:p>
+        </w:tc>
+      </w:tr>
+      <w:tr>
+        <w:trPr>
+          <w:trHeight w:val="305"/>
+        </w:trPr>
+        <w:tc>
+          <w:tcPr>
+            <w:tcW w:w="1828" w:type="dxa"/>
+            <w:shd w:val="clear" w:color="auto" w:fill="auto"/>
+          </w:tcPr>
+          <w:p>
+            <w:pPr>
+              <w:bidi/>
+              <w:jc w:val="center"/>
+              <w:rPr>
+                <w:rFonts w:cs="Arial"/>
+                <w:sz w:val="24"/>
+                <w:szCs w:val="24"/>
+                <w:rtl/>
+                <w:lang w:bidi="ar-AE"/>
+              </w:rPr>
+            </w:pPr>
+            <w:r>
+              <w:rPr>
+                <w:rFonts w:cs="Arial" w:hint="cs"/>
+                <w:sz w:val="24"/>
+                <w:szCs w:val="24"/>
+                <w:rtl/>
+                <w:lang w:bidi="ar-AE"/>
+              </w:rPr>
+              <w:t>جميع الصفحات</w:t>
+            </w:r>
+          </w:p>
+        </w:tc>
+        <w:tc>
+          <w:tcPr>
+            <w:tcW w:w="9175" w:type="dxa"/>
+            <w:shd w:val="clear" w:color="auto" w:fill="auto"/>
+          </w:tcPr>
+          <w:p>
+            <w:pPr>
+              <w:bidi/>
+              <w:rPr>
+                <w:rtl/>
+                <w:lang w:bidi="ar-AE"/>
+              </w:rPr>
+            </w:pPr>
+            <w:r>
+              <w:rPr>
+                <w:rFonts w:hint="cs"/>
+                <w:rtl/>
+                <w:lang w:bidi="ar-AE"/>
+              </w:rPr>
+              <w:t xml:space="preserve">1. في جميع الصفحات الفرعية نريد تقليل المسافات في الترويسة العلوية (الفرعية) في موقع العناوين </w:t>
+            </w:r>
+            <w:r>
+              <w:rPr>
+                <w:rFonts w:hint="cs"/>
+                <w:rtl/>
+                <w:lang w:bidi="ar-AE"/>
+              </w:rPr>
+              <w:t xml:space="preserve">بين </w:t>
+            </w:r>
+            <w:r>
+              <w:rPr>
+                <w:rFonts w:hint="cs"/>
+                <w:rtl/>
+                <w:lang w:bidi="ar-AE"/>
+              </w:rPr>
+              <w:t>الخط</w:t>
+            </w:r>
+            <w:r>
+              <w:rPr>
+                <w:rFonts w:hint="cs"/>
+                <w:rtl/>
+                <w:lang w:bidi="ar-AE"/>
+              </w:rPr>
+              <w:t>ين</w:t>
+            </w:r>
+            <w:r>
+              <w:rPr>
+                <w:rFonts w:hint="cs"/>
+                <w:rtl/>
+                <w:lang w:bidi="ar-AE"/>
+              </w:rPr>
+              <w:t xml:space="preserve"> الفاصل</w:t>
+            </w:r>
+            <w:r>
+              <w:rPr>
+                <w:rFonts w:hint="cs"/>
+                <w:rtl/>
+                <w:lang w:bidi="ar-AE"/>
+              </w:rPr>
+              <w:t>ين.</w:t>
+            </w:r>
+          </w:p>
+          <w:p>
+            <w:pPr>
+              <w:bidi/>
+              <w:rPr>
+                <w:rtl/>
+                <w:lang w:bidi="ar-AE"/>
+              </w:rPr>
+            </w:pPr>
+            <w:r>
+              <w:rPr>
+                <w:rFonts w:hint="cs"/>
+                <w:rtl/>
+                <w:lang w:bidi="ar-AE"/>
+              </w:rPr>
+              <w:t xml:space="preserve">2. تغيير مواقع جميع الأزرار في الترويسة الفرعية لتكون </w:t>
+            </w:r>
+            <w:r>
+              <w:rPr>
+                <w:rFonts w:hint="cs"/>
+                <w:rtl/>
+                <w:lang w:bidi="ar-AE"/>
+              </w:rPr>
+              <w:t>أسفل</w:t>
+            </w:r>
+            <w:r>
+              <w:rPr>
+                <w:rFonts w:hint="cs"/>
+                <w:rtl/>
+                <w:lang w:bidi="ar-AE"/>
+              </w:rPr>
+              <w:t xml:space="preserve"> العنوان مع تصغير حجم الازرار قليلا</w:t>
+            </w:r>
+            <w:r>
+              <w:rPr>
+                <w:rFonts w:hint="cs"/>
+                <w:rtl/>
+                <w:lang w:bidi="ar-AE"/>
+              </w:rPr>
+              <w:t>.</w:t>
+            </w:r>
+          </w:p>
+          <w:p>
+            <w:pPr>
+              <w:bidi/>
+              <w:rPr>
+                <w:rFonts w:hint="cs"/>
+                <w:rtl/>
+                <w:lang w:bidi="ar-AE"/>
+              </w:rPr>
+            </w:pPr>
+            <w:r>
+              <w:rPr>
+                <w:rFonts w:hint="cs"/>
+                <w:rtl/>
+                <w:lang w:bidi="ar-AE"/>
+              </w:rPr>
+              <w:t xml:space="preserve">3. </w:t>
+            </w:r>
+            <w:r>
+              <w:rPr>
+                <w:rFonts w:hint="cs"/>
+                <w:rtl/>
+                <w:lang w:bidi="ar-AE"/>
+              </w:rPr>
+              <w:t>في جميع الصفحات الفرعية في الترويسة العلوية (الفرعية) في موقع العناوين بين الخطين الفاصلين</w:t>
+            </w:r>
+            <w:r>
+              <w:rPr>
+                <w:rFonts w:hint="cs"/>
+                <w:rtl/>
+                <w:lang w:bidi="ar-AE"/>
+              </w:rPr>
+              <w:t xml:space="preserve"> نريد تغيير جميع الأزرار من وضعها الحالي سواءا كانت (عودة ، عودة إلى الصفحة الرئيسية أوعودة إلى مساحة ....) لتكون زر (إغلاق) فقط وذلك يعني بأنه عند الضغط على زر (إغلاق) نريد الصفحة تغلق ونعود إلى الوراء </w:t>
+            </w:r>
+            <w:r>
+              <w:rPr>
+                <w:rtl/>
+                <w:lang w:bidi="ar-AE"/>
+              </w:rPr>
+              <w:t>–</w:t>
+            </w:r>
+            <w:r>
+              <w:rPr>
+                <w:rFonts w:hint="cs"/>
+                <w:rtl/>
+                <w:lang w:bidi="ar-AE"/>
+              </w:rPr>
+              <w:t xml:space="preserve"> إلى الصفحة التي فتحت هذه الصفحة مباشرة وتغيير موقع الأزرار إلى اليسار لتكون على نفس السطر مع العنوان ونحافظ على تقليل المسافات في الترويسة الفرعية وأيضا نريد توحيد ألوان الأزرار إلى اللون البني (اللون الدارج في النظام).</w:t>
+            </w:r>
+            <w:r>
+              <w:rPr>
+                <w:rFonts w:hint="cs"/>
+                <w:rtl/>
+                <w:lang w:bidi="ar-AE"/>
+              </w:rPr>
+              <w:t>.</w:t>
+            </w:r>
+          </w:p>
+        </w:tc>
+        <w:tc>
+          <w:tcPr>
+            <w:tcW w:w="2606" w:type="dxa"/>
+            <w:shd w:val="clear" w:color="auto" w:fill="auto"/>
+          </w:tcPr>
+          <w:p>
+            <w:pPr>
+              <w:bidi/>
+              <w:jc w:val="center"/>
+              <w:rPr>
+                <w:rFonts w:ascii="Arial" w:hAnsi="Arial" w:cs="Arial"/>
+                <w:color w:val="000000" w:themeColor="text1"/>
+                <w:sz w:val="28"/>
+                <w:szCs w:val="28"/>
+                <w:lang w:bidi="ar-AE"/>
+              </w:rPr>
+            </w:pPr>
+          </w:p>
+        </w:tc>
+      </w:tr>
+      <w:tr>
+        <w:trPr>
+          <w:trHeight w:val="305"/>
+        </w:trPr>
+        <w:tc>
+          <w:tcPr>
+            <w:tcW w:w="1828" w:type="dxa"/>
+            <w:shd w:val="clear" w:color="auto" w:fill="auto"/>
+          </w:tcPr>
+          <w:p>
+            <w:pPr>
+              <w:bidi/>
+              <w:jc w:val="center"/>
+              <w:rPr>
+                <w:rFonts w:cs="Arial" w:hint="cs"/>
+                <w:sz w:val="24"/>
+                <w:szCs w:val="24"/>
+                <w:rtl/>
+                <w:lang w:bidi="ar-AE"/>
+              </w:rPr>
+            </w:pPr>
+            <w:r>
+              <w:rPr>
+                <w:rFonts w:cs="Arial" w:hint="cs"/>
+                <w:sz w:val="24"/>
+                <w:szCs w:val="24"/>
+                <w:rtl/>
+                <w:lang w:bidi="ar-AE"/>
+              </w:rPr>
+              <w:lastRenderedPageBreak/>
+              <w:t xml:space="preserve">التوثيق المرئي في صفحات (السيطرة </w:t>
+            </w:r>
+            <w:r>
+              <w:rPr>
+                <w:rFonts w:cs="Arial"/>
+                <w:sz w:val="24"/>
+                <w:szCs w:val="24"/>
+                <w:rtl/>
+                <w:lang w:bidi="ar-AE"/>
+              </w:rPr>
+              <w:t>–</w:t>
+            </w:r>
+            <w:r>
+              <w:rPr>
+                <w:rFonts w:cs="Arial" w:hint="cs"/>
+                <w:sz w:val="24"/>
+                <w:szCs w:val="24"/>
+                <w:rtl/>
+                <w:lang w:bidi="ar-AE"/>
+              </w:rPr>
+              <w:t xml:space="preserve"> المحكمين </w:t>
+            </w:r>
+            <w:r>
+              <w:rPr>
+                <w:rFonts w:cs="Arial"/>
+                <w:sz w:val="24"/>
+                <w:szCs w:val="24"/>
+                <w:rtl/>
+                <w:lang w:bidi="ar-AE"/>
+              </w:rPr>
+              <w:t>–</w:t>
+            </w:r>
+            <w:r>
+              <w:rPr>
+                <w:rFonts w:cs="Arial" w:hint="cs"/>
+                <w:sz w:val="24"/>
+                <w:szCs w:val="24"/>
+                <w:rtl/>
+                <w:lang w:bidi="ar-AE"/>
+              </w:rPr>
+              <w:t xml:space="preserve"> المحللين)</w:t>
+            </w:r>
+          </w:p>
+        </w:tc>
+        <w:tc>
+          <w:tcPr>
+            <w:tcW w:w="9175" w:type="dxa"/>
+            <w:shd w:val="clear" w:color="auto" w:fill="auto"/>
+          </w:tcPr>
+          <w:p>
+            <w:pPr>
+              <w:bidi/>
+              <w:rPr>
+                <w:rFonts w:hint="cs"/>
+                <w:rtl/>
+                <w:lang w:bidi="ar-AE"/>
+              </w:rPr>
+            </w:pPr>
+            <w:r>
+              <w:rPr>
+                <w:rFonts w:hint="cs"/>
+                <w:rtl/>
+                <w:lang w:bidi="ar-AE"/>
+              </w:rPr>
+              <w:t>1. تغيير طريقة عرض</w:t>
+            </w:r>
+          </w:p>
+        </w:tc>
+        <w:tc>
+          <w:tcPr>
+            <w:tcW w:w="2606" w:type="dxa"/>
+            <w:shd w:val="clear" w:color="auto" w:fill="auto"/>
+          </w:tcPr>
+          <w:p>
+            <w:pPr>
+              <w:bidi/>
+              <w:jc w:val="center"/>
+              <w:rPr>
+                <w:rFonts w:ascii="Arial" w:hAnsi="Arial" w:cs="Arial"/>
+                <w:color w:val="000000" w:themeColor="text1"/>
+                <w:sz w:val="28"/>
+                <w:szCs w:val="28"/>
+                <w:lang w:bidi="ar-AE"/>
+              </w:rPr>
+            </w:pPr>
+          </w:p>
+        </w:tc>
+      </w:tr>
+      <w:tr>
+        <w:trPr>
+          <w:trHeight w:val="305"/>
+        </w:trPr>
+        <w:tc>
+          <w:tcPr>
+            <w:tcW w:w="1828" w:type="dxa"/>
+            <w:shd w:val="clear" w:color="auto" w:fill="auto"/>
+          </w:tcPr>
+          <w:p>
+            <w:pPr>
+              <w:bidi/>
+              <w:jc w:val="center"/>
+              <w:rPr>
+                <w:rFonts w:cs="Arial" w:hint="cs"/>
+                <w:sz w:val="24"/>
+                <w:szCs w:val="24"/>
+                <w:rtl/>
+                <w:lang w:bidi="ar-AE"/>
+              </w:rPr>
+            </w:pPr>
+          </w:p>
+        </w:tc>
+        <w:tc>
+          <w:tcPr>
+            <w:tcW w:w="9175" w:type="dxa"/>
+            <w:shd w:val="clear" w:color="auto" w:fill="auto"/>
+          </w:tcPr>
+          <w:p>
+            <w:pPr>
+              <w:bidi/>
+              <w:spacing w:before="100" w:beforeAutospacing="1" w:after="100" w:afterAutospacing="1"/>
+              <w:rPr>
+                <w:rFonts w:ascii="Times New Roman" w:eastAsia="Times New Roman" w:hAnsi="Times New Roman" w:cs="Times New Roman"/>
+                <w:sz w:val="24"/>
+                <w:szCs w:val="24"/>
+              </w:rPr>
+            </w:pPr>
+            <w:r>
+              <w:rPr>
+                <w:rFonts w:ascii="Times New Roman" w:eastAsia="Times New Roman" w:hAnsi="Times New Roman" w:cs="Times New Roman"/>
+                <w:sz w:val="24"/>
+                <w:szCs w:val="24"/>
+                <w:rtl/>
+              </w:rPr>
+              <w:t>حذف الفقرات التالية:</w:t>
+            </w:r>
+          </w:p>
+          <w:p>
+            <w:pPr>
+              <w:bidi/>
+              <w:spacing w:before="100" w:beforeAutospacing="1" w:after="100" w:afterAutospacing="1"/>
+              <w:rPr>
+                <w:rFonts w:ascii="Times New Roman" w:eastAsia="Times New Roman" w:hAnsi="Times New Roman" w:cs="Times New Roman"/>
+                <w:sz w:val="24"/>
+                <w:szCs w:val="24"/>
+                <w:rtl/>
+              </w:rPr>
+            </w:pPr>
+            <w:r>
+              <w:rPr>
+                <w:rFonts w:ascii="Times New Roman" w:eastAsia="Times New Roman" w:hAnsi="Times New Roman" w:cs="Times New Roman"/>
+                <w:sz w:val="24"/>
+                <w:szCs w:val="24"/>
+                <w:rtl/>
+              </w:rPr>
+              <w:t>(صفحة خاصة بجداول التقييم النهائي لهذه الوحدة.)</w:t>
+            </w:r>
+          </w:p>
+          <w:p>
+            <w:pPr>
+              <w:bidi/>
+              <w:spacing w:before="100" w:beforeAutospacing="1" w:after="100" w:afterAutospacing="1"/>
+              <w:rPr>
+                <w:rFonts w:ascii="Times New Roman" w:eastAsia="Times New Roman" w:hAnsi="Times New Roman" w:cs="Times New Roman"/>
+                <w:sz w:val="24"/>
+                <w:szCs w:val="24"/>
+                <w:rtl/>
+              </w:rPr>
+            </w:pPr>
+            <w:r>
+              <w:rPr>
+                <w:rFonts w:ascii="Times New Roman" w:eastAsia="Times New Roman" w:hAnsi="Times New Roman" w:cs="Times New Roman"/>
+                <w:sz w:val="24"/>
+                <w:szCs w:val="24"/>
+                <w:rtl/>
+              </w:rPr>
+              <w:t xml:space="preserve">(التمرين الحالي: الإتحاد العربي — </w:t>
+            </w:r>
+            <w:r>
+              <w:rPr>
+                <w:rFonts w:ascii="Times New Roman" w:eastAsia="Times New Roman" w:hAnsi="Times New Roman" w:cs="Times New Roman"/>
+                <w:sz w:val="24"/>
+                <w:szCs w:val="24"/>
+              </w:rPr>
+              <w:t>EX-F8511D3A</w:t>
+            </w:r>
+            <w:r>
+              <w:rPr>
+                <w:rFonts w:ascii="Times New Roman" w:eastAsia="Times New Roman" w:hAnsi="Times New Roman" w:cs="Times New Roman"/>
+                <w:sz w:val="24"/>
+                <w:szCs w:val="24"/>
+                <w:rtl/>
+              </w:rPr>
+              <w:t>)</w:t>
+            </w:r>
+          </w:p>
+          <w:p>
+            <w:pPr>
+              <w:bidi/>
+              <w:spacing w:before="100" w:beforeAutospacing="1" w:after="100" w:afterAutospacing="1"/>
+              <w:rPr>
+                <w:rFonts w:ascii="Times New Roman" w:eastAsia="Times New Roman" w:hAnsi="Times New Roman" w:cs="Times New Roman"/>
+                <w:sz w:val="24"/>
+                <w:szCs w:val="24"/>
+                <w:rtl/>
+              </w:rPr>
+            </w:pPr>
+            <w:r>
+              <w:rPr>
+                <w:rFonts w:ascii="Times New Roman" w:eastAsia="Times New Roman" w:hAnsi="Times New Roman" w:cs="Times New Roman"/>
+                <w:sz w:val="24"/>
+                <w:szCs w:val="24"/>
+                <w:rtl/>
+              </w:rPr>
+              <w:t>(الصفوف الأولى من كل مرحلة: معايير التقييم (قائمة التقييم + القصوى — للعرض فقط). صفوف إضافية (إن وُجدت): قوائم محكمين غير مكررة في المعايير؛ عمود القصوى للعرض فقط في مراحل التحضير والانفتاح والمعركة. مرحلة مسارات التقييم: القصوى لقوائم المحكمين قابلة للإدخال اليدوي.)</w:t>
+            </w:r>
+          </w:p>
+          <w:p>
+            <w:pPr>
+              <w:bidi/>
+              <w:spacing w:before="100" w:beforeAutospacing="1" w:after="100" w:afterAutospacing="1"/>
+              <w:rPr>
+                <w:rFonts w:ascii="Times New Roman" w:eastAsia="Times New Roman" w:hAnsi="Times New Roman" w:cs="Times New Roman"/>
+                <w:sz w:val="24"/>
+                <w:szCs w:val="24"/>
+                <w:rtl/>
+              </w:rPr>
+            </w:pPr>
+            <w:r>
+              <w:rPr>
+                <w:rFonts w:ascii="Times New Roman" w:eastAsia="Times New Roman" w:hAnsi="Times New Roman" w:cs="Times New Roman"/>
+                <w:sz w:val="24"/>
+                <w:szCs w:val="24"/>
+                <w:rtl/>
+              </w:rPr>
+              <w:t>(المعتمدة: 3 | المحفوظة غير المعتمدة: 9 )</w:t>
+            </w:r>
+          </w:p>
+          <w:p>
+            <w:pPr>
+              <w:bidi/>
+              <w:rPr>
+                <w:rFonts w:hint="cs"/>
+                <w:rtl/>
+                <w:lang w:bidi="ar-AE"/>
+              </w:rPr>
+            </w:pPr>
+          </w:p>
+        </w:tc>
+        <w:tc>
+          <w:tcPr>
+            <w:tcW w:w="2606" w:type="dxa"/>
+            <w:shd w:val="clear" w:color="auto" w:fill="auto"/>
+          </w:tcPr>
+          <w:p>
+            <w:pPr>
+              <w:bidi/>
+              <w:jc w:val="center"/>
+              <w:rPr>
+                <w:rFonts w:ascii="Arial" w:hAnsi="Arial" w:cs="Arial"/>
+                <w:color w:val="000000" w:themeColor="text1"/>
+                <w:sz w:val="28"/>
+                <w:szCs w:val="28"/>
+                <w:lang w:bidi="ar-AE"/>
+              </w:rPr>
+            </w:pPr>
+          </w:p>
+        </w:tc>
+      </w:tr>
+    </w:tbl>
+    <w:p>
+      <w:pPr>
+        <w:bidi/>
+        <w:spacing w:after="0"/>
+        <w:jc w:val="center"/>
+        <w:rPr>
+          <w:rFonts w:ascii="Arial" w:hAnsi="Arial" w:cs="Arial"/>
+          <w:b/>
+          <w:bCs/>
+          <w:color w:val="000000" w:themeColor="text1"/>
+          <w:sz w:val="28"/>
+          <w:szCs w:val="28"/>
+          <w:rtl/>
           <w:lang w:bidi="ar-AE"/>
         </w:rPr>
       </w:pPr>

--- a/Programming Lab/أوامر محرر الذكاء الإصطناعي لتطوير نظام إدارو التمارين.docx
+++ b/Programming Lab/أوامر محرر الذكاء الإصطناعي لتطوير نظام إدارو التمارين.docx
@@ -19270,15 +19270,422 @@
       <w:pPr>
         <w:bidi/>
         <w:spacing w:after="0"/>
+        <w:jc w:val="center"/>
+        <w:rPr>
+          <w:rFonts w:ascii="Arial" w:hAnsi="Arial" w:cs="Arial"/>
+          <w:b/>
+          <w:bCs/>
+          <w:color w:val="000000" w:themeColor="text1"/>
+          <w:sz w:val="28"/>
+          <w:szCs w:val="28"/>
+          <w:highlight w:val="green"/>
+          <w:lang w:bidi="ar-AE"/>
+        </w:rPr>
+      </w:pPr>
+      <w:r>
+        <w:rPr>
+          <w:rFonts w:ascii="Arial" w:hAnsi="Arial" w:cs="Arial" w:hint="cs"/>
+          <w:b/>
+          <w:bCs/>
+          <w:color w:val="000000" w:themeColor="text1"/>
+          <w:sz w:val="28"/>
+          <w:szCs w:val="28"/>
+          <w:highlight w:val="green"/>
+          <w:rtl/>
+          <w:lang w:bidi="ar-AE"/>
+        </w:rPr>
+        <w:t>تجهيز النظام لعملية التنصيب</w:t>
+      </w:r>
+    </w:p>
+    <w:p>
+      <w:pPr>
+        <w:bidi/>
+        <w:spacing w:after="0"/>
         <w:rPr>
           <w:rFonts w:ascii="Arial" w:hAnsi="Arial" w:cs="Arial"/>
           <w:color w:val="000000" w:themeColor="text1"/>
           <w:sz w:val="24"/>
           <w:szCs w:val="24"/>
+          <w:highlight w:val="green"/>
+          <w:rtl/>
           <w:lang w:bidi="ar-AE"/>
         </w:rPr>
       </w:pPr>
     </w:p>
+    <w:tbl>
+      <w:tblPr>
+        <w:tblStyle w:val="TableGrid"/>
+        <w:bidiVisual/>
+        <w:tblW w:w="13609" w:type="dxa"/>
+        <w:tblInd w:w="-572" w:type="dxa"/>
+        <w:tblLook w:val="04A0" w:firstRow="1" w:lastRow="0" w:firstColumn="1" w:lastColumn="0" w:noHBand="0" w:noVBand="1"/>
+      </w:tblPr>
+      <w:tblGrid>
+        <w:gridCol w:w="1828"/>
+        <w:gridCol w:w="9175"/>
+        <w:gridCol w:w="2606"/>
+      </w:tblGrid>
+      <w:tr>
+        <w:trPr>
+          <w:trHeight w:val="485"/>
+        </w:trPr>
+        <w:tc>
+          <w:tcPr>
+            <w:tcW w:w="1828" w:type="dxa"/>
+            <w:shd w:val="clear" w:color="auto" w:fill="BFBFBF" w:themeFill="background1" w:themeFillShade="BF"/>
+            <w:vAlign w:val="center"/>
+          </w:tcPr>
+          <w:p>
+            <w:pPr>
+              <w:bidi/>
+              <w:jc w:val="center"/>
+              <w:rPr>
+                <w:rFonts w:ascii="Arial" w:hAnsi="Arial" w:cs="Arial"/>
+                <w:color w:val="000000" w:themeColor="text1"/>
+                <w:sz w:val="28"/>
+                <w:szCs w:val="28"/>
+                <w:highlight w:val="green"/>
+                <w:rtl/>
+                <w:lang w:bidi="ar-AE"/>
+              </w:rPr>
+            </w:pPr>
+            <w:r>
+              <w:rPr>
+                <w:rFonts w:ascii="Arial" w:hAnsi="Arial" w:cs="Arial" w:hint="cs"/>
+                <w:color w:val="000000" w:themeColor="text1"/>
+                <w:sz w:val="28"/>
+                <w:szCs w:val="28"/>
+                <w:highlight w:val="green"/>
+                <w:rtl/>
+                <w:lang w:bidi="ar-AE"/>
+              </w:rPr>
+              <w:t>القسم</w:t>
+            </w:r>
+          </w:p>
+        </w:tc>
+        <w:tc>
+          <w:tcPr>
+            <w:tcW w:w="9175" w:type="dxa"/>
+            <w:shd w:val="clear" w:color="auto" w:fill="BFBFBF" w:themeFill="background1" w:themeFillShade="BF"/>
+            <w:vAlign w:val="center"/>
+          </w:tcPr>
+          <w:p>
+            <w:pPr>
+              <w:bidi/>
+              <w:jc w:val="center"/>
+              <w:rPr>
+                <w:rFonts w:ascii="Arial" w:hAnsi="Arial" w:cs="Arial"/>
+                <w:color w:val="000000" w:themeColor="text1"/>
+                <w:sz w:val="28"/>
+                <w:szCs w:val="28"/>
+                <w:highlight w:val="green"/>
+                <w:rtl/>
+                <w:lang w:bidi="ar-AE"/>
+              </w:rPr>
+            </w:pPr>
+            <w:r>
+              <w:rPr>
+                <w:rFonts w:ascii="Arial" w:hAnsi="Arial" w:cs="Arial" w:hint="cs"/>
+                <w:color w:val="000000" w:themeColor="text1"/>
+                <w:sz w:val="28"/>
+                <w:szCs w:val="28"/>
+                <w:highlight w:val="green"/>
+                <w:rtl/>
+                <w:lang w:bidi="ar-AE"/>
+              </w:rPr>
+              <w:t>الملاحظات والتعديلات</w:t>
+            </w:r>
+          </w:p>
+        </w:tc>
+        <w:tc>
+          <w:tcPr>
+            <w:tcW w:w="2606" w:type="dxa"/>
+            <w:shd w:val="clear" w:color="auto" w:fill="BFBFBF" w:themeFill="background1" w:themeFillShade="BF"/>
+            <w:vAlign w:val="center"/>
+          </w:tcPr>
+          <w:p>
+            <w:pPr>
+              <w:bidi/>
+              <w:jc w:val="center"/>
+              <w:rPr>
+                <w:rFonts w:ascii="Arial" w:hAnsi="Arial" w:cs="Arial"/>
+                <w:color w:val="000000" w:themeColor="text1"/>
+                <w:sz w:val="28"/>
+                <w:szCs w:val="28"/>
+                <w:highlight w:val="green"/>
+                <w:rtl/>
+                <w:lang w:bidi="ar-AE"/>
+              </w:rPr>
+            </w:pPr>
+            <w:r>
+              <w:rPr>
+                <w:rFonts w:ascii="Arial" w:hAnsi="Arial" w:cs="Arial" w:hint="cs"/>
+                <w:color w:val="000000" w:themeColor="text1"/>
+                <w:sz w:val="28"/>
+                <w:szCs w:val="28"/>
+                <w:highlight w:val="green"/>
+                <w:rtl/>
+                <w:lang w:bidi="ar-AE"/>
+              </w:rPr>
+              <w:t>الإجراء</w:t>
+            </w:r>
+          </w:p>
+        </w:tc>
+      </w:tr>
+      <w:tr>
+        <w:trPr>
+          <w:trHeight w:val="305"/>
+        </w:trPr>
+        <w:tc>
+          <w:tcPr>
+            <w:tcW w:w="1828" w:type="dxa"/>
+            <w:shd w:val="clear" w:color="auto" w:fill="auto"/>
+          </w:tcPr>
+          <w:p>
+            <w:pPr>
+              <w:bidi/>
+              <w:jc w:val="center"/>
+              <w:rPr>
+                <w:rFonts w:ascii="Arial" w:hAnsi="Arial" w:cs="Arial"/>
+                <w:sz w:val="28"/>
+                <w:szCs w:val="28"/>
+                <w:highlight w:val="green"/>
+                <w:rtl/>
+                <w:lang w:bidi="ar-AE"/>
+              </w:rPr>
+            </w:pPr>
+          </w:p>
+        </w:tc>
+        <w:tc>
+          <w:tcPr>
+            <w:tcW w:w="9175" w:type="dxa"/>
+            <w:shd w:val="clear" w:color="auto" w:fill="auto"/>
+          </w:tcPr>
+          <w:p>
+            <w:pPr>
+              <w:bidi/>
+              <w:rPr>
+                <w:highlight w:val="green"/>
+                <w:rtl/>
+                <w:lang w:bidi="ar-AE"/>
+              </w:rPr>
+            </w:pPr>
+            <w:r>
+              <w:rPr>
+                <w:rFonts w:hint="cs"/>
+                <w:highlight w:val="green"/>
+                <w:rtl/>
+                <w:lang w:bidi="ar-AE"/>
+              </w:rPr>
+              <w:t>1. تجهيز النظام ليكون قابل للتنصيب (</w:t>
+            </w:r>
+            <w:r>
+              <w:rPr>
+                <w:highlight w:val="green"/>
+                <w:lang w:bidi="ar-AE"/>
+              </w:rPr>
+              <w:t>installation file</w:t>
+            </w:r>
+            <w:r>
+              <w:rPr>
+                <w:rFonts w:hint="cs"/>
+                <w:highlight w:val="green"/>
+                <w:rtl/>
+                <w:lang w:bidi="ar-AE"/>
+              </w:rPr>
+              <w:t>) على كمبيوتر السيرفر</w:t>
+            </w:r>
+          </w:p>
+          <w:p>
+            <w:pPr>
+              <w:bidi/>
+              <w:rPr>
+                <w:highlight w:val="green"/>
+                <w:rtl/>
+                <w:lang w:bidi="ar-AE"/>
+              </w:rPr>
+            </w:pPr>
+            <w:r>
+              <w:rPr>
+                <w:rFonts w:hint="cs"/>
+                <w:highlight w:val="green"/>
+                <w:rtl/>
+                <w:lang w:bidi="ar-AE"/>
+              </w:rPr>
+              <w:t>2. الأجهزة الأخرى (</w:t>
+            </w:r>
+            <w:r>
+              <w:rPr>
+                <w:highlight w:val="green"/>
+                <w:lang w:bidi="ar-AE"/>
+              </w:rPr>
+              <w:t>clients</w:t>
+            </w:r>
+            <w:r>
+              <w:rPr>
+                <w:rFonts w:hint="cs"/>
+                <w:highlight w:val="green"/>
+                <w:rtl/>
+                <w:lang w:bidi="ar-AE"/>
+              </w:rPr>
+              <w:t>) ترتبط وتشتغل دون تنصيب فقط من خلال المتصفح (</w:t>
+            </w:r>
+            <w:r>
+              <w:rPr>
+                <w:highlight w:val="green"/>
+                <w:lang w:bidi="ar-AE"/>
+              </w:rPr>
+              <w:t>web browser</w:t>
+            </w:r>
+            <w:r>
+              <w:rPr>
+                <w:rFonts w:hint="cs"/>
+                <w:highlight w:val="green"/>
+                <w:rtl/>
+                <w:lang w:bidi="ar-AE"/>
+              </w:rPr>
+              <w:t>) كما فعلنا في السابق</w:t>
+            </w:r>
+          </w:p>
+          <w:p>
+            <w:pPr>
+              <w:bidi/>
+              <w:rPr>
+                <w:rFonts w:hint="cs"/>
+                <w:lang w:bidi="ar-AE"/>
+              </w:rPr>
+            </w:pPr>
+            <w:r>
+              <w:rPr>
+                <w:rFonts w:hint="cs"/>
+                <w:highlight w:val="green"/>
+                <w:rtl/>
+                <w:lang w:bidi="ar-AE"/>
+              </w:rPr>
+              <w:t xml:space="preserve">3. نريد الاجهزة تربط من خلال الشبكة الداخلية </w:t>
+            </w:r>
+            <w:r>
+              <w:rPr>
+                <w:highlight w:val="green"/>
+                <w:lang w:bidi="ar-AE"/>
+              </w:rPr>
+              <w:t>LAN</w:t>
+            </w:r>
+            <w:r>
+              <w:rPr>
+                <w:rFonts w:hint="cs"/>
+                <w:highlight w:val="green"/>
+                <w:rtl/>
+                <w:lang w:bidi="ar-AE"/>
+              </w:rPr>
+              <w:t xml:space="preserve"> أو من خلال واي فاي داخلي</w:t>
+            </w:r>
+            <w:r>
+              <w:rPr>
+                <w:highlight w:val="green"/>
+                <w:lang w:bidi="ar-AE"/>
+              </w:rPr>
+              <w:t xml:space="preserve"> </w:t>
+            </w:r>
+            <w:r>
+              <w:rPr>
+                <w:rFonts w:hint="cs"/>
+                <w:highlight w:val="green"/>
+                <w:rtl/>
+                <w:lang w:bidi="ar-AE"/>
+              </w:rPr>
+              <w:t xml:space="preserve"> </w:t>
+            </w:r>
+            <w:proofErr w:type="spellStart"/>
+            <w:r>
+              <w:rPr>
+                <w:highlight w:val="green"/>
+                <w:lang w:bidi="ar-AE"/>
+              </w:rPr>
+              <w:t>wifi</w:t>
+            </w:r>
+            <w:proofErr w:type="spellEnd"/>
+          </w:p>
+        </w:tc>
+        <w:tc>
+          <w:tcPr>
+            <w:tcW w:w="2606" w:type="dxa"/>
+            <w:shd w:val="clear" w:color="auto" w:fill="auto"/>
+          </w:tcPr>
+          <w:p>
+            <w:pPr>
+              <w:bidi/>
+              <w:jc w:val="center"/>
+              <w:rPr>
+                <w:rFonts w:ascii="Arial" w:hAnsi="Arial" w:cs="Arial"/>
+                <w:sz w:val="28"/>
+                <w:szCs w:val="28"/>
+                <w:rtl/>
+                <w:lang w:bidi="ar-AE"/>
+              </w:rPr>
+            </w:pPr>
+          </w:p>
+        </w:tc>
+      </w:tr>
+      <w:tr>
+        <w:trPr>
+          <w:trHeight w:val="305"/>
+        </w:trPr>
+        <w:tc>
+          <w:tcPr>
+            <w:tcW w:w="1828" w:type="dxa"/>
+            <w:shd w:val="clear" w:color="auto" w:fill="auto"/>
+          </w:tcPr>
+          <w:p>
+            <w:pPr>
+              <w:bidi/>
+              <w:jc w:val="center"/>
+              <w:rPr>
+                <w:rFonts w:ascii="Arial" w:hAnsi="Arial" w:cs="Arial"/>
+                <w:sz w:val="28"/>
+                <w:szCs w:val="28"/>
+                <w:rtl/>
+                <w:lang w:bidi="ar-AE"/>
+              </w:rPr>
+            </w:pPr>
+          </w:p>
+        </w:tc>
+        <w:tc>
+          <w:tcPr>
+            <w:tcW w:w="9175" w:type="dxa"/>
+            <w:shd w:val="clear" w:color="auto" w:fill="auto"/>
+          </w:tcPr>
+          <w:p>
+            <w:pPr>
+              <w:bidi/>
+              <w:rPr>
+                <w:rtl/>
+                <w:lang w:bidi="ar-AE"/>
+              </w:rPr>
+            </w:pPr>
+          </w:p>
+        </w:tc>
+        <w:tc>
+          <w:tcPr>
+            <w:tcW w:w="2606" w:type="dxa"/>
+            <w:shd w:val="clear" w:color="auto" w:fill="auto"/>
+          </w:tcPr>
+          <w:p>
+            <w:pPr>
+              <w:bidi/>
+              <w:jc w:val="center"/>
+              <w:rPr>
+                <w:rFonts w:ascii="Arial" w:hAnsi="Arial" w:cs="Arial"/>
+                <w:sz w:val="28"/>
+                <w:szCs w:val="28"/>
+                <w:rtl/>
+                <w:lang w:bidi="ar-AE"/>
+              </w:rPr>
+            </w:pPr>
+          </w:p>
+        </w:tc>
+      </w:tr>
+    </w:tbl>
     <w:p>
       <w:pPr>
         <w:bidi/>
@@ -19613,6 +20020,7 @@
                 <w:rtl/>
                 <w:lang w:bidi="ar-AE"/>
               </w:rPr>
+              <w:lastRenderedPageBreak/>
               <w:t>2</w:t>
             </w:r>
             <w:r>
@@ -19936,7 +20344,6 @@
                 <w:rtl/>
                 <w:lang w:bidi="ar-AE"/>
               </w:rPr>
-              <w:lastRenderedPageBreak/>
               <w:t>2. في صفحة بنك المعلومات نريد إضافة عمود في جدول (مراحا التمرين) بإسم "مدرج في التمرين" يحتوي على</w:t>
             </w:r>
             <w:r>
@@ -20801,6 +21208,7 @@
                 <w:rtl/>
                 <w:lang w:bidi="ar-AE"/>
               </w:rPr>
+              <w:lastRenderedPageBreak/>
               <w:t xml:space="preserve">2. تغيير مواقع جميع الأزرار في الترويسة الفرعية لتكون </w:t>
             </w:r>
             <w:r>
@@ -20832,7 +21240,6 @@
             <w:pPr>
               <w:bidi/>
               <w:rPr>
-                <w:rFonts w:hint="cs"/>
                 <w:rtl/>
                 <w:lang w:bidi="ar-AE"/>
               </w:rPr>
@@ -20851,15 +21258,7 @@
                 <w:rtl/>
                 <w:lang w:bidi="ar-AE"/>
               </w:rPr>
-              <w:t>في جميع الصفحات الفرعية في الترويسة العلوية (الفرعية) في موقع العناوين بين الخطين الفاصلين</w:t>
-            </w:r>
-            <w:r>
-              <w:rPr>
-                <w:rFonts w:hint="cs"/>
-                <w:rtl/>
-                <w:lang w:bidi="ar-AE"/>
-              </w:rPr>
-              <w:t xml:space="preserve"> نريد تغيير جميع الأزرار من وضعها الحالي سواءا كانت (عودة ، عودة إلى الصفحة الرئيسية أوعودة إلى مساحة ....) لتكون زر (إغلاق) فقط وذلك يعني بأنه عند الضغط على زر (إغلاق) نريد الصفحة تغلق ونعود إلى الوراء </w:t>
+              <w:t xml:space="preserve">في جميع الصفحات الفرعية في الترويسة العلوية (الفرعية) في موقع العناوين بين الخطين الفاصلين نريد تغيير جميع الأزرار من وضعها الحالي سواءا كانت (عودة ، عودة إلى الصفحة الرئيسية أوعودة إلى مساحة ....) لتكون زر (إغلاق) فقط وذلك يعني بأنه عند الضغط على زر (إغلاق) نريد الصفحة تغلق ونعود إلى الوراء </w:t>
             </w:r>
             <w:r>
               <w:rPr>
@@ -20874,15 +21273,7 @@
                 <w:rtl/>
                 <w:lang w:bidi="ar-AE"/>
               </w:rPr>
-              <w:t xml:space="preserve"> إلى الصفحة التي فتحت هذه الصفحة مباشرة وتغيير موقع الأزرار إلى اليسار لتكون على نفس السطر مع العنوان ونحافظ على تقليل المسافات في الترويسة الفرعية وأيضا نريد توحيد ألوان الأزرار إلى اللون البني (اللون الدارج في النظام).</w:t>
-            </w:r>
-            <w:r>
-              <w:rPr>
-                <w:rFonts w:hint="cs"/>
-                <w:rtl/>
-                <w:lang w:bidi="ar-AE"/>
-              </w:rPr>
-              <w:t>.</w:t>
+              <w:t xml:space="preserve"> إلى الصفحة التي فتحت هذه الصفحة مباشرة وتغيير موقع الأزرار إلى اليسار لتكون على نفس السطر مع العنوان ونحافظ على تقليل المسافات في الترويسة الفرعية وأيضا نريد توحيد ألوان الأزرار إلى اللون البني (اللون الدارج في النظام)..</w:t>
             </w:r>
           </w:p>
         </w:tc>
@@ -20920,64 +21311,13 @@
               <w:bidi/>
               <w:jc w:val="center"/>
               <w:rPr>
-                <w:rFonts w:cs="Arial" w:hint="cs"/>
-                <w:sz w:val="24"/>
-                <w:szCs w:val="24"/>
-                <w:rtl/>
-                <w:lang w:bidi="ar-AE"/>
-              </w:rPr>
-            </w:pPr>
-            <w:r>
-              <w:rPr>
-                <w:rFonts w:cs="Arial" w:hint="cs"/>
-                <w:sz w:val="24"/>
-                <w:szCs w:val="24"/>
-                <w:rtl/>
-                <w:lang w:bidi="ar-AE"/>
-              </w:rPr>
-              <w:lastRenderedPageBreak/>
-              <w:t xml:space="preserve">التوثيق المرئي في صفحات (السيطرة </w:t>
-            </w:r>
-            <w:r>
-              <w:rPr>
                 <w:rFonts w:cs="Arial"/>
                 <w:sz w:val="24"/>
                 <w:szCs w:val="24"/>
                 <w:rtl/>
                 <w:lang w:bidi="ar-AE"/>
               </w:rPr>
-              <w:t>–</w:t>
-            </w:r>
-            <w:r>
-              <w:rPr>
-                <w:rFonts w:cs="Arial" w:hint="cs"/>
-                <w:sz w:val="24"/>
-                <w:szCs w:val="24"/>
-                <w:rtl/>
-                <w:lang w:bidi="ar-AE"/>
-              </w:rPr>
-              <w:t xml:space="preserve"> المحكمين </w:t>
-            </w:r>
-            <w:r>
-              <w:rPr>
-                <w:rFonts w:cs="Arial"/>
-                <w:sz w:val="24"/>
-                <w:szCs w:val="24"/>
-                <w:rtl/>
-                <w:lang w:bidi="ar-AE"/>
-              </w:rPr>
-              <w:t>–</w:t>
-            </w:r>
-            <w:r>
-              <w:rPr>
-                <w:rFonts w:cs="Arial" w:hint="cs"/>
-                <w:sz w:val="24"/>
-                <w:szCs w:val="24"/>
-                <w:rtl/>
-                <w:lang w:bidi="ar-AE"/>
-              </w:rPr>
-              <w:t xml:space="preserve"> المحللين)</w:t>
-            </w:r>
+            </w:pPr>
           </w:p>
         </w:tc>
         <w:tc>
@@ -20990,18 +21330,12 @@
               <w:bidi/>
               <w:rPr>
                 <w:rFonts w:hint="cs"/>
-                <w:rtl/>
-                <w:lang w:bidi="ar-AE"/>
-              </w:rPr>
-            </w:pPr>
-            <w:r>
-              <w:rPr>
-                <w:rFonts w:hint="cs"/>
-                <w:rtl/>
-                <w:lang w:bidi="ar-AE"/>
-              </w:rPr>
-              <w:t>1. تغيير طريقة عرض</w:t>
-            </w:r>
+                <w:sz w:val="24"/>
+                <w:szCs w:val="24"/>
+                <w:rtl/>
+                <w:lang w:bidi="ar-AE"/>
+              </w:rPr>
+            </w:pPr>
           </w:p>
         </w:tc>
         <w:tc>
@@ -21038,7 +21372,7 @@
               <w:bidi/>
               <w:jc w:val="center"/>
               <w:rPr>
-                <w:rFonts w:cs="Arial" w:hint="cs"/>
+                <w:rFonts w:cs="Arial"/>
                 <w:sz w:val="24"/>
                 <w:szCs w:val="24"/>
                 <w:rtl/>
@@ -21177,11 +21511,900 @@
             <w:pPr>
               <w:bidi/>
               <w:rPr>
-                <w:rFonts w:hint="cs"/>
-                <w:rtl/>
-                <w:lang w:bidi="ar-AE"/>
-              </w:rPr>
-            </w:pPr>
+                <w:rtl/>
+                <w:lang w:bidi="ar-AE"/>
+              </w:rPr>
+            </w:pPr>
+          </w:p>
+        </w:tc>
+        <w:tc>
+          <w:tcPr>
+            <w:tcW w:w="2606" w:type="dxa"/>
+            <w:shd w:val="clear" w:color="auto" w:fill="auto"/>
+          </w:tcPr>
+          <w:p>
+            <w:pPr>
+              <w:bidi/>
+              <w:jc w:val="center"/>
+              <w:rPr>
+                <w:rFonts w:ascii="Arial" w:hAnsi="Arial" w:cs="Arial"/>
+                <w:color w:val="000000" w:themeColor="text1"/>
+                <w:sz w:val="28"/>
+                <w:szCs w:val="28"/>
+                <w:lang w:bidi="ar-AE"/>
+              </w:rPr>
+            </w:pPr>
+          </w:p>
+        </w:tc>
+      </w:tr>
+      <w:tr>
+        <w:trPr>
+          <w:trHeight w:val="1700"/>
+        </w:trPr>
+        <w:tc>
+          <w:tcPr>
+            <w:tcW w:w="1828" w:type="dxa"/>
+            <w:shd w:val="clear" w:color="auto" w:fill="auto"/>
+          </w:tcPr>
+          <w:p>
+            <w:pPr>
+              <w:bidi/>
+              <w:rPr>
+                <w:rFonts w:asciiTheme="minorBidi" w:hAnsiTheme="minorBidi"/>
+                <w:sz w:val="24"/>
+                <w:szCs w:val="24"/>
+                <w:rtl/>
+                <w:lang w:bidi="ar-AE"/>
+              </w:rPr>
+            </w:pPr>
+            <w:r>
+              <w:rPr>
+                <w:rFonts w:asciiTheme="minorBidi" w:hAnsiTheme="minorBidi"/>
+                <w:sz w:val="24"/>
+                <w:szCs w:val="24"/>
+                <w:rtl/>
+                <w:lang w:bidi="ar-AE"/>
+              </w:rPr>
+              <w:t>موقف المهام غير المكتملة</w:t>
+            </w:r>
+          </w:p>
+        </w:tc>
+        <w:tc>
+          <w:tcPr>
+            <w:tcW w:w="9175" w:type="dxa"/>
+            <w:shd w:val="clear" w:color="auto" w:fill="auto"/>
+          </w:tcPr>
+          <w:p>
+            <w:pPr>
+              <w:bidi/>
+              <w:rPr>
+                <w:rFonts w:asciiTheme="minorBidi" w:eastAsia="Times New Roman" w:hAnsiTheme="minorBidi"/>
+                <w:sz w:val="24"/>
+                <w:szCs w:val="24"/>
+                <w:rtl/>
+              </w:rPr>
+            </w:pPr>
+            <w:r>
+              <w:rPr>
+                <w:rFonts w:asciiTheme="minorBidi" w:eastAsia="Times New Roman" w:hAnsiTheme="minorBidi"/>
+                <w:noProof/>
+                <w:sz w:val="24"/>
+                <w:szCs w:val="24"/>
+                <w:rtl/>
+                <w:lang w:val="ar-SA"/>
+              </w:rPr>
+              <w:drawing>
+                <wp:inline distT="0" distB="0" distL="0" distR="0" wp14:anchorId="15094160" wp14:editId="1FD8551D">
+                  <wp:extent cx="2805545" cy="314325"/>
+                  <wp:effectExtent l="0" t="0" r="0" b="0"/>
+                  <wp:docPr id="3" name="Picture 3"/>
+                  <wp:cNvGraphicFramePr>
+                    <a:graphicFrameLocks xmlns:a="http://schemas.openxmlformats.org/drawingml/2006/main" noChangeAspect="1"/>
+                  </wp:cNvGraphicFramePr>
+                  <a:graphic xmlns:a="http://schemas.openxmlformats.org/drawingml/2006/main">
+                    <a:graphicData uri="http://schemas.openxmlformats.org/drawingml/2006/picture">
+                      <pic:pic xmlns:pic="http://schemas.openxmlformats.org/drawingml/2006/picture">
+                        <pic:nvPicPr>
+                          <pic:cNvPr id="3" name="Picture 3"/>
+                          <pic:cNvPicPr/>
+                        </pic:nvPicPr>
+                        <pic:blipFill>
+                          <a:blip r:embed="rId8" cstate="print">
+                            <a:extLst>
+                              <a:ext uri="{28A0092B-C50C-407E-A947-70E740481C1C}">
+                                <a14:useLocalDpi xmlns:a14="http://schemas.microsoft.com/office/drawing/2010/main" val="0"/>
+                              </a:ext>
+                            </a:extLst>
+                          </a:blip>
+                          <a:stretch>
+                            <a:fillRect/>
+                          </a:stretch>
+                        </pic:blipFill>
+                        <pic:spPr>
+                          <a:xfrm>
+                            <a:off x="0" y="0"/>
+                            <a:ext cx="2851483" cy="319472"/>
+                          </a:xfrm>
+                          <a:prstGeom prst="rect">
+                            <a:avLst/>
+                          </a:prstGeom>
+                        </pic:spPr>
+                      </pic:pic>
+                    </a:graphicData>
+                  </a:graphic>
+                </wp:inline>
+              </w:drawing>
+            </w:r>
+          </w:p>
+          <w:p>
+            <w:pPr>
+              <w:bidi/>
+              <w:rPr>
+                <w:rFonts w:asciiTheme="minorBidi" w:eastAsia="Times New Roman" w:hAnsiTheme="minorBidi"/>
+                <w:sz w:val="24"/>
+                <w:szCs w:val="24"/>
+                <w:rtl/>
+              </w:rPr>
+            </w:pPr>
+            <w:r>
+              <w:rPr>
+                <w:rFonts w:asciiTheme="minorBidi" w:eastAsia="Times New Roman" w:hAnsiTheme="minorBidi" w:hint="cs"/>
+                <w:sz w:val="24"/>
+                <w:szCs w:val="24"/>
+                <w:rtl/>
+              </w:rPr>
+              <w:t>1</w:t>
+            </w:r>
+            <w:r>
+              <w:rPr>
+                <w:rFonts w:asciiTheme="minorBidi" w:eastAsia="Times New Roman" w:hAnsiTheme="minorBidi"/>
+                <w:sz w:val="24"/>
+                <w:szCs w:val="24"/>
+                <w:rtl/>
+              </w:rPr>
+              <w:t>. في الصفحات (التخطيط – السيطرة – المحكمين – المحللين) نريد إضافة وإدراج جدول يبين ويوضح المهام والتقييمات الغير منجزة فقط كما هو موضح في الصورة المرفقة (سواءا كانت قائمة تقييم أو المجرى وتقييم الإجراءات – قوائم تقييم الإجراءات) ونريد التسلسل السجلات تكون حسب وقت البدأ ولم يتم إنجازه.</w:t>
+            </w:r>
+          </w:p>
+          <w:p>
+            <w:pPr>
+              <w:bidi/>
+              <w:rPr>
+                <w:rFonts w:asciiTheme="minorBidi" w:eastAsia="Times New Roman" w:hAnsiTheme="minorBidi"/>
+                <w:sz w:val="24"/>
+                <w:szCs w:val="24"/>
+                <w:rtl/>
+              </w:rPr>
+            </w:pPr>
+            <w:r>
+              <w:rPr>
+                <w:rFonts w:asciiTheme="minorBidi" w:eastAsia="Times New Roman" w:hAnsiTheme="minorBidi"/>
+                <w:sz w:val="24"/>
+                <w:szCs w:val="24"/>
+                <w:rtl/>
+              </w:rPr>
+              <w:t xml:space="preserve">2. يتم تعديل </w:t>
+            </w:r>
+            <w:r>
+              <w:rPr>
+                <w:rFonts w:asciiTheme="minorBidi" w:eastAsia="Times New Roman" w:hAnsiTheme="minorBidi" w:hint="cs"/>
+                <w:sz w:val="24"/>
+                <w:szCs w:val="24"/>
+                <w:rtl/>
+              </w:rPr>
+              <w:t xml:space="preserve">الجدول ليضم مرحلة التدريب والوحدة المتدربة </w:t>
+            </w:r>
+          </w:p>
+        </w:tc>
+        <w:tc>
+          <w:tcPr>
+            <w:tcW w:w="2606" w:type="dxa"/>
+            <w:shd w:val="clear" w:color="auto" w:fill="auto"/>
+          </w:tcPr>
+          <w:p>
+            <w:pPr>
+              <w:bidi/>
+              <w:jc w:val="center"/>
+              <w:rPr>
+                <w:rFonts w:ascii="Arial" w:hAnsi="Arial" w:cs="Arial"/>
+                <w:color w:val="000000" w:themeColor="text1"/>
+                <w:sz w:val="28"/>
+                <w:szCs w:val="28"/>
+                <w:lang w:bidi="ar-AE"/>
+              </w:rPr>
+            </w:pPr>
+          </w:p>
+        </w:tc>
+      </w:tr>
+      <w:tr>
+        <w:trPr>
+          <w:trHeight w:val="305"/>
+        </w:trPr>
+        <w:tc>
+          <w:tcPr>
+            <w:tcW w:w="1828" w:type="dxa"/>
+            <w:shd w:val="clear" w:color="auto" w:fill="auto"/>
+          </w:tcPr>
+          <w:p>
+            <w:pPr>
+              <w:bidi/>
+              <w:rPr>
+                <w:rFonts w:asciiTheme="minorBidi" w:hAnsiTheme="minorBidi"/>
+                <w:sz w:val="24"/>
+                <w:szCs w:val="24"/>
+                <w:rtl/>
+                <w:lang w:bidi="ar-AE"/>
+              </w:rPr>
+            </w:pPr>
+            <w:r>
+              <w:rPr>
+                <w:rFonts w:asciiTheme="minorBidi" w:hAnsiTheme="minorBidi" w:hint="cs"/>
+                <w:sz w:val="24"/>
+                <w:szCs w:val="24"/>
+                <w:rtl/>
+                <w:lang w:bidi="ar-AE"/>
+              </w:rPr>
+              <w:t>المكتبة</w:t>
+            </w:r>
+          </w:p>
+        </w:tc>
+        <w:tc>
+          <w:tcPr>
+            <w:tcW w:w="9175" w:type="dxa"/>
+            <w:shd w:val="clear" w:color="auto" w:fill="auto"/>
+          </w:tcPr>
+          <w:p>
+            <w:pPr>
+              <w:bidi/>
+              <w:rPr>
+                <w:rFonts w:asciiTheme="minorBidi" w:eastAsia="Times New Roman" w:hAnsiTheme="minorBidi"/>
+                <w:noProof/>
+                <w:sz w:val="24"/>
+                <w:szCs w:val="24"/>
+                <w:rtl/>
+                <w:lang w:bidi="ar-AE"/>
+              </w:rPr>
+            </w:pPr>
+            <w:r>
+              <w:rPr>
+                <w:rFonts w:asciiTheme="minorBidi" w:eastAsia="Times New Roman" w:hAnsiTheme="minorBidi"/>
+                <w:noProof/>
+                <w:sz w:val="24"/>
+                <w:szCs w:val="24"/>
+                <w:rtl/>
+                <w:lang w:val="ar-AE" w:bidi="ar-AE"/>
+              </w:rPr>
+              <w:drawing>
+                <wp:inline distT="0" distB="0" distL="0" distR="0" wp14:anchorId="1E5B3D98" wp14:editId="02DF4A38">
+                  <wp:extent cx="3067050" cy="640152"/>
+                  <wp:effectExtent l="0" t="0" r="0" b="7620"/>
+                  <wp:docPr id="4" name="Picture 4"/>
+                  <wp:cNvGraphicFramePr>
+                    <a:graphicFrameLocks xmlns:a="http://schemas.openxmlformats.org/drawingml/2006/main" noChangeAspect="1"/>
+                  </wp:cNvGraphicFramePr>
+                  <a:graphic xmlns:a="http://schemas.openxmlformats.org/drawingml/2006/main">
+                    <a:graphicData uri="http://schemas.openxmlformats.org/drawingml/2006/picture">
+                      <pic:pic xmlns:pic="http://schemas.openxmlformats.org/drawingml/2006/picture">
+                        <pic:nvPicPr>
+                          <pic:cNvPr id="4" name="Picture 4"/>
+                          <pic:cNvPicPr/>
+                        </pic:nvPicPr>
+                        <pic:blipFill>
+                          <a:blip r:embed="rId9" cstate="print">
+                            <a:extLst>
+                              <a:ext uri="{28A0092B-C50C-407E-A947-70E740481C1C}">
+                                <a14:useLocalDpi xmlns:a14="http://schemas.microsoft.com/office/drawing/2010/main" val="0"/>
+                              </a:ext>
+                            </a:extLst>
+                          </a:blip>
+                          <a:stretch>
+                            <a:fillRect/>
+                          </a:stretch>
+                        </pic:blipFill>
+                        <pic:spPr>
+                          <a:xfrm>
+                            <a:off x="0" y="0"/>
+                            <a:ext cx="3103764" cy="647815"/>
+                          </a:xfrm>
+                          <a:prstGeom prst="rect">
+                            <a:avLst/>
+                          </a:prstGeom>
+                        </pic:spPr>
+                      </pic:pic>
+                    </a:graphicData>
+                  </a:graphic>
+                </wp:inline>
+              </w:drawing>
+            </w:r>
+          </w:p>
+          <w:p>
+            <w:pPr>
+              <w:bidi/>
+              <w:rPr>
+                <w:rFonts w:ascii="Arial" w:hAnsi="Arial" w:cs="Arial"/>
+                <w:sz w:val="24"/>
+                <w:szCs w:val="24"/>
+                <w:rtl/>
+                <w:lang w:bidi="ar-AE"/>
+              </w:rPr>
+            </w:pPr>
+            <w:r>
+              <w:rPr>
+                <w:rFonts w:asciiTheme="minorBidi" w:eastAsia="Times New Roman" w:hAnsiTheme="minorBidi" w:hint="cs"/>
+                <w:noProof/>
+                <w:sz w:val="24"/>
+                <w:szCs w:val="24"/>
+                <w:rtl/>
+                <w:lang w:bidi="ar-AE"/>
+              </w:rPr>
+              <w:t>1. نريد تغيير محتويات المكتبة الحالية لتكون على شكل</w:t>
+            </w:r>
+            <w:r>
+              <w:rPr>
+                <w:rFonts w:asciiTheme="minorBidi" w:eastAsia="Times New Roman" w:hAnsiTheme="minorBidi" w:hint="cs"/>
+                <w:noProof/>
+                <w:sz w:val="24"/>
+                <w:szCs w:val="24"/>
+                <w:rtl/>
+                <w:lang w:bidi="ar-AE"/>
+              </w:rPr>
+              <w:t xml:space="preserve"> </w:t>
+            </w:r>
+            <w:r>
+              <w:rPr>
+                <w:rFonts w:asciiTheme="minorBidi" w:eastAsia="Times New Roman" w:hAnsiTheme="minorBidi" w:hint="cs"/>
+                <w:noProof/>
+                <w:sz w:val="24"/>
+                <w:szCs w:val="24"/>
+                <w:rtl/>
+                <w:lang w:bidi="ar-AE"/>
+              </w:rPr>
+              <w:t>تبويبات (</w:t>
+            </w:r>
+            <w:r>
+              <w:rPr>
+                <w:rFonts w:asciiTheme="minorBidi" w:eastAsia="Times New Roman" w:hAnsiTheme="minorBidi"/>
+                <w:noProof/>
+                <w:sz w:val="24"/>
+                <w:szCs w:val="24"/>
+                <w:lang w:bidi="ar-AE"/>
+              </w:rPr>
+              <w:t>Tabs</w:t>
+            </w:r>
+            <w:r>
+              <w:rPr>
+                <w:rFonts w:asciiTheme="minorBidi" w:eastAsia="Times New Roman" w:hAnsiTheme="minorBidi" w:hint="cs"/>
+                <w:noProof/>
+                <w:sz w:val="24"/>
+                <w:szCs w:val="24"/>
+                <w:rtl/>
+                <w:lang w:bidi="ar-AE"/>
+              </w:rPr>
+              <w:t>)</w:t>
+            </w:r>
+            <w:r>
+              <w:rPr>
+                <w:rFonts w:asciiTheme="minorBidi" w:eastAsia="Times New Roman" w:hAnsiTheme="minorBidi" w:hint="cs"/>
+                <w:noProof/>
+                <w:sz w:val="24"/>
+                <w:szCs w:val="24"/>
+                <w:rtl/>
+                <w:lang w:bidi="ar-AE"/>
+              </w:rPr>
+              <w:t xml:space="preserve"> لثلاث صفحات </w:t>
+            </w:r>
+            <w:r>
+              <w:rPr>
+                <w:rFonts w:asciiTheme="minorBidi" w:eastAsia="Times New Roman" w:hAnsiTheme="minorBidi" w:hint="cs"/>
+                <w:noProof/>
+                <w:sz w:val="24"/>
+                <w:szCs w:val="24"/>
+                <w:rtl/>
+                <w:lang w:bidi="ar-AE"/>
+              </w:rPr>
+              <w:t xml:space="preserve">وتحتوي </w:t>
+            </w:r>
+            <w:r>
+              <w:rPr>
+                <w:rFonts w:asciiTheme="minorBidi" w:eastAsia="Times New Roman" w:hAnsiTheme="minorBidi" w:hint="cs"/>
+                <w:noProof/>
+                <w:sz w:val="24"/>
+                <w:szCs w:val="24"/>
+                <w:rtl/>
+                <w:lang w:bidi="ar-AE"/>
+              </w:rPr>
+              <w:t xml:space="preserve">هذه الصفحات </w:t>
+            </w:r>
+            <w:r>
+              <w:rPr>
+                <w:rFonts w:asciiTheme="minorBidi" w:eastAsia="Times New Roman" w:hAnsiTheme="minorBidi" w:hint="cs"/>
+                <w:noProof/>
+                <w:sz w:val="24"/>
+                <w:szCs w:val="24"/>
+                <w:rtl/>
+                <w:lang w:bidi="ar-AE"/>
+              </w:rPr>
+              <w:t>على</w:t>
+            </w:r>
+            <w:r>
+              <w:rPr>
+                <w:rFonts w:ascii="Arial" w:hAnsi="Arial" w:cs="Arial" w:hint="cs"/>
+                <w:sz w:val="24"/>
+                <w:szCs w:val="24"/>
+                <w:rtl/>
+                <w:lang w:bidi="ar-AE"/>
+              </w:rPr>
+              <w:t xml:space="preserve"> بنية شجرية بسيطة</w:t>
+            </w:r>
+            <w:r>
+              <w:rPr>
+                <w:rFonts w:ascii="Arial" w:hAnsi="Arial" w:cs="Arial" w:hint="cs"/>
+                <w:sz w:val="24"/>
+                <w:szCs w:val="24"/>
+                <w:rtl/>
+                <w:lang w:bidi="ar-AE"/>
+              </w:rPr>
+              <w:t xml:space="preserve"> (كما هو موضح في الصورة المرفقة)</w:t>
+            </w:r>
+            <w:r>
+              <w:rPr>
+                <w:rFonts w:ascii="Arial" w:hAnsi="Arial" w:cs="Arial" w:hint="cs"/>
+                <w:sz w:val="24"/>
+                <w:szCs w:val="24"/>
+                <w:rtl/>
+                <w:lang w:bidi="ar-AE"/>
+              </w:rPr>
+              <w:t>، نريد أن يكون وأيضا امكانية إضافة مجلدات جديدة يدويا وأيضا امكانية حذف المجلدات وأيضا إمكانية إدراج مجلدات أو ملفات بصيغة (</w:t>
+            </w:r>
+            <w:r>
+              <w:rPr>
+                <w:rFonts w:ascii="Arial" w:hAnsi="Arial" w:cs="Arial"/>
+                <w:sz w:val="24"/>
+                <w:szCs w:val="24"/>
+                <w:lang w:bidi="ar-AE"/>
+              </w:rPr>
+              <w:t>pdf – word – excel</w:t>
+            </w:r>
+            <w:r>
+              <w:rPr>
+                <w:rFonts w:ascii="Arial" w:hAnsi="Arial" w:cs="Arial" w:hint="cs"/>
+                <w:sz w:val="24"/>
+                <w:szCs w:val="24"/>
+                <w:rtl/>
+                <w:lang w:bidi="ar-AE"/>
+              </w:rPr>
+              <w:t xml:space="preserve">) وتكون </w:t>
+            </w:r>
+            <w:r>
+              <w:rPr>
+                <w:rFonts w:ascii="Arial" w:hAnsi="Arial" w:cs="Arial" w:hint="cs"/>
+                <w:sz w:val="24"/>
+                <w:szCs w:val="24"/>
+                <w:rtl/>
+                <w:lang w:bidi="ar-AE"/>
+              </w:rPr>
+              <w:lastRenderedPageBreak/>
+              <w:t xml:space="preserve">متعدد في آن واحد .. تنويه مهم للغاية: في </w:t>
+            </w:r>
+            <w:r>
+              <w:rPr>
+                <w:rFonts w:ascii="Arial" w:hAnsi="Arial" w:cs="Arial" w:hint="cs"/>
+                <w:sz w:val="24"/>
+                <w:szCs w:val="24"/>
+                <w:rtl/>
+                <w:lang w:bidi="ar-AE"/>
+              </w:rPr>
+              <w:t>حال</w:t>
+            </w:r>
+            <w:r>
+              <w:rPr>
+                <w:rFonts w:ascii="Arial" w:hAnsi="Arial" w:cs="Arial" w:hint="cs"/>
+                <w:sz w:val="24"/>
+                <w:szCs w:val="24"/>
+                <w:rtl/>
+                <w:lang w:bidi="ar-AE"/>
+              </w:rPr>
+              <w:t xml:space="preserve"> إدراج مجلد نريد جميع محتويات المجلد تكون مضافة دون تغيير الإسم أو صيغة الملف.</w:t>
+            </w:r>
+          </w:p>
+          <w:p>
+            <w:pPr>
+              <w:bidi/>
+              <w:rPr>
+                <w:rFonts w:asciiTheme="minorBidi" w:eastAsia="Times New Roman" w:hAnsiTheme="minorBidi"/>
+                <w:noProof/>
+                <w:sz w:val="24"/>
+                <w:szCs w:val="24"/>
+                <w:rtl/>
+                <w:lang w:bidi="ar-AE"/>
+              </w:rPr>
+            </w:pPr>
+          </w:p>
+          <w:p>
+            <w:pPr>
+              <w:bidi/>
+              <w:rPr>
+                <w:rFonts w:asciiTheme="minorBidi" w:eastAsia="Times New Roman" w:hAnsiTheme="minorBidi"/>
+                <w:noProof/>
+                <w:sz w:val="24"/>
+                <w:szCs w:val="24"/>
+                <w:rtl/>
+                <w:lang w:bidi="ar-AE"/>
+              </w:rPr>
+            </w:pPr>
+            <w:r>
+              <w:rPr>
+                <w:rFonts w:asciiTheme="minorBidi" w:eastAsia="Times New Roman" w:hAnsiTheme="minorBidi" w:hint="cs"/>
+                <w:noProof/>
+                <w:sz w:val="24"/>
+                <w:szCs w:val="24"/>
+                <w:rtl/>
+                <w:lang w:bidi="ar-AE"/>
+              </w:rPr>
+              <w:t>2. إنشاء ثلاث صفحات على شكل تبويبات (</w:t>
+            </w:r>
+            <w:r>
+              <w:rPr>
+                <w:rFonts w:asciiTheme="minorBidi" w:eastAsia="Times New Roman" w:hAnsiTheme="minorBidi"/>
+                <w:noProof/>
+                <w:sz w:val="24"/>
+                <w:szCs w:val="24"/>
+                <w:lang w:bidi="ar-AE"/>
+              </w:rPr>
+              <w:t>Tabs</w:t>
+            </w:r>
+            <w:r>
+              <w:rPr>
+                <w:rFonts w:asciiTheme="minorBidi" w:eastAsia="Times New Roman" w:hAnsiTheme="minorBidi" w:hint="cs"/>
+                <w:noProof/>
+                <w:sz w:val="24"/>
+                <w:szCs w:val="24"/>
+                <w:rtl/>
+                <w:lang w:bidi="ar-AE"/>
+              </w:rPr>
+              <w:t>)</w:t>
+            </w:r>
+            <w:r>
+              <w:rPr>
+                <w:rFonts w:asciiTheme="minorBidi" w:eastAsia="Times New Roman" w:hAnsiTheme="minorBidi"/>
+                <w:noProof/>
+                <w:sz w:val="24"/>
+                <w:szCs w:val="24"/>
+                <w:lang w:bidi="ar-AE"/>
+              </w:rPr>
+              <w:t xml:space="preserve"> </w:t>
+            </w:r>
+            <w:r>
+              <w:rPr>
+                <w:rFonts w:asciiTheme="minorBidi" w:eastAsia="Times New Roman" w:hAnsiTheme="minorBidi" w:hint="cs"/>
+                <w:noProof/>
+                <w:sz w:val="24"/>
+                <w:szCs w:val="24"/>
+                <w:rtl/>
+                <w:lang w:bidi="ar-AE"/>
+              </w:rPr>
+              <w:t>وتحتوي على</w:t>
+            </w:r>
+            <w:r>
+              <w:rPr>
+                <w:rFonts w:asciiTheme="minorBidi" w:eastAsia="Times New Roman" w:hAnsiTheme="minorBidi" w:hint="cs"/>
+                <w:noProof/>
+                <w:sz w:val="24"/>
+                <w:szCs w:val="24"/>
+                <w:rtl/>
+                <w:lang w:bidi="ar-AE"/>
+              </w:rPr>
+              <w:t xml:space="preserve"> </w:t>
+            </w:r>
+            <w:r>
+              <w:rPr>
+                <w:rFonts w:ascii="Arial" w:hAnsi="Arial" w:cs="Arial" w:hint="cs"/>
+                <w:sz w:val="24"/>
+                <w:szCs w:val="24"/>
+                <w:rtl/>
+                <w:lang w:bidi="ar-AE"/>
+              </w:rPr>
+              <w:t>بنية شجرية بسيطة</w:t>
+            </w:r>
+            <w:r>
+              <w:rPr>
+                <w:rFonts w:ascii="Arial" w:hAnsi="Arial" w:cs="Arial" w:hint="cs"/>
+                <w:sz w:val="24"/>
+                <w:szCs w:val="24"/>
+                <w:rtl/>
+                <w:lang w:bidi="ar-AE"/>
+              </w:rPr>
+              <w:t xml:space="preserve"> </w:t>
+            </w:r>
+            <w:r>
+              <w:rPr>
+                <w:rFonts w:asciiTheme="minorBidi" w:eastAsia="Times New Roman" w:hAnsiTheme="minorBidi"/>
+                <w:noProof/>
+                <w:sz w:val="24"/>
+                <w:szCs w:val="24"/>
+                <w:rtl/>
+                <w:lang w:bidi="ar-AE"/>
+              </w:rPr>
+              <w:br/>
+            </w:r>
+            <w:r>
+              <w:rPr>
+                <w:rFonts w:asciiTheme="minorBidi" w:eastAsia="Times New Roman" w:hAnsiTheme="minorBidi" w:hint="cs"/>
+                <w:noProof/>
+                <w:sz w:val="24"/>
+                <w:szCs w:val="24"/>
+                <w:rtl/>
+                <w:lang w:bidi="ar-AE"/>
+              </w:rPr>
+              <w:t xml:space="preserve">- </w:t>
+            </w:r>
+            <w:r>
+              <w:rPr>
+                <w:rFonts w:asciiTheme="minorBidi" w:eastAsia="Times New Roman" w:hAnsiTheme="minorBidi" w:hint="cs"/>
+                <w:noProof/>
+                <w:sz w:val="24"/>
+                <w:szCs w:val="24"/>
+                <w:rtl/>
+                <w:lang w:bidi="ar-AE"/>
+              </w:rPr>
+              <w:t xml:space="preserve">الصفحة الأولى: </w:t>
+            </w:r>
+            <w:r>
+              <w:rPr>
+                <w:rFonts w:asciiTheme="minorBidi" w:eastAsia="Times New Roman" w:hAnsiTheme="minorBidi" w:hint="cs"/>
+                <w:noProof/>
+                <w:sz w:val="24"/>
+                <w:szCs w:val="24"/>
+                <w:rtl/>
+                <w:lang w:bidi="ar-AE"/>
+              </w:rPr>
+              <w:t>عقائد القوات البرية</w:t>
+            </w:r>
+          </w:p>
+          <w:p>
+            <w:pPr>
+              <w:bidi/>
+              <w:rPr>
+                <w:rFonts w:asciiTheme="minorBidi" w:eastAsia="Times New Roman" w:hAnsiTheme="minorBidi"/>
+                <w:noProof/>
+                <w:sz w:val="24"/>
+                <w:szCs w:val="24"/>
+                <w:rtl/>
+                <w:lang w:bidi="ar-AE"/>
+              </w:rPr>
+            </w:pPr>
+            <w:r>
+              <w:rPr>
+                <w:rFonts w:asciiTheme="minorBidi" w:eastAsia="Times New Roman" w:hAnsiTheme="minorBidi" w:hint="cs"/>
+                <w:noProof/>
+                <w:sz w:val="24"/>
+                <w:szCs w:val="24"/>
+                <w:rtl/>
+                <w:lang w:bidi="ar-AE"/>
+              </w:rPr>
+              <w:t xml:space="preserve">- </w:t>
+            </w:r>
+            <w:r>
+              <w:rPr>
+                <w:rFonts w:asciiTheme="minorBidi" w:eastAsia="Times New Roman" w:hAnsiTheme="minorBidi" w:hint="cs"/>
+                <w:noProof/>
+                <w:sz w:val="24"/>
+                <w:szCs w:val="24"/>
+                <w:rtl/>
+                <w:lang w:bidi="ar-AE"/>
+              </w:rPr>
+              <w:t xml:space="preserve">الصفحة </w:t>
+            </w:r>
+            <w:r>
+              <w:rPr>
+                <w:rFonts w:asciiTheme="minorBidi" w:eastAsia="Times New Roman" w:hAnsiTheme="minorBidi" w:hint="cs"/>
+                <w:noProof/>
+                <w:sz w:val="24"/>
+                <w:szCs w:val="24"/>
+                <w:rtl/>
+                <w:lang w:bidi="ar-AE"/>
+              </w:rPr>
+              <w:t>الثانية</w:t>
+            </w:r>
+            <w:r>
+              <w:rPr>
+                <w:rFonts w:asciiTheme="minorBidi" w:eastAsia="Times New Roman" w:hAnsiTheme="minorBidi" w:hint="cs"/>
+                <w:noProof/>
+                <w:sz w:val="24"/>
+                <w:szCs w:val="24"/>
+                <w:rtl/>
+                <w:lang w:bidi="ar-AE"/>
+              </w:rPr>
+              <w:t xml:space="preserve">: </w:t>
+            </w:r>
+            <w:r>
+              <w:rPr>
+                <w:rFonts w:asciiTheme="minorBidi" w:eastAsia="Times New Roman" w:hAnsiTheme="minorBidi" w:hint="cs"/>
+                <w:noProof/>
+                <w:sz w:val="24"/>
+                <w:szCs w:val="24"/>
+                <w:rtl/>
+                <w:lang w:bidi="ar-AE"/>
+              </w:rPr>
+              <w:t>عقائد الصنوف الأخرى.</w:t>
+            </w:r>
+            <w:r>
+              <w:rPr>
+                <w:rFonts w:asciiTheme="minorBidi" w:eastAsia="Times New Roman" w:hAnsiTheme="minorBidi"/>
+                <w:noProof/>
+                <w:sz w:val="24"/>
+                <w:szCs w:val="24"/>
+                <w:rtl/>
+                <w:lang w:bidi="ar-AE"/>
+              </w:rPr>
+              <w:br/>
+            </w:r>
+            <w:r>
+              <w:rPr>
+                <w:rFonts w:asciiTheme="minorBidi" w:eastAsia="Times New Roman" w:hAnsiTheme="minorBidi" w:hint="cs"/>
+                <w:noProof/>
+                <w:sz w:val="24"/>
+                <w:szCs w:val="24"/>
+                <w:rtl/>
+                <w:lang w:bidi="ar-AE"/>
+              </w:rPr>
+              <w:t xml:space="preserve">- </w:t>
+            </w:r>
+            <w:r>
+              <w:rPr>
+                <w:rFonts w:asciiTheme="minorBidi" w:eastAsia="Times New Roman" w:hAnsiTheme="minorBidi" w:hint="cs"/>
+                <w:noProof/>
+                <w:sz w:val="24"/>
+                <w:szCs w:val="24"/>
+                <w:rtl/>
+                <w:lang w:bidi="ar-AE"/>
+              </w:rPr>
+              <w:t xml:space="preserve">الصفحة </w:t>
+            </w:r>
+            <w:r>
+              <w:rPr>
+                <w:rFonts w:asciiTheme="minorBidi" w:eastAsia="Times New Roman" w:hAnsiTheme="minorBidi" w:hint="cs"/>
+                <w:noProof/>
+                <w:sz w:val="24"/>
+                <w:szCs w:val="24"/>
+                <w:rtl/>
+                <w:lang w:bidi="ar-AE"/>
+              </w:rPr>
+              <w:t>الثالثة</w:t>
+            </w:r>
+            <w:r>
+              <w:rPr>
+                <w:rFonts w:asciiTheme="minorBidi" w:eastAsia="Times New Roman" w:hAnsiTheme="minorBidi" w:hint="cs"/>
+                <w:noProof/>
+                <w:sz w:val="24"/>
+                <w:szCs w:val="24"/>
+                <w:rtl/>
+                <w:lang w:bidi="ar-AE"/>
+              </w:rPr>
+              <w:t xml:space="preserve">: </w:t>
+            </w:r>
+            <w:r>
+              <w:rPr>
+                <w:rFonts w:asciiTheme="minorBidi" w:eastAsia="Times New Roman" w:hAnsiTheme="minorBidi" w:hint="cs"/>
+                <w:noProof/>
+                <w:sz w:val="24"/>
+                <w:szCs w:val="24"/>
+                <w:rtl/>
+                <w:lang w:bidi="ar-AE"/>
+              </w:rPr>
+              <w:t>معايير التدريب .</w:t>
+            </w:r>
+          </w:p>
+          <w:p>
+            <w:pPr>
+              <w:bidi/>
+              <w:rPr>
+                <w:rFonts w:asciiTheme="minorBidi" w:eastAsia="Times New Roman" w:hAnsiTheme="minorBidi" w:hint="cs"/>
+                <w:noProof/>
+                <w:sz w:val="24"/>
+                <w:szCs w:val="24"/>
+                <w:rtl/>
+                <w:lang w:bidi="ar-AE"/>
+              </w:rPr>
+            </w:pPr>
+            <w:r>
+              <w:rPr>
+                <w:rFonts w:asciiTheme="minorBidi" w:eastAsia="Times New Roman" w:hAnsiTheme="minorBidi" w:hint="cs"/>
+                <w:noProof/>
+                <w:sz w:val="24"/>
+                <w:szCs w:val="24"/>
+                <w:rtl/>
+                <w:lang w:bidi="ar-AE"/>
+              </w:rPr>
+              <w:t>3. نريد الصفحات (التبويبات) تكون لها نفس الخصائص والامتيازات التي توجد في تبوي</w:t>
+            </w:r>
+            <w:r>
+              <w:rPr>
+                <w:rFonts w:asciiTheme="minorBidi" w:eastAsia="Times New Roman" w:hAnsiTheme="minorBidi" w:hint="cs"/>
+                <w:noProof/>
+                <w:sz w:val="24"/>
+                <w:szCs w:val="24"/>
+                <w:rtl/>
+                <w:lang w:bidi="ar-AE"/>
+              </w:rPr>
+              <w:t>ب</w:t>
+            </w:r>
+            <w:r>
+              <w:rPr>
+                <w:rFonts w:asciiTheme="minorBidi" w:eastAsia="Times New Roman" w:hAnsiTheme="minorBidi" w:hint="cs"/>
+                <w:noProof/>
+                <w:sz w:val="24"/>
+                <w:szCs w:val="24"/>
+                <w:rtl/>
+                <w:lang w:bidi="ar-AE"/>
+              </w:rPr>
+              <w:t>ات بنك المعلومات (</w:t>
+            </w:r>
+            <w:r>
+              <w:rPr>
+                <w:rFonts w:asciiTheme="minorBidi" w:eastAsia="Times New Roman" w:hAnsiTheme="minorBidi" w:cs="Arial"/>
+                <w:noProof/>
+                <w:sz w:val="24"/>
+                <w:szCs w:val="24"/>
+                <w:rtl/>
+                <w:lang w:bidi="ar-AE"/>
+              </w:rPr>
+              <w:t>مجرى الأحداث والمعاضل</w:t>
+            </w:r>
+            <w:r>
+              <w:rPr>
+                <w:rFonts w:asciiTheme="minorBidi" w:eastAsia="Times New Roman" w:hAnsiTheme="minorBidi" w:cs="Arial" w:hint="cs"/>
+                <w:noProof/>
+                <w:sz w:val="24"/>
+                <w:szCs w:val="24"/>
+                <w:rtl/>
+                <w:lang w:bidi="ar-AE"/>
+              </w:rPr>
+              <w:t xml:space="preserve"> - </w:t>
+            </w:r>
+            <w:r>
+              <w:rPr>
+                <w:rFonts w:asciiTheme="minorBidi" w:eastAsia="Times New Roman" w:hAnsiTheme="minorBidi" w:cs="Arial"/>
+                <w:noProof/>
+                <w:sz w:val="24"/>
+                <w:szCs w:val="24"/>
+                <w:rtl/>
+                <w:lang w:bidi="ar-AE"/>
+              </w:rPr>
+              <w:t>تقييم الإجراءات</w:t>
+            </w:r>
+            <w:r>
+              <w:rPr>
+                <w:rFonts w:asciiTheme="minorBidi" w:eastAsia="Times New Roman" w:hAnsiTheme="minorBidi" w:cs="Arial" w:hint="cs"/>
+                <w:noProof/>
+                <w:sz w:val="24"/>
+                <w:szCs w:val="24"/>
+                <w:rtl/>
+                <w:lang w:bidi="ar-AE"/>
+              </w:rPr>
+              <w:t xml:space="preserve"> - </w:t>
+            </w:r>
+            <w:r>
+              <w:rPr>
+                <w:rFonts w:asciiTheme="minorBidi" w:eastAsia="Times New Roman" w:hAnsiTheme="minorBidi" w:cs="Arial"/>
+                <w:noProof/>
+                <w:sz w:val="24"/>
+                <w:szCs w:val="24"/>
+                <w:rtl/>
+                <w:lang w:bidi="ar-AE"/>
+              </w:rPr>
+              <w:t>قوائم تقييم المعاضل</w:t>
+            </w:r>
+            <w:r>
+              <w:rPr>
+                <w:rFonts w:asciiTheme="minorBidi" w:eastAsia="Times New Roman" w:hAnsiTheme="minorBidi" w:cs="Arial" w:hint="cs"/>
+                <w:noProof/>
+                <w:sz w:val="24"/>
+                <w:szCs w:val="24"/>
+                <w:rtl/>
+                <w:lang w:bidi="ar-AE"/>
+              </w:rPr>
+              <w:t>)</w:t>
+            </w:r>
           </w:p>
         </w:tc>
         <w:tc>

--- a/Programming Lab/أوامر محرر الذكاء الإصطناعي لتطوير نظام إدارو التمارين.docx
+++ b/Programming Lab/أوامر محرر الذكاء الإصطناعي لتطوير نظام إدارو التمارين.docx
@@ -19551,7 +19551,6 @@
             <w:pPr>
               <w:bidi/>
               <w:rPr>
-                <w:rFonts w:hint="cs"/>
                 <w:lang w:bidi="ar-AE"/>
               </w:rPr>
             </w:pPr>
@@ -21329,7 +21328,6 @@
             <w:pPr>
               <w:bidi/>
               <w:rPr>
-                <w:rFonts w:hint="cs"/>
                 <w:sz w:val="24"/>
                 <w:szCs w:val="24"/>
                 <w:rtl/>
@@ -21847,7 +21845,17 @@
                 <w:rtl/>
                 <w:lang w:bidi="ar-AE"/>
               </w:rPr>
-              <w:t xml:space="preserve"> </w:t>
+              <w:t xml:space="preserve"> تبويبات (</w:t>
+            </w:r>
+            <w:r>
+              <w:rPr>
+                <w:rFonts w:asciiTheme="minorBidi" w:eastAsia="Times New Roman" w:hAnsiTheme="minorBidi"/>
+                <w:noProof/>
+                <w:sz w:val="24"/>
+                <w:szCs w:val="24"/>
+                <w:lang w:bidi="ar-AE"/>
+              </w:rPr>
+              <w:t>Tabs</w:t>
             </w:r>
             <w:r>
               <w:rPr>
@@ -21858,18 +21866,74 @@
                 <w:rtl/>
                 <w:lang w:bidi="ar-AE"/>
               </w:rPr>
-              <w:t>تبويبات (</w:t>
-            </w:r>
-            <w:r>
+              <w:t>) لثلاث صفحات وتحتوي هذه الصفحات على</w:t>
+            </w:r>
+            <w:r>
+              <w:rPr>
+                <w:rFonts w:ascii="Arial" w:hAnsi="Arial" w:cs="Arial" w:hint="cs"/>
+                <w:sz w:val="24"/>
+                <w:szCs w:val="24"/>
+                <w:rtl/>
+                <w:lang w:bidi="ar-AE"/>
+              </w:rPr>
+              <w:t xml:space="preserve"> بنية شجرية بسيطة (كما هو موضح في الصورة المرفقة)، نريد أن يكون وأيضا امكانية إضافة مجلدات جديدة يدويا وأيضا امكانية حذف المجلدات وأيضا إمكانية إدراج مجلدات أو ملفات بصيغة (</w:t>
+            </w:r>
+            <w:r>
+              <w:rPr>
+                <w:rFonts w:ascii="Arial" w:hAnsi="Arial" w:cs="Arial"/>
+                <w:sz w:val="24"/>
+                <w:szCs w:val="24"/>
+                <w:lang w:bidi="ar-AE"/>
+              </w:rPr>
+              <w:t>pdf – word – excel</w:t>
+            </w:r>
+            <w:r>
+              <w:rPr>
+                <w:rFonts w:ascii="Arial" w:hAnsi="Arial" w:cs="Arial" w:hint="cs"/>
+                <w:sz w:val="24"/>
+                <w:szCs w:val="24"/>
+                <w:rtl/>
+                <w:lang w:bidi="ar-AE"/>
+              </w:rPr>
+              <w:t xml:space="preserve">) وتكون </w:t>
+            </w:r>
+            <w:r>
+              <w:rPr>
+                <w:rFonts w:ascii="Arial" w:hAnsi="Arial" w:cs="Arial" w:hint="cs"/>
+                <w:sz w:val="24"/>
+                <w:szCs w:val="24"/>
+                <w:rtl/>
+                <w:lang w:bidi="ar-AE"/>
+              </w:rPr>
+              <w:lastRenderedPageBreak/>
+              <w:t>متعدد في آن واحد .. تنويه مهم للغاية: في حال إدراج مجلد نريد جميع محتويات المجلد تكون مضافة دون تغيير الإسم أو صيغة الملف.</w:t>
+            </w:r>
+          </w:p>
+          <w:p>
+            <w:pPr>
+              <w:bidi/>
               <w:rPr>
                 <w:rFonts w:asciiTheme="minorBidi" w:eastAsia="Times New Roman" w:hAnsiTheme="minorBidi"/>
                 <w:noProof/>
                 <w:sz w:val="24"/>
                 <w:szCs w:val="24"/>
-                <w:lang w:bidi="ar-AE"/>
-              </w:rPr>
-              <w:t>Tabs</w:t>
-            </w:r>
+                <w:rtl/>
+                <w:lang w:bidi="ar-AE"/>
+              </w:rPr>
+            </w:pPr>
+          </w:p>
+          <w:p>
+            <w:pPr>
+              <w:bidi/>
+              <w:rPr>
+                <w:rFonts w:asciiTheme="minorBidi" w:eastAsia="Times New Roman" w:hAnsiTheme="minorBidi"/>
+                <w:noProof/>
+                <w:sz w:val="24"/>
+                <w:szCs w:val="24"/>
+                <w:rtl/>
+                <w:lang w:bidi="ar-AE"/>
+              </w:rPr>
+            </w:pPr>
             <w:r>
               <w:rPr>
                 <w:rFonts w:asciiTheme="minorBidi" w:eastAsia="Times New Roman" w:hAnsiTheme="minorBidi" w:hint="cs"/>
@@ -21879,7 +21943,17 @@
                 <w:rtl/>
                 <w:lang w:bidi="ar-AE"/>
               </w:rPr>
-              <w:t>)</w:t>
+              <w:t>2. إنشاء ثلاث صفحات على شكل تبويبات (</w:t>
+            </w:r>
+            <w:r>
+              <w:rPr>
+                <w:rFonts w:asciiTheme="minorBidi" w:eastAsia="Times New Roman" w:hAnsiTheme="minorBidi"/>
+                <w:noProof/>
+                <w:sz w:val="24"/>
+                <w:szCs w:val="24"/>
+                <w:lang w:bidi="ar-AE"/>
+              </w:rPr>
+              <w:t>Tabs</w:t>
             </w:r>
             <w:r>
               <w:rPr>
@@ -21890,7 +21964,17 @@
                 <w:rtl/>
                 <w:lang w:bidi="ar-AE"/>
               </w:rPr>
-              <w:t xml:space="preserve"> لثلاث صفحات </w:t>
+              <w:t>)</w:t>
+            </w:r>
+            <w:r>
+              <w:rPr>
+                <w:rFonts w:asciiTheme="minorBidi" w:eastAsia="Times New Roman" w:hAnsiTheme="minorBidi"/>
+                <w:noProof/>
+                <w:sz w:val="24"/>
+                <w:szCs w:val="24"/>
+                <w:lang w:bidi="ar-AE"/>
+              </w:rPr>
+              <w:t xml:space="preserve"> </w:t>
             </w:r>
             <w:r>
               <w:rPr>
@@ -21901,7 +21985,7 @@
                 <w:rtl/>
                 <w:lang w:bidi="ar-AE"/>
               </w:rPr>
-              <w:t xml:space="preserve">وتحتوي </w:t>
+              <w:t>وتحتوي على</w:t>
             </w:r>
             <w:r>
               <w:rPr>
@@ -21912,7 +21996,28 @@
                 <w:rtl/>
                 <w:lang w:bidi="ar-AE"/>
               </w:rPr>
-              <w:t xml:space="preserve">هذه الصفحات </w:t>
+              <w:t xml:space="preserve"> </w:t>
+            </w:r>
+            <w:r>
+              <w:rPr>
+                <w:rFonts w:ascii="Arial" w:hAnsi="Arial" w:cs="Arial" w:hint="cs"/>
+                <w:sz w:val="24"/>
+                <w:szCs w:val="24"/>
+                <w:rtl/>
+                <w:lang w:bidi="ar-AE"/>
+              </w:rPr>
+              <w:t xml:space="preserve">بنية شجرية بسيطة </w:t>
+            </w:r>
+            <w:r>
+              <w:rPr>
+                <w:rFonts w:asciiTheme="minorBidi" w:eastAsia="Times New Roman" w:hAnsiTheme="minorBidi"/>
+                <w:noProof/>
+                <w:sz w:val="24"/>
+                <w:szCs w:val="24"/>
+                <w:rtl/>
+                <w:lang w:bidi="ar-AE"/>
+              </w:rPr>
+              <w:br/>
             </w:r>
             <w:r>
               <w:rPr>
@@ -21923,87 +22028,29 @@
                 <w:rtl/>
                 <w:lang w:bidi="ar-AE"/>
               </w:rPr>
-              <w:t>على</w:t>
-            </w:r>
-            <w:r>
-              <w:rPr>
-                <w:rFonts w:ascii="Arial" w:hAnsi="Arial" w:cs="Arial" w:hint="cs"/>
-                <w:sz w:val="24"/>
-                <w:szCs w:val="24"/>
-                <w:rtl/>
-                <w:lang w:bidi="ar-AE"/>
-              </w:rPr>
-              <w:t xml:space="preserve"> بنية شجرية بسيطة</w:t>
-            </w:r>
-            <w:r>
-              <w:rPr>
-                <w:rFonts w:ascii="Arial" w:hAnsi="Arial" w:cs="Arial" w:hint="cs"/>
-                <w:sz w:val="24"/>
-                <w:szCs w:val="24"/>
-                <w:rtl/>
-                <w:lang w:bidi="ar-AE"/>
-              </w:rPr>
-              <w:t xml:space="preserve"> (كما هو موضح في الصورة المرفقة)</w:t>
-            </w:r>
-            <w:r>
-              <w:rPr>
-                <w:rFonts w:ascii="Arial" w:hAnsi="Arial" w:cs="Arial" w:hint="cs"/>
-                <w:sz w:val="24"/>
-                <w:szCs w:val="24"/>
-                <w:rtl/>
-                <w:lang w:bidi="ar-AE"/>
-              </w:rPr>
-              <w:t>، نريد أن يكون وأيضا امكانية إضافة مجلدات جديدة يدويا وأيضا امكانية حذف المجلدات وأيضا إمكانية إدراج مجلدات أو ملفات بصيغة (</w:t>
-            </w:r>
-            <w:r>
-              <w:rPr>
-                <w:rFonts w:ascii="Arial" w:hAnsi="Arial" w:cs="Arial"/>
-                <w:sz w:val="24"/>
-                <w:szCs w:val="24"/>
-                <w:lang w:bidi="ar-AE"/>
-              </w:rPr>
-              <w:t>pdf – word – excel</w:t>
-            </w:r>
-            <w:r>
-              <w:rPr>
-                <w:rFonts w:ascii="Arial" w:hAnsi="Arial" w:cs="Arial" w:hint="cs"/>
-                <w:sz w:val="24"/>
-                <w:szCs w:val="24"/>
-                <w:rtl/>
-                <w:lang w:bidi="ar-AE"/>
-              </w:rPr>
-              <w:t xml:space="preserve">) وتكون </w:t>
-            </w:r>
-            <w:r>
-              <w:rPr>
-                <w:rFonts w:ascii="Arial" w:hAnsi="Arial" w:cs="Arial" w:hint="cs"/>
-                <w:sz w:val="24"/>
-                <w:szCs w:val="24"/>
-                <w:rtl/>
-                <w:lang w:bidi="ar-AE"/>
-              </w:rPr>
-              <w:lastRenderedPageBreak/>
-              <w:t xml:space="preserve">متعدد في آن واحد .. تنويه مهم للغاية: في </w:t>
-            </w:r>
-            <w:r>
-              <w:rPr>
-                <w:rFonts w:ascii="Arial" w:hAnsi="Arial" w:cs="Arial" w:hint="cs"/>
-                <w:sz w:val="24"/>
-                <w:szCs w:val="24"/>
-                <w:rtl/>
-                <w:lang w:bidi="ar-AE"/>
-              </w:rPr>
-              <w:t>حال</w:t>
-            </w:r>
-            <w:r>
-              <w:rPr>
-                <w:rFonts w:ascii="Arial" w:hAnsi="Arial" w:cs="Arial" w:hint="cs"/>
-                <w:sz w:val="24"/>
-                <w:szCs w:val="24"/>
-                <w:rtl/>
-                <w:lang w:bidi="ar-AE"/>
-              </w:rPr>
-              <w:t xml:space="preserve"> إدراج مجلد نريد جميع محتويات المجلد تكون مضافة دون تغيير الإسم أو صيغة الملف.</w:t>
+              <w:t xml:space="preserve">- </w:t>
+            </w:r>
+            <w:r>
+              <w:rPr>
+                <w:rFonts w:asciiTheme="minorBidi" w:eastAsia="Times New Roman" w:hAnsiTheme="minorBidi" w:hint="cs"/>
+                <w:noProof/>
+                <w:sz w:val="24"/>
+                <w:szCs w:val="24"/>
+                <w:rtl/>
+                <w:lang w:bidi="ar-AE"/>
+              </w:rPr>
+              <w:t xml:space="preserve">الصفحة الأولى: </w:t>
+            </w:r>
+            <w:r>
+              <w:rPr>
+                <w:rFonts w:asciiTheme="minorBidi" w:eastAsia="Times New Roman" w:hAnsiTheme="minorBidi" w:hint="cs"/>
+                <w:noProof/>
+                <w:sz w:val="24"/>
+                <w:szCs w:val="24"/>
+                <w:rtl/>
+                <w:lang w:bidi="ar-AE"/>
+              </w:rPr>
+              <w:t>عقائد القوات البرية</w:t>
             </w:r>
           </w:p>
           <w:p>
@@ -22018,10 +22065,40 @@
                 <w:lang w:bidi="ar-AE"/>
               </w:rPr>
             </w:pPr>
-          </w:p>
-          <w:p>
-            <w:pPr>
-              <w:bidi/>
+            <w:r>
+              <w:rPr>
+                <w:rFonts w:asciiTheme="minorBidi" w:eastAsia="Times New Roman" w:hAnsiTheme="minorBidi" w:hint="cs"/>
+                <w:noProof/>
+                <w:sz w:val="24"/>
+                <w:szCs w:val="24"/>
+                <w:rtl/>
+                <w:lang w:bidi="ar-AE"/>
+              </w:rPr>
+              <w:t xml:space="preserve">- </w:t>
+            </w:r>
+            <w:r>
+              <w:rPr>
+                <w:rFonts w:asciiTheme="minorBidi" w:eastAsia="Times New Roman" w:hAnsiTheme="minorBidi" w:hint="cs"/>
+                <w:noProof/>
+                <w:sz w:val="24"/>
+                <w:szCs w:val="24"/>
+                <w:rtl/>
+                <w:lang w:bidi="ar-AE"/>
+              </w:rPr>
+              <w:t xml:space="preserve">الصفحة الثانية: </w:t>
+            </w:r>
+            <w:r>
+              <w:rPr>
+                <w:rFonts w:asciiTheme="minorBidi" w:eastAsia="Times New Roman" w:hAnsiTheme="minorBidi" w:hint="cs"/>
+                <w:noProof/>
+                <w:sz w:val="24"/>
+                <w:szCs w:val="24"/>
+                <w:rtl/>
+                <w:lang w:bidi="ar-AE"/>
+              </w:rPr>
+              <w:t>عقائد الصنوف الأخرى.</w:t>
+            </w:r>
+            <w:r>
               <w:rPr>
                 <w:rFonts w:asciiTheme="minorBidi" w:eastAsia="Times New Roman" w:hAnsiTheme="minorBidi"/>
                 <w:noProof/>
@@ -22030,7 +22107,8 @@
                 <w:rtl/>
                 <w:lang w:bidi="ar-AE"/>
               </w:rPr>
-            </w:pPr>
+              <w:br/>
+            </w:r>
             <w:r>
               <w:rPr>
                 <w:rFonts w:asciiTheme="minorBidi" w:eastAsia="Times New Roman" w:hAnsiTheme="minorBidi" w:hint="cs"/>
@@ -22040,18 +22118,43 @@
                 <w:rtl/>
                 <w:lang w:bidi="ar-AE"/>
               </w:rPr>
-              <w:t>2. إنشاء ثلاث صفحات على شكل تبويبات (</w:t>
-            </w:r>
-            <w:r>
+              <w:t xml:space="preserve">- </w:t>
+            </w:r>
+            <w:r>
+              <w:rPr>
+                <w:rFonts w:asciiTheme="minorBidi" w:eastAsia="Times New Roman" w:hAnsiTheme="minorBidi" w:hint="cs"/>
+                <w:noProof/>
+                <w:sz w:val="24"/>
+                <w:szCs w:val="24"/>
+                <w:rtl/>
+                <w:lang w:bidi="ar-AE"/>
+              </w:rPr>
+              <w:t xml:space="preserve">الصفحة الثالثة: </w:t>
+            </w:r>
+            <w:r>
+              <w:rPr>
+                <w:rFonts w:asciiTheme="minorBidi" w:eastAsia="Times New Roman" w:hAnsiTheme="minorBidi" w:hint="cs"/>
+                <w:noProof/>
+                <w:sz w:val="24"/>
+                <w:szCs w:val="24"/>
+                <w:rtl/>
+                <w:lang w:bidi="ar-AE"/>
+              </w:rPr>
+              <w:t>معايير التدريب .</w:t>
+            </w:r>
+          </w:p>
+          <w:p>
+            <w:pPr>
+              <w:bidi/>
               <w:rPr>
                 <w:rFonts w:asciiTheme="minorBidi" w:eastAsia="Times New Roman" w:hAnsiTheme="minorBidi"/>
                 <w:noProof/>
                 <w:sz w:val="24"/>
                 <w:szCs w:val="24"/>
-                <w:lang w:bidi="ar-AE"/>
-              </w:rPr>
-              <w:t>Tabs</w:t>
-            </w:r>
+                <w:rtl/>
+                <w:lang w:bidi="ar-AE"/>
+              </w:rPr>
+            </w:pPr>
             <w:r>
               <w:rPr>
                 <w:rFonts w:asciiTheme="minorBidi" w:eastAsia="Times New Roman" w:hAnsiTheme="minorBidi" w:hint="cs"/>
@@ -22061,18 +22164,167 @@
                 <w:rtl/>
                 <w:lang w:bidi="ar-AE"/>
               </w:rPr>
+              <w:t>3. نريد الصفحات (التبويبات) تكون لها نفس الخصائص والامتيازات التي توجد في تبوي</w:t>
+            </w:r>
+            <w:r>
+              <w:rPr>
+                <w:rFonts w:asciiTheme="minorBidi" w:eastAsia="Times New Roman" w:hAnsiTheme="minorBidi" w:hint="cs"/>
+                <w:noProof/>
+                <w:sz w:val="24"/>
+                <w:szCs w:val="24"/>
+                <w:rtl/>
+                <w:lang w:bidi="ar-AE"/>
+              </w:rPr>
+              <w:t>ب</w:t>
+            </w:r>
+            <w:r>
+              <w:rPr>
+                <w:rFonts w:asciiTheme="minorBidi" w:eastAsia="Times New Roman" w:hAnsiTheme="minorBidi" w:hint="cs"/>
+                <w:noProof/>
+                <w:sz w:val="24"/>
+                <w:szCs w:val="24"/>
+                <w:rtl/>
+                <w:lang w:bidi="ar-AE"/>
+              </w:rPr>
+              <w:t>ات بنك المعلومات (</w:t>
+            </w:r>
+            <w:r>
+              <w:rPr>
+                <w:rFonts w:asciiTheme="minorBidi" w:eastAsia="Times New Roman" w:hAnsiTheme="minorBidi" w:cs="Arial"/>
+                <w:noProof/>
+                <w:sz w:val="24"/>
+                <w:szCs w:val="24"/>
+                <w:rtl/>
+                <w:lang w:bidi="ar-AE"/>
+              </w:rPr>
+              <w:t>مجرى الأحداث والمعاضل</w:t>
+            </w:r>
+            <w:r>
+              <w:rPr>
+                <w:rFonts w:asciiTheme="minorBidi" w:eastAsia="Times New Roman" w:hAnsiTheme="minorBidi" w:cs="Arial" w:hint="cs"/>
+                <w:noProof/>
+                <w:sz w:val="24"/>
+                <w:szCs w:val="24"/>
+                <w:rtl/>
+                <w:lang w:bidi="ar-AE"/>
+              </w:rPr>
+              <w:t xml:space="preserve"> - </w:t>
+            </w:r>
+            <w:r>
+              <w:rPr>
+                <w:rFonts w:asciiTheme="minorBidi" w:eastAsia="Times New Roman" w:hAnsiTheme="minorBidi" w:cs="Arial"/>
+                <w:noProof/>
+                <w:sz w:val="24"/>
+                <w:szCs w:val="24"/>
+                <w:rtl/>
+                <w:lang w:bidi="ar-AE"/>
+              </w:rPr>
+              <w:t>تقييم الإجراءات</w:t>
+            </w:r>
+            <w:r>
+              <w:rPr>
+                <w:rFonts w:asciiTheme="minorBidi" w:eastAsia="Times New Roman" w:hAnsiTheme="minorBidi" w:cs="Arial" w:hint="cs"/>
+                <w:noProof/>
+                <w:sz w:val="24"/>
+                <w:szCs w:val="24"/>
+                <w:rtl/>
+                <w:lang w:bidi="ar-AE"/>
+              </w:rPr>
+              <w:t xml:space="preserve"> - </w:t>
+            </w:r>
+            <w:r>
+              <w:rPr>
+                <w:rFonts w:asciiTheme="minorBidi" w:eastAsia="Times New Roman" w:hAnsiTheme="minorBidi" w:cs="Arial"/>
+                <w:noProof/>
+                <w:sz w:val="24"/>
+                <w:szCs w:val="24"/>
+                <w:rtl/>
+                <w:lang w:bidi="ar-AE"/>
+              </w:rPr>
+              <w:t>قوائم تقييم المعاضل</w:t>
+            </w:r>
+            <w:r>
+              <w:rPr>
+                <w:rFonts w:asciiTheme="minorBidi" w:eastAsia="Times New Roman" w:hAnsiTheme="minorBidi" w:cs="Arial" w:hint="cs"/>
+                <w:noProof/>
+                <w:sz w:val="24"/>
+                <w:szCs w:val="24"/>
+                <w:rtl/>
+                <w:lang w:bidi="ar-AE"/>
+              </w:rPr>
               <w:t>)</w:t>
             </w:r>
-            <w:r>
+          </w:p>
+        </w:tc>
+        <w:tc>
+          <w:tcPr>
+            <w:tcW w:w="2606" w:type="dxa"/>
+            <w:shd w:val="clear" w:color="auto" w:fill="auto"/>
+          </w:tcPr>
+          <w:p>
+            <w:pPr>
+              <w:bidi/>
+              <w:jc w:val="center"/>
+              <w:rPr>
+                <w:rFonts w:ascii="Arial" w:hAnsi="Arial" w:cs="Arial"/>
+                <w:color w:val="000000" w:themeColor="text1"/>
+                <w:sz w:val="28"/>
+                <w:szCs w:val="28"/>
+                <w:lang w:bidi="ar-AE"/>
+              </w:rPr>
+            </w:pPr>
+          </w:p>
+        </w:tc>
+      </w:tr>
+      <w:tr>
+        <w:trPr>
+          <w:trHeight w:val="305"/>
+        </w:trPr>
+        <w:tc>
+          <w:tcPr>
+            <w:tcW w:w="1828" w:type="dxa"/>
+            <w:shd w:val="clear" w:color="auto" w:fill="auto"/>
+          </w:tcPr>
+          <w:p>
+            <w:pPr>
+              <w:bidi/>
+              <w:rPr>
+                <w:rFonts w:asciiTheme="minorBidi" w:hAnsiTheme="minorBidi"/>
+                <w:sz w:val="24"/>
+                <w:szCs w:val="24"/>
+                <w:rtl/>
+                <w:lang w:bidi="ar-AE"/>
+              </w:rPr>
+            </w:pPr>
+            <w:r>
+              <w:rPr>
+                <w:rFonts w:asciiTheme="minorBidi" w:hAnsiTheme="minorBidi" w:hint="cs"/>
+                <w:sz w:val="24"/>
+                <w:szCs w:val="24"/>
+                <w:rtl/>
+                <w:lang w:bidi="ar-AE"/>
+              </w:rPr>
+              <w:t>بنك المعلومات</w:t>
+            </w:r>
+          </w:p>
+        </w:tc>
+        <w:tc>
+          <w:tcPr>
+            <w:tcW w:w="9175" w:type="dxa"/>
+            <w:shd w:val="clear" w:color="auto" w:fill="auto"/>
+          </w:tcPr>
+          <w:p>
+            <w:pPr>
+              <w:bidi/>
               <w:rPr>
                 <w:rFonts w:asciiTheme="minorBidi" w:eastAsia="Times New Roman" w:hAnsiTheme="minorBidi"/>
                 <w:noProof/>
                 <w:sz w:val="24"/>
                 <w:szCs w:val="24"/>
-                <w:lang w:bidi="ar-AE"/>
-              </w:rPr>
-              <w:t xml:space="preserve"> </w:t>
-            </w:r>
+                <w:rtl/>
+                <w:lang w:val="ar-AE" w:bidi="ar-AE"/>
+              </w:rPr>
+            </w:pPr>
             <w:r>
               <w:rPr>
                 <w:rFonts w:asciiTheme="minorBidi" w:eastAsia="Times New Roman" w:hAnsiTheme="minorBidi" w:hint="cs"/>
@@ -22080,10 +22332,23 @@
                 <w:sz w:val="24"/>
                 <w:szCs w:val="24"/>
                 <w:rtl/>
-                <w:lang w:bidi="ar-AE"/>
-              </w:rPr>
-              <w:t>وتحتوي على</w:t>
-            </w:r>
+                <w:lang w:val="ar-AE" w:bidi="ar-AE"/>
+              </w:rPr>
+              <w:t>1. نريد تغيير تبويبة مستويات الوحدات لتكون (مجموعة لواء الإمارات / 1) وإضافة زر (تعديل) في الصفوف.</w:t>
+            </w:r>
+          </w:p>
+          <w:p>
+            <w:pPr>
+              <w:bidi/>
+              <w:rPr>
+                <w:rFonts w:asciiTheme="minorBidi" w:eastAsia="Times New Roman" w:hAnsiTheme="minorBidi"/>
+                <w:noProof/>
+                <w:sz w:val="24"/>
+                <w:szCs w:val="24"/>
+                <w:rtl/>
+                <w:lang w:val="ar-AE" w:bidi="ar-AE"/>
+              </w:rPr>
+            </w:pPr>
             <w:r>
               <w:rPr>
                 <w:rFonts w:asciiTheme="minorBidi" w:eastAsia="Times New Roman" w:hAnsiTheme="minorBidi" w:hint="cs"/>
@@ -22091,29 +22356,31 @@
                 <w:sz w:val="24"/>
                 <w:szCs w:val="24"/>
                 <w:rtl/>
-                <w:lang w:bidi="ar-AE"/>
-              </w:rPr>
-              <w:t xml:space="preserve"> </w:t>
-            </w:r>
-            <w:r>
-              <w:rPr>
-                <w:rFonts w:ascii="Arial" w:hAnsi="Arial" w:cs="Arial" w:hint="cs"/>
-                <w:sz w:val="24"/>
-                <w:szCs w:val="24"/>
-                <w:rtl/>
-                <w:lang w:bidi="ar-AE"/>
-              </w:rPr>
-              <w:t>بنية شجرية بسيطة</w:t>
-            </w:r>
-            <w:r>
-              <w:rPr>
-                <w:rFonts w:ascii="Arial" w:hAnsi="Arial" w:cs="Arial" w:hint="cs"/>
-                <w:sz w:val="24"/>
-                <w:szCs w:val="24"/>
-                <w:rtl/>
-                <w:lang w:bidi="ar-AE"/>
-              </w:rPr>
-              <w:t xml:space="preserve"> </w:t>
+                <w:lang w:val="ar-AE" w:bidi="ar-AE"/>
+              </w:rPr>
+              <w:t xml:space="preserve">2. نريد نسخ تبويبة (مجموعة لواء الإمارات / 1) إلى 3 تبويبات أخرى: (مجموعة لواء زايد / 3) (مجموعة لواء الظفرة / 4) (مجموعة لواء راشد / 5) .. ونريد هذه التبويبات </w:t>
+            </w:r>
+            <w:r>
+              <w:rPr>
+                <w:rFonts w:asciiTheme="minorBidi" w:eastAsia="Times New Roman" w:hAnsiTheme="minorBidi" w:hint="cs"/>
+                <w:noProof/>
+                <w:sz w:val="24"/>
+                <w:szCs w:val="24"/>
+                <w:rtl/>
+                <w:lang w:val="ar-AE" w:bidi="ar-AE"/>
+              </w:rPr>
+              <w:t>تحمل جميع امتيازات وخصائص التبويبة السابقة</w:t>
+            </w:r>
+            <w:r>
+              <w:rPr>
+                <w:rFonts w:asciiTheme="minorBidi" w:eastAsia="Times New Roman" w:hAnsiTheme="minorBidi" w:hint="cs"/>
+                <w:noProof/>
+                <w:sz w:val="24"/>
+                <w:szCs w:val="24"/>
+                <w:rtl/>
+                <w:lang w:val="ar-AE" w:bidi="ar-AE"/>
+              </w:rPr>
+              <w:t xml:space="preserve"> وعند اختيار أي وحدة من الوحدات الموجودة في جميع التبويبات من خلال (</w:t>
             </w:r>
             <w:r>
               <w:rPr>
@@ -22121,10 +22388,9 @@
                 <w:noProof/>
                 <w:sz w:val="24"/>
                 <w:szCs w:val="24"/>
-                <w:rtl/>
-                <w:lang w:bidi="ar-AE"/>
-              </w:rPr>
-              <w:br/>
+                <w:lang w:bidi="ar-AE"/>
+              </w:rPr>
+              <w:t>check box</w:t>
             </w:r>
             <w:r>
               <w:rPr>
@@ -22133,9 +22399,19 @@
                 <w:sz w:val="24"/>
                 <w:szCs w:val="24"/>
                 <w:rtl/>
-                <w:lang w:bidi="ar-AE"/>
-              </w:rPr>
-              <w:t xml:space="preserve">- </w:t>
+                <w:lang w:val="ar-AE" w:bidi="ar-AE"/>
+              </w:rPr>
+              <w:t>) نريدها تندرج في جميع القوائم المنسدلة (</w:t>
+            </w:r>
+            <w:r>
+              <w:rPr>
+                <w:rFonts w:asciiTheme="minorBidi" w:eastAsia="Times New Roman" w:hAnsiTheme="minorBidi"/>
+                <w:noProof/>
+                <w:sz w:val="24"/>
+                <w:szCs w:val="24"/>
+                <w:lang w:bidi="ar-AE"/>
+              </w:rPr>
+              <w:t>drop down list</w:t>
             </w:r>
             <w:r>
               <w:rPr>
@@ -22144,10 +22420,346 @@
                 <w:sz w:val="24"/>
                 <w:szCs w:val="24"/>
                 <w:rtl/>
-                <w:lang w:bidi="ar-AE"/>
-              </w:rPr>
-              <w:t xml:space="preserve">الصفحة الأولى: </w:t>
-            </w:r>
+                <w:lang w:val="ar-AE" w:bidi="ar-AE"/>
+              </w:rPr>
+              <w:t>) لمستوى الوحدات.</w:t>
+            </w:r>
+          </w:p>
+          <w:p>
+            <w:pPr>
+              <w:bidi/>
+              <w:rPr>
+                <w:rFonts w:asciiTheme="minorBidi" w:eastAsia="Times New Roman" w:hAnsiTheme="minorBidi"/>
+                <w:noProof/>
+                <w:sz w:val="24"/>
+                <w:szCs w:val="24"/>
+                <w:rtl/>
+                <w:lang w:val="ar-AE" w:bidi="ar-AE"/>
+              </w:rPr>
+            </w:pPr>
+          </w:p>
+        </w:tc>
+        <w:tc>
+          <w:tcPr>
+            <w:tcW w:w="2606" w:type="dxa"/>
+            <w:shd w:val="clear" w:color="auto" w:fill="auto"/>
+          </w:tcPr>
+          <w:p>
+            <w:pPr>
+              <w:bidi/>
+              <w:jc w:val="center"/>
+              <w:rPr>
+                <w:rFonts w:ascii="Arial" w:hAnsi="Arial" w:cs="Arial"/>
+                <w:color w:val="000000" w:themeColor="text1"/>
+                <w:sz w:val="28"/>
+                <w:szCs w:val="28"/>
+                <w:lang w:bidi="ar-AE"/>
+              </w:rPr>
+            </w:pPr>
+          </w:p>
+        </w:tc>
+      </w:tr>
+      <w:tr>
+        <w:trPr>
+          <w:trHeight w:val="305"/>
+        </w:trPr>
+        <w:tc>
+          <w:tcPr>
+            <w:tcW w:w="1828" w:type="dxa"/>
+            <w:shd w:val="clear" w:color="auto" w:fill="auto"/>
+          </w:tcPr>
+          <w:p>
+            <w:pPr>
+              <w:bidi/>
+              <w:rPr>
+                <w:rFonts w:asciiTheme="minorBidi" w:hAnsiTheme="minorBidi"/>
+                <w:sz w:val="24"/>
+                <w:szCs w:val="24"/>
+                <w:rtl/>
+                <w:lang w:bidi="ar-AE"/>
+              </w:rPr>
+            </w:pPr>
+            <w:r>
+              <w:rPr>
+                <w:rFonts w:asciiTheme="minorBidi" w:hAnsiTheme="minorBidi" w:hint="cs"/>
+                <w:sz w:val="24"/>
+                <w:szCs w:val="24"/>
+                <w:rtl/>
+                <w:lang w:bidi="ar-AE"/>
+              </w:rPr>
+              <w:t>جميع الصفحات</w:t>
+            </w:r>
+          </w:p>
+        </w:tc>
+        <w:tc>
+          <w:tcPr>
+            <w:tcW w:w="9175" w:type="dxa"/>
+            <w:shd w:val="clear" w:color="auto" w:fill="auto"/>
+          </w:tcPr>
+          <w:p>
+            <w:pPr>
+              <w:bidi/>
+              <w:rPr>
+                <w:rFonts w:asciiTheme="minorBidi" w:hAnsiTheme="minorBidi"/>
+                <w:sz w:val="24"/>
+                <w:szCs w:val="24"/>
+                <w:rtl/>
+                <w:lang w:bidi="ar-AE"/>
+              </w:rPr>
+            </w:pPr>
+            <w:r>
+              <w:rPr>
+                <w:rFonts w:asciiTheme="minorBidi" w:hAnsiTheme="minorBidi" w:hint="cs"/>
+                <w:sz w:val="24"/>
+                <w:szCs w:val="24"/>
+                <w:rtl/>
+                <w:lang w:bidi="ar-AE"/>
+              </w:rPr>
+              <w:t>1. نريد إضافة خيار (الكل) في أعلى القائمة في القوائم المنسدلة لمستوى الوحدات ومراحل التمرين.</w:t>
+            </w:r>
+          </w:p>
+          <w:p>
+            <w:pPr>
+              <w:bidi/>
+              <w:rPr>
+                <w:rFonts w:asciiTheme="minorBidi" w:hAnsiTheme="minorBidi"/>
+                <w:sz w:val="24"/>
+                <w:szCs w:val="24"/>
+                <w:rtl/>
+                <w:lang w:bidi="ar-AE"/>
+              </w:rPr>
+            </w:pPr>
+            <w:r>
+              <w:rPr>
+                <w:rFonts w:asciiTheme="minorBidi" w:hAnsiTheme="minorBidi" w:hint="cs"/>
+                <w:sz w:val="24"/>
+                <w:szCs w:val="24"/>
+                <w:rtl/>
+                <w:lang w:bidi="ar-AE"/>
+              </w:rPr>
+              <w:t>2. حذف الفقرات التالية: (</w:t>
+            </w:r>
+            <w:r>
+              <w:rPr>
+                <w:rFonts w:asciiTheme="minorBidi" w:hAnsiTheme="minorBidi"/>
+                <w:sz w:val="24"/>
+                <w:szCs w:val="24"/>
+                <w:lang w:bidi="ar-AE"/>
+              </w:rPr>
+              <w:t> </w:t>
+            </w:r>
+            <w:r>
+              <w:rPr>
+                <w:rFonts w:asciiTheme="minorBidi" w:hAnsiTheme="minorBidi"/>
+                <w:sz w:val="24"/>
+                <w:szCs w:val="24"/>
+                <w:rtl/>
+                <w:lang w:bidi="ar-AE"/>
+              </w:rPr>
+              <w:t>بيانات التمرين الحالي</w:t>
+            </w:r>
+            <w:r>
+              <w:rPr>
+                <w:rFonts w:asciiTheme="minorBidi" w:hAnsiTheme="minorBidi"/>
+                <w:sz w:val="24"/>
+                <w:szCs w:val="24"/>
+                <w:lang w:bidi="ar-AE"/>
+              </w:rPr>
+              <w:t xml:space="preserve"> (</w:t>
+            </w:r>
+            <w:r>
+              <w:rPr>
+                <w:rFonts w:asciiTheme="minorBidi" w:hAnsiTheme="minorBidi"/>
+                <w:b/>
+                <w:bCs/>
+                <w:sz w:val="24"/>
+                <w:szCs w:val="24"/>
+                <w:rtl/>
+                <w:lang w:bidi="ar-AE"/>
+              </w:rPr>
+              <w:t>الإتحاد العربي</w:t>
+            </w:r>
+            <w:r>
+              <w:rPr>
+                <w:rFonts w:asciiTheme="minorBidi" w:hAnsiTheme="minorBidi"/>
+                <w:sz w:val="24"/>
+                <w:szCs w:val="24"/>
+                <w:lang w:bidi="ar-AE"/>
+              </w:rPr>
+              <w:t xml:space="preserve">) </w:t>
+            </w:r>
+            <w:r>
+              <w:rPr>
+                <w:rFonts w:asciiTheme="minorBidi" w:hAnsiTheme="minorBidi"/>
+                <w:sz w:val="24"/>
+                <w:szCs w:val="24"/>
+                <w:rtl/>
+                <w:lang w:bidi="ar-AE"/>
+              </w:rPr>
+              <w:t>معروضة دائماً في الخانات. عدّل ما تشاء ثم اضغط </w:t>
+            </w:r>
+            <w:r>
+              <w:rPr>
+                <w:rFonts w:asciiTheme="minorBidi" w:hAnsiTheme="minorBidi"/>
+                <w:b/>
+                <w:bCs/>
+                <w:sz w:val="24"/>
+                <w:szCs w:val="24"/>
+                <w:rtl/>
+                <w:lang w:bidi="ar-AE"/>
+              </w:rPr>
+              <w:t>حفظ التمرين</w:t>
+            </w:r>
+            <w:r>
+              <w:rPr>
+                <w:rFonts w:asciiTheme="minorBidi" w:hAnsiTheme="minorBidi"/>
+                <w:sz w:val="24"/>
+                <w:szCs w:val="24"/>
+                <w:rtl/>
+                <w:lang w:bidi="ar-AE"/>
+              </w:rPr>
+              <w:t> لتطبيق التغييرات — المعاضل والتقييمات والرسائل لا تُحذف</w:t>
+            </w:r>
+            <w:r>
+              <w:rPr>
+                <w:rFonts w:asciiTheme="minorBidi" w:hAnsiTheme="minorBidi"/>
+                <w:sz w:val="24"/>
+                <w:szCs w:val="24"/>
+                <w:lang w:bidi="ar-AE"/>
+              </w:rPr>
+              <w:t>.</w:t>
+            </w:r>
+            <w:r>
+              <w:rPr>
+                <w:rFonts w:asciiTheme="minorBidi" w:hAnsiTheme="minorBidi" w:hint="cs"/>
+                <w:sz w:val="24"/>
+                <w:szCs w:val="24"/>
+                <w:rtl/>
+                <w:lang w:bidi="ar-AE"/>
+              </w:rPr>
+              <w:t xml:space="preserve">) </w:t>
+            </w:r>
+          </w:p>
+          <w:p>
+            <w:pPr>
+              <w:bidi/>
+              <w:rPr>
+                <w:rFonts w:asciiTheme="minorBidi" w:hAnsiTheme="minorBidi"/>
+                <w:sz w:val="24"/>
+                <w:szCs w:val="24"/>
+                <w:lang w:bidi="ar-AE"/>
+              </w:rPr>
+            </w:pPr>
+            <w:r>
+              <w:rPr>
+                <w:rFonts w:asciiTheme="minorBidi" w:hAnsiTheme="minorBidi" w:hint="cs"/>
+                <w:sz w:val="24"/>
+                <w:szCs w:val="24"/>
+                <w:rtl/>
+                <w:lang w:bidi="ar-AE"/>
+              </w:rPr>
+              <w:t>(</w:t>
+            </w:r>
+            <w:r>
+              <w:rPr>
+                <w:rFonts w:asciiTheme="minorBidi" w:hAnsiTheme="minorBidi"/>
+                <w:sz w:val="24"/>
+                <w:szCs w:val="24"/>
+                <w:rtl/>
+                <w:lang w:bidi="ar-AE"/>
+              </w:rPr>
+              <w:t>يُطبَّق على قوائم التخطيط والمحكمين بعد الحفظ — تبقى في بنك المعلومات. إزالة صف كان مدرجاً سابقاً (تحديد الكل / إلغاء التحديد / حفظ مع إلغاء) تتطلب كلمة مرور إدارة النظام</w:t>
+            </w:r>
+            <w:r>
+              <w:rPr>
+                <w:rFonts w:asciiTheme="minorBidi" w:hAnsiTheme="minorBidi"/>
+                <w:sz w:val="24"/>
+                <w:szCs w:val="24"/>
+                <w:lang w:bidi="ar-AE"/>
+              </w:rPr>
+              <w:t>.</w:t>
+            </w:r>
+            <w:r>
+              <w:rPr>
+                <w:rFonts w:asciiTheme="minorBidi" w:hAnsiTheme="minorBidi" w:hint="cs"/>
+                <w:sz w:val="24"/>
+                <w:szCs w:val="24"/>
+                <w:rtl/>
+                <w:lang w:bidi="ar-AE"/>
+              </w:rPr>
+              <w:t>)</w:t>
+            </w:r>
+          </w:p>
+        </w:tc>
+        <w:tc>
+          <w:tcPr>
+            <w:tcW w:w="2606" w:type="dxa"/>
+            <w:shd w:val="clear" w:color="auto" w:fill="auto"/>
+          </w:tcPr>
+          <w:p>
+            <w:pPr>
+              <w:bidi/>
+              <w:jc w:val="center"/>
+              <w:rPr>
+                <w:rFonts w:ascii="Arial" w:hAnsi="Arial" w:cs="Arial"/>
+                <w:color w:val="000000" w:themeColor="text1"/>
+                <w:sz w:val="28"/>
+                <w:szCs w:val="28"/>
+                <w:lang w:bidi="ar-AE"/>
+              </w:rPr>
+            </w:pPr>
+          </w:p>
+        </w:tc>
+      </w:tr>
+      <w:tr>
+        <w:trPr>
+          <w:trHeight w:val="305"/>
+        </w:trPr>
+        <w:tc>
+          <w:tcPr>
+            <w:tcW w:w="1828" w:type="dxa"/>
+            <w:shd w:val="clear" w:color="auto" w:fill="auto"/>
+          </w:tcPr>
+          <w:p>
+            <w:pPr>
+              <w:bidi/>
+              <w:rPr>
+                <w:rFonts w:asciiTheme="minorBidi" w:hAnsiTheme="minorBidi"/>
+                <w:sz w:val="24"/>
+                <w:szCs w:val="24"/>
+                <w:rtl/>
+                <w:lang w:bidi="ar-AE"/>
+              </w:rPr>
+            </w:pPr>
+            <w:r>
+              <w:rPr>
+                <w:rFonts w:asciiTheme="minorBidi" w:hAnsiTheme="minorBidi" w:hint="cs"/>
+                <w:sz w:val="24"/>
+                <w:szCs w:val="24"/>
+                <w:rtl/>
+                <w:lang w:bidi="ar-AE"/>
+              </w:rPr>
+              <w:t>الصفحة الرئيسية</w:t>
+            </w:r>
+          </w:p>
+        </w:tc>
+        <w:tc>
+          <w:tcPr>
+            <w:tcW w:w="9175" w:type="dxa"/>
+            <w:shd w:val="clear" w:color="auto" w:fill="auto"/>
+          </w:tcPr>
+          <w:p>
+            <w:pPr>
+              <w:bidi/>
+              <w:rPr>
+                <w:rFonts w:asciiTheme="minorBidi" w:eastAsia="Times New Roman" w:hAnsiTheme="minorBidi"/>
+                <w:noProof/>
+                <w:sz w:val="24"/>
+                <w:szCs w:val="24"/>
+                <w:rtl/>
+                <w:lang w:val="ar-AE" w:bidi="ar-AE"/>
+              </w:rPr>
+            </w:pPr>
             <w:r>
               <w:rPr>
                 <w:rFonts w:asciiTheme="minorBidi" w:eastAsia="Times New Roman" w:hAnsiTheme="minorBidi" w:hint="cs"/>
@@ -22155,23 +22767,10 @@
                 <w:sz w:val="24"/>
                 <w:szCs w:val="24"/>
                 <w:rtl/>
-                <w:lang w:bidi="ar-AE"/>
-              </w:rPr>
-              <w:t>عقائد القوات البرية</w:t>
-            </w:r>
-          </w:p>
-          <w:p>
-            <w:pPr>
-              <w:bidi/>
-              <w:rPr>
-                <w:rFonts w:asciiTheme="minorBidi" w:eastAsia="Times New Roman" w:hAnsiTheme="minorBidi"/>
-                <w:noProof/>
-                <w:sz w:val="24"/>
-                <w:szCs w:val="24"/>
-                <w:rtl/>
-                <w:lang w:bidi="ar-AE"/>
-              </w:rPr>
-            </w:pPr>
+                <w:lang w:val="ar-AE" w:bidi="ar-AE"/>
+              </w:rPr>
+              <w:t xml:space="preserve">1. </w:t>
+            </w:r>
             <w:r>
               <w:rPr>
                 <w:rFonts w:asciiTheme="minorBidi" w:eastAsia="Times New Roman" w:hAnsiTheme="minorBidi" w:hint="cs"/>
@@ -22179,9 +22778,9 @@
                 <w:sz w:val="24"/>
                 <w:szCs w:val="24"/>
                 <w:rtl/>
-                <w:lang w:bidi="ar-AE"/>
-              </w:rPr>
-              <w:t xml:space="preserve">- </w:t>
+                <w:lang w:val="ar-AE" w:bidi="ar-AE"/>
+              </w:rPr>
+              <w:t xml:space="preserve">نلاحظ أثناء تصغير وتكبير صفحة المتصفح أن المعلومات والأزرار تتداخل فيما بينها </w:t>
             </w:r>
             <w:r>
               <w:rPr>
@@ -22190,9 +22789,9 @@
                 <w:sz w:val="24"/>
                 <w:szCs w:val="24"/>
                 <w:rtl/>
-                <w:lang w:bidi="ar-AE"/>
-              </w:rPr>
-              <w:t xml:space="preserve">الصفحة </w:t>
+                <w:lang w:val="ar-AE" w:bidi="ar-AE"/>
+              </w:rPr>
+              <w:t>كما هو موضح في الصورة المرفقة</w:t>
             </w:r>
             <w:r>
               <w:rPr>
@@ -22201,9 +22800,9 @@
                 <w:sz w:val="24"/>
                 <w:szCs w:val="24"/>
                 <w:rtl/>
-                <w:lang w:bidi="ar-AE"/>
-              </w:rPr>
-              <w:t>الثانية</w:t>
+                <w:lang w:val="ar-AE" w:bidi="ar-AE"/>
+              </w:rPr>
+              <w:t xml:space="preserve">.. نريد تنسيق صفحة المتصفح ليتأقلم مع عملية التصغير والتكبير لتكون جميع الخيارات واضحة وباينة دون اخفاء أو تداخل .. وأيضا عند فتح النظام في كمبيوترات ذات شاشات صغيرة أو لابتوبات نريد المتصفح أن ينسق </w:t>
             </w:r>
             <w:r>
               <w:rPr>
@@ -22212,9 +22811,9 @@
                 <w:sz w:val="24"/>
                 <w:szCs w:val="24"/>
                 <w:rtl/>
-                <w:lang w:bidi="ar-AE"/>
-              </w:rPr>
-              <w:t xml:space="preserve">: </w:t>
+                <w:lang w:val="ar-AE" w:bidi="ar-AE"/>
+              </w:rPr>
+              <w:t xml:space="preserve">ويتأقلم مع الشاشات مختلفة الحجم </w:t>
             </w:r>
             <w:r>
               <w:rPr>
@@ -22223,20 +22822,9 @@
                 <w:sz w:val="24"/>
                 <w:szCs w:val="24"/>
                 <w:rtl/>
-                <w:lang w:bidi="ar-AE"/>
-              </w:rPr>
-              <w:t>عقائد الصنوف الأخرى.</w:t>
-            </w:r>
-            <w:r>
-              <w:rPr>
-                <w:rFonts w:asciiTheme="minorBidi" w:eastAsia="Times New Roman" w:hAnsiTheme="minorBidi"/>
-                <w:noProof/>
-                <w:sz w:val="24"/>
-                <w:szCs w:val="24"/>
-                <w:rtl/>
-                <w:lang w:bidi="ar-AE"/>
-              </w:rPr>
-              <w:br/>
+                <w:lang w:val="ar-AE" w:bidi="ar-AE"/>
+              </w:rPr>
+              <w:t xml:space="preserve">بشكل جيد </w:t>
             </w:r>
             <w:r>
               <w:rPr>
@@ -22245,21 +22833,81 @@
                 <w:sz w:val="24"/>
                 <w:szCs w:val="24"/>
                 <w:rtl/>
-                <w:lang w:bidi="ar-AE"/>
-              </w:rPr>
-              <w:t xml:space="preserve">- </w:t>
-            </w:r>
-            <w:r>
+                <w:lang w:val="ar-AE" w:bidi="ar-AE"/>
+              </w:rPr>
+              <w:t>.</w:t>
+            </w:r>
+          </w:p>
+        </w:tc>
+        <w:tc>
+          <w:tcPr>
+            <w:tcW w:w="2606" w:type="dxa"/>
+            <w:shd w:val="clear" w:color="auto" w:fill="auto"/>
+          </w:tcPr>
+          <w:p>
+            <w:pPr>
+              <w:bidi/>
+              <w:jc w:val="center"/>
+              <w:rPr>
+                <w:rFonts w:ascii="Arial" w:hAnsi="Arial" w:cs="Arial"/>
+                <w:color w:val="000000" w:themeColor="text1"/>
+                <w:sz w:val="28"/>
+                <w:szCs w:val="28"/>
+                <w:lang w:bidi="ar-AE"/>
+              </w:rPr>
+            </w:pPr>
+          </w:p>
+        </w:tc>
+      </w:tr>
+      <w:tr>
+        <w:trPr>
+          <w:trHeight w:val="305"/>
+        </w:trPr>
+        <w:tc>
+          <w:tcPr>
+            <w:tcW w:w="1828" w:type="dxa"/>
+            <w:shd w:val="clear" w:color="auto" w:fill="auto"/>
+          </w:tcPr>
+          <w:p>
+            <w:pPr>
+              <w:bidi/>
+              <w:rPr>
+                <w:rFonts w:asciiTheme="minorBidi" w:hAnsiTheme="minorBidi" w:hint="cs"/>
+                <w:sz w:val="24"/>
+                <w:szCs w:val="24"/>
+                <w:rtl/>
+                <w:lang w:bidi="ar-AE"/>
+              </w:rPr>
+            </w:pPr>
+            <w:r>
+              <w:rPr>
+                <w:rFonts w:asciiTheme="minorBidi" w:hAnsiTheme="minorBidi" w:hint="cs"/>
+                <w:sz w:val="24"/>
+                <w:szCs w:val="24"/>
+                <w:rtl/>
+                <w:lang w:bidi="ar-AE"/>
+              </w:rPr>
+              <w:t>سجل الشعارات</w:t>
+            </w:r>
+          </w:p>
+        </w:tc>
+        <w:tc>
+          <w:tcPr>
+            <w:tcW w:w="9175" w:type="dxa"/>
+            <w:shd w:val="clear" w:color="auto" w:fill="auto"/>
+          </w:tcPr>
+          <w:p>
+            <w:pPr>
+              <w:bidi/>
               <w:rPr>
                 <w:rFonts w:asciiTheme="minorBidi" w:eastAsia="Times New Roman" w:hAnsiTheme="minorBidi" w:hint="cs"/>
                 <w:noProof/>
                 <w:sz w:val="24"/>
                 <w:szCs w:val="24"/>
                 <w:rtl/>
-                <w:lang w:bidi="ar-AE"/>
-              </w:rPr>
-              <w:t xml:space="preserve">الصفحة </w:t>
-            </w:r>
+                <w:lang w:val="ar-AE" w:bidi="ar-AE"/>
+              </w:rPr>
+            </w:pPr>
             <w:r>
               <w:rPr>
                 <w:rFonts w:asciiTheme="minorBidi" w:eastAsia="Times New Roman" w:hAnsiTheme="minorBidi" w:hint="cs"/>
@@ -22267,9 +22915,9 @@
                 <w:sz w:val="24"/>
                 <w:szCs w:val="24"/>
                 <w:rtl/>
-                <w:lang w:bidi="ar-AE"/>
-              </w:rPr>
-              <w:t>الثالثة</w:t>
+                <w:lang w:val="ar-AE" w:bidi="ar-AE"/>
+              </w:rPr>
+              <w:t xml:space="preserve">1. </w:t>
             </w:r>
             <w:r>
               <w:rPr>
@@ -22278,9 +22926,9 @@
                 <w:sz w:val="24"/>
                 <w:szCs w:val="24"/>
                 <w:rtl/>
-                <w:lang w:bidi="ar-AE"/>
-              </w:rPr>
-              <w:t xml:space="preserve">: </w:t>
+                <w:lang w:val="ar-AE" w:bidi="ar-AE"/>
+              </w:rPr>
+              <w:t>بالإضافة إلى التنبيه في سجل الاشعارات في الترويسة .. نريد إضافة طريقة ظهور رسالة تنبيه الاشعارات من الأسفل يمين على شكل شاشة صغيرة وتبقى الشاشة ظاهرة حتى ي</w:t>
             </w:r>
             <w:r>
               <w:rPr>
@@ -22289,121 +22937,9 @@
                 <w:sz w:val="24"/>
                 <w:szCs w:val="24"/>
                 <w:rtl/>
-                <w:lang w:bidi="ar-AE"/>
-              </w:rPr>
-              <w:t>معايير التدريب .</w:t>
-            </w:r>
-          </w:p>
-          <w:p>
-            <w:pPr>
-              <w:bidi/>
-              <w:rPr>
-                <w:rFonts w:asciiTheme="minorBidi" w:eastAsia="Times New Roman" w:hAnsiTheme="minorBidi" w:hint="cs"/>
-                <w:noProof/>
-                <w:sz w:val="24"/>
-                <w:szCs w:val="24"/>
-                <w:rtl/>
-                <w:lang w:bidi="ar-AE"/>
-              </w:rPr>
-            </w:pPr>
-            <w:r>
-              <w:rPr>
-                <w:rFonts w:asciiTheme="minorBidi" w:eastAsia="Times New Roman" w:hAnsiTheme="minorBidi" w:hint="cs"/>
-                <w:noProof/>
-                <w:sz w:val="24"/>
-                <w:szCs w:val="24"/>
-                <w:rtl/>
-                <w:lang w:bidi="ar-AE"/>
-              </w:rPr>
-              <w:t>3. نريد الصفحات (التبويبات) تكون لها نفس الخصائص والامتيازات التي توجد في تبوي</w:t>
-            </w:r>
-            <w:r>
-              <w:rPr>
-                <w:rFonts w:asciiTheme="minorBidi" w:eastAsia="Times New Roman" w:hAnsiTheme="minorBidi" w:hint="cs"/>
-                <w:noProof/>
-                <w:sz w:val="24"/>
-                <w:szCs w:val="24"/>
-                <w:rtl/>
-                <w:lang w:bidi="ar-AE"/>
-              </w:rPr>
-              <w:t>ب</w:t>
-            </w:r>
-            <w:r>
-              <w:rPr>
-                <w:rFonts w:asciiTheme="minorBidi" w:eastAsia="Times New Roman" w:hAnsiTheme="minorBidi" w:hint="cs"/>
-                <w:noProof/>
-                <w:sz w:val="24"/>
-                <w:szCs w:val="24"/>
-                <w:rtl/>
-                <w:lang w:bidi="ar-AE"/>
-              </w:rPr>
-              <w:t>ات بنك المعلومات (</w:t>
-            </w:r>
-            <w:r>
-              <w:rPr>
-                <w:rFonts w:asciiTheme="minorBidi" w:eastAsia="Times New Roman" w:hAnsiTheme="minorBidi" w:cs="Arial"/>
-                <w:noProof/>
-                <w:sz w:val="24"/>
-                <w:szCs w:val="24"/>
-                <w:rtl/>
-                <w:lang w:bidi="ar-AE"/>
-              </w:rPr>
-              <w:t>مجرى الأحداث والمعاضل</w:t>
-            </w:r>
-            <w:r>
-              <w:rPr>
-                <w:rFonts w:asciiTheme="minorBidi" w:eastAsia="Times New Roman" w:hAnsiTheme="minorBidi" w:cs="Arial" w:hint="cs"/>
-                <w:noProof/>
-                <w:sz w:val="24"/>
-                <w:szCs w:val="24"/>
-                <w:rtl/>
-                <w:lang w:bidi="ar-AE"/>
-              </w:rPr>
-              <w:t xml:space="preserve"> - </w:t>
-            </w:r>
-            <w:r>
-              <w:rPr>
-                <w:rFonts w:asciiTheme="minorBidi" w:eastAsia="Times New Roman" w:hAnsiTheme="minorBidi" w:cs="Arial"/>
-                <w:noProof/>
-                <w:sz w:val="24"/>
-                <w:szCs w:val="24"/>
-                <w:rtl/>
-                <w:lang w:bidi="ar-AE"/>
-              </w:rPr>
-              <w:t>تقييم الإجراءات</w:t>
-            </w:r>
-            <w:r>
-              <w:rPr>
-                <w:rFonts w:asciiTheme="minorBidi" w:eastAsia="Times New Roman" w:hAnsiTheme="minorBidi" w:cs="Arial" w:hint="cs"/>
-                <w:noProof/>
-                <w:sz w:val="24"/>
-                <w:szCs w:val="24"/>
-                <w:rtl/>
-                <w:lang w:bidi="ar-AE"/>
-              </w:rPr>
-              <w:t xml:space="preserve"> - </w:t>
-            </w:r>
-            <w:r>
-              <w:rPr>
-                <w:rFonts w:asciiTheme="minorBidi" w:eastAsia="Times New Roman" w:hAnsiTheme="minorBidi" w:cs="Arial"/>
-                <w:noProof/>
-                <w:sz w:val="24"/>
-                <w:szCs w:val="24"/>
-                <w:rtl/>
-                <w:lang w:bidi="ar-AE"/>
-              </w:rPr>
-              <w:t>قوائم تقييم المعاضل</w:t>
-            </w:r>
-            <w:r>
-              <w:rPr>
-                <w:rFonts w:asciiTheme="minorBidi" w:eastAsia="Times New Roman" w:hAnsiTheme="minorBidi" w:cs="Arial" w:hint="cs"/>
-                <w:noProof/>
-                <w:sz w:val="24"/>
-                <w:szCs w:val="24"/>
-                <w:rtl/>
-                <w:lang w:bidi="ar-AE"/>
-              </w:rPr>
-              <w:t>)</w:t>
+                <w:lang w:val="ar-AE" w:bidi="ar-AE"/>
+              </w:rPr>
+              <w:t>تم اتخاذ الاجراء من المستخدم (اغلاق او فتح أو كمقروء)</w:t>
             </w:r>
           </w:p>
         </w:tc>

--- a/Programming Lab/أوامر محرر الذكاء الإصطناعي لتطوير نظام إدارو التمارين.docx
+++ b/Programming Lab/أوامر محرر الذكاء الإصطناعي لتطوير نظام إدارو التمارين.docx
@@ -22872,7 +22872,7 @@
             <w:pPr>
               <w:bidi/>
               <w:rPr>
-                <w:rFonts w:asciiTheme="minorBidi" w:hAnsiTheme="minorBidi" w:hint="cs"/>
+                <w:rFonts w:asciiTheme="minorBidi" w:hAnsiTheme="minorBidi"/>
                 <w:sz w:val="24"/>
                 <w:szCs w:val="24"/>
                 <w:rtl/>
@@ -22898,7 +22898,22 @@
           </w:tcPr>
           <w:p>
             <w:pPr>
-              <w:bidi/>
+              <w:pStyle w:val="ListParagraph"/>
+              <w:numPr>
+                <w:ilvl w:val="0"/>
+                <w:numId w:val="9"/>
+              </w:numPr>
+              <w:bidi/>
+              <w:rPr>
+                <w:rFonts w:asciiTheme="minorBidi" w:eastAsia="Times New Roman" w:hAnsiTheme="minorBidi"/>
+                <w:noProof/>
+                <w:sz w:val="24"/>
+                <w:szCs w:val="24"/>
+                <w:rtl/>
+                <w:lang w:val="ar-AE" w:bidi="ar-AE"/>
+              </w:rPr>
+            </w:pPr>
+            <w:r>
               <w:rPr>
                 <w:rFonts w:asciiTheme="minorBidi" w:eastAsia="Times New Roman" w:hAnsiTheme="minorBidi" w:hint="cs"/>
                 <w:noProof/>
@@ -22907,7 +22922,8 @@
                 <w:rtl/>
                 <w:lang w:val="ar-AE" w:bidi="ar-AE"/>
               </w:rPr>
-            </w:pPr>
+              <w:t>بالإضافة إلى التنبيه في سجل الاشعارات في الترويسة .. نريد إضافة طريقة ظهور رسالة تنبيه الاشعارات من الأسفل يمين على شكل شاشة صغيرة وتبقى الشاشة ظاهرة حتى ي</w:t>
+            </w:r>
             <w:r>
               <w:rPr>
                 <w:rFonts w:asciiTheme="minorBidi" w:eastAsia="Times New Roman" w:hAnsiTheme="minorBidi" w:hint="cs"/>
@@ -22917,29 +22933,476 @@
                 <w:rtl/>
                 <w:lang w:val="ar-AE" w:bidi="ar-AE"/>
               </w:rPr>
-              <w:t xml:space="preserve">1. </w:t>
-            </w:r>
+              <w:t>تم اتخاذ الاجراء من المستخدم (اغلاق او فتح أو كمقروء)</w:t>
+            </w:r>
+          </w:p>
+          <w:p>
+            <w:pPr>
+              <w:bidi/>
+              <w:rPr>
+                <w:rFonts w:asciiTheme="minorBidi" w:eastAsia="Times New Roman" w:hAnsiTheme="minorBidi"/>
+                <w:noProof/>
+                <w:sz w:val="24"/>
+                <w:szCs w:val="24"/>
+                <w:rtl/>
+                <w:lang w:val="ar-AE" w:bidi="ar-AE"/>
+              </w:rPr>
+            </w:pPr>
+          </w:p>
+        </w:tc>
+        <w:tc>
+          <w:tcPr>
+            <w:tcW w:w="2606" w:type="dxa"/>
+            <w:shd w:val="clear" w:color="auto" w:fill="auto"/>
+          </w:tcPr>
+          <w:p>
+            <w:pPr>
+              <w:bidi/>
+              <w:jc w:val="center"/>
+              <w:rPr>
+                <w:rFonts w:ascii="Arial" w:hAnsi="Arial" w:cs="Arial"/>
+                <w:color w:val="000000" w:themeColor="text1"/>
+                <w:sz w:val="28"/>
+                <w:szCs w:val="28"/>
+                <w:lang w:bidi="ar-AE"/>
+              </w:rPr>
+            </w:pPr>
+          </w:p>
+        </w:tc>
+      </w:tr>
+      <w:tr>
+        <w:trPr>
+          <w:trHeight w:val="305"/>
+        </w:trPr>
+        <w:tc>
+          <w:tcPr>
+            <w:tcW w:w="1828" w:type="dxa"/>
+            <w:shd w:val="clear" w:color="auto" w:fill="auto"/>
+          </w:tcPr>
+          <w:p>
+            <w:pPr>
+              <w:bidi/>
+              <w:rPr>
+                <w:rFonts w:asciiTheme="minorBidi" w:hAnsiTheme="minorBidi"/>
+                <w:color w:val="FF0000"/>
+                <w:sz w:val="24"/>
+                <w:szCs w:val="24"/>
+                <w:rtl/>
+                <w:lang w:bidi="ar-AE"/>
+              </w:rPr>
+            </w:pPr>
+            <w:r>
+              <w:rPr>
+                <w:rFonts w:asciiTheme="minorBidi" w:hAnsiTheme="minorBidi" w:hint="cs"/>
+                <w:color w:val="FF0000"/>
+                <w:sz w:val="24"/>
+                <w:szCs w:val="24"/>
+                <w:rtl/>
+                <w:lang w:bidi="ar-AE"/>
+              </w:rPr>
+              <w:t>قائمة التقييم</w:t>
+            </w:r>
+          </w:p>
+        </w:tc>
+        <w:tc>
+          <w:tcPr>
+            <w:tcW w:w="9175" w:type="dxa"/>
+            <w:shd w:val="clear" w:color="auto" w:fill="auto"/>
+          </w:tcPr>
+          <w:p>
+            <w:pPr>
+              <w:bidi/>
+              <w:rPr>
+                <w:rFonts w:asciiTheme="minorBidi" w:eastAsia="Times New Roman" w:hAnsiTheme="minorBidi"/>
+                <w:noProof/>
+                <w:color w:val="FF0000"/>
+                <w:sz w:val="24"/>
+                <w:szCs w:val="24"/>
+                <w:rtl/>
+                <w:lang w:val="ar-AE" w:bidi="ar-AE"/>
+              </w:rPr>
+            </w:pPr>
+            <w:r>
+              <w:rPr>
+                <w:rFonts w:asciiTheme="minorBidi" w:eastAsia="Times New Roman" w:hAnsiTheme="minorBidi"/>
+                <w:noProof/>
+                <w:color w:val="FF0000"/>
+                <w:sz w:val="24"/>
+                <w:szCs w:val="24"/>
+                <w:rtl/>
+                <w:lang w:val="ar-AE" w:bidi="ar-AE"/>
+              </w:rPr>
+              <w:drawing>
+                <wp:inline distT="0" distB="0" distL="0" distR="0" wp14:anchorId="4E873CDD" wp14:editId="338DF968">
+                  <wp:extent cx="2481611" cy="226314"/>
+                  <wp:effectExtent l="0" t="0" r="0" b="2540"/>
+                  <wp:docPr id="5" name="Picture 5"/>
+                  <wp:cNvGraphicFramePr>
+                    <a:graphicFrameLocks xmlns:a="http://schemas.openxmlformats.org/drawingml/2006/main" noChangeAspect="1"/>
+                  </wp:cNvGraphicFramePr>
+                  <a:graphic xmlns:a="http://schemas.openxmlformats.org/drawingml/2006/main">
+                    <a:graphicData uri="http://schemas.openxmlformats.org/drawingml/2006/picture">
+                      <pic:pic xmlns:pic="http://schemas.openxmlformats.org/drawingml/2006/picture">
+                        <pic:nvPicPr>
+                          <pic:cNvPr id="5" name="Picture 5"/>
+                          <pic:cNvPicPr/>
+                        </pic:nvPicPr>
+                        <pic:blipFill rotWithShape="1">
+                          <a:blip r:embed="rId10">
+                            <a:extLst>
+                              <a:ext uri="{28A0092B-C50C-407E-A947-70E740481C1C}">
+                                <a14:useLocalDpi xmlns:a14="http://schemas.microsoft.com/office/drawing/2010/main" val="0"/>
+                              </a:ext>
+                            </a:extLst>
+                          </a:blip>
+                          <a:srcRect t="33106" b="32754"/>
+                          <a:stretch/>
+                        </pic:blipFill>
+                        <pic:spPr bwMode="auto">
+                          <a:xfrm>
+                            <a:off x="0" y="0"/>
+                            <a:ext cx="2503189" cy="228282"/>
+                          </a:xfrm>
+                          <a:prstGeom prst="rect">
+                            <a:avLst/>
+                          </a:prstGeom>
+                          <a:ln>
+                            <a:noFill/>
+                          </a:ln>
+                          <a:extLst>
+                            <a:ext uri="{53640926-AAD7-44D8-BBD7-CCE9431645EC}">
+                              <a14:shadowObscured xmlns:a14="http://schemas.microsoft.com/office/drawing/2010/main"/>
+                            </a:ext>
+                          </a:extLst>
+                        </pic:spPr>
+                      </pic:pic>
+                    </a:graphicData>
+                  </a:graphic>
+                </wp:inline>
+              </w:drawing>
+            </w:r>
+          </w:p>
+          <w:p>
+            <w:pPr>
+              <w:bidi/>
+              <w:rPr>
+                <w:rFonts w:asciiTheme="minorBidi" w:eastAsia="Times New Roman" w:hAnsiTheme="minorBidi"/>
+                <w:noProof/>
+                <w:color w:val="FF0000"/>
+                <w:sz w:val="24"/>
+                <w:szCs w:val="24"/>
+                <w:rtl/>
+                <w:lang w:val="ar-AE" w:bidi="ar-AE"/>
+              </w:rPr>
+            </w:pPr>
+          </w:p>
+          <w:p>
+            <w:pPr>
+              <w:bidi/>
+              <w:rPr>
+                <w:rFonts w:asciiTheme="minorBidi" w:eastAsia="Times New Roman" w:hAnsiTheme="minorBidi"/>
+                <w:noProof/>
+                <w:color w:val="FF0000"/>
+                <w:sz w:val="24"/>
+                <w:szCs w:val="24"/>
+                <w:rtl/>
+                <w:lang w:val="ar-AE" w:bidi="ar-AE"/>
+              </w:rPr>
+            </w:pPr>
             <w:r>
               <w:rPr>
                 <w:rFonts w:asciiTheme="minorBidi" w:eastAsia="Times New Roman" w:hAnsiTheme="minorBidi" w:hint="cs"/>
                 <w:noProof/>
+                <w:color w:val="FF0000"/>
                 <w:sz w:val="24"/>
                 <w:szCs w:val="24"/>
                 <w:rtl/>
                 <w:lang w:val="ar-AE" w:bidi="ar-AE"/>
               </w:rPr>
-              <w:t>بالإضافة إلى التنبيه في سجل الاشعارات في الترويسة .. نريد إضافة طريقة ظهور رسالة تنبيه الاشعارات من الأسفل يمين على شكل شاشة صغيرة وتبقى الشاشة ظاهرة حتى ي</w:t>
+              <w:t xml:space="preserve">في صفحة قائمة التقييم عند تغيير وحذف العلامة في عمود المكتسبة إلى خانة فارغة فإن </w:t>
             </w:r>
             <w:r>
               <w:rPr>
                 <w:rFonts w:asciiTheme="minorBidi" w:eastAsia="Times New Roman" w:hAnsiTheme="minorBidi" w:hint="cs"/>
                 <w:noProof/>
+                <w:color w:val="FF0000"/>
                 <w:sz w:val="24"/>
                 <w:szCs w:val="24"/>
                 <w:rtl/>
                 <w:lang w:val="ar-AE" w:bidi="ar-AE"/>
               </w:rPr>
-              <w:t>تم اتخاذ الاجراء من المستخدم (اغلاق او فتح أو كمقروء)</w:t>
+              <w:t>لا يحفظ الخانة الفار</w:t>
+            </w:r>
+            <w:r>
+              <w:rPr>
+                <w:rFonts w:asciiTheme="minorBidi" w:eastAsia="Times New Roman" w:hAnsiTheme="minorBidi" w:hint="cs"/>
+                <w:noProof/>
+                <w:color w:val="FF0000"/>
+                <w:sz w:val="24"/>
+                <w:szCs w:val="24"/>
+                <w:rtl/>
+                <w:lang w:val="ar-AE" w:bidi="ar-AE"/>
+              </w:rPr>
+              <w:t>غ</w:t>
+            </w:r>
+            <w:r>
+              <w:rPr>
+                <w:rFonts w:asciiTheme="minorBidi" w:eastAsia="Times New Roman" w:hAnsiTheme="minorBidi" w:hint="cs"/>
+                <w:noProof/>
+                <w:color w:val="FF0000"/>
+                <w:sz w:val="24"/>
+                <w:szCs w:val="24"/>
+                <w:rtl/>
+                <w:lang w:val="ar-AE" w:bidi="ar-AE"/>
+              </w:rPr>
+              <w:t>ة</w:t>
+            </w:r>
+          </w:p>
+        </w:tc>
+        <w:tc>
+          <w:tcPr>
+            <w:tcW w:w="2606" w:type="dxa"/>
+            <w:shd w:val="clear" w:color="auto" w:fill="auto"/>
+          </w:tcPr>
+          <w:p>
+            <w:pPr>
+              <w:bidi/>
+              <w:jc w:val="center"/>
+              <w:rPr>
+                <w:rFonts w:ascii="Arial" w:hAnsi="Arial" w:cs="Arial"/>
+                <w:color w:val="000000" w:themeColor="text1"/>
+                <w:sz w:val="28"/>
+                <w:szCs w:val="28"/>
+                <w:lang w:bidi="ar-AE"/>
+              </w:rPr>
+            </w:pPr>
+          </w:p>
+        </w:tc>
+      </w:tr>
+      <w:tr>
+        <w:trPr>
+          <w:trHeight w:val="305"/>
+        </w:trPr>
+        <w:tc>
+          <w:tcPr>
+            <w:tcW w:w="1828" w:type="dxa"/>
+            <w:shd w:val="clear" w:color="auto" w:fill="auto"/>
+          </w:tcPr>
+          <w:p>
+            <w:pPr>
+              <w:bidi/>
+              <w:rPr>
+                <w:rFonts w:asciiTheme="minorBidi" w:hAnsiTheme="minorBidi" w:hint="cs"/>
+                <w:sz w:val="24"/>
+                <w:szCs w:val="24"/>
+                <w:rtl/>
+                <w:lang w:bidi="ar-AE"/>
+              </w:rPr>
+            </w:pPr>
+            <w:r>
+              <w:rPr>
+                <w:rFonts w:asciiTheme="minorBidi" w:hAnsiTheme="minorBidi"/>
+                <w:b/>
+                <w:bCs/>
+                <w:sz w:val="24"/>
+                <w:szCs w:val="24"/>
+                <w:rtl/>
+                <w:lang w:bidi="ar-AE"/>
+              </w:rPr>
+              <w:t>قائمة التقييم</w:t>
+            </w:r>
+          </w:p>
+        </w:tc>
+        <w:tc>
+          <w:tcPr>
+            <w:tcW w:w="9175" w:type="dxa"/>
+            <w:shd w:val="clear" w:color="auto" w:fill="auto"/>
+          </w:tcPr>
+          <w:p>
+            <w:pPr>
+              <w:bidi/>
+              <w:rPr>
+                <w:rFonts w:asciiTheme="minorBidi" w:hAnsiTheme="minorBidi"/>
+                <w:sz w:val="24"/>
+                <w:szCs w:val="24"/>
+                <w:rtl/>
+                <w:lang w:bidi="ar-AE"/>
+              </w:rPr>
+            </w:pPr>
+            <w:r>
+              <w:rPr>
+                <w:rFonts w:asciiTheme="minorBidi" w:hAnsiTheme="minorBidi" w:hint="cs"/>
+                <w:sz w:val="24"/>
+                <w:szCs w:val="24"/>
+                <w:rtl/>
+                <w:lang w:bidi="ar-AE"/>
+              </w:rPr>
+              <w:t xml:space="preserve">1. </w:t>
+            </w:r>
+            <w:r>
+              <w:rPr>
+                <w:rFonts w:asciiTheme="minorBidi" w:hAnsiTheme="minorBidi" w:hint="cs"/>
+                <w:sz w:val="24"/>
+                <w:szCs w:val="24"/>
+                <w:rtl/>
+                <w:lang w:bidi="ar-AE"/>
+              </w:rPr>
+              <w:t>في صفحة قائمة التقييم</w:t>
+            </w:r>
+            <w:r>
+              <w:rPr>
+                <w:rFonts w:asciiTheme="minorBidi" w:hAnsiTheme="minorBidi" w:hint="cs"/>
+                <w:sz w:val="24"/>
+                <w:szCs w:val="24"/>
+                <w:rtl/>
+                <w:lang w:bidi="ar-AE"/>
+              </w:rPr>
+              <w:t xml:space="preserve"> في عمود النتيجة نريد تغيير النتيجة (من متوسط إلى مقبول) ونطبق هذه التغيير في جميع الصفحات التي تحتوي على نتيجة متوسط</w:t>
+            </w:r>
+            <w:r>
+              <w:rPr>
+                <w:rFonts w:asciiTheme="minorBidi" w:hAnsiTheme="minorBidi" w:hint="cs"/>
+                <w:sz w:val="24"/>
+                <w:szCs w:val="24"/>
+                <w:rtl/>
+                <w:lang w:bidi="ar-AE"/>
+              </w:rPr>
+              <w:t>.</w:t>
+            </w:r>
+          </w:p>
+          <w:p>
+            <w:pPr>
+              <w:bidi/>
+              <w:rPr>
+                <w:rFonts w:asciiTheme="minorBidi" w:hAnsiTheme="minorBidi"/>
+                <w:sz w:val="24"/>
+                <w:szCs w:val="24"/>
+                <w:rtl/>
+                <w:lang w:bidi="ar-AE"/>
+              </w:rPr>
+            </w:pPr>
+            <w:r>
+              <w:rPr>
+                <w:rFonts w:asciiTheme="minorBidi" w:hAnsiTheme="minorBidi" w:hint="cs"/>
+                <w:sz w:val="24"/>
+                <w:szCs w:val="24"/>
+                <w:rtl/>
+                <w:lang w:bidi="ar-AE"/>
+              </w:rPr>
+              <w:lastRenderedPageBreak/>
+              <w:t>2. في صفحة قائمة التقييم في حال</w:t>
+            </w:r>
+            <w:r>
+              <w:rPr>
+                <w:rFonts w:asciiTheme="minorBidi" w:hAnsiTheme="minorBidi" w:hint="cs"/>
+                <w:sz w:val="24"/>
+                <w:szCs w:val="24"/>
+                <w:rtl/>
+                <w:lang w:bidi="ar-AE"/>
+              </w:rPr>
+              <w:t xml:space="preserve"> ما</w:t>
+            </w:r>
+            <w:r>
+              <w:rPr>
+                <w:rFonts w:asciiTheme="minorBidi" w:hAnsiTheme="minorBidi" w:hint="cs"/>
+                <w:sz w:val="24"/>
+                <w:szCs w:val="24"/>
+                <w:rtl/>
+                <w:lang w:bidi="ar-AE"/>
+              </w:rPr>
+              <w:t xml:space="preserve"> إذا كانت النتيجة (راسب أو مقبول)</w:t>
+            </w:r>
+            <w:r>
+              <w:rPr>
+                <w:rFonts w:asciiTheme="minorBidi" w:hAnsiTheme="minorBidi" w:hint="cs"/>
+                <w:sz w:val="24"/>
+                <w:szCs w:val="24"/>
+                <w:rtl/>
+                <w:lang w:bidi="ar-AE"/>
+              </w:rPr>
+              <w:t xml:space="preserve"> لا يقبل الاعتماد فقط يقبل الحفظ.</w:t>
+            </w:r>
+          </w:p>
+        </w:tc>
+        <w:tc>
+          <w:tcPr>
+            <w:tcW w:w="2606" w:type="dxa"/>
+            <w:shd w:val="clear" w:color="auto" w:fill="auto"/>
+          </w:tcPr>
+          <w:p>
+            <w:pPr>
+              <w:bidi/>
+              <w:jc w:val="center"/>
+              <w:rPr>
+                <w:rFonts w:ascii="Arial" w:hAnsi="Arial" w:cs="Arial"/>
+                <w:color w:val="000000" w:themeColor="text1"/>
+                <w:sz w:val="28"/>
+                <w:szCs w:val="28"/>
+                <w:lang w:bidi="ar-AE"/>
+              </w:rPr>
+            </w:pPr>
+          </w:p>
+        </w:tc>
+      </w:tr>
+      <w:tr>
+        <w:trPr>
+          <w:trHeight w:val="305"/>
+        </w:trPr>
+        <w:tc>
+          <w:tcPr>
+            <w:tcW w:w="1828" w:type="dxa"/>
+            <w:shd w:val="clear" w:color="auto" w:fill="auto"/>
+          </w:tcPr>
+          <w:p>
+            <w:pPr>
+              <w:bidi/>
+              <w:rPr>
+                <w:rFonts w:asciiTheme="minorBidi" w:hAnsiTheme="minorBidi"/>
+                <w:color w:val="FF0000"/>
+                <w:sz w:val="24"/>
+                <w:szCs w:val="24"/>
+                <w:rtl/>
+                <w:lang w:bidi="ar-AE"/>
+              </w:rPr>
+            </w:pPr>
+            <w:r>
+              <w:rPr>
+                <w:rFonts w:asciiTheme="minorBidi" w:hAnsiTheme="minorBidi" w:hint="cs"/>
+                <w:color w:val="FF0000"/>
+                <w:sz w:val="24"/>
+                <w:szCs w:val="24"/>
+                <w:rtl/>
+                <w:lang w:bidi="ar-AE"/>
+              </w:rPr>
+              <w:t>معلومات التمرين</w:t>
+            </w:r>
+          </w:p>
+        </w:tc>
+        <w:tc>
+          <w:tcPr>
+            <w:tcW w:w="9175" w:type="dxa"/>
+            <w:shd w:val="clear" w:color="auto" w:fill="auto"/>
+          </w:tcPr>
+          <w:p>
+            <w:pPr>
+              <w:bidi/>
+              <w:rPr>
+                <w:rFonts w:asciiTheme="minorBidi" w:hAnsiTheme="minorBidi" w:hint="cs"/>
+                <w:sz w:val="24"/>
+                <w:szCs w:val="24"/>
+                <w:rtl/>
+                <w:lang w:bidi="ar-AE"/>
+              </w:rPr>
+            </w:pPr>
+            <w:r>
+              <w:rPr>
+                <w:rFonts w:asciiTheme="minorBidi" w:hAnsiTheme="minorBidi" w:hint="cs"/>
+                <w:sz w:val="24"/>
+                <w:szCs w:val="24"/>
+                <w:rtl/>
+                <w:lang w:bidi="ar-AE"/>
+              </w:rPr>
+              <w:t xml:space="preserve">1. نريد إضافة المعلومات التالية (القصد - </w:t>
             </w:r>
           </w:p>
         </w:tc>
@@ -22994,6 +23457,95 @@
 <file path=word/numbering.xml><?xml version="1.0" encoding="utf-8"?>
 <w:numbering xmlns:wpc="http://schemas.microsoft.com/office/word/2010/wordprocessingCanvas" xmlns:cx="http://schemas.microsoft.com/office/drawing/2014/chartex" xmlns:cx1="http://schemas.microsoft.com/office/drawing/2015/9/8/chartex" xmlns:cx2="http://schemas.microsoft.com/office/drawing/2015/10/21/chartex" xmlns:cx3="http://schemas.microsoft.com/office/drawing/2016/5/9/chartex" xmlns:cx4="http://schemas.microsoft.com/office/drawing/2016/5/10/chartex" xmlns:cx5="http://schemas.microsoft.com/office/drawing/2016/5/11/chartex" xmlns:cx6="http://schemas.microsoft.com/office/drawing/2016/5/12/chartex" xmlns:cx7="http://schemas.microsoft.com/office/drawing/2016/5/13/chartex" xmlns:cx8="http://schemas.microsoft.com/office/drawing/2016/5/14/chartex" xmlns:mc="http://schemas.openxmlformats.org/markup-compatibility/2006" xmlns:aink="http://schemas.microsoft.com/office/drawing/2016/ink" xmlns:am3d="http://schemas.microsoft.com/office/drawing/2017/model3d" xmlns:o="urn:schemas-microsoft-com:office:office" xmlns:r="http://schemas.openxmlformats.org/officeDocument/2006/relationships" xmlns:m="http://schemas.openxmlformats.org/officeDocument/2006/math" xmlns:v="urn:schemas-microsoft-com:vml" xmlns:wp14="http://schemas.microsoft.com/office/word/2010/wordprocessingDrawing" xmlns:wp="http://schemas.openxmlformats.org/drawingml/2006/wordprocessingDrawing" xmlns:w10="urn:schemas-microsoft-com:office:word" xmlns:w="http://schemas.openxmlformats.org/wordprocessingml/2006/main" xmlns:w14="http://schemas.microsoft.com/office/word/2010/wordml" xmlns:w15="http://schemas.microsoft.com/office/word/2012/wordml" xmlns:w16cex="http://schemas.microsoft.com/office/word/2018/wordml/cex" xmlns:w16cid="http://schemas.microsoft.com/office/word/2016/wordml/cid" xmlns:w16="http://schemas.microsoft.com/office/word/2018/wordml" xmlns:w16sdtdh="http://schemas.microsoft.com/office/word/2020/wordml/sdtdatahash" xmlns:w16se="http://schemas.microsoft.com/office/word/2015/wordml/symex" xmlns:wpg="http://schemas.microsoft.com/office/word/2010/wordprocessingGroup" xmlns:wpi="http://schemas.microsoft.com/office/word/2010/wordprocessingInk" xmlns:wne="http://schemas.microsoft.com/office/word/2006/wordml" xmlns:wps="http://schemas.microsoft.com/office/word/2010/wordprocessingShape" mc:Ignorable="w14 w15 w16se w16cid w16 w16cex w16sdtdh wp14">
   <w:abstractNum w:abstractNumId="0" w15:restartNumberingAfterBreak="0">
+    <w:nsid w:val="01C51F61"/>
+    <w:multiLevelType w:val="hybridMultilevel"/>
+    <w:tmpl w:val="26EA5D3E"/>
+    <w:lvl w:ilvl="0" w:tplc="4C09000F">
+      <w:start w:val="1"/>
+      <w:numFmt w:val="decimal"/>
+      <w:lvlText w:val="%1."/>
+      <w:lvlJc w:val="left"/>
+      <w:pPr>
+        <w:ind w:left="720" w:hanging="360"/>
+      </w:pPr>
+      <w:rPr>
+        <w:rFonts w:hint="default"/>
+      </w:rPr>
+    </w:lvl>
+    <w:lvl w:ilvl="1" w:tplc="4C090019" w:tentative="1">
+      <w:start w:val="1"/>
+      <w:numFmt w:val="lowerLetter"/>
+      <w:lvlText w:val="%2."/>
+      <w:lvlJc w:val="left"/>
+      <w:pPr>
+        <w:ind w:left="1440" w:hanging="360"/>
+      </w:pPr>
+    </w:lvl>
+    <w:lvl w:ilvl="2" w:tplc="4C09001B" w:tentative="1">
+      <w:start w:val="1"/>
+      <w:numFmt w:val="lowerRoman"/>
+      <w:lvlText w:val="%3."/>
+      <w:lvlJc w:val="right"/>
+      <w:pPr>
+        <w:ind w:left="2160" w:hanging="180"/>
+      </w:pPr>
+    </w:lvl>
+    <w:lvl w:ilvl="3" w:tplc="4C09000F" w:tentative="1">
+      <w:start w:val="1"/>
+      <w:numFmt w:val="decimal"/>
+      <w:lvlText w:val="%4."/>
+      <w:lvlJc w:val="left"/>
+      <w:pPr>
+        <w:ind w:left="2880" w:hanging="360"/>
+      </w:pPr>
+    </w:lvl>
+    <w:lvl w:ilvl="4" w:tplc="4C090019" w:tentative="1">
+      <w:start w:val="1"/>
+      <w:numFmt w:val="lowerLetter"/>
+      <w:lvlText w:val="%5."/>
+      <w:lvlJc w:val="left"/>
+      <w:pPr>
+        <w:ind w:left="3600" w:hanging="360"/>
+      </w:pPr>
+    </w:lvl>
+    <w:lvl w:ilvl="5" w:tplc="4C09001B" w:tentative="1">
+      <w:start w:val="1"/>
+      <w:numFmt w:val="lowerRoman"/>
+      <w:lvlText w:val="%6."/>
+      <w:lvlJc w:val="right"/>
+      <w:pPr>
+        <w:ind w:left="4320" w:hanging="180"/>
+      </w:pPr>
+    </w:lvl>
+    <w:lvl w:ilvl="6" w:tplc="4C09000F" w:tentative="1">
+      <w:start w:val="1"/>
+      <w:numFmt w:val="decimal"/>
+      <w:lvlText w:val="%7."/>
+      <w:lvlJc w:val="left"/>
+      <w:pPr>
+        <w:ind w:left="5040" w:hanging="360"/>
+      </w:pPr>
+    </w:lvl>
+    <w:lvl w:ilvl="7" w:tplc="4C090019" w:tentative="1">
+      <w:start w:val="1"/>
+      <w:numFmt w:val="lowerLetter"/>
+      <w:lvlText w:val="%8."/>
+      <w:lvlJc w:val="left"/>
+      <w:pPr>
+        <w:ind w:left="5760" w:hanging="360"/>
+      </w:pPr>
+    </w:lvl>
+    <w:lvl w:ilvl="8" w:tplc="4C09001B" w:tentative="1">
+      <w:start w:val="1"/>
+      <w:numFmt w:val="lowerRoman"/>
+      <w:lvlText w:val="%9."/>
+      <w:lvlJc w:val="right"/>
+      <w:pPr>
+        <w:ind w:left="6480" w:hanging="180"/>
+      </w:pPr>
+    </w:lvl>
+  </w:abstractNum>
+  <w:abstractNum w:abstractNumId="1" w15:restartNumberingAfterBreak="0">
     <w:nsid w:val="1FA94524"/>
     <w:multiLevelType w:val="multilevel"/>
     <w:tmpl w:val="5A18CE8E"/>
@@ -23142,7 +23694,7 @@
       </w:rPr>
     </w:lvl>
   </w:abstractNum>
-  <w:abstractNum w:abstractNumId="1" w15:restartNumberingAfterBreak="0">
+  <w:abstractNum w:abstractNumId="2" w15:restartNumberingAfterBreak="0">
     <w:nsid w:val="28406609"/>
     <w:multiLevelType w:val="multilevel"/>
     <w:tmpl w:val="52C4A16A"/>
@@ -23291,7 +23843,7 @@
       </w:rPr>
     </w:lvl>
   </w:abstractNum>
-  <w:abstractNum w:abstractNumId="2" w15:restartNumberingAfterBreak="0">
+  <w:abstractNum w:abstractNumId="3" w15:restartNumberingAfterBreak="0">
     <w:nsid w:val="2BF939B9"/>
     <w:multiLevelType w:val="multilevel"/>
     <w:tmpl w:val="78ACD496"/>
@@ -23440,7 +23992,7 @@
       </w:rPr>
     </w:lvl>
   </w:abstractNum>
-  <w:abstractNum w:abstractNumId="3" w15:restartNumberingAfterBreak="0">
+  <w:abstractNum w:abstractNumId="4" w15:restartNumberingAfterBreak="0">
     <w:nsid w:val="35972BF2"/>
     <w:multiLevelType w:val="hybridMultilevel"/>
     <w:tmpl w:val="19425EEE"/>
@@ -23529,7 +24081,7 @@
       </w:pPr>
     </w:lvl>
   </w:abstractNum>
-  <w:abstractNum w:abstractNumId="4" w15:restartNumberingAfterBreak="0">
+  <w:abstractNum w:abstractNumId="5" w15:restartNumberingAfterBreak="0">
     <w:nsid w:val="3D813FB4"/>
     <w:multiLevelType w:val="hybridMultilevel"/>
     <w:tmpl w:val="F162E772"/>
@@ -23618,7 +24170,7 @@
       </w:pPr>
     </w:lvl>
   </w:abstractNum>
-  <w:abstractNum w:abstractNumId="5" w15:restartNumberingAfterBreak="0">
+  <w:abstractNum w:abstractNumId="6" w15:restartNumberingAfterBreak="0">
     <w:nsid w:val="511B33CA"/>
     <w:multiLevelType w:val="hybridMultilevel"/>
     <w:tmpl w:val="354C021C"/>
@@ -23707,7 +24259,7 @@
       </w:pPr>
     </w:lvl>
   </w:abstractNum>
-  <w:abstractNum w:abstractNumId="6" w15:restartNumberingAfterBreak="0">
+  <w:abstractNum w:abstractNumId="7" w15:restartNumberingAfterBreak="0">
     <w:nsid w:val="72FB5932"/>
     <w:multiLevelType w:val="multilevel"/>
     <w:tmpl w:val="21B81686"/>
@@ -23856,7 +24408,7 @@
       </w:rPr>
     </w:lvl>
   </w:abstractNum>
-  <w:abstractNum w:abstractNumId="7" w15:restartNumberingAfterBreak="0">
+  <w:abstractNum w:abstractNumId="8" w15:restartNumberingAfterBreak="0">
     <w:nsid w:val="7AD34048"/>
     <w:multiLevelType w:val="hybridMultilevel"/>
     <w:tmpl w:val="57F85C82"/>
@@ -23946,27 +24498,30 @@
     </w:lvl>
   </w:abstractNum>
   <w:num w:numId="1">
+    <w:abstractNumId w:val="5"/>
+  </w:num>
+  <w:num w:numId="2">
+    <w:abstractNumId w:val="6"/>
+  </w:num>
+  <w:num w:numId="3">
     <w:abstractNumId w:val="4"/>
   </w:num>
-  <w:num w:numId="2">
-    <w:abstractNumId w:val="5"/>
+  <w:num w:numId="4">
+    <w:abstractNumId w:val="8"/>
   </w:num>
-  <w:num w:numId="3">
+  <w:num w:numId="5">
+    <w:abstractNumId w:val="2"/>
+  </w:num>
+  <w:num w:numId="6">
+    <w:abstractNumId w:val="7"/>
+  </w:num>
+  <w:num w:numId="7">
     <w:abstractNumId w:val="3"/>
   </w:num>
-  <w:num w:numId="4">
-    <w:abstractNumId w:val="7"/>
-  </w:num>
-  <w:num w:numId="5">
+  <w:num w:numId="8">
     <w:abstractNumId w:val="1"/>
   </w:num>
-  <w:num w:numId="6">
-    <w:abstractNumId w:val="6"/>
-  </w:num>
-  <w:num w:numId="7">
-    <w:abstractNumId w:val="2"/>
-  </w:num>
-  <w:num w:numId="8">
+  <w:num w:numId="9">
     <w:abstractNumId w:val="0"/>
   </w:num>
 </w:numbering>

--- a/Programming Lab/أوامر محرر الذكاء الإصطناعي لتطوير نظام إدارو التمارين.docx
+++ b/Programming Lab/أوامر محرر الذكاء الإصطناعي لتطوير نظام إدارو التمارين.docx
@@ -6055,7 +6055,10 @@
               <w:fldChar w:fldCharType="begin"/>
             </w:r>
             <w:r>
-              <w:instrText xml:space="preserve"> HYPERLINK "http://127.0.0.1:8005/admin/information-bank/manifest.json" \t "_blank" </w:instrText>
+              <w:instrText xml:space="preserve"> HYPERLINK "http://127.0.0.1:8005/admin/information-bank/mani</w:instrText>
+            </w:r>
+            <w:r>
+              <w:instrText xml:space="preserve">fest.json" \t "_blank" </w:instrText>
             </w:r>
             <w:r>
               <w:fldChar w:fldCharType="separate"/>
@@ -23192,7 +23195,8 @@
             <w:pPr>
               <w:bidi/>
               <w:rPr>
-                <w:rFonts w:asciiTheme="minorBidi" w:hAnsiTheme="minorBidi" w:hint="cs"/>
+                <w:rFonts w:asciiTheme="minorBidi" w:hAnsiTheme="minorBidi"/>
+                <w:color w:val="FF0000"/>
                 <w:sz w:val="24"/>
                 <w:szCs w:val="24"/>
                 <w:rtl/>
@@ -23204,6 +23208,7 @@
                 <w:rFonts w:asciiTheme="minorBidi" w:hAnsiTheme="minorBidi"/>
                 <w:b/>
                 <w:bCs/>
+                <w:color w:val="FF0000"/>
                 <w:sz w:val="24"/>
                 <w:szCs w:val="24"/>
                 <w:rtl/>
@@ -23223,6 +23228,7 @@
               <w:bidi/>
               <w:rPr>
                 <w:rFonts w:asciiTheme="minorBidi" w:hAnsiTheme="minorBidi"/>
+                <w:color w:val="FF0000"/>
                 <w:sz w:val="24"/>
                 <w:szCs w:val="24"/>
                 <w:rtl/>
@@ -23232,58 +23238,42 @@
             <w:r>
               <w:rPr>
                 <w:rFonts w:asciiTheme="minorBidi" w:hAnsiTheme="minorBidi" w:hint="cs"/>
-                <w:sz w:val="24"/>
-                <w:szCs w:val="24"/>
-                <w:rtl/>
-                <w:lang w:bidi="ar-AE"/>
-              </w:rPr>
-              <w:t xml:space="preserve">1. </w:t>
+                <w:color w:val="FF0000"/>
+                <w:sz w:val="24"/>
+                <w:szCs w:val="24"/>
+                <w:rtl/>
+                <w:lang w:bidi="ar-AE"/>
+              </w:rPr>
+              <w:t>1. في صفحة قائمة التقييم في عمود النتيجة نريد تغيير النتيجة (من متوسط إلى مقبول) ونطبق هذه التغيير في جميع الصفحات التي تحتوي على نتيجة متوسط</w:t>
             </w:r>
             <w:r>
               <w:rPr>
                 <w:rFonts w:asciiTheme="minorBidi" w:hAnsiTheme="minorBidi" w:hint="cs"/>
-                <w:sz w:val="24"/>
-                <w:szCs w:val="24"/>
-                <w:rtl/>
-                <w:lang w:bidi="ar-AE"/>
-              </w:rPr>
-              <w:t>في صفحة قائمة التقييم</w:t>
-            </w:r>
+                <w:color w:val="FF0000"/>
+                <w:sz w:val="24"/>
+                <w:szCs w:val="24"/>
+                <w:rtl/>
+                <w:lang w:bidi="ar-AE"/>
+              </w:rPr>
+              <w:t>.</w:t>
+            </w:r>
+          </w:p>
+          <w:p>
+            <w:pPr>
+              <w:bidi/>
+              <w:rPr>
+                <w:rFonts w:asciiTheme="minorBidi" w:hAnsiTheme="minorBidi"/>
+                <w:color w:val="FF0000"/>
+                <w:sz w:val="24"/>
+                <w:szCs w:val="24"/>
+                <w:rtl/>
+                <w:lang w:bidi="ar-AE"/>
+              </w:rPr>
+            </w:pPr>
             <w:r>
               <w:rPr>
                 <w:rFonts w:asciiTheme="minorBidi" w:hAnsiTheme="minorBidi" w:hint="cs"/>
-                <w:sz w:val="24"/>
-                <w:szCs w:val="24"/>
-                <w:rtl/>
-                <w:lang w:bidi="ar-AE"/>
-              </w:rPr>
-              <w:t xml:space="preserve"> في عمود النتيجة نريد تغيير النتيجة (من متوسط إلى مقبول) ونطبق هذه التغيير في جميع الصفحات التي تحتوي على نتيجة متوسط</w:t>
-            </w:r>
-            <w:r>
-              <w:rPr>
-                <w:rFonts w:asciiTheme="minorBidi" w:hAnsiTheme="minorBidi" w:hint="cs"/>
-                <w:sz w:val="24"/>
-                <w:szCs w:val="24"/>
-                <w:rtl/>
-                <w:lang w:bidi="ar-AE"/>
-              </w:rPr>
-              <w:t>.</w:t>
-            </w:r>
-          </w:p>
-          <w:p>
-            <w:pPr>
-              <w:bidi/>
-              <w:rPr>
-                <w:rFonts w:asciiTheme="minorBidi" w:hAnsiTheme="minorBidi"/>
-                <w:sz w:val="24"/>
-                <w:szCs w:val="24"/>
-                <w:rtl/>
-                <w:lang w:bidi="ar-AE"/>
-              </w:rPr>
-            </w:pPr>
-            <w:r>
-              <w:rPr>
-                <w:rFonts w:asciiTheme="minorBidi" w:hAnsiTheme="minorBidi" w:hint="cs"/>
+                <w:color w:val="FF0000"/>
                 <w:sz w:val="24"/>
                 <w:szCs w:val="24"/>
                 <w:rtl/>
@@ -23295,6 +23285,7 @@
             <w:r>
               <w:rPr>
                 <w:rFonts w:asciiTheme="minorBidi" w:hAnsiTheme="minorBidi" w:hint="cs"/>
+                <w:color w:val="FF0000"/>
                 <w:sz w:val="24"/>
                 <w:szCs w:val="24"/>
                 <w:rtl/>
@@ -23305,6 +23296,7 @@
             <w:r>
               <w:rPr>
                 <w:rFonts w:asciiTheme="minorBidi" w:hAnsiTheme="minorBidi" w:hint="cs"/>
+                <w:color w:val="FF0000"/>
                 <w:sz w:val="24"/>
                 <w:szCs w:val="24"/>
                 <w:rtl/>
@@ -23315,6 +23307,7 @@
             <w:r>
               <w:rPr>
                 <w:rFonts w:asciiTheme="minorBidi" w:hAnsiTheme="minorBidi" w:hint="cs"/>
+                <w:color w:val="FF0000"/>
                 <w:sz w:val="24"/>
                 <w:szCs w:val="24"/>
                 <w:rtl/>
@@ -23387,16 +23380,18 @@
             <w:pPr>
               <w:bidi/>
               <w:rPr>
+                <w:rFonts w:asciiTheme="minorBidi" w:hAnsiTheme="minorBidi"/>
+                <w:color w:val="FF0000"/>
+                <w:sz w:val="24"/>
+                <w:szCs w:val="24"/>
+                <w:rtl/>
+                <w:lang w:bidi="ar-AE"/>
+              </w:rPr>
+            </w:pPr>
+            <w:r>
+              <w:rPr>
                 <w:rFonts w:asciiTheme="minorBidi" w:hAnsiTheme="minorBidi" w:hint="cs"/>
-                <w:sz w:val="24"/>
-                <w:szCs w:val="24"/>
-                <w:rtl/>
-                <w:lang w:bidi="ar-AE"/>
-              </w:rPr>
-            </w:pPr>
-            <w:r>
-              <w:rPr>
-                <w:rFonts w:asciiTheme="minorBidi" w:hAnsiTheme="minorBidi" w:hint="cs"/>
+                <w:color w:val="FF0000"/>
                 <w:sz w:val="24"/>
                 <w:szCs w:val="24"/>
                 <w:rtl/>
@@ -23421,6 +23416,1290 @@
                 <w:sz w:val="28"/>
                 <w:szCs w:val="28"/>
                 <w:lang w:bidi="ar-AE"/>
+              </w:rPr>
+            </w:pPr>
+          </w:p>
+        </w:tc>
+      </w:tr>
+      <w:tr>
+        <w:trPr>
+          <w:trHeight w:val="305"/>
+        </w:trPr>
+        <w:tc>
+          <w:tcPr>
+            <w:tcW w:w="1828" w:type="dxa"/>
+            <w:shd w:val="clear" w:color="auto" w:fill="auto"/>
+          </w:tcPr>
+          <w:p>
+            <w:pPr>
+              <w:bidi/>
+              <w:rPr>
+                <w:rFonts w:asciiTheme="minorBidi" w:hAnsiTheme="minorBidi"/>
+                <w:color w:val="FF0000"/>
+                <w:sz w:val="24"/>
+                <w:szCs w:val="24"/>
+                <w:rtl/>
+                <w:lang w:bidi="ar-AE"/>
+              </w:rPr>
+            </w:pPr>
+            <w:r>
+              <w:rPr>
+                <w:rFonts w:asciiTheme="minorBidi" w:hAnsiTheme="minorBidi" w:hint="cs"/>
+                <w:color w:val="FF0000"/>
+                <w:sz w:val="24"/>
+                <w:szCs w:val="24"/>
+                <w:rtl/>
+                <w:lang w:bidi="ar-AE"/>
+              </w:rPr>
+              <w:t>قائمة التقييم</w:t>
+            </w:r>
+          </w:p>
+        </w:tc>
+        <w:tc>
+          <w:tcPr>
+            <w:tcW w:w="9175" w:type="dxa"/>
+            <w:shd w:val="clear" w:color="auto" w:fill="auto"/>
+          </w:tcPr>
+          <w:p>
+            <w:pPr>
+              <w:bidi/>
+              <w:rPr>
+                <w:rtl/>
+                <w:lang w:bidi="ar-AE"/>
+              </w:rPr>
+            </w:pPr>
+            <w:r>
+              <w:rPr>
+                <w:rtl/>
+              </w:rPr>
+              <w:t>إليك ملف إكسل المرفق وصورة من النظام لصفحة (قائمة التقييم)</w:t>
+            </w:r>
+          </w:p>
+          <w:p>
+            <w:pPr>
+              <w:bidi/>
+              <w:rPr>
+                <w:rtl/>
+                <w:lang w:bidi="ar-AE"/>
+              </w:rPr>
+            </w:pPr>
+            <w:r>
+              <w:rPr>
+                <w:rFonts w:hint="cs"/>
+                <w:rtl/>
+                <w:lang w:bidi="ar-AE"/>
+              </w:rPr>
+              <w:t>1</w:t>
+            </w:r>
+            <w:r>
+              <w:rPr>
+                <w:rFonts w:hint="cs"/>
+                <w:rtl/>
+                <w:lang w:bidi="ar-AE"/>
+              </w:rPr>
+              <w:t xml:space="preserve">. </w:t>
+            </w:r>
+            <w:r>
+              <w:rPr>
+                <w:rFonts w:hint="cs"/>
+                <w:rtl/>
+                <w:lang w:bidi="ar-AE"/>
+              </w:rPr>
+              <w:t xml:space="preserve">الغرض والهدف من ارفاق ملف الإكسل وذلك لتغيير وتعديل طريقة إدراج المعلومات من ملف الإكسل إلى قائمة التقييم </w:t>
+            </w:r>
+            <w:r>
+              <w:rPr>
+                <w:rFonts w:hint="cs"/>
+                <w:rtl/>
+                <w:lang w:bidi="ar-AE"/>
+              </w:rPr>
+              <w:t>بمعنى آخر (هو استيراد محتويات وبيانات الملف إلى النظام وبالتحديد إلى قائمة التقييم) حسب الصورة المرفقة من النظام</w:t>
+            </w:r>
+            <w:r>
+              <w:rPr>
+                <w:rFonts w:hint="cs"/>
+                <w:rtl/>
+                <w:lang w:bidi="ar-AE"/>
+              </w:rPr>
+              <w:t>..</w:t>
+            </w:r>
+            <w:r>
+              <w:rPr>
+                <w:rFonts w:hint="cs"/>
+                <w:rtl/>
+                <w:lang w:bidi="ar-AE"/>
+              </w:rPr>
+              <w:t xml:space="preserve"> نريد منك قراءة ملف (</w:t>
+            </w:r>
+            <w:r>
+              <w:rPr>
+                <w:lang w:bidi="ar-AE"/>
+              </w:rPr>
+              <w:t>.xlsx or .</w:t>
+            </w:r>
+            <w:proofErr w:type="spellStart"/>
+            <w:r>
+              <w:rPr>
+                <w:lang w:bidi="ar-AE"/>
+              </w:rPr>
+              <w:t>xls</w:t>
+            </w:r>
+            <w:proofErr w:type="spellEnd"/>
+            <w:r>
+              <w:rPr>
+                <w:lang w:bidi="ar-AE"/>
+              </w:rPr>
+              <w:t xml:space="preserve"> or .csv</w:t>
+            </w:r>
+            <w:r>
+              <w:rPr>
+                <w:rFonts w:hint="cs"/>
+                <w:rtl/>
+                <w:lang w:bidi="ar-AE"/>
+              </w:rPr>
+              <w:t xml:space="preserve">) و </w:t>
+            </w:r>
+            <w:r>
+              <w:rPr>
+                <w:rtl/>
+                <w:lang w:bidi="ar-AE"/>
+              </w:rPr>
+              <w:t>تجاهل أعمدة أو صفوف تحددها (بالاسم، رقم العمود، أو شرط مثل «من الصف 5 إلى 10»)</w:t>
+            </w:r>
+            <w:r>
+              <w:rPr>
+                <w:rFonts w:hint="cs"/>
+                <w:rtl/>
+                <w:lang w:bidi="ar-AE"/>
+              </w:rPr>
+              <w:t xml:space="preserve"> و</w:t>
+            </w:r>
+            <w:r>
+              <w:rPr>
+                <w:rtl/>
+                <w:lang w:bidi="ar-AE"/>
+              </w:rPr>
+              <w:t>التركيز على أعمدة/صفوف/خلايا محددة فق</w:t>
+            </w:r>
+            <w:r>
+              <w:rPr>
+                <w:rFonts w:hint="cs"/>
+                <w:rtl/>
+                <w:lang w:bidi="ar-AE"/>
+              </w:rPr>
+              <w:t xml:space="preserve">ط وأيضا </w:t>
+            </w:r>
+            <w:r>
+              <w:rPr>
+                <w:rtl/>
+                <w:lang w:bidi="ar-AE"/>
+              </w:rPr>
+              <w:t>تنظيف البيانات، حسابات، ملخصات، تحويل لجدول، أو دمجها في المشروع (مثلاً استيراد للتطبيق)</w:t>
+            </w:r>
+            <w:r>
+              <w:rPr>
+                <w:lang w:bidi="ar-AE"/>
+              </w:rPr>
+              <w:t>.</w:t>
+            </w:r>
+          </w:p>
+          <w:p>
+            <w:pPr>
+              <w:bidi/>
+              <w:rPr>
+                <w:rtl/>
+                <w:lang w:bidi="ar-AE"/>
+              </w:rPr>
+            </w:pPr>
+            <w:r>
+              <w:rPr>
+                <w:rFonts w:hint="cs"/>
+                <w:rtl/>
+                <w:lang w:bidi="ar-AE"/>
+              </w:rPr>
+              <w:t xml:space="preserve">2. الحدود التي يجب تجاهلها (الأعمدة </w:t>
+            </w:r>
+            <w:r>
+              <w:rPr>
+                <w:rtl/>
+                <w:lang w:bidi="ar-AE"/>
+              </w:rPr>
+              <w:t>–</w:t>
+            </w:r>
+            <w:r>
+              <w:rPr>
+                <w:rFonts w:hint="cs"/>
+                <w:rtl/>
+                <w:lang w:bidi="ar-AE"/>
+              </w:rPr>
+              <w:t xml:space="preserve"> الصفوف </w:t>
+            </w:r>
+            <w:r>
+              <w:rPr>
+                <w:rtl/>
+                <w:lang w:bidi="ar-AE"/>
+              </w:rPr>
+              <w:t>–</w:t>
+            </w:r>
+            <w:r>
+              <w:rPr>
+                <w:rFonts w:hint="cs"/>
+                <w:rtl/>
+                <w:lang w:bidi="ar-AE"/>
+              </w:rPr>
+              <w:t xml:space="preserve"> الخلايا)</w:t>
+            </w:r>
+            <w:r>
+              <w:rPr>
+                <w:rFonts w:hint="cs"/>
+                <w:rtl/>
+                <w:lang w:bidi="ar-AE"/>
+              </w:rPr>
+              <w:t>:</w:t>
+            </w:r>
+          </w:p>
+          <w:p>
+            <w:pPr>
+              <w:bidi/>
+              <w:rPr>
+                <w:lang w:bidi="ar-AE"/>
+              </w:rPr>
+            </w:pPr>
+            <w:r>
+              <w:rPr>
+                <w:rFonts w:hint="cs"/>
+                <w:rtl/>
+                <w:lang w:bidi="ar-AE"/>
+              </w:rPr>
+              <w:t>- الأعمد</w:t>
+            </w:r>
+            <w:r>
+              <w:rPr>
+                <w:rFonts w:hint="cs"/>
+                <w:rtl/>
+                <w:lang w:bidi="ar-AE"/>
+              </w:rPr>
+              <w:t>ة</w:t>
+            </w:r>
+            <w:r>
+              <w:rPr>
+                <w:rFonts w:hint="cs"/>
+                <w:rtl/>
+                <w:lang w:bidi="ar-AE"/>
+              </w:rPr>
+              <w:t xml:space="preserve"> </w:t>
+            </w:r>
+            <w:r>
+              <w:rPr>
+                <w:rFonts w:hint="cs"/>
+                <w:rtl/>
+                <w:lang w:bidi="ar-AE"/>
+              </w:rPr>
+              <w:t>(</w:t>
+            </w:r>
+            <w:r>
+              <w:rPr>
+                <w:lang w:bidi="ar-AE"/>
+              </w:rPr>
+              <w:t>A</w:t>
+            </w:r>
+            <w:r>
+              <w:rPr>
+                <w:rFonts w:hint="cs"/>
+                <w:rtl/>
+                <w:lang w:bidi="ar-AE"/>
+              </w:rPr>
+              <w:t>) (</w:t>
+            </w:r>
+            <w:r>
+              <w:rPr>
+                <w:lang w:bidi="ar-AE"/>
+              </w:rPr>
+              <w:t>C</w:t>
+            </w:r>
+            <w:r>
+              <w:rPr>
+                <w:rFonts w:hint="cs"/>
+                <w:rtl/>
+                <w:lang w:bidi="ar-AE"/>
+              </w:rPr>
+              <w:t>) (</w:t>
+            </w:r>
+            <w:r>
+              <w:rPr>
+                <w:lang w:bidi="ar-AE"/>
+              </w:rPr>
+              <w:t>D</w:t>
+            </w:r>
+            <w:r>
+              <w:rPr>
+                <w:rFonts w:hint="cs"/>
+                <w:rtl/>
+                <w:lang w:bidi="ar-AE"/>
+              </w:rPr>
+              <w:t>) (</w:t>
+            </w:r>
+            <w:r>
+              <w:rPr>
+                <w:lang w:bidi="ar-AE"/>
+              </w:rPr>
+              <w:t>J</w:t>
+            </w:r>
+            <w:r>
+              <w:rPr>
+                <w:rFonts w:hint="cs"/>
+                <w:rtl/>
+                <w:lang w:bidi="ar-AE"/>
+              </w:rPr>
+              <w:t>)</w:t>
+            </w:r>
+          </w:p>
+          <w:p>
+            <w:pPr>
+              <w:bidi/>
+              <w:rPr>
+                <w:rtl/>
+                <w:lang w:bidi="ar-AE"/>
+              </w:rPr>
+            </w:pPr>
+            <w:r>
+              <w:rPr>
+                <w:rFonts w:hint="cs"/>
+                <w:rtl/>
+                <w:lang w:bidi="ar-AE"/>
+              </w:rPr>
+              <w:t>- الصفوف (1-4) (7) (إجمالي العلامات) (النسبة العامة) (التقدير العام)</w:t>
+            </w:r>
+            <w:r>
+              <w:rPr>
+                <w:rFonts w:hint="cs"/>
+                <w:rtl/>
+                <w:lang w:bidi="ar-AE"/>
+              </w:rPr>
+              <w:t xml:space="preserve"> (المحكم) (التوقيع)</w:t>
+            </w:r>
+          </w:p>
+          <w:p>
+            <w:pPr>
+              <w:bidi/>
+              <w:rPr>
+                <w:rtl/>
+                <w:lang w:bidi="ar-AE"/>
+              </w:rPr>
+            </w:pPr>
+            <w:r>
+              <w:rPr>
+                <w:rFonts w:hint="cs"/>
+                <w:rtl/>
+                <w:lang w:bidi="ar-AE"/>
+              </w:rPr>
+              <w:t>- الخلايا (العلامات (</w:t>
+            </w:r>
+            <w:r>
+              <w:rPr>
+                <w:lang w:bidi="ar-AE"/>
+              </w:rPr>
+              <w:t>H5 – E5</w:t>
+            </w:r>
+            <w:r>
+              <w:rPr>
+                <w:rFonts w:hint="cs"/>
+                <w:rtl/>
+                <w:lang w:bidi="ar-AE"/>
+              </w:rPr>
+              <w:t>)</w:t>
+            </w:r>
+            <w:r>
+              <w:rPr>
+                <w:lang w:bidi="ar-AE"/>
+              </w:rPr>
+              <w:t>(</w:t>
+            </w:r>
+          </w:p>
+          <w:p>
+            <w:pPr>
+              <w:bidi/>
+              <w:rPr>
+                <w:rtl/>
+                <w:lang w:bidi="ar-AE"/>
+              </w:rPr>
+            </w:pPr>
+            <w:r>
+              <w:rPr>
+                <w:rFonts w:hint="cs"/>
+                <w:rtl/>
+                <w:lang w:bidi="ar-AE"/>
+              </w:rPr>
+              <w:t xml:space="preserve">3. الحدود التي يجب التركيز عليها وإدراجها (الأعمدة </w:t>
+            </w:r>
+            <w:r>
+              <w:rPr>
+                <w:rtl/>
+                <w:lang w:bidi="ar-AE"/>
+              </w:rPr>
+              <w:t>–</w:t>
+            </w:r>
+            <w:r>
+              <w:rPr>
+                <w:rFonts w:hint="cs"/>
+                <w:rtl/>
+                <w:lang w:bidi="ar-AE"/>
+              </w:rPr>
+              <w:t xml:space="preserve"> الصفوف </w:t>
+            </w:r>
+            <w:r>
+              <w:rPr>
+                <w:rtl/>
+                <w:lang w:bidi="ar-AE"/>
+              </w:rPr>
+              <w:t>–</w:t>
+            </w:r>
+            <w:r>
+              <w:rPr>
+                <w:rFonts w:hint="cs"/>
+                <w:rtl/>
+                <w:lang w:bidi="ar-AE"/>
+              </w:rPr>
+              <w:t xml:space="preserve"> الخلايا):</w:t>
+            </w:r>
+          </w:p>
+          <w:p>
+            <w:pPr>
+              <w:bidi/>
+              <w:rPr>
+                <w:rtl/>
+                <w:lang w:bidi="ar-AE"/>
+              </w:rPr>
+            </w:pPr>
+            <w:r>
+              <w:rPr>
+                <w:rFonts w:hint="cs"/>
+                <w:rtl/>
+                <w:lang w:bidi="ar-AE"/>
+              </w:rPr>
+              <w:t>- الأعمدة (</w:t>
+            </w:r>
+            <w:r>
+              <w:rPr>
+                <w:lang w:bidi="ar-AE"/>
+              </w:rPr>
+              <w:t>B</w:t>
+            </w:r>
+            <w:r>
+              <w:rPr>
+                <w:rFonts w:hint="cs"/>
+                <w:rtl/>
+                <w:lang w:bidi="ar-AE"/>
+              </w:rPr>
+              <w:t>) (</w:t>
+            </w:r>
+            <w:r>
+              <w:rPr>
+                <w:lang w:bidi="ar-AE"/>
+              </w:rPr>
+              <w:t>E</w:t>
+            </w:r>
+            <w:r>
+              <w:rPr>
+                <w:rFonts w:hint="cs"/>
+                <w:rtl/>
+                <w:lang w:bidi="ar-AE"/>
+              </w:rPr>
+              <w:t>) (</w:t>
+            </w:r>
+            <w:r>
+              <w:rPr>
+                <w:lang w:bidi="ar-AE"/>
+              </w:rPr>
+              <w:t>F</w:t>
+            </w:r>
+            <w:r>
+              <w:rPr>
+                <w:rFonts w:hint="cs"/>
+                <w:rtl/>
+                <w:lang w:bidi="ar-AE"/>
+              </w:rPr>
+              <w:t>) (</w:t>
+            </w:r>
+            <w:r>
+              <w:rPr>
+                <w:lang w:bidi="ar-AE"/>
+              </w:rPr>
+              <w:t>G</w:t>
+            </w:r>
+            <w:r>
+              <w:rPr>
+                <w:rFonts w:hint="cs"/>
+                <w:rtl/>
+                <w:lang w:bidi="ar-AE"/>
+              </w:rPr>
+              <w:t>)</w:t>
+            </w:r>
+            <w:r>
+              <w:rPr>
+                <w:lang w:bidi="ar-AE"/>
+              </w:rPr>
+              <w:t xml:space="preserve"> </w:t>
+            </w:r>
+            <w:r>
+              <w:rPr>
+                <w:rFonts w:hint="cs"/>
+                <w:rtl/>
+                <w:lang w:bidi="ar-AE"/>
+              </w:rPr>
+              <w:t>(</w:t>
+            </w:r>
+            <w:r>
+              <w:rPr>
+                <w:lang w:bidi="ar-AE"/>
+              </w:rPr>
+              <w:t>H</w:t>
+            </w:r>
+            <w:r>
+              <w:rPr>
+                <w:rFonts w:hint="cs"/>
+                <w:rtl/>
+                <w:lang w:bidi="ar-AE"/>
+              </w:rPr>
+              <w:t>)</w:t>
+            </w:r>
+            <w:r>
+              <w:rPr>
+                <w:lang w:bidi="ar-AE"/>
+              </w:rPr>
+              <w:t xml:space="preserve"> </w:t>
+            </w:r>
+            <w:r>
+              <w:rPr>
+                <w:rFonts w:hint="cs"/>
+                <w:rtl/>
+                <w:lang w:bidi="ar-AE"/>
+              </w:rPr>
+              <w:t>(</w:t>
+            </w:r>
+            <w:r>
+              <w:rPr>
+                <w:lang w:bidi="ar-AE"/>
+              </w:rPr>
+              <w:t>I</w:t>
+            </w:r>
+            <w:r>
+              <w:rPr>
+                <w:rFonts w:hint="cs"/>
+                <w:rtl/>
+                <w:lang w:bidi="ar-AE"/>
+              </w:rPr>
+              <w:t>)</w:t>
+            </w:r>
+          </w:p>
+          <w:p>
+            <w:pPr>
+              <w:bidi/>
+              <w:rPr>
+                <w:rtl/>
+                <w:lang w:bidi="ar-AE"/>
+              </w:rPr>
+            </w:pPr>
+            <w:r>
+              <w:rPr>
+                <w:rFonts w:hint="cs"/>
+                <w:rtl/>
+                <w:lang w:bidi="ar-AE"/>
+              </w:rPr>
+              <w:t>(</w:t>
+            </w:r>
+            <w:r>
+              <w:rPr>
+                <w:lang w:bidi="ar-AE"/>
+              </w:rPr>
+              <w:t>B</w:t>
+            </w:r>
+            <w:r>
+              <w:rPr>
+                <w:rFonts w:hint="cs"/>
+                <w:rtl/>
+                <w:lang w:bidi="ar-AE"/>
+              </w:rPr>
+              <w:t>) = عمود عناصر التقييم</w:t>
+            </w:r>
+          </w:p>
+          <w:p>
+            <w:pPr>
+              <w:bidi/>
+              <w:rPr>
+                <w:rtl/>
+                <w:lang w:bidi="ar-AE"/>
+              </w:rPr>
+            </w:pPr>
+            <w:r>
+              <w:rPr>
+                <w:rFonts w:hint="cs"/>
+                <w:rtl/>
+                <w:lang w:bidi="ar-AE"/>
+              </w:rPr>
+              <w:t>(</w:t>
+            </w:r>
+            <w:r>
+              <w:rPr>
+                <w:lang w:bidi="ar-AE"/>
+              </w:rPr>
+              <w:t>E</w:t>
+            </w:r>
+            <w:r>
+              <w:rPr>
+                <w:rFonts w:hint="cs"/>
+                <w:rtl/>
+                <w:lang w:bidi="ar-AE"/>
+              </w:rPr>
+              <w:t>) = عمود القصوى</w:t>
+            </w:r>
+          </w:p>
+          <w:p>
+            <w:pPr>
+              <w:bidi/>
+              <w:rPr>
+                <w:rtl/>
+                <w:lang w:bidi="ar-AE"/>
+              </w:rPr>
+            </w:pPr>
+            <w:r>
+              <w:rPr>
+                <w:rFonts w:hint="cs"/>
+                <w:rtl/>
+                <w:lang w:bidi="ar-AE"/>
+              </w:rPr>
+              <w:t>(</w:t>
+            </w:r>
+            <w:r>
+              <w:rPr>
+                <w:lang w:bidi="ar-AE"/>
+              </w:rPr>
+              <w:t>F</w:t>
+            </w:r>
+            <w:r>
+              <w:rPr>
+                <w:rFonts w:hint="cs"/>
+                <w:rtl/>
+                <w:lang w:bidi="ar-AE"/>
+              </w:rPr>
+              <w:t>) = عمود المكتسبة</w:t>
+            </w:r>
+          </w:p>
+          <w:p>
+            <w:pPr>
+              <w:bidi/>
+              <w:rPr>
+                <w:rtl/>
+                <w:lang w:bidi="ar-AE"/>
+              </w:rPr>
+            </w:pPr>
+            <w:r>
+              <w:rPr>
+                <w:rFonts w:hint="cs"/>
+                <w:rtl/>
+                <w:lang w:bidi="ar-AE"/>
+              </w:rPr>
+              <w:t>(</w:t>
+            </w:r>
+            <w:r>
+              <w:rPr>
+                <w:lang w:bidi="ar-AE"/>
+              </w:rPr>
+              <w:t>G</w:t>
+            </w:r>
+            <w:r>
+              <w:rPr>
+                <w:rFonts w:hint="cs"/>
+                <w:rtl/>
+                <w:lang w:bidi="ar-AE"/>
+              </w:rPr>
+              <w:t>) = عمود النسبة</w:t>
+            </w:r>
+          </w:p>
+          <w:p>
+            <w:pPr>
+              <w:bidi/>
+              <w:rPr>
+                <w:rtl/>
+                <w:lang w:bidi="ar-AE"/>
+              </w:rPr>
+            </w:pPr>
+            <w:r>
+              <w:rPr>
+                <w:lang w:bidi="ar-AE"/>
+              </w:rPr>
+              <w:t xml:space="preserve"> </w:t>
+            </w:r>
+            <w:r>
+              <w:rPr>
+                <w:rFonts w:hint="cs"/>
+                <w:rtl/>
+                <w:lang w:bidi="ar-AE"/>
+              </w:rPr>
+              <w:t>(</w:t>
+            </w:r>
+            <w:r>
+              <w:rPr>
+                <w:lang w:bidi="ar-AE"/>
+              </w:rPr>
+              <w:t>H</w:t>
+            </w:r>
+            <w:r>
+              <w:rPr>
+                <w:rFonts w:hint="cs"/>
+                <w:rtl/>
+                <w:lang w:bidi="ar-AE"/>
+              </w:rPr>
+              <w:t>) = عمود النتيجة</w:t>
+            </w:r>
+          </w:p>
+          <w:p>
+            <w:pPr>
+              <w:bidi/>
+              <w:rPr>
+                <w:rtl/>
+                <w:lang w:bidi="ar-AE"/>
+              </w:rPr>
+            </w:pPr>
+            <w:r>
+              <w:rPr>
+                <w:lang w:bidi="ar-AE"/>
+              </w:rPr>
+              <w:t xml:space="preserve"> </w:t>
+            </w:r>
+            <w:r>
+              <w:rPr>
+                <w:rFonts w:hint="cs"/>
+                <w:rtl/>
+                <w:lang w:bidi="ar-AE"/>
+              </w:rPr>
+              <w:t>(</w:t>
+            </w:r>
+            <w:r>
+              <w:rPr>
+                <w:lang w:bidi="ar-AE"/>
+              </w:rPr>
+              <w:t>I</w:t>
+            </w:r>
+            <w:r>
+              <w:rPr>
+                <w:rFonts w:hint="cs"/>
+                <w:rtl/>
+                <w:lang w:bidi="ar-AE"/>
+              </w:rPr>
+              <w:t>) = عمود ملاحظات</w:t>
+            </w:r>
+          </w:p>
+          <w:p>
+            <w:pPr>
+              <w:bidi/>
+              <w:rPr>
+                <w:lang w:bidi="ar-AE"/>
+              </w:rPr>
+            </w:pPr>
+            <w:r>
+              <w:rPr>
+                <w:rFonts w:hint="cs"/>
+                <w:rtl/>
+                <w:lang w:bidi="ar-AE"/>
+              </w:rPr>
+              <w:t>لا تغيير على عمود الترقيم وعمود توثيق وعمود حذف</w:t>
+            </w:r>
+          </w:p>
+          <w:p>
+            <w:pPr>
+              <w:bidi/>
+              <w:rPr>
+                <w:rtl/>
+                <w:lang w:bidi="ar-AE"/>
+              </w:rPr>
+            </w:pPr>
+            <w:r>
+              <w:rPr>
+                <w:rFonts w:hint="cs"/>
+                <w:rtl/>
+                <w:lang w:bidi="ar-AE"/>
+              </w:rPr>
+              <w:t xml:space="preserve">4. نريد الحفاظ على الصفوف المدموج </w:t>
+            </w:r>
+            <w:r>
+              <w:rPr>
+                <w:rFonts w:hint="cs"/>
+                <w:rtl/>
+                <w:lang w:bidi="ar-AE"/>
+              </w:rPr>
+              <w:t xml:space="preserve">في النظام </w:t>
+            </w:r>
+            <w:r>
+              <w:rPr>
+                <w:rFonts w:hint="cs"/>
+                <w:rtl/>
+                <w:lang w:bidi="ar-AE"/>
+              </w:rPr>
+              <w:t>حسب ملف الاكسل المرفق كما مطبق حاليا.</w:t>
+            </w:r>
+          </w:p>
+          <w:p>
+            <w:pPr>
+              <w:bidi/>
+              <w:rPr>
+                <w:rtl/>
+                <w:lang w:bidi="ar-AE"/>
+              </w:rPr>
+            </w:pPr>
+            <w:r>
+              <w:rPr>
+                <w:rFonts w:hint="cs"/>
+                <w:rtl/>
+                <w:lang w:bidi="ar-AE"/>
+              </w:rPr>
+              <w:t xml:space="preserve">5. شرط وتنبيه مهم جدا ( لا تغيير على مميزات وخصائص </w:t>
+            </w:r>
+            <w:r>
+              <w:rPr>
+                <w:rFonts w:hint="cs"/>
+                <w:rtl/>
+                <w:lang w:bidi="ar-AE"/>
+              </w:rPr>
+              <w:t xml:space="preserve">صفحة وجدول قائمة التقييم) ( ولا تغيير على </w:t>
+            </w:r>
+            <w:r>
+              <w:rPr>
+                <w:rFonts w:cs="Arial"/>
+                <w:rtl/>
+                <w:lang w:bidi="ar-AE"/>
+              </w:rPr>
+              <w:t>مجموع العلامات المكتسبة</w:t>
+            </w:r>
+            <w:r>
+              <w:rPr>
+                <w:rFonts w:cs="Arial" w:hint="cs"/>
+                <w:rtl/>
+                <w:lang w:bidi="ar-AE"/>
+              </w:rPr>
+              <w:t xml:space="preserve"> - </w:t>
+            </w:r>
+            <w:r>
+              <w:rPr>
+                <w:rFonts w:cs="Arial"/>
+                <w:rtl/>
+                <w:lang w:bidi="ar-AE"/>
+              </w:rPr>
+              <w:t>النسبة المئوية الفعلية</w:t>
+            </w:r>
+            <w:r>
+              <w:rPr>
+                <w:rFonts w:cs="Arial" w:hint="cs"/>
+                <w:rtl/>
+                <w:lang w:bidi="ar-AE"/>
+              </w:rPr>
+              <w:t xml:space="preserve"> - </w:t>
+            </w:r>
+            <w:r>
+              <w:rPr>
+                <w:rFonts w:cs="Arial"/>
+                <w:rtl/>
+                <w:lang w:bidi="ar-AE"/>
+              </w:rPr>
+              <w:t>مجموع علامات القصوى</w:t>
+            </w:r>
+            <w:r>
+              <w:rPr>
+                <w:rFonts w:cs="Arial" w:hint="cs"/>
+                <w:rtl/>
+                <w:lang w:bidi="ar-AE"/>
+              </w:rPr>
+              <w:t>) ( لا تغيير على أزرار حفظ نتائج التقييم وزر اعتماد المحكم)</w:t>
+            </w:r>
+          </w:p>
+        </w:tc>
+        <w:tc>
+          <w:tcPr>
+            <w:tcW w:w="2606" w:type="dxa"/>
+            <w:shd w:val="clear" w:color="auto" w:fill="auto"/>
+          </w:tcPr>
+          <w:p>
+            <w:pPr>
+              <w:bidi/>
+              <w:jc w:val="center"/>
+              <w:rPr>
+                <w:rFonts w:ascii="Arial" w:hAnsi="Arial" w:cs="Arial"/>
+                <w:color w:val="000000" w:themeColor="text1"/>
+                <w:sz w:val="28"/>
+                <w:szCs w:val="28"/>
+                <w:lang w:bidi="ar-AE"/>
+              </w:rPr>
+            </w:pPr>
+          </w:p>
+        </w:tc>
+      </w:tr>
+      <w:tr>
+        <w:trPr>
+          <w:trHeight w:val="305"/>
+        </w:trPr>
+        <w:tc>
+          <w:tcPr>
+            <w:tcW w:w="1828" w:type="dxa"/>
+            <w:shd w:val="clear" w:color="auto" w:fill="auto"/>
+          </w:tcPr>
+          <w:p>
+            <w:pPr>
+              <w:bidi/>
+              <w:rPr>
+                <w:rFonts w:asciiTheme="minorBidi" w:hAnsiTheme="minorBidi" w:hint="cs"/>
+                <w:color w:val="FF0000"/>
+                <w:sz w:val="24"/>
+                <w:szCs w:val="24"/>
+                <w:rtl/>
+                <w:lang w:bidi="ar-AE"/>
+              </w:rPr>
+            </w:pPr>
+            <w:r>
+              <w:rPr>
+                <w:rFonts w:asciiTheme="minorBidi" w:hAnsiTheme="minorBidi" w:hint="cs"/>
+                <w:color w:val="FF0000"/>
+                <w:sz w:val="24"/>
+                <w:szCs w:val="24"/>
+                <w:rtl/>
+                <w:lang w:bidi="ar-AE"/>
+              </w:rPr>
+              <w:t>قائمة التقييم</w:t>
+            </w:r>
+          </w:p>
+        </w:tc>
+        <w:tc>
+          <w:tcPr>
+            <w:tcW w:w="9175" w:type="dxa"/>
+            <w:shd w:val="clear" w:color="auto" w:fill="auto"/>
+          </w:tcPr>
+          <w:p>
+            <w:pPr>
+              <w:bidi/>
+              <w:rPr>
+                <w:rtl/>
+              </w:rPr>
+            </w:pPr>
+            <w:r>
+              <w:rPr>
+                <w:rFonts w:hint="cs"/>
+                <w:rtl/>
+              </w:rPr>
+              <w:t>نلاحظ بعد التعديل الاخير في قائمة التقييم:</w:t>
+            </w:r>
+          </w:p>
+          <w:p>
+            <w:pPr>
+              <w:bidi/>
+              <w:rPr>
+                <w:rtl/>
+              </w:rPr>
+            </w:pPr>
+            <w:r>
+              <w:rPr>
+                <w:rFonts w:hint="cs"/>
+                <w:rtl/>
+              </w:rPr>
+              <w:t>1. لم يتم إلغاء وتجاهل الصفوف التي خاناتها تحتوي على:</w:t>
+            </w:r>
+          </w:p>
+          <w:p>
+            <w:pPr>
+              <w:bidi/>
+              <w:rPr>
+                <w:rtl/>
+                <w:lang w:bidi="ar-AE"/>
+              </w:rPr>
+            </w:pPr>
+            <w:r>
+              <w:rPr>
+                <w:rFonts w:hint="cs"/>
+                <w:rtl/>
+                <w:lang w:bidi="ar-AE"/>
+              </w:rPr>
+              <w:t xml:space="preserve">- </w:t>
+            </w:r>
+            <w:r>
+              <w:rPr>
+                <w:rFonts w:hint="cs"/>
+                <w:rtl/>
+                <w:lang w:bidi="ar-AE"/>
+              </w:rPr>
+              <w:t xml:space="preserve">(النسبة العامة) </w:t>
+            </w:r>
+          </w:p>
+          <w:p>
+            <w:pPr>
+              <w:bidi/>
+              <w:rPr>
+                <w:rtl/>
+                <w:lang w:bidi="ar-AE"/>
+              </w:rPr>
+            </w:pPr>
+            <w:r>
+              <w:rPr>
+                <w:rFonts w:hint="cs"/>
+                <w:rtl/>
+                <w:lang w:bidi="ar-AE"/>
+              </w:rPr>
+              <w:t xml:space="preserve">- </w:t>
+            </w:r>
+            <w:r>
+              <w:rPr>
+                <w:rFonts w:hint="cs"/>
+                <w:rtl/>
+                <w:lang w:bidi="ar-AE"/>
+              </w:rPr>
+              <w:t xml:space="preserve">(التقدير العام) </w:t>
+            </w:r>
+          </w:p>
+          <w:p>
+            <w:pPr>
+              <w:bidi/>
+              <w:rPr>
+                <w:rtl/>
+                <w:lang w:bidi="ar-AE"/>
+              </w:rPr>
+            </w:pPr>
+            <w:r>
+              <w:rPr>
+                <w:rFonts w:hint="cs"/>
+                <w:rtl/>
+                <w:lang w:bidi="ar-AE"/>
+              </w:rPr>
+              <w:t xml:space="preserve">- </w:t>
+            </w:r>
+            <w:r>
+              <w:rPr>
+                <w:rFonts w:hint="cs"/>
+                <w:rtl/>
+                <w:lang w:bidi="ar-AE"/>
+              </w:rPr>
+              <w:t>(المحكم)</w:t>
+            </w:r>
+          </w:p>
+          <w:p>
+            <w:pPr>
+              <w:bidi/>
+              <w:rPr>
+                <w:rtl/>
+                <w:lang w:bidi="ar-AE"/>
+              </w:rPr>
+            </w:pPr>
+            <w:r>
+              <w:rPr>
+                <w:rFonts w:hint="cs"/>
+                <w:rtl/>
+                <w:lang w:bidi="ar-AE"/>
+              </w:rPr>
+              <w:t xml:space="preserve">- </w:t>
+            </w:r>
+            <w:r>
+              <w:rPr>
+                <w:rFonts w:hint="cs"/>
+                <w:rtl/>
+                <w:lang w:bidi="ar-AE"/>
+              </w:rPr>
+              <w:t>(التوقيع)</w:t>
+            </w:r>
+          </w:p>
+          <w:p>
+            <w:pPr>
+              <w:bidi/>
+              <w:rPr>
+                <w:rtl/>
+                <w:lang w:bidi="ar-AE"/>
+              </w:rPr>
+            </w:pPr>
+            <w:r>
+              <w:rPr>
+                <w:rFonts w:hint="cs"/>
+                <w:rtl/>
+                <w:lang w:bidi="ar-AE"/>
+              </w:rPr>
+              <w:t>- (</w:t>
+            </w:r>
+            <w:r>
+              <w:rPr>
+                <w:rFonts w:cs="Arial"/>
+                <w:rtl/>
+                <w:lang w:bidi="ar-AE"/>
+              </w:rPr>
+              <w:t xml:space="preserve">ملاحظـــات: </w:t>
+            </w:r>
+            <w:r>
+              <w:rPr>
+                <w:rFonts w:cs="Arial" w:hint="cs"/>
+                <w:rtl/>
+                <w:lang w:bidi="ar-AE"/>
+              </w:rPr>
+              <w:t xml:space="preserve">1. </w:t>
+            </w:r>
+            <w:r>
+              <w:rPr>
+                <w:rFonts w:cs="Arial"/>
+                <w:rtl/>
+                <w:lang w:bidi="ar-AE"/>
+              </w:rPr>
+              <w:t>تقييم مستوى الوحدة من خلال مراقبة الآداء أو طرح الأسئلة.</w:t>
+            </w:r>
+            <w:r>
+              <w:rPr>
+                <w:rFonts w:cs="Arial" w:hint="cs"/>
+                <w:rtl/>
+                <w:lang w:bidi="ar-AE"/>
+              </w:rPr>
+              <w:t xml:space="preserve"> </w:t>
+            </w:r>
+            <w:r>
+              <w:rPr>
+                <w:rFonts w:cs="Arial"/>
+                <w:rtl/>
+                <w:lang w:bidi="ar-AE"/>
+              </w:rPr>
+              <w:t>2. يعتبر هذا النموذج (سري للغاية) بعد إدخال علامات التقييم.</w:t>
+            </w:r>
+            <w:r>
+              <w:rPr>
+                <w:rFonts w:cs="Arial" w:hint="cs"/>
+                <w:rtl/>
+                <w:lang w:bidi="ar-AE"/>
+              </w:rPr>
+              <w:t xml:space="preserve"> </w:t>
+            </w:r>
+            <w:r>
+              <w:rPr>
+                <w:rFonts w:cs="Arial"/>
+                <w:rtl/>
+                <w:lang w:bidi="ar-AE"/>
+              </w:rPr>
+              <w:t>3. نموذج التقييم قابل للتطوير والتعديل.</w:t>
+            </w:r>
+            <w:r>
+              <w:rPr>
+                <w:rFonts w:hint="cs"/>
+                <w:rtl/>
+                <w:lang w:bidi="ar-AE"/>
+              </w:rPr>
+              <w:t>)</w:t>
+            </w:r>
+          </w:p>
+          <w:p>
+            <w:pPr>
+              <w:bidi/>
+              <w:rPr>
+                <w:rtl/>
+                <w:lang w:bidi="ar-AE"/>
+              </w:rPr>
+            </w:pPr>
+            <w:r>
+              <w:rPr>
+                <w:rFonts w:hint="cs"/>
+                <w:rtl/>
+                <w:lang w:bidi="ar-AE"/>
+              </w:rPr>
+              <w:t xml:space="preserve">لذا نريد تجاهل هذه الصفوف والخانات كما هو موضح في الصورة المرفقة </w:t>
+            </w:r>
+          </w:p>
+          <w:p>
+            <w:pPr>
+              <w:bidi/>
+              <w:rPr>
+                <w:rtl/>
+              </w:rPr>
+            </w:pPr>
+            <w:r>
+              <w:rPr>
+                <w:rFonts w:hint="cs"/>
+                <w:rtl/>
+              </w:rPr>
+              <w:lastRenderedPageBreak/>
+              <w:t xml:space="preserve">2. أصبحت الصفحة للعرض فقط .. أزرار </w:t>
+            </w:r>
+            <w:r>
+              <w:rPr>
+                <w:rFonts w:cs="Arial" w:hint="cs"/>
+                <w:rtl/>
+                <w:lang w:bidi="ar-AE"/>
+              </w:rPr>
+              <w:t xml:space="preserve">حفظ نتائج التقييم  </w:t>
+            </w:r>
+            <w:r>
+              <w:rPr>
+                <w:rFonts w:cs="Arial" w:hint="cs"/>
+                <w:rtl/>
+                <w:lang w:bidi="ar-AE"/>
+              </w:rPr>
+              <w:t>و</w:t>
+            </w:r>
+            <w:r>
+              <w:rPr>
+                <w:rFonts w:cs="Arial" w:hint="cs"/>
+                <w:rtl/>
+                <w:lang w:bidi="ar-AE"/>
+              </w:rPr>
+              <w:t>اعتماد المحكم</w:t>
+            </w:r>
+            <w:r>
+              <w:rPr>
+                <w:rFonts w:cs="Arial" w:hint="cs"/>
+                <w:rtl/>
+                <w:lang w:bidi="ar-AE"/>
+              </w:rPr>
+              <w:t xml:space="preserve"> غير موجودة ولم تظهر .. واصبح الملف بعد الإدراج محفوظ ومعتمد تلقائيأ .. </w:t>
+            </w:r>
+          </w:p>
+          <w:p>
+            <w:pPr>
+              <w:bidi/>
+              <w:rPr>
+                <w:rtl/>
+              </w:rPr>
+            </w:pPr>
+            <w:r>
+              <w:rPr>
+                <w:rFonts w:hint="cs"/>
+                <w:rtl/>
+              </w:rPr>
+              <w:t>3. نتائج عمود المكتسبة غير صحيحة .. لم يتم الإلتزام بملف الاكسل المدرج</w:t>
+            </w:r>
+            <w:r>
+              <w:rPr>
+                <w:rFonts w:hint="cs"/>
+                <w:rtl/>
+              </w:rPr>
+              <w:t xml:space="preserve"> .. لذا اصبحت مجموع العلامات المكتسبة والقصوى والنسبة المئوية الفعلية غير صحيحة.</w:t>
+            </w:r>
+          </w:p>
+          <w:p>
+            <w:pPr>
+              <w:bidi/>
+              <w:rPr>
+                <w:rtl/>
+              </w:rPr>
+            </w:pPr>
+            <w:r>
+              <w:rPr>
+                <w:rFonts w:hint="cs"/>
+                <w:rtl/>
+              </w:rPr>
+              <w:t>4. راجع النظام ما قبل التعديل الأخير وصحح الأخطاء</w:t>
+            </w:r>
+          </w:p>
+        </w:tc>
+        <w:tc>
+          <w:tcPr>
+            <w:tcW w:w="2606" w:type="dxa"/>
+            <w:shd w:val="clear" w:color="auto" w:fill="auto"/>
+          </w:tcPr>
+          <w:p>
+            <w:pPr>
+              <w:bidi/>
+              <w:jc w:val="center"/>
+              <w:rPr>
+                <w:rFonts w:ascii="Arial" w:hAnsi="Arial" w:cs="Arial"/>
+                <w:color w:val="000000" w:themeColor="text1"/>
+                <w:sz w:val="28"/>
+                <w:szCs w:val="28"/>
               </w:rPr>
             </w:pPr>
           </w:p>
@@ -23993,6 +25272,155 @@
     </w:lvl>
   </w:abstractNum>
   <w:abstractNum w:abstractNumId="4" w15:restartNumberingAfterBreak="0">
+    <w:nsid w:val="2C963331"/>
+    <w:multiLevelType w:val="multilevel"/>
+    <w:tmpl w:val="4C34F514"/>
+    <w:lvl w:ilvl="0">
+      <w:start w:val="1"/>
+      <w:numFmt w:val="bullet"/>
+      <w:lvlText w:val=""/>
+      <w:lvlJc w:val="left"/>
+      <w:pPr>
+        <w:tabs>
+          <w:tab w:val="num" w:pos="720"/>
+        </w:tabs>
+        <w:ind w:left="720" w:hanging="360"/>
+      </w:pPr>
+      <w:rPr>
+        <w:rFonts w:ascii="Symbol" w:hAnsi="Symbol" w:hint="default"/>
+        <w:sz w:val="20"/>
+      </w:rPr>
+    </w:lvl>
+    <w:lvl w:ilvl="1" w:tentative="1">
+      <w:start w:val="1"/>
+      <w:numFmt w:val="bullet"/>
+      <w:lvlText w:val=""/>
+      <w:lvlJc w:val="left"/>
+      <w:pPr>
+        <w:tabs>
+          <w:tab w:val="num" w:pos="1440"/>
+        </w:tabs>
+        <w:ind w:left="1440" w:hanging="360"/>
+      </w:pPr>
+      <w:rPr>
+        <w:rFonts w:ascii="Symbol" w:hAnsi="Symbol" w:hint="default"/>
+        <w:sz w:val="20"/>
+      </w:rPr>
+    </w:lvl>
+    <w:lvl w:ilvl="2" w:tentative="1">
+      <w:start w:val="1"/>
+      <w:numFmt w:val="bullet"/>
+      <w:lvlText w:val=""/>
+      <w:lvlJc w:val="left"/>
+      <w:pPr>
+        <w:tabs>
+          <w:tab w:val="num" w:pos="2160"/>
+        </w:tabs>
+        <w:ind w:left="2160" w:hanging="360"/>
+      </w:pPr>
+      <w:rPr>
+        <w:rFonts w:ascii="Symbol" w:hAnsi="Symbol" w:hint="default"/>
+        <w:sz w:val="20"/>
+      </w:rPr>
+    </w:lvl>
+    <w:lvl w:ilvl="3" w:tentative="1">
+      <w:start w:val="1"/>
+      <w:numFmt w:val="bullet"/>
+      <w:lvlText w:val=""/>
+      <w:lvlJc w:val="left"/>
+      <w:pPr>
+        <w:tabs>
+          <w:tab w:val="num" w:pos="2880"/>
+        </w:tabs>
+        <w:ind w:left="2880" w:hanging="360"/>
+      </w:pPr>
+      <w:rPr>
+        <w:rFonts w:ascii="Symbol" w:hAnsi="Symbol" w:hint="default"/>
+        <w:sz w:val="20"/>
+      </w:rPr>
+    </w:lvl>
+    <w:lvl w:ilvl="4" w:tentative="1">
+      <w:start w:val="1"/>
+      <w:numFmt w:val="bullet"/>
+      <w:lvlText w:val=""/>
+      <w:lvlJc w:val="left"/>
+      <w:pPr>
+        <w:tabs>
+          <w:tab w:val="num" w:pos="3600"/>
+        </w:tabs>
+        <w:ind w:left="3600" w:hanging="360"/>
+      </w:pPr>
+      <w:rPr>
+        <w:rFonts w:ascii="Symbol" w:hAnsi="Symbol" w:hint="default"/>
+        <w:sz w:val="20"/>
+      </w:rPr>
+    </w:lvl>
+    <w:lvl w:ilvl="5" w:tentative="1">
+      <w:start w:val="1"/>
+      <w:numFmt w:val="bullet"/>
+      <w:lvlText w:val=""/>
+      <w:lvlJc w:val="left"/>
+      <w:pPr>
+        <w:tabs>
+          <w:tab w:val="num" w:pos="4320"/>
+        </w:tabs>
+        <w:ind w:left="4320" w:hanging="360"/>
+      </w:pPr>
+      <w:rPr>
+        <w:rFonts w:ascii="Symbol" w:hAnsi="Symbol" w:hint="default"/>
+        <w:sz w:val="20"/>
+      </w:rPr>
+    </w:lvl>
+    <w:lvl w:ilvl="6" w:tentative="1">
+      <w:start w:val="1"/>
+      <w:numFmt w:val="bullet"/>
+      <w:lvlText w:val=""/>
+      <w:lvlJc w:val="left"/>
+      <w:pPr>
+        <w:tabs>
+          <w:tab w:val="num" w:pos="5040"/>
+        </w:tabs>
+        <w:ind w:left="5040" w:hanging="360"/>
+      </w:pPr>
+      <w:rPr>
+        <w:rFonts w:ascii="Symbol" w:hAnsi="Symbol" w:hint="default"/>
+        <w:sz w:val="20"/>
+      </w:rPr>
+    </w:lvl>
+    <w:lvl w:ilvl="7" w:tentative="1">
+      <w:start w:val="1"/>
+      <w:numFmt w:val="bullet"/>
+      <w:lvlText w:val=""/>
+      <w:lvlJc w:val="left"/>
+      <w:pPr>
+        <w:tabs>
+          <w:tab w:val="num" w:pos="5760"/>
+        </w:tabs>
+        <w:ind w:left="5760" w:hanging="360"/>
+      </w:pPr>
+      <w:rPr>
+        <w:rFonts w:ascii="Symbol" w:hAnsi="Symbol" w:hint="default"/>
+        <w:sz w:val="20"/>
+      </w:rPr>
+    </w:lvl>
+    <w:lvl w:ilvl="8" w:tentative="1">
+      <w:start w:val="1"/>
+      <w:numFmt w:val="bullet"/>
+      <w:lvlText w:val=""/>
+      <w:lvlJc w:val="left"/>
+      <w:pPr>
+        <w:tabs>
+          <w:tab w:val="num" w:pos="6480"/>
+        </w:tabs>
+        <w:ind w:left="6480" w:hanging="360"/>
+      </w:pPr>
+      <w:rPr>
+        <w:rFonts w:ascii="Symbol" w:hAnsi="Symbol" w:hint="default"/>
+        <w:sz w:val="20"/>
+      </w:rPr>
+    </w:lvl>
+  </w:abstractNum>
+  <w:abstractNum w:abstractNumId="5" w15:restartNumberingAfterBreak="0">
     <w:nsid w:val="35972BF2"/>
     <w:multiLevelType w:val="hybridMultilevel"/>
     <w:tmpl w:val="19425EEE"/>
@@ -24081,7 +25509,7 @@
       </w:pPr>
     </w:lvl>
   </w:abstractNum>
-  <w:abstractNum w:abstractNumId="5" w15:restartNumberingAfterBreak="0">
+  <w:abstractNum w:abstractNumId="6" w15:restartNumberingAfterBreak="0">
     <w:nsid w:val="3D813FB4"/>
     <w:multiLevelType w:val="hybridMultilevel"/>
     <w:tmpl w:val="F162E772"/>
@@ -24170,7 +25598,7 @@
       </w:pPr>
     </w:lvl>
   </w:abstractNum>
-  <w:abstractNum w:abstractNumId="6" w15:restartNumberingAfterBreak="0">
+  <w:abstractNum w:abstractNumId="7" w15:restartNumberingAfterBreak="0">
     <w:nsid w:val="511B33CA"/>
     <w:multiLevelType w:val="hybridMultilevel"/>
     <w:tmpl w:val="354C021C"/>
@@ -24259,7 +25687,7 @@
       </w:pPr>
     </w:lvl>
   </w:abstractNum>
-  <w:abstractNum w:abstractNumId="7" w15:restartNumberingAfterBreak="0">
+  <w:abstractNum w:abstractNumId="8" w15:restartNumberingAfterBreak="0">
     <w:nsid w:val="72FB5932"/>
     <w:multiLevelType w:val="multilevel"/>
     <w:tmpl w:val="21B81686"/>
@@ -24408,7 +25836,7 @@
       </w:rPr>
     </w:lvl>
   </w:abstractNum>
-  <w:abstractNum w:abstractNumId="8" w15:restartNumberingAfterBreak="0">
+  <w:abstractNum w:abstractNumId="9" w15:restartNumberingAfterBreak="0">
     <w:nsid w:val="7AD34048"/>
     <w:multiLevelType w:val="hybridMultilevel"/>
     <w:tmpl w:val="57F85C82"/>
@@ -24498,22 +25926,22 @@
     </w:lvl>
   </w:abstractNum>
   <w:num w:numId="1">
+    <w:abstractNumId w:val="6"/>
+  </w:num>
+  <w:num w:numId="2">
+    <w:abstractNumId w:val="7"/>
+  </w:num>
+  <w:num w:numId="3">
     <w:abstractNumId w:val="5"/>
   </w:num>
-  <w:num w:numId="2">
-    <w:abstractNumId w:val="6"/>
-  </w:num>
-  <w:num w:numId="3">
-    <w:abstractNumId w:val="4"/>
-  </w:num>
   <w:num w:numId="4">
-    <w:abstractNumId w:val="8"/>
+    <w:abstractNumId w:val="9"/>
   </w:num>
   <w:num w:numId="5">
     <w:abstractNumId w:val="2"/>
   </w:num>
   <w:num w:numId="6">
-    <w:abstractNumId w:val="7"/>
+    <w:abstractNumId w:val="8"/>
   </w:num>
   <w:num w:numId="7">
     <w:abstractNumId w:val="3"/>
@@ -24523,6 +25951,9 @@
   </w:num>
   <w:num w:numId="9">
     <w:abstractNumId w:val="0"/>
+  </w:num>
+  <w:num w:numId="10">
+    <w:abstractNumId w:val="4"/>
   </w:num>
 </w:numbering>
 </file>
@@ -25172,6 +26603,11 @@
     <w:basedOn w:val="DefaultParagraphFont"/>
     <w:rsid w:val="00C70ACF"/>
   </w:style>
+  <w:style w:type="character" w:customStyle="1" w:styleId="md-inline-path-filename">
+    <w:name w:val="md-inline-path-filename"/>
+    <w:basedOn w:val="DefaultParagraphFont"/>
+    <w:rsid w:val="004861FF"/>
+  </w:style>
 </w:styles>
 </file>
 

--- a/Programming Lab/أوامر محرر الذكاء الإصطناعي لتطوير نظام إدارو التمارين.docx
+++ b/Programming Lab/أوامر محرر الذكاء الإصطناعي لتطوير نظام إدارو التمارين.docx
@@ -6055,10 +6055,7 @@
               <w:fldChar w:fldCharType="begin"/>
             </w:r>
             <w:r>
-              <w:instrText xml:space="preserve"> HYPERLINK "http://127.0.0.1:8005/admin/information-bank/mani</w:instrText>
-            </w:r>
-            <w:r>
-              <w:instrText xml:space="preserve">fest.json" \t "_blank" </w:instrText>
+              <w:instrText xml:space="preserve"> HYPERLINK "http://127.0.0.1:8005/admin/information-bank/manifest.json" \t "_blank" </w:instrText>
             </w:r>
             <w:r>
               <w:fldChar w:fldCharType="separate"/>
@@ -22987,7 +22984,6 @@
               <w:bidi/>
               <w:rPr>
                 <w:rFonts w:asciiTheme="minorBidi" w:hAnsiTheme="minorBidi"/>
-                <w:color w:val="FF0000"/>
                 <w:sz w:val="24"/>
                 <w:szCs w:val="24"/>
                 <w:rtl/>
@@ -22997,7 +22993,6 @@
             <w:r>
               <w:rPr>
                 <w:rFonts w:asciiTheme="minorBidi" w:hAnsiTheme="minorBidi" w:hint="cs"/>
-                <w:color w:val="FF0000"/>
                 <w:sz w:val="24"/>
                 <w:szCs w:val="24"/>
                 <w:rtl/>
@@ -23018,7 +23013,6 @@
               <w:rPr>
                 <w:rFonts w:asciiTheme="minorBidi" w:eastAsia="Times New Roman" w:hAnsiTheme="minorBidi"/>
                 <w:noProof/>
-                <w:color w:val="FF0000"/>
                 <w:sz w:val="24"/>
                 <w:szCs w:val="24"/>
                 <w:rtl/>
@@ -23029,7 +23023,6 @@
               <w:rPr>
                 <w:rFonts w:asciiTheme="minorBidi" w:eastAsia="Times New Roman" w:hAnsiTheme="minorBidi"/>
                 <w:noProof/>
-                <w:color w:val="FF0000"/>
                 <w:sz w:val="24"/>
                 <w:szCs w:val="24"/>
                 <w:rtl/>
@@ -23091,7 +23084,6 @@
               <w:rPr>
                 <w:rFonts w:asciiTheme="minorBidi" w:eastAsia="Times New Roman" w:hAnsiTheme="minorBidi"/>
                 <w:noProof/>
-                <w:color w:val="FF0000"/>
                 <w:sz w:val="24"/>
                 <w:szCs w:val="24"/>
                 <w:rtl/>
@@ -23105,7 +23097,6 @@
               <w:rPr>
                 <w:rFonts w:asciiTheme="minorBidi" w:eastAsia="Times New Roman" w:hAnsiTheme="minorBidi"/>
                 <w:noProof/>
-                <w:color w:val="FF0000"/>
                 <w:sz w:val="24"/>
                 <w:szCs w:val="24"/>
                 <w:rtl/>
@@ -23116,49 +23107,45 @@
               <w:rPr>
                 <w:rFonts w:asciiTheme="minorBidi" w:eastAsia="Times New Roman" w:hAnsiTheme="minorBidi" w:hint="cs"/>
                 <w:noProof/>
-                <w:color w:val="FF0000"/>
                 <w:sz w:val="24"/>
                 <w:szCs w:val="24"/>
                 <w:rtl/>
                 <w:lang w:val="ar-AE" w:bidi="ar-AE"/>
               </w:rPr>
-              <w:t xml:space="preserve">في صفحة قائمة التقييم عند تغيير وحذف العلامة في عمود المكتسبة إلى خانة فارغة فإن </w:t>
+              <w:t>في صفحة قائمة التقييم عند تغيير وحذف العلامة في عمود المكتسبة إلى خانة فارغة فإن لا يحفظ الخانة الفار</w:t>
             </w:r>
             <w:r>
               <w:rPr>
                 <w:rFonts w:asciiTheme="minorBidi" w:eastAsia="Times New Roman" w:hAnsiTheme="minorBidi" w:hint="cs"/>
                 <w:noProof/>
-                <w:color w:val="FF0000"/>
                 <w:sz w:val="24"/>
                 <w:szCs w:val="24"/>
                 <w:rtl/>
                 <w:lang w:val="ar-AE" w:bidi="ar-AE"/>
               </w:rPr>
-              <w:t>لا يحفظ الخانة الفار</w:t>
+              <w:t>غ</w:t>
             </w:r>
             <w:r>
               <w:rPr>
                 <w:rFonts w:asciiTheme="minorBidi" w:eastAsia="Times New Roman" w:hAnsiTheme="minorBidi" w:hint="cs"/>
                 <w:noProof/>
-                <w:color w:val="FF0000"/>
                 <w:sz w:val="24"/>
                 <w:szCs w:val="24"/>
                 <w:rtl/>
                 <w:lang w:val="ar-AE" w:bidi="ar-AE"/>
               </w:rPr>
-              <w:t>غ</w:t>
+              <w:t>ة</w:t>
             </w:r>
             <w:r>
               <w:rPr>
                 <w:rFonts w:asciiTheme="minorBidi" w:eastAsia="Times New Roman" w:hAnsiTheme="minorBidi" w:hint="cs"/>
                 <w:noProof/>
-                <w:color w:val="FF0000"/>
                 <w:sz w:val="24"/>
                 <w:szCs w:val="24"/>
                 <w:rtl/>
                 <w:lang w:val="ar-AE" w:bidi="ar-AE"/>
               </w:rPr>
-              <w:t>ة</w:t>
+              <w:t xml:space="preserve"> .. نريد هذ الخاصية وتبقى الخانة فارغة عند حذف العلامة بعد الحفظ وأيضا تتغير النسبة والنتيجة بناءا على عمود المكتسبة.</w:t>
             </w:r>
           </w:p>
         </w:tc>
@@ -23214,6 +23201,7 @@
                 <w:rtl/>
                 <w:lang w:bidi="ar-AE"/>
               </w:rPr>
+              <w:lastRenderedPageBreak/>
               <w:t>قائمة التقييم</w:t>
             </w:r>
           </w:p>
@@ -23228,6 +23216,38 @@
               <w:bidi/>
               <w:rPr>
                 <w:rFonts w:asciiTheme="minorBidi" w:hAnsiTheme="minorBidi"/>
+                <w:sz w:val="24"/>
+                <w:szCs w:val="24"/>
+                <w:rtl/>
+                <w:lang w:bidi="ar-AE"/>
+              </w:rPr>
+            </w:pPr>
+            <w:r>
+              <w:rPr>
+                <w:rFonts w:asciiTheme="minorBidi" w:hAnsiTheme="minorBidi" w:hint="cs"/>
+                <w:sz w:val="24"/>
+                <w:szCs w:val="24"/>
+                <w:rtl/>
+                <w:lang w:bidi="ar-AE"/>
+              </w:rPr>
+              <w:t>1. في صفحة قائمة التقييم في عمود النتيجة نريد تغيير النتيجة (من متوسط إلى مقبول) ونطبق هذه التغيير في جميع الصفحات التي تحتوي على نتيجة متوسط</w:t>
+            </w:r>
+            <w:r>
+              <w:rPr>
+                <w:rFonts w:asciiTheme="minorBidi" w:hAnsiTheme="minorBidi" w:hint="cs"/>
+                <w:sz w:val="24"/>
+                <w:szCs w:val="24"/>
+                <w:rtl/>
+                <w:lang w:bidi="ar-AE"/>
+              </w:rPr>
+              <w:t>.</w:t>
+            </w:r>
+          </w:p>
+          <w:p>
+            <w:pPr>
+              <w:bidi/>
+              <w:rPr>
+                <w:rFonts w:asciiTheme="minorBidi" w:hAnsiTheme="minorBidi"/>
                 <w:color w:val="FF0000"/>
                 <w:sz w:val="24"/>
                 <w:szCs w:val="24"/>
@@ -23244,7 +23264,7 @@
                 <w:rtl/>
                 <w:lang w:bidi="ar-AE"/>
               </w:rPr>
-              <w:t>1. في صفحة قائمة التقييم في عمود النتيجة نريد تغيير النتيجة (من متوسط إلى مقبول) ونطبق هذه التغيير في جميع الصفحات التي تحتوي على نتيجة متوسط</w:t>
+              <w:t>2. في صفحة قائمة التقييم في حال</w:t>
             </w:r>
             <w:r>
               <w:rPr>
@@ -23255,21 +23275,8 @@
                 <w:rtl/>
                 <w:lang w:bidi="ar-AE"/>
               </w:rPr>
-              <w:t>.</w:t>
-            </w:r>
-          </w:p>
-          <w:p>
-            <w:pPr>
-              <w:bidi/>
-              <w:rPr>
-                <w:rFonts w:asciiTheme="minorBidi" w:hAnsiTheme="minorBidi"/>
-                <w:color w:val="FF0000"/>
-                <w:sz w:val="24"/>
-                <w:szCs w:val="24"/>
-                <w:rtl/>
-                <w:lang w:bidi="ar-AE"/>
-              </w:rPr>
-            </w:pPr>
+              <w:t xml:space="preserve"> ما</w:t>
+            </w:r>
             <w:r>
               <w:rPr>
                 <w:rFonts w:asciiTheme="minorBidi" w:hAnsiTheme="minorBidi" w:hint="cs"/>
@@ -23279,8 +23286,7 @@
                 <w:rtl/>
                 <w:lang w:bidi="ar-AE"/>
               </w:rPr>
-              <w:lastRenderedPageBreak/>
-              <w:t>2. في صفحة قائمة التقييم في حال</w:t>
+              <w:t xml:space="preserve"> إذا كانت النتيجة (راسب أو مقبول)</w:t>
             </w:r>
             <w:r>
               <w:rPr>
@@ -23291,7 +23297,7 @@
                 <w:rtl/>
                 <w:lang w:bidi="ar-AE"/>
               </w:rPr>
-              <w:t xml:space="preserve"> ما</w:t>
+              <w:t xml:space="preserve"> </w:t>
             </w:r>
             <w:r>
               <w:rPr>
@@ -23302,7 +23308,7 @@
                 <w:rtl/>
                 <w:lang w:bidi="ar-AE"/>
               </w:rPr>
-              <w:t xml:space="preserve"> إذا كانت النتيجة (راسب أو مقبول)</w:t>
+              <w:t xml:space="preserve">فإننا نريد من النظام أن </w:t>
             </w:r>
             <w:r>
               <w:rPr>
@@ -23313,7 +23319,29 @@
                 <w:rtl/>
                 <w:lang w:bidi="ar-AE"/>
               </w:rPr>
-              <w:t xml:space="preserve"> لا يقبل الاعتماد فقط يقبل الحفظ.</w:t>
+              <w:t>لا يقبل الاعتماد</w:t>
+            </w:r>
+            <w:r>
+              <w:rPr>
+                <w:rFonts w:asciiTheme="minorBidi" w:hAnsiTheme="minorBidi" w:hint="cs"/>
+                <w:color w:val="FF0000"/>
+                <w:sz w:val="24"/>
+                <w:szCs w:val="24"/>
+                <w:rtl/>
+                <w:lang w:bidi="ar-AE"/>
+              </w:rPr>
+              <w:t xml:space="preserve"> إلا إذا تم تعديل النتيجة بغير (راسب أو مقبول) أو يتم تعبئة خانة الملاحظات في حال (راسب أو مقبول) .. بعد ذلك يقبل الإعتماد .. أما بالنسبة لعملية الحفظ فإنها تتم بكل الأحوال</w:t>
+            </w:r>
+            <w:r>
+              <w:rPr>
+                <w:rFonts w:asciiTheme="minorBidi" w:hAnsiTheme="minorBidi" w:hint="cs"/>
+                <w:color w:val="FF0000"/>
+                <w:sz w:val="24"/>
+                <w:szCs w:val="24"/>
+                <w:rtl/>
+                <w:lang w:bidi="ar-AE"/>
+              </w:rPr>
+              <w:t>.</w:t>
             </w:r>
           </w:p>
         </w:tc>
@@ -23351,7 +23379,6 @@
               <w:bidi/>
               <w:rPr>
                 <w:rFonts w:asciiTheme="minorBidi" w:hAnsiTheme="minorBidi"/>
-                <w:color w:val="FF0000"/>
                 <w:sz w:val="24"/>
                 <w:szCs w:val="24"/>
                 <w:rtl/>
@@ -23361,13 +23388,12 @@
             <w:r>
               <w:rPr>
                 <w:rFonts w:asciiTheme="minorBidi" w:hAnsiTheme="minorBidi" w:hint="cs"/>
-                <w:color w:val="FF0000"/>
-                <w:sz w:val="24"/>
-                <w:szCs w:val="24"/>
-                <w:rtl/>
-                <w:lang w:bidi="ar-AE"/>
-              </w:rPr>
-              <w:t>معلومات التمرين</w:t>
+                <w:sz w:val="24"/>
+                <w:szCs w:val="24"/>
+                <w:rtl/>
+                <w:lang w:bidi="ar-AE"/>
+              </w:rPr>
+              <w:t>الترويسة</w:t>
             </w:r>
           </w:p>
         </w:tc>
@@ -23380,24 +23406,22 @@
             <w:pPr>
               <w:bidi/>
               <w:rPr>
-                <w:rFonts w:asciiTheme="minorBidi" w:hAnsiTheme="minorBidi"/>
-                <w:color w:val="FF0000"/>
-                <w:sz w:val="24"/>
-                <w:szCs w:val="24"/>
-                <w:rtl/>
-                <w:lang w:bidi="ar-AE"/>
-              </w:rPr>
-            </w:pPr>
-            <w:r>
-              <w:rPr>
                 <w:rFonts w:asciiTheme="minorBidi" w:hAnsiTheme="minorBidi" w:hint="cs"/>
-                <w:color w:val="FF0000"/>
-                <w:sz w:val="24"/>
-                <w:szCs w:val="24"/>
-                <w:rtl/>
-                <w:lang w:bidi="ar-AE"/>
-              </w:rPr>
-              <w:t xml:space="preserve">1. نريد إضافة المعلومات التالية (القصد - </w:t>
+                <w:sz w:val="24"/>
+                <w:szCs w:val="24"/>
+                <w:rtl/>
+                <w:lang w:bidi="ar-AE"/>
+              </w:rPr>
+            </w:pPr>
+            <w:r>
+              <w:rPr>
+                <w:rFonts w:asciiTheme="minorBidi" w:hAnsiTheme="minorBidi" w:hint="cs"/>
+                <w:sz w:val="24"/>
+                <w:szCs w:val="24"/>
+                <w:rtl/>
+                <w:lang w:bidi="ar-AE"/>
+              </w:rPr>
+              <w:t>عند ضغط أي زر من الترويسة لفتح الصفحة التابعة له فإننا نريد هذه الزر يكون مظلل عندما تكون الصفحة التابعة له مفتوحة.</w:t>
             </w:r>
           </w:p>
         </w:tc>
@@ -23451,7 +23475,7 @@
                 <w:rtl/>
                 <w:lang w:bidi="ar-AE"/>
               </w:rPr>
-              <w:t>قائمة التقييم</w:t>
+              <w:t>معلومات التمرين</w:t>
             </w:r>
           </w:p>
         </w:tc>
@@ -23464,852 +23488,24 @@
             <w:pPr>
               <w:bidi/>
               <w:rPr>
-                <w:rtl/>
-                <w:lang w:bidi="ar-AE"/>
-              </w:rPr>
-            </w:pPr>
-            <w:r>
-              <w:rPr>
-                <w:rtl/>
-              </w:rPr>
-              <w:t>إليك ملف إكسل المرفق وصورة من النظام لصفحة (قائمة التقييم)</w:t>
-            </w:r>
-          </w:p>
-          <w:p>
-            <w:pPr>
-              <w:bidi/>
-              <w:rPr>
-                <w:rtl/>
-                <w:lang w:bidi="ar-AE"/>
-              </w:rPr>
-            </w:pPr>
-            <w:r>
-              <w:rPr>
-                <w:rFonts w:hint="cs"/>
-                <w:rtl/>
-                <w:lang w:bidi="ar-AE"/>
-              </w:rPr>
-              <w:t>1</w:t>
-            </w:r>
-            <w:r>
-              <w:rPr>
-                <w:rFonts w:hint="cs"/>
-                <w:rtl/>
-                <w:lang w:bidi="ar-AE"/>
-              </w:rPr>
-              <w:t xml:space="preserve">. </w:t>
-            </w:r>
-            <w:r>
-              <w:rPr>
-                <w:rFonts w:hint="cs"/>
-                <w:rtl/>
-                <w:lang w:bidi="ar-AE"/>
-              </w:rPr>
-              <w:t xml:space="preserve">الغرض والهدف من ارفاق ملف الإكسل وذلك لتغيير وتعديل طريقة إدراج المعلومات من ملف الإكسل إلى قائمة التقييم </w:t>
-            </w:r>
-            <w:r>
-              <w:rPr>
-                <w:rFonts w:hint="cs"/>
-                <w:rtl/>
-                <w:lang w:bidi="ar-AE"/>
-              </w:rPr>
-              <w:t>بمعنى آخر (هو استيراد محتويات وبيانات الملف إلى النظام وبالتحديد إلى قائمة التقييم) حسب الصورة المرفقة من النظام</w:t>
-            </w:r>
-            <w:r>
-              <w:rPr>
-                <w:rFonts w:hint="cs"/>
-                <w:rtl/>
-                <w:lang w:bidi="ar-AE"/>
-              </w:rPr>
-              <w:t>..</w:t>
-            </w:r>
-            <w:r>
-              <w:rPr>
-                <w:rFonts w:hint="cs"/>
-                <w:rtl/>
-                <w:lang w:bidi="ar-AE"/>
-              </w:rPr>
-              <w:t xml:space="preserve"> نريد منك قراءة ملف (</w:t>
-            </w:r>
-            <w:r>
-              <w:rPr>
-                <w:lang w:bidi="ar-AE"/>
-              </w:rPr>
-              <w:t>.xlsx or .</w:t>
-            </w:r>
-            <w:proofErr w:type="spellStart"/>
-            <w:r>
-              <w:rPr>
-                <w:lang w:bidi="ar-AE"/>
-              </w:rPr>
-              <w:t>xls</w:t>
-            </w:r>
-            <w:proofErr w:type="spellEnd"/>
-            <w:r>
-              <w:rPr>
-                <w:lang w:bidi="ar-AE"/>
-              </w:rPr>
-              <w:t xml:space="preserve"> or .csv</w:t>
-            </w:r>
-            <w:r>
-              <w:rPr>
-                <w:rFonts w:hint="cs"/>
-                <w:rtl/>
-                <w:lang w:bidi="ar-AE"/>
-              </w:rPr>
-              <w:t xml:space="preserve">) و </w:t>
-            </w:r>
-            <w:r>
-              <w:rPr>
-                <w:rtl/>
-                <w:lang w:bidi="ar-AE"/>
-              </w:rPr>
-              <w:t>تجاهل أعمدة أو صفوف تحددها (بالاسم، رقم العمود، أو شرط مثل «من الصف 5 إلى 10»)</w:t>
-            </w:r>
-            <w:r>
-              <w:rPr>
-                <w:rFonts w:hint="cs"/>
-                <w:rtl/>
-                <w:lang w:bidi="ar-AE"/>
-              </w:rPr>
-              <w:t xml:space="preserve"> و</w:t>
-            </w:r>
-            <w:r>
-              <w:rPr>
-                <w:rtl/>
-                <w:lang w:bidi="ar-AE"/>
-              </w:rPr>
-              <w:t>التركيز على أعمدة/صفوف/خلايا محددة فق</w:t>
-            </w:r>
-            <w:r>
-              <w:rPr>
-                <w:rFonts w:hint="cs"/>
-                <w:rtl/>
-                <w:lang w:bidi="ar-AE"/>
-              </w:rPr>
-              <w:t xml:space="preserve">ط وأيضا </w:t>
-            </w:r>
-            <w:r>
-              <w:rPr>
-                <w:rtl/>
-                <w:lang w:bidi="ar-AE"/>
-              </w:rPr>
-              <w:t>تنظيف البيانات، حسابات، ملخصات، تحويل لجدول، أو دمجها في المشروع (مثلاً استيراد للتطبيق)</w:t>
-            </w:r>
-            <w:r>
-              <w:rPr>
-                <w:lang w:bidi="ar-AE"/>
-              </w:rPr>
-              <w:t>.</w:t>
-            </w:r>
-          </w:p>
-          <w:p>
-            <w:pPr>
-              <w:bidi/>
-              <w:rPr>
-                <w:rtl/>
-                <w:lang w:bidi="ar-AE"/>
-              </w:rPr>
-            </w:pPr>
-            <w:r>
-              <w:rPr>
-                <w:rFonts w:hint="cs"/>
-                <w:rtl/>
-                <w:lang w:bidi="ar-AE"/>
-              </w:rPr>
-              <w:t xml:space="preserve">2. الحدود التي يجب تجاهلها (الأعمدة </w:t>
-            </w:r>
-            <w:r>
-              <w:rPr>
-                <w:rtl/>
-                <w:lang w:bidi="ar-AE"/>
-              </w:rPr>
-              <w:t>–</w:t>
-            </w:r>
-            <w:r>
-              <w:rPr>
-                <w:rFonts w:hint="cs"/>
-                <w:rtl/>
-                <w:lang w:bidi="ar-AE"/>
-              </w:rPr>
-              <w:t xml:space="preserve"> الصفوف </w:t>
-            </w:r>
-            <w:r>
-              <w:rPr>
-                <w:rtl/>
-                <w:lang w:bidi="ar-AE"/>
-              </w:rPr>
-              <w:t>–</w:t>
-            </w:r>
-            <w:r>
-              <w:rPr>
-                <w:rFonts w:hint="cs"/>
-                <w:rtl/>
-                <w:lang w:bidi="ar-AE"/>
-              </w:rPr>
-              <w:t xml:space="preserve"> الخلايا)</w:t>
-            </w:r>
-            <w:r>
-              <w:rPr>
-                <w:rFonts w:hint="cs"/>
-                <w:rtl/>
-                <w:lang w:bidi="ar-AE"/>
-              </w:rPr>
-              <w:t>:</w:t>
-            </w:r>
-          </w:p>
-          <w:p>
-            <w:pPr>
-              <w:bidi/>
-              <w:rPr>
-                <w:lang w:bidi="ar-AE"/>
-              </w:rPr>
-            </w:pPr>
-            <w:r>
-              <w:rPr>
-                <w:rFonts w:hint="cs"/>
-                <w:rtl/>
-                <w:lang w:bidi="ar-AE"/>
-              </w:rPr>
-              <w:t>- الأعمد</w:t>
-            </w:r>
-            <w:r>
-              <w:rPr>
-                <w:rFonts w:hint="cs"/>
-                <w:rtl/>
-                <w:lang w:bidi="ar-AE"/>
-              </w:rPr>
-              <w:t>ة</w:t>
-            </w:r>
-            <w:r>
-              <w:rPr>
-                <w:rFonts w:hint="cs"/>
-                <w:rtl/>
-                <w:lang w:bidi="ar-AE"/>
-              </w:rPr>
-              <w:t xml:space="preserve"> </w:t>
-            </w:r>
-            <w:r>
-              <w:rPr>
-                <w:rFonts w:hint="cs"/>
-                <w:rtl/>
-                <w:lang w:bidi="ar-AE"/>
-              </w:rPr>
-              <w:t>(</w:t>
-            </w:r>
-            <w:r>
-              <w:rPr>
-                <w:lang w:bidi="ar-AE"/>
-              </w:rPr>
-              <w:t>A</w:t>
-            </w:r>
-            <w:r>
-              <w:rPr>
-                <w:rFonts w:hint="cs"/>
-                <w:rtl/>
-                <w:lang w:bidi="ar-AE"/>
-              </w:rPr>
-              <w:t>) (</w:t>
-            </w:r>
-            <w:r>
-              <w:rPr>
-                <w:lang w:bidi="ar-AE"/>
-              </w:rPr>
-              <w:t>C</w:t>
-            </w:r>
-            <w:r>
-              <w:rPr>
-                <w:rFonts w:hint="cs"/>
-                <w:rtl/>
-                <w:lang w:bidi="ar-AE"/>
-              </w:rPr>
-              <w:t>) (</w:t>
-            </w:r>
-            <w:r>
-              <w:rPr>
-                <w:lang w:bidi="ar-AE"/>
-              </w:rPr>
-              <w:t>D</w:t>
-            </w:r>
-            <w:r>
-              <w:rPr>
-                <w:rFonts w:hint="cs"/>
-                <w:rtl/>
-                <w:lang w:bidi="ar-AE"/>
-              </w:rPr>
-              <w:t>) (</w:t>
-            </w:r>
-            <w:r>
-              <w:rPr>
-                <w:lang w:bidi="ar-AE"/>
-              </w:rPr>
-              <w:t>J</w:t>
-            </w:r>
-            <w:r>
-              <w:rPr>
-                <w:rFonts w:hint="cs"/>
-                <w:rtl/>
-                <w:lang w:bidi="ar-AE"/>
-              </w:rPr>
-              <w:t>)</w:t>
-            </w:r>
-          </w:p>
-          <w:p>
-            <w:pPr>
-              <w:bidi/>
-              <w:rPr>
-                <w:rtl/>
-                <w:lang w:bidi="ar-AE"/>
-              </w:rPr>
-            </w:pPr>
-            <w:r>
-              <w:rPr>
-                <w:rFonts w:hint="cs"/>
-                <w:rtl/>
-                <w:lang w:bidi="ar-AE"/>
-              </w:rPr>
-              <w:t>- الصفوف (1-4) (7) (إجمالي العلامات) (النسبة العامة) (التقدير العام)</w:t>
-            </w:r>
-            <w:r>
-              <w:rPr>
-                <w:rFonts w:hint="cs"/>
-                <w:rtl/>
-                <w:lang w:bidi="ar-AE"/>
-              </w:rPr>
-              <w:t xml:space="preserve"> (المحكم) (التوقيع)</w:t>
-            </w:r>
-          </w:p>
-          <w:p>
-            <w:pPr>
-              <w:bidi/>
-              <w:rPr>
-                <w:rtl/>
-                <w:lang w:bidi="ar-AE"/>
-              </w:rPr>
-            </w:pPr>
-            <w:r>
-              <w:rPr>
-                <w:rFonts w:hint="cs"/>
-                <w:rtl/>
-                <w:lang w:bidi="ar-AE"/>
-              </w:rPr>
-              <w:t>- الخلايا (العلامات (</w:t>
-            </w:r>
-            <w:r>
-              <w:rPr>
-                <w:lang w:bidi="ar-AE"/>
-              </w:rPr>
-              <w:t>H5 – E5</w:t>
-            </w:r>
-            <w:r>
-              <w:rPr>
-                <w:rFonts w:hint="cs"/>
-                <w:rtl/>
-                <w:lang w:bidi="ar-AE"/>
-              </w:rPr>
-              <w:t>)</w:t>
-            </w:r>
-            <w:r>
-              <w:rPr>
-                <w:lang w:bidi="ar-AE"/>
-              </w:rPr>
-              <w:t>(</w:t>
-            </w:r>
-          </w:p>
-          <w:p>
-            <w:pPr>
-              <w:bidi/>
-              <w:rPr>
-                <w:rtl/>
-                <w:lang w:bidi="ar-AE"/>
-              </w:rPr>
-            </w:pPr>
-            <w:r>
-              <w:rPr>
-                <w:rFonts w:hint="cs"/>
-                <w:rtl/>
-                <w:lang w:bidi="ar-AE"/>
-              </w:rPr>
-              <w:t xml:space="preserve">3. الحدود التي يجب التركيز عليها وإدراجها (الأعمدة </w:t>
-            </w:r>
-            <w:r>
-              <w:rPr>
-                <w:rtl/>
-                <w:lang w:bidi="ar-AE"/>
-              </w:rPr>
-              <w:t>–</w:t>
-            </w:r>
-            <w:r>
-              <w:rPr>
-                <w:rFonts w:hint="cs"/>
-                <w:rtl/>
-                <w:lang w:bidi="ar-AE"/>
-              </w:rPr>
-              <w:t xml:space="preserve"> الصفوف </w:t>
-            </w:r>
-            <w:r>
-              <w:rPr>
-                <w:rtl/>
-                <w:lang w:bidi="ar-AE"/>
-              </w:rPr>
-              <w:t>–</w:t>
-            </w:r>
-            <w:r>
-              <w:rPr>
-                <w:rFonts w:hint="cs"/>
-                <w:rtl/>
-                <w:lang w:bidi="ar-AE"/>
-              </w:rPr>
-              <w:t xml:space="preserve"> الخلايا):</w:t>
-            </w:r>
-          </w:p>
-          <w:p>
-            <w:pPr>
-              <w:bidi/>
-              <w:rPr>
-                <w:rtl/>
-                <w:lang w:bidi="ar-AE"/>
-              </w:rPr>
-            </w:pPr>
-            <w:r>
-              <w:rPr>
-                <w:rFonts w:hint="cs"/>
-                <w:rtl/>
-                <w:lang w:bidi="ar-AE"/>
-              </w:rPr>
-              <w:t>- الأعمدة (</w:t>
-            </w:r>
-            <w:r>
-              <w:rPr>
-                <w:lang w:bidi="ar-AE"/>
-              </w:rPr>
-              <w:t>B</w:t>
-            </w:r>
-            <w:r>
-              <w:rPr>
-                <w:rFonts w:hint="cs"/>
-                <w:rtl/>
-                <w:lang w:bidi="ar-AE"/>
-              </w:rPr>
-              <w:t>) (</w:t>
-            </w:r>
-            <w:r>
-              <w:rPr>
-                <w:lang w:bidi="ar-AE"/>
-              </w:rPr>
-              <w:t>E</w:t>
-            </w:r>
-            <w:r>
-              <w:rPr>
-                <w:rFonts w:hint="cs"/>
-                <w:rtl/>
-                <w:lang w:bidi="ar-AE"/>
-              </w:rPr>
-              <w:t>) (</w:t>
-            </w:r>
-            <w:r>
-              <w:rPr>
-                <w:lang w:bidi="ar-AE"/>
-              </w:rPr>
-              <w:t>F</w:t>
-            </w:r>
-            <w:r>
-              <w:rPr>
-                <w:rFonts w:hint="cs"/>
-                <w:rtl/>
-                <w:lang w:bidi="ar-AE"/>
-              </w:rPr>
-              <w:t>) (</w:t>
-            </w:r>
-            <w:r>
-              <w:rPr>
-                <w:lang w:bidi="ar-AE"/>
-              </w:rPr>
-              <w:t>G</w:t>
-            </w:r>
-            <w:r>
-              <w:rPr>
-                <w:rFonts w:hint="cs"/>
-                <w:rtl/>
-                <w:lang w:bidi="ar-AE"/>
-              </w:rPr>
-              <w:t>)</w:t>
-            </w:r>
-            <w:r>
-              <w:rPr>
-                <w:lang w:bidi="ar-AE"/>
-              </w:rPr>
-              <w:t xml:space="preserve"> </w:t>
-            </w:r>
-            <w:r>
-              <w:rPr>
-                <w:rFonts w:hint="cs"/>
-                <w:rtl/>
-                <w:lang w:bidi="ar-AE"/>
-              </w:rPr>
-              <w:t>(</w:t>
-            </w:r>
-            <w:r>
-              <w:rPr>
-                <w:lang w:bidi="ar-AE"/>
-              </w:rPr>
-              <w:t>H</w:t>
-            </w:r>
-            <w:r>
-              <w:rPr>
-                <w:rFonts w:hint="cs"/>
-                <w:rtl/>
-                <w:lang w:bidi="ar-AE"/>
-              </w:rPr>
-              <w:t>)</w:t>
-            </w:r>
-            <w:r>
-              <w:rPr>
-                <w:lang w:bidi="ar-AE"/>
-              </w:rPr>
-              <w:t xml:space="preserve"> </w:t>
-            </w:r>
-            <w:r>
-              <w:rPr>
-                <w:rFonts w:hint="cs"/>
-                <w:rtl/>
-                <w:lang w:bidi="ar-AE"/>
-              </w:rPr>
-              <w:t>(</w:t>
-            </w:r>
-            <w:r>
-              <w:rPr>
-                <w:lang w:bidi="ar-AE"/>
-              </w:rPr>
-              <w:t>I</w:t>
-            </w:r>
-            <w:r>
-              <w:rPr>
-                <w:rFonts w:hint="cs"/>
-                <w:rtl/>
-                <w:lang w:bidi="ar-AE"/>
-              </w:rPr>
-              <w:t>)</w:t>
-            </w:r>
-          </w:p>
-          <w:p>
-            <w:pPr>
-              <w:bidi/>
-              <w:rPr>
-                <w:rtl/>
-                <w:lang w:bidi="ar-AE"/>
-              </w:rPr>
-            </w:pPr>
-            <w:r>
-              <w:rPr>
-                <w:rFonts w:hint="cs"/>
-                <w:rtl/>
-                <w:lang w:bidi="ar-AE"/>
-              </w:rPr>
-              <w:t>(</w:t>
-            </w:r>
-            <w:r>
-              <w:rPr>
-                <w:lang w:bidi="ar-AE"/>
-              </w:rPr>
-              <w:t>B</w:t>
-            </w:r>
-            <w:r>
-              <w:rPr>
-                <w:rFonts w:hint="cs"/>
-                <w:rtl/>
-                <w:lang w:bidi="ar-AE"/>
-              </w:rPr>
-              <w:t>) = عمود عناصر التقييم</w:t>
-            </w:r>
-          </w:p>
-          <w:p>
-            <w:pPr>
-              <w:bidi/>
-              <w:rPr>
-                <w:rtl/>
-                <w:lang w:bidi="ar-AE"/>
-              </w:rPr>
-            </w:pPr>
-            <w:r>
-              <w:rPr>
-                <w:rFonts w:hint="cs"/>
-                <w:rtl/>
-                <w:lang w:bidi="ar-AE"/>
-              </w:rPr>
-              <w:t>(</w:t>
-            </w:r>
-            <w:r>
-              <w:rPr>
-                <w:lang w:bidi="ar-AE"/>
-              </w:rPr>
-              <w:t>E</w:t>
-            </w:r>
-            <w:r>
-              <w:rPr>
-                <w:rFonts w:hint="cs"/>
-                <w:rtl/>
-                <w:lang w:bidi="ar-AE"/>
-              </w:rPr>
-              <w:t>) = عمود القصوى</w:t>
-            </w:r>
-          </w:p>
-          <w:p>
-            <w:pPr>
-              <w:bidi/>
-              <w:rPr>
-                <w:rtl/>
-                <w:lang w:bidi="ar-AE"/>
-              </w:rPr>
-            </w:pPr>
-            <w:r>
-              <w:rPr>
-                <w:rFonts w:hint="cs"/>
-                <w:rtl/>
-                <w:lang w:bidi="ar-AE"/>
-              </w:rPr>
-              <w:t>(</w:t>
-            </w:r>
-            <w:r>
-              <w:rPr>
-                <w:lang w:bidi="ar-AE"/>
-              </w:rPr>
-              <w:t>F</w:t>
-            </w:r>
-            <w:r>
-              <w:rPr>
-                <w:rFonts w:hint="cs"/>
-                <w:rtl/>
-                <w:lang w:bidi="ar-AE"/>
-              </w:rPr>
-              <w:t>) = عمود المكتسبة</w:t>
-            </w:r>
-          </w:p>
-          <w:p>
-            <w:pPr>
-              <w:bidi/>
-              <w:rPr>
-                <w:rtl/>
-                <w:lang w:bidi="ar-AE"/>
-              </w:rPr>
-            </w:pPr>
-            <w:r>
-              <w:rPr>
-                <w:rFonts w:hint="cs"/>
-                <w:rtl/>
-                <w:lang w:bidi="ar-AE"/>
-              </w:rPr>
-              <w:t>(</w:t>
-            </w:r>
-            <w:r>
-              <w:rPr>
-                <w:lang w:bidi="ar-AE"/>
-              </w:rPr>
-              <w:t>G</w:t>
-            </w:r>
-            <w:r>
-              <w:rPr>
-                <w:rFonts w:hint="cs"/>
-                <w:rtl/>
-                <w:lang w:bidi="ar-AE"/>
-              </w:rPr>
-              <w:t>) = عمود النسبة</w:t>
-            </w:r>
-          </w:p>
-          <w:p>
-            <w:pPr>
-              <w:bidi/>
-              <w:rPr>
-                <w:rtl/>
-                <w:lang w:bidi="ar-AE"/>
-              </w:rPr>
-            </w:pPr>
-            <w:r>
-              <w:rPr>
-                <w:lang w:bidi="ar-AE"/>
-              </w:rPr>
-              <w:t xml:space="preserve"> </w:t>
-            </w:r>
-            <w:r>
-              <w:rPr>
-                <w:rFonts w:hint="cs"/>
-                <w:rtl/>
-                <w:lang w:bidi="ar-AE"/>
-              </w:rPr>
-              <w:t>(</w:t>
-            </w:r>
-            <w:r>
-              <w:rPr>
-                <w:lang w:bidi="ar-AE"/>
-              </w:rPr>
-              <w:t>H</w:t>
-            </w:r>
-            <w:r>
-              <w:rPr>
-                <w:rFonts w:hint="cs"/>
-                <w:rtl/>
-                <w:lang w:bidi="ar-AE"/>
-              </w:rPr>
-              <w:t>) = عمود النتيجة</w:t>
-            </w:r>
-          </w:p>
-          <w:p>
-            <w:pPr>
-              <w:bidi/>
-              <w:rPr>
-                <w:rtl/>
-                <w:lang w:bidi="ar-AE"/>
-              </w:rPr>
-            </w:pPr>
-            <w:r>
-              <w:rPr>
-                <w:lang w:bidi="ar-AE"/>
-              </w:rPr>
-              <w:t xml:space="preserve"> </w:t>
-            </w:r>
-            <w:r>
-              <w:rPr>
-                <w:rFonts w:hint="cs"/>
-                <w:rtl/>
-                <w:lang w:bidi="ar-AE"/>
-              </w:rPr>
-              <w:t>(</w:t>
-            </w:r>
-            <w:r>
-              <w:rPr>
-                <w:lang w:bidi="ar-AE"/>
-              </w:rPr>
-              <w:t>I</w:t>
-            </w:r>
-            <w:r>
-              <w:rPr>
-                <w:rFonts w:hint="cs"/>
-                <w:rtl/>
-                <w:lang w:bidi="ar-AE"/>
-              </w:rPr>
-              <w:t>) = عمود ملاحظات</w:t>
-            </w:r>
-          </w:p>
-          <w:p>
-            <w:pPr>
-              <w:bidi/>
-              <w:rPr>
-                <w:lang w:bidi="ar-AE"/>
-              </w:rPr>
-            </w:pPr>
-            <w:r>
-              <w:rPr>
-                <w:rFonts w:hint="cs"/>
-                <w:rtl/>
-                <w:lang w:bidi="ar-AE"/>
-              </w:rPr>
-              <w:t>لا تغيير على عمود الترقيم وعمود توثيق وعمود حذف</w:t>
-            </w:r>
-          </w:p>
-          <w:p>
-            <w:pPr>
-              <w:bidi/>
-              <w:rPr>
-                <w:rtl/>
-                <w:lang w:bidi="ar-AE"/>
-              </w:rPr>
-            </w:pPr>
-            <w:r>
-              <w:rPr>
-                <w:rFonts w:hint="cs"/>
-                <w:rtl/>
-                <w:lang w:bidi="ar-AE"/>
-              </w:rPr>
-              <w:t xml:space="preserve">4. نريد الحفاظ على الصفوف المدموج </w:t>
-            </w:r>
-            <w:r>
-              <w:rPr>
-                <w:rFonts w:hint="cs"/>
-                <w:rtl/>
-                <w:lang w:bidi="ar-AE"/>
-              </w:rPr>
-              <w:t xml:space="preserve">في النظام </w:t>
-            </w:r>
-            <w:r>
-              <w:rPr>
-                <w:rFonts w:hint="cs"/>
-                <w:rtl/>
-                <w:lang w:bidi="ar-AE"/>
-              </w:rPr>
-              <w:t>حسب ملف الاكسل المرفق كما مطبق حاليا.</w:t>
-            </w:r>
-          </w:p>
-          <w:p>
-            <w:pPr>
-              <w:bidi/>
-              <w:rPr>
-                <w:rtl/>
-                <w:lang w:bidi="ar-AE"/>
-              </w:rPr>
-            </w:pPr>
-            <w:r>
-              <w:rPr>
-                <w:rFonts w:hint="cs"/>
-                <w:rtl/>
-                <w:lang w:bidi="ar-AE"/>
-              </w:rPr>
-              <w:t xml:space="preserve">5. شرط وتنبيه مهم جدا ( لا تغيير على مميزات وخصائص </w:t>
-            </w:r>
-            <w:r>
-              <w:rPr>
-                <w:rFonts w:hint="cs"/>
-                <w:rtl/>
-                <w:lang w:bidi="ar-AE"/>
-              </w:rPr>
-              <w:t xml:space="preserve">صفحة وجدول قائمة التقييم) ( ولا تغيير على </w:t>
-            </w:r>
-            <w:r>
-              <w:rPr>
-                <w:rFonts w:cs="Arial"/>
-                <w:rtl/>
-                <w:lang w:bidi="ar-AE"/>
-              </w:rPr>
-              <w:t>مجموع العلامات المكتسبة</w:t>
-            </w:r>
-            <w:r>
-              <w:rPr>
-                <w:rFonts w:cs="Arial" w:hint="cs"/>
-                <w:rtl/>
-                <w:lang w:bidi="ar-AE"/>
-              </w:rPr>
-              <w:t xml:space="preserve"> - </w:t>
-            </w:r>
-            <w:r>
-              <w:rPr>
-                <w:rFonts w:cs="Arial"/>
-                <w:rtl/>
-                <w:lang w:bidi="ar-AE"/>
-              </w:rPr>
-              <w:t>النسبة المئوية الفعلية</w:t>
-            </w:r>
-            <w:r>
-              <w:rPr>
-                <w:rFonts w:cs="Arial" w:hint="cs"/>
-                <w:rtl/>
-                <w:lang w:bidi="ar-AE"/>
-              </w:rPr>
-              <w:t xml:space="preserve"> - </w:t>
-            </w:r>
-            <w:r>
-              <w:rPr>
-                <w:rFonts w:cs="Arial"/>
-                <w:rtl/>
-                <w:lang w:bidi="ar-AE"/>
-              </w:rPr>
-              <w:t>مجموع علامات القصوى</w:t>
-            </w:r>
-            <w:r>
-              <w:rPr>
-                <w:rFonts w:cs="Arial" w:hint="cs"/>
-                <w:rtl/>
-                <w:lang w:bidi="ar-AE"/>
-              </w:rPr>
-              <w:t>) ( لا تغيير على أزرار حفظ نتائج التقييم وزر اعتماد المحكم)</w:t>
+                <w:rFonts w:asciiTheme="minorBidi" w:hAnsiTheme="minorBidi"/>
+                <w:color w:val="FF0000"/>
+                <w:sz w:val="24"/>
+                <w:szCs w:val="24"/>
+                <w:rtl/>
+                <w:lang w:bidi="ar-AE"/>
+              </w:rPr>
+            </w:pPr>
+            <w:r>
+              <w:rPr>
+                <w:rFonts w:asciiTheme="minorBidi" w:hAnsiTheme="minorBidi" w:hint="cs"/>
+                <w:color w:val="FF0000"/>
+                <w:sz w:val="24"/>
+                <w:szCs w:val="24"/>
+                <w:rtl/>
+                <w:lang w:bidi="ar-AE"/>
+              </w:rPr>
+              <w:t xml:space="preserve">1. نريد إضافة المعلومات التالية (القصد - </w:t>
             </w:r>
           </w:p>
         </w:tc>
@@ -24346,18 +23542,16 @@
             <w:pPr>
               <w:bidi/>
               <w:rPr>
+                <w:rFonts w:asciiTheme="minorBidi" w:hAnsiTheme="minorBidi"/>
+                <w:sz w:val="24"/>
+                <w:szCs w:val="24"/>
+                <w:rtl/>
+                <w:lang w:bidi="ar-AE"/>
+              </w:rPr>
+            </w:pPr>
+            <w:r>
+              <w:rPr>
                 <w:rFonts w:asciiTheme="minorBidi" w:hAnsiTheme="minorBidi" w:hint="cs"/>
-                <w:color w:val="FF0000"/>
-                <w:sz w:val="24"/>
-                <w:szCs w:val="24"/>
-                <w:rtl/>
-                <w:lang w:bidi="ar-AE"/>
-              </w:rPr>
-            </w:pPr>
-            <w:r>
-              <w:rPr>
-                <w:rFonts w:asciiTheme="minorBidi" w:hAnsiTheme="minorBidi" w:hint="cs"/>
-                <w:color w:val="FF0000"/>
                 <w:sz w:val="24"/>
                 <w:szCs w:val="24"/>
                 <w:rtl/>
@@ -24377,6 +23571,918 @@
               <w:bidi/>
               <w:rPr>
                 <w:rtl/>
+                <w:lang w:bidi="ar-AE"/>
+              </w:rPr>
+            </w:pPr>
+            <w:r>
+              <w:rPr>
+                <w:rtl/>
+              </w:rPr>
+              <w:t>إليك ملف إكسل المرفق وصورة من النظام لصفحة (قائمة التقييم)</w:t>
+            </w:r>
+          </w:p>
+          <w:p>
+            <w:pPr>
+              <w:bidi/>
+              <w:rPr>
+                <w:rtl/>
+                <w:lang w:bidi="ar-AE"/>
+              </w:rPr>
+            </w:pPr>
+            <w:r>
+              <w:rPr>
+                <w:rFonts w:hint="cs"/>
+                <w:rtl/>
+                <w:lang w:bidi="ar-AE"/>
+              </w:rPr>
+              <w:t>1</w:t>
+            </w:r>
+            <w:r>
+              <w:rPr>
+                <w:rFonts w:hint="cs"/>
+                <w:rtl/>
+                <w:lang w:bidi="ar-AE"/>
+              </w:rPr>
+              <w:t xml:space="preserve">. </w:t>
+            </w:r>
+            <w:r>
+              <w:rPr>
+                <w:rFonts w:hint="cs"/>
+                <w:rtl/>
+                <w:lang w:bidi="ar-AE"/>
+              </w:rPr>
+              <w:t xml:space="preserve">الغرض والهدف من ارفاق ملف الإكسل وذلك لتغيير وتعديل طريقة إدراج المعلومات من ملف الإكسل إلى قائمة التقييم </w:t>
+            </w:r>
+            <w:r>
+              <w:rPr>
+                <w:rFonts w:hint="cs"/>
+                <w:rtl/>
+                <w:lang w:bidi="ar-AE"/>
+              </w:rPr>
+              <w:t>بمعنى آخر (هو استيراد محتويات وبيانات الملف إلى النظام وبالتحديد إلى قائمة التقييم) حسب الصورة المرفقة من النظام</w:t>
+            </w:r>
+            <w:r>
+              <w:rPr>
+                <w:rFonts w:hint="cs"/>
+                <w:rtl/>
+                <w:lang w:bidi="ar-AE"/>
+              </w:rPr>
+              <w:t>..</w:t>
+            </w:r>
+            <w:r>
+              <w:rPr>
+                <w:rFonts w:hint="cs"/>
+                <w:rtl/>
+                <w:lang w:bidi="ar-AE"/>
+              </w:rPr>
+              <w:t xml:space="preserve"> نريد منك قراءة ملف (</w:t>
+            </w:r>
+            <w:r>
+              <w:rPr>
+                <w:lang w:bidi="ar-AE"/>
+              </w:rPr>
+              <w:t>.xlsx or .</w:t>
+            </w:r>
+            <w:proofErr w:type="spellStart"/>
+            <w:r>
+              <w:rPr>
+                <w:lang w:bidi="ar-AE"/>
+              </w:rPr>
+              <w:t>xls</w:t>
+            </w:r>
+            <w:proofErr w:type="spellEnd"/>
+            <w:r>
+              <w:rPr>
+                <w:lang w:bidi="ar-AE"/>
+              </w:rPr>
+              <w:t xml:space="preserve"> or .csv</w:t>
+            </w:r>
+            <w:r>
+              <w:rPr>
+                <w:rFonts w:hint="cs"/>
+                <w:rtl/>
+                <w:lang w:bidi="ar-AE"/>
+              </w:rPr>
+              <w:t xml:space="preserve">) و </w:t>
+            </w:r>
+            <w:r>
+              <w:rPr>
+                <w:rtl/>
+                <w:lang w:bidi="ar-AE"/>
+              </w:rPr>
+              <w:t>تجاهل أعمدة أو صفوف تحددها (بالاسم، رقم العمود، أو شرط مثل «من الصف 5 إلى 10»)</w:t>
+            </w:r>
+            <w:r>
+              <w:rPr>
+                <w:rFonts w:hint="cs"/>
+                <w:rtl/>
+                <w:lang w:bidi="ar-AE"/>
+              </w:rPr>
+              <w:t xml:space="preserve"> و</w:t>
+            </w:r>
+            <w:r>
+              <w:rPr>
+                <w:rtl/>
+                <w:lang w:bidi="ar-AE"/>
+              </w:rPr>
+              <w:t>التركيز على أعمدة/صفوف/خلايا محددة فق</w:t>
+            </w:r>
+            <w:r>
+              <w:rPr>
+                <w:rFonts w:hint="cs"/>
+                <w:rtl/>
+                <w:lang w:bidi="ar-AE"/>
+              </w:rPr>
+              <w:t xml:space="preserve">ط وأيضا </w:t>
+            </w:r>
+            <w:r>
+              <w:rPr>
+                <w:rtl/>
+                <w:lang w:bidi="ar-AE"/>
+              </w:rPr>
+              <w:t>تنظيف البيانات، حسابات، ملخصات، تحويل لجدول، أو دمجها في المشروع (مثلاً استيراد للتطبيق)</w:t>
+            </w:r>
+            <w:r>
+              <w:rPr>
+                <w:lang w:bidi="ar-AE"/>
+              </w:rPr>
+              <w:t>.</w:t>
+            </w:r>
+          </w:p>
+          <w:p>
+            <w:pPr>
+              <w:bidi/>
+              <w:rPr>
+                <w:rtl/>
+                <w:lang w:bidi="ar-AE"/>
+              </w:rPr>
+            </w:pPr>
+            <w:r>
+              <w:rPr>
+                <w:rFonts w:hint="cs"/>
+                <w:rtl/>
+                <w:lang w:bidi="ar-AE"/>
+              </w:rPr>
+              <w:t xml:space="preserve">2. الحدود التي يجب تجاهلها (الأعمدة </w:t>
+            </w:r>
+            <w:r>
+              <w:rPr>
+                <w:rtl/>
+                <w:lang w:bidi="ar-AE"/>
+              </w:rPr>
+              <w:t>–</w:t>
+            </w:r>
+            <w:r>
+              <w:rPr>
+                <w:rFonts w:hint="cs"/>
+                <w:rtl/>
+                <w:lang w:bidi="ar-AE"/>
+              </w:rPr>
+              <w:t xml:space="preserve"> الصفوف </w:t>
+            </w:r>
+            <w:r>
+              <w:rPr>
+                <w:rtl/>
+                <w:lang w:bidi="ar-AE"/>
+              </w:rPr>
+              <w:t>–</w:t>
+            </w:r>
+            <w:r>
+              <w:rPr>
+                <w:rFonts w:hint="cs"/>
+                <w:rtl/>
+                <w:lang w:bidi="ar-AE"/>
+              </w:rPr>
+              <w:t xml:space="preserve"> الخلايا)</w:t>
+            </w:r>
+            <w:r>
+              <w:rPr>
+                <w:rFonts w:hint="cs"/>
+                <w:rtl/>
+                <w:lang w:bidi="ar-AE"/>
+              </w:rPr>
+              <w:t>:</w:t>
+            </w:r>
+          </w:p>
+          <w:p>
+            <w:pPr>
+              <w:bidi/>
+              <w:rPr>
+                <w:lang w:bidi="ar-AE"/>
+              </w:rPr>
+            </w:pPr>
+            <w:r>
+              <w:rPr>
+                <w:rFonts w:hint="cs"/>
+                <w:rtl/>
+                <w:lang w:bidi="ar-AE"/>
+              </w:rPr>
+              <w:t>- الأعمد</w:t>
+            </w:r>
+            <w:r>
+              <w:rPr>
+                <w:rFonts w:hint="cs"/>
+                <w:rtl/>
+                <w:lang w:bidi="ar-AE"/>
+              </w:rPr>
+              <w:t>ة</w:t>
+            </w:r>
+            <w:r>
+              <w:rPr>
+                <w:rFonts w:hint="cs"/>
+                <w:rtl/>
+                <w:lang w:bidi="ar-AE"/>
+              </w:rPr>
+              <w:t xml:space="preserve"> </w:t>
+            </w:r>
+            <w:r>
+              <w:rPr>
+                <w:rFonts w:hint="cs"/>
+                <w:rtl/>
+                <w:lang w:bidi="ar-AE"/>
+              </w:rPr>
+              <w:t>(</w:t>
+            </w:r>
+            <w:r>
+              <w:rPr>
+                <w:lang w:bidi="ar-AE"/>
+              </w:rPr>
+              <w:t>A</w:t>
+            </w:r>
+            <w:r>
+              <w:rPr>
+                <w:rFonts w:hint="cs"/>
+                <w:rtl/>
+                <w:lang w:bidi="ar-AE"/>
+              </w:rPr>
+              <w:t>) (</w:t>
+            </w:r>
+            <w:r>
+              <w:rPr>
+                <w:lang w:bidi="ar-AE"/>
+              </w:rPr>
+              <w:t>C</w:t>
+            </w:r>
+            <w:r>
+              <w:rPr>
+                <w:rFonts w:hint="cs"/>
+                <w:rtl/>
+                <w:lang w:bidi="ar-AE"/>
+              </w:rPr>
+              <w:t>) (</w:t>
+            </w:r>
+            <w:r>
+              <w:rPr>
+                <w:lang w:bidi="ar-AE"/>
+              </w:rPr>
+              <w:t>D</w:t>
+            </w:r>
+            <w:r>
+              <w:rPr>
+                <w:rFonts w:hint="cs"/>
+                <w:rtl/>
+                <w:lang w:bidi="ar-AE"/>
+              </w:rPr>
+              <w:t>) (</w:t>
+            </w:r>
+            <w:r>
+              <w:rPr>
+                <w:lang w:bidi="ar-AE"/>
+              </w:rPr>
+              <w:t>J</w:t>
+            </w:r>
+            <w:r>
+              <w:rPr>
+                <w:rFonts w:hint="cs"/>
+                <w:rtl/>
+                <w:lang w:bidi="ar-AE"/>
+              </w:rPr>
+              <w:t>)</w:t>
+            </w:r>
+          </w:p>
+          <w:p>
+            <w:pPr>
+              <w:bidi/>
+              <w:rPr>
+                <w:rtl/>
+                <w:lang w:bidi="ar-AE"/>
+              </w:rPr>
+            </w:pPr>
+            <w:r>
+              <w:rPr>
+                <w:rFonts w:hint="cs"/>
+                <w:rtl/>
+                <w:lang w:bidi="ar-AE"/>
+              </w:rPr>
+              <w:t>- الصفوف (1-4) (7) (إجمالي العلامات) (النسبة العامة) (التقدير العام)</w:t>
+            </w:r>
+            <w:r>
+              <w:rPr>
+                <w:rFonts w:hint="cs"/>
+                <w:rtl/>
+                <w:lang w:bidi="ar-AE"/>
+              </w:rPr>
+              <w:t xml:space="preserve"> (المحكم) (التوقيع)</w:t>
+            </w:r>
+          </w:p>
+          <w:p>
+            <w:pPr>
+              <w:bidi/>
+              <w:rPr>
+                <w:rtl/>
+                <w:lang w:bidi="ar-AE"/>
+              </w:rPr>
+            </w:pPr>
+            <w:r>
+              <w:rPr>
+                <w:rFonts w:hint="cs"/>
+                <w:rtl/>
+                <w:lang w:bidi="ar-AE"/>
+              </w:rPr>
+              <w:t>- الخلايا (العلامات (</w:t>
+            </w:r>
+            <w:r>
+              <w:rPr>
+                <w:lang w:bidi="ar-AE"/>
+              </w:rPr>
+              <w:t>H5 – E5</w:t>
+            </w:r>
+            <w:r>
+              <w:rPr>
+                <w:rFonts w:hint="cs"/>
+                <w:rtl/>
+                <w:lang w:bidi="ar-AE"/>
+              </w:rPr>
+              <w:t>)</w:t>
+            </w:r>
+            <w:r>
+              <w:rPr>
+                <w:lang w:bidi="ar-AE"/>
+              </w:rPr>
+              <w:t>(</w:t>
+            </w:r>
+          </w:p>
+          <w:p>
+            <w:pPr>
+              <w:bidi/>
+              <w:rPr>
+                <w:rtl/>
+                <w:lang w:bidi="ar-AE"/>
+              </w:rPr>
+            </w:pPr>
+            <w:r>
+              <w:rPr>
+                <w:rFonts w:hint="cs"/>
+                <w:rtl/>
+                <w:lang w:bidi="ar-AE"/>
+              </w:rPr>
+              <w:t xml:space="preserve">3. الحدود التي يجب التركيز عليها وإدراجها (الأعمدة </w:t>
+            </w:r>
+            <w:r>
+              <w:rPr>
+                <w:rtl/>
+                <w:lang w:bidi="ar-AE"/>
+              </w:rPr>
+              <w:t>–</w:t>
+            </w:r>
+            <w:r>
+              <w:rPr>
+                <w:rFonts w:hint="cs"/>
+                <w:rtl/>
+                <w:lang w:bidi="ar-AE"/>
+              </w:rPr>
+              <w:t xml:space="preserve"> الصفوف </w:t>
+            </w:r>
+            <w:r>
+              <w:rPr>
+                <w:rtl/>
+                <w:lang w:bidi="ar-AE"/>
+              </w:rPr>
+              <w:t>–</w:t>
+            </w:r>
+            <w:r>
+              <w:rPr>
+                <w:rFonts w:hint="cs"/>
+                <w:rtl/>
+                <w:lang w:bidi="ar-AE"/>
+              </w:rPr>
+              <w:t xml:space="preserve"> الخلايا):</w:t>
+            </w:r>
+          </w:p>
+          <w:p>
+            <w:pPr>
+              <w:bidi/>
+              <w:rPr>
+                <w:rtl/>
+                <w:lang w:bidi="ar-AE"/>
+              </w:rPr>
+            </w:pPr>
+            <w:r>
+              <w:rPr>
+                <w:rFonts w:hint="cs"/>
+                <w:rtl/>
+                <w:lang w:bidi="ar-AE"/>
+              </w:rPr>
+              <w:t>- الأعمدة (</w:t>
+            </w:r>
+            <w:r>
+              <w:rPr>
+                <w:lang w:bidi="ar-AE"/>
+              </w:rPr>
+              <w:t>B</w:t>
+            </w:r>
+            <w:r>
+              <w:rPr>
+                <w:rFonts w:hint="cs"/>
+                <w:rtl/>
+                <w:lang w:bidi="ar-AE"/>
+              </w:rPr>
+              <w:t>) (</w:t>
+            </w:r>
+            <w:r>
+              <w:rPr>
+                <w:lang w:bidi="ar-AE"/>
+              </w:rPr>
+              <w:t>E</w:t>
+            </w:r>
+            <w:r>
+              <w:rPr>
+                <w:rFonts w:hint="cs"/>
+                <w:rtl/>
+                <w:lang w:bidi="ar-AE"/>
+              </w:rPr>
+              <w:t>) (</w:t>
+            </w:r>
+            <w:r>
+              <w:rPr>
+                <w:lang w:bidi="ar-AE"/>
+              </w:rPr>
+              <w:t>F</w:t>
+            </w:r>
+            <w:r>
+              <w:rPr>
+                <w:rFonts w:hint="cs"/>
+                <w:rtl/>
+                <w:lang w:bidi="ar-AE"/>
+              </w:rPr>
+              <w:t>) (</w:t>
+            </w:r>
+            <w:r>
+              <w:rPr>
+                <w:lang w:bidi="ar-AE"/>
+              </w:rPr>
+              <w:t>G</w:t>
+            </w:r>
+            <w:r>
+              <w:rPr>
+                <w:rFonts w:hint="cs"/>
+                <w:rtl/>
+                <w:lang w:bidi="ar-AE"/>
+              </w:rPr>
+              <w:t>)</w:t>
+            </w:r>
+            <w:r>
+              <w:rPr>
+                <w:lang w:bidi="ar-AE"/>
+              </w:rPr>
+              <w:t xml:space="preserve"> </w:t>
+            </w:r>
+            <w:r>
+              <w:rPr>
+                <w:rFonts w:hint="cs"/>
+                <w:rtl/>
+                <w:lang w:bidi="ar-AE"/>
+              </w:rPr>
+              <w:t>(</w:t>
+            </w:r>
+            <w:r>
+              <w:rPr>
+                <w:lang w:bidi="ar-AE"/>
+              </w:rPr>
+              <w:t>H</w:t>
+            </w:r>
+            <w:r>
+              <w:rPr>
+                <w:rFonts w:hint="cs"/>
+                <w:rtl/>
+                <w:lang w:bidi="ar-AE"/>
+              </w:rPr>
+              <w:t>)</w:t>
+            </w:r>
+            <w:r>
+              <w:rPr>
+                <w:lang w:bidi="ar-AE"/>
+              </w:rPr>
+              <w:t xml:space="preserve"> </w:t>
+            </w:r>
+            <w:r>
+              <w:rPr>
+                <w:rFonts w:hint="cs"/>
+                <w:rtl/>
+                <w:lang w:bidi="ar-AE"/>
+              </w:rPr>
+              <w:t>(</w:t>
+            </w:r>
+            <w:r>
+              <w:rPr>
+                <w:lang w:bidi="ar-AE"/>
+              </w:rPr>
+              <w:t>I</w:t>
+            </w:r>
+            <w:r>
+              <w:rPr>
+                <w:rFonts w:hint="cs"/>
+                <w:rtl/>
+                <w:lang w:bidi="ar-AE"/>
+              </w:rPr>
+              <w:t>)</w:t>
+            </w:r>
+          </w:p>
+          <w:p>
+            <w:pPr>
+              <w:bidi/>
+              <w:rPr>
+                <w:rtl/>
+                <w:lang w:bidi="ar-AE"/>
+              </w:rPr>
+            </w:pPr>
+            <w:r>
+              <w:rPr>
+                <w:rFonts w:hint="cs"/>
+                <w:rtl/>
+                <w:lang w:bidi="ar-AE"/>
+              </w:rPr>
+              <w:t>(</w:t>
+            </w:r>
+            <w:r>
+              <w:rPr>
+                <w:lang w:bidi="ar-AE"/>
+              </w:rPr>
+              <w:t>B</w:t>
+            </w:r>
+            <w:r>
+              <w:rPr>
+                <w:rFonts w:hint="cs"/>
+                <w:rtl/>
+                <w:lang w:bidi="ar-AE"/>
+              </w:rPr>
+              <w:t>) = عمود عناصر التقييم</w:t>
+            </w:r>
+          </w:p>
+          <w:p>
+            <w:pPr>
+              <w:bidi/>
+              <w:rPr>
+                <w:rtl/>
+                <w:lang w:bidi="ar-AE"/>
+              </w:rPr>
+            </w:pPr>
+            <w:r>
+              <w:rPr>
+                <w:rFonts w:hint="cs"/>
+                <w:rtl/>
+                <w:lang w:bidi="ar-AE"/>
+              </w:rPr>
+              <w:t>(</w:t>
+            </w:r>
+            <w:r>
+              <w:rPr>
+                <w:lang w:bidi="ar-AE"/>
+              </w:rPr>
+              <w:t>E</w:t>
+            </w:r>
+            <w:r>
+              <w:rPr>
+                <w:rFonts w:hint="cs"/>
+                <w:rtl/>
+                <w:lang w:bidi="ar-AE"/>
+              </w:rPr>
+              <w:t>) = عمود القصوى</w:t>
+            </w:r>
+          </w:p>
+          <w:p>
+            <w:pPr>
+              <w:bidi/>
+              <w:rPr>
+                <w:rtl/>
+                <w:lang w:bidi="ar-AE"/>
+              </w:rPr>
+            </w:pPr>
+            <w:r>
+              <w:rPr>
+                <w:rFonts w:hint="cs"/>
+                <w:rtl/>
+                <w:lang w:bidi="ar-AE"/>
+              </w:rPr>
+              <w:t>(</w:t>
+            </w:r>
+            <w:r>
+              <w:rPr>
+                <w:lang w:bidi="ar-AE"/>
+              </w:rPr>
+              <w:t>F</w:t>
+            </w:r>
+            <w:r>
+              <w:rPr>
+                <w:rFonts w:hint="cs"/>
+                <w:rtl/>
+                <w:lang w:bidi="ar-AE"/>
+              </w:rPr>
+              <w:t>) = عمود المكتسبة</w:t>
+            </w:r>
+          </w:p>
+          <w:p>
+            <w:pPr>
+              <w:bidi/>
+              <w:rPr>
+                <w:rtl/>
+                <w:lang w:bidi="ar-AE"/>
+              </w:rPr>
+            </w:pPr>
+            <w:r>
+              <w:rPr>
+                <w:rFonts w:hint="cs"/>
+                <w:rtl/>
+                <w:lang w:bidi="ar-AE"/>
+              </w:rPr>
+              <w:t>(</w:t>
+            </w:r>
+            <w:r>
+              <w:rPr>
+                <w:lang w:bidi="ar-AE"/>
+              </w:rPr>
+              <w:t>G</w:t>
+            </w:r>
+            <w:r>
+              <w:rPr>
+                <w:rFonts w:hint="cs"/>
+                <w:rtl/>
+                <w:lang w:bidi="ar-AE"/>
+              </w:rPr>
+              <w:t>) = عمود النسبة</w:t>
+            </w:r>
+          </w:p>
+          <w:p>
+            <w:pPr>
+              <w:bidi/>
+              <w:rPr>
+                <w:rtl/>
+                <w:lang w:bidi="ar-AE"/>
+              </w:rPr>
+            </w:pPr>
+            <w:r>
+              <w:rPr>
+                <w:lang w:bidi="ar-AE"/>
+              </w:rPr>
+              <w:t xml:space="preserve"> </w:t>
+            </w:r>
+            <w:r>
+              <w:rPr>
+                <w:rFonts w:hint="cs"/>
+                <w:rtl/>
+                <w:lang w:bidi="ar-AE"/>
+              </w:rPr>
+              <w:t>(</w:t>
+            </w:r>
+            <w:r>
+              <w:rPr>
+                <w:lang w:bidi="ar-AE"/>
+              </w:rPr>
+              <w:t>H</w:t>
+            </w:r>
+            <w:r>
+              <w:rPr>
+                <w:rFonts w:hint="cs"/>
+                <w:rtl/>
+                <w:lang w:bidi="ar-AE"/>
+              </w:rPr>
+              <w:t>) = عمود النتيجة</w:t>
+            </w:r>
+          </w:p>
+          <w:p>
+            <w:pPr>
+              <w:bidi/>
+              <w:rPr>
+                <w:rtl/>
+                <w:lang w:bidi="ar-AE"/>
+              </w:rPr>
+            </w:pPr>
+            <w:r>
+              <w:rPr>
+                <w:lang w:bidi="ar-AE"/>
+              </w:rPr>
+              <w:t xml:space="preserve"> </w:t>
+            </w:r>
+            <w:r>
+              <w:rPr>
+                <w:rFonts w:hint="cs"/>
+                <w:rtl/>
+                <w:lang w:bidi="ar-AE"/>
+              </w:rPr>
+              <w:t>(</w:t>
+            </w:r>
+            <w:r>
+              <w:rPr>
+                <w:lang w:bidi="ar-AE"/>
+              </w:rPr>
+              <w:t>I</w:t>
+            </w:r>
+            <w:r>
+              <w:rPr>
+                <w:rFonts w:hint="cs"/>
+                <w:rtl/>
+                <w:lang w:bidi="ar-AE"/>
+              </w:rPr>
+              <w:t>) = عمود ملاحظات</w:t>
+            </w:r>
+          </w:p>
+          <w:p>
+            <w:pPr>
+              <w:bidi/>
+              <w:rPr>
+                <w:lang w:bidi="ar-AE"/>
+              </w:rPr>
+            </w:pPr>
+            <w:r>
+              <w:rPr>
+                <w:rFonts w:hint="cs"/>
+                <w:rtl/>
+                <w:lang w:bidi="ar-AE"/>
+              </w:rPr>
+              <w:t>لا تغيير على عمود الترقيم وعمود توثيق وعمود حذف</w:t>
+            </w:r>
+          </w:p>
+          <w:p>
+            <w:pPr>
+              <w:bidi/>
+              <w:rPr>
+                <w:rtl/>
+                <w:lang w:bidi="ar-AE"/>
+              </w:rPr>
+            </w:pPr>
+            <w:r>
+              <w:rPr>
+                <w:rFonts w:hint="cs"/>
+                <w:rtl/>
+                <w:lang w:bidi="ar-AE"/>
+              </w:rPr>
+              <w:t xml:space="preserve">4. نريد الحفاظ على الصفوف المدموج </w:t>
+            </w:r>
+            <w:r>
+              <w:rPr>
+                <w:rFonts w:hint="cs"/>
+                <w:rtl/>
+                <w:lang w:bidi="ar-AE"/>
+              </w:rPr>
+              <w:t xml:space="preserve">في النظام </w:t>
+            </w:r>
+            <w:r>
+              <w:rPr>
+                <w:rFonts w:hint="cs"/>
+                <w:rtl/>
+                <w:lang w:bidi="ar-AE"/>
+              </w:rPr>
+              <w:t>حسب ملف الاكسل المرفق كما مطبق حاليا.</w:t>
+            </w:r>
+          </w:p>
+          <w:p>
+            <w:pPr>
+              <w:bidi/>
+              <w:rPr>
+                <w:rtl/>
+                <w:lang w:bidi="ar-AE"/>
+              </w:rPr>
+            </w:pPr>
+            <w:r>
+              <w:rPr>
+                <w:rFonts w:hint="cs"/>
+                <w:rtl/>
+                <w:lang w:bidi="ar-AE"/>
+              </w:rPr>
+              <w:t xml:space="preserve">5. شرط وتنبيه مهم جدا ( لا تغيير على مميزات وخصائص </w:t>
+            </w:r>
+            <w:r>
+              <w:rPr>
+                <w:rFonts w:hint="cs"/>
+                <w:rtl/>
+                <w:lang w:bidi="ar-AE"/>
+              </w:rPr>
+              <w:t xml:space="preserve">صفحة وجدول قائمة التقييم) ( ولا تغيير على </w:t>
+            </w:r>
+            <w:r>
+              <w:rPr>
+                <w:rFonts w:cs="Arial"/>
+                <w:rtl/>
+                <w:lang w:bidi="ar-AE"/>
+              </w:rPr>
+              <w:t>مجموع العلامات المكتسبة</w:t>
+            </w:r>
+            <w:r>
+              <w:rPr>
+                <w:rFonts w:cs="Arial" w:hint="cs"/>
+                <w:rtl/>
+                <w:lang w:bidi="ar-AE"/>
+              </w:rPr>
+              <w:t xml:space="preserve"> - </w:t>
+            </w:r>
+            <w:r>
+              <w:rPr>
+                <w:rFonts w:cs="Arial"/>
+                <w:rtl/>
+                <w:lang w:bidi="ar-AE"/>
+              </w:rPr>
+              <w:t>النسبة المئوية الفعلية</w:t>
+            </w:r>
+            <w:r>
+              <w:rPr>
+                <w:rFonts w:cs="Arial" w:hint="cs"/>
+                <w:rtl/>
+                <w:lang w:bidi="ar-AE"/>
+              </w:rPr>
+              <w:t xml:space="preserve"> - </w:t>
+            </w:r>
+            <w:r>
+              <w:rPr>
+                <w:rFonts w:cs="Arial"/>
+                <w:rtl/>
+                <w:lang w:bidi="ar-AE"/>
+              </w:rPr>
+              <w:t>مجموع علامات القصوى</w:t>
+            </w:r>
+            <w:r>
+              <w:rPr>
+                <w:rFonts w:cs="Arial" w:hint="cs"/>
+                <w:rtl/>
+                <w:lang w:bidi="ar-AE"/>
+              </w:rPr>
+              <w:t>) ( لا تغيير على أزرار حفظ نتائج التقييم وزر اعتماد المحكم)</w:t>
+            </w:r>
+          </w:p>
+        </w:tc>
+        <w:tc>
+          <w:tcPr>
+            <w:tcW w:w="2606" w:type="dxa"/>
+            <w:shd w:val="clear" w:color="auto" w:fill="auto"/>
+          </w:tcPr>
+          <w:p>
+            <w:pPr>
+              <w:bidi/>
+              <w:jc w:val="center"/>
+              <w:rPr>
+                <w:rFonts w:ascii="Arial" w:hAnsi="Arial" w:cs="Arial"/>
+                <w:color w:val="000000" w:themeColor="text1"/>
+                <w:sz w:val="28"/>
+                <w:szCs w:val="28"/>
+                <w:lang w:bidi="ar-AE"/>
+              </w:rPr>
+            </w:pPr>
+          </w:p>
+        </w:tc>
+      </w:tr>
+      <w:tr>
+        <w:trPr>
+          <w:trHeight w:val="305"/>
+        </w:trPr>
+        <w:tc>
+          <w:tcPr>
+            <w:tcW w:w="1828" w:type="dxa"/>
+            <w:shd w:val="clear" w:color="auto" w:fill="auto"/>
+          </w:tcPr>
+          <w:p>
+            <w:pPr>
+              <w:bidi/>
+              <w:rPr>
+                <w:rFonts w:asciiTheme="minorBidi" w:hAnsiTheme="minorBidi"/>
+                <w:color w:val="FF0000"/>
+                <w:sz w:val="24"/>
+                <w:szCs w:val="24"/>
+                <w:rtl/>
+                <w:lang w:bidi="ar-AE"/>
+              </w:rPr>
+            </w:pPr>
+            <w:r>
+              <w:rPr>
+                <w:rFonts w:asciiTheme="minorBidi" w:hAnsiTheme="minorBidi" w:hint="cs"/>
+                <w:color w:val="FF0000"/>
+                <w:sz w:val="24"/>
+                <w:szCs w:val="24"/>
+                <w:rtl/>
+                <w:lang w:bidi="ar-AE"/>
+              </w:rPr>
+              <w:t>قائمة التقييم</w:t>
+            </w:r>
+          </w:p>
+        </w:tc>
+        <w:tc>
+          <w:tcPr>
+            <w:tcW w:w="9175" w:type="dxa"/>
+            <w:shd w:val="clear" w:color="auto" w:fill="auto"/>
+          </w:tcPr>
+          <w:p>
+            <w:pPr>
+              <w:bidi/>
+              <w:rPr>
+                <w:rtl/>
               </w:rPr>
             </w:pPr>
             <w:r>
@@ -24416,90 +24522,59 @@
                 <w:rtl/>
                 <w:lang w:bidi="ar-AE"/>
               </w:rPr>
-              <w:t xml:space="preserve">- </w:t>
-            </w:r>
-            <w:r>
-              <w:rPr>
-                <w:rFonts w:hint="cs"/>
-                <w:rtl/>
-                <w:lang w:bidi="ar-AE"/>
-              </w:rPr>
-              <w:t xml:space="preserve">(النسبة العامة) </w:t>
-            </w:r>
-          </w:p>
-          <w:p>
-            <w:pPr>
-              <w:bidi/>
-              <w:rPr>
-                <w:rtl/>
-                <w:lang w:bidi="ar-AE"/>
-              </w:rPr>
-            </w:pPr>
-            <w:r>
-              <w:rPr>
-                <w:rFonts w:hint="cs"/>
-                <w:rtl/>
-                <w:lang w:bidi="ar-AE"/>
-              </w:rPr>
-              <w:t xml:space="preserve">- </w:t>
-            </w:r>
-            <w:r>
-              <w:rPr>
-                <w:rFonts w:hint="cs"/>
-                <w:rtl/>
-                <w:lang w:bidi="ar-AE"/>
-              </w:rPr>
-              <w:t xml:space="preserve">(التقدير العام) </w:t>
-            </w:r>
-          </w:p>
-          <w:p>
-            <w:pPr>
-              <w:bidi/>
-              <w:rPr>
-                <w:rtl/>
-                <w:lang w:bidi="ar-AE"/>
-              </w:rPr>
-            </w:pPr>
-            <w:r>
-              <w:rPr>
-                <w:rFonts w:hint="cs"/>
-                <w:rtl/>
-                <w:lang w:bidi="ar-AE"/>
-              </w:rPr>
-              <w:t xml:space="preserve">- </w:t>
-            </w:r>
-            <w:r>
-              <w:rPr>
-                <w:rFonts w:hint="cs"/>
-                <w:rtl/>
-                <w:lang w:bidi="ar-AE"/>
-              </w:rPr>
-              <w:t>(المحكم)</w:t>
-            </w:r>
-          </w:p>
-          <w:p>
-            <w:pPr>
-              <w:bidi/>
-              <w:rPr>
-                <w:rtl/>
-                <w:lang w:bidi="ar-AE"/>
-              </w:rPr>
-            </w:pPr>
-            <w:r>
-              <w:rPr>
-                <w:rFonts w:hint="cs"/>
-                <w:rtl/>
-                <w:lang w:bidi="ar-AE"/>
-              </w:rPr>
-              <w:t xml:space="preserve">- </w:t>
-            </w:r>
-            <w:r>
-              <w:rPr>
-                <w:rFonts w:hint="cs"/>
-                <w:rtl/>
-                <w:lang w:bidi="ar-AE"/>
-              </w:rPr>
-              <w:t>(التوقيع)</w:t>
+              <w:t xml:space="preserve">- (النسبة العامة) </w:t>
+            </w:r>
+          </w:p>
+          <w:p>
+            <w:pPr>
+              <w:bidi/>
+              <w:rPr>
+                <w:rtl/>
+                <w:lang w:bidi="ar-AE"/>
+              </w:rPr>
+            </w:pPr>
+            <w:r>
+              <w:rPr>
+                <w:rFonts w:hint="cs"/>
+                <w:rtl/>
+                <w:lang w:bidi="ar-AE"/>
+              </w:rPr>
+              <w:t xml:space="preserve">- (التقدير العام) </w:t>
+            </w:r>
+          </w:p>
+          <w:p>
+            <w:pPr>
+              <w:bidi/>
+              <w:rPr>
+                <w:rtl/>
+                <w:lang w:bidi="ar-AE"/>
+              </w:rPr>
+            </w:pPr>
+            <w:r>
+              <w:rPr>
+                <w:rFonts w:hint="cs"/>
+                <w:rtl/>
+                <w:lang w:bidi="ar-AE"/>
+              </w:rPr>
+              <w:lastRenderedPageBreak/>
+              <w:t>- (المحكم)</w:t>
+            </w:r>
+          </w:p>
+          <w:p>
+            <w:pPr>
+              <w:bidi/>
+              <w:rPr>
+                <w:rtl/>
+                <w:lang w:bidi="ar-AE"/>
+              </w:rPr>
+            </w:pPr>
+            <w:r>
+              <w:rPr>
+                <w:rFonts w:hint="cs"/>
+                <w:rtl/>
+                <w:lang w:bidi="ar-AE"/>
+              </w:rPr>
+              <w:t>- (التوقيع)</w:t>
             </w:r>
           </w:p>
           <w:p>
@@ -24612,7 +24687,6 @@
                 <w:rFonts w:hint="cs"/>
                 <w:rtl/>
               </w:rPr>
-              <w:lastRenderedPageBreak/>
               <w:t xml:space="preserve">2. أصبحت الصفحة للعرض فقط .. أزرار </w:t>
             </w:r>
             <w:r>
@@ -24621,68 +24695,133 @@
                 <w:rtl/>
                 <w:lang w:bidi="ar-AE"/>
               </w:rPr>
-              <w:t xml:space="preserve">حفظ نتائج التقييم  </w:t>
-            </w:r>
+              <w:t xml:space="preserve">حفظ نتائج التقييم  واعتماد المحكم غير موجودة ولم تظهر .. واصبح الملف بعد الإدراج محفوظ ومعتمد تلقائيأ .. </w:t>
+            </w:r>
+          </w:p>
+          <w:p>
+            <w:pPr>
+              <w:bidi/>
+              <w:rPr>
+                <w:rtl/>
+              </w:rPr>
+            </w:pPr>
+            <w:r>
+              <w:rPr>
+                <w:rFonts w:hint="cs"/>
+                <w:rtl/>
+              </w:rPr>
+              <w:t>3. نتائج عمود المكتسبة غير صحيحة .. لم يتم الإلتزام بملف الاكسل المدرج</w:t>
+            </w:r>
+            <w:r>
+              <w:rPr>
+                <w:rFonts w:hint="cs"/>
+                <w:rtl/>
+              </w:rPr>
+              <w:t xml:space="preserve"> .. لذا اصبحت مجموع العلامات المكتسبة والقصوى والنسبة المئوية الفعلية غير صحيحة.</w:t>
+            </w:r>
+          </w:p>
+          <w:p>
+            <w:pPr>
+              <w:bidi/>
+              <w:rPr>
+                <w:rtl/>
+              </w:rPr>
+            </w:pPr>
+            <w:r>
+              <w:rPr>
+                <w:rFonts w:hint="cs"/>
+                <w:rtl/>
+              </w:rPr>
+              <w:t>4. راجع النظام ما قبل التعديل الأخير وصحح الأخطاء</w:t>
+            </w:r>
+          </w:p>
+        </w:tc>
+        <w:tc>
+          <w:tcPr>
+            <w:tcW w:w="2606" w:type="dxa"/>
+            <w:shd w:val="clear" w:color="auto" w:fill="auto"/>
+          </w:tcPr>
+          <w:p>
+            <w:pPr>
+              <w:bidi/>
+              <w:jc w:val="center"/>
+              <w:rPr>
+                <w:rFonts w:ascii="Arial" w:hAnsi="Arial" w:cs="Arial"/>
+                <w:color w:val="000000" w:themeColor="text1"/>
+                <w:sz w:val="28"/>
+                <w:szCs w:val="28"/>
+              </w:rPr>
+            </w:pPr>
+          </w:p>
+        </w:tc>
+      </w:tr>
+      <w:tr>
+        <w:trPr>
+          <w:trHeight w:val="305"/>
+        </w:trPr>
+        <w:tc>
+          <w:tcPr>
+            <w:tcW w:w="1828" w:type="dxa"/>
+            <w:shd w:val="clear" w:color="auto" w:fill="auto"/>
+          </w:tcPr>
+          <w:p>
+            <w:pPr>
+              <w:bidi/>
+              <w:rPr>
+                <w:rFonts w:asciiTheme="minorBidi" w:hAnsiTheme="minorBidi" w:hint="cs"/>
+                <w:color w:val="FF0000"/>
+                <w:sz w:val="24"/>
+                <w:szCs w:val="24"/>
+                <w:rtl/>
+                <w:lang w:bidi="ar-AE"/>
+              </w:rPr>
+            </w:pPr>
+            <w:r>
+              <w:rPr>
+                <w:rFonts w:asciiTheme="minorBidi" w:hAnsiTheme="minorBidi" w:hint="cs"/>
+                <w:color w:val="FF0000"/>
+                <w:sz w:val="24"/>
+                <w:szCs w:val="24"/>
+                <w:rtl/>
+                <w:lang w:bidi="ar-AE"/>
+              </w:rPr>
+              <w:t>السيطرة / عرض نتائج التقييم</w:t>
+            </w:r>
+          </w:p>
+        </w:tc>
+        <w:tc>
+          <w:tcPr>
+            <w:tcW w:w="9175" w:type="dxa"/>
+            <w:shd w:val="clear" w:color="auto" w:fill="auto"/>
+          </w:tcPr>
+          <w:p>
+            <w:pPr>
+              <w:bidi/>
+              <w:rPr>
+                <w:rFonts w:hint="cs"/>
+                <w:rtl/>
+              </w:rPr>
+            </w:pPr>
             <w:r>
               <w:rPr>
                 <w:rFonts w:cs="Arial" w:hint="cs"/>
                 <w:rtl/>
-                <w:lang w:bidi="ar-AE"/>
-              </w:rPr>
-              <w:t>و</w:t>
+              </w:rPr>
+              <w:t xml:space="preserve">في صفحة </w:t>
+            </w:r>
+            <w:r>
+              <w:rPr>
+                <w:rFonts w:cs="Arial"/>
+                <w:rtl/>
+              </w:rPr>
+              <w:t>السيطرة / عرض نتائج التقييم</w:t>
             </w:r>
             <w:r>
               <w:rPr>
                 <w:rFonts w:cs="Arial" w:hint="cs"/>
                 <w:rtl/>
-                <w:lang w:bidi="ar-AE"/>
-              </w:rPr>
-              <w:t>اعتماد المحكم</w:t>
-            </w:r>
-            <w:r>
-              <w:rPr>
-                <w:rFonts w:cs="Arial" w:hint="cs"/>
-                <w:rtl/>
-                <w:lang w:bidi="ar-AE"/>
-              </w:rPr>
-              <w:t xml:space="preserve"> غير موجودة ولم تظهر .. واصبح الملف بعد الإدراج محفوظ ومعتمد تلقائيأ .. </w:t>
-            </w:r>
-          </w:p>
-          <w:p>
-            <w:pPr>
-              <w:bidi/>
-              <w:rPr>
-                <w:rtl/>
-              </w:rPr>
-            </w:pPr>
-            <w:r>
-              <w:rPr>
-                <w:rFonts w:hint="cs"/>
-                <w:rtl/>
-              </w:rPr>
-              <w:t>3. نتائج عمود المكتسبة غير صحيحة .. لم يتم الإلتزام بملف الاكسل المدرج</w:t>
-            </w:r>
-            <w:r>
-              <w:rPr>
-                <w:rFonts w:hint="cs"/>
-                <w:rtl/>
-              </w:rPr>
-              <w:t xml:space="preserve"> .. لذا اصبحت مجموع العلامات المكتسبة والقصوى والنسبة المئوية الفعلية غير صحيحة.</w:t>
-            </w:r>
-          </w:p>
-          <w:p>
-            <w:pPr>
-              <w:bidi/>
-              <w:rPr>
-                <w:rtl/>
-              </w:rPr>
-            </w:pPr>
-            <w:r>
-              <w:rPr>
-                <w:rFonts w:hint="cs"/>
-                <w:rtl/>
-              </w:rPr>
-              <w:t>4. راجع النظام ما قبل التعديل الأخير وصحح الأخطاء</w:t>
+              </w:rPr>
+              <w:t xml:space="preserve"> نلاحظ أن الرسم البياني لأداء المجموعات (متوسط النسبة العامة) لا تظهر إلا بعد إعتماد نتائج التقييم في صفحة (قائمة التقييم) .. نريد تغيير ذلك نريد الرسم البياني يظهر بعد الضغط على زر (حفظ نتائج التقييم) مباشرة ولا يشترط الإعتماد </w:t>
             </w:r>
           </w:p>
         </w:tc>

--- a/Programming Lab/أوامر محرر الذكاء الإصطناعي لتطوير نظام إدارو التمارين.docx
+++ b/Programming Lab/أوامر محرر الذكاء الإصطناعي لتطوير نظام إدارو التمارين.docx
@@ -23406,7 +23406,7 @@
             <w:pPr>
               <w:bidi/>
               <w:rPr>
-                <w:rFonts w:asciiTheme="minorBidi" w:hAnsiTheme="minorBidi" w:hint="cs"/>
+                <w:rFonts w:asciiTheme="minorBidi" w:hAnsiTheme="minorBidi"/>
                 <w:sz w:val="24"/>
                 <w:szCs w:val="24"/>
                 <w:rtl/>
@@ -24768,7 +24768,7 @@
             <w:pPr>
               <w:bidi/>
               <w:rPr>
-                <w:rFonts w:asciiTheme="minorBidi" w:hAnsiTheme="minorBidi" w:hint="cs"/>
+                <w:rFonts w:asciiTheme="minorBidi" w:hAnsiTheme="minorBidi"/>
                 <w:color w:val="FF0000"/>
                 <w:sz w:val="24"/>
                 <w:szCs w:val="24"/>
@@ -24798,7 +24798,6 @@
             <w:pPr>
               <w:bidi/>
               <w:rPr>
-                <w:rFonts w:hint="cs"/>
                 <w:rtl/>
               </w:rPr>
             </w:pPr>
@@ -24822,6 +24821,370 @@
                 <w:rtl/>
               </w:rPr>
               <w:t xml:space="preserve"> نلاحظ أن الرسم البياني لأداء المجموعات (متوسط النسبة العامة) لا تظهر إلا بعد إعتماد نتائج التقييم في صفحة (قائمة التقييم) .. نريد تغيير ذلك نريد الرسم البياني يظهر بعد الضغط على زر (حفظ نتائج التقييم) مباشرة ولا يشترط الإعتماد </w:t>
+            </w:r>
+          </w:p>
+        </w:tc>
+        <w:tc>
+          <w:tcPr>
+            <w:tcW w:w="2606" w:type="dxa"/>
+            <w:shd w:val="clear" w:color="auto" w:fill="auto"/>
+          </w:tcPr>
+          <w:p>
+            <w:pPr>
+              <w:bidi/>
+              <w:jc w:val="center"/>
+              <w:rPr>
+                <w:rFonts w:ascii="Arial" w:hAnsi="Arial" w:cs="Arial"/>
+                <w:color w:val="000000" w:themeColor="text1"/>
+                <w:sz w:val="28"/>
+                <w:szCs w:val="28"/>
+              </w:rPr>
+            </w:pPr>
+          </w:p>
+        </w:tc>
+      </w:tr>
+      <w:tr>
+        <w:trPr>
+          <w:trHeight w:val="305"/>
+        </w:trPr>
+        <w:tc>
+          <w:tcPr>
+            <w:tcW w:w="1828" w:type="dxa"/>
+            <w:shd w:val="clear" w:color="auto" w:fill="auto"/>
+          </w:tcPr>
+          <w:p>
+            <w:pPr>
+              <w:bidi/>
+              <w:rPr>
+                <w:rFonts w:asciiTheme="minorBidi" w:hAnsiTheme="minorBidi" w:hint="cs"/>
+                <w:color w:val="FF0000"/>
+                <w:sz w:val="24"/>
+                <w:szCs w:val="24"/>
+                <w:rtl/>
+                <w:lang w:bidi="ar-AE"/>
+              </w:rPr>
+            </w:pPr>
+            <w:r>
+              <w:rPr>
+                <w:rFonts w:asciiTheme="minorBidi" w:hAnsiTheme="minorBidi" w:hint="cs"/>
+                <w:color w:val="FF0000"/>
+                <w:sz w:val="24"/>
+                <w:szCs w:val="24"/>
+                <w:rtl/>
+                <w:lang w:bidi="ar-AE"/>
+              </w:rPr>
+              <w:t>مجرى احداث</w:t>
+            </w:r>
+          </w:p>
+        </w:tc>
+        <w:tc>
+          <w:tcPr>
+            <w:tcW w:w="9175" w:type="dxa"/>
+            <w:shd w:val="clear" w:color="auto" w:fill="auto"/>
+          </w:tcPr>
+          <w:p>
+            <w:pPr>
+              <w:bidi/>
+              <w:rPr>
+                <w:rFonts w:cs="Arial"/>
+                <w:rtl/>
+              </w:rPr>
+            </w:pPr>
+            <w:r>
+              <w:rPr>
+                <w:rFonts w:cs="Arial" w:hint="cs"/>
+                <w:rtl/>
+              </w:rPr>
+              <w:t xml:space="preserve">في مساحة التخطيط / </w:t>
+            </w:r>
+            <w:r>
+              <w:rPr>
+                <w:rFonts w:cs="Arial" w:hint="cs"/>
+                <w:rtl/>
+              </w:rPr>
+              <w:t xml:space="preserve">المجرى </w:t>
+            </w:r>
+            <w:r>
+              <w:rPr>
+                <w:rFonts w:cs="Arial" w:hint="cs"/>
+                <w:rtl/>
+              </w:rPr>
+              <w:t>وتقييم الاجراءات انشا جدول  باعمده بدون صفوف على ان تكون الترويسه للاعمده كالتالي</w:t>
+            </w:r>
+            <w:r>
+              <w:rPr>
+                <w:rFonts w:cs="Arial"/>
+                <w:rtl/>
+              </w:rPr>
+              <w:br/>
+            </w:r>
+            <w:r>
+              <w:rPr>
+                <w:rFonts w:cs="Arial" w:hint="cs"/>
+                <w:rtl/>
+              </w:rPr>
+              <w:t>العمود الاول (ت)</w:t>
+            </w:r>
+          </w:p>
+          <w:p>
+            <w:pPr>
+              <w:bidi/>
+              <w:rPr>
+                <w:rFonts w:cs="Arial"/>
+                <w:rtl/>
+              </w:rPr>
+            </w:pPr>
+            <w:r>
+              <w:rPr>
+                <w:rFonts w:cs="Arial" w:hint="cs"/>
+                <w:rtl/>
+              </w:rPr>
+              <w:t>العمود الثاني( الوقت)</w:t>
+            </w:r>
+          </w:p>
+          <w:p>
+            <w:pPr>
+              <w:bidi/>
+              <w:rPr>
+                <w:rFonts w:cs="Arial"/>
+                <w:rtl/>
+              </w:rPr>
+            </w:pPr>
+            <w:r>
+              <w:rPr>
+                <w:rFonts w:cs="Arial" w:hint="cs"/>
+                <w:rtl/>
+              </w:rPr>
+              <w:t>العمود الثالث ( وصف الحدث/ المعظلة)</w:t>
+            </w:r>
+          </w:p>
+          <w:p>
+            <w:pPr>
+              <w:bidi/>
+              <w:rPr>
+                <w:rFonts w:cs="Arial"/>
+                <w:rtl/>
+              </w:rPr>
+            </w:pPr>
+            <w:r>
+              <w:rPr>
+                <w:rFonts w:cs="Arial" w:hint="cs"/>
+                <w:rtl/>
+              </w:rPr>
+              <w:t>العمود الرابع ( المكلف بالاجراء والمتابعة)</w:t>
+            </w:r>
+          </w:p>
+          <w:p>
+            <w:pPr>
+              <w:bidi/>
+              <w:rPr>
+                <w:rFonts w:cs="Arial"/>
+                <w:rtl/>
+              </w:rPr>
+            </w:pPr>
+            <w:r>
+              <w:rPr>
+                <w:rFonts w:cs="Arial" w:hint="cs"/>
+                <w:rtl/>
+              </w:rPr>
+              <w:t>العمود الخامس ( اسلوب فرض المغظلة)</w:t>
+            </w:r>
+          </w:p>
+          <w:p>
+            <w:pPr>
+              <w:bidi/>
+              <w:rPr>
+                <w:rFonts w:cs="Arial"/>
+                <w:rtl/>
+              </w:rPr>
+            </w:pPr>
+            <w:r>
+              <w:rPr>
+                <w:rFonts w:cs="Arial" w:hint="cs"/>
+                <w:rtl/>
+              </w:rPr>
+              <w:t>العمود السادس ( رد الفعل المتوقع )</w:t>
+            </w:r>
+          </w:p>
+          <w:p>
+            <w:pPr>
+              <w:bidi/>
+              <w:rPr>
+                <w:rFonts w:cs="Arial"/>
+                <w:rtl/>
+              </w:rPr>
+            </w:pPr>
+          </w:p>
+          <w:p>
+            <w:pPr>
+              <w:bidi/>
+              <w:rPr>
+                <w:rFonts w:cs="Arial"/>
+                <w:rtl/>
+              </w:rPr>
+            </w:pPr>
+            <w:r>
+              <w:rPr>
+                <w:rFonts w:cs="Arial" w:hint="cs"/>
+                <w:rtl/>
+              </w:rPr>
+              <w:t>لاضافه صفوف تحت الاعمده اضف خيار بحيث انقر بزر الماوس الايمن لتظهر لي خيارات التاليه:</w:t>
+            </w:r>
+          </w:p>
+          <w:p>
+            <w:pPr>
+              <w:bidi/>
+              <w:rPr>
+                <w:rFonts w:cs="Arial"/>
+                <w:rtl/>
+              </w:rPr>
+            </w:pPr>
+            <w:r>
+              <w:rPr>
+                <w:rFonts w:cs="Arial" w:hint="cs"/>
+                <w:rtl/>
+              </w:rPr>
+              <w:t>(ادراج حدث ) مع خاصيه الكتابه في الصف ويكون الصف مدموج ويكون الصف باللون الاصفر الفاتح</w:t>
+            </w:r>
+          </w:p>
+          <w:p>
+            <w:pPr>
+              <w:bidi/>
+              <w:rPr>
+                <w:rFonts w:cs="Arial"/>
+                <w:rtl/>
+              </w:rPr>
+            </w:pPr>
+            <w:r>
+              <w:rPr>
+                <w:rFonts w:cs="Arial" w:hint="cs"/>
+                <w:rtl/>
+              </w:rPr>
+              <w:t xml:space="preserve">(ادارج معضلة) </w:t>
+            </w:r>
+            <w:r>
+              <w:rPr>
+                <w:rFonts w:cs="Arial"/>
+                <w:rtl/>
+              </w:rPr>
+              <w:t xml:space="preserve">مع خاصيه الكتابه في الصف ويكون الصف مدموج ويكون الصف باللون </w:t>
+            </w:r>
+            <w:r>
+              <w:rPr>
+                <w:rFonts w:cs="Arial" w:hint="cs"/>
+                <w:rtl/>
+              </w:rPr>
+              <w:t>البرتقالي الفاتح</w:t>
+            </w:r>
+          </w:p>
+          <w:p>
+            <w:pPr>
+              <w:bidi/>
+              <w:rPr>
+                <w:rFonts w:cs="Arial"/>
+                <w:rtl/>
+              </w:rPr>
+            </w:pPr>
+            <w:r>
+              <w:rPr>
+                <w:rFonts w:cs="Arial" w:hint="cs"/>
+                <w:rtl/>
+              </w:rPr>
+              <w:t xml:space="preserve">( ادراج صف ) </w:t>
+            </w:r>
+            <w:r>
+              <w:rPr>
+                <w:rFonts w:cs="Arial"/>
+                <w:rtl/>
+              </w:rPr>
+              <w:t xml:space="preserve">مع خاصيه الكتابه في الصف ويكون الصف </w:t>
+            </w:r>
+            <w:r>
+              <w:rPr>
+                <w:rFonts w:cs="Arial" w:hint="cs"/>
+                <w:rtl/>
+              </w:rPr>
+              <w:t xml:space="preserve">غير مدموج يتوافق مع الاعمده </w:t>
+            </w:r>
+          </w:p>
+          <w:p>
+            <w:pPr>
+              <w:bidi/>
+              <w:rPr>
+                <w:rFonts w:cs="Arial"/>
+                <w:rtl/>
+              </w:rPr>
+            </w:pPr>
+          </w:p>
+          <w:p>
+            <w:pPr>
+              <w:bidi/>
+              <w:rPr>
+                <w:rFonts w:cs="Arial"/>
+                <w:rtl/>
+              </w:rPr>
+            </w:pPr>
+            <w:r>
+              <w:rPr>
+                <w:rFonts w:cs="Arial" w:hint="cs"/>
+                <w:rtl/>
+              </w:rPr>
+              <w:t>في صف ( ادراج صف) اجعل الكتابه تكون بطريقه سطر اول وسطر ثاني في حال الضغط علي الادخال</w:t>
+            </w:r>
+          </w:p>
+          <w:p>
+            <w:pPr>
+              <w:bidi/>
+              <w:rPr>
+                <w:rFonts w:cs="Arial"/>
+                <w:rtl/>
+              </w:rPr>
+            </w:pPr>
+          </w:p>
+          <w:p>
+            <w:pPr>
+              <w:bidi/>
+              <w:rPr>
+                <w:rFonts w:cs="Arial"/>
+                <w:rtl/>
+              </w:rPr>
+            </w:pPr>
+            <w:r>
+              <w:rPr>
+                <w:rFonts w:cs="Arial" w:hint="cs"/>
+                <w:rtl/>
+              </w:rPr>
+              <w:t xml:space="preserve">في </w:t>
+            </w:r>
+            <w:r>
+              <w:rPr>
+                <w:rFonts w:cs="Arial" w:hint="cs"/>
+                <w:rtl/>
+              </w:rPr>
+              <w:t xml:space="preserve">عمود ( المكلف بالاجراء والمتابعة)  اجعل الصف الماض عباره عن خلايا صفوف  </w:t>
+            </w:r>
+            <w:r>
+              <w:rPr>
+                <w:rFonts w:cs="Arial" w:hint="cs"/>
+                <w:rtl/>
+              </w:rPr>
+              <w:t xml:space="preserve"> </w:t>
+            </w:r>
+          </w:p>
+          <w:p>
+            <w:pPr>
+              <w:bidi/>
+              <w:rPr>
+                <w:rFonts w:cs="Arial" w:hint="cs"/>
+                <w:rtl/>
+              </w:rPr>
+            </w:pPr>
+            <w:r>
+              <w:rPr>
+                <w:rFonts w:cs="Arial" w:hint="cs"/>
+                <w:rtl/>
+              </w:rPr>
+              <w:t xml:space="preserve"> </w:t>
             </w:r>
           </w:p>
         </w:tc>

--- a/Programming Lab/أوامر محرر الذكاء الإصطناعي لتطوير نظام إدارو التمارين.docx
+++ b/Programming Lab/أوامر محرر الذكاء الإصطناعي لتطوير نظام إدارو التمارين.docx
@@ -24856,7 +24856,7 @@
             <w:pPr>
               <w:bidi/>
               <w:rPr>
-                <w:rFonts w:asciiTheme="minorBidi" w:hAnsiTheme="minorBidi" w:hint="cs"/>
+                <w:rFonts w:asciiTheme="minorBidi" w:hAnsiTheme="minorBidi"/>
                 <w:color w:val="FF0000"/>
                 <w:sz w:val="24"/>
                 <w:szCs w:val="24"/>
@@ -25175,16 +25175,413 @@
             <w:pPr>
               <w:bidi/>
               <w:rPr>
+                <w:rFonts w:cs="Arial"/>
+                <w:rtl/>
+              </w:rPr>
+            </w:pPr>
+            <w:r>
+              <w:rPr>
                 <w:rFonts w:cs="Arial" w:hint="cs"/>
                 <w:rtl/>
               </w:rPr>
+              <w:t xml:space="preserve"> </w:t>
+            </w:r>
+          </w:p>
+        </w:tc>
+        <w:tc>
+          <w:tcPr>
+            <w:tcW w:w="2606" w:type="dxa"/>
+            <w:shd w:val="clear" w:color="auto" w:fill="auto"/>
+          </w:tcPr>
+          <w:p>
+            <w:pPr>
+              <w:bidi/>
+              <w:jc w:val="center"/>
+              <w:rPr>
+                <w:rFonts w:ascii="Arial" w:hAnsi="Arial" w:cs="Arial"/>
+                <w:color w:val="000000" w:themeColor="text1"/>
+                <w:sz w:val="28"/>
+                <w:szCs w:val="28"/>
+              </w:rPr>
+            </w:pPr>
+          </w:p>
+        </w:tc>
+      </w:tr>
+      <w:tr>
+        <w:trPr>
+          <w:trHeight w:val="305"/>
+        </w:trPr>
+        <w:tc>
+          <w:tcPr>
+            <w:tcW w:w="1828" w:type="dxa"/>
+            <w:shd w:val="clear" w:color="auto" w:fill="auto"/>
+          </w:tcPr>
+          <w:p>
+            <w:pPr>
+              <w:bidi/>
+              <w:rPr>
+                <w:rFonts w:asciiTheme="minorBidi" w:hAnsiTheme="minorBidi" w:hint="cs"/>
+                <w:color w:val="FF0000"/>
+                <w:sz w:val="24"/>
+                <w:szCs w:val="24"/>
+                <w:rtl/>
+                <w:lang w:bidi="ar-AE"/>
+              </w:rPr>
+            </w:pPr>
+            <w:r>
+              <w:rPr>
+                <w:rFonts w:asciiTheme="minorBidi" w:hAnsiTheme="minorBidi" w:hint="cs"/>
+                <w:color w:val="FF0000"/>
+                <w:sz w:val="24"/>
+                <w:szCs w:val="24"/>
+                <w:rtl/>
+                <w:lang w:bidi="ar-AE"/>
+              </w:rPr>
+              <w:t>التخطيط / إنشأ قائمة تقييم</w:t>
+            </w:r>
+          </w:p>
+        </w:tc>
+        <w:tc>
+          <w:tcPr>
+            <w:tcW w:w="9175" w:type="dxa"/>
+            <w:shd w:val="clear" w:color="auto" w:fill="auto"/>
+          </w:tcPr>
+          <w:p>
+            <w:pPr>
+              <w:bidi/>
+              <w:rPr>
+                <w:rFonts w:cs="Arial"/>
+                <w:rtl/>
+              </w:rPr>
             </w:pPr>
             <w:r>
               <w:rPr>
                 <w:rFonts w:cs="Arial" w:hint="cs"/>
                 <w:rtl/>
               </w:rPr>
+              <w:t>1. في صفحة التخطيط / قوائم التقييم نريد تغيير مصدر إدخال قوائم التقييم .. في الوضع الحالي إدخال القوائم يكون يدويا من خلال الضغط على زر اختيار ملف اكسل وإضافته في الصفحة .. نريد تغيير هذه الطريقة ليكون إدخال القوائم من خلال التصدير</w:t>
+            </w:r>
+            <w:r>
+              <w:rPr>
+                <w:rFonts w:cs="Arial" w:hint="cs"/>
+                <w:rtl/>
+              </w:rPr>
+              <w:t xml:space="preserve"> تلقائيا</w:t>
+            </w:r>
+            <w:r>
+              <w:rPr>
+                <w:rFonts w:cs="Arial" w:hint="cs"/>
+                <w:rtl/>
+              </w:rPr>
+              <w:t xml:space="preserve"> من بنك المعلومات.</w:t>
+            </w:r>
+            <w:r>
+              <w:rPr>
+                <w:rFonts w:cs="Arial"/>
+                <w:rtl/>
+              </w:rPr>
+              <w:br/>
+            </w:r>
+            <w:r>
+              <w:rPr>
+                <w:rFonts w:cs="Arial" w:hint="cs"/>
+                <w:rtl/>
+              </w:rPr>
+              <w:t>2. نعلم بأنه يوجد ربط بين صفحة بنك المعلومات وصفحة المحكمين .. لذا نريد إدراج قوائم التقييم من بنك المعلومات إلى صفحة التخطيط / قوائم التقييم من خلال مرحلة التمرين ومستوى الوحدة .. بمعنى آخر نريد إدراج جميع قوائم التقييم التي تحتوي على مستوى الوحدة في بنك المعلومات ..</w:t>
+            </w:r>
+          </w:p>
+          <w:p>
+            <w:pPr>
+              <w:bidi/>
+              <w:rPr>
+                <w:rFonts w:cs="Arial"/>
+                <w:rtl/>
+              </w:rPr>
+            </w:pPr>
+            <w:r>
+              <w:rPr>
+                <w:rFonts w:cs="Arial" w:hint="cs"/>
+                <w:rtl/>
+              </w:rPr>
+              <w:lastRenderedPageBreak/>
+              <w:t xml:space="preserve">- </w:t>
+            </w:r>
+            <w:r>
+              <w:rPr>
+                <w:rFonts w:cs="Arial" w:hint="cs"/>
+                <w:rtl/>
+              </w:rPr>
+              <w:t xml:space="preserve">مثال: (في صفحة قوائم التقييم في مرحلة التحضير يوجد لدينا في مستوى الوحدة فقط قيادة مجموعة اللواء </w:t>
+            </w:r>
+            <w:r>
+              <w:rPr>
+                <w:rFonts w:cs="Arial" w:hint="cs"/>
+                <w:rtl/>
+              </w:rPr>
+              <w:t>إذا نريد من صفحة بنك المعلومات تصدير وإدراج قوائم تقييم مجموعة اللواء فقط).</w:t>
+            </w:r>
+            <w:r>
+              <w:rPr>
+                <w:rFonts w:cs="Arial"/>
+                <w:rtl/>
+              </w:rPr>
+              <w:br/>
+            </w:r>
+            <w:r>
+              <w:rPr>
+                <w:rFonts w:cs="Arial" w:hint="cs"/>
+                <w:rtl/>
+              </w:rPr>
+              <w:t xml:space="preserve">- مثال </w:t>
+            </w:r>
+            <w:r>
+              <w:rPr>
+                <w:rFonts w:cs="Arial" w:hint="cs"/>
+                <w:rtl/>
+              </w:rPr>
+              <w:t>آخر (</w:t>
+            </w:r>
+            <w:r>
+              <w:rPr>
+                <w:rFonts w:cs="Arial" w:hint="cs"/>
+                <w:rtl/>
+              </w:rPr>
+              <w:t xml:space="preserve">في صفحة قوائم التقييم في مرحلة التحضير يوجد لدينا في مستوى الوحدة قيادة مجموعة اللواء </w:t>
+            </w:r>
+            <w:r>
+              <w:rPr>
+                <w:rFonts w:cs="Arial" w:hint="cs"/>
+                <w:rtl/>
+              </w:rPr>
+              <w:t xml:space="preserve">وقيادة كتيبة الدبابات </w:t>
+            </w:r>
+            <w:r>
+              <w:rPr>
+                <w:rFonts w:cs="Arial" w:hint="cs"/>
+                <w:rtl/>
+              </w:rPr>
+              <w:t>إذا نريد من صفحة بنك المعلومات تصدير وإدراج قوائم تقييم مجموعة اللواء</w:t>
+            </w:r>
+            <w:r>
+              <w:rPr>
+                <w:rFonts w:cs="Arial" w:hint="cs"/>
+                <w:rtl/>
+              </w:rPr>
               <w:t xml:space="preserve"> </w:t>
+            </w:r>
+            <w:r>
+              <w:rPr>
+                <w:rFonts w:cs="Arial" w:hint="cs"/>
+                <w:rtl/>
+              </w:rPr>
+              <w:t>وقيادة كتيبة الدبابات فقط).</w:t>
+            </w:r>
+            <w:r>
+              <w:rPr>
+                <w:rFonts w:cs="Arial" w:hint="cs"/>
+                <w:rtl/>
+              </w:rPr>
+              <w:t xml:space="preserve"> </w:t>
+            </w:r>
+          </w:p>
+          <w:p>
+            <w:pPr>
+              <w:bidi/>
+              <w:rPr>
+                <w:rFonts w:cs="Arial"/>
+                <w:rtl/>
+              </w:rPr>
+            </w:pPr>
+            <w:r>
+              <w:rPr>
+                <w:rFonts w:cs="Arial" w:hint="cs"/>
+                <w:rtl/>
+              </w:rPr>
+              <w:t>إذا يجب أن تصدر القوائم حسب مرحلة التمرين وحسب مستوى الوحدة الموجودة في صفحة التخطيط / قوائم التقييم.</w:t>
+            </w:r>
+          </w:p>
+          <w:p>
+            <w:pPr>
+              <w:bidi/>
+              <w:rPr>
+                <w:rFonts w:cs="Arial" w:hint="cs"/>
+                <w:rtl/>
+              </w:rPr>
+            </w:pPr>
+            <w:r>
+              <w:rPr>
+                <w:rFonts w:cs="Arial" w:hint="cs"/>
+                <w:rtl/>
+              </w:rPr>
+              <w:t>3. نريد القوائم الظاهرة حسب مرحلة التمرين ومستوى الوحدة .. عند تغيير مرحلة التمرين أو مستوى الوحدة تتغير القوائم.</w:t>
+            </w:r>
+            <w:r>
+              <w:rPr>
+                <w:rFonts w:cs="Arial"/>
+                <w:rtl/>
+              </w:rPr>
+              <w:br/>
+            </w:r>
+            <w:r>
+              <w:rPr>
+                <w:rFonts w:cs="Arial" w:hint="cs"/>
+                <w:rtl/>
+              </w:rPr>
+              <w:t>4. نريد إظهار إسم المحكم وإسم الضابط المتدرب حسب قوائم التقييم المخخصة لهم.</w:t>
+            </w:r>
+          </w:p>
+        </w:tc>
+        <w:tc>
+          <w:tcPr>
+            <w:tcW w:w="2606" w:type="dxa"/>
+            <w:shd w:val="clear" w:color="auto" w:fill="auto"/>
+          </w:tcPr>
+          <w:p>
+            <w:pPr>
+              <w:bidi/>
+              <w:jc w:val="center"/>
+              <w:rPr>
+                <w:rFonts w:ascii="Arial" w:hAnsi="Arial" w:cs="Arial"/>
+                <w:color w:val="000000" w:themeColor="text1"/>
+                <w:sz w:val="28"/>
+                <w:szCs w:val="28"/>
+              </w:rPr>
+            </w:pPr>
+          </w:p>
+        </w:tc>
+      </w:tr>
+      <w:tr>
+        <w:trPr>
+          <w:trHeight w:val="305"/>
+        </w:trPr>
+        <w:tc>
+          <w:tcPr>
+            <w:tcW w:w="1828" w:type="dxa"/>
+            <w:shd w:val="clear" w:color="auto" w:fill="auto"/>
+          </w:tcPr>
+          <w:p>
+            <w:pPr>
+              <w:bidi/>
+              <w:rPr>
+                <w:rFonts w:asciiTheme="minorBidi" w:hAnsiTheme="minorBidi" w:hint="cs"/>
+                <w:color w:val="FF0000"/>
+                <w:sz w:val="24"/>
+                <w:szCs w:val="24"/>
+                <w:rtl/>
+                <w:lang w:bidi="ar-AE"/>
+              </w:rPr>
+            </w:pPr>
+            <w:r>
+              <w:rPr>
+                <w:rFonts w:asciiTheme="minorBidi" w:hAnsiTheme="minorBidi" w:hint="cs"/>
+                <w:color w:val="FF0000"/>
+                <w:sz w:val="24"/>
+                <w:szCs w:val="24"/>
+                <w:rtl/>
+                <w:lang w:bidi="ar-AE"/>
+              </w:rPr>
+              <w:t>التخطيط / إنشأ قائمة تقييم</w:t>
+            </w:r>
+          </w:p>
+        </w:tc>
+        <w:tc>
+          <w:tcPr>
+            <w:tcW w:w="9175" w:type="dxa"/>
+            <w:shd w:val="clear" w:color="auto" w:fill="auto"/>
+          </w:tcPr>
+          <w:p>
+            <w:pPr>
+              <w:bidi/>
+              <w:rPr>
+                <w:rFonts w:cs="Arial"/>
+                <w:rtl/>
+              </w:rPr>
+            </w:pPr>
+            <w:r>
+              <w:rPr>
+                <w:rFonts w:cs="Arial" w:hint="cs"/>
+                <w:rtl/>
+              </w:rPr>
+              <w:t xml:space="preserve">1. نعيد صياغة وتوضيح الإجراء: </w:t>
+            </w:r>
+          </w:p>
+          <w:p>
+            <w:pPr>
+              <w:bidi/>
+              <w:rPr>
+                <w:rFonts w:cs="Arial" w:hint="cs"/>
+                <w:rtl/>
+              </w:rPr>
+            </w:pPr>
+            <w:r>
+              <w:rPr>
+                <w:rFonts w:cs="Arial" w:hint="cs"/>
+                <w:rtl/>
+              </w:rPr>
+              <w:t>- بنك المعلومات يحتوي على قوائم التقييم وقوائم تقييم الإجراءات محفوظة مسبقا، وعند إضافة وإدخال المحكمين في صفحة قائمة المحكمين يتم الربط بين بنك المعلومات وصفحة المحكمين تلقائيا بمجرد تعيين مستوى الوحدة للمحكم.</w:t>
+            </w:r>
+            <w:r>
+              <w:rPr>
+                <w:rFonts w:cs="Arial"/>
+                <w:rtl/>
+              </w:rPr>
+              <w:br/>
+            </w:r>
+            <w:r>
+              <w:rPr>
+                <w:rFonts w:cs="Arial" w:hint="cs"/>
+                <w:rtl/>
+              </w:rPr>
+              <w:t xml:space="preserve">- نريد من النظام يقوم بإدراج قوائم التقييم في صفحة التخطيط / قوائم التقييم بمجرد </w:t>
+            </w:r>
+            <w:r>
+              <w:rPr>
+                <w:rFonts w:cs="Arial" w:hint="cs"/>
+                <w:rtl/>
+              </w:rPr>
+              <w:t xml:space="preserve">إضافة وإدخال المحكمين في صفحة قائمة المحكمين </w:t>
+            </w:r>
+            <w:r>
+              <w:rPr>
+                <w:rFonts w:cs="Arial" w:hint="cs"/>
+                <w:rtl/>
+              </w:rPr>
+              <w:t>و</w:t>
+            </w:r>
+            <w:r>
+              <w:rPr>
+                <w:rFonts w:cs="Arial" w:hint="cs"/>
+                <w:rtl/>
+              </w:rPr>
+              <w:t>الربط بين بنك المعلومات وصفحة المحكمين تلقائيا بمجرد تعيين مستوى الوحدة للمحكم</w:t>
+            </w:r>
+            <w:r>
+              <w:rPr>
+                <w:rFonts w:cs="Arial" w:hint="cs"/>
+                <w:rtl/>
+              </w:rPr>
+              <w:t xml:space="preserve"> دون الحاجة إلى اختيار مرلحة التمرين أو مستوى الوحدة.</w:t>
+            </w:r>
+            <w:r>
+              <w:rPr>
+                <w:rFonts w:cs="Arial"/>
+                <w:rtl/>
+              </w:rPr>
+              <w:br/>
+            </w:r>
+            <w:r>
+              <w:rPr>
+                <w:rFonts w:cs="Arial" w:hint="cs"/>
+                <w:rtl/>
+              </w:rPr>
+              <w:t>- نريد النظام يدرج ويوزع قوائم التقييم بناءا على التطابق بين مراحل التمرين في الصفحات وبين مستويات النمرين في الصفحات.</w:t>
+            </w:r>
+            <w:r>
+              <w:rPr>
+                <w:rFonts w:cs="Arial"/>
+                <w:rtl/>
+              </w:rPr>
+              <w:br/>
             </w:r>
           </w:p>
         </w:tc>

--- a/Programming Lab/أوامر محرر الذكاء الإصطناعي لتطوير نظام إدارو التمارين.docx
+++ b/Programming Lab/أوامر محرر الذكاء الإصطناعي لتطوير نظام إدارو التمارين.docx
@@ -25220,7 +25220,7 @@
             <w:pPr>
               <w:bidi/>
               <w:rPr>
-                <w:rFonts w:asciiTheme="minorBidi" w:hAnsiTheme="minorBidi" w:hint="cs"/>
+                <w:rFonts w:asciiTheme="minorBidi" w:hAnsiTheme="minorBidi"/>
                 <w:color w:val="FF0000"/>
                 <w:sz w:val="24"/>
                 <w:szCs w:val="24"/>
@@ -25339,49 +25339,23 @@
                 <w:rFonts w:cs="Arial" w:hint="cs"/>
                 <w:rtl/>
               </w:rPr>
-              <w:t>آخر (</w:t>
-            </w:r>
+              <w:t xml:space="preserve">آخر (في صفحة قوائم التقييم في مرحلة التحضير يوجد لدينا في مستوى الوحدة قيادة مجموعة اللواء وقيادة كتيبة الدبابات إذا نريد من صفحة بنك المعلومات تصدير وإدراج قوائم تقييم مجموعة اللواء وقيادة كتيبة الدبابات فقط). </w:t>
+            </w:r>
+          </w:p>
+          <w:p>
+            <w:pPr>
+              <w:bidi/>
+              <w:rPr>
+                <w:rFonts w:cs="Arial"/>
+                <w:rtl/>
+              </w:rPr>
+            </w:pPr>
             <w:r>
               <w:rPr>
                 <w:rFonts w:cs="Arial" w:hint="cs"/>
                 <w:rtl/>
               </w:rPr>
-              <w:t xml:space="preserve">في صفحة قوائم التقييم في مرحلة التحضير يوجد لدينا في مستوى الوحدة قيادة مجموعة اللواء </w:t>
-            </w:r>
-            <w:r>
-              <w:rPr>
-                <w:rFonts w:cs="Arial" w:hint="cs"/>
-                <w:rtl/>
-              </w:rPr>
-              <w:t xml:space="preserve">وقيادة كتيبة الدبابات </w:t>
-            </w:r>
-            <w:r>
-              <w:rPr>
-                <w:rFonts w:cs="Arial" w:hint="cs"/>
-                <w:rtl/>
-              </w:rPr>
-              <w:t>إذا نريد من صفحة بنك المعلومات تصدير وإدراج قوائم تقييم مجموعة اللواء</w:t>
-            </w:r>
-            <w:r>
-              <w:rPr>
-                <w:rFonts w:cs="Arial" w:hint="cs"/>
-                <w:rtl/>
-              </w:rPr>
-              <w:t xml:space="preserve"> </w:t>
-            </w:r>
-            <w:r>
-              <w:rPr>
-                <w:rFonts w:cs="Arial" w:hint="cs"/>
-                <w:rtl/>
-              </w:rPr>
-              <w:t>وقيادة كتيبة الدبابات فقط).</w:t>
-            </w:r>
-            <w:r>
-              <w:rPr>
-                <w:rFonts w:cs="Arial" w:hint="cs"/>
-                <w:rtl/>
-              </w:rPr>
-              <w:t xml:space="preserve"> </w:t>
+              <w:t>إذا يجب أن تصدر القوائم حسب مرحلة التمرين وحسب مستوى الوحدة الموجودة في صفحة التخطيط / قوائم التقييم.</w:t>
             </w:r>
           </w:p>
           <w:p>
@@ -25389,22 +25363,6 @@
               <w:bidi/>
               <w:rPr>
                 <w:rFonts w:cs="Arial"/>
-                <w:rtl/>
-              </w:rPr>
-            </w:pPr>
-            <w:r>
-              <w:rPr>
-                <w:rFonts w:cs="Arial" w:hint="cs"/>
-                <w:rtl/>
-              </w:rPr>
-              <w:t>إذا يجب أن تصدر القوائم حسب مرحلة التمرين وحسب مستوى الوحدة الموجودة في صفحة التخطيط / قوائم التقييم.</w:t>
-            </w:r>
-          </w:p>
-          <w:p>
-            <w:pPr>
-              <w:bidi/>
-              <w:rPr>
-                <w:rFonts w:cs="Arial" w:hint="cs"/>
                 <w:rtl/>
               </w:rPr>
             </w:pPr>
@@ -25463,7 +25421,7 @@
             <w:pPr>
               <w:bidi/>
               <w:rPr>
-                <w:rFonts w:asciiTheme="minorBidi" w:hAnsiTheme="minorBidi" w:hint="cs"/>
+                <w:rFonts w:asciiTheme="minorBidi" w:hAnsiTheme="minorBidi"/>
                 <w:color w:val="FF0000"/>
                 <w:sz w:val="24"/>
                 <w:szCs w:val="24"/>
@@ -25509,16 +25467,30 @@
             <w:pPr>
               <w:bidi/>
               <w:rPr>
+                <w:rFonts w:cs="Arial"/>
+                <w:rtl/>
+              </w:rPr>
+            </w:pPr>
+            <w:r>
+              <w:rPr>
                 <w:rFonts w:cs="Arial" w:hint="cs"/>
                 <w:rtl/>
               </w:rPr>
-            </w:pPr>
+              <w:t>- بنك المعلومات يحتوي على قوائم التقييم وقوائم تقييم الإجراءات محفوظة مسبقا، وعند إضافة وإدخال المحكمين في صفحة قائمة المحكمين يتم الربط بين بنك المعلومات وصفحة المحكمين تلقائيا بمجرد تعيين مستوى الوحدة للمحكم.</w:t>
+            </w:r>
+            <w:r>
+              <w:rPr>
+                <w:rFonts w:cs="Arial"/>
+                <w:rtl/>
+              </w:rPr>
+              <w:br/>
+            </w:r>
             <w:r>
               <w:rPr>
                 <w:rFonts w:cs="Arial" w:hint="cs"/>
                 <w:rtl/>
               </w:rPr>
-              <w:t>- بنك المعلومات يحتوي على قوائم التقييم وقوائم تقييم الإجراءات محفوظة مسبقا، وعند إضافة وإدخال المحكمين في صفحة قائمة المحكمين يتم الربط بين بنك المعلومات وصفحة المحكمين تلقائيا بمجرد تعيين مستوى الوحدة للمحكم.</w:t>
+              <w:t>- نريد من النظام يقوم بإدراج قوائم التقييم في صفحة التخطيط / قوائم التقييم بمجرد إضافة وإدخال المحكمين في صفحة قائمة المحكمين والربط بين بنك المعلومات وصفحة المحكمين تلقائيا بمجرد تعيين مستوى الوحدة للمحكم دون الحاجة إلى اختيار مرلحة التمرين أو مستوى الوحدة.</w:t>
             </w:r>
             <w:r>
               <w:rPr>
@@ -25532,56 +25504,214 @@
                 <w:rFonts w:cs="Arial" w:hint="cs"/>
                 <w:rtl/>
               </w:rPr>
-              <w:t xml:space="preserve">- نريد من النظام يقوم بإدراج قوائم التقييم في صفحة التخطيط / قوائم التقييم بمجرد </w:t>
-            </w:r>
+              <w:t>- نريد النظام يدرج ويوزع قوائم التقييم بناءا على التطابق بين مراحل التمرين في الصفحات وبين مستويات النمرين في الصفحات.</w:t>
+            </w:r>
+            <w:r>
+              <w:rPr>
+                <w:rFonts w:cs="Arial"/>
+                <w:rtl/>
+              </w:rPr>
+              <w:br/>
+            </w:r>
+          </w:p>
+        </w:tc>
+        <w:tc>
+          <w:tcPr>
+            <w:tcW w:w="2606" w:type="dxa"/>
+            <w:shd w:val="clear" w:color="auto" w:fill="auto"/>
+          </w:tcPr>
+          <w:p>
+            <w:pPr>
+              <w:bidi/>
+              <w:jc w:val="center"/>
+              <w:rPr>
+                <w:rFonts w:ascii="Arial" w:hAnsi="Arial" w:cs="Arial"/>
+                <w:color w:val="000000" w:themeColor="text1"/>
+                <w:sz w:val="28"/>
+                <w:szCs w:val="28"/>
+              </w:rPr>
+            </w:pPr>
+          </w:p>
+        </w:tc>
+      </w:tr>
+      <w:tr>
+        <w:trPr>
+          <w:trHeight w:val="305"/>
+        </w:trPr>
+        <w:tc>
+          <w:tcPr>
+            <w:tcW w:w="1828" w:type="dxa"/>
+            <w:shd w:val="clear" w:color="auto" w:fill="auto"/>
+          </w:tcPr>
+          <w:p>
+            <w:pPr>
+              <w:bidi/>
+              <w:rPr>
+                <w:rFonts w:asciiTheme="minorBidi" w:hAnsiTheme="minorBidi" w:hint="cs"/>
+                <w:color w:val="FF0000"/>
+                <w:sz w:val="24"/>
+                <w:szCs w:val="24"/>
+                <w:rtl/>
+                <w:lang w:bidi="ar-AE"/>
+              </w:rPr>
+            </w:pPr>
+            <w:r>
+              <w:rPr>
+                <w:rFonts w:asciiTheme="minorBidi" w:hAnsiTheme="minorBidi" w:hint="cs"/>
+                <w:color w:val="FF0000"/>
+                <w:sz w:val="24"/>
+                <w:szCs w:val="24"/>
+                <w:rtl/>
+                <w:lang w:bidi="ar-AE"/>
+              </w:rPr>
+              <w:t>مساحة التخطيط</w:t>
+            </w:r>
+          </w:p>
+        </w:tc>
+        <w:tc>
+          <w:tcPr>
+            <w:tcW w:w="9175" w:type="dxa"/>
+            <w:shd w:val="clear" w:color="auto" w:fill="auto"/>
+          </w:tcPr>
+          <w:p>
+            <w:pPr>
+              <w:bidi/>
+              <w:rPr>
+                <w:rFonts w:cs="Arial"/>
+                <w:rtl/>
+                <w:lang w:bidi="ar-AE"/>
+              </w:rPr>
+            </w:pPr>
             <w:r>
               <w:rPr>
                 <w:rFonts w:cs="Arial" w:hint="cs"/>
                 <w:rtl/>
-              </w:rPr>
-              <w:t xml:space="preserve">إضافة وإدخال المحكمين في صفحة قائمة المحكمين </w:t>
-            </w:r>
+                <w:lang w:bidi="ar-AE"/>
+              </w:rPr>
+              <w:t>بعد إدراج مجرى الاحداث في بنك المعلومات , حدد من (عامود مكلف بالاجراء والمتابعة) محكم الوحدة من حيث الصنف (مستوى الوحدة /الاسم ) , قم بربطها في صفحة مجرى الأحداث والمعاضل/ التخطيط حيث يتم إظهار التالي (اسم المحكم /مستوى الوحدة / رابط التقييم المطلوب مكنه حسب مستوى الوحدة) , أيضا قم بربط قوائم التقييم  الاجراءات من بنك المعلومات/قوائم التقييم على أن يكون جميع الربط المذكورة في صفحة المحكمين/مجرى التقييم والاجراءات</w:t>
+            </w:r>
+          </w:p>
+          <w:p>
+            <w:pPr>
+              <w:bidi/>
+              <w:rPr>
+                <w:rFonts w:cs="Arial"/>
+                <w:rtl/>
+                <w:lang w:bidi="ar-AE"/>
+              </w:rPr>
+            </w:pPr>
+          </w:p>
+          <w:p>
+            <w:pPr>
+              <w:bidi/>
+              <w:rPr>
+                <w:rFonts w:cs="Arial"/>
+                <w:rtl/>
+                <w:lang w:bidi="ar-AE"/>
+              </w:rPr>
+            </w:pPr>
             <w:r>
               <w:rPr>
                 <w:rFonts w:cs="Arial" w:hint="cs"/>
                 <w:rtl/>
-              </w:rPr>
-              <w:t>و</w:t>
-            </w:r>
-            <w:r>
+                <w:lang w:bidi="ar-AE"/>
+              </w:rPr>
+              <w:t xml:space="preserve">قم بمسح جميع المعلومات في صفحة المحكمين/قوائم تقييم الاجراءات </w:t>
+            </w:r>
+          </w:p>
+          <w:p>
+            <w:pPr>
+              <w:bidi/>
               <w:rPr>
                 <w:rFonts w:cs="Arial" w:hint="cs"/>
                 <w:rtl/>
-              </w:rPr>
-              <w:t>الربط بين بنك المعلومات وصفحة المحكمين تلقائيا بمجرد تعيين مستوى الوحدة للمحكم</w:t>
-            </w:r>
+                <w:lang w:bidi="ar-AE"/>
+              </w:rPr>
+            </w:pPr>
             <w:r>
               <w:rPr>
                 <w:rFonts w:cs="Arial" w:hint="cs"/>
                 <w:rtl/>
-              </w:rPr>
-              <w:t xml:space="preserve"> دون الحاجة إلى اختيار مرلحة التمرين أو مستوى الوحدة.</w:t>
-            </w:r>
-            <w:r>
-              <w:rPr>
-                <w:rFonts w:cs="Arial"/>
-                <w:rtl/>
-              </w:rPr>
-              <w:br/>
-            </w:r>
-            <w:r>
+                <w:lang w:bidi="ar-AE"/>
+              </w:rPr>
+              <w:t>ثم بعد إدراج مجرى الاحداث في صفحة التخطيط/جدول مجرى الاحداث والمعاضل من (عامود الملكف بالاجراء والمتابعة) قم بتحليلها ومقارنتها مع قائمة المحكمين ومستوى الوحدة ثم ربطها في صفحة المحكمين /مجرى التقييم والاجراءات مع ربط قائمة التقييم لكل محكم حسب مستوى الوحدة والمرحلة في بنك المعلومات</w:t>
+            </w:r>
+          </w:p>
+        </w:tc>
+        <w:tc>
+          <w:tcPr>
+            <w:tcW w:w="2606" w:type="dxa"/>
+            <w:shd w:val="clear" w:color="auto" w:fill="auto"/>
+          </w:tcPr>
+          <w:p>
+            <w:pPr>
+              <w:bidi/>
+              <w:jc w:val="center"/>
+              <w:rPr>
+                <w:rFonts w:ascii="Arial" w:hAnsi="Arial" w:cs="Arial"/>
+                <w:color w:val="000000" w:themeColor="text1"/>
+                <w:sz w:val="28"/>
+                <w:szCs w:val="28"/>
+              </w:rPr>
+            </w:pPr>
+          </w:p>
+        </w:tc>
+      </w:tr>
+      <w:tr>
+        <w:trPr>
+          <w:trHeight w:val="305"/>
+        </w:trPr>
+        <w:tc>
+          <w:tcPr>
+            <w:tcW w:w="1828" w:type="dxa"/>
+            <w:shd w:val="clear" w:color="auto" w:fill="auto"/>
+          </w:tcPr>
+          <w:p>
+            <w:pPr>
+              <w:bidi/>
+              <w:rPr>
+                <w:rFonts w:asciiTheme="minorBidi" w:hAnsiTheme="minorBidi" w:hint="cs"/>
+                <w:color w:val="FF0000"/>
+                <w:sz w:val="24"/>
+                <w:szCs w:val="24"/>
+                <w:rtl/>
+                <w:lang w:bidi="ar-AE"/>
+              </w:rPr>
+            </w:pPr>
+            <w:r>
+              <w:rPr>
+                <w:rFonts w:asciiTheme="minorBidi" w:hAnsiTheme="minorBidi" w:hint="cs"/>
+                <w:color w:val="FF0000"/>
+                <w:sz w:val="24"/>
+                <w:szCs w:val="24"/>
+                <w:rtl/>
+                <w:lang w:bidi="ar-AE"/>
+              </w:rPr>
+              <w:t>ادخال مسميات المحكمين</w:t>
+            </w:r>
+          </w:p>
+        </w:tc>
+        <w:tc>
+          <w:tcPr>
+            <w:tcW w:w="9175" w:type="dxa"/>
+            <w:shd w:val="clear" w:color="auto" w:fill="auto"/>
+          </w:tcPr>
+          <w:p>
+            <w:pPr>
+              <w:bidi/>
               <w:rPr>
                 <w:rFonts w:cs="Arial" w:hint="cs"/>
                 <w:rtl/>
-              </w:rPr>
-              <w:t>- نريد النظام يدرج ويوزع قوائم التقييم بناءا على التطابق بين مراحل التمرين في الصفحات وبين مستويات النمرين في الصفحات.</w:t>
-            </w:r>
-            <w:r>
-              <w:rPr>
-                <w:rFonts w:cs="Arial"/>
-                <w:rtl/>
-              </w:rPr>
-              <w:br/>
+                <w:lang w:bidi="ar-AE"/>
+              </w:rPr>
+            </w:pPr>
+            <w:r>
+              <w:rPr>
+                <w:rFonts w:cs="Arial" w:hint="cs"/>
+                <w:rtl/>
+                <w:lang w:bidi="ar-AE"/>
+              </w:rPr>
+              <w:t xml:space="preserve">يتم حفظ مسميات المحكمين في المرفق حسب ترتيب في الجدول </w:t>
             </w:r>
           </w:p>
         </w:tc>

--- a/Programming Lab/أوامر محرر الذكاء الإصطناعي لتطوير نظام إدارو التمارين.docx
+++ b/Programming Lab/أوامر محرر الذكاء الإصطناعي لتطوير نظام إدارو التمارين.docx
@@ -1,6 +1,6 @@
 
 <file path=word/document.xml><?xml version="1.0" encoding="utf-8"?>
-<w:document xmlns:wpc="http://schemas.microsoft.com/office/word/2010/wordprocessingCanvas" xmlns:cx="http://schemas.microsoft.com/office/drawing/2014/chartex" xmlns:cx1="http://schemas.microsoft.com/office/drawing/2015/9/8/chartex" xmlns:cx2="http://schemas.microsoft.com/office/drawing/2015/10/21/chartex" xmlns:cx3="http://schemas.microsoft.com/office/drawing/2016/5/9/chartex" xmlns:cx4="http://schemas.microsoft.com/office/drawing/2016/5/10/chartex" xmlns:cx5="http://schemas.microsoft.com/office/drawing/2016/5/11/chartex" xmlns:cx6="http://schemas.microsoft.com/office/drawing/2016/5/12/chartex" xmlns:cx7="http://schemas.microsoft.com/office/drawing/2016/5/13/chartex" xmlns:cx8="http://schemas.microsoft.com/office/drawing/2016/5/14/chartex" xmlns:mc="http://schemas.openxmlformats.org/markup-compatibility/2006" xmlns:aink="http://schemas.microsoft.com/office/drawing/2016/ink" xmlns:am3d="http://schemas.microsoft.com/office/drawing/2017/model3d" xmlns:o="urn:schemas-microsoft-com:office:office" xmlns:r="http://schemas.openxmlformats.org/officeDocument/2006/relationships" xmlns:m="http://schemas.openxmlformats.org/officeDocument/2006/math" xmlns:v="urn:schemas-microsoft-com:vml" xmlns:wp14="http://schemas.microsoft.com/office/word/2010/wordprocessingDrawing" xmlns:wp="http://schemas.openxmlformats.org/drawingml/2006/wordprocessingDrawing" xmlns:w10="urn:schemas-microsoft-com:office:word" xmlns:w="http://schemas.openxmlformats.org/wordprocessingml/2006/main" xmlns:w14="http://schemas.microsoft.com/office/word/2010/wordml" xmlns:w15="http://schemas.microsoft.com/office/word/2012/wordml" xmlns:w16cex="http://schemas.microsoft.com/office/word/2018/wordml/cex" xmlns:w16cid="http://schemas.microsoft.com/office/word/2016/wordml/cid" xmlns:w16="http://schemas.microsoft.com/office/word/2018/wordml" xmlns:w16sdtdh="http://schemas.microsoft.com/office/word/2020/wordml/sdtdatahash" xmlns:w16se="http://schemas.microsoft.com/office/word/2015/wordml/symex" xmlns:wpg="http://schemas.microsoft.com/office/word/2010/wordprocessingGroup" xmlns:wpi="http://schemas.microsoft.com/office/word/2010/wordprocessingInk" xmlns:wne="http://schemas.microsoft.com/office/word/2006/wordml" xmlns:wps="http://schemas.microsoft.com/office/word/2010/wordprocessingShape" mc:Ignorable="w14 w15 w16se w16cid w16 w16cex w16sdtdh wp14">
+<w:document xmlns:wpc="http://schemas.microsoft.com/office/word/2010/wordprocessingCanvas" xmlns:cx="http://schemas.microsoft.com/office/drawing/2014/chartex" xmlns:cx1="http://schemas.microsoft.com/office/drawing/2015/9/8/chartex" xmlns:cx2="http://schemas.microsoft.com/office/drawing/2015/10/21/chartex" xmlns:cx3="http://schemas.microsoft.com/office/drawing/2016/5/9/chartex" xmlns:cx4="http://schemas.microsoft.com/office/drawing/2016/5/10/chartex" xmlns:cx5="http://schemas.microsoft.com/office/drawing/2016/5/11/chartex" xmlns:cx6="http://schemas.microsoft.com/office/drawing/2016/5/12/chartex" xmlns:cx7="http://schemas.microsoft.com/office/drawing/2016/5/13/chartex" xmlns:cx8="http://schemas.microsoft.com/office/drawing/2016/5/14/chartex" xmlns:mc="http://schemas.openxmlformats.org/markup-compatibility/2006" xmlns:aink="http://schemas.microsoft.com/office/drawing/2016/ink" xmlns:am3d="http://schemas.microsoft.com/office/drawing/2017/model3d" xmlns:o="urn:schemas-microsoft-com:office:office" xmlns:oel="http://schemas.microsoft.com/office/2019/extlst" xmlns:r="http://schemas.openxmlformats.org/officeDocument/2006/relationships" xmlns:m="http://schemas.openxmlformats.org/officeDocument/2006/math" xmlns:v="urn:schemas-microsoft-com:vml" xmlns:wp14="http://schemas.microsoft.com/office/word/2010/wordprocessingDrawing" xmlns:wp="http://schemas.openxmlformats.org/drawingml/2006/wordprocessingDrawing" xmlns:w10="urn:schemas-microsoft-com:office:word" xmlns:w="http://schemas.openxmlformats.org/wordprocessingml/2006/main" xmlns:w14="http://schemas.microsoft.com/office/word/2010/wordml" xmlns:w15="http://schemas.microsoft.com/office/word/2012/wordml" xmlns:w16cex="http://schemas.microsoft.com/office/word/2018/wordml/cex" xmlns:w16cid="http://schemas.microsoft.com/office/word/2016/wordml/cid" xmlns:w16="http://schemas.microsoft.com/office/word/2018/wordml" xmlns:w16du="http://schemas.microsoft.com/office/word/2023/wordml/word16du" xmlns:w16sdtdh="http://schemas.microsoft.com/office/word/2020/wordml/sdtdatahash" xmlns:w16sdtfl="http://schemas.microsoft.com/office/word/2024/wordml/sdtformatlock" xmlns:w16se="http://schemas.microsoft.com/office/word/2015/wordml/symex" xmlns:wpg="http://schemas.microsoft.com/office/word/2010/wordprocessingGroup" xmlns:wpi="http://schemas.microsoft.com/office/word/2010/wordprocessingInk" xmlns:wne="http://schemas.microsoft.com/office/word/2006/wordml" xmlns:wps="http://schemas.microsoft.com/office/word/2010/wordprocessingShape" mc:Ignorable="w14 w15 w16se w16cid w16 w16cex w16sdtdh w16sdtfl w16du wp14">
   <w:body>
     <w:p>
       <w:pPr>
@@ -598,7 +598,6 @@
               <w:shd w:val="clear" w:color="auto" w:fill="FFFFFF"/>
               <w:bidi/>
               <w:spacing w:before="0" w:beforeAutospacing="0" w:after="120" w:afterAutospacing="0"/>
-              <w:outlineLvl w:val="0"/>
               <w:rPr>
                 <w:rFonts w:ascii="Arial" w:hAnsi="Arial" w:cs="Arial"/>
                 <w:b w:val="0"/>
@@ -1010,7 +1009,6 @@
               <w:shd w:val="clear" w:color="auto" w:fill="FFFFFF"/>
               <w:bidi/>
               <w:spacing w:before="0" w:beforeAutospacing="0" w:after="120" w:afterAutospacing="0"/>
-              <w:outlineLvl w:val="0"/>
               <w:rPr>
                 <w:rFonts w:ascii="Arial" w:hAnsi="Arial" w:cs="Arial"/>
                 <w:b w:val="0"/>
@@ -1045,7 +1043,6 @@
               <w:shd w:val="clear" w:color="auto" w:fill="FFFFFF"/>
               <w:bidi/>
               <w:spacing w:before="0" w:beforeAutospacing="0" w:after="120" w:afterAutospacing="0"/>
-              <w:outlineLvl w:val="0"/>
               <w:rPr>
                 <w:rFonts w:ascii="Arial" w:hAnsi="Arial" w:cs="Arial"/>
                 <w:b w:val="0"/>
@@ -1289,7 +1286,6 @@
               <w:shd w:val="clear" w:color="auto" w:fill="FFFFFF"/>
               <w:bidi/>
               <w:spacing w:before="0" w:beforeAutospacing="0" w:after="120" w:afterAutospacing="0"/>
-              <w:outlineLvl w:val="0"/>
               <w:rPr>
                 <w:rFonts w:ascii="Arial" w:hAnsi="Arial" w:cs="Arial"/>
                 <w:b w:val="0"/>
@@ -1434,7 +1430,6 @@
               <w:shd w:val="clear" w:color="auto" w:fill="FFFFFF"/>
               <w:bidi/>
               <w:spacing w:before="0" w:beforeAutospacing="0" w:after="120" w:afterAutospacing="0"/>
-              <w:outlineLvl w:val="0"/>
               <w:rPr>
                 <w:rFonts w:ascii="Arial" w:hAnsi="Arial" w:cs="Arial"/>
                 <w:b w:val="0"/>
@@ -1497,7 +1492,6 @@
               <w:shd w:val="clear" w:color="auto" w:fill="FFFFFF"/>
               <w:bidi/>
               <w:spacing w:before="0" w:beforeAutospacing="0" w:after="120" w:afterAutospacing="0"/>
-              <w:outlineLvl w:val="0"/>
               <w:rPr>
                 <w:rFonts w:ascii="Arial" w:hAnsi="Arial" w:cs="Arial"/>
                 <w:b w:val="0"/>
@@ -1798,7 +1792,6 @@
               <w:shd w:val="clear" w:color="auto" w:fill="FFFFFF"/>
               <w:bidi/>
               <w:spacing w:before="0" w:beforeAutospacing="0" w:after="120" w:afterAutospacing="0"/>
-              <w:outlineLvl w:val="0"/>
               <w:rPr>
                 <w:rFonts w:ascii="Arial" w:hAnsi="Arial" w:cs="Arial"/>
                 <w:b w:val="0"/>
@@ -2495,7 +2488,6 @@
               <w:shd w:val="clear" w:color="auto" w:fill="FFFFFF"/>
               <w:bidi/>
               <w:spacing w:before="0" w:beforeAutospacing="0" w:after="120" w:afterAutospacing="0"/>
-              <w:outlineLvl w:val="0"/>
               <w:rPr>
                 <w:rFonts w:ascii="Arial" w:hAnsi="Arial" w:cs="Arial"/>
                 <w:b w:val="0"/>
@@ -2982,7 +2974,6 @@
               <w:shd w:val="clear" w:color="auto" w:fill="FFFFFF"/>
               <w:bidi/>
               <w:spacing w:before="0" w:beforeAutospacing="0" w:after="120" w:afterAutospacing="0"/>
-              <w:outlineLvl w:val="0"/>
               <w:rPr>
                 <w:rFonts w:ascii="Arial" w:hAnsi="Arial" w:cs="Arial"/>
                 <w:b w:val="0"/>
@@ -3016,7 +3007,6 @@
               <w:shd w:val="clear" w:color="auto" w:fill="FFFFFF"/>
               <w:bidi/>
               <w:spacing w:before="0" w:beforeAutospacing="0" w:after="120" w:afterAutospacing="0"/>
-              <w:outlineLvl w:val="0"/>
               <w:rPr>
                 <w:rFonts w:ascii="Arial" w:hAnsi="Arial" w:cs="Arial"/>
                 <w:b w:val="0"/>
@@ -3075,7 +3065,6 @@
               <w:shd w:val="clear" w:color="auto" w:fill="FFFFFF"/>
               <w:bidi/>
               <w:spacing w:before="0" w:beforeAutospacing="0" w:after="120" w:afterAutospacing="0"/>
-              <w:outlineLvl w:val="0"/>
               <w:rPr>
                 <w:rFonts w:ascii="Arial" w:hAnsi="Arial" w:cs="Arial"/>
                 <w:b w:val="0"/>
@@ -3108,7 +3097,6 @@
               <w:shd w:val="clear" w:color="auto" w:fill="FFFFFF"/>
               <w:bidi/>
               <w:spacing w:before="0" w:beforeAutospacing="0" w:after="120" w:afterAutospacing="0"/>
-              <w:outlineLvl w:val="0"/>
               <w:rPr>
                 <w:rFonts w:ascii="Arial" w:hAnsi="Arial" w:cs="Arial"/>
                 <w:b w:val="0"/>
@@ -3276,7 +3264,6 @@
               <w:shd w:val="clear" w:color="auto" w:fill="FFFFFF"/>
               <w:bidi/>
               <w:spacing w:before="0" w:beforeAutospacing="0" w:after="120" w:afterAutospacing="0"/>
-              <w:outlineLvl w:val="0"/>
               <w:rPr>
                 <w:rFonts w:ascii="Arial" w:hAnsi="Arial" w:cs="Arial"/>
                 <w:b w:val="0"/>
@@ -3361,7 +3348,6 @@
               <w:shd w:val="clear" w:color="auto" w:fill="FFFFFF"/>
               <w:bidi/>
               <w:spacing w:before="0" w:beforeAutospacing="0" w:after="120" w:afterAutospacing="0"/>
-              <w:outlineLvl w:val="0"/>
               <w:rPr>
                 <w:rFonts w:ascii="Arial" w:hAnsi="Arial" w:cs="Arial"/>
                 <w:b w:val="0"/>
@@ -3429,7 +3415,6 @@
               <w:shd w:val="clear" w:color="auto" w:fill="FFFFFF"/>
               <w:bidi/>
               <w:spacing w:before="0" w:beforeAutospacing="0" w:after="120" w:afterAutospacing="0"/>
-              <w:outlineLvl w:val="0"/>
               <w:rPr>
                 <w:rFonts w:ascii="Arial" w:hAnsi="Arial" w:cs="Arial"/>
                 <w:b w:val="0"/>
@@ -3612,7 +3597,6 @@
               <w:shd w:val="clear" w:color="auto" w:fill="FFFFFF"/>
               <w:bidi/>
               <w:spacing w:before="0" w:beforeAutospacing="0" w:after="120" w:afterAutospacing="0"/>
-              <w:outlineLvl w:val="0"/>
               <w:rPr>
                 <w:rFonts w:ascii="Arial" w:hAnsi="Arial" w:cs="Arial"/>
                 <w:b w:val="0"/>
@@ -3713,7 +3697,6 @@
               <w:shd w:val="clear" w:color="auto" w:fill="FFFFFF"/>
               <w:bidi/>
               <w:spacing w:before="0" w:beforeAutospacing="0" w:after="120" w:afterAutospacing="0"/>
-              <w:outlineLvl w:val="0"/>
               <w:rPr>
                 <w:rFonts w:ascii="Arial" w:hAnsi="Arial" w:cs="Arial"/>
                 <w:b w:val="0"/>
@@ -3900,7 +3883,6 @@
               <w:shd w:val="clear" w:color="auto" w:fill="FFFFFF"/>
               <w:bidi/>
               <w:spacing w:before="0" w:beforeAutospacing="0" w:after="120" w:afterAutospacing="0"/>
-              <w:outlineLvl w:val="0"/>
               <w:rPr>
                 <w:rFonts w:ascii="Arial" w:hAnsi="Arial" w:cs="Arial"/>
                 <w:b w:val="0"/>
@@ -3965,7 +3947,6 @@
               <w:shd w:val="clear" w:color="auto" w:fill="FFFFFF"/>
               <w:bidi/>
               <w:spacing w:before="0" w:beforeAutospacing="0" w:after="120" w:afterAutospacing="0"/>
-              <w:outlineLvl w:val="0"/>
               <w:rPr>
                 <w:b w:val="0"/>
                 <w:bCs w:val="0"/>
@@ -4067,7 +4048,6 @@
               <w:shd w:val="clear" w:color="auto" w:fill="FFFFFF"/>
               <w:bidi/>
               <w:spacing w:before="0" w:beforeAutospacing="0" w:after="120" w:afterAutospacing="0"/>
-              <w:outlineLvl w:val="0"/>
               <w:rPr>
                 <w:b w:val="0"/>
                 <w:bCs w:val="0"/>
@@ -4209,7 +4189,6 @@
               <w:shd w:val="clear" w:color="auto" w:fill="FFFFFF"/>
               <w:bidi/>
               <w:spacing w:before="0" w:beforeAutospacing="0" w:after="120" w:afterAutospacing="0"/>
-              <w:outlineLvl w:val="0"/>
               <w:rPr>
                 <w:b w:val="0"/>
                 <w:bCs w:val="0"/>
@@ -5719,7 +5698,6 @@
               <w:shd w:val="clear" w:color="auto" w:fill="FFFFFF"/>
               <w:bidi/>
               <w:spacing w:before="0" w:beforeAutospacing="0" w:after="120" w:afterAutospacing="0"/>
-              <w:outlineLvl w:val="0"/>
               <w:rPr>
                 <w:b w:val="0"/>
                 <w:bCs w:val="0"/>
@@ -6360,7 +6338,6 @@
               <w:shd w:val="clear" w:color="auto" w:fill="FFFFFF"/>
               <w:bidi/>
               <w:spacing w:before="0" w:beforeAutospacing="0" w:after="120" w:afterAutospacing="0"/>
-              <w:outlineLvl w:val="0"/>
               <w:rPr>
                 <w:b w:val="0"/>
                 <w:bCs w:val="0"/>
@@ -6608,7 +6585,6 @@
               <w:shd w:val="clear" w:color="auto" w:fill="FFFFFF"/>
               <w:bidi/>
               <w:spacing w:before="0" w:beforeAutospacing="0" w:after="120" w:afterAutospacing="0"/>
-              <w:outlineLvl w:val="0"/>
               <w:rPr>
                 <w:b w:val="0"/>
                 <w:bCs w:val="0"/>
@@ -7121,7 +7097,6 @@
               <w:shd w:val="clear" w:color="auto" w:fill="FFFFFF"/>
               <w:bidi/>
               <w:spacing w:before="0" w:beforeAutospacing="0" w:after="120" w:afterAutospacing="0"/>
-              <w:outlineLvl w:val="0"/>
               <w:rPr>
                 <w:b w:val="0"/>
                 <w:bCs w:val="0"/>
@@ -7209,7 +7184,6 @@
               <w:shd w:val="clear" w:color="auto" w:fill="FFFFFF"/>
               <w:bidi/>
               <w:spacing w:before="0" w:beforeAutospacing="0" w:after="120" w:afterAutospacing="0"/>
-              <w:outlineLvl w:val="0"/>
               <w:rPr>
                 <w:b w:val="0"/>
                 <w:bCs w:val="0"/>
@@ -7248,7 +7222,6 @@
               <w:shd w:val="clear" w:color="auto" w:fill="FFFFFF"/>
               <w:bidi/>
               <w:spacing w:before="0" w:beforeAutospacing="0" w:after="120" w:afterAutospacing="0"/>
-              <w:outlineLvl w:val="0"/>
               <w:rPr>
                 <w:b w:val="0"/>
                 <w:bCs w:val="0"/>
@@ -7620,7 +7593,6 @@
               <w:shd w:val="clear" w:color="auto" w:fill="FFFFFF"/>
               <w:bidi/>
               <w:spacing w:before="0" w:beforeAutospacing="0" w:after="120" w:afterAutospacing="0"/>
-              <w:outlineLvl w:val="0"/>
               <w:rPr>
                 <w:b w:val="0"/>
                 <w:bCs w:val="0"/>
@@ -7660,7 +7632,6 @@
               <w:shd w:val="clear" w:color="auto" w:fill="FFFFFF"/>
               <w:bidi/>
               <w:spacing w:before="0" w:beforeAutospacing="0" w:after="120" w:afterAutospacing="0"/>
-              <w:outlineLvl w:val="0"/>
               <w:rPr>
                 <w:b w:val="0"/>
                 <w:bCs w:val="0"/>
@@ -7906,7 +7877,6 @@
               <w:shd w:val="clear" w:color="auto" w:fill="FFFFFF"/>
               <w:bidi/>
               <w:spacing w:before="0" w:beforeAutospacing="0" w:after="120" w:afterAutospacing="0"/>
-              <w:outlineLvl w:val="0"/>
               <w:rPr>
                 <w:b w:val="0"/>
                 <w:bCs w:val="0"/>
@@ -10674,7 +10644,6 @@
               <w:shd w:val="clear" w:color="auto" w:fill="FFFFFF"/>
               <w:bidi/>
               <w:spacing w:before="0" w:beforeAutospacing="0" w:after="120" w:afterAutospacing="0"/>
-              <w:outlineLvl w:val="0"/>
               <w:rPr>
                 <w:b w:val="0"/>
                 <w:bCs w:val="0"/>
@@ -13776,7 +13745,6 @@
         <w:tc>
           <w:tcPr>
             <w:tcW w:w="1984" w:type="dxa"/>
-            <w:shd w:val="clear" w:color="auto" w:fill="auto"/>
           </w:tcPr>
           <w:p>
             <w:pPr>
@@ -13802,7 +13770,6 @@
         <w:tc>
           <w:tcPr>
             <w:tcW w:w="11625" w:type="dxa"/>
-            <w:shd w:val="clear" w:color="auto" w:fill="auto"/>
           </w:tcPr>
           <w:p>
             <w:pPr>
@@ -15459,7 +15426,6 @@
         <w:tc>
           <w:tcPr>
             <w:tcW w:w="1828" w:type="dxa"/>
-            <w:shd w:val="clear" w:color="auto" w:fill="auto"/>
           </w:tcPr>
           <w:p>
             <w:pPr>
@@ -15474,7 +15440,6 @@
         <w:tc>
           <w:tcPr>
             <w:tcW w:w="11781" w:type="dxa"/>
-            <w:shd w:val="clear" w:color="auto" w:fill="auto"/>
           </w:tcPr>
           <w:p>
             <w:pPr>
@@ -16389,7 +16354,6 @@
         <w:tc>
           <w:tcPr>
             <w:tcW w:w="1828" w:type="dxa"/>
-            <w:shd w:val="clear" w:color="auto" w:fill="auto"/>
           </w:tcPr>
           <w:p>
             <w:pPr>
@@ -16414,7 +16378,6 @@
         <w:tc>
           <w:tcPr>
             <w:tcW w:w="11781" w:type="dxa"/>
-            <w:shd w:val="clear" w:color="auto" w:fill="auto"/>
           </w:tcPr>
           <w:p>
             <w:pPr>
@@ -16453,7 +16416,6 @@
         <w:tc>
           <w:tcPr>
             <w:tcW w:w="1828" w:type="dxa"/>
-            <w:shd w:val="clear" w:color="auto" w:fill="auto"/>
           </w:tcPr>
           <w:p>
             <w:pPr>
@@ -16488,7 +16450,6 @@
         <w:tc>
           <w:tcPr>
             <w:tcW w:w="11781" w:type="dxa"/>
-            <w:shd w:val="clear" w:color="auto" w:fill="auto"/>
           </w:tcPr>
           <w:p>
             <w:pPr>
@@ -16527,7 +16488,6 @@
         <w:tc>
           <w:tcPr>
             <w:tcW w:w="1828" w:type="dxa"/>
-            <w:shd w:val="clear" w:color="auto" w:fill="auto"/>
           </w:tcPr>
           <w:p>
             <w:pPr>
@@ -16550,7 +16510,6 @@
         <w:tc>
           <w:tcPr>
             <w:tcW w:w="11781" w:type="dxa"/>
-            <w:shd w:val="clear" w:color="auto" w:fill="auto"/>
           </w:tcPr>
           <w:p>
             <w:pPr>
@@ -16578,7 +16537,6 @@
         <w:tc>
           <w:tcPr>
             <w:tcW w:w="1828" w:type="dxa"/>
-            <w:shd w:val="clear" w:color="auto" w:fill="auto"/>
           </w:tcPr>
           <w:p>
             <w:pPr>
@@ -16601,7 +16559,6 @@
         <w:tc>
           <w:tcPr>
             <w:tcW w:w="11781" w:type="dxa"/>
-            <w:shd w:val="clear" w:color="auto" w:fill="auto"/>
           </w:tcPr>
           <w:p>
             <w:pPr>
@@ -16643,7 +16600,6 @@
         <w:tc>
           <w:tcPr>
             <w:tcW w:w="1828" w:type="dxa"/>
-            <w:shd w:val="clear" w:color="auto" w:fill="auto"/>
           </w:tcPr>
           <w:p>
             <w:pPr>
@@ -16666,7 +16622,6 @@
         <w:tc>
           <w:tcPr>
             <w:tcW w:w="11781" w:type="dxa"/>
-            <w:shd w:val="clear" w:color="auto" w:fill="auto"/>
           </w:tcPr>
           <w:p>
             <w:pPr>
@@ -18922,7 +18877,6 @@
         <w:tc>
           <w:tcPr>
             <w:tcW w:w="1828" w:type="dxa"/>
-            <w:shd w:val="clear" w:color="auto" w:fill="auto"/>
           </w:tcPr>
           <w:p>
             <w:pPr>
@@ -18945,7 +18899,6 @@
         <w:tc>
           <w:tcPr>
             <w:tcW w:w="5259" w:type="dxa"/>
-            <w:shd w:val="clear" w:color="auto" w:fill="auto"/>
           </w:tcPr>
           <w:p>
             <w:pPr>
@@ -19010,7 +18963,6 @@
         <w:tc>
           <w:tcPr>
             <w:tcW w:w="6522" w:type="dxa"/>
-            <w:shd w:val="clear" w:color="auto" w:fill="auto"/>
           </w:tcPr>
           <w:p>
             <w:pPr>
@@ -19158,7 +19110,6 @@
         <w:tc>
           <w:tcPr>
             <w:tcW w:w="1828" w:type="dxa"/>
-            <w:shd w:val="clear" w:color="auto" w:fill="auto"/>
           </w:tcPr>
           <w:p>
             <w:pPr>
@@ -19181,7 +19132,6 @@
         <w:tc>
           <w:tcPr>
             <w:tcW w:w="5259" w:type="dxa"/>
-            <w:shd w:val="clear" w:color="auto" w:fill="auto"/>
           </w:tcPr>
           <w:p>
             <w:pPr>
@@ -19204,7 +19154,6 @@
         <w:tc>
           <w:tcPr>
             <w:tcW w:w="6522" w:type="dxa"/>
-            <w:shd w:val="clear" w:color="auto" w:fill="auto"/>
           </w:tcPr>
           <w:p>
             <w:pPr>
@@ -19439,7 +19388,6 @@
         <w:tc>
           <w:tcPr>
             <w:tcW w:w="1828" w:type="dxa"/>
-            <w:shd w:val="clear" w:color="auto" w:fill="auto"/>
           </w:tcPr>
           <w:p>
             <w:pPr>
@@ -19459,7 +19407,6 @@
         <w:tc>
           <w:tcPr>
             <w:tcW w:w="9175" w:type="dxa"/>
-            <w:shd w:val="clear" w:color="auto" w:fill="auto"/>
           </w:tcPr>
           <w:p>
             <w:pPr>
@@ -19609,7 +19556,6 @@
         <w:tc>
           <w:tcPr>
             <w:tcW w:w="2606" w:type="dxa"/>
-            <w:shd w:val="clear" w:color="auto" w:fill="auto"/>
           </w:tcPr>
           <w:p>
             <w:pPr>
@@ -19633,7 +19579,6 @@
         <w:tc>
           <w:tcPr>
             <w:tcW w:w="1828" w:type="dxa"/>
-            <w:shd w:val="clear" w:color="auto" w:fill="auto"/>
           </w:tcPr>
           <w:p>
             <w:pPr>
@@ -19652,7 +19597,6 @@
         <w:tc>
           <w:tcPr>
             <w:tcW w:w="9175" w:type="dxa"/>
-            <w:shd w:val="clear" w:color="auto" w:fill="auto"/>
           </w:tcPr>
           <w:p>
             <w:pPr>
@@ -19667,7 +19611,6 @@
         <w:tc>
           <w:tcPr>
             <w:tcW w:w="2606" w:type="dxa"/>
-            <w:shd w:val="clear" w:color="auto" w:fill="auto"/>
           </w:tcPr>
           <w:p>
             <w:pPr>
@@ -19866,7 +19809,6 @@
         <w:tc>
           <w:tcPr>
             <w:tcW w:w="1828" w:type="dxa"/>
-            <w:shd w:val="clear" w:color="auto" w:fill="auto"/>
           </w:tcPr>
           <w:p>
             <w:pPr>
@@ -19897,7 +19839,6 @@
         <w:tc>
           <w:tcPr>
             <w:tcW w:w="9175" w:type="dxa"/>
-            <w:shd w:val="clear" w:color="auto" w:fill="auto"/>
           </w:tcPr>
           <w:p>
             <w:pPr>
@@ -19922,7 +19863,6 @@
         <w:tc>
           <w:tcPr>
             <w:tcW w:w="2606" w:type="dxa"/>
-            <w:shd w:val="clear" w:color="auto" w:fill="auto"/>
           </w:tcPr>
           <w:p>
             <w:pPr>
@@ -19947,7 +19887,6 @@
         <w:tc>
           <w:tcPr>
             <w:tcW w:w="1828" w:type="dxa"/>
-            <w:shd w:val="clear" w:color="auto" w:fill="auto"/>
           </w:tcPr>
           <w:p>
             <w:pPr>
@@ -19978,7 +19917,6 @@
         <w:tc>
           <w:tcPr>
             <w:tcW w:w="9175" w:type="dxa"/>
-            <w:shd w:val="clear" w:color="auto" w:fill="auto"/>
           </w:tcPr>
           <w:p>
             <w:pPr>
@@ -20254,7 +20192,6 @@
         <w:tc>
           <w:tcPr>
             <w:tcW w:w="2606" w:type="dxa"/>
-            <w:shd w:val="clear" w:color="auto" w:fill="auto"/>
           </w:tcPr>
           <w:p>
             <w:pPr>
@@ -20279,7 +20216,6 @@
         <w:tc>
           <w:tcPr>
             <w:tcW w:w="1828" w:type="dxa"/>
-            <w:shd w:val="clear" w:color="auto" w:fill="auto"/>
           </w:tcPr>
           <w:p>
             <w:pPr>
@@ -20310,7 +20246,6 @@
         <w:tc>
           <w:tcPr>
             <w:tcW w:w="9175" w:type="dxa"/>
-            <w:shd w:val="clear" w:color="auto" w:fill="auto"/>
           </w:tcPr>
           <w:p>
             <w:pPr>
@@ -20492,7 +20427,6 @@
         <w:tc>
           <w:tcPr>
             <w:tcW w:w="2606" w:type="dxa"/>
-            <w:shd w:val="clear" w:color="auto" w:fill="auto"/>
           </w:tcPr>
           <w:p>
             <w:pPr>
@@ -20517,7 +20451,6 @@
         <w:tc>
           <w:tcPr>
             <w:tcW w:w="1828" w:type="dxa"/>
-            <w:shd w:val="clear" w:color="auto" w:fill="auto"/>
           </w:tcPr>
           <w:p>
             <w:pPr>
@@ -20566,7 +20499,6 @@
         <w:tc>
           <w:tcPr>
             <w:tcW w:w="9175" w:type="dxa"/>
-            <w:shd w:val="clear" w:color="auto" w:fill="auto"/>
           </w:tcPr>
           <w:p>
             <w:pPr>
@@ -20589,7 +20521,6 @@
         <w:tc>
           <w:tcPr>
             <w:tcW w:w="2606" w:type="dxa"/>
-            <w:shd w:val="clear" w:color="auto" w:fill="auto"/>
           </w:tcPr>
           <w:p>
             <w:pPr>
@@ -20614,7 +20545,6 @@
         <w:tc>
           <w:tcPr>
             <w:tcW w:w="1828" w:type="dxa"/>
-            <w:shd w:val="clear" w:color="auto" w:fill="auto"/>
           </w:tcPr>
           <w:p>
             <w:pPr>
@@ -20642,7 +20572,6 @@
         <w:tc>
           <w:tcPr>
             <w:tcW w:w="9175" w:type="dxa"/>
-            <w:shd w:val="clear" w:color="auto" w:fill="auto"/>
           </w:tcPr>
           <w:p>
             <w:pPr>
@@ -20979,7 +20908,6 @@
         <w:tc>
           <w:tcPr>
             <w:tcW w:w="2606" w:type="dxa"/>
-            <w:shd w:val="clear" w:color="auto" w:fill="auto"/>
           </w:tcPr>
           <w:p>
             <w:pPr>
@@ -21004,7 +20932,6 @@
         <w:tc>
           <w:tcPr>
             <w:tcW w:w="1828" w:type="dxa"/>
-            <w:shd w:val="clear" w:color="auto" w:fill="auto"/>
           </w:tcPr>
           <w:p>
             <w:pPr>
@@ -21032,7 +20959,6 @@
         <w:tc>
           <w:tcPr>
             <w:tcW w:w="9175" w:type="dxa"/>
-            <w:shd w:val="clear" w:color="auto" w:fill="auto"/>
           </w:tcPr>
           <w:p>
             <w:pPr>
@@ -21081,7 +21007,6 @@
         <w:tc>
           <w:tcPr>
             <w:tcW w:w="2606" w:type="dxa"/>
-            <w:shd w:val="clear" w:color="auto" w:fill="auto"/>
           </w:tcPr>
           <w:p>
             <w:pPr>
@@ -21105,7 +21030,6 @@
         <w:tc>
           <w:tcPr>
             <w:tcW w:w="1828" w:type="dxa"/>
-            <w:shd w:val="clear" w:color="auto" w:fill="auto"/>
           </w:tcPr>
           <w:p>
             <w:pPr>
@@ -21134,7 +21058,6 @@
         <w:tc>
           <w:tcPr>
             <w:tcW w:w="9175" w:type="dxa"/>
-            <w:shd w:val="clear" w:color="auto" w:fill="auto"/>
           </w:tcPr>
           <w:p>
             <w:pPr>
@@ -21279,7 +21202,6 @@
         <w:tc>
           <w:tcPr>
             <w:tcW w:w="2606" w:type="dxa"/>
-            <w:shd w:val="clear" w:color="auto" w:fill="auto"/>
           </w:tcPr>
           <w:p>
             <w:pPr>
@@ -21303,7 +21225,6 @@
         <w:tc>
           <w:tcPr>
             <w:tcW w:w="1828" w:type="dxa"/>
-            <w:shd w:val="clear" w:color="auto" w:fill="auto"/>
           </w:tcPr>
           <w:p>
             <w:pPr>
@@ -21322,7 +21243,6 @@
         <w:tc>
           <w:tcPr>
             <w:tcW w:w="9175" w:type="dxa"/>
-            <w:shd w:val="clear" w:color="auto" w:fill="auto"/>
           </w:tcPr>
           <w:p>
             <w:pPr>
@@ -21339,7 +21259,6 @@
         <w:tc>
           <w:tcPr>
             <w:tcW w:w="2606" w:type="dxa"/>
-            <w:shd w:val="clear" w:color="auto" w:fill="auto"/>
           </w:tcPr>
           <w:p>
             <w:pPr>
@@ -21363,7 +21282,6 @@
         <w:tc>
           <w:tcPr>
             <w:tcW w:w="1828" w:type="dxa"/>
-            <w:shd w:val="clear" w:color="auto" w:fill="auto"/>
           </w:tcPr>
           <w:p>
             <w:pPr>
@@ -21382,7 +21300,6 @@
         <w:tc>
           <w:tcPr>
             <w:tcW w:w="9175" w:type="dxa"/>
-            <w:shd w:val="clear" w:color="auto" w:fill="auto"/>
           </w:tcPr>
           <w:p>
             <w:pPr>
@@ -21518,7 +21435,6 @@
         <w:tc>
           <w:tcPr>
             <w:tcW w:w="2606" w:type="dxa"/>
-            <w:shd w:val="clear" w:color="auto" w:fill="auto"/>
           </w:tcPr>
           <w:p>
             <w:pPr>
@@ -21542,7 +21458,6 @@
         <w:tc>
           <w:tcPr>
             <w:tcW w:w="1828" w:type="dxa"/>
-            <w:shd w:val="clear" w:color="auto" w:fill="auto"/>
           </w:tcPr>
           <w:p>
             <w:pPr>
@@ -21570,7 +21485,6 @@
         <w:tc>
           <w:tcPr>
             <w:tcW w:w="9175" w:type="dxa"/>
-            <w:shd w:val="clear" w:color="auto" w:fill="auto"/>
           </w:tcPr>
           <w:p>
             <w:pPr>
@@ -21696,7 +21610,6 @@
         <w:tc>
           <w:tcPr>
             <w:tcW w:w="2606" w:type="dxa"/>
-            <w:shd w:val="clear" w:color="auto" w:fill="auto"/>
           </w:tcPr>
           <w:p>
             <w:pPr>
@@ -21720,7 +21633,6 @@
         <w:tc>
           <w:tcPr>
             <w:tcW w:w="1828" w:type="dxa"/>
-            <w:shd w:val="clear" w:color="auto" w:fill="auto"/>
           </w:tcPr>
           <w:p>
             <w:pPr>
@@ -21748,7 +21660,6 @@
         <w:tc>
           <w:tcPr>
             <w:tcW w:w="9175" w:type="dxa"/>
-            <w:shd w:val="clear" w:color="auto" w:fill="auto"/>
           </w:tcPr>
           <w:p>
             <w:pPr>
@@ -22259,7 +22170,6 @@
         <w:tc>
           <w:tcPr>
             <w:tcW w:w="2606" w:type="dxa"/>
-            <w:shd w:val="clear" w:color="auto" w:fill="auto"/>
           </w:tcPr>
           <w:p>
             <w:pPr>
@@ -22283,7 +22193,6 @@
         <w:tc>
           <w:tcPr>
             <w:tcW w:w="1828" w:type="dxa"/>
-            <w:shd w:val="clear" w:color="auto" w:fill="auto"/>
           </w:tcPr>
           <w:p>
             <w:pPr>
@@ -22311,7 +22220,6 @@
         <w:tc>
           <w:tcPr>
             <w:tcW w:w="9175" w:type="dxa"/>
-            <w:shd w:val="clear" w:color="auto" w:fill="auto"/>
           </w:tcPr>
           <w:p>
             <w:pPr>
@@ -22442,7 +22350,6 @@
         <w:tc>
           <w:tcPr>
             <w:tcW w:w="2606" w:type="dxa"/>
-            <w:shd w:val="clear" w:color="auto" w:fill="auto"/>
           </w:tcPr>
           <w:p>
             <w:pPr>
@@ -22466,7 +22373,6 @@
         <w:tc>
           <w:tcPr>
             <w:tcW w:w="1828" w:type="dxa"/>
-            <w:shd w:val="clear" w:color="auto" w:fill="auto"/>
           </w:tcPr>
           <w:p>
             <w:pPr>
@@ -22494,7 +22400,6 @@
         <w:tc>
           <w:tcPr>
             <w:tcW w:w="9175" w:type="dxa"/>
-            <w:shd w:val="clear" w:color="auto" w:fill="auto"/>
           </w:tcPr>
           <w:p>
             <w:pPr>
@@ -22694,7 +22599,6 @@
         <w:tc>
           <w:tcPr>
             <w:tcW w:w="2606" w:type="dxa"/>
-            <w:shd w:val="clear" w:color="auto" w:fill="auto"/>
           </w:tcPr>
           <w:p>
             <w:pPr>
@@ -22718,7 +22622,6 @@
         <w:tc>
           <w:tcPr>
             <w:tcW w:w="1828" w:type="dxa"/>
-            <w:shd w:val="clear" w:color="auto" w:fill="auto"/>
           </w:tcPr>
           <w:p>
             <w:pPr>
@@ -22746,7 +22649,6 @@
         <w:tc>
           <w:tcPr>
             <w:tcW w:w="9175" w:type="dxa"/>
-            <w:shd w:val="clear" w:color="auto" w:fill="auto"/>
           </w:tcPr>
           <w:p>
             <w:pPr>
@@ -22842,7 +22744,6 @@
         <w:tc>
           <w:tcPr>
             <w:tcW w:w="2606" w:type="dxa"/>
-            <w:shd w:val="clear" w:color="auto" w:fill="auto"/>
           </w:tcPr>
           <w:p>
             <w:pPr>
@@ -22866,7 +22767,6 @@
         <w:tc>
           <w:tcPr>
             <w:tcW w:w="1828" w:type="dxa"/>
-            <w:shd w:val="clear" w:color="auto" w:fill="auto"/>
           </w:tcPr>
           <w:p>
             <w:pPr>
@@ -22894,7 +22794,6 @@
         <w:tc>
           <w:tcPr>
             <w:tcW w:w="9175" w:type="dxa"/>
-            <w:shd w:val="clear" w:color="auto" w:fill="auto"/>
           </w:tcPr>
           <w:p>
             <w:pPr>
@@ -22953,7 +22852,6 @@
         <w:tc>
           <w:tcPr>
             <w:tcW w:w="2606" w:type="dxa"/>
-            <w:shd w:val="clear" w:color="auto" w:fill="auto"/>
           </w:tcPr>
           <w:p>
             <w:pPr>
@@ -22977,7 +22875,6 @@
         <w:tc>
           <w:tcPr>
             <w:tcW w:w="1828" w:type="dxa"/>
-            <w:shd w:val="clear" w:color="auto" w:fill="auto"/>
           </w:tcPr>
           <w:p>
             <w:pPr>
@@ -23005,7 +22902,6 @@
         <w:tc>
           <w:tcPr>
             <w:tcW w:w="9175" w:type="dxa"/>
-            <w:shd w:val="clear" w:color="auto" w:fill="auto"/>
           </w:tcPr>
           <w:p>
             <w:pPr>
@@ -23152,7 +23048,6 @@
         <w:tc>
           <w:tcPr>
             <w:tcW w:w="2606" w:type="dxa"/>
-            <w:shd w:val="clear" w:color="auto" w:fill="auto"/>
           </w:tcPr>
           <w:p>
             <w:pPr>
@@ -23176,7 +23071,6 @@
         <w:tc>
           <w:tcPr>
             <w:tcW w:w="1828" w:type="dxa"/>
-            <w:shd w:val="clear" w:color="auto" w:fill="auto"/>
           </w:tcPr>
           <w:p>
             <w:pPr>
@@ -23209,7 +23103,6 @@
         <w:tc>
           <w:tcPr>
             <w:tcW w:w="9175" w:type="dxa"/>
-            <w:shd w:val="clear" w:color="auto" w:fill="auto"/>
           </w:tcPr>
           <w:p>
             <w:pPr>
@@ -23348,7 +23241,6 @@
         <w:tc>
           <w:tcPr>
             <w:tcW w:w="2606" w:type="dxa"/>
-            <w:shd w:val="clear" w:color="auto" w:fill="auto"/>
           </w:tcPr>
           <w:p>
             <w:pPr>
@@ -23372,7 +23264,6 @@
         <w:tc>
           <w:tcPr>
             <w:tcW w:w="1828" w:type="dxa"/>
-            <w:shd w:val="clear" w:color="auto" w:fill="auto"/>
           </w:tcPr>
           <w:p>
             <w:pPr>
@@ -23400,7 +23291,6 @@
         <w:tc>
           <w:tcPr>
             <w:tcW w:w="9175" w:type="dxa"/>
-            <w:shd w:val="clear" w:color="auto" w:fill="auto"/>
           </w:tcPr>
           <w:p>
             <w:pPr>
@@ -23428,7 +23318,6 @@
         <w:tc>
           <w:tcPr>
             <w:tcW w:w="2606" w:type="dxa"/>
-            <w:shd w:val="clear" w:color="auto" w:fill="auto"/>
           </w:tcPr>
           <w:p>
             <w:pPr>
@@ -23452,7 +23341,6 @@
         <w:tc>
           <w:tcPr>
             <w:tcW w:w="1828" w:type="dxa"/>
-            <w:shd w:val="clear" w:color="auto" w:fill="auto"/>
           </w:tcPr>
           <w:p>
             <w:pPr>
@@ -23482,7 +23370,6 @@
         <w:tc>
           <w:tcPr>
             <w:tcW w:w="9175" w:type="dxa"/>
-            <w:shd w:val="clear" w:color="auto" w:fill="auto"/>
           </w:tcPr>
           <w:p>
             <w:pPr>
@@ -23512,7 +23399,6 @@
         <w:tc>
           <w:tcPr>
             <w:tcW w:w="2606" w:type="dxa"/>
-            <w:shd w:val="clear" w:color="auto" w:fill="auto"/>
           </w:tcPr>
           <w:p>
             <w:pPr>
@@ -23536,7 +23422,6 @@
         <w:tc>
           <w:tcPr>
             <w:tcW w:w="1828" w:type="dxa"/>
-            <w:shd w:val="clear" w:color="auto" w:fill="auto"/>
           </w:tcPr>
           <w:p>
             <w:pPr>
@@ -23564,7 +23449,6 @@
         <w:tc>
           <w:tcPr>
             <w:tcW w:w="9175" w:type="dxa"/>
-            <w:shd w:val="clear" w:color="auto" w:fill="auto"/>
           </w:tcPr>
           <w:p>
             <w:pPr>
@@ -24422,7 +24306,6 @@
         <w:tc>
           <w:tcPr>
             <w:tcW w:w="2606" w:type="dxa"/>
-            <w:shd w:val="clear" w:color="auto" w:fill="auto"/>
           </w:tcPr>
           <w:p>
             <w:pPr>
@@ -24446,7 +24329,6 @@
         <w:tc>
           <w:tcPr>
             <w:tcW w:w="1828" w:type="dxa"/>
-            <w:shd w:val="clear" w:color="auto" w:fill="auto"/>
           </w:tcPr>
           <w:p>
             <w:pPr>
@@ -24476,7 +24358,6 @@
         <w:tc>
           <w:tcPr>
             <w:tcW w:w="9175" w:type="dxa"/>
-            <w:shd w:val="clear" w:color="auto" w:fill="auto"/>
           </w:tcPr>
           <w:p>
             <w:pPr>
@@ -24739,7 +24620,6 @@
         <w:tc>
           <w:tcPr>
             <w:tcW w:w="2606" w:type="dxa"/>
-            <w:shd w:val="clear" w:color="auto" w:fill="auto"/>
           </w:tcPr>
           <w:p>
             <w:pPr>
@@ -24762,7 +24642,6 @@
         <w:tc>
           <w:tcPr>
             <w:tcW w:w="1828" w:type="dxa"/>
-            <w:shd w:val="clear" w:color="auto" w:fill="auto"/>
           </w:tcPr>
           <w:p>
             <w:pPr>
@@ -24792,7 +24671,6 @@
         <w:tc>
           <w:tcPr>
             <w:tcW w:w="9175" w:type="dxa"/>
-            <w:shd w:val="clear" w:color="auto" w:fill="auto"/>
           </w:tcPr>
           <w:p>
             <w:pPr>
@@ -24827,7 +24705,6 @@
         <w:tc>
           <w:tcPr>
             <w:tcW w:w="2606" w:type="dxa"/>
-            <w:shd w:val="clear" w:color="auto" w:fill="auto"/>
           </w:tcPr>
           <w:p>
             <w:pPr>
@@ -24850,7 +24727,6 @@
         <w:tc>
           <w:tcPr>
             <w:tcW w:w="1828" w:type="dxa"/>
-            <w:shd w:val="clear" w:color="auto" w:fill="auto"/>
           </w:tcPr>
           <w:p>
             <w:pPr>
@@ -24880,7 +24756,6 @@
         <w:tc>
           <w:tcPr>
             <w:tcW w:w="9175" w:type="dxa"/>
-            <w:shd w:val="clear" w:color="auto" w:fill="auto"/>
           </w:tcPr>
           <w:p>
             <w:pPr>
@@ -25191,7 +25066,6 @@
         <w:tc>
           <w:tcPr>
             <w:tcW w:w="2606" w:type="dxa"/>
-            <w:shd w:val="clear" w:color="auto" w:fill="auto"/>
           </w:tcPr>
           <w:p>
             <w:pPr>
@@ -25214,7 +25088,6 @@
         <w:tc>
           <w:tcPr>
             <w:tcW w:w="1828" w:type="dxa"/>
-            <w:shd w:val="clear" w:color="auto" w:fill="auto"/>
           </w:tcPr>
           <w:p>
             <w:pPr>
@@ -25244,7 +25117,6 @@
         <w:tc>
           <w:tcPr>
             <w:tcW w:w="9175" w:type="dxa"/>
-            <w:shd w:val="clear" w:color="auto" w:fill="auto"/>
           </w:tcPr>
           <w:p>
             <w:pPr>
@@ -25392,7 +25264,6 @@
         <w:tc>
           <w:tcPr>
             <w:tcW w:w="2606" w:type="dxa"/>
-            <w:shd w:val="clear" w:color="auto" w:fill="auto"/>
           </w:tcPr>
           <w:p>
             <w:pPr>
@@ -25415,7 +25286,6 @@
         <w:tc>
           <w:tcPr>
             <w:tcW w:w="1828" w:type="dxa"/>
-            <w:shd w:val="clear" w:color="auto" w:fill="auto"/>
           </w:tcPr>
           <w:p>
             <w:pPr>
@@ -25445,7 +25315,6 @@
         <w:tc>
           <w:tcPr>
             <w:tcW w:w="9175" w:type="dxa"/>
-            <w:shd w:val="clear" w:color="auto" w:fill="auto"/>
           </w:tcPr>
           <w:p>
             <w:pPr>
@@ -25518,7 +25387,6 @@
         <w:tc>
           <w:tcPr>
             <w:tcW w:w="2606" w:type="dxa"/>
-            <w:shd w:val="clear" w:color="auto" w:fill="auto"/>
           </w:tcPr>
           <w:p>
             <w:pPr>
@@ -25541,13 +25409,12 @@
         <w:tc>
           <w:tcPr>
             <w:tcW w:w="1828" w:type="dxa"/>
-            <w:shd w:val="clear" w:color="auto" w:fill="auto"/>
           </w:tcPr>
           <w:p>
             <w:pPr>
               <w:bidi/>
               <w:rPr>
-                <w:rFonts w:asciiTheme="minorBidi" w:hAnsiTheme="minorBidi" w:hint="cs"/>
+                <w:rFonts w:asciiTheme="minorBidi" w:hAnsiTheme="minorBidi"/>
                 <w:color w:val="FF0000"/>
                 <w:sz w:val="24"/>
                 <w:szCs w:val="24"/>
@@ -25571,7 +25438,6 @@
         <w:tc>
           <w:tcPr>
             <w:tcW w:w="9175" w:type="dxa"/>
-            <w:shd w:val="clear" w:color="auto" w:fill="auto"/>
           </w:tcPr>
           <w:p>
             <w:pPr>
@@ -25623,7 +25489,7 @@
             <w:pPr>
               <w:bidi/>
               <w:rPr>
-                <w:rFonts w:cs="Arial" w:hint="cs"/>
+                <w:rFonts w:cs="Arial"/>
                 <w:rtl/>
                 <w:lang w:bidi="ar-AE"/>
               </w:rPr>
@@ -25641,7 +25507,6 @@
         <w:tc>
           <w:tcPr>
             <w:tcW w:w="2606" w:type="dxa"/>
-            <w:shd w:val="clear" w:color="auto" w:fill="auto"/>
           </w:tcPr>
           <w:p>
             <w:pPr>
@@ -25664,13 +25529,12 @@
         <w:tc>
           <w:tcPr>
             <w:tcW w:w="1828" w:type="dxa"/>
-            <w:shd w:val="clear" w:color="auto" w:fill="auto"/>
           </w:tcPr>
           <w:p>
             <w:pPr>
               <w:bidi/>
               <w:rPr>
-                <w:rFonts w:asciiTheme="minorBidi" w:hAnsiTheme="minorBidi" w:hint="cs"/>
+                <w:rFonts w:asciiTheme="minorBidi" w:hAnsiTheme="minorBidi"/>
                 <w:color w:val="FF0000"/>
                 <w:sz w:val="24"/>
                 <w:szCs w:val="24"/>
@@ -25694,13 +25558,12 @@
         <w:tc>
           <w:tcPr>
             <w:tcW w:w="9175" w:type="dxa"/>
-            <w:shd w:val="clear" w:color="auto" w:fill="auto"/>
           </w:tcPr>
           <w:p>
             <w:pPr>
               <w:bidi/>
               <w:rPr>
-                <w:rFonts w:cs="Arial" w:hint="cs"/>
+                <w:rFonts w:cs="Arial"/>
                 <w:rtl/>
                 <w:lang w:bidi="ar-AE"/>
               </w:rPr>
@@ -25718,7 +25581,78 @@
         <w:tc>
           <w:tcPr>
             <w:tcW w:w="2606" w:type="dxa"/>
-            <w:shd w:val="clear" w:color="auto" w:fill="auto"/>
+          </w:tcPr>
+          <w:p>
+            <w:pPr>
+              <w:bidi/>
+              <w:jc w:val="center"/>
+              <w:rPr>
+                <w:rFonts w:ascii="Arial" w:hAnsi="Arial" w:cs="Arial"/>
+                <w:color w:val="000000" w:themeColor="text1"/>
+                <w:sz w:val="28"/>
+                <w:szCs w:val="28"/>
+              </w:rPr>
+            </w:pPr>
+          </w:p>
+        </w:tc>
+      </w:tr>
+      <w:tr>
+        <w:trPr>
+          <w:trHeight w:val="305"/>
+        </w:trPr>
+        <w:tc>
+          <w:tcPr>
+            <w:tcW w:w="1828" w:type="dxa"/>
+          </w:tcPr>
+          <w:p>
+            <w:pPr>
+              <w:bidi/>
+              <w:rPr>
+                <w:rFonts w:asciiTheme="minorBidi" w:hAnsiTheme="minorBidi" w:hint="cs"/>
+                <w:color w:val="EE0000"/>
+                <w:sz w:val="24"/>
+                <w:szCs w:val="24"/>
+                <w:rtl/>
+                <w:lang w:bidi="ar-AE"/>
+              </w:rPr>
+            </w:pPr>
+          </w:p>
+        </w:tc>
+        <w:tc>
+          <w:tcPr>
+            <w:tcW w:w="9175" w:type="dxa"/>
+          </w:tcPr>
+          <w:p>
+            <w:pPr>
+              <w:bidi/>
+              <w:rPr>
+                <w:rFonts w:cs="Arial" w:hint="cs"/>
+                <w:color w:val="EE0000"/>
+                <w:rtl/>
+                <w:lang w:bidi="ar-AE"/>
+              </w:rPr>
+            </w:pPr>
+            <w:r>
+              <w:rPr>
+                <w:rFonts w:cs="Arial"/>
+                <w:color w:val="EE0000"/>
+                <w:rtl/>
+              </w:rPr>
+              <w:t>تصرف كأنك ضابط عملياتي في القوات المسلحة وكخبير عسكري في مجال العمليات العسكرية والاستراتيجية وكمعلم عسكري ومقيم في هذا المجال .. في صفحة أبرز الايجابيات والسلبيات نريد إدخال الذكاء الإصطناعي ليقوم بقراءة جميع المعايير الموجودة في قوائم التقييم المختلفة لجميع مستويات الوحدات واستخراج أبرز الإيجابيات والسلبيات وعرضها في هذه الصفحة لكل مستوى الوحدة على حدة</w:t>
+            </w:r>
+            <w:r>
+              <w:rPr>
+                <w:rFonts w:cs="Arial"/>
+                <w:color w:val="EE0000"/>
+                <w:lang w:bidi="ar-AE"/>
+              </w:rPr>
+              <w:t>.</w:t>
+            </w:r>
+          </w:p>
+        </w:tc>
+        <w:tc>
+          <w:tcPr>
+            <w:tcW w:w="2606" w:type="dxa"/>
           </w:tcPr>
           <w:p>
             <w:pPr>
@@ -25763,7 +25697,7 @@
 </file>
 
 <file path=word/numbering.xml><?xml version="1.0" encoding="utf-8"?>
-<w:numbering xmlns:wpc="http://schemas.microsoft.com/office/word/2010/wordprocessingCanvas" xmlns:cx="http://schemas.microsoft.com/office/drawing/2014/chartex" xmlns:cx1="http://schemas.microsoft.com/office/drawing/2015/9/8/chartex" xmlns:cx2="http://schemas.microsoft.com/office/drawing/2015/10/21/chartex" xmlns:cx3="http://schemas.microsoft.com/office/drawing/2016/5/9/chartex" xmlns:cx4="http://schemas.microsoft.com/office/drawing/2016/5/10/chartex" xmlns:cx5="http://schemas.microsoft.com/office/drawing/2016/5/11/chartex" xmlns:cx6="http://schemas.microsoft.com/office/drawing/2016/5/12/chartex" xmlns:cx7="http://schemas.microsoft.com/office/drawing/2016/5/13/chartex" xmlns:cx8="http://schemas.microsoft.com/office/drawing/2016/5/14/chartex" xmlns:mc="http://schemas.openxmlformats.org/markup-compatibility/2006" xmlns:aink="http://schemas.microsoft.com/office/drawing/2016/ink" xmlns:am3d="http://schemas.microsoft.com/office/drawing/2017/model3d" xmlns:o="urn:schemas-microsoft-com:office:office" xmlns:r="http://schemas.openxmlformats.org/officeDocument/2006/relationships" xmlns:m="http://schemas.openxmlformats.org/officeDocument/2006/math" xmlns:v="urn:schemas-microsoft-com:vml" xmlns:wp14="http://schemas.microsoft.com/office/word/2010/wordprocessingDrawing" xmlns:wp="http://schemas.openxmlformats.org/drawingml/2006/wordprocessingDrawing" xmlns:w10="urn:schemas-microsoft-com:office:word" xmlns:w="http://schemas.openxmlformats.org/wordprocessingml/2006/main" xmlns:w14="http://schemas.microsoft.com/office/word/2010/wordml" xmlns:w15="http://schemas.microsoft.com/office/word/2012/wordml" xmlns:w16cex="http://schemas.microsoft.com/office/word/2018/wordml/cex" xmlns:w16cid="http://schemas.microsoft.com/office/word/2016/wordml/cid" xmlns:w16="http://schemas.microsoft.com/office/word/2018/wordml" xmlns:w16sdtdh="http://schemas.microsoft.com/office/word/2020/wordml/sdtdatahash" xmlns:w16se="http://schemas.microsoft.com/office/word/2015/wordml/symex" xmlns:wpg="http://schemas.microsoft.com/office/word/2010/wordprocessingGroup" xmlns:wpi="http://schemas.microsoft.com/office/word/2010/wordprocessingInk" xmlns:wne="http://schemas.microsoft.com/office/word/2006/wordml" xmlns:wps="http://schemas.microsoft.com/office/word/2010/wordprocessingShape" mc:Ignorable="w14 w15 w16se w16cid w16 w16cex w16sdtdh wp14">
+<w:numbering xmlns:wpc="http://schemas.microsoft.com/office/word/2010/wordprocessingCanvas" xmlns:cx="http://schemas.microsoft.com/office/drawing/2014/chartex" xmlns:cx1="http://schemas.microsoft.com/office/drawing/2015/9/8/chartex" xmlns:cx2="http://schemas.microsoft.com/office/drawing/2015/10/21/chartex" xmlns:cx3="http://schemas.microsoft.com/office/drawing/2016/5/9/chartex" xmlns:cx4="http://schemas.microsoft.com/office/drawing/2016/5/10/chartex" xmlns:cx5="http://schemas.microsoft.com/office/drawing/2016/5/11/chartex" xmlns:cx6="http://schemas.microsoft.com/office/drawing/2016/5/12/chartex" xmlns:cx7="http://schemas.microsoft.com/office/drawing/2016/5/13/chartex" xmlns:cx8="http://schemas.microsoft.com/office/drawing/2016/5/14/chartex" xmlns:mc="http://schemas.openxmlformats.org/markup-compatibility/2006" xmlns:aink="http://schemas.microsoft.com/office/drawing/2016/ink" xmlns:am3d="http://schemas.microsoft.com/office/drawing/2017/model3d" xmlns:o="urn:schemas-microsoft-com:office:office" xmlns:oel="http://schemas.microsoft.com/office/2019/extlst" xmlns:r="http://schemas.openxmlformats.org/officeDocument/2006/relationships" xmlns:m="http://schemas.openxmlformats.org/officeDocument/2006/math" xmlns:v="urn:schemas-microsoft-com:vml" xmlns:wp14="http://schemas.microsoft.com/office/word/2010/wordprocessingDrawing" xmlns:wp="http://schemas.openxmlformats.org/drawingml/2006/wordprocessingDrawing" xmlns:w10="urn:schemas-microsoft-com:office:word" xmlns:w="http://schemas.openxmlformats.org/wordprocessingml/2006/main" xmlns:w14="http://schemas.microsoft.com/office/word/2010/wordml" xmlns:w15="http://schemas.microsoft.com/office/word/2012/wordml" xmlns:w16cex="http://schemas.microsoft.com/office/word/2018/wordml/cex" xmlns:w16cid="http://schemas.microsoft.com/office/word/2016/wordml/cid" xmlns:w16="http://schemas.microsoft.com/office/word/2018/wordml" xmlns:w16du="http://schemas.microsoft.com/office/word/2023/wordml/word16du" xmlns:w16sdtdh="http://schemas.microsoft.com/office/word/2020/wordml/sdtdatahash" xmlns:w16sdtfl="http://schemas.microsoft.com/office/word/2024/wordml/sdtformatlock" xmlns:w16se="http://schemas.microsoft.com/office/word/2015/wordml/symex" xmlns:wpg="http://schemas.microsoft.com/office/word/2010/wordprocessingGroup" xmlns:wpi="http://schemas.microsoft.com/office/word/2010/wordprocessingInk" xmlns:wne="http://schemas.microsoft.com/office/word/2006/wordml" xmlns:wps="http://schemas.microsoft.com/office/word/2010/wordprocessingShape" mc:Ignorable="w14 w15 w16se w16cid w16 w16cex w16sdtdh w16sdtfl w16du wp14">
   <w:abstractNum w:abstractNumId="0" w15:restartNumberingAfterBreak="0">
     <w:nsid w:val="01C51F61"/>
     <w:multiLevelType w:val="hybridMultilevel"/>
@@ -26954,41 +26888,41 @@
       </w:pPr>
     </w:lvl>
   </w:abstractNum>
-  <w:num w:numId="1">
+  <w:num w:numId="1" w16cid:durableId="351611720">
     <w:abstractNumId w:val="6"/>
   </w:num>
-  <w:num w:numId="2">
+  <w:num w:numId="2" w16cid:durableId="647562952">
     <w:abstractNumId w:val="7"/>
   </w:num>
-  <w:num w:numId="3">
+  <w:num w:numId="3" w16cid:durableId="1513184068">
     <w:abstractNumId w:val="5"/>
   </w:num>
-  <w:num w:numId="4">
+  <w:num w:numId="4" w16cid:durableId="1798182343">
     <w:abstractNumId w:val="9"/>
   </w:num>
-  <w:num w:numId="5">
+  <w:num w:numId="5" w16cid:durableId="1580170124">
     <w:abstractNumId w:val="2"/>
   </w:num>
-  <w:num w:numId="6">
+  <w:num w:numId="6" w16cid:durableId="993528699">
     <w:abstractNumId w:val="8"/>
   </w:num>
-  <w:num w:numId="7">
+  <w:num w:numId="7" w16cid:durableId="881285212">
     <w:abstractNumId w:val="3"/>
   </w:num>
-  <w:num w:numId="8">
+  <w:num w:numId="8" w16cid:durableId="356859749">
     <w:abstractNumId w:val="1"/>
   </w:num>
-  <w:num w:numId="9">
+  <w:num w:numId="9" w16cid:durableId="159002520">
     <w:abstractNumId w:val="0"/>
   </w:num>
-  <w:num w:numId="10">
+  <w:num w:numId="10" w16cid:durableId="770049429">
     <w:abstractNumId w:val="4"/>
   </w:num>
 </w:numbering>
 </file>
 
 <file path=word/styles.xml><?xml version="1.0" encoding="utf-8"?>
-<w:styles xmlns:mc="http://schemas.openxmlformats.org/markup-compatibility/2006" xmlns:r="http://schemas.openxmlformats.org/officeDocument/2006/relationships" xmlns:w="http://schemas.openxmlformats.org/wordprocessingml/2006/main" xmlns:w14="http://schemas.microsoft.com/office/word/2010/wordml" xmlns:w15="http://schemas.microsoft.com/office/word/2012/wordml" xmlns:w16cex="http://schemas.microsoft.com/office/word/2018/wordml/cex" xmlns:w16cid="http://schemas.microsoft.com/office/word/2016/wordml/cid" xmlns:w16="http://schemas.microsoft.com/office/word/2018/wordml" xmlns:w16sdtdh="http://schemas.microsoft.com/office/word/2020/wordml/sdtdatahash" xmlns:w16se="http://schemas.microsoft.com/office/word/2015/wordml/symex" mc:Ignorable="w14 w15 w16se w16cid w16 w16cex w16sdtdh">
+<w:styles xmlns:mc="http://schemas.openxmlformats.org/markup-compatibility/2006" xmlns:r="http://schemas.openxmlformats.org/officeDocument/2006/relationships" xmlns:w="http://schemas.openxmlformats.org/wordprocessingml/2006/main" xmlns:w14="http://schemas.microsoft.com/office/word/2010/wordml" xmlns:w15="http://schemas.microsoft.com/office/word/2012/wordml" xmlns:w16cex="http://schemas.microsoft.com/office/word/2018/wordml/cex" xmlns:w16cid="http://schemas.microsoft.com/office/word/2016/wordml/cid" xmlns:w16="http://schemas.microsoft.com/office/word/2018/wordml" xmlns:w16du="http://schemas.microsoft.com/office/word/2023/wordml/word16du" xmlns:w16sdtdh="http://schemas.microsoft.com/office/word/2020/wordml/sdtdatahash" xmlns:w16sdtfl="http://schemas.microsoft.com/office/word/2024/wordml/sdtformatlock" xmlns:w16se="http://schemas.microsoft.com/office/word/2015/wordml/symex" mc:Ignorable="w14 w15 w16se w16cid w16 w16cex w16sdtdh w16sdtfl w16du">
   <w:docDefaults>
     <w:rPrDefault>
       <w:rPr>
@@ -27454,7 +27388,6 @@
   <w:style w:type="character" w:default="1" w:styleId="DefaultParagraphFont">
     <w:name w:val="Default Paragraph Font"/>
     <w:uiPriority w:val="1"/>
-    <w:semiHidden/>
     <w:unhideWhenUsed/>
   </w:style>
   <w:style w:type="table" w:default="1" w:styleId="TableNormal">

--- a/Programming Lab/أوامر محرر الذكاء الإصطناعي لتطوير نظام إدارو التمارين.docx
+++ b/Programming Lab/أوامر محرر الذكاء الإصطناعي لتطوير نظام إدارو التمارين.docx
@@ -1,6 +1,6 @@
 
 <file path=word/document.xml><?xml version="1.0" encoding="utf-8"?>
-<w:document xmlns:wpc="http://schemas.microsoft.com/office/word/2010/wordprocessingCanvas" xmlns:cx="http://schemas.microsoft.com/office/drawing/2014/chartex" xmlns:cx1="http://schemas.microsoft.com/office/drawing/2015/9/8/chartex" xmlns:cx2="http://schemas.microsoft.com/office/drawing/2015/10/21/chartex" xmlns:cx3="http://schemas.microsoft.com/office/drawing/2016/5/9/chartex" xmlns:cx4="http://schemas.microsoft.com/office/drawing/2016/5/10/chartex" xmlns:cx5="http://schemas.microsoft.com/office/drawing/2016/5/11/chartex" xmlns:cx6="http://schemas.microsoft.com/office/drawing/2016/5/12/chartex" xmlns:cx7="http://schemas.microsoft.com/office/drawing/2016/5/13/chartex" xmlns:cx8="http://schemas.microsoft.com/office/drawing/2016/5/14/chartex" xmlns:mc="http://schemas.openxmlformats.org/markup-compatibility/2006" xmlns:aink="http://schemas.microsoft.com/office/drawing/2016/ink" xmlns:am3d="http://schemas.microsoft.com/office/drawing/2017/model3d" xmlns:o="urn:schemas-microsoft-com:office:office" xmlns:oel="http://schemas.microsoft.com/office/2019/extlst" xmlns:r="http://schemas.openxmlformats.org/officeDocument/2006/relationships" xmlns:m="http://schemas.openxmlformats.org/officeDocument/2006/math" xmlns:v="urn:schemas-microsoft-com:vml" xmlns:wp14="http://schemas.microsoft.com/office/word/2010/wordprocessingDrawing" xmlns:wp="http://schemas.openxmlformats.org/drawingml/2006/wordprocessingDrawing" xmlns:w10="urn:schemas-microsoft-com:office:word" xmlns:w="http://schemas.openxmlformats.org/wordprocessingml/2006/main" xmlns:w14="http://schemas.microsoft.com/office/word/2010/wordml" xmlns:w15="http://schemas.microsoft.com/office/word/2012/wordml" xmlns:w16cex="http://schemas.microsoft.com/office/word/2018/wordml/cex" xmlns:w16cid="http://schemas.microsoft.com/office/word/2016/wordml/cid" xmlns:w16="http://schemas.microsoft.com/office/word/2018/wordml" xmlns:w16du="http://schemas.microsoft.com/office/word/2023/wordml/word16du" xmlns:w16sdtdh="http://schemas.microsoft.com/office/word/2020/wordml/sdtdatahash" xmlns:w16sdtfl="http://schemas.microsoft.com/office/word/2024/wordml/sdtformatlock" xmlns:w16se="http://schemas.microsoft.com/office/word/2015/wordml/symex" xmlns:wpg="http://schemas.microsoft.com/office/word/2010/wordprocessingGroup" xmlns:wpi="http://schemas.microsoft.com/office/word/2010/wordprocessingInk" xmlns:wne="http://schemas.microsoft.com/office/word/2006/wordml" xmlns:wps="http://schemas.microsoft.com/office/word/2010/wordprocessingShape" mc:Ignorable="w14 w15 w16se w16cid w16 w16cex w16sdtdh w16sdtfl w16du wp14">
+<w:document xmlns:wpc="http://schemas.microsoft.com/office/word/2010/wordprocessingCanvas" xmlns:cx="http://schemas.microsoft.com/office/drawing/2014/chartex" xmlns:cx1="http://schemas.microsoft.com/office/drawing/2015/9/8/chartex" xmlns:cx2="http://schemas.microsoft.com/office/drawing/2015/10/21/chartex" xmlns:cx3="http://schemas.microsoft.com/office/drawing/2016/5/9/chartex" xmlns:cx4="http://schemas.microsoft.com/office/drawing/2016/5/10/chartex" xmlns:cx5="http://schemas.microsoft.com/office/drawing/2016/5/11/chartex" xmlns:cx6="http://schemas.microsoft.com/office/drawing/2016/5/12/chartex" xmlns:cx7="http://schemas.microsoft.com/office/drawing/2016/5/13/chartex" xmlns:cx8="http://schemas.microsoft.com/office/drawing/2016/5/14/chartex" xmlns:mc="http://schemas.openxmlformats.org/markup-compatibility/2006" xmlns:aink="http://schemas.microsoft.com/office/drawing/2016/ink" xmlns:am3d="http://schemas.microsoft.com/office/drawing/2017/model3d" xmlns:o="urn:schemas-microsoft-com:office:office" xmlns:r="http://schemas.openxmlformats.org/officeDocument/2006/relationships" xmlns:m="http://schemas.openxmlformats.org/officeDocument/2006/math" xmlns:v="urn:schemas-microsoft-com:vml" xmlns:wp14="http://schemas.microsoft.com/office/word/2010/wordprocessingDrawing" xmlns:wp="http://schemas.openxmlformats.org/drawingml/2006/wordprocessingDrawing" xmlns:w10="urn:schemas-microsoft-com:office:word" xmlns:w="http://schemas.openxmlformats.org/wordprocessingml/2006/main" xmlns:w14="http://schemas.microsoft.com/office/word/2010/wordml" xmlns:w15="http://schemas.microsoft.com/office/word/2012/wordml" xmlns:w16cex="http://schemas.microsoft.com/office/word/2018/wordml/cex" xmlns:w16cid="http://schemas.microsoft.com/office/word/2016/wordml/cid" xmlns:w16="http://schemas.microsoft.com/office/word/2018/wordml" xmlns:w16sdtdh="http://schemas.microsoft.com/office/word/2020/wordml/sdtdatahash" xmlns:w16se="http://schemas.microsoft.com/office/word/2015/wordml/symex" xmlns:wpg="http://schemas.microsoft.com/office/word/2010/wordprocessingGroup" xmlns:wpi="http://schemas.microsoft.com/office/word/2010/wordprocessingInk" xmlns:wne="http://schemas.microsoft.com/office/word/2006/wordml" xmlns:wps="http://schemas.microsoft.com/office/word/2010/wordprocessingShape" mc:Ignorable="w14 w15 w16se w16cid w16 w16cex w16sdtdh wp14">
   <w:body>
     <w:p>
       <w:pPr>
@@ -598,6 +598,7 @@
               <w:shd w:val="clear" w:color="auto" w:fill="FFFFFF"/>
               <w:bidi/>
               <w:spacing w:before="0" w:beforeAutospacing="0" w:after="120" w:afterAutospacing="0"/>
+              <w:outlineLvl w:val="0"/>
               <w:rPr>
                 <w:rFonts w:ascii="Arial" w:hAnsi="Arial" w:cs="Arial"/>
                 <w:b w:val="0"/>
@@ -1009,6 +1010,7 @@
               <w:shd w:val="clear" w:color="auto" w:fill="FFFFFF"/>
               <w:bidi/>
               <w:spacing w:before="0" w:beforeAutospacing="0" w:after="120" w:afterAutospacing="0"/>
+              <w:outlineLvl w:val="0"/>
               <w:rPr>
                 <w:rFonts w:ascii="Arial" w:hAnsi="Arial" w:cs="Arial"/>
                 <w:b w:val="0"/>
@@ -1043,6 +1045,7 @@
               <w:shd w:val="clear" w:color="auto" w:fill="FFFFFF"/>
               <w:bidi/>
               <w:spacing w:before="0" w:beforeAutospacing="0" w:after="120" w:afterAutospacing="0"/>
+              <w:outlineLvl w:val="0"/>
               <w:rPr>
                 <w:rFonts w:ascii="Arial" w:hAnsi="Arial" w:cs="Arial"/>
                 <w:b w:val="0"/>
@@ -1286,6 +1289,7 @@
               <w:shd w:val="clear" w:color="auto" w:fill="FFFFFF"/>
               <w:bidi/>
               <w:spacing w:before="0" w:beforeAutospacing="0" w:after="120" w:afterAutospacing="0"/>
+              <w:outlineLvl w:val="0"/>
               <w:rPr>
                 <w:rFonts w:ascii="Arial" w:hAnsi="Arial" w:cs="Arial"/>
                 <w:b w:val="0"/>
@@ -1430,6 +1434,7 @@
               <w:shd w:val="clear" w:color="auto" w:fill="FFFFFF"/>
               <w:bidi/>
               <w:spacing w:before="0" w:beforeAutospacing="0" w:after="120" w:afterAutospacing="0"/>
+              <w:outlineLvl w:val="0"/>
               <w:rPr>
                 <w:rFonts w:ascii="Arial" w:hAnsi="Arial" w:cs="Arial"/>
                 <w:b w:val="0"/>
@@ -1492,6 +1497,7 @@
               <w:shd w:val="clear" w:color="auto" w:fill="FFFFFF"/>
               <w:bidi/>
               <w:spacing w:before="0" w:beforeAutospacing="0" w:after="120" w:afterAutospacing="0"/>
+              <w:outlineLvl w:val="0"/>
               <w:rPr>
                 <w:rFonts w:ascii="Arial" w:hAnsi="Arial" w:cs="Arial"/>
                 <w:b w:val="0"/>
@@ -1792,6 +1798,7 @@
               <w:shd w:val="clear" w:color="auto" w:fill="FFFFFF"/>
               <w:bidi/>
               <w:spacing w:before="0" w:beforeAutospacing="0" w:after="120" w:afterAutospacing="0"/>
+              <w:outlineLvl w:val="0"/>
               <w:rPr>
                 <w:rFonts w:ascii="Arial" w:hAnsi="Arial" w:cs="Arial"/>
                 <w:b w:val="0"/>
@@ -2488,6 +2495,7 @@
               <w:shd w:val="clear" w:color="auto" w:fill="FFFFFF"/>
               <w:bidi/>
               <w:spacing w:before="0" w:beforeAutospacing="0" w:after="120" w:afterAutospacing="0"/>
+              <w:outlineLvl w:val="0"/>
               <w:rPr>
                 <w:rFonts w:ascii="Arial" w:hAnsi="Arial" w:cs="Arial"/>
                 <w:b w:val="0"/>
@@ -2974,6 +2982,7 @@
               <w:shd w:val="clear" w:color="auto" w:fill="FFFFFF"/>
               <w:bidi/>
               <w:spacing w:before="0" w:beforeAutospacing="0" w:after="120" w:afterAutospacing="0"/>
+              <w:outlineLvl w:val="0"/>
               <w:rPr>
                 <w:rFonts w:ascii="Arial" w:hAnsi="Arial" w:cs="Arial"/>
                 <w:b w:val="0"/>
@@ -3007,6 +3016,7 @@
               <w:shd w:val="clear" w:color="auto" w:fill="FFFFFF"/>
               <w:bidi/>
               <w:spacing w:before="0" w:beforeAutospacing="0" w:after="120" w:afterAutospacing="0"/>
+              <w:outlineLvl w:val="0"/>
               <w:rPr>
                 <w:rFonts w:ascii="Arial" w:hAnsi="Arial" w:cs="Arial"/>
                 <w:b w:val="0"/>
@@ -3065,6 +3075,7 @@
               <w:shd w:val="clear" w:color="auto" w:fill="FFFFFF"/>
               <w:bidi/>
               <w:spacing w:before="0" w:beforeAutospacing="0" w:after="120" w:afterAutospacing="0"/>
+              <w:outlineLvl w:val="0"/>
               <w:rPr>
                 <w:rFonts w:ascii="Arial" w:hAnsi="Arial" w:cs="Arial"/>
                 <w:b w:val="0"/>
@@ -3097,6 +3108,7 @@
               <w:shd w:val="clear" w:color="auto" w:fill="FFFFFF"/>
               <w:bidi/>
               <w:spacing w:before="0" w:beforeAutospacing="0" w:after="120" w:afterAutospacing="0"/>
+              <w:outlineLvl w:val="0"/>
               <w:rPr>
                 <w:rFonts w:ascii="Arial" w:hAnsi="Arial" w:cs="Arial"/>
                 <w:b w:val="0"/>
@@ -3264,6 +3276,7 @@
               <w:shd w:val="clear" w:color="auto" w:fill="FFFFFF"/>
               <w:bidi/>
               <w:spacing w:before="0" w:beforeAutospacing="0" w:after="120" w:afterAutospacing="0"/>
+              <w:outlineLvl w:val="0"/>
               <w:rPr>
                 <w:rFonts w:ascii="Arial" w:hAnsi="Arial" w:cs="Arial"/>
                 <w:b w:val="0"/>
@@ -3348,6 +3361,7 @@
               <w:shd w:val="clear" w:color="auto" w:fill="FFFFFF"/>
               <w:bidi/>
               <w:spacing w:before="0" w:beforeAutospacing="0" w:after="120" w:afterAutospacing="0"/>
+              <w:outlineLvl w:val="0"/>
               <w:rPr>
                 <w:rFonts w:ascii="Arial" w:hAnsi="Arial" w:cs="Arial"/>
                 <w:b w:val="0"/>
@@ -3415,6 +3429,7 @@
               <w:shd w:val="clear" w:color="auto" w:fill="FFFFFF"/>
               <w:bidi/>
               <w:spacing w:before="0" w:beforeAutospacing="0" w:after="120" w:afterAutospacing="0"/>
+              <w:outlineLvl w:val="0"/>
               <w:rPr>
                 <w:rFonts w:ascii="Arial" w:hAnsi="Arial" w:cs="Arial"/>
                 <w:b w:val="0"/>
@@ -3597,6 +3612,7 @@
               <w:shd w:val="clear" w:color="auto" w:fill="FFFFFF"/>
               <w:bidi/>
               <w:spacing w:before="0" w:beforeAutospacing="0" w:after="120" w:afterAutospacing="0"/>
+              <w:outlineLvl w:val="0"/>
               <w:rPr>
                 <w:rFonts w:ascii="Arial" w:hAnsi="Arial" w:cs="Arial"/>
                 <w:b w:val="0"/>
@@ -3697,6 +3713,7 @@
               <w:shd w:val="clear" w:color="auto" w:fill="FFFFFF"/>
               <w:bidi/>
               <w:spacing w:before="0" w:beforeAutospacing="0" w:after="120" w:afterAutospacing="0"/>
+              <w:outlineLvl w:val="0"/>
               <w:rPr>
                 <w:rFonts w:ascii="Arial" w:hAnsi="Arial" w:cs="Arial"/>
                 <w:b w:val="0"/>
@@ -3883,6 +3900,7 @@
               <w:shd w:val="clear" w:color="auto" w:fill="FFFFFF"/>
               <w:bidi/>
               <w:spacing w:before="0" w:beforeAutospacing="0" w:after="120" w:afterAutospacing="0"/>
+              <w:outlineLvl w:val="0"/>
               <w:rPr>
                 <w:rFonts w:ascii="Arial" w:hAnsi="Arial" w:cs="Arial"/>
                 <w:b w:val="0"/>
@@ -3947,6 +3965,7 @@
               <w:shd w:val="clear" w:color="auto" w:fill="FFFFFF"/>
               <w:bidi/>
               <w:spacing w:before="0" w:beforeAutospacing="0" w:after="120" w:afterAutospacing="0"/>
+              <w:outlineLvl w:val="0"/>
               <w:rPr>
                 <w:b w:val="0"/>
                 <w:bCs w:val="0"/>
@@ -4048,6 +4067,7 @@
               <w:shd w:val="clear" w:color="auto" w:fill="FFFFFF"/>
               <w:bidi/>
               <w:spacing w:before="0" w:beforeAutospacing="0" w:after="120" w:afterAutospacing="0"/>
+              <w:outlineLvl w:val="0"/>
               <w:rPr>
                 <w:b w:val="0"/>
                 <w:bCs w:val="0"/>
@@ -4189,6 +4209,7 @@
               <w:shd w:val="clear" w:color="auto" w:fill="FFFFFF"/>
               <w:bidi/>
               <w:spacing w:before="0" w:beforeAutospacing="0" w:after="120" w:afterAutospacing="0"/>
+              <w:outlineLvl w:val="0"/>
               <w:rPr>
                 <w:b w:val="0"/>
                 <w:bCs w:val="0"/>
@@ -5698,6 +5719,7 @@
               <w:shd w:val="clear" w:color="auto" w:fill="FFFFFF"/>
               <w:bidi/>
               <w:spacing w:before="0" w:beforeAutospacing="0" w:after="120" w:afterAutospacing="0"/>
+              <w:outlineLvl w:val="0"/>
               <w:rPr>
                 <w:b w:val="0"/>
                 <w:bCs w:val="0"/>
@@ -6338,6 +6360,7 @@
               <w:shd w:val="clear" w:color="auto" w:fill="FFFFFF"/>
               <w:bidi/>
               <w:spacing w:before="0" w:beforeAutospacing="0" w:after="120" w:afterAutospacing="0"/>
+              <w:outlineLvl w:val="0"/>
               <w:rPr>
                 <w:b w:val="0"/>
                 <w:bCs w:val="0"/>
@@ -6585,6 +6608,7 @@
               <w:shd w:val="clear" w:color="auto" w:fill="FFFFFF"/>
               <w:bidi/>
               <w:spacing w:before="0" w:beforeAutospacing="0" w:after="120" w:afterAutospacing="0"/>
+              <w:outlineLvl w:val="0"/>
               <w:rPr>
                 <w:b w:val="0"/>
                 <w:bCs w:val="0"/>
@@ -7097,6 +7121,7 @@
               <w:shd w:val="clear" w:color="auto" w:fill="FFFFFF"/>
               <w:bidi/>
               <w:spacing w:before="0" w:beforeAutospacing="0" w:after="120" w:afterAutospacing="0"/>
+              <w:outlineLvl w:val="0"/>
               <w:rPr>
                 <w:b w:val="0"/>
                 <w:bCs w:val="0"/>
@@ -7184,6 +7209,7 @@
               <w:shd w:val="clear" w:color="auto" w:fill="FFFFFF"/>
               <w:bidi/>
               <w:spacing w:before="0" w:beforeAutospacing="0" w:after="120" w:afterAutospacing="0"/>
+              <w:outlineLvl w:val="0"/>
               <w:rPr>
                 <w:b w:val="0"/>
                 <w:bCs w:val="0"/>
@@ -7222,6 +7248,7 @@
               <w:shd w:val="clear" w:color="auto" w:fill="FFFFFF"/>
               <w:bidi/>
               <w:spacing w:before="0" w:beforeAutospacing="0" w:after="120" w:afterAutospacing="0"/>
+              <w:outlineLvl w:val="0"/>
               <w:rPr>
                 <w:b w:val="0"/>
                 <w:bCs w:val="0"/>
@@ -7593,6 +7620,7 @@
               <w:shd w:val="clear" w:color="auto" w:fill="FFFFFF"/>
               <w:bidi/>
               <w:spacing w:before="0" w:beforeAutospacing="0" w:after="120" w:afterAutospacing="0"/>
+              <w:outlineLvl w:val="0"/>
               <w:rPr>
                 <w:b w:val="0"/>
                 <w:bCs w:val="0"/>
@@ -7632,6 +7660,7 @@
               <w:shd w:val="clear" w:color="auto" w:fill="FFFFFF"/>
               <w:bidi/>
               <w:spacing w:before="0" w:beforeAutospacing="0" w:after="120" w:afterAutospacing="0"/>
+              <w:outlineLvl w:val="0"/>
               <w:rPr>
                 <w:b w:val="0"/>
                 <w:bCs w:val="0"/>
@@ -7877,6 +7906,7 @@
               <w:shd w:val="clear" w:color="auto" w:fill="FFFFFF"/>
               <w:bidi/>
               <w:spacing w:before="0" w:beforeAutospacing="0" w:after="120" w:afterAutospacing="0"/>
+              <w:outlineLvl w:val="0"/>
               <w:rPr>
                 <w:b w:val="0"/>
                 <w:bCs w:val="0"/>
@@ -10644,6 +10674,7 @@
               <w:shd w:val="clear" w:color="auto" w:fill="FFFFFF"/>
               <w:bidi/>
               <w:spacing w:before="0" w:beforeAutospacing="0" w:after="120" w:afterAutospacing="0"/>
+              <w:outlineLvl w:val="0"/>
               <w:rPr>
                 <w:b w:val="0"/>
                 <w:bCs w:val="0"/>
@@ -25608,7 +25639,7 @@
             <w:pPr>
               <w:bidi/>
               <w:rPr>
-                <w:rFonts w:asciiTheme="minorBidi" w:hAnsiTheme="minorBidi" w:hint="cs"/>
+                <w:rFonts w:asciiTheme="minorBidi" w:hAnsiTheme="minorBidi"/>
                 <w:color w:val="EE0000"/>
                 <w:sz w:val="24"/>
                 <w:szCs w:val="24"/>
@@ -25626,27 +25657,187 @@
             <w:pPr>
               <w:bidi/>
               <w:rPr>
-                <w:rFonts w:cs="Arial" w:hint="cs"/>
-                <w:color w:val="EE0000"/>
-                <w:rtl/>
-                <w:lang w:bidi="ar-AE"/>
-              </w:rPr>
-            </w:pPr>
-            <w:r>
-              <w:rPr>
                 <w:rFonts w:cs="Arial"/>
                 <w:color w:val="EE0000"/>
                 <w:rtl/>
-              </w:rPr>
-              <w:t>تصرف كأنك ضابط عملياتي في القوات المسلحة وكخبير عسكري في مجال العمليات العسكرية والاستراتيجية وكمعلم عسكري ومقيم في هذا المجال .. في صفحة أبرز الايجابيات والسلبيات نريد إدخال الذكاء الإصطناعي ليقوم بقراءة جميع المعايير الموجودة في قوائم التقييم المختلفة لجميع مستويات الوحدات واستخراج أبرز الإيجابيات والسلبيات وعرضها في هذه الصفحة لكل مستوى الوحدة على حدة</w:t>
-            </w:r>
+                <w:lang w:bidi="ar-AE"/>
+              </w:rPr>
+            </w:pPr>
             <w:r>
               <w:rPr>
                 <w:rFonts w:cs="Arial"/>
                 <w:color w:val="EE0000"/>
+                <w:rtl/>
+              </w:rPr>
+              <w:t>تصرف كأنك ضابط عملياتي في القوات المسلحة وكخبير عسكري في مجال العمليات العسكرية والاستراتيجية وكمعلم عسكري ومقيم في هذا المجال .. في صفحة أبرز الايجابيات والسلبيات نريد إدخال الذكاء الإصطناعي ليقوم بقراءة جميع المعايير الموجودة في قوائم التقييم المختلفة لجميع مستويات الوحدات واستخراج أبرز الإيجابيات والسلبيات وعرضها في هذه الصفحة لكل مستوى الوحدة على حدة</w:t>
+            </w:r>
+            <w:r>
+              <w:rPr>
+                <w:rFonts w:cs="Arial"/>
+                <w:color w:val="EE0000"/>
                 <w:lang w:bidi="ar-AE"/>
               </w:rPr>
               <w:t>.</w:t>
+            </w:r>
+          </w:p>
+        </w:tc>
+        <w:tc>
+          <w:tcPr>
+            <w:tcW w:w="2606" w:type="dxa"/>
+          </w:tcPr>
+          <w:p>
+            <w:pPr>
+              <w:bidi/>
+              <w:jc w:val="center"/>
+              <w:rPr>
+                <w:rFonts w:ascii="Arial" w:hAnsi="Arial" w:cs="Arial"/>
+                <w:color w:val="000000" w:themeColor="text1"/>
+                <w:sz w:val="28"/>
+                <w:szCs w:val="28"/>
+              </w:rPr>
+            </w:pPr>
+          </w:p>
+        </w:tc>
+      </w:tr>
+      <w:tr>
+        <w:trPr>
+          <w:trHeight w:val="305"/>
+        </w:trPr>
+        <w:tc>
+          <w:tcPr>
+            <w:tcW w:w="1828" w:type="dxa"/>
+          </w:tcPr>
+          <w:p>
+            <w:pPr>
+              <w:bidi/>
+              <w:rPr>
+                <w:rFonts w:asciiTheme="minorBidi" w:hAnsiTheme="minorBidi"/>
+                <w:sz w:val="24"/>
+                <w:szCs w:val="24"/>
+                <w:rtl/>
+                <w:lang w:bidi="ar-AE"/>
+              </w:rPr>
+            </w:pPr>
+            <w:r>
+              <w:rPr>
+                <w:rFonts w:asciiTheme="minorBidi" w:hAnsiTheme="minorBidi" w:hint="cs"/>
+                <w:sz w:val="24"/>
+                <w:szCs w:val="24"/>
+                <w:rtl/>
+                <w:lang w:bidi="ar-AE"/>
+              </w:rPr>
+              <w:t>مساحة التخطيط</w:t>
+            </w:r>
+            <w:r>
+              <w:rPr>
+                <w:rFonts w:asciiTheme="minorBidi" w:hAnsiTheme="minorBidi" w:hint="cs"/>
+                <w:sz w:val="24"/>
+                <w:szCs w:val="24"/>
+                <w:rtl/>
+                <w:lang w:bidi="ar-AE"/>
+              </w:rPr>
+              <w:t xml:space="preserve"> / إنشاء قوائم تقييم الإجراءات</w:t>
+            </w:r>
+          </w:p>
+        </w:tc>
+        <w:tc>
+          <w:tcPr>
+            <w:tcW w:w="9175" w:type="dxa"/>
+          </w:tcPr>
+          <w:p>
+            <w:pPr>
+              <w:bidi/>
+              <w:rPr>
+                <w:rFonts w:cs="Arial"/>
+              </w:rPr>
+            </w:pPr>
+            <w:r>
+              <w:rPr>
+                <w:rFonts w:cs="Arial"/>
+                <w:rtl/>
+              </w:rPr>
+              <w:t>نريد تعديل صفحة التخطيط / مجرى الأحداث والمعاضل حسب المطلوب في النقاط التالية:</w:t>
+            </w:r>
+          </w:p>
+          <w:p>
+            <w:pPr>
+              <w:bidi/>
+              <w:rPr>
+                <w:rFonts w:cs="Arial"/>
+                <w:rtl/>
+              </w:rPr>
+            </w:pPr>
+            <w:r>
+              <w:rPr>
+                <w:rFonts w:cs="Arial"/>
+                <w:rtl/>
+              </w:rPr>
+              <w:t>1. أرفقت ملف الإكسل ونريد منك قراءته وفهمه وحفظ المعلومات التي فيه (العمود الأول = العمود الثاني) أي (صنف المحكم الموجود في العمود الأول = مستوى الوحدة الموجود في العمود الثاني.</w:t>
+            </w:r>
+          </w:p>
+          <w:p>
+            <w:pPr>
+              <w:bidi/>
+              <w:rPr>
+                <w:rFonts w:cs="Arial"/>
+                <w:rtl/>
+              </w:rPr>
+            </w:pPr>
+            <w:r>
+              <w:rPr>
+                <w:rFonts w:cs="Arial"/>
+                <w:rtl/>
+              </w:rPr>
+              <w:t>2. في الصورة المرفقة نريد منك تنفيذ التالي:</w:t>
+            </w:r>
+          </w:p>
+          <w:p>
+            <w:pPr>
+              <w:bidi/>
+              <w:rPr>
+                <w:rFonts w:cs="Arial"/>
+                <w:rtl/>
+              </w:rPr>
+            </w:pPr>
+            <w:r>
+              <w:rPr>
+                <w:rFonts w:cs="Arial"/>
+                <w:rtl/>
+              </w:rPr>
+              <w:t>- المطلوب قراءة عمود المكلف بالإجراء والمتابعة في ملف مجرى الأحداث والمعاضل والتعرف على النقاط موجودة فيه التي هي عبارة عن قائمة بصنوف المحكمين الذين يقومون بتقييم الوحدات المتدربة (مستوى الوحدات).</w:t>
+            </w:r>
+          </w:p>
+          <w:p>
+            <w:pPr>
+              <w:bidi/>
+              <w:rPr>
+                <w:rFonts w:cs="Arial"/>
+                <w:rtl/>
+              </w:rPr>
+            </w:pPr>
+            <w:r>
+              <w:rPr>
+                <w:rFonts w:cs="Arial"/>
+                <w:rtl/>
+              </w:rPr>
+              <w:lastRenderedPageBreak/>
+              <w:t>- بما أننا قمنا بربط هذا العمود (عمود المكلف بالإجراء والمتابعة) مع عمود (مستوى الوحدة) في بنك المعلومات تبويب (قوائم تقييم الاجراءات) فإننا نريد سحب ونسخ قوائم تقييم الإجراءات وإدراجها في صفحة التخطيط / صفحة إنشاء قوائم تقييم الإجراءات.</w:t>
+            </w:r>
+          </w:p>
+          <w:p>
+            <w:pPr>
+              <w:bidi/>
+              <w:rPr>
+                <w:rFonts w:cs="Arial"/>
+                <w:rtl/>
+              </w:rPr>
+            </w:pPr>
+            <w:r>
+              <w:rPr>
+                <w:rFonts w:cs="Arial"/>
+                <w:rtl/>
+              </w:rPr>
+              <w:t>- نريد طريقة عرض صفحة إنشاء قوائم تقييم الإجراءات تكون مطابقة لصفحة إنشاء قائمة التقييم في صفحة التخطيط ولكن لا نريد أن يكون بين الصفحتين إي علاقة أو ارتباط.</w:t>
             </w:r>
           </w:p>
         </w:tc>
@@ -25697,7 +25888,7 @@
 </file>
 
 <file path=word/numbering.xml><?xml version="1.0" encoding="utf-8"?>
-<w:numbering xmlns:wpc="http://schemas.microsoft.com/office/word/2010/wordprocessingCanvas" xmlns:cx="http://schemas.microsoft.com/office/drawing/2014/chartex" xmlns:cx1="http://schemas.microsoft.com/office/drawing/2015/9/8/chartex" xmlns:cx2="http://schemas.microsoft.com/office/drawing/2015/10/21/chartex" xmlns:cx3="http://schemas.microsoft.com/office/drawing/2016/5/9/chartex" xmlns:cx4="http://schemas.microsoft.com/office/drawing/2016/5/10/chartex" xmlns:cx5="http://schemas.microsoft.com/office/drawing/2016/5/11/chartex" xmlns:cx6="http://schemas.microsoft.com/office/drawing/2016/5/12/chartex" xmlns:cx7="http://schemas.microsoft.com/office/drawing/2016/5/13/chartex" xmlns:cx8="http://schemas.microsoft.com/office/drawing/2016/5/14/chartex" xmlns:mc="http://schemas.openxmlformats.org/markup-compatibility/2006" xmlns:aink="http://schemas.microsoft.com/office/drawing/2016/ink" xmlns:am3d="http://schemas.microsoft.com/office/drawing/2017/model3d" xmlns:o="urn:schemas-microsoft-com:office:office" xmlns:oel="http://schemas.microsoft.com/office/2019/extlst" xmlns:r="http://schemas.openxmlformats.org/officeDocument/2006/relationships" xmlns:m="http://schemas.openxmlformats.org/officeDocument/2006/math" xmlns:v="urn:schemas-microsoft-com:vml" xmlns:wp14="http://schemas.microsoft.com/office/word/2010/wordprocessingDrawing" xmlns:wp="http://schemas.openxmlformats.org/drawingml/2006/wordprocessingDrawing" xmlns:w10="urn:schemas-microsoft-com:office:word" xmlns:w="http://schemas.openxmlformats.org/wordprocessingml/2006/main" xmlns:w14="http://schemas.microsoft.com/office/word/2010/wordml" xmlns:w15="http://schemas.microsoft.com/office/word/2012/wordml" xmlns:w16cex="http://schemas.microsoft.com/office/word/2018/wordml/cex" xmlns:w16cid="http://schemas.microsoft.com/office/word/2016/wordml/cid" xmlns:w16="http://schemas.microsoft.com/office/word/2018/wordml" xmlns:w16du="http://schemas.microsoft.com/office/word/2023/wordml/word16du" xmlns:w16sdtdh="http://schemas.microsoft.com/office/word/2020/wordml/sdtdatahash" xmlns:w16sdtfl="http://schemas.microsoft.com/office/word/2024/wordml/sdtformatlock" xmlns:w16se="http://schemas.microsoft.com/office/word/2015/wordml/symex" xmlns:wpg="http://schemas.microsoft.com/office/word/2010/wordprocessingGroup" xmlns:wpi="http://schemas.microsoft.com/office/word/2010/wordprocessingInk" xmlns:wne="http://schemas.microsoft.com/office/word/2006/wordml" xmlns:wps="http://schemas.microsoft.com/office/word/2010/wordprocessingShape" mc:Ignorable="w14 w15 w16se w16cid w16 w16cex w16sdtdh w16sdtfl w16du wp14">
+<w:numbering xmlns:wpc="http://schemas.microsoft.com/office/word/2010/wordprocessingCanvas" xmlns:cx="http://schemas.microsoft.com/office/drawing/2014/chartex" xmlns:cx1="http://schemas.microsoft.com/office/drawing/2015/9/8/chartex" xmlns:cx2="http://schemas.microsoft.com/office/drawing/2015/10/21/chartex" xmlns:cx3="http://schemas.microsoft.com/office/drawing/2016/5/9/chartex" xmlns:cx4="http://schemas.microsoft.com/office/drawing/2016/5/10/chartex" xmlns:cx5="http://schemas.microsoft.com/office/drawing/2016/5/11/chartex" xmlns:cx6="http://schemas.microsoft.com/office/drawing/2016/5/12/chartex" xmlns:cx7="http://schemas.microsoft.com/office/drawing/2016/5/13/chartex" xmlns:cx8="http://schemas.microsoft.com/office/drawing/2016/5/14/chartex" xmlns:mc="http://schemas.openxmlformats.org/markup-compatibility/2006" xmlns:aink="http://schemas.microsoft.com/office/drawing/2016/ink" xmlns:am3d="http://schemas.microsoft.com/office/drawing/2017/model3d" xmlns:o="urn:schemas-microsoft-com:office:office" xmlns:r="http://schemas.openxmlformats.org/officeDocument/2006/relationships" xmlns:m="http://schemas.openxmlformats.org/officeDocument/2006/math" xmlns:v="urn:schemas-microsoft-com:vml" xmlns:wp14="http://schemas.microsoft.com/office/word/2010/wordprocessingDrawing" xmlns:wp="http://schemas.openxmlformats.org/drawingml/2006/wordprocessingDrawing" xmlns:w10="urn:schemas-microsoft-com:office:word" xmlns:w="http://schemas.openxmlformats.org/wordprocessingml/2006/main" xmlns:w14="http://schemas.microsoft.com/office/word/2010/wordml" xmlns:w15="http://schemas.microsoft.com/office/word/2012/wordml" xmlns:w16cex="http://schemas.microsoft.com/office/word/2018/wordml/cex" xmlns:w16cid="http://schemas.microsoft.com/office/word/2016/wordml/cid" xmlns:w16="http://schemas.microsoft.com/office/word/2018/wordml" xmlns:w16sdtdh="http://schemas.microsoft.com/office/word/2020/wordml/sdtdatahash" xmlns:w16se="http://schemas.microsoft.com/office/word/2015/wordml/symex" xmlns:wpg="http://schemas.microsoft.com/office/word/2010/wordprocessingGroup" xmlns:wpi="http://schemas.microsoft.com/office/word/2010/wordprocessingInk" xmlns:wne="http://schemas.microsoft.com/office/word/2006/wordml" xmlns:wps="http://schemas.microsoft.com/office/word/2010/wordprocessingShape" mc:Ignorable="w14 w15 w16se w16cid w16 w16cex w16sdtdh wp14">
   <w:abstractNum w:abstractNumId="0" w15:restartNumberingAfterBreak="0">
     <w:nsid w:val="01C51F61"/>
     <w:multiLevelType w:val="hybridMultilevel"/>
@@ -26888,41 +27079,41 @@
       </w:pPr>
     </w:lvl>
   </w:abstractNum>
-  <w:num w:numId="1" w16cid:durableId="351611720">
+  <w:num w:numId="1">
     <w:abstractNumId w:val="6"/>
   </w:num>
-  <w:num w:numId="2" w16cid:durableId="647562952">
+  <w:num w:numId="2">
     <w:abstractNumId w:val="7"/>
   </w:num>
-  <w:num w:numId="3" w16cid:durableId="1513184068">
+  <w:num w:numId="3">
     <w:abstractNumId w:val="5"/>
   </w:num>
-  <w:num w:numId="4" w16cid:durableId="1798182343">
+  <w:num w:numId="4">
     <w:abstractNumId w:val="9"/>
   </w:num>
-  <w:num w:numId="5" w16cid:durableId="1580170124">
+  <w:num w:numId="5">
     <w:abstractNumId w:val="2"/>
   </w:num>
-  <w:num w:numId="6" w16cid:durableId="993528699">
+  <w:num w:numId="6">
     <w:abstractNumId w:val="8"/>
   </w:num>
-  <w:num w:numId="7" w16cid:durableId="881285212">
+  <w:num w:numId="7">
     <w:abstractNumId w:val="3"/>
   </w:num>
-  <w:num w:numId="8" w16cid:durableId="356859749">
+  <w:num w:numId="8">
     <w:abstractNumId w:val="1"/>
   </w:num>
-  <w:num w:numId="9" w16cid:durableId="159002520">
+  <w:num w:numId="9">
     <w:abstractNumId w:val="0"/>
   </w:num>
-  <w:num w:numId="10" w16cid:durableId="770049429">
+  <w:num w:numId="10">
     <w:abstractNumId w:val="4"/>
   </w:num>
 </w:numbering>
 </file>
 
 <file path=word/styles.xml><?xml version="1.0" encoding="utf-8"?>
-<w:styles xmlns:mc="http://schemas.openxmlformats.org/markup-compatibility/2006" xmlns:r="http://schemas.openxmlformats.org/officeDocument/2006/relationships" xmlns:w="http://schemas.openxmlformats.org/wordprocessingml/2006/main" xmlns:w14="http://schemas.microsoft.com/office/word/2010/wordml" xmlns:w15="http://schemas.microsoft.com/office/word/2012/wordml" xmlns:w16cex="http://schemas.microsoft.com/office/word/2018/wordml/cex" xmlns:w16cid="http://schemas.microsoft.com/office/word/2016/wordml/cid" xmlns:w16="http://schemas.microsoft.com/office/word/2018/wordml" xmlns:w16du="http://schemas.microsoft.com/office/word/2023/wordml/word16du" xmlns:w16sdtdh="http://schemas.microsoft.com/office/word/2020/wordml/sdtdatahash" xmlns:w16sdtfl="http://schemas.microsoft.com/office/word/2024/wordml/sdtformatlock" xmlns:w16se="http://schemas.microsoft.com/office/word/2015/wordml/symex" mc:Ignorable="w14 w15 w16se w16cid w16 w16cex w16sdtdh w16sdtfl w16du">
+<w:styles xmlns:mc="http://schemas.openxmlformats.org/markup-compatibility/2006" xmlns:r="http://schemas.openxmlformats.org/officeDocument/2006/relationships" xmlns:w="http://schemas.openxmlformats.org/wordprocessingml/2006/main" xmlns:w14="http://schemas.microsoft.com/office/word/2010/wordml" xmlns:w15="http://schemas.microsoft.com/office/word/2012/wordml" xmlns:w16cex="http://schemas.microsoft.com/office/word/2018/wordml/cex" xmlns:w16cid="http://schemas.microsoft.com/office/word/2016/wordml/cid" xmlns:w16="http://schemas.microsoft.com/office/word/2018/wordml" xmlns:w16sdtdh="http://schemas.microsoft.com/office/word/2020/wordml/sdtdatahash" xmlns:w16se="http://schemas.microsoft.com/office/word/2015/wordml/symex" mc:Ignorable="w14 w15 w16se w16cid w16 w16cex w16sdtdh">
   <w:docDefaults>
     <w:rPrDefault>
       <w:rPr>
@@ -27388,6 +27579,7 @@
   <w:style w:type="character" w:default="1" w:styleId="DefaultParagraphFont">
     <w:name w:val="Default Paragraph Font"/>
     <w:uiPriority w:val="1"/>
+    <w:semiHidden/>
     <w:unhideWhenUsed/>
   </w:style>
   <w:style w:type="table" w:default="1" w:styleId="TableNormal">

--- a/Programming Lab/أوامر محرر الذكاء الإصطناعي لتطوير نظام إدارو التمارين.docx
+++ b/Programming Lab/أوامر محرر الذكاء الإصطناعي لتطوير نظام إدارو التمارين.docx
@@ -25726,17 +25726,7 @@
                 <w:rtl/>
                 <w:lang w:bidi="ar-AE"/>
               </w:rPr>
-              <w:t>مساحة التخطيط</w:t>
-            </w:r>
-            <w:r>
-              <w:rPr>
-                <w:rFonts w:asciiTheme="minorBidi" w:hAnsiTheme="minorBidi" w:hint="cs"/>
-                <w:sz w:val="24"/>
-                <w:szCs w:val="24"/>
-                <w:rtl/>
-                <w:lang w:bidi="ar-AE"/>
-              </w:rPr>
-              <w:t xml:space="preserve"> / إنشاء قوائم تقييم الإجراءات</w:t>
+              <w:t>مساحة التخطيط / إنشاء قوائم تقييم الإجراءات</w:t>
             </w:r>
           </w:p>
         </w:tc>
@@ -25828,16 +25818,447 @@
             <w:pPr>
               <w:bidi/>
               <w:rPr>
+                <w:rFonts w:cs="Arial" w:hint="cs"/>
+                <w:rtl/>
+              </w:rPr>
+            </w:pPr>
+            <w:r>
+              <w:rPr>
                 <w:rFonts w:cs="Arial"/>
                 <w:rtl/>
               </w:rPr>
-            </w:pPr>
-            <w:r>
+              <w:t>- نريد طريقة عرض صفحة إنشاء قوائم تقييم الإجراءات تكون مطابقة لصفحة إنشاء قائمة التقييم في صفحة التخطيط ولكن لا نريد أن يكون بين الصفحتين إي علاقة أو ارتباط.</w:t>
+            </w:r>
+          </w:p>
+        </w:tc>
+        <w:tc>
+          <w:tcPr>
+            <w:tcW w:w="2606" w:type="dxa"/>
+          </w:tcPr>
+          <w:p>
+            <w:pPr>
+              <w:bidi/>
+              <w:jc w:val="center"/>
+              <w:rPr>
+                <w:rFonts w:ascii="Arial" w:hAnsi="Arial" w:cs="Arial"/>
+                <w:color w:val="000000" w:themeColor="text1"/>
+                <w:sz w:val="28"/>
+                <w:szCs w:val="28"/>
+              </w:rPr>
+            </w:pPr>
+          </w:p>
+        </w:tc>
+      </w:tr>
+      <w:tr>
+        <w:trPr>
+          <w:trHeight w:val="305"/>
+        </w:trPr>
+        <w:tc>
+          <w:tcPr>
+            <w:tcW w:w="1828" w:type="dxa"/>
+          </w:tcPr>
+          <w:p>
+            <w:pPr>
+              <w:bidi/>
+              <w:rPr>
+                <w:rFonts w:asciiTheme="minorBidi" w:hAnsiTheme="minorBidi" w:hint="cs"/>
+                <w:sz w:val="24"/>
+                <w:szCs w:val="24"/>
+                <w:rtl/>
+                <w:lang w:bidi="ar-AE"/>
+              </w:rPr>
+            </w:pPr>
+            <w:r>
+              <w:rPr>
+                <w:rFonts w:asciiTheme="minorBidi" w:hAnsiTheme="minorBidi" w:hint="cs"/>
+                <w:sz w:val="24"/>
+                <w:szCs w:val="24"/>
+                <w:rtl/>
+                <w:lang w:bidi="ar-AE"/>
+              </w:rPr>
+              <w:t>تبويب صفحة إنشاء قوائم تقييم الاجراءات</w:t>
+            </w:r>
+            <w:r>
+              <w:rPr>
+                <w:rFonts w:asciiTheme="minorBidi" w:hAnsiTheme="minorBidi" w:hint="cs"/>
+                <w:sz w:val="24"/>
+                <w:szCs w:val="24"/>
+                <w:rtl/>
+                <w:lang w:bidi="ar-AE"/>
+              </w:rPr>
+              <w:t>/التخطيط</w:t>
+            </w:r>
+          </w:p>
+        </w:tc>
+        <w:tc>
+          <w:tcPr>
+            <w:tcW w:w="9175" w:type="dxa"/>
+          </w:tcPr>
+          <w:p>
+            <w:pPr>
+              <w:bidi/>
               <w:rPr>
                 <w:rFonts w:cs="Arial"/>
                 <w:rtl/>
               </w:rPr>
-              <w:t>- نريد طريقة عرض صفحة إنشاء قوائم تقييم الإجراءات تكون مطابقة لصفحة إنشاء قائمة التقييم في صفحة التخطيط ولكن لا نريد أن يكون بين الصفحتين إي علاقة أو ارتباط.</w:t>
+            </w:pPr>
+            <w:r>
+              <w:rPr>
+                <w:rFonts w:cs="Arial" w:hint="cs"/>
+                <w:rtl/>
+              </w:rPr>
+              <w:t xml:space="preserve">في صفحة التخطيط/إنشاء قوائم تقييم الاجراءات قم بتغيير مرحلة التمرين إلى الأيام ربطها مع صفحة جدول مجرى الأحداث والمعاضل على أن تكون تبويب بالايام مثال (اليوم/1) ويكون الربط تلقائي حسب إدخال الايام في جدول مجرى الأحداث والمعاضل </w:t>
+            </w:r>
+          </w:p>
+        </w:tc>
+        <w:tc>
+          <w:tcPr>
+            <w:tcW w:w="2606" w:type="dxa"/>
+          </w:tcPr>
+          <w:p>
+            <w:pPr>
+              <w:bidi/>
+              <w:jc w:val="center"/>
+              <w:rPr>
+                <w:rFonts w:ascii="Arial" w:hAnsi="Arial" w:cs="Arial"/>
+                <w:color w:val="000000" w:themeColor="text1"/>
+                <w:sz w:val="28"/>
+                <w:szCs w:val="28"/>
+              </w:rPr>
+            </w:pPr>
+          </w:p>
+        </w:tc>
+      </w:tr>
+      <w:tr>
+        <w:trPr>
+          <w:trHeight w:val="305"/>
+        </w:trPr>
+        <w:tc>
+          <w:tcPr>
+            <w:tcW w:w="1828" w:type="dxa"/>
+          </w:tcPr>
+          <w:p>
+            <w:pPr>
+              <w:bidi/>
+              <w:rPr>
+                <w:rFonts w:asciiTheme="minorBidi" w:hAnsiTheme="minorBidi" w:hint="cs"/>
+                <w:sz w:val="24"/>
+                <w:szCs w:val="24"/>
+                <w:rtl/>
+                <w:lang w:bidi="ar-AE"/>
+              </w:rPr>
+            </w:pPr>
+            <w:r>
+              <w:rPr>
+                <w:rFonts w:asciiTheme="minorBidi" w:hAnsiTheme="minorBidi" w:hint="cs"/>
+                <w:sz w:val="24"/>
+                <w:szCs w:val="24"/>
+                <w:rtl/>
+                <w:lang w:bidi="ar-AE"/>
+              </w:rPr>
+              <w:t>صفحة إنشاء قوائم تقييم الاجراءات</w:t>
+            </w:r>
+            <w:r>
+              <w:rPr>
+                <w:rFonts w:asciiTheme="minorBidi" w:hAnsiTheme="minorBidi" w:hint="cs"/>
+                <w:sz w:val="24"/>
+                <w:szCs w:val="24"/>
+                <w:rtl/>
+                <w:lang w:bidi="ar-AE"/>
+              </w:rPr>
+              <w:t>/التخطيط</w:t>
+            </w:r>
+          </w:p>
+        </w:tc>
+        <w:tc>
+          <w:tcPr>
+            <w:tcW w:w="9175" w:type="dxa"/>
+          </w:tcPr>
+          <w:p>
+            <w:pPr>
+              <w:bidi/>
+              <w:rPr>
+                <w:rFonts w:cs="Arial"/>
+                <w:rtl/>
+              </w:rPr>
+            </w:pPr>
+            <w:r>
+              <w:rPr>
+                <w:rFonts w:cs="Arial" w:hint="cs"/>
+                <w:rtl/>
+              </w:rPr>
+              <w:t>في صفحة إنشاء القوائم تقييم الإجراءات ع</w:t>
+            </w:r>
+            <w:r>
+              <w:rPr>
+                <w:rFonts w:cs="Arial" w:hint="cs"/>
+                <w:rtl/>
+              </w:rPr>
+              <w:t>دم تكرار القوائم في نفس المستوى وقم بالتالي:</w:t>
+            </w:r>
+          </w:p>
+          <w:p>
+            <w:pPr>
+              <w:bidi/>
+              <w:rPr>
+                <w:rFonts w:cs="Arial" w:hint="cs"/>
+                <w:rtl/>
+              </w:rPr>
+            </w:pPr>
+            <w:r>
+              <w:rPr>
+                <w:rFonts w:cs="Arial" w:hint="cs"/>
+                <w:rtl/>
+              </w:rPr>
+              <w:t>مستوى الوحدة يوجد لديه تفرعات/لكل تفرع قائمة معينة مثال (</w:t>
+            </w:r>
+            <w:r>
+              <w:rPr>
+                <w:rFonts w:cs="Arial"/>
+                <w:rtl/>
+              </w:rPr>
+              <w:t>السرية/1 من كتيبة المشاة الآلية/12</w:t>
+            </w:r>
+            <w:r>
+              <w:rPr>
+                <w:rFonts w:cs="Arial" w:hint="cs"/>
+                <w:rtl/>
+              </w:rPr>
+              <w:t xml:space="preserve"> متفرعة من كتيبة المشاة الآلية/12</w:t>
+            </w:r>
+            <w:r>
+              <w:rPr>
+                <w:rFonts w:cs="Arial" w:hint="cs"/>
+                <w:rtl/>
+              </w:rPr>
+              <w:t>) على أن يكون ترتيب بالتسلسل التالي (كتيبية ثم السرايا)</w:t>
+            </w:r>
+          </w:p>
+        </w:tc>
+        <w:tc>
+          <w:tcPr>
+            <w:tcW w:w="2606" w:type="dxa"/>
+          </w:tcPr>
+          <w:p>
+            <w:pPr>
+              <w:bidi/>
+              <w:jc w:val="center"/>
+              <w:rPr>
+                <w:rFonts w:ascii="Arial" w:hAnsi="Arial" w:cs="Arial"/>
+                <w:color w:val="000000" w:themeColor="text1"/>
+                <w:sz w:val="28"/>
+                <w:szCs w:val="28"/>
+              </w:rPr>
+            </w:pPr>
+          </w:p>
+        </w:tc>
+      </w:tr>
+      <w:tr>
+        <w:trPr>
+          <w:trHeight w:val="305"/>
+        </w:trPr>
+        <w:tc>
+          <w:tcPr>
+            <w:tcW w:w="1828" w:type="dxa"/>
+          </w:tcPr>
+          <w:p>
+            <w:pPr>
+              <w:bidi/>
+              <w:rPr>
+                <w:rFonts w:asciiTheme="minorBidi" w:hAnsiTheme="minorBidi" w:hint="cs"/>
+                <w:sz w:val="24"/>
+                <w:szCs w:val="24"/>
+                <w:rtl/>
+                <w:lang w:bidi="ar-AE"/>
+              </w:rPr>
+            </w:pPr>
+            <w:r>
+              <w:rPr>
+                <w:rFonts w:asciiTheme="minorBidi" w:hAnsiTheme="minorBidi" w:cs="Arial"/>
+                <w:sz w:val="24"/>
+                <w:szCs w:val="24"/>
+                <w:rtl/>
+                <w:lang w:bidi="ar-AE"/>
+              </w:rPr>
+              <w:t>صفحة إنشاء قوائم تقييم</w:t>
+            </w:r>
+            <w:r>
+              <w:rPr>
+                <w:rFonts w:asciiTheme="minorBidi" w:hAnsiTheme="minorBidi" w:cs="Arial" w:hint="cs"/>
+                <w:sz w:val="24"/>
+                <w:szCs w:val="24"/>
+                <w:rtl/>
+                <w:lang w:bidi="ar-AE"/>
+              </w:rPr>
+              <w:t xml:space="preserve"> ا</w:t>
+            </w:r>
+            <w:r>
+              <w:rPr>
+                <w:rFonts w:asciiTheme="minorBidi" w:hAnsiTheme="minorBidi" w:cs="Arial"/>
+                <w:sz w:val="24"/>
+                <w:szCs w:val="24"/>
+                <w:rtl/>
+                <w:lang w:bidi="ar-AE"/>
+              </w:rPr>
+              <w:t>لاجراءات/ال</w:t>
+            </w:r>
+            <w:r>
+              <w:rPr>
+                <w:rFonts w:asciiTheme="minorBidi" w:hAnsiTheme="minorBidi" w:cs="Arial" w:hint="cs"/>
+                <w:sz w:val="24"/>
+                <w:szCs w:val="24"/>
+                <w:rtl/>
+                <w:lang w:bidi="ar-AE"/>
+              </w:rPr>
+              <w:t>محكمين</w:t>
+            </w:r>
+          </w:p>
+        </w:tc>
+        <w:tc>
+          <w:tcPr>
+            <w:tcW w:w="9175" w:type="dxa"/>
+          </w:tcPr>
+          <w:p>
+            <w:pPr>
+              <w:bidi/>
+              <w:rPr>
+                <w:rFonts w:cs="Arial"/>
+                <w:rtl/>
+                <w:lang w:bidi="ar-AE"/>
+              </w:rPr>
+            </w:pPr>
+            <w:r>
+              <w:rPr>
+                <w:rFonts w:cs="Arial" w:hint="cs"/>
+                <w:rtl/>
+                <w:lang w:bidi="ar-AE"/>
+              </w:rPr>
+              <w:t>. في صفحة قوائم تقييم الإجراءات/صفحة المحكمين قم بحذف جميع المحتويات داخل الصفحة</w:t>
+            </w:r>
+          </w:p>
+          <w:p>
+            <w:pPr>
+              <w:bidi/>
+              <w:rPr>
+                <w:rFonts w:cs="Arial" w:hint="cs"/>
+                <w:rtl/>
+                <w:lang w:bidi="ar-AE"/>
+              </w:rPr>
+            </w:pPr>
+            <w:r>
+              <w:rPr>
+                <w:rFonts w:cs="Arial" w:hint="cs"/>
+                <w:rtl/>
+                <w:lang w:bidi="ar-AE"/>
+              </w:rPr>
+              <w:t>.قم بإضافة وإدراج قوائم التقييم من صفحة التخطيط/قوائم تقييم الاجراءات إلى صفحة المحكمين/قوائم تقييم الإجراءات ويتم إضافة القوائم بناء على القائمة المختارة والتي يتم نشرها للمحكم المعين لمستوى الوحدة</w:t>
+            </w:r>
+          </w:p>
+        </w:tc>
+        <w:tc>
+          <w:tcPr>
+            <w:tcW w:w="2606" w:type="dxa"/>
+          </w:tcPr>
+          <w:p>
+            <w:pPr>
+              <w:bidi/>
+              <w:jc w:val="center"/>
+              <w:rPr>
+                <w:rFonts w:ascii="Arial" w:hAnsi="Arial" w:cs="Arial"/>
+                <w:color w:val="000000" w:themeColor="text1"/>
+                <w:sz w:val="28"/>
+                <w:szCs w:val="28"/>
+              </w:rPr>
+            </w:pPr>
+          </w:p>
+        </w:tc>
+      </w:tr>
+      <w:tr>
+        <w:trPr>
+          <w:trHeight w:val="305"/>
+        </w:trPr>
+        <w:tc>
+          <w:tcPr>
+            <w:tcW w:w="1828" w:type="dxa"/>
+          </w:tcPr>
+          <w:p>
+            <w:pPr>
+              <w:bidi/>
+              <w:rPr>
+                <w:rFonts w:asciiTheme="minorBidi" w:hAnsiTheme="minorBidi" w:cs="Arial"/>
+                <w:sz w:val="24"/>
+                <w:szCs w:val="24"/>
+                <w:rtl/>
+                <w:lang w:bidi="ar-AE"/>
+              </w:rPr>
+            </w:pPr>
+            <w:r>
+              <w:rPr>
+                <w:rFonts w:asciiTheme="minorBidi" w:hAnsiTheme="minorBidi" w:cs="Arial" w:hint="cs"/>
+                <w:sz w:val="24"/>
+                <w:szCs w:val="24"/>
+                <w:rtl/>
+                <w:lang w:bidi="ar-AE"/>
+              </w:rPr>
+              <w:t>تخزين ملفات التمرين</w:t>
+            </w:r>
+          </w:p>
+        </w:tc>
+        <w:tc>
+          <w:tcPr>
+            <w:tcW w:w="9175" w:type="dxa"/>
+          </w:tcPr>
+          <w:p>
+            <w:pPr>
+              <w:bidi/>
+              <w:rPr>
+                <w:rtl/>
+                <w:lang w:bidi="ar-AE"/>
+              </w:rPr>
+            </w:pPr>
+            <w:r>
+              <w:rPr>
+                <w:rtl/>
+                <w:lang w:bidi="ar-AE"/>
+              </w:rPr>
+              <w:t>1</w:t>
+            </w:r>
+            <w:r>
+              <w:rPr>
+                <w:lang w:bidi="ar-AE"/>
+              </w:rPr>
+              <w:t xml:space="preserve">. </w:t>
+            </w:r>
+            <w:r>
+              <w:rPr>
+                <w:rtl/>
+                <w:lang w:bidi="ar-AE"/>
+              </w:rPr>
+              <w:t>نريد حذف التمرين الحالي مع جميع الملفات التابعة له من مجلد النظام الجديدة والقديمة (جميع ملفات الوورد والاكسل) التي لن تأثر على النظام في حال حذفها</w:t>
+            </w:r>
+            <w:r>
+              <w:rPr>
+                <w:lang w:bidi="ar-AE"/>
+              </w:rPr>
+              <w:t>.</w:t>
+            </w:r>
+          </w:p>
+          <w:p>
+            <w:pPr>
+              <w:bidi/>
+              <w:rPr>
+                <w:rFonts w:hint="cs"/>
+                <w:rtl/>
+                <w:lang w:bidi="ar-AE"/>
+              </w:rPr>
+            </w:pPr>
+            <w:r>
+              <w:rPr>
+                <w:color w:val="FF0000"/>
+                <w:rtl/>
+                <w:lang w:bidi="ar-AE"/>
+              </w:rPr>
+              <w:t>2. نريد إنشاء طريقة تخزين جديدة في مجلد النظام الرئيسي ويكون تحت ملف ومجلد التمرين .. أي كل تمرين لم ملف خاص ومجلد خاص تخزن فيه جميع التابعة له</w:t>
             </w:r>
           </w:p>
         </w:tc>

--- a/Programming Lab/أوامر محرر الذكاء الإصطناعي لتطوير نظام إدارو التمارين.docx
+++ b/Programming Lab/أوامر محرر الذكاء الإصطناعي لتطوير نظام إدارو التمارين.docx
@@ -19729,8 +19729,8 @@
       </w:tblPr>
       <w:tblGrid>
         <w:gridCol w:w="1828"/>
-        <w:gridCol w:w="9175"/>
-        <w:gridCol w:w="2606"/>
+        <w:gridCol w:w="7538"/>
+        <w:gridCol w:w="4243"/>
       </w:tblGrid>
       <w:tr>
         <w:trPr>
@@ -19770,7 +19770,7 @@
         </w:tc>
         <w:tc>
           <w:tcPr>
-            <w:tcW w:w="9175" w:type="dxa"/>
+            <w:tcW w:w="7538" w:type="dxa"/>
             <w:shd w:val="clear" w:color="auto" w:fill="BFBFBF" w:themeFill="background1" w:themeFillShade="BF"/>
             <w:vAlign w:val="center"/>
           </w:tcPr>
@@ -19802,7 +19802,7 @@
         </w:tc>
         <w:tc>
           <w:tcPr>
-            <w:tcW w:w="2606" w:type="dxa"/>
+            <w:tcW w:w="4243" w:type="dxa"/>
             <w:shd w:val="clear" w:color="auto" w:fill="BFBFBF" w:themeFill="background1" w:themeFillShade="BF"/>
             <w:vAlign w:val="center"/>
           </w:tcPr>
@@ -19869,7 +19869,7 @@
         </w:tc>
         <w:tc>
           <w:tcPr>
-            <w:tcW w:w="9175" w:type="dxa"/>
+            <w:tcW w:w="7538" w:type="dxa"/>
           </w:tcPr>
           <w:p>
             <w:pPr>
@@ -19893,7 +19893,7 @@
         </w:tc>
         <w:tc>
           <w:tcPr>
-            <w:tcW w:w="2606" w:type="dxa"/>
+            <w:tcW w:w="4243" w:type="dxa"/>
           </w:tcPr>
           <w:p>
             <w:pPr>
@@ -19947,7 +19947,7 @@
         </w:tc>
         <w:tc>
           <w:tcPr>
-            <w:tcW w:w="9175" w:type="dxa"/>
+            <w:tcW w:w="7538" w:type="dxa"/>
           </w:tcPr>
           <w:p>
             <w:pPr>
@@ -20222,7 +20222,7 @@
         </w:tc>
         <w:tc>
           <w:tcPr>
-            <w:tcW w:w="2606" w:type="dxa"/>
+            <w:tcW w:w="4243" w:type="dxa"/>
           </w:tcPr>
           <w:p>
             <w:pPr>
@@ -20276,7 +20276,7 @@
         </w:tc>
         <w:tc>
           <w:tcPr>
-            <w:tcW w:w="9175" w:type="dxa"/>
+            <w:tcW w:w="7538" w:type="dxa"/>
           </w:tcPr>
           <w:p>
             <w:pPr>
@@ -20457,7 +20457,7 @@
         </w:tc>
         <w:tc>
           <w:tcPr>
-            <w:tcW w:w="2606" w:type="dxa"/>
+            <w:tcW w:w="4243" w:type="dxa"/>
           </w:tcPr>
           <w:p>
             <w:pPr>
@@ -20529,7 +20529,7 @@
         </w:tc>
         <w:tc>
           <w:tcPr>
-            <w:tcW w:w="9175" w:type="dxa"/>
+            <w:tcW w:w="7538" w:type="dxa"/>
           </w:tcPr>
           <w:p>
             <w:pPr>
@@ -20551,7 +20551,7 @@
         </w:tc>
         <w:tc>
           <w:tcPr>
-            <w:tcW w:w="2606" w:type="dxa"/>
+            <w:tcW w:w="4243" w:type="dxa"/>
           </w:tcPr>
           <w:p>
             <w:pPr>
@@ -20602,7 +20602,7 @@
         </w:tc>
         <w:tc>
           <w:tcPr>
-            <w:tcW w:w="9175" w:type="dxa"/>
+            <w:tcW w:w="7538" w:type="dxa"/>
           </w:tcPr>
           <w:p>
             <w:pPr>
@@ -20938,7 +20938,7 @@
         </w:tc>
         <w:tc>
           <w:tcPr>
-            <w:tcW w:w="2606" w:type="dxa"/>
+            <w:tcW w:w="4243" w:type="dxa"/>
           </w:tcPr>
           <w:p>
             <w:pPr>
@@ -20983,13 +20983,14 @@
                 <w:rtl/>
                 <w:lang w:bidi="ar-AE"/>
               </w:rPr>
+              <w:lastRenderedPageBreak/>
               <w:t>إدارة تقييمات الوحدات</w:t>
             </w:r>
           </w:p>
         </w:tc>
         <w:tc>
           <w:tcPr>
-            <w:tcW w:w="9175" w:type="dxa"/>
+            <w:tcW w:w="7538" w:type="dxa"/>
           </w:tcPr>
           <w:p>
             <w:pPr>
@@ -21037,7 +21038,7 @@
         </w:tc>
         <w:tc>
           <w:tcPr>
-            <w:tcW w:w="2606" w:type="dxa"/>
+            <w:tcW w:w="4243" w:type="dxa"/>
           </w:tcPr>
           <w:p>
             <w:pPr>
@@ -21088,7 +21089,7 @@
         </w:tc>
         <w:tc>
           <w:tcPr>
-            <w:tcW w:w="9175" w:type="dxa"/>
+            <w:tcW w:w="7538" w:type="dxa"/>
           </w:tcPr>
           <w:p>
             <w:pPr>
@@ -21161,7 +21162,6 @@
                 <w:rtl/>
                 <w:lang w:bidi="ar-AE"/>
               </w:rPr>
-              <w:lastRenderedPageBreak/>
               <w:t xml:space="preserve">2. تغيير مواقع جميع الأزرار في الترويسة الفرعية لتكون </w:t>
             </w:r>
             <w:r>
@@ -21232,7 +21232,7 @@
         </w:tc>
         <w:tc>
           <w:tcPr>
-            <w:tcW w:w="2606" w:type="dxa"/>
+            <w:tcW w:w="4243" w:type="dxa"/>
           </w:tcPr>
           <w:p>
             <w:pPr>
@@ -21273,7 +21273,7 @@
         </w:tc>
         <w:tc>
           <w:tcPr>
-            <w:tcW w:w="9175" w:type="dxa"/>
+            <w:tcW w:w="7538" w:type="dxa"/>
           </w:tcPr>
           <w:p>
             <w:pPr>
@@ -21289,7 +21289,7 @@
         </w:tc>
         <w:tc>
           <w:tcPr>
-            <w:tcW w:w="2606" w:type="dxa"/>
+            <w:tcW w:w="4243" w:type="dxa"/>
           </w:tcPr>
           <w:p>
             <w:pPr>
@@ -21330,7 +21330,7 @@
         </w:tc>
         <w:tc>
           <w:tcPr>
-            <w:tcW w:w="9175" w:type="dxa"/>
+            <w:tcW w:w="7538" w:type="dxa"/>
           </w:tcPr>
           <w:p>
             <w:pPr>
@@ -21465,7 +21465,7 @@
         </w:tc>
         <w:tc>
           <w:tcPr>
-            <w:tcW w:w="2606" w:type="dxa"/>
+            <w:tcW w:w="4243" w:type="dxa"/>
           </w:tcPr>
           <w:p>
             <w:pPr>
@@ -21515,7 +21515,7 @@
         </w:tc>
         <w:tc>
           <w:tcPr>
-            <w:tcW w:w="9175" w:type="dxa"/>
+            <w:tcW w:w="7538" w:type="dxa"/>
           </w:tcPr>
           <w:p>
             <w:pPr>
@@ -21640,7 +21640,7 @@
         </w:tc>
         <w:tc>
           <w:tcPr>
-            <w:tcW w:w="2606" w:type="dxa"/>
+            <w:tcW w:w="4243" w:type="dxa"/>
           </w:tcPr>
           <w:p>
             <w:pPr>
@@ -21684,13 +21684,14 @@
                 <w:rtl/>
                 <w:lang w:bidi="ar-AE"/>
               </w:rPr>
+              <w:lastRenderedPageBreak/>
               <w:t>المكتبة</w:t>
             </w:r>
           </w:p>
         </w:tc>
         <w:tc>
           <w:tcPr>
-            <w:tcW w:w="9175" w:type="dxa"/>
+            <w:tcW w:w="7538" w:type="dxa"/>
           </w:tcPr>
           <w:p>
             <w:pPr>
@@ -21837,18 +21838,7 @@
                 <w:rtl/>
                 <w:lang w:bidi="ar-AE"/>
               </w:rPr>
-              <w:t xml:space="preserve">) وتكون </w:t>
-            </w:r>
-            <w:r>
-              <w:rPr>
-                <w:rFonts w:ascii="Arial" w:hAnsi="Arial" w:cs="Arial" w:hint="cs"/>
-                <w:sz w:val="24"/>
-                <w:szCs w:val="24"/>
-                <w:rtl/>
-                <w:lang w:bidi="ar-AE"/>
-              </w:rPr>
-              <w:lastRenderedPageBreak/>
-              <w:t>متعدد في آن واحد .. تنويه مهم للغاية: في حال إدراج مجلد نريد جميع محتويات المجلد تكون مضافة دون تغيير الإسم أو صيغة الملف.</w:t>
+              <w:t>) وتكون متعدد في آن واحد .. تنويه مهم للغاية: في حال إدراج مجلد نريد جميع محتويات المجلد تكون مضافة دون تغيير الإسم أو صيغة الملف.</w:t>
             </w:r>
           </w:p>
           <w:p>
@@ -22200,7 +22190,7 @@
         </w:tc>
         <w:tc>
           <w:tcPr>
-            <w:tcW w:w="2606" w:type="dxa"/>
+            <w:tcW w:w="4243" w:type="dxa"/>
           </w:tcPr>
           <w:p>
             <w:pPr>
@@ -22250,7 +22240,7 @@
         </w:tc>
         <w:tc>
           <w:tcPr>
-            <w:tcW w:w="9175" w:type="dxa"/>
+            <w:tcW w:w="7538" w:type="dxa"/>
           </w:tcPr>
           <w:p>
             <w:pPr>
@@ -22380,7 +22370,7 @@
         </w:tc>
         <w:tc>
           <w:tcPr>
-            <w:tcW w:w="2606" w:type="dxa"/>
+            <w:tcW w:w="4243" w:type="dxa"/>
           </w:tcPr>
           <w:p>
             <w:pPr>
@@ -22430,7 +22420,7 @@
         </w:tc>
         <w:tc>
           <w:tcPr>
-            <w:tcW w:w="9175" w:type="dxa"/>
+            <w:tcW w:w="7538" w:type="dxa"/>
           </w:tcPr>
           <w:p>
             <w:pPr>
@@ -22629,7 +22619,7 @@
         </w:tc>
         <w:tc>
           <w:tcPr>
-            <w:tcW w:w="2606" w:type="dxa"/>
+            <w:tcW w:w="4243" w:type="dxa"/>
           </w:tcPr>
           <w:p>
             <w:pPr>
@@ -22679,7 +22669,7 @@
         </w:tc>
         <w:tc>
           <w:tcPr>
-            <w:tcW w:w="9175" w:type="dxa"/>
+            <w:tcW w:w="7538" w:type="dxa"/>
           </w:tcPr>
           <w:p>
             <w:pPr>
@@ -22735,7 +22725,19 @@
                 <w:rtl/>
                 <w:lang w:val="ar-AE" w:bidi="ar-AE"/>
               </w:rPr>
-              <w:t xml:space="preserve">.. نريد تنسيق صفحة المتصفح ليتأقلم مع عملية التصغير والتكبير لتكون جميع الخيارات واضحة وباينة دون اخفاء أو تداخل .. وأيضا عند فتح النظام في كمبيوترات ذات شاشات صغيرة أو لابتوبات نريد المتصفح أن ينسق </w:t>
+              <w:t xml:space="preserve">.. نريد تنسيق صفحة المتصفح ليتأقلم مع عملية التصغير والتكبير </w:t>
+            </w:r>
+            <w:r>
+              <w:rPr>
+                <w:rFonts w:asciiTheme="minorBidi" w:eastAsia="Times New Roman" w:hAnsiTheme="minorBidi" w:hint="cs"/>
+                <w:noProof/>
+                <w:sz w:val="24"/>
+                <w:szCs w:val="24"/>
+                <w:rtl/>
+                <w:lang w:val="ar-AE" w:bidi="ar-AE"/>
+              </w:rPr>
+              <w:lastRenderedPageBreak/>
+              <w:t xml:space="preserve">لتكون جميع الخيارات واضحة وباينة دون اخفاء أو تداخل .. وأيضا عند فتح النظام في كمبيوترات ذات شاشات صغيرة أو لابتوبات نريد المتصفح أن ينسق </w:t>
             </w:r>
             <w:r>
               <w:rPr>
@@ -22774,7 +22776,7 @@
         </w:tc>
         <w:tc>
           <w:tcPr>
-            <w:tcW w:w="2606" w:type="dxa"/>
+            <w:tcW w:w="4243" w:type="dxa"/>
           </w:tcPr>
           <w:p>
             <w:pPr>
@@ -22824,7 +22826,7 @@
         </w:tc>
         <w:tc>
           <w:tcPr>
-            <w:tcW w:w="9175" w:type="dxa"/>
+            <w:tcW w:w="7538" w:type="dxa"/>
           </w:tcPr>
           <w:p>
             <w:pPr>
@@ -22882,7 +22884,7 @@
         </w:tc>
         <w:tc>
           <w:tcPr>
-            <w:tcW w:w="2606" w:type="dxa"/>
+            <w:tcW w:w="4243" w:type="dxa"/>
           </w:tcPr>
           <w:p>
             <w:pPr>
@@ -22932,7 +22934,7 @@
         </w:tc>
         <w:tc>
           <w:tcPr>
-            <w:tcW w:w="9175" w:type="dxa"/>
+            <w:tcW w:w="7538" w:type="dxa"/>
           </w:tcPr>
           <w:p>
             <w:pPr>
@@ -23078,7 +23080,7 @@
         </w:tc>
         <w:tc>
           <w:tcPr>
-            <w:tcW w:w="2606" w:type="dxa"/>
+            <w:tcW w:w="4243" w:type="dxa"/>
           </w:tcPr>
           <w:p>
             <w:pPr>
@@ -23126,14 +23128,13 @@
                 <w:rtl/>
                 <w:lang w:bidi="ar-AE"/>
               </w:rPr>
-              <w:lastRenderedPageBreak/>
               <w:t>قائمة التقييم</w:t>
             </w:r>
           </w:p>
         </w:tc>
         <w:tc>
           <w:tcPr>
-            <w:tcW w:w="9175" w:type="dxa"/>
+            <w:tcW w:w="7538" w:type="dxa"/>
           </w:tcPr>
           <w:p>
             <w:pPr>
@@ -23271,7 +23272,7 @@
         </w:tc>
         <w:tc>
           <w:tcPr>
-            <w:tcW w:w="2606" w:type="dxa"/>
+            <w:tcW w:w="4243" w:type="dxa"/>
           </w:tcPr>
           <w:p>
             <w:pPr>
@@ -23321,7 +23322,7 @@
         </w:tc>
         <w:tc>
           <w:tcPr>
-            <w:tcW w:w="9175" w:type="dxa"/>
+            <w:tcW w:w="7538" w:type="dxa"/>
           </w:tcPr>
           <w:p>
             <w:pPr>
@@ -23348,7 +23349,7 @@
         </w:tc>
         <w:tc>
           <w:tcPr>
-            <w:tcW w:w="2606" w:type="dxa"/>
+            <w:tcW w:w="4243" w:type="dxa"/>
           </w:tcPr>
           <w:p>
             <w:pPr>
@@ -23400,7 +23401,7 @@
         </w:tc>
         <w:tc>
           <w:tcPr>
-            <w:tcW w:w="9175" w:type="dxa"/>
+            <w:tcW w:w="7538" w:type="dxa"/>
           </w:tcPr>
           <w:p>
             <w:pPr>
@@ -23429,7 +23430,7 @@
         </w:tc>
         <w:tc>
           <w:tcPr>
-            <w:tcW w:w="2606" w:type="dxa"/>
+            <w:tcW w:w="4243" w:type="dxa"/>
           </w:tcPr>
           <w:p>
             <w:pPr>
@@ -23479,7 +23480,7 @@
         </w:tc>
         <w:tc>
           <w:tcPr>
-            <w:tcW w:w="9175" w:type="dxa"/>
+            <w:tcW w:w="7538" w:type="dxa"/>
           </w:tcPr>
           <w:p>
             <w:pPr>
@@ -23898,6 +23899,7 @@
                 <w:rtl/>
                 <w:lang w:bidi="ar-AE"/>
               </w:rPr>
+              <w:lastRenderedPageBreak/>
               <w:t>- الأعمدة (</w:t>
             </w:r>
             <w:r>
@@ -24336,7 +24338,7 @@
         </w:tc>
         <w:tc>
           <w:tcPr>
-            <w:tcW w:w="2606" w:type="dxa"/>
+            <w:tcW w:w="4243" w:type="dxa"/>
           </w:tcPr>
           <w:p>
             <w:pPr>
@@ -24388,7 +24390,7 @@
         </w:tc>
         <w:tc>
           <w:tcPr>
-            <w:tcW w:w="9175" w:type="dxa"/>
+            <w:tcW w:w="7538" w:type="dxa"/>
           </w:tcPr>
           <w:p>
             <w:pPr>
@@ -24468,7 +24470,6 @@
                 <w:rtl/>
                 <w:lang w:bidi="ar-AE"/>
               </w:rPr>
-              <w:lastRenderedPageBreak/>
               <w:t>- (المحكم)</w:t>
             </w:r>
           </w:p>
@@ -24650,7 +24651,7 @@
         </w:tc>
         <w:tc>
           <w:tcPr>
-            <w:tcW w:w="2606" w:type="dxa"/>
+            <w:tcW w:w="4243" w:type="dxa"/>
           </w:tcPr>
           <w:p>
             <w:pPr>
@@ -24701,7 +24702,7 @@
         </w:tc>
         <w:tc>
           <w:tcPr>
-            <w:tcW w:w="9175" w:type="dxa"/>
+            <w:tcW w:w="7538" w:type="dxa"/>
           </w:tcPr>
           <w:p>
             <w:pPr>
@@ -24735,7 +24736,7 @@
         </w:tc>
         <w:tc>
           <w:tcPr>
-            <w:tcW w:w="2606" w:type="dxa"/>
+            <w:tcW w:w="4243" w:type="dxa"/>
           </w:tcPr>
           <w:p>
             <w:pPr>
@@ -24786,7 +24787,7 @@
         </w:tc>
         <w:tc>
           <w:tcPr>
-            <w:tcW w:w="9175" w:type="dxa"/>
+            <w:tcW w:w="7538" w:type="dxa"/>
           </w:tcPr>
           <w:p>
             <w:pPr>
@@ -24893,6 +24894,7 @@
                 <w:rFonts w:cs="Arial" w:hint="cs"/>
                 <w:rtl/>
               </w:rPr>
+              <w:lastRenderedPageBreak/>
               <w:t>العمود الخامس ( اسلوب فرض المغظلة)</w:t>
             </w:r>
           </w:p>
@@ -25096,7 +25098,7 @@
         </w:tc>
         <w:tc>
           <w:tcPr>
-            <w:tcW w:w="2606" w:type="dxa"/>
+            <w:tcW w:w="4243" w:type="dxa"/>
           </w:tcPr>
           <w:p>
             <w:pPr>
@@ -25147,7 +25149,7 @@
         </w:tc>
         <w:tc>
           <w:tcPr>
-            <w:tcW w:w="9175" w:type="dxa"/>
+            <w:tcW w:w="7538" w:type="dxa"/>
           </w:tcPr>
           <w:p>
             <w:pPr>
@@ -25206,7 +25208,6 @@
                 <w:rFonts w:cs="Arial" w:hint="cs"/>
                 <w:rtl/>
               </w:rPr>
-              <w:lastRenderedPageBreak/>
               <w:t xml:space="preserve">- </w:t>
             </w:r>
             <w:r>
@@ -25294,7 +25295,7 @@
         </w:tc>
         <w:tc>
           <w:tcPr>
-            <w:tcW w:w="2606" w:type="dxa"/>
+            <w:tcW w:w="4243" w:type="dxa"/>
           </w:tcPr>
           <w:p>
             <w:pPr>
@@ -25345,7 +25346,7 @@
         </w:tc>
         <w:tc>
           <w:tcPr>
-            <w:tcW w:w="9175" w:type="dxa"/>
+            <w:tcW w:w="7538" w:type="dxa"/>
           </w:tcPr>
           <w:p>
             <w:pPr>
@@ -25404,7 +25405,15 @@
                 <w:rFonts w:cs="Arial" w:hint="cs"/>
                 <w:rtl/>
               </w:rPr>
-              <w:t>- نريد النظام يدرج ويوزع قوائم التقييم بناءا على التطابق بين مراحل التمرين في الصفحات وبين مستويات النمرين في الصفحات.</w:t>
+              <w:t xml:space="preserve">- نريد النظام يدرج ويوزع قوائم التقييم بناءا على التطابق بين مراحل التمرين في الصفحات وبين </w:t>
+            </w:r>
+            <w:r>
+              <w:rPr>
+                <w:rFonts w:cs="Arial" w:hint="cs"/>
+                <w:rtl/>
+              </w:rPr>
+              <w:lastRenderedPageBreak/>
+              <w:t>مستويات النمرين في الصفحات.</w:t>
             </w:r>
             <w:r>
               <w:rPr>
@@ -25417,7 +25426,7 @@
         </w:tc>
         <w:tc>
           <w:tcPr>
-            <w:tcW w:w="2606" w:type="dxa"/>
+            <w:tcW w:w="4243" w:type="dxa"/>
           </w:tcPr>
           <w:p>
             <w:pPr>
@@ -25468,7 +25477,7 @@
         </w:tc>
         <w:tc>
           <w:tcPr>
-            <w:tcW w:w="9175" w:type="dxa"/>
+            <w:tcW w:w="7538" w:type="dxa"/>
           </w:tcPr>
           <w:p>
             <w:pPr>
@@ -25537,7 +25546,7 @@
         </w:tc>
         <w:tc>
           <w:tcPr>
-            <w:tcW w:w="2606" w:type="dxa"/>
+            <w:tcW w:w="4243" w:type="dxa"/>
           </w:tcPr>
           <w:p>
             <w:pPr>
@@ -25588,7 +25597,7 @@
         </w:tc>
         <w:tc>
           <w:tcPr>
-            <w:tcW w:w="9175" w:type="dxa"/>
+            <w:tcW w:w="7538" w:type="dxa"/>
           </w:tcPr>
           <w:p>
             <w:pPr>
@@ -25611,7 +25620,7 @@
         </w:tc>
         <w:tc>
           <w:tcPr>
-            <w:tcW w:w="2606" w:type="dxa"/>
+            <w:tcW w:w="4243" w:type="dxa"/>
           </w:tcPr>
           <w:p>
             <w:pPr>
@@ -25651,7 +25660,7 @@
         </w:tc>
         <w:tc>
           <w:tcPr>
-            <w:tcW w:w="9175" w:type="dxa"/>
+            <w:tcW w:w="7538" w:type="dxa"/>
           </w:tcPr>
           <w:p>
             <w:pPr>
@@ -25683,7 +25692,7 @@
         </w:tc>
         <w:tc>
           <w:tcPr>
-            <w:tcW w:w="2606" w:type="dxa"/>
+            <w:tcW w:w="4243" w:type="dxa"/>
           </w:tcPr>
           <w:p>
             <w:pPr>
@@ -25732,7 +25741,7 @@
         </w:tc>
         <w:tc>
           <w:tcPr>
-            <w:tcW w:w="9175" w:type="dxa"/>
+            <w:tcW w:w="7538" w:type="dxa"/>
           </w:tcPr>
           <w:p>
             <w:pPr>
@@ -25810,7 +25819,6 @@
                 <w:rFonts w:cs="Arial"/>
                 <w:rtl/>
               </w:rPr>
-              <w:lastRenderedPageBreak/>
               <w:t>- بما أننا قمنا بربط هذا العمود (عمود المكلف بالإجراء والمتابعة) مع عمود (مستوى الوحدة) في بنك المعلومات تبويب (قوائم تقييم الاجراءات) فإننا نريد سحب ونسخ قوائم تقييم الإجراءات وإدراجها في صفحة التخطيط / صفحة إنشاء قوائم تقييم الإجراءات.</w:t>
             </w:r>
           </w:p>
@@ -25818,7 +25826,7 @@
             <w:pPr>
               <w:bidi/>
               <w:rPr>
-                <w:rFonts w:cs="Arial" w:hint="cs"/>
+                <w:rFonts w:cs="Arial"/>
                 <w:rtl/>
               </w:rPr>
             </w:pPr>
@@ -25833,7 +25841,7 @@
         </w:tc>
         <w:tc>
           <w:tcPr>
-            <w:tcW w:w="2606" w:type="dxa"/>
+            <w:tcW w:w="4243" w:type="dxa"/>
           </w:tcPr>
           <w:p>
             <w:pPr>
@@ -25861,7 +25869,7 @@
             <w:pPr>
               <w:bidi/>
               <w:rPr>
-                <w:rFonts w:asciiTheme="minorBidi" w:hAnsiTheme="minorBidi" w:hint="cs"/>
+                <w:rFonts w:asciiTheme="minorBidi" w:hAnsiTheme="minorBidi"/>
                 <w:sz w:val="24"/>
                 <w:szCs w:val="24"/>
                 <w:rtl/>
@@ -25892,7 +25900,7 @@
         </w:tc>
         <w:tc>
           <w:tcPr>
-            <w:tcW w:w="9175" w:type="dxa"/>
+            <w:tcW w:w="7538" w:type="dxa"/>
           </w:tcPr>
           <w:p>
             <w:pPr>
@@ -25913,7 +25921,7 @@
         </w:tc>
         <w:tc>
           <w:tcPr>
-            <w:tcW w:w="2606" w:type="dxa"/>
+            <w:tcW w:w="4243" w:type="dxa"/>
           </w:tcPr>
           <w:p>
             <w:pPr>
@@ -25941,21 +25949,22 @@
             <w:pPr>
               <w:bidi/>
               <w:rPr>
+                <w:rFonts w:asciiTheme="minorBidi" w:hAnsiTheme="minorBidi"/>
+                <w:sz w:val="24"/>
+                <w:szCs w:val="24"/>
+                <w:rtl/>
+                <w:lang w:bidi="ar-AE"/>
+              </w:rPr>
+            </w:pPr>
+            <w:r>
+              <w:rPr>
                 <w:rFonts w:asciiTheme="minorBidi" w:hAnsiTheme="minorBidi" w:hint="cs"/>
                 <w:sz w:val="24"/>
                 <w:szCs w:val="24"/>
                 <w:rtl/>
                 <w:lang w:bidi="ar-AE"/>
               </w:rPr>
-            </w:pPr>
-            <w:r>
-              <w:rPr>
-                <w:rFonts w:asciiTheme="minorBidi" w:hAnsiTheme="minorBidi" w:hint="cs"/>
-                <w:sz w:val="24"/>
-                <w:szCs w:val="24"/>
-                <w:rtl/>
-                <w:lang w:bidi="ar-AE"/>
-              </w:rPr>
+              <w:lastRenderedPageBreak/>
               <w:t>صفحة إنشاء قوائم تقييم الاجراءات</w:t>
             </w:r>
             <w:r>
@@ -25972,7 +25981,7 @@
         </w:tc>
         <w:tc>
           <w:tcPr>
-            <w:tcW w:w="9175" w:type="dxa"/>
+            <w:tcW w:w="7538" w:type="dxa"/>
           </w:tcPr>
           <w:p>
             <w:pPr>
@@ -26001,7 +26010,7 @@
             <w:pPr>
               <w:bidi/>
               <w:rPr>
-                <w:rFonts w:cs="Arial" w:hint="cs"/>
+                <w:rFonts w:cs="Arial"/>
                 <w:rtl/>
               </w:rPr>
             </w:pPr>
@@ -26037,7 +26046,7 @@
         </w:tc>
         <w:tc>
           <w:tcPr>
-            <w:tcW w:w="2606" w:type="dxa"/>
+            <w:tcW w:w="4243" w:type="dxa"/>
           </w:tcPr>
           <w:p>
             <w:pPr>
@@ -26065,7 +26074,7 @@
             <w:pPr>
               <w:bidi/>
               <w:rPr>
-                <w:rFonts w:asciiTheme="minorBidi" w:hAnsiTheme="minorBidi" w:hint="cs"/>
+                <w:rFonts w:asciiTheme="minorBidi" w:hAnsiTheme="minorBidi"/>
                 <w:sz w:val="24"/>
                 <w:szCs w:val="24"/>
                 <w:rtl/>
@@ -26116,7 +26125,7 @@
         </w:tc>
         <w:tc>
           <w:tcPr>
-            <w:tcW w:w="9175" w:type="dxa"/>
+            <w:tcW w:w="7538" w:type="dxa"/>
           </w:tcPr>
           <w:p>
             <w:pPr>
@@ -26140,7 +26149,7 @@
             <w:pPr>
               <w:bidi/>
               <w:rPr>
-                <w:rFonts w:cs="Arial" w:hint="cs"/>
+                <w:rFonts w:cs="Arial"/>
                 <w:rtl/>
                 <w:lang w:bidi="ar-AE"/>
               </w:rPr>
@@ -26157,7 +26166,7 @@
         </w:tc>
         <w:tc>
           <w:tcPr>
-            <w:tcW w:w="2606" w:type="dxa"/>
+            <w:tcW w:w="4243" w:type="dxa"/>
           </w:tcPr>
           <w:p>
             <w:pPr>
@@ -26206,7 +26215,7 @@
         </w:tc>
         <w:tc>
           <w:tcPr>
-            <w:tcW w:w="9175" w:type="dxa"/>
+            <w:tcW w:w="7538" w:type="dxa"/>
           </w:tcPr>
           <w:p>
             <w:pPr>
@@ -26247,7 +26256,6 @@
             <w:pPr>
               <w:bidi/>
               <w:rPr>
-                <w:rFonts w:hint="cs"/>
                 <w:rtl/>
                 <w:lang w:bidi="ar-AE"/>
               </w:rPr>
@@ -26264,7 +26272,7 @@
         </w:tc>
         <w:tc>
           <w:tcPr>
-            <w:tcW w:w="2606" w:type="dxa"/>
+            <w:tcW w:w="4243" w:type="dxa"/>
           </w:tcPr>
           <w:p>
             <w:pPr>
@@ -26275,6 +26283,723 @@
                 <w:color w:val="000000" w:themeColor="text1"/>
                 <w:sz w:val="28"/>
                 <w:szCs w:val="28"/>
+              </w:rPr>
+            </w:pPr>
+          </w:p>
+        </w:tc>
+      </w:tr>
+      <w:tr>
+        <w:trPr>
+          <w:trHeight w:val="305"/>
+        </w:trPr>
+        <w:tc>
+          <w:tcPr>
+            <w:tcW w:w="1828" w:type="dxa"/>
+          </w:tcPr>
+          <w:p>
+            <w:pPr>
+              <w:bidi/>
+              <w:jc w:val="center"/>
+              <w:rPr>
+                <w:rFonts w:asciiTheme="minorBidi" w:hAnsiTheme="minorBidi" w:cs="Arial" w:hint="cs"/>
+                <w:sz w:val="24"/>
+                <w:szCs w:val="24"/>
+                <w:rtl/>
+                <w:lang w:bidi="ar-AE"/>
+              </w:rPr>
+            </w:pPr>
+            <w:r>
+              <w:rPr>
+                <w:rFonts w:asciiTheme="minorBidi" w:hAnsiTheme="minorBidi" w:cs="Arial" w:hint="cs"/>
+                <w:sz w:val="24"/>
+                <w:szCs w:val="24"/>
+                <w:rtl/>
+                <w:lang w:bidi="ar-AE"/>
+              </w:rPr>
+              <w:t>معلومات التمريم</w:t>
+            </w:r>
+          </w:p>
+        </w:tc>
+        <w:tc>
+          <w:tcPr>
+            <w:tcW w:w="7538" w:type="dxa"/>
+          </w:tcPr>
+          <w:p>
+            <w:pPr>
+              <w:bidi/>
+              <w:jc w:val="center"/>
+              <w:rPr>
+                <w:rtl/>
+                <w:lang w:bidi="ar-AE"/>
+              </w:rPr>
+            </w:pPr>
+            <w:r>
+              <w:rPr>
+                <w:rFonts w:hint="cs"/>
+                <w:rtl/>
+                <w:lang w:bidi="ar-AE"/>
+              </w:rPr>
+              <w:t>في مساحة  التمرين الحالي ضيف تاب</w:t>
+            </w:r>
+          </w:p>
+          <w:p>
+            <w:pPr>
+              <w:bidi/>
+              <w:jc w:val="center"/>
+              <w:rPr>
+                <w:rtl/>
+                <w:lang w:bidi="ar-AE"/>
+              </w:rPr>
+            </w:pPr>
+            <w:r>
+              <w:rPr>
+                <w:rFonts w:hint="cs"/>
+                <w:rtl/>
+                <w:lang w:bidi="ar-AE"/>
+              </w:rPr>
+              <w:t>التاب الاول ( معلومات التمرين)</w:t>
+            </w:r>
+          </w:p>
+          <w:p>
+            <w:pPr>
+              <w:bidi/>
+              <w:jc w:val="center"/>
+              <w:rPr>
+                <w:rtl/>
+                <w:lang w:bidi="ar-AE"/>
+              </w:rPr>
+            </w:pPr>
+            <w:r>
+              <w:rPr>
+                <w:rFonts w:hint="cs"/>
+                <w:rtl/>
+                <w:lang w:bidi="ar-AE"/>
+              </w:rPr>
+              <w:t>التاب الثاني ( الفكره العامه )</w:t>
+            </w:r>
+          </w:p>
+          <w:p>
+            <w:pPr>
+              <w:bidi/>
+              <w:jc w:val="center"/>
+              <w:rPr>
+                <w:rtl/>
+                <w:lang w:bidi="ar-AE"/>
+              </w:rPr>
+            </w:pPr>
+            <w:r>
+              <w:rPr>
+                <w:rFonts w:hint="cs"/>
+                <w:rtl/>
+                <w:lang w:bidi="ar-AE"/>
+              </w:rPr>
+              <w:t>التاب الثالت ( الفكره الخاصة)</w:t>
+            </w:r>
+          </w:p>
+          <w:p>
+            <w:pPr>
+              <w:bidi/>
+              <w:jc w:val="center"/>
+              <w:rPr>
+                <w:rtl/>
+                <w:lang w:bidi="ar-AE"/>
+              </w:rPr>
+            </w:pPr>
+            <w:r>
+              <w:rPr>
+                <w:rFonts w:hint="cs"/>
+                <w:rtl/>
+                <w:lang w:bidi="ar-AE"/>
+              </w:rPr>
+              <w:t>التاب الرابع ( البرنامج)</w:t>
+            </w:r>
+          </w:p>
+          <w:p>
+            <w:pPr>
+              <w:bidi/>
+              <w:jc w:val="center"/>
+              <w:rPr>
+                <w:rtl/>
+                <w:lang w:bidi="ar-AE"/>
+              </w:rPr>
+            </w:pPr>
+            <w:r>
+              <w:rPr>
+                <w:rFonts w:hint="cs"/>
+                <w:rtl/>
+                <w:lang w:bidi="ar-AE"/>
+              </w:rPr>
+              <w:t>التاب الخامس ( الخريطه)</w:t>
+            </w:r>
+          </w:p>
+          <w:p>
+            <w:pPr>
+              <w:bidi/>
+              <w:jc w:val="center"/>
+              <w:rPr>
+                <w:rtl/>
+                <w:lang w:bidi="ar-AE"/>
+              </w:rPr>
+            </w:pPr>
+            <w:r>
+              <w:rPr>
+                <w:rFonts w:hint="cs"/>
+                <w:rtl/>
+                <w:lang w:bidi="ar-AE"/>
+              </w:rPr>
+              <w:t xml:space="preserve">في تاب ( معلومات التمرين ) ضيف4 خانات: </w:t>
+            </w:r>
+          </w:p>
+          <w:p>
+            <w:pPr>
+              <w:jc w:val="center"/>
+              <w:rPr>
+                <w:lang w:val="en-AE" w:bidi="ar-AE"/>
+              </w:rPr>
+            </w:pPr>
+            <w:r>
+              <w:rPr>
+                <w:rFonts w:hint="cs"/>
+                <w:rtl/>
+                <w:lang w:bidi="ar-AE"/>
+              </w:rPr>
+              <w:t xml:space="preserve">1. </w:t>
+            </w:r>
+            <w:r>
+              <w:rPr>
+                <w:b/>
+                <w:bCs/>
+                <w:u w:val="single"/>
+                <w:rtl/>
+                <w:lang w:bidi="ar-AE"/>
+              </w:rPr>
+              <w:t>القص</w:t>
+            </w:r>
+            <w:r>
+              <w:rPr>
+                <w:b/>
+                <w:bCs/>
+                <w:u w:val="single"/>
+                <w:rtl/>
+              </w:rPr>
+              <w:t>ـــــ</w:t>
+            </w:r>
+            <w:r>
+              <w:rPr>
+                <w:b/>
+                <w:bCs/>
+                <w:u w:val="single"/>
+                <w:rtl/>
+                <w:lang w:bidi="ar-AE"/>
+              </w:rPr>
+              <w:t>د</w:t>
+            </w:r>
+          </w:p>
+          <w:p>
+            <w:pPr>
+              <w:jc w:val="center"/>
+              <w:rPr>
+                <w:lang w:val="en-AE" w:bidi="ar-AE"/>
+              </w:rPr>
+            </w:pPr>
+            <w:r>
+              <w:rPr>
+                <w:rFonts w:hint="cs"/>
+                <w:rtl/>
+                <w:lang w:bidi="ar-AE"/>
+              </w:rPr>
+              <w:t>2.</w:t>
+            </w:r>
+            <w:r>
+              <w:rPr>
+                <w:rFonts w:eastAsiaTheme="minorEastAsia" w:hAnsi="PT Bold Heading"/>
+                <w:color w:val="C00000"/>
+                <w:kern w:val="24"/>
+                <w:u w:val="single"/>
+                <w:rtl/>
+                <w:lang w:val="en-AE" w:eastAsia="en-AE" w:bidi="ar-AE"/>
+              </w:rPr>
+              <w:t xml:space="preserve"> </w:t>
+            </w:r>
+            <w:r>
+              <w:rPr>
+                <w:u w:val="single"/>
+                <w:rtl/>
+                <w:lang w:bidi="ar-AE"/>
+              </w:rPr>
+              <w:t>نــــوع ومستـــوى التمريـــن</w:t>
+            </w:r>
+          </w:p>
+          <w:p>
+            <w:pPr>
+              <w:jc w:val="center"/>
+              <w:rPr>
+                <w:lang w:val="en-AE" w:bidi="ar-AE"/>
+              </w:rPr>
+            </w:pPr>
+            <w:r>
+              <w:rPr>
+                <w:rFonts w:hint="cs"/>
+                <w:rtl/>
+                <w:lang w:bidi="ar-AE"/>
+              </w:rPr>
+              <w:t>3.</w:t>
+            </w:r>
+            <w:r>
+              <w:rPr>
+                <w:rFonts w:eastAsiaTheme="minorEastAsia" w:hAnsi="PT Bold Heading"/>
+                <w:color w:val="C00000"/>
+                <w:kern w:val="24"/>
+                <w:u w:val="single"/>
+                <w:rtl/>
+                <w:lang w:val="en-AE" w:eastAsia="en-AE" w:bidi="ar-AE"/>
+              </w:rPr>
+              <w:t xml:space="preserve"> </w:t>
+            </w:r>
+            <w:r>
+              <w:rPr>
+                <w:u w:val="single"/>
+                <w:rtl/>
+                <w:lang w:bidi="ar-AE"/>
+              </w:rPr>
+              <w:t>المشاركـــون فـــي التمريـــن</w:t>
+            </w:r>
+          </w:p>
+          <w:p>
+            <w:pPr>
+              <w:jc w:val="center"/>
+              <w:rPr>
+                <w:lang w:val="en-AE" w:bidi="ar-AE"/>
+              </w:rPr>
+            </w:pPr>
+            <w:r>
+              <w:rPr>
+                <w:rFonts w:hint="cs"/>
+                <w:rtl/>
+                <w:lang w:val="en-AE" w:bidi="ar-AE"/>
+              </w:rPr>
+              <w:t>4.</w:t>
+            </w:r>
+            <w:r>
+              <w:rPr>
+                <w:rFonts w:eastAsiaTheme="minorEastAsia" w:hAnsi="PT Bold Heading"/>
+                <w:color w:val="C00000"/>
+                <w:kern w:val="24"/>
+                <w:u w:val="single"/>
+                <w:rtl/>
+                <w:lang w:val="en-AE" w:eastAsia="en-AE" w:bidi="ar-AE"/>
+              </w:rPr>
+              <w:t xml:space="preserve"> </w:t>
+            </w:r>
+            <w:r>
+              <w:rPr>
+                <w:u w:val="single"/>
+                <w:rtl/>
+                <w:lang w:val="en-AE" w:bidi="ar-AE"/>
+              </w:rPr>
+              <w:t>الأهـــداف التدريبيـــة</w:t>
+            </w:r>
+          </w:p>
+          <w:p>
+            <w:pPr>
+              <w:bidi/>
+              <w:jc w:val="center"/>
+              <w:rPr>
+                <w:rtl/>
+                <w:lang w:val="en-AE" w:bidi="ar-AE"/>
+              </w:rPr>
+            </w:pPr>
+          </w:p>
+          <w:p>
+            <w:pPr>
+              <w:bidi/>
+              <w:jc w:val="center"/>
+              <w:rPr>
+                <w:lang w:val="en-AE" w:bidi="ar-AE"/>
+              </w:rPr>
+            </w:pPr>
+          </w:p>
+        </w:tc>
+        <w:tc>
+          <w:tcPr>
+            <w:tcW w:w="4243" w:type="dxa"/>
+          </w:tcPr>
+          <w:p>
+            <w:pPr>
+              <w:pBdr>
+                <w:top w:val="single" w:sz="6" w:space="0" w:color="E5DCD2"/>
+                <w:left w:val="single" w:sz="6" w:space="0" w:color="E5DCD2"/>
+                <w:bottom w:val="single" w:sz="6" w:space="0" w:color="E5DCD2"/>
+                <w:right w:val="single" w:sz="6" w:space="0" w:color="E5DCD2"/>
+              </w:pBdr>
+              <w:rPr>
+                <w:rFonts w:ascii="Segoe UI" w:eastAsia="Times New Roman" w:hAnsi="Segoe UI" w:cs="Segoe UI"/>
+                <w:b/>
+                <w:bCs/>
+                <w:color w:val="7D7167"/>
+                <w:sz w:val="24"/>
+                <w:szCs w:val="24"/>
+                <w:lang w:val="en-AE" w:eastAsia="en-AE"/>
+              </w:rPr>
+            </w:pPr>
+            <w:r>
+              <w:rPr>
+                <w:rFonts w:ascii="Segoe UI" w:eastAsia="Times New Roman" w:hAnsi="Segoe UI" w:cs="Segoe UI"/>
+                <w:b/>
+                <w:bCs/>
+                <w:color w:val="7D7167"/>
+                <w:sz w:val="24"/>
+                <w:szCs w:val="24"/>
+                <w:rtl/>
+                <w:lang w:val="en-AE" w:eastAsia="en-AE"/>
+              </w:rPr>
+              <w:t>ع التمرين</w:t>
+            </w:r>
+          </w:p>
+          <w:p>
+            <w:pPr>
+              <w:pBdr>
+                <w:top w:val="single" w:sz="6" w:space="0" w:color="E5DCD2"/>
+                <w:left w:val="single" w:sz="6" w:space="0" w:color="E5DCD2"/>
+                <w:bottom w:val="single" w:sz="6" w:space="0" w:color="E5DCD2"/>
+                <w:right w:val="single" w:sz="6" w:space="0" w:color="E5DCD2"/>
+              </w:pBdr>
+              <w:ind w:left="720"/>
+              <w:rPr>
+                <w:rFonts w:ascii="Segoe UI" w:eastAsia="Times New Roman" w:hAnsi="Segoe UI" w:cs="Segoe UI"/>
+                <w:color w:val="3D342E"/>
+                <w:sz w:val="24"/>
+                <w:szCs w:val="24"/>
+                <w:lang w:val="en-AE" w:eastAsia="en-AE"/>
+              </w:rPr>
+            </w:pPr>
+            <w:r>
+              <w:rPr>
+                <w:rFonts w:ascii="Segoe UI" w:eastAsia="Times New Roman" w:hAnsi="Segoe UI" w:cs="Segoe UI"/>
+                <w:color w:val="3D342E"/>
+                <w:sz w:val="24"/>
+                <w:szCs w:val="24"/>
+                <w:rtl/>
+                <w:lang w:val="en-AE" w:eastAsia="en-AE"/>
+              </w:rPr>
+              <w:t>تمرين جاهزية المهمة</w:t>
+            </w:r>
+          </w:p>
+          <w:p>
+            <w:pPr>
+              <w:pBdr>
+                <w:top w:val="single" w:sz="6" w:space="0" w:color="E5DCD2"/>
+                <w:left w:val="single" w:sz="6" w:space="0" w:color="E5DCD2"/>
+                <w:bottom w:val="single" w:sz="6" w:space="0" w:color="E5DCD2"/>
+                <w:right w:val="single" w:sz="6" w:space="0" w:color="E5DCD2"/>
+              </w:pBdr>
+              <w:rPr>
+                <w:rFonts w:ascii="Segoe UI" w:eastAsia="Times New Roman" w:hAnsi="Segoe UI" w:cs="Segoe UI"/>
+                <w:b/>
+                <w:bCs/>
+                <w:color w:val="7D7167"/>
+                <w:sz w:val="24"/>
+                <w:szCs w:val="24"/>
+                <w:lang w:val="en-AE" w:eastAsia="en-AE"/>
+              </w:rPr>
+            </w:pPr>
+            <w:r>
+              <w:rPr>
+                <w:rFonts w:ascii="Segoe UI" w:eastAsia="Times New Roman" w:hAnsi="Segoe UI" w:cs="Segoe UI"/>
+                <w:b/>
+                <w:bCs/>
+                <w:color w:val="7D7167"/>
+                <w:sz w:val="24"/>
+                <w:szCs w:val="24"/>
+                <w:rtl/>
+                <w:lang w:val="en-AE" w:eastAsia="en-AE"/>
+              </w:rPr>
+              <w:t>مستوى التمرين</w:t>
+            </w:r>
+          </w:p>
+          <w:p>
+            <w:pPr>
+              <w:pBdr>
+                <w:top w:val="single" w:sz="6" w:space="0" w:color="E5DCD2"/>
+                <w:left w:val="single" w:sz="6" w:space="0" w:color="E5DCD2"/>
+                <w:bottom w:val="single" w:sz="6" w:space="0" w:color="E5DCD2"/>
+                <w:right w:val="single" w:sz="6" w:space="0" w:color="E5DCD2"/>
+              </w:pBdr>
+              <w:ind w:left="720"/>
+              <w:rPr>
+                <w:rFonts w:ascii="Segoe UI" w:eastAsia="Times New Roman" w:hAnsi="Segoe UI" w:cs="Segoe UI"/>
+                <w:color w:val="3D342E"/>
+                <w:sz w:val="24"/>
+                <w:szCs w:val="24"/>
+                <w:lang w:val="en-AE" w:eastAsia="en-AE"/>
+              </w:rPr>
+            </w:pPr>
+            <w:r>
+              <w:rPr>
+                <w:rFonts w:ascii="Segoe UI" w:eastAsia="Times New Roman" w:hAnsi="Segoe UI" w:cs="Segoe UI"/>
+                <w:color w:val="3D342E"/>
+                <w:sz w:val="24"/>
+                <w:szCs w:val="24"/>
+                <w:rtl/>
+                <w:lang w:val="en-AE" w:eastAsia="en-AE"/>
+              </w:rPr>
+              <w:t>مجموعة لواء</w:t>
+            </w:r>
+          </w:p>
+          <w:p>
+            <w:pPr>
+              <w:pBdr>
+                <w:top w:val="single" w:sz="6" w:space="0" w:color="E5DCD2"/>
+                <w:left w:val="single" w:sz="6" w:space="0" w:color="E5DCD2"/>
+                <w:bottom w:val="single" w:sz="6" w:space="0" w:color="E5DCD2"/>
+                <w:right w:val="single" w:sz="6" w:space="0" w:color="E5DCD2"/>
+              </w:pBdr>
+              <w:rPr>
+                <w:rFonts w:ascii="Segoe UI" w:eastAsia="Times New Roman" w:hAnsi="Segoe UI" w:cs="Segoe UI"/>
+                <w:b/>
+                <w:bCs/>
+                <w:color w:val="7D7167"/>
+                <w:sz w:val="24"/>
+                <w:szCs w:val="24"/>
+                <w:lang w:val="en-AE" w:eastAsia="en-AE"/>
+              </w:rPr>
+            </w:pPr>
+            <w:r>
+              <w:rPr>
+                <w:rFonts w:ascii="Segoe UI" w:eastAsia="Times New Roman" w:hAnsi="Segoe UI" w:cs="Segoe UI"/>
+                <w:b/>
+                <w:bCs/>
+                <w:color w:val="7D7167"/>
+                <w:sz w:val="24"/>
+                <w:szCs w:val="24"/>
+                <w:rtl/>
+                <w:lang w:val="en-AE" w:eastAsia="en-AE"/>
+              </w:rPr>
+              <w:t>المهمة</w:t>
+            </w:r>
+          </w:p>
+          <w:p>
+            <w:pPr>
+              <w:pBdr>
+                <w:top w:val="single" w:sz="6" w:space="0" w:color="E5DCD2"/>
+                <w:left w:val="single" w:sz="6" w:space="0" w:color="E5DCD2"/>
+                <w:bottom w:val="single" w:sz="6" w:space="0" w:color="E5DCD2"/>
+                <w:right w:val="single" w:sz="6" w:space="0" w:color="E5DCD2"/>
+              </w:pBdr>
+              <w:ind w:left="720"/>
+              <w:rPr>
+                <w:rFonts w:ascii="Segoe UI" w:eastAsia="Times New Roman" w:hAnsi="Segoe UI" w:cs="Segoe UI"/>
+                <w:color w:val="3D342E"/>
+                <w:sz w:val="24"/>
+                <w:szCs w:val="24"/>
+                <w:lang w:val="en-AE" w:eastAsia="en-AE"/>
+              </w:rPr>
+            </w:pPr>
+            <w:r>
+              <w:rPr>
+                <w:rFonts w:ascii="Segoe UI" w:eastAsia="Times New Roman" w:hAnsi="Segoe UI" w:cs="Segoe UI"/>
+                <w:color w:val="3D342E"/>
+                <w:sz w:val="24"/>
+                <w:szCs w:val="24"/>
+                <w:rtl/>
+                <w:lang w:val="en-AE" w:eastAsia="en-AE"/>
+              </w:rPr>
+              <w:t>عملية تعرضيه</w:t>
+            </w:r>
+          </w:p>
+          <w:p>
+            <w:pPr>
+              <w:pBdr>
+                <w:top w:val="single" w:sz="6" w:space="0" w:color="E5DCD2"/>
+                <w:left w:val="single" w:sz="6" w:space="0" w:color="E5DCD2"/>
+                <w:bottom w:val="single" w:sz="6" w:space="0" w:color="E5DCD2"/>
+                <w:right w:val="single" w:sz="6" w:space="0" w:color="E5DCD2"/>
+              </w:pBdr>
+              <w:rPr>
+                <w:rFonts w:ascii="Segoe UI" w:eastAsia="Times New Roman" w:hAnsi="Segoe UI" w:cs="Segoe UI"/>
+                <w:b/>
+                <w:bCs/>
+                <w:color w:val="7D7167"/>
+                <w:sz w:val="24"/>
+                <w:szCs w:val="24"/>
+                <w:lang w:val="en-AE" w:eastAsia="en-AE"/>
+              </w:rPr>
+            </w:pPr>
+            <w:r>
+              <w:rPr>
+                <w:rFonts w:ascii="Segoe UI" w:eastAsia="Times New Roman" w:hAnsi="Segoe UI" w:cs="Segoe UI"/>
+                <w:b/>
+                <w:bCs/>
+                <w:color w:val="7D7167"/>
+                <w:sz w:val="24"/>
+                <w:szCs w:val="24"/>
+                <w:rtl/>
+                <w:lang w:val="en-AE" w:eastAsia="en-AE"/>
+              </w:rPr>
+              <w:t>الوحدة المتدربة</w:t>
+            </w:r>
+          </w:p>
+          <w:p>
+            <w:pPr>
+              <w:pBdr>
+                <w:top w:val="single" w:sz="6" w:space="0" w:color="E5DCD2"/>
+                <w:left w:val="single" w:sz="6" w:space="0" w:color="E5DCD2"/>
+                <w:bottom w:val="single" w:sz="6" w:space="0" w:color="E5DCD2"/>
+                <w:right w:val="single" w:sz="6" w:space="0" w:color="E5DCD2"/>
+              </w:pBdr>
+              <w:ind w:left="720"/>
+              <w:rPr>
+                <w:rFonts w:ascii="Segoe UI" w:eastAsia="Times New Roman" w:hAnsi="Segoe UI" w:cs="Segoe UI"/>
+                <w:color w:val="3D342E"/>
+                <w:sz w:val="24"/>
+                <w:szCs w:val="24"/>
+                <w:lang w:val="en-AE" w:eastAsia="en-AE"/>
+              </w:rPr>
+            </w:pPr>
+            <w:r>
+              <w:rPr>
+                <w:rFonts w:ascii="Segoe UI" w:eastAsia="Times New Roman" w:hAnsi="Segoe UI" w:cs="Segoe UI"/>
+                <w:color w:val="3D342E"/>
+                <w:sz w:val="24"/>
+                <w:szCs w:val="24"/>
+                <w:rtl/>
+                <w:lang w:val="en-AE" w:eastAsia="en-AE"/>
+              </w:rPr>
+              <w:t>وحدة تجريبية</w:t>
+            </w:r>
+          </w:p>
+          <w:p>
+            <w:pPr>
+              <w:pBdr>
+                <w:top w:val="single" w:sz="6" w:space="0" w:color="E5DCD2"/>
+                <w:left w:val="single" w:sz="6" w:space="0" w:color="E5DCD2"/>
+                <w:bottom w:val="single" w:sz="6" w:space="0" w:color="E5DCD2"/>
+                <w:right w:val="single" w:sz="6" w:space="0" w:color="E5DCD2"/>
+              </w:pBdr>
+              <w:rPr>
+                <w:rFonts w:ascii="Segoe UI" w:eastAsia="Times New Roman" w:hAnsi="Segoe UI" w:cs="Segoe UI"/>
+                <w:b/>
+                <w:bCs/>
+                <w:color w:val="7D7167"/>
+                <w:sz w:val="24"/>
+                <w:szCs w:val="24"/>
+                <w:lang w:val="en-AE" w:eastAsia="en-AE"/>
+              </w:rPr>
+            </w:pPr>
+            <w:r>
+              <w:rPr>
+                <w:rFonts w:ascii="Segoe UI" w:eastAsia="Times New Roman" w:hAnsi="Segoe UI" w:cs="Segoe UI"/>
+                <w:b/>
+                <w:bCs/>
+                <w:color w:val="7D7167"/>
+                <w:sz w:val="24"/>
+                <w:szCs w:val="24"/>
+                <w:rtl/>
+                <w:lang w:val="en-AE" w:eastAsia="en-AE"/>
+              </w:rPr>
+              <w:t>مكان التمرين</w:t>
+            </w:r>
+          </w:p>
+          <w:p>
+            <w:pPr>
+              <w:pBdr>
+                <w:top w:val="single" w:sz="6" w:space="0" w:color="E5DCD2"/>
+                <w:left w:val="single" w:sz="6" w:space="0" w:color="E5DCD2"/>
+                <w:bottom w:val="single" w:sz="6" w:space="0" w:color="E5DCD2"/>
+                <w:right w:val="single" w:sz="6" w:space="0" w:color="E5DCD2"/>
+              </w:pBdr>
+              <w:ind w:left="720"/>
+              <w:rPr>
+                <w:rFonts w:ascii="Segoe UI" w:eastAsia="Times New Roman" w:hAnsi="Segoe UI" w:cs="Segoe UI"/>
+                <w:color w:val="3D342E"/>
+                <w:sz w:val="24"/>
+                <w:szCs w:val="24"/>
+                <w:lang w:val="en-AE" w:eastAsia="en-AE"/>
+              </w:rPr>
+            </w:pPr>
+            <w:r>
+              <w:rPr>
+                <w:rFonts w:ascii="Segoe UI" w:eastAsia="Times New Roman" w:hAnsi="Segoe UI" w:cs="Segoe UI"/>
+                <w:color w:val="3D342E"/>
+                <w:sz w:val="24"/>
+                <w:szCs w:val="24"/>
+                <w:rtl/>
+                <w:lang w:val="en-AE" w:eastAsia="en-AE"/>
+              </w:rPr>
+              <w:t>موقع تجريبي</w:t>
+            </w:r>
+          </w:p>
+          <w:p>
+            <w:pPr>
+              <w:pBdr>
+                <w:top w:val="single" w:sz="6" w:space="0" w:color="E5DCD2"/>
+                <w:left w:val="single" w:sz="6" w:space="0" w:color="E5DCD2"/>
+                <w:bottom w:val="single" w:sz="6" w:space="0" w:color="E5DCD2"/>
+                <w:right w:val="single" w:sz="6" w:space="0" w:color="E5DCD2"/>
+              </w:pBdr>
+              <w:rPr>
+                <w:rFonts w:ascii="Segoe UI" w:eastAsia="Times New Roman" w:hAnsi="Segoe UI" w:cs="Segoe UI"/>
+                <w:b/>
+                <w:bCs/>
+                <w:color w:val="7D7167"/>
+                <w:sz w:val="24"/>
+                <w:szCs w:val="24"/>
+                <w:lang w:val="en-AE" w:eastAsia="en-AE"/>
+              </w:rPr>
+            </w:pPr>
+            <w:r>
+              <w:rPr>
+                <w:rFonts w:ascii="Segoe UI" w:eastAsia="Times New Roman" w:hAnsi="Segoe UI" w:cs="Segoe UI"/>
+                <w:b/>
+                <w:bCs/>
+                <w:color w:val="7D7167"/>
+                <w:sz w:val="24"/>
+                <w:szCs w:val="24"/>
+                <w:rtl/>
+                <w:lang w:val="en-AE" w:eastAsia="en-AE"/>
+              </w:rPr>
+              <w:t>تاريخ التمرين</w:t>
+            </w:r>
+          </w:p>
+          <w:p>
+            <w:pPr>
+              <w:pBdr>
+                <w:top w:val="single" w:sz="6" w:space="0" w:color="E5DCD2"/>
+                <w:left w:val="single" w:sz="6" w:space="0" w:color="E5DCD2"/>
+                <w:bottom w:val="single" w:sz="6" w:space="0" w:color="E5DCD2"/>
+                <w:right w:val="single" w:sz="6" w:space="0" w:color="E5DCD2"/>
+              </w:pBdr>
+              <w:ind w:left="720"/>
+              <w:rPr>
+                <w:rFonts w:ascii="Segoe UI" w:eastAsia="Times New Roman" w:hAnsi="Segoe UI" w:cs="Segoe UI"/>
+                <w:color w:val="3D342E"/>
+                <w:sz w:val="24"/>
+                <w:szCs w:val="24"/>
+                <w:lang w:val="en-AE" w:eastAsia="en-AE"/>
+              </w:rPr>
+            </w:pPr>
+            <w:r>
+              <w:rPr>
+                <w:rFonts w:ascii="Segoe UI" w:eastAsia="Times New Roman" w:hAnsi="Segoe UI" w:cs="Segoe UI"/>
+                <w:color w:val="3D342E"/>
+                <w:sz w:val="24"/>
+                <w:szCs w:val="24"/>
+                <w:rtl/>
+                <w:lang w:val="en-AE" w:eastAsia="en-AE"/>
+              </w:rPr>
+              <w:t>من 11-06-2026إلى 14-06-2026</w:t>
+            </w:r>
+          </w:p>
+          <w:p>
+            <w:pPr>
+              <w:bidi/>
+              <w:jc w:val="center"/>
+              <w:rPr>
+                <w:rFonts w:ascii="Arial" w:hAnsi="Arial" w:cs="Arial" w:hint="cs"/>
+                <w:color w:val="000000" w:themeColor="text1"/>
+                <w:sz w:val="28"/>
+                <w:szCs w:val="28"/>
+                <w:lang w:bidi="ar-AE"/>
               </w:rPr>
             </w:pPr>
           </w:p>
@@ -28000,7 +28725,6 @@
   <w:style w:type="character" w:default="1" w:styleId="DefaultParagraphFont">
     <w:name w:val="Default Paragraph Font"/>
     <w:uiPriority w:val="1"/>
-    <w:semiHidden/>
     <w:unhideWhenUsed/>
   </w:style>
   <w:style w:type="table" w:default="1" w:styleId="TableNormal">
@@ -28182,6 +28906,11 @@
     <w:name w:val="md-inline-path-filename"/>
     <w:basedOn w:val="DefaultParagraphFont"/>
     <w:rsid w:val="004861FF"/>
+  </w:style>
+  <w:style w:type="character" w:customStyle="1" w:styleId="exercise-meta-dates">
+    <w:name w:val="exercise-meta-dates"/>
+    <w:basedOn w:val="DefaultParagraphFont"/>
+    <w:rsid w:val="00FA6915"/>
   </w:style>
 </w:styles>
 </file>

--- a/Programming Lab/أوامر محرر الذكاء الإصطناعي لتطوير نظام إدارو التمارين.docx
+++ b/Programming Lab/أوامر محرر الذكاء الإصطناعي لتطوير نظام إدارو التمارين.docx
@@ -2849,18 +2849,8 @@
                 <w:color w:val="000000" w:themeColor="text1"/>
                 <w:lang w:bidi="ar-AE"/>
               </w:rPr>
-              <w:t>scroll up/</w:t>
-            </w:r>
-            <w:proofErr w:type="spellStart"/>
-            <w:r>
-              <w:rPr>
-                <w:rFonts w:ascii="Arial" w:hAnsi="Arial" w:cs="Arial"/>
-                <w:color w:val="000000" w:themeColor="text1"/>
-                <w:lang w:bidi="ar-AE"/>
-              </w:rPr>
-              <w:t>dwon</w:t>
-            </w:r>
-            <w:proofErr w:type="spellEnd"/>
+              <w:t>scroll up/dwon</w:t>
+            </w:r>
             <w:r>
               <w:rPr>
                 <w:rFonts w:ascii="Arial" w:hAnsi="Arial" w:cs="Arial"/>
@@ -2925,18 +2915,8 @@
                 <w:color w:val="000000" w:themeColor="text1"/>
                 <w:lang w:bidi="ar-AE"/>
               </w:rPr>
-              <w:t>scroll up/</w:t>
-            </w:r>
-            <w:proofErr w:type="spellStart"/>
-            <w:r>
-              <w:rPr>
-                <w:rFonts w:ascii="Arial" w:hAnsi="Arial" w:cs="Arial"/>
-                <w:color w:val="000000" w:themeColor="text1"/>
-                <w:lang w:bidi="ar-AE"/>
-              </w:rPr>
-              <w:t>dwon</w:t>
-            </w:r>
-            <w:proofErr w:type="spellEnd"/>
+              <w:t>scroll up/dwon</w:t>
+            </w:r>
             <w:r>
               <w:rPr>
                 <w:rFonts w:ascii="Arial" w:hAnsi="Arial" w:cs="Arial"/>
@@ -6051,39 +6031,19 @@
               </w:rPr>
               <w:t>الفقرة (</w:t>
             </w:r>
-            <w:r>
-              <w:fldChar w:fldCharType="begin"/>
-            </w:r>
-            <w:r>
-              <w:instrText xml:space="preserve"> HYPERLINK "http://127.0.0.1:8005/admin/information-bank/manifest.json" \t "_blank" </w:instrText>
-            </w:r>
-            <w:r>
-              <w:fldChar w:fldCharType="separate"/>
-            </w:r>
-            <w:proofErr w:type="spellStart"/>
-            <w:r>
-              <w:rPr>
-                <w:rStyle w:val="Hyperlink"/>
-                <w:rFonts w:ascii="Arial" w:hAnsi="Arial" w:cs="Arial"/>
-                <w:color w:val="auto"/>
-                <w:sz w:val="24"/>
-                <w:szCs w:val="24"/>
-                <w:shd w:val="clear" w:color="auto" w:fill="FFFFFF"/>
-              </w:rPr>
-              <w:t>manifest.json</w:t>
-            </w:r>
-            <w:proofErr w:type="spellEnd"/>
-            <w:r>
-              <w:rPr>
-                <w:rStyle w:val="Hyperlink"/>
-                <w:rFonts w:ascii="Arial" w:hAnsi="Arial" w:cs="Arial"/>
-                <w:color w:val="auto"/>
-                <w:sz w:val="24"/>
-                <w:szCs w:val="24"/>
-                <w:shd w:val="clear" w:color="auto" w:fill="FFFFFF"/>
-              </w:rPr>
-              <w:fldChar w:fldCharType="end"/>
-            </w:r>
+            <w:hyperlink r:id="rId6" w:tgtFrame="_blank" w:history="1">
+              <w:r>
+                <w:rPr>
+                  <w:rStyle w:val="Hyperlink"/>
+                  <w:rFonts w:ascii="Arial" w:hAnsi="Arial" w:cs="Arial"/>
+                  <w:color w:val="auto"/>
+                  <w:sz w:val="24"/>
+                  <w:szCs w:val="24"/>
+                  <w:shd w:val="clear" w:color="auto" w:fill="FFFFFF"/>
+                </w:rPr>
+                <w:t>manifest.json</w:t>
+              </w:r>
+            </w:hyperlink>
             <w:r>
               <w:rPr>
                 <w:rFonts w:ascii="Arial" w:hAnsi="Arial" w:cs="Arial"/>
@@ -9715,7 +9675,7 @@
                           </pic:cNvPicPr>
                         </pic:nvPicPr>
                         <pic:blipFill>
-                          <a:blip r:embed="rId6" cstate="print">
+                          <a:blip r:embed="rId7" cstate="print">
                             <a:extLst>
                               <a:ext uri="{28A0092B-C50C-407E-A947-70E740481C1C}">
                                 <a14:useLocalDpi xmlns:a14="http://schemas.microsoft.com/office/drawing/2010/main" val="0"/>
@@ -11751,7 +11711,7 @@
                           </pic:cNvPicPr>
                         </pic:nvPicPr>
                         <pic:blipFill>
-                          <a:blip r:embed="rId7" cstate="print">
+                          <a:blip r:embed="rId8" cstate="print">
                             <a:extLst>
                               <a:ext uri="{28A0092B-C50C-407E-A947-70E740481C1C}">
                                 <a14:useLocalDpi xmlns:a14="http://schemas.microsoft.com/office/drawing/2010/main" val="0"/>
@@ -19573,7 +19533,6 @@
               </w:rPr>
               <w:t xml:space="preserve"> </w:t>
             </w:r>
-            <w:proofErr w:type="spellStart"/>
             <w:r>
               <w:rPr>
                 <w:highlight w:val="green"/>
@@ -19581,7 +19540,6 @@
               </w:rPr>
               <w:t>wifi</w:t>
             </w:r>
-            <w:proofErr w:type="spellEnd"/>
           </w:p>
         </w:tc>
         <w:tc>
@@ -21552,7 +21510,7 @@
                           <pic:cNvPicPr/>
                         </pic:nvPicPr>
                         <pic:blipFill>
-                          <a:blip r:embed="rId8" cstate="print">
+                          <a:blip r:embed="rId9" cstate="print">
                             <a:extLst>
                               <a:ext uri="{28A0092B-C50C-407E-A947-70E740481C1C}">
                                 <a14:useLocalDpi xmlns:a14="http://schemas.microsoft.com/office/drawing/2010/main" val="0"/>
@@ -21730,7 +21688,7 @@
                           <pic:cNvPicPr/>
                         </pic:nvPicPr>
                         <pic:blipFill>
-                          <a:blip r:embed="rId9" cstate="print">
+                          <a:blip r:embed="rId10" cstate="print">
                             <a:extLst>
                               <a:ext uri="{28A0092B-C50C-407E-A947-70E740481C1C}">
                                 <a14:useLocalDpi xmlns:a14="http://schemas.microsoft.com/office/drawing/2010/main" val="0"/>
@@ -22973,7 +22931,7 @@
                           <pic:cNvPicPr/>
                         </pic:nvPicPr>
                         <pic:blipFill rotWithShape="1">
-                          <a:blip r:embed="rId10">
+                          <a:blip r:embed="rId11">
                             <a:extLst>
                               <a:ext uri="{28A0092B-C50C-407E-A947-70E740481C1C}">
                                 <a14:useLocalDpi xmlns:a14="http://schemas.microsoft.com/office/drawing/2010/main" val="0"/>
@@ -23557,21 +23515,7 @@
               <w:rPr>
                 <w:lang w:bidi="ar-AE"/>
               </w:rPr>
-              <w:t>.xlsx or .</w:t>
-            </w:r>
-            <w:proofErr w:type="spellStart"/>
-            <w:r>
-              <w:rPr>
-                <w:lang w:bidi="ar-AE"/>
-              </w:rPr>
-              <w:t>xls</w:t>
-            </w:r>
-            <w:proofErr w:type="spellEnd"/>
-            <w:r>
-              <w:rPr>
-                <w:lang w:bidi="ar-AE"/>
-              </w:rPr>
-              <w:t xml:space="preserve"> or .csv</w:t>
+              <w:t>.xlsx or .xls or .csv</w:t>
             </w:r>
             <w:r>
               <w:rPr>
@@ -26301,7 +26245,7 @@
               <w:bidi/>
               <w:jc w:val="center"/>
               <w:rPr>
-                <w:rFonts w:asciiTheme="minorBidi" w:hAnsiTheme="minorBidi" w:cs="Arial" w:hint="cs"/>
+                <w:rFonts w:asciiTheme="minorBidi" w:hAnsiTheme="minorBidi" w:cs="Arial"/>
                 <w:sz w:val="24"/>
                 <w:szCs w:val="24"/>
                 <w:rtl/>
@@ -26995,11 +26939,519 @@
               <w:bidi/>
               <w:jc w:val="center"/>
               <w:rPr>
-                <w:rFonts w:ascii="Arial" w:hAnsi="Arial" w:cs="Arial" w:hint="cs"/>
+                <w:rFonts w:ascii="Arial" w:hAnsi="Arial" w:cs="Arial"/>
                 <w:color w:val="000000" w:themeColor="text1"/>
                 <w:sz w:val="28"/>
                 <w:szCs w:val="28"/>
                 <w:lang w:bidi="ar-AE"/>
+              </w:rPr>
+            </w:pPr>
+          </w:p>
+        </w:tc>
+      </w:tr>
+      <w:tr>
+        <w:trPr>
+          <w:trHeight w:val="305"/>
+        </w:trPr>
+        <w:tc>
+          <w:tcPr>
+            <w:tcW w:w="1828" w:type="dxa"/>
+          </w:tcPr>
+          <w:p>
+            <w:pPr>
+              <w:bidi/>
+              <w:jc w:val="center"/>
+              <w:rPr>
+                <w:rFonts w:asciiTheme="minorBidi" w:hAnsiTheme="minorBidi" w:cs="Arial"/>
+                <w:sz w:val="24"/>
+                <w:szCs w:val="24"/>
+                <w:rtl/>
+                <w:lang w:bidi="ar-AE"/>
+              </w:rPr>
+            </w:pPr>
+            <w:r>
+              <w:rPr>
+                <w:rFonts w:asciiTheme="minorBidi" w:hAnsiTheme="minorBidi" w:cs="Arial" w:hint="cs"/>
+                <w:sz w:val="24"/>
+                <w:szCs w:val="24"/>
+                <w:rtl/>
+                <w:lang w:bidi="ar-AE"/>
+              </w:rPr>
+              <w:t>تصميم التطبيق</w:t>
+            </w:r>
+          </w:p>
+        </w:tc>
+        <w:tc>
+          <w:tcPr>
+            <w:tcW w:w="7538" w:type="dxa"/>
+          </w:tcPr>
+          <w:p>
+            <w:pPr>
+              <w:bidi/>
+              <w:rPr>
+                <w:rFonts w:cs="Arial"/>
+              </w:rPr>
+            </w:pPr>
+            <w:r>
+              <w:rPr>
+                <w:rFonts w:cs="Arial"/>
+                <w:rtl/>
+              </w:rPr>
+              <w:t xml:space="preserve">أنت وكيل تقني. مهمتك تبني نظام كامل يتكون من: </w:t>
+            </w:r>
+          </w:p>
+          <w:p>
+            <w:pPr>
+              <w:bidi/>
+              <w:rPr>
+                <w:rFonts w:cs="Arial"/>
+                <w:rtl/>
+              </w:rPr>
+            </w:pPr>
+            <w:r>
+              <w:rPr>
+                <w:rFonts w:cs="Arial"/>
+                <w:rtl/>
+              </w:rPr>
+              <w:t xml:space="preserve">1. تطبيق أندرويد بصيغة </w:t>
+            </w:r>
+            <w:r>
+              <w:rPr>
+                <w:rFonts w:cs="Arial"/>
+              </w:rPr>
+              <w:t>APK</w:t>
+            </w:r>
+            <w:r>
+              <w:rPr>
+                <w:rFonts w:cs="Arial"/>
+                <w:rtl/>
+              </w:rPr>
+              <w:t xml:space="preserve"> للتابلت، وباك إند يشتغل على الكمبيوتر محلي، و كل الأجهزة على نفس شبكة الواي فاي. أول شيء: حلل ملف الباوربوينت المرفق واستخرج منه الشاشات والحقول والعمليات والعلاقات. ثاني شيء: صمم النظام كامل بناءً على التحليل. المتطلبات الأساسية كالتالي تطبيق أندرويد يدعم التابلت وواجهة عربية </w:t>
+            </w:r>
+            <w:r>
+              <w:rPr>
+                <w:rFonts w:cs="Arial"/>
+              </w:rPr>
+              <w:t>RTL</w:t>
+            </w:r>
+            <w:r>
+              <w:rPr>
+                <w:rFonts w:cs="Arial"/>
+                <w:rtl/>
+              </w:rPr>
+              <w:t xml:space="preserve"> حديثة وخفيفة وسهلة الاستخدام. الباك إند يكون </w:t>
+            </w:r>
+            <w:r>
+              <w:rPr>
+                <w:rFonts w:cs="Arial"/>
+              </w:rPr>
+              <w:t>Node.js</w:t>
+            </w:r>
+            <w:r>
+              <w:rPr>
+                <w:rFonts w:cs="Arial"/>
+                <w:rtl/>
+              </w:rPr>
+              <w:t xml:space="preserve"> مع </w:t>
+            </w:r>
+            <w:r>
+              <w:rPr>
+                <w:rFonts w:cs="Arial"/>
+              </w:rPr>
+              <w:t>Express</w:t>
+            </w:r>
+            <w:r>
+              <w:rPr>
+                <w:rFonts w:cs="Arial"/>
+                <w:rtl/>
+              </w:rPr>
+              <w:t xml:space="preserve"> أو </w:t>
+            </w:r>
+            <w:r>
+              <w:rPr>
+                <w:rFonts w:cs="Arial"/>
+              </w:rPr>
+              <w:t>NestJS</w:t>
+            </w:r>
+            <w:r>
+              <w:rPr>
+                <w:rFonts w:cs="Arial"/>
+                <w:rtl/>
+              </w:rPr>
+              <w:t xml:space="preserve"> شغال على الكمبيوتر المحلي، مع قاعدة بيانات </w:t>
+            </w:r>
+            <w:r>
+              <w:rPr>
+                <w:rFonts w:cs="Arial"/>
+              </w:rPr>
+              <w:t>PostgreSQL</w:t>
+            </w:r>
+            <w:r>
+              <w:rPr>
+                <w:rFonts w:cs="Arial"/>
+                <w:rtl/>
+              </w:rPr>
+              <w:t xml:space="preserve">. لازم تعمل </w:t>
+            </w:r>
+            <w:r>
+              <w:rPr>
+                <w:rFonts w:cs="Arial"/>
+              </w:rPr>
+              <w:t>REST API</w:t>
+            </w:r>
+            <w:r>
+              <w:rPr>
+                <w:rFonts w:cs="Arial"/>
+                <w:rtl/>
+              </w:rPr>
+              <w:t xml:space="preserve"> واضح ومُوثق. تطبيق التابلت يرسل البيانات للباك إند عبر الواي فاي، وتظهر مباشرة في الداشبورد. </w:t>
+            </w:r>
+          </w:p>
+          <w:p>
+            <w:pPr>
+              <w:bidi/>
+              <w:rPr>
+                <w:rFonts w:cs="Arial"/>
+                <w:rtl/>
+              </w:rPr>
+            </w:pPr>
+            <w:r>
+              <w:rPr>
+                <w:rFonts w:cs="Arial" w:hint="cs"/>
+                <w:rtl/>
+              </w:rPr>
+              <w:lastRenderedPageBreak/>
+              <w:t xml:space="preserve">2. </w:t>
+            </w:r>
+            <w:r>
+              <w:rPr>
+                <w:rFonts w:cs="Arial"/>
+                <w:rtl/>
+              </w:rPr>
+              <w:t xml:space="preserve">دعم وضع أوفلاين: إذا انقطعت الشبكة خزّن البيانات محليًا ثم زامنها تلقائيًا أول ما يرجع الاتصال. في النهاية جهز المشروع كامل مع خطوات تشغيل واضحة: طريقة تشغيل الباك إند محليًا، طريقة إعداد قاعدة البيانات، طريقة بناء ملف </w:t>
+            </w:r>
+            <w:r>
+              <w:rPr>
+                <w:rFonts w:cs="Arial"/>
+              </w:rPr>
+              <w:t>APK</w:t>
+            </w:r>
+            <w:r>
+              <w:rPr>
+                <w:rFonts w:cs="Arial"/>
+                <w:rtl/>
+              </w:rPr>
+              <w:t xml:space="preserve"> وطريقة ربط التابلت بالسيرفر على نفس الشبكة</w:t>
+            </w:r>
+          </w:p>
+        </w:tc>
+        <w:tc>
+          <w:tcPr>
+            <w:tcW w:w="4243" w:type="dxa"/>
+          </w:tcPr>
+          <w:p>
+            <w:pPr>
+              <w:pBdr>
+                <w:top w:val="single" w:sz="6" w:space="0" w:color="E5DCD2"/>
+                <w:left w:val="single" w:sz="6" w:space="0" w:color="E5DCD2"/>
+                <w:bottom w:val="single" w:sz="6" w:space="0" w:color="E5DCD2"/>
+                <w:right w:val="single" w:sz="6" w:space="0" w:color="E5DCD2"/>
+              </w:pBdr>
+              <w:rPr>
+                <w:rFonts w:ascii="Segoe UI" w:eastAsia="Times New Roman" w:hAnsi="Segoe UI" w:cs="Segoe UI"/>
+                <w:b/>
+                <w:bCs/>
+                <w:color w:val="7D7167"/>
+                <w:sz w:val="24"/>
+                <w:szCs w:val="24"/>
+                <w:rtl/>
+                <w:lang w:val="en-AE" w:eastAsia="en-AE"/>
+              </w:rPr>
+            </w:pPr>
+          </w:p>
+        </w:tc>
+      </w:tr>
+      <w:tr>
+        <w:trPr>
+          <w:trHeight w:val="305"/>
+        </w:trPr>
+        <w:tc>
+          <w:tcPr>
+            <w:tcW w:w="1828" w:type="dxa"/>
+          </w:tcPr>
+          <w:p>
+            <w:pPr>
+              <w:bidi/>
+              <w:jc w:val="center"/>
+              <w:rPr>
+                <w:rFonts w:asciiTheme="minorBidi" w:hAnsiTheme="minorBidi" w:cs="Arial" w:hint="cs"/>
+                <w:sz w:val="24"/>
+                <w:szCs w:val="24"/>
+                <w:rtl/>
+                <w:lang w:bidi="ar-AE"/>
+              </w:rPr>
+            </w:pPr>
+            <w:r>
+              <w:rPr>
+                <w:rFonts w:asciiTheme="minorBidi" w:hAnsiTheme="minorBidi" w:cs="Arial" w:hint="cs"/>
+                <w:sz w:val="24"/>
+                <w:szCs w:val="24"/>
+                <w:rtl/>
+                <w:lang w:bidi="ar-AE"/>
+              </w:rPr>
+              <w:t>تعديل</w:t>
+            </w:r>
+          </w:p>
+        </w:tc>
+        <w:tc>
+          <w:tcPr>
+            <w:tcW w:w="7538" w:type="dxa"/>
+          </w:tcPr>
+          <w:p>
+            <w:pPr>
+              <w:bidi/>
+              <w:rPr>
+                <w:rFonts w:cs="Arial"/>
+              </w:rPr>
+            </w:pPr>
+            <w:r>
+              <w:rPr>
+                <w:rFonts w:cs="Arial" w:hint="cs"/>
+                <w:rtl/>
+              </w:rPr>
+              <w:t xml:space="preserve">اريدك </w:t>
+            </w:r>
+            <w:r>
+              <w:rPr>
+                <w:rFonts w:cs="Arial"/>
+                <w:rtl/>
+              </w:rPr>
+              <w:t>تبني نظام كامل</w:t>
+            </w:r>
+            <w:r>
+              <w:rPr>
+                <w:rFonts w:cs="Arial" w:hint="cs"/>
+                <w:rtl/>
+              </w:rPr>
+              <w:t xml:space="preserve"> في تطبيق </w:t>
+            </w:r>
+            <w:r>
+              <w:rPr>
+                <w:rFonts w:cs="Arial"/>
+              </w:rPr>
+              <w:t>APK</w:t>
+            </w:r>
+            <w:r>
+              <w:rPr>
+                <w:rFonts w:cs="Arial"/>
+                <w:rtl/>
+              </w:rPr>
+              <w:t xml:space="preserve"> </w:t>
+            </w:r>
+            <w:r>
+              <w:rPr>
+                <w:rFonts w:cs="Arial" w:hint="cs"/>
+                <w:rtl/>
+              </w:rPr>
+              <w:t xml:space="preserve">قابل للتنصيب والنزيل </w:t>
+            </w:r>
+            <w:r>
+              <w:rPr>
+                <w:rFonts w:cs="Arial"/>
+                <w:rtl/>
+              </w:rPr>
+              <w:t xml:space="preserve">يتكون من: </w:t>
+            </w:r>
+          </w:p>
+          <w:p>
+            <w:pPr>
+              <w:bidi/>
+              <w:rPr>
+                <w:rFonts w:cs="Arial"/>
+                <w:rtl/>
+              </w:rPr>
+            </w:pPr>
+            <w:r>
+              <w:rPr>
+                <w:rFonts w:cs="Arial"/>
+                <w:rtl/>
+              </w:rPr>
+              <w:t xml:space="preserve">1. تطبيق أندرويد بصيغة </w:t>
+            </w:r>
+            <w:r>
+              <w:rPr>
+                <w:rFonts w:cs="Arial"/>
+              </w:rPr>
+              <w:t>APK</w:t>
+            </w:r>
+            <w:r>
+              <w:rPr>
+                <w:rFonts w:cs="Arial"/>
+                <w:rtl/>
+              </w:rPr>
+              <w:t xml:space="preserve"> للتابلت</w:t>
+            </w:r>
+            <w:r>
+              <w:rPr>
+                <w:rFonts w:cs="Arial" w:hint="cs"/>
+                <w:rtl/>
+                <w:lang w:bidi="ar-AE"/>
+              </w:rPr>
+              <w:t xml:space="preserve"> وهواتف السامسونغ</w:t>
+            </w:r>
+            <w:r>
+              <w:rPr>
+                <w:rFonts w:cs="Arial"/>
+                <w:rtl/>
+              </w:rPr>
+              <w:t xml:space="preserve">، وباك إند يشتغل على الكمبيوتر محلي، وكل الأجهزة على نفس شبكة الواي فاي. </w:t>
+            </w:r>
+          </w:p>
+          <w:p>
+            <w:pPr>
+              <w:bidi/>
+              <w:rPr>
+                <w:rFonts w:cs="Arial"/>
+                <w:rtl/>
+              </w:rPr>
+            </w:pPr>
+            <w:r>
+              <w:rPr>
+                <w:rFonts w:cs="Arial" w:hint="cs"/>
+                <w:rtl/>
+              </w:rPr>
+              <w:t xml:space="preserve">2. </w:t>
+            </w:r>
+            <w:r>
+              <w:rPr>
+                <w:rFonts w:cs="Arial"/>
+                <w:rtl/>
+              </w:rPr>
+              <w:t xml:space="preserve">صمم النظام كامل بناءً على </w:t>
+            </w:r>
+            <w:r>
+              <w:rPr>
+                <w:rFonts w:cs="Arial" w:hint="cs"/>
+                <w:rtl/>
+              </w:rPr>
+              <w:t xml:space="preserve">صفحات </w:t>
+            </w:r>
+            <w:r>
+              <w:rPr>
+                <w:rFonts w:cs="Arial"/>
+                <w:rtl/>
+              </w:rPr>
+              <w:t xml:space="preserve">التحليل. المتطلبات الأساسية كالتالي تطبيق أندرويد يدعم التابلت وواجهة عربية </w:t>
+            </w:r>
+            <w:r>
+              <w:rPr>
+                <w:rFonts w:cs="Arial"/>
+              </w:rPr>
+              <w:t>RTL</w:t>
+            </w:r>
+            <w:r>
+              <w:rPr>
+                <w:rFonts w:cs="Arial"/>
+                <w:rtl/>
+              </w:rPr>
+              <w:t xml:space="preserve"> حديثة وخفيفة وسهلة الاستخدام. </w:t>
+            </w:r>
+          </w:p>
+          <w:p>
+            <w:pPr>
+              <w:bidi/>
+              <w:rPr>
+                <w:rFonts w:cs="Arial"/>
+                <w:rtl/>
+              </w:rPr>
+            </w:pPr>
+            <w:r>
+              <w:rPr>
+                <w:rFonts w:cs="Arial" w:hint="cs"/>
+                <w:rtl/>
+              </w:rPr>
+              <w:t xml:space="preserve">3. </w:t>
+            </w:r>
+            <w:r>
+              <w:rPr>
+                <w:rFonts w:cs="Arial"/>
+                <w:rtl/>
+              </w:rPr>
+              <w:t xml:space="preserve">تطبيق التابلت يرسل البيانات للباك إند عبر الواي فاي، وتظهر مباشرة في الداشبورد. </w:t>
+            </w:r>
+          </w:p>
+          <w:p>
+            <w:pPr>
+              <w:bidi/>
+              <w:rPr>
+                <w:rFonts w:cs="Arial"/>
+                <w:rtl/>
+              </w:rPr>
+            </w:pPr>
+            <w:r>
+              <w:rPr>
+                <w:rFonts w:cs="Arial" w:hint="cs"/>
+                <w:rtl/>
+              </w:rPr>
+              <w:t>4</w:t>
+            </w:r>
+            <w:r>
+              <w:rPr>
+                <w:rFonts w:cs="Arial" w:hint="cs"/>
+                <w:rtl/>
+              </w:rPr>
+              <w:t xml:space="preserve">. </w:t>
+            </w:r>
+            <w:r>
+              <w:rPr>
+                <w:rFonts w:cs="Arial"/>
+                <w:rtl/>
+              </w:rPr>
+              <w:t xml:space="preserve">دعم وضع أوفلاين: إذا انقطعت الشبكة خزّن البيانات محليًا ثم زامنها تلقائيًا أول ما يرجع الاتصال. في النهاية جهز المشروع كامل مع خطوات تشغيل واضحة: طريقة تشغيل الباك إند محليًا، طريقة إعداد قاعدة البيانات، طريقة بناء ملف </w:t>
+            </w:r>
+            <w:r>
+              <w:rPr>
+                <w:rFonts w:cs="Arial"/>
+              </w:rPr>
+              <w:t>APK</w:t>
+            </w:r>
+            <w:r>
+              <w:rPr>
+                <w:rFonts w:cs="Arial"/>
+                <w:rtl/>
+              </w:rPr>
+              <w:t xml:space="preserve"> وطريقة ربط التابلت بالسيرفر على نفس الشبكة</w:t>
+            </w:r>
+            <w:r>
+              <w:rPr>
+                <w:rFonts w:cs="Arial" w:hint="cs"/>
+                <w:rtl/>
+              </w:rPr>
+              <w:t>.</w:t>
+            </w:r>
+          </w:p>
+        </w:tc>
+        <w:tc>
+          <w:tcPr>
+            <w:tcW w:w="4243" w:type="dxa"/>
+          </w:tcPr>
+          <w:p>
+            <w:pPr>
+              <w:pBdr>
+                <w:top w:val="single" w:sz="6" w:space="0" w:color="E5DCD2"/>
+                <w:left w:val="single" w:sz="6" w:space="0" w:color="E5DCD2"/>
+                <w:bottom w:val="single" w:sz="6" w:space="0" w:color="E5DCD2"/>
+                <w:right w:val="single" w:sz="6" w:space="0" w:color="E5DCD2"/>
+              </w:pBdr>
+              <w:rPr>
+                <w:rFonts w:ascii="Segoe UI" w:eastAsia="Times New Roman" w:hAnsi="Segoe UI" w:cs="Segoe UI"/>
+                <w:b/>
+                <w:bCs/>
+                <w:color w:val="7D7167"/>
+                <w:sz w:val="24"/>
+                <w:szCs w:val="24"/>
+                <w:rtl/>
+                <w:lang w:val="en-AE" w:eastAsia="en-AE"/>
               </w:rPr>
             </w:pPr>
           </w:p>
@@ -28725,6 +29177,7 @@
   <w:style w:type="character" w:default="1" w:styleId="DefaultParagraphFont">
     <w:name w:val="Default Paragraph Font"/>
     <w:uiPriority w:val="1"/>
+    <w:semiHidden/>
     <w:unhideWhenUsed/>
   </w:style>
   <w:style w:type="table" w:default="1" w:styleId="TableNormal">

--- a/Programming Lab/أوامر محرر الذكاء الإصطناعي لتطوير نظام إدارو التمارين.docx
+++ b/Programming Lab/أوامر محرر الذكاء الإصطناعي لتطوير نظام إدارو التمارين.docx
@@ -32897,8 +32897,6 @@
               </w:rPr>
               <w:t>Web bowser</w:t>
             </w:r>
-            <w:bookmarkStart w:id="0" w:name="_GoBack"/>
-            <w:bookmarkEnd w:id="0"/>
           </w:p>
         </w:tc>
         <w:tc>
@@ -34940,10 +34938,2889 @@
             <w:pPr>
               <w:bidi/>
               <w:rPr>
+                <w:rFonts w:cs="Arial"/>
+                <w:rtl/>
+              </w:rPr>
+            </w:pPr>
+          </w:p>
+        </w:tc>
+        <w:tc>
+          <w:tcPr>
+            <w:tcW w:w="4243" w:type="dxa"/>
+          </w:tcPr>
+          <w:p>
+            <w:pPr>
+              <w:pBdr>
+                <w:top w:val="single" w:sz="6" w:space="0" w:color="E5DCD2"/>
+                <w:left w:val="single" w:sz="6" w:space="0" w:color="E5DCD2"/>
+                <w:bottom w:val="single" w:sz="6" w:space="0" w:color="E5DCD2"/>
+                <w:right w:val="single" w:sz="6" w:space="0" w:color="E5DCD2"/>
+              </w:pBdr>
+              <w:rPr>
+                <w:rFonts w:ascii="Segoe UI" w:eastAsia="Times New Roman" w:hAnsi="Segoe UI" w:cs="Segoe UI"/>
+                <w:b/>
+                <w:bCs/>
+                <w:color w:val="7D7167"/>
+                <w:sz w:val="24"/>
+                <w:szCs w:val="24"/>
+                <w:rtl/>
+                <w:lang w:val="en-AE" w:eastAsia="en-AE"/>
+              </w:rPr>
+            </w:pPr>
+          </w:p>
+        </w:tc>
+      </w:tr>
+      <w:tr>
+        <w:trPr>
+          <w:trHeight w:val="305"/>
+        </w:trPr>
+        <w:tc>
+          <w:tcPr>
+            <w:tcW w:w="1828" w:type="dxa"/>
+          </w:tcPr>
+          <w:p>
+            <w:pPr>
+              <w:bidi/>
+              <w:jc w:val="center"/>
+              <w:rPr>
+                <w:rFonts w:asciiTheme="minorBidi" w:hAnsiTheme="minorBidi" w:cs="Arial"/>
+                <w:sz w:val="24"/>
+                <w:szCs w:val="24"/>
+                <w:rtl/>
+                <w:lang w:bidi="ar-AE"/>
+              </w:rPr>
+            </w:pPr>
+          </w:p>
+        </w:tc>
+        <w:tc>
+          <w:tcPr>
+            <w:tcW w:w="7538" w:type="dxa"/>
+          </w:tcPr>
+          <w:p>
+            <w:pPr>
+              <w:pStyle w:val="Heading1"/>
+              <w:outlineLvl w:val="0"/>
+            </w:pPr>
+            <w:r>
+              <w:t>PROJECT UPDATE – VERSION 2</w:t>
+            </w:r>
+          </w:p>
+          <w:p>
+            <w:pPr>
+              <w:pStyle w:val="NormalWeb"/>
+            </w:pPr>
+            <w:r>
+              <w:rPr>
+                <w:rtl/>
+              </w:rPr>
+              <w:t>تم الانتهاء بنجاح من المرحلة الأولى</w:t>
+            </w:r>
+            <w:r>
+              <w:t>:</w:t>
+            </w:r>
+          </w:p>
+          <w:p>
+            <w:pPr>
+              <w:pStyle w:val="NormalWeb"/>
+              <w:numPr>
+                <w:ilvl w:val="0"/>
+                <w:numId w:val="11"/>
+              </w:numPr>
+            </w:pPr>
+            <w:r>
+              <w:t xml:space="preserve">Android APK (WebView) </w:t>
+            </w:r>
+            <w:r>
+              <w:rPr>
+                <w:rtl/>
+              </w:rPr>
+              <w:t>يعمل بنجاح</w:t>
+            </w:r>
+            <w:r>
+              <w:t>.</w:t>
+            </w:r>
+          </w:p>
+          <w:p>
+            <w:pPr>
+              <w:pStyle w:val="NormalWeb"/>
+              <w:numPr>
+                <w:ilvl w:val="0"/>
+                <w:numId w:val="11"/>
+              </w:numPr>
+            </w:pPr>
+            <w:r>
+              <w:rPr>
+                <w:rtl/>
+              </w:rPr>
+              <w:t>الاتصال بالسيرفر المحلي عبر</w:t>
+            </w:r>
+            <w:r>
+              <w:t xml:space="preserve"> </w:t>
+            </w:r>
+            <w:proofErr w:type="spellStart"/>
+            <w:r>
+              <w:t>WiFi</w:t>
+            </w:r>
+            <w:proofErr w:type="spellEnd"/>
+            <w:r>
+              <w:t xml:space="preserve"> </w:t>
+            </w:r>
+            <w:r>
+              <w:rPr>
+                <w:rtl/>
+              </w:rPr>
+              <w:t>يعمل 100</w:t>
+            </w:r>
+            <w:r>
+              <w:t>%.</w:t>
+            </w:r>
+          </w:p>
+          <w:p>
+            <w:pPr>
+              <w:pStyle w:val="NormalWeb"/>
+              <w:numPr>
+                <w:ilvl w:val="0"/>
+                <w:numId w:val="11"/>
+              </w:numPr>
+            </w:pPr>
+            <w:r>
+              <w:rPr>
+                <w:rtl/>
+              </w:rPr>
+              <w:t>تسجيل الدخول وإدخال البيانات يعمل بشكل صحيح</w:t>
+            </w:r>
+            <w:r>
+              <w:t>.</w:t>
+            </w:r>
+          </w:p>
+          <w:p>
+            <w:pPr>
+              <w:pStyle w:val="NormalWeb"/>
+              <w:numPr>
+                <w:ilvl w:val="0"/>
+                <w:numId w:val="11"/>
+              </w:numPr>
+            </w:pPr>
+            <w:r>
+              <w:rPr>
+                <w:rtl/>
+              </w:rPr>
+              <w:t>التابلت يعرض نفس نظام الويب تقريباً</w:t>
+            </w:r>
+            <w:r>
+              <w:t>.</w:t>
+            </w:r>
+          </w:p>
+          <w:p>
+            <w:pPr>
+              <w:pStyle w:val="NormalWeb"/>
+            </w:pPr>
+            <w:r>
+              <w:rPr>
+                <w:rtl/>
+              </w:rPr>
+              <w:t>الآن أريد تطوير المشروع وإضافة المزايا التالية</w:t>
+            </w:r>
+            <w:r>
+              <w:t>.</w:t>
+            </w:r>
+          </w:p>
+          <w:p>
+            <w:r>
+              <w:pict w14:anchorId="1E2130AF">
+                <v:rect id="_x0000_i1025" style="width:0;height:1.5pt" o:hralign="center" o:hrstd="t" o:hr="t" fillcolor="#a0a0a0" stroked="f"/>
+              </w:pict>
+            </w:r>
+          </w:p>
+          <w:p>
+            <w:pPr>
+              <w:pStyle w:val="Heading1"/>
+              <w:outlineLvl w:val="0"/>
+            </w:pPr>
+            <w:r>
+              <w:rPr>
+                <w:rtl/>
+              </w:rPr>
+              <w:t>أولاً</w:t>
+            </w:r>
+            <w:r>
+              <w:t>: Offline Mode + Synchronization</w:t>
+            </w:r>
+          </w:p>
+          <w:p>
+            <w:pPr>
+              <w:pStyle w:val="NormalWeb"/>
+            </w:pPr>
+            <w:r>
+              <w:rPr>
+                <w:rtl/>
+              </w:rPr>
+              <w:lastRenderedPageBreak/>
+              <w:t>أريد أن يعمل التابلت حتى عند الخروج من نطاق الشبكة الداخلية</w:t>
+            </w:r>
+            <w:r>
+              <w:t>.</w:t>
+            </w:r>
+          </w:p>
+          <w:p>
+            <w:pPr>
+              <w:pStyle w:val="Heading2"/>
+              <w:outlineLvl w:val="1"/>
+            </w:pPr>
+            <w:r>
+              <w:rPr>
+                <w:rtl/>
+              </w:rPr>
+              <w:t>السيناريو المطلوب</w:t>
+            </w:r>
+          </w:p>
+          <w:p>
+            <w:pPr>
+              <w:pStyle w:val="NormalWeb"/>
+            </w:pPr>
+            <w:r>
+              <w:rPr>
+                <w:rtl/>
+              </w:rPr>
+              <w:t>إذا خرج المحكم من نطاق الـ</w:t>
+            </w:r>
+            <w:r>
+              <w:t xml:space="preserve"> </w:t>
+            </w:r>
+            <w:proofErr w:type="spellStart"/>
+            <w:r>
+              <w:t>WiFi</w:t>
+            </w:r>
+            <w:proofErr w:type="spellEnd"/>
+            <w:r>
+              <w:t>:</w:t>
+            </w:r>
+          </w:p>
+          <w:p>
+            <w:pPr>
+              <w:pStyle w:val="NormalWeb"/>
+              <w:numPr>
+                <w:ilvl w:val="0"/>
+                <w:numId w:val="12"/>
+              </w:numPr>
+            </w:pPr>
+            <w:r>
+              <w:rPr>
+                <w:rtl/>
+              </w:rPr>
+              <w:t>يستمر التطبيق بالعمل بشكل طبيعي</w:t>
+            </w:r>
+            <w:r>
+              <w:t>.</w:t>
+            </w:r>
+          </w:p>
+          <w:p>
+            <w:pPr>
+              <w:pStyle w:val="NormalWeb"/>
+              <w:numPr>
+                <w:ilvl w:val="0"/>
+                <w:numId w:val="12"/>
+              </w:numPr>
+            </w:pPr>
+            <w:r>
+              <w:rPr>
+                <w:rtl/>
+              </w:rPr>
+              <w:t>يستطيع إدخال التقييمات والملاحظات</w:t>
+            </w:r>
+            <w:r>
+              <w:t>.</w:t>
+            </w:r>
+          </w:p>
+          <w:p>
+            <w:pPr>
+              <w:pStyle w:val="NormalWeb"/>
+              <w:numPr>
+                <w:ilvl w:val="0"/>
+                <w:numId w:val="12"/>
+              </w:numPr>
+            </w:pPr>
+            <w:r>
+              <w:rPr>
+                <w:rtl/>
+              </w:rPr>
+              <w:t>يستطيع تعديل البيانات</w:t>
+            </w:r>
+            <w:r>
+              <w:t>.</w:t>
+            </w:r>
+          </w:p>
+          <w:p>
+            <w:pPr>
+              <w:pStyle w:val="NormalWeb"/>
+              <w:numPr>
+                <w:ilvl w:val="0"/>
+                <w:numId w:val="12"/>
+              </w:numPr>
+            </w:pPr>
+            <w:r>
+              <w:rPr>
+                <w:rtl/>
+              </w:rPr>
+              <w:t>لا تظهر رسائل خطأ بسبب انقطاع الشبكة</w:t>
+            </w:r>
+            <w:r>
+              <w:t>.</w:t>
+            </w:r>
+          </w:p>
+          <w:p>
+            <w:pPr>
+              <w:pStyle w:val="Heading2"/>
+              <w:outlineLvl w:val="1"/>
+            </w:pPr>
+            <w:r>
+              <w:rPr>
+                <w:rtl/>
+              </w:rPr>
+              <w:t>التخزين المحلي</w:t>
+            </w:r>
+          </w:p>
+          <w:p>
+            <w:pPr>
+              <w:pStyle w:val="NormalWeb"/>
+            </w:pPr>
+            <w:r>
+              <w:rPr>
+                <w:rtl/>
+              </w:rPr>
+              <w:t>إنشاء قاعدة بيانات محلية داخل التابلت</w:t>
+            </w:r>
+            <w:r>
+              <w:t>:</w:t>
+            </w:r>
+          </w:p>
+          <w:p>
+            <w:pPr>
+              <w:pStyle w:val="NormalWeb"/>
+              <w:numPr>
+                <w:ilvl w:val="0"/>
+                <w:numId w:val="13"/>
+              </w:numPr>
+            </w:pPr>
+            <w:r>
+              <w:t>SQLite</w:t>
+            </w:r>
+            <w:r>
+              <w:br/>
+            </w:r>
+            <w:r>
+              <w:rPr>
+                <w:rtl/>
+              </w:rPr>
+              <w:t>أو</w:t>
+            </w:r>
+          </w:p>
+          <w:p>
+            <w:pPr>
+              <w:pStyle w:val="NormalWeb"/>
+              <w:numPr>
+                <w:ilvl w:val="0"/>
+                <w:numId w:val="13"/>
+              </w:numPr>
+            </w:pPr>
+            <w:r>
+              <w:t xml:space="preserve">Local Storage </w:t>
+            </w:r>
+            <w:r>
+              <w:rPr>
+                <w:rtl/>
+              </w:rPr>
+              <w:t>مناسب للأندرويد</w:t>
+            </w:r>
+            <w:r>
+              <w:t>.</w:t>
+            </w:r>
+          </w:p>
+          <w:p>
+            <w:pPr>
+              <w:pStyle w:val="NormalWeb"/>
+            </w:pPr>
+            <w:r>
+              <w:rPr>
+                <w:rtl/>
+              </w:rPr>
+              <w:t>يتم تخزين</w:t>
+            </w:r>
+            <w:r>
+              <w:t>:</w:t>
+            </w:r>
+          </w:p>
+          <w:p>
+            <w:pPr>
+              <w:pStyle w:val="NormalWeb"/>
+              <w:numPr>
+                <w:ilvl w:val="0"/>
+                <w:numId w:val="14"/>
+              </w:numPr>
+            </w:pPr>
+            <w:r>
+              <w:rPr>
+                <w:rtl/>
+              </w:rPr>
+              <w:t>التقييمات</w:t>
+            </w:r>
+          </w:p>
+          <w:p>
+            <w:pPr>
+              <w:pStyle w:val="NormalWeb"/>
+              <w:numPr>
+                <w:ilvl w:val="0"/>
+                <w:numId w:val="14"/>
+              </w:numPr>
+            </w:pPr>
+            <w:r>
+              <w:rPr>
+                <w:rtl/>
+              </w:rPr>
+              <w:t>الملاحظات</w:t>
+            </w:r>
+          </w:p>
+          <w:p>
+            <w:pPr>
+              <w:pStyle w:val="NormalWeb"/>
+              <w:numPr>
+                <w:ilvl w:val="0"/>
+                <w:numId w:val="14"/>
+              </w:numPr>
+            </w:pPr>
+            <w:r>
+              <w:rPr>
+                <w:rtl/>
+              </w:rPr>
+              <w:t>الصور إن وجدت</w:t>
+            </w:r>
+          </w:p>
+          <w:p>
+            <w:pPr>
+              <w:pStyle w:val="NormalWeb"/>
+              <w:numPr>
+                <w:ilvl w:val="0"/>
+                <w:numId w:val="14"/>
+              </w:numPr>
+            </w:pPr>
+            <w:r>
+              <w:rPr>
+                <w:rtl/>
+              </w:rPr>
+              <w:t>التعديلات</w:t>
+            </w:r>
+          </w:p>
+          <w:p>
+            <w:pPr>
+              <w:pStyle w:val="NormalWeb"/>
+              <w:numPr>
+                <w:ilvl w:val="0"/>
+                <w:numId w:val="14"/>
+              </w:numPr>
+            </w:pPr>
+            <w:r>
+              <w:rPr>
+                <w:rtl/>
+              </w:rPr>
+              <w:t>العمليات غير المرسلة</w:t>
+            </w:r>
+          </w:p>
+          <w:p>
+            <w:pPr>
+              <w:pStyle w:val="Heading2"/>
+              <w:outlineLvl w:val="1"/>
+            </w:pPr>
+            <w:r>
+              <w:rPr>
+                <w:rtl/>
+              </w:rPr>
+              <w:t>عند عودة الاتصال</w:t>
+            </w:r>
+          </w:p>
+          <w:p>
+            <w:pPr>
+              <w:pStyle w:val="NormalWeb"/>
+            </w:pPr>
+            <w:r>
+              <w:rPr>
+                <w:rtl/>
+              </w:rPr>
+              <w:t>بمجرد عودة التابلت إلى نفس شبكة الـ</w:t>
+            </w:r>
+            <w:r>
+              <w:t xml:space="preserve"> </w:t>
+            </w:r>
+            <w:proofErr w:type="spellStart"/>
+            <w:r>
+              <w:t>WiFi</w:t>
+            </w:r>
+            <w:proofErr w:type="spellEnd"/>
+            <w:r>
+              <w:t>:</w:t>
+            </w:r>
+          </w:p>
+          <w:p>
+            <w:pPr>
+              <w:pStyle w:val="NormalWeb"/>
+              <w:numPr>
+                <w:ilvl w:val="0"/>
+                <w:numId w:val="15"/>
+              </w:numPr>
+            </w:pPr>
+            <w:r>
+              <w:rPr>
+                <w:rtl/>
+              </w:rPr>
+              <w:t>يتم اكتشاف الاتصال تلقائياً</w:t>
+            </w:r>
+            <w:r>
+              <w:t>.</w:t>
+            </w:r>
+          </w:p>
+          <w:p>
+            <w:pPr>
+              <w:pStyle w:val="NormalWeb"/>
+              <w:numPr>
+                <w:ilvl w:val="0"/>
+                <w:numId w:val="15"/>
+              </w:numPr>
+            </w:pPr>
+            <w:r>
+              <w:rPr>
+                <w:rtl/>
+              </w:rPr>
+              <w:t>تبدأ عملية</w:t>
+            </w:r>
+            <w:r>
+              <w:t xml:space="preserve"> Synchronization </w:t>
+            </w:r>
+            <w:r>
+              <w:rPr>
+                <w:rtl/>
+              </w:rPr>
+              <w:t>تلقائياً</w:t>
+            </w:r>
+            <w:r>
+              <w:t>.</w:t>
+            </w:r>
+          </w:p>
+          <w:p>
+            <w:pPr>
+              <w:pStyle w:val="NormalWeb"/>
+              <w:numPr>
+                <w:ilvl w:val="0"/>
+                <w:numId w:val="15"/>
+              </w:numPr>
+            </w:pPr>
+            <w:r>
+              <w:rPr>
+                <w:rtl/>
+              </w:rPr>
+              <w:lastRenderedPageBreak/>
+              <w:t>يتم إرسال البيانات الجديدة فقط</w:t>
+            </w:r>
+            <w:r>
+              <w:t>.</w:t>
+            </w:r>
+          </w:p>
+          <w:p>
+            <w:pPr>
+              <w:pStyle w:val="NormalWeb"/>
+              <w:numPr>
+                <w:ilvl w:val="0"/>
+                <w:numId w:val="15"/>
+              </w:numPr>
+            </w:pPr>
+            <w:r>
+              <w:rPr>
+                <w:rtl/>
+              </w:rPr>
+              <w:t>منع</w:t>
+            </w:r>
+            <w:r>
+              <w:t xml:space="preserve"> Duplicate Records.</w:t>
+            </w:r>
+          </w:p>
+          <w:p>
+            <w:pPr>
+              <w:pStyle w:val="NormalWeb"/>
+              <w:numPr>
+                <w:ilvl w:val="0"/>
+                <w:numId w:val="15"/>
+              </w:numPr>
+            </w:pPr>
+            <w:r>
+              <w:rPr>
+                <w:rtl/>
+              </w:rPr>
+              <w:t>تحديث البيانات في السيرفر</w:t>
+            </w:r>
+            <w:r>
+              <w:t>.</w:t>
+            </w:r>
+          </w:p>
+          <w:p>
+            <w:pPr>
+              <w:pStyle w:val="Heading2"/>
+              <w:outlineLvl w:val="1"/>
+            </w:pPr>
+            <w:r>
+              <w:rPr>
+                <w:rtl/>
+              </w:rPr>
+              <w:t>المطلوب</w:t>
+            </w:r>
+          </w:p>
+          <w:p>
+            <w:pPr>
+              <w:pStyle w:val="NormalWeb"/>
+            </w:pPr>
+            <w:r>
+              <w:rPr>
+                <w:rtl/>
+              </w:rPr>
+              <w:t>إنشاء</w:t>
+            </w:r>
+            <w:r>
+              <w:t>:</w:t>
+            </w:r>
+          </w:p>
+          <w:p>
+            <w:pPr>
+              <w:pStyle w:val="NormalWeb"/>
+              <w:numPr>
+                <w:ilvl w:val="0"/>
+                <w:numId w:val="16"/>
+              </w:numPr>
+            </w:pPr>
+            <w:r>
+              <w:t>Sync Service</w:t>
+            </w:r>
+          </w:p>
+          <w:p>
+            <w:pPr>
+              <w:pStyle w:val="NormalWeb"/>
+              <w:numPr>
+                <w:ilvl w:val="0"/>
+                <w:numId w:val="16"/>
+              </w:numPr>
+            </w:pPr>
+            <w:r>
+              <w:t>Queue Manager</w:t>
+            </w:r>
+          </w:p>
+          <w:p>
+            <w:pPr>
+              <w:pStyle w:val="NormalWeb"/>
+              <w:numPr>
+                <w:ilvl w:val="0"/>
+                <w:numId w:val="16"/>
+              </w:numPr>
+            </w:pPr>
+            <w:r>
+              <w:t>Local Database Manager</w:t>
+            </w:r>
+          </w:p>
+          <w:p>
+            <w:pPr>
+              <w:pStyle w:val="NormalWeb"/>
+              <w:numPr>
+                <w:ilvl w:val="0"/>
+                <w:numId w:val="16"/>
+              </w:numPr>
+            </w:pPr>
+            <w:r>
+              <w:t>Conflict Resolution System</w:t>
+            </w:r>
+          </w:p>
+          <w:p>
+            <w:pPr>
+              <w:pStyle w:val="NormalWeb"/>
+              <w:numPr>
+                <w:ilvl w:val="0"/>
+                <w:numId w:val="16"/>
+              </w:numPr>
+            </w:pPr>
+            <w:r>
+              <w:t>Background Synchronization</w:t>
+            </w:r>
+          </w:p>
+          <w:p>
+            <w:r>
+              <w:pict w14:anchorId="7A555ED8">
+                <v:rect id="_x0000_i1026" style="width:0;height:1.5pt" o:hralign="center" o:hrstd="t" o:hr="t" fillcolor="#a0a0a0" stroked="f"/>
+              </w:pict>
+            </w:r>
+          </w:p>
+          <w:p>
+            <w:pPr>
+              <w:pStyle w:val="Heading1"/>
+              <w:outlineLvl w:val="0"/>
+            </w:pPr>
+            <w:r>
+              <w:rPr>
+                <w:rtl/>
+              </w:rPr>
+              <w:t>ثانياً: مطابقة واجهة التابلت مع الكمبيوتر 100</w:t>
+            </w:r>
+            <w:r>
+              <w:t>%</w:t>
+            </w:r>
+          </w:p>
+          <w:p>
+            <w:pPr>
+              <w:pStyle w:val="NormalWeb"/>
+            </w:pPr>
+            <w:r>
+              <w:rPr>
+                <w:rtl/>
+              </w:rPr>
+              <w:t>بعض الصفحات لا تظهر بشكل صحيح على التابلت</w:t>
+            </w:r>
+            <w:r>
+              <w:t>.</w:t>
+            </w:r>
+          </w:p>
+          <w:p>
+            <w:pPr>
+              <w:pStyle w:val="NormalWeb"/>
+            </w:pPr>
+            <w:r>
+              <w:rPr>
+                <w:rtl/>
+              </w:rPr>
+              <w:t>أمثلة</w:t>
+            </w:r>
+            <w:r>
+              <w:t>:</w:t>
+            </w:r>
+          </w:p>
+          <w:p>
+            <w:pPr>
+              <w:pStyle w:val="NormalWeb"/>
+              <w:numPr>
+                <w:ilvl w:val="0"/>
+                <w:numId w:val="17"/>
+              </w:numPr>
+            </w:pPr>
+            <w:r>
+              <w:rPr>
+                <w:rtl/>
+              </w:rPr>
+              <w:t>بعض الرسومات الدائرية تظهر بشكل بيضاوي</w:t>
+            </w:r>
+            <w:r>
+              <w:t>.</w:t>
+            </w:r>
+          </w:p>
+          <w:p>
+            <w:pPr>
+              <w:pStyle w:val="NormalWeb"/>
+              <w:numPr>
+                <w:ilvl w:val="0"/>
+                <w:numId w:val="17"/>
+              </w:numPr>
+            </w:pPr>
+            <w:r>
+              <w:rPr>
+                <w:rtl/>
+              </w:rPr>
+              <w:t>بعض العناصر تتغير أبعادها</w:t>
+            </w:r>
+            <w:r>
+              <w:t>.</w:t>
+            </w:r>
+          </w:p>
+          <w:p>
+            <w:pPr>
+              <w:pStyle w:val="NormalWeb"/>
+            </w:pPr>
+            <w:r>
+              <w:rPr>
+                <w:rtl/>
+              </w:rPr>
+              <w:t>المطلوب</w:t>
+            </w:r>
+            <w:r>
+              <w:t>:</w:t>
+            </w:r>
+          </w:p>
+          <w:p>
+            <w:pPr>
+              <w:pStyle w:val="NormalWeb"/>
+              <w:numPr>
+                <w:ilvl w:val="0"/>
+                <w:numId w:val="18"/>
+              </w:numPr>
+            </w:pPr>
+            <w:r>
+              <w:rPr>
+                <w:rtl/>
+              </w:rPr>
+              <w:t>المحافظة على نفس</w:t>
+            </w:r>
+            <w:r>
+              <w:t xml:space="preserve"> Layout </w:t>
+            </w:r>
+            <w:r>
+              <w:rPr>
+                <w:rtl/>
+              </w:rPr>
+              <w:t>الموجود في الكمبيوتر</w:t>
+            </w:r>
+            <w:r>
+              <w:t>.</w:t>
+            </w:r>
+          </w:p>
+          <w:p>
+            <w:pPr>
+              <w:pStyle w:val="NormalWeb"/>
+              <w:numPr>
+                <w:ilvl w:val="0"/>
+                <w:numId w:val="18"/>
+              </w:numPr>
+            </w:pPr>
+            <w:r>
+              <w:rPr>
+                <w:rtl/>
+              </w:rPr>
+              <w:t>المحافظة على نفس النسب والأبعاد</w:t>
+            </w:r>
+            <w:r>
+              <w:t>.</w:t>
+            </w:r>
+          </w:p>
+          <w:p>
+            <w:pPr>
+              <w:pStyle w:val="NormalWeb"/>
+              <w:numPr>
+                <w:ilvl w:val="0"/>
+                <w:numId w:val="18"/>
+              </w:numPr>
+            </w:pPr>
+            <w:r>
+              <w:rPr>
+                <w:rtl/>
+              </w:rPr>
+              <w:t>المحافظة على نفس</w:t>
+            </w:r>
+            <w:r>
+              <w:t xml:space="preserve"> CSS </w:t>
+            </w:r>
+            <w:r>
+              <w:rPr>
+                <w:rtl/>
+              </w:rPr>
+              <w:t>قدر الإمكان</w:t>
+            </w:r>
+            <w:r>
+              <w:t>.</w:t>
+            </w:r>
+          </w:p>
+          <w:p>
+            <w:pPr>
+              <w:pStyle w:val="NormalWeb"/>
+              <w:numPr>
+                <w:ilvl w:val="0"/>
+                <w:numId w:val="18"/>
+              </w:numPr>
+            </w:pPr>
+            <w:r>
+              <w:rPr>
+                <w:rtl/>
+              </w:rPr>
+              <w:lastRenderedPageBreak/>
+              <w:t>إصلاح</w:t>
+            </w:r>
+            <w:r>
+              <w:t xml:space="preserve"> Responsive Design.</w:t>
+            </w:r>
+          </w:p>
+          <w:p>
+            <w:r>
+              <w:pict w14:anchorId="38248A4B">
+                <v:rect id="_x0000_i1027" style="width:0;height:1.5pt" o:hralign="center" o:hrstd="t" o:hr="t" fillcolor="#a0a0a0" stroked="f"/>
+              </w:pict>
+            </w:r>
+          </w:p>
+          <w:p>
+            <w:pPr>
+              <w:pStyle w:val="Heading1"/>
+              <w:outlineLvl w:val="0"/>
+            </w:pPr>
+            <w:r>
+              <w:rPr>
+                <w:rtl/>
+              </w:rPr>
+              <w:t>ثالثاً</w:t>
+            </w:r>
+            <w:r>
+              <w:t>: Zoom In / Zoom Out</w:t>
+            </w:r>
+          </w:p>
+          <w:p>
+            <w:pPr>
+              <w:pStyle w:val="NormalWeb"/>
+            </w:pPr>
+            <w:r>
+              <w:rPr>
+                <w:rtl/>
+              </w:rPr>
+              <w:t>أريد إضافة خاصية</w:t>
+            </w:r>
+            <w:r>
+              <w:t>:</w:t>
+            </w:r>
+          </w:p>
+          <w:p>
+            <w:pPr>
+              <w:pStyle w:val="NormalWeb"/>
+              <w:numPr>
+                <w:ilvl w:val="0"/>
+                <w:numId w:val="19"/>
+              </w:numPr>
+            </w:pPr>
+            <w:r>
+              <w:t>Zoom In</w:t>
+            </w:r>
+          </w:p>
+          <w:p>
+            <w:pPr>
+              <w:pStyle w:val="NormalWeb"/>
+              <w:numPr>
+                <w:ilvl w:val="0"/>
+                <w:numId w:val="19"/>
+              </w:numPr>
+            </w:pPr>
+            <w:r>
+              <w:t>Zoom Out</w:t>
+            </w:r>
+          </w:p>
+          <w:p>
+            <w:pPr>
+              <w:pStyle w:val="NormalWeb"/>
+            </w:pPr>
+            <w:r>
+              <w:rPr>
+                <w:rtl/>
+              </w:rPr>
+              <w:t>للتطبيق بالكامل</w:t>
+            </w:r>
+            <w:r>
+              <w:t>.</w:t>
+            </w:r>
+          </w:p>
+          <w:p>
+            <w:pPr>
+              <w:pStyle w:val="NormalWeb"/>
+            </w:pPr>
+            <w:r>
+              <w:rPr>
+                <w:rtl/>
+              </w:rPr>
+              <w:t>خصوصاً</w:t>
+            </w:r>
+            <w:r>
+              <w:t>:</w:t>
+            </w:r>
+          </w:p>
+          <w:p>
+            <w:pPr>
+              <w:pStyle w:val="NormalWeb"/>
+              <w:numPr>
+                <w:ilvl w:val="0"/>
+                <w:numId w:val="20"/>
+              </w:numPr>
+            </w:pPr>
+            <w:r>
+              <w:rPr>
+                <w:rtl/>
+              </w:rPr>
+              <w:t>قوائم التقييم</w:t>
+            </w:r>
+            <w:r>
+              <w:t>.</w:t>
+            </w:r>
+          </w:p>
+          <w:p>
+            <w:pPr>
+              <w:pStyle w:val="NormalWeb"/>
+              <w:numPr>
+                <w:ilvl w:val="0"/>
+                <w:numId w:val="20"/>
+              </w:numPr>
+            </w:pPr>
+            <w:r>
+              <w:rPr>
+                <w:rtl/>
+              </w:rPr>
+              <w:t>الجداول</w:t>
+            </w:r>
+            <w:r>
+              <w:t>.</w:t>
+            </w:r>
+          </w:p>
+          <w:p>
+            <w:pPr>
+              <w:pStyle w:val="NormalWeb"/>
+              <w:numPr>
+                <w:ilvl w:val="0"/>
+                <w:numId w:val="20"/>
+              </w:numPr>
+            </w:pPr>
+            <w:r>
+              <w:rPr>
+                <w:rtl/>
+              </w:rPr>
+              <w:t>الصفحات الكبيرة</w:t>
+            </w:r>
+            <w:r>
+              <w:t>.</w:t>
+            </w:r>
+          </w:p>
+          <w:p>
+            <w:pPr>
+              <w:pStyle w:val="NormalWeb"/>
+            </w:pPr>
+            <w:r>
+              <w:rPr>
+                <w:rtl/>
+              </w:rPr>
+              <w:t>المستخدم يستطيع</w:t>
+            </w:r>
+            <w:r>
+              <w:t>:</w:t>
+            </w:r>
+          </w:p>
+          <w:p>
+            <w:pPr>
+              <w:pStyle w:val="NormalWeb"/>
+              <w:numPr>
+                <w:ilvl w:val="0"/>
+                <w:numId w:val="21"/>
+              </w:numPr>
+            </w:pPr>
+            <w:r>
+              <w:rPr>
+                <w:rtl/>
+              </w:rPr>
+              <w:t>التكبير</w:t>
+            </w:r>
+            <w:r>
+              <w:t>.</w:t>
+            </w:r>
+          </w:p>
+          <w:p>
+            <w:pPr>
+              <w:pStyle w:val="NormalWeb"/>
+              <w:numPr>
+                <w:ilvl w:val="0"/>
+                <w:numId w:val="21"/>
+              </w:numPr>
+            </w:pPr>
+            <w:r>
+              <w:rPr>
+                <w:rtl/>
+              </w:rPr>
+              <w:t>التصغير</w:t>
+            </w:r>
+            <w:r>
+              <w:t>.</w:t>
+            </w:r>
+          </w:p>
+          <w:p>
+            <w:pPr>
+              <w:pStyle w:val="NormalWeb"/>
+              <w:numPr>
+                <w:ilvl w:val="0"/>
+                <w:numId w:val="21"/>
+              </w:numPr>
+            </w:pPr>
+            <w:r>
+              <w:rPr>
+                <w:rtl/>
+              </w:rPr>
+              <w:t>إعادة الحجم الافتراضي</w:t>
+            </w:r>
+            <w:r>
+              <w:t>.</w:t>
+            </w:r>
+          </w:p>
+          <w:p>
+            <w:r>
+              <w:pict w14:anchorId="6CDA229B">
+                <v:rect id="_x0000_i1028" style="width:0;height:1.5pt" o:hralign="center" o:hrstd="t" o:hr="t" fillcolor="#a0a0a0" stroked="f"/>
+              </w:pict>
+            </w:r>
+          </w:p>
+          <w:p>
+            <w:pPr>
+              <w:pStyle w:val="Heading1"/>
+              <w:outlineLvl w:val="0"/>
+            </w:pPr>
+            <w:r>
+              <w:rPr>
+                <w:rtl/>
+              </w:rPr>
+              <w:t>رابعاً: مشروع</w:t>
+            </w:r>
+            <w:r>
+              <w:t xml:space="preserve"> Android Studio </w:t>
+            </w:r>
+            <w:r>
+              <w:rPr>
+                <w:rtl/>
+              </w:rPr>
+              <w:t>كامل</w:t>
+            </w:r>
+          </w:p>
+          <w:p>
+            <w:pPr>
+              <w:pStyle w:val="NormalWeb"/>
+            </w:pPr>
+            <w:r>
+              <w:rPr>
+                <w:rtl/>
+              </w:rPr>
+              <w:t>أريد أن يبقى المشروع مفتوح المصدر</w:t>
+            </w:r>
+            <w:r>
+              <w:t>.</w:t>
+            </w:r>
+          </w:p>
+          <w:p>
+            <w:pPr>
+              <w:pStyle w:val="NormalWeb"/>
+            </w:pPr>
+            <w:r>
+              <w:rPr>
+                <w:rtl/>
+              </w:rPr>
+              <w:lastRenderedPageBreak/>
+              <w:t>المطلوب</w:t>
+            </w:r>
+            <w:r>
+              <w:t>:</w:t>
+            </w:r>
+          </w:p>
+          <w:p>
+            <w:pPr>
+              <w:pStyle w:val="NormalWeb"/>
+              <w:numPr>
+                <w:ilvl w:val="0"/>
+                <w:numId w:val="22"/>
+              </w:numPr>
+            </w:pPr>
+            <w:r>
+              <w:t xml:space="preserve">Android Studio Project </w:t>
+            </w:r>
+            <w:r>
+              <w:rPr>
+                <w:rtl/>
+              </w:rPr>
+              <w:t>كامل</w:t>
+            </w:r>
+            <w:r>
+              <w:t>.</w:t>
+            </w:r>
+          </w:p>
+          <w:p>
+            <w:pPr>
+              <w:pStyle w:val="NormalWeb"/>
+              <w:numPr>
+                <w:ilvl w:val="0"/>
+                <w:numId w:val="22"/>
+              </w:numPr>
+            </w:pPr>
+            <w:r>
+              <w:rPr>
+                <w:rtl/>
+              </w:rPr>
+              <w:t>جميع ملفات المصدر</w:t>
+            </w:r>
+            <w:r>
+              <w:t>.</w:t>
+            </w:r>
+          </w:p>
+          <w:p>
+            <w:pPr>
+              <w:pStyle w:val="NormalWeb"/>
+              <w:numPr>
+                <w:ilvl w:val="0"/>
+                <w:numId w:val="22"/>
+              </w:numPr>
+            </w:pPr>
+            <w:r>
+              <w:rPr>
+                <w:rtl/>
+              </w:rPr>
+              <w:t>إمكانية التعديل اليدوي لاحقاً</w:t>
+            </w:r>
+            <w:r>
+              <w:t>.</w:t>
+            </w:r>
+          </w:p>
+          <w:p>
+            <w:pPr>
+              <w:pStyle w:val="NormalWeb"/>
+              <w:numPr>
+                <w:ilvl w:val="0"/>
+                <w:numId w:val="22"/>
+              </w:numPr>
+            </w:pPr>
+            <w:r>
+              <w:rPr>
+                <w:rtl/>
+              </w:rPr>
+              <w:t>إمكانية إعادة</w:t>
+            </w:r>
+            <w:r>
+              <w:t xml:space="preserve"> Build </w:t>
+            </w:r>
+            <w:proofErr w:type="spellStart"/>
+            <w:r>
+              <w:rPr>
+                <w:rtl/>
+              </w:rPr>
+              <w:t>لل</w:t>
+            </w:r>
+            <w:proofErr w:type="spellEnd"/>
+            <w:r>
+              <w:rPr>
+                <w:rtl/>
+              </w:rPr>
+              <w:t>ـ</w:t>
+            </w:r>
+            <w:r>
+              <w:t xml:space="preserve"> APK </w:t>
+            </w:r>
+            <w:r>
+              <w:rPr>
+                <w:rtl/>
+              </w:rPr>
+              <w:t>مستقبلاً</w:t>
+            </w:r>
+            <w:r>
+              <w:t>.</w:t>
+            </w:r>
+          </w:p>
+          <w:p>
+            <w:r>
+              <w:pict w14:anchorId="076E7977">
+                <v:rect id="_x0000_i1029" style="width:0;height:1.5pt" o:hralign="center" o:hrstd="t" o:hr="t" fillcolor="#a0a0a0" stroked="f"/>
+              </w:pict>
+            </w:r>
+          </w:p>
+          <w:p>
+            <w:pPr>
+              <w:pStyle w:val="Heading1"/>
+              <w:outlineLvl w:val="0"/>
+            </w:pPr>
+            <w:r>
+              <w:rPr>
+                <w:rtl/>
+              </w:rPr>
+              <w:t>خامساً: صفحة إدارة السيرفر داخل النظام</w:t>
+            </w:r>
+          </w:p>
+          <w:p>
+            <w:pPr>
+              <w:pStyle w:val="NormalWeb"/>
+            </w:pPr>
+            <w:r>
+              <w:rPr>
+                <w:rtl/>
+              </w:rPr>
+              <w:t>إضافة صفحة جديدة داخل</w:t>
+            </w:r>
+            <w:r>
+              <w:t>:</w:t>
+            </w:r>
+          </w:p>
+          <w:p>
+            <w:pPr>
+              <w:pStyle w:val="NormalWeb"/>
+            </w:pPr>
+            <w:r>
+              <w:rPr>
+                <w:rtl/>
+              </w:rPr>
+              <w:t>إدارة النظام</w:t>
+            </w:r>
+            <w:r>
+              <w:br/>
+              <w:t xml:space="preserve">→ </w:t>
+            </w:r>
+            <w:r>
+              <w:rPr>
+                <w:rtl/>
+              </w:rPr>
+              <w:t>إدارة الخادم</w:t>
+            </w:r>
+          </w:p>
+          <w:p>
+            <w:pPr>
+              <w:pStyle w:val="NormalWeb"/>
+            </w:pPr>
+            <w:r>
+              <w:rPr>
+                <w:rtl/>
+              </w:rPr>
+              <w:t>اسم الصفحة</w:t>
+            </w:r>
+            <w:r>
+              <w:t>:</w:t>
+            </w:r>
+          </w:p>
+          <w:p>
+            <w:pPr>
+              <w:pStyle w:val="NormalWeb"/>
+            </w:pPr>
+            <w:r>
+              <w:t>Server Management Dashboard</w:t>
+            </w:r>
+          </w:p>
+          <w:p>
+            <w:r>
+              <w:pict w14:anchorId="34368619">
+                <v:rect id="_x0000_i1030" style="width:0;height:1.5pt" o:hralign="center" o:hrstd="t" o:hr="t" fillcolor="#a0a0a0" stroked="f"/>
+              </w:pict>
+            </w:r>
+          </w:p>
+          <w:p>
+            <w:pPr>
+              <w:pStyle w:val="Heading1"/>
+              <w:outlineLvl w:val="0"/>
+            </w:pPr>
+            <w:r>
+              <w:rPr>
+                <w:rtl/>
+              </w:rPr>
+              <w:t>معلومات الصفحة</w:t>
+            </w:r>
+          </w:p>
+          <w:p>
+            <w:pPr>
+              <w:pStyle w:val="Heading2"/>
+              <w:outlineLvl w:val="1"/>
+            </w:pPr>
+            <w:r>
+              <w:rPr>
+                <w:rtl/>
+              </w:rPr>
+              <w:t>معلومات السيرفر</w:t>
+            </w:r>
+          </w:p>
+          <w:p>
+            <w:pPr>
+              <w:pStyle w:val="NormalWeb"/>
+              <w:numPr>
+                <w:ilvl w:val="0"/>
+                <w:numId w:val="23"/>
+              </w:numPr>
+            </w:pPr>
+            <w:r>
+              <w:t>Server Status</w:t>
+            </w:r>
+          </w:p>
+          <w:p>
+            <w:pPr>
+              <w:pStyle w:val="NormalWeb"/>
+              <w:numPr>
+                <w:ilvl w:val="0"/>
+                <w:numId w:val="23"/>
+              </w:numPr>
+            </w:pPr>
+            <w:r>
+              <w:t>Running / Stopped</w:t>
+            </w:r>
+          </w:p>
+          <w:p>
+            <w:pPr>
+              <w:pStyle w:val="NormalWeb"/>
+              <w:numPr>
+                <w:ilvl w:val="0"/>
+                <w:numId w:val="23"/>
+              </w:numPr>
+            </w:pPr>
+            <w:r>
+              <w:t>Uptime</w:t>
+            </w:r>
+          </w:p>
+          <w:p>
+            <w:pPr>
+              <w:pStyle w:val="NormalWeb"/>
+              <w:numPr>
+                <w:ilvl w:val="0"/>
+                <w:numId w:val="23"/>
+              </w:numPr>
+            </w:pPr>
+            <w:r>
+              <w:t>Hostname</w:t>
+            </w:r>
+          </w:p>
+          <w:p>
+            <w:pPr>
+              <w:pStyle w:val="NormalWeb"/>
+              <w:numPr>
+                <w:ilvl w:val="0"/>
+                <w:numId w:val="23"/>
+              </w:numPr>
+            </w:pPr>
+            <w:r>
+              <w:t>Local IP Address</w:t>
+            </w:r>
+          </w:p>
+          <w:p>
+            <w:pPr>
+              <w:pStyle w:val="NormalWeb"/>
+              <w:numPr>
+                <w:ilvl w:val="0"/>
+                <w:numId w:val="23"/>
+              </w:numPr>
+            </w:pPr>
+            <w:r>
+              <w:lastRenderedPageBreak/>
+              <w:t>Port Number</w:t>
+            </w:r>
+          </w:p>
+          <w:p>
+            <w:pPr>
+              <w:pStyle w:val="NormalWeb"/>
+              <w:numPr>
+                <w:ilvl w:val="0"/>
+                <w:numId w:val="23"/>
+              </w:numPr>
+            </w:pPr>
+            <w:r>
+              <w:t>Connection Type:</w:t>
+            </w:r>
+          </w:p>
+          <w:p>
+            <w:pPr>
+              <w:pStyle w:val="NormalWeb"/>
+              <w:numPr>
+                <w:ilvl w:val="1"/>
+                <w:numId w:val="23"/>
+              </w:numPr>
+            </w:pPr>
+            <w:r>
+              <w:t>Ethernet</w:t>
+            </w:r>
+          </w:p>
+          <w:p>
+            <w:pPr>
+              <w:pStyle w:val="NormalWeb"/>
+              <w:numPr>
+                <w:ilvl w:val="1"/>
+                <w:numId w:val="23"/>
+              </w:numPr>
+            </w:pPr>
+            <w:proofErr w:type="spellStart"/>
+            <w:r>
+              <w:t>WiFi</w:t>
+            </w:r>
+            <w:proofErr w:type="spellEnd"/>
+          </w:p>
+          <w:p>
+            <w:pPr>
+              <w:pStyle w:val="NormalWeb"/>
+              <w:numPr>
+                <w:ilvl w:val="1"/>
+                <w:numId w:val="23"/>
+              </w:numPr>
+            </w:pPr>
+            <w:r>
+              <w:t>Hotspot</w:t>
+            </w:r>
+          </w:p>
+          <w:p>
+            <w:r>
+              <w:pict w14:anchorId="2AC34BF1">
+                <v:rect id="_x0000_i1031" style="width:0;height:1.5pt" o:hralign="center" o:hrstd="t" o:hr="t" fillcolor="#a0a0a0" stroked="f"/>
+              </w:pict>
+            </w:r>
+          </w:p>
+          <w:p>
+            <w:pPr>
+              <w:pStyle w:val="Heading2"/>
+              <w:outlineLvl w:val="1"/>
+            </w:pPr>
+            <w:r>
+              <w:rPr>
+                <w:rtl/>
+              </w:rPr>
+              <w:t>معلومات الشبكة</w:t>
+            </w:r>
+          </w:p>
+          <w:p>
+            <w:pPr>
+              <w:pStyle w:val="NormalWeb"/>
+              <w:numPr>
+                <w:ilvl w:val="0"/>
+                <w:numId w:val="24"/>
+              </w:numPr>
+            </w:pPr>
+            <w:r>
+              <w:t>IP Address</w:t>
+            </w:r>
+          </w:p>
+          <w:p>
+            <w:pPr>
+              <w:pStyle w:val="NormalWeb"/>
+              <w:numPr>
+                <w:ilvl w:val="0"/>
+                <w:numId w:val="24"/>
+              </w:numPr>
+            </w:pPr>
+            <w:r>
+              <w:t>Subnet Mask</w:t>
+            </w:r>
+          </w:p>
+          <w:p>
+            <w:pPr>
+              <w:pStyle w:val="NormalWeb"/>
+              <w:numPr>
+                <w:ilvl w:val="0"/>
+                <w:numId w:val="24"/>
+              </w:numPr>
+            </w:pPr>
+            <w:r>
+              <w:t>Gateway</w:t>
+            </w:r>
+          </w:p>
+          <w:p>
+            <w:pPr>
+              <w:pStyle w:val="NormalWeb"/>
+              <w:numPr>
+                <w:ilvl w:val="0"/>
+                <w:numId w:val="24"/>
+              </w:numPr>
+            </w:pPr>
+            <w:r>
+              <w:t>DNS</w:t>
+            </w:r>
+          </w:p>
+          <w:p>
+            <w:pPr>
+              <w:pStyle w:val="NormalWeb"/>
+              <w:numPr>
+                <w:ilvl w:val="0"/>
+                <w:numId w:val="24"/>
+              </w:numPr>
+            </w:pPr>
+            <w:r>
+              <w:t>MAC Address</w:t>
+            </w:r>
+          </w:p>
+          <w:p>
+            <w:pPr>
+              <w:pStyle w:val="NormalWeb"/>
+              <w:numPr>
+                <w:ilvl w:val="0"/>
+                <w:numId w:val="24"/>
+              </w:numPr>
+            </w:pPr>
+            <w:r>
+              <w:t>SSID (</w:t>
+            </w:r>
+            <w:r>
+              <w:rPr>
+                <w:rtl/>
+              </w:rPr>
+              <w:t>إذا كان</w:t>
+            </w:r>
+            <w:r>
+              <w:t xml:space="preserve"> </w:t>
+            </w:r>
+            <w:proofErr w:type="spellStart"/>
+            <w:r>
+              <w:t>WiFi</w:t>
+            </w:r>
+            <w:proofErr w:type="spellEnd"/>
+            <w:r>
+              <w:t>)</w:t>
+            </w:r>
+          </w:p>
+          <w:p>
+            <w:r>
+              <w:pict w14:anchorId="214534BE">
+                <v:rect id="_x0000_i1032" style="width:0;height:1.5pt" o:hralign="center" o:hrstd="t" o:hr="t" fillcolor="#a0a0a0" stroked="f"/>
+              </w:pict>
+            </w:r>
+          </w:p>
+          <w:p>
+            <w:pPr>
+              <w:pStyle w:val="Heading2"/>
+              <w:outlineLvl w:val="1"/>
+            </w:pPr>
+            <w:r>
+              <w:rPr>
+                <w:rtl/>
+              </w:rPr>
+              <w:t xml:space="preserve">معلومات </w:t>
+            </w:r>
+            <w:proofErr w:type="spellStart"/>
+            <w:r>
+              <w:rPr>
+                <w:rtl/>
+              </w:rPr>
+              <w:t>التابلتات</w:t>
+            </w:r>
+            <w:proofErr w:type="spellEnd"/>
+            <w:r>
+              <w:rPr>
+                <w:rtl/>
+              </w:rPr>
+              <w:t xml:space="preserve"> المتصلة</w:t>
+            </w:r>
+          </w:p>
+          <w:p>
+            <w:pPr>
+              <w:pStyle w:val="NormalWeb"/>
+            </w:pPr>
+            <w:r>
+              <w:rPr>
+                <w:rtl/>
+              </w:rPr>
+              <w:t>عرض جدول يحتوي على</w:t>
+            </w:r>
+            <w:r>
+              <w:t>:</w:t>
+            </w:r>
+          </w:p>
+          <w:p>
+            <w:pPr>
+              <w:pStyle w:val="NormalWeb"/>
+              <w:numPr>
+                <w:ilvl w:val="0"/>
+                <w:numId w:val="25"/>
+              </w:numPr>
+            </w:pPr>
+            <w:r>
+              <w:t>Device Name</w:t>
+            </w:r>
+          </w:p>
+          <w:p>
+            <w:pPr>
+              <w:pStyle w:val="NormalWeb"/>
+              <w:numPr>
+                <w:ilvl w:val="0"/>
+                <w:numId w:val="25"/>
+              </w:numPr>
+            </w:pPr>
+            <w:r>
+              <w:t>Device IP</w:t>
+            </w:r>
+          </w:p>
+          <w:p>
+            <w:pPr>
+              <w:pStyle w:val="NormalWeb"/>
+              <w:numPr>
+                <w:ilvl w:val="0"/>
+                <w:numId w:val="25"/>
+              </w:numPr>
+            </w:pPr>
+            <w:r>
+              <w:t>Username</w:t>
+            </w:r>
+          </w:p>
+          <w:p>
+            <w:pPr>
+              <w:pStyle w:val="NormalWeb"/>
+              <w:numPr>
+                <w:ilvl w:val="0"/>
+                <w:numId w:val="25"/>
+              </w:numPr>
+            </w:pPr>
+            <w:r>
+              <w:t>Military Number</w:t>
+            </w:r>
+          </w:p>
+          <w:p>
+            <w:pPr>
+              <w:pStyle w:val="NormalWeb"/>
+              <w:numPr>
+                <w:ilvl w:val="0"/>
+                <w:numId w:val="25"/>
+              </w:numPr>
+            </w:pPr>
+            <w:r>
+              <w:t>Judge Name</w:t>
+            </w:r>
+          </w:p>
+          <w:p>
+            <w:pPr>
+              <w:pStyle w:val="NormalWeb"/>
+              <w:numPr>
+                <w:ilvl w:val="0"/>
+                <w:numId w:val="25"/>
+              </w:numPr>
+            </w:pPr>
+            <w:r>
+              <w:t>Login Time</w:t>
+            </w:r>
+          </w:p>
+          <w:p>
+            <w:pPr>
+              <w:pStyle w:val="NormalWeb"/>
+              <w:numPr>
+                <w:ilvl w:val="0"/>
+                <w:numId w:val="25"/>
+              </w:numPr>
+            </w:pPr>
+            <w:r>
+              <w:t>Last Activity</w:t>
+            </w:r>
+          </w:p>
+          <w:p>
+            <w:pPr>
+              <w:pStyle w:val="NormalWeb"/>
+              <w:numPr>
+                <w:ilvl w:val="0"/>
+                <w:numId w:val="25"/>
+              </w:numPr>
+            </w:pPr>
+            <w:r>
+              <w:t>Current Status:</w:t>
+            </w:r>
+          </w:p>
+          <w:p>
+            <w:pPr>
+              <w:pStyle w:val="NormalWeb"/>
+              <w:numPr>
+                <w:ilvl w:val="1"/>
+                <w:numId w:val="25"/>
+              </w:numPr>
+            </w:pPr>
+            <w:r>
+              <w:t>Online</w:t>
+            </w:r>
+          </w:p>
+          <w:p>
+            <w:pPr>
+              <w:pStyle w:val="NormalWeb"/>
+              <w:numPr>
+                <w:ilvl w:val="1"/>
+                <w:numId w:val="25"/>
+              </w:numPr>
+            </w:pPr>
+            <w:r>
+              <w:t>Offline</w:t>
+            </w:r>
+          </w:p>
+          <w:p>
+            <w:pPr>
+              <w:pStyle w:val="NormalWeb"/>
+              <w:numPr>
+                <w:ilvl w:val="1"/>
+                <w:numId w:val="25"/>
+              </w:numPr>
+            </w:pPr>
+            <w:r>
+              <w:t>Synchronizing</w:t>
+            </w:r>
+          </w:p>
+          <w:p>
+            <w:r>
+              <w:lastRenderedPageBreak/>
+              <w:pict w14:anchorId="77052ED8">
+                <v:rect id="_x0000_i1033" style="width:0;height:1.5pt" o:hralign="center" o:hrstd="t" o:hr="t" fillcolor="#a0a0a0" stroked="f"/>
+              </w:pict>
+            </w:r>
+          </w:p>
+          <w:p>
+            <w:pPr>
+              <w:pStyle w:val="Heading1"/>
+              <w:outlineLvl w:val="0"/>
+            </w:pPr>
+            <w:r>
+              <w:rPr>
+                <w:rtl/>
+              </w:rPr>
+              <w:t>ملاحظة مهمة</w:t>
+            </w:r>
+          </w:p>
+          <w:p>
+            <w:pPr>
+              <w:pStyle w:val="NormalWeb"/>
+            </w:pPr>
+            <w:r>
+              <w:rPr>
+                <w:rtl/>
+              </w:rPr>
+              <w:t>اسم المستخدم للمحكم هو</w:t>
+            </w:r>
+            <w:r>
+              <w:t>:</w:t>
+            </w:r>
+          </w:p>
+          <w:p>
+            <w:pPr>
+              <w:pStyle w:val="NormalWeb"/>
+            </w:pPr>
+            <w:r>
+              <w:t>Military Number</w:t>
+            </w:r>
+          </w:p>
+          <w:p>
+            <w:pPr>
+              <w:pStyle w:val="NormalWeb"/>
+            </w:pPr>
+            <w:r>
+              <w:rPr>
+                <w:rtl/>
+              </w:rPr>
+              <w:t>بعد تسجيل الدخول</w:t>
+            </w:r>
+            <w:r>
+              <w:t>:</w:t>
+            </w:r>
+          </w:p>
+          <w:p>
+            <w:pPr>
+              <w:pStyle w:val="NormalWeb"/>
+            </w:pPr>
+            <w:r>
+              <w:rPr>
+                <w:rtl/>
+              </w:rPr>
+              <w:t>أريد أن يظهر في صفحة المراقبة</w:t>
+            </w:r>
+            <w:r>
+              <w:t>:</w:t>
+            </w:r>
+          </w:p>
+          <w:p>
+            <w:pPr>
+              <w:pStyle w:val="NormalWeb"/>
+              <w:numPr>
+                <w:ilvl w:val="0"/>
+                <w:numId w:val="26"/>
+              </w:numPr>
+            </w:pPr>
+            <w:r>
+              <w:rPr>
+                <w:rtl/>
+              </w:rPr>
+              <w:t>الرقم العسكري</w:t>
+            </w:r>
+          </w:p>
+          <w:p>
+            <w:pPr>
+              <w:pStyle w:val="NormalWeb"/>
+              <w:numPr>
+                <w:ilvl w:val="0"/>
+                <w:numId w:val="26"/>
+              </w:numPr>
+            </w:pPr>
+            <w:r>
+              <w:rPr>
+                <w:rtl/>
+              </w:rPr>
+              <w:t>اسم المحكم</w:t>
+            </w:r>
+          </w:p>
+          <w:p>
+            <w:pPr>
+              <w:pStyle w:val="NormalWeb"/>
+              <w:numPr>
+                <w:ilvl w:val="0"/>
+                <w:numId w:val="26"/>
+              </w:numPr>
+            </w:pPr>
+            <w:r>
+              <w:rPr>
+                <w:rtl/>
+              </w:rPr>
+              <w:t>اسم الجهاز</w:t>
+            </w:r>
+          </w:p>
+          <w:p>
+            <w:pPr>
+              <w:pStyle w:val="NormalWeb"/>
+              <w:numPr>
+                <w:ilvl w:val="0"/>
+                <w:numId w:val="26"/>
+              </w:numPr>
+            </w:pPr>
+            <w:r>
+              <w:t>IP Address</w:t>
+            </w:r>
+          </w:p>
+          <w:p>
+            <w:r>
+              <w:pict w14:anchorId="1CE2FBCC">
+                <v:rect id="_x0000_i1034" style="width:0;height:1.5pt" o:hralign="center" o:hrstd="t" o:hr="t" fillcolor="#a0a0a0" stroked="f"/>
+              </w:pict>
+            </w:r>
+          </w:p>
+          <w:p>
+            <w:pPr>
+              <w:pStyle w:val="Heading1"/>
+              <w:outlineLvl w:val="0"/>
+            </w:pPr>
+            <w:r>
+              <w:rPr>
+                <w:rtl/>
+              </w:rPr>
+              <w:t>سادساً: مراقبة المستخدمين</w:t>
+            </w:r>
+          </w:p>
+          <w:p>
+            <w:pPr>
+              <w:pStyle w:val="NormalWeb"/>
+            </w:pPr>
+            <w:r>
+              <w:rPr>
+                <w:rtl/>
+              </w:rPr>
+              <w:t>عرض</w:t>
+            </w:r>
+            <w:r>
+              <w:t>:</w:t>
+            </w:r>
+          </w:p>
+          <w:p>
+            <w:pPr>
+              <w:pStyle w:val="NormalWeb"/>
+              <w:numPr>
+                <w:ilvl w:val="0"/>
+                <w:numId w:val="27"/>
+              </w:numPr>
+            </w:pPr>
+            <w:r>
+              <w:rPr>
+                <w:rtl/>
+              </w:rPr>
+              <w:t>عدد الأجهزة المتصلة</w:t>
+            </w:r>
+            <w:r>
+              <w:t>.</w:t>
+            </w:r>
+          </w:p>
+          <w:p>
+            <w:pPr>
+              <w:pStyle w:val="NormalWeb"/>
+              <w:numPr>
+                <w:ilvl w:val="0"/>
+                <w:numId w:val="27"/>
+              </w:numPr>
+            </w:pPr>
+            <w:r>
+              <w:rPr>
+                <w:rtl/>
+              </w:rPr>
+              <w:t>عدد المستخدمين النشطين</w:t>
+            </w:r>
+            <w:r>
+              <w:t>.</w:t>
+            </w:r>
+          </w:p>
+          <w:p>
+            <w:pPr>
+              <w:pStyle w:val="NormalWeb"/>
+              <w:numPr>
+                <w:ilvl w:val="0"/>
+                <w:numId w:val="27"/>
+              </w:numPr>
+            </w:pPr>
+            <w:r>
+              <w:rPr>
+                <w:rtl/>
+              </w:rPr>
+              <w:t>آخر العمليات</w:t>
+            </w:r>
+            <w:r>
+              <w:t>.</w:t>
+            </w:r>
+          </w:p>
+          <w:p>
+            <w:pPr>
+              <w:pStyle w:val="NormalWeb"/>
+              <w:numPr>
+                <w:ilvl w:val="0"/>
+                <w:numId w:val="27"/>
+              </w:numPr>
+            </w:pPr>
+            <w:r>
+              <w:rPr>
+                <w:rtl/>
+              </w:rPr>
+              <w:t>آخر مزامنة</w:t>
+            </w:r>
+            <w:r>
+              <w:t>.</w:t>
+            </w:r>
+          </w:p>
+          <w:p>
+            <w:pPr>
+              <w:pStyle w:val="NormalWeb"/>
+              <w:numPr>
+                <w:ilvl w:val="0"/>
+                <w:numId w:val="27"/>
+              </w:numPr>
+            </w:pPr>
+            <w:r>
+              <w:rPr>
+                <w:rtl/>
+              </w:rPr>
+              <w:t>آخر الأخطاء</w:t>
+            </w:r>
+            <w:r>
+              <w:t>.</w:t>
+            </w:r>
+          </w:p>
+          <w:p>
+            <w:r>
+              <w:pict w14:anchorId="4AE2872B">
+                <v:rect id="_x0000_i1035" style="width:0;height:1.5pt" o:hralign="center" o:hrstd="t" o:hr="t" fillcolor="#a0a0a0" stroked="f"/>
+              </w:pict>
+            </w:r>
+          </w:p>
+          <w:p>
+            <w:pPr>
+              <w:pStyle w:val="Heading1"/>
+              <w:outlineLvl w:val="0"/>
+            </w:pPr>
+            <w:r>
+              <w:rPr>
+                <w:rtl/>
+              </w:rPr>
+              <w:lastRenderedPageBreak/>
+              <w:t>سابعاً</w:t>
+            </w:r>
+            <w:r>
+              <w:t>: Logs</w:t>
+            </w:r>
+          </w:p>
+          <w:p>
+            <w:pPr>
+              <w:pStyle w:val="NormalWeb"/>
+            </w:pPr>
+            <w:r>
+              <w:rPr>
+                <w:rtl/>
+              </w:rPr>
+              <w:t>إنشاء</w:t>
+            </w:r>
+            <w:r>
+              <w:t>:</w:t>
+            </w:r>
+          </w:p>
+          <w:p>
+            <w:pPr>
+              <w:pStyle w:val="NormalWeb"/>
+              <w:numPr>
+                <w:ilvl w:val="0"/>
+                <w:numId w:val="28"/>
+              </w:numPr>
+            </w:pPr>
+            <w:r>
+              <w:t>Activity Logs</w:t>
+            </w:r>
+          </w:p>
+          <w:p>
+            <w:pPr>
+              <w:pStyle w:val="NormalWeb"/>
+              <w:numPr>
+                <w:ilvl w:val="0"/>
+                <w:numId w:val="28"/>
+              </w:numPr>
+            </w:pPr>
+            <w:r>
+              <w:t>Error Logs</w:t>
+            </w:r>
+          </w:p>
+          <w:p>
+            <w:pPr>
+              <w:pStyle w:val="NormalWeb"/>
+              <w:numPr>
+                <w:ilvl w:val="0"/>
+                <w:numId w:val="28"/>
+              </w:numPr>
+            </w:pPr>
+            <w:r>
+              <w:t>Synchronization Logs</w:t>
+            </w:r>
+          </w:p>
+          <w:p>
+            <w:pPr>
+              <w:pStyle w:val="NormalWeb"/>
+              <w:numPr>
+                <w:ilvl w:val="0"/>
+                <w:numId w:val="28"/>
+              </w:numPr>
+            </w:pPr>
+            <w:r>
+              <w:t>Login Logs</w:t>
+            </w:r>
+          </w:p>
+          <w:p>
+            <w:pPr>
+              <w:pStyle w:val="NormalWeb"/>
+            </w:pPr>
+            <w:r>
+              <w:rPr>
+                <w:rtl/>
+              </w:rPr>
+              <w:t>مع إمكانية</w:t>
+            </w:r>
+            <w:r>
+              <w:t>:</w:t>
+            </w:r>
+          </w:p>
+          <w:p>
+            <w:pPr>
+              <w:pStyle w:val="NormalWeb"/>
+              <w:numPr>
+                <w:ilvl w:val="0"/>
+                <w:numId w:val="29"/>
+              </w:numPr>
+            </w:pPr>
+            <w:r>
+              <w:rPr>
+                <w:rtl/>
+              </w:rPr>
+              <w:t>البحث</w:t>
+            </w:r>
+            <w:r>
+              <w:t>.</w:t>
+            </w:r>
+          </w:p>
+          <w:p>
+            <w:pPr>
+              <w:pStyle w:val="NormalWeb"/>
+              <w:numPr>
+                <w:ilvl w:val="0"/>
+                <w:numId w:val="29"/>
+              </w:numPr>
+            </w:pPr>
+            <w:r>
+              <w:rPr>
+                <w:rtl/>
+              </w:rPr>
+              <w:t>التصفية</w:t>
+            </w:r>
+            <w:r>
+              <w:t>.</w:t>
+            </w:r>
+          </w:p>
+          <w:p>
+            <w:pPr>
+              <w:pStyle w:val="NormalWeb"/>
+              <w:numPr>
+                <w:ilvl w:val="0"/>
+                <w:numId w:val="29"/>
+              </w:numPr>
+            </w:pPr>
+            <w:r>
+              <w:rPr>
+                <w:rtl/>
+              </w:rPr>
+              <w:t>التصدير</w:t>
+            </w:r>
+            <w:r>
+              <w:t>.</w:t>
+            </w:r>
+          </w:p>
+          <w:p>
+            <w:r>
+              <w:pict w14:anchorId="6F685017">
+                <v:rect id="_x0000_i1036" style="width:0;height:1.5pt" o:hralign="center" o:hrstd="t" o:hr="t" fillcolor="#a0a0a0" stroked="f"/>
+              </w:pict>
+            </w:r>
+          </w:p>
+          <w:p>
+            <w:pPr>
+              <w:pStyle w:val="Heading1"/>
+              <w:outlineLvl w:val="0"/>
+            </w:pPr>
+            <w:r>
+              <w:rPr>
+                <w:rtl/>
+              </w:rPr>
+              <w:t>ثامناً: تشغيل السيرفر تلقائياً</w:t>
+            </w:r>
+          </w:p>
+          <w:p>
+            <w:pPr>
+              <w:pStyle w:val="NormalWeb"/>
+            </w:pPr>
+            <w:r>
+              <w:rPr>
+                <w:rtl/>
+              </w:rPr>
+              <w:t>أريد أن يعمل النظام كالتالي</w:t>
+            </w:r>
+            <w:r>
+              <w:t>:</w:t>
+            </w:r>
+          </w:p>
+          <w:p>
+            <w:pPr>
+              <w:pStyle w:val="NormalWeb"/>
+            </w:pPr>
+            <w:r>
+              <w:rPr>
+                <w:rtl/>
+              </w:rPr>
+              <w:t>تشغيل الكمبيوتر</w:t>
+            </w:r>
+            <w:r>
+              <w:br/>
+              <w:t>↓</w:t>
+            </w:r>
+            <w:r>
+              <w:br/>
+              <w:t>Windows Starts</w:t>
+            </w:r>
+            <w:r>
+              <w:br/>
+              <w:t>↓</w:t>
+            </w:r>
+            <w:r>
+              <w:br/>
+              <w:t>Windows Service Starts</w:t>
+            </w:r>
+            <w:r>
+              <w:br/>
+              <w:t>↓</w:t>
+            </w:r>
+            <w:r>
+              <w:br/>
+              <w:t>Flask Server Starts</w:t>
+            </w:r>
+            <w:r>
+              <w:br/>
+              <w:t>↓</w:t>
+            </w:r>
+            <w:r>
+              <w:br/>
+              <w:t>Database Starts</w:t>
+            </w:r>
+            <w:r>
+              <w:br/>
+            </w:r>
+            <w:r>
+              <w:lastRenderedPageBreak/>
+              <w:t>↓</w:t>
+            </w:r>
+            <w:r>
+              <w:br/>
+            </w:r>
+            <w:r>
+              <w:rPr>
+                <w:rtl/>
+              </w:rPr>
+              <w:t>النظام جاهز</w:t>
+            </w:r>
+            <w:r>
+              <w:t>.</w:t>
+            </w:r>
+          </w:p>
+          <w:p>
+            <w:pPr>
+              <w:pStyle w:val="NormalWeb"/>
+            </w:pPr>
+            <w:r>
+              <w:rPr>
+                <w:rtl/>
+              </w:rPr>
+              <w:t>لا أريد تشغيل السيرفر يدوياً</w:t>
+            </w:r>
+            <w:r>
+              <w:t>.</w:t>
+            </w:r>
+          </w:p>
+          <w:p>
+            <w:r>
+              <w:pict w14:anchorId="0FD56989">
+                <v:rect id="_x0000_i1037" style="width:0;height:1.5pt" o:hralign="center" o:hrstd="t" o:hr="t" fillcolor="#a0a0a0" stroked="f"/>
+              </w:pict>
+            </w:r>
+          </w:p>
+          <w:p>
+            <w:pPr>
+              <w:pStyle w:val="Heading1"/>
+              <w:outlineLvl w:val="0"/>
+            </w:pPr>
+            <w:r>
+              <w:rPr>
+                <w:rtl/>
+              </w:rPr>
+              <w:t>تاسعاً: صفحة المراقبة تعرض</w:t>
+            </w:r>
+          </w:p>
+          <w:p>
+            <w:pPr>
+              <w:pStyle w:val="NormalWeb"/>
+              <w:numPr>
+                <w:ilvl w:val="0"/>
+                <w:numId w:val="30"/>
+              </w:numPr>
+            </w:pPr>
+            <w:r>
+              <w:t>Server Running Status</w:t>
+            </w:r>
+          </w:p>
+          <w:p>
+            <w:pPr>
+              <w:pStyle w:val="NormalWeb"/>
+              <w:numPr>
+                <w:ilvl w:val="0"/>
+                <w:numId w:val="30"/>
+              </w:numPr>
+            </w:pPr>
+            <w:r>
+              <w:t>Database Status</w:t>
+            </w:r>
+          </w:p>
+          <w:p>
+            <w:pPr>
+              <w:pStyle w:val="NormalWeb"/>
+              <w:numPr>
+                <w:ilvl w:val="0"/>
+                <w:numId w:val="30"/>
+              </w:numPr>
+            </w:pPr>
+            <w:r>
+              <w:t>Connected Tablets</w:t>
+            </w:r>
+          </w:p>
+          <w:p>
+            <w:pPr>
+              <w:pStyle w:val="NormalWeb"/>
+              <w:numPr>
+                <w:ilvl w:val="0"/>
+                <w:numId w:val="30"/>
+              </w:numPr>
+            </w:pPr>
+            <w:r>
+              <w:t>Connected Users</w:t>
+            </w:r>
+          </w:p>
+          <w:p>
+            <w:pPr>
+              <w:pStyle w:val="NormalWeb"/>
+              <w:numPr>
+                <w:ilvl w:val="0"/>
+                <w:numId w:val="30"/>
+              </w:numPr>
+            </w:pPr>
+            <w:r>
+              <w:t>Network Information</w:t>
+            </w:r>
+          </w:p>
+          <w:p>
+            <w:pPr>
+              <w:pStyle w:val="NormalWeb"/>
+              <w:numPr>
+                <w:ilvl w:val="0"/>
+                <w:numId w:val="30"/>
+              </w:numPr>
+            </w:pPr>
+            <w:r>
+              <w:t>System Information</w:t>
+            </w:r>
+          </w:p>
+          <w:p>
+            <w:pPr>
+              <w:pStyle w:val="NormalWeb"/>
+              <w:numPr>
+                <w:ilvl w:val="0"/>
+                <w:numId w:val="30"/>
+              </w:numPr>
+            </w:pPr>
+            <w:r>
+              <w:t>CPU Usage</w:t>
+            </w:r>
+          </w:p>
+          <w:p>
+            <w:pPr>
+              <w:pStyle w:val="NormalWeb"/>
+              <w:numPr>
+                <w:ilvl w:val="0"/>
+                <w:numId w:val="30"/>
+              </w:numPr>
+            </w:pPr>
+            <w:r>
+              <w:t>RAM Usage</w:t>
+            </w:r>
+          </w:p>
+          <w:p>
+            <w:pPr>
+              <w:pStyle w:val="NormalWeb"/>
+              <w:numPr>
+                <w:ilvl w:val="0"/>
+                <w:numId w:val="30"/>
+              </w:numPr>
+            </w:pPr>
+            <w:r>
+              <w:t>Disk Usage</w:t>
+            </w:r>
+          </w:p>
+          <w:p>
+            <w:pPr>
+              <w:pStyle w:val="NormalWeb"/>
+              <w:numPr>
+                <w:ilvl w:val="0"/>
+                <w:numId w:val="30"/>
+              </w:numPr>
+            </w:pPr>
+            <w:r>
+              <w:t>Logs</w:t>
+            </w:r>
+          </w:p>
+          <w:p>
+            <w:pPr>
+              <w:pStyle w:val="NormalWeb"/>
+              <w:numPr>
+                <w:ilvl w:val="0"/>
+                <w:numId w:val="30"/>
+              </w:numPr>
+            </w:pPr>
+            <w:r>
+              <w:t>Synchronization Status</w:t>
+            </w:r>
+          </w:p>
+          <w:p>
+            <w:pPr>
+              <w:pStyle w:val="NormalWeb"/>
+              <w:numPr>
+                <w:ilvl w:val="0"/>
+                <w:numId w:val="30"/>
+              </w:numPr>
+            </w:pPr>
+            <w:r>
+              <w:t xml:space="preserve">QR Code </w:t>
+            </w:r>
+            <w:r>
+              <w:rPr>
+                <w:rtl/>
+              </w:rPr>
+              <w:t>لرابط النظام</w:t>
+            </w:r>
+          </w:p>
+          <w:p>
+            <w:r>
+              <w:pict w14:anchorId="093E64E5">
+                <v:rect id="_x0000_i1038" style="width:0;height:1.5pt" o:hralign="center" o:hrstd="t" o:hr="t" fillcolor="#a0a0a0" stroked="f"/>
+              </w:pict>
+            </w:r>
+          </w:p>
+          <w:p>
+            <w:pPr>
+              <w:pStyle w:val="Heading1"/>
+              <w:outlineLvl w:val="0"/>
+            </w:pPr>
+            <w:r>
+              <w:rPr>
+                <w:rtl/>
+              </w:rPr>
+              <w:t>عاشراً</w:t>
+            </w:r>
+            <w:r>
+              <w:t>: Architecture Requirements</w:t>
+            </w:r>
+          </w:p>
+          <w:p>
+            <w:pPr>
+              <w:pStyle w:val="NormalWeb"/>
+            </w:pPr>
+            <w:r>
+              <w:t>Windows PC</w:t>
+            </w:r>
+            <w:r>
+              <w:br/>
+              <w:t>↓</w:t>
+            </w:r>
+            <w:r>
+              <w:br/>
+              <w:t>Windows Service</w:t>
+            </w:r>
+            <w:r>
+              <w:br/>
+              <w:t>↓</w:t>
+            </w:r>
+            <w:r>
+              <w:br/>
+              <w:t>Flask Server</w:t>
+            </w:r>
+            <w:r>
+              <w:br/>
+            </w:r>
+            <w:r>
+              <w:lastRenderedPageBreak/>
+              <w:t>↓</w:t>
+            </w:r>
+            <w:r>
+              <w:br/>
+              <w:t>Database</w:t>
+            </w:r>
+            <w:r>
+              <w:br/>
+              <w:t>↓</w:t>
+            </w:r>
+            <w:r>
+              <w:br/>
+              <w:t xml:space="preserve">Local </w:t>
+            </w:r>
+            <w:proofErr w:type="spellStart"/>
+            <w:r>
+              <w:t>WiFi</w:t>
+            </w:r>
+            <w:proofErr w:type="spellEnd"/>
+            <w:r>
+              <w:br/>
+              <w:t>↓</w:t>
+            </w:r>
+            <w:r>
+              <w:br/>
+              <w:t>Android Tablets</w:t>
+            </w:r>
+            <w:r>
+              <w:br/>
+              <w:t>↓</w:t>
+            </w:r>
+            <w:r>
+              <w:br/>
+              <w:t>Offline Sync Capability</w:t>
+            </w:r>
+          </w:p>
+          <w:p>
+            <w:r>
+              <w:pict w14:anchorId="39B15A8B">
+                <v:rect id="_x0000_i1039" style="width:0;height:1.5pt" o:hralign="center" o:hrstd="t" o:hr="t" fillcolor="#a0a0a0" stroked="f"/>
+              </w:pict>
+            </w:r>
+          </w:p>
+          <w:p>
+            <w:pPr>
+              <w:pStyle w:val="Heading1"/>
+              <w:outlineLvl w:val="0"/>
+            </w:pPr>
+            <w:r>
+              <w:t>IMPORTANT</w:t>
+            </w:r>
+          </w:p>
+          <w:p>
+            <w:pPr>
+              <w:pStyle w:val="NormalWeb"/>
+            </w:pPr>
+            <w:r>
+              <w:rPr>
+                <w:rtl/>
+              </w:rPr>
+              <w:t>لا تقم بتغيير</w:t>
+            </w:r>
+            <w:r>
+              <w:t>:</w:t>
+            </w:r>
+          </w:p>
+          <w:p>
+            <w:pPr>
+              <w:pStyle w:val="NormalWeb"/>
+              <w:numPr>
+                <w:ilvl w:val="0"/>
+                <w:numId w:val="31"/>
+              </w:numPr>
+            </w:pPr>
+            <w:r>
+              <w:rPr>
+                <w:rtl/>
+              </w:rPr>
+              <w:t>هوية النظام</w:t>
+            </w:r>
+            <w:r>
+              <w:t>.</w:t>
+            </w:r>
+          </w:p>
+          <w:p>
+            <w:pPr>
+              <w:pStyle w:val="NormalWeb"/>
+              <w:numPr>
+                <w:ilvl w:val="0"/>
+                <w:numId w:val="31"/>
+              </w:numPr>
+            </w:pPr>
+            <w:r>
+              <w:rPr>
+                <w:rtl/>
+              </w:rPr>
+              <w:t>تصميم النظام</w:t>
+            </w:r>
+            <w:r>
+              <w:t>.</w:t>
+            </w:r>
+          </w:p>
+          <w:p>
+            <w:pPr>
+              <w:pStyle w:val="NormalWeb"/>
+              <w:numPr>
+                <w:ilvl w:val="0"/>
+                <w:numId w:val="31"/>
+              </w:numPr>
+            </w:pPr>
+            <w:r>
+              <w:rPr>
+                <w:rtl/>
+              </w:rPr>
+              <w:t>ألوان النظام</w:t>
+            </w:r>
+            <w:r>
+              <w:t>.</w:t>
+            </w:r>
+          </w:p>
+          <w:p>
+            <w:pPr>
+              <w:pStyle w:val="NormalWeb"/>
+              <w:numPr>
+                <w:ilvl w:val="0"/>
+                <w:numId w:val="31"/>
+              </w:numPr>
+            </w:pPr>
+            <w:r>
+              <w:t xml:space="preserve">Layout </w:t>
+            </w:r>
+            <w:r>
+              <w:rPr>
+                <w:rtl/>
+              </w:rPr>
+              <w:t>الحالي</w:t>
+            </w:r>
+            <w:r>
+              <w:t>.</w:t>
+            </w:r>
+          </w:p>
+          <w:p>
+            <w:pPr>
+              <w:pStyle w:val="NormalWeb"/>
+            </w:pPr>
+            <w:r>
+              <w:rPr>
+                <w:rtl/>
+              </w:rPr>
+              <w:t>فقط أضف الميزات الجديدة</w:t>
+            </w:r>
+            <w:r>
+              <w:t>.</w:t>
+            </w:r>
+          </w:p>
+          <w:p>
+            <w:pPr>
+              <w:pStyle w:val="NormalWeb"/>
+            </w:pPr>
+            <w:r>
+              <w:rPr>
+                <w:rtl/>
+              </w:rPr>
+              <w:t>أريد</w:t>
+            </w:r>
+            <w:r>
+              <w:t xml:space="preserve"> Architecture </w:t>
+            </w:r>
+            <w:r>
+              <w:rPr>
+                <w:rtl/>
+              </w:rPr>
+              <w:t>قابلة للتوسع مستقبلاً وقابلة للتحويل إلى</w:t>
+            </w:r>
+            <w:r>
+              <w:t xml:space="preserve"> Production Environment.</w:t>
+            </w:r>
+          </w:p>
+          <w:p>
+            <w:pPr>
+              <w:pStyle w:val="ListParagraph"/>
+              <w:numPr>
+                <w:ilvl w:val="0"/>
+                <w:numId w:val="32"/>
+              </w:numPr>
+              <w:bidi/>
+              <w:rPr>
+                <w:rFonts w:cs="Arial"/>
+              </w:rPr>
+            </w:pPr>
+            <w:r>
+              <w:rPr>
                 <w:rFonts w:cs="Arial" w:hint="cs"/>
                 <w:rtl/>
               </w:rPr>
-            </w:pPr>
+              <w:t xml:space="preserve">تغيير </w:t>
+            </w:r>
+            <w:proofErr w:type="spellStart"/>
+            <w:r>
+              <w:rPr>
+                <w:rFonts w:cs="Arial" w:hint="cs"/>
+                <w:rtl/>
+              </w:rPr>
+              <w:t>إسم</w:t>
+            </w:r>
+            <w:proofErr w:type="spellEnd"/>
+            <w:r>
+              <w:rPr>
+                <w:rFonts w:cs="Arial" w:hint="cs"/>
+                <w:rtl/>
+              </w:rPr>
+              <w:t xml:space="preserve"> ملف </w:t>
+            </w:r>
+            <w:r>
+              <w:rPr>
+                <w:rFonts w:cs="Arial"/>
+                <w:lang w:val="en-AE"/>
+              </w:rPr>
+              <w:t>APK</w:t>
+            </w:r>
+            <w:r>
+              <w:rPr>
+                <w:rFonts w:cs="Arial" w:hint="cs"/>
+                <w:rtl/>
+                <w:lang w:val="en-AE" w:bidi="ar-AE"/>
+              </w:rPr>
+              <w:t xml:space="preserve"> من (</w:t>
+            </w:r>
+            <w:r>
+              <w:rPr>
+                <w:rFonts w:cs="Arial"/>
+                <w:lang w:val="en-AE" w:bidi="ar-AE"/>
+              </w:rPr>
+              <w:t>app-</w:t>
+            </w:r>
+            <w:proofErr w:type="spellStart"/>
+            <w:r>
+              <w:rPr>
+                <w:rFonts w:cs="Arial"/>
+                <w:lang w:val="en-AE" w:bidi="ar-AE"/>
+              </w:rPr>
+              <w:t>debug.apk</w:t>
+            </w:r>
+            <w:proofErr w:type="spellEnd"/>
+            <w:r>
+              <w:rPr>
+                <w:rFonts w:cs="Arial" w:hint="cs"/>
+                <w:rtl/>
+                <w:lang w:val="en-AE" w:bidi="ar-AE"/>
+              </w:rPr>
+              <w:t>) إلى (</w:t>
+            </w:r>
+            <w:r>
+              <w:rPr>
+                <w:rFonts w:cs="Arial"/>
+                <w:lang w:val="en-AE" w:bidi="ar-AE"/>
+              </w:rPr>
+              <w:t>app-</w:t>
+            </w:r>
+            <w:r>
+              <w:rPr>
+                <w:rFonts w:cs="Arial"/>
+                <w:lang w:val="en-AE" w:bidi="ar-AE"/>
+              </w:rPr>
+              <w:t>Training-</w:t>
+            </w:r>
+            <w:proofErr w:type="spellStart"/>
+            <w:r>
+              <w:rPr>
+                <w:rFonts w:cs="Arial"/>
+                <w:lang w:val="en-AE" w:bidi="ar-AE"/>
+              </w:rPr>
+              <w:t>Evaluation</w:t>
+            </w:r>
+            <w:r>
+              <w:rPr>
+                <w:rFonts w:cs="Arial"/>
+                <w:lang w:val="en-AE" w:bidi="ar-AE"/>
+              </w:rPr>
+              <w:t>.apk</w:t>
+            </w:r>
+            <w:proofErr w:type="spellEnd"/>
+            <w:r>
+              <w:rPr>
+                <w:rFonts w:cs="Arial" w:hint="cs"/>
+                <w:rtl/>
+                <w:lang w:val="en-AE" w:bidi="ar-AE"/>
+              </w:rPr>
+              <w:t>)</w:t>
+            </w:r>
+          </w:p>
+          <w:p>
+            <w:pPr>
+              <w:pStyle w:val="ListParagraph"/>
+              <w:numPr>
+                <w:ilvl w:val="0"/>
+                <w:numId w:val="32"/>
+              </w:numPr>
+              <w:bidi/>
+            </w:pPr>
+            <w:r>
+              <w:rPr>
+                <w:rFonts w:hint="cs"/>
+                <w:rtl/>
+              </w:rPr>
+              <w:t xml:space="preserve">تغيير </w:t>
+            </w:r>
+            <w:proofErr w:type="spellStart"/>
+            <w:r>
+              <w:rPr>
+                <w:rFonts w:hint="cs"/>
+                <w:rtl/>
+              </w:rPr>
+              <w:t>إسم</w:t>
+            </w:r>
+            <w:proofErr w:type="spellEnd"/>
+            <w:r>
+              <w:rPr>
+                <w:rFonts w:hint="cs"/>
+                <w:rtl/>
+              </w:rPr>
+              <w:t xml:space="preserve"> </w:t>
+            </w:r>
+            <w:r>
+              <w:rPr>
+                <w:rFonts w:hint="cs"/>
+                <w:rtl/>
+                <w:lang w:bidi="ar-AE"/>
+              </w:rPr>
+              <w:t xml:space="preserve">التطبيق في </w:t>
+            </w:r>
+            <w:proofErr w:type="spellStart"/>
+            <w:r>
+              <w:rPr>
+                <w:rFonts w:hint="cs"/>
+                <w:rtl/>
+                <w:lang w:bidi="ar-AE"/>
+              </w:rPr>
+              <w:t>التابليت</w:t>
+            </w:r>
+            <w:proofErr w:type="spellEnd"/>
+            <w:r>
+              <w:rPr>
+                <w:rFonts w:hint="cs"/>
+                <w:rtl/>
+                <w:lang w:val="en-AE" w:bidi="ar-AE"/>
+              </w:rPr>
+              <w:t xml:space="preserve"> إلى (نظام التحليل الذكي)</w:t>
+            </w:r>
+          </w:p>
+          <w:p>
+            <w:pPr>
+              <w:pStyle w:val="ListParagraph"/>
+              <w:numPr>
+                <w:ilvl w:val="0"/>
+                <w:numId w:val="32"/>
+              </w:numPr>
+              <w:bidi/>
+              <w:rPr>
+                <w:rtl/>
+              </w:rPr>
+            </w:pPr>
+            <w:r>
+              <w:rPr>
+                <w:rFonts w:hint="cs"/>
+                <w:rtl/>
+              </w:rPr>
+              <w:t>تغيير صورة الأيقونة حسب الصورة المرفقة</w:t>
+            </w:r>
           </w:p>
         </w:tc>
         <w:tc>
@@ -34987,6 +37864,738 @@
           <w:szCs w:val="28"/>
           <w:rtl/>
           <w:lang w:bidi="ar-AE"/>
+        </w:rPr>
+      </w:pPr>
+    </w:p>
+    <w:p>
+      <w:pPr>
+        <w:bidi/>
+        <w:spacing w:after="0"/>
+        <w:jc w:val="center"/>
+        <w:rPr>
+          <w:rFonts w:ascii="Arial" w:hAnsi="Arial" w:cs="Arial"/>
+          <w:b/>
+          <w:bCs/>
+          <w:color w:val="000000" w:themeColor="text1"/>
+          <w:sz w:val="28"/>
+          <w:szCs w:val="28"/>
+          <w:rtl/>
+          <w:lang w:bidi="ar-AE"/>
+        </w:rPr>
+      </w:pPr>
+    </w:p>
+    <w:p>
+      <w:pPr>
+        <w:bidi/>
+        <w:spacing w:after="0"/>
+        <w:jc w:val="center"/>
+        <w:rPr>
+          <w:rFonts w:ascii="Arial" w:hAnsi="Arial" w:cs="Arial"/>
+          <w:b/>
+          <w:bCs/>
+          <w:color w:val="000000" w:themeColor="text1"/>
+          <w:sz w:val="28"/>
+          <w:szCs w:val="28"/>
+          <w:rtl/>
+          <w:lang w:bidi="ar-AE"/>
+        </w:rPr>
+      </w:pPr>
+    </w:p>
+    <w:p>
+      <w:pPr>
+        <w:bidi/>
+        <w:spacing w:after="0"/>
+        <w:jc w:val="center"/>
+        <w:rPr>
+          <w:rFonts w:ascii="Arial" w:hAnsi="Arial" w:cs="Arial"/>
+          <w:b/>
+          <w:bCs/>
+          <w:color w:val="000000" w:themeColor="text1"/>
+          <w:sz w:val="28"/>
+          <w:szCs w:val="28"/>
+          <w:rtl/>
+          <w:lang w:bidi="ar-AE"/>
+        </w:rPr>
+      </w:pPr>
+    </w:p>
+    <w:tbl>
+      <w:tblPr>
+        <w:tblStyle w:val="TableGrid"/>
+        <w:bidiVisual/>
+        <w:tblW w:w="13609" w:type="dxa"/>
+        <w:tblInd w:w="-572" w:type="dxa"/>
+        <w:tblLook w:val="04A0" w:firstRow="1" w:lastRow="0" w:firstColumn="1" w:lastColumn="0" w:noHBand="0" w:noVBand="1"/>
+      </w:tblPr>
+      <w:tblGrid>
+        <w:gridCol w:w="1828"/>
+        <w:gridCol w:w="7538"/>
+        <w:gridCol w:w="4243"/>
+      </w:tblGrid>
+      <w:tr>
+        <w:trPr>
+          <w:trHeight w:val="305"/>
+        </w:trPr>
+        <w:tc>
+          <w:tcPr>
+            <w:tcW w:w="1828" w:type="dxa"/>
+          </w:tcPr>
+          <w:p>
+            <w:pPr>
+              <w:bidi/>
+              <w:jc w:val="center"/>
+              <w:rPr>
+                <w:rFonts w:asciiTheme="minorBidi" w:hAnsiTheme="minorBidi" w:cs="Arial"/>
+                <w:sz w:val="24"/>
+                <w:szCs w:val="24"/>
+                <w:rtl/>
+                <w:lang w:bidi="ar-AE"/>
+              </w:rPr>
+            </w:pPr>
+          </w:p>
+        </w:tc>
+        <w:tc>
+          <w:tcPr>
+            <w:tcW w:w="7538" w:type="dxa"/>
+          </w:tcPr>
+          <w:p>
+            <w:pPr>
+              <w:bidi/>
+              <w:rPr>
+                <w:rFonts w:cs="Arial"/>
+                <w:color w:val="FF0000"/>
+                <w:rtl/>
+                <w:lang w:bidi="ar-AE"/>
+              </w:rPr>
+            </w:pPr>
+            <w:r>
+              <w:rPr>
+                <w:rFonts w:cs="Arial" w:hint="cs"/>
+                <w:color w:val="FF0000"/>
+                <w:rtl/>
+              </w:rPr>
+              <w:t>نلاحظ عندما نفصل النظام من الانترنت (</w:t>
+            </w:r>
+            <w:r>
+              <w:rPr>
+                <w:rFonts w:cs="Arial"/>
+                <w:color w:val="FF0000"/>
+                <w:lang w:val="en-AE"/>
+              </w:rPr>
+              <w:t>offline</w:t>
+            </w:r>
+            <w:r>
+              <w:rPr>
+                <w:rFonts w:cs="Arial" w:hint="cs"/>
+                <w:color w:val="FF0000"/>
+                <w:rtl/>
+              </w:rPr>
+              <w:t>)</w:t>
+            </w:r>
+            <w:r>
+              <w:rPr>
+                <w:rFonts w:cs="Arial" w:hint="cs"/>
+                <w:color w:val="FF0000"/>
+                <w:rtl/>
+                <w:lang w:bidi="ar-AE"/>
+              </w:rPr>
+              <w:t xml:space="preserve"> تختفي صورة الأيقونات والأزرار في جميع صفحات النظام.. نريد تنزيل هذه الصورة في ملف النظام </w:t>
+            </w:r>
+            <w:proofErr w:type="spellStart"/>
+            <w:r>
+              <w:rPr>
+                <w:rFonts w:cs="Arial" w:hint="cs"/>
+                <w:color w:val="FF0000"/>
+                <w:rtl/>
+                <w:lang w:bidi="ar-AE"/>
+              </w:rPr>
+              <w:t>يحيث</w:t>
+            </w:r>
+            <w:proofErr w:type="spellEnd"/>
+            <w:r>
+              <w:rPr>
+                <w:rFonts w:cs="Arial" w:hint="cs"/>
+                <w:color w:val="FF0000"/>
+                <w:rtl/>
+                <w:lang w:bidi="ar-AE"/>
+              </w:rPr>
+              <w:t xml:space="preserve"> تعمل بدون الانترنت</w:t>
+            </w:r>
+          </w:p>
+        </w:tc>
+        <w:tc>
+          <w:tcPr>
+            <w:tcW w:w="4243" w:type="dxa"/>
+          </w:tcPr>
+          <w:p>
+            <w:pPr>
+              <w:rPr>
+                <w:rtl/>
+                <w:lang w:val="en-AE" w:eastAsia="en-AE"/>
+              </w:rPr>
+            </w:pPr>
+            <w:r>
+              <w:rPr>
+                <w:noProof/>
+              </w:rPr>
+              <w:drawing>
+                <wp:inline distT="0" distB="0" distL="0" distR="0" wp14:anchorId="1279224B" wp14:editId="28DA4735">
+                  <wp:extent cx="1503219" cy="363510"/>
+                  <wp:effectExtent l="0" t="0" r="1905" b="0"/>
+                  <wp:docPr id="6" name="Picture 6"/>
+                  <wp:cNvGraphicFramePr>
+                    <a:graphicFrameLocks xmlns:a="http://schemas.openxmlformats.org/drawingml/2006/main" noChangeAspect="1"/>
+                  </wp:cNvGraphicFramePr>
+                  <a:graphic xmlns:a="http://schemas.openxmlformats.org/drawingml/2006/main">
+                    <a:graphicData uri="http://schemas.openxmlformats.org/drawingml/2006/picture">
+                      <pic:pic xmlns:pic="http://schemas.openxmlformats.org/drawingml/2006/picture">
+                        <pic:nvPicPr>
+                          <pic:cNvPr id="0" name="Picture 16"/>
+                          <pic:cNvPicPr>
+                            <a:picLocks noChangeAspect="1" noChangeArrowheads="1"/>
+                          </pic:cNvPicPr>
+                        </pic:nvPicPr>
+                        <pic:blipFill>
+                          <a:blip r:embed="rId12" cstate="print">
+                            <a:extLst>
+                              <a:ext uri="{28A0092B-C50C-407E-A947-70E740481C1C}">
+                                <a14:useLocalDpi xmlns:a14="http://schemas.microsoft.com/office/drawing/2010/main" val="0"/>
+                              </a:ext>
+                            </a:extLst>
+                          </a:blip>
+                          <a:srcRect/>
+                          <a:stretch>
+                            <a:fillRect/>
+                          </a:stretch>
+                        </pic:blipFill>
+                        <pic:spPr bwMode="auto">
+                          <a:xfrm flipV="1">
+                            <a:off x="0" y="0"/>
+                            <a:ext cx="1609345" cy="389173"/>
+                          </a:xfrm>
+                          <a:prstGeom prst="rect">
+                            <a:avLst/>
+                          </a:prstGeom>
+                          <a:noFill/>
+                          <a:ln>
+                            <a:noFill/>
+                          </a:ln>
+                        </pic:spPr>
+                      </pic:pic>
+                    </a:graphicData>
+                  </a:graphic>
+                </wp:inline>
+              </w:drawing>
+            </w:r>
+          </w:p>
+        </w:tc>
+      </w:tr>
+      <w:tr>
+        <w:trPr>
+          <w:trHeight w:val="305"/>
+        </w:trPr>
+        <w:tc>
+          <w:tcPr>
+            <w:tcW w:w="1828" w:type="dxa"/>
+          </w:tcPr>
+          <w:p>
+            <w:pPr>
+              <w:bidi/>
+              <w:jc w:val="center"/>
+              <w:rPr>
+                <w:rFonts w:asciiTheme="minorBidi" w:hAnsiTheme="minorBidi" w:cs="Arial"/>
+                <w:sz w:val="24"/>
+                <w:szCs w:val="24"/>
+                <w:rtl/>
+                <w:lang w:bidi="ar-AE"/>
+              </w:rPr>
+            </w:pPr>
+          </w:p>
+        </w:tc>
+        <w:tc>
+          <w:tcPr>
+            <w:tcW w:w="7538" w:type="dxa"/>
+          </w:tcPr>
+          <w:p>
+            <w:pPr>
+              <w:bidi/>
+              <w:rPr>
+                <w:rFonts w:cs="Arial"/>
+                <w:color w:val="FF0000"/>
+                <w:rtl/>
+              </w:rPr>
+            </w:pPr>
+            <w:r>
+              <w:rPr>
+                <w:rFonts w:cs="Arial" w:hint="cs"/>
+                <w:color w:val="FF0000"/>
+                <w:rtl/>
+              </w:rPr>
+              <w:t>في صفحة قوائم التقييم نريد التالي:</w:t>
+            </w:r>
+          </w:p>
+          <w:p>
+            <w:pPr>
+              <w:bidi/>
+              <w:rPr>
+                <w:rFonts w:cs="Arial"/>
+                <w:color w:val="FF0000"/>
+                <w:rtl/>
+              </w:rPr>
+            </w:pPr>
+            <w:r>
+              <w:rPr>
+                <w:rFonts w:cs="Arial" w:hint="cs"/>
+                <w:color w:val="FF0000"/>
+                <w:rtl/>
+              </w:rPr>
+              <w:t xml:space="preserve">1. عندما يكون محتوى عمود النتيجة (مقبول) أو (راسب) يكون المحكم </w:t>
+            </w:r>
+            <w:r>
+              <w:rPr>
+                <w:rFonts w:cs="Arial" w:hint="cs"/>
+                <w:color w:val="FF0000"/>
+                <w:rtl/>
+              </w:rPr>
+              <w:t xml:space="preserve">غير قادر على حفظ قائمة التقييم إلا بعد تعبئة وكتابة ملاحظات لهذا الصف. </w:t>
+            </w:r>
+          </w:p>
+          <w:p>
+            <w:pPr>
+              <w:bidi/>
+              <w:rPr>
+                <w:rFonts w:cs="Arial"/>
+                <w:color w:val="FF0000"/>
+                <w:rtl/>
+              </w:rPr>
+            </w:pPr>
+            <w:r>
+              <w:rPr>
+                <w:rFonts w:cs="Arial" w:hint="cs"/>
+                <w:color w:val="FF0000"/>
+                <w:rtl/>
+              </w:rPr>
+              <w:t>2. لا تغيير على المميزات والخصائص الحالية الأخرى لهذه الصفحة.</w:t>
+            </w:r>
+          </w:p>
+        </w:tc>
+        <w:tc>
+          <w:tcPr>
+            <w:tcW w:w="4243" w:type="dxa"/>
+          </w:tcPr>
+          <w:p>
+            <w:pPr>
+              <w:rPr>
+                <w:noProof/>
+              </w:rPr>
+            </w:pPr>
+            <w:r>
+              <w:rPr>
+                <w:noProof/>
+              </w:rPr>
+              <w:drawing>
+                <wp:inline distT="0" distB="0" distL="0" distR="0" wp14:anchorId="33973322" wp14:editId="414520DC">
+                  <wp:extent cx="1355090" cy="339436"/>
+                  <wp:effectExtent l="0" t="0" r="0" b="3810"/>
+                  <wp:docPr id="7" name="Picture 7"/>
+                  <wp:cNvGraphicFramePr>
+                    <a:graphicFrameLocks xmlns:a="http://schemas.openxmlformats.org/drawingml/2006/main" noChangeAspect="1"/>
+                  </wp:cNvGraphicFramePr>
+                  <a:graphic xmlns:a="http://schemas.openxmlformats.org/drawingml/2006/main">
+                    <a:graphicData uri="http://schemas.openxmlformats.org/drawingml/2006/picture">
+                      <pic:pic xmlns:pic="http://schemas.openxmlformats.org/drawingml/2006/picture">
+                        <pic:nvPicPr>
+                          <pic:cNvPr id="0" name="Picture 18"/>
+                          <pic:cNvPicPr>
+                            <a:picLocks noChangeAspect="1" noChangeArrowheads="1"/>
+                          </pic:cNvPicPr>
+                        </pic:nvPicPr>
+                        <pic:blipFill>
+                          <a:blip r:embed="rId13" cstate="print">
+                            <a:extLst>
+                              <a:ext uri="{28A0092B-C50C-407E-A947-70E740481C1C}">
+                                <a14:useLocalDpi xmlns:a14="http://schemas.microsoft.com/office/drawing/2010/main" val="0"/>
+                              </a:ext>
+                            </a:extLst>
+                          </a:blip>
+                          <a:srcRect/>
+                          <a:stretch>
+                            <a:fillRect/>
+                          </a:stretch>
+                        </pic:blipFill>
+                        <pic:spPr bwMode="auto">
+                          <a:xfrm>
+                            <a:off x="0" y="0"/>
+                            <a:ext cx="1701809" cy="426286"/>
+                          </a:xfrm>
+                          <a:prstGeom prst="rect">
+                            <a:avLst/>
+                          </a:prstGeom>
+                          <a:noFill/>
+                          <a:ln>
+                            <a:noFill/>
+                          </a:ln>
+                        </pic:spPr>
+                      </pic:pic>
+                    </a:graphicData>
+                  </a:graphic>
+                </wp:inline>
+              </w:drawing>
+            </w:r>
+          </w:p>
+        </w:tc>
+      </w:tr>
+      <w:tr>
+        <w:trPr>
+          <w:trHeight w:val="305"/>
+        </w:trPr>
+        <w:tc>
+          <w:tcPr>
+            <w:tcW w:w="1828" w:type="dxa"/>
+          </w:tcPr>
+          <w:p>
+            <w:pPr>
+              <w:bidi/>
+              <w:jc w:val="center"/>
+              <w:rPr>
+                <w:rFonts w:asciiTheme="minorBidi" w:hAnsiTheme="minorBidi" w:cs="Arial"/>
+                <w:sz w:val="24"/>
+                <w:szCs w:val="24"/>
+                <w:rtl/>
+                <w:lang w:bidi="ar-AE"/>
+              </w:rPr>
+            </w:pPr>
+          </w:p>
+        </w:tc>
+        <w:tc>
+          <w:tcPr>
+            <w:tcW w:w="7538" w:type="dxa"/>
+          </w:tcPr>
+          <w:p>
+            <w:pPr>
+              <w:bidi/>
+              <w:rPr>
+                <w:rFonts w:cs="Arial"/>
+                <w:color w:val="FF0000"/>
+                <w:rtl/>
+              </w:rPr>
+            </w:pPr>
+            <w:r>
+              <w:rPr>
+                <w:rFonts w:cs="Arial" w:hint="cs"/>
+                <w:color w:val="FF0000"/>
+                <w:rtl/>
+              </w:rPr>
+              <w:t>نلاحظ صفحة إدارة الخادم بدون ترويسة.. نريد صفحة إدارة الخادم تحتوي على الترويسة الرئيسية مثل باقي الصفحات</w:t>
+            </w:r>
+          </w:p>
+        </w:tc>
+        <w:tc>
+          <w:tcPr>
+            <w:tcW w:w="4243" w:type="dxa"/>
+          </w:tcPr>
+          <w:p>
+            <w:pPr>
+              <w:rPr>
+                <w:noProof/>
+              </w:rPr>
+            </w:pPr>
+          </w:p>
+        </w:tc>
+      </w:tr>
+      <w:tr>
+        <w:trPr>
+          <w:trHeight w:val="305"/>
+        </w:trPr>
+        <w:tc>
+          <w:tcPr>
+            <w:tcW w:w="1828" w:type="dxa"/>
+          </w:tcPr>
+          <w:p>
+            <w:pPr>
+              <w:bidi/>
+              <w:jc w:val="center"/>
+              <w:rPr>
+                <w:rFonts w:asciiTheme="minorBidi" w:hAnsiTheme="minorBidi" w:cs="Arial"/>
+                <w:sz w:val="24"/>
+                <w:szCs w:val="24"/>
+                <w:rtl/>
+                <w:lang w:bidi="ar-AE"/>
+              </w:rPr>
+            </w:pPr>
+          </w:p>
+        </w:tc>
+        <w:tc>
+          <w:tcPr>
+            <w:tcW w:w="7538" w:type="dxa"/>
+          </w:tcPr>
+          <w:p>
+            <w:pPr>
+              <w:bidi/>
+              <w:rPr>
+                <w:rFonts w:cs="Arial"/>
+                <w:color w:val="FF0000"/>
+                <w:rtl/>
+              </w:rPr>
+            </w:pPr>
+            <w:proofErr w:type="gramStart"/>
+            <w:r>
+              <w:rPr>
+                <w:rFonts w:cs="Arial" w:hint="cs"/>
+                <w:color w:val="FF0000"/>
+                <w:rtl/>
+              </w:rPr>
+              <w:t>1 .</w:t>
+            </w:r>
+            <w:proofErr w:type="gramEnd"/>
+            <w:r>
+              <w:rPr>
+                <w:rFonts w:cs="Arial" w:hint="cs"/>
+                <w:color w:val="FF0000"/>
+                <w:rtl/>
+              </w:rPr>
+              <w:t xml:space="preserve"> في صفحة التخطيط / صفحة </w:t>
+            </w:r>
+            <w:r>
+              <w:rPr>
+                <w:rFonts w:cs="Arial"/>
+                <w:color w:val="FF0000"/>
+                <w:rtl/>
+              </w:rPr>
+              <w:t>جدول مجرى الأحداث والمعاضل</w:t>
+            </w:r>
+            <w:r>
+              <w:rPr>
+                <w:rFonts w:cs="Arial" w:hint="cs"/>
+                <w:color w:val="FF0000"/>
+                <w:rtl/>
+              </w:rPr>
+              <w:t xml:space="preserve"> / مربع النص الذي فوق الجدول نريد توسيط محتوى النص وتغيير نوع الخط إلى (</w:t>
+            </w:r>
+            <w:r>
+              <w:rPr>
+                <w:rFonts w:cs="Arial"/>
+                <w:color w:val="FF0000"/>
+              </w:rPr>
+              <w:t>Bold</w:t>
+            </w:r>
+            <w:r>
+              <w:rPr>
+                <w:rFonts w:cs="Arial" w:hint="cs"/>
+                <w:color w:val="FF0000"/>
+                <w:rtl/>
+              </w:rPr>
+              <w:t>)</w:t>
+            </w:r>
+            <w:r>
+              <w:rPr>
+                <w:rFonts w:cs="Arial" w:hint="cs"/>
+                <w:color w:val="FF0000"/>
+                <w:rtl/>
+              </w:rPr>
+              <w:t xml:space="preserve"> ولون أسود</w:t>
+            </w:r>
+          </w:p>
+          <w:p>
+            <w:pPr>
+              <w:bidi/>
+              <w:rPr>
+                <w:rFonts w:cs="Arial"/>
+                <w:color w:val="FF0000"/>
+                <w:rtl/>
+                <w:lang w:bidi="ar-AE"/>
+              </w:rPr>
+            </w:pPr>
+            <w:r>
+              <w:rPr>
+                <w:rFonts w:cs="Arial" w:hint="cs"/>
+                <w:color w:val="FF0000"/>
+                <w:rtl/>
+              </w:rPr>
+              <w:t xml:space="preserve">2. </w:t>
+            </w:r>
+            <w:r>
+              <w:rPr>
+                <w:rFonts w:cs="Arial" w:hint="cs"/>
+                <w:color w:val="FF0000"/>
+                <w:rtl/>
+              </w:rPr>
+              <w:t xml:space="preserve">أيضا تغيير نوع خط جميع محتويات جدول </w:t>
+            </w:r>
+            <w:r>
+              <w:rPr>
+                <w:rFonts w:cs="Arial"/>
+                <w:color w:val="FF0000"/>
+                <w:rtl/>
+              </w:rPr>
+              <w:t>مجرى الأحداث والمعاضل</w:t>
+            </w:r>
+            <w:r>
+              <w:rPr>
+                <w:rFonts w:cs="Arial" w:hint="cs"/>
+                <w:color w:val="FF0000"/>
+                <w:rtl/>
+              </w:rPr>
+              <w:t xml:space="preserve"> إلى (</w:t>
+            </w:r>
+            <w:r>
+              <w:rPr>
+                <w:rFonts w:cs="Arial"/>
+                <w:color w:val="FF0000"/>
+                <w:lang w:val="en-AE"/>
+              </w:rPr>
+              <w:t>bold</w:t>
+            </w:r>
+            <w:r>
+              <w:rPr>
+                <w:rFonts w:cs="Arial" w:hint="cs"/>
+                <w:color w:val="FF0000"/>
+                <w:rtl/>
+              </w:rPr>
+              <w:t>)</w:t>
+            </w:r>
+            <w:r>
+              <w:rPr>
+                <w:rFonts w:cs="Arial" w:hint="cs"/>
+                <w:color w:val="FF0000"/>
+                <w:rtl/>
+                <w:lang w:bidi="ar-AE"/>
+              </w:rPr>
+              <w:t xml:space="preserve"> ولون أسود</w:t>
+            </w:r>
+          </w:p>
+        </w:tc>
+        <w:tc>
+          <w:tcPr>
+            <w:tcW w:w="4243" w:type="dxa"/>
+          </w:tcPr>
+          <w:p>
+            <w:pPr>
+              <w:rPr>
+                <w:noProof/>
+              </w:rPr>
+            </w:pPr>
+            <w:r>
+              <w:rPr>
+                <w:noProof/>
+              </w:rPr>
+              <w:drawing>
+                <wp:inline distT="0" distB="0" distL="0" distR="0" wp14:anchorId="4F1CF28B" wp14:editId="5D26F8F1">
+                  <wp:extent cx="1967345" cy="265601"/>
+                  <wp:effectExtent l="0" t="0" r="0" b="1270"/>
+                  <wp:docPr id="8" name="Picture 8"/>
+                  <wp:cNvGraphicFramePr>
+                    <a:graphicFrameLocks xmlns:a="http://schemas.openxmlformats.org/drawingml/2006/main" noChangeAspect="1"/>
+                  </wp:cNvGraphicFramePr>
+                  <a:graphic xmlns:a="http://schemas.openxmlformats.org/drawingml/2006/main">
+                    <a:graphicData uri="http://schemas.openxmlformats.org/drawingml/2006/picture">
+                      <pic:pic xmlns:pic="http://schemas.openxmlformats.org/drawingml/2006/picture">
+                        <pic:nvPicPr>
+                          <pic:cNvPr id="0" name="Picture 16"/>
+                          <pic:cNvPicPr>
+                            <a:picLocks noChangeAspect="1" noChangeArrowheads="1"/>
+                          </pic:cNvPicPr>
+                        </pic:nvPicPr>
+                        <pic:blipFill>
+                          <a:blip r:embed="rId14" cstate="print">
+                            <a:extLst>
+                              <a:ext uri="{28A0092B-C50C-407E-A947-70E740481C1C}">
+                                <a14:useLocalDpi xmlns:a14="http://schemas.microsoft.com/office/drawing/2010/main" val="0"/>
+                              </a:ext>
+                            </a:extLst>
+                          </a:blip>
+                          <a:srcRect/>
+                          <a:stretch>
+                            <a:fillRect/>
+                          </a:stretch>
+                        </pic:blipFill>
+                        <pic:spPr bwMode="auto">
+                          <a:xfrm>
+                            <a:off x="0" y="0"/>
+                            <a:ext cx="2631534" cy="355270"/>
+                          </a:xfrm>
+                          <a:prstGeom prst="rect">
+                            <a:avLst/>
+                          </a:prstGeom>
+                          <a:noFill/>
+                          <a:ln>
+                            <a:noFill/>
+                          </a:ln>
+                        </pic:spPr>
+                      </pic:pic>
+                    </a:graphicData>
+                  </a:graphic>
+                </wp:inline>
+              </w:drawing>
+            </w:r>
+          </w:p>
+        </w:tc>
+      </w:tr>
+      <w:tr>
+        <w:trPr>
+          <w:trHeight w:val="305"/>
+        </w:trPr>
+        <w:tc>
+          <w:tcPr>
+            <w:tcW w:w="1828" w:type="dxa"/>
+          </w:tcPr>
+          <w:p>
+            <w:pPr>
+              <w:bidi/>
+              <w:jc w:val="center"/>
+              <w:rPr>
+                <w:rFonts w:asciiTheme="minorBidi" w:hAnsiTheme="minorBidi" w:cs="Arial"/>
+                <w:sz w:val="24"/>
+                <w:szCs w:val="24"/>
+                <w:rtl/>
+                <w:lang w:bidi="ar-AE"/>
+              </w:rPr>
+            </w:pPr>
+            <w:bookmarkStart w:id="0" w:name="_GoBack"/>
+            <w:bookmarkEnd w:id="0"/>
+          </w:p>
+        </w:tc>
+        <w:tc>
+          <w:tcPr>
+            <w:tcW w:w="7538" w:type="dxa"/>
+          </w:tcPr>
+          <w:p>
+            <w:pPr>
+              <w:bidi/>
+              <w:rPr>
+                <w:rFonts w:cs="Arial" w:hint="cs"/>
+                <w:color w:val="FF0000"/>
+                <w:rtl/>
+              </w:rPr>
+            </w:pPr>
+          </w:p>
+        </w:tc>
+        <w:tc>
+          <w:tcPr>
+            <w:tcW w:w="4243" w:type="dxa"/>
+          </w:tcPr>
+          <w:p>
+            <w:pPr>
+              <w:rPr>
+                <w:noProof/>
+              </w:rPr>
+            </w:pPr>
+          </w:p>
+        </w:tc>
+      </w:tr>
+    </w:tbl>
+    <w:p>
+      <w:pPr>
+        <w:bidi/>
+        <w:spacing w:after="0"/>
+        <w:jc w:val="center"/>
+        <w:rPr>
+          <w:rFonts w:ascii="Arial" w:hAnsi="Arial" w:cs="Arial"/>
+          <w:b/>
+          <w:bCs/>
+          <w:color w:val="000000" w:themeColor="text1"/>
+          <w:sz w:val="28"/>
+          <w:szCs w:val="28"/>
+          <w:rtl/>
         </w:rPr>
       </w:pPr>
     </w:p>
@@ -35092,6 +38701,602 @@
     </w:lvl>
   </w:abstractNum>
   <w:abstractNum w:abstractNumId="1" w15:restartNumberingAfterBreak="0">
+    <w:nsid w:val="09DA19CC"/>
+    <w:multiLevelType w:val="multilevel"/>
+    <w:tmpl w:val="A5264F2E"/>
+    <w:lvl w:ilvl="0">
+      <w:start w:val="1"/>
+      <w:numFmt w:val="bullet"/>
+      <w:lvlText w:val=""/>
+      <w:lvlJc w:val="left"/>
+      <w:pPr>
+        <w:tabs>
+          <w:tab w:val="num" w:pos="720"/>
+        </w:tabs>
+        <w:ind w:left="720" w:hanging="360"/>
+      </w:pPr>
+      <w:rPr>
+        <w:rFonts w:ascii="Symbol" w:hAnsi="Symbol" w:hint="default"/>
+        <w:sz w:val="20"/>
+      </w:rPr>
+    </w:lvl>
+    <w:lvl w:ilvl="1" w:tentative="1">
+      <w:start w:val="1"/>
+      <w:numFmt w:val="bullet"/>
+      <w:lvlText w:val="o"/>
+      <w:lvlJc w:val="left"/>
+      <w:pPr>
+        <w:tabs>
+          <w:tab w:val="num" w:pos="1440"/>
+        </w:tabs>
+        <w:ind w:left="1440" w:hanging="360"/>
+      </w:pPr>
+      <w:rPr>
+        <w:rFonts w:ascii="Courier New" w:hAnsi="Courier New" w:hint="default"/>
+        <w:sz w:val="20"/>
+      </w:rPr>
+    </w:lvl>
+    <w:lvl w:ilvl="2" w:tentative="1">
+      <w:start w:val="1"/>
+      <w:numFmt w:val="bullet"/>
+      <w:lvlText w:val=""/>
+      <w:lvlJc w:val="left"/>
+      <w:pPr>
+        <w:tabs>
+          <w:tab w:val="num" w:pos="2160"/>
+        </w:tabs>
+        <w:ind w:left="2160" w:hanging="360"/>
+      </w:pPr>
+      <w:rPr>
+        <w:rFonts w:ascii="Wingdings" w:hAnsi="Wingdings" w:hint="default"/>
+        <w:sz w:val="20"/>
+      </w:rPr>
+    </w:lvl>
+    <w:lvl w:ilvl="3" w:tentative="1">
+      <w:start w:val="1"/>
+      <w:numFmt w:val="bullet"/>
+      <w:lvlText w:val=""/>
+      <w:lvlJc w:val="left"/>
+      <w:pPr>
+        <w:tabs>
+          <w:tab w:val="num" w:pos="2880"/>
+        </w:tabs>
+        <w:ind w:left="2880" w:hanging="360"/>
+      </w:pPr>
+      <w:rPr>
+        <w:rFonts w:ascii="Wingdings" w:hAnsi="Wingdings" w:hint="default"/>
+        <w:sz w:val="20"/>
+      </w:rPr>
+    </w:lvl>
+    <w:lvl w:ilvl="4" w:tentative="1">
+      <w:start w:val="1"/>
+      <w:numFmt w:val="bullet"/>
+      <w:lvlText w:val=""/>
+      <w:lvlJc w:val="left"/>
+      <w:pPr>
+        <w:tabs>
+          <w:tab w:val="num" w:pos="3600"/>
+        </w:tabs>
+        <w:ind w:left="3600" w:hanging="360"/>
+      </w:pPr>
+      <w:rPr>
+        <w:rFonts w:ascii="Wingdings" w:hAnsi="Wingdings" w:hint="default"/>
+        <w:sz w:val="20"/>
+      </w:rPr>
+    </w:lvl>
+    <w:lvl w:ilvl="5" w:tentative="1">
+      <w:start w:val="1"/>
+      <w:numFmt w:val="bullet"/>
+      <w:lvlText w:val=""/>
+      <w:lvlJc w:val="left"/>
+      <w:pPr>
+        <w:tabs>
+          <w:tab w:val="num" w:pos="4320"/>
+        </w:tabs>
+        <w:ind w:left="4320" w:hanging="360"/>
+      </w:pPr>
+      <w:rPr>
+        <w:rFonts w:ascii="Wingdings" w:hAnsi="Wingdings" w:hint="default"/>
+        <w:sz w:val="20"/>
+      </w:rPr>
+    </w:lvl>
+    <w:lvl w:ilvl="6" w:tentative="1">
+      <w:start w:val="1"/>
+      <w:numFmt w:val="bullet"/>
+      <w:lvlText w:val=""/>
+      <w:lvlJc w:val="left"/>
+      <w:pPr>
+        <w:tabs>
+          <w:tab w:val="num" w:pos="5040"/>
+        </w:tabs>
+        <w:ind w:left="5040" w:hanging="360"/>
+      </w:pPr>
+      <w:rPr>
+        <w:rFonts w:ascii="Wingdings" w:hAnsi="Wingdings" w:hint="default"/>
+        <w:sz w:val="20"/>
+      </w:rPr>
+    </w:lvl>
+    <w:lvl w:ilvl="7" w:tentative="1">
+      <w:start w:val="1"/>
+      <w:numFmt w:val="bullet"/>
+      <w:lvlText w:val=""/>
+      <w:lvlJc w:val="left"/>
+      <w:pPr>
+        <w:tabs>
+          <w:tab w:val="num" w:pos="5760"/>
+        </w:tabs>
+        <w:ind w:left="5760" w:hanging="360"/>
+      </w:pPr>
+      <w:rPr>
+        <w:rFonts w:ascii="Wingdings" w:hAnsi="Wingdings" w:hint="default"/>
+        <w:sz w:val="20"/>
+      </w:rPr>
+    </w:lvl>
+    <w:lvl w:ilvl="8" w:tentative="1">
+      <w:start w:val="1"/>
+      <w:numFmt w:val="bullet"/>
+      <w:lvlText w:val=""/>
+      <w:lvlJc w:val="left"/>
+      <w:pPr>
+        <w:tabs>
+          <w:tab w:val="num" w:pos="6480"/>
+        </w:tabs>
+        <w:ind w:left="6480" w:hanging="360"/>
+      </w:pPr>
+      <w:rPr>
+        <w:rFonts w:ascii="Wingdings" w:hAnsi="Wingdings" w:hint="default"/>
+        <w:sz w:val="20"/>
+      </w:rPr>
+    </w:lvl>
+  </w:abstractNum>
+  <w:abstractNum w:abstractNumId="2" w15:restartNumberingAfterBreak="0">
+    <w:nsid w:val="0B266DF5"/>
+    <w:multiLevelType w:val="multilevel"/>
+    <w:tmpl w:val="56243C6A"/>
+    <w:lvl w:ilvl="0">
+      <w:start w:val="1"/>
+      <w:numFmt w:val="bullet"/>
+      <w:lvlText w:val=""/>
+      <w:lvlJc w:val="left"/>
+      <w:pPr>
+        <w:tabs>
+          <w:tab w:val="num" w:pos="720"/>
+        </w:tabs>
+        <w:ind w:left="720" w:hanging="360"/>
+      </w:pPr>
+      <w:rPr>
+        <w:rFonts w:ascii="Symbol" w:hAnsi="Symbol" w:hint="default"/>
+        <w:sz w:val="20"/>
+      </w:rPr>
+    </w:lvl>
+    <w:lvl w:ilvl="1" w:tentative="1">
+      <w:start w:val="1"/>
+      <w:numFmt w:val="bullet"/>
+      <w:lvlText w:val="o"/>
+      <w:lvlJc w:val="left"/>
+      <w:pPr>
+        <w:tabs>
+          <w:tab w:val="num" w:pos="1440"/>
+        </w:tabs>
+        <w:ind w:left="1440" w:hanging="360"/>
+      </w:pPr>
+      <w:rPr>
+        <w:rFonts w:ascii="Courier New" w:hAnsi="Courier New" w:hint="default"/>
+        <w:sz w:val="20"/>
+      </w:rPr>
+    </w:lvl>
+    <w:lvl w:ilvl="2" w:tentative="1">
+      <w:start w:val="1"/>
+      <w:numFmt w:val="bullet"/>
+      <w:lvlText w:val=""/>
+      <w:lvlJc w:val="left"/>
+      <w:pPr>
+        <w:tabs>
+          <w:tab w:val="num" w:pos="2160"/>
+        </w:tabs>
+        <w:ind w:left="2160" w:hanging="360"/>
+      </w:pPr>
+      <w:rPr>
+        <w:rFonts w:ascii="Wingdings" w:hAnsi="Wingdings" w:hint="default"/>
+        <w:sz w:val="20"/>
+      </w:rPr>
+    </w:lvl>
+    <w:lvl w:ilvl="3" w:tentative="1">
+      <w:start w:val="1"/>
+      <w:numFmt w:val="bullet"/>
+      <w:lvlText w:val=""/>
+      <w:lvlJc w:val="left"/>
+      <w:pPr>
+        <w:tabs>
+          <w:tab w:val="num" w:pos="2880"/>
+        </w:tabs>
+        <w:ind w:left="2880" w:hanging="360"/>
+      </w:pPr>
+      <w:rPr>
+        <w:rFonts w:ascii="Wingdings" w:hAnsi="Wingdings" w:hint="default"/>
+        <w:sz w:val="20"/>
+      </w:rPr>
+    </w:lvl>
+    <w:lvl w:ilvl="4" w:tentative="1">
+      <w:start w:val="1"/>
+      <w:numFmt w:val="bullet"/>
+      <w:lvlText w:val=""/>
+      <w:lvlJc w:val="left"/>
+      <w:pPr>
+        <w:tabs>
+          <w:tab w:val="num" w:pos="3600"/>
+        </w:tabs>
+        <w:ind w:left="3600" w:hanging="360"/>
+      </w:pPr>
+      <w:rPr>
+        <w:rFonts w:ascii="Wingdings" w:hAnsi="Wingdings" w:hint="default"/>
+        <w:sz w:val="20"/>
+      </w:rPr>
+    </w:lvl>
+    <w:lvl w:ilvl="5" w:tentative="1">
+      <w:start w:val="1"/>
+      <w:numFmt w:val="bullet"/>
+      <w:lvlText w:val=""/>
+      <w:lvlJc w:val="left"/>
+      <w:pPr>
+        <w:tabs>
+          <w:tab w:val="num" w:pos="4320"/>
+        </w:tabs>
+        <w:ind w:left="4320" w:hanging="360"/>
+      </w:pPr>
+      <w:rPr>
+        <w:rFonts w:ascii="Wingdings" w:hAnsi="Wingdings" w:hint="default"/>
+        <w:sz w:val="20"/>
+      </w:rPr>
+    </w:lvl>
+    <w:lvl w:ilvl="6" w:tentative="1">
+      <w:start w:val="1"/>
+      <w:numFmt w:val="bullet"/>
+      <w:lvlText w:val=""/>
+      <w:lvlJc w:val="left"/>
+      <w:pPr>
+        <w:tabs>
+          <w:tab w:val="num" w:pos="5040"/>
+        </w:tabs>
+        <w:ind w:left="5040" w:hanging="360"/>
+      </w:pPr>
+      <w:rPr>
+        <w:rFonts w:ascii="Wingdings" w:hAnsi="Wingdings" w:hint="default"/>
+        <w:sz w:val="20"/>
+      </w:rPr>
+    </w:lvl>
+    <w:lvl w:ilvl="7" w:tentative="1">
+      <w:start w:val="1"/>
+      <w:numFmt w:val="bullet"/>
+      <w:lvlText w:val=""/>
+      <w:lvlJc w:val="left"/>
+      <w:pPr>
+        <w:tabs>
+          <w:tab w:val="num" w:pos="5760"/>
+        </w:tabs>
+        <w:ind w:left="5760" w:hanging="360"/>
+      </w:pPr>
+      <w:rPr>
+        <w:rFonts w:ascii="Wingdings" w:hAnsi="Wingdings" w:hint="default"/>
+        <w:sz w:val="20"/>
+      </w:rPr>
+    </w:lvl>
+    <w:lvl w:ilvl="8" w:tentative="1">
+      <w:start w:val="1"/>
+      <w:numFmt w:val="bullet"/>
+      <w:lvlText w:val=""/>
+      <w:lvlJc w:val="left"/>
+      <w:pPr>
+        <w:tabs>
+          <w:tab w:val="num" w:pos="6480"/>
+        </w:tabs>
+        <w:ind w:left="6480" w:hanging="360"/>
+      </w:pPr>
+      <w:rPr>
+        <w:rFonts w:ascii="Wingdings" w:hAnsi="Wingdings" w:hint="default"/>
+        <w:sz w:val="20"/>
+      </w:rPr>
+    </w:lvl>
+  </w:abstractNum>
+  <w:abstractNum w:abstractNumId="3" w15:restartNumberingAfterBreak="0">
+    <w:nsid w:val="0C490246"/>
+    <w:multiLevelType w:val="multilevel"/>
+    <w:tmpl w:val="E6E6ACD8"/>
+    <w:lvl w:ilvl="0">
+      <w:start w:val="1"/>
+      <w:numFmt w:val="bullet"/>
+      <w:lvlText w:val=""/>
+      <w:lvlJc w:val="left"/>
+      <w:pPr>
+        <w:tabs>
+          <w:tab w:val="num" w:pos="720"/>
+        </w:tabs>
+        <w:ind w:left="720" w:hanging="360"/>
+      </w:pPr>
+      <w:rPr>
+        <w:rFonts w:ascii="Symbol" w:hAnsi="Symbol" w:hint="default"/>
+        <w:sz w:val="20"/>
+      </w:rPr>
+    </w:lvl>
+    <w:lvl w:ilvl="1" w:tentative="1">
+      <w:start w:val="1"/>
+      <w:numFmt w:val="bullet"/>
+      <w:lvlText w:val="o"/>
+      <w:lvlJc w:val="left"/>
+      <w:pPr>
+        <w:tabs>
+          <w:tab w:val="num" w:pos="1440"/>
+        </w:tabs>
+        <w:ind w:left="1440" w:hanging="360"/>
+      </w:pPr>
+      <w:rPr>
+        <w:rFonts w:ascii="Courier New" w:hAnsi="Courier New" w:hint="default"/>
+        <w:sz w:val="20"/>
+      </w:rPr>
+    </w:lvl>
+    <w:lvl w:ilvl="2" w:tentative="1">
+      <w:start w:val="1"/>
+      <w:numFmt w:val="bullet"/>
+      <w:lvlText w:val=""/>
+      <w:lvlJc w:val="left"/>
+      <w:pPr>
+        <w:tabs>
+          <w:tab w:val="num" w:pos="2160"/>
+        </w:tabs>
+        <w:ind w:left="2160" w:hanging="360"/>
+      </w:pPr>
+      <w:rPr>
+        <w:rFonts w:ascii="Wingdings" w:hAnsi="Wingdings" w:hint="default"/>
+        <w:sz w:val="20"/>
+      </w:rPr>
+    </w:lvl>
+    <w:lvl w:ilvl="3" w:tentative="1">
+      <w:start w:val="1"/>
+      <w:numFmt w:val="bullet"/>
+      <w:lvlText w:val=""/>
+      <w:lvlJc w:val="left"/>
+      <w:pPr>
+        <w:tabs>
+          <w:tab w:val="num" w:pos="2880"/>
+        </w:tabs>
+        <w:ind w:left="2880" w:hanging="360"/>
+      </w:pPr>
+      <w:rPr>
+        <w:rFonts w:ascii="Wingdings" w:hAnsi="Wingdings" w:hint="default"/>
+        <w:sz w:val="20"/>
+      </w:rPr>
+    </w:lvl>
+    <w:lvl w:ilvl="4" w:tentative="1">
+      <w:start w:val="1"/>
+      <w:numFmt w:val="bullet"/>
+      <w:lvlText w:val=""/>
+      <w:lvlJc w:val="left"/>
+      <w:pPr>
+        <w:tabs>
+          <w:tab w:val="num" w:pos="3600"/>
+        </w:tabs>
+        <w:ind w:left="3600" w:hanging="360"/>
+      </w:pPr>
+      <w:rPr>
+        <w:rFonts w:ascii="Wingdings" w:hAnsi="Wingdings" w:hint="default"/>
+        <w:sz w:val="20"/>
+      </w:rPr>
+    </w:lvl>
+    <w:lvl w:ilvl="5" w:tentative="1">
+      <w:start w:val="1"/>
+      <w:numFmt w:val="bullet"/>
+      <w:lvlText w:val=""/>
+      <w:lvlJc w:val="left"/>
+      <w:pPr>
+        <w:tabs>
+          <w:tab w:val="num" w:pos="4320"/>
+        </w:tabs>
+        <w:ind w:left="4320" w:hanging="360"/>
+      </w:pPr>
+      <w:rPr>
+        <w:rFonts w:ascii="Wingdings" w:hAnsi="Wingdings" w:hint="default"/>
+        <w:sz w:val="20"/>
+      </w:rPr>
+    </w:lvl>
+    <w:lvl w:ilvl="6" w:tentative="1">
+      <w:start w:val="1"/>
+      <w:numFmt w:val="bullet"/>
+      <w:lvlText w:val=""/>
+      <w:lvlJc w:val="left"/>
+      <w:pPr>
+        <w:tabs>
+          <w:tab w:val="num" w:pos="5040"/>
+        </w:tabs>
+        <w:ind w:left="5040" w:hanging="360"/>
+      </w:pPr>
+      <w:rPr>
+        <w:rFonts w:ascii="Wingdings" w:hAnsi="Wingdings" w:hint="default"/>
+        <w:sz w:val="20"/>
+      </w:rPr>
+    </w:lvl>
+    <w:lvl w:ilvl="7" w:tentative="1">
+      <w:start w:val="1"/>
+      <w:numFmt w:val="bullet"/>
+      <w:lvlText w:val=""/>
+      <w:lvlJc w:val="left"/>
+      <w:pPr>
+        <w:tabs>
+          <w:tab w:val="num" w:pos="5760"/>
+        </w:tabs>
+        <w:ind w:left="5760" w:hanging="360"/>
+      </w:pPr>
+      <w:rPr>
+        <w:rFonts w:ascii="Wingdings" w:hAnsi="Wingdings" w:hint="default"/>
+        <w:sz w:val="20"/>
+      </w:rPr>
+    </w:lvl>
+    <w:lvl w:ilvl="8" w:tentative="1">
+      <w:start w:val="1"/>
+      <w:numFmt w:val="bullet"/>
+      <w:lvlText w:val=""/>
+      <w:lvlJc w:val="left"/>
+      <w:pPr>
+        <w:tabs>
+          <w:tab w:val="num" w:pos="6480"/>
+        </w:tabs>
+        <w:ind w:left="6480" w:hanging="360"/>
+      </w:pPr>
+      <w:rPr>
+        <w:rFonts w:ascii="Wingdings" w:hAnsi="Wingdings" w:hint="default"/>
+        <w:sz w:val="20"/>
+      </w:rPr>
+    </w:lvl>
+  </w:abstractNum>
+  <w:abstractNum w:abstractNumId="4" w15:restartNumberingAfterBreak="0">
+    <w:nsid w:val="14A111CC"/>
+    <w:multiLevelType w:val="multilevel"/>
+    <w:tmpl w:val="085E414C"/>
+    <w:lvl w:ilvl="0">
+      <w:start w:val="1"/>
+      <w:numFmt w:val="bullet"/>
+      <w:lvlText w:val=""/>
+      <w:lvlJc w:val="left"/>
+      <w:pPr>
+        <w:tabs>
+          <w:tab w:val="num" w:pos="720"/>
+        </w:tabs>
+        <w:ind w:left="720" w:hanging="360"/>
+      </w:pPr>
+      <w:rPr>
+        <w:rFonts w:ascii="Symbol" w:hAnsi="Symbol" w:hint="default"/>
+        <w:sz w:val="20"/>
+      </w:rPr>
+    </w:lvl>
+    <w:lvl w:ilvl="1" w:tentative="1">
+      <w:start w:val="1"/>
+      <w:numFmt w:val="bullet"/>
+      <w:lvlText w:val="o"/>
+      <w:lvlJc w:val="left"/>
+      <w:pPr>
+        <w:tabs>
+          <w:tab w:val="num" w:pos="1440"/>
+        </w:tabs>
+        <w:ind w:left="1440" w:hanging="360"/>
+      </w:pPr>
+      <w:rPr>
+        <w:rFonts w:ascii="Courier New" w:hAnsi="Courier New" w:hint="default"/>
+        <w:sz w:val="20"/>
+      </w:rPr>
+    </w:lvl>
+    <w:lvl w:ilvl="2" w:tentative="1">
+      <w:start w:val="1"/>
+      <w:numFmt w:val="bullet"/>
+      <w:lvlText w:val=""/>
+      <w:lvlJc w:val="left"/>
+      <w:pPr>
+        <w:tabs>
+          <w:tab w:val="num" w:pos="2160"/>
+        </w:tabs>
+        <w:ind w:left="2160" w:hanging="360"/>
+      </w:pPr>
+      <w:rPr>
+        <w:rFonts w:ascii="Wingdings" w:hAnsi="Wingdings" w:hint="default"/>
+        <w:sz w:val="20"/>
+      </w:rPr>
+    </w:lvl>
+    <w:lvl w:ilvl="3" w:tentative="1">
+      <w:start w:val="1"/>
+      <w:numFmt w:val="bullet"/>
+      <w:lvlText w:val=""/>
+      <w:lvlJc w:val="left"/>
+      <w:pPr>
+        <w:tabs>
+          <w:tab w:val="num" w:pos="2880"/>
+        </w:tabs>
+        <w:ind w:left="2880" w:hanging="360"/>
+      </w:pPr>
+      <w:rPr>
+        <w:rFonts w:ascii="Wingdings" w:hAnsi="Wingdings" w:hint="default"/>
+        <w:sz w:val="20"/>
+      </w:rPr>
+    </w:lvl>
+    <w:lvl w:ilvl="4" w:tentative="1">
+      <w:start w:val="1"/>
+      <w:numFmt w:val="bullet"/>
+      <w:lvlText w:val=""/>
+      <w:lvlJc w:val="left"/>
+      <w:pPr>
+        <w:tabs>
+          <w:tab w:val="num" w:pos="3600"/>
+        </w:tabs>
+        <w:ind w:left="3600" w:hanging="360"/>
+      </w:pPr>
+      <w:rPr>
+        <w:rFonts w:ascii="Wingdings" w:hAnsi="Wingdings" w:hint="default"/>
+        <w:sz w:val="20"/>
+      </w:rPr>
+    </w:lvl>
+    <w:lvl w:ilvl="5" w:tentative="1">
+      <w:start w:val="1"/>
+      <w:numFmt w:val="bullet"/>
+      <w:lvlText w:val=""/>
+      <w:lvlJc w:val="left"/>
+      <w:pPr>
+        <w:tabs>
+          <w:tab w:val="num" w:pos="4320"/>
+        </w:tabs>
+        <w:ind w:left="4320" w:hanging="360"/>
+      </w:pPr>
+      <w:rPr>
+        <w:rFonts w:ascii="Wingdings" w:hAnsi="Wingdings" w:hint="default"/>
+        <w:sz w:val="20"/>
+      </w:rPr>
+    </w:lvl>
+    <w:lvl w:ilvl="6" w:tentative="1">
+      <w:start w:val="1"/>
+      <w:numFmt w:val="bullet"/>
+      <w:lvlText w:val=""/>
+      <w:lvlJc w:val="left"/>
+      <w:pPr>
+        <w:tabs>
+          <w:tab w:val="num" w:pos="5040"/>
+        </w:tabs>
+        <w:ind w:left="5040" w:hanging="360"/>
+      </w:pPr>
+      <w:rPr>
+        <w:rFonts w:ascii="Wingdings" w:hAnsi="Wingdings" w:hint="default"/>
+        <w:sz w:val="20"/>
+      </w:rPr>
+    </w:lvl>
+    <w:lvl w:ilvl="7" w:tentative="1">
+      <w:start w:val="1"/>
+      <w:numFmt w:val="bullet"/>
+      <w:lvlText w:val=""/>
+      <w:lvlJc w:val="left"/>
+      <w:pPr>
+        <w:tabs>
+          <w:tab w:val="num" w:pos="5760"/>
+        </w:tabs>
+        <w:ind w:left="5760" w:hanging="360"/>
+      </w:pPr>
+      <w:rPr>
+        <w:rFonts w:ascii="Wingdings" w:hAnsi="Wingdings" w:hint="default"/>
+        <w:sz w:val="20"/>
+      </w:rPr>
+    </w:lvl>
+    <w:lvl w:ilvl="8" w:tentative="1">
+      <w:start w:val="1"/>
+      <w:numFmt w:val="bullet"/>
+      <w:lvlText w:val=""/>
+      <w:lvlJc w:val="left"/>
+      <w:pPr>
+        <w:tabs>
+          <w:tab w:val="num" w:pos="6480"/>
+        </w:tabs>
+        <w:ind w:left="6480" w:hanging="360"/>
+      </w:pPr>
+      <w:rPr>
+        <w:rFonts w:ascii="Wingdings" w:hAnsi="Wingdings" w:hint="default"/>
+        <w:sz w:val="20"/>
+      </w:rPr>
+    </w:lvl>
+  </w:abstractNum>
+  <w:abstractNum w:abstractNumId="5" w15:restartNumberingAfterBreak="0">
     <w:nsid w:val="1FA94524"/>
     <w:multiLevelType w:val="multilevel"/>
     <w:tmpl w:val="5A18CE8E"/>
@@ -35240,7 +39445,156 @@
       </w:rPr>
     </w:lvl>
   </w:abstractNum>
-  <w:abstractNum w:abstractNumId="2" w15:restartNumberingAfterBreak="0">
+  <w:abstractNum w:abstractNumId="6" w15:restartNumberingAfterBreak="0">
+    <w:nsid w:val="238B3D52"/>
+    <w:multiLevelType w:val="multilevel"/>
+    <w:tmpl w:val="738AEB30"/>
+    <w:lvl w:ilvl="0">
+      <w:start w:val="1"/>
+      <w:numFmt w:val="bullet"/>
+      <w:lvlText w:val=""/>
+      <w:lvlJc w:val="left"/>
+      <w:pPr>
+        <w:tabs>
+          <w:tab w:val="num" w:pos="720"/>
+        </w:tabs>
+        <w:ind w:left="720" w:hanging="360"/>
+      </w:pPr>
+      <w:rPr>
+        <w:rFonts w:ascii="Symbol" w:hAnsi="Symbol" w:hint="default"/>
+        <w:sz w:val="20"/>
+      </w:rPr>
+    </w:lvl>
+    <w:lvl w:ilvl="1" w:tentative="1">
+      <w:start w:val="1"/>
+      <w:numFmt w:val="bullet"/>
+      <w:lvlText w:val="o"/>
+      <w:lvlJc w:val="left"/>
+      <w:pPr>
+        <w:tabs>
+          <w:tab w:val="num" w:pos="1440"/>
+        </w:tabs>
+        <w:ind w:left="1440" w:hanging="360"/>
+      </w:pPr>
+      <w:rPr>
+        <w:rFonts w:ascii="Courier New" w:hAnsi="Courier New" w:hint="default"/>
+        <w:sz w:val="20"/>
+      </w:rPr>
+    </w:lvl>
+    <w:lvl w:ilvl="2" w:tentative="1">
+      <w:start w:val="1"/>
+      <w:numFmt w:val="bullet"/>
+      <w:lvlText w:val=""/>
+      <w:lvlJc w:val="left"/>
+      <w:pPr>
+        <w:tabs>
+          <w:tab w:val="num" w:pos="2160"/>
+        </w:tabs>
+        <w:ind w:left="2160" w:hanging="360"/>
+      </w:pPr>
+      <w:rPr>
+        <w:rFonts w:ascii="Wingdings" w:hAnsi="Wingdings" w:hint="default"/>
+        <w:sz w:val="20"/>
+      </w:rPr>
+    </w:lvl>
+    <w:lvl w:ilvl="3" w:tentative="1">
+      <w:start w:val="1"/>
+      <w:numFmt w:val="bullet"/>
+      <w:lvlText w:val=""/>
+      <w:lvlJc w:val="left"/>
+      <w:pPr>
+        <w:tabs>
+          <w:tab w:val="num" w:pos="2880"/>
+        </w:tabs>
+        <w:ind w:left="2880" w:hanging="360"/>
+      </w:pPr>
+      <w:rPr>
+        <w:rFonts w:ascii="Wingdings" w:hAnsi="Wingdings" w:hint="default"/>
+        <w:sz w:val="20"/>
+      </w:rPr>
+    </w:lvl>
+    <w:lvl w:ilvl="4" w:tentative="1">
+      <w:start w:val="1"/>
+      <w:numFmt w:val="bullet"/>
+      <w:lvlText w:val=""/>
+      <w:lvlJc w:val="left"/>
+      <w:pPr>
+        <w:tabs>
+          <w:tab w:val="num" w:pos="3600"/>
+        </w:tabs>
+        <w:ind w:left="3600" w:hanging="360"/>
+      </w:pPr>
+      <w:rPr>
+        <w:rFonts w:ascii="Wingdings" w:hAnsi="Wingdings" w:hint="default"/>
+        <w:sz w:val="20"/>
+      </w:rPr>
+    </w:lvl>
+    <w:lvl w:ilvl="5" w:tentative="1">
+      <w:start w:val="1"/>
+      <w:numFmt w:val="bullet"/>
+      <w:lvlText w:val=""/>
+      <w:lvlJc w:val="left"/>
+      <w:pPr>
+        <w:tabs>
+          <w:tab w:val="num" w:pos="4320"/>
+        </w:tabs>
+        <w:ind w:left="4320" w:hanging="360"/>
+      </w:pPr>
+      <w:rPr>
+        <w:rFonts w:ascii="Wingdings" w:hAnsi="Wingdings" w:hint="default"/>
+        <w:sz w:val="20"/>
+      </w:rPr>
+    </w:lvl>
+    <w:lvl w:ilvl="6" w:tentative="1">
+      <w:start w:val="1"/>
+      <w:numFmt w:val="bullet"/>
+      <w:lvlText w:val=""/>
+      <w:lvlJc w:val="left"/>
+      <w:pPr>
+        <w:tabs>
+          <w:tab w:val="num" w:pos="5040"/>
+        </w:tabs>
+        <w:ind w:left="5040" w:hanging="360"/>
+      </w:pPr>
+      <w:rPr>
+        <w:rFonts w:ascii="Wingdings" w:hAnsi="Wingdings" w:hint="default"/>
+        <w:sz w:val="20"/>
+      </w:rPr>
+    </w:lvl>
+    <w:lvl w:ilvl="7" w:tentative="1">
+      <w:start w:val="1"/>
+      <w:numFmt w:val="bullet"/>
+      <w:lvlText w:val=""/>
+      <w:lvlJc w:val="left"/>
+      <w:pPr>
+        <w:tabs>
+          <w:tab w:val="num" w:pos="5760"/>
+        </w:tabs>
+        <w:ind w:left="5760" w:hanging="360"/>
+      </w:pPr>
+      <w:rPr>
+        <w:rFonts w:ascii="Wingdings" w:hAnsi="Wingdings" w:hint="default"/>
+        <w:sz w:val="20"/>
+      </w:rPr>
+    </w:lvl>
+    <w:lvl w:ilvl="8" w:tentative="1">
+      <w:start w:val="1"/>
+      <w:numFmt w:val="bullet"/>
+      <w:lvlText w:val=""/>
+      <w:lvlJc w:val="left"/>
+      <w:pPr>
+        <w:tabs>
+          <w:tab w:val="num" w:pos="6480"/>
+        </w:tabs>
+        <w:ind w:left="6480" w:hanging="360"/>
+      </w:pPr>
+      <w:rPr>
+        <w:rFonts w:ascii="Wingdings" w:hAnsi="Wingdings" w:hint="default"/>
+        <w:sz w:val="20"/>
+      </w:rPr>
+    </w:lvl>
+  </w:abstractNum>
+  <w:abstractNum w:abstractNumId="7" w15:restartNumberingAfterBreak="0">
     <w:nsid w:val="28406609"/>
     <w:multiLevelType w:val="multilevel"/>
     <w:tmpl w:val="52C4A16A"/>
@@ -35389,7 +39743,305 @@
       </w:rPr>
     </w:lvl>
   </w:abstractNum>
-  <w:abstractNum w:abstractNumId="3" w15:restartNumberingAfterBreak="0">
+  <w:abstractNum w:abstractNumId="8" w15:restartNumberingAfterBreak="0">
+    <w:nsid w:val="2A5123D6"/>
+    <w:multiLevelType w:val="multilevel"/>
+    <w:tmpl w:val="04C40B60"/>
+    <w:lvl w:ilvl="0">
+      <w:start w:val="1"/>
+      <w:numFmt w:val="bullet"/>
+      <w:lvlText w:val=""/>
+      <w:lvlJc w:val="left"/>
+      <w:pPr>
+        <w:tabs>
+          <w:tab w:val="num" w:pos="720"/>
+        </w:tabs>
+        <w:ind w:left="720" w:hanging="360"/>
+      </w:pPr>
+      <w:rPr>
+        <w:rFonts w:ascii="Symbol" w:hAnsi="Symbol" w:hint="default"/>
+        <w:sz w:val="20"/>
+      </w:rPr>
+    </w:lvl>
+    <w:lvl w:ilvl="1" w:tentative="1">
+      <w:start w:val="1"/>
+      <w:numFmt w:val="bullet"/>
+      <w:lvlText w:val="o"/>
+      <w:lvlJc w:val="left"/>
+      <w:pPr>
+        <w:tabs>
+          <w:tab w:val="num" w:pos="1440"/>
+        </w:tabs>
+        <w:ind w:left="1440" w:hanging="360"/>
+      </w:pPr>
+      <w:rPr>
+        <w:rFonts w:ascii="Courier New" w:hAnsi="Courier New" w:hint="default"/>
+        <w:sz w:val="20"/>
+      </w:rPr>
+    </w:lvl>
+    <w:lvl w:ilvl="2" w:tentative="1">
+      <w:start w:val="1"/>
+      <w:numFmt w:val="bullet"/>
+      <w:lvlText w:val=""/>
+      <w:lvlJc w:val="left"/>
+      <w:pPr>
+        <w:tabs>
+          <w:tab w:val="num" w:pos="2160"/>
+        </w:tabs>
+        <w:ind w:left="2160" w:hanging="360"/>
+      </w:pPr>
+      <w:rPr>
+        <w:rFonts w:ascii="Wingdings" w:hAnsi="Wingdings" w:hint="default"/>
+        <w:sz w:val="20"/>
+      </w:rPr>
+    </w:lvl>
+    <w:lvl w:ilvl="3" w:tentative="1">
+      <w:start w:val="1"/>
+      <w:numFmt w:val="bullet"/>
+      <w:lvlText w:val=""/>
+      <w:lvlJc w:val="left"/>
+      <w:pPr>
+        <w:tabs>
+          <w:tab w:val="num" w:pos="2880"/>
+        </w:tabs>
+        <w:ind w:left="2880" w:hanging="360"/>
+      </w:pPr>
+      <w:rPr>
+        <w:rFonts w:ascii="Wingdings" w:hAnsi="Wingdings" w:hint="default"/>
+        <w:sz w:val="20"/>
+      </w:rPr>
+    </w:lvl>
+    <w:lvl w:ilvl="4" w:tentative="1">
+      <w:start w:val="1"/>
+      <w:numFmt w:val="bullet"/>
+      <w:lvlText w:val=""/>
+      <w:lvlJc w:val="left"/>
+      <w:pPr>
+        <w:tabs>
+          <w:tab w:val="num" w:pos="3600"/>
+        </w:tabs>
+        <w:ind w:left="3600" w:hanging="360"/>
+      </w:pPr>
+      <w:rPr>
+        <w:rFonts w:ascii="Wingdings" w:hAnsi="Wingdings" w:hint="default"/>
+        <w:sz w:val="20"/>
+      </w:rPr>
+    </w:lvl>
+    <w:lvl w:ilvl="5" w:tentative="1">
+      <w:start w:val="1"/>
+      <w:numFmt w:val="bullet"/>
+      <w:lvlText w:val=""/>
+      <w:lvlJc w:val="left"/>
+      <w:pPr>
+        <w:tabs>
+          <w:tab w:val="num" w:pos="4320"/>
+        </w:tabs>
+        <w:ind w:left="4320" w:hanging="360"/>
+      </w:pPr>
+      <w:rPr>
+        <w:rFonts w:ascii="Wingdings" w:hAnsi="Wingdings" w:hint="default"/>
+        <w:sz w:val="20"/>
+      </w:rPr>
+    </w:lvl>
+    <w:lvl w:ilvl="6" w:tentative="1">
+      <w:start w:val="1"/>
+      <w:numFmt w:val="bullet"/>
+      <w:lvlText w:val=""/>
+      <w:lvlJc w:val="left"/>
+      <w:pPr>
+        <w:tabs>
+          <w:tab w:val="num" w:pos="5040"/>
+        </w:tabs>
+        <w:ind w:left="5040" w:hanging="360"/>
+      </w:pPr>
+      <w:rPr>
+        <w:rFonts w:ascii="Wingdings" w:hAnsi="Wingdings" w:hint="default"/>
+        <w:sz w:val="20"/>
+      </w:rPr>
+    </w:lvl>
+    <w:lvl w:ilvl="7" w:tentative="1">
+      <w:start w:val="1"/>
+      <w:numFmt w:val="bullet"/>
+      <w:lvlText w:val=""/>
+      <w:lvlJc w:val="left"/>
+      <w:pPr>
+        <w:tabs>
+          <w:tab w:val="num" w:pos="5760"/>
+        </w:tabs>
+        <w:ind w:left="5760" w:hanging="360"/>
+      </w:pPr>
+      <w:rPr>
+        <w:rFonts w:ascii="Wingdings" w:hAnsi="Wingdings" w:hint="default"/>
+        <w:sz w:val="20"/>
+      </w:rPr>
+    </w:lvl>
+    <w:lvl w:ilvl="8" w:tentative="1">
+      <w:start w:val="1"/>
+      <w:numFmt w:val="bullet"/>
+      <w:lvlText w:val=""/>
+      <w:lvlJc w:val="left"/>
+      <w:pPr>
+        <w:tabs>
+          <w:tab w:val="num" w:pos="6480"/>
+        </w:tabs>
+        <w:ind w:left="6480" w:hanging="360"/>
+      </w:pPr>
+      <w:rPr>
+        <w:rFonts w:ascii="Wingdings" w:hAnsi="Wingdings" w:hint="default"/>
+        <w:sz w:val="20"/>
+      </w:rPr>
+    </w:lvl>
+  </w:abstractNum>
+  <w:abstractNum w:abstractNumId="9" w15:restartNumberingAfterBreak="0">
+    <w:nsid w:val="2B117306"/>
+    <w:multiLevelType w:val="multilevel"/>
+    <w:tmpl w:val="DC0AFDA8"/>
+    <w:lvl w:ilvl="0">
+      <w:start w:val="1"/>
+      <w:numFmt w:val="bullet"/>
+      <w:lvlText w:val=""/>
+      <w:lvlJc w:val="left"/>
+      <w:pPr>
+        <w:tabs>
+          <w:tab w:val="num" w:pos="720"/>
+        </w:tabs>
+        <w:ind w:left="720" w:hanging="360"/>
+      </w:pPr>
+      <w:rPr>
+        <w:rFonts w:ascii="Symbol" w:hAnsi="Symbol" w:hint="default"/>
+        <w:sz w:val="20"/>
+      </w:rPr>
+    </w:lvl>
+    <w:lvl w:ilvl="1" w:tentative="1">
+      <w:start w:val="1"/>
+      <w:numFmt w:val="bullet"/>
+      <w:lvlText w:val="o"/>
+      <w:lvlJc w:val="left"/>
+      <w:pPr>
+        <w:tabs>
+          <w:tab w:val="num" w:pos="1440"/>
+        </w:tabs>
+        <w:ind w:left="1440" w:hanging="360"/>
+      </w:pPr>
+      <w:rPr>
+        <w:rFonts w:ascii="Courier New" w:hAnsi="Courier New" w:hint="default"/>
+        <w:sz w:val="20"/>
+      </w:rPr>
+    </w:lvl>
+    <w:lvl w:ilvl="2" w:tentative="1">
+      <w:start w:val="1"/>
+      <w:numFmt w:val="bullet"/>
+      <w:lvlText w:val=""/>
+      <w:lvlJc w:val="left"/>
+      <w:pPr>
+        <w:tabs>
+          <w:tab w:val="num" w:pos="2160"/>
+        </w:tabs>
+        <w:ind w:left="2160" w:hanging="360"/>
+      </w:pPr>
+      <w:rPr>
+        <w:rFonts w:ascii="Wingdings" w:hAnsi="Wingdings" w:hint="default"/>
+        <w:sz w:val="20"/>
+      </w:rPr>
+    </w:lvl>
+    <w:lvl w:ilvl="3" w:tentative="1">
+      <w:start w:val="1"/>
+      <w:numFmt w:val="bullet"/>
+      <w:lvlText w:val=""/>
+      <w:lvlJc w:val="left"/>
+      <w:pPr>
+        <w:tabs>
+          <w:tab w:val="num" w:pos="2880"/>
+        </w:tabs>
+        <w:ind w:left="2880" w:hanging="360"/>
+      </w:pPr>
+      <w:rPr>
+        <w:rFonts w:ascii="Wingdings" w:hAnsi="Wingdings" w:hint="default"/>
+        <w:sz w:val="20"/>
+      </w:rPr>
+    </w:lvl>
+    <w:lvl w:ilvl="4" w:tentative="1">
+      <w:start w:val="1"/>
+      <w:numFmt w:val="bullet"/>
+      <w:lvlText w:val=""/>
+      <w:lvlJc w:val="left"/>
+      <w:pPr>
+        <w:tabs>
+          <w:tab w:val="num" w:pos="3600"/>
+        </w:tabs>
+        <w:ind w:left="3600" w:hanging="360"/>
+      </w:pPr>
+      <w:rPr>
+        <w:rFonts w:ascii="Wingdings" w:hAnsi="Wingdings" w:hint="default"/>
+        <w:sz w:val="20"/>
+      </w:rPr>
+    </w:lvl>
+    <w:lvl w:ilvl="5" w:tentative="1">
+      <w:start w:val="1"/>
+      <w:numFmt w:val="bullet"/>
+      <w:lvlText w:val=""/>
+      <w:lvlJc w:val="left"/>
+      <w:pPr>
+        <w:tabs>
+          <w:tab w:val="num" w:pos="4320"/>
+        </w:tabs>
+        <w:ind w:left="4320" w:hanging="360"/>
+      </w:pPr>
+      <w:rPr>
+        <w:rFonts w:ascii="Wingdings" w:hAnsi="Wingdings" w:hint="default"/>
+        <w:sz w:val="20"/>
+      </w:rPr>
+    </w:lvl>
+    <w:lvl w:ilvl="6" w:tentative="1">
+      <w:start w:val="1"/>
+      <w:numFmt w:val="bullet"/>
+      <w:lvlText w:val=""/>
+      <w:lvlJc w:val="left"/>
+      <w:pPr>
+        <w:tabs>
+          <w:tab w:val="num" w:pos="5040"/>
+        </w:tabs>
+        <w:ind w:left="5040" w:hanging="360"/>
+      </w:pPr>
+      <w:rPr>
+        <w:rFonts w:ascii="Wingdings" w:hAnsi="Wingdings" w:hint="default"/>
+        <w:sz w:val="20"/>
+      </w:rPr>
+    </w:lvl>
+    <w:lvl w:ilvl="7" w:tentative="1">
+      <w:start w:val="1"/>
+      <w:numFmt w:val="bullet"/>
+      <w:lvlText w:val=""/>
+      <w:lvlJc w:val="left"/>
+      <w:pPr>
+        <w:tabs>
+          <w:tab w:val="num" w:pos="5760"/>
+        </w:tabs>
+        <w:ind w:left="5760" w:hanging="360"/>
+      </w:pPr>
+      <w:rPr>
+        <w:rFonts w:ascii="Wingdings" w:hAnsi="Wingdings" w:hint="default"/>
+        <w:sz w:val="20"/>
+      </w:rPr>
+    </w:lvl>
+    <w:lvl w:ilvl="8" w:tentative="1">
+      <w:start w:val="1"/>
+      <w:numFmt w:val="bullet"/>
+      <w:lvlText w:val=""/>
+      <w:lvlJc w:val="left"/>
+      <w:pPr>
+        <w:tabs>
+          <w:tab w:val="num" w:pos="6480"/>
+        </w:tabs>
+        <w:ind w:left="6480" w:hanging="360"/>
+      </w:pPr>
+      <w:rPr>
+        <w:rFonts w:ascii="Wingdings" w:hAnsi="Wingdings" w:hint="default"/>
+        <w:sz w:val="20"/>
+      </w:rPr>
+    </w:lvl>
+  </w:abstractNum>
+  <w:abstractNum w:abstractNumId="10" w15:restartNumberingAfterBreak="0">
     <w:nsid w:val="2BF939B9"/>
     <w:multiLevelType w:val="multilevel"/>
     <w:tmpl w:val="78ACD496"/>
@@ -35538,7 +40190,156 @@
       </w:rPr>
     </w:lvl>
   </w:abstractNum>
-  <w:abstractNum w:abstractNumId="4" w15:restartNumberingAfterBreak="0">
+  <w:abstractNum w:abstractNumId="11" w15:restartNumberingAfterBreak="0">
+    <w:nsid w:val="2C1B472F"/>
+    <w:multiLevelType w:val="multilevel"/>
+    <w:tmpl w:val="31B2FFF2"/>
+    <w:lvl w:ilvl="0">
+      <w:start w:val="1"/>
+      <w:numFmt w:val="bullet"/>
+      <w:lvlText w:val=""/>
+      <w:lvlJc w:val="left"/>
+      <w:pPr>
+        <w:tabs>
+          <w:tab w:val="num" w:pos="720"/>
+        </w:tabs>
+        <w:ind w:left="720" w:hanging="360"/>
+      </w:pPr>
+      <w:rPr>
+        <w:rFonts w:ascii="Symbol" w:hAnsi="Symbol" w:hint="default"/>
+        <w:sz w:val="20"/>
+      </w:rPr>
+    </w:lvl>
+    <w:lvl w:ilvl="1" w:tentative="1">
+      <w:start w:val="1"/>
+      <w:numFmt w:val="bullet"/>
+      <w:lvlText w:val="o"/>
+      <w:lvlJc w:val="left"/>
+      <w:pPr>
+        <w:tabs>
+          <w:tab w:val="num" w:pos="1440"/>
+        </w:tabs>
+        <w:ind w:left="1440" w:hanging="360"/>
+      </w:pPr>
+      <w:rPr>
+        <w:rFonts w:ascii="Courier New" w:hAnsi="Courier New" w:hint="default"/>
+        <w:sz w:val="20"/>
+      </w:rPr>
+    </w:lvl>
+    <w:lvl w:ilvl="2" w:tentative="1">
+      <w:start w:val="1"/>
+      <w:numFmt w:val="bullet"/>
+      <w:lvlText w:val=""/>
+      <w:lvlJc w:val="left"/>
+      <w:pPr>
+        <w:tabs>
+          <w:tab w:val="num" w:pos="2160"/>
+        </w:tabs>
+        <w:ind w:left="2160" w:hanging="360"/>
+      </w:pPr>
+      <w:rPr>
+        <w:rFonts w:ascii="Wingdings" w:hAnsi="Wingdings" w:hint="default"/>
+        <w:sz w:val="20"/>
+      </w:rPr>
+    </w:lvl>
+    <w:lvl w:ilvl="3" w:tentative="1">
+      <w:start w:val="1"/>
+      <w:numFmt w:val="bullet"/>
+      <w:lvlText w:val=""/>
+      <w:lvlJc w:val="left"/>
+      <w:pPr>
+        <w:tabs>
+          <w:tab w:val="num" w:pos="2880"/>
+        </w:tabs>
+        <w:ind w:left="2880" w:hanging="360"/>
+      </w:pPr>
+      <w:rPr>
+        <w:rFonts w:ascii="Wingdings" w:hAnsi="Wingdings" w:hint="default"/>
+        <w:sz w:val="20"/>
+      </w:rPr>
+    </w:lvl>
+    <w:lvl w:ilvl="4" w:tentative="1">
+      <w:start w:val="1"/>
+      <w:numFmt w:val="bullet"/>
+      <w:lvlText w:val=""/>
+      <w:lvlJc w:val="left"/>
+      <w:pPr>
+        <w:tabs>
+          <w:tab w:val="num" w:pos="3600"/>
+        </w:tabs>
+        <w:ind w:left="3600" w:hanging="360"/>
+      </w:pPr>
+      <w:rPr>
+        <w:rFonts w:ascii="Wingdings" w:hAnsi="Wingdings" w:hint="default"/>
+        <w:sz w:val="20"/>
+      </w:rPr>
+    </w:lvl>
+    <w:lvl w:ilvl="5" w:tentative="1">
+      <w:start w:val="1"/>
+      <w:numFmt w:val="bullet"/>
+      <w:lvlText w:val=""/>
+      <w:lvlJc w:val="left"/>
+      <w:pPr>
+        <w:tabs>
+          <w:tab w:val="num" w:pos="4320"/>
+        </w:tabs>
+        <w:ind w:left="4320" w:hanging="360"/>
+      </w:pPr>
+      <w:rPr>
+        <w:rFonts w:ascii="Wingdings" w:hAnsi="Wingdings" w:hint="default"/>
+        <w:sz w:val="20"/>
+      </w:rPr>
+    </w:lvl>
+    <w:lvl w:ilvl="6" w:tentative="1">
+      <w:start w:val="1"/>
+      <w:numFmt w:val="bullet"/>
+      <w:lvlText w:val=""/>
+      <w:lvlJc w:val="left"/>
+      <w:pPr>
+        <w:tabs>
+          <w:tab w:val="num" w:pos="5040"/>
+        </w:tabs>
+        <w:ind w:left="5040" w:hanging="360"/>
+      </w:pPr>
+      <w:rPr>
+        <w:rFonts w:ascii="Wingdings" w:hAnsi="Wingdings" w:hint="default"/>
+        <w:sz w:val="20"/>
+      </w:rPr>
+    </w:lvl>
+    <w:lvl w:ilvl="7" w:tentative="1">
+      <w:start w:val="1"/>
+      <w:numFmt w:val="bullet"/>
+      <w:lvlText w:val=""/>
+      <w:lvlJc w:val="left"/>
+      <w:pPr>
+        <w:tabs>
+          <w:tab w:val="num" w:pos="5760"/>
+        </w:tabs>
+        <w:ind w:left="5760" w:hanging="360"/>
+      </w:pPr>
+      <w:rPr>
+        <w:rFonts w:ascii="Wingdings" w:hAnsi="Wingdings" w:hint="default"/>
+        <w:sz w:val="20"/>
+      </w:rPr>
+    </w:lvl>
+    <w:lvl w:ilvl="8" w:tentative="1">
+      <w:start w:val="1"/>
+      <w:numFmt w:val="bullet"/>
+      <w:lvlText w:val=""/>
+      <w:lvlJc w:val="left"/>
+      <w:pPr>
+        <w:tabs>
+          <w:tab w:val="num" w:pos="6480"/>
+        </w:tabs>
+        <w:ind w:left="6480" w:hanging="360"/>
+      </w:pPr>
+      <w:rPr>
+        <w:rFonts w:ascii="Wingdings" w:hAnsi="Wingdings" w:hint="default"/>
+        <w:sz w:val="20"/>
+      </w:rPr>
+    </w:lvl>
+  </w:abstractNum>
+  <w:abstractNum w:abstractNumId="12" w15:restartNumberingAfterBreak="0">
     <w:nsid w:val="2C963331"/>
     <w:multiLevelType w:val="multilevel"/>
     <w:tmpl w:val="4C34F514"/>
@@ -35687,7 +40488,120 @@
       </w:rPr>
     </w:lvl>
   </w:abstractNum>
-  <w:abstractNum w:abstractNumId="5" w15:restartNumberingAfterBreak="0">
+  <w:abstractNum w:abstractNumId="13" w15:restartNumberingAfterBreak="0">
+    <w:nsid w:val="307A7E74"/>
+    <w:multiLevelType w:val="hybridMultilevel"/>
+    <w:tmpl w:val="B2306BD0"/>
+    <w:lvl w:ilvl="0" w:tplc="4C090001">
+      <w:start w:val="1"/>
+      <w:numFmt w:val="bullet"/>
+      <w:lvlText w:val=""/>
+      <w:lvlJc w:val="left"/>
+      <w:pPr>
+        <w:ind w:left="720" w:hanging="360"/>
+      </w:pPr>
+      <w:rPr>
+        <w:rFonts w:ascii="Symbol" w:hAnsi="Symbol" w:hint="default"/>
+      </w:rPr>
+    </w:lvl>
+    <w:lvl w:ilvl="1" w:tplc="4C090003" w:tentative="1">
+      <w:start w:val="1"/>
+      <w:numFmt w:val="bullet"/>
+      <w:lvlText w:val="o"/>
+      <w:lvlJc w:val="left"/>
+      <w:pPr>
+        <w:ind w:left="1440" w:hanging="360"/>
+      </w:pPr>
+      <w:rPr>
+        <w:rFonts w:ascii="Courier New" w:hAnsi="Courier New" w:cs="Courier New" w:hint="default"/>
+      </w:rPr>
+    </w:lvl>
+    <w:lvl w:ilvl="2" w:tplc="4C090005" w:tentative="1">
+      <w:start w:val="1"/>
+      <w:numFmt w:val="bullet"/>
+      <w:lvlText w:val=""/>
+      <w:lvlJc w:val="left"/>
+      <w:pPr>
+        <w:ind w:left="2160" w:hanging="360"/>
+      </w:pPr>
+      <w:rPr>
+        <w:rFonts w:ascii="Wingdings" w:hAnsi="Wingdings" w:hint="default"/>
+      </w:rPr>
+    </w:lvl>
+    <w:lvl w:ilvl="3" w:tplc="4C090001" w:tentative="1">
+      <w:start w:val="1"/>
+      <w:numFmt w:val="bullet"/>
+      <w:lvlText w:val=""/>
+      <w:lvlJc w:val="left"/>
+      <w:pPr>
+        <w:ind w:left="2880" w:hanging="360"/>
+      </w:pPr>
+      <w:rPr>
+        <w:rFonts w:ascii="Symbol" w:hAnsi="Symbol" w:hint="default"/>
+      </w:rPr>
+    </w:lvl>
+    <w:lvl w:ilvl="4" w:tplc="4C090003" w:tentative="1">
+      <w:start w:val="1"/>
+      <w:numFmt w:val="bullet"/>
+      <w:lvlText w:val="o"/>
+      <w:lvlJc w:val="left"/>
+      <w:pPr>
+        <w:ind w:left="3600" w:hanging="360"/>
+      </w:pPr>
+      <w:rPr>
+        <w:rFonts w:ascii="Courier New" w:hAnsi="Courier New" w:cs="Courier New" w:hint="default"/>
+      </w:rPr>
+    </w:lvl>
+    <w:lvl w:ilvl="5" w:tplc="4C090005" w:tentative="1">
+      <w:start w:val="1"/>
+      <w:numFmt w:val="bullet"/>
+      <w:lvlText w:val=""/>
+      <w:lvlJc w:val="left"/>
+      <w:pPr>
+        <w:ind w:left="4320" w:hanging="360"/>
+      </w:pPr>
+      <w:rPr>
+        <w:rFonts w:ascii="Wingdings" w:hAnsi="Wingdings" w:hint="default"/>
+      </w:rPr>
+    </w:lvl>
+    <w:lvl w:ilvl="6" w:tplc="4C090001" w:tentative="1">
+      <w:start w:val="1"/>
+      <w:numFmt w:val="bullet"/>
+      <w:lvlText w:val=""/>
+      <w:lvlJc w:val="left"/>
+      <w:pPr>
+        <w:ind w:left="5040" w:hanging="360"/>
+      </w:pPr>
+      <w:rPr>
+        <w:rFonts w:ascii="Symbol" w:hAnsi="Symbol" w:hint="default"/>
+      </w:rPr>
+    </w:lvl>
+    <w:lvl w:ilvl="7" w:tplc="4C090003" w:tentative="1">
+      <w:start w:val="1"/>
+      <w:numFmt w:val="bullet"/>
+      <w:lvlText w:val="o"/>
+      <w:lvlJc w:val="left"/>
+      <w:pPr>
+        <w:ind w:left="5760" w:hanging="360"/>
+      </w:pPr>
+      <w:rPr>
+        <w:rFonts w:ascii="Courier New" w:hAnsi="Courier New" w:cs="Courier New" w:hint="default"/>
+      </w:rPr>
+    </w:lvl>
+    <w:lvl w:ilvl="8" w:tplc="4C090005" w:tentative="1">
+      <w:start w:val="1"/>
+      <w:numFmt w:val="bullet"/>
+      <w:lvlText w:val=""/>
+      <w:lvlJc w:val="left"/>
+      <w:pPr>
+        <w:ind w:left="6480" w:hanging="360"/>
+      </w:pPr>
+      <w:rPr>
+        <w:rFonts w:ascii="Wingdings" w:hAnsi="Wingdings" w:hint="default"/>
+      </w:rPr>
+    </w:lvl>
+  </w:abstractNum>
+  <w:abstractNum w:abstractNumId="14" w15:restartNumberingAfterBreak="0">
     <w:nsid w:val="35972BF2"/>
     <w:multiLevelType w:val="hybridMultilevel"/>
     <w:tmpl w:val="19425EEE"/>
@@ -35776,7 +40690,454 @@
       </w:pPr>
     </w:lvl>
   </w:abstractNum>
-  <w:abstractNum w:abstractNumId="6" w15:restartNumberingAfterBreak="0">
+  <w:abstractNum w:abstractNumId="15" w15:restartNumberingAfterBreak="0">
+    <w:nsid w:val="365059DD"/>
+    <w:multiLevelType w:val="multilevel"/>
+    <w:tmpl w:val="55447082"/>
+    <w:lvl w:ilvl="0">
+      <w:start w:val="1"/>
+      <w:numFmt w:val="bullet"/>
+      <w:lvlText w:val=""/>
+      <w:lvlJc w:val="left"/>
+      <w:pPr>
+        <w:tabs>
+          <w:tab w:val="num" w:pos="720"/>
+        </w:tabs>
+        <w:ind w:left="720" w:hanging="360"/>
+      </w:pPr>
+      <w:rPr>
+        <w:rFonts w:ascii="Symbol" w:hAnsi="Symbol" w:hint="default"/>
+        <w:sz w:val="20"/>
+      </w:rPr>
+    </w:lvl>
+    <w:lvl w:ilvl="1" w:tentative="1">
+      <w:start w:val="1"/>
+      <w:numFmt w:val="bullet"/>
+      <w:lvlText w:val="o"/>
+      <w:lvlJc w:val="left"/>
+      <w:pPr>
+        <w:tabs>
+          <w:tab w:val="num" w:pos="1440"/>
+        </w:tabs>
+        <w:ind w:left="1440" w:hanging="360"/>
+      </w:pPr>
+      <w:rPr>
+        <w:rFonts w:ascii="Courier New" w:hAnsi="Courier New" w:hint="default"/>
+        <w:sz w:val="20"/>
+      </w:rPr>
+    </w:lvl>
+    <w:lvl w:ilvl="2" w:tentative="1">
+      <w:start w:val="1"/>
+      <w:numFmt w:val="bullet"/>
+      <w:lvlText w:val=""/>
+      <w:lvlJc w:val="left"/>
+      <w:pPr>
+        <w:tabs>
+          <w:tab w:val="num" w:pos="2160"/>
+        </w:tabs>
+        <w:ind w:left="2160" w:hanging="360"/>
+      </w:pPr>
+      <w:rPr>
+        <w:rFonts w:ascii="Wingdings" w:hAnsi="Wingdings" w:hint="default"/>
+        <w:sz w:val="20"/>
+      </w:rPr>
+    </w:lvl>
+    <w:lvl w:ilvl="3" w:tentative="1">
+      <w:start w:val="1"/>
+      <w:numFmt w:val="bullet"/>
+      <w:lvlText w:val=""/>
+      <w:lvlJc w:val="left"/>
+      <w:pPr>
+        <w:tabs>
+          <w:tab w:val="num" w:pos="2880"/>
+        </w:tabs>
+        <w:ind w:left="2880" w:hanging="360"/>
+      </w:pPr>
+      <w:rPr>
+        <w:rFonts w:ascii="Wingdings" w:hAnsi="Wingdings" w:hint="default"/>
+        <w:sz w:val="20"/>
+      </w:rPr>
+    </w:lvl>
+    <w:lvl w:ilvl="4" w:tentative="1">
+      <w:start w:val="1"/>
+      <w:numFmt w:val="bullet"/>
+      <w:lvlText w:val=""/>
+      <w:lvlJc w:val="left"/>
+      <w:pPr>
+        <w:tabs>
+          <w:tab w:val="num" w:pos="3600"/>
+        </w:tabs>
+        <w:ind w:left="3600" w:hanging="360"/>
+      </w:pPr>
+      <w:rPr>
+        <w:rFonts w:ascii="Wingdings" w:hAnsi="Wingdings" w:hint="default"/>
+        <w:sz w:val="20"/>
+      </w:rPr>
+    </w:lvl>
+    <w:lvl w:ilvl="5" w:tentative="1">
+      <w:start w:val="1"/>
+      <w:numFmt w:val="bullet"/>
+      <w:lvlText w:val=""/>
+      <w:lvlJc w:val="left"/>
+      <w:pPr>
+        <w:tabs>
+          <w:tab w:val="num" w:pos="4320"/>
+        </w:tabs>
+        <w:ind w:left="4320" w:hanging="360"/>
+      </w:pPr>
+      <w:rPr>
+        <w:rFonts w:ascii="Wingdings" w:hAnsi="Wingdings" w:hint="default"/>
+        <w:sz w:val="20"/>
+      </w:rPr>
+    </w:lvl>
+    <w:lvl w:ilvl="6" w:tentative="1">
+      <w:start w:val="1"/>
+      <w:numFmt w:val="bullet"/>
+      <w:lvlText w:val=""/>
+      <w:lvlJc w:val="left"/>
+      <w:pPr>
+        <w:tabs>
+          <w:tab w:val="num" w:pos="5040"/>
+        </w:tabs>
+        <w:ind w:left="5040" w:hanging="360"/>
+      </w:pPr>
+      <w:rPr>
+        <w:rFonts w:ascii="Wingdings" w:hAnsi="Wingdings" w:hint="default"/>
+        <w:sz w:val="20"/>
+      </w:rPr>
+    </w:lvl>
+    <w:lvl w:ilvl="7" w:tentative="1">
+      <w:start w:val="1"/>
+      <w:numFmt w:val="bullet"/>
+      <w:lvlText w:val=""/>
+      <w:lvlJc w:val="left"/>
+      <w:pPr>
+        <w:tabs>
+          <w:tab w:val="num" w:pos="5760"/>
+        </w:tabs>
+        <w:ind w:left="5760" w:hanging="360"/>
+      </w:pPr>
+      <w:rPr>
+        <w:rFonts w:ascii="Wingdings" w:hAnsi="Wingdings" w:hint="default"/>
+        <w:sz w:val="20"/>
+      </w:rPr>
+    </w:lvl>
+    <w:lvl w:ilvl="8" w:tentative="1">
+      <w:start w:val="1"/>
+      <w:numFmt w:val="bullet"/>
+      <w:lvlText w:val=""/>
+      <w:lvlJc w:val="left"/>
+      <w:pPr>
+        <w:tabs>
+          <w:tab w:val="num" w:pos="6480"/>
+        </w:tabs>
+        <w:ind w:left="6480" w:hanging="360"/>
+      </w:pPr>
+      <w:rPr>
+        <w:rFonts w:ascii="Wingdings" w:hAnsi="Wingdings" w:hint="default"/>
+        <w:sz w:val="20"/>
+      </w:rPr>
+    </w:lvl>
+  </w:abstractNum>
+  <w:abstractNum w:abstractNumId="16" w15:restartNumberingAfterBreak="0">
+    <w:nsid w:val="3A354623"/>
+    <w:multiLevelType w:val="multilevel"/>
+    <w:tmpl w:val="F1B40D70"/>
+    <w:lvl w:ilvl="0">
+      <w:start w:val="1"/>
+      <w:numFmt w:val="bullet"/>
+      <w:lvlText w:val=""/>
+      <w:lvlJc w:val="left"/>
+      <w:pPr>
+        <w:tabs>
+          <w:tab w:val="num" w:pos="720"/>
+        </w:tabs>
+        <w:ind w:left="720" w:hanging="360"/>
+      </w:pPr>
+      <w:rPr>
+        <w:rFonts w:ascii="Symbol" w:hAnsi="Symbol" w:hint="default"/>
+        <w:sz w:val="20"/>
+      </w:rPr>
+    </w:lvl>
+    <w:lvl w:ilvl="1" w:tentative="1">
+      <w:start w:val="1"/>
+      <w:numFmt w:val="bullet"/>
+      <w:lvlText w:val="o"/>
+      <w:lvlJc w:val="left"/>
+      <w:pPr>
+        <w:tabs>
+          <w:tab w:val="num" w:pos="1440"/>
+        </w:tabs>
+        <w:ind w:left="1440" w:hanging="360"/>
+      </w:pPr>
+      <w:rPr>
+        <w:rFonts w:ascii="Courier New" w:hAnsi="Courier New" w:hint="default"/>
+        <w:sz w:val="20"/>
+      </w:rPr>
+    </w:lvl>
+    <w:lvl w:ilvl="2" w:tentative="1">
+      <w:start w:val="1"/>
+      <w:numFmt w:val="bullet"/>
+      <w:lvlText w:val=""/>
+      <w:lvlJc w:val="left"/>
+      <w:pPr>
+        <w:tabs>
+          <w:tab w:val="num" w:pos="2160"/>
+        </w:tabs>
+        <w:ind w:left="2160" w:hanging="360"/>
+      </w:pPr>
+      <w:rPr>
+        <w:rFonts w:ascii="Wingdings" w:hAnsi="Wingdings" w:hint="default"/>
+        <w:sz w:val="20"/>
+      </w:rPr>
+    </w:lvl>
+    <w:lvl w:ilvl="3" w:tentative="1">
+      <w:start w:val="1"/>
+      <w:numFmt w:val="bullet"/>
+      <w:lvlText w:val=""/>
+      <w:lvlJc w:val="left"/>
+      <w:pPr>
+        <w:tabs>
+          <w:tab w:val="num" w:pos="2880"/>
+        </w:tabs>
+        <w:ind w:left="2880" w:hanging="360"/>
+      </w:pPr>
+      <w:rPr>
+        <w:rFonts w:ascii="Wingdings" w:hAnsi="Wingdings" w:hint="default"/>
+        <w:sz w:val="20"/>
+      </w:rPr>
+    </w:lvl>
+    <w:lvl w:ilvl="4" w:tentative="1">
+      <w:start w:val="1"/>
+      <w:numFmt w:val="bullet"/>
+      <w:lvlText w:val=""/>
+      <w:lvlJc w:val="left"/>
+      <w:pPr>
+        <w:tabs>
+          <w:tab w:val="num" w:pos="3600"/>
+        </w:tabs>
+        <w:ind w:left="3600" w:hanging="360"/>
+      </w:pPr>
+      <w:rPr>
+        <w:rFonts w:ascii="Wingdings" w:hAnsi="Wingdings" w:hint="default"/>
+        <w:sz w:val="20"/>
+      </w:rPr>
+    </w:lvl>
+    <w:lvl w:ilvl="5" w:tentative="1">
+      <w:start w:val="1"/>
+      <w:numFmt w:val="bullet"/>
+      <w:lvlText w:val=""/>
+      <w:lvlJc w:val="left"/>
+      <w:pPr>
+        <w:tabs>
+          <w:tab w:val="num" w:pos="4320"/>
+        </w:tabs>
+        <w:ind w:left="4320" w:hanging="360"/>
+      </w:pPr>
+      <w:rPr>
+        <w:rFonts w:ascii="Wingdings" w:hAnsi="Wingdings" w:hint="default"/>
+        <w:sz w:val="20"/>
+      </w:rPr>
+    </w:lvl>
+    <w:lvl w:ilvl="6" w:tentative="1">
+      <w:start w:val="1"/>
+      <w:numFmt w:val="bullet"/>
+      <w:lvlText w:val=""/>
+      <w:lvlJc w:val="left"/>
+      <w:pPr>
+        <w:tabs>
+          <w:tab w:val="num" w:pos="5040"/>
+        </w:tabs>
+        <w:ind w:left="5040" w:hanging="360"/>
+      </w:pPr>
+      <w:rPr>
+        <w:rFonts w:ascii="Wingdings" w:hAnsi="Wingdings" w:hint="default"/>
+        <w:sz w:val="20"/>
+      </w:rPr>
+    </w:lvl>
+    <w:lvl w:ilvl="7" w:tentative="1">
+      <w:start w:val="1"/>
+      <w:numFmt w:val="bullet"/>
+      <w:lvlText w:val=""/>
+      <w:lvlJc w:val="left"/>
+      <w:pPr>
+        <w:tabs>
+          <w:tab w:val="num" w:pos="5760"/>
+        </w:tabs>
+        <w:ind w:left="5760" w:hanging="360"/>
+      </w:pPr>
+      <w:rPr>
+        <w:rFonts w:ascii="Wingdings" w:hAnsi="Wingdings" w:hint="default"/>
+        <w:sz w:val="20"/>
+      </w:rPr>
+    </w:lvl>
+    <w:lvl w:ilvl="8" w:tentative="1">
+      <w:start w:val="1"/>
+      <w:numFmt w:val="bullet"/>
+      <w:lvlText w:val=""/>
+      <w:lvlJc w:val="left"/>
+      <w:pPr>
+        <w:tabs>
+          <w:tab w:val="num" w:pos="6480"/>
+        </w:tabs>
+        <w:ind w:left="6480" w:hanging="360"/>
+      </w:pPr>
+      <w:rPr>
+        <w:rFonts w:ascii="Wingdings" w:hAnsi="Wingdings" w:hint="default"/>
+        <w:sz w:val="20"/>
+      </w:rPr>
+    </w:lvl>
+  </w:abstractNum>
+  <w:abstractNum w:abstractNumId="17" w15:restartNumberingAfterBreak="0">
+    <w:nsid w:val="3BCC45A0"/>
+    <w:multiLevelType w:val="multilevel"/>
+    <w:tmpl w:val="7FD6C23E"/>
+    <w:lvl w:ilvl="0">
+      <w:start w:val="1"/>
+      <w:numFmt w:val="bullet"/>
+      <w:lvlText w:val=""/>
+      <w:lvlJc w:val="left"/>
+      <w:pPr>
+        <w:tabs>
+          <w:tab w:val="num" w:pos="720"/>
+        </w:tabs>
+        <w:ind w:left="720" w:hanging="360"/>
+      </w:pPr>
+      <w:rPr>
+        <w:rFonts w:ascii="Symbol" w:hAnsi="Symbol" w:hint="default"/>
+        <w:sz w:val="20"/>
+      </w:rPr>
+    </w:lvl>
+    <w:lvl w:ilvl="1">
+      <w:start w:val="1"/>
+      <w:numFmt w:val="bullet"/>
+      <w:lvlText w:val="o"/>
+      <w:lvlJc w:val="left"/>
+      <w:pPr>
+        <w:tabs>
+          <w:tab w:val="num" w:pos="1440"/>
+        </w:tabs>
+        <w:ind w:left="1440" w:hanging="360"/>
+      </w:pPr>
+      <w:rPr>
+        <w:rFonts w:ascii="Courier New" w:hAnsi="Courier New" w:hint="default"/>
+        <w:sz w:val="20"/>
+      </w:rPr>
+    </w:lvl>
+    <w:lvl w:ilvl="2" w:tentative="1">
+      <w:start w:val="1"/>
+      <w:numFmt w:val="bullet"/>
+      <w:lvlText w:val=""/>
+      <w:lvlJc w:val="left"/>
+      <w:pPr>
+        <w:tabs>
+          <w:tab w:val="num" w:pos="2160"/>
+        </w:tabs>
+        <w:ind w:left="2160" w:hanging="360"/>
+      </w:pPr>
+      <w:rPr>
+        <w:rFonts w:ascii="Wingdings" w:hAnsi="Wingdings" w:hint="default"/>
+        <w:sz w:val="20"/>
+      </w:rPr>
+    </w:lvl>
+    <w:lvl w:ilvl="3" w:tentative="1">
+      <w:start w:val="1"/>
+      <w:numFmt w:val="bullet"/>
+      <w:lvlText w:val=""/>
+      <w:lvlJc w:val="left"/>
+      <w:pPr>
+        <w:tabs>
+          <w:tab w:val="num" w:pos="2880"/>
+        </w:tabs>
+        <w:ind w:left="2880" w:hanging="360"/>
+      </w:pPr>
+      <w:rPr>
+        <w:rFonts w:ascii="Wingdings" w:hAnsi="Wingdings" w:hint="default"/>
+        <w:sz w:val="20"/>
+      </w:rPr>
+    </w:lvl>
+    <w:lvl w:ilvl="4" w:tentative="1">
+      <w:start w:val="1"/>
+      <w:numFmt w:val="bullet"/>
+      <w:lvlText w:val=""/>
+      <w:lvlJc w:val="left"/>
+      <w:pPr>
+        <w:tabs>
+          <w:tab w:val="num" w:pos="3600"/>
+        </w:tabs>
+        <w:ind w:left="3600" w:hanging="360"/>
+      </w:pPr>
+      <w:rPr>
+        <w:rFonts w:ascii="Wingdings" w:hAnsi="Wingdings" w:hint="default"/>
+        <w:sz w:val="20"/>
+      </w:rPr>
+    </w:lvl>
+    <w:lvl w:ilvl="5" w:tentative="1">
+      <w:start w:val="1"/>
+      <w:numFmt w:val="bullet"/>
+      <w:lvlText w:val=""/>
+      <w:lvlJc w:val="left"/>
+      <w:pPr>
+        <w:tabs>
+          <w:tab w:val="num" w:pos="4320"/>
+        </w:tabs>
+        <w:ind w:left="4320" w:hanging="360"/>
+      </w:pPr>
+      <w:rPr>
+        <w:rFonts w:ascii="Wingdings" w:hAnsi="Wingdings" w:hint="default"/>
+        <w:sz w:val="20"/>
+      </w:rPr>
+    </w:lvl>
+    <w:lvl w:ilvl="6" w:tentative="1">
+      <w:start w:val="1"/>
+      <w:numFmt w:val="bullet"/>
+      <w:lvlText w:val=""/>
+      <w:lvlJc w:val="left"/>
+      <w:pPr>
+        <w:tabs>
+          <w:tab w:val="num" w:pos="5040"/>
+        </w:tabs>
+        <w:ind w:left="5040" w:hanging="360"/>
+      </w:pPr>
+      <w:rPr>
+        <w:rFonts w:ascii="Wingdings" w:hAnsi="Wingdings" w:hint="default"/>
+        <w:sz w:val="20"/>
+      </w:rPr>
+    </w:lvl>
+    <w:lvl w:ilvl="7" w:tentative="1">
+      <w:start w:val="1"/>
+      <w:numFmt w:val="bullet"/>
+      <w:lvlText w:val=""/>
+      <w:lvlJc w:val="left"/>
+      <w:pPr>
+        <w:tabs>
+          <w:tab w:val="num" w:pos="5760"/>
+        </w:tabs>
+        <w:ind w:left="5760" w:hanging="360"/>
+      </w:pPr>
+      <w:rPr>
+        <w:rFonts w:ascii="Wingdings" w:hAnsi="Wingdings" w:hint="default"/>
+        <w:sz w:val="20"/>
+      </w:rPr>
+    </w:lvl>
+    <w:lvl w:ilvl="8" w:tentative="1">
+      <w:start w:val="1"/>
+      <w:numFmt w:val="bullet"/>
+      <w:lvlText w:val=""/>
+      <w:lvlJc w:val="left"/>
+      <w:pPr>
+        <w:tabs>
+          <w:tab w:val="num" w:pos="6480"/>
+        </w:tabs>
+        <w:ind w:left="6480" w:hanging="360"/>
+      </w:pPr>
+      <w:rPr>
+        <w:rFonts w:ascii="Wingdings" w:hAnsi="Wingdings" w:hint="default"/>
+        <w:sz w:val="20"/>
+      </w:rPr>
+    </w:lvl>
+  </w:abstractNum>
+  <w:abstractNum w:abstractNumId="18" w15:restartNumberingAfterBreak="0">
     <w:nsid w:val="3D813FB4"/>
     <w:multiLevelType w:val="hybridMultilevel"/>
     <w:tmpl w:val="F162E772"/>
@@ -35865,7 +41226,752 @@
       </w:pPr>
     </w:lvl>
   </w:abstractNum>
-  <w:abstractNum w:abstractNumId="7" w15:restartNumberingAfterBreak="0">
+  <w:abstractNum w:abstractNumId="19" w15:restartNumberingAfterBreak="0">
+    <w:nsid w:val="3D8F4FE8"/>
+    <w:multiLevelType w:val="multilevel"/>
+    <w:tmpl w:val="88047D30"/>
+    <w:lvl w:ilvl="0">
+      <w:start w:val="1"/>
+      <w:numFmt w:val="bullet"/>
+      <w:lvlText w:val=""/>
+      <w:lvlJc w:val="left"/>
+      <w:pPr>
+        <w:tabs>
+          <w:tab w:val="num" w:pos="720"/>
+        </w:tabs>
+        <w:ind w:left="720" w:hanging="360"/>
+      </w:pPr>
+      <w:rPr>
+        <w:rFonts w:ascii="Symbol" w:hAnsi="Symbol" w:hint="default"/>
+        <w:sz w:val="20"/>
+      </w:rPr>
+    </w:lvl>
+    <w:lvl w:ilvl="1" w:tentative="1">
+      <w:start w:val="1"/>
+      <w:numFmt w:val="bullet"/>
+      <w:lvlText w:val="o"/>
+      <w:lvlJc w:val="left"/>
+      <w:pPr>
+        <w:tabs>
+          <w:tab w:val="num" w:pos="1440"/>
+        </w:tabs>
+        <w:ind w:left="1440" w:hanging="360"/>
+      </w:pPr>
+      <w:rPr>
+        <w:rFonts w:ascii="Courier New" w:hAnsi="Courier New" w:hint="default"/>
+        <w:sz w:val="20"/>
+      </w:rPr>
+    </w:lvl>
+    <w:lvl w:ilvl="2" w:tentative="1">
+      <w:start w:val="1"/>
+      <w:numFmt w:val="bullet"/>
+      <w:lvlText w:val=""/>
+      <w:lvlJc w:val="left"/>
+      <w:pPr>
+        <w:tabs>
+          <w:tab w:val="num" w:pos="2160"/>
+        </w:tabs>
+        <w:ind w:left="2160" w:hanging="360"/>
+      </w:pPr>
+      <w:rPr>
+        <w:rFonts w:ascii="Wingdings" w:hAnsi="Wingdings" w:hint="default"/>
+        <w:sz w:val="20"/>
+      </w:rPr>
+    </w:lvl>
+    <w:lvl w:ilvl="3" w:tentative="1">
+      <w:start w:val="1"/>
+      <w:numFmt w:val="bullet"/>
+      <w:lvlText w:val=""/>
+      <w:lvlJc w:val="left"/>
+      <w:pPr>
+        <w:tabs>
+          <w:tab w:val="num" w:pos="2880"/>
+        </w:tabs>
+        <w:ind w:left="2880" w:hanging="360"/>
+      </w:pPr>
+      <w:rPr>
+        <w:rFonts w:ascii="Wingdings" w:hAnsi="Wingdings" w:hint="default"/>
+        <w:sz w:val="20"/>
+      </w:rPr>
+    </w:lvl>
+    <w:lvl w:ilvl="4" w:tentative="1">
+      <w:start w:val="1"/>
+      <w:numFmt w:val="bullet"/>
+      <w:lvlText w:val=""/>
+      <w:lvlJc w:val="left"/>
+      <w:pPr>
+        <w:tabs>
+          <w:tab w:val="num" w:pos="3600"/>
+        </w:tabs>
+        <w:ind w:left="3600" w:hanging="360"/>
+      </w:pPr>
+      <w:rPr>
+        <w:rFonts w:ascii="Wingdings" w:hAnsi="Wingdings" w:hint="default"/>
+        <w:sz w:val="20"/>
+      </w:rPr>
+    </w:lvl>
+    <w:lvl w:ilvl="5" w:tentative="1">
+      <w:start w:val="1"/>
+      <w:numFmt w:val="bullet"/>
+      <w:lvlText w:val=""/>
+      <w:lvlJc w:val="left"/>
+      <w:pPr>
+        <w:tabs>
+          <w:tab w:val="num" w:pos="4320"/>
+        </w:tabs>
+        <w:ind w:left="4320" w:hanging="360"/>
+      </w:pPr>
+      <w:rPr>
+        <w:rFonts w:ascii="Wingdings" w:hAnsi="Wingdings" w:hint="default"/>
+        <w:sz w:val="20"/>
+      </w:rPr>
+    </w:lvl>
+    <w:lvl w:ilvl="6" w:tentative="1">
+      <w:start w:val="1"/>
+      <w:numFmt w:val="bullet"/>
+      <w:lvlText w:val=""/>
+      <w:lvlJc w:val="left"/>
+      <w:pPr>
+        <w:tabs>
+          <w:tab w:val="num" w:pos="5040"/>
+        </w:tabs>
+        <w:ind w:left="5040" w:hanging="360"/>
+      </w:pPr>
+      <w:rPr>
+        <w:rFonts w:ascii="Wingdings" w:hAnsi="Wingdings" w:hint="default"/>
+        <w:sz w:val="20"/>
+      </w:rPr>
+    </w:lvl>
+    <w:lvl w:ilvl="7" w:tentative="1">
+      <w:start w:val="1"/>
+      <w:numFmt w:val="bullet"/>
+      <w:lvlText w:val=""/>
+      <w:lvlJc w:val="left"/>
+      <w:pPr>
+        <w:tabs>
+          <w:tab w:val="num" w:pos="5760"/>
+        </w:tabs>
+        <w:ind w:left="5760" w:hanging="360"/>
+      </w:pPr>
+      <w:rPr>
+        <w:rFonts w:ascii="Wingdings" w:hAnsi="Wingdings" w:hint="default"/>
+        <w:sz w:val="20"/>
+      </w:rPr>
+    </w:lvl>
+    <w:lvl w:ilvl="8" w:tentative="1">
+      <w:start w:val="1"/>
+      <w:numFmt w:val="bullet"/>
+      <w:lvlText w:val=""/>
+      <w:lvlJc w:val="left"/>
+      <w:pPr>
+        <w:tabs>
+          <w:tab w:val="num" w:pos="6480"/>
+        </w:tabs>
+        <w:ind w:left="6480" w:hanging="360"/>
+      </w:pPr>
+      <w:rPr>
+        <w:rFonts w:ascii="Wingdings" w:hAnsi="Wingdings" w:hint="default"/>
+        <w:sz w:val="20"/>
+      </w:rPr>
+    </w:lvl>
+  </w:abstractNum>
+  <w:abstractNum w:abstractNumId="20" w15:restartNumberingAfterBreak="0">
+    <w:nsid w:val="43665AAC"/>
+    <w:multiLevelType w:val="multilevel"/>
+    <w:tmpl w:val="705E4E66"/>
+    <w:lvl w:ilvl="0">
+      <w:start w:val="1"/>
+      <w:numFmt w:val="bullet"/>
+      <w:lvlText w:val=""/>
+      <w:lvlJc w:val="left"/>
+      <w:pPr>
+        <w:tabs>
+          <w:tab w:val="num" w:pos="720"/>
+        </w:tabs>
+        <w:ind w:left="720" w:hanging="360"/>
+      </w:pPr>
+      <w:rPr>
+        <w:rFonts w:ascii="Symbol" w:hAnsi="Symbol" w:hint="default"/>
+        <w:sz w:val="20"/>
+      </w:rPr>
+    </w:lvl>
+    <w:lvl w:ilvl="1" w:tentative="1">
+      <w:start w:val="1"/>
+      <w:numFmt w:val="bullet"/>
+      <w:lvlText w:val="o"/>
+      <w:lvlJc w:val="left"/>
+      <w:pPr>
+        <w:tabs>
+          <w:tab w:val="num" w:pos="1440"/>
+        </w:tabs>
+        <w:ind w:left="1440" w:hanging="360"/>
+      </w:pPr>
+      <w:rPr>
+        <w:rFonts w:ascii="Courier New" w:hAnsi="Courier New" w:hint="default"/>
+        <w:sz w:val="20"/>
+      </w:rPr>
+    </w:lvl>
+    <w:lvl w:ilvl="2" w:tentative="1">
+      <w:start w:val="1"/>
+      <w:numFmt w:val="bullet"/>
+      <w:lvlText w:val=""/>
+      <w:lvlJc w:val="left"/>
+      <w:pPr>
+        <w:tabs>
+          <w:tab w:val="num" w:pos="2160"/>
+        </w:tabs>
+        <w:ind w:left="2160" w:hanging="360"/>
+      </w:pPr>
+      <w:rPr>
+        <w:rFonts w:ascii="Wingdings" w:hAnsi="Wingdings" w:hint="default"/>
+        <w:sz w:val="20"/>
+      </w:rPr>
+    </w:lvl>
+    <w:lvl w:ilvl="3" w:tentative="1">
+      <w:start w:val="1"/>
+      <w:numFmt w:val="bullet"/>
+      <w:lvlText w:val=""/>
+      <w:lvlJc w:val="left"/>
+      <w:pPr>
+        <w:tabs>
+          <w:tab w:val="num" w:pos="2880"/>
+        </w:tabs>
+        <w:ind w:left="2880" w:hanging="360"/>
+      </w:pPr>
+      <w:rPr>
+        <w:rFonts w:ascii="Wingdings" w:hAnsi="Wingdings" w:hint="default"/>
+        <w:sz w:val="20"/>
+      </w:rPr>
+    </w:lvl>
+    <w:lvl w:ilvl="4" w:tentative="1">
+      <w:start w:val="1"/>
+      <w:numFmt w:val="bullet"/>
+      <w:lvlText w:val=""/>
+      <w:lvlJc w:val="left"/>
+      <w:pPr>
+        <w:tabs>
+          <w:tab w:val="num" w:pos="3600"/>
+        </w:tabs>
+        <w:ind w:left="3600" w:hanging="360"/>
+      </w:pPr>
+      <w:rPr>
+        <w:rFonts w:ascii="Wingdings" w:hAnsi="Wingdings" w:hint="default"/>
+        <w:sz w:val="20"/>
+      </w:rPr>
+    </w:lvl>
+    <w:lvl w:ilvl="5" w:tentative="1">
+      <w:start w:val="1"/>
+      <w:numFmt w:val="bullet"/>
+      <w:lvlText w:val=""/>
+      <w:lvlJc w:val="left"/>
+      <w:pPr>
+        <w:tabs>
+          <w:tab w:val="num" w:pos="4320"/>
+        </w:tabs>
+        <w:ind w:left="4320" w:hanging="360"/>
+      </w:pPr>
+      <w:rPr>
+        <w:rFonts w:ascii="Wingdings" w:hAnsi="Wingdings" w:hint="default"/>
+        <w:sz w:val="20"/>
+      </w:rPr>
+    </w:lvl>
+    <w:lvl w:ilvl="6" w:tentative="1">
+      <w:start w:val="1"/>
+      <w:numFmt w:val="bullet"/>
+      <w:lvlText w:val=""/>
+      <w:lvlJc w:val="left"/>
+      <w:pPr>
+        <w:tabs>
+          <w:tab w:val="num" w:pos="5040"/>
+        </w:tabs>
+        <w:ind w:left="5040" w:hanging="360"/>
+      </w:pPr>
+      <w:rPr>
+        <w:rFonts w:ascii="Wingdings" w:hAnsi="Wingdings" w:hint="default"/>
+        <w:sz w:val="20"/>
+      </w:rPr>
+    </w:lvl>
+    <w:lvl w:ilvl="7" w:tentative="1">
+      <w:start w:val="1"/>
+      <w:numFmt w:val="bullet"/>
+      <w:lvlText w:val=""/>
+      <w:lvlJc w:val="left"/>
+      <w:pPr>
+        <w:tabs>
+          <w:tab w:val="num" w:pos="5760"/>
+        </w:tabs>
+        <w:ind w:left="5760" w:hanging="360"/>
+      </w:pPr>
+      <w:rPr>
+        <w:rFonts w:ascii="Wingdings" w:hAnsi="Wingdings" w:hint="default"/>
+        <w:sz w:val="20"/>
+      </w:rPr>
+    </w:lvl>
+    <w:lvl w:ilvl="8" w:tentative="1">
+      <w:start w:val="1"/>
+      <w:numFmt w:val="bullet"/>
+      <w:lvlText w:val=""/>
+      <w:lvlJc w:val="left"/>
+      <w:pPr>
+        <w:tabs>
+          <w:tab w:val="num" w:pos="6480"/>
+        </w:tabs>
+        <w:ind w:left="6480" w:hanging="360"/>
+      </w:pPr>
+      <w:rPr>
+        <w:rFonts w:ascii="Wingdings" w:hAnsi="Wingdings" w:hint="default"/>
+        <w:sz w:val="20"/>
+      </w:rPr>
+    </w:lvl>
+  </w:abstractNum>
+  <w:abstractNum w:abstractNumId="21" w15:restartNumberingAfterBreak="0">
+    <w:nsid w:val="4B5F3B65"/>
+    <w:multiLevelType w:val="multilevel"/>
+    <w:tmpl w:val="C8C6D64E"/>
+    <w:lvl w:ilvl="0">
+      <w:start w:val="1"/>
+      <w:numFmt w:val="bullet"/>
+      <w:lvlText w:val=""/>
+      <w:lvlJc w:val="left"/>
+      <w:pPr>
+        <w:tabs>
+          <w:tab w:val="num" w:pos="720"/>
+        </w:tabs>
+        <w:ind w:left="720" w:hanging="360"/>
+      </w:pPr>
+      <w:rPr>
+        <w:rFonts w:ascii="Symbol" w:hAnsi="Symbol" w:hint="default"/>
+        <w:sz w:val="20"/>
+      </w:rPr>
+    </w:lvl>
+    <w:lvl w:ilvl="1">
+      <w:start w:val="1"/>
+      <w:numFmt w:val="bullet"/>
+      <w:lvlText w:val="o"/>
+      <w:lvlJc w:val="left"/>
+      <w:pPr>
+        <w:tabs>
+          <w:tab w:val="num" w:pos="1440"/>
+        </w:tabs>
+        <w:ind w:left="1440" w:hanging="360"/>
+      </w:pPr>
+      <w:rPr>
+        <w:rFonts w:ascii="Courier New" w:hAnsi="Courier New" w:hint="default"/>
+        <w:sz w:val="20"/>
+      </w:rPr>
+    </w:lvl>
+    <w:lvl w:ilvl="2" w:tentative="1">
+      <w:start w:val="1"/>
+      <w:numFmt w:val="bullet"/>
+      <w:lvlText w:val=""/>
+      <w:lvlJc w:val="left"/>
+      <w:pPr>
+        <w:tabs>
+          <w:tab w:val="num" w:pos="2160"/>
+        </w:tabs>
+        <w:ind w:left="2160" w:hanging="360"/>
+      </w:pPr>
+      <w:rPr>
+        <w:rFonts w:ascii="Wingdings" w:hAnsi="Wingdings" w:hint="default"/>
+        <w:sz w:val="20"/>
+      </w:rPr>
+    </w:lvl>
+    <w:lvl w:ilvl="3" w:tentative="1">
+      <w:start w:val="1"/>
+      <w:numFmt w:val="bullet"/>
+      <w:lvlText w:val=""/>
+      <w:lvlJc w:val="left"/>
+      <w:pPr>
+        <w:tabs>
+          <w:tab w:val="num" w:pos="2880"/>
+        </w:tabs>
+        <w:ind w:left="2880" w:hanging="360"/>
+      </w:pPr>
+      <w:rPr>
+        <w:rFonts w:ascii="Wingdings" w:hAnsi="Wingdings" w:hint="default"/>
+        <w:sz w:val="20"/>
+      </w:rPr>
+    </w:lvl>
+    <w:lvl w:ilvl="4" w:tentative="1">
+      <w:start w:val="1"/>
+      <w:numFmt w:val="bullet"/>
+      <w:lvlText w:val=""/>
+      <w:lvlJc w:val="left"/>
+      <w:pPr>
+        <w:tabs>
+          <w:tab w:val="num" w:pos="3600"/>
+        </w:tabs>
+        <w:ind w:left="3600" w:hanging="360"/>
+      </w:pPr>
+      <w:rPr>
+        <w:rFonts w:ascii="Wingdings" w:hAnsi="Wingdings" w:hint="default"/>
+        <w:sz w:val="20"/>
+      </w:rPr>
+    </w:lvl>
+    <w:lvl w:ilvl="5" w:tentative="1">
+      <w:start w:val="1"/>
+      <w:numFmt w:val="bullet"/>
+      <w:lvlText w:val=""/>
+      <w:lvlJc w:val="left"/>
+      <w:pPr>
+        <w:tabs>
+          <w:tab w:val="num" w:pos="4320"/>
+        </w:tabs>
+        <w:ind w:left="4320" w:hanging="360"/>
+      </w:pPr>
+      <w:rPr>
+        <w:rFonts w:ascii="Wingdings" w:hAnsi="Wingdings" w:hint="default"/>
+        <w:sz w:val="20"/>
+      </w:rPr>
+    </w:lvl>
+    <w:lvl w:ilvl="6" w:tentative="1">
+      <w:start w:val="1"/>
+      <w:numFmt w:val="bullet"/>
+      <w:lvlText w:val=""/>
+      <w:lvlJc w:val="left"/>
+      <w:pPr>
+        <w:tabs>
+          <w:tab w:val="num" w:pos="5040"/>
+        </w:tabs>
+        <w:ind w:left="5040" w:hanging="360"/>
+      </w:pPr>
+      <w:rPr>
+        <w:rFonts w:ascii="Wingdings" w:hAnsi="Wingdings" w:hint="default"/>
+        <w:sz w:val="20"/>
+      </w:rPr>
+    </w:lvl>
+    <w:lvl w:ilvl="7" w:tentative="1">
+      <w:start w:val="1"/>
+      <w:numFmt w:val="bullet"/>
+      <w:lvlText w:val=""/>
+      <w:lvlJc w:val="left"/>
+      <w:pPr>
+        <w:tabs>
+          <w:tab w:val="num" w:pos="5760"/>
+        </w:tabs>
+        <w:ind w:left="5760" w:hanging="360"/>
+      </w:pPr>
+      <w:rPr>
+        <w:rFonts w:ascii="Wingdings" w:hAnsi="Wingdings" w:hint="default"/>
+        <w:sz w:val="20"/>
+      </w:rPr>
+    </w:lvl>
+    <w:lvl w:ilvl="8" w:tentative="1">
+      <w:start w:val="1"/>
+      <w:numFmt w:val="bullet"/>
+      <w:lvlText w:val=""/>
+      <w:lvlJc w:val="left"/>
+      <w:pPr>
+        <w:tabs>
+          <w:tab w:val="num" w:pos="6480"/>
+        </w:tabs>
+        <w:ind w:left="6480" w:hanging="360"/>
+      </w:pPr>
+      <w:rPr>
+        <w:rFonts w:ascii="Wingdings" w:hAnsi="Wingdings" w:hint="default"/>
+        <w:sz w:val="20"/>
+      </w:rPr>
+    </w:lvl>
+  </w:abstractNum>
+  <w:abstractNum w:abstractNumId="22" w15:restartNumberingAfterBreak="0">
+    <w:nsid w:val="4BFA7ED6"/>
+    <w:multiLevelType w:val="multilevel"/>
+    <w:tmpl w:val="464AECE2"/>
+    <w:lvl w:ilvl="0">
+      <w:start w:val="1"/>
+      <w:numFmt w:val="bullet"/>
+      <w:lvlText w:val=""/>
+      <w:lvlJc w:val="left"/>
+      <w:pPr>
+        <w:tabs>
+          <w:tab w:val="num" w:pos="720"/>
+        </w:tabs>
+        <w:ind w:left="720" w:hanging="360"/>
+      </w:pPr>
+      <w:rPr>
+        <w:rFonts w:ascii="Symbol" w:hAnsi="Symbol" w:hint="default"/>
+        <w:sz w:val="20"/>
+      </w:rPr>
+    </w:lvl>
+    <w:lvl w:ilvl="1" w:tentative="1">
+      <w:start w:val="1"/>
+      <w:numFmt w:val="bullet"/>
+      <w:lvlText w:val="o"/>
+      <w:lvlJc w:val="left"/>
+      <w:pPr>
+        <w:tabs>
+          <w:tab w:val="num" w:pos="1440"/>
+        </w:tabs>
+        <w:ind w:left="1440" w:hanging="360"/>
+      </w:pPr>
+      <w:rPr>
+        <w:rFonts w:ascii="Courier New" w:hAnsi="Courier New" w:hint="default"/>
+        <w:sz w:val="20"/>
+      </w:rPr>
+    </w:lvl>
+    <w:lvl w:ilvl="2" w:tentative="1">
+      <w:start w:val="1"/>
+      <w:numFmt w:val="bullet"/>
+      <w:lvlText w:val=""/>
+      <w:lvlJc w:val="left"/>
+      <w:pPr>
+        <w:tabs>
+          <w:tab w:val="num" w:pos="2160"/>
+        </w:tabs>
+        <w:ind w:left="2160" w:hanging="360"/>
+      </w:pPr>
+      <w:rPr>
+        <w:rFonts w:ascii="Wingdings" w:hAnsi="Wingdings" w:hint="default"/>
+        <w:sz w:val="20"/>
+      </w:rPr>
+    </w:lvl>
+    <w:lvl w:ilvl="3" w:tentative="1">
+      <w:start w:val="1"/>
+      <w:numFmt w:val="bullet"/>
+      <w:lvlText w:val=""/>
+      <w:lvlJc w:val="left"/>
+      <w:pPr>
+        <w:tabs>
+          <w:tab w:val="num" w:pos="2880"/>
+        </w:tabs>
+        <w:ind w:left="2880" w:hanging="360"/>
+      </w:pPr>
+      <w:rPr>
+        <w:rFonts w:ascii="Wingdings" w:hAnsi="Wingdings" w:hint="default"/>
+        <w:sz w:val="20"/>
+      </w:rPr>
+    </w:lvl>
+    <w:lvl w:ilvl="4" w:tentative="1">
+      <w:start w:val="1"/>
+      <w:numFmt w:val="bullet"/>
+      <w:lvlText w:val=""/>
+      <w:lvlJc w:val="left"/>
+      <w:pPr>
+        <w:tabs>
+          <w:tab w:val="num" w:pos="3600"/>
+        </w:tabs>
+        <w:ind w:left="3600" w:hanging="360"/>
+      </w:pPr>
+      <w:rPr>
+        <w:rFonts w:ascii="Wingdings" w:hAnsi="Wingdings" w:hint="default"/>
+        <w:sz w:val="20"/>
+      </w:rPr>
+    </w:lvl>
+    <w:lvl w:ilvl="5" w:tentative="1">
+      <w:start w:val="1"/>
+      <w:numFmt w:val="bullet"/>
+      <w:lvlText w:val=""/>
+      <w:lvlJc w:val="left"/>
+      <w:pPr>
+        <w:tabs>
+          <w:tab w:val="num" w:pos="4320"/>
+        </w:tabs>
+        <w:ind w:left="4320" w:hanging="360"/>
+      </w:pPr>
+      <w:rPr>
+        <w:rFonts w:ascii="Wingdings" w:hAnsi="Wingdings" w:hint="default"/>
+        <w:sz w:val="20"/>
+      </w:rPr>
+    </w:lvl>
+    <w:lvl w:ilvl="6" w:tentative="1">
+      <w:start w:val="1"/>
+      <w:numFmt w:val="bullet"/>
+      <w:lvlText w:val=""/>
+      <w:lvlJc w:val="left"/>
+      <w:pPr>
+        <w:tabs>
+          <w:tab w:val="num" w:pos="5040"/>
+        </w:tabs>
+        <w:ind w:left="5040" w:hanging="360"/>
+      </w:pPr>
+      <w:rPr>
+        <w:rFonts w:ascii="Wingdings" w:hAnsi="Wingdings" w:hint="default"/>
+        <w:sz w:val="20"/>
+      </w:rPr>
+    </w:lvl>
+    <w:lvl w:ilvl="7" w:tentative="1">
+      <w:start w:val="1"/>
+      <w:numFmt w:val="bullet"/>
+      <w:lvlText w:val=""/>
+      <w:lvlJc w:val="left"/>
+      <w:pPr>
+        <w:tabs>
+          <w:tab w:val="num" w:pos="5760"/>
+        </w:tabs>
+        <w:ind w:left="5760" w:hanging="360"/>
+      </w:pPr>
+      <w:rPr>
+        <w:rFonts w:ascii="Wingdings" w:hAnsi="Wingdings" w:hint="default"/>
+        <w:sz w:val="20"/>
+      </w:rPr>
+    </w:lvl>
+    <w:lvl w:ilvl="8" w:tentative="1">
+      <w:start w:val="1"/>
+      <w:numFmt w:val="bullet"/>
+      <w:lvlText w:val=""/>
+      <w:lvlJc w:val="left"/>
+      <w:pPr>
+        <w:tabs>
+          <w:tab w:val="num" w:pos="6480"/>
+        </w:tabs>
+        <w:ind w:left="6480" w:hanging="360"/>
+      </w:pPr>
+      <w:rPr>
+        <w:rFonts w:ascii="Wingdings" w:hAnsi="Wingdings" w:hint="default"/>
+        <w:sz w:val="20"/>
+      </w:rPr>
+    </w:lvl>
+  </w:abstractNum>
+  <w:abstractNum w:abstractNumId="23" w15:restartNumberingAfterBreak="0">
+    <w:nsid w:val="4DBE4097"/>
+    <w:multiLevelType w:val="multilevel"/>
+    <w:tmpl w:val="5742D92E"/>
+    <w:lvl w:ilvl="0">
+      <w:start w:val="1"/>
+      <w:numFmt w:val="bullet"/>
+      <w:lvlText w:val=""/>
+      <w:lvlJc w:val="left"/>
+      <w:pPr>
+        <w:tabs>
+          <w:tab w:val="num" w:pos="720"/>
+        </w:tabs>
+        <w:ind w:left="720" w:hanging="360"/>
+      </w:pPr>
+      <w:rPr>
+        <w:rFonts w:ascii="Symbol" w:hAnsi="Symbol" w:hint="default"/>
+        <w:sz w:val="20"/>
+      </w:rPr>
+    </w:lvl>
+    <w:lvl w:ilvl="1" w:tentative="1">
+      <w:start w:val="1"/>
+      <w:numFmt w:val="bullet"/>
+      <w:lvlText w:val="o"/>
+      <w:lvlJc w:val="left"/>
+      <w:pPr>
+        <w:tabs>
+          <w:tab w:val="num" w:pos="1440"/>
+        </w:tabs>
+        <w:ind w:left="1440" w:hanging="360"/>
+      </w:pPr>
+      <w:rPr>
+        <w:rFonts w:ascii="Courier New" w:hAnsi="Courier New" w:hint="default"/>
+        <w:sz w:val="20"/>
+      </w:rPr>
+    </w:lvl>
+    <w:lvl w:ilvl="2" w:tentative="1">
+      <w:start w:val="1"/>
+      <w:numFmt w:val="bullet"/>
+      <w:lvlText w:val=""/>
+      <w:lvlJc w:val="left"/>
+      <w:pPr>
+        <w:tabs>
+          <w:tab w:val="num" w:pos="2160"/>
+        </w:tabs>
+        <w:ind w:left="2160" w:hanging="360"/>
+      </w:pPr>
+      <w:rPr>
+        <w:rFonts w:ascii="Wingdings" w:hAnsi="Wingdings" w:hint="default"/>
+        <w:sz w:val="20"/>
+      </w:rPr>
+    </w:lvl>
+    <w:lvl w:ilvl="3" w:tentative="1">
+      <w:start w:val="1"/>
+      <w:numFmt w:val="bullet"/>
+      <w:lvlText w:val=""/>
+      <w:lvlJc w:val="left"/>
+      <w:pPr>
+        <w:tabs>
+          <w:tab w:val="num" w:pos="2880"/>
+        </w:tabs>
+        <w:ind w:left="2880" w:hanging="360"/>
+      </w:pPr>
+      <w:rPr>
+        <w:rFonts w:ascii="Wingdings" w:hAnsi="Wingdings" w:hint="default"/>
+        <w:sz w:val="20"/>
+      </w:rPr>
+    </w:lvl>
+    <w:lvl w:ilvl="4" w:tentative="1">
+      <w:start w:val="1"/>
+      <w:numFmt w:val="bullet"/>
+      <w:lvlText w:val=""/>
+      <w:lvlJc w:val="left"/>
+      <w:pPr>
+        <w:tabs>
+          <w:tab w:val="num" w:pos="3600"/>
+        </w:tabs>
+        <w:ind w:left="3600" w:hanging="360"/>
+      </w:pPr>
+      <w:rPr>
+        <w:rFonts w:ascii="Wingdings" w:hAnsi="Wingdings" w:hint="default"/>
+        <w:sz w:val="20"/>
+      </w:rPr>
+    </w:lvl>
+    <w:lvl w:ilvl="5" w:tentative="1">
+      <w:start w:val="1"/>
+      <w:numFmt w:val="bullet"/>
+      <w:lvlText w:val=""/>
+      <w:lvlJc w:val="left"/>
+      <w:pPr>
+        <w:tabs>
+          <w:tab w:val="num" w:pos="4320"/>
+        </w:tabs>
+        <w:ind w:left="4320" w:hanging="360"/>
+      </w:pPr>
+      <w:rPr>
+        <w:rFonts w:ascii="Wingdings" w:hAnsi="Wingdings" w:hint="default"/>
+        <w:sz w:val="20"/>
+      </w:rPr>
+    </w:lvl>
+    <w:lvl w:ilvl="6" w:tentative="1">
+      <w:start w:val="1"/>
+      <w:numFmt w:val="bullet"/>
+      <w:lvlText w:val=""/>
+      <w:lvlJc w:val="left"/>
+      <w:pPr>
+        <w:tabs>
+          <w:tab w:val="num" w:pos="5040"/>
+        </w:tabs>
+        <w:ind w:left="5040" w:hanging="360"/>
+      </w:pPr>
+      <w:rPr>
+        <w:rFonts w:ascii="Wingdings" w:hAnsi="Wingdings" w:hint="default"/>
+        <w:sz w:val="20"/>
+      </w:rPr>
+    </w:lvl>
+    <w:lvl w:ilvl="7" w:tentative="1">
+      <w:start w:val="1"/>
+      <w:numFmt w:val="bullet"/>
+      <w:lvlText w:val=""/>
+      <w:lvlJc w:val="left"/>
+      <w:pPr>
+        <w:tabs>
+          <w:tab w:val="num" w:pos="5760"/>
+        </w:tabs>
+        <w:ind w:left="5760" w:hanging="360"/>
+      </w:pPr>
+      <w:rPr>
+        <w:rFonts w:ascii="Wingdings" w:hAnsi="Wingdings" w:hint="default"/>
+        <w:sz w:val="20"/>
+      </w:rPr>
+    </w:lvl>
+    <w:lvl w:ilvl="8" w:tentative="1">
+      <w:start w:val="1"/>
+      <w:numFmt w:val="bullet"/>
+      <w:lvlText w:val=""/>
+      <w:lvlJc w:val="left"/>
+      <w:pPr>
+        <w:tabs>
+          <w:tab w:val="num" w:pos="6480"/>
+        </w:tabs>
+        <w:ind w:left="6480" w:hanging="360"/>
+      </w:pPr>
+      <w:rPr>
+        <w:rFonts w:ascii="Wingdings" w:hAnsi="Wingdings" w:hint="default"/>
+        <w:sz w:val="20"/>
+      </w:rPr>
+    </w:lvl>
+  </w:abstractNum>
+  <w:abstractNum w:abstractNumId="24" w15:restartNumberingAfterBreak="0">
     <w:nsid w:val="511B33CA"/>
     <w:multiLevelType w:val="hybridMultilevel"/>
     <w:tmpl w:val="354C021C"/>
@@ -35954,7 +42060,603 @@
       </w:pPr>
     </w:lvl>
   </w:abstractNum>
-  <w:abstractNum w:abstractNumId="8" w15:restartNumberingAfterBreak="0">
+  <w:abstractNum w:abstractNumId="25" w15:restartNumberingAfterBreak="0">
+    <w:nsid w:val="56456FBC"/>
+    <w:multiLevelType w:val="multilevel"/>
+    <w:tmpl w:val="A740C33C"/>
+    <w:lvl w:ilvl="0">
+      <w:start w:val="1"/>
+      <w:numFmt w:val="bullet"/>
+      <w:lvlText w:val=""/>
+      <w:lvlJc w:val="left"/>
+      <w:pPr>
+        <w:tabs>
+          <w:tab w:val="num" w:pos="720"/>
+        </w:tabs>
+        <w:ind w:left="720" w:hanging="360"/>
+      </w:pPr>
+      <w:rPr>
+        <w:rFonts w:ascii="Symbol" w:hAnsi="Symbol" w:hint="default"/>
+        <w:sz w:val="20"/>
+      </w:rPr>
+    </w:lvl>
+    <w:lvl w:ilvl="1" w:tentative="1">
+      <w:start w:val="1"/>
+      <w:numFmt w:val="bullet"/>
+      <w:lvlText w:val="o"/>
+      <w:lvlJc w:val="left"/>
+      <w:pPr>
+        <w:tabs>
+          <w:tab w:val="num" w:pos="1440"/>
+        </w:tabs>
+        <w:ind w:left="1440" w:hanging="360"/>
+      </w:pPr>
+      <w:rPr>
+        <w:rFonts w:ascii="Courier New" w:hAnsi="Courier New" w:hint="default"/>
+        <w:sz w:val="20"/>
+      </w:rPr>
+    </w:lvl>
+    <w:lvl w:ilvl="2" w:tentative="1">
+      <w:start w:val="1"/>
+      <w:numFmt w:val="bullet"/>
+      <w:lvlText w:val=""/>
+      <w:lvlJc w:val="left"/>
+      <w:pPr>
+        <w:tabs>
+          <w:tab w:val="num" w:pos="2160"/>
+        </w:tabs>
+        <w:ind w:left="2160" w:hanging="360"/>
+      </w:pPr>
+      <w:rPr>
+        <w:rFonts w:ascii="Wingdings" w:hAnsi="Wingdings" w:hint="default"/>
+        <w:sz w:val="20"/>
+      </w:rPr>
+    </w:lvl>
+    <w:lvl w:ilvl="3" w:tentative="1">
+      <w:start w:val="1"/>
+      <w:numFmt w:val="bullet"/>
+      <w:lvlText w:val=""/>
+      <w:lvlJc w:val="left"/>
+      <w:pPr>
+        <w:tabs>
+          <w:tab w:val="num" w:pos="2880"/>
+        </w:tabs>
+        <w:ind w:left="2880" w:hanging="360"/>
+      </w:pPr>
+      <w:rPr>
+        <w:rFonts w:ascii="Wingdings" w:hAnsi="Wingdings" w:hint="default"/>
+        <w:sz w:val="20"/>
+      </w:rPr>
+    </w:lvl>
+    <w:lvl w:ilvl="4" w:tentative="1">
+      <w:start w:val="1"/>
+      <w:numFmt w:val="bullet"/>
+      <w:lvlText w:val=""/>
+      <w:lvlJc w:val="left"/>
+      <w:pPr>
+        <w:tabs>
+          <w:tab w:val="num" w:pos="3600"/>
+        </w:tabs>
+        <w:ind w:left="3600" w:hanging="360"/>
+      </w:pPr>
+      <w:rPr>
+        <w:rFonts w:ascii="Wingdings" w:hAnsi="Wingdings" w:hint="default"/>
+        <w:sz w:val="20"/>
+      </w:rPr>
+    </w:lvl>
+    <w:lvl w:ilvl="5" w:tentative="1">
+      <w:start w:val="1"/>
+      <w:numFmt w:val="bullet"/>
+      <w:lvlText w:val=""/>
+      <w:lvlJc w:val="left"/>
+      <w:pPr>
+        <w:tabs>
+          <w:tab w:val="num" w:pos="4320"/>
+        </w:tabs>
+        <w:ind w:left="4320" w:hanging="360"/>
+      </w:pPr>
+      <w:rPr>
+        <w:rFonts w:ascii="Wingdings" w:hAnsi="Wingdings" w:hint="default"/>
+        <w:sz w:val="20"/>
+      </w:rPr>
+    </w:lvl>
+    <w:lvl w:ilvl="6" w:tentative="1">
+      <w:start w:val="1"/>
+      <w:numFmt w:val="bullet"/>
+      <w:lvlText w:val=""/>
+      <w:lvlJc w:val="left"/>
+      <w:pPr>
+        <w:tabs>
+          <w:tab w:val="num" w:pos="5040"/>
+        </w:tabs>
+        <w:ind w:left="5040" w:hanging="360"/>
+      </w:pPr>
+      <w:rPr>
+        <w:rFonts w:ascii="Wingdings" w:hAnsi="Wingdings" w:hint="default"/>
+        <w:sz w:val="20"/>
+      </w:rPr>
+    </w:lvl>
+    <w:lvl w:ilvl="7" w:tentative="1">
+      <w:start w:val="1"/>
+      <w:numFmt w:val="bullet"/>
+      <w:lvlText w:val=""/>
+      <w:lvlJc w:val="left"/>
+      <w:pPr>
+        <w:tabs>
+          <w:tab w:val="num" w:pos="5760"/>
+        </w:tabs>
+        <w:ind w:left="5760" w:hanging="360"/>
+      </w:pPr>
+      <w:rPr>
+        <w:rFonts w:ascii="Wingdings" w:hAnsi="Wingdings" w:hint="default"/>
+        <w:sz w:val="20"/>
+      </w:rPr>
+    </w:lvl>
+    <w:lvl w:ilvl="8" w:tentative="1">
+      <w:start w:val="1"/>
+      <w:numFmt w:val="bullet"/>
+      <w:lvlText w:val=""/>
+      <w:lvlJc w:val="left"/>
+      <w:pPr>
+        <w:tabs>
+          <w:tab w:val="num" w:pos="6480"/>
+        </w:tabs>
+        <w:ind w:left="6480" w:hanging="360"/>
+      </w:pPr>
+      <w:rPr>
+        <w:rFonts w:ascii="Wingdings" w:hAnsi="Wingdings" w:hint="default"/>
+        <w:sz w:val="20"/>
+      </w:rPr>
+    </w:lvl>
+  </w:abstractNum>
+  <w:abstractNum w:abstractNumId="26" w15:restartNumberingAfterBreak="0">
+    <w:nsid w:val="5C2C3BA6"/>
+    <w:multiLevelType w:val="multilevel"/>
+    <w:tmpl w:val="FA6ED986"/>
+    <w:lvl w:ilvl="0">
+      <w:start w:val="1"/>
+      <w:numFmt w:val="bullet"/>
+      <w:lvlText w:val=""/>
+      <w:lvlJc w:val="left"/>
+      <w:pPr>
+        <w:tabs>
+          <w:tab w:val="num" w:pos="720"/>
+        </w:tabs>
+        <w:ind w:left="720" w:hanging="360"/>
+      </w:pPr>
+      <w:rPr>
+        <w:rFonts w:ascii="Symbol" w:hAnsi="Symbol" w:hint="default"/>
+        <w:sz w:val="20"/>
+      </w:rPr>
+    </w:lvl>
+    <w:lvl w:ilvl="1" w:tentative="1">
+      <w:start w:val="1"/>
+      <w:numFmt w:val="bullet"/>
+      <w:lvlText w:val="o"/>
+      <w:lvlJc w:val="left"/>
+      <w:pPr>
+        <w:tabs>
+          <w:tab w:val="num" w:pos="1440"/>
+        </w:tabs>
+        <w:ind w:left="1440" w:hanging="360"/>
+      </w:pPr>
+      <w:rPr>
+        <w:rFonts w:ascii="Courier New" w:hAnsi="Courier New" w:hint="default"/>
+        <w:sz w:val="20"/>
+      </w:rPr>
+    </w:lvl>
+    <w:lvl w:ilvl="2" w:tentative="1">
+      <w:start w:val="1"/>
+      <w:numFmt w:val="bullet"/>
+      <w:lvlText w:val=""/>
+      <w:lvlJc w:val="left"/>
+      <w:pPr>
+        <w:tabs>
+          <w:tab w:val="num" w:pos="2160"/>
+        </w:tabs>
+        <w:ind w:left="2160" w:hanging="360"/>
+      </w:pPr>
+      <w:rPr>
+        <w:rFonts w:ascii="Wingdings" w:hAnsi="Wingdings" w:hint="default"/>
+        <w:sz w:val="20"/>
+      </w:rPr>
+    </w:lvl>
+    <w:lvl w:ilvl="3" w:tentative="1">
+      <w:start w:val="1"/>
+      <w:numFmt w:val="bullet"/>
+      <w:lvlText w:val=""/>
+      <w:lvlJc w:val="left"/>
+      <w:pPr>
+        <w:tabs>
+          <w:tab w:val="num" w:pos="2880"/>
+        </w:tabs>
+        <w:ind w:left="2880" w:hanging="360"/>
+      </w:pPr>
+      <w:rPr>
+        <w:rFonts w:ascii="Wingdings" w:hAnsi="Wingdings" w:hint="default"/>
+        <w:sz w:val="20"/>
+      </w:rPr>
+    </w:lvl>
+    <w:lvl w:ilvl="4" w:tentative="1">
+      <w:start w:val="1"/>
+      <w:numFmt w:val="bullet"/>
+      <w:lvlText w:val=""/>
+      <w:lvlJc w:val="left"/>
+      <w:pPr>
+        <w:tabs>
+          <w:tab w:val="num" w:pos="3600"/>
+        </w:tabs>
+        <w:ind w:left="3600" w:hanging="360"/>
+      </w:pPr>
+      <w:rPr>
+        <w:rFonts w:ascii="Wingdings" w:hAnsi="Wingdings" w:hint="default"/>
+        <w:sz w:val="20"/>
+      </w:rPr>
+    </w:lvl>
+    <w:lvl w:ilvl="5" w:tentative="1">
+      <w:start w:val="1"/>
+      <w:numFmt w:val="bullet"/>
+      <w:lvlText w:val=""/>
+      <w:lvlJc w:val="left"/>
+      <w:pPr>
+        <w:tabs>
+          <w:tab w:val="num" w:pos="4320"/>
+        </w:tabs>
+        <w:ind w:left="4320" w:hanging="360"/>
+      </w:pPr>
+      <w:rPr>
+        <w:rFonts w:ascii="Wingdings" w:hAnsi="Wingdings" w:hint="default"/>
+        <w:sz w:val="20"/>
+      </w:rPr>
+    </w:lvl>
+    <w:lvl w:ilvl="6" w:tentative="1">
+      <w:start w:val="1"/>
+      <w:numFmt w:val="bullet"/>
+      <w:lvlText w:val=""/>
+      <w:lvlJc w:val="left"/>
+      <w:pPr>
+        <w:tabs>
+          <w:tab w:val="num" w:pos="5040"/>
+        </w:tabs>
+        <w:ind w:left="5040" w:hanging="360"/>
+      </w:pPr>
+      <w:rPr>
+        <w:rFonts w:ascii="Wingdings" w:hAnsi="Wingdings" w:hint="default"/>
+        <w:sz w:val="20"/>
+      </w:rPr>
+    </w:lvl>
+    <w:lvl w:ilvl="7" w:tentative="1">
+      <w:start w:val="1"/>
+      <w:numFmt w:val="bullet"/>
+      <w:lvlText w:val=""/>
+      <w:lvlJc w:val="left"/>
+      <w:pPr>
+        <w:tabs>
+          <w:tab w:val="num" w:pos="5760"/>
+        </w:tabs>
+        <w:ind w:left="5760" w:hanging="360"/>
+      </w:pPr>
+      <w:rPr>
+        <w:rFonts w:ascii="Wingdings" w:hAnsi="Wingdings" w:hint="default"/>
+        <w:sz w:val="20"/>
+      </w:rPr>
+    </w:lvl>
+    <w:lvl w:ilvl="8" w:tentative="1">
+      <w:start w:val="1"/>
+      <w:numFmt w:val="bullet"/>
+      <w:lvlText w:val=""/>
+      <w:lvlJc w:val="left"/>
+      <w:pPr>
+        <w:tabs>
+          <w:tab w:val="num" w:pos="6480"/>
+        </w:tabs>
+        <w:ind w:left="6480" w:hanging="360"/>
+      </w:pPr>
+      <w:rPr>
+        <w:rFonts w:ascii="Wingdings" w:hAnsi="Wingdings" w:hint="default"/>
+        <w:sz w:val="20"/>
+      </w:rPr>
+    </w:lvl>
+  </w:abstractNum>
+  <w:abstractNum w:abstractNumId="27" w15:restartNumberingAfterBreak="0">
+    <w:nsid w:val="6EA1761A"/>
+    <w:multiLevelType w:val="multilevel"/>
+    <w:tmpl w:val="2B6A0134"/>
+    <w:lvl w:ilvl="0">
+      <w:start w:val="1"/>
+      <w:numFmt w:val="bullet"/>
+      <w:lvlText w:val=""/>
+      <w:lvlJc w:val="left"/>
+      <w:pPr>
+        <w:tabs>
+          <w:tab w:val="num" w:pos="720"/>
+        </w:tabs>
+        <w:ind w:left="720" w:hanging="360"/>
+      </w:pPr>
+      <w:rPr>
+        <w:rFonts w:ascii="Symbol" w:hAnsi="Symbol" w:hint="default"/>
+        <w:sz w:val="20"/>
+      </w:rPr>
+    </w:lvl>
+    <w:lvl w:ilvl="1" w:tentative="1">
+      <w:start w:val="1"/>
+      <w:numFmt w:val="bullet"/>
+      <w:lvlText w:val="o"/>
+      <w:lvlJc w:val="left"/>
+      <w:pPr>
+        <w:tabs>
+          <w:tab w:val="num" w:pos="1440"/>
+        </w:tabs>
+        <w:ind w:left="1440" w:hanging="360"/>
+      </w:pPr>
+      <w:rPr>
+        <w:rFonts w:ascii="Courier New" w:hAnsi="Courier New" w:hint="default"/>
+        <w:sz w:val="20"/>
+      </w:rPr>
+    </w:lvl>
+    <w:lvl w:ilvl="2" w:tentative="1">
+      <w:start w:val="1"/>
+      <w:numFmt w:val="bullet"/>
+      <w:lvlText w:val=""/>
+      <w:lvlJc w:val="left"/>
+      <w:pPr>
+        <w:tabs>
+          <w:tab w:val="num" w:pos="2160"/>
+        </w:tabs>
+        <w:ind w:left="2160" w:hanging="360"/>
+      </w:pPr>
+      <w:rPr>
+        <w:rFonts w:ascii="Wingdings" w:hAnsi="Wingdings" w:hint="default"/>
+        <w:sz w:val="20"/>
+      </w:rPr>
+    </w:lvl>
+    <w:lvl w:ilvl="3" w:tentative="1">
+      <w:start w:val="1"/>
+      <w:numFmt w:val="bullet"/>
+      <w:lvlText w:val=""/>
+      <w:lvlJc w:val="left"/>
+      <w:pPr>
+        <w:tabs>
+          <w:tab w:val="num" w:pos="2880"/>
+        </w:tabs>
+        <w:ind w:left="2880" w:hanging="360"/>
+      </w:pPr>
+      <w:rPr>
+        <w:rFonts w:ascii="Wingdings" w:hAnsi="Wingdings" w:hint="default"/>
+        <w:sz w:val="20"/>
+      </w:rPr>
+    </w:lvl>
+    <w:lvl w:ilvl="4" w:tentative="1">
+      <w:start w:val="1"/>
+      <w:numFmt w:val="bullet"/>
+      <w:lvlText w:val=""/>
+      <w:lvlJc w:val="left"/>
+      <w:pPr>
+        <w:tabs>
+          <w:tab w:val="num" w:pos="3600"/>
+        </w:tabs>
+        <w:ind w:left="3600" w:hanging="360"/>
+      </w:pPr>
+      <w:rPr>
+        <w:rFonts w:ascii="Wingdings" w:hAnsi="Wingdings" w:hint="default"/>
+        <w:sz w:val="20"/>
+      </w:rPr>
+    </w:lvl>
+    <w:lvl w:ilvl="5" w:tentative="1">
+      <w:start w:val="1"/>
+      <w:numFmt w:val="bullet"/>
+      <w:lvlText w:val=""/>
+      <w:lvlJc w:val="left"/>
+      <w:pPr>
+        <w:tabs>
+          <w:tab w:val="num" w:pos="4320"/>
+        </w:tabs>
+        <w:ind w:left="4320" w:hanging="360"/>
+      </w:pPr>
+      <w:rPr>
+        <w:rFonts w:ascii="Wingdings" w:hAnsi="Wingdings" w:hint="default"/>
+        <w:sz w:val="20"/>
+      </w:rPr>
+    </w:lvl>
+    <w:lvl w:ilvl="6" w:tentative="1">
+      <w:start w:val="1"/>
+      <w:numFmt w:val="bullet"/>
+      <w:lvlText w:val=""/>
+      <w:lvlJc w:val="left"/>
+      <w:pPr>
+        <w:tabs>
+          <w:tab w:val="num" w:pos="5040"/>
+        </w:tabs>
+        <w:ind w:left="5040" w:hanging="360"/>
+      </w:pPr>
+      <w:rPr>
+        <w:rFonts w:ascii="Wingdings" w:hAnsi="Wingdings" w:hint="default"/>
+        <w:sz w:val="20"/>
+      </w:rPr>
+    </w:lvl>
+    <w:lvl w:ilvl="7" w:tentative="1">
+      <w:start w:val="1"/>
+      <w:numFmt w:val="bullet"/>
+      <w:lvlText w:val=""/>
+      <w:lvlJc w:val="left"/>
+      <w:pPr>
+        <w:tabs>
+          <w:tab w:val="num" w:pos="5760"/>
+        </w:tabs>
+        <w:ind w:left="5760" w:hanging="360"/>
+      </w:pPr>
+      <w:rPr>
+        <w:rFonts w:ascii="Wingdings" w:hAnsi="Wingdings" w:hint="default"/>
+        <w:sz w:val="20"/>
+      </w:rPr>
+    </w:lvl>
+    <w:lvl w:ilvl="8" w:tentative="1">
+      <w:start w:val="1"/>
+      <w:numFmt w:val="bullet"/>
+      <w:lvlText w:val=""/>
+      <w:lvlJc w:val="left"/>
+      <w:pPr>
+        <w:tabs>
+          <w:tab w:val="num" w:pos="6480"/>
+        </w:tabs>
+        <w:ind w:left="6480" w:hanging="360"/>
+      </w:pPr>
+      <w:rPr>
+        <w:rFonts w:ascii="Wingdings" w:hAnsi="Wingdings" w:hint="default"/>
+        <w:sz w:val="20"/>
+      </w:rPr>
+    </w:lvl>
+  </w:abstractNum>
+  <w:abstractNum w:abstractNumId="28" w15:restartNumberingAfterBreak="0">
+    <w:nsid w:val="729471B5"/>
+    <w:multiLevelType w:val="multilevel"/>
+    <w:tmpl w:val="E6F01184"/>
+    <w:lvl w:ilvl="0">
+      <w:start w:val="1"/>
+      <w:numFmt w:val="bullet"/>
+      <w:lvlText w:val=""/>
+      <w:lvlJc w:val="left"/>
+      <w:pPr>
+        <w:tabs>
+          <w:tab w:val="num" w:pos="720"/>
+        </w:tabs>
+        <w:ind w:left="720" w:hanging="360"/>
+      </w:pPr>
+      <w:rPr>
+        <w:rFonts w:ascii="Symbol" w:hAnsi="Symbol" w:hint="default"/>
+        <w:sz w:val="20"/>
+      </w:rPr>
+    </w:lvl>
+    <w:lvl w:ilvl="1" w:tentative="1">
+      <w:start w:val="1"/>
+      <w:numFmt w:val="bullet"/>
+      <w:lvlText w:val="o"/>
+      <w:lvlJc w:val="left"/>
+      <w:pPr>
+        <w:tabs>
+          <w:tab w:val="num" w:pos="1440"/>
+        </w:tabs>
+        <w:ind w:left="1440" w:hanging="360"/>
+      </w:pPr>
+      <w:rPr>
+        <w:rFonts w:ascii="Courier New" w:hAnsi="Courier New" w:hint="default"/>
+        <w:sz w:val="20"/>
+      </w:rPr>
+    </w:lvl>
+    <w:lvl w:ilvl="2" w:tentative="1">
+      <w:start w:val="1"/>
+      <w:numFmt w:val="bullet"/>
+      <w:lvlText w:val=""/>
+      <w:lvlJc w:val="left"/>
+      <w:pPr>
+        <w:tabs>
+          <w:tab w:val="num" w:pos="2160"/>
+        </w:tabs>
+        <w:ind w:left="2160" w:hanging="360"/>
+      </w:pPr>
+      <w:rPr>
+        <w:rFonts w:ascii="Wingdings" w:hAnsi="Wingdings" w:hint="default"/>
+        <w:sz w:val="20"/>
+      </w:rPr>
+    </w:lvl>
+    <w:lvl w:ilvl="3" w:tentative="1">
+      <w:start w:val="1"/>
+      <w:numFmt w:val="bullet"/>
+      <w:lvlText w:val=""/>
+      <w:lvlJc w:val="left"/>
+      <w:pPr>
+        <w:tabs>
+          <w:tab w:val="num" w:pos="2880"/>
+        </w:tabs>
+        <w:ind w:left="2880" w:hanging="360"/>
+      </w:pPr>
+      <w:rPr>
+        <w:rFonts w:ascii="Wingdings" w:hAnsi="Wingdings" w:hint="default"/>
+        <w:sz w:val="20"/>
+      </w:rPr>
+    </w:lvl>
+    <w:lvl w:ilvl="4" w:tentative="1">
+      <w:start w:val="1"/>
+      <w:numFmt w:val="bullet"/>
+      <w:lvlText w:val=""/>
+      <w:lvlJc w:val="left"/>
+      <w:pPr>
+        <w:tabs>
+          <w:tab w:val="num" w:pos="3600"/>
+        </w:tabs>
+        <w:ind w:left="3600" w:hanging="360"/>
+      </w:pPr>
+      <w:rPr>
+        <w:rFonts w:ascii="Wingdings" w:hAnsi="Wingdings" w:hint="default"/>
+        <w:sz w:val="20"/>
+      </w:rPr>
+    </w:lvl>
+    <w:lvl w:ilvl="5" w:tentative="1">
+      <w:start w:val="1"/>
+      <w:numFmt w:val="bullet"/>
+      <w:lvlText w:val=""/>
+      <w:lvlJc w:val="left"/>
+      <w:pPr>
+        <w:tabs>
+          <w:tab w:val="num" w:pos="4320"/>
+        </w:tabs>
+        <w:ind w:left="4320" w:hanging="360"/>
+      </w:pPr>
+      <w:rPr>
+        <w:rFonts w:ascii="Wingdings" w:hAnsi="Wingdings" w:hint="default"/>
+        <w:sz w:val="20"/>
+      </w:rPr>
+    </w:lvl>
+    <w:lvl w:ilvl="6" w:tentative="1">
+      <w:start w:val="1"/>
+      <w:numFmt w:val="bullet"/>
+      <w:lvlText w:val=""/>
+      <w:lvlJc w:val="left"/>
+      <w:pPr>
+        <w:tabs>
+          <w:tab w:val="num" w:pos="5040"/>
+        </w:tabs>
+        <w:ind w:left="5040" w:hanging="360"/>
+      </w:pPr>
+      <w:rPr>
+        <w:rFonts w:ascii="Wingdings" w:hAnsi="Wingdings" w:hint="default"/>
+        <w:sz w:val="20"/>
+      </w:rPr>
+    </w:lvl>
+    <w:lvl w:ilvl="7" w:tentative="1">
+      <w:start w:val="1"/>
+      <w:numFmt w:val="bullet"/>
+      <w:lvlText w:val=""/>
+      <w:lvlJc w:val="left"/>
+      <w:pPr>
+        <w:tabs>
+          <w:tab w:val="num" w:pos="5760"/>
+        </w:tabs>
+        <w:ind w:left="5760" w:hanging="360"/>
+      </w:pPr>
+      <w:rPr>
+        <w:rFonts w:ascii="Wingdings" w:hAnsi="Wingdings" w:hint="default"/>
+        <w:sz w:val="20"/>
+      </w:rPr>
+    </w:lvl>
+    <w:lvl w:ilvl="8" w:tentative="1">
+      <w:start w:val="1"/>
+      <w:numFmt w:val="bullet"/>
+      <w:lvlText w:val=""/>
+      <w:lvlJc w:val="left"/>
+      <w:pPr>
+        <w:tabs>
+          <w:tab w:val="num" w:pos="6480"/>
+        </w:tabs>
+        <w:ind w:left="6480" w:hanging="360"/>
+      </w:pPr>
+      <w:rPr>
+        <w:rFonts w:ascii="Wingdings" w:hAnsi="Wingdings" w:hint="default"/>
+        <w:sz w:val="20"/>
+      </w:rPr>
+    </w:lvl>
+  </w:abstractNum>
+  <w:abstractNum w:abstractNumId="29" w15:restartNumberingAfterBreak="0">
     <w:nsid w:val="72FB5932"/>
     <w:multiLevelType w:val="multilevel"/>
     <w:tmpl w:val="21B81686"/>
@@ -36103,7 +42805,156 @@
       </w:rPr>
     </w:lvl>
   </w:abstractNum>
-  <w:abstractNum w:abstractNumId="9" w15:restartNumberingAfterBreak="0">
+  <w:abstractNum w:abstractNumId="30" w15:restartNumberingAfterBreak="0">
+    <w:nsid w:val="76283B6D"/>
+    <w:multiLevelType w:val="multilevel"/>
+    <w:tmpl w:val="1AE4004C"/>
+    <w:lvl w:ilvl="0">
+      <w:start w:val="1"/>
+      <w:numFmt w:val="bullet"/>
+      <w:lvlText w:val=""/>
+      <w:lvlJc w:val="left"/>
+      <w:pPr>
+        <w:tabs>
+          <w:tab w:val="num" w:pos="720"/>
+        </w:tabs>
+        <w:ind w:left="720" w:hanging="360"/>
+      </w:pPr>
+      <w:rPr>
+        <w:rFonts w:ascii="Symbol" w:hAnsi="Symbol" w:hint="default"/>
+        <w:sz w:val="20"/>
+      </w:rPr>
+    </w:lvl>
+    <w:lvl w:ilvl="1" w:tentative="1">
+      <w:start w:val="1"/>
+      <w:numFmt w:val="bullet"/>
+      <w:lvlText w:val="o"/>
+      <w:lvlJc w:val="left"/>
+      <w:pPr>
+        <w:tabs>
+          <w:tab w:val="num" w:pos="1440"/>
+        </w:tabs>
+        <w:ind w:left="1440" w:hanging="360"/>
+      </w:pPr>
+      <w:rPr>
+        <w:rFonts w:ascii="Courier New" w:hAnsi="Courier New" w:hint="default"/>
+        <w:sz w:val="20"/>
+      </w:rPr>
+    </w:lvl>
+    <w:lvl w:ilvl="2" w:tentative="1">
+      <w:start w:val="1"/>
+      <w:numFmt w:val="bullet"/>
+      <w:lvlText w:val=""/>
+      <w:lvlJc w:val="left"/>
+      <w:pPr>
+        <w:tabs>
+          <w:tab w:val="num" w:pos="2160"/>
+        </w:tabs>
+        <w:ind w:left="2160" w:hanging="360"/>
+      </w:pPr>
+      <w:rPr>
+        <w:rFonts w:ascii="Wingdings" w:hAnsi="Wingdings" w:hint="default"/>
+        <w:sz w:val="20"/>
+      </w:rPr>
+    </w:lvl>
+    <w:lvl w:ilvl="3" w:tentative="1">
+      <w:start w:val="1"/>
+      <w:numFmt w:val="bullet"/>
+      <w:lvlText w:val=""/>
+      <w:lvlJc w:val="left"/>
+      <w:pPr>
+        <w:tabs>
+          <w:tab w:val="num" w:pos="2880"/>
+        </w:tabs>
+        <w:ind w:left="2880" w:hanging="360"/>
+      </w:pPr>
+      <w:rPr>
+        <w:rFonts w:ascii="Wingdings" w:hAnsi="Wingdings" w:hint="default"/>
+        <w:sz w:val="20"/>
+      </w:rPr>
+    </w:lvl>
+    <w:lvl w:ilvl="4" w:tentative="1">
+      <w:start w:val="1"/>
+      <w:numFmt w:val="bullet"/>
+      <w:lvlText w:val=""/>
+      <w:lvlJc w:val="left"/>
+      <w:pPr>
+        <w:tabs>
+          <w:tab w:val="num" w:pos="3600"/>
+        </w:tabs>
+        <w:ind w:left="3600" w:hanging="360"/>
+      </w:pPr>
+      <w:rPr>
+        <w:rFonts w:ascii="Wingdings" w:hAnsi="Wingdings" w:hint="default"/>
+        <w:sz w:val="20"/>
+      </w:rPr>
+    </w:lvl>
+    <w:lvl w:ilvl="5" w:tentative="1">
+      <w:start w:val="1"/>
+      <w:numFmt w:val="bullet"/>
+      <w:lvlText w:val=""/>
+      <w:lvlJc w:val="left"/>
+      <w:pPr>
+        <w:tabs>
+          <w:tab w:val="num" w:pos="4320"/>
+        </w:tabs>
+        <w:ind w:left="4320" w:hanging="360"/>
+      </w:pPr>
+      <w:rPr>
+        <w:rFonts w:ascii="Wingdings" w:hAnsi="Wingdings" w:hint="default"/>
+        <w:sz w:val="20"/>
+      </w:rPr>
+    </w:lvl>
+    <w:lvl w:ilvl="6" w:tentative="1">
+      <w:start w:val="1"/>
+      <w:numFmt w:val="bullet"/>
+      <w:lvlText w:val=""/>
+      <w:lvlJc w:val="left"/>
+      <w:pPr>
+        <w:tabs>
+          <w:tab w:val="num" w:pos="5040"/>
+        </w:tabs>
+        <w:ind w:left="5040" w:hanging="360"/>
+      </w:pPr>
+      <w:rPr>
+        <w:rFonts w:ascii="Wingdings" w:hAnsi="Wingdings" w:hint="default"/>
+        <w:sz w:val="20"/>
+      </w:rPr>
+    </w:lvl>
+    <w:lvl w:ilvl="7" w:tentative="1">
+      <w:start w:val="1"/>
+      <w:numFmt w:val="bullet"/>
+      <w:lvlText w:val=""/>
+      <w:lvlJc w:val="left"/>
+      <w:pPr>
+        <w:tabs>
+          <w:tab w:val="num" w:pos="5760"/>
+        </w:tabs>
+        <w:ind w:left="5760" w:hanging="360"/>
+      </w:pPr>
+      <w:rPr>
+        <w:rFonts w:ascii="Wingdings" w:hAnsi="Wingdings" w:hint="default"/>
+        <w:sz w:val="20"/>
+      </w:rPr>
+    </w:lvl>
+    <w:lvl w:ilvl="8" w:tentative="1">
+      <w:start w:val="1"/>
+      <w:numFmt w:val="bullet"/>
+      <w:lvlText w:val=""/>
+      <w:lvlJc w:val="left"/>
+      <w:pPr>
+        <w:tabs>
+          <w:tab w:val="num" w:pos="6480"/>
+        </w:tabs>
+        <w:ind w:left="6480" w:hanging="360"/>
+      </w:pPr>
+      <w:rPr>
+        <w:rFonts w:ascii="Wingdings" w:hAnsi="Wingdings" w:hint="default"/>
+        <w:sz w:val="20"/>
+      </w:rPr>
+    </w:lvl>
+  </w:abstractNum>
+  <w:abstractNum w:abstractNumId="31" w15:restartNumberingAfterBreak="0">
     <w:nsid w:val="7AD34048"/>
     <w:multiLevelType w:val="hybridMultilevel"/>
     <w:tmpl w:val="57F85C82"/>
@@ -36193,34 +43044,100 @@
     </w:lvl>
   </w:abstractNum>
   <w:num w:numId="1">
-    <w:abstractNumId w:val="6"/>
+    <w:abstractNumId w:val="18"/>
   </w:num>
   <w:num w:numId="2">
+    <w:abstractNumId w:val="24"/>
+  </w:num>
+  <w:num w:numId="3">
+    <w:abstractNumId w:val="14"/>
+  </w:num>
+  <w:num w:numId="4">
+    <w:abstractNumId w:val="31"/>
+  </w:num>
+  <w:num w:numId="5">
     <w:abstractNumId w:val="7"/>
   </w:num>
-  <w:num w:numId="3">
-    <w:abstractNumId w:val="5"/>
-  </w:num>
-  <w:num w:numId="4">
-    <w:abstractNumId w:val="9"/>
-  </w:num>
-  <w:num w:numId="5">
-    <w:abstractNumId w:val="2"/>
-  </w:num>
   <w:num w:numId="6">
-    <w:abstractNumId w:val="8"/>
+    <w:abstractNumId w:val="29"/>
   </w:num>
   <w:num w:numId="7">
-    <w:abstractNumId w:val="3"/>
+    <w:abstractNumId w:val="10"/>
   </w:num>
   <w:num w:numId="8">
-    <w:abstractNumId w:val="1"/>
+    <w:abstractNumId w:val="5"/>
   </w:num>
   <w:num w:numId="9">
     <w:abstractNumId w:val="0"/>
   </w:num>
   <w:num w:numId="10">
+    <w:abstractNumId w:val="12"/>
+  </w:num>
+  <w:num w:numId="11">
+    <w:abstractNumId w:val="8"/>
+  </w:num>
+  <w:num w:numId="12">
+    <w:abstractNumId w:val="26"/>
+  </w:num>
+  <w:num w:numId="13">
+    <w:abstractNumId w:val="25"/>
+  </w:num>
+  <w:num w:numId="14">
+    <w:abstractNumId w:val="6"/>
+  </w:num>
+  <w:num w:numId="15">
+    <w:abstractNumId w:val="1"/>
+  </w:num>
+  <w:num w:numId="16">
+    <w:abstractNumId w:val="2"/>
+  </w:num>
+  <w:num w:numId="17">
     <w:abstractNumId w:val="4"/>
+  </w:num>
+  <w:num w:numId="18">
+    <w:abstractNumId w:val="11"/>
+  </w:num>
+  <w:num w:numId="19">
+    <w:abstractNumId w:val="15"/>
+  </w:num>
+  <w:num w:numId="20">
+    <w:abstractNumId w:val="22"/>
+  </w:num>
+  <w:num w:numId="21">
+    <w:abstractNumId w:val="9"/>
+  </w:num>
+  <w:num w:numId="22">
+    <w:abstractNumId w:val="27"/>
+  </w:num>
+  <w:num w:numId="23">
+    <w:abstractNumId w:val="21"/>
+  </w:num>
+  <w:num w:numId="24">
+    <w:abstractNumId w:val="28"/>
+  </w:num>
+  <w:num w:numId="25">
+    <w:abstractNumId w:val="17"/>
+  </w:num>
+  <w:num w:numId="26">
+    <w:abstractNumId w:val="16"/>
+  </w:num>
+  <w:num w:numId="27">
+    <w:abstractNumId w:val="30"/>
+  </w:num>
+  <w:num w:numId="28">
+    <w:abstractNumId w:val="23"/>
+  </w:num>
+  <w:num w:numId="29">
+    <w:abstractNumId w:val="19"/>
+  </w:num>
+  <w:num w:numId="30">
+    <w:abstractNumId w:val="3"/>
+  </w:num>
+  <w:num w:numId="31">
+    <w:abstractNumId w:val="20"/>
+  </w:num>
+  <w:num w:numId="32">
+    <w:abstractNumId w:val="13"/>
   </w:num>
 </w:numbering>
 </file>
@@ -37148,7 +44065,7 @@
 </file>
 
 <file path=customXml/itemProps1.xml><?xml version="1.0" encoding="utf-8"?>
-<ds:datastoreItem xmlns:ds="http://schemas.openxmlformats.org/officeDocument/2006/customXml" ds:itemID="{452AF148-6F37-4846-BEBF-7D5CC204E74D}">
+<ds:datastoreItem xmlns:ds="http://schemas.openxmlformats.org/officeDocument/2006/customXml" ds:itemID="{A8DC79F0-E783-4D6C-AEB6-7527554D8B11}">
   <ds:schemaRefs>
     <ds:schemaRef ds:uri="http://schemas.openxmlformats.org/officeDocument/2006/bibliography"/>
   </ds:schemaRefs>

--- a/Programming Lab/أوامر محرر الذكاء الإصطناعي لتطوير نظام إدارو التمارين.docx
+++ b/Programming Lab/أوامر محرر الذكاء الإصطناعي لتطوير نظام إدارو التمارين.docx
@@ -37951,6 +37951,17 @@
                 <w:lang w:bidi="ar-AE"/>
               </w:rPr>
             </w:pPr>
+            <w:r>
+              <w:rPr>
+                <w:rFonts w:asciiTheme="minorBidi" w:hAnsiTheme="minorBidi" w:cs="Arial" w:hint="cs"/>
+                <w:sz w:val="24"/>
+                <w:szCs w:val="24"/>
+                <w:rtl/>
+                <w:lang w:bidi="ar-AE"/>
+              </w:rPr>
+              <w:lastRenderedPageBreak/>
+              <w:t>جميع الصفحات</w:t>
+            </w:r>
           </w:p>
         </w:tc>
         <w:tc>
@@ -37962,7 +37973,6 @@
               <w:bidi/>
               <w:rPr>
                 <w:rFonts w:cs="Arial"/>
-                <w:color w:val="FF0000"/>
                 <w:rtl/>
                 <w:lang w:bidi="ar-AE"/>
               </w:rPr>
@@ -37970,7 +37980,6 @@
             <w:r>
               <w:rPr>
                 <w:rFonts w:cs="Arial" w:hint="cs"/>
-                <w:color w:val="FF0000"/>
                 <w:rtl/>
               </w:rPr>
               <w:t>نلاحظ عندما نفصل النظام من الانترنت (</w:t>
@@ -37978,7 +37987,6 @@
             <w:r>
               <w:rPr>
                 <w:rFonts w:cs="Arial"/>
-                <w:color w:val="FF0000"/>
                 <w:lang w:val="en-AE"/>
               </w:rPr>
               <w:t>offline</w:t>
@@ -37986,7 +37994,6 @@
             <w:r>
               <w:rPr>
                 <w:rFonts w:cs="Arial" w:hint="cs"/>
-                <w:color w:val="FF0000"/>
                 <w:rtl/>
               </w:rPr>
               <w:t>)</w:t>
@@ -37994,7 +38001,6 @@
             <w:r>
               <w:rPr>
                 <w:rFonts w:cs="Arial" w:hint="cs"/>
-                <w:color w:val="FF0000"/>
                 <w:rtl/>
                 <w:lang w:bidi="ar-AE"/>
               </w:rPr>
@@ -38004,7 +38010,6 @@
             <w:r>
               <w:rPr>
                 <w:rFonts w:cs="Arial" w:hint="cs"/>
-                <w:color w:val="FF0000"/>
                 <w:rtl/>
                 <w:lang w:bidi="ar-AE"/>
               </w:rPr>
@@ -38014,7 +38019,6 @@
             <w:r>
               <w:rPr>
                 <w:rFonts w:cs="Arial" w:hint="cs"/>
-                <w:color w:val="FF0000"/>
                 <w:rtl/>
                 <w:lang w:bidi="ar-AE"/>
               </w:rPr>
@@ -38109,6 +38113,13 @@
                 <w:lang w:bidi="ar-AE"/>
               </w:rPr>
             </w:pPr>
+            <w:r>
+              <w:rPr>
+                <w:rFonts w:cs="Arial" w:hint="cs"/>
+                <w:rtl/>
+              </w:rPr>
+              <w:t>صفحة قوائم التقييم</w:t>
+            </w:r>
           </w:p>
         </w:tc>
         <w:tc>
@@ -38120,14 +38131,12 @@
               <w:bidi/>
               <w:rPr>
                 <w:rFonts w:cs="Arial"/>
-                <w:color w:val="FF0000"/>
                 <w:rtl/>
               </w:rPr>
             </w:pPr>
             <w:r>
               <w:rPr>
                 <w:rFonts w:cs="Arial" w:hint="cs"/>
-                <w:color w:val="FF0000"/>
                 <w:rtl/>
               </w:rPr>
               <w:t>في صفحة قوائم التقييم نريد التالي:</w:t>
@@ -38138,14 +38147,12 @@
               <w:bidi/>
               <w:rPr>
                 <w:rFonts w:cs="Arial"/>
-                <w:color w:val="FF0000"/>
                 <w:rtl/>
               </w:rPr>
             </w:pPr>
             <w:r>
               <w:rPr>
                 <w:rFonts w:cs="Arial" w:hint="cs"/>
-                <w:color w:val="FF0000"/>
                 <w:rtl/>
               </w:rPr>
               <w:t xml:space="preserve">1. عندما يكون محتوى عمود النتيجة (مقبول) أو (راسب) يكون المحكم </w:t>
@@ -38153,7 +38160,6 @@
             <w:r>
               <w:rPr>
                 <w:rFonts w:cs="Arial" w:hint="cs"/>
-                <w:color w:val="FF0000"/>
                 <w:rtl/>
               </w:rPr>
               <w:t xml:space="preserve">غير قادر على حفظ قائمة التقييم إلا بعد تعبئة وكتابة ملاحظات لهذا الصف. </w:t>
@@ -38164,14 +38170,12 @@
               <w:bidi/>
               <w:rPr>
                 <w:rFonts w:cs="Arial"/>
-                <w:color w:val="FF0000"/>
                 <w:rtl/>
               </w:rPr>
             </w:pPr>
             <w:r>
               <w:rPr>
                 <w:rFonts w:cs="Arial" w:hint="cs"/>
-                <w:color w:val="FF0000"/>
                 <w:rtl/>
               </w:rPr>
               <w:t>2. لا تغيير على المميزات والخصائص الحالية الأخرى لهذه الصفحة.</w:t>
@@ -38264,6 +38268,13 @@
                 <w:lang w:bidi="ar-AE"/>
               </w:rPr>
             </w:pPr>
+            <w:r>
+              <w:rPr>
+                <w:rFonts w:cs="Arial" w:hint="cs"/>
+                <w:rtl/>
+              </w:rPr>
+              <w:t>صفحة إدارة الخادم</w:t>
+            </w:r>
           </w:p>
         </w:tc>
         <w:tc>
@@ -38275,14 +38286,12 @@
               <w:bidi/>
               <w:rPr>
                 <w:rFonts w:cs="Arial"/>
-                <w:color w:val="FF0000"/>
                 <w:rtl/>
               </w:rPr>
             </w:pPr>
             <w:r>
               <w:rPr>
                 <w:rFonts w:cs="Arial" w:hint="cs"/>
-                <w:color w:val="FF0000"/>
                 <w:rtl/>
               </w:rPr>
               <w:t>نلاحظ صفحة إدارة الخادم بدون ترويسة.. نريد صفحة إدارة الخادم تحتوي على الترويسة الرئيسية مثل باقي الصفحات</w:t>
@@ -38322,6 +38331,20 @@
                 <w:lang w:bidi="ar-AE"/>
               </w:rPr>
             </w:pPr>
+            <w:r>
+              <w:rPr>
+                <w:rFonts w:cs="Arial" w:hint="cs"/>
+                <w:rtl/>
+              </w:rPr>
+              <w:t xml:space="preserve">صفحة التخطيط / صفحة </w:t>
+            </w:r>
+            <w:r>
+              <w:rPr>
+                <w:rFonts w:cs="Arial"/>
+                <w:rtl/>
+              </w:rPr>
+              <w:t>جدول مجرى الأحداث والمعاضل</w:t>
+            </w:r>
           </w:p>
         </w:tc>
         <w:tc>
@@ -38333,7 +38356,6 @@
               <w:bidi/>
               <w:rPr>
                 <w:rFonts w:cs="Arial"/>
-                <w:color w:val="FF0000"/>
                 <w:rtl/>
               </w:rPr>
             </w:pPr>
@@ -38341,7 +38363,6 @@
             <w:r>
               <w:rPr>
                 <w:rFonts w:cs="Arial" w:hint="cs"/>
-                <w:color w:val="FF0000"/>
                 <w:rtl/>
               </w:rPr>
               <w:t>1 .</w:t>
@@ -38350,7 +38371,6 @@
             <w:r>
               <w:rPr>
                 <w:rFonts w:cs="Arial" w:hint="cs"/>
-                <w:color w:val="FF0000"/>
                 <w:rtl/>
               </w:rPr>
               <w:t xml:space="preserve"> في صفحة التخطيط / صفحة </w:t>
@@ -38358,7 +38378,6 @@
             <w:r>
               <w:rPr>
                 <w:rFonts w:cs="Arial"/>
-                <w:color w:val="FF0000"/>
                 <w:rtl/>
               </w:rPr>
               <w:t>جدول مجرى الأحداث والمعاضل</w:t>
@@ -38366,7 +38385,6 @@
             <w:r>
               <w:rPr>
                 <w:rFonts w:cs="Arial" w:hint="cs"/>
-                <w:color w:val="FF0000"/>
                 <w:rtl/>
               </w:rPr>
               <w:t xml:space="preserve"> / مربع النص الذي فوق الجدول نريد توسيط محتوى النص وتغيير نوع الخط إلى (</w:t>
@@ -38374,14 +38392,12 @@
             <w:r>
               <w:rPr>
                 <w:rFonts w:cs="Arial"/>
-                <w:color w:val="FF0000"/>
               </w:rPr>
               <w:t>Bold</w:t>
             </w:r>
             <w:r>
               <w:rPr>
                 <w:rFonts w:cs="Arial" w:hint="cs"/>
-                <w:color w:val="FF0000"/>
                 <w:rtl/>
               </w:rPr>
               <w:t>)</w:t>
@@ -38389,7 +38405,6 @@
             <w:r>
               <w:rPr>
                 <w:rFonts w:cs="Arial" w:hint="cs"/>
-                <w:color w:val="FF0000"/>
                 <w:rtl/>
               </w:rPr>
               <w:t xml:space="preserve"> ولون أسود</w:t>
@@ -38400,7 +38415,6 @@
               <w:bidi/>
               <w:rPr>
                 <w:rFonts w:cs="Arial"/>
-                <w:color w:val="FF0000"/>
                 <w:rtl/>
                 <w:lang w:bidi="ar-AE"/>
               </w:rPr>
@@ -38408,7 +38422,6 @@
             <w:r>
               <w:rPr>
                 <w:rFonts w:cs="Arial" w:hint="cs"/>
-                <w:color w:val="FF0000"/>
                 <w:rtl/>
               </w:rPr>
               <w:t xml:space="preserve">2. </w:t>
@@ -38416,7 +38429,6 @@
             <w:r>
               <w:rPr>
                 <w:rFonts w:cs="Arial" w:hint="cs"/>
-                <w:color w:val="FF0000"/>
                 <w:rtl/>
               </w:rPr>
               <w:t xml:space="preserve">أيضا تغيير نوع خط جميع محتويات جدول </w:t>
@@ -38424,7 +38436,6 @@
             <w:r>
               <w:rPr>
                 <w:rFonts w:cs="Arial"/>
-                <w:color w:val="FF0000"/>
                 <w:rtl/>
               </w:rPr>
               <w:t>مجرى الأحداث والمعاضل</w:t>
@@ -38432,7 +38443,6 @@
             <w:r>
               <w:rPr>
                 <w:rFonts w:cs="Arial" w:hint="cs"/>
-                <w:color w:val="FF0000"/>
                 <w:rtl/>
               </w:rPr>
               <w:t xml:space="preserve"> إلى (</w:t>
@@ -38440,7 +38450,6 @@
             <w:r>
               <w:rPr>
                 <w:rFonts w:cs="Arial"/>
-                <w:color w:val="FF0000"/>
                 <w:lang w:val="en-AE"/>
               </w:rPr>
               <w:t>bold</w:t>
@@ -38448,7 +38457,6 @@
             <w:r>
               <w:rPr>
                 <w:rFonts w:cs="Arial" w:hint="cs"/>
-                <w:color w:val="FF0000"/>
                 <w:rtl/>
               </w:rPr>
               <w:t>)</w:t>
@@ -38456,7 +38464,6 @@
             <w:r>
               <w:rPr>
                 <w:rFonts w:cs="Arial" w:hint="cs"/>
-                <w:color w:val="FF0000"/>
                 <w:rtl/>
                 <w:lang w:bidi="ar-AE"/>
               </w:rPr>
@@ -38550,8 +38557,13 @@
                 <w:lang w:bidi="ar-AE"/>
               </w:rPr>
             </w:pPr>
-            <w:bookmarkStart w:id="0" w:name="_GoBack"/>
-            <w:bookmarkEnd w:id="0"/>
+            <w:r>
+              <w:rPr>
+                <w:rFonts w:cs="Arial" w:hint="cs"/>
+                <w:rtl/>
+              </w:rPr>
+              <w:t>بنك المعلومات / صفحة مجرى الأحداث والمعاضل</w:t>
+            </w:r>
           </w:p>
         </w:tc>
         <w:tc>
@@ -38562,11 +38574,475 @@
             <w:pPr>
               <w:bidi/>
               <w:rPr>
+                <w:rFonts w:cs="Arial"/>
+                <w:rtl/>
+              </w:rPr>
+            </w:pPr>
+            <w:r>
+              <w:rPr>
                 <w:rFonts w:cs="Arial" w:hint="cs"/>
-                <w:color w:val="FF0000"/>
-                <w:rtl/>
-              </w:rPr>
-            </w:pPr>
+                <w:rtl/>
+              </w:rPr>
+              <w:t xml:space="preserve">في بنك المعلومات نريد تغيير صفحة مجرى الأحداث والمعاضل ليكون مطابقا 100% لصفحة التخطيط / جدول مجرى الاحداث والمعاضل بجميع مميزاتها وخصائصا </w:t>
+            </w:r>
+            <w:proofErr w:type="spellStart"/>
+            <w:r>
+              <w:rPr>
+                <w:rFonts w:cs="Arial" w:hint="cs"/>
+                <w:rtl/>
+              </w:rPr>
+              <w:t>التبويبات</w:t>
+            </w:r>
+            <w:proofErr w:type="spellEnd"/>
+            <w:r>
+              <w:rPr>
+                <w:rFonts w:cs="Arial" w:hint="cs"/>
+                <w:rtl/>
+              </w:rPr>
+              <w:t xml:space="preserve"> (اليوم/1 </w:t>
+            </w:r>
+            <w:r>
+              <w:rPr>
+                <w:rFonts w:cs="Arial"/>
+                <w:rtl/>
+              </w:rPr>
+              <w:t>–</w:t>
+            </w:r>
+            <w:r>
+              <w:rPr>
+                <w:rFonts w:cs="Arial" w:hint="cs"/>
+                <w:rtl/>
+              </w:rPr>
+              <w:t xml:space="preserve"> اليوم/2 اليوم/3 </w:t>
+            </w:r>
+            <w:r>
+              <w:rPr>
+                <w:rFonts w:cs="Arial"/>
+                <w:rtl/>
+              </w:rPr>
+              <w:t>–</w:t>
+            </w:r>
+            <w:r>
+              <w:rPr>
+                <w:rFonts w:cs="Arial" w:hint="cs"/>
+                <w:rtl/>
+              </w:rPr>
+              <w:t xml:space="preserve"> وهكذا) </w:t>
+            </w:r>
+            <w:r>
+              <w:rPr>
+                <w:rFonts w:cs="Arial" w:hint="cs"/>
+                <w:rtl/>
+              </w:rPr>
+              <w:t>وطريقة الاستيراد من ملف الوورد وطريقة إدراج حدث وإدراج معضلة وإدراج صف وإضافة خلية (مكلف) وحذف خلية (مكلف) وحذف صف وأيضا طريقة تفريغ الجدول.. ونريد أن نذكر بأن جميع محتويات بنك المعلومات تكون منفصلة جميع التمارين (لا علاقة لصفحة مجرى الأحداث والمعاضل بأي تمرين</w:t>
+            </w:r>
+            <w:r>
+              <w:rPr>
+                <w:rFonts w:cs="Arial" w:hint="cs"/>
+                <w:rtl/>
+              </w:rPr>
+              <w:t>)</w:t>
+            </w:r>
+          </w:p>
+        </w:tc>
+        <w:tc>
+          <w:tcPr>
+            <w:tcW w:w="4243" w:type="dxa"/>
+          </w:tcPr>
+          <w:p>
+            <w:pPr>
+              <w:rPr>
+                <w:noProof/>
+              </w:rPr>
+            </w:pPr>
+          </w:p>
+        </w:tc>
+      </w:tr>
+      <w:tr>
+        <w:trPr>
+          <w:trHeight w:val="305"/>
+        </w:trPr>
+        <w:tc>
+          <w:tcPr>
+            <w:tcW w:w="1828" w:type="dxa"/>
+          </w:tcPr>
+          <w:p>
+            <w:pPr>
+              <w:bidi/>
+              <w:jc w:val="center"/>
+              <w:rPr>
+                <w:rFonts w:cs="Arial" w:hint="cs"/>
+                <w:rtl/>
+              </w:rPr>
+            </w:pPr>
+            <w:r>
+              <w:rPr>
+                <w:rFonts w:cs="Arial" w:hint="cs"/>
+                <w:rtl/>
+              </w:rPr>
+              <w:t>المحكمين</w:t>
+            </w:r>
+          </w:p>
+        </w:tc>
+        <w:tc>
+          <w:tcPr>
+            <w:tcW w:w="7538" w:type="dxa"/>
+          </w:tcPr>
+          <w:p>
+            <w:pPr>
+              <w:bidi/>
+              <w:rPr>
+                <w:rFonts w:cs="Arial" w:hint="cs"/>
+                <w:rtl/>
+              </w:rPr>
+            </w:pPr>
+            <w:r>
+              <w:rPr>
+                <w:rFonts w:cs="Arial" w:hint="cs"/>
+                <w:rtl/>
+              </w:rPr>
+              <w:t xml:space="preserve">في </w:t>
+            </w:r>
+            <w:r>
+              <w:rPr>
+                <w:rFonts w:cs="Arial" w:hint="cs"/>
+                <w:rtl/>
+              </w:rPr>
+              <w:t>صفحة مساحة المحكمين / جميع المحكمين والمستخدم (محكم منفرد)</w:t>
+            </w:r>
+            <w:r>
+              <w:rPr>
+                <w:rFonts w:cs="Arial" w:hint="cs"/>
+                <w:rtl/>
+              </w:rPr>
+              <w:t xml:space="preserve"> نريد تغيير صفحة</w:t>
+            </w:r>
+            <w:r>
+              <w:rPr>
+                <w:rFonts w:cs="Arial" w:hint="cs"/>
+                <w:rtl/>
+              </w:rPr>
+              <w:t xml:space="preserve"> المجرى وتقييم الإجراءات إلى</w:t>
+            </w:r>
+            <w:r>
+              <w:rPr>
+                <w:rFonts w:cs="Arial" w:hint="cs"/>
+                <w:rtl/>
+              </w:rPr>
+              <w:t xml:space="preserve"> مجرى الأحداث والمعاضل ليكون مطابقا 100% لصفحة التخطيط / جدول مجرى الاحداث والمعاضل</w:t>
+            </w:r>
+            <w:r>
+              <w:rPr>
+                <w:rFonts w:cs="Arial" w:hint="cs"/>
+                <w:rtl/>
+              </w:rPr>
+              <w:t xml:space="preserve"> متضمنا </w:t>
+            </w:r>
+            <w:proofErr w:type="spellStart"/>
+            <w:r>
+              <w:rPr>
+                <w:rFonts w:cs="Arial" w:hint="cs"/>
+                <w:rtl/>
+              </w:rPr>
+              <w:t>التبويبات</w:t>
+            </w:r>
+            <w:proofErr w:type="spellEnd"/>
+            <w:r>
+              <w:rPr>
+                <w:rFonts w:cs="Arial" w:hint="cs"/>
+                <w:rtl/>
+              </w:rPr>
+              <w:t xml:space="preserve"> </w:t>
+            </w:r>
+            <w:r>
+              <w:rPr>
+                <w:rFonts w:cs="Arial" w:hint="cs"/>
+                <w:rtl/>
+              </w:rPr>
+              <w:t xml:space="preserve">(اليوم/1 </w:t>
+            </w:r>
+            <w:r>
+              <w:rPr>
+                <w:rFonts w:cs="Arial"/>
+                <w:rtl/>
+              </w:rPr>
+              <w:t>–</w:t>
+            </w:r>
+            <w:r>
+              <w:rPr>
+                <w:rFonts w:cs="Arial" w:hint="cs"/>
+                <w:rtl/>
+              </w:rPr>
+              <w:t xml:space="preserve"> اليوم/2 اليوم/3 </w:t>
+            </w:r>
+            <w:r>
+              <w:rPr>
+                <w:rFonts w:cs="Arial"/>
+                <w:rtl/>
+              </w:rPr>
+              <w:t>–</w:t>
+            </w:r>
+            <w:r>
+              <w:rPr>
+                <w:rFonts w:cs="Arial" w:hint="cs"/>
+                <w:rtl/>
+              </w:rPr>
+              <w:t xml:space="preserve"> وهكذا) </w:t>
+            </w:r>
+            <w:r>
+              <w:rPr>
+                <w:rFonts w:cs="Arial" w:hint="cs"/>
+                <w:rtl/>
+              </w:rPr>
+              <w:t>وتكون الصفحة للقراءة فقط دون أن يكون قادر على التعديل أو التغيير.</w:t>
+            </w:r>
+          </w:p>
+        </w:tc>
+        <w:tc>
+          <w:tcPr>
+            <w:tcW w:w="4243" w:type="dxa"/>
+          </w:tcPr>
+          <w:p>
+            <w:pPr>
+              <w:rPr>
+                <w:noProof/>
+              </w:rPr>
+            </w:pPr>
+            <w:r>
+              <w:rPr>
+                <w:noProof/>
+              </w:rPr>
+              <w:drawing>
+                <wp:inline distT="0" distB="0" distL="0" distR="0" wp14:anchorId="78EA25B1" wp14:editId="10484EFE">
+                  <wp:extent cx="1953490" cy="670749"/>
+                  <wp:effectExtent l="0" t="0" r="8890" b="0"/>
+                  <wp:docPr id="9" name="Picture 9"/>
+                  <wp:cNvGraphicFramePr>
+                    <a:graphicFrameLocks xmlns:a="http://schemas.openxmlformats.org/drawingml/2006/main" noChangeAspect="1"/>
+                  </wp:cNvGraphicFramePr>
+                  <a:graphic xmlns:a="http://schemas.openxmlformats.org/drawingml/2006/main">
+                    <a:graphicData uri="http://schemas.openxmlformats.org/drawingml/2006/picture">
+                      <pic:pic xmlns:pic="http://schemas.openxmlformats.org/drawingml/2006/picture">
+                        <pic:nvPicPr>
+                          <pic:cNvPr id="0" name="Picture 16"/>
+                          <pic:cNvPicPr>
+                            <a:picLocks noChangeAspect="1" noChangeArrowheads="1"/>
+                          </pic:cNvPicPr>
+                        </pic:nvPicPr>
+                        <pic:blipFill>
+                          <a:blip r:embed="rId15" cstate="print">
+                            <a:extLst>
+                              <a:ext uri="{28A0092B-C50C-407E-A947-70E740481C1C}">
+                                <a14:useLocalDpi xmlns:a14="http://schemas.microsoft.com/office/drawing/2010/main" val="0"/>
+                              </a:ext>
+                            </a:extLst>
+                          </a:blip>
+                          <a:srcRect/>
+                          <a:stretch>
+                            <a:fillRect/>
+                          </a:stretch>
+                        </pic:blipFill>
+                        <pic:spPr bwMode="auto">
+                          <a:xfrm>
+                            <a:off x="0" y="0"/>
+                            <a:ext cx="1953490" cy="670749"/>
+                          </a:xfrm>
+                          <a:prstGeom prst="rect">
+                            <a:avLst/>
+                          </a:prstGeom>
+                          <a:noFill/>
+                          <a:ln>
+                            <a:noFill/>
+                          </a:ln>
+                        </pic:spPr>
+                      </pic:pic>
+                    </a:graphicData>
+                  </a:graphic>
+                </wp:inline>
+              </w:drawing>
+            </w:r>
+          </w:p>
+        </w:tc>
+      </w:tr>
+      <w:tr>
+        <w:trPr>
+          <w:trHeight w:val="305"/>
+        </w:trPr>
+        <w:tc>
+          <w:tcPr>
+            <w:tcW w:w="1828" w:type="dxa"/>
+          </w:tcPr>
+          <w:p>
+            <w:pPr>
+              <w:bidi/>
+              <w:jc w:val="center"/>
+              <w:rPr>
+                <w:rFonts w:cs="Arial" w:hint="cs"/>
+                <w:rtl/>
+              </w:rPr>
+            </w:pPr>
+          </w:p>
+        </w:tc>
+        <w:tc>
+          <w:tcPr>
+            <w:tcW w:w="7538" w:type="dxa"/>
+          </w:tcPr>
+          <w:p>
+            <w:pPr>
+              <w:bidi/>
+              <w:rPr>
+                <w:rFonts w:cs="Arial"/>
+                <w:rtl/>
+              </w:rPr>
+            </w:pPr>
+            <w:r>
+              <w:rPr>
+                <w:rFonts w:cs="Arial" w:hint="cs"/>
+                <w:rtl/>
+              </w:rPr>
+              <w:t xml:space="preserve">1. </w:t>
+            </w:r>
+            <w:r>
+              <w:rPr>
+                <w:rFonts w:cs="Arial" w:hint="cs"/>
+                <w:rtl/>
+              </w:rPr>
+              <w:t xml:space="preserve">في صفحة التخطيط / صفحة </w:t>
+            </w:r>
+            <w:r>
+              <w:rPr>
+                <w:rFonts w:cs="Arial"/>
+                <w:rtl/>
+              </w:rPr>
+              <w:t>جدول مجرى الأحداث والمعاضل</w:t>
+            </w:r>
+            <w:r>
+              <w:rPr>
+                <w:rFonts w:cs="Arial" w:hint="cs"/>
+                <w:rtl/>
+              </w:rPr>
+              <w:t xml:space="preserve"> حاليا عندنا طريقتين لإ</w:t>
+            </w:r>
+            <w:bookmarkStart w:id="0" w:name="_GoBack"/>
+            <w:bookmarkEnd w:id="0"/>
+            <w:r>
+              <w:rPr>
+                <w:rFonts w:cs="Arial" w:hint="cs"/>
+                <w:rtl/>
+              </w:rPr>
+              <w:t xml:space="preserve">دراج مجرى الاحداث والمعاضل </w:t>
+            </w:r>
+            <w:r>
+              <w:rPr>
+                <w:rFonts w:cs="Arial" w:hint="cs"/>
+                <w:rtl/>
+              </w:rPr>
+              <w:t>وهي:</w:t>
+            </w:r>
+            <w:r>
+              <w:rPr>
+                <w:rFonts w:cs="Arial" w:hint="cs"/>
+                <w:rtl/>
+              </w:rPr>
+              <w:t xml:space="preserve"> الطريقة الأولى (استيراد من ملف وورد) والطريقة الثانية (إدخال يدوي </w:t>
+            </w:r>
+            <w:r>
+              <w:rPr>
+                <w:rFonts w:cs="Arial"/>
+                <w:rtl/>
+              </w:rPr>
+              <w:t>–</w:t>
+            </w:r>
+            <w:r>
+              <w:rPr>
+                <w:rFonts w:cs="Arial" w:hint="cs"/>
+                <w:rtl/>
+              </w:rPr>
+              <w:t xml:space="preserve"> كتابة في الجدول). </w:t>
+            </w:r>
+          </w:p>
+          <w:p>
+            <w:pPr>
+              <w:bidi/>
+              <w:rPr>
+                <w:rFonts w:cs="Arial"/>
+                <w:rtl/>
+              </w:rPr>
+            </w:pPr>
+            <w:r>
+              <w:rPr>
+                <w:rFonts w:cs="Arial" w:hint="cs"/>
+                <w:rtl/>
+              </w:rPr>
+              <w:t xml:space="preserve">2. </w:t>
+            </w:r>
+            <w:r>
+              <w:rPr>
+                <w:rFonts w:cs="Arial" w:hint="cs"/>
+                <w:rtl/>
+              </w:rPr>
+              <w:t>نريد إدراج وإدخال الجدول بطريقة ثالثة وهي سحب وإدراج الجدول من بنك المعلومات من خلال إضافة زر (بنك المعلومات) في صفحة</w:t>
+            </w:r>
+            <w:r>
+              <w:rPr>
+                <w:rFonts w:cs="Arial" w:hint="cs"/>
+                <w:rtl/>
+              </w:rPr>
+              <w:t xml:space="preserve"> </w:t>
+            </w:r>
+            <w:r>
+              <w:rPr>
+                <w:rFonts w:cs="Arial"/>
+                <w:rtl/>
+              </w:rPr>
+              <w:t>جدول مجرى الأحداث والمعاضل</w:t>
+            </w:r>
+            <w:r>
+              <w:rPr>
+                <w:rFonts w:cs="Arial" w:hint="cs"/>
+                <w:rtl/>
+              </w:rPr>
+              <w:t xml:space="preserve"> وتكون جميع محتويات الجدول في بنك المعلومات مطابقة في الجدول في صفحة التخطيط ويكون الجدول قابل للتعديل والإضافة والتغيير والحذف والحفظ.</w:t>
+            </w:r>
+          </w:p>
+          <w:p>
+            <w:pPr>
+              <w:bidi/>
+              <w:rPr>
+                <w:rFonts w:cs="Arial" w:hint="cs"/>
+                <w:rtl/>
+              </w:rPr>
+            </w:pPr>
+            <w:r>
+              <w:rPr>
+                <w:rFonts w:cs="Arial" w:hint="cs"/>
+                <w:rtl/>
+              </w:rPr>
+              <w:t xml:space="preserve">3. نريد إضافة زر </w:t>
+            </w:r>
+            <w:proofErr w:type="spellStart"/>
+            <w:r>
+              <w:rPr>
+                <w:rFonts w:cs="Arial" w:hint="cs"/>
+                <w:rtl/>
+              </w:rPr>
+              <w:t>آخرى</w:t>
+            </w:r>
+            <w:proofErr w:type="spellEnd"/>
+            <w:r>
+              <w:rPr>
+                <w:rFonts w:cs="Arial" w:hint="cs"/>
+                <w:rtl/>
+              </w:rPr>
+              <w:t xml:space="preserve"> لتوزيع الجدول وصفحة مجرة الاحداث والمعاضل إلى صفحة جميع المحكمين وكما ذكرنا ساب</w:t>
+            </w:r>
+            <w:r>
+              <w:rPr>
+                <w:rFonts w:cs="Arial" w:hint="cs"/>
+                <w:rtl/>
+              </w:rPr>
+              <w:t>قا تكون الصفحة للقراءة فقط.</w:t>
+            </w:r>
           </w:p>
         </w:tc>
         <w:tc>
@@ -44065,7 +44541,7 @@
 </file>
 
 <file path=customXml/itemProps1.xml><?xml version="1.0" encoding="utf-8"?>
-<ds:datastoreItem xmlns:ds="http://schemas.openxmlformats.org/officeDocument/2006/customXml" ds:itemID="{A8DC79F0-E783-4D6C-AEB6-7527554D8B11}">
+<ds:datastoreItem xmlns:ds="http://schemas.openxmlformats.org/officeDocument/2006/customXml" ds:itemID="{DB467B80-42D5-4DD9-8B51-A3B193DD5CF7}">
   <ds:schemaRefs>
     <ds:schemaRef ds:uri="http://schemas.openxmlformats.org/officeDocument/2006/bibliography"/>
   </ds:schemaRefs>

--- a/Programming Lab/أوامر محرر الذكاء الإصطناعي لتطوير نظام إدارو التمارين.docx
+++ b/Programming Lab/أوامر محرر الذكاء الإصطناعي لتطوير نظام إدارو التمارين.docx
@@ -38671,7 +38671,7 @@
               <w:bidi/>
               <w:jc w:val="center"/>
               <w:rPr>
-                <w:rFonts w:cs="Arial" w:hint="cs"/>
+                <w:rFonts w:cs="Arial"/>
                 <w:rtl/>
               </w:rPr>
             </w:pPr>
@@ -38692,74 +38692,39 @@
             <w:pPr>
               <w:bidi/>
               <w:rPr>
+                <w:rFonts w:cs="Arial"/>
+                <w:rtl/>
+              </w:rPr>
+            </w:pPr>
+            <w:r>
+              <w:rPr>
                 <w:rFonts w:cs="Arial" w:hint="cs"/>
                 <w:rtl/>
               </w:rPr>
-            </w:pPr>
+              <w:t>في صفحة مساحة المحكمين / جميع المحكمين والمستخدم (محكم منفرد) نريد تغيير صفحة المجرى وتقييم الإجراءات إلى مجرى الأحداث والمعاضل ليكون مطابقا 100% لصفحة التخطيط / جدول مجرى الاحداث والمعاضل</w:t>
+            </w:r>
             <w:r>
               <w:rPr>
                 <w:rFonts w:cs="Arial" w:hint="cs"/>
                 <w:rtl/>
               </w:rPr>
-              <w:t xml:space="preserve">في </w:t>
-            </w:r>
+              <w:t xml:space="preserve"> متضمنا </w:t>
+            </w:r>
+            <w:proofErr w:type="spellStart"/>
             <w:r>
               <w:rPr>
                 <w:rFonts w:cs="Arial" w:hint="cs"/>
                 <w:rtl/>
               </w:rPr>
-              <w:t>صفحة مساحة المحكمين / جميع المحكمين والمستخدم (محكم منفرد)</w:t>
-            </w:r>
+              <w:t>التبويبات</w:t>
+            </w:r>
+            <w:proofErr w:type="spellEnd"/>
             <w:r>
               <w:rPr>
                 <w:rFonts w:cs="Arial" w:hint="cs"/>
                 <w:rtl/>
               </w:rPr>
-              <w:t xml:space="preserve"> نريد تغيير صفحة</w:t>
-            </w:r>
-            <w:r>
-              <w:rPr>
-                <w:rFonts w:cs="Arial" w:hint="cs"/>
-                <w:rtl/>
-              </w:rPr>
-              <w:t xml:space="preserve"> المجرى وتقييم الإجراءات إلى</w:t>
-            </w:r>
-            <w:r>
-              <w:rPr>
-                <w:rFonts w:cs="Arial" w:hint="cs"/>
-                <w:rtl/>
-              </w:rPr>
-              <w:t xml:space="preserve"> مجرى الأحداث والمعاضل ليكون مطابقا 100% لصفحة التخطيط / جدول مجرى الاحداث والمعاضل</w:t>
-            </w:r>
-            <w:r>
-              <w:rPr>
-                <w:rFonts w:cs="Arial" w:hint="cs"/>
-                <w:rtl/>
-              </w:rPr>
-              <w:t xml:space="preserve"> متضمنا </w:t>
-            </w:r>
-            <w:proofErr w:type="spellStart"/>
-            <w:r>
-              <w:rPr>
-                <w:rFonts w:cs="Arial" w:hint="cs"/>
-                <w:rtl/>
-              </w:rPr>
-              <w:t>التبويبات</w:t>
-            </w:r>
-            <w:proofErr w:type="spellEnd"/>
-            <w:r>
-              <w:rPr>
-                <w:rFonts w:cs="Arial" w:hint="cs"/>
-                <w:rtl/>
-              </w:rPr>
-              <w:t xml:space="preserve"> </w:t>
-            </w:r>
-            <w:r>
-              <w:rPr>
-                <w:rFonts w:cs="Arial" w:hint="cs"/>
-                <w:rtl/>
-              </w:rPr>
-              <w:t xml:space="preserve">(اليوم/1 </w:t>
+              <w:t xml:space="preserve"> (اليوم/1 </w:t>
             </w:r>
             <w:r>
               <w:rPr>
@@ -38877,7 +38842,7 @@
               <w:bidi/>
               <w:jc w:val="center"/>
               <w:rPr>
-                <w:rFonts w:cs="Arial" w:hint="cs"/>
+                <w:rFonts w:cs="Arial"/>
                 <w:rtl/>
               </w:rPr>
             </w:pPr>
@@ -38900,14 +38865,51 @@
                 <w:rFonts w:cs="Arial" w:hint="cs"/>
                 <w:rtl/>
               </w:rPr>
-              <w:t xml:space="preserve">1. </w:t>
+              <w:t xml:space="preserve">1. في صفحة التخطيط / صفحة </w:t>
+            </w:r>
+            <w:r>
+              <w:rPr>
+                <w:rFonts w:cs="Arial"/>
+                <w:rtl/>
+              </w:rPr>
+              <w:t>جدول مجرى الأحداث والمعاضل</w:t>
             </w:r>
             <w:r>
               <w:rPr>
                 <w:rFonts w:cs="Arial" w:hint="cs"/>
                 <w:rtl/>
               </w:rPr>
-              <w:t xml:space="preserve">في صفحة التخطيط / صفحة </w:t>
+              <w:t xml:space="preserve"> حاليا عندنا طريقتين لإدراج مجرى الاحداث والمعاضل وهي: الطريقة الأولى (استيراد من ملف وورد) والطريقة الثانية (إدخال يدوي </w:t>
+            </w:r>
+            <w:r>
+              <w:rPr>
+                <w:rFonts w:cs="Arial"/>
+                <w:rtl/>
+              </w:rPr>
+              <w:t>–</w:t>
+            </w:r>
+            <w:r>
+              <w:rPr>
+                <w:rFonts w:cs="Arial" w:hint="cs"/>
+                <w:rtl/>
+              </w:rPr>
+              <w:t xml:space="preserve"> كتابة في الجدول). </w:t>
+            </w:r>
+          </w:p>
+          <w:p>
+            <w:pPr>
+              <w:bidi/>
+              <w:rPr>
+                <w:rFonts w:cs="Arial"/>
+                <w:rtl/>
+              </w:rPr>
+            </w:pPr>
+            <w:r>
+              <w:rPr>
+                <w:rFonts w:cs="Arial" w:hint="cs"/>
+                <w:rtl/>
+              </w:rPr>
+              <w:t xml:space="preserve">2. نريد إدراج وإدخال الجدول بطريقة ثالثة وهي سحب وإدراج الجدول من بنك المعلومات من خلال إضافة زر (بنك المعلومات) في صفحة </w:t>
             </w:r>
             <w:r>
               <w:rPr>
@@ -38921,87 +38923,6 @@
                 <w:rFonts w:cs="Arial" w:hint="cs"/>
                 <w:rtl/>
               </w:rPr>
-              <w:t xml:space="preserve"> حاليا عندنا طريقتين لإ</w:t>
-            </w:r>
-            <w:bookmarkStart w:id="0" w:name="_GoBack"/>
-            <w:bookmarkEnd w:id="0"/>
-            <w:r>
-              <w:rPr>
-                <w:rFonts w:cs="Arial" w:hint="cs"/>
-                <w:rtl/>
-              </w:rPr>
-              <w:t xml:space="preserve">دراج مجرى الاحداث والمعاضل </w:t>
-            </w:r>
-            <w:r>
-              <w:rPr>
-                <w:rFonts w:cs="Arial" w:hint="cs"/>
-                <w:rtl/>
-              </w:rPr>
-              <w:t>وهي:</w:t>
-            </w:r>
-            <w:r>
-              <w:rPr>
-                <w:rFonts w:cs="Arial" w:hint="cs"/>
-                <w:rtl/>
-              </w:rPr>
-              <w:t xml:space="preserve"> الطريقة الأولى (استيراد من ملف وورد) والطريقة الثانية (إدخال يدوي </w:t>
-            </w:r>
-            <w:r>
-              <w:rPr>
-                <w:rFonts w:cs="Arial"/>
-                <w:rtl/>
-              </w:rPr>
-              <w:t>–</w:t>
-            </w:r>
-            <w:r>
-              <w:rPr>
-                <w:rFonts w:cs="Arial" w:hint="cs"/>
-                <w:rtl/>
-              </w:rPr>
-              <w:t xml:space="preserve"> كتابة في الجدول). </w:t>
-            </w:r>
-          </w:p>
-          <w:p>
-            <w:pPr>
-              <w:bidi/>
-              <w:rPr>
-                <w:rFonts w:cs="Arial"/>
-                <w:rtl/>
-              </w:rPr>
-            </w:pPr>
-            <w:r>
-              <w:rPr>
-                <w:rFonts w:cs="Arial" w:hint="cs"/>
-                <w:rtl/>
-              </w:rPr>
-              <w:t xml:space="preserve">2. </w:t>
-            </w:r>
-            <w:r>
-              <w:rPr>
-                <w:rFonts w:cs="Arial" w:hint="cs"/>
-                <w:rtl/>
-              </w:rPr>
-              <w:t>نريد إدراج وإدخال الجدول بطريقة ثالثة وهي سحب وإدراج الجدول من بنك المعلومات من خلال إضافة زر (بنك المعلومات) في صفحة</w:t>
-            </w:r>
-            <w:r>
-              <w:rPr>
-                <w:rFonts w:cs="Arial" w:hint="cs"/>
-                <w:rtl/>
-              </w:rPr>
-              <w:t xml:space="preserve"> </w:t>
-            </w:r>
-            <w:r>
-              <w:rPr>
-                <w:rFonts w:cs="Arial"/>
-                <w:rtl/>
-              </w:rPr>
-              <w:t>جدول مجرى الأحداث والمعاضل</w:t>
-            </w:r>
-            <w:r>
-              <w:rPr>
-                <w:rFonts w:cs="Arial" w:hint="cs"/>
-                <w:rtl/>
-              </w:rPr>
               <w:t xml:space="preserve"> وتكون جميع محتويات الجدول في بنك المعلومات مطابقة في الجدول في صفحة التخطيط ويكون الجدول قابل للتعديل والإضافة والتغيير والحذف والحفظ.</w:t>
             </w:r>
           </w:p>
@@ -39009,7 +38930,7 @@
             <w:pPr>
               <w:bidi/>
               <w:rPr>
-                <w:rFonts w:cs="Arial" w:hint="cs"/>
+                <w:rFonts w:cs="Arial"/>
                 <w:rtl/>
               </w:rPr>
             </w:pPr>
@@ -39055,6 +38976,6980 @@
                 <w:noProof/>
               </w:rPr>
             </w:pPr>
+          </w:p>
+        </w:tc>
+      </w:tr>
+      <w:tr>
+        <w:trPr>
+          <w:trHeight w:val="305"/>
+        </w:trPr>
+        <w:tc>
+          <w:tcPr>
+            <w:tcW w:w="1828" w:type="dxa"/>
+          </w:tcPr>
+          <w:p>
+            <w:pPr>
+              <w:bidi/>
+              <w:jc w:val="center"/>
+              <w:rPr>
+                <w:rFonts w:cs="Arial"/>
+                <w:rtl/>
+              </w:rPr>
+            </w:pPr>
+          </w:p>
+        </w:tc>
+        <w:tc>
+          <w:tcPr>
+            <w:tcW w:w="7538" w:type="dxa"/>
+          </w:tcPr>
+          <w:p>
+            <w:pPr>
+              <w:rPr>
+                <w:rFonts w:cs="Arial"/>
+              </w:rPr>
+            </w:pPr>
+            <w:r>
+              <w:rPr>
+                <w:rFonts w:cs="Arial"/>
+              </w:rPr>
+              <w:t># PROJECT UPDATE – VERSION 2.2</w:t>
+            </w:r>
+          </w:p>
+          <w:p>
+            <w:pPr>
+              <w:rPr>
+                <w:rFonts w:cs="Arial"/>
+                <w:rtl/>
+              </w:rPr>
+            </w:pPr>
+          </w:p>
+          <w:p>
+            <w:pPr>
+              <w:rPr>
+                <w:rFonts w:cs="Arial"/>
+              </w:rPr>
+            </w:pPr>
+            <w:r>
+              <w:rPr>
+                <w:rFonts w:cs="Arial"/>
+              </w:rPr>
+              <w:t>## Production Ready Android + Offline Database + Manual Synchronization + Windows Installer</w:t>
+            </w:r>
+          </w:p>
+          <w:p>
+            <w:pPr>
+              <w:rPr>
+                <w:rFonts w:cs="Arial"/>
+                <w:rtl/>
+              </w:rPr>
+            </w:pPr>
+          </w:p>
+          <w:p>
+            <w:pPr>
+              <w:rPr>
+                <w:rFonts w:cs="Arial"/>
+                <w:rtl/>
+              </w:rPr>
+            </w:pPr>
+            <w:r>
+              <w:rPr>
+                <w:rFonts w:cs="Arial"/>
+                <w:rtl/>
+              </w:rPr>
+              <w:t>تم الانتهاء بنجاح من المرحلة الأولى</w:t>
+            </w:r>
+            <w:r>
+              <w:rPr>
+                <w:rFonts w:cs="Arial"/>
+              </w:rPr>
+              <w:t>:</w:t>
+            </w:r>
+          </w:p>
+          <w:p>
+            <w:pPr>
+              <w:rPr>
+                <w:rFonts w:cs="Arial"/>
+                <w:rtl/>
+              </w:rPr>
+            </w:pPr>
+          </w:p>
+          <w:p>
+            <w:pPr>
+              <w:rPr>
+                <w:rFonts w:cs="Arial"/>
+                <w:rtl/>
+              </w:rPr>
+            </w:pPr>
+            <w:r>
+              <w:rPr>
+                <w:rFonts w:cs="Arial"/>
+              </w:rPr>
+              <w:t xml:space="preserve">* Android APK (WebView) </w:t>
+            </w:r>
+            <w:r>
+              <w:rPr>
+                <w:rFonts w:cs="Arial"/>
+                <w:rtl/>
+              </w:rPr>
+              <w:t>يعمل بنجاح</w:t>
+            </w:r>
+            <w:r>
+              <w:rPr>
+                <w:rFonts w:cs="Arial"/>
+              </w:rPr>
+              <w:t>.</w:t>
+            </w:r>
+          </w:p>
+          <w:p>
+            <w:pPr>
+              <w:rPr>
+                <w:rFonts w:cs="Arial"/>
+                <w:rtl/>
+              </w:rPr>
+            </w:pPr>
+            <w:r>
+              <w:rPr>
+                <w:rFonts w:cs="Arial"/>
+              </w:rPr>
+              <w:t xml:space="preserve">* </w:t>
+            </w:r>
+            <w:r>
+              <w:rPr>
+                <w:rFonts w:cs="Arial"/>
+                <w:rtl/>
+              </w:rPr>
+              <w:t>الاتصال بالسيرفر المحلي عبر</w:t>
+            </w:r>
+            <w:r>
+              <w:rPr>
+                <w:rFonts w:cs="Arial"/>
+              </w:rPr>
+              <w:t xml:space="preserve"> </w:t>
+            </w:r>
+            <w:proofErr w:type="spellStart"/>
+            <w:r>
+              <w:rPr>
+                <w:rFonts w:cs="Arial"/>
+              </w:rPr>
+              <w:t>WiFi</w:t>
+            </w:r>
+            <w:proofErr w:type="spellEnd"/>
+            <w:r>
+              <w:rPr>
+                <w:rFonts w:cs="Arial"/>
+              </w:rPr>
+              <w:t xml:space="preserve"> </w:t>
+            </w:r>
+            <w:r>
+              <w:rPr>
+                <w:rFonts w:cs="Arial"/>
+                <w:rtl/>
+              </w:rPr>
+              <w:t>يعمل 100</w:t>
+            </w:r>
+            <w:r>
+              <w:rPr>
+                <w:rFonts w:cs="Arial"/>
+              </w:rPr>
+              <w:t>%.</w:t>
+            </w:r>
+          </w:p>
+          <w:p>
+            <w:pPr>
+              <w:rPr>
+                <w:rFonts w:cs="Arial"/>
+                <w:rtl/>
+              </w:rPr>
+            </w:pPr>
+            <w:r>
+              <w:rPr>
+                <w:rFonts w:cs="Arial"/>
+              </w:rPr>
+              <w:t xml:space="preserve">* </w:t>
+            </w:r>
+            <w:r>
+              <w:rPr>
+                <w:rFonts w:cs="Arial"/>
+                <w:rtl/>
+              </w:rPr>
+              <w:t>تسجيل الدخول يعمل بشكل صحيح</w:t>
+            </w:r>
+            <w:r>
+              <w:rPr>
+                <w:rFonts w:cs="Arial"/>
+              </w:rPr>
+              <w:t>.</w:t>
+            </w:r>
+          </w:p>
+          <w:p>
+            <w:pPr>
+              <w:rPr>
+                <w:rFonts w:cs="Arial"/>
+                <w:rtl/>
+              </w:rPr>
+            </w:pPr>
+            <w:r>
+              <w:rPr>
+                <w:rFonts w:cs="Arial"/>
+              </w:rPr>
+              <w:t xml:space="preserve">* </w:t>
+            </w:r>
+            <w:r>
+              <w:rPr>
+                <w:rFonts w:cs="Arial"/>
+                <w:rtl/>
+              </w:rPr>
+              <w:t>إدخال وتعديل البيانات يعمل بشكل صحيح</w:t>
+            </w:r>
+            <w:r>
+              <w:rPr>
+                <w:rFonts w:cs="Arial"/>
+              </w:rPr>
+              <w:t>.</w:t>
+            </w:r>
+          </w:p>
+          <w:p>
+            <w:pPr>
+              <w:rPr>
+                <w:rFonts w:cs="Arial"/>
+                <w:rtl/>
+              </w:rPr>
+            </w:pPr>
+            <w:r>
+              <w:rPr>
+                <w:rFonts w:cs="Arial"/>
+              </w:rPr>
+              <w:t xml:space="preserve">* </w:t>
+            </w:r>
+            <w:r>
+              <w:rPr>
+                <w:rFonts w:cs="Arial"/>
+                <w:rtl/>
+              </w:rPr>
+              <w:t>التابلت يعرض نظام الويب بشكل شبه مطابق</w:t>
+            </w:r>
+            <w:r>
+              <w:rPr>
+                <w:rFonts w:cs="Arial"/>
+              </w:rPr>
+              <w:t>.</w:t>
+            </w:r>
+          </w:p>
+          <w:p>
+            <w:pPr>
+              <w:rPr>
+                <w:rFonts w:cs="Arial"/>
+                <w:rtl/>
+              </w:rPr>
+            </w:pPr>
+          </w:p>
+          <w:p>
+            <w:pPr>
+              <w:rPr>
+                <w:rFonts w:cs="Arial"/>
+                <w:rtl/>
+              </w:rPr>
+            </w:pPr>
+            <w:r>
+              <w:rPr>
+                <w:rFonts w:cs="Arial"/>
+                <w:rtl/>
+              </w:rPr>
+              <w:t>الآن أريد تطوير النظام ليصبح جاهزاً للاستخدام الفعلي</w:t>
+            </w:r>
+            <w:r>
+              <w:rPr>
+                <w:rFonts w:cs="Arial"/>
+              </w:rPr>
+              <w:t xml:space="preserve"> (Production Ready).</w:t>
+            </w:r>
+          </w:p>
+          <w:p>
+            <w:pPr>
+              <w:rPr>
+                <w:rFonts w:cs="Arial"/>
+                <w:rtl/>
+              </w:rPr>
+            </w:pPr>
+          </w:p>
+          <w:p>
+            <w:pPr>
+              <w:rPr>
+                <w:rFonts w:cs="Arial"/>
+                <w:rtl/>
+              </w:rPr>
+            </w:pPr>
+            <w:r>
+              <w:rPr>
+                <w:rFonts w:cs="Arial"/>
+              </w:rPr>
+              <w:t>---</w:t>
+            </w:r>
+          </w:p>
+          <w:p>
+            <w:pPr>
+              <w:rPr>
+                <w:rFonts w:cs="Arial"/>
+                <w:rtl/>
+              </w:rPr>
+            </w:pPr>
+          </w:p>
+          <w:p>
+            <w:pPr>
+              <w:rPr>
+                <w:rFonts w:cs="Arial"/>
+                <w:rtl/>
+              </w:rPr>
+            </w:pPr>
+            <w:r>
+              <w:rPr>
+                <w:rFonts w:cs="Arial"/>
+              </w:rPr>
+              <w:t xml:space="preserve"># </w:t>
+            </w:r>
+            <w:r>
+              <w:rPr>
+                <w:rFonts w:cs="Arial"/>
+                <w:rtl/>
+              </w:rPr>
+              <w:t>أولاً</w:t>
+            </w:r>
+            <w:r>
+              <w:rPr>
+                <w:rFonts w:cs="Arial"/>
+              </w:rPr>
+              <w:t>: Offline Database (</w:t>
+            </w:r>
+            <w:r>
+              <w:rPr>
+                <w:rFonts w:cs="Arial"/>
+                <w:rtl/>
+              </w:rPr>
+              <w:t>تنفيذ حقيقي</w:t>
+            </w:r>
+            <w:r>
+              <w:rPr>
+                <w:rFonts w:cs="Arial"/>
+              </w:rPr>
+              <w:t>)</w:t>
+            </w:r>
+          </w:p>
+          <w:p>
+            <w:pPr>
+              <w:rPr>
+                <w:rFonts w:cs="Arial"/>
+                <w:rtl/>
+              </w:rPr>
+            </w:pPr>
+          </w:p>
+          <w:p>
+            <w:pPr>
+              <w:rPr>
+                <w:rFonts w:cs="Arial"/>
+                <w:rtl/>
+              </w:rPr>
+            </w:pPr>
+            <w:r>
+              <w:rPr>
+                <w:rFonts w:cs="Arial"/>
+                <w:rtl/>
+              </w:rPr>
+              <w:t>هناك نقطة مهمة جداً</w:t>
+            </w:r>
+            <w:r>
+              <w:rPr>
+                <w:rFonts w:cs="Arial"/>
+              </w:rPr>
+              <w:t>:</w:t>
+            </w:r>
+          </w:p>
+          <w:p>
+            <w:pPr>
+              <w:rPr>
+                <w:rFonts w:cs="Arial"/>
+                <w:rtl/>
+              </w:rPr>
+            </w:pPr>
+          </w:p>
+          <w:p>
+            <w:pPr>
+              <w:rPr>
+                <w:rFonts w:cs="Arial"/>
+                <w:rtl/>
+              </w:rPr>
+            </w:pPr>
+            <w:r>
+              <w:rPr>
+                <w:rFonts w:cs="Arial"/>
+                <w:rtl/>
+              </w:rPr>
+              <w:t>النظام الحالي يدّعي أنه يدعم</w:t>
+            </w:r>
+            <w:r>
+              <w:rPr>
+                <w:rFonts w:cs="Arial"/>
+              </w:rPr>
+              <w:t xml:space="preserve"> Offline Database </w:t>
+            </w:r>
+            <w:r>
+              <w:rPr>
+                <w:rFonts w:cs="Arial"/>
+                <w:rtl/>
+              </w:rPr>
+              <w:t>و</w:t>
+            </w:r>
+            <w:r>
+              <w:rPr>
+                <w:rFonts w:cs="Arial"/>
+              </w:rPr>
+              <w:t>Synchronization</w:t>
+            </w:r>
+            <w:r>
+              <w:rPr>
+                <w:rFonts w:cs="Arial"/>
+                <w:rtl/>
+              </w:rPr>
+              <w:t>، ولكن عملياً عند فصل الـ</w:t>
+            </w:r>
+            <w:r>
+              <w:rPr>
+                <w:rFonts w:cs="Arial"/>
+              </w:rPr>
+              <w:t xml:space="preserve"> </w:t>
+            </w:r>
+            <w:proofErr w:type="spellStart"/>
+            <w:r>
+              <w:rPr>
+                <w:rFonts w:cs="Arial"/>
+              </w:rPr>
+              <w:t>WiFi</w:t>
+            </w:r>
+            <w:proofErr w:type="spellEnd"/>
+            <w:r>
+              <w:rPr>
+                <w:rFonts w:cs="Arial"/>
+              </w:rPr>
+              <w:t xml:space="preserve"> </w:t>
+            </w:r>
+            <w:r>
+              <w:rPr>
+                <w:rFonts w:cs="Arial"/>
+                <w:rtl/>
+              </w:rPr>
+              <w:t>لا يعمل بالشكل المطلوب</w:t>
+            </w:r>
+            <w:r>
+              <w:rPr>
+                <w:rFonts w:cs="Arial"/>
+              </w:rPr>
+              <w:t>.</w:t>
+            </w:r>
+          </w:p>
+          <w:p>
+            <w:pPr>
+              <w:rPr>
+                <w:rFonts w:cs="Arial"/>
+                <w:rtl/>
+              </w:rPr>
+            </w:pPr>
+          </w:p>
+          <w:p>
+            <w:pPr>
+              <w:rPr>
+                <w:rFonts w:cs="Arial"/>
+                <w:rtl/>
+              </w:rPr>
+            </w:pPr>
+            <w:r>
+              <w:rPr>
+                <w:rFonts w:cs="Arial"/>
+                <w:rtl/>
+              </w:rPr>
+              <w:t>المطلوب</w:t>
+            </w:r>
+            <w:r>
+              <w:rPr>
+                <w:rFonts w:cs="Arial"/>
+              </w:rPr>
+              <w:t>:</w:t>
+            </w:r>
+          </w:p>
+          <w:p>
+            <w:pPr>
+              <w:rPr>
+                <w:rFonts w:cs="Arial"/>
+                <w:rtl/>
+              </w:rPr>
+            </w:pPr>
+          </w:p>
+          <w:p>
+            <w:pPr>
+              <w:rPr>
+                <w:rFonts w:cs="Arial"/>
+                <w:rtl/>
+              </w:rPr>
+            </w:pPr>
+            <w:r>
+              <w:rPr>
+                <w:rFonts w:cs="Arial"/>
+                <w:rtl/>
+              </w:rPr>
+              <w:t>تنفيذ</w:t>
+            </w:r>
+            <w:r>
+              <w:rPr>
+                <w:rFonts w:cs="Arial"/>
+              </w:rPr>
+              <w:t xml:space="preserve"> Offline Database </w:t>
+            </w:r>
+            <w:r>
+              <w:rPr>
+                <w:rFonts w:cs="Arial"/>
+                <w:rtl/>
+              </w:rPr>
+              <w:t>حقيقية داخل التابلت</w:t>
+            </w:r>
+            <w:r>
+              <w:rPr>
+                <w:rFonts w:cs="Arial"/>
+              </w:rPr>
+              <w:t>.</w:t>
+            </w:r>
+          </w:p>
+          <w:p>
+            <w:pPr>
+              <w:rPr>
+                <w:rFonts w:cs="Arial"/>
+                <w:rtl/>
+              </w:rPr>
+            </w:pPr>
+          </w:p>
+          <w:p>
+            <w:pPr>
+              <w:rPr>
+                <w:rFonts w:cs="Arial"/>
+                <w:rtl/>
+              </w:rPr>
+            </w:pPr>
+            <w:r>
+              <w:rPr>
+                <w:rFonts w:cs="Arial"/>
+                <w:rtl/>
+              </w:rPr>
+              <w:t>استخدم</w:t>
+            </w:r>
+            <w:r>
+              <w:rPr>
+                <w:rFonts w:cs="Arial"/>
+              </w:rPr>
+              <w:t>:</w:t>
+            </w:r>
+          </w:p>
+          <w:p>
+            <w:pPr>
+              <w:rPr>
+                <w:rFonts w:cs="Arial"/>
+                <w:rtl/>
+              </w:rPr>
+            </w:pPr>
+          </w:p>
+          <w:p>
+            <w:pPr>
+              <w:rPr>
+                <w:rFonts w:cs="Arial"/>
+              </w:rPr>
+            </w:pPr>
+            <w:r>
+              <w:rPr>
+                <w:rFonts w:cs="Arial"/>
+              </w:rPr>
+              <w:t>* SQLite</w:t>
+            </w:r>
+          </w:p>
+          <w:p>
+            <w:pPr>
+              <w:rPr>
+                <w:rFonts w:cs="Arial"/>
+                <w:rtl/>
+              </w:rPr>
+            </w:pPr>
+            <w:r>
+              <w:rPr>
+                <w:rFonts w:cs="Arial"/>
+              </w:rPr>
+              <w:t xml:space="preserve">  </w:t>
+            </w:r>
+            <w:r>
+              <w:rPr>
+                <w:rFonts w:cs="Arial"/>
+                <w:rtl/>
+              </w:rPr>
+              <w:t>أو</w:t>
+            </w:r>
+          </w:p>
+          <w:p>
+            <w:pPr>
+              <w:rPr>
+                <w:rFonts w:cs="Arial"/>
+              </w:rPr>
+            </w:pPr>
+            <w:r>
+              <w:rPr>
+                <w:rFonts w:cs="Arial"/>
+              </w:rPr>
+              <w:t>* Room Database.</w:t>
+            </w:r>
+          </w:p>
+          <w:p>
+            <w:pPr>
+              <w:rPr>
+                <w:rFonts w:cs="Arial"/>
+                <w:rtl/>
+              </w:rPr>
+            </w:pPr>
+          </w:p>
+          <w:p>
+            <w:pPr>
+              <w:rPr>
+                <w:rFonts w:cs="Arial"/>
+                <w:rtl/>
+              </w:rPr>
+            </w:pPr>
+            <w:r>
+              <w:rPr>
+                <w:rFonts w:cs="Arial"/>
+                <w:rtl/>
+              </w:rPr>
+              <w:t>ويجب أن تكون قاعدة البيانات المحلية مستقلة تماماً عن السيرفر</w:t>
+            </w:r>
+            <w:r>
+              <w:rPr>
+                <w:rFonts w:cs="Arial"/>
+              </w:rPr>
+              <w:t>.</w:t>
+            </w:r>
+          </w:p>
+          <w:p>
+            <w:pPr>
+              <w:rPr>
+                <w:rFonts w:cs="Arial"/>
+                <w:rtl/>
+              </w:rPr>
+            </w:pPr>
+          </w:p>
+          <w:p>
+            <w:pPr>
+              <w:rPr>
+                <w:rFonts w:cs="Arial"/>
+                <w:rtl/>
+              </w:rPr>
+            </w:pPr>
+            <w:r>
+              <w:rPr>
+                <w:rFonts w:cs="Arial"/>
+              </w:rPr>
+              <w:t>---</w:t>
+            </w:r>
+          </w:p>
+          <w:p>
+            <w:pPr>
+              <w:rPr>
+                <w:rFonts w:cs="Arial"/>
+                <w:rtl/>
+              </w:rPr>
+            </w:pPr>
+          </w:p>
+          <w:p>
+            <w:pPr>
+              <w:rPr>
+                <w:rFonts w:cs="Arial"/>
+                <w:rtl/>
+              </w:rPr>
+            </w:pPr>
+            <w:r>
+              <w:rPr>
+                <w:rFonts w:cs="Arial"/>
+              </w:rPr>
+              <w:t xml:space="preserve"># </w:t>
+            </w:r>
+            <w:r>
+              <w:rPr>
+                <w:rFonts w:cs="Arial"/>
+                <w:rtl/>
+              </w:rPr>
+              <w:t>عند فقدان الاتصال</w:t>
+            </w:r>
+          </w:p>
+          <w:p>
+            <w:pPr>
+              <w:rPr>
+                <w:rFonts w:cs="Arial"/>
+                <w:rtl/>
+              </w:rPr>
+            </w:pPr>
+          </w:p>
+          <w:p>
+            <w:pPr>
+              <w:rPr>
+                <w:rFonts w:cs="Arial"/>
+                <w:rtl/>
+              </w:rPr>
+            </w:pPr>
+            <w:r>
+              <w:rPr>
+                <w:rFonts w:cs="Arial"/>
+                <w:rtl/>
+              </w:rPr>
+              <w:t>إذا خرج التابلت من نطاق الـ</w:t>
+            </w:r>
+            <w:r>
+              <w:rPr>
+                <w:rFonts w:cs="Arial"/>
+              </w:rPr>
+              <w:t xml:space="preserve"> </w:t>
+            </w:r>
+            <w:proofErr w:type="spellStart"/>
+            <w:r>
+              <w:rPr>
+                <w:rFonts w:cs="Arial"/>
+              </w:rPr>
+              <w:t>WiFi</w:t>
+            </w:r>
+            <w:proofErr w:type="spellEnd"/>
+            <w:r>
+              <w:rPr>
+                <w:rFonts w:cs="Arial"/>
+              </w:rPr>
+              <w:t>:</w:t>
+            </w:r>
+          </w:p>
+          <w:p>
+            <w:pPr>
+              <w:rPr>
+                <w:rFonts w:cs="Arial"/>
+                <w:rtl/>
+              </w:rPr>
+            </w:pPr>
+          </w:p>
+          <w:p>
+            <w:pPr>
+              <w:rPr>
+                <w:rFonts w:cs="Arial"/>
+                <w:rtl/>
+              </w:rPr>
+            </w:pPr>
+            <w:r>
+              <w:rPr>
+                <w:rFonts w:cs="Arial"/>
+              </w:rPr>
+              <w:t xml:space="preserve">* </w:t>
+            </w:r>
+            <w:r>
+              <w:rPr>
+                <w:rFonts w:cs="Arial"/>
+                <w:rtl/>
+              </w:rPr>
+              <w:t>يستمر التطبيق بالعمل بشكل طبيعي</w:t>
+            </w:r>
+            <w:r>
+              <w:rPr>
+                <w:rFonts w:cs="Arial"/>
+              </w:rPr>
+              <w:t>.</w:t>
+            </w:r>
+          </w:p>
+          <w:p>
+            <w:pPr>
+              <w:rPr>
+                <w:rFonts w:cs="Arial"/>
+                <w:rtl/>
+              </w:rPr>
+            </w:pPr>
+            <w:r>
+              <w:rPr>
+                <w:rFonts w:cs="Arial"/>
+              </w:rPr>
+              <w:t xml:space="preserve">* </w:t>
+            </w:r>
+            <w:r>
+              <w:rPr>
+                <w:rFonts w:cs="Arial"/>
+                <w:rtl/>
+              </w:rPr>
+              <w:t>يستطيع المحكم</w:t>
+            </w:r>
+            <w:r>
+              <w:rPr>
+                <w:rFonts w:cs="Arial"/>
+              </w:rPr>
+              <w:t>:</w:t>
+            </w:r>
+          </w:p>
+          <w:p>
+            <w:pPr>
+              <w:rPr>
+                <w:rFonts w:cs="Arial"/>
+                <w:rtl/>
+              </w:rPr>
+            </w:pPr>
+          </w:p>
+          <w:p>
+            <w:pPr>
+              <w:rPr>
+                <w:rFonts w:cs="Arial"/>
+                <w:rtl/>
+              </w:rPr>
+            </w:pPr>
+            <w:r>
+              <w:rPr>
+                <w:rFonts w:cs="Arial"/>
+              </w:rPr>
+              <w:t xml:space="preserve">  * </w:t>
+            </w:r>
+            <w:r>
+              <w:rPr>
+                <w:rFonts w:cs="Arial"/>
+                <w:rtl/>
+              </w:rPr>
+              <w:t>إدخال التقييمات</w:t>
+            </w:r>
+            <w:r>
+              <w:rPr>
+                <w:rFonts w:cs="Arial"/>
+              </w:rPr>
+              <w:t>.</w:t>
+            </w:r>
+          </w:p>
+          <w:p>
+            <w:pPr>
+              <w:rPr>
+                <w:rFonts w:cs="Arial"/>
+                <w:rtl/>
+              </w:rPr>
+            </w:pPr>
+            <w:r>
+              <w:rPr>
+                <w:rFonts w:cs="Arial"/>
+              </w:rPr>
+              <w:t xml:space="preserve">  * </w:t>
+            </w:r>
+            <w:r>
+              <w:rPr>
+                <w:rFonts w:cs="Arial"/>
+                <w:rtl/>
+              </w:rPr>
+              <w:t>تعديل البيانات</w:t>
+            </w:r>
+            <w:r>
+              <w:rPr>
+                <w:rFonts w:cs="Arial"/>
+              </w:rPr>
+              <w:t>.</w:t>
+            </w:r>
+          </w:p>
+          <w:p>
+            <w:pPr>
+              <w:rPr>
+                <w:rFonts w:cs="Arial"/>
+                <w:rtl/>
+              </w:rPr>
+            </w:pPr>
+            <w:r>
+              <w:rPr>
+                <w:rFonts w:cs="Arial"/>
+              </w:rPr>
+              <w:t xml:space="preserve">  * </w:t>
+            </w:r>
+            <w:r>
+              <w:rPr>
+                <w:rFonts w:cs="Arial"/>
+                <w:rtl/>
+              </w:rPr>
+              <w:t>كتابة الملاحظات</w:t>
+            </w:r>
+            <w:r>
+              <w:rPr>
+                <w:rFonts w:cs="Arial"/>
+              </w:rPr>
+              <w:t>.</w:t>
+            </w:r>
+          </w:p>
+          <w:p>
+            <w:pPr>
+              <w:rPr>
+                <w:rFonts w:cs="Arial"/>
+                <w:rtl/>
+              </w:rPr>
+            </w:pPr>
+            <w:r>
+              <w:rPr>
+                <w:rFonts w:cs="Arial"/>
+              </w:rPr>
+              <w:t xml:space="preserve">  * </w:t>
+            </w:r>
+            <w:r>
+              <w:rPr>
+                <w:rFonts w:cs="Arial"/>
+                <w:rtl/>
+              </w:rPr>
+              <w:t>رفع الصور إن وجدت</w:t>
+            </w:r>
+            <w:r>
+              <w:rPr>
+                <w:rFonts w:cs="Arial"/>
+              </w:rPr>
+              <w:t>.</w:t>
+            </w:r>
+          </w:p>
+          <w:p>
+            <w:pPr>
+              <w:rPr>
+                <w:rFonts w:cs="Arial"/>
+                <w:rtl/>
+              </w:rPr>
+            </w:pPr>
+            <w:r>
+              <w:rPr>
+                <w:rFonts w:cs="Arial"/>
+              </w:rPr>
+              <w:t xml:space="preserve">* </w:t>
+            </w:r>
+            <w:r>
+              <w:rPr>
+                <w:rFonts w:cs="Arial"/>
+                <w:rtl/>
+              </w:rPr>
+              <w:t>لا تظهر رسائل خطأ</w:t>
+            </w:r>
+            <w:r>
+              <w:rPr>
+                <w:rFonts w:cs="Arial"/>
+              </w:rPr>
+              <w:t>.</w:t>
+            </w:r>
+          </w:p>
+          <w:p>
+            <w:pPr>
+              <w:rPr>
+                <w:rFonts w:cs="Arial"/>
+                <w:rtl/>
+              </w:rPr>
+            </w:pPr>
+            <w:r>
+              <w:rPr>
+                <w:rFonts w:cs="Arial"/>
+              </w:rPr>
+              <w:t xml:space="preserve">* </w:t>
+            </w:r>
+            <w:r>
+              <w:rPr>
+                <w:rFonts w:cs="Arial"/>
+                <w:rtl/>
+              </w:rPr>
+              <w:t>لا تتوقف الصفحات</w:t>
+            </w:r>
+            <w:r>
+              <w:rPr>
+                <w:rFonts w:cs="Arial"/>
+              </w:rPr>
+              <w:t>.</w:t>
+            </w:r>
+          </w:p>
+          <w:p>
+            <w:pPr>
+              <w:rPr>
+                <w:rFonts w:cs="Arial"/>
+                <w:rtl/>
+              </w:rPr>
+            </w:pPr>
+          </w:p>
+          <w:p>
+            <w:pPr>
+              <w:rPr>
+                <w:rFonts w:cs="Arial"/>
+                <w:rtl/>
+              </w:rPr>
+            </w:pPr>
+            <w:r>
+              <w:rPr>
+                <w:rFonts w:cs="Arial"/>
+              </w:rPr>
+              <w:t>---</w:t>
+            </w:r>
+          </w:p>
+          <w:p>
+            <w:pPr>
+              <w:rPr>
+                <w:rFonts w:cs="Arial"/>
+                <w:rtl/>
+              </w:rPr>
+            </w:pPr>
+          </w:p>
+          <w:p>
+            <w:pPr>
+              <w:rPr>
+                <w:rFonts w:cs="Arial"/>
+                <w:rtl/>
+              </w:rPr>
+            </w:pPr>
+            <w:r>
+              <w:rPr>
+                <w:rFonts w:cs="Arial"/>
+              </w:rPr>
+              <w:t xml:space="preserve"># </w:t>
+            </w:r>
+            <w:r>
+              <w:rPr>
+                <w:rFonts w:cs="Arial"/>
+                <w:rtl/>
+              </w:rPr>
+              <w:t>يتم تخزين</w:t>
+            </w:r>
+            <w:r>
+              <w:rPr>
+                <w:rFonts w:cs="Arial"/>
+              </w:rPr>
+              <w:t>:</w:t>
+            </w:r>
+          </w:p>
+          <w:p>
+            <w:pPr>
+              <w:rPr>
+                <w:rFonts w:cs="Arial"/>
+                <w:rtl/>
+              </w:rPr>
+            </w:pPr>
+          </w:p>
+          <w:p>
+            <w:pPr>
+              <w:rPr>
+                <w:rFonts w:cs="Arial"/>
+                <w:rtl/>
+              </w:rPr>
+            </w:pPr>
+            <w:r>
+              <w:rPr>
+                <w:rFonts w:cs="Arial"/>
+              </w:rPr>
+              <w:t xml:space="preserve">* </w:t>
+            </w:r>
+            <w:r>
+              <w:rPr>
+                <w:rFonts w:cs="Arial"/>
+                <w:rtl/>
+              </w:rPr>
+              <w:t>التقييمات</w:t>
+            </w:r>
+            <w:r>
+              <w:rPr>
+                <w:rFonts w:cs="Arial"/>
+              </w:rPr>
+              <w:t>.</w:t>
+            </w:r>
+          </w:p>
+          <w:p>
+            <w:pPr>
+              <w:rPr>
+                <w:rFonts w:cs="Arial"/>
+                <w:rtl/>
+              </w:rPr>
+            </w:pPr>
+            <w:r>
+              <w:rPr>
+                <w:rFonts w:cs="Arial"/>
+              </w:rPr>
+              <w:t xml:space="preserve">* </w:t>
+            </w:r>
+            <w:r>
+              <w:rPr>
+                <w:rFonts w:cs="Arial"/>
+                <w:rtl/>
+              </w:rPr>
+              <w:t>الملاحظات</w:t>
+            </w:r>
+            <w:r>
+              <w:rPr>
+                <w:rFonts w:cs="Arial"/>
+              </w:rPr>
+              <w:t>.</w:t>
+            </w:r>
+          </w:p>
+          <w:p>
+            <w:pPr>
+              <w:rPr>
+                <w:rFonts w:cs="Arial"/>
+                <w:rtl/>
+              </w:rPr>
+            </w:pPr>
+            <w:r>
+              <w:rPr>
+                <w:rFonts w:cs="Arial"/>
+              </w:rPr>
+              <w:t xml:space="preserve">* </w:t>
+            </w:r>
+            <w:r>
+              <w:rPr>
+                <w:rFonts w:cs="Arial"/>
+                <w:rtl/>
+              </w:rPr>
+              <w:t>الصور</w:t>
+            </w:r>
+            <w:r>
+              <w:rPr>
+                <w:rFonts w:cs="Arial"/>
+              </w:rPr>
+              <w:t>.</w:t>
+            </w:r>
+          </w:p>
+          <w:p>
+            <w:pPr>
+              <w:rPr>
+                <w:rFonts w:cs="Arial"/>
+                <w:rtl/>
+              </w:rPr>
+            </w:pPr>
+            <w:r>
+              <w:rPr>
+                <w:rFonts w:cs="Arial"/>
+              </w:rPr>
+              <w:t xml:space="preserve">* </w:t>
+            </w:r>
+            <w:r>
+              <w:rPr>
+                <w:rFonts w:cs="Arial"/>
+                <w:rtl/>
+              </w:rPr>
+              <w:t>التعديلات</w:t>
+            </w:r>
+            <w:r>
+              <w:rPr>
+                <w:rFonts w:cs="Arial"/>
+              </w:rPr>
+              <w:t>.</w:t>
+            </w:r>
+          </w:p>
+          <w:p>
+            <w:pPr>
+              <w:rPr>
+                <w:rFonts w:cs="Arial"/>
+                <w:rtl/>
+              </w:rPr>
+            </w:pPr>
+            <w:r>
+              <w:rPr>
+                <w:rFonts w:cs="Arial"/>
+              </w:rPr>
+              <w:t xml:space="preserve">* </w:t>
+            </w:r>
+            <w:r>
+              <w:rPr>
+                <w:rFonts w:cs="Arial"/>
+                <w:rtl/>
+              </w:rPr>
+              <w:t>العمليات الجديدة</w:t>
+            </w:r>
+            <w:r>
+              <w:rPr>
+                <w:rFonts w:cs="Arial"/>
+              </w:rPr>
+              <w:t>.</w:t>
+            </w:r>
+          </w:p>
+          <w:p>
+            <w:pPr>
+              <w:rPr>
+                <w:rFonts w:cs="Arial"/>
+                <w:rtl/>
+              </w:rPr>
+            </w:pPr>
+            <w:r>
+              <w:rPr>
+                <w:rFonts w:cs="Arial"/>
+              </w:rPr>
+              <w:t xml:space="preserve">* </w:t>
+            </w:r>
+            <w:r>
+              <w:rPr>
+                <w:rFonts w:cs="Arial"/>
+                <w:rtl/>
+              </w:rPr>
+              <w:t>العمليات غير المرسلة</w:t>
+            </w:r>
+            <w:r>
+              <w:rPr>
+                <w:rFonts w:cs="Arial"/>
+              </w:rPr>
+              <w:t>.</w:t>
+            </w:r>
+          </w:p>
+          <w:p>
+            <w:pPr>
+              <w:rPr>
+                <w:rFonts w:cs="Arial"/>
+                <w:rtl/>
+              </w:rPr>
+            </w:pPr>
+          </w:p>
+          <w:p>
+            <w:pPr>
+              <w:rPr>
+                <w:rFonts w:cs="Arial"/>
+                <w:rtl/>
+              </w:rPr>
+            </w:pPr>
+            <w:r>
+              <w:rPr>
+                <w:rFonts w:cs="Arial"/>
+                <w:rtl/>
+              </w:rPr>
+              <w:t>داخل قاعدة البيانات المحلية</w:t>
+            </w:r>
+            <w:r>
+              <w:rPr>
+                <w:rFonts w:cs="Arial"/>
+              </w:rPr>
+              <w:t>.</w:t>
+            </w:r>
+          </w:p>
+          <w:p>
+            <w:pPr>
+              <w:rPr>
+                <w:rFonts w:cs="Arial"/>
+                <w:rtl/>
+              </w:rPr>
+            </w:pPr>
+          </w:p>
+          <w:p>
+            <w:pPr>
+              <w:rPr>
+                <w:rFonts w:cs="Arial"/>
+                <w:rtl/>
+              </w:rPr>
+            </w:pPr>
+            <w:r>
+              <w:rPr>
+                <w:rFonts w:cs="Arial"/>
+              </w:rPr>
+              <w:t>---</w:t>
+            </w:r>
+          </w:p>
+          <w:p>
+            <w:pPr>
+              <w:rPr>
+                <w:rFonts w:cs="Arial"/>
+                <w:rtl/>
+              </w:rPr>
+            </w:pPr>
+          </w:p>
+          <w:p>
+            <w:pPr>
+              <w:rPr>
+                <w:rFonts w:cs="Arial"/>
+                <w:rtl/>
+              </w:rPr>
+            </w:pPr>
+            <w:r>
+              <w:rPr>
+                <w:rFonts w:cs="Arial"/>
+              </w:rPr>
+              <w:t xml:space="preserve"># </w:t>
+            </w:r>
+            <w:r>
+              <w:rPr>
+                <w:rFonts w:cs="Arial"/>
+                <w:rtl/>
+              </w:rPr>
+              <w:t>ثانياً: إلغاء</w:t>
+            </w:r>
+            <w:r>
+              <w:rPr>
+                <w:rFonts w:cs="Arial"/>
+              </w:rPr>
+              <w:t xml:space="preserve"> Auto Synchronization </w:t>
+            </w:r>
+            <w:r>
+              <w:rPr>
+                <w:rFonts w:cs="Arial"/>
+                <w:rtl/>
+              </w:rPr>
+              <w:t>بالكامل</w:t>
+            </w:r>
+          </w:p>
+          <w:p>
+            <w:pPr>
+              <w:rPr>
+                <w:rFonts w:cs="Arial"/>
+                <w:rtl/>
+              </w:rPr>
+            </w:pPr>
+          </w:p>
+          <w:p>
+            <w:pPr>
+              <w:rPr>
+                <w:rFonts w:cs="Arial"/>
+                <w:rtl/>
+              </w:rPr>
+            </w:pPr>
+            <w:r>
+              <w:rPr>
+                <w:rFonts w:cs="Arial"/>
+                <w:rtl/>
+              </w:rPr>
+              <w:t>لا أريد</w:t>
+            </w:r>
+            <w:r>
+              <w:rPr>
+                <w:rFonts w:cs="Arial"/>
+              </w:rPr>
+              <w:t>:</w:t>
+            </w:r>
+          </w:p>
+          <w:p>
+            <w:pPr>
+              <w:rPr>
+                <w:rFonts w:cs="Arial"/>
+                <w:rtl/>
+              </w:rPr>
+            </w:pPr>
+          </w:p>
+          <w:p>
+            <w:pPr>
+              <w:rPr>
+                <w:rFonts w:cs="Arial"/>
+              </w:rPr>
+            </w:pPr>
+            <w:r>
+              <w:rPr>
+                <w:rFonts w:cs="Arial"/>
+              </w:rPr>
+              <w:t>* Auto Synchronization.</w:t>
+            </w:r>
+          </w:p>
+          <w:p>
+            <w:pPr>
+              <w:rPr>
+                <w:rFonts w:cs="Arial"/>
+              </w:rPr>
+            </w:pPr>
+            <w:r>
+              <w:rPr>
+                <w:rFonts w:cs="Arial"/>
+              </w:rPr>
+              <w:t>* Auto Upload.</w:t>
+            </w:r>
+          </w:p>
+          <w:p>
+            <w:pPr>
+              <w:rPr>
+                <w:rFonts w:cs="Arial"/>
+              </w:rPr>
+            </w:pPr>
+            <w:r>
+              <w:rPr>
+                <w:rFonts w:cs="Arial"/>
+              </w:rPr>
+              <w:t>* Auto Transfer Data.</w:t>
+            </w:r>
+          </w:p>
+          <w:p>
+            <w:pPr>
+              <w:rPr>
+                <w:rFonts w:cs="Arial"/>
+                <w:rtl/>
+              </w:rPr>
+            </w:pPr>
+          </w:p>
+          <w:p>
+            <w:pPr>
+              <w:rPr>
+                <w:rFonts w:cs="Arial"/>
+                <w:rtl/>
+              </w:rPr>
+            </w:pPr>
+            <w:r>
+              <w:rPr>
+                <w:rFonts w:cs="Arial"/>
+              </w:rPr>
+              <w:t>---</w:t>
+            </w:r>
+          </w:p>
+          <w:p>
+            <w:pPr>
+              <w:rPr>
+                <w:rFonts w:cs="Arial"/>
+                <w:rtl/>
+              </w:rPr>
+            </w:pPr>
+          </w:p>
+          <w:p>
+            <w:pPr>
+              <w:rPr>
+                <w:rFonts w:cs="Arial"/>
+                <w:rtl/>
+              </w:rPr>
+            </w:pPr>
+            <w:r>
+              <w:rPr>
+                <w:rFonts w:cs="Arial"/>
+              </w:rPr>
+              <w:t xml:space="preserve"># </w:t>
+            </w:r>
+            <w:r>
+              <w:rPr>
+                <w:rFonts w:cs="Arial"/>
+                <w:rtl/>
+              </w:rPr>
+              <w:t>المطلوب</w:t>
+            </w:r>
+          </w:p>
+          <w:p>
+            <w:pPr>
+              <w:rPr>
+                <w:rFonts w:cs="Arial"/>
+                <w:rtl/>
+              </w:rPr>
+            </w:pPr>
+          </w:p>
+          <w:p>
+            <w:pPr>
+              <w:rPr>
+                <w:rFonts w:cs="Arial"/>
+                <w:rtl/>
+              </w:rPr>
+            </w:pPr>
+            <w:r>
+              <w:rPr>
+                <w:rFonts w:cs="Arial"/>
+                <w:rtl/>
+              </w:rPr>
+              <w:t>بمجرد عودة التابلت إلى الشبكة</w:t>
+            </w:r>
+            <w:r>
+              <w:rPr>
+                <w:rFonts w:cs="Arial"/>
+              </w:rPr>
+              <w:t>:</w:t>
+            </w:r>
+          </w:p>
+          <w:p>
+            <w:pPr>
+              <w:rPr>
+                <w:rFonts w:cs="Arial"/>
+                <w:rtl/>
+              </w:rPr>
+            </w:pPr>
+          </w:p>
+          <w:p>
+            <w:pPr>
+              <w:rPr>
+                <w:rFonts w:cs="Arial"/>
+                <w:rtl/>
+              </w:rPr>
+            </w:pPr>
+            <w:r>
+              <w:rPr>
+                <w:rFonts w:cs="Arial"/>
+              </w:rPr>
+              <w:t xml:space="preserve">* </w:t>
+            </w:r>
+            <w:r>
+              <w:rPr>
+                <w:rFonts w:cs="Arial"/>
+                <w:rtl/>
+              </w:rPr>
+              <w:t>يتصل بالسيرفر</w:t>
+            </w:r>
+            <w:r>
+              <w:rPr>
+                <w:rFonts w:cs="Arial"/>
+              </w:rPr>
+              <w:t>.</w:t>
+            </w:r>
+          </w:p>
+          <w:p>
+            <w:pPr>
+              <w:rPr>
+                <w:rFonts w:cs="Arial"/>
+                <w:rtl/>
+              </w:rPr>
+            </w:pPr>
+            <w:r>
+              <w:rPr>
+                <w:rFonts w:cs="Arial"/>
+              </w:rPr>
+              <w:t xml:space="preserve">* </w:t>
+            </w:r>
+            <w:r>
+              <w:rPr>
+                <w:rFonts w:cs="Arial"/>
+                <w:rtl/>
+              </w:rPr>
+              <w:t>يظهر في صفحة إدارة الخادم أنه متصل</w:t>
+            </w:r>
+            <w:r>
+              <w:rPr>
+                <w:rFonts w:cs="Arial"/>
+              </w:rPr>
+              <w:t>.</w:t>
+            </w:r>
+          </w:p>
+          <w:p>
+            <w:pPr>
+              <w:rPr>
+                <w:rFonts w:cs="Arial"/>
+                <w:rtl/>
+              </w:rPr>
+            </w:pPr>
+            <w:r>
+              <w:rPr>
+                <w:rFonts w:cs="Arial"/>
+              </w:rPr>
+              <w:t xml:space="preserve">* </w:t>
+            </w:r>
+            <w:r>
+              <w:rPr>
+                <w:rFonts w:cs="Arial"/>
+                <w:rtl/>
+              </w:rPr>
+              <w:t>تظهر بيانات المحكم والجهاز</w:t>
+            </w:r>
+            <w:r>
+              <w:rPr>
+                <w:rFonts w:cs="Arial"/>
+              </w:rPr>
+              <w:t>.</w:t>
+            </w:r>
+          </w:p>
+          <w:p>
+            <w:pPr>
+              <w:rPr>
+                <w:rFonts w:cs="Arial"/>
+                <w:rtl/>
+              </w:rPr>
+            </w:pPr>
+            <w:r>
+              <w:rPr>
+                <w:rFonts w:cs="Arial"/>
+              </w:rPr>
+              <w:t xml:space="preserve">* </w:t>
+            </w:r>
+            <w:r>
+              <w:rPr>
+                <w:rFonts w:cs="Arial"/>
+                <w:rtl/>
+              </w:rPr>
+              <w:t>لا يتم إرسال أي بيانات</w:t>
+            </w:r>
+            <w:r>
+              <w:rPr>
+                <w:rFonts w:cs="Arial"/>
+              </w:rPr>
+              <w:t>.</w:t>
+            </w:r>
+          </w:p>
+          <w:p>
+            <w:pPr>
+              <w:rPr>
+                <w:rFonts w:cs="Arial"/>
+                <w:rtl/>
+              </w:rPr>
+            </w:pPr>
+          </w:p>
+          <w:p>
+            <w:pPr>
+              <w:rPr>
+                <w:rFonts w:cs="Arial"/>
+                <w:rtl/>
+              </w:rPr>
+            </w:pPr>
+            <w:r>
+              <w:rPr>
+                <w:rFonts w:cs="Arial"/>
+                <w:rtl/>
+              </w:rPr>
+              <w:t>تبقى جميع البيانات داخل التابلت حتى يقرر المحكم إرسالها</w:t>
+            </w:r>
+            <w:r>
+              <w:rPr>
+                <w:rFonts w:cs="Arial"/>
+              </w:rPr>
+              <w:t>.</w:t>
+            </w:r>
+          </w:p>
+          <w:p>
+            <w:pPr>
+              <w:rPr>
+                <w:rFonts w:cs="Arial"/>
+                <w:rtl/>
+              </w:rPr>
+            </w:pPr>
+          </w:p>
+          <w:p>
+            <w:pPr>
+              <w:rPr>
+                <w:rFonts w:cs="Arial"/>
+                <w:rtl/>
+              </w:rPr>
+            </w:pPr>
+            <w:r>
+              <w:rPr>
+                <w:rFonts w:cs="Arial"/>
+              </w:rPr>
+              <w:t>---</w:t>
+            </w:r>
+          </w:p>
+          <w:p>
+            <w:pPr>
+              <w:rPr>
+                <w:rFonts w:cs="Arial"/>
+                <w:rtl/>
+              </w:rPr>
+            </w:pPr>
+          </w:p>
+          <w:p>
+            <w:pPr>
+              <w:rPr>
+                <w:rFonts w:cs="Arial"/>
+                <w:rtl/>
+              </w:rPr>
+            </w:pPr>
+            <w:r>
+              <w:rPr>
+                <w:rFonts w:cs="Arial"/>
+              </w:rPr>
+              <w:t xml:space="preserve"># </w:t>
+            </w:r>
+            <w:r>
+              <w:rPr>
+                <w:rFonts w:cs="Arial"/>
+                <w:rtl/>
+              </w:rPr>
+              <w:t>ثالثاً</w:t>
+            </w:r>
+            <w:r>
+              <w:rPr>
+                <w:rFonts w:cs="Arial"/>
+              </w:rPr>
+              <w:t>: Manual Synchronization</w:t>
+            </w:r>
+          </w:p>
+          <w:p>
+            <w:pPr>
+              <w:rPr>
+                <w:rFonts w:cs="Arial"/>
+                <w:rtl/>
+              </w:rPr>
+            </w:pPr>
+          </w:p>
+          <w:p>
+            <w:pPr>
+              <w:rPr>
+                <w:rFonts w:cs="Arial"/>
+                <w:rtl/>
+              </w:rPr>
+            </w:pPr>
+            <w:r>
+              <w:rPr>
+                <w:rFonts w:cs="Arial"/>
+                <w:rtl/>
+              </w:rPr>
+              <w:t>إنشاء</w:t>
+            </w:r>
+            <w:r>
+              <w:rPr>
+                <w:rFonts w:cs="Arial"/>
+              </w:rPr>
+              <w:t>:</w:t>
+            </w:r>
+          </w:p>
+          <w:p>
+            <w:pPr>
+              <w:rPr>
+                <w:rFonts w:cs="Arial"/>
+                <w:rtl/>
+              </w:rPr>
+            </w:pPr>
+          </w:p>
+          <w:p>
+            <w:pPr>
+              <w:rPr>
+                <w:rFonts w:cs="Arial"/>
+                <w:rtl/>
+              </w:rPr>
+            </w:pPr>
+            <w:r>
+              <w:rPr>
+                <w:rFonts w:cs="Arial"/>
+                <w:rtl/>
+              </w:rPr>
+              <w:t>زر رئيسي باسم</w:t>
+            </w:r>
+            <w:r>
+              <w:rPr>
+                <w:rFonts w:cs="Arial"/>
+              </w:rPr>
+              <w:t>:</w:t>
+            </w:r>
+          </w:p>
+          <w:p>
+            <w:pPr>
+              <w:rPr>
+                <w:rFonts w:cs="Arial"/>
+                <w:rtl/>
+              </w:rPr>
+            </w:pPr>
+          </w:p>
+          <w:p>
+            <w:pPr>
+              <w:rPr>
+                <w:rFonts w:cs="Arial"/>
+              </w:rPr>
+            </w:pPr>
+            <w:r>
+              <w:rPr>
+                <w:rFonts w:cs="Arial"/>
+              </w:rPr>
+              <w:t>Synchronize</w:t>
+            </w:r>
+          </w:p>
+          <w:p>
+            <w:pPr>
+              <w:rPr>
+                <w:rFonts w:cs="Arial"/>
+                <w:rtl/>
+              </w:rPr>
+            </w:pPr>
+          </w:p>
+          <w:p>
+            <w:pPr>
+              <w:rPr>
+                <w:rFonts w:cs="Arial"/>
+                <w:rtl/>
+              </w:rPr>
+            </w:pPr>
+            <w:r>
+              <w:rPr>
+                <w:rFonts w:cs="Arial"/>
+                <w:rtl/>
+              </w:rPr>
+              <w:t>أو</w:t>
+            </w:r>
+          </w:p>
+          <w:p>
+            <w:pPr>
+              <w:rPr>
+                <w:rFonts w:cs="Arial"/>
+                <w:rtl/>
+              </w:rPr>
+            </w:pPr>
+          </w:p>
+          <w:p>
+            <w:pPr>
+              <w:rPr>
+                <w:rFonts w:cs="Arial"/>
+              </w:rPr>
+            </w:pPr>
+            <w:r>
+              <w:rPr>
+                <w:rFonts w:cs="Arial"/>
+              </w:rPr>
+              <w:t>Sync Data</w:t>
+            </w:r>
+          </w:p>
+          <w:p>
+            <w:pPr>
+              <w:rPr>
+                <w:rFonts w:cs="Arial"/>
+                <w:rtl/>
+              </w:rPr>
+            </w:pPr>
+          </w:p>
+          <w:p>
+            <w:pPr>
+              <w:rPr>
+                <w:rFonts w:cs="Arial"/>
+                <w:rtl/>
+              </w:rPr>
+            </w:pPr>
+            <w:r>
+              <w:rPr>
+                <w:rFonts w:cs="Arial"/>
+                <w:rtl/>
+              </w:rPr>
+              <w:t>يظهر</w:t>
+            </w:r>
+            <w:r>
+              <w:rPr>
+                <w:rFonts w:cs="Arial"/>
+              </w:rPr>
+              <w:t>:</w:t>
+            </w:r>
+          </w:p>
+          <w:p>
+            <w:pPr>
+              <w:rPr>
+                <w:rFonts w:cs="Arial"/>
+                <w:rtl/>
+              </w:rPr>
+            </w:pPr>
+          </w:p>
+          <w:p>
+            <w:pPr>
+              <w:rPr>
+                <w:rFonts w:cs="Arial"/>
+                <w:rtl/>
+              </w:rPr>
+            </w:pPr>
+            <w:r>
+              <w:rPr>
+                <w:rFonts w:cs="Arial"/>
+              </w:rPr>
+              <w:t xml:space="preserve">* </w:t>
+            </w:r>
+            <w:r>
+              <w:rPr>
+                <w:rFonts w:cs="Arial"/>
+                <w:rtl/>
+              </w:rPr>
+              <w:t>في الصفحة الرئيسية</w:t>
+            </w:r>
+            <w:r>
+              <w:rPr>
+                <w:rFonts w:cs="Arial"/>
+              </w:rPr>
+              <w:t>.</w:t>
+            </w:r>
+          </w:p>
+          <w:p>
+            <w:pPr>
+              <w:rPr>
+                <w:rFonts w:cs="Arial"/>
+                <w:rtl/>
+              </w:rPr>
+            </w:pPr>
+            <w:r>
+              <w:rPr>
+                <w:rFonts w:cs="Arial"/>
+              </w:rPr>
+              <w:lastRenderedPageBreak/>
+              <w:t xml:space="preserve">* </w:t>
+            </w:r>
+            <w:r>
+              <w:rPr>
+                <w:rFonts w:cs="Arial"/>
+                <w:rtl/>
+              </w:rPr>
+              <w:t>أو في الترويسة العلوية</w:t>
+            </w:r>
+            <w:r>
+              <w:rPr>
+                <w:rFonts w:cs="Arial"/>
+              </w:rPr>
+              <w:t>.</w:t>
+            </w:r>
+          </w:p>
+          <w:p>
+            <w:pPr>
+              <w:rPr>
+                <w:rFonts w:cs="Arial"/>
+                <w:rtl/>
+              </w:rPr>
+            </w:pPr>
+            <w:r>
+              <w:rPr>
+                <w:rFonts w:cs="Arial"/>
+              </w:rPr>
+              <w:t xml:space="preserve">* </w:t>
+            </w:r>
+            <w:r>
+              <w:rPr>
+                <w:rFonts w:cs="Arial"/>
+                <w:rtl/>
+              </w:rPr>
+              <w:t>ويكون متاحاً لجميع المحكمين</w:t>
+            </w:r>
+            <w:r>
+              <w:rPr>
+                <w:rFonts w:cs="Arial"/>
+              </w:rPr>
+              <w:t>.</w:t>
+            </w:r>
+          </w:p>
+          <w:p>
+            <w:pPr>
+              <w:rPr>
+                <w:rFonts w:cs="Arial"/>
+                <w:rtl/>
+              </w:rPr>
+            </w:pPr>
+          </w:p>
+          <w:p>
+            <w:pPr>
+              <w:rPr>
+                <w:rFonts w:cs="Arial"/>
+                <w:rtl/>
+              </w:rPr>
+            </w:pPr>
+            <w:r>
+              <w:rPr>
+                <w:rFonts w:cs="Arial"/>
+              </w:rPr>
+              <w:t>---</w:t>
+            </w:r>
+          </w:p>
+          <w:p>
+            <w:pPr>
+              <w:rPr>
+                <w:rFonts w:cs="Arial"/>
+                <w:rtl/>
+              </w:rPr>
+            </w:pPr>
+          </w:p>
+          <w:p>
+            <w:pPr>
+              <w:rPr>
+                <w:rFonts w:cs="Arial"/>
+                <w:rtl/>
+              </w:rPr>
+            </w:pPr>
+            <w:r>
+              <w:rPr>
+                <w:rFonts w:cs="Arial"/>
+              </w:rPr>
+              <w:t xml:space="preserve"># </w:t>
+            </w:r>
+            <w:r>
+              <w:rPr>
+                <w:rFonts w:cs="Arial"/>
+                <w:rtl/>
+              </w:rPr>
+              <w:t>عند الضغط على زر</w:t>
+            </w:r>
+            <w:r>
+              <w:rPr>
+                <w:rFonts w:cs="Arial"/>
+              </w:rPr>
+              <w:t xml:space="preserve"> Sync:</w:t>
+            </w:r>
+          </w:p>
+          <w:p>
+            <w:pPr>
+              <w:rPr>
+                <w:rFonts w:cs="Arial"/>
+                <w:rtl/>
+              </w:rPr>
+            </w:pPr>
+          </w:p>
+          <w:p>
+            <w:pPr>
+              <w:rPr>
+                <w:rFonts w:cs="Arial"/>
+                <w:rtl/>
+              </w:rPr>
+            </w:pPr>
+            <w:r>
+              <w:rPr>
+                <w:rFonts w:cs="Arial"/>
+              </w:rPr>
+              <w:t xml:space="preserve">* </w:t>
+            </w:r>
+            <w:r>
+              <w:rPr>
+                <w:rFonts w:cs="Arial"/>
+                <w:rtl/>
+              </w:rPr>
+              <w:t>يتم إرسال جميع العمليات المعلقة</w:t>
+            </w:r>
+            <w:r>
+              <w:rPr>
+                <w:rFonts w:cs="Arial"/>
+              </w:rPr>
+              <w:t>.</w:t>
+            </w:r>
+          </w:p>
+          <w:p>
+            <w:pPr>
+              <w:rPr>
+                <w:rFonts w:cs="Arial"/>
+                <w:rtl/>
+              </w:rPr>
+            </w:pPr>
+            <w:r>
+              <w:rPr>
+                <w:rFonts w:cs="Arial"/>
+              </w:rPr>
+              <w:t xml:space="preserve">* </w:t>
+            </w:r>
+            <w:r>
+              <w:rPr>
+                <w:rFonts w:cs="Arial"/>
+                <w:rtl/>
+              </w:rPr>
+              <w:t>يتم إرسال البيانات الجديدة فقط</w:t>
+            </w:r>
+            <w:r>
+              <w:rPr>
+                <w:rFonts w:cs="Arial"/>
+              </w:rPr>
+              <w:t>.</w:t>
+            </w:r>
+          </w:p>
+          <w:p>
+            <w:pPr>
+              <w:rPr>
+                <w:rFonts w:cs="Arial"/>
+                <w:rtl/>
+              </w:rPr>
+            </w:pPr>
+            <w:r>
+              <w:rPr>
+                <w:rFonts w:cs="Arial"/>
+              </w:rPr>
+              <w:t xml:space="preserve">* </w:t>
+            </w:r>
+            <w:r>
+              <w:rPr>
+                <w:rFonts w:cs="Arial"/>
+                <w:rtl/>
+              </w:rPr>
+              <w:t>منع</w:t>
+            </w:r>
+            <w:r>
+              <w:rPr>
+                <w:rFonts w:cs="Arial"/>
+              </w:rPr>
+              <w:t xml:space="preserve"> Duplicate Records.</w:t>
+            </w:r>
+          </w:p>
+          <w:p>
+            <w:pPr>
+              <w:rPr>
+                <w:rFonts w:cs="Arial"/>
+                <w:rtl/>
+              </w:rPr>
+            </w:pPr>
+            <w:r>
+              <w:rPr>
+                <w:rFonts w:cs="Arial"/>
+              </w:rPr>
+              <w:t xml:space="preserve">* </w:t>
+            </w:r>
+            <w:r>
+              <w:rPr>
+                <w:rFonts w:cs="Arial"/>
+                <w:rtl/>
+              </w:rPr>
+              <w:t>تحديث حالة المزامنة</w:t>
+            </w:r>
+            <w:r>
+              <w:rPr>
+                <w:rFonts w:cs="Arial"/>
+              </w:rPr>
+              <w:t>.</w:t>
+            </w:r>
+          </w:p>
+          <w:p>
+            <w:pPr>
+              <w:rPr>
+                <w:rFonts w:cs="Arial"/>
+                <w:rtl/>
+              </w:rPr>
+            </w:pPr>
+            <w:r>
+              <w:rPr>
+                <w:rFonts w:cs="Arial"/>
+              </w:rPr>
+              <w:t xml:space="preserve">* </w:t>
+            </w:r>
+            <w:r>
+              <w:rPr>
+                <w:rFonts w:cs="Arial"/>
+                <w:rtl/>
+              </w:rPr>
+              <w:t>عرض</w:t>
+            </w:r>
+            <w:r>
+              <w:rPr>
+                <w:rFonts w:cs="Arial"/>
+              </w:rPr>
+              <w:t xml:space="preserve"> Progress Bar.</w:t>
+            </w:r>
+          </w:p>
+          <w:p>
+            <w:pPr>
+              <w:rPr>
+                <w:rFonts w:cs="Arial"/>
+                <w:rtl/>
+              </w:rPr>
+            </w:pPr>
+            <w:r>
+              <w:rPr>
+                <w:rFonts w:cs="Arial"/>
+              </w:rPr>
+              <w:t xml:space="preserve">* </w:t>
+            </w:r>
+            <w:r>
+              <w:rPr>
+                <w:rFonts w:cs="Arial"/>
+                <w:rtl/>
+              </w:rPr>
+              <w:t>عرض رسالة نجاح</w:t>
+            </w:r>
+            <w:r>
+              <w:rPr>
+                <w:rFonts w:cs="Arial"/>
+              </w:rPr>
+              <w:t>.</w:t>
+            </w:r>
+          </w:p>
+          <w:p>
+            <w:pPr>
+              <w:rPr>
+                <w:rFonts w:cs="Arial"/>
+                <w:rtl/>
+              </w:rPr>
+            </w:pPr>
+          </w:p>
+          <w:p>
+            <w:pPr>
+              <w:rPr>
+                <w:rFonts w:cs="Arial"/>
+                <w:rtl/>
+              </w:rPr>
+            </w:pPr>
+            <w:r>
+              <w:rPr>
+                <w:rFonts w:cs="Arial"/>
+                <w:rtl/>
+              </w:rPr>
+              <w:t>مثال</w:t>
+            </w:r>
+            <w:r>
+              <w:rPr>
+                <w:rFonts w:cs="Arial"/>
+              </w:rPr>
+              <w:t>:</w:t>
+            </w:r>
+          </w:p>
+          <w:p>
+            <w:pPr>
+              <w:rPr>
+                <w:rFonts w:cs="Arial"/>
+                <w:rtl/>
+              </w:rPr>
+            </w:pPr>
+          </w:p>
+          <w:p>
+            <w:pPr>
+              <w:rPr>
+                <w:rFonts w:cs="Arial"/>
+              </w:rPr>
+            </w:pPr>
+            <w:r>
+              <w:rPr>
+                <w:rFonts w:cs="Arial"/>
+              </w:rPr>
+              <w:t>Synchronization Completed Successfully.</w:t>
+            </w:r>
+          </w:p>
+          <w:p>
+            <w:pPr>
+              <w:rPr>
+                <w:rFonts w:cs="Arial"/>
+                <w:rtl/>
+              </w:rPr>
+            </w:pPr>
+          </w:p>
+          <w:p>
+            <w:pPr>
+              <w:rPr>
+                <w:rFonts w:cs="Arial"/>
+                <w:rtl/>
+              </w:rPr>
+            </w:pPr>
+            <w:r>
+              <w:rPr>
+                <w:rFonts w:cs="Arial"/>
+              </w:rPr>
+              <w:t>---</w:t>
+            </w:r>
+          </w:p>
+          <w:p>
+            <w:pPr>
+              <w:rPr>
+                <w:rFonts w:cs="Arial"/>
+                <w:rtl/>
+              </w:rPr>
+            </w:pPr>
+          </w:p>
+          <w:p>
+            <w:pPr>
+              <w:rPr>
+                <w:rFonts w:cs="Arial"/>
+                <w:rtl/>
+              </w:rPr>
+            </w:pPr>
+            <w:r>
+              <w:rPr>
+                <w:rFonts w:cs="Arial"/>
+              </w:rPr>
+              <w:t xml:space="preserve"># </w:t>
+            </w:r>
+            <w:r>
+              <w:rPr>
+                <w:rFonts w:cs="Arial"/>
+                <w:rtl/>
+              </w:rPr>
+              <w:t>رابعاً: اتجاهات المزامنة</w:t>
+            </w:r>
+          </w:p>
+          <w:p>
+            <w:pPr>
+              <w:rPr>
+                <w:rFonts w:cs="Arial"/>
+                <w:rtl/>
+              </w:rPr>
+            </w:pPr>
+          </w:p>
+          <w:p>
+            <w:pPr>
+              <w:rPr>
+                <w:rFonts w:cs="Arial"/>
+              </w:rPr>
+            </w:pPr>
+            <w:r>
+              <w:rPr>
+                <w:rFonts w:cs="Arial"/>
+              </w:rPr>
+              <w:t>## Tablet → Server</w:t>
+            </w:r>
+          </w:p>
+          <w:p>
+            <w:pPr>
+              <w:rPr>
+                <w:rFonts w:cs="Arial"/>
+                <w:rtl/>
+              </w:rPr>
+            </w:pPr>
+          </w:p>
+          <w:p>
+            <w:pPr>
+              <w:rPr>
+                <w:rFonts w:cs="Arial"/>
+              </w:rPr>
+            </w:pPr>
+            <w:r>
+              <w:rPr>
+                <w:rFonts w:cs="Arial"/>
+              </w:rPr>
+              <w:t>Manual Synchronization Only.</w:t>
+            </w:r>
+          </w:p>
+          <w:p>
+            <w:pPr>
+              <w:rPr>
+                <w:rFonts w:cs="Arial"/>
+                <w:rtl/>
+              </w:rPr>
+            </w:pPr>
+          </w:p>
+          <w:p>
+            <w:pPr>
+              <w:rPr>
+                <w:rFonts w:cs="Arial"/>
+                <w:rtl/>
+              </w:rPr>
+            </w:pPr>
+            <w:r>
+              <w:rPr>
+                <w:rFonts w:cs="Arial"/>
+                <w:rtl/>
+              </w:rPr>
+              <w:t>لا يتم أي إرسال تلقائي</w:t>
+            </w:r>
+            <w:r>
+              <w:rPr>
+                <w:rFonts w:cs="Arial"/>
+              </w:rPr>
+              <w:t>.</w:t>
+            </w:r>
+          </w:p>
+          <w:p>
+            <w:pPr>
+              <w:rPr>
+                <w:rFonts w:cs="Arial"/>
+                <w:rtl/>
+              </w:rPr>
+            </w:pPr>
+          </w:p>
+          <w:p>
+            <w:pPr>
+              <w:rPr>
+                <w:rFonts w:cs="Arial"/>
+                <w:rtl/>
+              </w:rPr>
+            </w:pPr>
+            <w:r>
+              <w:rPr>
+                <w:rFonts w:cs="Arial"/>
+              </w:rPr>
+              <w:t>---</w:t>
+            </w:r>
+          </w:p>
+          <w:p>
+            <w:pPr>
+              <w:rPr>
+                <w:rFonts w:cs="Arial"/>
+                <w:rtl/>
+              </w:rPr>
+            </w:pPr>
+          </w:p>
+          <w:p>
+            <w:pPr>
+              <w:rPr>
+                <w:rFonts w:cs="Arial"/>
+              </w:rPr>
+            </w:pPr>
+            <w:r>
+              <w:rPr>
+                <w:rFonts w:cs="Arial"/>
+              </w:rPr>
+              <w:t>## Server → Tablet</w:t>
+            </w:r>
+          </w:p>
+          <w:p>
+            <w:pPr>
+              <w:rPr>
+                <w:rFonts w:cs="Arial"/>
+                <w:rtl/>
+              </w:rPr>
+            </w:pPr>
+          </w:p>
+          <w:p>
+            <w:pPr>
+              <w:rPr>
+                <w:rFonts w:cs="Arial"/>
+                <w:rtl/>
+              </w:rPr>
+            </w:pPr>
+            <w:r>
+              <w:rPr>
+                <w:rFonts w:cs="Arial"/>
+                <w:rtl/>
+              </w:rPr>
+              <w:t>يسمح للسيرفر بإرسال البيانات تلقائياً</w:t>
+            </w:r>
+            <w:r>
+              <w:rPr>
+                <w:rFonts w:cs="Arial"/>
+              </w:rPr>
+              <w:t>.</w:t>
+            </w:r>
+          </w:p>
+          <w:p>
+            <w:pPr>
+              <w:rPr>
+                <w:rFonts w:cs="Arial"/>
+                <w:rtl/>
+              </w:rPr>
+            </w:pPr>
+          </w:p>
+          <w:p>
+            <w:pPr>
+              <w:rPr>
+                <w:rFonts w:cs="Arial"/>
+                <w:rtl/>
+              </w:rPr>
+            </w:pPr>
+            <w:r>
+              <w:rPr>
+                <w:rFonts w:cs="Arial"/>
+                <w:rtl/>
+              </w:rPr>
+              <w:t>مثل</w:t>
+            </w:r>
+            <w:r>
+              <w:rPr>
+                <w:rFonts w:cs="Arial"/>
+              </w:rPr>
+              <w:t>:</w:t>
+            </w:r>
+          </w:p>
+          <w:p>
+            <w:pPr>
+              <w:rPr>
+                <w:rFonts w:cs="Arial"/>
+                <w:rtl/>
+              </w:rPr>
+            </w:pPr>
+          </w:p>
+          <w:p>
+            <w:pPr>
+              <w:rPr>
+                <w:rFonts w:cs="Arial"/>
+                <w:rtl/>
+              </w:rPr>
+            </w:pPr>
+            <w:r>
+              <w:rPr>
+                <w:rFonts w:cs="Arial"/>
+              </w:rPr>
+              <w:t xml:space="preserve">* </w:t>
+            </w:r>
+            <w:r>
+              <w:rPr>
+                <w:rFonts w:cs="Arial"/>
+                <w:rtl/>
+              </w:rPr>
+              <w:t>قوائم تقييم جديدة</w:t>
+            </w:r>
+            <w:r>
+              <w:rPr>
+                <w:rFonts w:cs="Arial"/>
+              </w:rPr>
+              <w:t>.</w:t>
+            </w:r>
+          </w:p>
+          <w:p>
+            <w:pPr>
+              <w:rPr>
+                <w:rFonts w:cs="Arial"/>
+                <w:rtl/>
+              </w:rPr>
+            </w:pPr>
+            <w:r>
+              <w:rPr>
+                <w:rFonts w:cs="Arial"/>
+              </w:rPr>
+              <w:t xml:space="preserve">* </w:t>
+            </w:r>
+            <w:r>
+              <w:rPr>
+                <w:rFonts w:cs="Arial"/>
+                <w:rtl/>
+              </w:rPr>
+              <w:t>نماذج جديدة</w:t>
+            </w:r>
+            <w:r>
+              <w:rPr>
+                <w:rFonts w:cs="Arial"/>
+              </w:rPr>
+              <w:t>.</w:t>
+            </w:r>
+          </w:p>
+          <w:p>
+            <w:pPr>
+              <w:rPr>
+                <w:rFonts w:cs="Arial"/>
+                <w:rtl/>
+              </w:rPr>
+            </w:pPr>
+            <w:r>
+              <w:rPr>
+                <w:rFonts w:cs="Arial"/>
+              </w:rPr>
+              <w:t xml:space="preserve">* </w:t>
+            </w:r>
+            <w:r>
+              <w:rPr>
+                <w:rFonts w:cs="Arial"/>
+                <w:rtl/>
+              </w:rPr>
+              <w:t>توزيع المحكمين</w:t>
+            </w:r>
+            <w:r>
+              <w:rPr>
+                <w:rFonts w:cs="Arial"/>
+              </w:rPr>
+              <w:t>.</w:t>
+            </w:r>
+          </w:p>
+          <w:p>
+            <w:pPr>
+              <w:rPr>
+                <w:rFonts w:cs="Arial"/>
+                <w:rtl/>
+              </w:rPr>
+            </w:pPr>
+            <w:r>
+              <w:rPr>
+                <w:rFonts w:cs="Arial"/>
+              </w:rPr>
+              <w:t xml:space="preserve">* </w:t>
+            </w:r>
+            <w:r>
+              <w:rPr>
+                <w:rFonts w:cs="Arial"/>
+                <w:rtl/>
+              </w:rPr>
+              <w:t>تحديثات النظام</w:t>
+            </w:r>
+            <w:r>
+              <w:rPr>
+                <w:rFonts w:cs="Arial"/>
+              </w:rPr>
+              <w:t>.</w:t>
+            </w:r>
+          </w:p>
+          <w:p>
+            <w:pPr>
+              <w:rPr>
+                <w:rFonts w:cs="Arial"/>
+                <w:rtl/>
+              </w:rPr>
+            </w:pPr>
+            <w:r>
+              <w:rPr>
+                <w:rFonts w:cs="Arial"/>
+              </w:rPr>
+              <w:t xml:space="preserve">* </w:t>
+            </w:r>
+            <w:r>
+              <w:rPr>
+                <w:rFonts w:cs="Arial"/>
+                <w:rtl/>
+              </w:rPr>
+              <w:t>تعليمات جديدة</w:t>
+            </w:r>
+            <w:r>
+              <w:rPr>
+                <w:rFonts w:cs="Arial"/>
+              </w:rPr>
+              <w:t>.</w:t>
+            </w:r>
+          </w:p>
+          <w:p>
+            <w:pPr>
+              <w:rPr>
+                <w:rFonts w:cs="Arial"/>
+                <w:rtl/>
+              </w:rPr>
+            </w:pPr>
+            <w:r>
+              <w:rPr>
+                <w:rFonts w:cs="Arial"/>
+              </w:rPr>
+              <w:t xml:space="preserve">* </w:t>
+            </w:r>
+            <w:r>
+              <w:rPr>
+                <w:rFonts w:cs="Arial"/>
+                <w:rtl/>
+              </w:rPr>
+              <w:t>ملفات جديدة</w:t>
+            </w:r>
+            <w:r>
+              <w:rPr>
+                <w:rFonts w:cs="Arial"/>
+              </w:rPr>
+              <w:t>.</w:t>
+            </w:r>
+          </w:p>
+          <w:p>
+            <w:pPr>
+              <w:rPr>
+                <w:rFonts w:cs="Arial"/>
+                <w:rtl/>
+              </w:rPr>
+            </w:pPr>
+          </w:p>
+          <w:p>
+            <w:pPr>
+              <w:rPr>
+                <w:rFonts w:cs="Arial"/>
+                <w:rtl/>
+              </w:rPr>
+            </w:pPr>
+            <w:r>
+              <w:rPr>
+                <w:rFonts w:cs="Arial"/>
+                <w:rtl/>
+              </w:rPr>
+              <w:t>ويقوم التابلت باستقبالها تلقائياً</w:t>
+            </w:r>
+            <w:r>
+              <w:rPr>
+                <w:rFonts w:cs="Arial"/>
+              </w:rPr>
+              <w:t>.</w:t>
+            </w:r>
+          </w:p>
+          <w:p>
+            <w:pPr>
+              <w:rPr>
+                <w:rFonts w:cs="Arial"/>
+                <w:rtl/>
+              </w:rPr>
+            </w:pPr>
+          </w:p>
+          <w:p>
+            <w:pPr>
+              <w:rPr>
+                <w:rFonts w:cs="Arial"/>
+                <w:rtl/>
+              </w:rPr>
+            </w:pPr>
+            <w:r>
+              <w:rPr>
+                <w:rFonts w:cs="Arial"/>
+              </w:rPr>
+              <w:t>---</w:t>
+            </w:r>
+          </w:p>
+          <w:p>
+            <w:pPr>
+              <w:rPr>
+                <w:rFonts w:cs="Arial"/>
+                <w:rtl/>
+              </w:rPr>
+            </w:pPr>
+          </w:p>
+          <w:p>
+            <w:pPr>
+              <w:rPr>
+                <w:rFonts w:cs="Arial"/>
+                <w:rtl/>
+              </w:rPr>
+            </w:pPr>
+            <w:r>
+              <w:rPr>
+                <w:rFonts w:cs="Arial"/>
+              </w:rPr>
+              <w:t xml:space="preserve"># </w:t>
+            </w:r>
+            <w:r>
+              <w:rPr>
+                <w:rFonts w:cs="Arial"/>
+                <w:rtl/>
+              </w:rPr>
+              <w:t>خامساً: صفحة</w:t>
+            </w:r>
+            <w:r>
+              <w:rPr>
+                <w:rFonts w:cs="Arial"/>
+              </w:rPr>
+              <w:t xml:space="preserve"> Offline Status</w:t>
+            </w:r>
+          </w:p>
+          <w:p>
+            <w:pPr>
+              <w:rPr>
+                <w:rFonts w:cs="Arial"/>
+                <w:rtl/>
+              </w:rPr>
+            </w:pPr>
+          </w:p>
+          <w:p>
+            <w:pPr>
+              <w:rPr>
+                <w:rFonts w:cs="Arial"/>
+                <w:rtl/>
+              </w:rPr>
+            </w:pPr>
+            <w:r>
+              <w:rPr>
+                <w:rFonts w:cs="Arial"/>
+                <w:rtl/>
+              </w:rPr>
+              <w:t>إضافة صفحة</w:t>
+            </w:r>
+            <w:r>
+              <w:rPr>
+                <w:rFonts w:cs="Arial"/>
+              </w:rPr>
+              <w:t>:</w:t>
+            </w:r>
+          </w:p>
+          <w:p>
+            <w:pPr>
+              <w:rPr>
+                <w:rFonts w:cs="Arial"/>
+                <w:rtl/>
+              </w:rPr>
+            </w:pPr>
+          </w:p>
+          <w:p>
+            <w:pPr>
+              <w:rPr>
+                <w:rFonts w:cs="Arial"/>
+              </w:rPr>
+            </w:pPr>
+            <w:r>
+              <w:rPr>
+                <w:rFonts w:cs="Arial"/>
+              </w:rPr>
+              <w:t>Offline Status</w:t>
+            </w:r>
+          </w:p>
+          <w:p>
+            <w:pPr>
+              <w:rPr>
+                <w:rFonts w:cs="Arial"/>
+                <w:rtl/>
+              </w:rPr>
+            </w:pPr>
+          </w:p>
+          <w:p>
+            <w:pPr>
+              <w:rPr>
+                <w:rFonts w:cs="Arial"/>
+                <w:rtl/>
+              </w:rPr>
+            </w:pPr>
+            <w:r>
+              <w:rPr>
+                <w:rFonts w:cs="Arial"/>
+                <w:rtl/>
+              </w:rPr>
+              <w:t>توضح</w:t>
+            </w:r>
+            <w:r>
+              <w:rPr>
+                <w:rFonts w:cs="Arial"/>
+              </w:rPr>
+              <w:t>:</w:t>
+            </w:r>
+          </w:p>
+          <w:p>
+            <w:pPr>
+              <w:rPr>
+                <w:rFonts w:cs="Arial"/>
+                <w:rtl/>
+              </w:rPr>
+            </w:pPr>
+          </w:p>
+          <w:p>
+            <w:pPr>
+              <w:rPr>
+                <w:rFonts w:cs="Arial"/>
+              </w:rPr>
+            </w:pPr>
+            <w:r>
+              <w:rPr>
+                <w:rFonts w:cs="Arial"/>
+              </w:rPr>
+              <w:t>* Database Status</w:t>
+            </w:r>
+          </w:p>
+          <w:p>
+            <w:pPr>
+              <w:rPr>
+                <w:rFonts w:cs="Arial"/>
+              </w:rPr>
+            </w:pPr>
+            <w:r>
+              <w:rPr>
+                <w:rFonts w:cs="Arial"/>
+              </w:rPr>
+              <w:t>* Pending Records</w:t>
+            </w:r>
+          </w:p>
+          <w:p>
+            <w:pPr>
+              <w:rPr>
+                <w:rFonts w:cs="Arial"/>
+              </w:rPr>
+            </w:pPr>
+            <w:r>
+              <w:rPr>
+                <w:rFonts w:cs="Arial"/>
+              </w:rPr>
+              <w:t>* Last Synchronization</w:t>
+            </w:r>
+          </w:p>
+          <w:p>
+            <w:pPr>
+              <w:rPr>
+                <w:rFonts w:cs="Arial"/>
+              </w:rPr>
+            </w:pPr>
+            <w:r>
+              <w:rPr>
+                <w:rFonts w:cs="Arial"/>
+              </w:rPr>
+              <w:t>* Network Status</w:t>
+            </w:r>
+          </w:p>
+          <w:p>
+            <w:pPr>
+              <w:rPr>
+                <w:rFonts w:cs="Arial"/>
+              </w:rPr>
+            </w:pPr>
+            <w:r>
+              <w:rPr>
+                <w:rFonts w:cs="Arial"/>
+              </w:rPr>
+              <w:t>* Number of Unsent Records</w:t>
+            </w:r>
+          </w:p>
+          <w:p>
+            <w:pPr>
+              <w:rPr>
+                <w:rFonts w:cs="Arial"/>
+                <w:rtl/>
+              </w:rPr>
+            </w:pPr>
+          </w:p>
+          <w:p>
+            <w:pPr>
+              <w:rPr>
+                <w:rFonts w:cs="Arial"/>
+                <w:rtl/>
+              </w:rPr>
+            </w:pPr>
+            <w:r>
+              <w:rPr>
+                <w:rFonts w:cs="Arial"/>
+              </w:rPr>
+              <w:t>---</w:t>
+            </w:r>
+          </w:p>
+          <w:p>
+            <w:pPr>
+              <w:rPr>
+                <w:rFonts w:cs="Arial"/>
+                <w:rtl/>
+              </w:rPr>
+            </w:pPr>
+          </w:p>
+          <w:p>
+            <w:pPr>
+              <w:rPr>
+                <w:rFonts w:cs="Arial"/>
+                <w:rtl/>
+              </w:rPr>
+            </w:pPr>
+            <w:r>
+              <w:rPr>
+                <w:rFonts w:cs="Arial"/>
+              </w:rPr>
+              <w:t xml:space="preserve"># </w:t>
+            </w:r>
+            <w:r>
+              <w:rPr>
+                <w:rFonts w:cs="Arial"/>
+                <w:rtl/>
+              </w:rPr>
+              <w:t>سادساً: مطابقة واجهة التابلت مع الكمبيوتر</w:t>
+            </w:r>
+          </w:p>
+          <w:p>
+            <w:pPr>
+              <w:rPr>
+                <w:rFonts w:cs="Arial"/>
+                <w:rtl/>
+              </w:rPr>
+            </w:pPr>
+          </w:p>
+          <w:p>
+            <w:pPr>
+              <w:rPr>
+                <w:rFonts w:cs="Arial"/>
+                <w:rtl/>
+              </w:rPr>
+            </w:pPr>
+            <w:r>
+              <w:rPr>
+                <w:rFonts w:cs="Arial"/>
+                <w:rtl/>
+              </w:rPr>
+              <w:t>المطلوب</w:t>
+            </w:r>
+            <w:r>
+              <w:rPr>
+                <w:rFonts w:cs="Arial"/>
+              </w:rPr>
+              <w:t>:</w:t>
+            </w:r>
+          </w:p>
+          <w:p>
+            <w:pPr>
+              <w:rPr>
+                <w:rFonts w:cs="Arial"/>
+                <w:rtl/>
+              </w:rPr>
+            </w:pPr>
+          </w:p>
+          <w:p>
+            <w:pPr>
+              <w:rPr>
+                <w:rFonts w:cs="Arial"/>
+                <w:rtl/>
+              </w:rPr>
+            </w:pPr>
+            <w:r>
+              <w:rPr>
+                <w:rFonts w:cs="Arial"/>
+              </w:rPr>
+              <w:t xml:space="preserve">* </w:t>
+            </w:r>
+            <w:r>
+              <w:rPr>
+                <w:rFonts w:cs="Arial"/>
+                <w:rtl/>
+              </w:rPr>
+              <w:t>المحافظة على نفس</w:t>
+            </w:r>
+            <w:r>
+              <w:rPr>
+                <w:rFonts w:cs="Arial"/>
+              </w:rPr>
+              <w:t xml:space="preserve"> Layout.</w:t>
+            </w:r>
+          </w:p>
+          <w:p>
+            <w:pPr>
+              <w:rPr>
+                <w:rFonts w:cs="Arial"/>
+                <w:rtl/>
+              </w:rPr>
+            </w:pPr>
+            <w:r>
+              <w:rPr>
+                <w:rFonts w:cs="Arial"/>
+              </w:rPr>
+              <w:t xml:space="preserve">* </w:t>
+            </w:r>
+            <w:r>
+              <w:rPr>
+                <w:rFonts w:cs="Arial"/>
+                <w:rtl/>
+              </w:rPr>
+              <w:t>المحافظة على نفس</w:t>
+            </w:r>
+            <w:r>
+              <w:rPr>
+                <w:rFonts w:cs="Arial"/>
+              </w:rPr>
+              <w:t xml:space="preserve"> CSS.</w:t>
+            </w:r>
+          </w:p>
+          <w:p>
+            <w:pPr>
+              <w:rPr>
+                <w:rFonts w:cs="Arial"/>
+                <w:rtl/>
+              </w:rPr>
+            </w:pPr>
+            <w:r>
+              <w:rPr>
+                <w:rFonts w:cs="Arial"/>
+              </w:rPr>
+              <w:t xml:space="preserve">* </w:t>
+            </w:r>
+            <w:r>
+              <w:rPr>
+                <w:rFonts w:cs="Arial"/>
+                <w:rtl/>
+              </w:rPr>
+              <w:t>إصلاح</w:t>
+            </w:r>
+            <w:r>
+              <w:rPr>
+                <w:rFonts w:cs="Arial"/>
+              </w:rPr>
+              <w:t xml:space="preserve"> Responsive Design.</w:t>
+            </w:r>
+          </w:p>
+          <w:p>
+            <w:pPr>
+              <w:rPr>
+                <w:rFonts w:cs="Arial"/>
+                <w:rtl/>
+              </w:rPr>
+            </w:pPr>
+            <w:r>
+              <w:rPr>
+                <w:rFonts w:cs="Arial"/>
+              </w:rPr>
+              <w:lastRenderedPageBreak/>
+              <w:t xml:space="preserve">* </w:t>
+            </w:r>
+            <w:r>
+              <w:rPr>
+                <w:rFonts w:cs="Arial"/>
+                <w:rtl/>
+              </w:rPr>
+              <w:t>جعل واجهة التابلت مطابقة للكمبيوتر قدر الإمكان</w:t>
+            </w:r>
+            <w:r>
+              <w:rPr>
+                <w:rFonts w:cs="Arial"/>
+              </w:rPr>
+              <w:t>.</w:t>
+            </w:r>
+          </w:p>
+          <w:p>
+            <w:pPr>
+              <w:rPr>
+                <w:rFonts w:cs="Arial"/>
+                <w:rtl/>
+              </w:rPr>
+            </w:pPr>
+          </w:p>
+          <w:p>
+            <w:pPr>
+              <w:rPr>
+                <w:rFonts w:cs="Arial"/>
+                <w:rtl/>
+              </w:rPr>
+            </w:pPr>
+            <w:r>
+              <w:rPr>
+                <w:rFonts w:cs="Arial"/>
+              </w:rPr>
+              <w:t>---</w:t>
+            </w:r>
+          </w:p>
+          <w:p>
+            <w:pPr>
+              <w:rPr>
+                <w:rFonts w:cs="Arial"/>
+                <w:rtl/>
+              </w:rPr>
+            </w:pPr>
+          </w:p>
+          <w:p>
+            <w:pPr>
+              <w:rPr>
+                <w:rFonts w:cs="Arial"/>
+                <w:rtl/>
+              </w:rPr>
+            </w:pPr>
+            <w:r>
+              <w:rPr>
+                <w:rFonts w:cs="Arial"/>
+              </w:rPr>
+              <w:t xml:space="preserve"># </w:t>
+            </w:r>
+            <w:r>
+              <w:rPr>
+                <w:rFonts w:cs="Arial"/>
+                <w:rtl/>
+              </w:rPr>
+              <w:t>سابعاً</w:t>
+            </w:r>
+            <w:r>
+              <w:rPr>
+                <w:rFonts w:cs="Arial"/>
+              </w:rPr>
+              <w:t>: Zoom In / Zoom Out</w:t>
+            </w:r>
+          </w:p>
+          <w:p>
+            <w:pPr>
+              <w:rPr>
+                <w:rFonts w:cs="Arial"/>
+                <w:rtl/>
+              </w:rPr>
+            </w:pPr>
+          </w:p>
+          <w:p>
+            <w:pPr>
+              <w:rPr>
+                <w:rFonts w:cs="Arial"/>
+                <w:rtl/>
+              </w:rPr>
+            </w:pPr>
+            <w:r>
+              <w:rPr>
+                <w:rFonts w:cs="Arial"/>
+                <w:rtl/>
+              </w:rPr>
+              <w:t>إضافة</w:t>
+            </w:r>
+            <w:r>
+              <w:rPr>
+                <w:rFonts w:cs="Arial"/>
+              </w:rPr>
+              <w:t>:</w:t>
+            </w:r>
+          </w:p>
+          <w:p>
+            <w:pPr>
+              <w:rPr>
+                <w:rFonts w:cs="Arial"/>
+                <w:rtl/>
+              </w:rPr>
+            </w:pPr>
+          </w:p>
+          <w:p>
+            <w:pPr>
+              <w:rPr>
+                <w:rFonts w:cs="Arial"/>
+              </w:rPr>
+            </w:pPr>
+            <w:r>
+              <w:rPr>
+                <w:rFonts w:cs="Arial"/>
+              </w:rPr>
+              <w:t>* Zoom In</w:t>
+            </w:r>
+          </w:p>
+          <w:p>
+            <w:pPr>
+              <w:rPr>
+                <w:rFonts w:cs="Arial"/>
+              </w:rPr>
+            </w:pPr>
+            <w:r>
+              <w:rPr>
+                <w:rFonts w:cs="Arial"/>
+              </w:rPr>
+              <w:t>* Zoom Out</w:t>
+            </w:r>
+          </w:p>
+          <w:p>
+            <w:pPr>
+              <w:rPr>
+                <w:rFonts w:cs="Arial"/>
+              </w:rPr>
+            </w:pPr>
+            <w:r>
+              <w:rPr>
+                <w:rFonts w:cs="Arial"/>
+              </w:rPr>
+              <w:t>* Reset Zoom</w:t>
+            </w:r>
+          </w:p>
+          <w:p>
+            <w:pPr>
+              <w:rPr>
+                <w:rFonts w:cs="Arial"/>
+                <w:rtl/>
+              </w:rPr>
+            </w:pPr>
+          </w:p>
+          <w:p>
+            <w:pPr>
+              <w:rPr>
+                <w:rFonts w:cs="Arial"/>
+                <w:rtl/>
+              </w:rPr>
+            </w:pPr>
+            <w:r>
+              <w:rPr>
+                <w:rFonts w:cs="Arial"/>
+                <w:rtl/>
+              </w:rPr>
+              <w:t>للتطبيق بالكامل</w:t>
+            </w:r>
+            <w:r>
+              <w:rPr>
+                <w:rFonts w:cs="Arial"/>
+              </w:rPr>
+              <w:t>.</w:t>
+            </w:r>
+          </w:p>
+          <w:p>
+            <w:pPr>
+              <w:rPr>
+                <w:rFonts w:cs="Arial"/>
+                <w:rtl/>
+              </w:rPr>
+            </w:pPr>
+          </w:p>
+          <w:p>
+            <w:pPr>
+              <w:rPr>
+                <w:rFonts w:cs="Arial"/>
+                <w:rtl/>
+              </w:rPr>
+            </w:pPr>
+            <w:r>
+              <w:rPr>
+                <w:rFonts w:cs="Arial"/>
+              </w:rPr>
+              <w:t>---</w:t>
+            </w:r>
+          </w:p>
+          <w:p>
+            <w:pPr>
+              <w:rPr>
+                <w:rFonts w:cs="Arial"/>
+                <w:rtl/>
+              </w:rPr>
+            </w:pPr>
+          </w:p>
+          <w:p>
+            <w:pPr>
+              <w:rPr>
+                <w:rFonts w:cs="Arial"/>
+                <w:rtl/>
+              </w:rPr>
+            </w:pPr>
+            <w:r>
+              <w:rPr>
+                <w:rFonts w:cs="Arial"/>
+              </w:rPr>
+              <w:t xml:space="preserve"># </w:t>
+            </w:r>
+            <w:r>
+              <w:rPr>
+                <w:rFonts w:cs="Arial"/>
+                <w:rtl/>
+              </w:rPr>
+              <w:t>ثامناً</w:t>
+            </w:r>
+            <w:r>
+              <w:rPr>
+                <w:rFonts w:cs="Arial"/>
+              </w:rPr>
+              <w:t>: Android Studio Project</w:t>
+            </w:r>
+          </w:p>
+          <w:p>
+            <w:pPr>
+              <w:rPr>
+                <w:rFonts w:cs="Arial"/>
+                <w:rtl/>
+              </w:rPr>
+            </w:pPr>
+          </w:p>
+          <w:p>
+            <w:pPr>
+              <w:rPr>
+                <w:rFonts w:cs="Arial"/>
+                <w:rtl/>
+              </w:rPr>
+            </w:pPr>
+            <w:r>
+              <w:rPr>
+                <w:rFonts w:cs="Arial"/>
+                <w:rtl/>
+              </w:rPr>
+              <w:t>المطلوب</w:t>
+            </w:r>
+            <w:r>
+              <w:rPr>
+                <w:rFonts w:cs="Arial"/>
+              </w:rPr>
+              <w:t>:</w:t>
+            </w:r>
+          </w:p>
+          <w:p>
+            <w:pPr>
+              <w:rPr>
+                <w:rFonts w:cs="Arial"/>
+                <w:rtl/>
+              </w:rPr>
+            </w:pPr>
+          </w:p>
+          <w:p>
+            <w:pPr>
+              <w:rPr>
+                <w:rFonts w:cs="Arial"/>
+                <w:rtl/>
+              </w:rPr>
+            </w:pPr>
+            <w:r>
+              <w:rPr>
+                <w:rFonts w:cs="Arial"/>
+              </w:rPr>
+              <w:t xml:space="preserve">* Android Studio Project </w:t>
+            </w:r>
+            <w:r>
+              <w:rPr>
+                <w:rFonts w:cs="Arial"/>
+                <w:rtl/>
+              </w:rPr>
+              <w:t>كامل</w:t>
+            </w:r>
+            <w:r>
+              <w:rPr>
+                <w:rFonts w:cs="Arial"/>
+              </w:rPr>
+              <w:t>.</w:t>
+            </w:r>
+          </w:p>
+          <w:p>
+            <w:pPr>
+              <w:rPr>
+                <w:rFonts w:cs="Arial"/>
+                <w:rtl/>
+              </w:rPr>
+            </w:pPr>
+            <w:r>
+              <w:rPr>
+                <w:rFonts w:cs="Arial"/>
+              </w:rPr>
+              <w:t xml:space="preserve">* </w:t>
+            </w:r>
+            <w:r>
+              <w:rPr>
+                <w:rFonts w:cs="Arial"/>
+                <w:rtl/>
+              </w:rPr>
+              <w:t>جميع ملفات المصدر</w:t>
+            </w:r>
+            <w:r>
+              <w:rPr>
+                <w:rFonts w:cs="Arial"/>
+              </w:rPr>
+              <w:t>.</w:t>
+            </w:r>
+          </w:p>
+          <w:p>
+            <w:pPr>
+              <w:rPr>
+                <w:rFonts w:cs="Arial"/>
+                <w:rtl/>
+              </w:rPr>
+            </w:pPr>
+            <w:r>
+              <w:rPr>
+                <w:rFonts w:cs="Arial"/>
+              </w:rPr>
+              <w:t xml:space="preserve">* </w:t>
+            </w:r>
+            <w:r>
+              <w:rPr>
+                <w:rFonts w:cs="Arial"/>
+                <w:rtl/>
+              </w:rPr>
+              <w:t>إمكانية التعديل اليدوي</w:t>
+            </w:r>
+            <w:r>
+              <w:rPr>
+                <w:rFonts w:cs="Arial"/>
+              </w:rPr>
+              <w:t>.</w:t>
+            </w:r>
+          </w:p>
+          <w:p>
+            <w:pPr>
+              <w:rPr>
+                <w:rFonts w:cs="Arial"/>
+                <w:rtl/>
+              </w:rPr>
+            </w:pPr>
+            <w:r>
+              <w:rPr>
+                <w:rFonts w:cs="Arial"/>
+              </w:rPr>
+              <w:t xml:space="preserve">* </w:t>
+            </w:r>
+            <w:r>
+              <w:rPr>
+                <w:rFonts w:cs="Arial"/>
+                <w:rtl/>
+              </w:rPr>
+              <w:t>إمكانية إعادة</w:t>
+            </w:r>
+            <w:r>
+              <w:rPr>
+                <w:rFonts w:cs="Arial"/>
+              </w:rPr>
+              <w:t xml:space="preserve"> Build </w:t>
+            </w:r>
+            <w:proofErr w:type="spellStart"/>
+            <w:r>
+              <w:rPr>
+                <w:rFonts w:cs="Arial"/>
+                <w:rtl/>
+              </w:rPr>
+              <w:t>لل</w:t>
+            </w:r>
+            <w:proofErr w:type="spellEnd"/>
+            <w:r>
+              <w:rPr>
+                <w:rFonts w:cs="Arial"/>
+                <w:rtl/>
+              </w:rPr>
+              <w:t>ـ</w:t>
+            </w:r>
+            <w:r>
+              <w:rPr>
+                <w:rFonts w:cs="Arial"/>
+              </w:rPr>
+              <w:t xml:space="preserve"> APK </w:t>
+            </w:r>
+            <w:r>
+              <w:rPr>
+                <w:rFonts w:cs="Arial"/>
+                <w:rtl/>
+              </w:rPr>
+              <w:t>مستقبلاً</w:t>
+            </w:r>
+            <w:r>
+              <w:rPr>
+                <w:rFonts w:cs="Arial"/>
+              </w:rPr>
+              <w:t>.</w:t>
+            </w:r>
+          </w:p>
+          <w:p>
+            <w:pPr>
+              <w:rPr>
+                <w:rFonts w:cs="Arial"/>
+                <w:rtl/>
+              </w:rPr>
+            </w:pPr>
+          </w:p>
+          <w:p>
+            <w:pPr>
+              <w:rPr>
+                <w:rFonts w:cs="Arial"/>
+                <w:rtl/>
+              </w:rPr>
+            </w:pPr>
+            <w:r>
+              <w:rPr>
+                <w:rFonts w:cs="Arial"/>
+              </w:rPr>
+              <w:t>---</w:t>
+            </w:r>
+          </w:p>
+          <w:p>
+            <w:pPr>
+              <w:rPr>
+                <w:rFonts w:cs="Arial"/>
+                <w:rtl/>
+              </w:rPr>
+            </w:pPr>
+          </w:p>
+          <w:p>
+            <w:pPr>
+              <w:rPr>
+                <w:rFonts w:cs="Arial"/>
+                <w:rtl/>
+              </w:rPr>
+            </w:pPr>
+            <w:r>
+              <w:rPr>
+                <w:rFonts w:cs="Arial"/>
+              </w:rPr>
+              <w:t xml:space="preserve"># </w:t>
+            </w:r>
+            <w:r>
+              <w:rPr>
+                <w:rFonts w:cs="Arial"/>
+                <w:rtl/>
+              </w:rPr>
+              <w:t>تاسعاً</w:t>
+            </w:r>
+            <w:r>
+              <w:rPr>
+                <w:rFonts w:cs="Arial"/>
+              </w:rPr>
+              <w:t>: Windows Installation Package</w:t>
+            </w:r>
+          </w:p>
+          <w:p>
+            <w:pPr>
+              <w:rPr>
+                <w:rFonts w:cs="Arial"/>
+                <w:rtl/>
+              </w:rPr>
+            </w:pPr>
+          </w:p>
+          <w:p>
+            <w:pPr>
+              <w:rPr>
+                <w:rFonts w:cs="Arial"/>
+                <w:rtl/>
+              </w:rPr>
+            </w:pPr>
+            <w:r>
+              <w:rPr>
+                <w:rFonts w:cs="Arial"/>
+                <w:rtl/>
+              </w:rPr>
+              <w:t>أريد تحويل المشروع إلى برنامج</w:t>
+            </w:r>
+            <w:r>
+              <w:rPr>
+                <w:rFonts w:cs="Arial"/>
+              </w:rPr>
+              <w:t xml:space="preserve"> Windows </w:t>
+            </w:r>
+            <w:r>
+              <w:rPr>
+                <w:rFonts w:cs="Arial"/>
+                <w:rtl/>
+              </w:rPr>
+              <w:t>احترافي</w:t>
+            </w:r>
+            <w:r>
+              <w:rPr>
+                <w:rFonts w:cs="Arial"/>
+              </w:rPr>
+              <w:t>.</w:t>
+            </w:r>
+          </w:p>
+          <w:p>
+            <w:pPr>
+              <w:rPr>
+                <w:rFonts w:cs="Arial"/>
+                <w:rtl/>
+              </w:rPr>
+            </w:pPr>
+          </w:p>
+          <w:p>
+            <w:pPr>
+              <w:rPr>
+                <w:rFonts w:cs="Arial"/>
+                <w:rtl/>
+              </w:rPr>
+            </w:pPr>
+            <w:r>
+              <w:rPr>
+                <w:rFonts w:cs="Arial"/>
+              </w:rPr>
+              <w:t>---</w:t>
+            </w:r>
+          </w:p>
+          <w:p>
+            <w:pPr>
+              <w:rPr>
+                <w:rFonts w:cs="Arial"/>
+                <w:rtl/>
+              </w:rPr>
+            </w:pPr>
+          </w:p>
+          <w:p>
+            <w:pPr>
+              <w:rPr>
+                <w:rFonts w:cs="Arial"/>
+                <w:rtl/>
+              </w:rPr>
+            </w:pPr>
+            <w:r>
+              <w:rPr>
+                <w:rFonts w:cs="Arial"/>
+              </w:rPr>
+              <w:t xml:space="preserve"># </w:t>
+            </w:r>
+            <w:r>
+              <w:rPr>
+                <w:rFonts w:cs="Arial"/>
+                <w:rtl/>
+              </w:rPr>
+              <w:t>بناء الملف التنفيذي</w:t>
+            </w:r>
+          </w:p>
+          <w:p>
+            <w:pPr>
+              <w:rPr>
+                <w:rFonts w:cs="Arial"/>
+                <w:rtl/>
+              </w:rPr>
+            </w:pPr>
+          </w:p>
+          <w:p>
+            <w:pPr>
+              <w:rPr>
+                <w:rFonts w:cs="Arial"/>
+                <w:rtl/>
+              </w:rPr>
+            </w:pPr>
+            <w:r>
+              <w:rPr>
+                <w:rFonts w:cs="Arial"/>
+                <w:rtl/>
+              </w:rPr>
+              <w:lastRenderedPageBreak/>
+              <w:t>استخدم</w:t>
+            </w:r>
+            <w:r>
+              <w:rPr>
+                <w:rFonts w:cs="Arial"/>
+              </w:rPr>
+              <w:t>:</w:t>
+            </w:r>
+          </w:p>
+          <w:p>
+            <w:pPr>
+              <w:rPr>
+                <w:rFonts w:cs="Arial"/>
+                <w:rtl/>
+              </w:rPr>
+            </w:pPr>
+          </w:p>
+          <w:p>
+            <w:pPr>
+              <w:rPr>
+                <w:rFonts w:cs="Arial"/>
+              </w:rPr>
+            </w:pPr>
+            <w:proofErr w:type="spellStart"/>
+            <w:r>
+              <w:rPr>
+                <w:rFonts w:cs="Arial"/>
+              </w:rPr>
+              <w:t>PyInstaller</w:t>
+            </w:r>
+            <w:proofErr w:type="spellEnd"/>
+          </w:p>
+          <w:p>
+            <w:pPr>
+              <w:rPr>
+                <w:rFonts w:cs="Arial"/>
+                <w:rtl/>
+              </w:rPr>
+            </w:pPr>
+          </w:p>
+          <w:p>
+            <w:pPr>
+              <w:rPr>
+                <w:rFonts w:cs="Arial"/>
+                <w:rtl/>
+              </w:rPr>
+            </w:pPr>
+            <w:r>
+              <w:rPr>
+                <w:rFonts w:cs="Arial"/>
+                <w:rtl/>
+              </w:rPr>
+              <w:t>لإنشاء</w:t>
+            </w:r>
+            <w:r>
+              <w:rPr>
+                <w:rFonts w:cs="Arial"/>
+              </w:rPr>
+              <w:t>:</w:t>
+            </w:r>
+          </w:p>
+          <w:p>
+            <w:pPr>
+              <w:rPr>
+                <w:rFonts w:cs="Arial"/>
+                <w:rtl/>
+              </w:rPr>
+            </w:pPr>
+          </w:p>
+          <w:p>
+            <w:pPr>
+              <w:rPr>
+                <w:rFonts w:cs="Arial"/>
+              </w:rPr>
+            </w:pPr>
+            <w:r>
+              <w:rPr>
+                <w:rFonts w:cs="Arial"/>
+              </w:rPr>
+              <w:t>TrainingEvaluation.exe</w:t>
+            </w:r>
+          </w:p>
+          <w:p>
+            <w:pPr>
+              <w:rPr>
+                <w:rFonts w:cs="Arial"/>
+                <w:rtl/>
+              </w:rPr>
+            </w:pPr>
+          </w:p>
+          <w:p>
+            <w:pPr>
+              <w:rPr>
+                <w:rFonts w:cs="Arial"/>
+                <w:rtl/>
+              </w:rPr>
+            </w:pPr>
+            <w:r>
+              <w:rPr>
+                <w:rFonts w:cs="Arial"/>
+                <w:rtl/>
+              </w:rPr>
+              <w:t>المتطلبات</w:t>
+            </w:r>
+            <w:r>
+              <w:rPr>
+                <w:rFonts w:cs="Arial"/>
+              </w:rPr>
+              <w:t>:</w:t>
+            </w:r>
+          </w:p>
+          <w:p>
+            <w:pPr>
+              <w:rPr>
+                <w:rFonts w:cs="Arial"/>
+                <w:rtl/>
+              </w:rPr>
+            </w:pPr>
+          </w:p>
+          <w:p>
+            <w:pPr>
+              <w:rPr>
+                <w:rFonts w:cs="Arial"/>
+              </w:rPr>
+            </w:pPr>
+            <w:r>
+              <w:rPr>
+                <w:rFonts w:cs="Arial"/>
+              </w:rPr>
+              <w:t>* One Folder Distribution.</w:t>
+            </w:r>
+          </w:p>
+          <w:p>
+            <w:pPr>
+              <w:rPr>
+                <w:rFonts w:cs="Arial"/>
+                <w:rtl/>
+              </w:rPr>
+            </w:pPr>
+            <w:r>
+              <w:rPr>
+                <w:rFonts w:cs="Arial"/>
+              </w:rPr>
+              <w:t xml:space="preserve">* </w:t>
+            </w:r>
+            <w:r>
+              <w:rPr>
+                <w:rFonts w:cs="Arial"/>
+                <w:rtl/>
+              </w:rPr>
+              <w:t>تضمين جميع الملفات</w:t>
+            </w:r>
+            <w:r>
+              <w:rPr>
+                <w:rFonts w:cs="Arial"/>
+              </w:rPr>
+              <w:t>.</w:t>
+            </w:r>
+          </w:p>
+          <w:p>
+            <w:pPr>
+              <w:rPr>
+                <w:rFonts w:cs="Arial"/>
+                <w:rtl/>
+              </w:rPr>
+            </w:pPr>
+            <w:r>
+              <w:rPr>
+                <w:rFonts w:cs="Arial"/>
+              </w:rPr>
+              <w:t xml:space="preserve">* </w:t>
+            </w:r>
+            <w:r>
+              <w:rPr>
+                <w:rFonts w:cs="Arial"/>
+                <w:rtl/>
+              </w:rPr>
+              <w:t>تضمين</w:t>
+            </w:r>
+            <w:r>
+              <w:rPr>
+                <w:rFonts w:cs="Arial"/>
+              </w:rPr>
+              <w:t xml:space="preserve"> Static Files.</w:t>
+            </w:r>
+          </w:p>
+          <w:p>
+            <w:pPr>
+              <w:rPr>
+                <w:rFonts w:cs="Arial"/>
+                <w:rtl/>
+              </w:rPr>
+            </w:pPr>
+            <w:r>
+              <w:rPr>
+                <w:rFonts w:cs="Arial"/>
+              </w:rPr>
+              <w:t xml:space="preserve">* </w:t>
+            </w:r>
+            <w:r>
+              <w:rPr>
+                <w:rFonts w:cs="Arial"/>
+                <w:rtl/>
+              </w:rPr>
+              <w:t>تضمين</w:t>
+            </w:r>
+            <w:r>
+              <w:rPr>
+                <w:rFonts w:cs="Arial"/>
+              </w:rPr>
+              <w:t xml:space="preserve"> Templates.</w:t>
+            </w:r>
+          </w:p>
+          <w:p>
+            <w:pPr>
+              <w:rPr>
+                <w:rFonts w:cs="Arial"/>
+                <w:rtl/>
+              </w:rPr>
+            </w:pPr>
+            <w:r>
+              <w:rPr>
+                <w:rFonts w:cs="Arial"/>
+              </w:rPr>
+              <w:t xml:space="preserve">* </w:t>
+            </w:r>
+            <w:r>
+              <w:rPr>
+                <w:rFonts w:cs="Arial"/>
+                <w:rtl/>
+              </w:rPr>
+              <w:t>تضمين</w:t>
+            </w:r>
+            <w:r>
+              <w:rPr>
+                <w:rFonts w:cs="Arial"/>
+              </w:rPr>
+              <w:t xml:space="preserve"> Database Files.</w:t>
+            </w:r>
+          </w:p>
+          <w:p>
+            <w:pPr>
+              <w:rPr>
+                <w:rFonts w:cs="Arial"/>
+                <w:rtl/>
+              </w:rPr>
+            </w:pPr>
+            <w:r>
+              <w:rPr>
+                <w:rFonts w:cs="Arial"/>
+              </w:rPr>
+              <w:t xml:space="preserve">* </w:t>
+            </w:r>
+            <w:r>
+              <w:rPr>
+                <w:rFonts w:cs="Arial"/>
+                <w:rtl/>
+              </w:rPr>
+              <w:t>تضمين</w:t>
+            </w:r>
+            <w:r>
+              <w:rPr>
+                <w:rFonts w:cs="Arial"/>
+              </w:rPr>
+              <w:t xml:space="preserve"> Config Files.</w:t>
+            </w:r>
+          </w:p>
+          <w:p>
+            <w:pPr>
+              <w:rPr>
+                <w:rFonts w:cs="Arial"/>
+                <w:rtl/>
+              </w:rPr>
+            </w:pPr>
+          </w:p>
+          <w:p>
+            <w:pPr>
+              <w:rPr>
+                <w:rFonts w:cs="Arial"/>
+                <w:rtl/>
+              </w:rPr>
+            </w:pPr>
+            <w:r>
+              <w:rPr>
+                <w:rFonts w:cs="Arial"/>
+              </w:rPr>
+              <w:t>---</w:t>
+            </w:r>
+          </w:p>
+          <w:p>
+            <w:pPr>
+              <w:rPr>
+                <w:rFonts w:cs="Arial"/>
+                <w:rtl/>
+              </w:rPr>
+            </w:pPr>
+          </w:p>
+          <w:p>
+            <w:pPr>
+              <w:rPr>
+                <w:rFonts w:cs="Arial"/>
+                <w:rtl/>
+              </w:rPr>
+            </w:pPr>
+            <w:r>
+              <w:rPr>
+                <w:rFonts w:cs="Arial"/>
+              </w:rPr>
+              <w:t xml:space="preserve"># </w:t>
+            </w:r>
+            <w:r>
+              <w:rPr>
+                <w:rFonts w:cs="Arial"/>
+                <w:rtl/>
+              </w:rPr>
+              <w:t>إنشاء</w:t>
+            </w:r>
+            <w:r>
+              <w:rPr>
+                <w:rFonts w:cs="Arial"/>
+              </w:rPr>
+              <w:t xml:space="preserve"> Setup </w:t>
+            </w:r>
+            <w:r>
+              <w:rPr>
+                <w:rFonts w:cs="Arial"/>
+                <w:rtl/>
+              </w:rPr>
+              <w:t>حقيقي</w:t>
+            </w:r>
+          </w:p>
+          <w:p>
+            <w:pPr>
+              <w:rPr>
+                <w:rFonts w:cs="Arial"/>
+                <w:rtl/>
+              </w:rPr>
+            </w:pPr>
+          </w:p>
+          <w:p>
+            <w:pPr>
+              <w:rPr>
+                <w:rFonts w:cs="Arial"/>
+                <w:rtl/>
+              </w:rPr>
+            </w:pPr>
+            <w:r>
+              <w:rPr>
+                <w:rFonts w:cs="Arial"/>
+                <w:rtl/>
+              </w:rPr>
+              <w:t>استخدم</w:t>
+            </w:r>
+            <w:r>
+              <w:rPr>
+                <w:rFonts w:cs="Arial"/>
+              </w:rPr>
+              <w:t>:</w:t>
+            </w:r>
+          </w:p>
+          <w:p>
+            <w:pPr>
+              <w:rPr>
+                <w:rFonts w:cs="Arial"/>
+                <w:rtl/>
+              </w:rPr>
+            </w:pPr>
+          </w:p>
+          <w:p>
+            <w:pPr>
+              <w:rPr>
+                <w:rFonts w:cs="Arial"/>
+              </w:rPr>
+            </w:pPr>
+            <w:proofErr w:type="spellStart"/>
+            <w:r>
+              <w:rPr>
+                <w:rFonts w:cs="Arial"/>
+              </w:rPr>
+              <w:t>Inno</w:t>
+            </w:r>
+            <w:proofErr w:type="spellEnd"/>
+            <w:r>
+              <w:rPr>
+                <w:rFonts w:cs="Arial"/>
+              </w:rPr>
+              <w:t xml:space="preserve"> Setup 6</w:t>
+            </w:r>
+          </w:p>
+          <w:p>
+            <w:pPr>
+              <w:rPr>
+                <w:rFonts w:cs="Arial"/>
+                <w:rtl/>
+              </w:rPr>
+            </w:pPr>
+          </w:p>
+          <w:p>
+            <w:pPr>
+              <w:rPr>
+                <w:rFonts w:cs="Arial"/>
+                <w:rtl/>
+              </w:rPr>
+            </w:pPr>
+            <w:r>
+              <w:rPr>
+                <w:rFonts w:cs="Arial"/>
+                <w:rtl/>
+              </w:rPr>
+              <w:t>لإنشاء</w:t>
+            </w:r>
+            <w:r>
+              <w:rPr>
+                <w:rFonts w:cs="Arial"/>
+              </w:rPr>
+              <w:t>:</w:t>
+            </w:r>
+          </w:p>
+          <w:p>
+            <w:pPr>
+              <w:rPr>
+                <w:rFonts w:cs="Arial"/>
+                <w:rtl/>
+              </w:rPr>
+            </w:pPr>
+          </w:p>
+          <w:p>
+            <w:pPr>
+              <w:rPr>
+                <w:rFonts w:cs="Arial"/>
+              </w:rPr>
+            </w:pPr>
+            <w:r>
+              <w:rPr>
+                <w:rFonts w:cs="Arial"/>
+              </w:rPr>
+              <w:t>TrainingEvaluationSetup.exe</w:t>
+            </w:r>
+          </w:p>
+          <w:p>
+            <w:pPr>
+              <w:rPr>
+                <w:rFonts w:cs="Arial"/>
+                <w:rtl/>
+              </w:rPr>
+            </w:pPr>
+          </w:p>
+          <w:p>
+            <w:pPr>
+              <w:rPr>
+                <w:rFonts w:cs="Arial"/>
+                <w:rtl/>
+              </w:rPr>
+            </w:pPr>
+            <w:r>
+              <w:rPr>
+                <w:rFonts w:cs="Arial"/>
+              </w:rPr>
+              <w:t>---</w:t>
+            </w:r>
+          </w:p>
+          <w:p>
+            <w:pPr>
+              <w:rPr>
+                <w:rFonts w:cs="Arial"/>
+                <w:rtl/>
+              </w:rPr>
+            </w:pPr>
+          </w:p>
+          <w:p>
+            <w:pPr>
+              <w:rPr>
+                <w:rFonts w:cs="Arial"/>
+                <w:rtl/>
+              </w:rPr>
+            </w:pPr>
+            <w:r>
+              <w:rPr>
+                <w:rFonts w:cs="Arial"/>
+              </w:rPr>
+              <w:t xml:space="preserve"># </w:t>
+            </w:r>
+            <w:r>
+              <w:rPr>
+                <w:rFonts w:cs="Arial"/>
+                <w:rtl/>
+              </w:rPr>
+              <w:t>لا أريد</w:t>
+            </w:r>
+            <w:r>
+              <w:rPr>
+                <w:rFonts w:cs="Arial"/>
+              </w:rPr>
+              <w:t>:</w:t>
+            </w:r>
+          </w:p>
+          <w:p>
+            <w:pPr>
+              <w:rPr>
+                <w:rFonts w:cs="Arial"/>
+                <w:rtl/>
+              </w:rPr>
+            </w:pPr>
+          </w:p>
+          <w:p>
+            <w:pPr>
+              <w:rPr>
+                <w:rFonts w:cs="Arial"/>
+              </w:rPr>
+            </w:pPr>
+            <w:r>
+              <w:rPr>
+                <w:rFonts w:cs="Arial"/>
+              </w:rPr>
+              <w:t>* Demo Installer.</w:t>
+            </w:r>
+          </w:p>
+          <w:p>
+            <w:pPr>
+              <w:rPr>
+                <w:rFonts w:cs="Arial"/>
+              </w:rPr>
+            </w:pPr>
+            <w:r>
+              <w:rPr>
+                <w:rFonts w:cs="Arial"/>
+              </w:rPr>
+              <w:t>* Template Installer.</w:t>
+            </w:r>
+          </w:p>
+          <w:p>
+            <w:pPr>
+              <w:rPr>
+                <w:rFonts w:cs="Arial"/>
+              </w:rPr>
+            </w:pPr>
+            <w:r>
+              <w:rPr>
+                <w:rFonts w:cs="Arial"/>
+              </w:rPr>
+              <w:lastRenderedPageBreak/>
+              <w:t>* Batch Launcher.</w:t>
+            </w:r>
+          </w:p>
+          <w:p>
+            <w:pPr>
+              <w:rPr>
+                <w:rFonts w:cs="Arial"/>
+              </w:rPr>
+            </w:pPr>
+            <w:r>
+              <w:rPr>
+                <w:rFonts w:cs="Arial"/>
+              </w:rPr>
+              <w:t>* Mock Setup.</w:t>
+            </w:r>
+          </w:p>
+          <w:p>
+            <w:pPr>
+              <w:rPr>
+                <w:rFonts w:cs="Arial"/>
+                <w:rtl/>
+              </w:rPr>
+            </w:pPr>
+          </w:p>
+          <w:p>
+            <w:pPr>
+              <w:rPr>
+                <w:rFonts w:cs="Arial"/>
+                <w:rtl/>
+              </w:rPr>
+            </w:pPr>
+            <w:r>
+              <w:rPr>
+                <w:rFonts w:cs="Arial"/>
+              </w:rPr>
+              <w:t>---</w:t>
+            </w:r>
+          </w:p>
+          <w:p>
+            <w:pPr>
+              <w:rPr>
+                <w:rFonts w:cs="Arial"/>
+                <w:rtl/>
+              </w:rPr>
+            </w:pPr>
+          </w:p>
+          <w:p>
+            <w:pPr>
+              <w:rPr>
+                <w:rFonts w:cs="Arial"/>
+                <w:rtl/>
+              </w:rPr>
+            </w:pPr>
+            <w:r>
+              <w:rPr>
+                <w:rFonts w:cs="Arial"/>
+              </w:rPr>
+              <w:t xml:space="preserve"># </w:t>
+            </w:r>
+            <w:r>
+              <w:rPr>
+                <w:rFonts w:cs="Arial"/>
+                <w:rtl/>
+              </w:rPr>
+              <w:t>أريد</w:t>
+            </w:r>
+            <w:r>
+              <w:rPr>
+                <w:rFonts w:cs="Arial"/>
+              </w:rPr>
+              <w:t>:</w:t>
+            </w:r>
+          </w:p>
+          <w:p>
+            <w:pPr>
+              <w:rPr>
+                <w:rFonts w:cs="Arial"/>
+                <w:rtl/>
+              </w:rPr>
+            </w:pPr>
+          </w:p>
+          <w:p>
+            <w:pPr>
+              <w:rPr>
+                <w:rFonts w:cs="Arial"/>
+                <w:rtl/>
+              </w:rPr>
+            </w:pPr>
+            <w:r>
+              <w:rPr>
+                <w:rFonts w:cs="Arial"/>
+                <w:rtl/>
+              </w:rPr>
+              <w:t>مثبت حقيقي للنظام</w:t>
+            </w:r>
+            <w:r>
+              <w:rPr>
+                <w:rFonts w:cs="Arial"/>
+              </w:rPr>
+              <w:t>.</w:t>
+            </w:r>
+          </w:p>
+          <w:p>
+            <w:pPr>
+              <w:rPr>
+                <w:rFonts w:cs="Arial"/>
+                <w:rtl/>
+              </w:rPr>
+            </w:pPr>
+          </w:p>
+          <w:p>
+            <w:pPr>
+              <w:rPr>
+                <w:rFonts w:cs="Arial"/>
+                <w:rtl/>
+              </w:rPr>
+            </w:pPr>
+            <w:r>
+              <w:rPr>
+                <w:rFonts w:cs="Arial"/>
+              </w:rPr>
+              <w:t>---</w:t>
+            </w:r>
+          </w:p>
+          <w:p>
+            <w:pPr>
+              <w:rPr>
+                <w:rFonts w:cs="Arial"/>
+                <w:rtl/>
+              </w:rPr>
+            </w:pPr>
+          </w:p>
+          <w:p>
+            <w:pPr>
+              <w:rPr>
+                <w:rFonts w:cs="Arial"/>
+                <w:rtl/>
+              </w:rPr>
+            </w:pPr>
+            <w:r>
+              <w:rPr>
+                <w:rFonts w:cs="Arial"/>
+              </w:rPr>
+              <w:t xml:space="preserve"># </w:t>
+            </w:r>
+            <w:r>
+              <w:rPr>
+                <w:rFonts w:cs="Arial"/>
+                <w:rtl/>
+              </w:rPr>
+              <w:t>عند تثبيت البرنامج</w:t>
+            </w:r>
+            <w:r>
+              <w:rPr>
+                <w:rFonts w:cs="Arial"/>
+              </w:rPr>
+              <w:t>:</w:t>
+            </w:r>
+          </w:p>
+          <w:p>
+            <w:pPr>
+              <w:rPr>
+                <w:rFonts w:cs="Arial"/>
+                <w:rtl/>
+              </w:rPr>
+            </w:pPr>
+          </w:p>
+          <w:p>
+            <w:pPr>
+              <w:rPr>
+                <w:rFonts w:cs="Arial"/>
+                <w:rtl/>
+              </w:rPr>
+            </w:pPr>
+            <w:r>
+              <w:rPr>
+                <w:rFonts w:cs="Arial"/>
+                <w:rtl/>
+              </w:rPr>
+              <w:t>يقوم تلقائياً بـ</w:t>
+            </w:r>
+            <w:r>
+              <w:rPr>
+                <w:rFonts w:cs="Arial"/>
+              </w:rPr>
+              <w:t>:</w:t>
+            </w:r>
+          </w:p>
+          <w:p>
+            <w:pPr>
+              <w:rPr>
+                <w:rFonts w:cs="Arial"/>
+                <w:rtl/>
+              </w:rPr>
+            </w:pPr>
+          </w:p>
+          <w:p>
+            <w:pPr>
+              <w:rPr>
+                <w:rFonts w:cs="Arial"/>
+                <w:rtl/>
+              </w:rPr>
+            </w:pPr>
+            <w:r>
+              <w:rPr>
+                <w:rFonts w:cs="Arial"/>
+                <w:rtl/>
+              </w:rPr>
+              <w:t>1</w:t>
+            </w:r>
+            <w:r>
+              <w:rPr>
+                <w:rFonts w:cs="Arial"/>
+              </w:rPr>
+              <w:t xml:space="preserve">. </w:t>
+            </w:r>
+            <w:r>
+              <w:rPr>
+                <w:rFonts w:cs="Arial"/>
+                <w:rtl/>
+              </w:rPr>
+              <w:t>تثبيت النظام</w:t>
+            </w:r>
+            <w:r>
+              <w:rPr>
+                <w:rFonts w:cs="Arial"/>
+              </w:rPr>
+              <w:t>.</w:t>
+            </w:r>
+          </w:p>
+          <w:p>
+            <w:pPr>
+              <w:rPr>
+                <w:rFonts w:cs="Arial"/>
+                <w:rtl/>
+              </w:rPr>
+            </w:pPr>
+            <w:r>
+              <w:rPr>
+                <w:rFonts w:cs="Arial"/>
+                <w:rtl/>
+              </w:rPr>
+              <w:t>2</w:t>
+            </w:r>
+            <w:r>
+              <w:rPr>
+                <w:rFonts w:cs="Arial"/>
+              </w:rPr>
+              <w:t xml:space="preserve">. </w:t>
+            </w:r>
+            <w:r>
+              <w:rPr>
+                <w:rFonts w:cs="Arial"/>
+                <w:rtl/>
+              </w:rPr>
+              <w:t>إنشاء مجلد البرنامج</w:t>
+            </w:r>
+            <w:r>
+              <w:rPr>
+                <w:rFonts w:cs="Arial"/>
+              </w:rPr>
+              <w:t>.</w:t>
+            </w:r>
+          </w:p>
+          <w:p>
+            <w:pPr>
+              <w:rPr>
+                <w:rFonts w:cs="Arial"/>
+                <w:rtl/>
+              </w:rPr>
+            </w:pPr>
+            <w:r>
+              <w:rPr>
+                <w:rFonts w:cs="Arial"/>
+                <w:rtl/>
+              </w:rPr>
+              <w:t>3</w:t>
+            </w:r>
+            <w:r>
+              <w:rPr>
+                <w:rFonts w:cs="Arial"/>
+              </w:rPr>
+              <w:t xml:space="preserve">. </w:t>
+            </w:r>
+            <w:r>
+              <w:rPr>
+                <w:rFonts w:cs="Arial"/>
+                <w:rtl/>
+              </w:rPr>
+              <w:t>إنشاء</w:t>
+            </w:r>
+            <w:r>
+              <w:rPr>
+                <w:rFonts w:cs="Arial"/>
+              </w:rPr>
+              <w:t xml:space="preserve"> Desktop Shortcut.</w:t>
+            </w:r>
+          </w:p>
+          <w:p>
+            <w:pPr>
+              <w:rPr>
+                <w:rFonts w:cs="Arial"/>
+                <w:rtl/>
+              </w:rPr>
+            </w:pPr>
+            <w:r>
+              <w:rPr>
+                <w:rFonts w:cs="Arial"/>
+                <w:rtl/>
+              </w:rPr>
+              <w:t>4</w:t>
+            </w:r>
+            <w:r>
+              <w:rPr>
+                <w:rFonts w:cs="Arial"/>
+              </w:rPr>
+              <w:t xml:space="preserve">. </w:t>
+            </w:r>
+            <w:r>
+              <w:rPr>
+                <w:rFonts w:cs="Arial"/>
+                <w:rtl/>
+              </w:rPr>
+              <w:t>إنشاء</w:t>
+            </w:r>
+            <w:r>
+              <w:rPr>
+                <w:rFonts w:cs="Arial"/>
+              </w:rPr>
+              <w:t xml:space="preserve"> Start Menu Shortcut.</w:t>
+            </w:r>
+          </w:p>
+          <w:p>
+            <w:pPr>
+              <w:rPr>
+                <w:rFonts w:cs="Arial"/>
+                <w:rtl/>
+              </w:rPr>
+            </w:pPr>
+            <w:r>
+              <w:rPr>
+                <w:rFonts w:cs="Arial"/>
+                <w:rtl/>
+              </w:rPr>
+              <w:t>5</w:t>
+            </w:r>
+            <w:r>
+              <w:rPr>
+                <w:rFonts w:cs="Arial"/>
+              </w:rPr>
+              <w:t xml:space="preserve">. </w:t>
+            </w:r>
+            <w:r>
+              <w:rPr>
+                <w:rFonts w:cs="Arial"/>
+                <w:rtl/>
+              </w:rPr>
+              <w:t>تثبيت</w:t>
+            </w:r>
+            <w:r>
+              <w:rPr>
+                <w:rFonts w:cs="Arial"/>
+              </w:rPr>
+              <w:t xml:space="preserve"> Windows Service.</w:t>
+            </w:r>
+          </w:p>
+          <w:p>
+            <w:pPr>
+              <w:rPr>
+                <w:rFonts w:cs="Arial"/>
+                <w:rtl/>
+              </w:rPr>
+            </w:pPr>
+            <w:r>
+              <w:rPr>
+                <w:rFonts w:cs="Arial"/>
+                <w:rtl/>
+              </w:rPr>
+              <w:t>6</w:t>
+            </w:r>
+            <w:r>
+              <w:rPr>
+                <w:rFonts w:cs="Arial"/>
+              </w:rPr>
+              <w:t xml:space="preserve">. </w:t>
+            </w:r>
+            <w:r>
+              <w:rPr>
+                <w:rFonts w:cs="Arial"/>
+                <w:rtl/>
+              </w:rPr>
+              <w:t>إعداد قاعدة البيانات</w:t>
+            </w:r>
+            <w:r>
+              <w:rPr>
+                <w:rFonts w:cs="Arial"/>
+              </w:rPr>
+              <w:t>.</w:t>
+            </w:r>
+          </w:p>
+          <w:p>
+            <w:pPr>
+              <w:rPr>
+                <w:rFonts w:cs="Arial"/>
+                <w:rtl/>
+              </w:rPr>
+            </w:pPr>
+            <w:r>
+              <w:rPr>
+                <w:rFonts w:cs="Arial"/>
+                <w:rtl/>
+              </w:rPr>
+              <w:t>7</w:t>
+            </w:r>
+            <w:r>
+              <w:rPr>
+                <w:rFonts w:cs="Arial"/>
+              </w:rPr>
+              <w:t xml:space="preserve">. </w:t>
+            </w:r>
+            <w:r>
+              <w:rPr>
+                <w:rFonts w:cs="Arial"/>
+                <w:rtl/>
+              </w:rPr>
+              <w:t>تشغيل النظام مباشرة</w:t>
+            </w:r>
+            <w:r>
+              <w:rPr>
+                <w:rFonts w:cs="Arial"/>
+              </w:rPr>
+              <w:t>.</w:t>
+            </w:r>
+          </w:p>
+          <w:p>
+            <w:pPr>
+              <w:rPr>
+                <w:rFonts w:cs="Arial"/>
+                <w:rtl/>
+              </w:rPr>
+            </w:pPr>
+          </w:p>
+          <w:p>
+            <w:pPr>
+              <w:rPr>
+                <w:rFonts w:cs="Arial"/>
+                <w:rtl/>
+              </w:rPr>
+            </w:pPr>
+            <w:r>
+              <w:rPr>
+                <w:rFonts w:cs="Arial"/>
+              </w:rPr>
+              <w:t>---</w:t>
+            </w:r>
+          </w:p>
+          <w:p>
+            <w:pPr>
+              <w:rPr>
+                <w:rFonts w:cs="Arial"/>
+                <w:rtl/>
+              </w:rPr>
+            </w:pPr>
+          </w:p>
+          <w:p>
+            <w:pPr>
+              <w:rPr>
+                <w:rFonts w:cs="Arial"/>
+                <w:rtl/>
+              </w:rPr>
+            </w:pPr>
+            <w:r>
+              <w:rPr>
+                <w:rFonts w:cs="Arial"/>
+              </w:rPr>
+              <w:t xml:space="preserve"># </w:t>
+            </w:r>
+            <w:r>
+              <w:rPr>
+                <w:rFonts w:cs="Arial"/>
+                <w:rtl/>
+              </w:rPr>
+              <w:t>هيكل البرنامج</w:t>
+            </w:r>
+          </w:p>
+          <w:p>
+            <w:pPr>
+              <w:rPr>
+                <w:rFonts w:cs="Arial"/>
+                <w:rtl/>
+              </w:rPr>
+            </w:pPr>
+          </w:p>
+          <w:p>
+            <w:pPr>
+              <w:rPr>
+                <w:rFonts w:cs="Arial"/>
+              </w:rPr>
+            </w:pPr>
+            <w:r>
+              <w:rPr>
+                <w:rFonts w:cs="Arial"/>
+              </w:rPr>
+              <w:t>Program Files</w:t>
+            </w:r>
+          </w:p>
+          <w:p>
+            <w:pPr>
+              <w:rPr>
+                <w:rFonts w:cs="Arial"/>
+              </w:rPr>
+            </w:pPr>
+            <w:r>
+              <w:rPr>
+                <w:rFonts w:cs="Arial"/>
+              </w:rPr>
+              <w:t>└── Training Evaluation System</w:t>
+            </w:r>
+          </w:p>
+          <w:p>
+            <w:pPr>
+              <w:rPr>
+                <w:rFonts w:cs="Arial"/>
+              </w:rPr>
+            </w:pPr>
+            <w:r>
+              <w:rPr>
+                <w:rFonts w:ascii="Arial" w:hAnsi="Arial" w:cs="Arial"/>
+              </w:rPr>
+              <w:t>├</w:t>
+            </w:r>
+            <w:r>
+              <w:rPr>
+                <w:rFonts w:ascii="Calibri" w:hAnsi="Calibri" w:cs="Calibri"/>
+              </w:rPr>
+              <w:t>──</w:t>
+            </w:r>
+            <w:r>
+              <w:rPr>
+                <w:rFonts w:cs="Arial"/>
+              </w:rPr>
+              <w:t xml:space="preserve"> app</w:t>
+            </w:r>
+          </w:p>
+          <w:p>
+            <w:pPr>
+              <w:rPr>
+                <w:rFonts w:cs="Arial"/>
+              </w:rPr>
+            </w:pPr>
+            <w:r>
+              <w:rPr>
+                <w:rFonts w:ascii="Arial" w:hAnsi="Arial" w:cs="Arial"/>
+              </w:rPr>
+              <w:t>├</w:t>
+            </w:r>
+            <w:r>
+              <w:rPr>
+                <w:rFonts w:ascii="Calibri" w:hAnsi="Calibri" w:cs="Calibri"/>
+              </w:rPr>
+              <w:t>──</w:t>
+            </w:r>
+            <w:r>
+              <w:rPr>
+                <w:rFonts w:cs="Arial"/>
+              </w:rPr>
+              <w:t xml:space="preserve"> database</w:t>
+            </w:r>
+          </w:p>
+          <w:p>
+            <w:pPr>
+              <w:rPr>
+                <w:rFonts w:cs="Arial"/>
+              </w:rPr>
+            </w:pPr>
+            <w:r>
+              <w:rPr>
+                <w:rFonts w:ascii="Arial" w:hAnsi="Arial" w:cs="Arial"/>
+              </w:rPr>
+              <w:t>├</w:t>
+            </w:r>
+            <w:r>
+              <w:rPr>
+                <w:rFonts w:ascii="Calibri" w:hAnsi="Calibri" w:cs="Calibri"/>
+              </w:rPr>
+              <w:t>──</w:t>
+            </w:r>
+            <w:r>
+              <w:rPr>
+                <w:rFonts w:cs="Arial"/>
+              </w:rPr>
+              <w:t xml:space="preserve"> uploads</w:t>
+            </w:r>
+          </w:p>
+          <w:p>
+            <w:pPr>
+              <w:rPr>
+                <w:rFonts w:cs="Arial"/>
+              </w:rPr>
+            </w:pPr>
+            <w:r>
+              <w:rPr>
+                <w:rFonts w:ascii="Arial" w:hAnsi="Arial" w:cs="Arial"/>
+              </w:rPr>
+              <w:t>├</w:t>
+            </w:r>
+            <w:r>
+              <w:rPr>
+                <w:rFonts w:ascii="Calibri" w:hAnsi="Calibri" w:cs="Calibri"/>
+              </w:rPr>
+              <w:t>──</w:t>
+            </w:r>
+            <w:r>
+              <w:rPr>
+                <w:rFonts w:cs="Arial"/>
+              </w:rPr>
+              <w:t xml:space="preserve"> logs</w:t>
+            </w:r>
+          </w:p>
+          <w:p>
+            <w:pPr>
+              <w:rPr>
+                <w:rFonts w:cs="Arial"/>
+              </w:rPr>
+            </w:pPr>
+            <w:r>
+              <w:rPr>
+                <w:rFonts w:ascii="Arial" w:hAnsi="Arial" w:cs="Arial"/>
+              </w:rPr>
+              <w:t>├</w:t>
+            </w:r>
+            <w:r>
+              <w:rPr>
+                <w:rFonts w:ascii="Calibri" w:hAnsi="Calibri" w:cs="Calibri"/>
+              </w:rPr>
+              <w:t>──</w:t>
+            </w:r>
+            <w:r>
+              <w:rPr>
+                <w:rFonts w:cs="Arial"/>
+              </w:rPr>
+              <w:t xml:space="preserve"> config</w:t>
+            </w:r>
+          </w:p>
+          <w:p>
+            <w:pPr>
+              <w:rPr>
+                <w:rFonts w:cs="Arial"/>
+              </w:rPr>
+            </w:pPr>
+            <w:r>
+              <w:rPr>
+                <w:rFonts w:cs="Arial"/>
+              </w:rPr>
+              <w:t>└── service</w:t>
+            </w:r>
+          </w:p>
+          <w:p>
+            <w:pPr>
+              <w:rPr>
+                <w:rFonts w:cs="Arial"/>
+                <w:rtl/>
+              </w:rPr>
+            </w:pPr>
+          </w:p>
+          <w:p>
+            <w:pPr>
+              <w:rPr>
+                <w:rFonts w:cs="Arial"/>
+                <w:rtl/>
+              </w:rPr>
+            </w:pPr>
+            <w:r>
+              <w:rPr>
+                <w:rFonts w:cs="Arial"/>
+              </w:rPr>
+              <w:t>---</w:t>
+            </w:r>
+          </w:p>
+          <w:p>
+            <w:pPr>
+              <w:rPr>
+                <w:rFonts w:cs="Arial"/>
+                <w:rtl/>
+              </w:rPr>
+            </w:pPr>
+          </w:p>
+          <w:p>
+            <w:pPr>
+              <w:rPr>
+                <w:rFonts w:cs="Arial"/>
+                <w:rtl/>
+              </w:rPr>
+            </w:pPr>
+            <w:r>
+              <w:rPr>
+                <w:rFonts w:cs="Arial"/>
+              </w:rPr>
+              <w:t xml:space="preserve"># </w:t>
+            </w:r>
+            <w:r>
+              <w:rPr>
+                <w:rFonts w:cs="Arial"/>
+                <w:rtl/>
+              </w:rPr>
+              <w:t>عاشراً: تشغيل النظام</w:t>
+            </w:r>
+          </w:p>
+          <w:p>
+            <w:pPr>
+              <w:rPr>
+                <w:rFonts w:cs="Arial"/>
+                <w:rtl/>
+              </w:rPr>
+            </w:pPr>
+          </w:p>
+          <w:p>
+            <w:pPr>
+              <w:rPr>
+                <w:rFonts w:cs="Arial"/>
+                <w:rtl/>
+              </w:rPr>
+            </w:pPr>
+            <w:r>
+              <w:rPr>
+                <w:rFonts w:cs="Arial"/>
+                <w:rtl/>
+              </w:rPr>
+              <w:t>لا أريد</w:t>
+            </w:r>
+            <w:r>
+              <w:rPr>
+                <w:rFonts w:cs="Arial"/>
+              </w:rPr>
+              <w:t>:</w:t>
+            </w:r>
+          </w:p>
+          <w:p>
+            <w:pPr>
+              <w:rPr>
+                <w:rFonts w:cs="Arial"/>
+                <w:rtl/>
+              </w:rPr>
+            </w:pPr>
+          </w:p>
+          <w:p>
+            <w:pPr>
+              <w:rPr>
+                <w:rFonts w:cs="Arial"/>
+              </w:rPr>
+            </w:pPr>
+            <w:r>
+              <w:rPr>
+                <w:rFonts w:cs="Arial"/>
+              </w:rPr>
+              <w:t>* Cursor.</w:t>
+            </w:r>
+          </w:p>
+          <w:p>
+            <w:pPr>
+              <w:rPr>
+                <w:rFonts w:cs="Arial"/>
+              </w:rPr>
+            </w:pPr>
+            <w:r>
+              <w:rPr>
+                <w:rFonts w:cs="Arial"/>
+              </w:rPr>
+              <w:t>* VS Code.</w:t>
+            </w:r>
+          </w:p>
+          <w:p>
+            <w:pPr>
+              <w:rPr>
+                <w:rFonts w:cs="Arial"/>
+              </w:rPr>
+            </w:pPr>
+            <w:r>
+              <w:rPr>
+                <w:rFonts w:cs="Arial"/>
+              </w:rPr>
+              <w:t>* Terminal.</w:t>
+            </w:r>
+          </w:p>
+          <w:p>
+            <w:pPr>
+              <w:rPr>
+                <w:rFonts w:cs="Arial"/>
+                <w:rtl/>
+              </w:rPr>
+            </w:pPr>
+          </w:p>
+          <w:p>
+            <w:pPr>
+              <w:rPr>
+                <w:rFonts w:cs="Arial"/>
+                <w:rtl/>
+              </w:rPr>
+            </w:pPr>
+            <w:r>
+              <w:rPr>
+                <w:rFonts w:cs="Arial"/>
+                <w:rtl/>
+              </w:rPr>
+              <w:t>المطلوب</w:t>
+            </w:r>
+            <w:r>
+              <w:rPr>
+                <w:rFonts w:cs="Arial"/>
+              </w:rPr>
+              <w:t>:</w:t>
+            </w:r>
+          </w:p>
+          <w:p>
+            <w:pPr>
+              <w:rPr>
+                <w:rFonts w:cs="Arial"/>
+                <w:rtl/>
+              </w:rPr>
+            </w:pPr>
+          </w:p>
+          <w:p>
+            <w:pPr>
+              <w:rPr>
+                <w:rFonts w:cs="Arial"/>
+              </w:rPr>
+            </w:pPr>
+            <w:r>
+              <w:rPr>
+                <w:rFonts w:cs="Arial"/>
+              </w:rPr>
+              <w:t>Double Click</w:t>
+            </w:r>
+          </w:p>
+          <w:p>
+            <w:pPr>
+              <w:rPr>
+                <w:rFonts w:cs="Arial"/>
+                <w:rtl/>
+              </w:rPr>
+            </w:pPr>
+            <w:r>
+              <w:rPr>
+                <w:rFonts w:cs="Arial"/>
+              </w:rPr>
+              <w:t>↓</w:t>
+            </w:r>
+          </w:p>
+          <w:p>
+            <w:pPr>
+              <w:rPr>
+                <w:rFonts w:cs="Arial"/>
+                <w:rtl/>
+              </w:rPr>
+            </w:pPr>
+            <w:r>
+              <w:rPr>
+                <w:rFonts w:cs="Arial"/>
+                <w:rtl/>
+              </w:rPr>
+              <w:t>يفتح البرنامج</w:t>
+            </w:r>
+          </w:p>
+          <w:p>
+            <w:pPr>
+              <w:rPr>
+                <w:rFonts w:cs="Arial"/>
+                <w:rtl/>
+              </w:rPr>
+            </w:pPr>
+            <w:r>
+              <w:rPr>
+                <w:rFonts w:cs="Arial"/>
+              </w:rPr>
+              <w:t>↓</w:t>
+            </w:r>
+          </w:p>
+          <w:p>
+            <w:pPr>
+              <w:rPr>
+                <w:rFonts w:cs="Arial"/>
+                <w:rtl/>
+              </w:rPr>
+            </w:pPr>
+            <w:r>
+              <w:rPr>
+                <w:rFonts w:cs="Arial"/>
+                <w:rtl/>
+              </w:rPr>
+              <w:t>يشغل السيرفر</w:t>
+            </w:r>
+          </w:p>
+          <w:p>
+            <w:pPr>
+              <w:rPr>
+                <w:rFonts w:cs="Arial"/>
+                <w:rtl/>
+              </w:rPr>
+            </w:pPr>
+            <w:r>
+              <w:rPr>
+                <w:rFonts w:cs="Arial"/>
+              </w:rPr>
+              <w:t>↓</w:t>
+            </w:r>
+          </w:p>
+          <w:p>
+            <w:pPr>
+              <w:rPr>
+                <w:rFonts w:cs="Arial"/>
+                <w:rtl/>
+              </w:rPr>
+            </w:pPr>
+            <w:r>
+              <w:rPr>
+                <w:rFonts w:cs="Arial"/>
+                <w:rtl/>
+              </w:rPr>
+              <w:t>يفتح المتصفح</w:t>
+            </w:r>
+          </w:p>
+          <w:p>
+            <w:pPr>
+              <w:rPr>
+                <w:rFonts w:cs="Arial"/>
+                <w:rtl/>
+              </w:rPr>
+            </w:pPr>
+            <w:r>
+              <w:rPr>
+                <w:rFonts w:cs="Arial"/>
+              </w:rPr>
+              <w:t>↓</w:t>
+            </w:r>
+          </w:p>
+          <w:p>
+            <w:pPr>
+              <w:rPr>
+                <w:rFonts w:cs="Arial"/>
+                <w:rtl/>
+              </w:rPr>
+            </w:pPr>
+            <w:r>
+              <w:rPr>
+                <w:rFonts w:cs="Arial"/>
+                <w:rtl/>
+              </w:rPr>
+              <w:t>النظام جاهز للعمل</w:t>
+            </w:r>
+            <w:r>
+              <w:rPr>
+                <w:rFonts w:cs="Arial"/>
+              </w:rPr>
+              <w:t>.</w:t>
+            </w:r>
+          </w:p>
+          <w:p>
+            <w:pPr>
+              <w:rPr>
+                <w:rFonts w:cs="Arial"/>
+                <w:rtl/>
+              </w:rPr>
+            </w:pPr>
+          </w:p>
+          <w:p>
+            <w:pPr>
+              <w:rPr>
+                <w:rFonts w:cs="Arial"/>
+                <w:rtl/>
+              </w:rPr>
+            </w:pPr>
+            <w:r>
+              <w:rPr>
+                <w:rFonts w:cs="Arial"/>
+              </w:rPr>
+              <w:t>---</w:t>
+            </w:r>
+          </w:p>
+          <w:p>
+            <w:pPr>
+              <w:rPr>
+                <w:rFonts w:cs="Arial"/>
+                <w:rtl/>
+              </w:rPr>
+            </w:pPr>
+          </w:p>
+          <w:p>
+            <w:pPr>
+              <w:rPr>
+                <w:rFonts w:cs="Arial"/>
+                <w:rtl/>
+              </w:rPr>
+            </w:pPr>
+            <w:r>
+              <w:rPr>
+                <w:rFonts w:cs="Arial"/>
+              </w:rPr>
+              <w:t xml:space="preserve"># </w:t>
+            </w:r>
+            <w:r>
+              <w:rPr>
+                <w:rFonts w:cs="Arial"/>
+                <w:rtl/>
+              </w:rPr>
+              <w:t>الحادي عشر</w:t>
+            </w:r>
+            <w:r>
+              <w:rPr>
+                <w:rFonts w:cs="Arial"/>
+              </w:rPr>
+              <w:t>: Windows Service</w:t>
+            </w:r>
+          </w:p>
+          <w:p>
+            <w:pPr>
+              <w:rPr>
+                <w:rFonts w:cs="Arial"/>
+                <w:rtl/>
+              </w:rPr>
+            </w:pPr>
+          </w:p>
+          <w:p>
+            <w:pPr>
+              <w:rPr>
+                <w:rFonts w:cs="Arial"/>
+                <w:rtl/>
+              </w:rPr>
+            </w:pPr>
+            <w:r>
+              <w:rPr>
+                <w:rFonts w:cs="Arial"/>
+                <w:rtl/>
+              </w:rPr>
+              <w:t>تشغيل تلقائي</w:t>
+            </w:r>
+            <w:r>
+              <w:rPr>
+                <w:rFonts w:cs="Arial"/>
+              </w:rPr>
+              <w:t>:</w:t>
+            </w:r>
+          </w:p>
+          <w:p>
+            <w:pPr>
+              <w:rPr>
+                <w:rFonts w:cs="Arial"/>
+                <w:rtl/>
+              </w:rPr>
+            </w:pPr>
+          </w:p>
+          <w:p>
+            <w:pPr>
+              <w:rPr>
+                <w:rFonts w:cs="Arial"/>
+              </w:rPr>
+            </w:pPr>
+            <w:r>
+              <w:rPr>
+                <w:rFonts w:cs="Arial"/>
+              </w:rPr>
+              <w:t>Windows Starts</w:t>
+            </w:r>
+          </w:p>
+          <w:p>
+            <w:pPr>
+              <w:rPr>
+                <w:rFonts w:cs="Arial"/>
+                <w:rtl/>
+              </w:rPr>
+            </w:pPr>
+            <w:r>
+              <w:rPr>
+                <w:rFonts w:cs="Arial"/>
+              </w:rPr>
+              <w:t>↓</w:t>
+            </w:r>
+          </w:p>
+          <w:p>
+            <w:pPr>
+              <w:rPr>
+                <w:rFonts w:cs="Arial"/>
+              </w:rPr>
+            </w:pPr>
+            <w:r>
+              <w:rPr>
+                <w:rFonts w:cs="Arial"/>
+              </w:rPr>
+              <w:t>Windows Service Starts</w:t>
+            </w:r>
+          </w:p>
+          <w:p>
+            <w:pPr>
+              <w:rPr>
+                <w:rFonts w:cs="Arial"/>
+                <w:rtl/>
+              </w:rPr>
+            </w:pPr>
+            <w:r>
+              <w:rPr>
+                <w:rFonts w:cs="Arial"/>
+              </w:rPr>
+              <w:t>↓</w:t>
+            </w:r>
+          </w:p>
+          <w:p>
+            <w:pPr>
+              <w:rPr>
+                <w:rFonts w:cs="Arial"/>
+              </w:rPr>
+            </w:pPr>
+            <w:r>
+              <w:rPr>
+                <w:rFonts w:cs="Arial"/>
+              </w:rPr>
+              <w:t>Flask Server Starts</w:t>
+            </w:r>
+          </w:p>
+          <w:p>
+            <w:pPr>
+              <w:rPr>
+                <w:rFonts w:cs="Arial"/>
+                <w:rtl/>
+              </w:rPr>
+            </w:pPr>
+            <w:r>
+              <w:rPr>
+                <w:rFonts w:cs="Arial"/>
+              </w:rPr>
+              <w:t>↓</w:t>
+            </w:r>
+          </w:p>
+          <w:p>
+            <w:pPr>
+              <w:rPr>
+                <w:rFonts w:cs="Arial"/>
+              </w:rPr>
+            </w:pPr>
+            <w:r>
+              <w:rPr>
+                <w:rFonts w:cs="Arial"/>
+              </w:rPr>
+              <w:lastRenderedPageBreak/>
+              <w:t>Database Starts</w:t>
+            </w:r>
+          </w:p>
+          <w:p>
+            <w:pPr>
+              <w:rPr>
+                <w:rFonts w:cs="Arial"/>
+                <w:rtl/>
+              </w:rPr>
+            </w:pPr>
+            <w:r>
+              <w:rPr>
+                <w:rFonts w:cs="Arial"/>
+              </w:rPr>
+              <w:t>↓</w:t>
+            </w:r>
+          </w:p>
+          <w:p>
+            <w:pPr>
+              <w:rPr>
+                <w:rFonts w:cs="Arial"/>
+              </w:rPr>
+            </w:pPr>
+            <w:r>
+              <w:rPr>
+                <w:rFonts w:cs="Arial"/>
+              </w:rPr>
+              <w:t>System Ready</w:t>
+            </w:r>
+          </w:p>
+          <w:p>
+            <w:pPr>
+              <w:rPr>
+                <w:rFonts w:cs="Arial"/>
+                <w:rtl/>
+              </w:rPr>
+            </w:pPr>
+          </w:p>
+          <w:p>
+            <w:pPr>
+              <w:rPr>
+                <w:rFonts w:cs="Arial"/>
+                <w:rtl/>
+              </w:rPr>
+            </w:pPr>
+            <w:r>
+              <w:rPr>
+                <w:rFonts w:cs="Arial"/>
+              </w:rPr>
+              <w:t>---</w:t>
+            </w:r>
+          </w:p>
+          <w:p>
+            <w:pPr>
+              <w:rPr>
+                <w:rFonts w:cs="Arial"/>
+                <w:rtl/>
+              </w:rPr>
+            </w:pPr>
+          </w:p>
+          <w:p>
+            <w:pPr>
+              <w:rPr>
+                <w:rFonts w:cs="Arial"/>
+                <w:rtl/>
+              </w:rPr>
+            </w:pPr>
+            <w:r>
+              <w:rPr>
+                <w:rFonts w:cs="Arial"/>
+              </w:rPr>
+              <w:t xml:space="preserve"># </w:t>
+            </w:r>
+            <w:r>
+              <w:rPr>
+                <w:rFonts w:cs="Arial"/>
+                <w:rtl/>
+              </w:rPr>
+              <w:t>الثاني عشر: صفحة إدارة الخادم</w:t>
+            </w:r>
+          </w:p>
+          <w:p>
+            <w:pPr>
+              <w:rPr>
+                <w:rFonts w:cs="Arial"/>
+                <w:rtl/>
+              </w:rPr>
+            </w:pPr>
+          </w:p>
+          <w:p>
+            <w:pPr>
+              <w:rPr>
+                <w:rFonts w:cs="Arial"/>
+                <w:rtl/>
+              </w:rPr>
+            </w:pPr>
+            <w:r>
+              <w:rPr>
+                <w:rFonts w:cs="Arial"/>
+                <w:rtl/>
+              </w:rPr>
+              <w:t>إضافة</w:t>
+            </w:r>
+            <w:r>
+              <w:rPr>
+                <w:rFonts w:cs="Arial"/>
+              </w:rPr>
+              <w:t>:</w:t>
+            </w:r>
+          </w:p>
+          <w:p>
+            <w:pPr>
+              <w:rPr>
+                <w:rFonts w:cs="Arial"/>
+                <w:rtl/>
+              </w:rPr>
+            </w:pPr>
+          </w:p>
+          <w:p>
+            <w:pPr>
+              <w:rPr>
+                <w:rFonts w:cs="Arial"/>
+              </w:rPr>
+            </w:pPr>
+            <w:r>
+              <w:rPr>
+                <w:rFonts w:cs="Arial"/>
+              </w:rPr>
+              <w:t>* Synchronization Status.</w:t>
+            </w:r>
+          </w:p>
+          <w:p>
+            <w:pPr>
+              <w:rPr>
+                <w:rFonts w:cs="Arial"/>
+              </w:rPr>
+            </w:pPr>
+            <w:r>
+              <w:rPr>
+                <w:rFonts w:cs="Arial"/>
+              </w:rPr>
+              <w:t>* Number of Pending Records.</w:t>
+            </w:r>
+          </w:p>
+          <w:p>
+            <w:pPr>
+              <w:rPr>
+                <w:rFonts w:cs="Arial"/>
+              </w:rPr>
+            </w:pPr>
+            <w:r>
+              <w:rPr>
+                <w:rFonts w:cs="Arial"/>
+              </w:rPr>
+              <w:t>* Connected Tablets.</w:t>
+            </w:r>
+          </w:p>
+          <w:p>
+            <w:pPr>
+              <w:rPr>
+                <w:rFonts w:cs="Arial"/>
+              </w:rPr>
+            </w:pPr>
+            <w:r>
+              <w:rPr>
+                <w:rFonts w:cs="Arial"/>
+              </w:rPr>
+              <w:t>* Offline Database Status.</w:t>
+            </w:r>
+          </w:p>
+          <w:p>
+            <w:pPr>
+              <w:rPr>
+                <w:rFonts w:cs="Arial"/>
+              </w:rPr>
+            </w:pPr>
+            <w:r>
+              <w:rPr>
+                <w:rFonts w:cs="Arial"/>
+              </w:rPr>
+              <w:t>* Connected Judges.</w:t>
+            </w:r>
+          </w:p>
+          <w:p>
+            <w:pPr>
+              <w:rPr>
+                <w:rFonts w:cs="Arial"/>
+              </w:rPr>
+            </w:pPr>
+            <w:r>
+              <w:rPr>
+                <w:rFonts w:cs="Arial"/>
+              </w:rPr>
+              <w:t>* Manual Synchronization Status.</w:t>
+            </w:r>
+          </w:p>
+          <w:p>
+            <w:pPr>
+              <w:rPr>
+                <w:rFonts w:cs="Arial"/>
+                <w:rtl/>
+              </w:rPr>
+            </w:pPr>
+          </w:p>
+          <w:p>
+            <w:pPr>
+              <w:rPr>
+                <w:rFonts w:cs="Arial"/>
+                <w:rtl/>
+              </w:rPr>
+            </w:pPr>
+            <w:r>
+              <w:rPr>
+                <w:rFonts w:cs="Arial"/>
+              </w:rPr>
+              <w:t>---</w:t>
+            </w:r>
+          </w:p>
+          <w:p>
+            <w:pPr>
+              <w:rPr>
+                <w:rFonts w:cs="Arial"/>
+                <w:rtl/>
+              </w:rPr>
+            </w:pPr>
+          </w:p>
+          <w:p>
+            <w:pPr>
+              <w:rPr>
+                <w:rFonts w:cs="Arial"/>
+                <w:rtl/>
+              </w:rPr>
+            </w:pPr>
+            <w:r>
+              <w:rPr>
+                <w:rFonts w:cs="Arial"/>
+              </w:rPr>
+              <w:t xml:space="preserve"># </w:t>
+            </w:r>
+            <w:r>
+              <w:rPr>
+                <w:rFonts w:cs="Arial"/>
+                <w:rtl/>
+              </w:rPr>
+              <w:t>الثالث عشر: الاتصال مع التابلت</w:t>
+            </w:r>
+          </w:p>
+          <w:p>
+            <w:pPr>
+              <w:rPr>
+                <w:rFonts w:cs="Arial"/>
+                <w:rtl/>
+              </w:rPr>
+            </w:pPr>
+          </w:p>
+          <w:p>
+            <w:pPr>
+              <w:rPr>
+                <w:rFonts w:cs="Arial"/>
+                <w:rtl/>
+              </w:rPr>
+            </w:pPr>
+            <w:r>
+              <w:rPr>
+                <w:rFonts w:cs="Arial"/>
+                <w:rtl/>
+              </w:rPr>
+              <w:t>بمجرد تشغيل النظام</w:t>
+            </w:r>
+            <w:r>
+              <w:rPr>
+                <w:rFonts w:cs="Arial"/>
+              </w:rPr>
+              <w:t>:</w:t>
+            </w:r>
+          </w:p>
+          <w:p>
+            <w:pPr>
+              <w:rPr>
+                <w:rFonts w:cs="Arial"/>
+                <w:rtl/>
+              </w:rPr>
+            </w:pPr>
+          </w:p>
+          <w:p>
+            <w:pPr>
+              <w:rPr>
+                <w:rFonts w:cs="Arial"/>
+                <w:rtl/>
+              </w:rPr>
+            </w:pPr>
+            <w:r>
+              <w:rPr>
+                <w:rFonts w:cs="Arial"/>
+              </w:rPr>
+              <w:t xml:space="preserve">* </w:t>
+            </w:r>
+            <w:r>
+              <w:rPr>
+                <w:rFonts w:cs="Arial"/>
+                <w:rtl/>
+              </w:rPr>
+              <w:t>يعمل السيرفر</w:t>
+            </w:r>
+            <w:r>
+              <w:rPr>
+                <w:rFonts w:cs="Arial"/>
+              </w:rPr>
+              <w:t>.</w:t>
+            </w:r>
+          </w:p>
+          <w:p>
+            <w:pPr>
+              <w:rPr>
+                <w:rFonts w:cs="Arial"/>
+                <w:rtl/>
+              </w:rPr>
+            </w:pPr>
+            <w:r>
+              <w:rPr>
+                <w:rFonts w:cs="Arial"/>
+              </w:rPr>
+              <w:t xml:space="preserve">* </w:t>
+            </w:r>
+            <w:r>
+              <w:rPr>
+                <w:rFonts w:cs="Arial"/>
+                <w:rtl/>
+              </w:rPr>
+              <w:t>يظهر</w:t>
+            </w:r>
+            <w:r>
+              <w:rPr>
+                <w:rFonts w:cs="Arial"/>
+              </w:rPr>
+              <w:t xml:space="preserve"> IP </w:t>
+            </w:r>
+            <w:r>
+              <w:rPr>
+                <w:rFonts w:cs="Arial"/>
+                <w:rtl/>
+              </w:rPr>
+              <w:t>الصحيح</w:t>
+            </w:r>
+            <w:r>
+              <w:rPr>
+                <w:rFonts w:cs="Arial"/>
+              </w:rPr>
+              <w:t>.</w:t>
+            </w:r>
+          </w:p>
+          <w:p>
+            <w:pPr>
+              <w:rPr>
+                <w:rFonts w:cs="Arial"/>
+                <w:rtl/>
+              </w:rPr>
+            </w:pPr>
+            <w:r>
+              <w:rPr>
+                <w:rFonts w:cs="Arial"/>
+              </w:rPr>
+              <w:t xml:space="preserve">* </w:t>
+            </w:r>
+            <w:r>
+              <w:rPr>
+                <w:rFonts w:cs="Arial"/>
+                <w:rtl/>
+              </w:rPr>
+              <w:t>التابلت يستطيع الاتصال مباشرة</w:t>
+            </w:r>
+            <w:r>
+              <w:rPr>
+                <w:rFonts w:cs="Arial"/>
+              </w:rPr>
+              <w:t>.</w:t>
+            </w:r>
+          </w:p>
+          <w:p>
+            <w:pPr>
+              <w:rPr>
+                <w:rFonts w:cs="Arial"/>
+                <w:rtl/>
+              </w:rPr>
+            </w:pPr>
+            <w:r>
+              <w:rPr>
+                <w:rFonts w:cs="Arial"/>
+              </w:rPr>
+              <w:t xml:space="preserve">* </w:t>
+            </w:r>
+            <w:r>
+              <w:rPr>
+                <w:rFonts w:cs="Arial"/>
+                <w:rtl/>
+              </w:rPr>
+              <w:t>تظهر رسالة</w:t>
+            </w:r>
+            <w:r>
+              <w:rPr>
+                <w:rFonts w:cs="Arial"/>
+              </w:rPr>
+              <w:t>:</w:t>
+            </w:r>
+          </w:p>
+          <w:p>
+            <w:pPr>
+              <w:rPr>
+                <w:rFonts w:cs="Arial"/>
+                <w:rtl/>
+              </w:rPr>
+            </w:pPr>
+          </w:p>
+          <w:p>
+            <w:pPr>
+              <w:rPr>
+                <w:rFonts w:cs="Arial"/>
+              </w:rPr>
+            </w:pPr>
+            <w:r>
+              <w:rPr>
+                <w:rFonts w:cs="Arial"/>
+              </w:rPr>
+              <w:t>Connected Successfully.</w:t>
+            </w:r>
+          </w:p>
+          <w:p>
+            <w:pPr>
+              <w:rPr>
+                <w:rFonts w:cs="Arial"/>
+                <w:rtl/>
+              </w:rPr>
+            </w:pPr>
+          </w:p>
+          <w:p>
+            <w:pPr>
+              <w:rPr>
+                <w:rFonts w:cs="Arial"/>
+                <w:rtl/>
+              </w:rPr>
+            </w:pPr>
+            <w:r>
+              <w:rPr>
+                <w:rFonts w:cs="Arial"/>
+              </w:rPr>
+              <w:t>---</w:t>
+            </w:r>
+          </w:p>
+          <w:p>
+            <w:pPr>
+              <w:rPr>
+                <w:rFonts w:cs="Arial"/>
+                <w:rtl/>
+              </w:rPr>
+            </w:pPr>
+          </w:p>
+          <w:p>
+            <w:pPr>
+              <w:rPr>
+                <w:rFonts w:cs="Arial"/>
+                <w:rtl/>
+              </w:rPr>
+            </w:pPr>
+            <w:r>
+              <w:rPr>
+                <w:rFonts w:cs="Arial"/>
+              </w:rPr>
+              <w:t xml:space="preserve"># </w:t>
+            </w:r>
+            <w:r>
+              <w:rPr>
+                <w:rFonts w:cs="Arial"/>
+                <w:rtl/>
+              </w:rPr>
+              <w:t>الرابع عشر</w:t>
+            </w:r>
+            <w:r>
+              <w:rPr>
+                <w:rFonts w:cs="Arial"/>
+              </w:rPr>
+              <w:t>: Installer Requirements</w:t>
+            </w:r>
+          </w:p>
+          <w:p>
+            <w:pPr>
+              <w:rPr>
+                <w:rFonts w:cs="Arial"/>
+                <w:rtl/>
+              </w:rPr>
+            </w:pPr>
+          </w:p>
+          <w:p>
+            <w:pPr>
+              <w:rPr>
+                <w:rFonts w:cs="Arial"/>
+                <w:rtl/>
+              </w:rPr>
+            </w:pPr>
+            <w:r>
+              <w:rPr>
+                <w:rFonts w:cs="Arial"/>
+                <w:rtl/>
+              </w:rPr>
+              <w:t>إنشاء</w:t>
+            </w:r>
+            <w:r>
+              <w:rPr>
+                <w:rFonts w:cs="Arial"/>
+              </w:rPr>
+              <w:t>:</w:t>
+            </w:r>
+          </w:p>
+          <w:p>
+            <w:pPr>
+              <w:rPr>
+                <w:rFonts w:cs="Arial"/>
+                <w:rtl/>
+              </w:rPr>
+            </w:pPr>
+          </w:p>
+          <w:p>
+            <w:pPr>
+              <w:rPr>
+                <w:rFonts w:cs="Arial"/>
+              </w:rPr>
+            </w:pPr>
+            <w:r>
+              <w:rPr>
+                <w:rFonts w:cs="Arial"/>
+                <w:rtl/>
+              </w:rPr>
+              <w:t>1</w:t>
+            </w:r>
+            <w:r>
+              <w:rPr>
+                <w:rFonts w:cs="Arial"/>
+              </w:rPr>
+              <w:t>. TrainingEvaluation.exe</w:t>
+            </w:r>
+          </w:p>
+          <w:p>
+            <w:pPr>
+              <w:rPr>
+                <w:rFonts w:cs="Arial"/>
+              </w:rPr>
+            </w:pPr>
+            <w:r>
+              <w:rPr>
+                <w:rFonts w:cs="Arial"/>
+                <w:rtl/>
+              </w:rPr>
+              <w:t>2</w:t>
+            </w:r>
+            <w:r>
+              <w:rPr>
+                <w:rFonts w:cs="Arial"/>
+              </w:rPr>
+              <w:t>. TrainingEvaluationSetup.exe</w:t>
+            </w:r>
+          </w:p>
+          <w:p>
+            <w:pPr>
+              <w:rPr>
+                <w:rFonts w:cs="Arial"/>
+              </w:rPr>
+            </w:pPr>
+            <w:r>
+              <w:rPr>
+                <w:rFonts w:cs="Arial"/>
+                <w:rtl/>
+              </w:rPr>
+              <w:t>3</w:t>
+            </w:r>
+            <w:r>
+              <w:rPr>
+                <w:rFonts w:cs="Arial"/>
+              </w:rPr>
+              <w:t>. Desktop Shortcut</w:t>
+            </w:r>
+          </w:p>
+          <w:p>
+            <w:pPr>
+              <w:rPr>
+                <w:rFonts w:cs="Arial"/>
+              </w:rPr>
+            </w:pPr>
+            <w:r>
+              <w:rPr>
+                <w:rFonts w:cs="Arial"/>
+                <w:rtl/>
+              </w:rPr>
+              <w:t>4</w:t>
+            </w:r>
+            <w:r>
+              <w:rPr>
+                <w:rFonts w:cs="Arial"/>
+              </w:rPr>
+              <w:t>. Start Menu Shortcut</w:t>
+            </w:r>
+          </w:p>
+          <w:p>
+            <w:pPr>
+              <w:rPr>
+                <w:rFonts w:cs="Arial"/>
+              </w:rPr>
+            </w:pPr>
+            <w:r>
+              <w:rPr>
+                <w:rFonts w:cs="Arial"/>
+                <w:rtl/>
+              </w:rPr>
+              <w:t>5</w:t>
+            </w:r>
+            <w:r>
+              <w:rPr>
+                <w:rFonts w:cs="Arial"/>
+              </w:rPr>
+              <w:t>. Uninstaller</w:t>
+            </w:r>
+          </w:p>
+          <w:p>
+            <w:pPr>
+              <w:rPr>
+                <w:rFonts w:cs="Arial"/>
+              </w:rPr>
+            </w:pPr>
+            <w:r>
+              <w:rPr>
+                <w:rFonts w:cs="Arial"/>
+                <w:rtl/>
+              </w:rPr>
+              <w:t>6</w:t>
+            </w:r>
+            <w:r>
+              <w:rPr>
+                <w:rFonts w:cs="Arial"/>
+              </w:rPr>
+              <w:t>. Windows Service Installer</w:t>
+            </w:r>
+          </w:p>
+          <w:p>
+            <w:pPr>
+              <w:rPr>
+                <w:rFonts w:cs="Arial"/>
+                <w:rtl/>
+              </w:rPr>
+            </w:pPr>
+          </w:p>
+          <w:p>
+            <w:pPr>
+              <w:rPr>
+                <w:rFonts w:cs="Arial"/>
+                <w:rtl/>
+              </w:rPr>
+            </w:pPr>
+            <w:r>
+              <w:rPr>
+                <w:rFonts w:cs="Arial"/>
+              </w:rPr>
+              <w:t>---</w:t>
+            </w:r>
+          </w:p>
+          <w:p>
+            <w:pPr>
+              <w:rPr>
+                <w:rFonts w:cs="Arial"/>
+                <w:rtl/>
+              </w:rPr>
+            </w:pPr>
+          </w:p>
+          <w:p>
+            <w:pPr>
+              <w:rPr>
+                <w:rFonts w:cs="Arial"/>
+                <w:rtl/>
+              </w:rPr>
+            </w:pPr>
+            <w:r>
+              <w:rPr>
+                <w:rFonts w:cs="Arial"/>
+              </w:rPr>
+              <w:t xml:space="preserve"># </w:t>
+            </w:r>
+            <w:r>
+              <w:rPr>
+                <w:rFonts w:cs="Arial"/>
+                <w:rtl/>
+              </w:rPr>
+              <w:t>الخامس عشر</w:t>
+            </w:r>
+            <w:r>
+              <w:rPr>
+                <w:rFonts w:cs="Arial"/>
+              </w:rPr>
+              <w:t>: User-Friendly Installation Guide</w:t>
+            </w:r>
+          </w:p>
+          <w:p>
+            <w:pPr>
+              <w:rPr>
+                <w:rFonts w:cs="Arial"/>
+                <w:rtl/>
+              </w:rPr>
+            </w:pPr>
+          </w:p>
+          <w:p>
+            <w:pPr>
+              <w:rPr>
+                <w:rFonts w:cs="Arial"/>
+                <w:rtl/>
+              </w:rPr>
+            </w:pPr>
+            <w:r>
+              <w:rPr>
+                <w:rFonts w:cs="Arial"/>
+              </w:rPr>
+              <w:t xml:space="preserve">## </w:t>
+            </w:r>
+            <w:r>
+              <w:rPr>
+                <w:rFonts w:cs="Arial"/>
+                <w:rtl/>
+              </w:rPr>
+              <w:t>على الكمبيوتر</w:t>
+            </w:r>
+            <w:r>
+              <w:rPr>
+                <w:rFonts w:cs="Arial"/>
+              </w:rPr>
+              <w:t>:</w:t>
+            </w:r>
+          </w:p>
+          <w:p>
+            <w:pPr>
+              <w:rPr>
+                <w:rFonts w:cs="Arial"/>
+                <w:rtl/>
+              </w:rPr>
+            </w:pPr>
+          </w:p>
+          <w:p>
+            <w:pPr>
+              <w:rPr>
+                <w:rFonts w:cs="Arial"/>
+                <w:rtl/>
+              </w:rPr>
+            </w:pPr>
+            <w:r>
+              <w:rPr>
+                <w:rFonts w:cs="Arial"/>
+                <w:rtl/>
+              </w:rPr>
+              <w:t>1</w:t>
+            </w:r>
+            <w:r>
+              <w:rPr>
+                <w:rFonts w:cs="Arial"/>
+              </w:rPr>
+              <w:t xml:space="preserve">. </w:t>
+            </w:r>
+            <w:r>
+              <w:rPr>
+                <w:rFonts w:cs="Arial"/>
+                <w:rtl/>
+              </w:rPr>
+              <w:t>تشغيل</w:t>
+            </w:r>
+            <w:r>
+              <w:rPr>
+                <w:rFonts w:cs="Arial"/>
+              </w:rPr>
+              <w:t xml:space="preserve"> Setup.</w:t>
+            </w:r>
+          </w:p>
+          <w:p>
+            <w:pPr>
+              <w:rPr>
+                <w:rFonts w:cs="Arial"/>
+              </w:rPr>
+            </w:pPr>
+            <w:r>
+              <w:rPr>
+                <w:rFonts w:cs="Arial"/>
+                <w:rtl/>
+              </w:rPr>
+              <w:t>2</w:t>
+            </w:r>
+            <w:r>
+              <w:rPr>
+                <w:rFonts w:cs="Arial"/>
+              </w:rPr>
+              <w:t>. Next.</w:t>
+            </w:r>
+          </w:p>
+          <w:p>
+            <w:pPr>
+              <w:rPr>
+                <w:rFonts w:cs="Arial"/>
+              </w:rPr>
+            </w:pPr>
+            <w:r>
+              <w:rPr>
+                <w:rFonts w:cs="Arial"/>
+                <w:rtl/>
+              </w:rPr>
+              <w:t>3</w:t>
+            </w:r>
+            <w:r>
+              <w:rPr>
+                <w:rFonts w:cs="Arial"/>
+              </w:rPr>
+              <w:t>. Install.</w:t>
+            </w:r>
+          </w:p>
+          <w:p>
+            <w:pPr>
+              <w:rPr>
+                <w:rFonts w:cs="Arial"/>
+              </w:rPr>
+            </w:pPr>
+            <w:r>
+              <w:rPr>
+                <w:rFonts w:cs="Arial"/>
+                <w:rtl/>
+              </w:rPr>
+              <w:t>4</w:t>
+            </w:r>
+            <w:r>
+              <w:rPr>
+                <w:rFonts w:cs="Arial"/>
+              </w:rPr>
+              <w:t>. Finish.</w:t>
+            </w:r>
+          </w:p>
+          <w:p>
+            <w:pPr>
+              <w:rPr>
+                <w:rFonts w:cs="Arial"/>
+                <w:rtl/>
+              </w:rPr>
+            </w:pPr>
+            <w:r>
+              <w:rPr>
+                <w:rFonts w:cs="Arial"/>
+                <w:rtl/>
+              </w:rPr>
+              <w:t>5</w:t>
+            </w:r>
+            <w:r>
+              <w:rPr>
+                <w:rFonts w:cs="Arial"/>
+              </w:rPr>
+              <w:t xml:space="preserve">. </w:t>
+            </w:r>
+            <w:r>
+              <w:rPr>
+                <w:rFonts w:cs="Arial"/>
+                <w:rtl/>
+              </w:rPr>
+              <w:t>تشغيل النظام من</w:t>
+            </w:r>
+            <w:r>
+              <w:rPr>
+                <w:rFonts w:cs="Arial"/>
+              </w:rPr>
+              <w:t xml:space="preserve"> Desktop.</w:t>
+            </w:r>
+          </w:p>
+          <w:p>
+            <w:pPr>
+              <w:rPr>
+                <w:rFonts w:cs="Arial"/>
+                <w:rtl/>
+              </w:rPr>
+            </w:pPr>
+          </w:p>
+          <w:p>
+            <w:pPr>
+              <w:rPr>
+                <w:rFonts w:cs="Arial"/>
+                <w:rtl/>
+              </w:rPr>
+            </w:pPr>
+            <w:r>
+              <w:rPr>
+                <w:rFonts w:cs="Arial"/>
+              </w:rPr>
+              <w:t>---</w:t>
+            </w:r>
+          </w:p>
+          <w:p>
+            <w:pPr>
+              <w:rPr>
+                <w:rFonts w:cs="Arial"/>
+                <w:rtl/>
+              </w:rPr>
+            </w:pPr>
+          </w:p>
+          <w:p>
+            <w:pPr>
+              <w:rPr>
+                <w:rFonts w:cs="Arial"/>
+                <w:rtl/>
+              </w:rPr>
+            </w:pPr>
+            <w:r>
+              <w:rPr>
+                <w:rFonts w:cs="Arial"/>
+              </w:rPr>
+              <w:t xml:space="preserve">## </w:t>
+            </w:r>
+            <w:r>
+              <w:rPr>
+                <w:rFonts w:cs="Arial"/>
+                <w:rtl/>
+              </w:rPr>
+              <w:t>على التابلت</w:t>
+            </w:r>
+            <w:r>
+              <w:rPr>
+                <w:rFonts w:cs="Arial"/>
+              </w:rPr>
+              <w:t>:</w:t>
+            </w:r>
+          </w:p>
+          <w:p>
+            <w:pPr>
+              <w:rPr>
+                <w:rFonts w:cs="Arial"/>
+                <w:rtl/>
+              </w:rPr>
+            </w:pPr>
+          </w:p>
+          <w:p>
+            <w:pPr>
+              <w:rPr>
+                <w:rFonts w:cs="Arial"/>
+                <w:rtl/>
+              </w:rPr>
+            </w:pPr>
+            <w:r>
+              <w:rPr>
+                <w:rFonts w:cs="Arial"/>
+                <w:rtl/>
+              </w:rPr>
+              <w:t>1</w:t>
+            </w:r>
+            <w:r>
+              <w:rPr>
+                <w:rFonts w:cs="Arial"/>
+              </w:rPr>
+              <w:t xml:space="preserve">. </w:t>
+            </w:r>
+            <w:r>
+              <w:rPr>
+                <w:rFonts w:cs="Arial"/>
+                <w:rtl/>
+              </w:rPr>
+              <w:t>تثبيت</w:t>
+            </w:r>
+            <w:r>
+              <w:rPr>
+                <w:rFonts w:cs="Arial"/>
+              </w:rPr>
+              <w:t xml:space="preserve"> APK.</w:t>
+            </w:r>
+          </w:p>
+          <w:p>
+            <w:pPr>
+              <w:rPr>
+                <w:rFonts w:cs="Arial"/>
+                <w:rtl/>
+              </w:rPr>
+            </w:pPr>
+            <w:r>
+              <w:rPr>
+                <w:rFonts w:cs="Arial"/>
+                <w:rtl/>
+              </w:rPr>
+              <w:t>2</w:t>
+            </w:r>
+            <w:r>
+              <w:rPr>
+                <w:rFonts w:cs="Arial"/>
+              </w:rPr>
+              <w:t xml:space="preserve">. </w:t>
+            </w:r>
+            <w:r>
+              <w:rPr>
+                <w:rFonts w:cs="Arial"/>
+                <w:rtl/>
+              </w:rPr>
+              <w:t>إدخال</w:t>
+            </w:r>
+            <w:r>
+              <w:rPr>
+                <w:rFonts w:cs="Arial"/>
+              </w:rPr>
+              <w:t xml:space="preserve"> IP Address.</w:t>
+            </w:r>
+          </w:p>
+          <w:p>
+            <w:pPr>
+              <w:rPr>
+                <w:rFonts w:cs="Arial"/>
+              </w:rPr>
+            </w:pPr>
+            <w:r>
+              <w:rPr>
+                <w:rFonts w:cs="Arial"/>
+                <w:rtl/>
+              </w:rPr>
+              <w:t>3</w:t>
+            </w:r>
+            <w:r>
+              <w:rPr>
+                <w:rFonts w:cs="Arial"/>
+              </w:rPr>
+              <w:t>. Connect.</w:t>
+            </w:r>
+          </w:p>
+          <w:p>
+            <w:pPr>
+              <w:rPr>
+                <w:rFonts w:cs="Arial"/>
+              </w:rPr>
+            </w:pPr>
+            <w:r>
+              <w:rPr>
+                <w:rFonts w:cs="Arial"/>
+                <w:rtl/>
+              </w:rPr>
+              <w:t>4</w:t>
+            </w:r>
+            <w:r>
+              <w:rPr>
+                <w:rFonts w:cs="Arial"/>
+              </w:rPr>
+              <w:t>. Login.</w:t>
+            </w:r>
+          </w:p>
+          <w:p>
+            <w:pPr>
+              <w:rPr>
+                <w:rFonts w:cs="Arial"/>
+              </w:rPr>
+            </w:pPr>
+            <w:r>
+              <w:rPr>
+                <w:rFonts w:cs="Arial"/>
+                <w:rtl/>
+              </w:rPr>
+              <w:t>5</w:t>
+            </w:r>
+            <w:r>
+              <w:rPr>
+                <w:rFonts w:cs="Arial"/>
+              </w:rPr>
+              <w:t>. Start Working.</w:t>
+            </w:r>
+          </w:p>
+          <w:p>
+            <w:pPr>
+              <w:rPr>
+                <w:rFonts w:cs="Arial"/>
+                <w:rtl/>
+              </w:rPr>
+            </w:pPr>
+          </w:p>
+          <w:p>
+            <w:pPr>
+              <w:rPr>
+                <w:rFonts w:cs="Arial"/>
+                <w:rtl/>
+              </w:rPr>
+            </w:pPr>
+            <w:r>
+              <w:rPr>
+                <w:rFonts w:cs="Arial"/>
+              </w:rPr>
+              <w:t>---</w:t>
+            </w:r>
+          </w:p>
+          <w:p>
+            <w:pPr>
+              <w:rPr>
+                <w:rFonts w:cs="Arial"/>
+                <w:rtl/>
+              </w:rPr>
+            </w:pPr>
+          </w:p>
+          <w:p>
+            <w:pPr>
+              <w:rPr>
+                <w:rFonts w:cs="Arial"/>
+              </w:rPr>
+            </w:pPr>
+            <w:r>
+              <w:rPr>
+                <w:rFonts w:cs="Arial"/>
+              </w:rPr>
+              <w:t># Deliverables</w:t>
+            </w:r>
+          </w:p>
+          <w:p>
+            <w:pPr>
+              <w:rPr>
+                <w:rFonts w:cs="Arial"/>
+                <w:rtl/>
+              </w:rPr>
+            </w:pPr>
+          </w:p>
+          <w:p>
+            <w:pPr>
+              <w:rPr>
+                <w:rFonts w:cs="Arial"/>
+              </w:rPr>
+            </w:pPr>
+            <w:r>
+              <w:rPr>
+                <w:rFonts w:cs="Arial"/>
+                <w:rtl/>
+              </w:rPr>
+              <w:t>1</w:t>
+            </w:r>
+            <w:r>
+              <w:rPr>
+                <w:rFonts w:cs="Arial"/>
+              </w:rPr>
+              <w:t>. Android Studio Project.</w:t>
+            </w:r>
+          </w:p>
+          <w:p>
+            <w:pPr>
+              <w:rPr>
+                <w:rFonts w:cs="Arial"/>
+              </w:rPr>
+            </w:pPr>
+            <w:r>
+              <w:rPr>
+                <w:rFonts w:cs="Arial"/>
+                <w:rtl/>
+              </w:rPr>
+              <w:lastRenderedPageBreak/>
+              <w:t>2</w:t>
+            </w:r>
+            <w:r>
+              <w:rPr>
+                <w:rFonts w:cs="Arial"/>
+              </w:rPr>
+              <w:t>. APK Release.</w:t>
+            </w:r>
+          </w:p>
+          <w:p>
+            <w:pPr>
+              <w:rPr>
+                <w:rFonts w:cs="Arial"/>
+              </w:rPr>
+            </w:pPr>
+            <w:r>
+              <w:rPr>
+                <w:rFonts w:cs="Arial"/>
+                <w:rtl/>
+              </w:rPr>
+              <w:t>3</w:t>
+            </w:r>
+            <w:r>
+              <w:rPr>
+                <w:rFonts w:cs="Arial"/>
+              </w:rPr>
+              <w:t>. TrainingEvaluation.exe</w:t>
+            </w:r>
+          </w:p>
+          <w:p>
+            <w:pPr>
+              <w:rPr>
+                <w:rFonts w:cs="Arial"/>
+              </w:rPr>
+            </w:pPr>
+            <w:r>
+              <w:rPr>
+                <w:rFonts w:cs="Arial"/>
+                <w:rtl/>
+              </w:rPr>
+              <w:t>4</w:t>
+            </w:r>
+            <w:r>
+              <w:rPr>
+                <w:rFonts w:cs="Arial"/>
+              </w:rPr>
+              <w:t>. TrainingEvaluationSetup.exe</w:t>
+            </w:r>
+          </w:p>
+          <w:p>
+            <w:pPr>
+              <w:rPr>
+                <w:rFonts w:cs="Arial"/>
+              </w:rPr>
+            </w:pPr>
+            <w:r>
+              <w:rPr>
+                <w:rFonts w:cs="Arial"/>
+                <w:rtl/>
+              </w:rPr>
+              <w:t>5</w:t>
+            </w:r>
+            <w:r>
+              <w:rPr>
+                <w:rFonts w:cs="Arial"/>
+              </w:rPr>
+              <w:t>. Windows Service.</w:t>
+            </w:r>
+          </w:p>
+          <w:p>
+            <w:pPr>
+              <w:rPr>
+                <w:rFonts w:cs="Arial"/>
+              </w:rPr>
+            </w:pPr>
+            <w:r>
+              <w:rPr>
+                <w:rFonts w:cs="Arial"/>
+                <w:rtl/>
+              </w:rPr>
+              <w:t>6</w:t>
+            </w:r>
+            <w:r>
+              <w:rPr>
+                <w:rFonts w:cs="Arial"/>
+              </w:rPr>
+              <w:t xml:space="preserve">. </w:t>
+            </w:r>
+            <w:proofErr w:type="spellStart"/>
+            <w:r>
+              <w:rPr>
+                <w:rFonts w:cs="Arial"/>
+              </w:rPr>
+              <w:t>PyInstaller</w:t>
+            </w:r>
+            <w:proofErr w:type="spellEnd"/>
+            <w:r>
+              <w:rPr>
+                <w:rFonts w:cs="Arial"/>
+              </w:rPr>
+              <w:t xml:space="preserve"> Configuration.</w:t>
+            </w:r>
+          </w:p>
+          <w:p>
+            <w:pPr>
+              <w:rPr>
+                <w:rFonts w:cs="Arial"/>
+              </w:rPr>
+            </w:pPr>
+            <w:r>
+              <w:rPr>
+                <w:rFonts w:cs="Arial"/>
+                <w:rtl/>
+              </w:rPr>
+              <w:t>7</w:t>
+            </w:r>
+            <w:r>
+              <w:rPr>
+                <w:rFonts w:cs="Arial"/>
+              </w:rPr>
+              <w:t xml:space="preserve">. </w:t>
+            </w:r>
+            <w:proofErr w:type="spellStart"/>
+            <w:r>
+              <w:rPr>
+                <w:rFonts w:cs="Arial"/>
+              </w:rPr>
+              <w:t>Inno</w:t>
+            </w:r>
+            <w:proofErr w:type="spellEnd"/>
+            <w:r>
+              <w:rPr>
+                <w:rFonts w:cs="Arial"/>
+              </w:rPr>
+              <w:t xml:space="preserve"> Setup 6 Script.</w:t>
+            </w:r>
+          </w:p>
+          <w:p>
+            <w:pPr>
+              <w:rPr>
+                <w:rFonts w:cs="Arial"/>
+              </w:rPr>
+            </w:pPr>
+            <w:r>
+              <w:rPr>
+                <w:rFonts w:cs="Arial"/>
+                <w:rtl/>
+              </w:rPr>
+              <w:t>8</w:t>
+            </w:r>
+            <w:r>
+              <w:rPr>
+                <w:rFonts w:cs="Arial"/>
+              </w:rPr>
+              <w:t>. Installation Guide.</w:t>
+            </w:r>
+          </w:p>
+          <w:p>
+            <w:pPr>
+              <w:rPr>
+                <w:rFonts w:cs="Arial"/>
+              </w:rPr>
+            </w:pPr>
+            <w:r>
+              <w:rPr>
+                <w:rFonts w:cs="Arial"/>
+                <w:rtl/>
+              </w:rPr>
+              <w:t>9</w:t>
+            </w:r>
+            <w:r>
+              <w:rPr>
+                <w:rFonts w:cs="Arial"/>
+              </w:rPr>
+              <w:t>. Offline Database Documentation.</w:t>
+            </w:r>
+          </w:p>
+          <w:p>
+            <w:pPr>
+              <w:rPr>
+                <w:rFonts w:cs="Arial"/>
+              </w:rPr>
+            </w:pPr>
+            <w:r>
+              <w:rPr>
+                <w:rFonts w:cs="Arial"/>
+                <w:rtl/>
+              </w:rPr>
+              <w:t>10</w:t>
+            </w:r>
+            <w:r>
+              <w:rPr>
+                <w:rFonts w:cs="Arial"/>
+              </w:rPr>
+              <w:t>. Synchronization Documentation.</w:t>
+            </w:r>
+          </w:p>
+          <w:p>
+            <w:pPr>
+              <w:rPr>
+                <w:rFonts w:cs="Arial"/>
+              </w:rPr>
+            </w:pPr>
+            <w:r>
+              <w:rPr>
+                <w:rFonts w:cs="Arial"/>
+                <w:rtl/>
+              </w:rPr>
+              <w:t>11</w:t>
+            </w:r>
+            <w:r>
+              <w:rPr>
+                <w:rFonts w:cs="Arial"/>
+              </w:rPr>
+              <w:t>. Architecture Diagram.</w:t>
+            </w:r>
+          </w:p>
+          <w:p>
+            <w:pPr>
+              <w:rPr>
+                <w:rFonts w:cs="Arial"/>
+                <w:rtl/>
+              </w:rPr>
+            </w:pPr>
+          </w:p>
+          <w:p>
+            <w:pPr>
+              <w:rPr>
+                <w:rFonts w:cs="Arial"/>
+                <w:rtl/>
+              </w:rPr>
+            </w:pPr>
+            <w:r>
+              <w:rPr>
+                <w:rFonts w:cs="Arial"/>
+              </w:rPr>
+              <w:t>---</w:t>
+            </w:r>
+          </w:p>
+          <w:p>
+            <w:pPr>
+              <w:rPr>
+                <w:rFonts w:cs="Arial"/>
+                <w:rtl/>
+              </w:rPr>
+            </w:pPr>
+          </w:p>
+          <w:p>
+            <w:pPr>
+              <w:rPr>
+                <w:rFonts w:cs="Arial"/>
+              </w:rPr>
+            </w:pPr>
+            <w:r>
+              <w:rPr>
+                <w:rFonts w:cs="Arial"/>
+              </w:rPr>
+              <w:t># IMPORTANT</w:t>
+            </w:r>
+          </w:p>
+          <w:p>
+            <w:pPr>
+              <w:rPr>
+                <w:rFonts w:cs="Arial"/>
+                <w:rtl/>
+              </w:rPr>
+            </w:pPr>
+          </w:p>
+          <w:p>
+            <w:pPr>
+              <w:rPr>
+                <w:rFonts w:cs="Arial"/>
+                <w:rtl/>
+              </w:rPr>
+            </w:pPr>
+            <w:r>
+              <w:rPr>
+                <w:rFonts w:cs="Arial"/>
+                <w:rtl/>
+              </w:rPr>
+              <w:t>لا تغيّر</w:t>
+            </w:r>
+            <w:r>
+              <w:rPr>
+                <w:rFonts w:cs="Arial"/>
+              </w:rPr>
+              <w:t>:</w:t>
+            </w:r>
+          </w:p>
+          <w:p>
+            <w:pPr>
+              <w:rPr>
+                <w:rFonts w:cs="Arial"/>
+                <w:rtl/>
+              </w:rPr>
+            </w:pPr>
+          </w:p>
+          <w:p>
+            <w:pPr>
+              <w:rPr>
+                <w:rFonts w:cs="Arial"/>
+                <w:rtl/>
+              </w:rPr>
+            </w:pPr>
+            <w:r>
+              <w:rPr>
+                <w:rFonts w:cs="Arial"/>
+              </w:rPr>
+              <w:t xml:space="preserve">* </w:t>
+            </w:r>
+            <w:r>
+              <w:rPr>
+                <w:rFonts w:cs="Arial"/>
+                <w:rtl/>
+              </w:rPr>
+              <w:t>هوية النظام</w:t>
+            </w:r>
+            <w:r>
+              <w:rPr>
+                <w:rFonts w:cs="Arial"/>
+              </w:rPr>
+              <w:t>.</w:t>
+            </w:r>
+          </w:p>
+          <w:p>
+            <w:pPr>
+              <w:rPr>
+                <w:rFonts w:cs="Arial"/>
+                <w:rtl/>
+              </w:rPr>
+            </w:pPr>
+            <w:r>
+              <w:rPr>
+                <w:rFonts w:cs="Arial"/>
+              </w:rPr>
+              <w:t xml:space="preserve">* </w:t>
+            </w:r>
+            <w:r>
+              <w:rPr>
+                <w:rFonts w:cs="Arial"/>
+                <w:rtl/>
+              </w:rPr>
+              <w:t>الألوان</w:t>
+            </w:r>
+            <w:r>
+              <w:rPr>
+                <w:rFonts w:cs="Arial"/>
+              </w:rPr>
+              <w:t>.</w:t>
+            </w:r>
+          </w:p>
+          <w:p>
+            <w:pPr>
+              <w:rPr>
+                <w:rFonts w:cs="Arial"/>
+              </w:rPr>
+            </w:pPr>
+            <w:r>
+              <w:rPr>
+                <w:rFonts w:cs="Arial"/>
+              </w:rPr>
+              <w:t>* Layout.</w:t>
+            </w:r>
+          </w:p>
+          <w:p>
+            <w:pPr>
+              <w:rPr>
+                <w:rFonts w:cs="Arial"/>
+                <w:rtl/>
+              </w:rPr>
+            </w:pPr>
+            <w:r>
+              <w:rPr>
+                <w:rFonts w:cs="Arial"/>
+              </w:rPr>
+              <w:t xml:space="preserve">* </w:t>
+            </w:r>
+            <w:r>
+              <w:rPr>
+                <w:rFonts w:cs="Arial"/>
+                <w:rtl/>
+              </w:rPr>
+              <w:t>تصميم الصفحات</w:t>
+            </w:r>
+            <w:r>
+              <w:rPr>
+                <w:rFonts w:cs="Arial"/>
+              </w:rPr>
+              <w:t>.</w:t>
+            </w:r>
+          </w:p>
+          <w:p>
+            <w:pPr>
+              <w:rPr>
+                <w:rFonts w:cs="Arial"/>
+                <w:rtl/>
+              </w:rPr>
+            </w:pPr>
+          </w:p>
+          <w:p>
+            <w:pPr>
+              <w:rPr>
+                <w:rFonts w:cs="Arial"/>
+                <w:rtl/>
+              </w:rPr>
+            </w:pPr>
+            <w:r>
+              <w:rPr>
+                <w:rFonts w:cs="Arial"/>
+                <w:rtl/>
+              </w:rPr>
+              <w:t>فقط أضف الميزات الجديدة</w:t>
+            </w:r>
+            <w:r>
+              <w:rPr>
+                <w:rFonts w:cs="Arial"/>
+              </w:rPr>
+              <w:t>.</w:t>
+            </w:r>
+          </w:p>
+          <w:p>
+            <w:pPr>
+              <w:rPr>
+                <w:rFonts w:cs="Arial"/>
+                <w:rtl/>
+              </w:rPr>
+            </w:pPr>
+          </w:p>
+          <w:p>
+            <w:pPr>
+              <w:rPr>
+                <w:rFonts w:cs="Arial"/>
+                <w:rtl/>
+              </w:rPr>
+            </w:pPr>
+            <w:r>
+              <w:rPr>
+                <w:rFonts w:cs="Arial"/>
+                <w:rtl/>
+              </w:rPr>
+              <w:t>أريد نظاماً جاهزاً للإنتاج وقابلاً للتوسع مستقبلاً</w:t>
+            </w:r>
+            <w:r>
+              <w:rPr>
+                <w:rFonts w:cs="Arial"/>
+              </w:rPr>
+              <w:t>.</w:t>
+            </w:r>
+          </w:p>
+          <w:p>
+            <w:pPr>
+              <w:rPr>
+                <w:rFonts w:cs="Arial"/>
+                <w:rtl/>
+              </w:rPr>
+            </w:pPr>
+          </w:p>
+          <w:p>
+            <w:pPr>
+              <w:rPr>
+                <w:rFonts w:cs="Arial"/>
+                <w:rtl/>
+              </w:rPr>
+            </w:pPr>
+          </w:p>
+          <w:p>
+            <w:pPr>
+              <w:bidi/>
+              <w:rPr>
+                <w:rFonts w:cs="Arial" w:hint="cs"/>
+                <w:rtl/>
+              </w:rPr>
+            </w:pPr>
+            <w:r>
+              <w:rPr>
+                <w:rFonts w:cs="Arial"/>
+                <w:rtl/>
+              </w:rPr>
+              <w:t xml:space="preserve">- وتغيير صورة ايقونة </w:t>
+            </w:r>
+            <w:proofErr w:type="spellStart"/>
+            <w:r>
+              <w:rPr>
+                <w:rFonts w:cs="Arial"/>
+                <w:rtl/>
+              </w:rPr>
+              <w:t>التالبيت</w:t>
+            </w:r>
+            <w:proofErr w:type="spellEnd"/>
+            <w:r>
+              <w:rPr>
+                <w:rFonts w:cs="Arial"/>
+                <w:rtl/>
+              </w:rPr>
+              <w:t xml:space="preserve"> وأيقونة سطح المكتب بالصورة </w:t>
+            </w:r>
+            <w:proofErr w:type="gramStart"/>
+            <w:r>
+              <w:rPr>
+                <w:rFonts w:cs="Arial"/>
+                <w:rtl/>
+              </w:rPr>
+              <w:t>المرفقة .</w:t>
+            </w:r>
+            <w:proofErr w:type="gramEnd"/>
+          </w:p>
+        </w:tc>
+        <w:tc>
+          <w:tcPr>
+            <w:tcW w:w="4243" w:type="dxa"/>
+          </w:tcPr>
+          <w:p>
+            <w:pPr>
+              <w:rPr>
+                <w:noProof/>
+              </w:rPr>
+            </w:pPr>
+            <w:bookmarkStart w:id="0" w:name="_GoBack"/>
+            <w:r>
+              <w:rPr>
+                <w:noProof/>
+              </w:rPr>
+              <w:lastRenderedPageBreak/>
+              <w:drawing>
+                <wp:inline distT="0" distB="0" distL="0" distR="0" wp14:anchorId="43620146" wp14:editId="39B8B42E">
+                  <wp:extent cx="1905000" cy="1905000"/>
+                  <wp:effectExtent l="0" t="0" r="0" b="0"/>
+                  <wp:docPr id="10" name="Picture 10"/>
+                  <wp:cNvGraphicFramePr>
+                    <a:graphicFrameLocks xmlns:a="http://schemas.openxmlformats.org/drawingml/2006/main" noChangeAspect="1"/>
+                  </wp:cNvGraphicFramePr>
+                  <a:graphic xmlns:a="http://schemas.openxmlformats.org/drawingml/2006/main">
+                    <a:graphicData uri="http://schemas.openxmlformats.org/drawingml/2006/picture">
+                      <pic:pic xmlns:pic="http://schemas.openxmlformats.org/drawingml/2006/picture">
+                        <pic:nvPicPr>
+                          <pic:cNvPr id="0" name="Picture 16"/>
+                          <pic:cNvPicPr>
+                            <a:picLocks noChangeAspect="1" noChangeArrowheads="1"/>
+                          </pic:cNvPicPr>
+                        </pic:nvPicPr>
+                        <pic:blipFill>
+                          <a:blip r:embed="rId16">
+                            <a:extLst>
+                              <a:ext uri="{28A0092B-C50C-407E-A947-70E740481C1C}">
+                                <a14:useLocalDpi xmlns:a14="http://schemas.microsoft.com/office/drawing/2010/main" val="0"/>
+                              </a:ext>
+                            </a:extLst>
+                          </a:blip>
+                          <a:srcRect/>
+                          <a:stretch>
+                            <a:fillRect/>
+                          </a:stretch>
+                        </pic:blipFill>
+                        <pic:spPr bwMode="auto">
+                          <a:xfrm>
+                            <a:off x="0" y="0"/>
+                            <a:ext cx="1905000" cy="1905000"/>
+                          </a:xfrm>
+                          <a:prstGeom prst="rect">
+                            <a:avLst/>
+                          </a:prstGeom>
+                          <a:noFill/>
+                          <a:ln>
+                            <a:noFill/>
+                          </a:ln>
+                        </pic:spPr>
+                      </pic:pic>
+                    </a:graphicData>
+                  </a:graphic>
+                </wp:inline>
+              </w:drawing>
+            </w:r>
+            <w:bookmarkEnd w:id="0"/>
           </w:p>
         </w:tc>
       </w:tr>
@@ -44541,7 +51436,7 @@
 </file>
 
 <file path=customXml/itemProps1.xml><?xml version="1.0" encoding="utf-8"?>
-<ds:datastoreItem xmlns:ds="http://schemas.openxmlformats.org/officeDocument/2006/customXml" ds:itemID="{DB467B80-42D5-4DD9-8B51-A3B193DD5CF7}">
+<ds:datastoreItem xmlns:ds="http://schemas.openxmlformats.org/officeDocument/2006/customXml" ds:itemID="{B1559A5F-F14D-4933-82E2-3ED0FE86D977}">
   <ds:schemaRefs>
     <ds:schemaRef ds:uri="http://schemas.openxmlformats.org/officeDocument/2006/bibliography"/>
   </ds:schemaRefs>

--- a/Programming Lab/أوامر محرر الذكاء الإصطناعي لتطوير نظام إدارو التمارين.docx
+++ b/Programming Lab/أوامر محرر الذكاء الإصطناعي لتطوير نظام إدارو التمارين.docx
@@ -1,6 +1,6 @@
 
 <file path=word/document.xml><?xml version="1.0" encoding="utf-8"?>
-<w:document xmlns:wpc="http://schemas.microsoft.com/office/word/2010/wordprocessingCanvas" xmlns:cx="http://schemas.microsoft.com/office/drawing/2014/chartex" xmlns:cx1="http://schemas.microsoft.com/office/drawing/2015/9/8/chartex" xmlns:cx2="http://schemas.microsoft.com/office/drawing/2015/10/21/chartex" xmlns:cx3="http://schemas.microsoft.com/office/drawing/2016/5/9/chartex" xmlns:cx4="http://schemas.microsoft.com/office/drawing/2016/5/10/chartex" xmlns:cx5="http://schemas.microsoft.com/office/drawing/2016/5/11/chartex" xmlns:cx6="http://schemas.microsoft.com/office/drawing/2016/5/12/chartex" xmlns:cx7="http://schemas.microsoft.com/office/drawing/2016/5/13/chartex" xmlns:cx8="http://schemas.microsoft.com/office/drawing/2016/5/14/chartex" xmlns:mc="http://schemas.openxmlformats.org/markup-compatibility/2006" xmlns:aink="http://schemas.microsoft.com/office/drawing/2016/ink" xmlns:am3d="http://schemas.microsoft.com/office/drawing/2017/model3d" xmlns:o="urn:schemas-microsoft-com:office:office" xmlns:r="http://schemas.openxmlformats.org/officeDocument/2006/relationships" xmlns:m="http://schemas.openxmlformats.org/officeDocument/2006/math" xmlns:v="urn:schemas-microsoft-com:vml" xmlns:wp14="http://schemas.microsoft.com/office/word/2010/wordprocessingDrawing" xmlns:wp="http://schemas.openxmlformats.org/drawingml/2006/wordprocessingDrawing" xmlns:w10="urn:schemas-microsoft-com:office:word" xmlns:w="http://schemas.openxmlformats.org/wordprocessingml/2006/main" xmlns:w14="http://schemas.microsoft.com/office/word/2010/wordml" xmlns:w15="http://schemas.microsoft.com/office/word/2012/wordml" xmlns:w16cid="http://schemas.microsoft.com/office/word/2016/wordml/cid" xmlns:w16se="http://schemas.microsoft.com/office/word/2015/wordml/symex" xmlns:wpg="http://schemas.microsoft.com/office/word/2010/wordprocessingGroup" xmlns:wpi="http://schemas.microsoft.com/office/word/2010/wordprocessingInk" xmlns:wne="http://schemas.microsoft.com/office/word/2006/wordml" xmlns:wps="http://schemas.microsoft.com/office/word/2010/wordprocessingShape" mc:Ignorable="w14 w15 w16se w16cid wp14">
+<w:document xmlns:wpc="http://schemas.microsoft.com/office/word/2010/wordprocessingCanvas" xmlns:cx="http://schemas.microsoft.com/office/drawing/2014/chartex" xmlns:cx1="http://schemas.microsoft.com/office/drawing/2015/9/8/chartex" xmlns:cx2="http://schemas.microsoft.com/office/drawing/2015/10/21/chartex" xmlns:cx3="http://schemas.microsoft.com/office/drawing/2016/5/9/chartex" xmlns:cx4="http://schemas.microsoft.com/office/drawing/2016/5/10/chartex" xmlns:cx5="http://schemas.microsoft.com/office/drawing/2016/5/11/chartex" xmlns:cx6="http://schemas.microsoft.com/office/drawing/2016/5/12/chartex" xmlns:cx7="http://schemas.microsoft.com/office/drawing/2016/5/13/chartex" xmlns:cx8="http://schemas.microsoft.com/office/drawing/2016/5/14/chartex" xmlns:mc="http://schemas.openxmlformats.org/markup-compatibility/2006" xmlns:aink="http://schemas.microsoft.com/office/drawing/2016/ink" xmlns:am3d="http://schemas.microsoft.com/office/drawing/2017/model3d" xmlns:o="urn:schemas-microsoft-com:office:office" xmlns:r="http://schemas.openxmlformats.org/officeDocument/2006/relationships" xmlns:m="http://schemas.openxmlformats.org/officeDocument/2006/math" xmlns:v="urn:schemas-microsoft-com:vml" xmlns:wp14="http://schemas.microsoft.com/office/word/2010/wordprocessingDrawing" xmlns:wp="http://schemas.openxmlformats.org/drawingml/2006/wordprocessingDrawing" xmlns:w10="urn:schemas-microsoft-com:office:word" xmlns:w="http://schemas.openxmlformats.org/wordprocessingml/2006/main" xmlns:w14="http://schemas.microsoft.com/office/word/2010/wordml" xmlns:w15="http://schemas.microsoft.com/office/word/2012/wordml" xmlns:w16cex="http://schemas.microsoft.com/office/word/2018/wordml/cex" xmlns:w16cid="http://schemas.microsoft.com/office/word/2016/wordml/cid" xmlns:w16="http://schemas.microsoft.com/office/word/2018/wordml" xmlns:w16sdtdh="http://schemas.microsoft.com/office/word/2020/wordml/sdtdatahash" xmlns:w16se="http://schemas.microsoft.com/office/word/2015/wordml/symex" xmlns:wpg="http://schemas.microsoft.com/office/word/2010/wordprocessingGroup" xmlns:wpi="http://schemas.microsoft.com/office/word/2010/wordprocessingInk" xmlns:wne="http://schemas.microsoft.com/office/word/2006/wordml" xmlns:wps="http://schemas.microsoft.com/office/word/2010/wordprocessingShape" mc:Ignorable="w14 w15 w16se w16cid w16 w16cex w16sdtdh wp14">
   <w:body>
     <w:p>
       <w:pPr>
@@ -2890,16 +2890,7 @@
                 <w:color w:val="000000" w:themeColor="text1"/>
                 <w:rtl/>
               </w:rPr>
-              <w:t xml:space="preserve">غرف مرتبطة بالتمرين الحالي فقط. تظهر لك الغرف التي أنت عضو فيها؛ إدارة النظام ترى كل </w:t>
-            </w:r>
-            <w:proofErr w:type="gramStart"/>
-            <w:r>
-              <w:rPr>
-                <w:rFonts w:ascii="Arial" w:hAnsi="Arial" w:cs="Arial"/>
-                <w:color w:val="000000" w:themeColor="text1"/>
-                <w:rtl/>
-              </w:rPr>
-              <w:t>الغرف</w:t>
+              <w:t>غرف مرتبطة بالتمرين الحالي فقط. تظهر لك الغرف التي أنت عضو فيها؛ إدارة النظام ترى كل الغرف</w:t>
             </w:r>
             <w:r>
               <w:rPr>
@@ -2908,7 +2899,6 @@
               </w:rPr>
               <w:t>c</w:t>
             </w:r>
-            <w:proofErr w:type="gramEnd"/>
             <w:r>
               <w:rPr>
                 <w:rFonts w:ascii="Arial" w:hAnsi="Arial" w:cs="Arial"/>
@@ -30101,7 +30091,25 @@
                 <w:rtl/>
                 <w:lang w:bidi="ar-AE"/>
               </w:rPr>
-              <w:t xml:space="preserve">بعد إدراج مجرى الاحداث في بنك المعلومات , حدد من (عامود مكلف </w:t>
+              <w:t xml:space="preserve">بعد إدراج مجرى الاحداث في بنك </w:t>
+            </w:r>
+            <w:proofErr w:type="gramStart"/>
+            <w:r>
+              <w:rPr>
+                <w:rFonts w:cs="Arial" w:hint="cs"/>
+                <w:rtl/>
+                <w:lang w:bidi="ar-AE"/>
+              </w:rPr>
+              <w:t>المعلومات ,</w:t>
+            </w:r>
+            <w:proofErr w:type="gramEnd"/>
+            <w:r>
+              <w:rPr>
+                <w:rFonts w:cs="Arial" w:hint="cs"/>
+                <w:rtl/>
+                <w:lang w:bidi="ar-AE"/>
+              </w:rPr>
+              <w:t xml:space="preserve"> حدد من (عامود مكلف </w:t>
             </w:r>
             <w:proofErr w:type="spellStart"/>
             <w:r>
@@ -30119,25 +30127,7 @@
                 <w:rtl/>
                 <w:lang w:bidi="ar-AE"/>
               </w:rPr>
-              <w:t xml:space="preserve"> والمتابعة) محكم الوحدة من حيث الصنف (مستوى الوحدة /</w:t>
-            </w:r>
-            <w:proofErr w:type="gramStart"/>
-            <w:r>
-              <w:rPr>
-                <w:rFonts w:cs="Arial" w:hint="cs"/>
-                <w:rtl/>
-                <w:lang w:bidi="ar-AE"/>
-              </w:rPr>
-              <w:t>الاسم )</w:t>
-            </w:r>
-            <w:proofErr w:type="gramEnd"/>
-            <w:r>
-              <w:rPr>
-                <w:rFonts w:cs="Arial" w:hint="cs"/>
-                <w:rtl/>
-                <w:lang w:bidi="ar-AE"/>
-              </w:rPr>
-              <w:t xml:space="preserve"> , قم بربطها في صفحة مجرى الأحداث والمعاضل/ التخطيط حيث يتم إظهار التالي (اسم المحكم /مستوى الوحدة / رابط التقييم المطلوب مكنه حسب مستوى الوحدة) , أيضا قم بربط قوائم التقييم  الاجراءات من بنك المعلومات/قوائم التقييم على أن يكون جميع الربط المذكورة في صفحة المحكمين/مجرى التقييم والاجراءات</w:t>
+              <w:t xml:space="preserve"> والمتابعة) محكم الوحدة من حيث الصنف (مستوى الوحدة /الاسم ) , قم بربطها في صفحة مجرى الأحداث والمعاضل/ التخطيط حيث يتم إظهار التالي (اسم المحكم /مستوى الوحدة / رابط التقييم المطلوب مكنه حسب مستوى الوحدة) , أيضا قم بربط قوائم التقييم  الاجراءات من بنك المعلومات/قوائم التقييم على أن يكون جميع الربط المذكورة في صفحة المحكمين/مجرى التقييم والاجراءات</w:t>
             </w:r>
           </w:p>
           <w:p>
@@ -45846,7 +45836,7 @@
             <w:pPr>
               <w:bidi/>
               <w:rPr>
-                <w:rFonts w:cs="Arial" w:hint="cs"/>
+                <w:rFonts w:cs="Arial"/>
                 <w:rtl/>
               </w:rPr>
             </w:pPr>
@@ -45894,7 +45884,6 @@
                 <w:noProof/>
               </w:rPr>
             </w:pPr>
-            <w:bookmarkStart w:id="0" w:name="_GoBack"/>
             <w:r>
               <w:rPr>
                 <w:noProof/>
@@ -45949,7 +45938,662 @@
                 </wp:inline>
               </w:drawing>
             </w:r>
-            <w:bookmarkEnd w:id="0"/>
+          </w:p>
+        </w:tc>
+      </w:tr>
+      <w:tr>
+        <w:trPr>
+          <w:trHeight w:val="305"/>
+        </w:trPr>
+        <w:tc>
+          <w:tcPr>
+            <w:tcW w:w="1828" w:type="dxa"/>
+          </w:tcPr>
+          <w:p>
+            <w:pPr>
+              <w:bidi/>
+              <w:jc w:val="center"/>
+              <w:rPr>
+                <w:rFonts w:cs="Arial" w:hint="cs"/>
+                <w:rtl/>
+                <w:lang w:bidi="ar-AE"/>
+              </w:rPr>
+            </w:pPr>
+            <w:r>
+              <w:rPr>
+                <w:rFonts w:cs="Arial" w:hint="cs"/>
+                <w:rtl/>
+                <w:lang w:bidi="ar-AE"/>
+              </w:rPr>
+              <w:lastRenderedPageBreak/>
+              <w:t>إنشاء قوائم تقييم الإجراءات</w:t>
+            </w:r>
+          </w:p>
+        </w:tc>
+        <w:tc>
+          <w:tcPr>
+            <w:tcW w:w="7538" w:type="dxa"/>
+          </w:tcPr>
+          <w:p>
+            <w:pPr>
+              <w:bidi/>
+              <w:rPr>
+                <w:rFonts w:cs="Arial"/>
+                <w:rtl/>
+              </w:rPr>
+            </w:pPr>
+            <w:r>
+              <w:rPr>
+                <w:rFonts w:cs="Arial" w:hint="cs"/>
+                <w:rtl/>
+              </w:rPr>
+              <w:t>- نرفق بعض الصور الخاصة بمجلدات وملفات التقييم</w:t>
+            </w:r>
+            <w:r>
+              <w:rPr>
+                <w:rFonts w:cs="Arial" w:hint="cs"/>
+                <w:rtl/>
+              </w:rPr>
+              <w:t xml:space="preserve"> و</w:t>
+            </w:r>
+            <w:r>
+              <w:rPr>
+                <w:rFonts w:cs="Arial" w:hint="cs"/>
+                <w:rtl/>
+              </w:rPr>
+              <w:t>بعض الأمثلة لمسارات الملفات الموجودة في المجلدات</w:t>
+            </w:r>
+            <w:r>
+              <w:rPr>
+                <w:rFonts w:cs="Arial" w:hint="cs"/>
+                <w:rtl/>
+              </w:rPr>
+              <w:t xml:space="preserve"> ونريد منك الإجراءات التالية:</w:t>
+            </w:r>
+            <w:r>
+              <w:rPr>
+                <w:rFonts w:cs="Arial"/>
+                <w:rtl/>
+              </w:rPr>
+              <w:br/>
+            </w:r>
+            <w:r>
+              <w:rPr>
+                <w:rFonts w:cs="Arial"/>
+              </w:rPr>
+              <w:t>C:\Users\W10User\Desktop\1</w:t>
+            </w:r>
+            <w:r>
+              <w:rPr>
+                <w:rFonts w:cs="Arial"/>
+                <w:rtl/>
+              </w:rPr>
+              <w:t>. اليوم 1\1. ي1 - م1 - فرض الصمت</w:t>
+            </w:r>
+          </w:p>
+          <w:p>
+            <w:pPr>
+              <w:bidi/>
+              <w:rPr>
+                <w:rFonts w:cs="Arial"/>
+                <w:rtl/>
+              </w:rPr>
+            </w:pPr>
+            <w:r>
+              <w:rPr>
+                <w:rFonts w:cs="Arial"/>
+              </w:rPr>
+              <w:t>C:\Users\W10User\Desktop\1</w:t>
+            </w:r>
+            <w:r>
+              <w:rPr>
+                <w:rFonts w:cs="Arial"/>
+                <w:rtl/>
+              </w:rPr>
+              <w:t>. اليوم 1\2. ي1 - م2- تعرض الاستطلاع لكمين</w:t>
+            </w:r>
+          </w:p>
+          <w:p>
+            <w:pPr>
+              <w:bidi/>
+              <w:rPr>
+                <w:rFonts w:cs="Arial"/>
+                <w:rtl/>
+              </w:rPr>
+            </w:pPr>
+            <w:r>
+              <w:rPr>
+                <w:rFonts w:cs="Arial"/>
+              </w:rPr>
+              <w:t>C:\Users\W10User\Desktop\1</w:t>
+            </w:r>
+            <w:r>
+              <w:rPr>
+                <w:rFonts w:cs="Arial"/>
+                <w:rtl/>
+              </w:rPr>
+              <w:t>. اليوم 1\3. ي1 - م3 - هجوم مسيرة انتحارية م ق12</w:t>
+            </w:r>
+          </w:p>
+          <w:p>
+            <w:pPr>
+              <w:bidi/>
+              <w:rPr>
+                <w:rFonts w:cs="Arial"/>
+                <w:rtl/>
+              </w:rPr>
+            </w:pPr>
+            <w:r>
+              <w:rPr>
+                <w:rFonts w:cs="Arial"/>
+              </w:rPr>
+              <w:t>C:\Users\W10User\Desktop\2</w:t>
+            </w:r>
+            <w:r>
+              <w:rPr>
+                <w:rFonts w:cs="Arial"/>
+                <w:rtl/>
+              </w:rPr>
+              <w:t>. اليوم2\معضلة 1</w:t>
+            </w:r>
+          </w:p>
+          <w:p>
+            <w:pPr>
+              <w:bidi/>
+              <w:rPr>
+                <w:rFonts w:cs="Arial"/>
+                <w:rtl/>
+              </w:rPr>
+            </w:pPr>
+            <w:r>
+              <w:rPr>
+                <w:rFonts w:cs="Arial"/>
+              </w:rPr>
+              <w:t>C:\Users\W10User\Desktop\2</w:t>
+            </w:r>
+            <w:r>
+              <w:rPr>
+                <w:rFonts w:cs="Arial"/>
+                <w:rtl/>
+              </w:rPr>
+              <w:t>. اليوم2\معضلة 2</w:t>
+            </w:r>
+          </w:p>
+          <w:p>
+            <w:pPr>
+              <w:bidi/>
+              <w:rPr>
+                <w:rFonts w:cs="Arial"/>
+                <w:rtl/>
+              </w:rPr>
+            </w:pPr>
+            <w:r>
+              <w:rPr>
+                <w:rFonts w:cs="Arial" w:hint="cs"/>
+                <w:rtl/>
+              </w:rPr>
+              <w:lastRenderedPageBreak/>
+              <w:t xml:space="preserve">1. </w:t>
+            </w:r>
+            <w:r>
+              <w:rPr>
+                <w:rFonts w:cs="Arial" w:hint="cs"/>
+                <w:rtl/>
+              </w:rPr>
+              <w:t>في بنك المعلومات / صفحة قوائم التقييم الإجراءات نريد إدراج وإرفاق ملفات التقييم الخاصة بمجرى الاحداث والمعاضل.</w:t>
+            </w:r>
+          </w:p>
+          <w:p>
+            <w:pPr>
+              <w:bidi/>
+              <w:rPr>
+                <w:rFonts w:cs="Arial"/>
+                <w:rtl/>
+              </w:rPr>
+            </w:pPr>
+            <w:r>
+              <w:rPr>
+                <w:rFonts w:cs="Arial" w:hint="cs"/>
+                <w:rtl/>
+              </w:rPr>
+              <w:t xml:space="preserve">2. هذه الملفات موجودة في مجلدات خارجية مرتبة حسب تسلسل </w:t>
+            </w:r>
+            <w:r>
+              <w:rPr>
+                <w:rFonts w:cs="Arial" w:hint="cs"/>
+                <w:rtl/>
+              </w:rPr>
+              <w:t xml:space="preserve">المعاضل </w:t>
+            </w:r>
+            <w:r>
+              <w:rPr>
+                <w:rFonts w:cs="Arial" w:hint="cs"/>
+                <w:rtl/>
+              </w:rPr>
+              <w:t>و</w:t>
+            </w:r>
+            <w:r>
+              <w:rPr>
+                <w:rFonts w:cs="Arial" w:hint="cs"/>
+                <w:rtl/>
+              </w:rPr>
+              <w:t>أعداد</w:t>
+            </w:r>
+            <w:r>
+              <w:rPr>
+                <w:rFonts w:cs="Arial" w:hint="cs"/>
+                <w:rtl/>
+              </w:rPr>
+              <w:t>ها</w:t>
+            </w:r>
+            <w:r>
+              <w:rPr>
+                <w:rFonts w:cs="Arial" w:hint="cs"/>
+                <w:rtl/>
+              </w:rPr>
+              <w:t xml:space="preserve"> الموجودة في ملف مجرى الاحداث والمعاضل.</w:t>
+            </w:r>
+          </w:p>
+          <w:p>
+            <w:pPr>
+              <w:bidi/>
+              <w:rPr>
+                <w:rFonts w:cs="Arial"/>
+                <w:rtl/>
+              </w:rPr>
+            </w:pPr>
+            <w:r>
+              <w:rPr>
+                <w:rFonts w:cs="Arial" w:hint="cs"/>
+                <w:rtl/>
+              </w:rPr>
+              <w:t xml:space="preserve">3. نريد ربط ملفات قوائم التقييم </w:t>
+            </w:r>
+            <w:r>
+              <w:rPr>
+                <w:rFonts w:cs="Arial" w:hint="cs"/>
+                <w:rtl/>
+              </w:rPr>
+              <w:t xml:space="preserve">الموجودة في المجلدات الخارجية بالمعاضل الموجودة في صفحة قوائم تقييم الإجراءات - جدول مسميات المعاضل </w:t>
+            </w:r>
+            <w:r>
+              <w:rPr>
+                <w:rFonts w:cs="Arial"/>
+                <w:rtl/>
+              </w:rPr>
+              <w:t>–</w:t>
+            </w:r>
+            <w:r>
+              <w:rPr>
+                <w:rFonts w:cs="Arial" w:hint="cs"/>
+                <w:rtl/>
+              </w:rPr>
+              <w:t xml:space="preserve"> عمود المعضلة.</w:t>
+            </w:r>
+          </w:p>
+          <w:p>
+            <w:pPr>
+              <w:bidi/>
+              <w:rPr>
+                <w:rFonts w:cs="Arial"/>
+                <w:rtl/>
+              </w:rPr>
+            </w:pPr>
+            <w:r>
+              <w:rPr>
+                <w:rFonts w:cs="Arial" w:hint="cs"/>
+                <w:rtl/>
+              </w:rPr>
+              <w:t xml:space="preserve">4. نريد منك دراسة مسميات المعاضل في عمود المعضلة ومسميات المجلدات والملفات </w:t>
+            </w:r>
+            <w:r>
+              <w:rPr>
+                <w:rFonts w:cs="Arial" w:hint="cs"/>
+                <w:rtl/>
+              </w:rPr>
+              <w:t>ومساراتها وعلاقة كل ملف بالمجلد.</w:t>
+            </w:r>
+          </w:p>
+          <w:p>
+            <w:pPr>
+              <w:bidi/>
+              <w:rPr>
+                <w:rFonts w:cs="Arial"/>
+                <w:rtl/>
+              </w:rPr>
+            </w:pPr>
+            <w:r>
+              <w:rPr>
+                <w:rFonts w:cs="Arial" w:hint="cs"/>
+                <w:rtl/>
+              </w:rPr>
+              <w:t>5. إيجاد أفضل طريقة وأسلوب لاستخراج ملفات التقييم من المجلدات وربطها بالمعضلة في عمود (المعضلة).</w:t>
+            </w:r>
+          </w:p>
+          <w:p>
+            <w:pPr>
+              <w:bidi/>
+              <w:rPr>
+                <w:rFonts w:cs="Arial"/>
+              </w:rPr>
+            </w:pPr>
+            <w:r>
+              <w:rPr>
+                <w:rFonts w:cs="Arial" w:hint="cs"/>
+                <w:rtl/>
+              </w:rPr>
+              <w:t>6. معلوم</w:t>
+            </w:r>
+            <w:r>
+              <w:rPr>
+                <w:rFonts w:cs="Arial" w:hint="cs"/>
+                <w:rtl/>
+              </w:rPr>
+              <w:t>ة</w:t>
+            </w:r>
+            <w:r>
+              <w:rPr>
+                <w:rFonts w:cs="Arial" w:hint="cs"/>
+                <w:rtl/>
+              </w:rPr>
+              <w:t xml:space="preserve"> مهمة: سوف تلاحظ ان المجلدات مرتبة </w:t>
+            </w:r>
+            <w:proofErr w:type="spellStart"/>
+            <w:r>
+              <w:rPr>
+                <w:rFonts w:cs="Arial" w:hint="cs"/>
+                <w:rtl/>
+              </w:rPr>
+              <w:t>بالايام</w:t>
+            </w:r>
+            <w:proofErr w:type="spellEnd"/>
+            <w:r>
+              <w:rPr>
+                <w:rFonts w:cs="Arial" w:hint="cs"/>
+                <w:rtl/>
+              </w:rPr>
+              <w:t xml:space="preserve"> وأرقام المعاضل </w:t>
+            </w:r>
+            <w:r>
+              <w:rPr>
+                <w:rFonts w:cs="Arial" w:hint="cs"/>
+                <w:rtl/>
+              </w:rPr>
+              <w:t>وهذا الترتيب سوف يساعدك على فهم المعاضل ومواقعها وتسهيل عملية الربط</w:t>
+            </w:r>
+            <w:r>
+              <w:rPr>
+                <w:rFonts w:cs="Arial" w:hint="cs"/>
+                <w:rtl/>
+              </w:rPr>
+              <w:t>.</w:t>
+            </w:r>
+          </w:p>
+        </w:tc>
+        <w:tc>
+          <w:tcPr>
+            <w:tcW w:w="4243" w:type="dxa"/>
+          </w:tcPr>
+          <w:p>
+            <w:pPr>
+              <w:rPr>
+                <w:noProof/>
+              </w:rPr>
+            </w:pPr>
+          </w:p>
+        </w:tc>
+      </w:tr>
+      <w:tr>
+        <w:trPr>
+          <w:trHeight w:val="305"/>
+        </w:trPr>
+        <w:tc>
+          <w:tcPr>
+            <w:tcW w:w="1828" w:type="dxa"/>
+          </w:tcPr>
+          <w:p>
+            <w:pPr>
+              <w:bidi/>
+              <w:jc w:val="center"/>
+              <w:rPr>
+                <w:rFonts w:cs="Arial" w:hint="cs"/>
+                <w:rtl/>
+                <w:lang w:bidi="ar-AE"/>
+              </w:rPr>
+            </w:pPr>
+            <w:r>
+              <w:rPr>
+                <w:rFonts w:cs="Arial" w:hint="cs"/>
+                <w:rtl/>
+                <w:lang w:bidi="ar-AE"/>
+              </w:rPr>
+              <w:t>إنشاء قوائم تقييم الإجراءات</w:t>
+            </w:r>
+            <w:r>
+              <w:rPr>
+                <w:rFonts w:cs="Arial" w:hint="cs"/>
+                <w:rtl/>
+                <w:lang w:bidi="ar-AE"/>
+              </w:rPr>
+              <w:t xml:space="preserve"> إدراج المعاضل مع المحكم</w:t>
+            </w:r>
+          </w:p>
+        </w:tc>
+        <w:tc>
+          <w:tcPr>
+            <w:tcW w:w="7538" w:type="dxa"/>
+          </w:tcPr>
+          <w:p>
+            <w:pPr>
+              <w:bidi/>
+              <w:rPr>
+                <w:rFonts w:cs="Arial"/>
+                <w:rtl/>
+              </w:rPr>
+            </w:pPr>
+            <w:r>
+              <w:rPr>
+                <w:rFonts w:cs="Arial" w:hint="cs"/>
+                <w:rtl/>
+              </w:rPr>
+              <w:t>1.بعد إدراج ملف الاكسل من المجلدات الخارجية</w:t>
+            </w:r>
+            <w:r>
+              <w:rPr>
+                <w:rFonts w:cs="Arial" w:hint="cs"/>
+                <w:rtl/>
+              </w:rPr>
+              <w:t xml:space="preserve"> في قائمة تقييم الاجراءات</w:t>
+            </w:r>
+            <w:r>
+              <w:rPr>
+                <w:rFonts w:cs="Arial" w:hint="cs"/>
+                <w:rtl/>
+              </w:rPr>
+              <w:t xml:space="preserve"> مثال (إخلاء المصابين /إخلاء آلية) يتم تحليل الملف حسب الإجراء.</w:t>
+            </w:r>
+          </w:p>
+          <w:p>
+            <w:pPr>
+              <w:bidi/>
+              <w:rPr>
+                <w:rFonts w:cs="Arial"/>
+                <w:rtl/>
+              </w:rPr>
+            </w:pPr>
+            <w:r>
+              <w:rPr>
+                <w:rFonts w:cs="Arial" w:hint="cs"/>
+                <w:rtl/>
+              </w:rPr>
+              <w:t xml:space="preserve">2.يتم إضافة المحكمين من عمود المكلف </w:t>
+            </w:r>
+            <w:proofErr w:type="spellStart"/>
+            <w:r>
+              <w:rPr>
+                <w:rFonts w:cs="Arial" w:hint="cs"/>
+                <w:rtl/>
+              </w:rPr>
+              <w:t>بالاجراء</w:t>
+            </w:r>
+            <w:proofErr w:type="spellEnd"/>
+            <w:r>
+              <w:rPr>
+                <w:rFonts w:cs="Arial" w:hint="cs"/>
+                <w:rtl/>
+              </w:rPr>
+              <w:t xml:space="preserve"> والمتابعة في صفحة قوائم تقييم الإجراءات تحت المعضلة بأسلوب التشجير ويكون </w:t>
+            </w:r>
+            <w:proofErr w:type="gramStart"/>
+            <w:r>
+              <w:rPr>
+                <w:rFonts w:cs="Arial" w:hint="cs"/>
+                <w:rtl/>
+              </w:rPr>
+              <w:t>كالتالي(</w:t>
+            </w:r>
+            <w:proofErr w:type="gramEnd"/>
+            <w:r>
+              <w:rPr>
+                <w:rFonts w:cs="Arial" w:hint="cs"/>
+                <w:rtl/>
+              </w:rPr>
+              <w:t>المعضلة/1 -</w:t>
+            </w:r>
+            <w:r>
+              <w:rPr>
+                <w:rFonts w:cs="Arial"/>
+              </w:rPr>
+              <w:t>&lt;</w:t>
+            </w:r>
+            <w:r>
+              <w:rPr>
+                <w:rFonts w:cs="Arial" w:hint="cs"/>
+                <w:rtl/>
+              </w:rPr>
+              <w:t xml:space="preserve"> اسم محكم مستوى الوحدة (من </w:t>
+            </w:r>
+            <w:r>
+              <w:rPr>
+                <w:rFonts w:cs="Arial" w:hint="cs"/>
+                <w:rtl/>
+              </w:rPr>
+              <w:t xml:space="preserve">عمود المكلف </w:t>
+            </w:r>
+            <w:proofErr w:type="spellStart"/>
+            <w:r>
+              <w:rPr>
+                <w:rFonts w:cs="Arial" w:hint="cs"/>
+                <w:rtl/>
+              </w:rPr>
+              <w:t>بالاجراء</w:t>
+            </w:r>
+            <w:proofErr w:type="spellEnd"/>
+            <w:r>
+              <w:rPr>
+                <w:rFonts w:cs="Arial" w:hint="cs"/>
+                <w:rtl/>
+              </w:rPr>
+              <w:t xml:space="preserve"> والمتابعة</w:t>
+            </w:r>
+            <w:r>
+              <w:rPr>
+                <w:rFonts w:cs="Arial" w:hint="cs"/>
+                <w:rtl/>
+              </w:rPr>
+              <w:t xml:space="preserve">) </w:t>
+            </w:r>
+            <w:r>
+              <w:rPr>
+                <w:rFonts w:cs="Arial"/>
+                <w:rtl/>
+              </w:rPr>
+              <w:t>–</w:t>
+            </w:r>
+            <w:r>
+              <w:rPr>
+                <w:rFonts w:cs="Arial" w:hint="cs"/>
+                <w:rtl/>
+              </w:rPr>
+              <w:t xml:space="preserve"> اسم الملف (المقصود ملف الاكسل) </w:t>
+            </w:r>
+            <w:r>
+              <w:rPr>
+                <w:rFonts w:cs="Arial"/>
+                <w:rtl/>
+              </w:rPr>
+              <w:t>–</w:t>
+            </w:r>
+            <w:r>
+              <w:rPr>
+                <w:rFonts w:cs="Arial" w:hint="cs"/>
+                <w:rtl/>
+              </w:rPr>
+              <w:t xml:space="preserve"> اسم المحكم  - فتح ملف ) على أن يكون هناك ربط بين </w:t>
+            </w:r>
+            <w:r>
+              <w:rPr>
+                <w:rFonts w:cs="Arial" w:hint="cs"/>
+                <w:rtl/>
+              </w:rPr>
+              <w:t>محكم مستوى الوحدة وملف الاكسل.</w:t>
+            </w:r>
+          </w:p>
+          <w:p>
+            <w:pPr>
+              <w:bidi/>
+              <w:rPr>
+                <w:rFonts w:cs="Arial" w:hint="cs"/>
+                <w:rtl/>
+                <w:lang w:bidi="ar-AE"/>
+              </w:rPr>
+            </w:pPr>
+            <w:r>
+              <w:rPr>
+                <w:rFonts w:cs="Arial" w:hint="cs"/>
+                <w:rtl/>
+                <w:lang w:bidi="ar-AE"/>
+              </w:rPr>
+              <w:t xml:space="preserve">3.فتح ملف الاكسل بعد إدراج بنفس طريقة قائمة التقييم المعروضة في النظام </w:t>
+            </w:r>
+            <w:proofErr w:type="gramStart"/>
+            <w:r>
+              <w:rPr>
+                <w:rFonts w:cs="Arial" w:hint="cs"/>
+                <w:rtl/>
+                <w:lang w:bidi="ar-AE"/>
+              </w:rPr>
+              <w:t>مثال(</w:t>
+            </w:r>
+            <w:proofErr w:type="gramEnd"/>
+            <w:r>
+              <w:rPr>
+                <w:rFonts w:cs="Arial" w:hint="cs"/>
+                <w:rtl/>
+                <w:lang w:bidi="ar-AE"/>
+              </w:rPr>
+              <w:t>صفحة المحكمين /قائمة التقييم)</w:t>
+            </w:r>
+            <w:r>
+              <w:rPr>
+                <w:rFonts w:cs="Arial" w:hint="cs"/>
+                <w:rtl/>
+                <w:lang w:bidi="ar-AE"/>
+              </w:rPr>
+              <w:t>.</w:t>
+            </w:r>
+          </w:p>
+        </w:tc>
+        <w:tc>
+          <w:tcPr>
+            <w:tcW w:w="4243" w:type="dxa"/>
+          </w:tcPr>
+          <w:p>
+            <w:pPr>
+              <w:rPr>
+                <w:noProof/>
+              </w:rPr>
+            </w:pPr>
           </w:p>
         </w:tc>
       </w:tr>
@@ -45981,7 +46625,7 @@
 </file>
 
 <file path=word/numbering.xml><?xml version="1.0" encoding="utf-8"?>
-<w:numbering xmlns:wpc="http://schemas.microsoft.com/office/word/2010/wordprocessingCanvas" xmlns:cx="http://schemas.microsoft.com/office/drawing/2014/chartex" xmlns:cx1="http://schemas.microsoft.com/office/drawing/2015/9/8/chartex" xmlns:cx2="http://schemas.microsoft.com/office/drawing/2015/10/21/chartex" xmlns:cx3="http://schemas.microsoft.com/office/drawing/2016/5/9/chartex" xmlns:cx4="http://schemas.microsoft.com/office/drawing/2016/5/10/chartex" xmlns:cx5="http://schemas.microsoft.com/office/drawing/2016/5/11/chartex" xmlns:cx6="http://schemas.microsoft.com/office/drawing/2016/5/12/chartex" xmlns:cx7="http://schemas.microsoft.com/office/drawing/2016/5/13/chartex" xmlns:cx8="http://schemas.microsoft.com/office/drawing/2016/5/14/chartex" xmlns:mc="http://schemas.openxmlformats.org/markup-compatibility/2006" xmlns:aink="http://schemas.microsoft.com/office/drawing/2016/ink" xmlns:am3d="http://schemas.microsoft.com/office/drawing/2017/model3d" xmlns:o="urn:schemas-microsoft-com:office:office" xmlns:r="http://schemas.openxmlformats.org/officeDocument/2006/relationships" xmlns:m="http://schemas.openxmlformats.org/officeDocument/2006/math" xmlns:v="urn:schemas-microsoft-com:vml" xmlns:wp14="http://schemas.microsoft.com/office/word/2010/wordprocessingDrawing" xmlns:wp="http://schemas.openxmlformats.org/drawingml/2006/wordprocessingDrawing" xmlns:w10="urn:schemas-microsoft-com:office:word" xmlns:w="http://schemas.openxmlformats.org/wordprocessingml/2006/main" xmlns:w14="http://schemas.microsoft.com/office/word/2010/wordml" xmlns:w15="http://schemas.microsoft.com/office/word/2012/wordml" xmlns:w16cid="http://schemas.microsoft.com/office/word/2016/wordml/cid" xmlns:w16se="http://schemas.microsoft.com/office/word/2015/wordml/symex" xmlns:wpg="http://schemas.microsoft.com/office/word/2010/wordprocessingGroup" xmlns:wpi="http://schemas.microsoft.com/office/word/2010/wordprocessingInk" xmlns:wne="http://schemas.microsoft.com/office/word/2006/wordml" xmlns:wps="http://schemas.microsoft.com/office/word/2010/wordprocessingShape" mc:Ignorable="w14 w15 w16se w16cid wp14">
+<w:numbering xmlns:wpc="http://schemas.microsoft.com/office/word/2010/wordprocessingCanvas" xmlns:cx="http://schemas.microsoft.com/office/drawing/2014/chartex" xmlns:cx1="http://schemas.microsoft.com/office/drawing/2015/9/8/chartex" xmlns:cx2="http://schemas.microsoft.com/office/drawing/2015/10/21/chartex" xmlns:cx3="http://schemas.microsoft.com/office/drawing/2016/5/9/chartex" xmlns:cx4="http://schemas.microsoft.com/office/drawing/2016/5/10/chartex" xmlns:cx5="http://schemas.microsoft.com/office/drawing/2016/5/11/chartex" xmlns:cx6="http://schemas.microsoft.com/office/drawing/2016/5/12/chartex" xmlns:cx7="http://schemas.microsoft.com/office/drawing/2016/5/13/chartex" xmlns:cx8="http://schemas.microsoft.com/office/drawing/2016/5/14/chartex" xmlns:mc="http://schemas.openxmlformats.org/markup-compatibility/2006" xmlns:aink="http://schemas.microsoft.com/office/drawing/2016/ink" xmlns:am3d="http://schemas.microsoft.com/office/drawing/2017/model3d" xmlns:o="urn:schemas-microsoft-com:office:office" xmlns:r="http://schemas.openxmlformats.org/officeDocument/2006/relationships" xmlns:m="http://schemas.openxmlformats.org/officeDocument/2006/math" xmlns:v="urn:schemas-microsoft-com:vml" xmlns:wp14="http://schemas.microsoft.com/office/word/2010/wordprocessingDrawing" xmlns:wp="http://schemas.openxmlformats.org/drawingml/2006/wordprocessingDrawing" xmlns:w10="urn:schemas-microsoft-com:office:word" xmlns:w="http://schemas.openxmlformats.org/wordprocessingml/2006/main" xmlns:w14="http://schemas.microsoft.com/office/word/2010/wordml" xmlns:w15="http://schemas.microsoft.com/office/word/2012/wordml" xmlns:w16cex="http://schemas.microsoft.com/office/word/2018/wordml/cex" xmlns:w16cid="http://schemas.microsoft.com/office/word/2016/wordml/cid" xmlns:w16="http://schemas.microsoft.com/office/word/2018/wordml" xmlns:w16sdtdh="http://schemas.microsoft.com/office/word/2020/wordml/sdtdatahash" xmlns:w16se="http://schemas.microsoft.com/office/word/2015/wordml/symex" xmlns:wpg="http://schemas.microsoft.com/office/word/2010/wordprocessingGroup" xmlns:wpi="http://schemas.microsoft.com/office/word/2010/wordprocessingInk" xmlns:wne="http://schemas.microsoft.com/office/word/2006/wordml" xmlns:wps="http://schemas.microsoft.com/office/word/2010/wordprocessingShape" mc:Ignorable="w14 w15 w16se w16cid w16 w16cex w16sdtdh wp14">
   <w:abstractNum w:abstractNumId="0" w15:restartNumberingAfterBreak="0">
     <w:nsid w:val="01C51F61"/>
     <w:multiLevelType w:val="hybridMultilevel"/>
@@ -49196,7 +49840,7 @@
   <w:abstractNum w:abstractNumId="23" w15:restartNumberingAfterBreak="0">
     <w:nsid w:val="4DBE4097"/>
     <w:multiLevelType w:val="multilevel"/>
-    <w:tmpl w:val="5742D92E"/>
+    <w:tmpl w:val="B59817EC"/>
     <w:lvl w:ilvl="0">
       <w:start w:val="1"/>
       <w:numFmt w:val="bullet"/>
@@ -49213,20 +49857,16 @@
         <w:sz w:val="20"/>
       </w:rPr>
     </w:lvl>
-    <w:lvl w:ilvl="1" w:tentative="1">
+    <w:lvl w:ilvl="1">
       <w:start w:val="1"/>
-      <w:numFmt w:val="bullet"/>
-      <w:lvlText w:val="o"/>
+      <w:numFmt w:val="decimal"/>
+      <w:lvlText w:val="%2."/>
       <w:lvlJc w:val="left"/>
       <w:pPr>
-        <w:tabs>
-          <w:tab w:val="num" w:pos="1440"/>
-        </w:tabs>
         <w:ind w:left="1440" w:hanging="360"/>
       </w:pPr>
       <w:rPr>
-        <w:rFonts w:ascii="Courier New" w:hAnsi="Courier New" w:hint="default"/>
-        <w:sz w:val="20"/>
+        <w:rFonts w:hint="default"/>
       </w:rPr>
     </w:lvl>
     <w:lvl w:ilvl="2" w:tentative="1">
@@ -50514,7 +51154,7 @@
 </file>
 
 <file path=word/styles.xml><?xml version="1.0" encoding="utf-8"?>
-<w:styles xmlns:mc="http://schemas.openxmlformats.org/markup-compatibility/2006" xmlns:r="http://schemas.openxmlformats.org/officeDocument/2006/relationships" xmlns:w="http://schemas.openxmlformats.org/wordprocessingml/2006/main" xmlns:w14="http://schemas.microsoft.com/office/word/2010/wordml" xmlns:w15="http://schemas.microsoft.com/office/word/2012/wordml" xmlns:w16cid="http://schemas.microsoft.com/office/word/2016/wordml/cid" xmlns:w16se="http://schemas.microsoft.com/office/word/2015/wordml/symex" mc:Ignorable="w14 w15 w16se w16cid">
+<w:styles xmlns:mc="http://schemas.openxmlformats.org/markup-compatibility/2006" xmlns:r="http://schemas.openxmlformats.org/officeDocument/2006/relationships" xmlns:w="http://schemas.openxmlformats.org/wordprocessingml/2006/main" xmlns:w14="http://schemas.microsoft.com/office/word/2010/wordml" xmlns:w15="http://schemas.microsoft.com/office/word/2012/wordml" xmlns:w16cex="http://schemas.microsoft.com/office/word/2018/wordml/cex" xmlns:w16cid="http://schemas.microsoft.com/office/word/2016/wordml/cid" xmlns:w16="http://schemas.microsoft.com/office/word/2018/wordml" xmlns:w16sdtdh="http://schemas.microsoft.com/office/word/2020/wordml/sdtdatahash" xmlns:w16se="http://schemas.microsoft.com/office/word/2015/wordml/symex" mc:Ignorable="w14 w15 w16se w16cid w16 w16cex w16sdtdh">
   <w:docDefaults>
     <w:rPrDefault>
       <w:rPr>
@@ -50530,7 +51170,7 @@
       </w:pPr>
     </w:pPrDefault>
   </w:docDefaults>
-  <w:latentStyles w:defLockedState="0" w:defUIPriority="99" w:defSemiHidden="0" w:defUnhideWhenUsed="0" w:defQFormat="0" w:count="375">
+  <w:latentStyles w:defLockedState="0" w:defUIPriority="99" w:defSemiHidden="0" w:defUnhideWhenUsed="0" w:defQFormat="0" w:count="376">
     <w:lsdException w:name="Normal" w:uiPriority="0" w:qFormat="1"/>
     <w:lsdException w:name="heading 1" w:uiPriority="9" w:qFormat="1"/>
     <w:lsdException w:name="heading 2" w:semiHidden="1" w:uiPriority="9" w:unhideWhenUsed="1" w:qFormat="1"/>
@@ -50636,7 +51276,6 @@
     <w:lsdException w:name="HTML Sample" w:semiHidden="1" w:unhideWhenUsed="1"/>
     <w:lsdException w:name="HTML Typewriter" w:semiHidden="1" w:unhideWhenUsed="1"/>
     <w:lsdException w:name="HTML Variable" w:semiHidden="1" w:unhideWhenUsed="1"/>
-    <w:lsdException w:name="Normal Table" w:semiHidden="1" w:unhideWhenUsed="1"/>
     <w:lsdException w:name="annotation subject" w:semiHidden="1" w:unhideWhenUsed="1"/>
     <w:lsdException w:name="No List" w:semiHidden="1" w:unhideWhenUsed="1"/>
     <w:lsdException w:name="Outline List 1" w:semiHidden="1" w:unhideWhenUsed="1"/>
@@ -50683,10 +51322,8 @@
     <w:lsdException w:name="Table Subtle 2" w:semiHidden="1" w:unhideWhenUsed="1"/>
     <w:lsdException w:name="Table Web 1" w:semiHidden="1" w:unhideWhenUsed="1"/>
     <w:lsdException w:name="Table Web 2" w:semiHidden="1" w:unhideWhenUsed="1"/>
-    <w:lsdException w:name="Table Web 3" w:semiHidden="1" w:unhideWhenUsed="1"/>
     <w:lsdException w:name="Balloon Text" w:semiHidden="1" w:unhideWhenUsed="1"/>
     <w:lsdException w:name="Table Grid" w:uiPriority="39"/>
-    <w:lsdException w:name="Table Theme" w:semiHidden="1" w:unhideWhenUsed="1"/>
     <w:lsdException w:name="Placeholder Text" w:semiHidden="1"/>
     <w:lsdException w:name="No Spacing" w:uiPriority="1" w:qFormat="1"/>
     <w:lsdException w:name="Light Shading" w:uiPriority="60"/>
@@ -50906,6 +51543,7 @@
     <w:lsdException w:name="Smart Hyperlink" w:semiHidden="1" w:unhideWhenUsed="1"/>
     <w:lsdException w:name="Hashtag" w:semiHidden="1" w:unhideWhenUsed="1"/>
     <w:lsdException w:name="Unresolved Mention" w:semiHidden="1" w:unhideWhenUsed="1"/>
+    <w:lsdException w:name="Smart Link" w:semiHidden="1" w:unhideWhenUsed="1"/>
   </w:latentStyles>
   <w:style w:type="paragraph" w:default="1" w:styleId="Normal">
     <w:name w:val="Normal"/>

--- a/Programming Lab/أوامر محرر الذكاء الإصطناعي لتطوير نظام إدارو التمارين.docx
+++ b/Programming Lab/أوامر محرر الذكاء الإصطناعي لتطوير نظام إدارو التمارين.docx
@@ -45954,7 +45954,7 @@
               <w:bidi/>
               <w:jc w:val="center"/>
               <w:rPr>
-                <w:rFonts w:cs="Arial" w:hint="cs"/>
+                <w:rFonts w:cs="Arial"/>
                 <w:rtl/>
                 <w:lang w:bidi="ar-AE"/>
               </w:rPr>
@@ -45994,14 +45994,7 @@
                 <w:rFonts w:cs="Arial" w:hint="cs"/>
                 <w:rtl/>
               </w:rPr>
-              <w:t xml:space="preserve"> و</w:t>
-            </w:r>
-            <w:r>
-              <w:rPr>
-                <w:rFonts w:cs="Arial" w:hint="cs"/>
-                <w:rtl/>
-              </w:rPr>
-              <w:t>بعض الأمثلة لمسارات الملفات الموجودة في المجلدات</w:t>
+              <w:t xml:space="preserve"> وبعض الأمثلة لمسارات الملفات الموجودة في المجلدات</w:t>
             </w:r>
             <w:r>
               <w:rPr>
@@ -46163,14 +46156,7 @@
                 <w:rFonts w:cs="Arial" w:hint="cs"/>
                 <w:rtl/>
               </w:rPr>
-              <w:t xml:space="preserve">المعاضل </w:t>
-            </w:r>
-            <w:r>
-              <w:rPr>
-                <w:rFonts w:cs="Arial" w:hint="cs"/>
-                <w:rtl/>
-              </w:rPr>
-              <w:t>و</w:t>
+              <w:t>المعاضل و</w:t>
             </w:r>
             <w:r>
               <w:rPr>
@@ -46356,26 +46342,18 @@
               <w:bidi/>
               <w:jc w:val="center"/>
               <w:rPr>
+                <w:rFonts w:cs="Arial"/>
+                <w:rtl/>
+                <w:lang w:bidi="ar-AE"/>
+              </w:rPr>
+            </w:pPr>
+            <w:r>
+              <w:rPr>
                 <w:rFonts w:cs="Arial" w:hint="cs"/>
                 <w:rtl/>
                 <w:lang w:bidi="ar-AE"/>
               </w:rPr>
-            </w:pPr>
-            <w:r>
-              <w:rPr>
-                <w:rFonts w:cs="Arial" w:hint="cs"/>
-                <w:rtl/>
-                <w:lang w:bidi="ar-AE"/>
-              </w:rPr>
-              <w:t>إنشاء قوائم تقييم الإجراءات</w:t>
-            </w:r>
-            <w:r>
-              <w:rPr>
-                <w:rFonts w:cs="Arial" w:hint="cs"/>
-                <w:rtl/>
-                <w:lang w:bidi="ar-AE"/>
-              </w:rPr>
-              <w:t xml:space="preserve"> إدراج المعاضل مع المحكم</w:t>
+              <w:t>إنشاء قوائم تقييم الإجراءات إدراج المعاضل مع المحكم</w:t>
             </w:r>
           </w:p>
         </w:tc>
@@ -46471,116 +46449,377 @@
                 <w:rFonts w:cs="Arial" w:hint="cs"/>
                 <w:rtl/>
               </w:rPr>
-              <w:t xml:space="preserve"> اسم محكم مستوى الوحدة (من </w:t>
-            </w:r>
+              <w:t xml:space="preserve"> اسم محكم مستوى الوحدة (من عمود المكلف </w:t>
+            </w:r>
+            <w:proofErr w:type="spellStart"/>
             <w:r>
               <w:rPr>
                 <w:rFonts w:cs="Arial" w:hint="cs"/>
                 <w:rtl/>
               </w:rPr>
-              <w:t xml:space="preserve">عمود المكلف </w:t>
+              <w:t>بالاجراء</w:t>
+            </w:r>
+            <w:proofErr w:type="spellEnd"/>
+            <w:r>
+              <w:rPr>
+                <w:rFonts w:cs="Arial" w:hint="cs"/>
+                <w:rtl/>
+              </w:rPr>
+              <w:t xml:space="preserve"> والمتابعة) </w:t>
+            </w:r>
+            <w:r>
+              <w:rPr>
+                <w:rFonts w:cs="Arial"/>
+                <w:rtl/>
+              </w:rPr>
+              <w:t>–</w:t>
+            </w:r>
+            <w:r>
+              <w:rPr>
+                <w:rFonts w:cs="Arial" w:hint="cs"/>
+                <w:rtl/>
+              </w:rPr>
+              <w:t xml:space="preserve"> اسم الملف (المقصود ملف الاكسل) </w:t>
+            </w:r>
+            <w:r>
+              <w:rPr>
+                <w:rFonts w:cs="Arial"/>
+                <w:rtl/>
+              </w:rPr>
+              <w:t>–</w:t>
+            </w:r>
+            <w:r>
+              <w:rPr>
+                <w:rFonts w:cs="Arial" w:hint="cs"/>
+                <w:rtl/>
+              </w:rPr>
+              <w:t xml:space="preserve"> اسم المحكم  - فتح ملف ) على أن يكون هناك ربط بين </w:t>
+            </w:r>
+            <w:r>
+              <w:rPr>
+                <w:rFonts w:cs="Arial" w:hint="cs"/>
+                <w:rtl/>
+              </w:rPr>
+              <w:t>محكم مستوى الوحدة وملف الاكسل.</w:t>
+            </w:r>
+          </w:p>
+          <w:p>
+            <w:pPr>
+              <w:bidi/>
+              <w:rPr>
+                <w:rFonts w:cs="Arial"/>
+                <w:rtl/>
+                <w:lang w:bidi="ar-AE"/>
+              </w:rPr>
+            </w:pPr>
+            <w:r>
+              <w:rPr>
+                <w:rFonts w:cs="Arial" w:hint="cs"/>
+                <w:rtl/>
+                <w:lang w:bidi="ar-AE"/>
+              </w:rPr>
+              <w:t xml:space="preserve">3.فتح ملف الاكسل بعد إدراج بنفس طريقة قائمة التقييم المعروضة في النظام </w:t>
+            </w:r>
+            <w:proofErr w:type="gramStart"/>
+            <w:r>
+              <w:rPr>
+                <w:rFonts w:cs="Arial" w:hint="cs"/>
+                <w:rtl/>
+                <w:lang w:bidi="ar-AE"/>
+              </w:rPr>
+              <w:t>مثال(</w:t>
+            </w:r>
+            <w:proofErr w:type="gramEnd"/>
+            <w:r>
+              <w:rPr>
+                <w:rFonts w:cs="Arial" w:hint="cs"/>
+                <w:rtl/>
+                <w:lang w:bidi="ar-AE"/>
+              </w:rPr>
+              <w:t>صفحة المحكمين /قائمة التقييم)</w:t>
+            </w:r>
+            <w:r>
+              <w:rPr>
+                <w:rFonts w:cs="Arial" w:hint="cs"/>
+                <w:rtl/>
+                <w:lang w:bidi="ar-AE"/>
+              </w:rPr>
+              <w:t>.</w:t>
+            </w:r>
+          </w:p>
+        </w:tc>
+        <w:tc>
+          <w:tcPr>
+            <w:tcW w:w="4243" w:type="dxa"/>
+          </w:tcPr>
+          <w:p>
+            <w:pPr>
+              <w:rPr>
+                <w:noProof/>
+              </w:rPr>
+            </w:pPr>
+          </w:p>
+        </w:tc>
+      </w:tr>
+      <w:tr>
+        <w:trPr>
+          <w:trHeight w:val="305"/>
+        </w:trPr>
+        <w:tc>
+          <w:tcPr>
+            <w:tcW w:w="1828" w:type="dxa"/>
+          </w:tcPr>
+          <w:p>
+            <w:pPr>
+              <w:bidi/>
+              <w:jc w:val="center"/>
+              <w:rPr>
+                <w:rFonts w:cs="Arial" w:hint="cs"/>
+                <w:rtl/>
+                <w:lang w:bidi="ar-AE"/>
+              </w:rPr>
+            </w:pPr>
+            <w:r>
+              <w:rPr>
+                <w:rFonts w:cs="Arial" w:hint="cs"/>
+                <w:rtl/>
+                <w:lang w:bidi="ar-AE"/>
+              </w:rPr>
+              <w:t>إضافة زر المساعدة (</w:t>
+            </w:r>
+            <w:r>
+              <w:rPr>
+                <w:rFonts w:cs="Arial"/>
+                <w:lang w:bidi="ar-AE"/>
+              </w:rPr>
+              <w:t>Help</w:t>
+            </w:r>
+            <w:r>
+              <w:rPr>
+                <w:rFonts w:cs="Arial" w:hint="cs"/>
+                <w:rtl/>
+                <w:lang w:bidi="ar-AE"/>
+              </w:rPr>
+              <w:t>)</w:t>
+            </w:r>
+          </w:p>
+        </w:tc>
+        <w:tc>
+          <w:tcPr>
+            <w:tcW w:w="7538" w:type="dxa"/>
+          </w:tcPr>
+          <w:p>
+            <w:pPr>
+              <w:bidi/>
+              <w:rPr>
+                <w:rFonts w:cs="Arial"/>
+                <w:rtl/>
+                <w:lang w:bidi="ar-AE"/>
+              </w:rPr>
+            </w:pPr>
+            <w:r>
+              <w:rPr>
+                <w:rFonts w:cs="Arial" w:hint="cs"/>
+                <w:rtl/>
+                <w:lang w:bidi="ar-AE"/>
+              </w:rPr>
+              <w:t>1.نريد انشاء خاصية المساعدة والبحث عن معلومات خاصة بالنظام واستخداماته.</w:t>
+            </w:r>
+          </w:p>
+          <w:p>
+            <w:pPr>
+              <w:bidi/>
+              <w:rPr>
+                <w:rFonts w:cs="Arial" w:hint="cs"/>
+                <w:rtl/>
+                <w:lang w:bidi="ar-AE"/>
+              </w:rPr>
+            </w:pPr>
+            <w:r>
+              <w:rPr>
+                <w:rFonts w:cs="Arial" w:hint="cs"/>
+                <w:rtl/>
+                <w:lang w:bidi="ar-AE"/>
+              </w:rPr>
+              <w:t>2. انشاء زر مساعدة للترويسة العلوية الرئيسية بين زر خروج وزر سجل الاشعارات</w:t>
+            </w:r>
+          </w:p>
+        </w:tc>
+        <w:tc>
+          <w:tcPr>
+            <w:tcW w:w="4243" w:type="dxa"/>
+          </w:tcPr>
+          <w:p>
+            <w:pPr>
+              <w:rPr>
+                <w:noProof/>
+              </w:rPr>
+            </w:pPr>
+          </w:p>
+        </w:tc>
+      </w:tr>
+      <w:tr>
+        <w:trPr>
+          <w:trHeight w:val="305"/>
+        </w:trPr>
+        <w:tc>
+          <w:tcPr>
+            <w:tcW w:w="1828" w:type="dxa"/>
+          </w:tcPr>
+          <w:p>
+            <w:pPr>
+              <w:bidi/>
+              <w:jc w:val="center"/>
+              <w:rPr>
+                <w:rFonts w:cs="Arial" w:hint="cs"/>
+                <w:rtl/>
+                <w:lang w:bidi="ar-AE"/>
+              </w:rPr>
+            </w:pPr>
+            <w:r>
+              <w:rPr>
+                <w:rFonts w:cs="Arial" w:hint="cs"/>
+                <w:rtl/>
+                <w:lang w:bidi="ar-AE"/>
+              </w:rPr>
+              <w:t>إضافة دليل المستخدم للنظام</w:t>
+            </w:r>
+          </w:p>
+        </w:tc>
+        <w:tc>
+          <w:tcPr>
+            <w:tcW w:w="7538" w:type="dxa"/>
+          </w:tcPr>
+          <w:p>
+            <w:pPr>
+              <w:bidi/>
+              <w:rPr>
+                <w:rFonts w:cs="Arial" w:hint="cs"/>
+                <w:lang w:bidi="ar-AE"/>
+              </w:rPr>
+            </w:pPr>
+            <w:r>
+              <w:rPr>
+                <w:rFonts w:cs="Arial" w:hint="cs"/>
+                <w:rtl/>
+                <w:lang w:bidi="ar-AE"/>
+              </w:rPr>
+              <w:t xml:space="preserve">1. نريد إنشاء دليل المستخدم لنظام </w:t>
+            </w:r>
+            <w:r>
+              <w:rPr>
+                <w:rFonts w:cs="Arial" w:hint="cs"/>
+                <w:rtl/>
+                <w:lang w:bidi="ar-AE"/>
+              </w:rPr>
+              <w:t>(</w:t>
+            </w:r>
+            <w:r>
+              <w:rPr>
+                <w:rFonts w:cs="Arial"/>
+                <w:lang w:bidi="ar-AE"/>
+              </w:rPr>
+              <w:t>Training manual</w:t>
+            </w:r>
+            <w:r>
+              <w:rPr>
+                <w:rFonts w:cs="Arial" w:hint="cs"/>
+                <w:rtl/>
+                <w:lang w:bidi="ar-AE"/>
+              </w:rPr>
+              <w:t>)</w:t>
+            </w:r>
+            <w:r>
+              <w:rPr>
+                <w:rFonts w:cs="Arial" w:hint="cs"/>
+                <w:rtl/>
+                <w:lang w:bidi="ar-AE"/>
+              </w:rPr>
+              <w:t xml:space="preserve"> يحتوي على معلومات تدريبية لمستخدم جديد</w:t>
+            </w:r>
+          </w:p>
+          <w:p>
+            <w:pPr>
+              <w:bidi/>
+              <w:rPr>
+                <w:rFonts w:cs="Arial"/>
+                <w:rtl/>
+                <w:lang w:bidi="ar-AE"/>
+              </w:rPr>
+            </w:pPr>
+            <w:r>
+              <w:rPr>
+                <w:rFonts w:cs="Arial" w:hint="cs"/>
+                <w:rtl/>
+                <w:lang w:bidi="ar-AE"/>
+              </w:rPr>
+              <w:t xml:space="preserve">2. في صفحة إدارة النظام في أوامر العمل بين زر إدارة المستخدمين وزر مسح بيانات التمرين قم بإضافة زر دليل </w:t>
             </w:r>
             <w:proofErr w:type="spellStart"/>
             <w:r>
               <w:rPr>
                 <w:rFonts w:cs="Arial" w:hint="cs"/>
                 <w:rtl/>
-              </w:rPr>
-              <w:t>بالاجراء</w:t>
+                <w:lang w:bidi="ar-AE"/>
+              </w:rPr>
+              <w:t>المتسخدم</w:t>
             </w:r>
             <w:proofErr w:type="spellEnd"/>
             <w:r>
               <w:rPr>
                 <w:rFonts w:cs="Arial" w:hint="cs"/>
                 <w:rtl/>
-              </w:rPr>
-              <w:t xml:space="preserve"> والمتابعة</w:t>
+                <w:lang w:bidi="ar-AE"/>
+              </w:rPr>
+              <w:t xml:space="preserve"> لفتح صفحة جديدة تحتوي على دليل المستخدم (</w:t>
+            </w:r>
+            <w:r>
+              <w:rPr>
+                <w:rFonts w:cs="Arial"/>
+                <w:lang w:bidi="ar-AE"/>
+              </w:rPr>
+              <w:t>Training manual</w:t>
             </w:r>
             <w:r>
               <w:rPr>
                 <w:rFonts w:cs="Arial" w:hint="cs"/>
                 <w:rtl/>
-              </w:rPr>
-              <w:t xml:space="preserve">) </w:t>
-            </w:r>
-            <w:r>
-              <w:rPr>
-                <w:rFonts w:cs="Arial"/>
-                <w:rtl/>
-              </w:rPr>
-              <w:t>–</w:t>
-            </w:r>
-            <w:r>
+                <w:lang w:bidi="ar-AE"/>
+              </w:rPr>
+              <w:t>).</w:t>
+            </w:r>
+          </w:p>
+          <w:p>
+            <w:pPr>
+              <w:bidi/>
               <w:rPr>
                 <w:rFonts w:cs="Arial" w:hint="cs"/>
                 <w:rtl/>
-              </w:rPr>
-              <w:t xml:space="preserve"> اسم الملف (المقصود ملف الاكسل) </w:t>
-            </w:r>
-            <w:r>
-              <w:rPr>
-                <w:rFonts w:cs="Arial"/>
-                <w:rtl/>
-              </w:rPr>
-              <w:t>–</w:t>
-            </w:r>
+                <w:lang w:bidi="ar-AE"/>
+              </w:rPr>
+            </w:pPr>
             <w:r>
               <w:rPr>
                 <w:rFonts w:cs="Arial" w:hint="cs"/>
                 <w:rtl/>
-              </w:rPr>
-              <w:t xml:space="preserve"> اسم المحكم  - فتح ملف ) على أن يكون هناك ربط بين </w:t>
+                <w:lang w:bidi="ar-AE"/>
+              </w:rPr>
+              <w:t>3. في صفحة دليل المستخدم قم بإضافة زر لتصدير ملف (</w:t>
+            </w:r>
+            <w:r>
+              <w:rPr>
+                <w:rFonts w:cs="Arial"/>
+                <w:lang w:bidi="ar-AE"/>
+              </w:rPr>
+              <w:t>pdf</w:t>
             </w:r>
             <w:r>
               <w:rPr>
                 <w:rFonts w:cs="Arial" w:hint="cs"/>
                 <w:rtl/>
-              </w:rPr>
-              <w:t>محكم مستوى الوحدة وملف الاكسل.</w:t>
-            </w:r>
-          </w:p>
-          <w:p>
-            <w:pPr>
-              <w:bidi/>
-              <w:rPr>
-                <w:rFonts w:cs="Arial" w:hint="cs"/>
-                <w:rtl/>
-                <w:lang w:bidi="ar-AE"/>
-              </w:rPr>
-            </w:pPr>
-            <w:r>
-              <w:rPr>
-                <w:rFonts w:cs="Arial" w:hint="cs"/>
-                <w:rtl/>
-                <w:lang w:bidi="ar-AE"/>
-              </w:rPr>
-              <w:t xml:space="preserve">3.فتح ملف الاكسل بعد إدراج بنفس طريقة قائمة التقييم المعروضة في النظام </w:t>
-            </w:r>
-            <w:proofErr w:type="gramStart"/>
-            <w:r>
-              <w:rPr>
-                <w:rFonts w:cs="Arial" w:hint="cs"/>
-                <w:rtl/>
-                <w:lang w:bidi="ar-AE"/>
-              </w:rPr>
-              <w:t>مثال(</w:t>
-            </w:r>
-            <w:proofErr w:type="gramEnd"/>
-            <w:r>
-              <w:rPr>
-                <w:rFonts w:cs="Arial" w:hint="cs"/>
-                <w:rtl/>
-                <w:lang w:bidi="ar-AE"/>
-              </w:rPr>
-              <w:t>صفحة المحكمين /قائمة التقييم)</w:t>
-            </w:r>
-            <w:r>
-              <w:rPr>
-                <w:rFonts w:cs="Arial" w:hint="cs"/>
-                <w:rtl/>
-                <w:lang w:bidi="ar-AE"/>
-              </w:rPr>
-              <w:t>.</w:t>
+                <w:lang w:bidi="ar-AE"/>
+              </w:rPr>
+              <w:t>) لدليل مستخدم النظام.</w:t>
             </w:r>
           </w:p>
         </w:tc>
@@ -51276,6 +51515,7 @@
     <w:lsdException w:name="HTML Sample" w:semiHidden="1" w:unhideWhenUsed="1"/>
     <w:lsdException w:name="HTML Typewriter" w:semiHidden="1" w:unhideWhenUsed="1"/>
     <w:lsdException w:name="HTML Variable" w:semiHidden="1" w:unhideWhenUsed="1"/>
+    <w:lsdException w:name="Normal Table" w:semiHidden="1" w:unhideWhenUsed="1"/>
     <w:lsdException w:name="annotation subject" w:semiHidden="1" w:unhideWhenUsed="1"/>
     <w:lsdException w:name="No List" w:semiHidden="1" w:unhideWhenUsed="1"/>
     <w:lsdException w:name="Outline List 1" w:semiHidden="1" w:unhideWhenUsed="1"/>
@@ -51322,8 +51562,10 @@
     <w:lsdException w:name="Table Subtle 2" w:semiHidden="1" w:unhideWhenUsed="1"/>
     <w:lsdException w:name="Table Web 1" w:semiHidden="1" w:unhideWhenUsed="1"/>
     <w:lsdException w:name="Table Web 2" w:semiHidden="1" w:unhideWhenUsed="1"/>
+    <w:lsdException w:name="Table Web 3" w:semiHidden="1" w:unhideWhenUsed="1"/>
     <w:lsdException w:name="Balloon Text" w:semiHidden="1" w:unhideWhenUsed="1"/>
     <w:lsdException w:name="Table Grid" w:uiPriority="39"/>
+    <w:lsdException w:name="Table Theme" w:semiHidden="1" w:unhideWhenUsed="1"/>
     <w:lsdException w:name="Placeholder Text" w:semiHidden="1"/>
     <w:lsdException w:name="No Spacing" w:uiPriority="1" w:qFormat="1"/>
     <w:lsdException w:name="Light Shading" w:uiPriority="60"/>
